--- a/ספר פרוייקט שלי וסשה.docx
+++ b/ספר פרוייקט שלי וסשה.docx
@@ -12685,9 +12685,6 @@
     <w:p>
       <w:pPr>
         <w:pStyle w:val="2"/>
-        <w:rPr>
-          <w:rFonts w:hint="cs"/>
-        </w:rPr>
       </w:pPr>
       <w:bookmarkStart w:id="10" w:name="_Toc182945988"/>
       <w:r>
@@ -14505,9 +14502,6 @@
     <w:p>
       <w:pPr>
         <w:pStyle w:val="2"/>
-        <w:rPr>
-          <w:rFonts w:hint="cs"/>
-        </w:rPr>
       </w:pPr>
       <w:bookmarkStart w:id="11" w:name="_Toc182945989"/>
       <w:r>
@@ -18658,7 +18652,6 @@
     <w:p>
       <w:pPr>
         <w:rPr>
-          <w:rFonts w:hint="cs"/>
           <w:rtl/>
         </w:rPr>
       </w:pPr>
@@ -18668,26 +18661,72 @@
     </w:p>
     <w:p>
       <w:pPr>
+        <w:rPr>
+          <w:sz w:val="28"/>
+          <w:szCs w:val="28"/>
+          <w:rtl/>
+        </w:rPr>
+      </w:pPr>
+      <w:r>
+        <w:rPr>
+          <w:sz w:val="28"/>
+          <w:szCs w:val="28"/>
+        </w:rPr>
+        <w:t>ESP</w:t>
+      </w:r>
+      <w:r>
+        <w:rPr>
+          <w:sz w:val="28"/>
+          <w:szCs w:val="28"/>
+        </w:rPr>
+        <w:t>32</w:t>
+      </w:r>
+      <w:r>
         <w:rPr>
           <w:rFonts w:hint="cs"/>
           <w:sz w:val="28"/>
           <w:szCs w:val="28"/>
           <w:rtl/>
         </w:rPr>
-      </w:pPr>
+        <w:t xml:space="preserve"> </w:t>
+      </w:r>
       <w:r>
         <w:rPr>
           <w:sz w:val="28"/>
           <w:szCs w:val="28"/>
-        </w:rPr>
-        <w:t>ESP</w:t>
+          <w:rtl/>
+        </w:rPr>
+        <w:t>הוא מיקרו-בקר עם קישוריות</w:t>
       </w:r>
       <w:r>
         <w:rPr>
           <w:sz w:val="28"/>
           <w:szCs w:val="28"/>
         </w:rPr>
-        <w:t>32</w:t>
+        <w:t xml:space="preserve"> Wi-Fi </w:t>
+      </w:r>
+      <w:r>
+        <w:rPr>
+          <w:sz w:val="28"/>
+          <w:szCs w:val="28"/>
+          <w:rtl/>
+        </w:rPr>
+        <w:t>ו</w:t>
+      </w:r>
+      <w:r>
+        <w:rPr>
+          <w:sz w:val="28"/>
+          <w:szCs w:val="28"/>
+        </w:rPr>
+        <w:t xml:space="preserve">-Bluetooth </w:t>
+      </w:r>
+      <w:r>
+        <w:rPr>
+          <w:sz w:val="28"/>
+          <w:szCs w:val="28"/>
+          <w:rtl/>
+        </w:rPr>
+        <w:t>מובנית</w:t>
       </w:r>
       <w:r>
         <w:rPr>
@@ -18696,45 +18735,29 @@
           <w:szCs w:val="28"/>
           <w:rtl/>
         </w:rPr>
-        <w:t xml:space="preserve"> </w:t>
+        <w:t xml:space="preserve">. </w:t>
       </w:r>
       <w:r>
         <w:rPr>
           <w:sz w:val="28"/>
           <w:szCs w:val="28"/>
-          <w:rtl/>
-        </w:rPr>
-        <w:t>הוא מיקרו-בקר עם קישוריות</w:t>
+        </w:rPr>
+        <w:t xml:space="preserve"> </w:t>
       </w:r>
       <w:r>
         <w:rPr>
           <w:sz w:val="28"/>
           <w:szCs w:val="28"/>
-        </w:rPr>
-        <w:t xml:space="preserve"> Wi-Fi </w:t>
+          <w:rtl/>
+        </w:rPr>
+        <w:t>הוא מיועד לשימוש במגוון רחב של פרויקטים טכנולוגיים, במיוחד בתחום האינטרנט של הדברים</w:t>
       </w:r>
       <w:r>
         <w:rPr>
           <w:sz w:val="28"/>
           <w:szCs w:val="28"/>
-          <w:rtl/>
-        </w:rPr>
-        <w:t>ו</w:t>
-      </w:r>
-      <w:r>
-        <w:rPr>
-          <w:sz w:val="28"/>
-          <w:szCs w:val="28"/>
-        </w:rPr>
-        <w:t xml:space="preserve">-Bluetooth </w:t>
-      </w:r>
-      <w:r>
-        <w:rPr>
-          <w:sz w:val="28"/>
-          <w:szCs w:val="28"/>
-          <w:rtl/>
-        </w:rPr>
-        <w:t>מובנית</w:t>
+        </w:rPr>
+        <w:t xml:space="preserve"> (IoT)</w:t>
       </w:r>
       <w:r>
         <w:rPr>
@@ -18743,46 +18766,15 @@
           <w:szCs w:val="28"/>
           <w:rtl/>
         </w:rPr>
-        <w:t xml:space="preserve">. </w:t>
-      </w:r>
-      <w:r>
-        <w:rPr>
-          <w:sz w:val="28"/>
-          <w:szCs w:val="28"/>
-        </w:rPr>
-        <w:t xml:space="preserve"> </w:t>
-      </w:r>
-      <w:r>
-        <w:rPr>
-          <w:sz w:val="28"/>
-          <w:szCs w:val="28"/>
-          <w:rtl/>
-        </w:rPr>
-        <w:t>הוא מיועד לשימוש במגוון רחב של פרויקטים טכנולוגיים, במיוחד בתחום האינטרנט של הדברים</w:t>
-      </w:r>
-      <w:r>
-        <w:rPr>
-          <w:sz w:val="28"/>
-          <w:szCs w:val="28"/>
-        </w:rPr>
-        <w:t xml:space="preserve"> (IoT)</w:t>
+        <w:t>.</w:t>
       </w:r>
       <w:r>
         <w:rPr>
           <w:rFonts w:hint="cs"/>
-          <w:sz w:val="28"/>
-          <w:szCs w:val="28"/>
-          <w:rtl/>
-        </w:rPr>
-        <w:t>.</w:t>
-      </w:r>
-    </w:p>
-    <w:p>
-      <w:pPr>
-        <w:rPr>
-          <w:rtl/>
-        </w:rPr>
-      </w:pPr>
+          <w:rtl/>
+        </w:rPr>
+        <w:t xml:space="preserve"> </w:t>
+      </w:r>
       <w:r>
         <w:rPr>
           <w:noProof/>
@@ -18791,9 +18783,17 @@
           <w14:ligatures w14:val="standardContextual"/>
         </w:rPr>
         <w:drawing>
-          <wp:inline distT="0" distB="0" distL="0" distR="0" wp14:anchorId="4E0099CA" wp14:editId="3E59AE6A">
-            <wp:extent cx="2507115" cy="3086100"/>
+          <wp:anchor distT="0" distB="0" distL="114300" distR="114300" simplePos="0" relativeHeight="251663360" behindDoc="0" locked="0" layoutInCell="1" allowOverlap="1" wp14:anchorId="5C3D3638" wp14:editId="22866FCC">
+            <wp:simplePos x="0" y="0"/>
+            <wp:positionH relativeFrom="column">
+              <wp:posOffset>3423285</wp:posOffset>
+            </wp:positionH>
+            <wp:positionV relativeFrom="paragraph">
+              <wp:posOffset>471805</wp:posOffset>
+            </wp:positionV>
+            <wp:extent cx="2506980" cy="3086100"/>
             <wp:effectExtent l="0" t="0" r="7620" b="0"/>
+            <wp:wrapSquare wrapText="bothSides"/>
             <wp:docPr id="1659339680" name="תמונה 7"/>
             <wp:cNvGraphicFramePr>
               <a:graphicFrameLocks xmlns:a="http://schemas.openxmlformats.org/drawingml/2006/main" noChangeAspect="1"/>
@@ -18820,7 +18820,7 @@
                   <pic:spPr>
                     <a:xfrm>
                       <a:off x="0" y="0"/>
-                      <a:ext cx="2509849" cy="3089466"/>
+                      <a:ext cx="2506980" cy="3086100"/>
                     </a:xfrm>
                     <a:prstGeom prst="rect">
                       <a:avLst/>
@@ -18829,15 +18829,8 @@
                 </pic:pic>
               </a:graphicData>
             </a:graphic>
-          </wp:inline>
+          </wp:anchor>
         </w:drawing>
-      </w:r>
-      <w:r>
-        <w:rPr>
-          <w:rFonts w:hint="cs"/>
-          <w:rtl/>
-        </w:rPr>
-        <w:t xml:space="preserve">    </w:t>
       </w:r>
     </w:p>
     <w:p>
@@ -19177,7 +19170,6 @@
         <w:pStyle w:val="a9"/>
         <w:ind w:left="360"/>
         <w:rPr>
-          <w:rFonts w:hint="cs"/>
           <w:sz w:val="28"/>
           <w:szCs w:val="28"/>
           <w:rtl/>
@@ -19320,7 +19312,6 @@
           <w:szCs w:val="28"/>
           <w:rtl/>
         </w:rPr>
-        <w:lastRenderedPageBreak/>
         <w:t>הדקים</w:t>
       </w:r>
       <w:r>
@@ -19566,6 +19557,17 @@
         <w:rPr>
           <w:sz w:val="28"/>
           <w:szCs w:val="28"/>
+          <w:rtl/>
+        </w:rPr>
+      </w:pPr>
+    </w:p>
+    <w:p>
+      <w:pPr>
+        <w:pStyle w:val="a9"/>
+        <w:ind w:left="360"/>
+        <w:rPr>
+          <w:sz w:val="28"/>
+          <w:szCs w:val="28"/>
         </w:rPr>
       </w:pPr>
     </w:p>
@@ -19592,6 +19594,7 @@
           <w:szCs w:val="28"/>
           <w:rtl/>
         </w:rPr>
+        <w:lastRenderedPageBreak/>
         <w:t>זיכרון</w:t>
       </w:r>
     </w:p>
@@ -20085,7 +20088,6 @@
       <w:pPr>
         <w:ind w:left="720"/>
         <w:rPr>
-          <w:rFonts w:hint="cs"/>
           <w:sz w:val="28"/>
           <w:szCs w:val="28"/>
           <w:rtl/>
@@ -20174,7 +20176,6 @@
           <w:szCs w:val="28"/>
           <w:rtl/>
         </w:rPr>
-        <w:lastRenderedPageBreak/>
         <w:t>עוצמת עיבוד וזיכרון</w:t>
       </w:r>
     </w:p>
@@ -20285,10 +20286,201 @@
     <w:p>
       <w:pPr>
         <w:rPr>
+          <w:sz w:val="28"/>
+          <w:szCs w:val="28"/>
+          <w:rtl/>
+        </w:rPr>
+      </w:pPr>
+    </w:p>
+    <w:p>
+      <w:pPr>
+        <w:ind w:left="360"/>
+        <w:rPr>
+          <w:sz w:val="28"/>
+          <w:szCs w:val="28"/>
+          <w:lang w:val="en-IL"/>
+        </w:rPr>
+      </w:pPr>
+    </w:p>
+    <w:p>
+      <w:pPr>
+        <w:ind w:left="360"/>
+        <w:rPr>
+          <w:sz w:val="28"/>
+          <w:szCs w:val="28"/>
+          <w:lang w:val="en-IL"/>
+        </w:rPr>
+      </w:pPr>
+    </w:p>
+    <w:p>
+      <w:pPr>
+        <w:ind w:left="360"/>
+        <w:rPr>
+          <w:sz w:val="28"/>
+          <w:szCs w:val="28"/>
+          <w:lang w:val="en-IL"/>
+        </w:rPr>
+      </w:pPr>
+    </w:p>
+    <w:p>
+      <w:pPr>
+        <w:ind w:left="360"/>
+        <w:rPr>
+          <w:sz w:val="28"/>
+          <w:szCs w:val="28"/>
+          <w:lang w:val="en-IL"/>
+        </w:rPr>
+      </w:pPr>
+    </w:p>
+    <w:p>
+      <w:pPr>
+        <w:ind w:left="360"/>
+        <w:rPr>
+          <w:sz w:val="28"/>
+          <w:szCs w:val="28"/>
+          <w:lang w:val="en-IL"/>
+        </w:rPr>
+      </w:pPr>
+    </w:p>
+    <w:p>
+      <w:pPr>
+        <w:ind w:left="360"/>
+        <w:rPr>
+          <w:sz w:val="28"/>
+          <w:szCs w:val="28"/>
+          <w:lang w:val="en-IL"/>
+        </w:rPr>
+      </w:pPr>
+    </w:p>
+    <w:p>
+      <w:pPr>
+        <w:ind w:left="360"/>
+        <w:rPr>
+          <w:sz w:val="28"/>
+          <w:szCs w:val="28"/>
+          <w:lang w:val="en-IL"/>
+        </w:rPr>
+      </w:pPr>
+    </w:p>
+    <w:p>
+      <w:pPr>
+        <w:ind w:left="360"/>
+        <w:rPr>
+          <w:sz w:val="28"/>
+          <w:szCs w:val="28"/>
+          <w:lang w:val="en-IL"/>
+        </w:rPr>
+      </w:pPr>
+    </w:p>
+    <w:p>
+      <w:pPr>
+        <w:ind w:left="360"/>
+        <w:rPr>
+          <w:sz w:val="28"/>
+          <w:szCs w:val="28"/>
+          <w:lang w:val="en-IL"/>
+        </w:rPr>
+      </w:pPr>
+    </w:p>
+    <w:p>
+      <w:pPr>
+        <w:ind w:left="360"/>
+        <w:rPr>
+          <w:sz w:val="28"/>
+          <w:szCs w:val="28"/>
+          <w:lang w:val="en-IL"/>
+        </w:rPr>
+      </w:pPr>
+    </w:p>
+    <w:p>
+      <w:pPr>
+        <w:ind w:left="360"/>
+        <w:rPr>
+          <w:sz w:val="28"/>
+          <w:szCs w:val="28"/>
+          <w:lang w:val="en-IL"/>
+        </w:rPr>
+      </w:pPr>
+    </w:p>
+    <w:p>
+      <w:pPr>
+        <w:ind w:left="360"/>
+        <w:rPr>
+          <w:sz w:val="28"/>
+          <w:szCs w:val="28"/>
+          <w:lang w:val="en-IL"/>
+        </w:rPr>
+      </w:pPr>
+    </w:p>
+    <w:p>
+      <w:pPr>
+        <w:ind w:left="360"/>
+        <w:rPr>
+          <w:sz w:val="28"/>
+          <w:szCs w:val="28"/>
+          <w:lang w:val="en-IL"/>
+        </w:rPr>
+      </w:pPr>
+    </w:p>
+    <w:p>
+      <w:pPr>
+        <w:ind w:left="360"/>
+        <w:rPr>
+          <w:sz w:val="28"/>
+          <w:szCs w:val="28"/>
+          <w:lang w:val="en-IL"/>
+        </w:rPr>
+      </w:pPr>
+    </w:p>
+    <w:p>
+      <w:pPr>
+        <w:ind w:left="360"/>
+        <w:rPr>
+          <w:sz w:val="28"/>
+          <w:szCs w:val="28"/>
+          <w:lang w:val="en-IL"/>
+        </w:rPr>
+      </w:pPr>
+    </w:p>
+    <w:p>
+      <w:pPr>
+        <w:ind w:left="360"/>
+        <w:rPr>
+          <w:sz w:val="28"/>
+          <w:szCs w:val="28"/>
+          <w:lang w:val="en-IL"/>
+        </w:rPr>
+      </w:pPr>
+    </w:p>
+    <w:p>
+      <w:pPr>
+        <w:ind w:left="360"/>
+        <w:rPr>
+          <w:sz w:val="28"/>
+          <w:szCs w:val="28"/>
+          <w:lang w:val="en-IL"/>
+        </w:rPr>
+      </w:pPr>
+    </w:p>
+    <w:p>
+      <w:pPr>
+        <w:ind w:left="360"/>
+        <w:rPr>
+          <w:sz w:val="28"/>
+          <w:szCs w:val="28"/>
+          <w:rtl/>
+        </w:rPr>
+      </w:pPr>
+    </w:p>
+    <w:p>
+      <w:pPr>
+        <w:ind w:left="360"/>
+        <w:jc w:val="center"/>
+        <w:rPr>
           <w:rFonts w:hint="cs"/>
           <w:sz w:val="28"/>
           <w:szCs w:val="28"/>
-          <w:rtl/>
+          <w:lang w:val="en-IL"/>
         </w:rPr>
       </w:pPr>
     </w:p>
@@ -20296,27 +20488,6 @@
       <w:pPr>
         <w:ind w:left="360"/>
         <w:rPr>
-          <w:sz w:val="28"/>
-          <w:szCs w:val="28"/>
-          <w:rtl/>
-        </w:rPr>
-      </w:pPr>
-    </w:p>
-    <w:p>
-      <w:pPr>
-        <w:ind w:left="360"/>
-        <w:rPr>
-          <w:sz w:val="28"/>
-          <w:szCs w:val="28"/>
-          <w:rtl/>
-        </w:rPr>
-      </w:pPr>
-    </w:p>
-    <w:p>
-      <w:pPr>
-        <w:ind w:left="360"/>
-        <w:rPr>
-          <w:rFonts w:hint="cs"/>
           <w:sz w:val="28"/>
           <w:szCs w:val="28"/>
           <w:rtl/>
@@ -24206,6 +24377,7 @@
   <w:style w:type="character" w:default="1" w:styleId="a0">
     <w:name w:val="Default Paragraph Font"/>
     <w:uiPriority w:val="1"/>
+    <w:semiHidden/>
     <w:unhideWhenUsed/>
   </w:style>
   <w:style w:type="table" w:default="1" w:styleId="a1">

--- a/ספר פרוייקט שלי וסשה.docx
+++ b/ספר פרוייקט שלי וסשה.docx
@@ -1,6 +1,6 @@
 
 <file path=word/document.xml><?xml version="1.0" encoding="utf-8"?>
-<w:document xmlns:wpc="http://schemas.microsoft.com/office/word/2010/wordprocessingCanvas" xmlns:cx="http://schemas.microsoft.com/office/drawing/2014/chartex" xmlns:cx1="http://schemas.microsoft.com/office/drawing/2015/9/8/chartex" xmlns:cx2="http://schemas.microsoft.com/office/drawing/2015/10/21/chartex" xmlns:cx3="http://schemas.microsoft.com/office/drawing/2016/5/9/chartex" xmlns:cx4="http://schemas.microsoft.com/office/drawing/2016/5/10/chartex" xmlns:cx5="http://schemas.microsoft.com/office/drawing/2016/5/11/chartex" xmlns:cx6="http://schemas.microsoft.com/office/drawing/2016/5/12/chartex" xmlns:cx7="http://schemas.microsoft.com/office/drawing/2016/5/13/chartex" xmlns:cx8="http://schemas.microsoft.com/office/drawing/2016/5/14/chartex" xmlns:mc="http://schemas.openxmlformats.org/markup-compatibility/2006" xmlns:aink="http://schemas.microsoft.com/office/drawing/2016/ink" xmlns:am3d="http://schemas.microsoft.com/office/drawing/2017/model3d" xmlns:o="urn:schemas-microsoft-com:office:office" xmlns:oel="http://schemas.microsoft.com/office/2019/extlst" xmlns:r="http://schemas.openxmlformats.org/officeDocument/2006/relationships" xmlns:m="http://schemas.openxmlformats.org/officeDocument/2006/math" xmlns:v="urn:schemas-microsoft-com:vml" xmlns:wp14="http://schemas.microsoft.com/office/word/2010/wordprocessingDrawing" xmlns:wp="http://schemas.openxmlformats.org/drawingml/2006/wordprocessingDrawing" xmlns:w10="urn:schemas-microsoft-com:office:word" xmlns:w="http://schemas.openxmlformats.org/wordprocessingml/2006/main" xmlns:w14="http://schemas.microsoft.com/office/word/2010/wordml" xmlns:w15="http://schemas.microsoft.com/office/word/2012/wordml" xmlns:w16cex="http://schemas.microsoft.com/office/word/2018/wordml/cex" xmlns:w16cid="http://schemas.microsoft.com/office/word/2016/wordml/cid" xmlns:w16="http://schemas.microsoft.com/office/word/2018/wordml" xmlns:w16du="http://schemas.microsoft.com/office/word/2023/wordml/word16du" xmlns:w16sdtdh="http://schemas.microsoft.com/office/word/2020/wordml/sdtdatahash" xmlns:w16se="http://schemas.microsoft.com/office/word/2015/wordml/symex" xmlns:wpg="http://schemas.microsoft.com/office/word/2010/wordprocessingGroup" xmlns:wpi="http://schemas.microsoft.com/office/word/2010/wordprocessingInk" xmlns:wne="http://schemas.microsoft.com/office/word/2006/wordml" xmlns:wps="http://schemas.microsoft.com/office/word/2010/wordprocessingShape" mc:Ignorable="w14 w15 w16se w16cid w16 w16cex w16sdtdh w16du wp14">
+<w:document xmlns:wpc="http://schemas.microsoft.com/office/word/2010/wordprocessingCanvas" xmlns:cx="http://schemas.microsoft.com/office/drawing/2014/chartex" xmlns:cx1="http://schemas.microsoft.com/office/drawing/2015/9/8/chartex" xmlns:cx2="http://schemas.microsoft.com/office/drawing/2015/10/21/chartex" xmlns:cx3="http://schemas.microsoft.com/office/drawing/2016/5/9/chartex" xmlns:cx4="http://schemas.microsoft.com/office/drawing/2016/5/10/chartex" xmlns:cx5="http://schemas.microsoft.com/office/drawing/2016/5/11/chartex" xmlns:cx6="http://schemas.microsoft.com/office/drawing/2016/5/12/chartex" xmlns:cx7="http://schemas.microsoft.com/office/drawing/2016/5/13/chartex" xmlns:cx8="http://schemas.microsoft.com/office/drawing/2016/5/14/chartex" xmlns:mc="http://schemas.openxmlformats.org/markup-compatibility/2006" xmlns:aink="http://schemas.microsoft.com/office/drawing/2016/ink" xmlns:am3d="http://schemas.microsoft.com/office/drawing/2017/model3d" xmlns:o="urn:schemas-microsoft-com:office:office" xmlns:r="http://schemas.openxmlformats.org/officeDocument/2006/relationships" xmlns:m="http://schemas.openxmlformats.org/officeDocument/2006/math" xmlns:v="urn:schemas-microsoft-com:vml" xmlns:wp14="http://schemas.microsoft.com/office/word/2010/wordprocessingDrawing" xmlns:wp="http://schemas.openxmlformats.org/drawingml/2006/wordprocessingDrawing" xmlns:w10="urn:schemas-microsoft-com:office:word" xmlns:w="http://schemas.openxmlformats.org/wordprocessingml/2006/main" xmlns:w14="http://schemas.microsoft.com/office/word/2010/wordml" xmlns:w15="http://schemas.microsoft.com/office/word/2012/wordml" xmlns:w16cid="http://schemas.microsoft.com/office/word/2016/wordml/cid" xmlns:w16se="http://schemas.microsoft.com/office/word/2015/wordml/symex" xmlns:wpg="http://schemas.microsoft.com/office/word/2010/wordprocessingGroup" xmlns:wpi="http://schemas.microsoft.com/office/word/2010/wordprocessingInk" xmlns:wne="http://schemas.microsoft.com/office/word/2006/wordml" xmlns:wps="http://schemas.microsoft.com/office/word/2010/wordprocessingShape" mc:Ignorable="w14 w15 w16se w16cid wp14">
   <w:body>
     <w:p>
       <w:pPr>
@@ -79,6 +79,7 @@
       </w:pPr>
       <w:r>
         <w:rPr>
+          <w:rFonts w:hint="cs"/>
           <w:b/>
           <w:bCs/>
           <w:i/>
@@ -87,143 +88,9 @@
           <w:szCs w:val="96"/>
           <w:rtl/>
         </w:rPr>
-        <w:t>פרויקט גמר 5 יחידות במגמת אלקטרוניקה ומחשבים</w:t>
-      </w:r>
-    </w:p>
-    <w:p>
-      <w:pPr>
-        <w:jc w:val="center"/>
-        <w:rPr>
-          <w:rtl/>
-        </w:rPr>
-      </w:pPr>
-      <w:r>
-        <w:rPr>
-          <w:rtl/>
-        </w:rPr>
-        <w:t xml:space="preserve">מגישים: </w:t>
-      </w:r>
-      <w:r>
-        <w:rPr>
-          <w:rFonts w:hint="cs"/>
-          <w:rtl/>
-        </w:rPr>
-        <w:t xml:space="preserve">שלי </w:t>
-      </w:r>
-      <w:proofErr w:type="spellStart"/>
-      <w:r>
-        <w:rPr>
-          <w:rFonts w:hint="cs"/>
-          <w:rtl/>
-        </w:rPr>
-        <w:t>סלבוטין</w:t>
-      </w:r>
-      <w:proofErr w:type="spellEnd"/>
-      <w:r>
-        <w:rPr>
-          <w:rtl/>
-        </w:rPr>
-        <w:t xml:space="preserve">, </w:t>
-      </w:r>
-      <w:r>
-        <w:rPr>
-          <w:rFonts w:hint="cs"/>
-          <w:rtl/>
-        </w:rPr>
-        <w:t>אלכסנדרה</w:t>
-      </w:r>
-      <w:r>
-        <w:rPr>
-          <w:rtl/>
-        </w:rPr>
-        <w:t xml:space="preserve"> </w:t>
-      </w:r>
-      <w:proofErr w:type="spellStart"/>
-      <w:r>
-        <w:rPr>
-          <w:rFonts w:cs="Arial" w:hint="cs"/>
-          <w:rtl/>
-        </w:rPr>
-        <w:t>ילרינובה</w:t>
-      </w:r>
-      <w:proofErr w:type="spellEnd"/>
-      <w:r>
-        <w:rPr>
-          <w:rFonts w:cs="Arial" w:hint="cs"/>
-          <w:rtl/>
-        </w:rPr>
-        <w:t xml:space="preserve"> </w:t>
-      </w:r>
-      <w:r>
-        <w:rPr>
-          <w:rtl/>
-        </w:rPr>
-        <w:t>| מנחה: יוסי חזן | סמל שאלון 841589</w:t>
-      </w:r>
-    </w:p>
-    <w:p>
-      <w:pPr>
-        <w:jc w:val="center"/>
-        <w:rPr>
-          <w:rtl/>
-        </w:rPr>
-      </w:pPr>
-      <w:r>
-        <w:rPr>
-          <w:rtl/>
-        </w:rPr>
-        <w:t xml:space="preserve"> תעודות זהות</w:t>
-      </w:r>
-      <w:r>
-        <w:t xml:space="preserve">: </w:t>
-      </w:r>
-      <w:r>
-        <w:rPr>
-          <w:rFonts w:hint="cs"/>
-          <w:rtl/>
-        </w:rPr>
-        <w:t xml:space="preserve">שלי </w:t>
-      </w:r>
-      <w:proofErr w:type="spellStart"/>
-      <w:r>
-        <w:rPr>
-          <w:rFonts w:hint="cs"/>
-          <w:rtl/>
-        </w:rPr>
-        <w:t>סלבוטין</w:t>
-      </w:r>
-      <w:proofErr w:type="spellEnd"/>
-      <w:r>
-        <w:rPr>
-          <w:rFonts w:hint="cs"/>
-          <w:rtl/>
-        </w:rPr>
-        <w:t xml:space="preserve"> </w:t>
-      </w:r>
-      <w:r>
-        <w:rPr>
-          <w:rtl/>
-        </w:rPr>
-        <w:t xml:space="preserve">- </w:t>
-      </w:r>
-      <w:r>
-        <w:rPr>
-          <w:rFonts w:cs="Arial" w:hint="cs"/>
-          <w:rtl/>
-        </w:rPr>
-        <w:t>331764399</w:t>
-      </w:r>
-      <w:r>
-        <w:rPr>
-          <w:rFonts w:cs="Arial"/>
-          <w:rtl/>
-        </w:rPr>
-        <w:t xml:space="preserve"> </w:t>
-      </w:r>
-    </w:p>
-    <w:p>
-      <w:pPr>
-        <w:jc w:val="center"/>
+        <w:t xml:space="preserve">הצעת </w:t>
+      </w:r>
+      <w:r>
         <w:rPr>
           <w:b/>
           <w:bCs/>
@@ -233,60 +100,11 @@
           <w:szCs w:val="96"/>
           <w:rtl/>
         </w:rPr>
-      </w:pPr>
+        <w:t>פרויקט גמר 5 יחידות במגמת אלקטרוניקה ומחשבים</w:t>
+      </w:r>
       <w:r>
         <w:rPr>
           <w:rFonts w:hint="cs"/>
-          <w:rtl/>
-        </w:rPr>
-        <w:t>אלכסנדרה</w:t>
-      </w:r>
-      <w:r>
-        <w:rPr>
-          <w:rtl/>
-        </w:rPr>
-        <w:t xml:space="preserve"> </w:t>
-      </w:r>
-      <w:proofErr w:type="spellStart"/>
-      <w:r>
-        <w:rPr>
-          <w:rFonts w:cs="Arial" w:hint="cs"/>
-          <w:rtl/>
-        </w:rPr>
-        <w:t>ילרינובה</w:t>
-      </w:r>
-      <w:proofErr w:type="spellEnd"/>
-      <w:r>
-        <w:rPr>
-          <w:rFonts w:cs="Arial" w:hint="cs"/>
-          <w:rtl/>
-        </w:rPr>
-        <w:t xml:space="preserve"> </w:t>
-      </w:r>
-      <w:r>
-        <w:rPr>
-          <w:rtl/>
-        </w:rPr>
-        <w:t xml:space="preserve">- </w:t>
-      </w:r>
-      <w:r>
-        <w:rPr>
-          <w:rFonts w:cs="Arial" w:hint="cs"/>
-          <w:rtl/>
-        </w:rPr>
-        <w:t>342588837</w:t>
-      </w:r>
-      <w:r>
-        <w:rPr>
-          <w:rFonts w:cs="Arial"/>
-          <w:rtl/>
-        </w:rPr>
-        <w:t xml:space="preserve"> </w:t>
-      </w:r>
-    </w:p>
-    <w:p>
-      <w:pPr>
-        <w:rPr>
           <w:b/>
           <w:bCs/>
           <w:i/>
@@ -295,8 +113,204 @@
           <w:szCs w:val="96"/>
           <w:rtl/>
         </w:rPr>
-      </w:pPr>
-      <w:r>
+        <w:t xml:space="preserve"> בנושא תקשורת בין שיירת מכוניות אוטומטית</w:t>
+      </w:r>
+    </w:p>
+    <w:p>
+      <w:pPr>
+        <w:jc w:val="center"/>
+        <w:rPr>
+          <w:rtl/>
+        </w:rPr>
+      </w:pPr>
+      <w:r>
+        <w:rPr>
+          <w:rtl/>
+        </w:rPr>
+        <w:t xml:space="preserve">מגישים: </w:t>
+      </w:r>
+      <w:r>
+        <w:rPr>
+          <w:rFonts w:hint="cs"/>
+          <w:rtl/>
+        </w:rPr>
+        <w:t xml:space="preserve">שלי </w:t>
+      </w:r>
+      <w:proofErr w:type="spellStart"/>
+      <w:r>
+        <w:rPr>
+          <w:rFonts w:hint="cs"/>
+          <w:rtl/>
+        </w:rPr>
+        <w:t>סלבוטין</w:t>
+      </w:r>
+      <w:proofErr w:type="spellEnd"/>
+      <w:r>
+        <w:rPr>
+          <w:rtl/>
+        </w:rPr>
+        <w:t xml:space="preserve">, </w:t>
+      </w:r>
+      <w:r>
+        <w:rPr>
+          <w:rFonts w:hint="cs"/>
+          <w:rtl/>
+        </w:rPr>
+        <w:t>אלכסנדרה</w:t>
+      </w:r>
+      <w:r>
+        <w:rPr>
+          <w:rtl/>
+        </w:rPr>
+        <w:t xml:space="preserve"> </w:t>
+      </w:r>
+      <w:proofErr w:type="spellStart"/>
+      <w:r>
+        <w:rPr>
+          <w:rFonts w:cs="Arial" w:hint="cs"/>
+          <w:rtl/>
+        </w:rPr>
+        <w:t>ילרינובה</w:t>
+      </w:r>
+      <w:proofErr w:type="spellEnd"/>
+      <w:r>
+        <w:rPr>
+          <w:rFonts w:cs="Arial" w:hint="cs"/>
+          <w:rtl/>
+        </w:rPr>
+        <w:t xml:space="preserve"> </w:t>
+      </w:r>
+      <w:r>
+        <w:rPr>
+          <w:rtl/>
+        </w:rPr>
+        <w:t xml:space="preserve">| מנחה: יוסי חזן </w:t>
+      </w:r>
+      <w:r>
+        <w:rPr>
+          <w:rFonts w:hint="cs"/>
+          <w:rtl/>
+        </w:rPr>
+        <w:t xml:space="preserve">| רכזת מגמה: אפרת דיל </w:t>
+      </w:r>
+      <w:r>
+        <w:rPr>
+          <w:rtl/>
+        </w:rPr>
+        <w:t>| סמל שאלון 841589</w:t>
+      </w:r>
+    </w:p>
+    <w:p>
+      <w:pPr>
+        <w:jc w:val="center"/>
+        <w:rPr>
+          <w:rtl/>
+        </w:rPr>
+      </w:pPr>
+      <w:r>
+        <w:rPr>
+          <w:rtl/>
+        </w:rPr>
+        <w:t xml:space="preserve"> תעודות זהות</w:t>
+      </w:r>
+      <w:r>
+        <w:t xml:space="preserve">: </w:t>
+      </w:r>
+      <w:r>
+        <w:rPr>
+          <w:rFonts w:hint="cs"/>
+          <w:rtl/>
+        </w:rPr>
+        <w:t xml:space="preserve">שלי </w:t>
+      </w:r>
+      <w:proofErr w:type="spellStart"/>
+      <w:r>
+        <w:rPr>
+          <w:rFonts w:hint="cs"/>
+          <w:rtl/>
+        </w:rPr>
+        <w:t>סלבוטין</w:t>
+      </w:r>
+      <w:proofErr w:type="spellEnd"/>
+      <w:r>
+        <w:rPr>
+          <w:rFonts w:hint="cs"/>
+          <w:rtl/>
+        </w:rPr>
+        <w:t xml:space="preserve"> </w:t>
+      </w:r>
+      <w:r>
+        <w:rPr>
+          <w:rtl/>
+        </w:rPr>
+        <w:t xml:space="preserve">- </w:t>
+      </w:r>
+      <w:r>
+        <w:rPr>
+          <w:rFonts w:cs="Arial" w:hint="cs"/>
+          <w:rtl/>
+        </w:rPr>
+        <w:t>331764399</w:t>
+      </w:r>
+      <w:r>
+        <w:rPr>
+          <w:rFonts w:cs="Arial"/>
+          <w:rtl/>
+        </w:rPr>
+        <w:t xml:space="preserve"> </w:t>
+      </w:r>
+      <w:r>
+        <w:rPr>
+          <w:rFonts w:hint="cs"/>
+          <w:rtl/>
+        </w:rPr>
+        <w:t>אלכסנדרה</w:t>
+      </w:r>
+      <w:r>
+        <w:rPr>
+          <w:rtl/>
+        </w:rPr>
+        <w:t xml:space="preserve"> </w:t>
+      </w:r>
+      <w:proofErr w:type="spellStart"/>
+      <w:r>
+        <w:rPr>
+          <w:rFonts w:cs="Arial" w:hint="cs"/>
+          <w:rtl/>
+        </w:rPr>
+        <w:t>ילרינובה</w:t>
+      </w:r>
+      <w:proofErr w:type="spellEnd"/>
+      <w:r>
+        <w:rPr>
+          <w:rFonts w:cs="Arial" w:hint="cs"/>
+          <w:rtl/>
+        </w:rPr>
+        <w:t xml:space="preserve"> </w:t>
+      </w:r>
+      <w:r>
+        <w:rPr>
+          <w:rtl/>
+        </w:rPr>
+        <w:t xml:space="preserve">- </w:t>
+      </w:r>
+      <w:r>
+        <w:rPr>
+          <w:rFonts w:cs="Arial" w:hint="cs"/>
+          <w:rtl/>
+        </w:rPr>
+        <w:t>342588837</w:t>
+      </w:r>
+      <w:r>
+        <w:rPr>
+          <w:rFonts w:cs="Arial"/>
+          <w:rtl/>
+        </w:rPr>
+        <w:t xml:space="preserve"> </w:t>
+      </w:r>
+    </w:p>
+    <w:p>
+      <w:pPr>
         <w:rPr>
           <w:b/>
           <w:bCs/>
@@ -306,17 +320,537 @@
           <w:szCs w:val="96"/>
           <w:rtl/>
         </w:rPr>
+      </w:pPr>
+      <w:r>
+        <w:rPr>
+          <w:b/>
+          <w:bCs/>
+          <w:i/>
+          <w:iCs/>
+          <w:sz w:val="96"/>
+          <w:szCs w:val="96"/>
+          <w:rtl/>
+        </w:rPr>
         <w:br w:type="page"/>
       </w:r>
     </w:p>
     <w:p>
       <w:pPr>
+        <w:rPr>
+          <w:rFonts w:cs="Arial"/>
+          <w:b/>
+          <w:bCs/>
+          <w:rtl/>
+        </w:rPr>
+      </w:pPr>
+      <w:r>
+        <w:rPr>
+          <w:rFonts w:cs="Arial"/>
+          <w:b/>
+          <w:bCs/>
+          <w:rtl/>
+        </w:rPr>
+        <w:lastRenderedPageBreak/>
+        <w:t xml:space="preserve">תקציר  </w:t>
+      </w:r>
+    </w:p>
+    <w:p>
+      <w:pPr>
+        <w:rPr>
+          <w:rFonts w:cs="Arial"/>
+          <w:rtl/>
+        </w:rPr>
+      </w:pPr>
+    </w:p>
+    <w:p>
+      <w:pPr>
+        <w:rPr>
+          <w:rFonts w:cs="Arial"/>
+          <w:rtl/>
+        </w:rPr>
+      </w:pPr>
+      <w:r>
+        <w:rPr>
+          <w:rFonts w:cs="Arial"/>
+          <w:rtl/>
+        </w:rPr>
+        <w:t xml:space="preserve">בעידן שבו הטכנולוגיה משנה את חיינו ומשפיעה על מגוון תחומים, מערכות אוטונומיות מובילות את הדרך לחדשנות בתנועה ובתחבורה. פרויקט זה מתמקד בפיתוח מערכת אינטראקטיבית של שתי מכוניות חכמות – </w:t>
+      </w:r>
+      <w:r>
+        <w:rPr>
+          <w:rFonts w:cs="Arial"/>
+        </w:rPr>
+        <w:t>master</w:t>
+      </w:r>
+      <w:r>
+        <w:rPr>
+          <w:rFonts w:cs="Arial"/>
+          <w:rtl/>
+        </w:rPr>
+        <w:t xml:space="preserve"> ו-</w:t>
+      </w:r>
+      <w:r>
+        <w:rPr>
+          <w:rFonts w:cs="Arial"/>
+        </w:rPr>
+        <w:t>slave</w:t>
+      </w:r>
+      <w:r>
+        <w:rPr>
+          <w:rFonts w:cs="Arial"/>
+          <w:rtl/>
+        </w:rPr>
+        <w:t xml:space="preserve"> – המבוססות על בקרי </w:t>
+      </w:r>
+      <w:r>
+        <w:rPr>
+          <w:rFonts w:cs="Arial"/>
+        </w:rPr>
+        <w:t>ESP32</w:t>
+      </w:r>
+      <w:r>
+        <w:rPr>
+          <w:rFonts w:cs="Arial"/>
+          <w:rtl/>
+        </w:rPr>
+        <w:t>. יחד, הן יוצרות מערכת מתקדמת המתאימה לתנועה אוטונומית, הכוללת מעקב אחר מסלול, זיהוי מכשולים, ותיאום פעולות בזמן אמת.</w:t>
+      </w:r>
+    </w:p>
+    <w:p>
+      <w:pPr>
+        <w:rPr>
+          <w:rFonts w:cs="Arial"/>
+          <w:rtl/>
+        </w:rPr>
+      </w:pPr>
+    </w:p>
+    <w:p>
+      <w:pPr>
+        <w:rPr>
+          <w:rFonts w:cs="Arial"/>
+          <w:rtl/>
+        </w:rPr>
+      </w:pPr>
+      <w:r>
+        <w:rPr>
+          <w:rFonts w:cs="Arial"/>
+          <w:rtl/>
+        </w:rPr>
+        <w:t>המכונית הראשונה, ה-</w:t>
+      </w:r>
+      <w:r>
+        <w:rPr>
+          <w:rFonts w:cs="Arial"/>
+        </w:rPr>
+        <w:t>master</w:t>
+      </w:r>
+      <w:r>
+        <w:rPr>
+          <w:rFonts w:cs="Arial"/>
+          <w:rtl/>
+        </w:rPr>
+        <w:t>, היא יחידת השליטה במערכת. היא נעה באופן עצמאי תוך מעקב מדויק אחרי מסלול מוגדר מראש, מזהה מכשולים באמצעות חיישנים ומחליטה על פעולות מתאימות כגון עצירה או שינוי נתיב. בנוסף, המכונית מצוידת במנגנוני תאורה אוטומטיים לתנאי תאורה משתנים וביכולת להעביר מידע למכונית השנייה, ה-</w:t>
+      </w:r>
+      <w:r>
+        <w:rPr>
+          <w:rFonts w:cs="Arial"/>
+        </w:rPr>
+        <w:t>slave</w:t>
+      </w:r>
+      <w:r>
+        <w:rPr>
+          <w:rFonts w:cs="Arial"/>
+          <w:rtl/>
+        </w:rPr>
+        <w:t xml:space="preserve">.  </w:t>
+      </w:r>
+    </w:p>
+    <w:p>
+      <w:pPr>
+        <w:rPr>
+          <w:rFonts w:cs="Arial"/>
+          <w:rtl/>
+        </w:rPr>
+      </w:pPr>
+    </w:p>
+    <w:p>
+      <w:pPr>
+        <w:rPr>
+          <w:rFonts w:cs="Arial"/>
+          <w:rtl/>
+        </w:rPr>
+      </w:pPr>
+      <w:r>
+        <w:rPr>
+          <w:rFonts w:cs="Arial"/>
+          <w:rtl/>
+        </w:rPr>
+        <w:t>המכונית השנייה, ה-</w:t>
+      </w:r>
+      <w:r>
+        <w:rPr>
+          <w:rFonts w:cs="Arial"/>
+        </w:rPr>
+        <w:t>slave</w:t>
+      </w:r>
+      <w:r>
+        <w:rPr>
+          <w:rFonts w:cs="Arial"/>
+          <w:rtl/>
+        </w:rPr>
+        <w:t>, עוקבת אחרי ה-</w:t>
+      </w:r>
+      <w:r>
+        <w:rPr>
+          <w:rFonts w:cs="Arial"/>
+        </w:rPr>
+        <w:t>master</w:t>
+      </w:r>
+      <w:r>
+        <w:rPr>
+          <w:rFonts w:cs="Arial"/>
+          <w:rtl/>
+        </w:rPr>
+        <w:t xml:space="preserve"> וממלאת אחר הוראותיה. היא שומרת על מרחק בטוח, מגיבה לשינויים בסביבה, ומתפקדת כחלק משלים במערכת. המערכת ממחישה כיצד ניתן ליישם פתרונות תחבורה חכמה עם רכיבים נגישים ויחסית פשוטים, תוך הדגשת תיאום ושיתוף פעולה בין רכבים.</w:t>
+      </w:r>
+    </w:p>
+    <w:p>
+      <w:pPr>
+        <w:rPr>
+          <w:rFonts w:cs="Arial"/>
+          <w:rtl/>
+        </w:rPr>
+      </w:pPr>
+    </w:p>
+    <w:p>
+      <w:pPr>
+        <w:rPr>
+          <w:rFonts w:cs="Arial"/>
+          <w:rtl/>
+        </w:rPr>
+      </w:pPr>
+      <w:r>
+        <w:rPr>
+          <w:rFonts w:cs="Arial"/>
+          <w:rtl/>
+        </w:rPr>
+        <w:t>מטרת הפרויקט היא להציג דרך פרקטית לשילוב בין רכיבי חומרה ותוכנה ליצירת מערכת תחבורה חכמה. הפרויקט מדגיש את הפוטנציאל לשפר בטיחות, יעילות וניהול תנועה במערכות מודרניות, תוך שימוש בטכנולוגיות מתקדמות כמו תקשורת אלחוטית וחיישנים חכמים.</w:t>
+      </w:r>
+    </w:p>
+    <w:p>
+      <w:pPr>
+        <w:rPr>
+          <w:rFonts w:cs="Arial"/>
+          <w:b/>
+          <w:bCs/>
+          <w:rtl/>
+        </w:rPr>
+      </w:pPr>
+    </w:p>
+    <w:p>
+      <w:pPr>
+        <w:rPr>
+          <w:rFonts w:cs="Arial"/>
+          <w:b/>
+          <w:bCs/>
+          <w:rtl/>
+        </w:rPr>
+      </w:pPr>
+      <w:r>
+        <w:rPr>
+          <w:rFonts w:cs="Arial"/>
+          <w:b/>
+          <w:bCs/>
+          <w:rtl/>
+        </w:rPr>
+        <w:t xml:space="preserve">תיאור הבעיה או הצורך  </w:t>
+      </w:r>
+    </w:p>
+    <w:p>
+      <w:pPr>
+        <w:rPr>
+          <w:rFonts w:cs="Arial"/>
+          <w:rtl/>
+        </w:rPr>
+      </w:pPr>
+    </w:p>
+    <w:p>
+      <w:pPr>
+        <w:rPr>
+          <w:rFonts w:cs="Arial"/>
+          <w:rtl/>
+        </w:rPr>
+      </w:pPr>
+      <w:r>
+        <w:rPr>
+          <w:rFonts w:cs="Arial"/>
+          <w:rtl/>
+        </w:rPr>
+        <w:t>בעידן המודרני, תחבורה חכמה היא חלק בלתי נפרד מהשיח על טכנולוגיה ועתיד הקיימות. המערכות הקיימות כיום, כמו מערכות עזר לנהג (</w:t>
+      </w:r>
+      <w:r>
+        <w:rPr>
+          <w:rFonts w:cs="Arial"/>
+        </w:rPr>
+        <w:t>ADAS</w:t>
+      </w:r>
+      <w:r>
+        <w:rPr>
+          <w:rFonts w:cs="Arial"/>
+          <w:rtl/>
+        </w:rPr>
+        <w:t xml:space="preserve">) ורכבים אוטונומיים, דורשות חיישנים יקרים ותשתיות מורכבות. נוסף לכך, תיאום ישיר בין רכבים הוא עדיין תחום מתפתח עם אתגרים ייחודיים.  </w:t>
+      </w:r>
+    </w:p>
+    <w:p>
+      <w:pPr>
+        <w:rPr>
+          <w:rFonts w:cs="Arial"/>
+          <w:rtl/>
+        </w:rPr>
+      </w:pPr>
+    </w:p>
+    <w:p>
+      <w:pPr>
+        <w:rPr>
+          <w:rFonts w:cs="Arial"/>
+          <w:rtl/>
+        </w:rPr>
+      </w:pPr>
+      <w:r>
+        <w:rPr>
+          <w:rFonts w:cs="Arial"/>
+          <w:rtl/>
+        </w:rPr>
+        <w:t xml:space="preserve">במהלך השנים, פתרונות קיימים סיפקו מענה לכלי רכב בודדים, אך לרוב ללא שיתוף פעולה ישיר בין רכבים. פרויקט זה מציע גישה חדשנית ופשוטה יחסית, המאפשרת לשני רכבים לתפקד בתיאום מלא. המערכת מתמקדת בשילוב יכולות מעקב אחר מסלול, זיהוי מכשולים, ותקשורת אלחוטית יעילה המובילה לפתרון נגיש, יעיל, ובטיחותי לתרחישי תנועה חכמים.  </w:t>
+      </w:r>
+    </w:p>
+    <w:p>
+      <w:pPr>
+        <w:rPr>
+          <w:rFonts w:cs="Arial"/>
+          <w:rtl/>
+        </w:rPr>
+      </w:pPr>
+    </w:p>
+    <w:p>
+      <w:pPr>
+        <w:rPr>
+          <w:rFonts w:cs="Arial"/>
+          <w:rtl/>
+        </w:rPr>
+      </w:pPr>
+      <w:r>
+        <w:rPr>
+          <w:rFonts w:cs="Arial"/>
+          <w:rtl/>
+        </w:rPr>
+        <w:t>הפרויקט מתאים לשימושים תעשייתיים, חינוכיים ומשחקיים, והוא מציע גישה גמישה המאפשרת התאמה לתחומים מגוונים, תוך שמירה על עלויות נמוכות ופשטות יחסית ביישום.</w:t>
+      </w:r>
+    </w:p>
+    <w:p>
+      <w:pPr>
+        <w:rPr>
+          <w:rFonts w:cs="Arial"/>
+          <w:b/>
+          <w:bCs/>
+          <w:rtl/>
+        </w:rPr>
+      </w:pPr>
+    </w:p>
+    <w:p>
+      <w:pPr>
+        <w:rPr>
+          <w:rFonts w:cs="Arial"/>
+          <w:b/>
+          <w:bCs/>
+          <w:rtl/>
+        </w:rPr>
+      </w:pPr>
+      <w:r>
+        <w:rPr>
+          <w:rFonts w:cs="Arial"/>
+          <w:b/>
+          <w:bCs/>
+          <w:rtl/>
+        </w:rPr>
+        <w:br w:type="page"/>
+      </w:r>
+    </w:p>
+    <w:p>
+      <w:pPr>
+        <w:rPr>
+          <w:rFonts w:cs="Arial"/>
+          <w:b/>
+          <w:bCs/>
+          <w:rtl/>
+        </w:rPr>
+      </w:pPr>
+      <w:r>
+        <w:rPr>
+          <w:rFonts w:cs="Arial"/>
+          <w:b/>
+          <w:bCs/>
+          <w:rtl/>
+        </w:rPr>
+        <w:lastRenderedPageBreak/>
+        <w:t xml:space="preserve">תפקיד הפרויקט  </w:t>
+      </w:r>
+    </w:p>
+    <w:p>
+      <w:pPr>
+        <w:rPr>
+          <w:rFonts w:cs="Arial"/>
+          <w:b/>
+          <w:bCs/>
+          <w:rtl/>
+        </w:rPr>
+      </w:pPr>
+    </w:p>
+    <w:p>
+      <w:pPr>
+        <w:rPr>
+          <w:rFonts w:cs="Arial"/>
+          <w:rtl/>
+        </w:rPr>
+      </w:pPr>
+      <w:r>
+        <w:rPr>
+          <w:rFonts w:cs="Arial"/>
+          <w:rtl/>
+        </w:rPr>
+        <w:t>הפרויקט נועד להמחיש כיצד ניתן ליישם מערכת תחבורה חכמה, שבה שני רכבים מתפקדים יחד בצורה אינטראקטיבית. המכונית הראשונה, ה-</w:t>
+      </w:r>
+      <w:r>
+        <w:rPr>
+          <w:rFonts w:cs="Arial"/>
+        </w:rPr>
+        <w:t>master</w:t>
+      </w:r>
+      <w:r>
+        <w:rPr>
+          <w:rFonts w:cs="Arial"/>
+          <w:rtl/>
+        </w:rPr>
+        <w:t>, מובילה את הדרך ומבצעת פעולות כמו מעקב אחר מסלול, זיהוי מכשולים, ושליחת הוראות למכונית השנייה, ה-</w:t>
+      </w:r>
+      <w:r>
+        <w:rPr>
+          <w:rFonts w:cs="Arial"/>
+        </w:rPr>
+        <w:t>slave</w:t>
+      </w:r>
+      <w:r>
+        <w:rPr>
+          <w:rFonts w:cs="Arial"/>
+          <w:rtl/>
+        </w:rPr>
+        <w:t xml:space="preserve">.  </w:t>
+      </w:r>
+    </w:p>
+    <w:p>
+      <w:pPr>
+        <w:rPr>
+          <w:rFonts w:cs="Arial"/>
+          <w:rtl/>
+        </w:rPr>
+      </w:pPr>
+    </w:p>
+    <w:p>
+      <w:pPr>
+        <w:rPr>
+          <w:rFonts w:cs="Arial"/>
+          <w:rtl/>
+        </w:rPr>
+      </w:pPr>
+      <w:r>
+        <w:rPr>
+          <w:rFonts w:cs="Arial"/>
+          <w:rtl/>
+        </w:rPr>
+        <w:t>המכונית ה-</w:t>
+      </w:r>
+      <w:r>
+        <w:rPr>
+          <w:rFonts w:cs="Arial"/>
+        </w:rPr>
+        <w:t>slave</w:t>
+      </w:r>
+      <w:r>
+        <w:rPr>
+          <w:rFonts w:cs="Arial"/>
+          <w:rtl/>
+        </w:rPr>
+        <w:t xml:space="preserve"> עוקבת אחר ה-</w:t>
+      </w:r>
+      <w:r>
+        <w:rPr>
+          <w:rFonts w:cs="Arial"/>
+        </w:rPr>
+        <w:t>master</w:t>
+      </w:r>
+      <w:r>
+        <w:rPr>
+          <w:rFonts w:cs="Arial"/>
+          <w:rtl/>
+        </w:rPr>
+        <w:t xml:space="preserve">, מגיבה להוראותיה בזמן אמת, ושומרת על מרחק בטוח באמצעות חיישני מרחק. המערכת מבוססת על תקשורת אלחוטית המאפשרת שיתוף מידע בין המכוניות, ומדגימה תרחיש שבו כלי רכב פועלים בתיאום מושלם.  </w:t>
+      </w:r>
+    </w:p>
+    <w:p>
+      <w:pPr>
+        <w:rPr>
+          <w:rFonts w:cs="Arial"/>
+          <w:rtl/>
+        </w:rPr>
+      </w:pPr>
+    </w:p>
+    <w:p>
+      <w:pPr>
+        <w:rPr>
+          <w:rFonts w:asciiTheme="majorHAnsi" w:eastAsiaTheme="majorEastAsia" w:hAnsiTheme="majorHAnsi" w:cstheme="majorBidi"/>
+          <w:sz w:val="56"/>
+          <w:szCs w:val="56"/>
+          <w:rtl/>
+        </w:rPr>
+      </w:pPr>
+      <w:r>
+        <w:rPr>
+          <w:rFonts w:cs="Arial"/>
+          <w:rtl/>
+        </w:rPr>
+        <w:t>באמצעות מודל זה, המערכת מציגה את הפוטנציאל של טכנולוגיות חכמות לניהול תנועה, ומשמשת בסיס לפיתוחים נוספים בתחום התחבורה האוטונומית. הפרויקט מדגיש את היתרונות של פתרונות נגישים ומשלבי טכנולוגיה לעתיד התחבורה והניהול האוטומטי.</w:t>
+      </w:r>
+      <w:r>
+        <w:rPr>
+          <w:rFonts w:cs="Arial"/>
+          <w:b/>
+          <w:bCs/>
+          <w:rtl/>
+        </w:rPr>
+        <w:t xml:space="preserve">  </w:t>
+      </w:r>
+      <w:r>
+        <w:rPr>
+          <w:b/>
+          <w:bCs/>
+          <w:i/>
+          <w:iCs/>
+          <w:sz w:val="96"/>
+          <w:szCs w:val="96"/>
+          <w:rtl/>
+        </w:rPr>
+        <w:br w:type="page"/>
+      </w:r>
+    </w:p>
+    <w:p>
+      <w:pPr>
         <w:pStyle w:val="1"/>
         <w:rPr>
           <w:rtl/>
         </w:rPr>
       </w:pPr>
-      <w:bookmarkStart w:id="2" w:name="_Toc182945980"/>
+      <w:bookmarkStart w:id="2" w:name="_Toc184366780"/>
       <w:r>
         <w:rPr>
           <w:rFonts w:hint="cs"/>
@@ -831,7 +1365,7 @@
               </wp:inline>
             </w:drawing>
           </mc:Choice>
-          <mc:Fallback>
+          <mc:Fallback xmlns:w16sdtdh="http://schemas.microsoft.com/office/word/2020/wordml/sdtdatahash" xmlns:w16du="http://schemas.microsoft.com/office/word/2023/wordml/word16du" xmlns:w16="http://schemas.microsoft.com/office/word/2018/wordml" xmlns:w16cex="http://schemas.microsoft.com/office/word/2018/wordml/cex" xmlns:oel="http://schemas.microsoft.com/office/2019/extlst">
             <w:pict>
               <v:roundrect w14:anchorId="17ED87AC" id="מלבן מעוגל 6" o:spid="_x0000_s1026" style="width:9.45pt;height:9.45pt;visibility:visible;mso-wrap-style:square;mso-left-percent:-10001;mso-top-percent:-10001;mso-position-horizontal:absolute;mso-position-horizontal-relative:char;mso-position-vertical:absolute;mso-position-vertical-relative:line;mso-left-percent:-10001;mso-top-percent:-10001;v-text-anchor:top" arcsize="10923f" o:gfxdata="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" fillcolor="#a8d08d">
                 <o:lock v:ext="edit" aspectratio="t"/>
@@ -967,7 +1501,7 @@
               </wp:inline>
             </w:drawing>
           </mc:Choice>
-          <mc:Fallback>
+          <mc:Fallback xmlns:w16sdtdh="http://schemas.microsoft.com/office/word/2020/wordml/sdtdatahash" xmlns:w16du="http://schemas.microsoft.com/office/word/2023/wordml/word16du" xmlns:w16="http://schemas.microsoft.com/office/word/2018/wordml" xmlns:w16cex="http://schemas.microsoft.com/office/word/2018/wordml/cex" xmlns:oel="http://schemas.microsoft.com/office/2019/extlst">
             <w:pict>
               <v:roundrect w14:anchorId="075500E5" id="מלבן מעוגל 5" o:spid="_x0000_s1026" style="width:9.45pt;height:9.45pt;visibility:visible;mso-wrap-style:square;mso-left-percent:-10001;mso-top-percent:-10001;mso-position-horizontal:absolute;mso-position-horizontal-relative:char;mso-position-vertical:absolute;mso-position-vertical-relative:line;mso-left-percent:-10001;mso-top-percent:-10001;v-text-anchor:top" arcsize="10923f" o:gfxdata="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">
                 <o:lock v:ext="edit" aspectratio="t"/>
@@ -4606,7 +5140,7 @@
               </wp:inline>
             </w:drawing>
           </mc:Choice>
-          <mc:Fallback>
+          <mc:Fallback xmlns:w16sdtdh="http://schemas.microsoft.com/office/word/2020/wordml/sdtdatahash" xmlns:w16du="http://schemas.microsoft.com/office/word/2023/wordml/word16du" xmlns:w16="http://schemas.microsoft.com/office/word/2018/wordml" xmlns:w16cex="http://schemas.microsoft.com/office/word/2018/wordml/cex" xmlns:oel="http://schemas.microsoft.com/office/2019/extlst">
             <w:pict>
               <v:roundrect w14:anchorId="1D42CF48" id="מלבן מעוגל 4" o:spid="_x0000_s1026" style="width:9.45pt;height:9.45pt;visibility:visible;mso-wrap-style:square;mso-left-percent:-10001;mso-top-percent:-10001;mso-position-horizontal:absolute;mso-position-horizontal-relative:char;mso-position-vertical:absolute;mso-position-vertical-relative:line;mso-left-percent:-10001;mso-top-percent:-10001;v-text-anchor:top" arcsize="10923f" o:gfxdata="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">
                 <o:lock v:ext="edit" aspectratio="t"/>
@@ -4693,7 +5227,7 @@
               </wp:inline>
             </w:drawing>
           </mc:Choice>
-          <mc:Fallback>
+          <mc:Fallback xmlns:w16sdtdh="http://schemas.microsoft.com/office/word/2020/wordml/sdtdatahash" xmlns:w16du="http://schemas.microsoft.com/office/word/2023/wordml/word16du" xmlns:w16="http://schemas.microsoft.com/office/word/2018/wordml" xmlns:w16cex="http://schemas.microsoft.com/office/word/2018/wordml/cex" xmlns:oel="http://schemas.microsoft.com/office/2019/extlst">
             <w:pict>
               <v:roundrect w14:anchorId="070688B8" id="מלבן מעוגל 3" o:spid="_x0000_s1026" style="width:9.45pt;height:9.45pt;visibility:visible;mso-wrap-style:square;mso-left-percent:-10001;mso-top-percent:-10001;mso-position-horizontal:absolute;mso-position-horizontal-relative:char;mso-position-vertical:absolute;mso-position-vertical-relative:line;mso-left-percent:-10001;mso-top-percent:-10001;v-text-anchor:top" arcsize="10923f" o:gfxdata="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">
                 <o:lock v:ext="edit" aspectratio="t"/>
@@ -4826,7 +5360,7 @@
               </wp:inline>
             </w:drawing>
           </mc:Choice>
-          <mc:Fallback>
+          <mc:Fallback xmlns:w16sdtdh="http://schemas.microsoft.com/office/word/2020/wordml/sdtdatahash" xmlns:w16du="http://schemas.microsoft.com/office/word/2023/wordml/word16du" xmlns:w16="http://schemas.microsoft.com/office/word/2018/wordml" xmlns:w16cex="http://schemas.microsoft.com/office/word/2018/wordml/cex" xmlns:oel="http://schemas.microsoft.com/office/2019/extlst">
             <w:pict>
               <v:roundrect w14:anchorId="10070B32" id="מלבן מעוגל 2" o:spid="_x0000_s1026" style="width:9.45pt;height:9.45pt;visibility:visible;mso-wrap-style:square;mso-left-percent:-10001;mso-top-percent:-10001;mso-position-horizontal:absolute;mso-position-horizontal-relative:char;mso-position-vertical:absolute;mso-position-vertical-relative:line;mso-left-percent:-10001;mso-top-percent:-10001;v-text-anchor:top" arcsize="10923f" o:gfxdata="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">
                 <o:lock v:ext="edit" aspectratio="t"/>
@@ -4975,7 +5509,7 @@
               </wp:inline>
             </w:drawing>
           </mc:Choice>
-          <mc:Fallback>
+          <mc:Fallback xmlns:w16sdtdh="http://schemas.microsoft.com/office/word/2020/wordml/sdtdatahash" xmlns:w16du="http://schemas.microsoft.com/office/word/2023/wordml/word16du" xmlns:w16="http://schemas.microsoft.com/office/word/2018/wordml" xmlns:w16cex="http://schemas.microsoft.com/office/word/2018/wordml/cex" xmlns:oel="http://schemas.microsoft.com/office/2019/extlst">
             <w:pict>
               <v:roundrect w14:anchorId="4AE4CB54" id="מלבן מעוגל 1" o:spid="_x0000_s1026" style="width:9.45pt;height:9.45pt;visibility:visible;mso-wrap-style:square;mso-left-percent:-10001;mso-top-percent:-10001;mso-position-horizontal:absolute;mso-position-horizontal-relative:char;mso-position-vertical:absolute;mso-position-vertical-relative:line;mso-left-percent:-10001;mso-top-percent:-10001;v-text-anchor:top" arcsize="10923f" o:gfxdata="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">
                 <o:lock v:ext="edit" aspectratio="t"/>
@@ -5672,7 +6206,7 @@
           <w:rtl/>
         </w:rPr>
       </w:pPr>
-      <w:bookmarkStart w:id="3" w:name="_Toc182945981"/>
+      <w:bookmarkStart w:id="3" w:name="_Toc184366781"/>
       <w:r>
         <w:rPr>
           <w:rFonts w:hint="cs"/>
@@ -5706,7 +6240,7 @@
           <w:rtl/>
         </w:rPr>
       </w:pPr>
-      <w:bookmarkStart w:id="4" w:name="_Toc182945982"/>
+      <w:bookmarkStart w:id="4" w:name="_Toc184366782"/>
       <w:r>
         <w:rPr>
           <w:rFonts w:hint="cs"/>
@@ -5758,10 +6292,6 @@
             <w:rPr>
               <w:rFonts w:eastAsiaTheme="minorEastAsia"/>
               <w:noProof/>
-              <w:kern w:val="2"/>
-              <w:sz w:val="24"/>
-              <w:szCs w:val="24"/>
-              <w14:ligatures w14:val="standardContextual"/>
             </w:rPr>
           </w:pPr>
           <w:r>
@@ -5773,40 +6303,14 @@
           <w:r>
             <w:fldChar w:fldCharType="separate"/>
           </w:r>
-          <w:hyperlink w:anchor="_Toc182945980" w:history="1">
-            <w:r>
-              <w:rPr>
-                <w:rStyle w:val="Hyperlink"/>
-                <w:rFonts w:hint="eastAsia"/>
-                <w:noProof/>
-                <w:rtl/>
-              </w:rPr>
-              <w:t>הצעת</w:t>
-            </w:r>
+          <w:hyperlink w:anchor="_Toc184366780" w:history="1">
             <w:r>
               <w:rPr>
                 <w:rStyle w:val="Hyperlink"/>
                 <w:noProof/>
                 <w:rtl/>
               </w:rPr>
-              <w:t xml:space="preserve"> </w:t>
-            </w:r>
-            <w:r>
-              <w:rPr>
-                <w:rStyle w:val="Hyperlink"/>
-                <w:rFonts w:hint="eastAsia"/>
-                <w:noProof/>
-                <w:rtl/>
-              </w:rPr>
-              <w:t>פרויקט</w:t>
-            </w:r>
-            <w:r>
-              <w:rPr>
-                <w:rStyle w:val="Hyperlink"/>
-                <w:noProof/>
-                <w:rtl/>
-              </w:rPr>
-              <w:t>:</w:t>
+              <w:t>הצעת פרויקט:</w:t>
             </w:r>
             <w:r>
               <w:rPr>
@@ -5828,7 +6332,7 @@
                 <w:noProof/>
                 <w:webHidden/>
               </w:rPr>
-              <w:instrText xml:space="preserve"> PAGEREF _Toc182945980 \h </w:instrText>
+              <w:instrText xml:space="preserve"> PAGEREF _Toc184366780 \h </w:instrText>
             </w:r>
             <w:r>
               <w:rPr>
@@ -5850,7 +6354,7 @@
                 <w:noProof/>
                 <w:webHidden/>
               </w:rPr>
-              <w:t>2</w:t>
+              <w:t>4</w:t>
             </w:r>
             <w:r>
               <w:rPr>
@@ -5868,17 +6372,12 @@
             <w:rPr>
               <w:rFonts w:eastAsiaTheme="minorEastAsia"/>
               <w:noProof/>
-              <w:kern w:val="2"/>
-              <w:sz w:val="24"/>
-              <w:szCs w:val="24"/>
-              <w14:ligatures w14:val="standardContextual"/>
             </w:rPr>
           </w:pPr>
-          <w:hyperlink w:anchor="_Toc182945981" w:history="1">
+          <w:hyperlink w:anchor="_Toc184366781" w:history="1">
             <w:r>
               <w:rPr>
                 <w:rStyle w:val="Hyperlink"/>
-                <w:rFonts w:hint="eastAsia"/>
                 <w:noProof/>
                 <w:rtl/>
               </w:rPr>
@@ -5904,176 +6403,7 @@
                 <w:noProof/>
                 <w:webHidden/>
               </w:rPr>
-              <w:instrText xml:space="preserve"> PAGEREF _Toc182945981 \h </w:instrText>
-            </w:r>
-            <w:r>
-              <w:rPr>
-                <w:rStyle w:val="Hyperlink"/>
-                <w:noProof/>
-                <w:rtl/>
-              </w:rPr>
-            </w:r>
-            <w:r>
-              <w:rPr>
-                <w:rStyle w:val="Hyperlink"/>
-                <w:noProof/>
-                <w:rtl/>
-              </w:rPr>
-              <w:fldChar w:fldCharType="separate"/>
-            </w:r>
-            <w:r>
-              <w:rPr>
-                <w:noProof/>
-                <w:webHidden/>
-              </w:rPr>
-              <w:t>12</w:t>
-            </w:r>
-            <w:r>
-              <w:rPr>
-                <w:rStyle w:val="Hyperlink"/>
-                <w:noProof/>
-                <w:rtl/>
-              </w:rPr>
-              <w:fldChar w:fldCharType="end"/>
-            </w:r>
-          </w:hyperlink>
-        </w:p>
-        <w:p>
-          <w:pPr>
-            <w:pStyle w:val="TOC1"/>
-            <w:rPr>
-              <w:rFonts w:eastAsiaTheme="minorEastAsia"/>
-              <w:noProof/>
-              <w:kern w:val="2"/>
-              <w:sz w:val="24"/>
-              <w:szCs w:val="24"/>
-              <w14:ligatures w14:val="standardContextual"/>
-            </w:rPr>
-          </w:pPr>
-          <w:hyperlink w:anchor="_Toc182945982" w:history="1">
-            <w:r>
-              <w:rPr>
-                <w:rStyle w:val="Hyperlink"/>
-                <w:rFonts w:hint="eastAsia"/>
-                <w:noProof/>
-                <w:rtl/>
-              </w:rPr>
-              <w:t>תוכן</w:t>
-            </w:r>
-            <w:r>
-              <w:rPr>
-                <w:rStyle w:val="Hyperlink"/>
-                <w:noProof/>
-                <w:rtl/>
-              </w:rPr>
-              <w:t xml:space="preserve"> </w:t>
-            </w:r>
-            <w:r>
-              <w:rPr>
-                <w:rStyle w:val="Hyperlink"/>
-                <w:rFonts w:hint="eastAsia"/>
-                <w:noProof/>
-                <w:rtl/>
-              </w:rPr>
-              <w:t>עניינים</w:t>
-            </w:r>
-            <w:r>
-              <w:rPr>
-                <w:noProof/>
-                <w:webHidden/>
-              </w:rPr>
-              <w:tab/>
-            </w:r>
-            <w:r>
-              <w:rPr>
-                <w:rStyle w:val="Hyperlink"/>
-                <w:noProof/>
-                <w:rtl/>
-              </w:rPr>
-              <w:fldChar w:fldCharType="begin"/>
-            </w:r>
-            <w:r>
-              <w:rPr>
-                <w:noProof/>
-                <w:webHidden/>
-              </w:rPr>
-              <w:instrText xml:space="preserve"> PAGEREF _Toc182945982 \h </w:instrText>
-            </w:r>
-            <w:r>
-              <w:rPr>
-                <w:rStyle w:val="Hyperlink"/>
-                <w:noProof/>
-                <w:rtl/>
-              </w:rPr>
-            </w:r>
-            <w:r>
-              <w:rPr>
-                <w:rStyle w:val="Hyperlink"/>
-                <w:noProof/>
-                <w:rtl/>
-              </w:rPr>
-              <w:fldChar w:fldCharType="separate"/>
-            </w:r>
-            <w:r>
-              <w:rPr>
-                <w:noProof/>
-                <w:webHidden/>
-              </w:rPr>
-              <w:t>13</w:t>
-            </w:r>
-            <w:r>
-              <w:rPr>
-                <w:rStyle w:val="Hyperlink"/>
-                <w:noProof/>
-                <w:rtl/>
-              </w:rPr>
-              <w:fldChar w:fldCharType="end"/>
-            </w:r>
-          </w:hyperlink>
-        </w:p>
-        <w:p>
-          <w:pPr>
-            <w:pStyle w:val="TOC1"/>
-            <w:rPr>
-              <w:rFonts w:eastAsiaTheme="minorEastAsia"/>
-              <w:noProof/>
-              <w:kern w:val="2"/>
-              <w:sz w:val="24"/>
-              <w:szCs w:val="24"/>
-              <w14:ligatures w14:val="standardContextual"/>
-            </w:rPr>
-          </w:pPr>
-          <w:hyperlink w:anchor="_Toc182945983" w:history="1">
-            <w:r>
-              <w:rPr>
-                <w:rStyle w:val="Hyperlink"/>
-                <w:rFonts w:hint="eastAsia"/>
-                <w:noProof/>
-                <w:rtl/>
-              </w:rPr>
-              <w:t>מבוא</w:t>
-            </w:r>
-            <w:r>
-              <w:rPr>
-                <w:noProof/>
-                <w:webHidden/>
-              </w:rPr>
-              <w:tab/>
-            </w:r>
-            <w:r>
-              <w:rPr>
-                <w:rStyle w:val="Hyperlink"/>
-                <w:noProof/>
-                <w:rtl/>
-              </w:rPr>
-              <w:fldChar w:fldCharType="begin"/>
-            </w:r>
-            <w:r>
-              <w:rPr>
-                <w:noProof/>
-                <w:webHidden/>
-              </w:rPr>
-              <w:instrText xml:space="preserve"> PAGEREF _Toc182945983 \h </w:instrText>
+              <w:instrText xml:space="preserve"> PAGEREF _Toc184366781 \h </w:instrText>
             </w:r>
             <w:r>
               <w:rPr>
@@ -6113,38 +6443,16 @@
             <w:rPr>
               <w:rFonts w:eastAsiaTheme="minorEastAsia"/>
               <w:noProof/>
-              <w:kern w:val="2"/>
-              <w:sz w:val="24"/>
-              <w:szCs w:val="24"/>
-              <w14:ligatures w14:val="standardContextual"/>
             </w:rPr>
           </w:pPr>
-          <w:hyperlink w:anchor="_Toc182945984" w:history="1">
-            <w:r>
-              <w:rPr>
-                <w:rStyle w:val="Hyperlink"/>
-                <w:rFonts w:hint="eastAsia"/>
-                <w:noProof/>
-                <w:rtl/>
-              </w:rPr>
-              <w:t>סכימת</w:t>
-            </w:r>
+          <w:hyperlink w:anchor="_Toc184366782" w:history="1">
             <w:r>
               <w:rPr>
                 <w:rStyle w:val="Hyperlink"/>
                 <w:noProof/>
                 <w:rtl/>
               </w:rPr>
-              <w:t xml:space="preserve"> </w:t>
-            </w:r>
-            <w:r>
-              <w:rPr>
-                <w:rStyle w:val="Hyperlink"/>
-                <w:rFonts w:hint="eastAsia"/>
-                <w:noProof/>
-                <w:rtl/>
-              </w:rPr>
-              <w:t>מלבנים</w:t>
+              <w:t>תוכן עניינים</w:t>
             </w:r>
             <w:r>
               <w:rPr>
@@ -6166,7 +6474,7 @@
                 <w:noProof/>
                 <w:webHidden/>
               </w:rPr>
-              <w:instrText xml:space="preserve"> PAGEREF _Toc182945984 \h </w:instrText>
+              <w:instrText xml:space="preserve"> PAGEREF _Toc184366782 \h </w:instrText>
             </w:r>
             <w:r>
               <w:rPr>
@@ -6202,43 +6510,20 @@
         </w:p>
         <w:p>
           <w:pPr>
-            <w:pStyle w:val="TOC2"/>
-            <w:tabs>
-              <w:tab w:val="right" w:leader="dot" w:pos="9345"/>
-            </w:tabs>
+            <w:pStyle w:val="TOC1"/>
             <w:rPr>
               <w:rFonts w:eastAsiaTheme="minorEastAsia"/>
               <w:noProof/>
-              <w:kern w:val="2"/>
-              <w:sz w:val="24"/>
-              <w:szCs w:val="24"/>
-              <w14:ligatures w14:val="standardContextual"/>
             </w:rPr>
           </w:pPr>
-          <w:hyperlink w:anchor="_Toc182945985" w:history="1">
-            <w:r>
-              <w:rPr>
-                <w:rStyle w:val="Hyperlink"/>
-                <w:rFonts w:hint="eastAsia"/>
-                <w:noProof/>
-                <w:rtl/>
-              </w:rPr>
-              <w:t>מכונית</w:t>
-            </w:r>
+          <w:hyperlink w:anchor="_Toc184366783" w:history="1">
             <w:r>
               <w:rPr>
                 <w:rStyle w:val="Hyperlink"/>
                 <w:noProof/>
                 <w:rtl/>
               </w:rPr>
-              <w:t xml:space="preserve"> </w:t>
-            </w:r>
-            <w:r>
-              <w:rPr>
-                <w:rStyle w:val="Hyperlink"/>
-                <w:noProof/>
-              </w:rPr>
-              <w:t>MASTER</w:t>
+              <w:t>מבוא</w:t>
             </w:r>
             <w:r>
               <w:rPr>
@@ -6260,101 +6545,7 @@
                 <w:noProof/>
                 <w:webHidden/>
               </w:rPr>
-              <w:instrText xml:space="preserve"> PAGEREF _Toc182945985 \h </w:instrText>
-            </w:r>
-            <w:r>
-              <w:rPr>
-                <w:rStyle w:val="Hyperlink"/>
-                <w:noProof/>
-                <w:rtl/>
-              </w:rPr>
-            </w:r>
-            <w:r>
-              <w:rPr>
-                <w:rStyle w:val="Hyperlink"/>
-                <w:noProof/>
-                <w:rtl/>
-              </w:rPr>
-              <w:fldChar w:fldCharType="separate"/>
-            </w:r>
-            <w:r>
-              <w:rPr>
-                <w:noProof/>
-                <w:webHidden/>
-              </w:rPr>
-              <w:t>15</w:t>
-            </w:r>
-            <w:r>
-              <w:rPr>
-                <w:rStyle w:val="Hyperlink"/>
-                <w:noProof/>
-                <w:rtl/>
-              </w:rPr>
-              <w:fldChar w:fldCharType="end"/>
-            </w:r>
-          </w:hyperlink>
-        </w:p>
-        <w:p>
-          <w:pPr>
-            <w:pStyle w:val="TOC2"/>
-            <w:tabs>
-              <w:tab w:val="right" w:leader="dot" w:pos="9345"/>
-            </w:tabs>
-            <w:rPr>
-              <w:rFonts w:eastAsiaTheme="minorEastAsia"/>
-              <w:noProof/>
-              <w:kern w:val="2"/>
-              <w:sz w:val="24"/>
-              <w:szCs w:val="24"/>
-              <w14:ligatures w14:val="standardContextual"/>
-            </w:rPr>
-          </w:pPr>
-          <w:hyperlink w:anchor="_Toc182945986" w:history="1">
-            <w:r>
-              <w:rPr>
-                <w:rStyle w:val="Hyperlink"/>
-                <w:rFonts w:hint="eastAsia"/>
-                <w:noProof/>
-                <w:rtl/>
-              </w:rPr>
-              <w:t>מכונית</w:t>
-            </w:r>
-            <w:r>
-              <w:rPr>
-                <w:rStyle w:val="Hyperlink"/>
-                <w:noProof/>
-                <w:rtl/>
-              </w:rPr>
-              <w:t xml:space="preserve"> </w:t>
-            </w:r>
-            <w:r>
-              <w:rPr>
-                <w:rStyle w:val="Hyperlink"/>
-                <w:noProof/>
-              </w:rPr>
-              <w:t>SLAVE</w:t>
-            </w:r>
-            <w:r>
-              <w:rPr>
-                <w:noProof/>
-                <w:webHidden/>
-              </w:rPr>
-              <w:tab/>
-            </w:r>
-            <w:r>
-              <w:rPr>
-                <w:rStyle w:val="Hyperlink"/>
-                <w:noProof/>
-                <w:rtl/>
-              </w:rPr>
-              <w:fldChar w:fldCharType="begin"/>
-            </w:r>
-            <w:r>
-              <w:rPr>
-                <w:noProof/>
-                <w:webHidden/>
-              </w:rPr>
-              <w:instrText xml:space="preserve"> PAGEREF _Toc182945986 \h </w:instrText>
+              <w:instrText xml:space="preserve"> PAGEREF _Toc184366783 \h </w:instrText>
             </w:r>
             <w:r>
               <w:rPr>
@@ -6394,55 +6585,16 @@
             <w:rPr>
               <w:rFonts w:eastAsiaTheme="minorEastAsia"/>
               <w:noProof/>
-              <w:kern w:val="2"/>
-              <w:sz w:val="24"/>
-              <w:szCs w:val="24"/>
-              <w14:ligatures w14:val="standardContextual"/>
             </w:rPr>
           </w:pPr>
-          <w:hyperlink w:anchor="_Toc182945987" w:history="1">
-            <w:r>
-              <w:rPr>
-                <w:rStyle w:val="Hyperlink"/>
-                <w:rFonts w:hint="eastAsia"/>
-                <w:noProof/>
-                <w:rtl/>
-              </w:rPr>
-              <w:t>הסבר</w:t>
-            </w:r>
+          <w:hyperlink w:anchor="_Toc184366784" w:history="1">
             <w:r>
               <w:rPr>
                 <w:rStyle w:val="Hyperlink"/>
                 <w:noProof/>
                 <w:rtl/>
               </w:rPr>
-              <w:t xml:space="preserve"> </w:t>
-            </w:r>
-            <w:r>
-              <w:rPr>
-                <w:rStyle w:val="Hyperlink"/>
-                <w:rFonts w:hint="eastAsia"/>
-                <w:noProof/>
-                <w:rtl/>
-              </w:rPr>
-              <w:t>סכימת</w:t>
-            </w:r>
-            <w:r>
-              <w:rPr>
-                <w:rStyle w:val="Hyperlink"/>
-                <w:noProof/>
-                <w:rtl/>
-              </w:rPr>
-              <w:t xml:space="preserve"> </w:t>
-            </w:r>
-            <w:r>
-              <w:rPr>
-                <w:rStyle w:val="Hyperlink"/>
-                <w:rFonts w:hint="eastAsia"/>
-                <w:noProof/>
-                <w:rtl/>
-              </w:rPr>
-              <w:t>מלבנים</w:t>
+              <w:t>סכימת מלבנים</w:t>
             </w:r>
             <w:r>
               <w:rPr>
@@ -6464,7 +6616,7 @@
                 <w:noProof/>
                 <w:webHidden/>
               </w:rPr>
-              <w:instrText xml:space="preserve"> PAGEREF _Toc182945987 \h </w:instrText>
+              <w:instrText xml:space="preserve"> PAGEREF _Toc184366784 \h </w:instrText>
             </w:r>
             <w:r>
               <w:rPr>
@@ -6507,29 +6659,16 @@
             <w:rPr>
               <w:rFonts w:eastAsiaTheme="minorEastAsia"/>
               <w:noProof/>
-              <w:kern w:val="2"/>
-              <w:sz w:val="24"/>
-              <w:szCs w:val="24"/>
-              <w14:ligatures w14:val="standardContextual"/>
             </w:rPr>
           </w:pPr>
-          <w:hyperlink w:anchor="_Toc182945988" w:history="1">
-            <w:r>
-              <w:rPr>
-                <w:rStyle w:val="Hyperlink"/>
-                <w:rFonts w:hint="eastAsia"/>
-                <w:noProof/>
-                <w:rtl/>
-              </w:rPr>
-              <w:t>מכונית</w:t>
-            </w:r>
+          <w:hyperlink w:anchor="_Toc184366785" w:history="1">
             <w:r>
               <w:rPr>
                 <w:rStyle w:val="Hyperlink"/>
                 <w:noProof/>
                 <w:rtl/>
               </w:rPr>
-              <w:t xml:space="preserve"> </w:t>
+              <w:t xml:space="preserve">מכונית </w:t>
             </w:r>
             <w:r>
               <w:rPr>
@@ -6558,7 +6697,7 @@
                 <w:noProof/>
                 <w:webHidden/>
               </w:rPr>
-              <w:instrText xml:space="preserve"> PAGEREF _Toc182945988 \h </w:instrText>
+              <w:instrText xml:space="preserve"> PAGEREF _Toc184366785 \h </w:instrText>
             </w:r>
             <w:r>
               <w:rPr>
@@ -6601,29 +6740,16 @@
             <w:rPr>
               <w:rFonts w:eastAsiaTheme="minorEastAsia"/>
               <w:noProof/>
-              <w:kern w:val="2"/>
-              <w:sz w:val="24"/>
-              <w:szCs w:val="24"/>
-              <w14:ligatures w14:val="standardContextual"/>
             </w:rPr>
           </w:pPr>
-          <w:hyperlink w:anchor="_Toc182945989" w:history="1">
-            <w:r>
-              <w:rPr>
-                <w:rStyle w:val="Hyperlink"/>
-                <w:rFonts w:hint="eastAsia"/>
-                <w:noProof/>
-                <w:rtl/>
-              </w:rPr>
-              <w:t>מכונית</w:t>
-            </w:r>
+          <w:hyperlink w:anchor="_Toc184366786" w:history="1">
             <w:r>
               <w:rPr>
                 <w:rStyle w:val="Hyperlink"/>
                 <w:noProof/>
                 <w:rtl/>
               </w:rPr>
-              <w:t xml:space="preserve"> </w:t>
+              <w:t xml:space="preserve">מכונית </w:t>
             </w:r>
             <w:r>
               <w:rPr>
@@ -6652,134 +6778,7 @@
                 <w:noProof/>
                 <w:webHidden/>
               </w:rPr>
-              <w:instrText xml:space="preserve"> PAGEREF _Toc182945989 \h </w:instrText>
-            </w:r>
-            <w:r>
-              <w:rPr>
-                <w:rStyle w:val="Hyperlink"/>
-                <w:noProof/>
-                <w:rtl/>
-              </w:rPr>
-            </w:r>
-            <w:r>
-              <w:rPr>
-                <w:rStyle w:val="Hyperlink"/>
-                <w:noProof/>
-                <w:rtl/>
-              </w:rPr>
-              <w:fldChar w:fldCharType="separate"/>
-            </w:r>
-            <w:r>
-              <w:rPr>
-                <w:noProof/>
-                <w:webHidden/>
-              </w:rPr>
-              <w:t>17</w:t>
-            </w:r>
-            <w:r>
-              <w:rPr>
-                <w:rStyle w:val="Hyperlink"/>
-                <w:noProof/>
-                <w:rtl/>
-              </w:rPr>
-              <w:fldChar w:fldCharType="end"/>
-            </w:r>
-          </w:hyperlink>
-        </w:p>
-        <w:p>
-          <w:pPr>
-            <w:pStyle w:val="TOC1"/>
-            <w:rPr>
-              <w:rFonts w:eastAsiaTheme="minorEastAsia"/>
-              <w:noProof/>
-              <w:kern w:val="2"/>
-              <w:sz w:val="24"/>
-              <w:szCs w:val="24"/>
-              <w14:ligatures w14:val="standardContextual"/>
-            </w:rPr>
-          </w:pPr>
-          <w:hyperlink w:anchor="_Toc182945990" w:history="1">
-            <w:r>
-              <w:rPr>
-                <w:rStyle w:val="Hyperlink"/>
-                <w:rFonts w:hint="eastAsia"/>
-                <w:noProof/>
-                <w:rtl/>
-              </w:rPr>
-              <w:t>שירטוט</w:t>
-            </w:r>
-            <w:r>
-              <w:rPr>
-                <w:rStyle w:val="Hyperlink"/>
-                <w:noProof/>
-                <w:rtl/>
-              </w:rPr>
-              <w:t xml:space="preserve"> </w:t>
-            </w:r>
-            <w:r>
-              <w:rPr>
-                <w:rStyle w:val="Hyperlink"/>
-                <w:rFonts w:hint="eastAsia"/>
-                <w:noProof/>
-                <w:rtl/>
-              </w:rPr>
-              <w:t>חשמלי</w:t>
-            </w:r>
-            <w:r>
-              <w:rPr>
-                <w:rStyle w:val="Hyperlink"/>
-                <w:noProof/>
-                <w:rtl/>
-              </w:rPr>
-              <w:t xml:space="preserve"> </w:t>
-            </w:r>
-            <w:r>
-              <w:rPr>
-                <w:rStyle w:val="Hyperlink"/>
-                <w:rFonts w:hint="eastAsia"/>
-                <w:noProof/>
-                <w:rtl/>
-              </w:rPr>
-              <w:t>של</w:t>
-            </w:r>
-            <w:r>
-              <w:rPr>
-                <w:rStyle w:val="Hyperlink"/>
-                <w:noProof/>
-                <w:rtl/>
-              </w:rPr>
-              <w:t xml:space="preserve"> </w:t>
-            </w:r>
-            <w:r>
-              <w:rPr>
-                <w:rStyle w:val="Hyperlink"/>
-                <w:rFonts w:hint="eastAsia"/>
-                <w:noProof/>
-                <w:rtl/>
-              </w:rPr>
-              <w:t>המערכת</w:t>
-            </w:r>
-            <w:r>
-              <w:rPr>
-                <w:noProof/>
-                <w:webHidden/>
-              </w:rPr>
-              <w:tab/>
-            </w:r>
-            <w:r>
-              <w:rPr>
-                <w:rStyle w:val="Hyperlink"/>
-                <w:noProof/>
-                <w:rtl/>
-              </w:rPr>
-              <w:fldChar w:fldCharType="begin"/>
-            </w:r>
-            <w:r>
-              <w:rPr>
-                <w:noProof/>
-                <w:webHidden/>
-              </w:rPr>
-              <w:instrText xml:space="preserve"> PAGEREF _Toc182945990 \h </w:instrText>
+              <w:instrText xml:space="preserve"> PAGEREF _Toc184366786 \h </w:instrText>
             </w:r>
             <w:r>
               <w:rPr>
@@ -6815,6 +6814,77 @@
         </w:p>
         <w:p>
           <w:pPr>
+            <w:pStyle w:val="TOC1"/>
+            <w:rPr>
+              <w:rFonts w:eastAsiaTheme="minorEastAsia"/>
+              <w:noProof/>
+            </w:rPr>
+          </w:pPr>
+          <w:hyperlink w:anchor="_Toc184366787" w:history="1">
+            <w:r>
+              <w:rPr>
+                <w:rStyle w:val="Hyperlink"/>
+                <w:noProof/>
+                <w:rtl/>
+              </w:rPr>
+              <w:t>הסבר סכימת מלבנים</w:t>
+            </w:r>
+            <w:r>
+              <w:rPr>
+                <w:noProof/>
+                <w:webHidden/>
+              </w:rPr>
+              <w:tab/>
+            </w:r>
+            <w:r>
+              <w:rPr>
+                <w:rStyle w:val="Hyperlink"/>
+                <w:noProof/>
+                <w:rtl/>
+              </w:rPr>
+              <w:fldChar w:fldCharType="begin"/>
+            </w:r>
+            <w:r>
+              <w:rPr>
+                <w:noProof/>
+                <w:webHidden/>
+              </w:rPr>
+              <w:instrText xml:space="preserve"> PAGEREF _Toc184366787 \h </w:instrText>
+            </w:r>
+            <w:r>
+              <w:rPr>
+                <w:rStyle w:val="Hyperlink"/>
+                <w:noProof/>
+                <w:rtl/>
+              </w:rPr>
+            </w:r>
+            <w:r>
+              <w:rPr>
+                <w:rStyle w:val="Hyperlink"/>
+                <w:noProof/>
+                <w:rtl/>
+              </w:rPr>
+              <w:fldChar w:fldCharType="separate"/>
+            </w:r>
+            <w:r>
+              <w:rPr>
+                <w:noProof/>
+                <w:webHidden/>
+              </w:rPr>
+              <w:t>19</w:t>
+            </w:r>
+            <w:r>
+              <w:rPr>
+                <w:rStyle w:val="Hyperlink"/>
+                <w:noProof/>
+                <w:rtl/>
+              </w:rPr>
+              <w:fldChar w:fldCharType="end"/>
+            </w:r>
+          </w:hyperlink>
+        </w:p>
+        <w:p>
+          <w:pPr>
             <w:pStyle w:val="TOC2"/>
             <w:tabs>
               <w:tab w:val="right" w:leader="dot" w:pos="9345"/>
@@ -6822,29 +6892,16 @@
             <w:rPr>
               <w:rFonts w:eastAsiaTheme="minorEastAsia"/>
               <w:noProof/>
-              <w:kern w:val="2"/>
-              <w:sz w:val="24"/>
-              <w:szCs w:val="24"/>
-              <w14:ligatures w14:val="standardContextual"/>
             </w:rPr>
           </w:pPr>
-          <w:hyperlink w:anchor="_Toc182945991" w:history="1">
-            <w:r>
-              <w:rPr>
-                <w:rStyle w:val="Hyperlink"/>
-                <w:rFonts w:hint="eastAsia"/>
-                <w:noProof/>
-                <w:rtl/>
-              </w:rPr>
-              <w:t>מכונית</w:t>
-            </w:r>
+          <w:hyperlink w:anchor="_Toc184366788" w:history="1">
             <w:r>
               <w:rPr>
                 <w:rStyle w:val="Hyperlink"/>
                 <w:noProof/>
                 <w:rtl/>
               </w:rPr>
-              <w:t xml:space="preserve"> </w:t>
+              <w:t xml:space="preserve">מכונית </w:t>
             </w:r>
             <w:r>
               <w:rPr>
@@ -6873,7 +6930,7 @@
                 <w:noProof/>
                 <w:webHidden/>
               </w:rPr>
-              <w:instrText xml:space="preserve"> PAGEREF _Toc182945991 \h </w:instrText>
+              <w:instrText xml:space="preserve"> PAGEREF _Toc184366788 \h </w:instrText>
             </w:r>
             <w:r>
               <w:rPr>
@@ -6895,7 +6952,7 @@
                 <w:noProof/>
                 <w:webHidden/>
               </w:rPr>
-              <w:t>18</w:t>
+              <w:t>19</w:t>
             </w:r>
             <w:r>
               <w:rPr>
@@ -6916,29 +6973,16 @@
             <w:rPr>
               <w:rFonts w:eastAsiaTheme="minorEastAsia"/>
               <w:noProof/>
-              <w:kern w:val="2"/>
-              <w:sz w:val="24"/>
-              <w:szCs w:val="24"/>
-              <w14:ligatures w14:val="standardContextual"/>
             </w:rPr>
           </w:pPr>
-          <w:hyperlink w:anchor="_Toc182945992" w:history="1">
-            <w:r>
-              <w:rPr>
-                <w:rStyle w:val="Hyperlink"/>
-                <w:rFonts w:hint="eastAsia"/>
-                <w:noProof/>
-                <w:rtl/>
-              </w:rPr>
-              <w:t>מכונית</w:t>
-            </w:r>
+          <w:hyperlink w:anchor="_Toc184366789" w:history="1">
             <w:r>
               <w:rPr>
                 <w:rStyle w:val="Hyperlink"/>
                 <w:noProof/>
                 <w:rtl/>
               </w:rPr>
-              <w:t xml:space="preserve"> </w:t>
+              <w:t xml:space="preserve">מכונית </w:t>
             </w:r>
             <w:r>
               <w:rPr>
@@ -6967,7 +7011,7 @@
                 <w:noProof/>
                 <w:webHidden/>
               </w:rPr>
-              <w:instrText xml:space="preserve"> PAGEREF _Toc182945992 \h </w:instrText>
+              <w:instrText xml:space="preserve"> PAGEREF _Toc184366789 \h </w:instrText>
             </w:r>
             <w:r>
               <w:rPr>
@@ -7007,55 +7051,16 @@
             <w:rPr>
               <w:rFonts w:eastAsiaTheme="minorEastAsia"/>
               <w:noProof/>
-              <w:kern w:val="2"/>
-              <w:sz w:val="24"/>
-              <w:szCs w:val="24"/>
-              <w14:ligatures w14:val="standardContextual"/>
             </w:rPr>
           </w:pPr>
-          <w:hyperlink w:anchor="_Toc182945993" w:history="1">
-            <w:r>
-              <w:rPr>
-                <w:rStyle w:val="Hyperlink"/>
-                <w:rFonts w:hint="eastAsia"/>
-                <w:noProof/>
-                <w:rtl/>
-              </w:rPr>
-              <w:t>הסבר</w:t>
-            </w:r>
+          <w:hyperlink w:anchor="_Toc184366790" w:history="1">
             <w:r>
               <w:rPr>
                 <w:rStyle w:val="Hyperlink"/>
                 <w:noProof/>
                 <w:rtl/>
               </w:rPr>
-              <w:t xml:space="preserve"> </w:t>
-            </w:r>
-            <w:r>
-              <w:rPr>
-                <w:rStyle w:val="Hyperlink"/>
-                <w:rFonts w:hint="eastAsia"/>
-                <w:noProof/>
-                <w:rtl/>
-              </w:rPr>
-              <w:t>סכימה</w:t>
-            </w:r>
-            <w:r>
-              <w:rPr>
-                <w:rStyle w:val="Hyperlink"/>
-                <w:noProof/>
-                <w:rtl/>
-              </w:rPr>
-              <w:t xml:space="preserve"> </w:t>
-            </w:r>
-            <w:r>
-              <w:rPr>
-                <w:rStyle w:val="Hyperlink"/>
-                <w:rFonts w:hint="eastAsia"/>
-                <w:noProof/>
-                <w:rtl/>
-              </w:rPr>
-              <w:t>חשמלי</w:t>
+              <w:t>שירטוט חשמלי של המערכת</w:t>
             </w:r>
             <w:r>
               <w:rPr>
@@ -7077,7 +7082,7 @@
                 <w:noProof/>
                 <w:webHidden/>
               </w:rPr>
-              <w:instrText xml:space="preserve"> PAGEREF _Toc182945993 \h </w:instrText>
+              <w:instrText xml:space="preserve"> PAGEREF _Toc184366790 \h </w:instrText>
             </w:r>
             <w:r>
               <w:rPr>
@@ -7113,74 +7118,30 @@
         </w:p>
         <w:p>
           <w:pPr>
-            <w:pStyle w:val="TOC1"/>
+            <w:pStyle w:val="TOC2"/>
+            <w:tabs>
+              <w:tab w:val="right" w:leader="dot" w:pos="9345"/>
+            </w:tabs>
             <w:rPr>
               <w:rFonts w:eastAsiaTheme="minorEastAsia"/>
               <w:noProof/>
-              <w:kern w:val="2"/>
-              <w:sz w:val="24"/>
-              <w:szCs w:val="24"/>
-              <w14:ligatures w14:val="standardContextual"/>
             </w:rPr>
           </w:pPr>
-          <w:hyperlink w:anchor="_Toc182945994" w:history="1">
-            <w:r>
-              <w:rPr>
-                <w:rStyle w:val="Hyperlink"/>
-                <w:rFonts w:hint="eastAsia"/>
-                <w:noProof/>
-                <w:rtl/>
-              </w:rPr>
-              <w:t>בקר</w:t>
-            </w:r>
+          <w:hyperlink w:anchor="_Toc184366791" w:history="1">
             <w:r>
               <w:rPr>
                 <w:rStyle w:val="Hyperlink"/>
                 <w:noProof/>
                 <w:rtl/>
               </w:rPr>
-              <w:t xml:space="preserve"> </w:t>
-            </w:r>
-            <w:r>
-              <w:rPr>
-                <w:rStyle w:val="Hyperlink"/>
-                <w:rFonts w:hint="eastAsia"/>
-                <w:noProof/>
-                <w:rtl/>
-              </w:rPr>
-              <w:t>של</w:t>
-            </w:r>
-            <w:r>
-              <w:rPr>
-                <w:rStyle w:val="Hyperlink"/>
-                <w:noProof/>
-                <w:rtl/>
-              </w:rPr>
-              <w:t xml:space="preserve"> </w:t>
-            </w:r>
-            <w:r>
-              <w:rPr>
-                <w:rStyle w:val="Hyperlink"/>
-                <w:rFonts w:hint="eastAsia"/>
-                <w:noProof/>
-                <w:rtl/>
-              </w:rPr>
-              <w:t>הפרויקט</w:t>
-            </w:r>
-            <w:r>
-              <w:rPr>
-                <w:rStyle w:val="Hyperlink"/>
-                <w:noProof/>
-                <w:rtl/>
-              </w:rPr>
-              <w:t xml:space="preserve">: </w:t>
+              <w:t xml:space="preserve">מכונית </w:t>
             </w:r>
             <w:r>
               <w:rPr>
                 <w:rStyle w:val="Hyperlink"/>
                 <w:noProof/>
               </w:rPr>
-              <w:t>ESP32</w:t>
+              <w:t>MASTER</w:t>
             </w:r>
             <w:r>
               <w:rPr>
@@ -7202,7 +7163,88 @@
                 <w:noProof/>
                 <w:webHidden/>
               </w:rPr>
-              <w:instrText xml:space="preserve"> PAGEREF _Toc182945994 \h </w:instrText>
+              <w:instrText xml:space="preserve"> PAGEREF _Toc184366791 \h </w:instrText>
+            </w:r>
+            <w:r>
+              <w:rPr>
+                <w:rStyle w:val="Hyperlink"/>
+                <w:noProof/>
+                <w:rtl/>
+              </w:rPr>
+            </w:r>
+            <w:r>
+              <w:rPr>
+                <w:rStyle w:val="Hyperlink"/>
+                <w:noProof/>
+                <w:rtl/>
+              </w:rPr>
+              <w:fldChar w:fldCharType="separate"/>
+            </w:r>
+            <w:r>
+              <w:rPr>
+                <w:noProof/>
+                <w:webHidden/>
+              </w:rPr>
+              <w:t>20</w:t>
+            </w:r>
+            <w:r>
+              <w:rPr>
+                <w:rStyle w:val="Hyperlink"/>
+                <w:noProof/>
+                <w:rtl/>
+              </w:rPr>
+              <w:fldChar w:fldCharType="end"/>
+            </w:r>
+          </w:hyperlink>
+        </w:p>
+        <w:p>
+          <w:pPr>
+            <w:pStyle w:val="TOC2"/>
+            <w:tabs>
+              <w:tab w:val="right" w:leader="dot" w:pos="9345"/>
+            </w:tabs>
+            <w:rPr>
+              <w:rFonts w:eastAsiaTheme="minorEastAsia"/>
+              <w:noProof/>
+            </w:rPr>
+          </w:pPr>
+          <w:hyperlink w:anchor="_Toc184366792" w:history="1">
+            <w:r>
+              <w:rPr>
+                <w:rStyle w:val="Hyperlink"/>
+                <w:noProof/>
+                <w:rtl/>
+              </w:rPr>
+              <w:t xml:space="preserve">מכונית </w:t>
+            </w:r>
+            <w:r>
+              <w:rPr>
+                <w:rStyle w:val="Hyperlink"/>
+                <w:noProof/>
+              </w:rPr>
+              <w:t>SLAVE</w:t>
+            </w:r>
+            <w:r>
+              <w:rPr>
+                <w:noProof/>
+                <w:webHidden/>
+              </w:rPr>
+              <w:tab/>
+            </w:r>
+            <w:r>
+              <w:rPr>
+                <w:rStyle w:val="Hyperlink"/>
+                <w:noProof/>
+                <w:rtl/>
+              </w:rPr>
+              <w:fldChar w:fldCharType="begin"/>
+            </w:r>
+            <w:r>
+              <w:rPr>
+                <w:noProof/>
+                <w:webHidden/>
+              </w:rPr>
+              <w:instrText xml:space="preserve"> PAGEREF _Toc184366792 \h </w:instrText>
             </w:r>
             <w:r>
               <w:rPr>
@@ -7237,6 +7279,155 @@
           </w:hyperlink>
         </w:p>
         <w:p>
+          <w:pPr>
+            <w:pStyle w:val="TOC1"/>
+            <w:rPr>
+              <w:rFonts w:eastAsiaTheme="minorEastAsia"/>
+              <w:noProof/>
+            </w:rPr>
+          </w:pPr>
+          <w:hyperlink w:anchor="_Toc184366793" w:history="1">
+            <w:r>
+              <w:rPr>
+                <w:rStyle w:val="Hyperlink"/>
+                <w:noProof/>
+                <w:rtl/>
+              </w:rPr>
+              <w:t>הסבר סכימה חשמלי</w:t>
+            </w:r>
+            <w:r>
+              <w:rPr>
+                <w:noProof/>
+                <w:webHidden/>
+              </w:rPr>
+              <w:tab/>
+            </w:r>
+            <w:r>
+              <w:rPr>
+                <w:rStyle w:val="Hyperlink"/>
+                <w:noProof/>
+                <w:rtl/>
+              </w:rPr>
+              <w:fldChar w:fldCharType="begin"/>
+            </w:r>
+            <w:r>
+              <w:rPr>
+                <w:noProof/>
+                <w:webHidden/>
+              </w:rPr>
+              <w:instrText xml:space="preserve"> PAGEREF _Toc184366793 \h </w:instrText>
+            </w:r>
+            <w:r>
+              <w:rPr>
+                <w:rStyle w:val="Hyperlink"/>
+                <w:noProof/>
+                <w:rtl/>
+              </w:rPr>
+            </w:r>
+            <w:r>
+              <w:rPr>
+                <w:rStyle w:val="Hyperlink"/>
+                <w:noProof/>
+                <w:rtl/>
+              </w:rPr>
+              <w:fldChar w:fldCharType="separate"/>
+            </w:r>
+            <w:r>
+              <w:rPr>
+                <w:noProof/>
+                <w:webHidden/>
+              </w:rPr>
+              <w:t>22</w:t>
+            </w:r>
+            <w:r>
+              <w:rPr>
+                <w:rStyle w:val="Hyperlink"/>
+                <w:noProof/>
+                <w:rtl/>
+              </w:rPr>
+              <w:fldChar w:fldCharType="end"/>
+            </w:r>
+          </w:hyperlink>
+        </w:p>
+        <w:p>
+          <w:pPr>
+            <w:pStyle w:val="TOC1"/>
+            <w:rPr>
+              <w:rFonts w:eastAsiaTheme="minorEastAsia"/>
+              <w:noProof/>
+            </w:rPr>
+          </w:pPr>
+          <w:hyperlink w:anchor="_Toc184366794" w:history="1">
+            <w:r>
+              <w:rPr>
+                <w:rStyle w:val="Hyperlink"/>
+                <w:noProof/>
+                <w:rtl/>
+              </w:rPr>
+              <w:t xml:space="preserve">בקר של הפרויקט: </w:t>
+            </w:r>
+            <w:r>
+              <w:rPr>
+                <w:rStyle w:val="Hyperlink"/>
+                <w:noProof/>
+              </w:rPr>
+              <w:t>ESP32</w:t>
+            </w:r>
+            <w:r>
+              <w:rPr>
+                <w:noProof/>
+                <w:webHidden/>
+              </w:rPr>
+              <w:tab/>
+            </w:r>
+            <w:r>
+              <w:rPr>
+                <w:rStyle w:val="Hyperlink"/>
+                <w:noProof/>
+                <w:rtl/>
+              </w:rPr>
+              <w:fldChar w:fldCharType="begin"/>
+            </w:r>
+            <w:r>
+              <w:rPr>
+                <w:noProof/>
+                <w:webHidden/>
+              </w:rPr>
+              <w:instrText xml:space="preserve"> PAGEREF _Toc184366794 \h </w:instrText>
+            </w:r>
+            <w:r>
+              <w:rPr>
+                <w:rStyle w:val="Hyperlink"/>
+                <w:noProof/>
+                <w:rtl/>
+              </w:rPr>
+            </w:r>
+            <w:r>
+              <w:rPr>
+                <w:rStyle w:val="Hyperlink"/>
+                <w:noProof/>
+                <w:rtl/>
+              </w:rPr>
+              <w:fldChar w:fldCharType="separate"/>
+            </w:r>
+            <w:r>
+              <w:rPr>
+                <w:noProof/>
+                <w:webHidden/>
+              </w:rPr>
+              <w:t>23</w:t>
+            </w:r>
+            <w:r>
+              <w:rPr>
+                <w:rStyle w:val="Hyperlink"/>
+                <w:noProof/>
+                <w:rtl/>
+              </w:rPr>
+              <w:fldChar w:fldCharType="end"/>
+            </w:r>
+          </w:hyperlink>
+        </w:p>
+        <w:p>
           <w:r>
             <w:rPr>
               <w:b/>
@@ -7262,6 +7453,7 @@
           <w:rtl/>
         </w:rPr>
       </w:pPr>
+      <w:bookmarkStart w:id="5" w:name="_GoBack"/>
       <w:r>
         <w:rPr>
           <w:rFonts w:hint="cs"/>
@@ -7295,7 +7487,8 @@
           <w:rtl/>
         </w:rPr>
       </w:pPr>
-      <w:bookmarkStart w:id="5" w:name="_Toc182945983"/>
+      <w:bookmarkStart w:id="6" w:name="_Toc184366783"/>
+      <w:bookmarkEnd w:id="5"/>
       <w:r>
         <w:rPr>
           <w:rFonts w:hint="cs"/>
@@ -7304,7 +7497,7 @@
         <w:lastRenderedPageBreak/>
         <w:t>מבוא</w:t>
       </w:r>
-      <w:bookmarkEnd w:id="5"/>
+      <w:bookmarkEnd w:id="6"/>
     </w:p>
     <w:p>
       <w:pPr>
@@ -12397,7 +12590,7 @@
           <w:rtl/>
         </w:rPr>
       </w:pPr>
-      <w:bookmarkStart w:id="6" w:name="_Toc182945984"/>
+      <w:bookmarkStart w:id="7" w:name="_Toc184366784"/>
       <w:proofErr w:type="spellStart"/>
       <w:r>
         <w:rPr>
@@ -12415,7 +12608,7 @@
         </w:rPr>
         <w:t xml:space="preserve"> מלבנים</w:t>
       </w:r>
-      <w:bookmarkEnd w:id="6"/>
+      <w:bookmarkEnd w:id="7"/>
     </w:p>
     <w:p>
       <w:pPr>
@@ -12424,7 +12617,7 @@
           <w:rtl/>
         </w:rPr>
       </w:pPr>
-      <w:bookmarkStart w:id="7" w:name="_Toc182945985"/>
+      <w:bookmarkStart w:id="8" w:name="_Toc184366785"/>
       <w:r>
         <w:rPr>
           <w:rFonts w:hint="cs"/>
@@ -12438,7 +12631,7 @@
         </w:rPr>
         <w:t>MASTER</w:t>
       </w:r>
-      <w:bookmarkEnd w:id="7"/>
+      <w:bookmarkEnd w:id="8"/>
     </w:p>
     <w:p>
       <w:pPr>
@@ -12513,7 +12706,7 @@
           <w:rtl/>
         </w:rPr>
       </w:pPr>
-      <w:bookmarkStart w:id="8" w:name="_Toc182945986"/>
+      <w:bookmarkStart w:id="9" w:name="_Toc184366786"/>
       <w:r>
         <w:rPr>
           <w:rFonts w:hint="cs"/>
@@ -12528,7 +12721,7 @@
         </w:rPr>
         <w:t>SLAVE</w:t>
       </w:r>
-      <w:bookmarkEnd w:id="8"/>
+      <w:bookmarkEnd w:id="9"/>
     </w:p>
     <w:p>
       <w:pPr>
@@ -12631,7 +12824,7 @@
           <w:rtl/>
         </w:rPr>
       </w:pPr>
-      <w:bookmarkStart w:id="9" w:name="_Toc182945987"/>
+      <w:bookmarkStart w:id="10" w:name="_Toc184366787"/>
       <w:r>
         <w:rPr>
           <w:rFonts w:hint="cs"/>
@@ -12655,7 +12848,7 @@
         </w:rPr>
         <w:t xml:space="preserve"> מלבנים</w:t>
       </w:r>
-      <w:bookmarkEnd w:id="9"/>
+      <w:bookmarkEnd w:id="10"/>
     </w:p>
     <w:p>
       <w:pPr>
@@ -12686,7 +12879,7 @@
       <w:pPr>
         <w:pStyle w:val="2"/>
       </w:pPr>
-      <w:bookmarkStart w:id="10" w:name="_Toc182945988"/>
+      <w:bookmarkStart w:id="11" w:name="_Toc184366788"/>
       <w:r>
         <w:rPr>
           <w:rFonts w:hint="cs"/>
@@ -12703,7 +12896,7 @@
       <w:r>
         <w:t>MASTER</w:t>
       </w:r>
-      <w:bookmarkEnd w:id="10"/>
+      <w:bookmarkEnd w:id="11"/>
     </w:p>
     <w:p>
       <w:pPr>
@@ -14503,7 +14696,7 @@
       <w:pPr>
         <w:pStyle w:val="2"/>
       </w:pPr>
-      <w:bookmarkStart w:id="11" w:name="_Toc182945989"/>
+      <w:bookmarkStart w:id="12" w:name="_Toc184366789"/>
       <w:r>
         <w:rPr>
           <w:rFonts w:hint="cs"/>
@@ -14520,7 +14713,7 @@
       <w:r>
         <w:t>SLAVE</w:t>
       </w:r>
-      <w:bookmarkEnd w:id="11"/>
+      <w:bookmarkEnd w:id="12"/>
     </w:p>
     <w:p>
       <w:pPr>
@@ -16117,7 +16310,7 @@
           <w:rtl/>
         </w:rPr>
       </w:pPr>
-      <w:bookmarkStart w:id="12" w:name="_Toc182945990"/>
+      <w:bookmarkStart w:id="13" w:name="_Toc184366790"/>
       <w:r>
         <w:rPr>
           <w:rtl/>
@@ -16125,7 +16318,7 @@
         <w:lastRenderedPageBreak/>
         <w:t>שירטוט חשמלי של המערכת</w:t>
       </w:r>
-      <w:bookmarkEnd w:id="12"/>
+      <w:bookmarkEnd w:id="13"/>
     </w:p>
     <w:p>
       <w:pPr>
@@ -16134,7 +16327,7 @@
           <w:rtl/>
         </w:rPr>
       </w:pPr>
-      <w:bookmarkStart w:id="13" w:name="_Toc182945991"/>
+      <w:bookmarkStart w:id="14" w:name="_Toc184366791"/>
       <w:r>
         <w:rPr>
           <w:rFonts w:hint="cs"/>
@@ -16148,7 +16341,7 @@
         </w:rPr>
         <w:t>MASTER</w:t>
       </w:r>
-      <w:bookmarkEnd w:id="13"/>
+      <w:bookmarkEnd w:id="14"/>
     </w:p>
     <w:p>
       <w:pPr>
@@ -16240,7 +16433,7 @@
           <w:rtl/>
         </w:rPr>
       </w:pPr>
-      <w:bookmarkStart w:id="14" w:name="_Toc182945992"/>
+      <w:bookmarkStart w:id="15" w:name="_Toc184366792"/>
       <w:r>
         <w:rPr>
           <w:rStyle w:val="20"/>
@@ -16256,7 +16449,7 @@
         </w:rPr>
         <w:t>SLAVE</w:t>
       </w:r>
-      <w:bookmarkEnd w:id="14"/>
+      <w:bookmarkEnd w:id="15"/>
       <w:r>
         <w:rPr>
           <w:noProof/>
@@ -16338,7 +16531,7 @@
           <w:rtl/>
         </w:rPr>
       </w:pPr>
-      <w:bookmarkStart w:id="15" w:name="_Toc182945993"/>
+      <w:bookmarkStart w:id="16" w:name="_Toc184366793"/>
       <w:r>
         <w:rPr>
           <w:rFonts w:hint="cs"/>
@@ -16370,7 +16563,7 @@
         </w:rPr>
         <w:t>חשמלי</w:t>
       </w:r>
-      <w:bookmarkEnd w:id="15"/>
+      <w:bookmarkEnd w:id="16"/>
     </w:p>
     <w:p>
       <w:pPr>
@@ -18621,7 +18814,7 @@
           <w:rtl/>
         </w:rPr>
       </w:pPr>
-      <w:bookmarkStart w:id="16" w:name="_Toc182945994"/>
+      <w:bookmarkStart w:id="17" w:name="_Toc184366794"/>
       <w:r>
         <w:rPr>
           <w:rFonts w:hint="cs"/>
@@ -18647,7 +18840,7 @@
       <w:r>
         <w:t>ESP32</w:t>
       </w:r>
-      <w:bookmarkEnd w:id="16"/>
+      <w:bookmarkEnd w:id="17"/>
     </w:p>
     <w:p>
       <w:pPr>
@@ -20298,7 +20491,7 @@
         <w:rPr>
           <w:sz w:val="28"/>
           <w:szCs w:val="28"/>
-          <w:lang w:val="en-IL"/>
+          <w:lang/>
         </w:rPr>
       </w:pPr>
     </w:p>
@@ -20308,7 +20501,7 @@
         <w:rPr>
           <w:sz w:val="28"/>
           <w:szCs w:val="28"/>
-          <w:lang w:val="en-IL"/>
+          <w:lang/>
         </w:rPr>
       </w:pPr>
     </w:p>
@@ -20318,7 +20511,7 @@
         <w:rPr>
           <w:sz w:val="28"/>
           <w:szCs w:val="28"/>
-          <w:lang w:val="en-IL"/>
+          <w:lang/>
         </w:rPr>
       </w:pPr>
     </w:p>
@@ -20328,7 +20521,7 @@
         <w:rPr>
           <w:sz w:val="28"/>
           <w:szCs w:val="28"/>
-          <w:lang w:val="en-IL"/>
+          <w:lang/>
         </w:rPr>
       </w:pPr>
     </w:p>
@@ -20338,7 +20531,7 @@
         <w:rPr>
           <w:sz w:val="28"/>
           <w:szCs w:val="28"/>
-          <w:lang w:val="en-IL"/>
+          <w:lang/>
         </w:rPr>
       </w:pPr>
     </w:p>
@@ -20348,7 +20541,7 @@
         <w:rPr>
           <w:sz w:val="28"/>
           <w:szCs w:val="28"/>
-          <w:lang w:val="en-IL"/>
+          <w:lang/>
         </w:rPr>
       </w:pPr>
     </w:p>
@@ -20358,7 +20551,7 @@
         <w:rPr>
           <w:sz w:val="28"/>
           <w:szCs w:val="28"/>
-          <w:lang w:val="en-IL"/>
+          <w:lang/>
         </w:rPr>
       </w:pPr>
     </w:p>
@@ -20368,7 +20561,7 @@
         <w:rPr>
           <w:sz w:val="28"/>
           <w:szCs w:val="28"/>
-          <w:lang w:val="en-IL"/>
+          <w:lang/>
         </w:rPr>
       </w:pPr>
     </w:p>
@@ -20378,7 +20571,7 @@
         <w:rPr>
           <w:sz w:val="28"/>
           <w:szCs w:val="28"/>
-          <w:lang w:val="en-IL"/>
+          <w:lang/>
         </w:rPr>
       </w:pPr>
     </w:p>
@@ -20388,7 +20581,7 @@
         <w:rPr>
           <w:sz w:val="28"/>
           <w:szCs w:val="28"/>
-          <w:lang w:val="en-IL"/>
+          <w:lang/>
         </w:rPr>
       </w:pPr>
     </w:p>
@@ -20398,7 +20591,7 @@
         <w:rPr>
           <w:sz w:val="28"/>
           <w:szCs w:val="28"/>
-          <w:lang w:val="en-IL"/>
+          <w:lang/>
         </w:rPr>
       </w:pPr>
     </w:p>
@@ -20408,7 +20601,7 @@
         <w:rPr>
           <w:sz w:val="28"/>
           <w:szCs w:val="28"/>
-          <w:lang w:val="en-IL"/>
+          <w:lang/>
         </w:rPr>
       </w:pPr>
     </w:p>
@@ -20418,7 +20611,7 @@
         <w:rPr>
           <w:sz w:val="28"/>
           <w:szCs w:val="28"/>
-          <w:lang w:val="en-IL"/>
+          <w:lang/>
         </w:rPr>
       </w:pPr>
     </w:p>
@@ -20428,7 +20621,7 @@
         <w:rPr>
           <w:sz w:val="28"/>
           <w:szCs w:val="28"/>
-          <w:lang w:val="en-IL"/>
+          <w:lang/>
         </w:rPr>
       </w:pPr>
     </w:p>
@@ -20438,7 +20631,7 @@
         <w:rPr>
           <w:sz w:val="28"/>
           <w:szCs w:val="28"/>
-          <w:lang w:val="en-IL"/>
+          <w:lang/>
         </w:rPr>
       </w:pPr>
     </w:p>
@@ -20448,7 +20641,7 @@
         <w:rPr>
           <w:sz w:val="28"/>
           <w:szCs w:val="28"/>
-          <w:lang w:val="en-IL"/>
+          <w:lang/>
         </w:rPr>
       </w:pPr>
     </w:p>
@@ -20458,7 +20651,7 @@
         <w:rPr>
           <w:sz w:val="28"/>
           <w:szCs w:val="28"/>
-          <w:lang w:val="en-IL"/>
+          <w:lang/>
         </w:rPr>
       </w:pPr>
     </w:p>
@@ -20477,10 +20670,9 @@
         <w:ind w:left="360"/>
         <w:jc w:val="center"/>
         <w:rPr>
-          <w:rFonts w:hint="cs"/>
           <w:sz w:val="28"/>
           <w:szCs w:val="28"/>
-          <w:lang w:val="en-IL"/>
+          <w:lang/>
         </w:rPr>
       </w:pPr>
     </w:p>
@@ -20521,7 +20713,7 @@
 </file>
 
 <file path=word/endnotes.xml><?xml version="1.0" encoding="utf-8"?>
-<w:endnotes xmlns:wpc="http://schemas.microsoft.com/office/word/2010/wordprocessingCanvas" xmlns:cx="http://schemas.microsoft.com/office/drawing/2014/chartex" xmlns:cx1="http://schemas.microsoft.com/office/drawing/2015/9/8/chartex" xmlns:cx2="http://schemas.microsoft.com/office/drawing/2015/10/21/chartex" xmlns:cx3="http://schemas.microsoft.com/office/drawing/2016/5/9/chartex" xmlns:cx4="http://schemas.microsoft.com/office/drawing/2016/5/10/chartex" xmlns:cx5="http://schemas.microsoft.com/office/drawing/2016/5/11/chartex" xmlns:cx6="http://schemas.microsoft.com/office/drawing/2016/5/12/chartex" xmlns:cx7="http://schemas.microsoft.com/office/drawing/2016/5/13/chartex" xmlns:cx8="http://schemas.microsoft.com/office/drawing/2016/5/14/chartex" xmlns:mc="http://schemas.openxmlformats.org/markup-compatibility/2006" xmlns:aink="http://schemas.microsoft.com/office/drawing/2016/ink" xmlns:am3d="http://schemas.microsoft.com/office/drawing/2017/model3d" xmlns:o="urn:schemas-microsoft-com:office:office" xmlns:oel="http://schemas.microsoft.com/office/2019/extlst" xmlns:r="http://schemas.openxmlformats.org/officeDocument/2006/relationships" xmlns:m="http://schemas.openxmlformats.org/officeDocument/2006/math" xmlns:v="urn:schemas-microsoft-com:vml" xmlns:wp14="http://schemas.microsoft.com/office/word/2010/wordprocessingDrawing" xmlns:wp="http://schemas.openxmlformats.org/drawingml/2006/wordprocessingDrawing" xmlns:w10="urn:schemas-microsoft-com:office:word" xmlns:w="http://schemas.openxmlformats.org/wordprocessingml/2006/main" xmlns:w14="http://schemas.microsoft.com/office/word/2010/wordml" xmlns:w15="http://schemas.microsoft.com/office/word/2012/wordml" xmlns:w16cex="http://schemas.microsoft.com/office/word/2018/wordml/cex" xmlns:w16cid="http://schemas.microsoft.com/office/word/2016/wordml/cid" xmlns:w16="http://schemas.microsoft.com/office/word/2018/wordml" xmlns:w16du="http://schemas.microsoft.com/office/word/2023/wordml/word16du" xmlns:w16sdtdh="http://schemas.microsoft.com/office/word/2020/wordml/sdtdatahash" xmlns:w16se="http://schemas.microsoft.com/office/word/2015/wordml/symex" xmlns:wpg="http://schemas.microsoft.com/office/word/2010/wordprocessingGroup" xmlns:wpi="http://schemas.microsoft.com/office/word/2010/wordprocessingInk" xmlns:wne="http://schemas.microsoft.com/office/word/2006/wordml" xmlns:wps="http://schemas.microsoft.com/office/word/2010/wordprocessingShape" mc:Ignorable="w14 w15 w16se w16cid w16 w16cex w16sdtdh w16du wp14">
+<w:endnotes xmlns:wpc="http://schemas.microsoft.com/office/word/2010/wordprocessingCanvas" xmlns:cx="http://schemas.microsoft.com/office/drawing/2014/chartex" xmlns:cx1="http://schemas.microsoft.com/office/drawing/2015/9/8/chartex" xmlns:cx2="http://schemas.microsoft.com/office/drawing/2015/10/21/chartex" xmlns:cx3="http://schemas.microsoft.com/office/drawing/2016/5/9/chartex" xmlns:cx4="http://schemas.microsoft.com/office/drawing/2016/5/10/chartex" xmlns:cx5="http://schemas.microsoft.com/office/drawing/2016/5/11/chartex" xmlns:cx6="http://schemas.microsoft.com/office/drawing/2016/5/12/chartex" xmlns:cx7="http://schemas.microsoft.com/office/drawing/2016/5/13/chartex" xmlns:cx8="http://schemas.microsoft.com/office/drawing/2016/5/14/chartex" xmlns:mc="http://schemas.openxmlformats.org/markup-compatibility/2006" xmlns:aink="http://schemas.microsoft.com/office/drawing/2016/ink" xmlns:am3d="http://schemas.microsoft.com/office/drawing/2017/model3d" xmlns:o="urn:schemas-microsoft-com:office:office" xmlns:r="http://schemas.openxmlformats.org/officeDocument/2006/relationships" xmlns:m="http://schemas.openxmlformats.org/officeDocument/2006/math" xmlns:v="urn:schemas-microsoft-com:vml" xmlns:wp14="http://schemas.microsoft.com/office/word/2010/wordprocessingDrawing" xmlns:wp="http://schemas.openxmlformats.org/drawingml/2006/wordprocessingDrawing" xmlns:w10="urn:schemas-microsoft-com:office:word" xmlns:w="http://schemas.openxmlformats.org/wordprocessingml/2006/main" xmlns:w14="http://schemas.microsoft.com/office/word/2010/wordml" xmlns:w15="http://schemas.microsoft.com/office/word/2012/wordml" xmlns:w16cid="http://schemas.microsoft.com/office/word/2016/wordml/cid" xmlns:w16se="http://schemas.microsoft.com/office/word/2015/wordml/symex" xmlns:wpg="http://schemas.microsoft.com/office/word/2010/wordprocessingGroup" xmlns:wpi="http://schemas.microsoft.com/office/word/2010/wordprocessingInk" xmlns:wne="http://schemas.microsoft.com/office/word/2006/wordml" xmlns:wps="http://schemas.microsoft.com/office/word/2010/wordprocessingShape" mc:Ignorable="w14 w15 w16se w16cid wp14">
   <w:endnote w:type="separator" w:id="-1">
     <w:p>
       <w:pPr>
@@ -20546,7 +20738,7 @@
 </file>
 
 <file path=word/footer1.xml><?xml version="1.0" encoding="utf-8"?>
-<w:ftr xmlns:wpc="http://schemas.microsoft.com/office/word/2010/wordprocessingCanvas" xmlns:cx="http://schemas.microsoft.com/office/drawing/2014/chartex" xmlns:cx1="http://schemas.microsoft.com/office/drawing/2015/9/8/chartex" xmlns:cx2="http://schemas.microsoft.com/office/drawing/2015/10/21/chartex" xmlns:cx3="http://schemas.microsoft.com/office/drawing/2016/5/9/chartex" xmlns:cx4="http://schemas.microsoft.com/office/drawing/2016/5/10/chartex" xmlns:cx5="http://schemas.microsoft.com/office/drawing/2016/5/11/chartex" xmlns:cx6="http://schemas.microsoft.com/office/drawing/2016/5/12/chartex" xmlns:cx7="http://schemas.microsoft.com/office/drawing/2016/5/13/chartex" xmlns:cx8="http://schemas.microsoft.com/office/drawing/2016/5/14/chartex" xmlns:mc="http://schemas.openxmlformats.org/markup-compatibility/2006" xmlns:aink="http://schemas.microsoft.com/office/drawing/2016/ink" xmlns:am3d="http://schemas.microsoft.com/office/drawing/2017/model3d" xmlns:o="urn:schemas-microsoft-com:office:office" xmlns:oel="http://schemas.microsoft.com/office/2019/extlst" xmlns:r="http://schemas.openxmlformats.org/officeDocument/2006/relationships" xmlns:m="http://schemas.openxmlformats.org/officeDocument/2006/math" xmlns:v="urn:schemas-microsoft-com:vml" xmlns:wp14="http://schemas.microsoft.com/office/word/2010/wordprocessingDrawing" xmlns:wp="http://schemas.openxmlformats.org/drawingml/2006/wordprocessingDrawing" xmlns:w10="urn:schemas-microsoft-com:office:word" xmlns:w="http://schemas.openxmlformats.org/wordprocessingml/2006/main" xmlns:w14="http://schemas.microsoft.com/office/word/2010/wordml" xmlns:w15="http://schemas.microsoft.com/office/word/2012/wordml" xmlns:w16cex="http://schemas.microsoft.com/office/word/2018/wordml/cex" xmlns:w16cid="http://schemas.microsoft.com/office/word/2016/wordml/cid" xmlns:w16="http://schemas.microsoft.com/office/word/2018/wordml" xmlns:w16du="http://schemas.microsoft.com/office/word/2023/wordml/word16du" xmlns:w16sdtdh="http://schemas.microsoft.com/office/word/2020/wordml/sdtdatahash" xmlns:w16se="http://schemas.microsoft.com/office/word/2015/wordml/symex" xmlns:wpg="http://schemas.microsoft.com/office/word/2010/wordprocessingGroup" xmlns:wpi="http://schemas.microsoft.com/office/word/2010/wordprocessingInk" xmlns:wne="http://schemas.microsoft.com/office/word/2006/wordml" xmlns:wps="http://schemas.microsoft.com/office/word/2010/wordprocessingShape" mc:Ignorable="w14 w15 w16se w16cid w16 w16cex w16sdtdh w16du wp14">
+<w:ftr xmlns:wpc="http://schemas.microsoft.com/office/word/2010/wordprocessingCanvas" xmlns:cx="http://schemas.microsoft.com/office/drawing/2014/chartex" xmlns:cx1="http://schemas.microsoft.com/office/drawing/2015/9/8/chartex" xmlns:cx2="http://schemas.microsoft.com/office/drawing/2015/10/21/chartex" xmlns:cx3="http://schemas.microsoft.com/office/drawing/2016/5/9/chartex" xmlns:cx4="http://schemas.microsoft.com/office/drawing/2016/5/10/chartex" xmlns:cx5="http://schemas.microsoft.com/office/drawing/2016/5/11/chartex" xmlns:cx6="http://schemas.microsoft.com/office/drawing/2016/5/12/chartex" xmlns:cx7="http://schemas.microsoft.com/office/drawing/2016/5/13/chartex" xmlns:cx8="http://schemas.microsoft.com/office/drawing/2016/5/14/chartex" xmlns:mc="http://schemas.openxmlformats.org/markup-compatibility/2006" xmlns:aink="http://schemas.microsoft.com/office/drawing/2016/ink" xmlns:am3d="http://schemas.microsoft.com/office/drawing/2017/model3d" xmlns:o="urn:schemas-microsoft-com:office:office" xmlns:r="http://schemas.openxmlformats.org/officeDocument/2006/relationships" xmlns:m="http://schemas.openxmlformats.org/officeDocument/2006/math" xmlns:v="urn:schemas-microsoft-com:vml" xmlns:wp14="http://schemas.microsoft.com/office/word/2010/wordprocessingDrawing" xmlns:wp="http://schemas.openxmlformats.org/drawingml/2006/wordprocessingDrawing" xmlns:w10="urn:schemas-microsoft-com:office:word" xmlns:w="http://schemas.openxmlformats.org/wordprocessingml/2006/main" xmlns:w14="http://schemas.microsoft.com/office/word/2010/wordml" xmlns:w15="http://schemas.microsoft.com/office/word/2012/wordml" xmlns:w16cid="http://schemas.microsoft.com/office/word/2016/wordml/cid" xmlns:w16se="http://schemas.microsoft.com/office/word/2015/wordml/symex" xmlns:wpg="http://schemas.microsoft.com/office/word/2010/wordprocessingGroup" xmlns:wpi="http://schemas.microsoft.com/office/word/2010/wordprocessingInk" xmlns:wne="http://schemas.microsoft.com/office/word/2006/wordml" xmlns:wps="http://schemas.microsoft.com/office/word/2010/wordprocessingShape" mc:Ignorable="w14 w15 w16se w16cid wp14">
   <w:sdt>
     <w:sdtPr>
       <w:rPr>
@@ -20558,6 +20750,7 @@
         <w:docPartUnique/>
       </w:docPartObj>
     </w:sdtPr>
+    <w:sdtEndPr/>
     <w:sdtContent>
       <w:p>
         <w:pPr>
@@ -20595,7 +20788,7 @@
 </file>
 
 <file path=word/footnotes.xml><?xml version="1.0" encoding="utf-8"?>
-<w:footnotes xmlns:wpc="http://schemas.microsoft.com/office/word/2010/wordprocessingCanvas" xmlns:cx="http://schemas.microsoft.com/office/drawing/2014/chartex" xmlns:cx1="http://schemas.microsoft.com/office/drawing/2015/9/8/chartex" xmlns:cx2="http://schemas.microsoft.com/office/drawing/2015/10/21/chartex" xmlns:cx3="http://schemas.microsoft.com/office/drawing/2016/5/9/chartex" xmlns:cx4="http://schemas.microsoft.com/office/drawing/2016/5/10/chartex" xmlns:cx5="http://schemas.microsoft.com/office/drawing/2016/5/11/chartex" xmlns:cx6="http://schemas.microsoft.com/office/drawing/2016/5/12/chartex" xmlns:cx7="http://schemas.microsoft.com/office/drawing/2016/5/13/chartex" xmlns:cx8="http://schemas.microsoft.com/office/drawing/2016/5/14/chartex" xmlns:mc="http://schemas.openxmlformats.org/markup-compatibility/2006" xmlns:aink="http://schemas.microsoft.com/office/drawing/2016/ink" xmlns:am3d="http://schemas.microsoft.com/office/drawing/2017/model3d" xmlns:o="urn:schemas-microsoft-com:office:office" xmlns:oel="http://schemas.microsoft.com/office/2019/extlst" xmlns:r="http://schemas.openxmlformats.org/officeDocument/2006/relationships" xmlns:m="http://schemas.openxmlformats.org/officeDocument/2006/math" xmlns:v="urn:schemas-microsoft-com:vml" xmlns:wp14="http://schemas.microsoft.com/office/word/2010/wordprocessingDrawing" xmlns:wp="http://schemas.openxmlformats.org/drawingml/2006/wordprocessingDrawing" xmlns:w10="urn:schemas-microsoft-com:office:word" xmlns:w="http://schemas.openxmlformats.org/wordprocessingml/2006/main" xmlns:w14="http://schemas.microsoft.com/office/word/2010/wordml" xmlns:w15="http://schemas.microsoft.com/office/word/2012/wordml" xmlns:w16cex="http://schemas.microsoft.com/office/word/2018/wordml/cex" xmlns:w16cid="http://schemas.microsoft.com/office/word/2016/wordml/cid" xmlns:w16="http://schemas.microsoft.com/office/word/2018/wordml" xmlns:w16du="http://schemas.microsoft.com/office/word/2023/wordml/word16du" xmlns:w16sdtdh="http://schemas.microsoft.com/office/word/2020/wordml/sdtdatahash" xmlns:w16se="http://schemas.microsoft.com/office/word/2015/wordml/symex" xmlns:wpg="http://schemas.microsoft.com/office/word/2010/wordprocessingGroup" xmlns:wpi="http://schemas.microsoft.com/office/word/2010/wordprocessingInk" xmlns:wne="http://schemas.microsoft.com/office/word/2006/wordml" xmlns:wps="http://schemas.microsoft.com/office/word/2010/wordprocessingShape" mc:Ignorable="w14 w15 w16se w16cid w16 w16cex w16sdtdh w16du wp14">
+<w:footnotes xmlns:wpc="http://schemas.microsoft.com/office/word/2010/wordprocessingCanvas" xmlns:cx="http://schemas.microsoft.com/office/drawing/2014/chartex" xmlns:cx1="http://schemas.microsoft.com/office/drawing/2015/9/8/chartex" xmlns:cx2="http://schemas.microsoft.com/office/drawing/2015/10/21/chartex" xmlns:cx3="http://schemas.microsoft.com/office/drawing/2016/5/9/chartex" xmlns:cx4="http://schemas.microsoft.com/office/drawing/2016/5/10/chartex" xmlns:cx5="http://schemas.microsoft.com/office/drawing/2016/5/11/chartex" xmlns:cx6="http://schemas.microsoft.com/office/drawing/2016/5/12/chartex" xmlns:cx7="http://schemas.microsoft.com/office/drawing/2016/5/13/chartex" xmlns:cx8="http://schemas.microsoft.com/office/drawing/2016/5/14/chartex" xmlns:mc="http://schemas.openxmlformats.org/markup-compatibility/2006" xmlns:aink="http://schemas.microsoft.com/office/drawing/2016/ink" xmlns:am3d="http://schemas.microsoft.com/office/drawing/2017/model3d" xmlns:o="urn:schemas-microsoft-com:office:office" xmlns:r="http://schemas.openxmlformats.org/officeDocument/2006/relationships" xmlns:m="http://schemas.openxmlformats.org/officeDocument/2006/math" xmlns:v="urn:schemas-microsoft-com:vml" xmlns:wp14="http://schemas.microsoft.com/office/word/2010/wordprocessingDrawing" xmlns:wp="http://schemas.openxmlformats.org/drawingml/2006/wordprocessingDrawing" xmlns:w10="urn:schemas-microsoft-com:office:word" xmlns:w="http://schemas.openxmlformats.org/wordprocessingml/2006/main" xmlns:w14="http://schemas.microsoft.com/office/word/2010/wordml" xmlns:w15="http://schemas.microsoft.com/office/word/2012/wordml" xmlns:w16cid="http://schemas.microsoft.com/office/word/2016/wordml/cid" xmlns:w16se="http://schemas.microsoft.com/office/word/2015/wordml/symex" xmlns:wpg="http://schemas.microsoft.com/office/word/2010/wordprocessingGroup" xmlns:wpi="http://schemas.microsoft.com/office/word/2010/wordprocessingInk" xmlns:wne="http://schemas.microsoft.com/office/word/2006/wordml" xmlns:wps="http://schemas.microsoft.com/office/word/2010/wordprocessingShape" mc:Ignorable="w14 w15 w16se w16cid wp14">
   <w:footnote w:type="separator" w:id="-1">
     <w:p>
       <w:pPr>
@@ -20620,7 +20813,7 @@
 </file>
 
 <file path=word/header1.xml><?xml version="1.0" encoding="utf-8"?>
-<w:hdr xmlns:wpc="http://schemas.microsoft.com/office/word/2010/wordprocessingCanvas" xmlns:cx="http://schemas.microsoft.com/office/drawing/2014/chartex" xmlns:cx1="http://schemas.microsoft.com/office/drawing/2015/9/8/chartex" xmlns:cx2="http://schemas.microsoft.com/office/drawing/2015/10/21/chartex" xmlns:cx3="http://schemas.microsoft.com/office/drawing/2016/5/9/chartex" xmlns:cx4="http://schemas.microsoft.com/office/drawing/2016/5/10/chartex" xmlns:cx5="http://schemas.microsoft.com/office/drawing/2016/5/11/chartex" xmlns:cx6="http://schemas.microsoft.com/office/drawing/2016/5/12/chartex" xmlns:cx7="http://schemas.microsoft.com/office/drawing/2016/5/13/chartex" xmlns:cx8="http://schemas.microsoft.com/office/drawing/2016/5/14/chartex" xmlns:mc="http://schemas.openxmlformats.org/markup-compatibility/2006" xmlns:aink="http://schemas.microsoft.com/office/drawing/2016/ink" xmlns:am3d="http://schemas.microsoft.com/office/drawing/2017/model3d" xmlns:o="urn:schemas-microsoft-com:office:office" xmlns:oel="http://schemas.microsoft.com/office/2019/extlst" xmlns:r="http://schemas.openxmlformats.org/officeDocument/2006/relationships" xmlns:m="http://schemas.openxmlformats.org/officeDocument/2006/math" xmlns:v="urn:schemas-microsoft-com:vml" xmlns:wp14="http://schemas.microsoft.com/office/word/2010/wordprocessingDrawing" xmlns:wp="http://schemas.openxmlformats.org/drawingml/2006/wordprocessingDrawing" xmlns:w10="urn:schemas-microsoft-com:office:word" xmlns:w="http://schemas.openxmlformats.org/wordprocessingml/2006/main" xmlns:w14="http://schemas.microsoft.com/office/word/2010/wordml" xmlns:w15="http://schemas.microsoft.com/office/word/2012/wordml" xmlns:w16cex="http://schemas.microsoft.com/office/word/2018/wordml/cex" xmlns:w16cid="http://schemas.microsoft.com/office/word/2016/wordml/cid" xmlns:w16="http://schemas.microsoft.com/office/word/2018/wordml" xmlns:w16du="http://schemas.microsoft.com/office/word/2023/wordml/word16du" xmlns:w16sdtdh="http://schemas.microsoft.com/office/word/2020/wordml/sdtdatahash" xmlns:w16se="http://schemas.microsoft.com/office/word/2015/wordml/symex" xmlns:wpg="http://schemas.microsoft.com/office/word/2010/wordprocessingGroup" xmlns:wpi="http://schemas.microsoft.com/office/word/2010/wordprocessingInk" xmlns:wne="http://schemas.microsoft.com/office/word/2006/wordml" xmlns:wps="http://schemas.microsoft.com/office/word/2010/wordprocessingShape" mc:Ignorable="w14 w15 w16se w16cid w16 w16cex w16sdtdh w16du wp14">
+<w:hdr xmlns:wpc="http://schemas.microsoft.com/office/word/2010/wordprocessingCanvas" xmlns:cx="http://schemas.microsoft.com/office/drawing/2014/chartex" xmlns:cx1="http://schemas.microsoft.com/office/drawing/2015/9/8/chartex" xmlns:cx2="http://schemas.microsoft.com/office/drawing/2015/10/21/chartex" xmlns:cx3="http://schemas.microsoft.com/office/drawing/2016/5/9/chartex" xmlns:cx4="http://schemas.microsoft.com/office/drawing/2016/5/10/chartex" xmlns:cx5="http://schemas.microsoft.com/office/drawing/2016/5/11/chartex" xmlns:cx6="http://schemas.microsoft.com/office/drawing/2016/5/12/chartex" xmlns:cx7="http://schemas.microsoft.com/office/drawing/2016/5/13/chartex" xmlns:cx8="http://schemas.microsoft.com/office/drawing/2016/5/14/chartex" xmlns:mc="http://schemas.openxmlformats.org/markup-compatibility/2006" xmlns:aink="http://schemas.microsoft.com/office/drawing/2016/ink" xmlns:am3d="http://schemas.microsoft.com/office/drawing/2017/model3d" xmlns:o="urn:schemas-microsoft-com:office:office" xmlns:r="http://schemas.openxmlformats.org/officeDocument/2006/relationships" xmlns:m="http://schemas.openxmlformats.org/officeDocument/2006/math" xmlns:v="urn:schemas-microsoft-com:vml" xmlns:wp14="http://schemas.microsoft.com/office/word/2010/wordprocessingDrawing" xmlns:wp="http://schemas.openxmlformats.org/drawingml/2006/wordprocessingDrawing" xmlns:w10="urn:schemas-microsoft-com:office:word" xmlns:w="http://schemas.openxmlformats.org/wordprocessingml/2006/main" xmlns:w14="http://schemas.microsoft.com/office/word/2010/wordml" xmlns:w15="http://schemas.microsoft.com/office/word/2012/wordml" xmlns:w16cid="http://schemas.microsoft.com/office/word/2016/wordml/cid" xmlns:w16se="http://schemas.microsoft.com/office/word/2015/wordml/symex" xmlns:wpg="http://schemas.microsoft.com/office/word/2010/wordprocessingGroup" xmlns:wpi="http://schemas.microsoft.com/office/word/2010/wordprocessingInk" xmlns:wne="http://schemas.microsoft.com/office/word/2006/wordml" xmlns:wps="http://schemas.microsoft.com/office/word/2010/wordprocessingShape" mc:Ignorable="w14 w15 w16se w16cid wp14">
   <w:p>
     <w:pPr>
       <w:pStyle w:val="af"/>
@@ -20690,7 +20883,7 @@
 </file>
 
 <file path=word/numbering.xml><?xml version="1.0" encoding="utf-8"?>
-<w:numbering xmlns:wpc="http://schemas.microsoft.com/office/word/2010/wordprocessingCanvas" xmlns:cx="http://schemas.microsoft.com/office/drawing/2014/chartex" xmlns:cx1="http://schemas.microsoft.com/office/drawing/2015/9/8/chartex" xmlns:cx2="http://schemas.microsoft.com/office/drawing/2015/10/21/chartex" xmlns:cx3="http://schemas.microsoft.com/office/drawing/2016/5/9/chartex" xmlns:cx4="http://schemas.microsoft.com/office/drawing/2016/5/10/chartex" xmlns:cx5="http://schemas.microsoft.com/office/drawing/2016/5/11/chartex" xmlns:cx6="http://schemas.microsoft.com/office/drawing/2016/5/12/chartex" xmlns:cx7="http://schemas.microsoft.com/office/drawing/2016/5/13/chartex" xmlns:cx8="http://schemas.microsoft.com/office/drawing/2016/5/14/chartex" xmlns:mc="http://schemas.openxmlformats.org/markup-compatibility/2006" xmlns:aink="http://schemas.microsoft.com/office/drawing/2016/ink" xmlns:am3d="http://schemas.microsoft.com/office/drawing/2017/model3d" xmlns:o="urn:schemas-microsoft-com:office:office" xmlns:oel="http://schemas.microsoft.com/office/2019/extlst" xmlns:r="http://schemas.openxmlformats.org/officeDocument/2006/relationships" xmlns:m="http://schemas.openxmlformats.org/officeDocument/2006/math" xmlns:v="urn:schemas-microsoft-com:vml" xmlns:wp14="http://schemas.microsoft.com/office/word/2010/wordprocessingDrawing" xmlns:wp="http://schemas.openxmlformats.org/drawingml/2006/wordprocessingDrawing" xmlns:w10="urn:schemas-microsoft-com:office:word" xmlns:w="http://schemas.openxmlformats.org/wordprocessingml/2006/main" xmlns:w14="http://schemas.microsoft.com/office/word/2010/wordml" xmlns:w15="http://schemas.microsoft.com/office/word/2012/wordml" xmlns:w16cex="http://schemas.microsoft.com/office/word/2018/wordml/cex" xmlns:w16cid="http://schemas.microsoft.com/office/word/2016/wordml/cid" xmlns:w16="http://schemas.microsoft.com/office/word/2018/wordml" xmlns:w16du="http://schemas.microsoft.com/office/word/2023/wordml/word16du" xmlns:w16sdtdh="http://schemas.microsoft.com/office/word/2020/wordml/sdtdatahash" xmlns:w16se="http://schemas.microsoft.com/office/word/2015/wordml/symex" xmlns:wpg="http://schemas.microsoft.com/office/word/2010/wordprocessingGroup" xmlns:wpi="http://schemas.microsoft.com/office/word/2010/wordprocessingInk" xmlns:wne="http://schemas.microsoft.com/office/word/2006/wordml" xmlns:wps="http://schemas.microsoft.com/office/word/2010/wordprocessingShape" mc:Ignorable="w14 w15 w16se w16cid w16 w16cex w16sdtdh w16du wp14">
+<w:numbering xmlns:wpc="http://schemas.microsoft.com/office/word/2010/wordprocessingCanvas" xmlns:cx="http://schemas.microsoft.com/office/drawing/2014/chartex" xmlns:cx1="http://schemas.microsoft.com/office/drawing/2015/9/8/chartex" xmlns:cx2="http://schemas.microsoft.com/office/drawing/2015/10/21/chartex" xmlns:cx3="http://schemas.microsoft.com/office/drawing/2016/5/9/chartex" xmlns:cx4="http://schemas.microsoft.com/office/drawing/2016/5/10/chartex" xmlns:cx5="http://schemas.microsoft.com/office/drawing/2016/5/11/chartex" xmlns:cx6="http://schemas.microsoft.com/office/drawing/2016/5/12/chartex" xmlns:cx7="http://schemas.microsoft.com/office/drawing/2016/5/13/chartex" xmlns:cx8="http://schemas.microsoft.com/office/drawing/2016/5/14/chartex" xmlns:mc="http://schemas.openxmlformats.org/markup-compatibility/2006" xmlns:aink="http://schemas.microsoft.com/office/drawing/2016/ink" xmlns:am3d="http://schemas.microsoft.com/office/drawing/2017/model3d" xmlns:o="urn:schemas-microsoft-com:office:office" xmlns:r="http://schemas.openxmlformats.org/officeDocument/2006/relationships" xmlns:m="http://schemas.openxmlformats.org/officeDocument/2006/math" xmlns:v="urn:schemas-microsoft-com:vml" xmlns:wp14="http://schemas.microsoft.com/office/word/2010/wordprocessingDrawing" xmlns:wp="http://schemas.openxmlformats.org/drawingml/2006/wordprocessingDrawing" xmlns:w10="urn:schemas-microsoft-com:office:word" xmlns:w="http://schemas.openxmlformats.org/wordprocessingml/2006/main" xmlns:w14="http://schemas.microsoft.com/office/word/2010/wordml" xmlns:w15="http://schemas.microsoft.com/office/word/2012/wordml" xmlns:w16cid="http://schemas.microsoft.com/office/word/2016/wordml/cid" xmlns:w16se="http://schemas.microsoft.com/office/word/2015/wordml/symex" xmlns:wpg="http://schemas.microsoft.com/office/word/2010/wordprocessingGroup" xmlns:wpi="http://schemas.microsoft.com/office/word/2010/wordprocessingInk" xmlns:wne="http://schemas.microsoft.com/office/word/2006/wordml" xmlns:wps="http://schemas.microsoft.com/office/word/2010/wordprocessingShape" mc:Ignorable="w14 w15 w16se w16cid wp14">
   <w:abstractNum w:abstractNumId="0" w15:restartNumberingAfterBreak="0">
     <w:nsid w:val="06E64581"/>
     <w:multiLevelType w:val="hybridMultilevel"/>
@@ -23702,77 +23895,77 @@
       </w:rPr>
     </w:lvl>
   </w:abstractNum>
-  <w:num w:numId="1" w16cid:durableId="1000037607">
+  <w:num w:numId="1">
     <w:abstractNumId w:val="8"/>
   </w:num>
-  <w:num w:numId="2" w16cid:durableId="566721241">
+  <w:num w:numId="2">
     <w:abstractNumId w:val="2"/>
   </w:num>
-  <w:num w:numId="3" w16cid:durableId="27293799">
+  <w:num w:numId="3">
     <w:abstractNumId w:val="12"/>
   </w:num>
-  <w:num w:numId="4" w16cid:durableId="1883246640">
+  <w:num w:numId="4">
     <w:abstractNumId w:val="3"/>
   </w:num>
-  <w:num w:numId="5" w16cid:durableId="1649481696">
+  <w:num w:numId="5">
     <w:abstractNumId w:val="13"/>
   </w:num>
-  <w:num w:numId="6" w16cid:durableId="355427558">
+  <w:num w:numId="6">
     <w:abstractNumId w:val="10"/>
   </w:num>
-  <w:num w:numId="7" w16cid:durableId="679166741">
+  <w:num w:numId="7">
     <w:abstractNumId w:val="9"/>
   </w:num>
-  <w:num w:numId="8" w16cid:durableId="1641182709">
+  <w:num w:numId="8">
     <w:abstractNumId w:val="11"/>
   </w:num>
-  <w:num w:numId="9" w16cid:durableId="200438154">
+  <w:num w:numId="9">
     <w:abstractNumId w:val="4"/>
   </w:num>
-  <w:num w:numId="10" w16cid:durableId="784466987">
+  <w:num w:numId="10">
     <w:abstractNumId w:val="19"/>
   </w:num>
-  <w:num w:numId="11" w16cid:durableId="344407676">
+  <w:num w:numId="11">
     <w:abstractNumId w:val="1"/>
   </w:num>
-  <w:num w:numId="12" w16cid:durableId="1331639966">
+  <w:num w:numId="12">
     <w:abstractNumId w:val="0"/>
   </w:num>
-  <w:num w:numId="13" w16cid:durableId="1720549370">
+  <w:num w:numId="13">
     <w:abstractNumId w:val="14"/>
   </w:num>
-  <w:num w:numId="14" w16cid:durableId="1690256414">
+  <w:num w:numId="14">
     <w:abstractNumId w:val="15"/>
   </w:num>
-  <w:num w:numId="15" w16cid:durableId="149374442">
+  <w:num w:numId="15">
     <w:abstractNumId w:val="16"/>
   </w:num>
-  <w:num w:numId="16" w16cid:durableId="2074815740">
+  <w:num w:numId="16">
     <w:abstractNumId w:val="20"/>
   </w:num>
-  <w:num w:numId="17" w16cid:durableId="99225367">
+  <w:num w:numId="17">
     <w:abstractNumId w:val="18"/>
   </w:num>
-  <w:num w:numId="18" w16cid:durableId="790706228">
+  <w:num w:numId="18">
     <w:abstractNumId w:val="17"/>
   </w:num>
-  <w:num w:numId="19" w16cid:durableId="1655066030">
+  <w:num w:numId="19">
     <w:abstractNumId w:val="7"/>
   </w:num>
-  <w:num w:numId="20" w16cid:durableId="2131632179">
+  <w:num w:numId="20">
     <w:abstractNumId w:val="6"/>
   </w:num>
-  <w:num w:numId="21" w16cid:durableId="1637299276">
+  <w:num w:numId="21">
     <w:abstractNumId w:val="21"/>
   </w:num>
-  <w:num w:numId="22" w16cid:durableId="1645160274">
+  <w:num w:numId="22">
     <w:abstractNumId w:val="5"/>
   </w:num>
 </w:numbering>
 </file>
 
 <file path=word/styles.xml><?xml version="1.0" encoding="utf-8"?>
-<w:styles xmlns:mc="http://schemas.openxmlformats.org/markup-compatibility/2006" xmlns:r="http://schemas.openxmlformats.org/officeDocument/2006/relationships" xmlns:w="http://schemas.openxmlformats.org/wordprocessingml/2006/main" xmlns:w14="http://schemas.microsoft.com/office/word/2010/wordml" xmlns:w15="http://schemas.microsoft.com/office/word/2012/wordml" xmlns:w16cex="http://schemas.microsoft.com/office/word/2018/wordml/cex" xmlns:w16cid="http://schemas.microsoft.com/office/word/2016/wordml/cid" xmlns:w16="http://schemas.microsoft.com/office/word/2018/wordml" xmlns:w16du="http://schemas.microsoft.com/office/word/2023/wordml/word16du" xmlns:w16sdtdh="http://schemas.microsoft.com/office/word/2020/wordml/sdtdatahash" xmlns:w16se="http://schemas.microsoft.com/office/word/2015/wordml/symex" mc:Ignorable="w14 w15 w16se w16cid w16 w16cex w16sdtdh w16du">
+<w:styles xmlns:mc="http://schemas.openxmlformats.org/markup-compatibility/2006" xmlns:r="http://schemas.openxmlformats.org/officeDocument/2006/relationships" xmlns:w="http://schemas.openxmlformats.org/wordprocessingml/2006/main" xmlns:w14="http://schemas.microsoft.com/office/word/2010/wordml" xmlns:w15="http://schemas.microsoft.com/office/word/2012/wordml" xmlns:w16cid="http://schemas.microsoft.com/office/word/2016/wordml/cid" xmlns:w16se="http://schemas.microsoft.com/office/word/2015/wordml/symex" mc:Ignorable="w14 w15 w16se w16cid">
   <w:docDefaults>
     <w:rPrDefault>
       <w:rPr>
@@ -23791,7 +23984,7 @@
       </w:pPr>
     </w:pPrDefault>
   </w:docDefaults>
-  <w:latentStyles w:defLockedState="0" w:defUIPriority="99" w:defSemiHidden="0" w:defUnhideWhenUsed="0" w:defQFormat="0" w:count="376">
+  <w:latentStyles w:defLockedState="0" w:defUIPriority="99" w:defSemiHidden="0" w:defUnhideWhenUsed="0" w:defQFormat="0" w:count="375">
     <w:lsdException w:name="Normal" w:uiPriority="0" w:qFormat="1"/>
     <w:lsdException w:name="heading 1" w:uiPriority="9" w:qFormat="1"/>
     <w:lsdException w:name="heading 2" w:semiHidden="1" w:uiPriority="9" w:unhideWhenUsed="1" w:qFormat="1"/>
@@ -24167,7 +24360,6 @@
     <w:lsdException w:name="Smart Hyperlink" w:semiHidden="1" w:unhideWhenUsed="1"/>
     <w:lsdException w:name="Hashtag" w:semiHidden="1" w:unhideWhenUsed="1"/>
     <w:lsdException w:name="Unresolved Mention" w:semiHidden="1" w:unhideWhenUsed="1"/>
-    <w:lsdException w:name="Smart Link" w:semiHidden="1" w:unhideWhenUsed="1"/>
   </w:latentStyles>
   <w:style w:type="paragraph" w:default="1" w:styleId="a">
     <w:name w:val="Normal"/>
@@ -25135,7 +25327,7 @@
 </file>
 
 <file path=customXml/itemProps1.xml><?xml version="1.0" encoding="utf-8"?>
-<ds:datastoreItem xmlns:ds="http://schemas.openxmlformats.org/officeDocument/2006/customXml" ds:itemID="{9B14BAE9-576E-4D07-A6D6-68772AA2335B}">
+<ds:datastoreItem xmlns:ds="http://schemas.openxmlformats.org/officeDocument/2006/customXml" ds:itemID="{20A31B54-7427-4958-8D68-2BC73E0FB7D5}">
   <ds:schemaRefs>
     <ds:schemaRef ds:uri="http://schemas.openxmlformats.org/officeDocument/2006/bibliography"/>
   </ds:schemaRefs>

--- a/ספר פרוייקט שלי וסשה.docx
+++ b/ספר פרוייקט שלי וסשה.docx
@@ -702,7 +702,7 @@
           <w:rtl/>
         </w:rPr>
       </w:pPr>
-      <w:bookmarkStart w:id="2" w:name="_Toc184366780"/>
+      <w:bookmarkStart w:id="2" w:name="_Toc184486019"/>
       <w:r>
         <w:rPr>
           <w:rtl/>
@@ -1054,7 +1054,7 @@
               </wp:inline>
             </w:drawing>
           </mc:Choice>
-          <mc:Fallback xmlns:oel="http://schemas.microsoft.com/office/2019/extlst" xmlns:w16cex="http://schemas.microsoft.com/office/word/2018/wordml/cex" xmlns:w16="http://schemas.microsoft.com/office/word/2018/wordml" xmlns:w16du="http://schemas.microsoft.com/office/word/2023/wordml/word16du" xmlns:w16sdtdh="http://schemas.microsoft.com/office/word/2020/wordml/sdtdatahash">
+          <mc:Fallback xmlns:w16sdtdh="http://schemas.microsoft.com/office/word/2020/wordml/sdtdatahash" xmlns:w16du="http://schemas.microsoft.com/office/word/2023/wordml/word16du" xmlns:w16="http://schemas.microsoft.com/office/word/2018/wordml" xmlns:w16cex="http://schemas.microsoft.com/office/word/2018/wordml/cex" xmlns:oel="http://schemas.microsoft.com/office/2019/extlst">
             <w:pict>
               <v:roundrect w14:anchorId="17ED87AC" id="מלבן מעוגל 6" o:spid="_x0000_s1026" style="width:9.45pt;height:9.45pt;visibility:visible;mso-wrap-style:square;mso-left-percent:-10001;mso-top-percent:-10001;mso-position-horizontal:absolute;mso-position-horizontal-relative:char;mso-position-vertical:absolute;mso-position-vertical-relative:line;mso-left-percent:-10001;mso-top-percent:-10001;v-text-anchor:top" arcsize="10923f" o:gfxdata="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" fillcolor="#a8d08d">
                 <o:lock v:ext="edit" aspectratio="t"/>
@@ -1176,7 +1176,7 @@
               </wp:inline>
             </w:drawing>
           </mc:Choice>
-          <mc:Fallback xmlns:oel="http://schemas.microsoft.com/office/2019/extlst" xmlns:w16cex="http://schemas.microsoft.com/office/word/2018/wordml/cex" xmlns:w16="http://schemas.microsoft.com/office/word/2018/wordml" xmlns:w16du="http://schemas.microsoft.com/office/word/2023/wordml/word16du" xmlns:w16sdtdh="http://schemas.microsoft.com/office/word/2020/wordml/sdtdatahash">
+          <mc:Fallback xmlns:w16sdtdh="http://schemas.microsoft.com/office/word/2020/wordml/sdtdatahash" xmlns:w16du="http://schemas.microsoft.com/office/word/2023/wordml/word16du" xmlns:w16="http://schemas.microsoft.com/office/word/2018/wordml" xmlns:w16cex="http://schemas.microsoft.com/office/word/2018/wordml/cex" xmlns:oel="http://schemas.microsoft.com/office/2019/extlst">
             <w:pict>
               <v:roundrect w14:anchorId="075500E5" id="מלבן מעוגל 5" o:spid="_x0000_s1026" style="width:9.45pt;height:9.45pt;visibility:visible;mso-wrap-style:square;mso-left-percent:-10001;mso-top-percent:-10001;mso-position-horizontal:absolute;mso-position-horizontal-relative:char;mso-position-vertical:absolute;mso-position-vertical-relative:line;mso-left-percent:-10001;mso-top-percent:-10001;v-text-anchor:top" arcsize="10923f" o:gfxdata="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">
                 <o:lock v:ext="edit" aspectratio="t"/>
@@ -3854,7 +3854,7 @@
               </wp:inline>
             </w:drawing>
           </mc:Choice>
-          <mc:Fallback xmlns:oel="http://schemas.microsoft.com/office/2019/extlst" xmlns:w16cex="http://schemas.microsoft.com/office/word/2018/wordml/cex" xmlns:w16="http://schemas.microsoft.com/office/word/2018/wordml" xmlns:w16du="http://schemas.microsoft.com/office/word/2023/wordml/word16du" xmlns:w16sdtdh="http://schemas.microsoft.com/office/word/2020/wordml/sdtdatahash">
+          <mc:Fallback xmlns:w16sdtdh="http://schemas.microsoft.com/office/word/2020/wordml/sdtdatahash" xmlns:w16du="http://schemas.microsoft.com/office/word/2023/wordml/word16du" xmlns:w16="http://schemas.microsoft.com/office/word/2018/wordml" xmlns:w16cex="http://schemas.microsoft.com/office/word/2018/wordml/cex" xmlns:oel="http://schemas.microsoft.com/office/2019/extlst">
             <w:pict>
               <v:roundrect w14:anchorId="1D42CF48" id="מלבן מעוגל 4" o:spid="_x0000_s1026" style="width:9.45pt;height:9.45pt;visibility:visible;mso-wrap-style:square;mso-left-percent:-10001;mso-top-percent:-10001;mso-position-horizontal:absolute;mso-position-horizontal-relative:char;mso-position-vertical:absolute;mso-position-vertical-relative:line;mso-left-percent:-10001;mso-top-percent:-10001;v-text-anchor:top" arcsize="10923f" o:gfxdata="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">
                 <o:lock v:ext="edit" aspectratio="t"/>
@@ -3942,7 +3942,7 @@
               </wp:inline>
             </w:drawing>
           </mc:Choice>
-          <mc:Fallback xmlns:oel="http://schemas.microsoft.com/office/2019/extlst" xmlns:w16cex="http://schemas.microsoft.com/office/word/2018/wordml/cex" xmlns:w16="http://schemas.microsoft.com/office/word/2018/wordml" xmlns:w16du="http://schemas.microsoft.com/office/word/2023/wordml/word16du" xmlns:w16sdtdh="http://schemas.microsoft.com/office/word/2020/wordml/sdtdatahash">
+          <mc:Fallback xmlns:w16sdtdh="http://schemas.microsoft.com/office/word/2020/wordml/sdtdatahash" xmlns:w16du="http://schemas.microsoft.com/office/word/2023/wordml/word16du" xmlns:w16="http://schemas.microsoft.com/office/word/2018/wordml" xmlns:w16cex="http://schemas.microsoft.com/office/word/2018/wordml/cex" xmlns:oel="http://schemas.microsoft.com/office/2019/extlst">
             <w:pict>
               <v:roundrect w14:anchorId="070688B8" id="מלבן מעוגל 3" o:spid="_x0000_s1026" style="width:9.45pt;height:9.45pt;visibility:visible;mso-wrap-style:square;mso-left-percent:-10001;mso-top-percent:-10001;mso-position-horizontal:absolute;mso-position-horizontal-relative:char;mso-position-vertical:absolute;mso-position-vertical-relative:line;mso-left-percent:-10001;mso-top-percent:-10001;v-text-anchor:top" arcsize="10923f" o:gfxdata="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">
                 <o:lock v:ext="edit" aspectratio="t"/>
@@ -4076,7 +4076,7 @@
               </wp:inline>
             </w:drawing>
           </mc:Choice>
-          <mc:Fallback xmlns:oel="http://schemas.microsoft.com/office/2019/extlst" xmlns:w16cex="http://schemas.microsoft.com/office/word/2018/wordml/cex" xmlns:w16="http://schemas.microsoft.com/office/word/2018/wordml" xmlns:w16du="http://schemas.microsoft.com/office/word/2023/wordml/word16du" xmlns:w16sdtdh="http://schemas.microsoft.com/office/word/2020/wordml/sdtdatahash">
+          <mc:Fallback xmlns:w16sdtdh="http://schemas.microsoft.com/office/word/2020/wordml/sdtdatahash" xmlns:w16du="http://schemas.microsoft.com/office/word/2023/wordml/word16du" xmlns:w16="http://schemas.microsoft.com/office/word/2018/wordml" xmlns:w16cex="http://schemas.microsoft.com/office/word/2018/wordml/cex" xmlns:oel="http://schemas.microsoft.com/office/2019/extlst">
             <w:pict>
               <v:roundrect w14:anchorId="10070B32" id="מלבן מעוגל 2" o:spid="_x0000_s1026" style="width:9.45pt;height:9.45pt;visibility:visible;mso-wrap-style:square;mso-left-percent:-10001;mso-top-percent:-10001;mso-position-horizontal:absolute;mso-position-horizontal-relative:char;mso-position-vertical:absolute;mso-position-vertical-relative:line;mso-left-percent:-10001;mso-top-percent:-10001;v-text-anchor:top" arcsize="10923f" o:gfxdata="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">
                 <o:lock v:ext="edit" aspectratio="t"/>
@@ -4220,7 +4220,7 @@
               </wp:inline>
             </w:drawing>
           </mc:Choice>
-          <mc:Fallback xmlns:oel="http://schemas.microsoft.com/office/2019/extlst" xmlns:w16cex="http://schemas.microsoft.com/office/word/2018/wordml/cex" xmlns:w16="http://schemas.microsoft.com/office/word/2018/wordml" xmlns:w16du="http://schemas.microsoft.com/office/word/2023/wordml/word16du" xmlns:w16sdtdh="http://schemas.microsoft.com/office/word/2020/wordml/sdtdatahash">
+          <mc:Fallback xmlns:w16sdtdh="http://schemas.microsoft.com/office/word/2020/wordml/sdtdatahash" xmlns:w16du="http://schemas.microsoft.com/office/word/2023/wordml/word16du" xmlns:w16="http://schemas.microsoft.com/office/word/2018/wordml" xmlns:w16cex="http://schemas.microsoft.com/office/word/2018/wordml/cex" xmlns:oel="http://schemas.microsoft.com/office/2019/extlst">
             <w:pict>
               <v:roundrect w14:anchorId="4AE4CB54" id="מלבן מעוגל 1" o:spid="_x0000_s1026" style="width:9.45pt;height:9.45pt;visibility:visible;mso-wrap-style:square;mso-left-percent:-10001;mso-top-percent:-10001;mso-position-horizontal:absolute;mso-position-horizontal-relative:char;mso-position-vertical:absolute;mso-position-vertical-relative:line;mso-left-percent:-10001;mso-top-percent:-10001;v-text-anchor:top" arcsize="10923f" o:gfxdata="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">
                 <o:lock v:ext="edit" aspectratio="t"/>
@@ -4927,7 +4927,7 @@
           <w:rtl/>
         </w:rPr>
       </w:pPr>
-      <w:bookmarkStart w:id="3" w:name="_Toc184366781"/>
+      <w:bookmarkStart w:id="3" w:name="_Toc184486020"/>
       <w:r>
         <w:rPr>
           <w:rtl/>
@@ -4961,10 +4961,9 @@
           <w:rtl/>
         </w:rPr>
       </w:pPr>
-      <w:bookmarkStart w:id="4" w:name="_Toc184366782"/>
-      <w:r>
-        <w:rPr>
-          <w:rFonts w:hint="cs"/>
+      <w:bookmarkStart w:id="4" w:name="_Toc184486021"/>
+      <w:r>
+        <w:rPr>
           <w:rtl/>
         </w:rPr>
         <w:lastRenderedPageBreak/>
@@ -4976,6 +4975,10 @@
       <w:sdtPr>
         <w:rPr>
           <w:rFonts w:eastAsiaTheme="minorHAnsi"/>
+          <w:b w:val="0"/>
+          <w:bCs w:val="0"/>
+          <w:i w:val="0"/>
+          <w:iCs w:val="0"/>
           <w:sz w:val="22"/>
           <w:szCs w:val="22"/>
           <w:cs w:val="0"/>
@@ -4989,10 +4992,7 @@
       </w:sdtPr>
       <w:sdtEndPr>
         <w:rPr>
-          <w:b w:val="0"/>
-          <w:bCs w:val="0"/>
-          <w:i w:val="0"/>
-          <w:iCs w:val="0"/>
+          <w:rFonts w:asciiTheme="minorHAnsi" w:hAnsiTheme="minorHAnsi" w:cstheme="minorBidi"/>
           <w:lang w:val="en-US"/>
         </w:rPr>
       </w:sdtEndPr>
@@ -5037,7 +5037,7 @@
             </w:rPr>
             <w:fldChar w:fldCharType="separate"/>
           </w:r>
-          <w:hyperlink w:anchor="_Toc184366780" w:history="1">
+          <w:hyperlink w:anchor="_Toc184486019" w:history="1">
             <w:r>
               <w:rPr>
                 <w:rStyle w:val="Hyperlink"/>
@@ -5070,7 +5070,7 @@
                 <w:noProof/>
                 <w:webHidden/>
               </w:rPr>
-              <w:instrText xml:space="preserve"> PAGEREF _Toc184366780 \h </w:instrText>
+              <w:instrText xml:space="preserve"> PAGEREF _Toc184486019 \h </w:instrText>
             </w:r>
             <w:r>
               <w:rPr>
@@ -5095,7 +5095,7 @@
                 <w:noProof/>
                 <w:webHidden/>
               </w:rPr>
-              <w:t>4</w:t>
+              <w:t>5</w:t>
             </w:r>
             <w:r>
               <w:rPr>
@@ -5116,7 +5116,7 @@
               <w:noProof/>
             </w:rPr>
           </w:pPr>
-          <w:hyperlink w:anchor="_Toc184366781" w:history="1">
+          <w:hyperlink w:anchor="_Toc184486020" w:history="1">
             <w:r>
               <w:rPr>
                 <w:rStyle w:val="Hyperlink"/>
@@ -5149,86 +5149,7 @@
                 <w:noProof/>
                 <w:webHidden/>
               </w:rPr>
-              <w:instrText xml:space="preserve"> PAGEREF _Toc184366781 \h </w:instrText>
-            </w:r>
-            <w:r>
-              <w:rPr>
-                <w:rStyle w:val="Hyperlink"/>
-                <w:rFonts w:ascii="Tahoma" w:hAnsi="Tahoma" w:cs="Tahoma"/>
-                <w:noProof/>
-                <w:rtl/>
-              </w:rPr>
-            </w:r>
-            <w:r>
-              <w:rPr>
-                <w:rStyle w:val="Hyperlink"/>
-                <w:rFonts w:ascii="Tahoma" w:hAnsi="Tahoma" w:cs="Tahoma"/>
-                <w:noProof/>
-                <w:rtl/>
-              </w:rPr>
-              <w:fldChar w:fldCharType="separate"/>
-            </w:r>
-            <w:r>
-              <w:rPr>
-                <w:rFonts w:ascii="Tahoma" w:hAnsi="Tahoma" w:cs="Tahoma"/>
-                <w:noProof/>
-                <w:webHidden/>
-              </w:rPr>
-              <w:t>14</w:t>
-            </w:r>
-            <w:r>
-              <w:rPr>
-                <w:rStyle w:val="Hyperlink"/>
-                <w:rFonts w:ascii="Tahoma" w:hAnsi="Tahoma" w:cs="Tahoma"/>
-                <w:noProof/>
-                <w:rtl/>
-              </w:rPr>
-              <w:fldChar w:fldCharType="end"/>
-            </w:r>
-          </w:hyperlink>
-        </w:p>
-        <w:p>
-          <w:pPr>
-            <w:pStyle w:val="TOC1"/>
-            <w:rPr>
-              <w:rFonts w:ascii="Tahoma" w:eastAsiaTheme="minorEastAsia" w:hAnsi="Tahoma" w:cs="Tahoma"/>
-              <w:noProof/>
-            </w:rPr>
-          </w:pPr>
-          <w:hyperlink w:anchor="_Toc184366782" w:history="1">
-            <w:r>
-              <w:rPr>
-                <w:rStyle w:val="Hyperlink"/>
-                <w:rFonts w:ascii="Tahoma" w:hAnsi="Tahoma" w:cs="Tahoma"/>
-                <w:noProof/>
-                <w:rtl/>
-              </w:rPr>
-              <w:t>תוכן עניינים</w:t>
-            </w:r>
-            <w:r>
-              <w:rPr>
-                <w:rFonts w:ascii="Tahoma" w:hAnsi="Tahoma" w:cs="Tahoma"/>
-                <w:noProof/>
-                <w:webHidden/>
-              </w:rPr>
-              <w:tab/>
-            </w:r>
-            <w:r>
-              <w:rPr>
-                <w:rStyle w:val="Hyperlink"/>
-                <w:rFonts w:ascii="Tahoma" w:hAnsi="Tahoma" w:cs="Tahoma"/>
-                <w:noProof/>
-                <w:rtl/>
-              </w:rPr>
-              <w:fldChar w:fldCharType="begin"/>
-            </w:r>
-            <w:r>
-              <w:rPr>
-                <w:rFonts w:ascii="Tahoma" w:hAnsi="Tahoma" w:cs="Tahoma"/>
-                <w:noProof/>
-                <w:webHidden/>
-              </w:rPr>
-              <w:instrText xml:space="preserve"> PAGEREF _Toc184366782 \h </w:instrText>
+              <w:instrText xml:space="preserve"> PAGEREF _Toc184486020 \h </w:instrText>
             </w:r>
             <w:r>
               <w:rPr>
@@ -5274,7 +5195,7 @@
               <w:noProof/>
             </w:rPr>
           </w:pPr>
-          <w:hyperlink w:anchor="_Toc184366783" w:history="1">
+          <w:hyperlink w:anchor="_Toc184486021" w:history="1">
             <w:r>
               <w:rPr>
                 <w:rStyle w:val="Hyperlink"/>
@@ -5282,7 +5203,7 @@
                 <w:noProof/>
                 <w:rtl/>
               </w:rPr>
-              <w:t>מבוא</w:t>
+              <w:t>תוכן עניינים</w:t>
             </w:r>
             <w:r>
               <w:rPr>
@@ -5307,7 +5228,7 @@
                 <w:noProof/>
                 <w:webHidden/>
               </w:rPr>
-              <w:instrText xml:space="preserve"> PAGEREF _Toc184366783 \h </w:instrText>
+              <w:instrText xml:space="preserve"> PAGEREF _Toc184486021 \h </w:instrText>
             </w:r>
             <w:r>
               <w:rPr>
@@ -5353,7 +5274,7 @@
               <w:noProof/>
             </w:rPr>
           </w:pPr>
-          <w:hyperlink w:anchor="_Toc184366784" w:history="1">
+          <w:hyperlink w:anchor="_Toc184486022" w:history="1">
             <w:r>
               <w:rPr>
                 <w:rStyle w:val="Hyperlink"/>
@@ -5361,7 +5282,7 @@
                 <w:noProof/>
                 <w:rtl/>
               </w:rPr>
-              <w:t>סכימת מלבנים</w:t>
+              <w:t>מבוא</w:t>
             </w:r>
             <w:r>
               <w:rPr>
@@ -5386,7 +5307,7 @@
                 <w:noProof/>
                 <w:webHidden/>
               </w:rPr>
-              <w:instrText xml:space="preserve"> PAGEREF _Toc184366784 \h </w:instrText>
+              <w:instrText xml:space="preserve"> PAGEREF _Toc184486022 \h </w:instrText>
             </w:r>
             <w:r>
               <w:rPr>
@@ -5426,6 +5347,85 @@
         </w:p>
         <w:p>
           <w:pPr>
+            <w:pStyle w:val="TOC1"/>
+            <w:rPr>
+              <w:rFonts w:ascii="Tahoma" w:eastAsiaTheme="minorEastAsia" w:hAnsi="Tahoma" w:cs="Tahoma"/>
+              <w:noProof/>
+            </w:rPr>
+          </w:pPr>
+          <w:hyperlink w:anchor="_Toc184486023" w:history="1">
+            <w:r>
+              <w:rPr>
+                <w:rStyle w:val="Hyperlink"/>
+                <w:rFonts w:ascii="Tahoma" w:hAnsi="Tahoma" w:cs="Tahoma"/>
+                <w:noProof/>
+                <w:rtl/>
+              </w:rPr>
+              <w:t>סכימת מלבנים</w:t>
+            </w:r>
+            <w:r>
+              <w:rPr>
+                <w:rFonts w:ascii="Tahoma" w:hAnsi="Tahoma" w:cs="Tahoma"/>
+                <w:noProof/>
+                <w:webHidden/>
+              </w:rPr>
+              <w:tab/>
+            </w:r>
+            <w:r>
+              <w:rPr>
+                <w:rStyle w:val="Hyperlink"/>
+                <w:rFonts w:ascii="Tahoma" w:hAnsi="Tahoma" w:cs="Tahoma"/>
+                <w:noProof/>
+                <w:rtl/>
+              </w:rPr>
+              <w:fldChar w:fldCharType="begin"/>
+            </w:r>
+            <w:r>
+              <w:rPr>
+                <w:rFonts w:ascii="Tahoma" w:hAnsi="Tahoma" w:cs="Tahoma"/>
+                <w:noProof/>
+                <w:webHidden/>
+              </w:rPr>
+              <w:instrText xml:space="preserve"> PAGEREF _Toc184486023 \h </w:instrText>
+            </w:r>
+            <w:r>
+              <w:rPr>
+                <w:rStyle w:val="Hyperlink"/>
+                <w:rFonts w:ascii="Tahoma" w:hAnsi="Tahoma" w:cs="Tahoma"/>
+                <w:noProof/>
+                <w:rtl/>
+              </w:rPr>
+            </w:r>
+            <w:r>
+              <w:rPr>
+                <w:rStyle w:val="Hyperlink"/>
+                <w:rFonts w:ascii="Tahoma" w:hAnsi="Tahoma" w:cs="Tahoma"/>
+                <w:noProof/>
+                <w:rtl/>
+              </w:rPr>
+              <w:fldChar w:fldCharType="separate"/>
+            </w:r>
+            <w:r>
+              <w:rPr>
+                <w:rFonts w:ascii="Tahoma" w:hAnsi="Tahoma" w:cs="Tahoma"/>
+                <w:noProof/>
+                <w:webHidden/>
+              </w:rPr>
+              <w:t>18</w:t>
+            </w:r>
+            <w:r>
+              <w:rPr>
+                <w:rStyle w:val="Hyperlink"/>
+                <w:rFonts w:ascii="Tahoma" w:hAnsi="Tahoma" w:cs="Tahoma"/>
+                <w:noProof/>
+                <w:rtl/>
+              </w:rPr>
+              <w:fldChar w:fldCharType="end"/>
+            </w:r>
+          </w:hyperlink>
+        </w:p>
+        <w:p>
+          <w:pPr>
             <w:pStyle w:val="TOC2"/>
             <w:tabs>
               <w:tab w:val="right" w:leader="dot" w:pos="9345"/>
@@ -5435,7 +5435,7 @@
               <w:noProof/>
             </w:rPr>
           </w:pPr>
-          <w:hyperlink w:anchor="_Toc184366785" w:history="1">
+          <w:hyperlink w:anchor="_Toc184486024" w:history="1">
             <w:r>
               <w:rPr>
                 <w:rStyle w:val="Hyperlink"/>
@@ -5476,7 +5476,7 @@
                 <w:noProof/>
                 <w:webHidden/>
               </w:rPr>
-              <w:instrText xml:space="preserve"> PAGEREF _Toc184366785 \h </w:instrText>
+              <w:instrText xml:space="preserve"> PAGEREF _Toc184486024 \h </w:instrText>
             </w:r>
             <w:r>
               <w:rPr>
@@ -5501,7 +5501,7 @@
                 <w:noProof/>
                 <w:webHidden/>
               </w:rPr>
-              <w:t>17</w:t>
+              <w:t>18</w:t>
             </w:r>
             <w:r>
               <w:rPr>
@@ -5525,7 +5525,7 @@
               <w:noProof/>
             </w:rPr>
           </w:pPr>
-          <w:hyperlink w:anchor="_Toc184366786" w:history="1">
+          <w:hyperlink w:anchor="_Toc184486025" w:history="1">
             <w:r>
               <w:rPr>
                 <w:rStyle w:val="Hyperlink"/>
@@ -5566,266 +5566,7 @@
                 <w:noProof/>
                 <w:webHidden/>
               </w:rPr>
-              <w:instrText xml:space="preserve"> PAGEREF _Toc184366786 \h </w:instrText>
-            </w:r>
-            <w:r>
-              <w:rPr>
-                <w:rStyle w:val="Hyperlink"/>
-                <w:rFonts w:ascii="Tahoma" w:hAnsi="Tahoma" w:cs="Tahoma"/>
-                <w:noProof/>
-                <w:rtl/>
-              </w:rPr>
-            </w:r>
-            <w:r>
-              <w:rPr>
-                <w:rStyle w:val="Hyperlink"/>
-                <w:rFonts w:ascii="Tahoma" w:hAnsi="Tahoma" w:cs="Tahoma"/>
-                <w:noProof/>
-                <w:rtl/>
-              </w:rPr>
-              <w:fldChar w:fldCharType="separate"/>
-            </w:r>
-            <w:r>
-              <w:rPr>
-                <w:rFonts w:ascii="Tahoma" w:hAnsi="Tahoma" w:cs="Tahoma"/>
-                <w:noProof/>
-                <w:webHidden/>
-              </w:rPr>
-              <w:t>18</w:t>
-            </w:r>
-            <w:r>
-              <w:rPr>
-                <w:rStyle w:val="Hyperlink"/>
-                <w:rFonts w:ascii="Tahoma" w:hAnsi="Tahoma" w:cs="Tahoma"/>
-                <w:noProof/>
-                <w:rtl/>
-              </w:rPr>
-              <w:fldChar w:fldCharType="end"/>
-            </w:r>
-          </w:hyperlink>
-        </w:p>
-        <w:p>
-          <w:pPr>
-            <w:pStyle w:val="TOC1"/>
-            <w:rPr>
-              <w:rFonts w:ascii="Tahoma" w:eastAsiaTheme="minorEastAsia" w:hAnsi="Tahoma" w:cs="Tahoma"/>
-              <w:noProof/>
-            </w:rPr>
-          </w:pPr>
-          <w:hyperlink w:anchor="_Toc184366787" w:history="1">
-            <w:r>
-              <w:rPr>
-                <w:rStyle w:val="Hyperlink"/>
-                <w:rFonts w:ascii="Tahoma" w:hAnsi="Tahoma" w:cs="Tahoma"/>
-                <w:noProof/>
-                <w:rtl/>
-              </w:rPr>
-              <w:t>הסבר סכימת מלבנים</w:t>
-            </w:r>
-            <w:r>
-              <w:rPr>
-                <w:rFonts w:ascii="Tahoma" w:hAnsi="Tahoma" w:cs="Tahoma"/>
-                <w:noProof/>
-                <w:webHidden/>
-              </w:rPr>
-              <w:tab/>
-            </w:r>
-            <w:r>
-              <w:rPr>
-                <w:rStyle w:val="Hyperlink"/>
-                <w:rFonts w:ascii="Tahoma" w:hAnsi="Tahoma" w:cs="Tahoma"/>
-                <w:noProof/>
-                <w:rtl/>
-              </w:rPr>
-              <w:fldChar w:fldCharType="begin"/>
-            </w:r>
-            <w:r>
-              <w:rPr>
-                <w:rFonts w:ascii="Tahoma" w:hAnsi="Tahoma" w:cs="Tahoma"/>
-                <w:noProof/>
-                <w:webHidden/>
-              </w:rPr>
-              <w:instrText xml:space="preserve"> PAGEREF _Toc184366787 \h </w:instrText>
-            </w:r>
-            <w:r>
-              <w:rPr>
-                <w:rStyle w:val="Hyperlink"/>
-                <w:rFonts w:ascii="Tahoma" w:hAnsi="Tahoma" w:cs="Tahoma"/>
-                <w:noProof/>
-                <w:rtl/>
-              </w:rPr>
-            </w:r>
-            <w:r>
-              <w:rPr>
-                <w:rStyle w:val="Hyperlink"/>
-                <w:rFonts w:ascii="Tahoma" w:hAnsi="Tahoma" w:cs="Tahoma"/>
-                <w:noProof/>
-                <w:rtl/>
-              </w:rPr>
-              <w:fldChar w:fldCharType="separate"/>
-            </w:r>
-            <w:r>
-              <w:rPr>
-                <w:rFonts w:ascii="Tahoma" w:hAnsi="Tahoma" w:cs="Tahoma"/>
-                <w:noProof/>
-                <w:webHidden/>
-              </w:rPr>
-              <w:t>19</w:t>
-            </w:r>
-            <w:r>
-              <w:rPr>
-                <w:rStyle w:val="Hyperlink"/>
-                <w:rFonts w:ascii="Tahoma" w:hAnsi="Tahoma" w:cs="Tahoma"/>
-                <w:noProof/>
-                <w:rtl/>
-              </w:rPr>
-              <w:fldChar w:fldCharType="end"/>
-            </w:r>
-          </w:hyperlink>
-        </w:p>
-        <w:p>
-          <w:pPr>
-            <w:pStyle w:val="TOC2"/>
-            <w:tabs>
-              <w:tab w:val="right" w:leader="dot" w:pos="9345"/>
-            </w:tabs>
-            <w:rPr>
-              <w:rFonts w:ascii="Tahoma" w:eastAsiaTheme="minorEastAsia" w:hAnsi="Tahoma" w:cs="Tahoma"/>
-              <w:noProof/>
-            </w:rPr>
-          </w:pPr>
-          <w:hyperlink w:anchor="_Toc184366788" w:history="1">
-            <w:r>
-              <w:rPr>
-                <w:rStyle w:val="Hyperlink"/>
-                <w:rFonts w:ascii="Tahoma" w:hAnsi="Tahoma" w:cs="Tahoma"/>
-                <w:noProof/>
-                <w:rtl/>
-              </w:rPr>
-              <w:t xml:space="preserve">מכונית </w:t>
-            </w:r>
-            <w:r>
-              <w:rPr>
-                <w:rStyle w:val="Hyperlink"/>
-                <w:rFonts w:ascii="Tahoma" w:hAnsi="Tahoma" w:cs="Tahoma"/>
-                <w:noProof/>
-              </w:rPr>
-              <w:t>MASTER</w:t>
-            </w:r>
-            <w:r>
-              <w:rPr>
-                <w:rFonts w:ascii="Tahoma" w:hAnsi="Tahoma" w:cs="Tahoma"/>
-                <w:noProof/>
-                <w:webHidden/>
-              </w:rPr>
-              <w:tab/>
-            </w:r>
-            <w:r>
-              <w:rPr>
-                <w:rStyle w:val="Hyperlink"/>
-                <w:rFonts w:ascii="Tahoma" w:hAnsi="Tahoma" w:cs="Tahoma"/>
-                <w:noProof/>
-                <w:rtl/>
-              </w:rPr>
-              <w:fldChar w:fldCharType="begin"/>
-            </w:r>
-            <w:r>
-              <w:rPr>
-                <w:rFonts w:ascii="Tahoma" w:hAnsi="Tahoma" w:cs="Tahoma"/>
-                <w:noProof/>
-                <w:webHidden/>
-              </w:rPr>
-              <w:instrText xml:space="preserve"> PAGEREF _Toc184366788 \h </w:instrText>
-            </w:r>
-            <w:r>
-              <w:rPr>
-                <w:rStyle w:val="Hyperlink"/>
-                <w:rFonts w:ascii="Tahoma" w:hAnsi="Tahoma" w:cs="Tahoma"/>
-                <w:noProof/>
-                <w:rtl/>
-              </w:rPr>
-            </w:r>
-            <w:r>
-              <w:rPr>
-                <w:rStyle w:val="Hyperlink"/>
-                <w:rFonts w:ascii="Tahoma" w:hAnsi="Tahoma" w:cs="Tahoma"/>
-                <w:noProof/>
-                <w:rtl/>
-              </w:rPr>
-              <w:fldChar w:fldCharType="separate"/>
-            </w:r>
-            <w:r>
-              <w:rPr>
-                <w:rFonts w:ascii="Tahoma" w:hAnsi="Tahoma" w:cs="Tahoma"/>
-                <w:noProof/>
-                <w:webHidden/>
-              </w:rPr>
-              <w:t>19</w:t>
-            </w:r>
-            <w:r>
-              <w:rPr>
-                <w:rStyle w:val="Hyperlink"/>
-                <w:rFonts w:ascii="Tahoma" w:hAnsi="Tahoma" w:cs="Tahoma"/>
-                <w:noProof/>
-                <w:rtl/>
-              </w:rPr>
-              <w:fldChar w:fldCharType="end"/>
-            </w:r>
-          </w:hyperlink>
-        </w:p>
-        <w:p>
-          <w:pPr>
-            <w:pStyle w:val="TOC2"/>
-            <w:tabs>
-              <w:tab w:val="right" w:leader="dot" w:pos="9345"/>
-            </w:tabs>
-            <w:rPr>
-              <w:rFonts w:ascii="Tahoma" w:eastAsiaTheme="minorEastAsia" w:hAnsi="Tahoma" w:cs="Tahoma"/>
-              <w:noProof/>
-            </w:rPr>
-          </w:pPr>
-          <w:hyperlink w:anchor="_Toc184366789" w:history="1">
-            <w:r>
-              <w:rPr>
-                <w:rStyle w:val="Hyperlink"/>
-                <w:rFonts w:ascii="Tahoma" w:hAnsi="Tahoma" w:cs="Tahoma"/>
-                <w:noProof/>
-                <w:rtl/>
-              </w:rPr>
-              <w:t xml:space="preserve">מכונית </w:t>
-            </w:r>
-            <w:r>
-              <w:rPr>
-                <w:rStyle w:val="Hyperlink"/>
-                <w:rFonts w:ascii="Tahoma" w:hAnsi="Tahoma" w:cs="Tahoma"/>
-                <w:noProof/>
-              </w:rPr>
-              <w:t>SLAVE</w:t>
-            </w:r>
-            <w:r>
-              <w:rPr>
-                <w:rFonts w:ascii="Tahoma" w:hAnsi="Tahoma" w:cs="Tahoma"/>
-                <w:noProof/>
-                <w:webHidden/>
-              </w:rPr>
-              <w:tab/>
-            </w:r>
-            <w:r>
-              <w:rPr>
-                <w:rStyle w:val="Hyperlink"/>
-                <w:rFonts w:ascii="Tahoma" w:hAnsi="Tahoma" w:cs="Tahoma"/>
-                <w:noProof/>
-                <w:rtl/>
-              </w:rPr>
-              <w:fldChar w:fldCharType="begin"/>
-            </w:r>
-            <w:r>
-              <w:rPr>
-                <w:rFonts w:ascii="Tahoma" w:hAnsi="Tahoma" w:cs="Tahoma"/>
-                <w:noProof/>
-                <w:webHidden/>
-              </w:rPr>
-              <w:instrText xml:space="preserve"> PAGEREF _Toc184366789 \h </w:instrText>
+              <w:instrText xml:space="preserve"> PAGEREF _Toc184486025 \h </w:instrText>
             </w:r>
             <w:r>
               <w:rPr>
@@ -5871,7 +5612,7 @@
               <w:noProof/>
             </w:rPr>
           </w:pPr>
-          <w:hyperlink w:anchor="_Toc184366790" w:history="1">
+          <w:hyperlink w:anchor="_Toc184486026" w:history="1">
             <w:r>
               <w:rPr>
                 <w:rStyle w:val="Hyperlink"/>
@@ -5879,7 +5620,7 @@
                 <w:noProof/>
                 <w:rtl/>
               </w:rPr>
-              <w:t>שירטוט חשמלי של המערכת</w:t>
+              <w:t>הסבר סכימת מלבנים</w:t>
             </w:r>
             <w:r>
               <w:rPr>
@@ -5904,7 +5645,7 @@
                 <w:noProof/>
                 <w:webHidden/>
               </w:rPr>
-              <w:instrText xml:space="preserve"> PAGEREF _Toc184366790 \h </w:instrText>
+              <w:instrText xml:space="preserve"> PAGEREF _Toc184486026 \h </w:instrText>
             </w:r>
             <w:r>
               <w:rPr>
@@ -5953,7 +5694,7 @@
               <w:noProof/>
             </w:rPr>
           </w:pPr>
-          <w:hyperlink w:anchor="_Toc184366791" w:history="1">
+          <w:hyperlink w:anchor="_Toc184486027" w:history="1">
             <w:r>
               <w:rPr>
                 <w:rStyle w:val="Hyperlink"/>
@@ -5994,7 +5735,7 @@
                 <w:noProof/>
                 <w:webHidden/>
               </w:rPr>
-              <w:instrText xml:space="preserve"> PAGEREF _Toc184366791 \h </w:instrText>
+              <w:instrText xml:space="preserve"> PAGEREF _Toc184486027 \h </w:instrText>
             </w:r>
             <w:r>
               <w:rPr>
@@ -6043,7 +5784,7 @@
               <w:noProof/>
             </w:rPr>
           </w:pPr>
-          <w:hyperlink w:anchor="_Toc184366792" w:history="1">
+          <w:hyperlink w:anchor="_Toc184486028" w:history="1">
             <w:r>
               <w:rPr>
                 <w:rStyle w:val="Hyperlink"/>
@@ -6084,7 +5825,7 @@
                 <w:noProof/>
                 <w:webHidden/>
               </w:rPr>
-              <w:instrText xml:space="preserve"> PAGEREF _Toc184366792 \h </w:instrText>
+              <w:instrText xml:space="preserve"> PAGEREF _Toc184486028 \h </w:instrText>
             </w:r>
             <w:r>
               <w:rPr>
@@ -6109,7 +5850,7 @@
                 <w:noProof/>
                 <w:webHidden/>
               </w:rPr>
-              <w:t>21</w:t>
+              <w:t>20</w:t>
             </w:r>
             <w:r>
               <w:rPr>
@@ -6130,7 +5871,7 @@
               <w:noProof/>
             </w:rPr>
           </w:pPr>
-          <w:hyperlink w:anchor="_Toc184366793" w:history="1">
+          <w:hyperlink w:anchor="_Toc184486029" w:history="1">
             <w:r>
               <w:rPr>
                 <w:rStyle w:val="Hyperlink"/>
@@ -6138,7 +5879,7 @@
                 <w:noProof/>
                 <w:rtl/>
               </w:rPr>
-              <w:t>הסבר סכימה חשמלי</w:t>
+              <w:t>שירטוט חשמלי של המערכת</w:t>
             </w:r>
             <w:r>
               <w:rPr>
@@ -6163,7 +5904,7 @@
                 <w:noProof/>
                 <w:webHidden/>
               </w:rPr>
-              <w:instrText xml:space="preserve"> PAGEREF _Toc184366793 \h </w:instrText>
+              <w:instrText xml:space="preserve"> PAGEREF _Toc184486029 \h </w:instrText>
             </w:r>
             <w:r>
               <w:rPr>
@@ -6203,13 +5944,272 @@
         </w:p>
         <w:p>
           <w:pPr>
+            <w:pStyle w:val="TOC2"/>
+            <w:tabs>
+              <w:tab w:val="right" w:leader="dot" w:pos="9345"/>
+            </w:tabs>
+            <w:rPr>
+              <w:rFonts w:ascii="Tahoma" w:eastAsiaTheme="minorEastAsia" w:hAnsi="Tahoma" w:cs="Tahoma"/>
+              <w:noProof/>
+            </w:rPr>
+          </w:pPr>
+          <w:hyperlink w:anchor="_Toc184486030" w:history="1">
+            <w:r>
+              <w:rPr>
+                <w:rStyle w:val="Hyperlink"/>
+                <w:rFonts w:ascii="Tahoma" w:hAnsi="Tahoma" w:cs="Tahoma"/>
+                <w:noProof/>
+                <w:rtl/>
+              </w:rPr>
+              <w:t xml:space="preserve">מכונית </w:t>
+            </w:r>
+            <w:r>
+              <w:rPr>
+                <w:rStyle w:val="Hyperlink"/>
+                <w:rFonts w:ascii="Tahoma" w:hAnsi="Tahoma" w:cs="Tahoma"/>
+                <w:noProof/>
+              </w:rPr>
+              <w:t>MASTER</w:t>
+            </w:r>
+            <w:r>
+              <w:rPr>
+                <w:rFonts w:ascii="Tahoma" w:hAnsi="Tahoma" w:cs="Tahoma"/>
+                <w:noProof/>
+                <w:webHidden/>
+              </w:rPr>
+              <w:tab/>
+            </w:r>
+            <w:r>
+              <w:rPr>
+                <w:rStyle w:val="Hyperlink"/>
+                <w:rFonts w:ascii="Tahoma" w:hAnsi="Tahoma" w:cs="Tahoma"/>
+                <w:noProof/>
+                <w:rtl/>
+              </w:rPr>
+              <w:fldChar w:fldCharType="begin"/>
+            </w:r>
+            <w:r>
+              <w:rPr>
+                <w:rFonts w:ascii="Tahoma" w:hAnsi="Tahoma" w:cs="Tahoma"/>
+                <w:noProof/>
+                <w:webHidden/>
+              </w:rPr>
+              <w:instrText xml:space="preserve"> PAGEREF _Toc184486030 \h </w:instrText>
+            </w:r>
+            <w:r>
+              <w:rPr>
+                <w:rStyle w:val="Hyperlink"/>
+                <w:rFonts w:ascii="Tahoma" w:hAnsi="Tahoma" w:cs="Tahoma"/>
+                <w:noProof/>
+                <w:rtl/>
+              </w:rPr>
+            </w:r>
+            <w:r>
+              <w:rPr>
+                <w:rStyle w:val="Hyperlink"/>
+                <w:rFonts w:ascii="Tahoma" w:hAnsi="Tahoma" w:cs="Tahoma"/>
+                <w:noProof/>
+                <w:rtl/>
+              </w:rPr>
+              <w:fldChar w:fldCharType="separate"/>
+            </w:r>
+            <w:r>
+              <w:rPr>
+                <w:rFonts w:ascii="Tahoma" w:hAnsi="Tahoma" w:cs="Tahoma"/>
+                <w:noProof/>
+                <w:webHidden/>
+              </w:rPr>
+              <w:t>22</w:t>
+            </w:r>
+            <w:r>
+              <w:rPr>
+                <w:rStyle w:val="Hyperlink"/>
+                <w:rFonts w:ascii="Tahoma" w:hAnsi="Tahoma" w:cs="Tahoma"/>
+                <w:noProof/>
+                <w:rtl/>
+              </w:rPr>
+              <w:fldChar w:fldCharType="end"/>
+            </w:r>
+          </w:hyperlink>
+        </w:p>
+        <w:p>
+          <w:pPr>
+            <w:pStyle w:val="TOC2"/>
+            <w:tabs>
+              <w:tab w:val="right" w:leader="dot" w:pos="9345"/>
+            </w:tabs>
+            <w:rPr>
+              <w:rFonts w:ascii="Tahoma" w:eastAsiaTheme="minorEastAsia" w:hAnsi="Tahoma" w:cs="Tahoma"/>
+              <w:noProof/>
+            </w:rPr>
+          </w:pPr>
+          <w:hyperlink w:anchor="_Toc184486031" w:history="1">
+            <w:r>
+              <w:rPr>
+                <w:rStyle w:val="Hyperlink"/>
+                <w:rFonts w:ascii="Tahoma" w:hAnsi="Tahoma" w:cs="Tahoma"/>
+                <w:noProof/>
+                <w:rtl/>
+              </w:rPr>
+              <w:t xml:space="preserve">מכונית </w:t>
+            </w:r>
+            <w:r>
+              <w:rPr>
+                <w:rStyle w:val="Hyperlink"/>
+                <w:rFonts w:ascii="Tahoma" w:hAnsi="Tahoma" w:cs="Tahoma"/>
+                <w:noProof/>
+              </w:rPr>
+              <w:t>SLAVE</w:t>
+            </w:r>
+            <w:r>
+              <w:rPr>
+                <w:rFonts w:ascii="Tahoma" w:hAnsi="Tahoma" w:cs="Tahoma"/>
+                <w:noProof/>
+                <w:webHidden/>
+              </w:rPr>
+              <w:tab/>
+            </w:r>
+            <w:r>
+              <w:rPr>
+                <w:rStyle w:val="Hyperlink"/>
+                <w:rFonts w:ascii="Tahoma" w:hAnsi="Tahoma" w:cs="Tahoma"/>
+                <w:noProof/>
+                <w:rtl/>
+              </w:rPr>
+              <w:fldChar w:fldCharType="begin"/>
+            </w:r>
+            <w:r>
+              <w:rPr>
+                <w:rFonts w:ascii="Tahoma" w:hAnsi="Tahoma" w:cs="Tahoma"/>
+                <w:noProof/>
+                <w:webHidden/>
+              </w:rPr>
+              <w:instrText xml:space="preserve"> PAGEREF _Toc184486031 \h </w:instrText>
+            </w:r>
+            <w:r>
+              <w:rPr>
+                <w:rStyle w:val="Hyperlink"/>
+                <w:rFonts w:ascii="Tahoma" w:hAnsi="Tahoma" w:cs="Tahoma"/>
+                <w:noProof/>
+                <w:rtl/>
+              </w:rPr>
+            </w:r>
+            <w:r>
+              <w:rPr>
+                <w:rStyle w:val="Hyperlink"/>
+                <w:rFonts w:ascii="Tahoma" w:hAnsi="Tahoma" w:cs="Tahoma"/>
+                <w:noProof/>
+                <w:rtl/>
+              </w:rPr>
+              <w:fldChar w:fldCharType="separate"/>
+            </w:r>
+            <w:r>
+              <w:rPr>
+                <w:rFonts w:ascii="Tahoma" w:hAnsi="Tahoma" w:cs="Tahoma"/>
+                <w:noProof/>
+                <w:webHidden/>
+              </w:rPr>
+              <w:t>23</w:t>
+            </w:r>
+            <w:r>
+              <w:rPr>
+                <w:rStyle w:val="Hyperlink"/>
+                <w:rFonts w:ascii="Tahoma" w:hAnsi="Tahoma" w:cs="Tahoma"/>
+                <w:noProof/>
+                <w:rtl/>
+              </w:rPr>
+              <w:fldChar w:fldCharType="end"/>
+            </w:r>
+          </w:hyperlink>
+        </w:p>
+        <w:p>
+          <w:pPr>
             <w:pStyle w:val="TOC1"/>
             <w:rPr>
               <w:rFonts w:ascii="Tahoma" w:eastAsiaTheme="minorEastAsia" w:hAnsi="Tahoma" w:cs="Tahoma"/>
               <w:noProof/>
             </w:rPr>
           </w:pPr>
-          <w:hyperlink w:anchor="_Toc184366794" w:history="1">
+          <w:hyperlink w:anchor="_Toc184486032" w:history="1">
+            <w:r>
+              <w:rPr>
+                <w:rStyle w:val="Hyperlink"/>
+                <w:rFonts w:ascii="Tahoma" w:hAnsi="Tahoma" w:cs="Tahoma"/>
+                <w:noProof/>
+                <w:rtl/>
+              </w:rPr>
+              <w:t>הסבר סכימה חשמלי</w:t>
+            </w:r>
+            <w:r>
+              <w:rPr>
+                <w:rFonts w:ascii="Tahoma" w:hAnsi="Tahoma" w:cs="Tahoma"/>
+                <w:noProof/>
+                <w:webHidden/>
+              </w:rPr>
+              <w:tab/>
+            </w:r>
+            <w:r>
+              <w:rPr>
+                <w:rStyle w:val="Hyperlink"/>
+                <w:rFonts w:ascii="Tahoma" w:hAnsi="Tahoma" w:cs="Tahoma"/>
+                <w:noProof/>
+                <w:rtl/>
+              </w:rPr>
+              <w:fldChar w:fldCharType="begin"/>
+            </w:r>
+            <w:r>
+              <w:rPr>
+                <w:rFonts w:ascii="Tahoma" w:hAnsi="Tahoma" w:cs="Tahoma"/>
+                <w:noProof/>
+                <w:webHidden/>
+              </w:rPr>
+              <w:instrText xml:space="preserve"> PAGEREF _Toc184486032 \h </w:instrText>
+            </w:r>
+            <w:r>
+              <w:rPr>
+                <w:rStyle w:val="Hyperlink"/>
+                <w:rFonts w:ascii="Tahoma" w:hAnsi="Tahoma" w:cs="Tahoma"/>
+                <w:noProof/>
+                <w:rtl/>
+              </w:rPr>
+            </w:r>
+            <w:r>
+              <w:rPr>
+                <w:rStyle w:val="Hyperlink"/>
+                <w:rFonts w:ascii="Tahoma" w:hAnsi="Tahoma" w:cs="Tahoma"/>
+                <w:noProof/>
+                <w:rtl/>
+              </w:rPr>
+              <w:fldChar w:fldCharType="separate"/>
+            </w:r>
+            <w:r>
+              <w:rPr>
+                <w:rFonts w:ascii="Tahoma" w:hAnsi="Tahoma" w:cs="Tahoma"/>
+                <w:noProof/>
+                <w:webHidden/>
+              </w:rPr>
+              <w:t>24</w:t>
+            </w:r>
+            <w:r>
+              <w:rPr>
+                <w:rStyle w:val="Hyperlink"/>
+                <w:rFonts w:ascii="Tahoma" w:hAnsi="Tahoma" w:cs="Tahoma"/>
+                <w:noProof/>
+                <w:rtl/>
+              </w:rPr>
+              <w:fldChar w:fldCharType="end"/>
+            </w:r>
+          </w:hyperlink>
+        </w:p>
+        <w:p>
+          <w:pPr>
+            <w:pStyle w:val="TOC1"/>
+            <w:rPr>
+              <w:rFonts w:ascii="Tahoma" w:eastAsiaTheme="minorEastAsia" w:hAnsi="Tahoma" w:cs="Tahoma"/>
+              <w:noProof/>
+            </w:rPr>
+          </w:pPr>
+          <w:hyperlink w:anchor="_Toc184486033" w:history="1">
             <w:r>
               <w:rPr>
                 <w:rStyle w:val="Hyperlink"/>
@@ -6250,7 +6250,7 @@
                 <w:noProof/>
                 <w:webHidden/>
               </w:rPr>
-              <w:instrText xml:space="preserve"> PAGEREF _Toc184366794 \h </w:instrText>
+              <w:instrText xml:space="preserve"> PAGEREF _Toc184486033 \h </w:instrText>
             </w:r>
             <w:r>
               <w:rPr>
@@ -6275,7 +6275,86 @@
                 <w:noProof/>
                 <w:webHidden/>
               </w:rPr>
-              <w:t>23</w:t>
+              <w:t>25</w:t>
+            </w:r>
+            <w:r>
+              <w:rPr>
+                <w:rStyle w:val="Hyperlink"/>
+                <w:rFonts w:ascii="Tahoma" w:hAnsi="Tahoma" w:cs="Tahoma"/>
+                <w:noProof/>
+                <w:rtl/>
+              </w:rPr>
+              <w:fldChar w:fldCharType="end"/>
+            </w:r>
+          </w:hyperlink>
+        </w:p>
+        <w:p>
+          <w:pPr>
+            <w:pStyle w:val="TOC1"/>
+            <w:rPr>
+              <w:rFonts w:ascii="Tahoma" w:eastAsiaTheme="minorEastAsia" w:hAnsi="Tahoma" w:cs="Tahoma"/>
+              <w:noProof/>
+            </w:rPr>
+          </w:pPr>
+          <w:hyperlink w:anchor="_Toc184486034" w:history="1">
+            <w:r>
+              <w:rPr>
+                <w:rStyle w:val="Hyperlink"/>
+                <w:rFonts w:ascii="Tahoma" w:hAnsi="Tahoma" w:cs="Tahoma"/>
+                <w:noProof/>
+                <w:rtl/>
+              </w:rPr>
+              <w:t>ניסוי ראשון – 17.9.24</w:t>
+            </w:r>
+            <w:r>
+              <w:rPr>
+                <w:rFonts w:ascii="Tahoma" w:hAnsi="Tahoma" w:cs="Tahoma"/>
+                <w:noProof/>
+                <w:webHidden/>
+              </w:rPr>
+              <w:tab/>
+            </w:r>
+            <w:r>
+              <w:rPr>
+                <w:rStyle w:val="Hyperlink"/>
+                <w:rFonts w:ascii="Tahoma" w:hAnsi="Tahoma" w:cs="Tahoma"/>
+                <w:noProof/>
+                <w:rtl/>
+              </w:rPr>
+              <w:fldChar w:fldCharType="begin"/>
+            </w:r>
+            <w:r>
+              <w:rPr>
+                <w:rFonts w:ascii="Tahoma" w:hAnsi="Tahoma" w:cs="Tahoma"/>
+                <w:noProof/>
+                <w:webHidden/>
+              </w:rPr>
+              <w:instrText xml:space="preserve"> PAGEREF _Toc184486034 \h </w:instrText>
+            </w:r>
+            <w:r>
+              <w:rPr>
+                <w:rStyle w:val="Hyperlink"/>
+                <w:rFonts w:ascii="Tahoma" w:hAnsi="Tahoma" w:cs="Tahoma"/>
+                <w:noProof/>
+                <w:rtl/>
+              </w:rPr>
+            </w:r>
+            <w:r>
+              <w:rPr>
+                <w:rStyle w:val="Hyperlink"/>
+                <w:rFonts w:ascii="Tahoma" w:hAnsi="Tahoma" w:cs="Tahoma"/>
+                <w:noProof/>
+                <w:rtl/>
+              </w:rPr>
+              <w:fldChar w:fldCharType="separate"/>
+            </w:r>
+            <w:r>
+              <w:rPr>
+                <w:rFonts w:ascii="Tahoma" w:hAnsi="Tahoma" w:cs="Tahoma"/>
+                <w:noProof/>
+                <w:webHidden/>
+              </w:rPr>
+              <w:t>31</w:t>
             </w:r>
             <w:r>
               <w:rPr>
@@ -6304,6 +6383,8 @@
             <w:fldChar w:fldCharType="end"/>
           </w:r>
         </w:p>
+        <w:bookmarkStart w:id="5" w:name="_GoBack" w:displacedByCustomXml="next"/>
+        <w:bookmarkEnd w:id="5" w:displacedByCustomXml="next"/>
       </w:sdtContent>
     </w:sdt>
     <w:p>
@@ -6354,7 +6435,7 @@
           <w:rtl/>
         </w:rPr>
       </w:pPr>
-      <w:bookmarkStart w:id="5" w:name="_Toc184366783"/>
+      <w:bookmarkStart w:id="6" w:name="_Toc184486022"/>
       <w:r>
         <w:rPr>
           <w:rtl/>
@@ -6362,7 +6443,7 @@
         <w:lastRenderedPageBreak/>
         <w:t>מבוא</w:t>
       </w:r>
-      <w:bookmarkEnd w:id="5"/>
+      <w:bookmarkEnd w:id="6"/>
     </w:p>
     <w:p>
       <w:pPr>
@@ -6775,7 +6856,7 @@
           <w:rtl/>
         </w:rPr>
       </w:pPr>
-      <w:bookmarkStart w:id="6" w:name="_Toc184366784"/>
+      <w:bookmarkStart w:id="7" w:name="_Toc184486023"/>
       <w:proofErr w:type="spellStart"/>
       <w:r>
         <w:rPr>
@@ -6791,7 +6872,7 @@
         </w:rPr>
         <w:t xml:space="preserve"> מלבנים</w:t>
       </w:r>
-      <w:bookmarkEnd w:id="6"/>
+      <w:bookmarkEnd w:id="7"/>
     </w:p>
     <w:p>
       <w:pPr>
@@ -6800,7 +6881,7 @@
           <w:rtl/>
         </w:rPr>
       </w:pPr>
-      <w:bookmarkStart w:id="7" w:name="_Toc184366785"/>
+      <w:bookmarkStart w:id="8" w:name="_Toc184486024"/>
       <w:r>
         <w:rPr>
           <w:rtl/>
@@ -6810,7 +6891,7 @@
       <w:r>
         <w:t>MASTER</w:t>
       </w:r>
-      <w:bookmarkEnd w:id="7"/>
+      <w:bookmarkEnd w:id="8"/>
     </w:p>
     <w:p>
       <w:pPr>
@@ -6886,7 +6967,7 @@
           <w:rtl/>
         </w:rPr>
       </w:pPr>
-      <w:bookmarkStart w:id="8" w:name="_Toc184366786"/>
+      <w:bookmarkStart w:id="9" w:name="_Toc184486025"/>
       <w:r>
         <w:rPr>
           <w:rtl/>
@@ -6897,7 +6978,7 @@
       <w:r>
         <w:t>SLAVE</w:t>
       </w:r>
-      <w:bookmarkEnd w:id="8"/>
+      <w:bookmarkEnd w:id="9"/>
     </w:p>
     <w:p>
       <w:pPr>
@@ -7005,7 +7086,7 @@
           <w:rtl/>
         </w:rPr>
       </w:pPr>
-      <w:bookmarkStart w:id="9" w:name="_Toc184366787"/>
+      <w:bookmarkStart w:id="10" w:name="_Toc184486026"/>
       <w:r>
         <w:rPr>
           <w:rtl/>
@@ -7026,7 +7107,7 @@
         </w:rPr>
         <w:t xml:space="preserve"> מלבנים</w:t>
       </w:r>
-      <w:bookmarkEnd w:id="9"/>
+      <w:bookmarkEnd w:id="10"/>
     </w:p>
     <w:p>
       <w:pPr>
@@ -7066,7 +7147,7 @@
       <w:pPr>
         <w:pStyle w:val="2"/>
       </w:pPr>
-      <w:bookmarkStart w:id="10" w:name="_Toc184366788"/>
+      <w:bookmarkStart w:id="11" w:name="_Toc184486027"/>
       <w:r>
         <w:rPr>
           <w:rtl/>
@@ -7076,7 +7157,7 @@
       <w:r>
         <w:t>MASTER</w:t>
       </w:r>
-      <w:bookmarkEnd w:id="10"/>
+      <w:bookmarkEnd w:id="11"/>
     </w:p>
     <w:p>
       <w:pPr>
@@ -7400,7 +7481,7 @@
       <w:pPr>
         <w:pStyle w:val="2"/>
       </w:pPr>
-      <w:bookmarkStart w:id="11" w:name="_Toc184366789"/>
+      <w:bookmarkStart w:id="12" w:name="_Toc184486028"/>
       <w:r>
         <w:rPr>
           <w:rtl/>
@@ -7410,7 +7491,7 @@
       <w:r>
         <w:t>SLAVE</w:t>
       </w:r>
-      <w:bookmarkEnd w:id="11"/>
+      <w:bookmarkEnd w:id="12"/>
     </w:p>
     <w:p>
       <w:pPr>
@@ -7755,7 +7836,7 @@
           <w:rtl/>
         </w:rPr>
       </w:pPr>
-      <w:bookmarkStart w:id="12" w:name="_Toc184366790"/>
+      <w:bookmarkStart w:id="13" w:name="_Toc184486029"/>
       <w:r>
         <w:rPr>
           <w:rtl/>
@@ -7763,7 +7844,7 @@
         <w:lastRenderedPageBreak/>
         <w:t>שירטוט חשמלי של המערכת</w:t>
       </w:r>
-      <w:bookmarkEnd w:id="12"/>
+      <w:bookmarkEnd w:id="13"/>
     </w:p>
     <w:p>
       <w:pPr>
@@ -7772,7 +7853,7 @@
           <w:rtl/>
         </w:rPr>
       </w:pPr>
-      <w:bookmarkStart w:id="13" w:name="_Toc184366791"/>
+      <w:bookmarkStart w:id="14" w:name="_Toc184486030"/>
       <w:r>
         <w:rPr>
           <w:rtl/>
@@ -7782,7 +7863,7 @@
       <w:r>
         <w:t>MASTER</w:t>
       </w:r>
-      <w:bookmarkEnd w:id="13"/>
+      <w:bookmarkEnd w:id="14"/>
     </w:p>
     <w:p>
       <w:pPr>
@@ -7878,7 +7959,7 @@
           <w:rtl/>
         </w:rPr>
       </w:pPr>
-      <w:bookmarkStart w:id="14" w:name="_Toc184366792"/>
+      <w:bookmarkStart w:id="15" w:name="_Toc184486031"/>
       <w:r>
         <w:rPr>
           <w:rStyle w:val="20"/>
@@ -7894,7 +7975,7 @@
         </w:rPr>
         <w:t>SLAVE</w:t>
       </w:r>
-      <w:bookmarkEnd w:id="14"/>
+      <w:bookmarkEnd w:id="15"/>
       <w:r>
         <w:rPr>
           <w:rFonts w:ascii="Tahoma" w:hAnsi="Tahoma" w:cs="Tahoma"/>
@@ -7981,7 +8062,7 @@
           <w:rtl/>
         </w:rPr>
       </w:pPr>
-      <w:bookmarkStart w:id="15" w:name="_Toc184366793"/>
+      <w:bookmarkStart w:id="16" w:name="_Toc184486032"/>
       <w:r>
         <w:rPr>
           <w:rtl/>
@@ -8009,7 +8090,7 @@
         </w:rPr>
         <w:t>חשמלי</w:t>
       </w:r>
-      <w:bookmarkEnd w:id="15"/>
+      <w:bookmarkEnd w:id="16"/>
     </w:p>
     <w:p>
       <w:pPr>
@@ -9314,7 +9395,7 @@
           <w:rtl/>
         </w:rPr>
       </w:pPr>
-      <w:bookmarkStart w:id="16" w:name="_Toc184366794"/>
+      <w:bookmarkStart w:id="17" w:name="_Toc184486033"/>
       <w:r>
         <w:rPr>
           <w:rtl/>
@@ -9337,7 +9418,7 @@
       <w:r>
         <w:t>ESP32</w:t>
       </w:r>
-      <w:bookmarkEnd w:id="16"/>
+      <w:bookmarkEnd w:id="17"/>
     </w:p>
     <w:p>
       <w:pPr>
@@ -12049,10 +12130,10 @@
           <w:rtl/>
         </w:rPr>
       </w:pPr>
-      <w:bookmarkStart w:id="17" w:name="_GoBack"/>
-      <w:r>
-        <w:rPr>
-          <w:rFonts w:ascii="Tahoma" w:hAnsi="Tahoma" w:cs="Tahoma"/>
+      <w:r>
+        <w:rPr>
+          <w:rFonts w:ascii="Tahoma" w:hAnsi="Tahoma" w:cs="Tahoma"/>
+          <w:noProof/>
           <w:rtl/>
         </w:rPr>
         <w:drawing>
@@ -12119,7 +12200,6 @@
           </wp:anchor>
         </w:drawing>
       </w:r>
-      <w:bookmarkEnd w:id="17"/>
     </w:p>
     <w:p>
       <w:pPr>
@@ -13319,16 +13399,6 @@
         </w:rPr>
         <w:t>סביבת פיתוח נוחה וגמישה</w:t>
       </w:r>
-    </w:p>
-    <w:p>
-      <w:pPr>
-        <w:rPr>
-          <w:rFonts w:ascii="Tahoma" w:hAnsi="Tahoma" w:cs="Tahoma"/>
-          <w:sz w:val="28"/>
-          <w:szCs w:val="28"/>
-          <w:rtl/>
-        </w:rPr>
-      </w:pPr>
       <w:r>
         <w:rPr>
           <w:rFonts w:ascii="Tahoma" w:hAnsi="Tahoma" w:cs="Tahoma" w:hint="cs"/>
@@ -13336,17 +13406,294 @@
           <w:szCs w:val="28"/>
           <w:rtl/>
         </w:rPr>
+        <w:t xml:space="preserve"> :</w:t>
+      </w:r>
+    </w:p>
+    <w:p>
+      <w:pPr>
+        <w:rPr>
+          <w:rFonts w:ascii="Tahoma" w:hAnsi="Tahoma" w:cs="Tahoma"/>
+          <w:sz w:val="24"/>
+          <w:szCs w:val="24"/>
+          <w:rtl/>
+        </w:rPr>
+      </w:pPr>
+      <w:r>
+        <w:rPr>
+          <w:rFonts w:ascii="Tahoma" w:hAnsi="Tahoma" w:cs="Tahoma"/>
+          <w:sz w:val="24"/>
+          <w:szCs w:val="24"/>
+          <w:rtl/>
+        </w:rPr>
+        <w:t>ה-</w:t>
+      </w:r>
+      <w:r>
+        <w:rPr>
+          <w:rFonts w:ascii="Tahoma" w:hAnsi="Tahoma" w:cs="Tahoma"/>
+          <w:sz w:val="24"/>
+          <w:szCs w:val="24"/>
+        </w:rPr>
+        <w:t>ESP32</w:t>
+      </w:r>
+      <w:r>
+        <w:rPr>
+          <w:rFonts w:ascii="Tahoma" w:hAnsi="Tahoma" w:cs="Tahoma"/>
+          <w:sz w:val="24"/>
+          <w:szCs w:val="24"/>
+          <w:rtl/>
+        </w:rPr>
+        <w:t xml:space="preserve"> מציע סביבת פיתוח נוחה וגמישה, המתאימה למפתחים מתחילים ומנוסים כאחד. ניתן לתכנת אותו באמצעות </w:t>
+      </w:r>
+      <w:r>
+        <w:rPr>
+          <w:rFonts w:ascii="Tahoma" w:hAnsi="Tahoma" w:cs="Tahoma"/>
+          <w:sz w:val="24"/>
+          <w:szCs w:val="24"/>
+        </w:rPr>
+        <w:t>Arduino IDE</w:t>
+      </w:r>
+      <w:r>
+        <w:rPr>
+          <w:rFonts w:ascii="Tahoma" w:hAnsi="Tahoma" w:cs="Tahoma"/>
+          <w:sz w:val="24"/>
+          <w:szCs w:val="24"/>
+          <w:rtl/>
+        </w:rPr>
+        <w:t>, סביבת פיתוח ידידותית ופשוטה שמאפשרת גישה לספריות רבות המייעלות את העבודה עם חיישנים, מנועים ורכיבים נוספים. בנוסף, ה-</w:t>
+      </w:r>
+      <w:r>
+        <w:rPr>
+          <w:rFonts w:ascii="Tahoma" w:hAnsi="Tahoma" w:cs="Tahoma"/>
+          <w:sz w:val="24"/>
+          <w:szCs w:val="24"/>
+        </w:rPr>
+        <w:t>ESP32</w:t>
+      </w:r>
+      <w:r>
+        <w:rPr>
+          <w:rFonts w:ascii="Tahoma" w:hAnsi="Tahoma" w:cs="Tahoma"/>
+          <w:sz w:val="24"/>
+          <w:szCs w:val="24"/>
+          <w:rtl/>
+        </w:rPr>
+        <w:t xml:space="preserve"> תומך בסביבות מתקדמות יותר כמו </w:t>
+      </w:r>
+      <w:proofErr w:type="spellStart"/>
+      <w:r>
+        <w:rPr>
+          <w:rFonts w:ascii="Tahoma" w:hAnsi="Tahoma" w:cs="Tahoma"/>
+          <w:sz w:val="24"/>
+          <w:szCs w:val="24"/>
+        </w:rPr>
+        <w:t>PlatformIO</w:t>
+      </w:r>
+      <w:proofErr w:type="spellEnd"/>
+      <w:r>
+        <w:rPr>
+          <w:rFonts w:ascii="Tahoma" w:hAnsi="Tahoma" w:cs="Tahoma"/>
+          <w:sz w:val="24"/>
+          <w:szCs w:val="24"/>
+          <w:rtl/>
+        </w:rPr>
+        <w:t xml:space="preserve"> ו-</w:t>
+      </w:r>
+      <w:r>
+        <w:rPr>
+          <w:rFonts w:ascii="Tahoma" w:hAnsi="Tahoma" w:cs="Tahoma"/>
+          <w:sz w:val="24"/>
+          <w:szCs w:val="24"/>
+        </w:rPr>
+        <w:t>ESP-IDF</w:t>
+      </w:r>
+      <w:r>
+        <w:rPr>
+          <w:rFonts w:ascii="Tahoma" w:hAnsi="Tahoma" w:cs="Tahoma"/>
+          <w:sz w:val="24"/>
+          <w:szCs w:val="24"/>
+          <w:rtl/>
+        </w:rPr>
+        <w:t>, שמעניקות למשתמשים שליטה רבה יותר על משאבי החומרה והיכולת לכתוב קוד מותאם אישית ברמת המערכת. סביבת הפיתוח הגמישה מאפשרת לבצע שינויים, עדכונים ואופטימיזציה של פרויקטים במהירות וביעילות.</w:t>
+      </w:r>
+    </w:p>
+    <w:p>
+      <w:pPr>
+        <w:rPr>
+          <w:rFonts w:ascii="Tahoma" w:hAnsi="Tahoma" w:cs="Tahoma"/>
+          <w:sz w:val="28"/>
+          <w:szCs w:val="28"/>
+          <w:rtl/>
+        </w:rPr>
+      </w:pPr>
+    </w:p>
+    <w:p>
+      <w:pPr>
+        <w:rPr>
+          <w:rFonts w:ascii="Tahoma" w:hAnsi="Tahoma" w:cs="Tahoma"/>
+          <w:sz w:val="28"/>
+          <w:szCs w:val="28"/>
+          <w:rtl/>
+        </w:rPr>
+      </w:pPr>
+      <w:r>
+        <w:rPr>
+          <w:rFonts w:ascii="Tahoma" w:hAnsi="Tahoma" w:cs="Tahoma" w:hint="cs"/>
+          <w:sz w:val="28"/>
+          <w:szCs w:val="28"/>
+          <w:rtl/>
+        </w:rPr>
         <w:t>יכולת עיבוד חזקה</w:t>
       </w:r>
-    </w:p>
-    <w:p>
-      <w:pPr>
+      <w:r>
         <w:rPr>
           <w:rFonts w:ascii="Tahoma" w:hAnsi="Tahoma" w:cs="Tahoma" w:hint="cs"/>
           <w:sz w:val="28"/>
           <w:szCs w:val="28"/>
           <w:rtl/>
         </w:rPr>
+        <w:t xml:space="preserve"> : </w:t>
+      </w:r>
+    </w:p>
+    <w:p>
+      <w:pPr>
+        <w:rPr>
+          <w:rFonts w:ascii="Tahoma" w:hAnsi="Tahoma" w:cs="Tahoma"/>
+          <w:sz w:val="24"/>
+          <w:szCs w:val="24"/>
+          <w:rtl/>
+        </w:rPr>
+      </w:pPr>
+      <w:r>
+        <w:rPr>
+          <w:rFonts w:ascii="Tahoma" w:hAnsi="Tahoma" w:cs="Tahoma"/>
+          <w:sz w:val="24"/>
+          <w:szCs w:val="24"/>
+          <w:rtl/>
+        </w:rPr>
+        <w:t>ה-</w:t>
+      </w:r>
+      <w:r>
+        <w:rPr>
+          <w:rFonts w:ascii="Tahoma" w:hAnsi="Tahoma" w:cs="Tahoma"/>
+          <w:sz w:val="24"/>
+          <w:szCs w:val="24"/>
+        </w:rPr>
+        <w:t>ESP32</w:t>
+      </w:r>
+      <w:r>
+        <w:rPr>
+          <w:rFonts w:ascii="Tahoma" w:hAnsi="Tahoma" w:cs="Tahoma"/>
+          <w:sz w:val="24"/>
+          <w:szCs w:val="24"/>
+          <w:rtl/>
+        </w:rPr>
+        <w:t xml:space="preserve"> כולל מעבד </w:t>
+      </w:r>
+      <w:proofErr w:type="spellStart"/>
+      <w:r>
+        <w:rPr>
+          <w:rFonts w:ascii="Tahoma" w:hAnsi="Tahoma" w:cs="Tahoma"/>
+          <w:sz w:val="24"/>
+          <w:szCs w:val="24"/>
+        </w:rPr>
+        <w:t>Xtensa</w:t>
+      </w:r>
+      <w:proofErr w:type="spellEnd"/>
+      <w:r>
+        <w:rPr>
+          <w:rFonts w:ascii="Tahoma" w:hAnsi="Tahoma" w:cs="Tahoma"/>
+          <w:sz w:val="24"/>
+          <w:szCs w:val="24"/>
+          <w:rtl/>
+        </w:rPr>
+        <w:t xml:space="preserve"> כפול ליבה, בעל ביצועים גבוהים שיכול לפעול במהירות של עד 240</w:t>
+      </w:r>
+      <w:r>
+        <w:rPr>
+          <w:rFonts w:ascii="Tahoma" w:hAnsi="Tahoma" w:cs="Tahoma"/>
+          <w:sz w:val="24"/>
+          <w:szCs w:val="24"/>
+        </w:rPr>
+        <w:t>MHz</w:t>
+      </w:r>
+      <w:r>
+        <w:rPr>
+          <w:rFonts w:ascii="Tahoma" w:hAnsi="Tahoma" w:cs="Tahoma"/>
+          <w:sz w:val="24"/>
+          <w:szCs w:val="24"/>
+          <w:rtl/>
+        </w:rPr>
+        <w:t xml:space="preserve">, עם זיכרון </w:t>
+      </w:r>
+      <w:r>
+        <w:rPr>
+          <w:rFonts w:ascii="Tahoma" w:hAnsi="Tahoma" w:cs="Tahoma"/>
+          <w:sz w:val="24"/>
+          <w:szCs w:val="24"/>
+        </w:rPr>
+        <w:t>RAM</w:t>
+      </w:r>
+      <w:r>
+        <w:rPr>
+          <w:rFonts w:ascii="Tahoma" w:hAnsi="Tahoma" w:cs="Tahoma"/>
+          <w:sz w:val="24"/>
+          <w:szCs w:val="24"/>
+          <w:rtl/>
+        </w:rPr>
+        <w:t xml:space="preserve"> גדול יחסית למיקרו-בקרים אחרים. יכולת עיבוד זו מאפשרת ל-</w:t>
+      </w:r>
+      <w:r>
+        <w:rPr>
+          <w:rFonts w:ascii="Tahoma" w:hAnsi="Tahoma" w:cs="Tahoma"/>
+          <w:sz w:val="24"/>
+          <w:szCs w:val="24"/>
+        </w:rPr>
+        <w:t>ESP32</w:t>
+      </w:r>
+      <w:r>
+        <w:rPr>
+          <w:rFonts w:ascii="Tahoma" w:hAnsi="Tahoma" w:cs="Tahoma"/>
+          <w:sz w:val="24"/>
+          <w:szCs w:val="24"/>
+          <w:rtl/>
+        </w:rPr>
+        <w:t xml:space="preserve"> להתמודד עם משימות מורכבות כמו עיבוד נתוני חיישנים בזמן אמת, שליטה במנועים ותפעול מערכות תקשורת מרובות. יכולתו לעבד נתונים במהירות ולהריץ משימות במקביל הופכת אותו לאידיאלי לפרויקטים שבהם נדרשת תגובה מהירה ויעילה, כמו מערכות רובוטיקה חכמות ומערכות </w:t>
+      </w:r>
+      <w:r>
+        <w:rPr>
+          <w:rFonts w:ascii="Tahoma" w:hAnsi="Tahoma" w:cs="Tahoma"/>
+          <w:sz w:val="24"/>
+          <w:szCs w:val="24"/>
+        </w:rPr>
+        <w:t>IoT</w:t>
+      </w:r>
+      <w:r>
+        <w:rPr>
+          <w:rFonts w:ascii="Tahoma" w:hAnsi="Tahoma" w:cs="Tahoma"/>
+          <w:sz w:val="24"/>
+          <w:szCs w:val="24"/>
+          <w:rtl/>
+        </w:rPr>
+        <w:t xml:space="preserve"> מבוזרות.</w:t>
+      </w:r>
+    </w:p>
+    <w:p>
+      <w:pPr>
+        <w:rPr>
+          <w:rFonts w:ascii="Tahoma" w:hAnsi="Tahoma" w:cs="Tahoma"/>
+          <w:sz w:val="28"/>
+          <w:szCs w:val="28"/>
+          <w:rtl/>
+        </w:rPr>
+      </w:pPr>
+    </w:p>
+    <w:p>
+      <w:pPr>
+        <w:rPr>
+          <w:rFonts w:ascii="Tahoma" w:hAnsi="Tahoma" w:cs="Tahoma"/>
+          <w:sz w:val="28"/>
+          <w:szCs w:val="28"/>
+          <w:rtl/>
+        </w:rPr>
       </w:pPr>
       <w:r>
         <w:rPr>
@@ -13355,6 +13702,7 @@
           <w:szCs w:val="28"/>
           <w:rtl/>
         </w:rPr>
+        <w:lastRenderedPageBreak/>
         <w:t>תמיכה ב</w:t>
       </w:r>
       <w:r>
@@ -13453,16 +13801,6 @@
         </w:rPr>
         <w:t>Bluetooth</w:t>
       </w:r>
-    </w:p>
-    <w:p>
-      <w:pPr>
-        <w:rPr>
-          <w:rFonts w:ascii="Tahoma" w:hAnsi="Tahoma" w:cs="Tahoma"/>
-          <w:sz w:val="28"/>
-          <w:szCs w:val="28"/>
-          <w:rtl/>
-        </w:rPr>
-      </w:pPr>
       <w:r>
         <w:rPr>
           <w:rFonts w:ascii="Tahoma" w:hAnsi="Tahoma" w:cs="Tahoma" w:hint="cs"/>
@@ -13470,6 +13808,180 @@
           <w:szCs w:val="28"/>
           <w:rtl/>
         </w:rPr>
+        <w:t xml:space="preserve"> :</w:t>
+      </w:r>
+    </w:p>
+    <w:p>
+      <w:pPr>
+        <w:rPr>
+          <w:rFonts w:ascii="Tahoma" w:hAnsi="Tahoma" w:cs="Tahoma"/>
+          <w:sz w:val="24"/>
+          <w:szCs w:val="24"/>
+          <w:rtl/>
+        </w:rPr>
+      </w:pPr>
+      <w:r>
+        <w:rPr>
+          <w:rFonts w:ascii="Tahoma" w:hAnsi="Tahoma" w:cs="Tahoma"/>
+          <w:sz w:val="24"/>
+          <w:szCs w:val="24"/>
+          <w:rtl/>
+        </w:rPr>
+        <w:t>ה-</w:t>
+      </w:r>
+      <w:r>
+        <w:rPr>
+          <w:rFonts w:ascii="Tahoma" w:hAnsi="Tahoma" w:cs="Tahoma"/>
+          <w:sz w:val="24"/>
+          <w:szCs w:val="24"/>
+        </w:rPr>
+        <w:t>ESP32</w:t>
+      </w:r>
+      <w:r>
+        <w:rPr>
+          <w:rFonts w:ascii="Tahoma" w:hAnsi="Tahoma" w:cs="Tahoma"/>
+          <w:sz w:val="24"/>
+          <w:szCs w:val="24"/>
+          <w:rtl/>
+        </w:rPr>
+        <w:t xml:space="preserve"> מגיע עם מודולים מובנים לתקשורת </w:t>
+      </w:r>
+      <w:proofErr w:type="spellStart"/>
+      <w:r>
+        <w:rPr>
+          <w:rFonts w:ascii="Tahoma" w:hAnsi="Tahoma" w:cs="Tahoma"/>
+          <w:sz w:val="24"/>
+          <w:szCs w:val="24"/>
+        </w:rPr>
+        <w:t>WiFi</w:t>
+      </w:r>
+      <w:proofErr w:type="spellEnd"/>
+      <w:r>
+        <w:rPr>
+          <w:rFonts w:ascii="Tahoma" w:hAnsi="Tahoma" w:cs="Tahoma"/>
+          <w:sz w:val="24"/>
+          <w:szCs w:val="24"/>
+          <w:rtl/>
+        </w:rPr>
+        <w:t xml:space="preserve"> ו-</w:t>
+      </w:r>
+      <w:r>
+        <w:rPr>
+          <w:rFonts w:ascii="Tahoma" w:hAnsi="Tahoma" w:cs="Tahoma"/>
+          <w:sz w:val="24"/>
+          <w:szCs w:val="24"/>
+        </w:rPr>
+        <w:t>Bluetooth</w:t>
+      </w:r>
+      <w:r>
+        <w:rPr>
+          <w:rFonts w:ascii="Tahoma" w:hAnsi="Tahoma" w:cs="Tahoma"/>
+          <w:sz w:val="24"/>
+          <w:szCs w:val="24"/>
+          <w:rtl/>
+        </w:rPr>
+        <w:t xml:space="preserve">, מה שמאפשר חיבוריות אלחוטית נרחבת מבלי להזדקק לרכיבים נוספים. </w:t>
+      </w:r>
+      <w:proofErr w:type="spellStart"/>
+      <w:r>
+        <w:rPr>
+          <w:rFonts w:ascii="Tahoma" w:hAnsi="Tahoma" w:cs="Tahoma"/>
+          <w:sz w:val="24"/>
+          <w:szCs w:val="24"/>
+        </w:rPr>
+        <w:t>WiFi</w:t>
+      </w:r>
+      <w:proofErr w:type="spellEnd"/>
+      <w:r>
+        <w:rPr>
+          <w:rFonts w:ascii="Tahoma" w:hAnsi="Tahoma" w:cs="Tahoma"/>
+          <w:sz w:val="24"/>
+          <w:szCs w:val="24"/>
+          <w:rtl/>
+        </w:rPr>
+        <w:t xml:space="preserve"> מאפשר תקשורת בין רכיבים מרוחקים ושליטה במערכת באמצעות אפליקציות ניידות או דפדפנים. ה-</w:t>
+      </w:r>
+      <w:r>
+        <w:rPr>
+          <w:rFonts w:ascii="Tahoma" w:hAnsi="Tahoma" w:cs="Tahoma"/>
+          <w:sz w:val="24"/>
+          <w:szCs w:val="24"/>
+        </w:rPr>
+        <w:t>Bluetooth</w:t>
+      </w:r>
+      <w:r>
+        <w:rPr>
+          <w:rFonts w:ascii="Tahoma" w:hAnsi="Tahoma" w:cs="Tahoma"/>
+          <w:sz w:val="24"/>
+          <w:szCs w:val="24"/>
+          <w:rtl/>
+        </w:rPr>
+        <w:t xml:space="preserve"> מספק גמישות רבה לחיבור למכשירים סמוכים כמו טלפונים חכמים או חיישנים. כמו כן, תמיכתו ב-</w:t>
+      </w:r>
+      <w:r>
+        <w:rPr>
+          <w:rFonts w:ascii="Tahoma" w:hAnsi="Tahoma" w:cs="Tahoma"/>
+          <w:sz w:val="24"/>
+          <w:szCs w:val="24"/>
+        </w:rPr>
+        <w:t>I²C</w:t>
+      </w:r>
+      <w:r>
+        <w:rPr>
+          <w:rFonts w:ascii="Tahoma" w:hAnsi="Tahoma" w:cs="Tahoma"/>
+          <w:sz w:val="24"/>
+          <w:szCs w:val="24"/>
+          <w:rtl/>
+        </w:rPr>
+        <w:t xml:space="preserve"> מקלה על חיבור רכיבים נוספים כמו חיישנים, מסכים </w:t>
+      </w:r>
+      <w:proofErr w:type="spellStart"/>
+      <w:r>
+        <w:rPr>
+          <w:rFonts w:ascii="Tahoma" w:hAnsi="Tahoma" w:cs="Tahoma"/>
+          <w:sz w:val="24"/>
+          <w:szCs w:val="24"/>
+          <w:rtl/>
+        </w:rPr>
+        <w:t>ומודולי</w:t>
+      </w:r>
+      <w:proofErr w:type="spellEnd"/>
+      <w:r>
+        <w:rPr>
+          <w:rFonts w:ascii="Tahoma" w:hAnsi="Tahoma" w:cs="Tahoma"/>
+          <w:sz w:val="24"/>
+          <w:szCs w:val="24"/>
+          <w:rtl/>
+        </w:rPr>
+        <w:t xml:space="preserve"> אחסון, תוך שימוש בממשק פשוט ויעיל. שילוב זה מאפשר פיתוח מערכות מורכבות בקלות ובמהירות.</w:t>
+      </w:r>
+    </w:p>
+    <w:p>
+      <w:pPr>
+        <w:rPr>
+          <w:rFonts w:ascii="Tahoma" w:hAnsi="Tahoma" w:cs="Tahoma"/>
+          <w:sz w:val="24"/>
+          <w:szCs w:val="24"/>
+          <w:rtl/>
+        </w:rPr>
+      </w:pPr>
+    </w:p>
+    <w:p>
+      <w:pPr>
+        <w:rPr>
+          <w:rFonts w:ascii="Tahoma" w:hAnsi="Tahoma" w:cs="Tahoma"/>
+          <w:sz w:val="28"/>
+          <w:szCs w:val="28"/>
+          <w:rtl/>
+        </w:rPr>
+      </w:pPr>
+      <w:r>
+        <w:rPr>
+          <w:rFonts w:ascii="Tahoma" w:hAnsi="Tahoma" w:cs="Tahoma" w:hint="cs"/>
+          <w:sz w:val="28"/>
+          <w:szCs w:val="28"/>
+          <w:rtl/>
+        </w:rPr>
         <w:t>משומש</w:t>
       </w:r>
       <w:r>
@@ -13506,15 +14018,362 @@
         </w:rPr>
         <w:t xml:space="preserve"> חדשניות</w:t>
       </w:r>
-    </w:p>
-    <w:p>
-      <w:pPr>
+      <w:r>
         <w:rPr>
           <w:rFonts w:ascii="Tahoma" w:hAnsi="Tahoma" w:cs="Tahoma" w:hint="cs"/>
           <w:sz w:val="28"/>
           <w:szCs w:val="28"/>
           <w:rtl/>
         </w:rPr>
+        <w:t xml:space="preserve"> :</w:t>
+      </w:r>
+    </w:p>
+    <w:p>
+      <w:pPr>
+        <w:rPr>
+          <w:rFonts w:ascii="Tahoma" w:hAnsi="Tahoma" w:cs="Tahoma"/>
+          <w:sz w:val="24"/>
+          <w:szCs w:val="24"/>
+          <w:rtl/>
+        </w:rPr>
+      </w:pPr>
+      <w:r>
+        <w:rPr>
+          <w:rFonts w:ascii="Tahoma" w:hAnsi="Tahoma" w:cs="Tahoma"/>
+          <w:sz w:val="24"/>
+          <w:szCs w:val="24"/>
+        </w:rPr>
+        <w:t>IoT</w:t>
+      </w:r>
+      <w:r>
+        <w:rPr>
+          <w:rFonts w:ascii="Tahoma" w:hAnsi="Tahoma" w:cs="Tahoma"/>
+          <w:sz w:val="24"/>
+          <w:szCs w:val="24"/>
+          <w:rtl/>
+        </w:rPr>
+        <w:t xml:space="preserve"> זה ראשי תיבות של </w:t>
+      </w:r>
+      <w:r>
+        <w:rPr>
+          <w:rFonts w:ascii="Tahoma" w:hAnsi="Tahoma" w:cs="Tahoma"/>
+          <w:sz w:val="24"/>
+          <w:szCs w:val="24"/>
+        </w:rPr>
+        <w:t xml:space="preserve">Internet </w:t>
+      </w:r>
+      <w:proofErr w:type="gramStart"/>
+      <w:r>
+        <w:rPr>
+          <w:rFonts w:ascii="Tahoma" w:hAnsi="Tahoma" w:cs="Tahoma"/>
+          <w:sz w:val="24"/>
+          <w:szCs w:val="24"/>
+        </w:rPr>
+        <w:t>Of</w:t>
+      </w:r>
+      <w:proofErr w:type="gramEnd"/>
+      <w:r>
+        <w:rPr>
+          <w:rFonts w:ascii="Tahoma" w:hAnsi="Tahoma" w:cs="Tahoma"/>
+          <w:sz w:val="24"/>
+          <w:szCs w:val="24"/>
+        </w:rPr>
+        <w:t xml:space="preserve"> Things</w:t>
+      </w:r>
+      <w:r>
+        <w:rPr>
+          <w:rFonts w:ascii="Tahoma" w:hAnsi="Tahoma" w:cs="Tahoma"/>
+          <w:sz w:val="24"/>
+          <w:szCs w:val="24"/>
+          <w:rtl/>
+        </w:rPr>
+        <w:t xml:space="preserve"> ולעיתים גם נקרא "האינטרנט של הדברים" בעברית. מדובר בתחום רחב המשלב תוכנה וחומרה, אשר הופך חפצים פיזיים ״טיפשיים״ </w:t>
+      </w:r>
+      <w:proofErr w:type="spellStart"/>
+      <w:r>
+        <w:rPr>
+          <w:rFonts w:ascii="Tahoma" w:hAnsi="Tahoma" w:cs="Tahoma"/>
+          <w:sz w:val="24"/>
+          <w:szCs w:val="24"/>
+          <w:rtl/>
+        </w:rPr>
+        <w:t>ל״חכמים</w:t>
+      </w:r>
+      <w:proofErr w:type="spellEnd"/>
+      <w:r>
+        <w:rPr>
+          <w:rFonts w:ascii="Tahoma" w:hAnsi="Tahoma" w:cs="Tahoma"/>
+          <w:sz w:val="24"/>
+          <w:szCs w:val="24"/>
+          <w:rtl/>
+        </w:rPr>
+        <w:t xml:space="preserve">״ ע״י חיבורם לאינטרנט, מה שמאפשר לאותם מכשירים לתקשר עם אנשים ומכשירי </w:t>
+      </w:r>
+      <w:r>
+        <w:rPr>
+          <w:rFonts w:ascii="Tahoma" w:hAnsi="Tahoma" w:cs="Tahoma"/>
+          <w:sz w:val="24"/>
+          <w:szCs w:val="24"/>
+        </w:rPr>
+        <w:t>IoT</w:t>
+      </w:r>
+      <w:r>
+        <w:rPr>
+          <w:rFonts w:ascii="Tahoma" w:hAnsi="Tahoma" w:cs="Tahoma"/>
+          <w:sz w:val="24"/>
+          <w:szCs w:val="24"/>
+          <w:rtl/>
+        </w:rPr>
+        <w:t xml:space="preserve"> אחרים.</w:t>
+      </w:r>
+    </w:p>
+    <w:p>
+      <w:pPr>
+        <w:rPr>
+          <w:rFonts w:ascii="Tahoma" w:hAnsi="Tahoma" w:cs="Tahoma"/>
+          <w:sz w:val="24"/>
+          <w:szCs w:val="24"/>
+          <w:rtl/>
+        </w:rPr>
+      </w:pPr>
+      <w:r>
+        <w:rPr>
+          <w:rFonts w:ascii="Tahoma" w:hAnsi="Tahoma" w:cs="Tahoma"/>
+          <w:sz w:val="24"/>
+          <w:szCs w:val="24"/>
+          <w:rtl/>
+        </w:rPr>
+        <w:t xml:space="preserve">בקצרה, מכשירי </w:t>
+      </w:r>
+      <w:r>
+        <w:rPr>
+          <w:rFonts w:ascii="Tahoma" w:hAnsi="Tahoma" w:cs="Tahoma"/>
+          <w:sz w:val="24"/>
+          <w:szCs w:val="24"/>
+        </w:rPr>
+        <w:t>IoT</w:t>
+      </w:r>
+      <w:r>
+        <w:rPr>
+          <w:rFonts w:ascii="Tahoma" w:hAnsi="Tahoma" w:cs="Tahoma"/>
+          <w:sz w:val="24"/>
+          <w:szCs w:val="24"/>
+          <w:rtl/>
+        </w:rPr>
+        <w:t xml:space="preserve"> הם למעשה אותם חפצים או מכשירים רגילים שאנחנו מכירים רק שההבדל העיקרי הוא התוספת שהכניסו להם - חיבור לאינטרנט, חיישנים מיוחדים ועוד. כל אלה מאפשרים לאותם מכשירים לאסוף מידע ממה שקורה סביבם ולאחר מכן לשלוח אותו הלאה על מנת לעשות </w:t>
+      </w:r>
+      <w:proofErr w:type="spellStart"/>
+      <w:r>
+        <w:rPr>
+          <w:rFonts w:ascii="Tahoma" w:hAnsi="Tahoma" w:cs="Tahoma"/>
+          <w:sz w:val="24"/>
+          <w:szCs w:val="24"/>
+          <w:rtl/>
+        </w:rPr>
+        <w:t>איתו</w:t>
+      </w:r>
+      <w:proofErr w:type="spellEnd"/>
+      <w:r>
+        <w:rPr>
+          <w:rFonts w:ascii="Tahoma" w:hAnsi="Tahoma" w:cs="Tahoma"/>
+          <w:sz w:val="24"/>
+          <w:szCs w:val="24"/>
+          <w:rtl/>
+        </w:rPr>
+        <w:t xml:space="preserve"> משהו שימושי.</w:t>
+      </w:r>
+    </w:p>
+    <w:p>
+      <w:pPr>
+        <w:rPr>
+          <w:rFonts w:ascii="Tahoma" w:hAnsi="Tahoma" w:cs="Tahoma"/>
+          <w:sz w:val="24"/>
+          <w:szCs w:val="24"/>
+          <w:rtl/>
+        </w:rPr>
+      </w:pPr>
+      <w:r>
+        <w:rPr>
+          <w:rFonts w:ascii="Tahoma" w:hAnsi="Tahoma" w:cs="Tahoma"/>
+          <w:sz w:val="24"/>
+          <w:szCs w:val="24"/>
+          <w:rtl/>
+        </w:rPr>
+        <w:t>אותה חומרה, זאת אומרת, התוספת הטכנולוגית שהכניסו לאותם מכשירים מסייעת בשתי דרכים עיקריות:</w:t>
+      </w:r>
+    </w:p>
+    <w:p>
+      <w:pPr>
+        <w:pStyle w:val="a9"/>
+        <w:numPr>
+          <w:ilvl w:val="0"/>
+          <w:numId w:val="14"/>
+        </w:numPr>
+        <w:rPr>
+          <w:rFonts w:ascii="Tahoma" w:hAnsi="Tahoma" w:cs="Tahoma"/>
+          <w:sz w:val="24"/>
+          <w:szCs w:val="24"/>
+          <w:rtl/>
+        </w:rPr>
+      </w:pPr>
+      <w:r>
+        <w:rPr>
+          <w:rFonts w:ascii="Tahoma" w:hAnsi="Tahoma" w:cs="Tahoma"/>
+          <w:sz w:val="24"/>
+          <w:szCs w:val="24"/>
+          <w:rtl/>
+        </w:rPr>
+        <w:t>על מנת לאסוף מידע: חיישנים וסנסורים (חום, מרחק, תנועה וכדומה).</w:t>
+      </w:r>
+    </w:p>
+    <w:p>
+      <w:pPr>
+        <w:pStyle w:val="a9"/>
+        <w:numPr>
+          <w:ilvl w:val="0"/>
+          <w:numId w:val="14"/>
+        </w:numPr>
+        <w:rPr>
+          <w:rFonts w:ascii="Tahoma" w:hAnsi="Tahoma" w:cs="Tahoma"/>
+          <w:sz w:val="24"/>
+          <w:szCs w:val="24"/>
+          <w:rtl/>
+        </w:rPr>
+      </w:pPr>
+      <w:r>
+        <w:rPr>
+          <w:rFonts w:ascii="Tahoma" w:hAnsi="Tahoma" w:cs="Tahoma"/>
+          <w:sz w:val="24"/>
+          <w:szCs w:val="24"/>
+          <w:rtl/>
+        </w:rPr>
+        <w:t>על מנת לשלוח מידע:  חיבור לאינטרנט (</w:t>
+      </w:r>
+      <w:proofErr w:type="spellStart"/>
+      <w:r>
+        <w:rPr>
+          <w:rFonts w:ascii="Tahoma" w:hAnsi="Tahoma" w:cs="Tahoma"/>
+          <w:sz w:val="24"/>
+          <w:szCs w:val="24"/>
+        </w:rPr>
+        <w:t>WiFi</w:t>
+      </w:r>
+      <w:proofErr w:type="spellEnd"/>
+      <w:r>
+        <w:rPr>
+          <w:rFonts w:ascii="Tahoma" w:hAnsi="Tahoma" w:cs="Tahoma"/>
+          <w:sz w:val="24"/>
+          <w:szCs w:val="24"/>
+          <w:rtl/>
+        </w:rPr>
+        <w:t>), רכיבי תקשורת אלחוטית (</w:t>
+      </w:r>
+      <w:r>
+        <w:rPr>
+          <w:rFonts w:ascii="Tahoma" w:hAnsi="Tahoma" w:cs="Tahoma"/>
+          <w:sz w:val="24"/>
+          <w:szCs w:val="24"/>
+        </w:rPr>
+        <w:t>Bluetooth, RF</w:t>
+      </w:r>
+      <w:r>
+        <w:rPr>
+          <w:rFonts w:ascii="Tahoma" w:hAnsi="Tahoma" w:cs="Tahoma"/>
+          <w:sz w:val="24"/>
+          <w:szCs w:val="24"/>
+          <w:rtl/>
+        </w:rPr>
+        <w:t xml:space="preserve"> וכו׳).</w:t>
+      </w:r>
+    </w:p>
+    <w:p>
+      <w:pPr>
+        <w:rPr>
+          <w:rFonts w:ascii="Tahoma" w:hAnsi="Tahoma" w:cs="Tahoma"/>
+          <w:sz w:val="24"/>
+          <w:szCs w:val="24"/>
+          <w:rtl/>
+        </w:rPr>
+      </w:pPr>
+      <w:r>
+        <w:rPr>
+          <w:rFonts w:ascii="Tahoma" w:hAnsi="Tahoma" w:cs="Tahoma"/>
+          <w:sz w:val="24"/>
+          <w:szCs w:val="24"/>
+          <w:rtl/>
+        </w:rPr>
+        <w:t>ה-</w:t>
+      </w:r>
+      <w:r>
+        <w:rPr>
+          <w:rFonts w:ascii="Tahoma" w:hAnsi="Tahoma" w:cs="Tahoma"/>
+          <w:sz w:val="24"/>
+          <w:szCs w:val="24"/>
+        </w:rPr>
+        <w:t>ESP32</w:t>
+      </w:r>
+      <w:r>
+        <w:rPr>
+          <w:rFonts w:ascii="Tahoma" w:hAnsi="Tahoma" w:cs="Tahoma"/>
+          <w:sz w:val="24"/>
+          <w:szCs w:val="24"/>
+          <w:rtl/>
+        </w:rPr>
+        <w:t xml:space="preserve"> הוא רכיב נפוץ מאוד בתחום ה-</w:t>
+      </w:r>
+      <w:r>
+        <w:rPr>
+          <w:rFonts w:ascii="Tahoma" w:hAnsi="Tahoma" w:cs="Tahoma"/>
+          <w:sz w:val="24"/>
+          <w:szCs w:val="24"/>
+        </w:rPr>
+        <w:t>IoT (Internet of Things)</w:t>
+      </w:r>
+      <w:r>
+        <w:rPr>
+          <w:rFonts w:ascii="Tahoma" w:hAnsi="Tahoma" w:cs="Tahoma"/>
+          <w:sz w:val="24"/>
+          <w:szCs w:val="24"/>
+          <w:rtl/>
+        </w:rPr>
+        <w:t xml:space="preserve">, ומשמש במגוון רחב של פרויקטים ותעשיות. הרכיב נתמך על ידי קהילה רחבה של מפתחים, המספקת תיעוד, דוגמאות קוד ותמיכה טכנית נרחבת. השימוש הנרחב בו במערכות </w:t>
+      </w:r>
+      <w:r>
+        <w:rPr>
+          <w:rFonts w:ascii="Tahoma" w:hAnsi="Tahoma" w:cs="Tahoma"/>
+          <w:sz w:val="24"/>
+          <w:szCs w:val="24"/>
+        </w:rPr>
+        <w:t>IoT</w:t>
+      </w:r>
+      <w:r>
+        <w:rPr>
+          <w:rFonts w:ascii="Tahoma" w:hAnsi="Tahoma" w:cs="Tahoma"/>
+          <w:sz w:val="24"/>
+          <w:szCs w:val="24"/>
+          <w:rtl/>
+        </w:rPr>
+        <w:t xml:space="preserve"> חדשניות מבטיח אמינות ומוכנות לטכנולוגיות מתקדמות, מה שהופך אותו לבחירה מועדפת לפיתוח פרויקטים חכמים. היכולת להשתמש בניסיון ובידע המצטבר של הקהילה מקלה על פיתוח פתרונות מותאמים אישית וביצוע אינטגרציה עם מערכות קיימות.</w:t>
+      </w:r>
+    </w:p>
+    <w:p>
+      <w:pPr>
+        <w:rPr>
+          <w:rFonts w:ascii="Tahoma" w:hAnsi="Tahoma" w:cs="Tahoma"/>
+          <w:sz w:val="24"/>
+          <w:szCs w:val="24"/>
+          <w:rtl/>
+        </w:rPr>
+      </w:pPr>
+    </w:p>
+    <w:p>
+      <w:pPr>
+        <w:rPr>
+          <w:rFonts w:ascii="Tahoma" w:hAnsi="Tahoma" w:cs="Tahoma"/>
+          <w:sz w:val="28"/>
+          <w:szCs w:val="28"/>
+          <w:rtl/>
+        </w:rPr>
       </w:pPr>
       <w:r>
         <w:rPr>
@@ -13534,46 +14393,5097 @@
         </w:rPr>
         <w:t>בשימוש האנרגיה</w:t>
       </w:r>
-    </w:p>
-    <w:p>
-      <w:pPr>
-        <w:rPr>
-          <w:rFonts w:ascii="Tahoma" w:hAnsi="Tahoma" w:cs="Tahoma"/>
-          <w:sz w:val="28"/>
-          <w:szCs w:val="28"/>
-          <w:rtl/>
-        </w:rPr>
-      </w:pPr>
-    </w:p>
-    <w:p>
-      <w:pPr>
-        <w:ind w:left="360"/>
-        <w:rPr>
-          <w:rFonts w:ascii="Tahoma" w:hAnsi="Tahoma" w:cs="Tahoma"/>
-          <w:sz w:val="28"/>
-          <w:szCs w:val="28"/>
-        </w:rPr>
-      </w:pPr>
-    </w:p>
-    <w:p>
-      <w:pPr>
-        <w:ind w:left="360"/>
-        <w:rPr>
-          <w:rFonts w:ascii="Tahoma" w:hAnsi="Tahoma" w:cs="Tahoma"/>
-          <w:sz w:val="28"/>
-          <w:szCs w:val="28"/>
-        </w:rPr>
-      </w:pPr>
-    </w:p>
-    <w:p>
-      <w:pPr>
-        <w:ind w:left="360"/>
-        <w:rPr>
-          <w:rFonts w:ascii="Tahoma" w:hAnsi="Tahoma" w:cs="Tahoma"/>
-          <w:sz w:val="28"/>
-          <w:szCs w:val="28"/>
-        </w:rPr>
-      </w:pPr>
+      <w:r>
+        <w:rPr>
+          <w:rFonts w:ascii="Tahoma" w:hAnsi="Tahoma" w:cs="Tahoma" w:hint="cs"/>
+          <w:sz w:val="28"/>
+          <w:szCs w:val="28"/>
+          <w:rtl/>
+        </w:rPr>
+        <w:t xml:space="preserve"> :</w:t>
+      </w:r>
+    </w:p>
+    <w:p>
+      <w:pPr>
+        <w:rPr>
+          <w:rFonts w:ascii="Tahoma" w:hAnsi="Tahoma" w:cs="Tahoma"/>
+          <w:sz w:val="24"/>
+          <w:szCs w:val="24"/>
+          <w:rtl/>
+        </w:rPr>
+      </w:pPr>
+      <w:r>
+        <w:rPr>
+          <w:rFonts w:ascii="Tahoma" w:hAnsi="Tahoma" w:cs="Tahoma"/>
+          <w:sz w:val="24"/>
+          <w:szCs w:val="24"/>
+          <w:rtl/>
+        </w:rPr>
+        <w:t>ל-</w:t>
+      </w:r>
+      <w:r>
+        <w:rPr>
+          <w:rFonts w:ascii="Tahoma" w:hAnsi="Tahoma" w:cs="Tahoma"/>
+          <w:sz w:val="24"/>
+          <w:szCs w:val="24"/>
+        </w:rPr>
+        <w:t>ESP32</w:t>
+      </w:r>
+      <w:r>
+        <w:rPr>
+          <w:rFonts w:ascii="Tahoma" w:hAnsi="Tahoma" w:cs="Tahoma"/>
+          <w:sz w:val="24"/>
+          <w:szCs w:val="24"/>
+          <w:rtl/>
+        </w:rPr>
+        <w:t xml:space="preserve"> יש מצב חיסכון באנרגיה (</w:t>
+      </w:r>
+      <w:r>
+        <w:rPr>
+          <w:rFonts w:ascii="Tahoma" w:hAnsi="Tahoma" w:cs="Tahoma"/>
+          <w:sz w:val="24"/>
+          <w:szCs w:val="24"/>
+        </w:rPr>
+        <w:t>Deep Sleep Mode</w:t>
+      </w:r>
+      <w:r>
+        <w:rPr>
+          <w:rFonts w:ascii="Tahoma" w:hAnsi="Tahoma" w:cs="Tahoma"/>
+          <w:sz w:val="24"/>
+          <w:szCs w:val="24"/>
+          <w:rtl/>
+        </w:rPr>
+        <w:t xml:space="preserve">), המאפשר לו לפעול בצריכת חשמל מינימלית כשאינו מבצע משימות קריטיות. תכונה זו הופכת אותו לרכיב אידיאלי עבור פרויקטים ניידים או פרויקטים שמסתמכים על סוללה, כמו חיישנים מרוחקים או מערכות ניטור. היכולת לחסוך באנרגיה מבלי לפגוע בביצועים מאפשרת למערכות המבוססות על </w:t>
+      </w:r>
+      <w:r>
+        <w:rPr>
+          <w:rFonts w:ascii="Tahoma" w:hAnsi="Tahoma" w:cs="Tahoma"/>
+          <w:sz w:val="24"/>
+          <w:szCs w:val="24"/>
+        </w:rPr>
+        <w:t>ESP32</w:t>
+      </w:r>
+      <w:r>
+        <w:rPr>
+          <w:rFonts w:ascii="Tahoma" w:hAnsi="Tahoma" w:cs="Tahoma"/>
+          <w:sz w:val="24"/>
+          <w:szCs w:val="24"/>
+          <w:rtl/>
+        </w:rPr>
+        <w:t xml:space="preserve"> לפעול לאורך זמן ממושך, אפילו בסביבות שבהן אספקת האנרגיה מוגבלת. תכונה זו חשובה במיוחד למערכות </w:t>
+      </w:r>
+      <w:r>
+        <w:rPr>
+          <w:rFonts w:ascii="Tahoma" w:hAnsi="Tahoma" w:cs="Tahoma"/>
+          <w:sz w:val="24"/>
+          <w:szCs w:val="24"/>
+        </w:rPr>
+        <w:t>IoT</w:t>
+      </w:r>
+      <w:r>
+        <w:rPr>
+          <w:rFonts w:ascii="Tahoma" w:hAnsi="Tahoma" w:cs="Tahoma"/>
+          <w:sz w:val="24"/>
+          <w:szCs w:val="24"/>
+          <w:rtl/>
+        </w:rPr>
+        <w:t xml:space="preserve"> המחייבות פעולה רציפה ואמינה.</w:t>
+      </w:r>
+    </w:p>
+    <w:p>
+      <w:pPr>
+        <w:rPr>
+          <w:rFonts w:ascii="Tahoma" w:hAnsi="Tahoma" w:cs="Tahoma"/>
+          <w:sz w:val="28"/>
+          <w:szCs w:val="28"/>
+          <w:rtl/>
+        </w:rPr>
+      </w:pPr>
+    </w:p>
+    <w:p>
+      <w:pPr>
+        <w:pStyle w:val="1"/>
+        <w:rPr>
+          <w:rtl/>
+        </w:rPr>
+      </w:pPr>
+      <w:bookmarkStart w:id="18" w:name="_Toc184486034"/>
+      <w:r>
+        <w:rPr>
+          <w:rFonts w:hint="cs"/>
+          <w:rtl/>
+        </w:rPr>
+        <w:t xml:space="preserve">ניסוי ראשון </w:t>
+      </w:r>
+      <w:r>
+        <w:rPr>
+          <w:rtl/>
+        </w:rPr>
+        <w:t>–</w:t>
+      </w:r>
+      <w:r>
+        <w:rPr>
+          <w:rFonts w:hint="cs"/>
+          <w:rtl/>
+        </w:rPr>
+        <w:t xml:space="preserve"> 17.9.24</w:t>
+      </w:r>
+      <w:bookmarkEnd w:id="18"/>
+    </w:p>
+    <w:p>
+      <w:pPr>
+        <w:jc w:val="center"/>
+        <w:rPr>
+          <w:rFonts w:ascii="Tahoma" w:hAnsi="Tahoma" w:cs="Tahoma" w:hint="cs"/>
+          <w:b/>
+          <w:bCs/>
+          <w:sz w:val="28"/>
+          <w:szCs w:val="28"/>
+          <w:rtl/>
+        </w:rPr>
+      </w:pPr>
+      <w:r>
+        <w:rPr>
+          <w:rFonts w:ascii="Tahoma" w:hAnsi="Tahoma" w:cs="Tahoma" w:hint="cs"/>
+          <w:b/>
+          <w:bCs/>
+          <w:rtl/>
+        </w:rPr>
+        <w:t>הכרת סביבת העבודה ב</w:t>
+      </w:r>
+      <w:r>
+        <w:rPr>
+          <w:rFonts w:ascii="Tahoma" w:hAnsi="Tahoma" w:cs="Tahoma" w:hint="cs"/>
+          <w:b/>
+          <w:bCs/>
+        </w:rPr>
+        <w:t>ESP</w:t>
+      </w:r>
+      <w:r>
+        <w:rPr>
+          <w:rFonts w:ascii="Tahoma" w:hAnsi="Tahoma" w:cs="Tahoma"/>
+          <w:b/>
+          <w:bCs/>
+        </w:rPr>
+        <w:t>32</w:t>
+      </w:r>
+    </w:p>
+    <w:p>
+      <w:pPr>
+        <w:rPr>
+          <w:rFonts w:ascii="Tahoma" w:hAnsi="Tahoma" w:cs="Tahoma"/>
+          <w:b/>
+          <w:bCs/>
+          <w:sz w:val="28"/>
+          <w:szCs w:val="28"/>
+          <w:rtl/>
+        </w:rPr>
+      </w:pPr>
+    </w:p>
+    <w:p>
+      <w:pPr>
+        <w:rPr>
+          <w:rFonts w:ascii="Tahoma" w:hAnsi="Tahoma" w:cs="Tahoma"/>
+          <w:b/>
+          <w:bCs/>
+          <w:sz w:val="28"/>
+          <w:szCs w:val="28"/>
+          <w:rtl/>
+        </w:rPr>
+      </w:pPr>
+      <w:r>
+        <w:rPr>
+          <w:rFonts w:ascii="Tahoma" w:hAnsi="Tahoma" w:cs="Tahoma"/>
+          <w:b/>
+          <w:bCs/>
+          <w:sz w:val="28"/>
+          <w:szCs w:val="28"/>
+          <w:rtl/>
+        </w:rPr>
+        <w:t>שם הניסוי:</w:t>
+      </w:r>
+    </w:p>
+    <w:p>
+      <w:pPr>
+        <w:rPr>
+          <w:rFonts w:ascii="Tahoma" w:hAnsi="Tahoma" w:cs="Tahoma"/>
+          <w:rtl/>
+        </w:rPr>
+      </w:pPr>
+      <w:r>
+        <w:rPr>
+          <w:rFonts w:ascii="Tahoma" w:hAnsi="Tahoma" w:cs="Tahoma"/>
+          <w:rtl/>
+        </w:rPr>
+        <w:t>הכרת סביבת העבודה ב</w:t>
+      </w:r>
+      <w:r>
+        <w:rPr>
+          <w:rFonts w:ascii="Tahoma" w:hAnsi="Tahoma" w:cs="Tahoma"/>
+        </w:rPr>
+        <w:t>ESP32</w:t>
+      </w:r>
+    </w:p>
+    <w:p>
+      <w:pPr>
+        <w:rPr>
+          <w:rFonts w:ascii="Tahoma" w:hAnsi="Tahoma" w:cs="Tahoma"/>
+          <w:b/>
+          <w:bCs/>
+          <w:sz w:val="28"/>
+          <w:szCs w:val="28"/>
+          <w:rtl/>
+        </w:rPr>
+      </w:pPr>
+      <w:r>
+        <w:rPr>
+          <w:rFonts w:ascii="Tahoma" w:hAnsi="Tahoma" w:cs="Tahoma"/>
+          <w:b/>
+          <w:bCs/>
+          <w:sz w:val="28"/>
+          <w:szCs w:val="28"/>
+          <w:rtl/>
+        </w:rPr>
+        <w:t>מטרת הניסוי:</w:t>
+      </w:r>
+    </w:p>
+    <w:p>
+      <w:pPr>
+        <w:rPr>
+          <w:rFonts w:ascii="Tahoma" w:hAnsi="Tahoma" w:cs="Tahoma"/>
+          <w:rtl/>
+        </w:rPr>
+      </w:pPr>
+      <w:r>
+        <w:rPr>
+          <w:rFonts w:ascii="Tahoma" w:hAnsi="Tahoma" w:cs="Tahoma"/>
+          <w:rtl/>
+        </w:rPr>
+        <w:t xml:space="preserve">הפעלת שני צבעים לבחירה של נורית </w:t>
+      </w:r>
+      <w:r>
+        <w:rPr>
+          <w:rFonts w:ascii="Tahoma" w:hAnsi="Tahoma" w:cs="Tahoma"/>
+        </w:rPr>
+        <w:t>RGB</w:t>
+      </w:r>
+      <w:r>
+        <w:rPr>
+          <w:rFonts w:ascii="Tahoma" w:hAnsi="Tahoma" w:cs="Tahoma"/>
+          <w:rtl/>
+        </w:rPr>
+        <w:t xml:space="preserve"> בעזרת לחצנים, שכל אחד מהם תואם לצבע המופעל.</w:t>
+      </w:r>
+      <w:r>
+        <w:rPr>
+          <w:rFonts w:ascii="Tahoma" w:hAnsi="Tahoma" w:cs="Tahoma" w:hint="cs"/>
+          <w:rtl/>
+        </w:rPr>
+        <w:t xml:space="preserve"> </w:t>
+      </w:r>
+      <w:r>
+        <w:rPr>
+          <w:rFonts w:ascii="Tahoma" w:hAnsi="Tahoma" w:cs="Tahoma"/>
+          <w:rtl/>
+        </w:rPr>
+        <w:t xml:space="preserve">ללמוד כיצד לתכנת ולהדליק נורת </w:t>
+      </w:r>
+      <w:r>
+        <w:rPr>
+          <w:rFonts w:ascii="Tahoma" w:hAnsi="Tahoma" w:cs="Tahoma"/>
+        </w:rPr>
+        <w:t>RGB</w:t>
+      </w:r>
+      <w:r>
+        <w:rPr>
+          <w:rFonts w:ascii="Tahoma" w:hAnsi="Tahoma" w:cs="Tahoma" w:hint="cs"/>
+          <w:rtl/>
+        </w:rPr>
+        <w:t xml:space="preserve"> וכיצד לתפעל לחצנים</w:t>
+      </w:r>
+      <w:r>
+        <w:rPr>
+          <w:rFonts w:ascii="Tahoma" w:hAnsi="Tahoma" w:cs="Tahoma"/>
+          <w:rtl/>
+        </w:rPr>
+        <w:t xml:space="preserve"> באמצעות בקר </w:t>
+      </w:r>
+      <w:r>
+        <w:rPr>
+          <w:rFonts w:ascii="Tahoma" w:hAnsi="Tahoma" w:cs="Tahoma"/>
+        </w:rPr>
+        <w:t>ESP32</w:t>
+      </w:r>
+      <w:r>
+        <w:rPr>
+          <w:rFonts w:ascii="Tahoma" w:hAnsi="Tahoma" w:cs="Tahoma"/>
+          <w:rtl/>
+        </w:rPr>
+        <w:t xml:space="preserve">, תוך שימוש בסימולטור </w:t>
+      </w:r>
+      <w:r>
+        <w:rPr>
+          <w:rFonts w:ascii="Tahoma" w:hAnsi="Tahoma" w:cs="Tahoma"/>
+        </w:rPr>
+        <w:t>WOKWI</w:t>
+      </w:r>
+      <w:r>
+        <w:rPr>
+          <w:rFonts w:ascii="Tahoma" w:hAnsi="Tahoma" w:cs="Tahoma"/>
+          <w:rtl/>
+        </w:rPr>
+        <w:t>. בנוסף, הכרת הסביבה והפונקציות של ה-</w:t>
+      </w:r>
+      <w:r>
+        <w:rPr>
+          <w:rFonts w:ascii="Tahoma" w:hAnsi="Tahoma" w:cs="Tahoma"/>
+        </w:rPr>
+        <w:t>ESP32</w:t>
+      </w:r>
+      <w:r>
+        <w:rPr>
+          <w:rFonts w:ascii="Tahoma" w:hAnsi="Tahoma" w:cs="Tahoma"/>
+          <w:rtl/>
+        </w:rPr>
+        <w:t>.</w:t>
+      </w:r>
+    </w:p>
+    <w:p>
+      <w:pPr>
+        <w:rPr>
+          <w:rFonts w:ascii="Tahoma" w:hAnsi="Tahoma" w:cs="Tahoma"/>
+          <w:b/>
+          <w:bCs/>
+          <w:sz w:val="28"/>
+          <w:szCs w:val="28"/>
+          <w:rtl/>
+        </w:rPr>
+      </w:pPr>
+      <w:r>
+        <w:rPr>
+          <w:rFonts w:ascii="Tahoma" w:hAnsi="Tahoma" w:cs="Tahoma"/>
+          <w:b/>
+          <w:bCs/>
+          <w:sz w:val="28"/>
+          <w:szCs w:val="28"/>
+          <w:rtl/>
+        </w:rPr>
+        <w:t>מהלך הניסוי:</w:t>
+      </w:r>
+    </w:p>
+    <w:p>
+      <w:pPr>
+        <w:rPr>
+          <w:rFonts w:ascii="Tahoma" w:hAnsi="Tahoma" w:cs="Tahoma"/>
+          <w:rtl/>
+        </w:rPr>
+      </w:pPr>
+      <w:r>
+        <w:rPr>
+          <w:rFonts w:ascii="Tahoma" w:hAnsi="Tahoma" w:cs="Tahoma" w:hint="cs"/>
+          <w:rtl/>
+        </w:rPr>
+        <w:t xml:space="preserve">שלב ראשון הוא </w:t>
+      </w:r>
+      <w:r>
+        <w:rPr>
+          <w:rFonts w:ascii="Tahoma" w:hAnsi="Tahoma" w:cs="Tahoma"/>
+          <w:rtl/>
+        </w:rPr>
+        <w:t xml:space="preserve">כתיבת קוד של הדלקת </w:t>
+      </w:r>
+      <w:r>
+        <w:rPr>
+          <w:rFonts w:ascii="Tahoma" w:hAnsi="Tahoma" w:cs="Tahoma" w:hint="cs"/>
+          <w:rtl/>
+        </w:rPr>
+        <w:t xml:space="preserve">שני </w:t>
+      </w:r>
+      <w:r>
+        <w:rPr>
+          <w:rFonts w:ascii="Tahoma" w:hAnsi="Tahoma" w:cs="Tahoma"/>
+          <w:rtl/>
+        </w:rPr>
+        <w:t>הצבעים של ה</w:t>
+      </w:r>
+      <w:r>
+        <w:rPr>
+          <w:rFonts w:ascii="Tahoma" w:hAnsi="Tahoma" w:cs="Tahoma"/>
+        </w:rPr>
+        <w:t>RGB</w:t>
+      </w:r>
+      <w:r>
+        <w:rPr>
+          <w:rFonts w:ascii="Tahoma" w:hAnsi="Tahoma" w:cs="Tahoma"/>
+          <w:rtl/>
+        </w:rPr>
+        <w:t xml:space="preserve"> </w:t>
+      </w:r>
+      <w:r>
+        <w:rPr>
+          <w:rFonts w:ascii="Tahoma" w:hAnsi="Tahoma" w:cs="Tahoma" w:hint="cs"/>
+          <w:rtl/>
+        </w:rPr>
+        <w:t>בעזרת הלחצנים התאומים</w:t>
+      </w:r>
+    </w:p>
+    <w:p>
+      <w:pPr>
+        <w:rPr>
+          <w:rFonts w:ascii="Tahoma" w:hAnsi="Tahoma" w:cs="Tahoma"/>
+          <w:rtl/>
+        </w:rPr>
+      </w:pPr>
+      <w:r>
+        <w:rPr>
+          <w:rFonts w:ascii="Tahoma" w:hAnsi="Tahoma" w:cs="Tahoma"/>
+          <w:rtl/>
+        </w:rPr>
+        <w:t xml:space="preserve">בסימולציה של לחצנים לנורית </w:t>
+      </w:r>
+      <w:r>
+        <w:rPr>
+          <w:rFonts w:ascii="Tahoma" w:hAnsi="Tahoma" w:cs="Tahoma"/>
+        </w:rPr>
+        <w:t>RGB</w:t>
+      </w:r>
+      <w:r>
+        <w:rPr>
+          <w:rFonts w:ascii="Tahoma" w:hAnsi="Tahoma" w:cs="Tahoma"/>
+          <w:rtl/>
+        </w:rPr>
+        <w:t xml:space="preserve"> – תחילה נפתח פרויקט חדש בסביבת העבודה </w:t>
+      </w:r>
+      <w:r>
+        <w:rPr>
+          <w:rFonts w:ascii="Tahoma" w:hAnsi="Tahoma" w:cs="Tahoma"/>
+        </w:rPr>
+        <w:t>WOKWI</w:t>
+      </w:r>
+      <w:r>
+        <w:rPr>
+          <w:rFonts w:ascii="Tahoma" w:hAnsi="Tahoma" w:cs="Tahoma"/>
+          <w:rtl/>
+        </w:rPr>
+        <w:t xml:space="preserve"> ונחבר את כל הרכיבים הדרושים, ביניהם: בקר </w:t>
+      </w:r>
+      <w:r>
+        <w:rPr>
+          <w:rFonts w:ascii="Tahoma" w:hAnsi="Tahoma" w:cs="Tahoma"/>
+        </w:rPr>
+        <w:t>ESP32</w:t>
+      </w:r>
+      <w:r>
+        <w:rPr>
+          <w:rFonts w:ascii="Tahoma" w:hAnsi="Tahoma" w:cs="Tahoma"/>
+          <w:rtl/>
+        </w:rPr>
+        <w:t xml:space="preserve">, נורית </w:t>
+      </w:r>
+      <w:r>
+        <w:rPr>
+          <w:rFonts w:ascii="Tahoma" w:hAnsi="Tahoma" w:cs="Tahoma"/>
+        </w:rPr>
+        <w:t>RGB</w:t>
+      </w:r>
+      <w:r>
+        <w:rPr>
+          <w:rFonts w:ascii="Tahoma" w:hAnsi="Tahoma" w:cs="Tahoma"/>
+          <w:rtl/>
+        </w:rPr>
+        <w:t>, לחצנים ונגדים. נחבר את נורית ה-</w:t>
+      </w:r>
+      <w:r>
+        <w:rPr>
+          <w:rFonts w:ascii="Tahoma" w:hAnsi="Tahoma" w:cs="Tahoma"/>
+        </w:rPr>
+        <w:t>RGB</w:t>
+      </w:r>
+      <w:r>
+        <w:rPr>
+          <w:rFonts w:ascii="Tahoma" w:hAnsi="Tahoma" w:cs="Tahoma"/>
+          <w:rtl/>
+        </w:rPr>
+        <w:t xml:space="preserve"> לפינים 2, 26 ו-27 של הבקר ולחיבור </w:t>
+      </w:r>
+      <w:r>
+        <w:rPr>
+          <w:rFonts w:ascii="Tahoma" w:hAnsi="Tahoma" w:cs="Tahoma"/>
+        </w:rPr>
+        <w:t>GND</w:t>
+      </w:r>
+      <w:r>
+        <w:rPr>
+          <w:rFonts w:ascii="Tahoma" w:hAnsi="Tahoma" w:cs="Tahoma"/>
+          <w:rtl/>
+        </w:rPr>
+        <w:t>.</w:t>
+      </w:r>
+      <w:r>
+        <w:rPr>
+          <w:rFonts w:ascii="Tahoma" w:hAnsi="Tahoma" w:cs="Tahoma" w:hint="cs"/>
+          <w:rtl/>
+        </w:rPr>
+        <w:t xml:space="preserve"> </w:t>
+      </w:r>
+      <w:r>
+        <w:rPr>
+          <w:rFonts w:ascii="Tahoma" w:hAnsi="Tahoma" w:cs="Tahoma"/>
+          <w:rtl/>
+        </w:rPr>
+        <w:t>לאחר מכן</w:t>
+      </w:r>
+      <w:r>
+        <w:rPr>
+          <w:rFonts w:ascii="Tahoma" w:hAnsi="Tahoma" w:cs="Tahoma" w:hint="cs"/>
+          <w:rtl/>
+        </w:rPr>
+        <w:t>,</w:t>
+      </w:r>
+      <w:r>
+        <w:rPr>
+          <w:rFonts w:ascii="Tahoma" w:hAnsi="Tahoma" w:cs="Tahoma"/>
+          <w:rtl/>
+        </w:rPr>
+        <w:t xml:space="preserve"> נוודא שהקוד פועל על פי הסימולציה על ידי לחיצה על כפתור "</w:t>
+      </w:r>
+      <w:r>
+        <w:rPr>
+          <w:rFonts w:ascii="Tahoma" w:hAnsi="Tahoma" w:cs="Tahoma"/>
+        </w:rPr>
+        <w:t>Play</w:t>
+      </w:r>
+      <w:r>
+        <w:rPr>
+          <w:rFonts w:ascii="Tahoma" w:hAnsi="Tahoma" w:cs="Tahoma"/>
+          <w:rtl/>
+        </w:rPr>
+        <w:t>" להפעלת הסימולציה.</w:t>
+      </w:r>
+    </w:p>
+    <w:p>
+      <w:pPr>
+        <w:rPr>
+          <w:rFonts w:ascii="Tahoma" w:hAnsi="Tahoma" w:cs="Tahoma"/>
+          <w:rtl/>
+        </w:rPr>
+      </w:pPr>
+      <w:r>
+        <w:rPr>
+          <w:rFonts w:ascii="Tahoma" w:hAnsi="Tahoma" w:cs="Tahoma" w:hint="cs"/>
+          <w:rtl/>
+        </w:rPr>
+        <w:t xml:space="preserve">אופן מעשי - </w:t>
+      </w:r>
+      <w:r>
+        <w:rPr>
+          <w:rFonts w:ascii="Tahoma" w:hAnsi="Tahoma" w:cs="Tahoma"/>
+          <w:rtl/>
+        </w:rPr>
+        <w:t>לאחר בדיקת תקינות הקוד בסימולציה,</w:t>
+      </w:r>
+      <w:r>
+        <w:rPr>
+          <w:rFonts w:ascii="Tahoma" w:hAnsi="Tahoma" w:cs="Tahoma" w:hint="cs"/>
+          <w:rtl/>
+        </w:rPr>
+        <w:t xml:space="preserve"> נחבר את כל הרכיבים המתאימים לבקר.</w:t>
+      </w:r>
+      <w:r>
+        <w:rPr>
+          <w:rFonts w:ascii="Tahoma" w:hAnsi="Tahoma" w:cs="Tahoma"/>
+          <w:rtl/>
+        </w:rPr>
+        <w:t xml:space="preserve"> נצרוב את הקוד על בקר ה-</w:t>
+      </w:r>
+      <w:r>
+        <w:rPr>
+          <w:rFonts w:ascii="Tahoma" w:hAnsi="Tahoma" w:cs="Tahoma"/>
+        </w:rPr>
+        <w:t>ESP32</w:t>
+      </w:r>
+      <w:r>
+        <w:rPr>
+          <w:rFonts w:ascii="Tahoma" w:hAnsi="Tahoma" w:cs="Tahoma"/>
+          <w:rtl/>
+        </w:rPr>
+        <w:t xml:space="preserve"> בעזרת כבל </w:t>
+      </w:r>
+      <w:r>
+        <w:rPr>
+          <w:rFonts w:ascii="Tahoma" w:hAnsi="Tahoma" w:cs="Tahoma"/>
+        </w:rPr>
+        <w:t>USB</w:t>
+      </w:r>
+      <w:r>
+        <w:rPr>
+          <w:rFonts w:ascii="Tahoma" w:hAnsi="Tahoma" w:cs="Tahoma"/>
+          <w:rtl/>
+        </w:rPr>
+        <w:t xml:space="preserve"> ותוכנת </w:t>
+      </w:r>
+      <w:r>
+        <w:rPr>
+          <w:rFonts w:ascii="Tahoma" w:hAnsi="Tahoma" w:cs="Tahoma"/>
+        </w:rPr>
+        <w:t>Arduino IDE</w:t>
+      </w:r>
+      <w:r>
+        <w:rPr>
+          <w:rFonts w:ascii="Tahoma" w:hAnsi="Tahoma" w:cs="Tahoma"/>
+          <w:rtl/>
+        </w:rPr>
+        <w:t>, ונעביר את הניסוי מהסימולציה למצב מעשי</w:t>
+      </w:r>
+    </w:p>
+    <w:p>
+      <w:pPr>
+        <w:rPr>
+          <w:rFonts w:ascii="Tahoma" w:hAnsi="Tahoma" w:cs="Tahoma"/>
+          <w:b/>
+          <w:bCs/>
+          <w:sz w:val="28"/>
+          <w:szCs w:val="28"/>
+          <w:rtl/>
+        </w:rPr>
+      </w:pPr>
+      <w:r>
+        <w:rPr>
+          <w:rFonts w:ascii="Tahoma" w:hAnsi="Tahoma" w:cs="Tahoma" w:hint="cs"/>
+          <w:b/>
+          <w:bCs/>
+          <w:sz w:val="28"/>
+          <w:szCs w:val="28"/>
+          <w:rtl/>
+        </w:rPr>
+        <w:t>מסקנות:</w:t>
+      </w:r>
+    </w:p>
+    <w:p>
+      <w:pPr>
+        <w:rPr>
+          <w:rFonts w:ascii="Tahoma" w:hAnsi="Tahoma" w:cs="Tahoma"/>
+          <w:rtl/>
+        </w:rPr>
+      </w:pPr>
+      <w:r>
+        <w:rPr>
+          <w:rFonts w:ascii="Tahoma" w:hAnsi="Tahoma" w:cs="Tahoma"/>
+          <w:rtl/>
+        </w:rPr>
+        <w:t xml:space="preserve">במהלך הניסוי למדתי כיצד לתכנת נורת </w:t>
+      </w:r>
+      <w:r>
+        <w:rPr>
+          <w:rFonts w:ascii="Tahoma" w:hAnsi="Tahoma" w:cs="Tahoma"/>
+        </w:rPr>
+        <w:t>RGB</w:t>
+      </w:r>
+      <w:r>
+        <w:rPr>
+          <w:rFonts w:ascii="Tahoma" w:hAnsi="Tahoma" w:cs="Tahoma"/>
+          <w:rtl/>
+        </w:rPr>
+        <w:t xml:space="preserve"> </w:t>
+      </w:r>
+      <w:r>
+        <w:rPr>
+          <w:rFonts w:ascii="Tahoma" w:hAnsi="Tahoma" w:cs="Tahoma" w:hint="cs"/>
+          <w:rtl/>
+        </w:rPr>
+        <w:t xml:space="preserve">עם תיאום של לחצנים </w:t>
+      </w:r>
+      <w:r>
+        <w:rPr>
+          <w:rFonts w:ascii="Tahoma" w:hAnsi="Tahoma" w:cs="Tahoma"/>
+          <w:rtl/>
+        </w:rPr>
+        <w:t xml:space="preserve">בסביבת </w:t>
+      </w:r>
+      <w:r>
+        <w:rPr>
+          <w:rFonts w:ascii="Tahoma" w:hAnsi="Tahoma" w:cs="Tahoma"/>
+        </w:rPr>
+        <w:t>ESP32</w:t>
+      </w:r>
+      <w:r>
+        <w:rPr>
+          <w:rFonts w:ascii="Tahoma" w:hAnsi="Tahoma" w:cs="Tahoma"/>
+          <w:rtl/>
+        </w:rPr>
+        <w:t xml:space="preserve">. התהליך כלל שימוש בסימולטור </w:t>
+      </w:r>
+      <w:r>
+        <w:rPr>
+          <w:rFonts w:ascii="Tahoma" w:hAnsi="Tahoma" w:cs="Tahoma"/>
+        </w:rPr>
+        <w:t>WOKWI</w:t>
+      </w:r>
+      <w:r>
+        <w:rPr>
+          <w:rFonts w:ascii="Tahoma" w:hAnsi="Tahoma" w:cs="Tahoma"/>
+          <w:rtl/>
+        </w:rPr>
+        <w:t xml:space="preserve"> לצורך בדיקת הפעולה והווידוא שהקוד פועל כמצופה לפני הצריבה הפיזית לבקר. </w:t>
+      </w:r>
+      <w:r>
+        <w:rPr>
+          <w:rFonts w:ascii="Tahoma" w:hAnsi="Tahoma" w:cs="Tahoma" w:hint="cs"/>
+          <w:rtl/>
+        </w:rPr>
+        <w:t>ובכך גם למדתי עוד על התוכנה והבקר.</w:t>
+      </w:r>
+    </w:p>
+    <w:p>
+      <w:pPr>
+        <w:rPr>
+          <w:rFonts w:ascii="Tahoma" w:hAnsi="Tahoma" w:cs="Tahoma"/>
+          <w:rtl/>
+        </w:rPr>
+      </w:pPr>
+      <w:r>
+        <w:rPr>
+          <w:rFonts w:ascii="Tahoma" w:hAnsi="Tahoma" w:cs="Tahoma"/>
+          <w:rtl/>
+        </w:rPr>
+        <w:t>הניסוי גם חיזק את ההבנה לגבי חשיבות החיבור הנכון של הנורה לרכיבי ה-</w:t>
+      </w:r>
+      <w:r>
+        <w:rPr>
+          <w:rFonts w:ascii="Tahoma" w:hAnsi="Tahoma" w:cs="Tahoma"/>
+        </w:rPr>
+        <w:t>ESP32</w:t>
+      </w:r>
+      <w:r>
+        <w:rPr>
+          <w:rFonts w:ascii="Tahoma" w:hAnsi="Tahoma" w:cs="Tahoma"/>
+          <w:rtl/>
+        </w:rPr>
+        <w:t>. הפעלת הסימולציה הוכיחה שהקוד תקין והחיבורים שבוצעו תואמים את הקוד שכתבתי. לאחר הצריבה הפיזית, הנורה פעלה בהתאם לציפיות, מה שמראה שהקוד עבד כראוי גם במציאות ולא רק בסימולציה.</w:t>
+      </w:r>
+    </w:p>
+    <w:p>
+      <w:pPr>
+        <w:rPr>
+          <w:rFonts w:ascii="Tahoma" w:hAnsi="Tahoma" w:cs="Tahoma"/>
+          <w:rtl/>
+        </w:rPr>
+      </w:pPr>
+      <w:r>
+        <w:rPr>
+          <w:rFonts w:ascii="Tahoma" w:hAnsi="Tahoma" w:cs="Tahoma"/>
+          <w:rtl/>
+        </w:rPr>
+        <w:t xml:space="preserve">בנוסף, הוכחתי את יכולתי להשתמש בתוכנת </w:t>
+      </w:r>
+      <w:r>
+        <w:rPr>
+          <w:rFonts w:ascii="Tahoma" w:hAnsi="Tahoma" w:cs="Tahoma"/>
+        </w:rPr>
+        <w:t>Arduino IDE</w:t>
+      </w:r>
+      <w:r>
+        <w:rPr>
+          <w:rFonts w:ascii="Tahoma" w:hAnsi="Tahoma" w:cs="Tahoma"/>
+          <w:rtl/>
+        </w:rPr>
+        <w:t xml:space="preserve"> כדי לצרוב קוד לבקר ולהפעיל אותו.</w:t>
+      </w:r>
+    </w:p>
+    <w:p>
+      <w:pPr>
+        <w:rPr>
+          <w:rFonts w:ascii="Tahoma" w:hAnsi="Tahoma" w:cs="Tahoma"/>
+          <w:b/>
+          <w:bCs/>
+          <w:sz w:val="28"/>
+          <w:szCs w:val="28"/>
+          <w:rtl/>
+        </w:rPr>
+      </w:pPr>
+    </w:p>
+    <w:p>
+      <w:pPr>
+        <w:rPr>
+          <w:rFonts w:ascii="Tahoma" w:hAnsi="Tahoma" w:cs="Tahoma"/>
+          <w:b/>
+          <w:bCs/>
+          <w:sz w:val="28"/>
+          <w:szCs w:val="28"/>
+          <w:rtl/>
+        </w:rPr>
+      </w:pPr>
+      <w:r>
+        <w:rPr>
+          <w:rFonts w:ascii="Tahoma" w:hAnsi="Tahoma" w:cs="Tahoma"/>
+          <w:b/>
+          <w:bCs/>
+          <w:sz w:val="28"/>
+          <w:szCs w:val="28"/>
+          <w:rtl/>
+        </w:rPr>
+        <w:t>תוצאות:</w:t>
+      </w:r>
+    </w:p>
+    <w:p>
+      <w:pPr>
+        <w:rPr>
+          <w:rFonts w:ascii="Tahoma" w:hAnsi="Tahoma" w:cs="Tahoma"/>
+          <w:rtl/>
+        </w:rPr>
+      </w:pPr>
+      <w:r>
+        <w:rPr>
+          <w:rFonts w:ascii="Tahoma" w:hAnsi="Tahoma" w:cs="Tahoma"/>
+          <w:rtl/>
+        </w:rPr>
+        <w:t xml:space="preserve">הקוד הופעל בהצלחה, וניתן לראות את הפעלת צבעי הנורה. </w:t>
+      </w:r>
+    </w:p>
+    <w:p>
+      <w:pPr>
+        <w:rPr>
+          <w:rFonts w:ascii="Tahoma" w:hAnsi="Tahoma" w:cs="Tahoma"/>
+          <w:sz w:val="28"/>
+          <w:szCs w:val="28"/>
+          <w:rtl/>
+        </w:rPr>
+      </w:pPr>
+      <w:r>
+        <w:rPr>
+          <w:rFonts w:ascii="Tahoma" w:hAnsi="Tahoma" w:cs="Tahoma" w:hint="cs"/>
+          <w:noProof/>
+          <w:sz w:val="24"/>
+          <w:szCs w:val="24"/>
+          <w:rtl/>
+        </w:rPr>
+        <w:t>סימולציה ב</w:t>
+      </w:r>
+      <w:r>
+        <w:rPr>
+          <w:rFonts w:ascii="Tahoma" w:hAnsi="Tahoma" w:cs="Tahoma" w:hint="cs"/>
+          <w:noProof/>
+          <w:sz w:val="24"/>
+          <w:szCs w:val="24"/>
+        </w:rPr>
+        <w:t>WOKWI</w:t>
+      </w:r>
+      <w:r>
+        <w:rPr>
+          <w:rFonts w:ascii="Tahoma" w:hAnsi="Tahoma" w:cs="Tahoma"/>
+          <w:sz w:val="28"/>
+          <w:szCs w:val="28"/>
+          <w:rtl/>
+        </w:rPr>
+        <w:t xml:space="preserve"> :</w:t>
+      </w:r>
+    </w:p>
+    <w:p>
+      <w:pPr>
+        <w:rPr>
+          <w:rFonts w:ascii="Tahoma" w:hAnsi="Tahoma" w:cs="Tahoma"/>
+          <w:sz w:val="20"/>
+          <w:szCs w:val="20"/>
+          <w:rtl/>
+        </w:rPr>
+      </w:pPr>
+      <w:r>
+        <w:rPr>
+          <w:rFonts w:cs="Arial"/>
+          <w:noProof/>
+          <w:rtl/>
+        </w:rPr>
+        <w:lastRenderedPageBreak/>
+        <w:drawing>
+          <wp:anchor distT="0" distB="0" distL="114300" distR="114300" simplePos="0" relativeHeight="251672576" behindDoc="0" locked="0" layoutInCell="1" allowOverlap="1" wp14:anchorId="5489982C" wp14:editId="1AA06441">
+            <wp:simplePos x="0" y="0"/>
+            <wp:positionH relativeFrom="column">
+              <wp:posOffset>2844800</wp:posOffset>
+            </wp:positionH>
+            <wp:positionV relativeFrom="paragraph">
+              <wp:posOffset>241300</wp:posOffset>
+            </wp:positionV>
+            <wp:extent cx="3079750" cy="2084705"/>
+            <wp:effectExtent l="0" t="0" r="6350" b="0"/>
+            <wp:wrapThrough wrapText="bothSides">
+              <wp:wrapPolygon edited="0">
+                <wp:start x="0" y="0"/>
+                <wp:lineTo x="0" y="21317"/>
+                <wp:lineTo x="21511" y="21317"/>
+                <wp:lineTo x="21511" y="0"/>
+                <wp:lineTo x="0" y="0"/>
+              </wp:wrapPolygon>
+            </wp:wrapThrough>
+            <wp:docPr id="26" name="תמונה 26"/>
+            <wp:cNvGraphicFramePr>
+              <a:graphicFrameLocks xmlns:a="http://schemas.openxmlformats.org/drawingml/2006/main" noChangeAspect="1"/>
+            </wp:cNvGraphicFramePr>
+            <a:graphic xmlns:a="http://schemas.openxmlformats.org/drawingml/2006/main">
+              <a:graphicData uri="http://schemas.openxmlformats.org/drawingml/2006/picture">
+                <pic:pic xmlns:pic="http://schemas.openxmlformats.org/drawingml/2006/picture">
+                  <pic:nvPicPr>
+                    <pic:cNvPr id="1" name=""/>
+                    <pic:cNvPicPr/>
+                  </pic:nvPicPr>
+                  <pic:blipFill>
+                    <a:blip r:embed="rId15">
+                      <a:extLst>
+                        <a:ext uri="{28A0092B-C50C-407E-A947-70E740481C1C}">
+                          <a14:useLocalDpi xmlns:a14="http://schemas.microsoft.com/office/drawing/2010/main" val="0"/>
+                        </a:ext>
+                      </a:extLst>
+                    </a:blip>
+                    <a:stretch>
+                      <a:fillRect/>
+                    </a:stretch>
+                  </pic:blipFill>
+                  <pic:spPr>
+                    <a:xfrm>
+                      <a:off x="0" y="0"/>
+                      <a:ext cx="3079750" cy="2084705"/>
+                    </a:xfrm>
+                    <a:prstGeom prst="rect">
+                      <a:avLst/>
+                    </a:prstGeom>
+                  </pic:spPr>
+                </pic:pic>
+              </a:graphicData>
+            </a:graphic>
+            <wp14:sizeRelH relativeFrom="margin">
+              <wp14:pctWidth>0</wp14:pctWidth>
+            </wp14:sizeRelH>
+            <wp14:sizeRelV relativeFrom="margin">
+              <wp14:pctHeight>0</wp14:pctHeight>
+            </wp14:sizeRelV>
+          </wp:anchor>
+        </w:drawing>
+      </w:r>
+      <w:r>
+        <w:rPr>
+          <w:rFonts w:ascii="Tahoma" w:hAnsi="Tahoma" w:cs="Tahoma"/>
+          <w:sz w:val="20"/>
+          <w:szCs w:val="20"/>
+        </w:rPr>
+        <w:t>https://wokwi.com/projects/409260495833051137</w:t>
+      </w:r>
+    </w:p>
+    <w:p>
+      <w:pPr>
+        <w:jc w:val="center"/>
+        <w:rPr>
+          <w:rtl/>
+        </w:rPr>
+      </w:pPr>
+    </w:p>
+    <w:p>
+      <w:pPr>
+        <w:rPr>
+          <w:rtl/>
+        </w:rPr>
+      </w:pPr>
+    </w:p>
+    <w:p>
+      <w:pPr>
+        <w:rPr>
+          <w:rtl/>
+        </w:rPr>
+      </w:pPr>
+    </w:p>
+    <w:p>
+      <w:pPr>
+        <w:rPr>
+          <w:rtl/>
+        </w:rPr>
+      </w:pPr>
+    </w:p>
+    <w:p>
+      <w:pPr>
+        <w:rPr>
+          <w:rtl/>
+        </w:rPr>
+      </w:pPr>
+    </w:p>
+    <w:p>
+      <w:pPr>
+        <w:rPr>
+          <w:rtl/>
+        </w:rPr>
+      </w:pPr>
+    </w:p>
+    <w:p>
+      <w:pPr>
+        <w:rPr>
+          <w:rtl/>
+        </w:rPr>
+      </w:pPr>
+    </w:p>
+    <w:p>
+      <w:pPr>
+        <w:rPr>
+          <w:rtl/>
+        </w:rPr>
+      </w:pPr>
+    </w:p>
+    <w:p>
+      <w:pPr>
+        <w:rPr>
+          <w:rFonts w:ascii="Tahoma" w:hAnsi="Tahoma" w:cs="Tahoma"/>
+          <w:sz w:val="28"/>
+          <w:szCs w:val="28"/>
+          <w:rtl/>
+        </w:rPr>
+      </w:pPr>
+      <w:r>
+        <w:rPr>
+          <w:rFonts w:ascii="Tahoma" w:hAnsi="Tahoma" w:cs="Tahoma"/>
+          <w:sz w:val="28"/>
+          <w:szCs w:val="28"/>
+          <w:rtl/>
+        </w:rPr>
+        <w:t>קוד :</w:t>
+      </w:r>
+    </w:p>
+    <w:p>
+      <w:pPr>
+        <w:shd w:val="clear" w:color="auto" w:fill="1E1E1E"/>
+        <w:bidi w:val="0"/>
+        <w:spacing w:after="0" w:line="285" w:lineRule="atLeast"/>
+        <w:rPr>
+          <w:rFonts w:ascii="Consolas" w:eastAsia="Times New Roman" w:hAnsi="Consolas" w:cs="Times New Roman"/>
+          <w:color w:val="D4D4D4"/>
+          <w:sz w:val="18"/>
+          <w:szCs w:val="18"/>
+        </w:rPr>
+      </w:pPr>
+      <w:r>
+        <w:rPr>
+          <w:rFonts w:ascii="Consolas" w:eastAsia="Times New Roman" w:hAnsi="Consolas" w:cs="Times New Roman"/>
+          <w:color w:val="569CD6"/>
+          <w:sz w:val="18"/>
+          <w:szCs w:val="18"/>
+        </w:rPr>
+        <w:t>const</w:t>
+      </w:r>
+      <w:r>
+        <w:rPr>
+          <w:rFonts w:ascii="Consolas" w:eastAsia="Times New Roman" w:hAnsi="Consolas" w:cs="Times New Roman"/>
+          <w:color w:val="D4D4D4"/>
+          <w:sz w:val="18"/>
+          <w:szCs w:val="18"/>
+        </w:rPr>
+        <w:t xml:space="preserve"> </w:t>
+      </w:r>
+      <w:r>
+        <w:rPr>
+          <w:rFonts w:ascii="Consolas" w:eastAsia="Times New Roman" w:hAnsi="Consolas" w:cs="Times New Roman"/>
+          <w:color w:val="569CD6"/>
+          <w:sz w:val="18"/>
+          <w:szCs w:val="18"/>
+        </w:rPr>
+        <w:t>int</w:t>
+      </w:r>
+      <w:r>
+        <w:rPr>
+          <w:rFonts w:ascii="Consolas" w:eastAsia="Times New Roman" w:hAnsi="Consolas" w:cs="Times New Roman"/>
+          <w:color w:val="D4D4D4"/>
+          <w:sz w:val="18"/>
+          <w:szCs w:val="18"/>
+        </w:rPr>
+        <w:t xml:space="preserve"> </w:t>
+      </w:r>
+      <w:proofErr w:type="spellStart"/>
+      <w:r>
+        <w:rPr>
+          <w:rFonts w:ascii="Consolas" w:eastAsia="Times New Roman" w:hAnsi="Consolas" w:cs="Times New Roman"/>
+          <w:color w:val="D4D4D4"/>
+          <w:sz w:val="18"/>
+          <w:szCs w:val="18"/>
+        </w:rPr>
+        <w:t>redPin</w:t>
+      </w:r>
+      <w:proofErr w:type="spellEnd"/>
+      <w:r>
+        <w:rPr>
+          <w:rFonts w:ascii="Consolas" w:eastAsia="Times New Roman" w:hAnsi="Consolas" w:cs="Times New Roman"/>
+          <w:color w:val="D4D4D4"/>
+          <w:sz w:val="18"/>
+          <w:szCs w:val="18"/>
+        </w:rPr>
+        <w:t xml:space="preserve"> </w:t>
+      </w:r>
+      <w:r>
+        <w:rPr>
+          <w:rFonts w:ascii="Consolas" w:eastAsia="Times New Roman" w:hAnsi="Consolas" w:cs="Times New Roman"/>
+          <w:color w:val="DCDCDC"/>
+          <w:sz w:val="18"/>
+          <w:szCs w:val="18"/>
+        </w:rPr>
+        <w:t>=</w:t>
+      </w:r>
+      <w:r>
+        <w:rPr>
+          <w:rFonts w:ascii="Consolas" w:eastAsia="Times New Roman" w:hAnsi="Consolas" w:cs="Times New Roman"/>
+          <w:color w:val="D4D4D4"/>
+          <w:sz w:val="18"/>
+          <w:szCs w:val="18"/>
+        </w:rPr>
+        <w:t xml:space="preserve"> </w:t>
+      </w:r>
+      <w:r>
+        <w:rPr>
+          <w:rFonts w:ascii="Consolas" w:eastAsia="Times New Roman" w:hAnsi="Consolas" w:cs="Times New Roman"/>
+          <w:color w:val="B5CEA8"/>
+          <w:sz w:val="18"/>
+          <w:szCs w:val="18"/>
+        </w:rPr>
+        <w:t>2</w:t>
+      </w:r>
+      <w:r>
+        <w:rPr>
+          <w:rFonts w:ascii="Consolas" w:eastAsia="Times New Roman" w:hAnsi="Consolas" w:cs="Times New Roman"/>
+          <w:color w:val="DCDCDC"/>
+          <w:sz w:val="18"/>
+          <w:szCs w:val="18"/>
+        </w:rPr>
+        <w:t>6</w:t>
+      </w:r>
+      <w:r>
+        <w:rPr>
+          <w:rFonts w:ascii="Consolas" w:eastAsia="Times New Roman" w:hAnsi="Consolas" w:cs="Times New Roman"/>
+          <w:color w:val="DCDCDC"/>
+          <w:sz w:val="18"/>
+          <w:szCs w:val="18"/>
+        </w:rPr>
+        <w:t>;</w:t>
+      </w:r>
+      <w:r>
+        <w:rPr>
+          <w:rFonts w:ascii="Consolas" w:eastAsia="Times New Roman" w:hAnsi="Consolas" w:cs="Times New Roman"/>
+          <w:color w:val="D4D4D4"/>
+          <w:sz w:val="18"/>
+          <w:szCs w:val="18"/>
+        </w:rPr>
+        <w:t xml:space="preserve">  </w:t>
+      </w:r>
+    </w:p>
+    <w:p>
+      <w:pPr>
+        <w:shd w:val="clear" w:color="auto" w:fill="1E1E1E"/>
+        <w:bidi w:val="0"/>
+        <w:spacing w:after="0" w:line="285" w:lineRule="atLeast"/>
+        <w:rPr>
+          <w:rFonts w:ascii="Consolas" w:eastAsia="Times New Roman" w:hAnsi="Consolas" w:cs="Times New Roman"/>
+          <w:color w:val="D4D4D4"/>
+          <w:sz w:val="18"/>
+          <w:szCs w:val="18"/>
+        </w:rPr>
+      </w:pPr>
+      <w:r>
+        <w:rPr>
+          <w:rFonts w:ascii="Consolas" w:eastAsia="Times New Roman" w:hAnsi="Consolas" w:cs="Times New Roman"/>
+          <w:color w:val="569CD6"/>
+          <w:sz w:val="18"/>
+          <w:szCs w:val="18"/>
+        </w:rPr>
+        <w:t>const</w:t>
+      </w:r>
+      <w:r>
+        <w:rPr>
+          <w:rFonts w:ascii="Consolas" w:eastAsia="Times New Roman" w:hAnsi="Consolas" w:cs="Times New Roman"/>
+          <w:color w:val="D4D4D4"/>
+          <w:sz w:val="18"/>
+          <w:szCs w:val="18"/>
+        </w:rPr>
+        <w:t xml:space="preserve"> </w:t>
+      </w:r>
+      <w:r>
+        <w:rPr>
+          <w:rFonts w:ascii="Consolas" w:eastAsia="Times New Roman" w:hAnsi="Consolas" w:cs="Times New Roman"/>
+          <w:color w:val="569CD6"/>
+          <w:sz w:val="18"/>
+          <w:szCs w:val="18"/>
+        </w:rPr>
+        <w:t>int</w:t>
+      </w:r>
+      <w:r>
+        <w:rPr>
+          <w:rFonts w:ascii="Consolas" w:eastAsia="Times New Roman" w:hAnsi="Consolas" w:cs="Times New Roman"/>
+          <w:color w:val="D4D4D4"/>
+          <w:sz w:val="18"/>
+          <w:szCs w:val="18"/>
+        </w:rPr>
+        <w:t xml:space="preserve"> </w:t>
+      </w:r>
+      <w:proofErr w:type="spellStart"/>
+      <w:r>
+        <w:rPr>
+          <w:rFonts w:ascii="Consolas" w:eastAsia="Times New Roman" w:hAnsi="Consolas" w:cs="Times New Roman"/>
+          <w:color w:val="D4D4D4"/>
+          <w:sz w:val="18"/>
+          <w:szCs w:val="18"/>
+        </w:rPr>
+        <w:t>greenPin</w:t>
+      </w:r>
+      <w:proofErr w:type="spellEnd"/>
+      <w:r>
+        <w:rPr>
+          <w:rFonts w:ascii="Consolas" w:eastAsia="Times New Roman" w:hAnsi="Consolas" w:cs="Times New Roman"/>
+          <w:color w:val="D4D4D4"/>
+          <w:sz w:val="18"/>
+          <w:szCs w:val="18"/>
+        </w:rPr>
+        <w:t xml:space="preserve"> </w:t>
+      </w:r>
+      <w:r>
+        <w:rPr>
+          <w:rFonts w:ascii="Consolas" w:eastAsia="Times New Roman" w:hAnsi="Consolas" w:cs="Times New Roman"/>
+          <w:color w:val="DCDCDC"/>
+          <w:sz w:val="18"/>
+          <w:szCs w:val="18"/>
+        </w:rPr>
+        <w:t>=</w:t>
+      </w:r>
+      <w:r>
+        <w:rPr>
+          <w:rFonts w:ascii="Consolas" w:eastAsia="Times New Roman" w:hAnsi="Consolas" w:cs="Times New Roman"/>
+          <w:color w:val="D4D4D4"/>
+          <w:sz w:val="18"/>
+          <w:szCs w:val="18"/>
+        </w:rPr>
+        <w:t xml:space="preserve"> </w:t>
+      </w:r>
+      <w:r>
+        <w:rPr>
+          <w:rFonts w:ascii="Consolas" w:eastAsia="Times New Roman" w:hAnsi="Consolas" w:cs="Times New Roman"/>
+          <w:color w:val="B5CEA8"/>
+          <w:sz w:val="18"/>
+          <w:szCs w:val="18"/>
+        </w:rPr>
+        <w:t>2</w:t>
+      </w:r>
+      <w:r>
+        <w:rPr>
+          <w:rFonts w:ascii="Consolas" w:eastAsia="Times New Roman" w:hAnsi="Consolas" w:cs="Times New Roman"/>
+          <w:color w:val="DCDCDC"/>
+          <w:sz w:val="18"/>
+          <w:szCs w:val="18"/>
+        </w:rPr>
+        <w:t>7</w:t>
+      </w:r>
+      <w:r>
+        <w:rPr>
+          <w:rFonts w:ascii="Consolas" w:eastAsia="Times New Roman" w:hAnsi="Consolas" w:cs="Times New Roman"/>
+          <w:color w:val="DCDCDC"/>
+          <w:sz w:val="18"/>
+          <w:szCs w:val="18"/>
+        </w:rPr>
+        <w:t>;</w:t>
+      </w:r>
+    </w:p>
+    <w:p>
+      <w:pPr>
+        <w:shd w:val="clear" w:color="auto" w:fill="1E1E1E"/>
+        <w:bidi w:val="0"/>
+        <w:spacing w:after="0" w:line="285" w:lineRule="atLeast"/>
+        <w:rPr>
+          <w:rFonts w:ascii="Consolas" w:eastAsia="Times New Roman" w:hAnsi="Consolas" w:cs="Times New Roman"/>
+          <w:color w:val="D4D4D4"/>
+          <w:sz w:val="18"/>
+          <w:szCs w:val="18"/>
+        </w:rPr>
+      </w:pPr>
+      <w:r>
+        <w:rPr>
+          <w:rFonts w:ascii="Consolas" w:eastAsia="Times New Roman" w:hAnsi="Consolas" w:cs="Times New Roman"/>
+          <w:color w:val="569CD6"/>
+          <w:sz w:val="18"/>
+          <w:szCs w:val="18"/>
+        </w:rPr>
+        <w:t>const</w:t>
+      </w:r>
+      <w:r>
+        <w:rPr>
+          <w:rFonts w:ascii="Consolas" w:eastAsia="Times New Roman" w:hAnsi="Consolas" w:cs="Times New Roman"/>
+          <w:color w:val="D4D4D4"/>
+          <w:sz w:val="18"/>
+          <w:szCs w:val="18"/>
+        </w:rPr>
+        <w:t xml:space="preserve"> </w:t>
+      </w:r>
+      <w:r>
+        <w:rPr>
+          <w:rFonts w:ascii="Consolas" w:eastAsia="Times New Roman" w:hAnsi="Consolas" w:cs="Times New Roman"/>
+          <w:color w:val="569CD6"/>
+          <w:sz w:val="18"/>
+          <w:szCs w:val="18"/>
+        </w:rPr>
+        <w:t>int</w:t>
+      </w:r>
+      <w:r>
+        <w:rPr>
+          <w:rFonts w:ascii="Consolas" w:eastAsia="Times New Roman" w:hAnsi="Consolas" w:cs="Times New Roman"/>
+          <w:color w:val="D4D4D4"/>
+          <w:sz w:val="18"/>
+          <w:szCs w:val="18"/>
+        </w:rPr>
+        <w:t xml:space="preserve"> </w:t>
+      </w:r>
+      <w:proofErr w:type="spellStart"/>
+      <w:r>
+        <w:rPr>
+          <w:rFonts w:ascii="Consolas" w:eastAsia="Times New Roman" w:hAnsi="Consolas" w:cs="Times New Roman"/>
+          <w:color w:val="D4D4D4"/>
+          <w:sz w:val="18"/>
+          <w:szCs w:val="18"/>
+        </w:rPr>
+        <w:t>bluePin</w:t>
+      </w:r>
+      <w:proofErr w:type="spellEnd"/>
+      <w:r>
+        <w:rPr>
+          <w:rFonts w:ascii="Consolas" w:eastAsia="Times New Roman" w:hAnsi="Consolas" w:cs="Times New Roman"/>
+          <w:color w:val="D4D4D4"/>
+          <w:sz w:val="18"/>
+          <w:szCs w:val="18"/>
+        </w:rPr>
+        <w:t xml:space="preserve"> </w:t>
+      </w:r>
+      <w:r>
+        <w:rPr>
+          <w:rFonts w:ascii="Consolas" w:eastAsia="Times New Roman" w:hAnsi="Consolas" w:cs="Times New Roman"/>
+          <w:color w:val="DCDCDC"/>
+          <w:sz w:val="18"/>
+          <w:szCs w:val="18"/>
+        </w:rPr>
+        <w:t>=</w:t>
+      </w:r>
+      <w:r>
+        <w:rPr>
+          <w:rFonts w:ascii="Consolas" w:eastAsia="Times New Roman" w:hAnsi="Consolas" w:cs="Times New Roman"/>
+          <w:color w:val="D4D4D4"/>
+          <w:sz w:val="18"/>
+          <w:szCs w:val="18"/>
+        </w:rPr>
+        <w:t xml:space="preserve"> </w:t>
+      </w:r>
+      <w:r>
+        <w:rPr>
+          <w:rFonts w:ascii="Consolas" w:eastAsia="Times New Roman" w:hAnsi="Consolas" w:cs="Times New Roman"/>
+          <w:color w:val="B5CEA8"/>
+          <w:sz w:val="18"/>
+          <w:szCs w:val="18"/>
+        </w:rPr>
+        <w:t>2</w:t>
+      </w:r>
+      <w:r>
+        <w:rPr>
+          <w:rFonts w:ascii="Consolas" w:eastAsia="Times New Roman" w:hAnsi="Consolas" w:cs="Times New Roman"/>
+          <w:color w:val="DCDCDC"/>
+          <w:sz w:val="18"/>
+          <w:szCs w:val="18"/>
+        </w:rPr>
+        <w:t>;</w:t>
+      </w:r>
+      <w:r>
+        <w:rPr>
+          <w:rFonts w:ascii="Consolas" w:eastAsia="Times New Roman" w:hAnsi="Consolas" w:cs="Times New Roman"/>
+          <w:color w:val="D4D4D4"/>
+          <w:sz w:val="18"/>
+          <w:szCs w:val="18"/>
+        </w:rPr>
+        <w:t xml:space="preserve"> </w:t>
+      </w:r>
+    </w:p>
+    <w:p>
+      <w:pPr>
+        <w:shd w:val="clear" w:color="auto" w:fill="1E1E1E"/>
+        <w:bidi w:val="0"/>
+        <w:spacing w:after="0" w:line="285" w:lineRule="atLeast"/>
+        <w:rPr>
+          <w:rFonts w:ascii="Consolas" w:eastAsia="Times New Roman" w:hAnsi="Consolas" w:cs="Times New Roman"/>
+          <w:color w:val="D4D4D4"/>
+          <w:sz w:val="18"/>
+          <w:szCs w:val="18"/>
+        </w:rPr>
+      </w:pPr>
+    </w:p>
+    <w:p>
+      <w:pPr>
+        <w:shd w:val="clear" w:color="auto" w:fill="1E1E1E"/>
+        <w:bidi w:val="0"/>
+        <w:spacing w:after="0" w:line="285" w:lineRule="atLeast"/>
+        <w:rPr>
+          <w:rFonts w:ascii="Consolas" w:eastAsia="Times New Roman" w:hAnsi="Consolas" w:cs="Times New Roman"/>
+          <w:color w:val="D4D4D4"/>
+          <w:sz w:val="18"/>
+          <w:szCs w:val="18"/>
+        </w:rPr>
+      </w:pPr>
+      <w:r>
+        <w:rPr>
+          <w:rFonts w:ascii="Consolas" w:eastAsia="Times New Roman" w:hAnsi="Consolas" w:cs="Times New Roman"/>
+          <w:color w:val="569CD6"/>
+          <w:sz w:val="18"/>
+          <w:szCs w:val="18"/>
+        </w:rPr>
+        <w:t>const</w:t>
+      </w:r>
+      <w:r>
+        <w:rPr>
+          <w:rFonts w:ascii="Consolas" w:eastAsia="Times New Roman" w:hAnsi="Consolas" w:cs="Times New Roman"/>
+          <w:color w:val="D4D4D4"/>
+          <w:sz w:val="18"/>
+          <w:szCs w:val="18"/>
+        </w:rPr>
+        <w:t xml:space="preserve"> </w:t>
+      </w:r>
+      <w:r>
+        <w:rPr>
+          <w:rFonts w:ascii="Consolas" w:eastAsia="Times New Roman" w:hAnsi="Consolas" w:cs="Times New Roman"/>
+          <w:color w:val="569CD6"/>
+          <w:sz w:val="18"/>
+          <w:szCs w:val="18"/>
+        </w:rPr>
+        <w:t>int</w:t>
+      </w:r>
+      <w:r>
+        <w:rPr>
+          <w:rFonts w:ascii="Consolas" w:eastAsia="Times New Roman" w:hAnsi="Consolas" w:cs="Times New Roman"/>
+          <w:color w:val="D4D4D4"/>
+          <w:sz w:val="18"/>
+          <w:szCs w:val="18"/>
+        </w:rPr>
+        <w:t xml:space="preserve"> </w:t>
+      </w:r>
+      <w:proofErr w:type="spellStart"/>
+      <w:r>
+        <w:rPr>
+          <w:rFonts w:ascii="Consolas" w:eastAsia="Times New Roman" w:hAnsi="Consolas" w:cs="Times New Roman"/>
+          <w:color w:val="D4D4D4"/>
+          <w:sz w:val="18"/>
+          <w:szCs w:val="18"/>
+        </w:rPr>
+        <w:t>redButton</w:t>
+      </w:r>
+      <w:proofErr w:type="spellEnd"/>
+      <w:r>
+        <w:rPr>
+          <w:rFonts w:ascii="Consolas" w:eastAsia="Times New Roman" w:hAnsi="Consolas" w:cs="Times New Roman"/>
+          <w:color w:val="D4D4D4"/>
+          <w:sz w:val="18"/>
+          <w:szCs w:val="18"/>
+        </w:rPr>
+        <w:t xml:space="preserve"> </w:t>
+      </w:r>
+      <w:r>
+        <w:rPr>
+          <w:rFonts w:ascii="Consolas" w:eastAsia="Times New Roman" w:hAnsi="Consolas" w:cs="Times New Roman"/>
+          <w:color w:val="DCDCDC"/>
+          <w:sz w:val="18"/>
+          <w:szCs w:val="18"/>
+        </w:rPr>
+        <w:t>=</w:t>
+      </w:r>
+      <w:r>
+        <w:rPr>
+          <w:rFonts w:ascii="Consolas" w:eastAsia="Times New Roman" w:hAnsi="Consolas" w:cs="Times New Roman"/>
+          <w:color w:val="D4D4D4"/>
+          <w:sz w:val="18"/>
+          <w:szCs w:val="18"/>
+        </w:rPr>
+        <w:t xml:space="preserve"> </w:t>
+      </w:r>
+      <w:r>
+        <w:rPr>
+          <w:rFonts w:ascii="Consolas" w:eastAsia="Times New Roman" w:hAnsi="Consolas" w:cs="Times New Roman"/>
+          <w:color w:val="B5CEA8"/>
+          <w:sz w:val="18"/>
+          <w:szCs w:val="18"/>
+        </w:rPr>
+        <w:t>19</w:t>
+      </w:r>
+      <w:r>
+        <w:rPr>
+          <w:rFonts w:ascii="Consolas" w:eastAsia="Times New Roman" w:hAnsi="Consolas" w:cs="Times New Roman"/>
+          <w:color w:val="DCDCDC"/>
+          <w:sz w:val="18"/>
+          <w:szCs w:val="18"/>
+        </w:rPr>
+        <w:t>;</w:t>
+      </w:r>
+    </w:p>
+    <w:p>
+      <w:pPr>
+        <w:shd w:val="clear" w:color="auto" w:fill="1E1E1E"/>
+        <w:bidi w:val="0"/>
+        <w:spacing w:after="0" w:line="285" w:lineRule="atLeast"/>
+        <w:rPr>
+          <w:rFonts w:ascii="Consolas" w:eastAsia="Times New Roman" w:hAnsi="Consolas" w:cs="Times New Roman"/>
+          <w:color w:val="D4D4D4"/>
+          <w:sz w:val="18"/>
+          <w:szCs w:val="18"/>
+        </w:rPr>
+      </w:pPr>
+      <w:r>
+        <w:rPr>
+          <w:rFonts w:ascii="Consolas" w:eastAsia="Times New Roman" w:hAnsi="Consolas" w:cs="Times New Roman"/>
+          <w:color w:val="569CD6"/>
+          <w:sz w:val="18"/>
+          <w:szCs w:val="18"/>
+        </w:rPr>
+        <w:t>const</w:t>
+      </w:r>
+      <w:r>
+        <w:rPr>
+          <w:rFonts w:ascii="Consolas" w:eastAsia="Times New Roman" w:hAnsi="Consolas" w:cs="Times New Roman"/>
+          <w:color w:val="D4D4D4"/>
+          <w:sz w:val="18"/>
+          <w:szCs w:val="18"/>
+        </w:rPr>
+        <w:t xml:space="preserve"> </w:t>
+      </w:r>
+      <w:r>
+        <w:rPr>
+          <w:rFonts w:ascii="Consolas" w:eastAsia="Times New Roman" w:hAnsi="Consolas" w:cs="Times New Roman"/>
+          <w:color w:val="569CD6"/>
+          <w:sz w:val="18"/>
+          <w:szCs w:val="18"/>
+        </w:rPr>
+        <w:t>int</w:t>
+      </w:r>
+      <w:r>
+        <w:rPr>
+          <w:rFonts w:ascii="Consolas" w:eastAsia="Times New Roman" w:hAnsi="Consolas" w:cs="Times New Roman"/>
+          <w:color w:val="D4D4D4"/>
+          <w:sz w:val="18"/>
+          <w:szCs w:val="18"/>
+        </w:rPr>
+        <w:t xml:space="preserve"> </w:t>
+      </w:r>
+      <w:proofErr w:type="spellStart"/>
+      <w:r>
+        <w:rPr>
+          <w:rFonts w:ascii="Consolas" w:eastAsia="Times New Roman" w:hAnsi="Consolas" w:cs="Times New Roman"/>
+          <w:color w:val="D4D4D4"/>
+          <w:sz w:val="18"/>
+          <w:szCs w:val="18"/>
+        </w:rPr>
+        <w:t>blueButton</w:t>
+      </w:r>
+      <w:proofErr w:type="spellEnd"/>
+      <w:r>
+        <w:rPr>
+          <w:rFonts w:ascii="Consolas" w:eastAsia="Times New Roman" w:hAnsi="Consolas" w:cs="Times New Roman"/>
+          <w:color w:val="D4D4D4"/>
+          <w:sz w:val="18"/>
+          <w:szCs w:val="18"/>
+        </w:rPr>
+        <w:t xml:space="preserve"> </w:t>
+      </w:r>
+      <w:r>
+        <w:rPr>
+          <w:rFonts w:ascii="Consolas" w:eastAsia="Times New Roman" w:hAnsi="Consolas" w:cs="Times New Roman"/>
+          <w:color w:val="DCDCDC"/>
+          <w:sz w:val="18"/>
+          <w:szCs w:val="18"/>
+        </w:rPr>
+        <w:t>=</w:t>
+      </w:r>
+      <w:r>
+        <w:rPr>
+          <w:rFonts w:ascii="Consolas" w:eastAsia="Times New Roman" w:hAnsi="Consolas" w:cs="Times New Roman"/>
+          <w:color w:val="D4D4D4"/>
+          <w:sz w:val="18"/>
+          <w:szCs w:val="18"/>
+        </w:rPr>
+        <w:t xml:space="preserve"> </w:t>
+      </w:r>
+      <w:r>
+        <w:rPr>
+          <w:rFonts w:ascii="Consolas" w:eastAsia="Times New Roman" w:hAnsi="Consolas" w:cs="Times New Roman"/>
+          <w:color w:val="B5CEA8"/>
+          <w:sz w:val="18"/>
+          <w:szCs w:val="18"/>
+        </w:rPr>
+        <w:t>23</w:t>
+      </w:r>
+      <w:r>
+        <w:rPr>
+          <w:rFonts w:ascii="Consolas" w:eastAsia="Times New Roman" w:hAnsi="Consolas" w:cs="Times New Roman"/>
+          <w:color w:val="DCDCDC"/>
+          <w:sz w:val="18"/>
+          <w:szCs w:val="18"/>
+        </w:rPr>
+        <w:t>;</w:t>
+      </w:r>
+    </w:p>
+    <w:p>
+      <w:pPr>
+        <w:shd w:val="clear" w:color="auto" w:fill="1E1E1E"/>
+        <w:bidi w:val="0"/>
+        <w:spacing w:after="0" w:line="285" w:lineRule="atLeast"/>
+        <w:rPr>
+          <w:rFonts w:ascii="Consolas" w:eastAsia="Times New Roman" w:hAnsi="Consolas" w:cs="Times New Roman"/>
+          <w:color w:val="D4D4D4"/>
+          <w:sz w:val="18"/>
+          <w:szCs w:val="18"/>
+        </w:rPr>
+      </w:pPr>
+    </w:p>
+    <w:p>
+      <w:pPr>
+        <w:shd w:val="clear" w:color="auto" w:fill="1E1E1E"/>
+        <w:bidi w:val="0"/>
+        <w:spacing w:after="0" w:line="285" w:lineRule="atLeast"/>
+        <w:rPr>
+          <w:rFonts w:ascii="Consolas" w:eastAsia="Times New Roman" w:hAnsi="Consolas" w:cs="Times New Roman"/>
+          <w:color w:val="D4D4D4"/>
+          <w:sz w:val="18"/>
+          <w:szCs w:val="18"/>
+        </w:rPr>
+      </w:pPr>
+      <w:r>
+        <w:rPr>
+          <w:rFonts w:ascii="Consolas" w:eastAsia="Times New Roman" w:hAnsi="Consolas" w:cs="Times New Roman"/>
+          <w:color w:val="569CD6"/>
+          <w:sz w:val="18"/>
+          <w:szCs w:val="18"/>
+        </w:rPr>
+        <w:t>void</w:t>
+      </w:r>
+      <w:r>
+        <w:rPr>
+          <w:rFonts w:ascii="Consolas" w:eastAsia="Times New Roman" w:hAnsi="Consolas" w:cs="Times New Roman"/>
+          <w:color w:val="D4D4D4"/>
+          <w:sz w:val="18"/>
+          <w:szCs w:val="18"/>
+        </w:rPr>
+        <w:t xml:space="preserve"> </w:t>
+      </w:r>
+      <w:proofErr w:type="gramStart"/>
+      <w:r>
+        <w:rPr>
+          <w:rFonts w:ascii="Consolas" w:eastAsia="Times New Roman" w:hAnsi="Consolas" w:cs="Times New Roman"/>
+          <w:color w:val="5E6D03"/>
+          <w:sz w:val="18"/>
+          <w:szCs w:val="18"/>
+        </w:rPr>
+        <w:t>setup</w:t>
+      </w:r>
+      <w:r>
+        <w:rPr>
+          <w:rFonts w:ascii="Consolas" w:eastAsia="Times New Roman" w:hAnsi="Consolas" w:cs="Times New Roman"/>
+          <w:color w:val="DCDCDC"/>
+          <w:sz w:val="18"/>
+          <w:szCs w:val="18"/>
+        </w:rPr>
+        <w:t>(</w:t>
+      </w:r>
+      <w:proofErr w:type="gramEnd"/>
+      <w:r>
+        <w:rPr>
+          <w:rFonts w:ascii="Consolas" w:eastAsia="Times New Roman" w:hAnsi="Consolas" w:cs="Times New Roman"/>
+          <w:color w:val="DCDCDC"/>
+          <w:sz w:val="18"/>
+          <w:szCs w:val="18"/>
+        </w:rPr>
+        <w:t>)</w:t>
+      </w:r>
+      <w:r>
+        <w:rPr>
+          <w:rFonts w:ascii="Consolas" w:eastAsia="Times New Roman" w:hAnsi="Consolas" w:cs="Times New Roman"/>
+          <w:color w:val="D4D4D4"/>
+          <w:sz w:val="18"/>
+          <w:szCs w:val="18"/>
+        </w:rPr>
+        <w:t xml:space="preserve"> </w:t>
+      </w:r>
+      <w:r>
+        <w:rPr>
+          <w:rFonts w:ascii="Consolas" w:eastAsia="Times New Roman" w:hAnsi="Consolas" w:cs="Times New Roman"/>
+          <w:color w:val="DCDCDC"/>
+          <w:sz w:val="18"/>
+          <w:szCs w:val="18"/>
+        </w:rPr>
+        <w:t>{</w:t>
+      </w:r>
+    </w:p>
+    <w:p>
+      <w:pPr>
+        <w:shd w:val="clear" w:color="auto" w:fill="1E1E1E"/>
+        <w:bidi w:val="0"/>
+        <w:spacing w:after="0" w:line="285" w:lineRule="atLeast"/>
+        <w:rPr>
+          <w:rFonts w:ascii="Consolas" w:eastAsia="Times New Roman" w:hAnsi="Consolas" w:cs="Times New Roman"/>
+          <w:color w:val="D4D4D4"/>
+          <w:sz w:val="18"/>
+          <w:szCs w:val="18"/>
+        </w:rPr>
+      </w:pPr>
+      <w:r>
+        <w:rPr>
+          <w:rFonts w:ascii="Consolas" w:eastAsia="Times New Roman" w:hAnsi="Consolas" w:cs="Times New Roman"/>
+          <w:color w:val="D4D4D4"/>
+          <w:sz w:val="18"/>
+          <w:szCs w:val="18"/>
+        </w:rPr>
+        <w:t xml:space="preserve">  </w:t>
+      </w:r>
+      <w:r>
+        <w:rPr>
+          <w:rFonts w:ascii="Consolas" w:eastAsia="Times New Roman" w:hAnsi="Consolas" w:cs="Times New Roman"/>
+          <w:color w:val="727C81"/>
+          <w:sz w:val="18"/>
+          <w:szCs w:val="18"/>
+        </w:rPr>
+        <w:t>// Initialize all LEDs as output</w:t>
+      </w:r>
+    </w:p>
+    <w:p>
+      <w:pPr>
+        <w:shd w:val="clear" w:color="auto" w:fill="1E1E1E"/>
+        <w:bidi w:val="0"/>
+        <w:spacing w:after="0" w:line="285" w:lineRule="atLeast"/>
+        <w:rPr>
+          <w:rFonts w:ascii="Consolas" w:eastAsia="Times New Roman" w:hAnsi="Consolas" w:cs="Times New Roman"/>
+          <w:color w:val="D4D4D4"/>
+          <w:sz w:val="18"/>
+          <w:szCs w:val="18"/>
+        </w:rPr>
+      </w:pPr>
+      <w:r>
+        <w:rPr>
+          <w:rFonts w:ascii="Consolas" w:eastAsia="Times New Roman" w:hAnsi="Consolas" w:cs="Times New Roman"/>
+          <w:color w:val="D4D4D4"/>
+          <w:sz w:val="18"/>
+          <w:szCs w:val="18"/>
+        </w:rPr>
+        <w:t xml:space="preserve">  </w:t>
+      </w:r>
+      <w:proofErr w:type="spellStart"/>
+      <w:proofErr w:type="gramStart"/>
+      <w:r>
+        <w:rPr>
+          <w:rFonts w:ascii="Consolas" w:eastAsia="Times New Roman" w:hAnsi="Consolas" w:cs="Times New Roman"/>
+          <w:color w:val="E97366"/>
+          <w:sz w:val="18"/>
+          <w:szCs w:val="18"/>
+        </w:rPr>
+        <w:t>pinMode</w:t>
+      </w:r>
+      <w:proofErr w:type="spellEnd"/>
+      <w:r>
+        <w:rPr>
+          <w:rFonts w:ascii="Consolas" w:eastAsia="Times New Roman" w:hAnsi="Consolas" w:cs="Times New Roman"/>
+          <w:color w:val="DCDCDC"/>
+          <w:sz w:val="18"/>
+          <w:szCs w:val="18"/>
+        </w:rPr>
+        <w:t>(</w:t>
+      </w:r>
+      <w:proofErr w:type="spellStart"/>
+      <w:proofErr w:type="gramEnd"/>
+      <w:r>
+        <w:rPr>
+          <w:rFonts w:ascii="Consolas" w:eastAsia="Times New Roman" w:hAnsi="Consolas" w:cs="Times New Roman"/>
+          <w:color w:val="D4D4D4"/>
+          <w:sz w:val="18"/>
+          <w:szCs w:val="18"/>
+        </w:rPr>
+        <w:t>redPin</w:t>
+      </w:r>
+      <w:proofErr w:type="spellEnd"/>
+      <w:r>
+        <w:rPr>
+          <w:rFonts w:ascii="Consolas" w:eastAsia="Times New Roman" w:hAnsi="Consolas" w:cs="Times New Roman"/>
+          <w:color w:val="DCDCDC"/>
+          <w:sz w:val="18"/>
+          <w:szCs w:val="18"/>
+        </w:rPr>
+        <w:t>,</w:t>
+      </w:r>
+      <w:r>
+        <w:rPr>
+          <w:rFonts w:ascii="Consolas" w:eastAsia="Times New Roman" w:hAnsi="Consolas" w:cs="Times New Roman"/>
+          <w:color w:val="D4D4D4"/>
+          <w:sz w:val="18"/>
+          <w:szCs w:val="18"/>
+        </w:rPr>
+        <w:t xml:space="preserve"> </w:t>
+      </w:r>
+      <w:r>
+        <w:rPr>
+          <w:rFonts w:ascii="Consolas" w:eastAsia="Times New Roman" w:hAnsi="Consolas" w:cs="Times New Roman"/>
+          <w:color w:val="00979C"/>
+          <w:sz w:val="18"/>
+          <w:szCs w:val="18"/>
+        </w:rPr>
+        <w:t>OUTPUT</w:t>
+      </w:r>
+      <w:r>
+        <w:rPr>
+          <w:rFonts w:ascii="Consolas" w:eastAsia="Times New Roman" w:hAnsi="Consolas" w:cs="Times New Roman"/>
+          <w:color w:val="DCDCDC"/>
+          <w:sz w:val="18"/>
+          <w:szCs w:val="18"/>
+        </w:rPr>
+        <w:t>);</w:t>
+      </w:r>
+    </w:p>
+    <w:p>
+      <w:pPr>
+        <w:shd w:val="clear" w:color="auto" w:fill="1E1E1E"/>
+        <w:bidi w:val="0"/>
+        <w:spacing w:after="0" w:line="285" w:lineRule="atLeast"/>
+        <w:rPr>
+          <w:rFonts w:ascii="Consolas" w:eastAsia="Times New Roman" w:hAnsi="Consolas" w:cs="Times New Roman"/>
+          <w:color w:val="D4D4D4"/>
+          <w:sz w:val="18"/>
+          <w:szCs w:val="18"/>
+        </w:rPr>
+      </w:pPr>
+      <w:r>
+        <w:rPr>
+          <w:rFonts w:ascii="Consolas" w:eastAsia="Times New Roman" w:hAnsi="Consolas" w:cs="Times New Roman"/>
+          <w:color w:val="D4D4D4"/>
+          <w:sz w:val="18"/>
+          <w:szCs w:val="18"/>
+        </w:rPr>
+        <w:t xml:space="preserve">  </w:t>
+      </w:r>
+      <w:proofErr w:type="spellStart"/>
+      <w:proofErr w:type="gramStart"/>
+      <w:r>
+        <w:rPr>
+          <w:rFonts w:ascii="Consolas" w:eastAsia="Times New Roman" w:hAnsi="Consolas" w:cs="Times New Roman"/>
+          <w:color w:val="E97366"/>
+          <w:sz w:val="18"/>
+          <w:szCs w:val="18"/>
+        </w:rPr>
+        <w:t>pinMode</w:t>
+      </w:r>
+      <w:proofErr w:type="spellEnd"/>
+      <w:r>
+        <w:rPr>
+          <w:rFonts w:ascii="Consolas" w:eastAsia="Times New Roman" w:hAnsi="Consolas" w:cs="Times New Roman"/>
+          <w:color w:val="DCDCDC"/>
+          <w:sz w:val="18"/>
+          <w:szCs w:val="18"/>
+        </w:rPr>
+        <w:t>(</w:t>
+      </w:r>
+      <w:proofErr w:type="spellStart"/>
+      <w:proofErr w:type="gramEnd"/>
+      <w:r>
+        <w:rPr>
+          <w:rFonts w:ascii="Consolas" w:eastAsia="Times New Roman" w:hAnsi="Consolas" w:cs="Times New Roman"/>
+          <w:color w:val="D4D4D4"/>
+          <w:sz w:val="18"/>
+          <w:szCs w:val="18"/>
+        </w:rPr>
+        <w:t>greenPin</w:t>
+      </w:r>
+      <w:proofErr w:type="spellEnd"/>
+      <w:r>
+        <w:rPr>
+          <w:rFonts w:ascii="Consolas" w:eastAsia="Times New Roman" w:hAnsi="Consolas" w:cs="Times New Roman"/>
+          <w:color w:val="DCDCDC"/>
+          <w:sz w:val="18"/>
+          <w:szCs w:val="18"/>
+        </w:rPr>
+        <w:t>,</w:t>
+      </w:r>
+      <w:r>
+        <w:rPr>
+          <w:rFonts w:ascii="Consolas" w:eastAsia="Times New Roman" w:hAnsi="Consolas" w:cs="Times New Roman"/>
+          <w:color w:val="D4D4D4"/>
+          <w:sz w:val="18"/>
+          <w:szCs w:val="18"/>
+        </w:rPr>
+        <w:t xml:space="preserve"> </w:t>
+      </w:r>
+      <w:r>
+        <w:rPr>
+          <w:rFonts w:ascii="Consolas" w:eastAsia="Times New Roman" w:hAnsi="Consolas" w:cs="Times New Roman"/>
+          <w:color w:val="00979C"/>
+          <w:sz w:val="18"/>
+          <w:szCs w:val="18"/>
+        </w:rPr>
+        <w:t>OUTPUT</w:t>
+      </w:r>
+      <w:r>
+        <w:rPr>
+          <w:rFonts w:ascii="Consolas" w:eastAsia="Times New Roman" w:hAnsi="Consolas" w:cs="Times New Roman"/>
+          <w:color w:val="DCDCDC"/>
+          <w:sz w:val="18"/>
+          <w:szCs w:val="18"/>
+        </w:rPr>
+        <w:t>);</w:t>
+      </w:r>
+    </w:p>
+    <w:p>
+      <w:pPr>
+        <w:shd w:val="clear" w:color="auto" w:fill="1E1E1E"/>
+        <w:bidi w:val="0"/>
+        <w:spacing w:after="0" w:line="285" w:lineRule="atLeast"/>
+        <w:rPr>
+          <w:rFonts w:ascii="Consolas" w:eastAsia="Times New Roman" w:hAnsi="Consolas" w:cs="Times New Roman"/>
+          <w:color w:val="D4D4D4"/>
+          <w:sz w:val="18"/>
+          <w:szCs w:val="18"/>
+        </w:rPr>
+      </w:pPr>
+      <w:r>
+        <w:rPr>
+          <w:rFonts w:ascii="Consolas" w:eastAsia="Times New Roman" w:hAnsi="Consolas" w:cs="Times New Roman"/>
+          <w:color w:val="D4D4D4"/>
+          <w:sz w:val="18"/>
+          <w:szCs w:val="18"/>
+        </w:rPr>
+        <w:t xml:space="preserve">  </w:t>
+      </w:r>
+      <w:proofErr w:type="spellStart"/>
+      <w:proofErr w:type="gramStart"/>
+      <w:r>
+        <w:rPr>
+          <w:rFonts w:ascii="Consolas" w:eastAsia="Times New Roman" w:hAnsi="Consolas" w:cs="Times New Roman"/>
+          <w:color w:val="E97366"/>
+          <w:sz w:val="18"/>
+          <w:szCs w:val="18"/>
+        </w:rPr>
+        <w:t>pinMode</w:t>
+      </w:r>
+      <w:proofErr w:type="spellEnd"/>
+      <w:r>
+        <w:rPr>
+          <w:rFonts w:ascii="Consolas" w:eastAsia="Times New Roman" w:hAnsi="Consolas" w:cs="Times New Roman"/>
+          <w:color w:val="DCDCDC"/>
+          <w:sz w:val="18"/>
+          <w:szCs w:val="18"/>
+        </w:rPr>
+        <w:t>(</w:t>
+      </w:r>
+      <w:proofErr w:type="spellStart"/>
+      <w:proofErr w:type="gramEnd"/>
+      <w:r>
+        <w:rPr>
+          <w:rFonts w:ascii="Consolas" w:eastAsia="Times New Roman" w:hAnsi="Consolas" w:cs="Times New Roman"/>
+          <w:color w:val="D4D4D4"/>
+          <w:sz w:val="18"/>
+          <w:szCs w:val="18"/>
+        </w:rPr>
+        <w:t>bluePin</w:t>
+      </w:r>
+      <w:proofErr w:type="spellEnd"/>
+      <w:r>
+        <w:rPr>
+          <w:rFonts w:ascii="Consolas" w:eastAsia="Times New Roman" w:hAnsi="Consolas" w:cs="Times New Roman"/>
+          <w:color w:val="DCDCDC"/>
+          <w:sz w:val="18"/>
+          <w:szCs w:val="18"/>
+        </w:rPr>
+        <w:t>,</w:t>
+      </w:r>
+      <w:r>
+        <w:rPr>
+          <w:rFonts w:ascii="Consolas" w:eastAsia="Times New Roman" w:hAnsi="Consolas" w:cs="Times New Roman"/>
+          <w:color w:val="D4D4D4"/>
+          <w:sz w:val="18"/>
+          <w:szCs w:val="18"/>
+        </w:rPr>
+        <w:t xml:space="preserve"> </w:t>
+      </w:r>
+      <w:r>
+        <w:rPr>
+          <w:rFonts w:ascii="Consolas" w:eastAsia="Times New Roman" w:hAnsi="Consolas" w:cs="Times New Roman"/>
+          <w:color w:val="00979C"/>
+          <w:sz w:val="18"/>
+          <w:szCs w:val="18"/>
+        </w:rPr>
+        <w:t>OUTPUT</w:t>
+      </w:r>
+      <w:r>
+        <w:rPr>
+          <w:rFonts w:ascii="Consolas" w:eastAsia="Times New Roman" w:hAnsi="Consolas" w:cs="Times New Roman"/>
+          <w:color w:val="DCDCDC"/>
+          <w:sz w:val="18"/>
+          <w:szCs w:val="18"/>
+        </w:rPr>
+        <w:t>);</w:t>
+      </w:r>
+    </w:p>
+    <w:p>
+      <w:pPr>
+        <w:shd w:val="clear" w:color="auto" w:fill="1E1E1E"/>
+        <w:bidi w:val="0"/>
+        <w:spacing w:after="0" w:line="285" w:lineRule="atLeast"/>
+        <w:rPr>
+          <w:rFonts w:ascii="Consolas" w:eastAsia="Times New Roman" w:hAnsi="Consolas" w:cs="Times New Roman"/>
+          <w:color w:val="D4D4D4"/>
+          <w:sz w:val="18"/>
+          <w:szCs w:val="18"/>
+        </w:rPr>
+      </w:pPr>
+    </w:p>
+    <w:p>
+      <w:pPr>
+        <w:shd w:val="clear" w:color="auto" w:fill="1E1E1E"/>
+        <w:bidi w:val="0"/>
+        <w:spacing w:after="0" w:line="285" w:lineRule="atLeast"/>
+        <w:rPr>
+          <w:rFonts w:ascii="Consolas" w:eastAsia="Times New Roman" w:hAnsi="Consolas" w:cs="Times New Roman"/>
+          <w:color w:val="D4D4D4"/>
+          <w:sz w:val="18"/>
+          <w:szCs w:val="18"/>
+        </w:rPr>
+      </w:pPr>
+      <w:r>
+        <w:rPr>
+          <w:rFonts w:ascii="Consolas" w:eastAsia="Times New Roman" w:hAnsi="Consolas" w:cs="Times New Roman"/>
+          <w:color w:val="D4D4D4"/>
+          <w:sz w:val="18"/>
+          <w:szCs w:val="18"/>
+        </w:rPr>
+        <w:t xml:space="preserve">  </w:t>
+      </w:r>
+      <w:r>
+        <w:rPr>
+          <w:rFonts w:ascii="Consolas" w:eastAsia="Times New Roman" w:hAnsi="Consolas" w:cs="Times New Roman"/>
+          <w:color w:val="727C81"/>
+          <w:sz w:val="18"/>
+          <w:szCs w:val="18"/>
+        </w:rPr>
+        <w:t>// Initialize buttons with internal pull-up resistors</w:t>
+      </w:r>
+    </w:p>
+    <w:p>
+      <w:pPr>
+        <w:shd w:val="clear" w:color="auto" w:fill="1E1E1E"/>
+        <w:bidi w:val="0"/>
+        <w:spacing w:after="0" w:line="285" w:lineRule="atLeast"/>
+        <w:rPr>
+          <w:rFonts w:ascii="Consolas" w:eastAsia="Times New Roman" w:hAnsi="Consolas" w:cs="Times New Roman"/>
+          <w:color w:val="D4D4D4"/>
+          <w:sz w:val="18"/>
+          <w:szCs w:val="18"/>
+        </w:rPr>
+      </w:pPr>
+      <w:r>
+        <w:rPr>
+          <w:rFonts w:ascii="Consolas" w:eastAsia="Times New Roman" w:hAnsi="Consolas" w:cs="Times New Roman"/>
+          <w:color w:val="D4D4D4"/>
+          <w:sz w:val="18"/>
+          <w:szCs w:val="18"/>
+        </w:rPr>
+        <w:t xml:space="preserve">  </w:t>
+      </w:r>
+      <w:proofErr w:type="spellStart"/>
+      <w:proofErr w:type="gramStart"/>
+      <w:r>
+        <w:rPr>
+          <w:rFonts w:ascii="Consolas" w:eastAsia="Times New Roman" w:hAnsi="Consolas" w:cs="Times New Roman"/>
+          <w:color w:val="E97366"/>
+          <w:sz w:val="18"/>
+          <w:szCs w:val="18"/>
+        </w:rPr>
+        <w:t>pinMode</w:t>
+      </w:r>
+      <w:proofErr w:type="spellEnd"/>
+      <w:r>
+        <w:rPr>
+          <w:rFonts w:ascii="Consolas" w:eastAsia="Times New Roman" w:hAnsi="Consolas" w:cs="Times New Roman"/>
+          <w:color w:val="DCDCDC"/>
+          <w:sz w:val="18"/>
+          <w:szCs w:val="18"/>
+        </w:rPr>
+        <w:t>(</w:t>
+      </w:r>
+      <w:proofErr w:type="spellStart"/>
+      <w:proofErr w:type="gramEnd"/>
+      <w:r>
+        <w:rPr>
+          <w:rFonts w:ascii="Consolas" w:eastAsia="Times New Roman" w:hAnsi="Consolas" w:cs="Times New Roman"/>
+          <w:color w:val="D4D4D4"/>
+          <w:sz w:val="18"/>
+          <w:szCs w:val="18"/>
+        </w:rPr>
+        <w:t>redButton</w:t>
+      </w:r>
+      <w:proofErr w:type="spellEnd"/>
+      <w:r>
+        <w:rPr>
+          <w:rFonts w:ascii="Consolas" w:eastAsia="Times New Roman" w:hAnsi="Consolas" w:cs="Times New Roman"/>
+          <w:color w:val="DCDCDC"/>
+          <w:sz w:val="18"/>
+          <w:szCs w:val="18"/>
+        </w:rPr>
+        <w:t>,</w:t>
+      </w:r>
+      <w:r>
+        <w:rPr>
+          <w:rFonts w:ascii="Consolas" w:eastAsia="Times New Roman" w:hAnsi="Consolas" w:cs="Times New Roman"/>
+          <w:color w:val="D4D4D4"/>
+          <w:sz w:val="18"/>
+          <w:szCs w:val="18"/>
+        </w:rPr>
+        <w:t xml:space="preserve"> </w:t>
+      </w:r>
+      <w:r>
+        <w:rPr>
+          <w:rFonts w:ascii="Consolas" w:eastAsia="Times New Roman" w:hAnsi="Consolas" w:cs="Times New Roman"/>
+          <w:color w:val="00979C"/>
+          <w:sz w:val="18"/>
+          <w:szCs w:val="18"/>
+        </w:rPr>
+        <w:t>INPUT_PULLUP</w:t>
+      </w:r>
+      <w:r>
+        <w:rPr>
+          <w:rFonts w:ascii="Consolas" w:eastAsia="Times New Roman" w:hAnsi="Consolas" w:cs="Times New Roman"/>
+          <w:color w:val="DCDCDC"/>
+          <w:sz w:val="18"/>
+          <w:szCs w:val="18"/>
+        </w:rPr>
+        <w:t>);</w:t>
+      </w:r>
+    </w:p>
+    <w:p>
+      <w:pPr>
+        <w:shd w:val="clear" w:color="auto" w:fill="1E1E1E"/>
+        <w:bidi w:val="0"/>
+        <w:spacing w:after="0" w:line="285" w:lineRule="atLeast"/>
+        <w:rPr>
+          <w:rFonts w:ascii="Consolas" w:eastAsia="Times New Roman" w:hAnsi="Consolas" w:cs="Times New Roman"/>
+          <w:color w:val="D4D4D4"/>
+          <w:sz w:val="18"/>
+          <w:szCs w:val="18"/>
+        </w:rPr>
+      </w:pPr>
+      <w:r>
+        <w:rPr>
+          <w:rFonts w:ascii="Consolas" w:eastAsia="Times New Roman" w:hAnsi="Consolas" w:cs="Times New Roman"/>
+          <w:color w:val="D4D4D4"/>
+          <w:sz w:val="18"/>
+          <w:szCs w:val="18"/>
+        </w:rPr>
+        <w:t xml:space="preserve">  </w:t>
+      </w:r>
+      <w:proofErr w:type="spellStart"/>
+      <w:proofErr w:type="gramStart"/>
+      <w:r>
+        <w:rPr>
+          <w:rFonts w:ascii="Consolas" w:eastAsia="Times New Roman" w:hAnsi="Consolas" w:cs="Times New Roman"/>
+          <w:color w:val="E97366"/>
+          <w:sz w:val="18"/>
+          <w:szCs w:val="18"/>
+        </w:rPr>
+        <w:t>pinMode</w:t>
+      </w:r>
+      <w:proofErr w:type="spellEnd"/>
+      <w:r>
+        <w:rPr>
+          <w:rFonts w:ascii="Consolas" w:eastAsia="Times New Roman" w:hAnsi="Consolas" w:cs="Times New Roman"/>
+          <w:color w:val="DCDCDC"/>
+          <w:sz w:val="18"/>
+          <w:szCs w:val="18"/>
+        </w:rPr>
+        <w:t>(</w:t>
+      </w:r>
+      <w:proofErr w:type="spellStart"/>
+      <w:proofErr w:type="gramEnd"/>
+      <w:r>
+        <w:rPr>
+          <w:rFonts w:ascii="Consolas" w:eastAsia="Times New Roman" w:hAnsi="Consolas" w:cs="Times New Roman"/>
+          <w:color w:val="D4D4D4"/>
+          <w:sz w:val="18"/>
+          <w:szCs w:val="18"/>
+        </w:rPr>
+        <w:t>blueButton</w:t>
+      </w:r>
+      <w:proofErr w:type="spellEnd"/>
+      <w:r>
+        <w:rPr>
+          <w:rFonts w:ascii="Consolas" w:eastAsia="Times New Roman" w:hAnsi="Consolas" w:cs="Times New Roman"/>
+          <w:color w:val="DCDCDC"/>
+          <w:sz w:val="18"/>
+          <w:szCs w:val="18"/>
+        </w:rPr>
+        <w:t>,</w:t>
+      </w:r>
+      <w:r>
+        <w:rPr>
+          <w:rFonts w:ascii="Consolas" w:eastAsia="Times New Roman" w:hAnsi="Consolas" w:cs="Times New Roman"/>
+          <w:color w:val="D4D4D4"/>
+          <w:sz w:val="18"/>
+          <w:szCs w:val="18"/>
+        </w:rPr>
+        <w:t xml:space="preserve"> </w:t>
+      </w:r>
+      <w:r>
+        <w:rPr>
+          <w:rFonts w:ascii="Consolas" w:eastAsia="Times New Roman" w:hAnsi="Consolas" w:cs="Times New Roman"/>
+          <w:color w:val="00979C"/>
+          <w:sz w:val="18"/>
+          <w:szCs w:val="18"/>
+        </w:rPr>
+        <w:t>INPUT_PULLUP</w:t>
+      </w:r>
+      <w:r>
+        <w:rPr>
+          <w:rFonts w:ascii="Consolas" w:eastAsia="Times New Roman" w:hAnsi="Consolas" w:cs="Times New Roman"/>
+          <w:color w:val="DCDCDC"/>
+          <w:sz w:val="18"/>
+          <w:szCs w:val="18"/>
+        </w:rPr>
+        <w:t>);</w:t>
+      </w:r>
+    </w:p>
+    <w:p>
+      <w:pPr>
+        <w:shd w:val="clear" w:color="auto" w:fill="1E1E1E"/>
+        <w:bidi w:val="0"/>
+        <w:spacing w:after="0" w:line="285" w:lineRule="atLeast"/>
+        <w:rPr>
+          <w:rFonts w:ascii="Consolas" w:eastAsia="Times New Roman" w:hAnsi="Consolas" w:cs="Times New Roman"/>
+          <w:color w:val="D4D4D4"/>
+          <w:sz w:val="18"/>
+          <w:szCs w:val="18"/>
+        </w:rPr>
+      </w:pPr>
+      <w:r>
+        <w:rPr>
+          <w:rFonts w:ascii="Consolas" w:eastAsia="Times New Roman" w:hAnsi="Consolas" w:cs="Times New Roman"/>
+          <w:color w:val="D4D4D4"/>
+          <w:sz w:val="18"/>
+          <w:szCs w:val="18"/>
+        </w:rPr>
+        <w:t xml:space="preserve">  </w:t>
+      </w:r>
+    </w:p>
+    <w:p>
+      <w:pPr>
+        <w:shd w:val="clear" w:color="auto" w:fill="1E1E1E"/>
+        <w:bidi w:val="0"/>
+        <w:spacing w:after="0" w:line="285" w:lineRule="atLeast"/>
+        <w:rPr>
+          <w:rFonts w:ascii="Consolas" w:eastAsia="Times New Roman" w:hAnsi="Consolas" w:cs="Times New Roman"/>
+          <w:color w:val="D4D4D4"/>
+          <w:sz w:val="18"/>
+          <w:szCs w:val="18"/>
+        </w:rPr>
+      </w:pPr>
+      <w:r>
+        <w:rPr>
+          <w:rFonts w:ascii="Consolas" w:eastAsia="Times New Roman" w:hAnsi="Consolas" w:cs="Times New Roman"/>
+          <w:color w:val="D4D4D4"/>
+          <w:sz w:val="18"/>
+          <w:szCs w:val="18"/>
+        </w:rPr>
+        <w:t xml:space="preserve">  </w:t>
+      </w:r>
+      <w:r>
+        <w:rPr>
+          <w:rFonts w:ascii="Consolas" w:eastAsia="Times New Roman" w:hAnsi="Consolas" w:cs="Times New Roman"/>
+          <w:color w:val="727C81"/>
+          <w:sz w:val="18"/>
+          <w:szCs w:val="18"/>
+        </w:rPr>
+        <w:t>// Turn all LEDs off initially</w:t>
+      </w:r>
+    </w:p>
+    <w:p>
+      <w:pPr>
+        <w:shd w:val="clear" w:color="auto" w:fill="1E1E1E"/>
+        <w:bidi w:val="0"/>
+        <w:spacing w:after="0" w:line="285" w:lineRule="atLeast"/>
+        <w:rPr>
+          <w:rFonts w:ascii="Consolas" w:eastAsia="Times New Roman" w:hAnsi="Consolas" w:cs="Times New Roman"/>
+          <w:color w:val="D4D4D4"/>
+          <w:sz w:val="18"/>
+          <w:szCs w:val="18"/>
+        </w:rPr>
+      </w:pPr>
+      <w:r>
+        <w:rPr>
+          <w:rFonts w:ascii="Consolas" w:eastAsia="Times New Roman" w:hAnsi="Consolas" w:cs="Times New Roman"/>
+          <w:color w:val="D4D4D4"/>
+          <w:sz w:val="18"/>
+          <w:szCs w:val="18"/>
+        </w:rPr>
+        <w:t xml:space="preserve">  </w:t>
+      </w:r>
+      <w:proofErr w:type="spellStart"/>
+      <w:proofErr w:type="gramStart"/>
+      <w:r>
+        <w:rPr>
+          <w:rFonts w:ascii="Consolas" w:eastAsia="Times New Roman" w:hAnsi="Consolas" w:cs="Times New Roman"/>
+          <w:color w:val="E97366"/>
+          <w:sz w:val="18"/>
+          <w:szCs w:val="18"/>
+        </w:rPr>
+        <w:t>digitalWrite</w:t>
+      </w:r>
+      <w:proofErr w:type="spellEnd"/>
+      <w:r>
+        <w:rPr>
+          <w:rFonts w:ascii="Consolas" w:eastAsia="Times New Roman" w:hAnsi="Consolas" w:cs="Times New Roman"/>
+          <w:color w:val="DCDCDC"/>
+          <w:sz w:val="18"/>
+          <w:szCs w:val="18"/>
+        </w:rPr>
+        <w:t>(</w:t>
+      </w:r>
+      <w:proofErr w:type="spellStart"/>
+      <w:proofErr w:type="gramEnd"/>
+      <w:r>
+        <w:rPr>
+          <w:rFonts w:ascii="Consolas" w:eastAsia="Times New Roman" w:hAnsi="Consolas" w:cs="Times New Roman"/>
+          <w:color w:val="D4D4D4"/>
+          <w:sz w:val="18"/>
+          <w:szCs w:val="18"/>
+        </w:rPr>
+        <w:t>redPin</w:t>
+      </w:r>
+      <w:proofErr w:type="spellEnd"/>
+      <w:r>
+        <w:rPr>
+          <w:rFonts w:ascii="Consolas" w:eastAsia="Times New Roman" w:hAnsi="Consolas" w:cs="Times New Roman"/>
+          <w:color w:val="DCDCDC"/>
+          <w:sz w:val="18"/>
+          <w:szCs w:val="18"/>
+        </w:rPr>
+        <w:t>,</w:t>
+      </w:r>
+      <w:r>
+        <w:rPr>
+          <w:rFonts w:ascii="Consolas" w:eastAsia="Times New Roman" w:hAnsi="Consolas" w:cs="Times New Roman"/>
+          <w:color w:val="D4D4D4"/>
+          <w:sz w:val="18"/>
+          <w:szCs w:val="18"/>
+        </w:rPr>
+        <w:t xml:space="preserve"> </w:t>
+      </w:r>
+      <w:r>
+        <w:rPr>
+          <w:rFonts w:ascii="Consolas" w:eastAsia="Times New Roman" w:hAnsi="Consolas" w:cs="Times New Roman"/>
+          <w:color w:val="00979C"/>
+          <w:sz w:val="18"/>
+          <w:szCs w:val="18"/>
+        </w:rPr>
+        <w:t>LOW</w:t>
+      </w:r>
+      <w:r>
+        <w:rPr>
+          <w:rFonts w:ascii="Consolas" w:eastAsia="Times New Roman" w:hAnsi="Consolas" w:cs="Times New Roman"/>
+          <w:color w:val="DCDCDC"/>
+          <w:sz w:val="18"/>
+          <w:szCs w:val="18"/>
+        </w:rPr>
+        <w:t>);</w:t>
+      </w:r>
+    </w:p>
+    <w:p>
+      <w:pPr>
+        <w:shd w:val="clear" w:color="auto" w:fill="1E1E1E"/>
+        <w:bidi w:val="0"/>
+        <w:spacing w:after="0" w:line="285" w:lineRule="atLeast"/>
+        <w:rPr>
+          <w:rFonts w:ascii="Consolas" w:eastAsia="Times New Roman" w:hAnsi="Consolas" w:cs="Times New Roman"/>
+          <w:color w:val="D4D4D4"/>
+          <w:sz w:val="18"/>
+          <w:szCs w:val="18"/>
+        </w:rPr>
+      </w:pPr>
+      <w:r>
+        <w:rPr>
+          <w:rFonts w:ascii="Consolas" w:eastAsia="Times New Roman" w:hAnsi="Consolas" w:cs="Times New Roman"/>
+          <w:color w:val="D4D4D4"/>
+          <w:sz w:val="18"/>
+          <w:szCs w:val="18"/>
+        </w:rPr>
+        <w:t xml:space="preserve">  </w:t>
+      </w:r>
+      <w:proofErr w:type="spellStart"/>
+      <w:proofErr w:type="gramStart"/>
+      <w:r>
+        <w:rPr>
+          <w:rFonts w:ascii="Consolas" w:eastAsia="Times New Roman" w:hAnsi="Consolas" w:cs="Times New Roman"/>
+          <w:color w:val="E97366"/>
+          <w:sz w:val="18"/>
+          <w:szCs w:val="18"/>
+        </w:rPr>
+        <w:t>digitalWrite</w:t>
+      </w:r>
+      <w:proofErr w:type="spellEnd"/>
+      <w:r>
+        <w:rPr>
+          <w:rFonts w:ascii="Consolas" w:eastAsia="Times New Roman" w:hAnsi="Consolas" w:cs="Times New Roman"/>
+          <w:color w:val="DCDCDC"/>
+          <w:sz w:val="18"/>
+          <w:szCs w:val="18"/>
+        </w:rPr>
+        <w:t>(</w:t>
+      </w:r>
+      <w:proofErr w:type="spellStart"/>
+      <w:proofErr w:type="gramEnd"/>
+      <w:r>
+        <w:rPr>
+          <w:rFonts w:ascii="Consolas" w:eastAsia="Times New Roman" w:hAnsi="Consolas" w:cs="Times New Roman"/>
+          <w:color w:val="D4D4D4"/>
+          <w:sz w:val="18"/>
+          <w:szCs w:val="18"/>
+        </w:rPr>
+        <w:t>greenPin</w:t>
+      </w:r>
+      <w:proofErr w:type="spellEnd"/>
+      <w:r>
+        <w:rPr>
+          <w:rFonts w:ascii="Consolas" w:eastAsia="Times New Roman" w:hAnsi="Consolas" w:cs="Times New Roman"/>
+          <w:color w:val="DCDCDC"/>
+          <w:sz w:val="18"/>
+          <w:szCs w:val="18"/>
+        </w:rPr>
+        <w:t>,</w:t>
+      </w:r>
+      <w:r>
+        <w:rPr>
+          <w:rFonts w:ascii="Consolas" w:eastAsia="Times New Roman" w:hAnsi="Consolas" w:cs="Times New Roman"/>
+          <w:color w:val="D4D4D4"/>
+          <w:sz w:val="18"/>
+          <w:szCs w:val="18"/>
+        </w:rPr>
+        <w:t xml:space="preserve"> </w:t>
+      </w:r>
+      <w:r>
+        <w:rPr>
+          <w:rFonts w:ascii="Consolas" w:eastAsia="Times New Roman" w:hAnsi="Consolas" w:cs="Times New Roman"/>
+          <w:color w:val="00979C"/>
+          <w:sz w:val="18"/>
+          <w:szCs w:val="18"/>
+        </w:rPr>
+        <w:t>LOW</w:t>
+      </w:r>
+      <w:r>
+        <w:rPr>
+          <w:rFonts w:ascii="Consolas" w:eastAsia="Times New Roman" w:hAnsi="Consolas" w:cs="Times New Roman"/>
+          <w:color w:val="DCDCDC"/>
+          <w:sz w:val="18"/>
+          <w:szCs w:val="18"/>
+        </w:rPr>
+        <w:t>);</w:t>
+      </w:r>
+    </w:p>
+    <w:p>
+      <w:pPr>
+        <w:shd w:val="clear" w:color="auto" w:fill="1E1E1E"/>
+        <w:bidi w:val="0"/>
+        <w:spacing w:after="0" w:line="285" w:lineRule="atLeast"/>
+        <w:rPr>
+          <w:rFonts w:ascii="Consolas" w:eastAsia="Times New Roman" w:hAnsi="Consolas" w:cs="Times New Roman"/>
+          <w:color w:val="D4D4D4"/>
+          <w:sz w:val="18"/>
+          <w:szCs w:val="18"/>
+        </w:rPr>
+      </w:pPr>
+      <w:r>
+        <w:rPr>
+          <w:rFonts w:ascii="Consolas" w:eastAsia="Times New Roman" w:hAnsi="Consolas" w:cs="Times New Roman"/>
+          <w:color w:val="D4D4D4"/>
+          <w:sz w:val="18"/>
+          <w:szCs w:val="18"/>
+        </w:rPr>
+        <w:t xml:space="preserve">  </w:t>
+      </w:r>
+      <w:proofErr w:type="spellStart"/>
+      <w:proofErr w:type="gramStart"/>
+      <w:r>
+        <w:rPr>
+          <w:rFonts w:ascii="Consolas" w:eastAsia="Times New Roman" w:hAnsi="Consolas" w:cs="Times New Roman"/>
+          <w:color w:val="E97366"/>
+          <w:sz w:val="18"/>
+          <w:szCs w:val="18"/>
+        </w:rPr>
+        <w:t>digitalWrite</w:t>
+      </w:r>
+      <w:proofErr w:type="spellEnd"/>
+      <w:r>
+        <w:rPr>
+          <w:rFonts w:ascii="Consolas" w:eastAsia="Times New Roman" w:hAnsi="Consolas" w:cs="Times New Roman"/>
+          <w:color w:val="DCDCDC"/>
+          <w:sz w:val="18"/>
+          <w:szCs w:val="18"/>
+        </w:rPr>
+        <w:t>(</w:t>
+      </w:r>
+      <w:proofErr w:type="spellStart"/>
+      <w:proofErr w:type="gramEnd"/>
+      <w:r>
+        <w:rPr>
+          <w:rFonts w:ascii="Consolas" w:eastAsia="Times New Roman" w:hAnsi="Consolas" w:cs="Times New Roman"/>
+          <w:color w:val="D4D4D4"/>
+          <w:sz w:val="18"/>
+          <w:szCs w:val="18"/>
+        </w:rPr>
+        <w:t>bluePin</w:t>
+      </w:r>
+      <w:proofErr w:type="spellEnd"/>
+      <w:r>
+        <w:rPr>
+          <w:rFonts w:ascii="Consolas" w:eastAsia="Times New Roman" w:hAnsi="Consolas" w:cs="Times New Roman"/>
+          <w:color w:val="DCDCDC"/>
+          <w:sz w:val="18"/>
+          <w:szCs w:val="18"/>
+        </w:rPr>
+        <w:t>,</w:t>
+      </w:r>
+      <w:r>
+        <w:rPr>
+          <w:rFonts w:ascii="Consolas" w:eastAsia="Times New Roman" w:hAnsi="Consolas" w:cs="Times New Roman"/>
+          <w:color w:val="D4D4D4"/>
+          <w:sz w:val="18"/>
+          <w:szCs w:val="18"/>
+        </w:rPr>
+        <w:t xml:space="preserve"> </w:t>
+      </w:r>
+      <w:r>
+        <w:rPr>
+          <w:rFonts w:ascii="Consolas" w:eastAsia="Times New Roman" w:hAnsi="Consolas" w:cs="Times New Roman"/>
+          <w:color w:val="00979C"/>
+          <w:sz w:val="18"/>
+          <w:szCs w:val="18"/>
+        </w:rPr>
+        <w:t>LOW</w:t>
+      </w:r>
+      <w:r>
+        <w:rPr>
+          <w:rFonts w:ascii="Consolas" w:eastAsia="Times New Roman" w:hAnsi="Consolas" w:cs="Times New Roman"/>
+          <w:color w:val="DCDCDC"/>
+          <w:sz w:val="18"/>
+          <w:szCs w:val="18"/>
+        </w:rPr>
+        <w:t>);</w:t>
+      </w:r>
+    </w:p>
+    <w:p>
+      <w:pPr>
+        <w:shd w:val="clear" w:color="auto" w:fill="1E1E1E"/>
+        <w:bidi w:val="0"/>
+        <w:spacing w:after="0" w:line="285" w:lineRule="atLeast"/>
+        <w:rPr>
+          <w:rFonts w:ascii="Consolas" w:eastAsia="Times New Roman" w:hAnsi="Consolas" w:cs="Times New Roman"/>
+          <w:color w:val="D4D4D4"/>
+          <w:sz w:val="18"/>
+          <w:szCs w:val="18"/>
+        </w:rPr>
+      </w:pPr>
+      <w:r>
+        <w:rPr>
+          <w:rFonts w:ascii="Consolas" w:eastAsia="Times New Roman" w:hAnsi="Consolas" w:cs="Times New Roman"/>
+          <w:color w:val="DCDCDC"/>
+          <w:sz w:val="18"/>
+          <w:szCs w:val="18"/>
+        </w:rPr>
+        <w:t>}</w:t>
+      </w:r>
+    </w:p>
+    <w:p>
+      <w:pPr>
+        <w:shd w:val="clear" w:color="auto" w:fill="1E1E1E"/>
+        <w:bidi w:val="0"/>
+        <w:spacing w:after="0" w:line="285" w:lineRule="atLeast"/>
+        <w:rPr>
+          <w:rFonts w:ascii="Consolas" w:eastAsia="Times New Roman" w:hAnsi="Consolas" w:cs="Times New Roman"/>
+          <w:color w:val="D4D4D4"/>
+          <w:sz w:val="18"/>
+          <w:szCs w:val="18"/>
+        </w:rPr>
+      </w:pPr>
+    </w:p>
+    <w:p>
+      <w:pPr>
+        <w:shd w:val="clear" w:color="auto" w:fill="1E1E1E"/>
+        <w:bidi w:val="0"/>
+        <w:spacing w:after="0" w:line="285" w:lineRule="atLeast"/>
+        <w:rPr>
+          <w:rFonts w:ascii="Consolas" w:eastAsia="Times New Roman" w:hAnsi="Consolas" w:cs="Times New Roman"/>
+          <w:color w:val="D4D4D4"/>
+          <w:sz w:val="18"/>
+          <w:szCs w:val="18"/>
+        </w:rPr>
+      </w:pPr>
+      <w:r>
+        <w:rPr>
+          <w:rFonts w:ascii="Consolas" w:eastAsia="Times New Roman" w:hAnsi="Consolas" w:cs="Times New Roman"/>
+          <w:color w:val="569CD6"/>
+          <w:sz w:val="18"/>
+          <w:szCs w:val="18"/>
+        </w:rPr>
+        <w:t>void</w:t>
+      </w:r>
+      <w:r>
+        <w:rPr>
+          <w:rFonts w:ascii="Consolas" w:eastAsia="Times New Roman" w:hAnsi="Consolas" w:cs="Times New Roman"/>
+          <w:color w:val="D4D4D4"/>
+          <w:sz w:val="18"/>
+          <w:szCs w:val="18"/>
+        </w:rPr>
+        <w:t xml:space="preserve"> </w:t>
+      </w:r>
+      <w:proofErr w:type="gramStart"/>
+      <w:r>
+        <w:rPr>
+          <w:rFonts w:ascii="Consolas" w:eastAsia="Times New Roman" w:hAnsi="Consolas" w:cs="Times New Roman"/>
+          <w:color w:val="5E6D03"/>
+          <w:sz w:val="18"/>
+          <w:szCs w:val="18"/>
+        </w:rPr>
+        <w:t>loop</w:t>
+      </w:r>
+      <w:r>
+        <w:rPr>
+          <w:rFonts w:ascii="Consolas" w:eastAsia="Times New Roman" w:hAnsi="Consolas" w:cs="Times New Roman"/>
+          <w:color w:val="DCDCDC"/>
+          <w:sz w:val="18"/>
+          <w:szCs w:val="18"/>
+        </w:rPr>
+        <w:t>(</w:t>
+      </w:r>
+      <w:proofErr w:type="gramEnd"/>
+      <w:r>
+        <w:rPr>
+          <w:rFonts w:ascii="Consolas" w:eastAsia="Times New Roman" w:hAnsi="Consolas" w:cs="Times New Roman"/>
+          <w:color w:val="DCDCDC"/>
+          <w:sz w:val="18"/>
+          <w:szCs w:val="18"/>
+        </w:rPr>
+        <w:t>)</w:t>
+      </w:r>
+      <w:r>
+        <w:rPr>
+          <w:rFonts w:ascii="Consolas" w:eastAsia="Times New Roman" w:hAnsi="Consolas" w:cs="Times New Roman"/>
+          <w:color w:val="D4D4D4"/>
+          <w:sz w:val="18"/>
+          <w:szCs w:val="18"/>
+        </w:rPr>
+        <w:t xml:space="preserve"> </w:t>
+      </w:r>
+    </w:p>
+    <w:p>
+      <w:pPr>
+        <w:shd w:val="clear" w:color="auto" w:fill="1E1E1E"/>
+        <w:bidi w:val="0"/>
+        <w:spacing w:after="0" w:line="285" w:lineRule="atLeast"/>
+        <w:rPr>
+          <w:rFonts w:ascii="Consolas" w:eastAsia="Times New Roman" w:hAnsi="Consolas" w:cs="Times New Roman"/>
+          <w:color w:val="D4D4D4"/>
+          <w:sz w:val="18"/>
+          <w:szCs w:val="18"/>
+        </w:rPr>
+      </w:pPr>
+      <w:r>
+        <w:rPr>
+          <w:rFonts w:ascii="Consolas" w:eastAsia="Times New Roman" w:hAnsi="Consolas" w:cs="Times New Roman"/>
+          <w:color w:val="DCDCDC"/>
+          <w:sz w:val="18"/>
+          <w:szCs w:val="18"/>
+        </w:rPr>
+        <w:t>{</w:t>
+      </w:r>
+    </w:p>
+    <w:p>
+      <w:pPr>
+        <w:shd w:val="clear" w:color="auto" w:fill="1E1E1E"/>
+        <w:bidi w:val="0"/>
+        <w:spacing w:after="0" w:line="285" w:lineRule="atLeast"/>
+        <w:rPr>
+          <w:rFonts w:ascii="Consolas" w:eastAsia="Times New Roman" w:hAnsi="Consolas" w:cs="Times New Roman"/>
+          <w:color w:val="D4D4D4"/>
+          <w:sz w:val="18"/>
+          <w:szCs w:val="18"/>
+        </w:rPr>
+      </w:pPr>
+      <w:r>
+        <w:rPr>
+          <w:rFonts w:ascii="Consolas" w:eastAsia="Times New Roman" w:hAnsi="Consolas" w:cs="Times New Roman"/>
+          <w:color w:val="D4D4D4"/>
+          <w:sz w:val="18"/>
+          <w:szCs w:val="18"/>
+        </w:rPr>
+        <w:t xml:space="preserve">  </w:t>
+      </w:r>
+      <w:r>
+        <w:rPr>
+          <w:rFonts w:ascii="Consolas" w:eastAsia="Times New Roman" w:hAnsi="Consolas" w:cs="Times New Roman"/>
+          <w:color w:val="727C81"/>
+          <w:sz w:val="18"/>
+          <w:szCs w:val="18"/>
+        </w:rPr>
+        <w:t>// Check if the red button is pressed</w:t>
+      </w:r>
+    </w:p>
+    <w:p>
+      <w:pPr>
+        <w:shd w:val="clear" w:color="auto" w:fill="1E1E1E"/>
+        <w:bidi w:val="0"/>
+        <w:spacing w:after="0" w:line="285" w:lineRule="atLeast"/>
+        <w:rPr>
+          <w:rFonts w:ascii="Consolas" w:eastAsia="Times New Roman" w:hAnsi="Consolas" w:cs="Times New Roman"/>
+          <w:color w:val="D4D4D4"/>
+          <w:sz w:val="18"/>
+          <w:szCs w:val="18"/>
+        </w:rPr>
+      </w:pPr>
+      <w:r>
+        <w:rPr>
+          <w:rFonts w:ascii="Consolas" w:eastAsia="Times New Roman" w:hAnsi="Consolas" w:cs="Times New Roman"/>
+          <w:color w:val="D4D4D4"/>
+          <w:sz w:val="18"/>
+          <w:szCs w:val="18"/>
+        </w:rPr>
+        <w:t xml:space="preserve">  </w:t>
+      </w:r>
+      <w:r>
+        <w:rPr>
+          <w:rFonts w:ascii="Consolas" w:eastAsia="Times New Roman" w:hAnsi="Consolas" w:cs="Times New Roman"/>
+          <w:color w:val="569CD6"/>
+          <w:sz w:val="18"/>
+          <w:szCs w:val="18"/>
+        </w:rPr>
+        <w:t>if</w:t>
+      </w:r>
+      <w:r>
+        <w:rPr>
+          <w:rFonts w:ascii="Consolas" w:eastAsia="Times New Roman" w:hAnsi="Consolas" w:cs="Times New Roman"/>
+          <w:color w:val="D4D4D4"/>
+          <w:sz w:val="18"/>
+          <w:szCs w:val="18"/>
+        </w:rPr>
+        <w:t xml:space="preserve"> </w:t>
+      </w:r>
+      <w:r>
+        <w:rPr>
+          <w:rFonts w:ascii="Consolas" w:eastAsia="Times New Roman" w:hAnsi="Consolas" w:cs="Times New Roman"/>
+          <w:color w:val="DCDCDC"/>
+          <w:sz w:val="18"/>
+          <w:szCs w:val="18"/>
+        </w:rPr>
+        <w:t>(</w:t>
+      </w:r>
+      <w:proofErr w:type="spellStart"/>
+      <w:r>
+        <w:rPr>
+          <w:rFonts w:ascii="Consolas" w:eastAsia="Times New Roman" w:hAnsi="Consolas" w:cs="Times New Roman"/>
+          <w:color w:val="E97366"/>
+          <w:sz w:val="18"/>
+          <w:szCs w:val="18"/>
+        </w:rPr>
+        <w:t>digitalRead</w:t>
+      </w:r>
+      <w:proofErr w:type="spellEnd"/>
+      <w:r>
+        <w:rPr>
+          <w:rFonts w:ascii="Consolas" w:eastAsia="Times New Roman" w:hAnsi="Consolas" w:cs="Times New Roman"/>
+          <w:color w:val="DCDCDC"/>
+          <w:sz w:val="18"/>
+          <w:szCs w:val="18"/>
+        </w:rPr>
+        <w:t>(</w:t>
+      </w:r>
+      <w:proofErr w:type="spellStart"/>
+      <w:r>
+        <w:rPr>
+          <w:rFonts w:ascii="Consolas" w:eastAsia="Times New Roman" w:hAnsi="Consolas" w:cs="Times New Roman"/>
+          <w:color w:val="D4D4D4"/>
+          <w:sz w:val="18"/>
+          <w:szCs w:val="18"/>
+        </w:rPr>
+        <w:t>redButton</w:t>
+      </w:r>
+      <w:proofErr w:type="spellEnd"/>
+      <w:r>
+        <w:rPr>
+          <w:rFonts w:ascii="Consolas" w:eastAsia="Times New Roman" w:hAnsi="Consolas" w:cs="Times New Roman"/>
+          <w:color w:val="DCDCDC"/>
+          <w:sz w:val="18"/>
+          <w:szCs w:val="18"/>
+        </w:rPr>
+        <w:t>)</w:t>
+      </w:r>
+      <w:r>
+        <w:rPr>
+          <w:rFonts w:ascii="Consolas" w:eastAsia="Times New Roman" w:hAnsi="Consolas" w:cs="Times New Roman"/>
+          <w:color w:val="D4D4D4"/>
+          <w:sz w:val="18"/>
+          <w:szCs w:val="18"/>
+        </w:rPr>
+        <w:t xml:space="preserve"> </w:t>
+      </w:r>
+      <w:r>
+        <w:rPr>
+          <w:rFonts w:ascii="Consolas" w:eastAsia="Times New Roman" w:hAnsi="Consolas" w:cs="Times New Roman"/>
+          <w:color w:val="DCDCDC"/>
+          <w:sz w:val="18"/>
+          <w:szCs w:val="18"/>
+        </w:rPr>
+        <w:t>==</w:t>
+      </w:r>
+      <w:r>
+        <w:rPr>
+          <w:rFonts w:ascii="Consolas" w:eastAsia="Times New Roman" w:hAnsi="Consolas" w:cs="Times New Roman"/>
+          <w:color w:val="D4D4D4"/>
+          <w:sz w:val="18"/>
+          <w:szCs w:val="18"/>
+        </w:rPr>
+        <w:t xml:space="preserve"> </w:t>
+      </w:r>
+      <w:r>
+        <w:rPr>
+          <w:rFonts w:ascii="Consolas" w:eastAsia="Times New Roman" w:hAnsi="Consolas" w:cs="Times New Roman"/>
+          <w:color w:val="00979C"/>
+          <w:sz w:val="18"/>
+          <w:szCs w:val="18"/>
+        </w:rPr>
+        <w:t>LOW</w:t>
+      </w:r>
+      <w:r>
+        <w:rPr>
+          <w:rFonts w:ascii="Consolas" w:eastAsia="Times New Roman" w:hAnsi="Consolas" w:cs="Times New Roman"/>
+          <w:color w:val="DCDCDC"/>
+          <w:sz w:val="18"/>
+          <w:szCs w:val="18"/>
+        </w:rPr>
+        <w:t>)</w:t>
+      </w:r>
+    </w:p>
+    <w:p>
+      <w:pPr>
+        <w:shd w:val="clear" w:color="auto" w:fill="1E1E1E"/>
+        <w:bidi w:val="0"/>
+        <w:spacing w:after="0" w:line="285" w:lineRule="atLeast"/>
+        <w:rPr>
+          <w:rFonts w:ascii="Consolas" w:eastAsia="Times New Roman" w:hAnsi="Consolas" w:cs="Times New Roman"/>
+          <w:color w:val="D4D4D4"/>
+          <w:sz w:val="18"/>
+          <w:szCs w:val="18"/>
+        </w:rPr>
+      </w:pPr>
+      <w:r>
+        <w:rPr>
+          <w:rFonts w:ascii="Consolas" w:eastAsia="Times New Roman" w:hAnsi="Consolas" w:cs="Times New Roman"/>
+          <w:color w:val="D4D4D4"/>
+          <w:sz w:val="18"/>
+          <w:szCs w:val="18"/>
+        </w:rPr>
+        <w:t xml:space="preserve">  </w:t>
+      </w:r>
+      <w:r>
+        <w:rPr>
+          <w:rFonts w:ascii="Consolas" w:eastAsia="Times New Roman" w:hAnsi="Consolas" w:cs="Times New Roman"/>
+          <w:color w:val="DCDCDC"/>
+          <w:sz w:val="18"/>
+          <w:szCs w:val="18"/>
+        </w:rPr>
+        <w:t>{</w:t>
+      </w:r>
+    </w:p>
+    <w:p>
+      <w:pPr>
+        <w:shd w:val="clear" w:color="auto" w:fill="1E1E1E"/>
+        <w:bidi w:val="0"/>
+        <w:spacing w:after="0" w:line="285" w:lineRule="atLeast"/>
+        <w:rPr>
+          <w:rFonts w:ascii="Consolas" w:eastAsia="Times New Roman" w:hAnsi="Consolas" w:cs="Times New Roman"/>
+          <w:color w:val="D4D4D4"/>
+          <w:sz w:val="18"/>
+          <w:szCs w:val="18"/>
+        </w:rPr>
+      </w:pPr>
+      <w:r>
+        <w:rPr>
+          <w:rFonts w:ascii="Consolas" w:eastAsia="Times New Roman" w:hAnsi="Consolas" w:cs="Times New Roman"/>
+          <w:color w:val="D4D4D4"/>
+          <w:sz w:val="18"/>
+          <w:szCs w:val="18"/>
+        </w:rPr>
+        <w:t xml:space="preserve">    </w:t>
+      </w:r>
+      <w:r>
+        <w:rPr>
+          <w:rFonts w:ascii="Consolas" w:eastAsia="Times New Roman" w:hAnsi="Consolas" w:cs="Times New Roman"/>
+          <w:color w:val="727C81"/>
+          <w:sz w:val="18"/>
+          <w:szCs w:val="18"/>
+        </w:rPr>
+        <w:t>// Turn on red LED and turn off the others</w:t>
+      </w:r>
+    </w:p>
+    <w:p>
+      <w:pPr>
+        <w:shd w:val="clear" w:color="auto" w:fill="1E1E1E"/>
+        <w:bidi w:val="0"/>
+        <w:spacing w:after="0" w:line="285" w:lineRule="atLeast"/>
+        <w:rPr>
+          <w:rFonts w:ascii="Consolas" w:eastAsia="Times New Roman" w:hAnsi="Consolas" w:cs="Times New Roman"/>
+          <w:color w:val="D4D4D4"/>
+          <w:sz w:val="18"/>
+          <w:szCs w:val="18"/>
+        </w:rPr>
+      </w:pPr>
+      <w:r>
+        <w:rPr>
+          <w:rFonts w:ascii="Consolas" w:eastAsia="Times New Roman" w:hAnsi="Consolas" w:cs="Times New Roman"/>
+          <w:color w:val="D4D4D4"/>
+          <w:sz w:val="18"/>
+          <w:szCs w:val="18"/>
+        </w:rPr>
+        <w:t xml:space="preserve">    </w:t>
+      </w:r>
+      <w:proofErr w:type="spellStart"/>
+      <w:proofErr w:type="gramStart"/>
+      <w:r>
+        <w:rPr>
+          <w:rFonts w:ascii="Consolas" w:eastAsia="Times New Roman" w:hAnsi="Consolas" w:cs="Times New Roman"/>
+          <w:color w:val="E97366"/>
+          <w:sz w:val="18"/>
+          <w:szCs w:val="18"/>
+        </w:rPr>
+        <w:t>digitalWrite</w:t>
+      </w:r>
+      <w:proofErr w:type="spellEnd"/>
+      <w:r>
+        <w:rPr>
+          <w:rFonts w:ascii="Consolas" w:eastAsia="Times New Roman" w:hAnsi="Consolas" w:cs="Times New Roman"/>
+          <w:color w:val="DCDCDC"/>
+          <w:sz w:val="18"/>
+          <w:szCs w:val="18"/>
+        </w:rPr>
+        <w:t>(</w:t>
+      </w:r>
+      <w:proofErr w:type="spellStart"/>
+      <w:proofErr w:type="gramEnd"/>
+      <w:r>
+        <w:rPr>
+          <w:rFonts w:ascii="Consolas" w:eastAsia="Times New Roman" w:hAnsi="Consolas" w:cs="Times New Roman"/>
+          <w:color w:val="D4D4D4"/>
+          <w:sz w:val="18"/>
+          <w:szCs w:val="18"/>
+        </w:rPr>
+        <w:t>redPin</w:t>
+      </w:r>
+      <w:proofErr w:type="spellEnd"/>
+      <w:r>
+        <w:rPr>
+          <w:rFonts w:ascii="Consolas" w:eastAsia="Times New Roman" w:hAnsi="Consolas" w:cs="Times New Roman"/>
+          <w:color w:val="DCDCDC"/>
+          <w:sz w:val="18"/>
+          <w:szCs w:val="18"/>
+        </w:rPr>
+        <w:t>,</w:t>
+      </w:r>
+      <w:r>
+        <w:rPr>
+          <w:rFonts w:ascii="Consolas" w:eastAsia="Times New Roman" w:hAnsi="Consolas" w:cs="Times New Roman"/>
+          <w:color w:val="D4D4D4"/>
+          <w:sz w:val="18"/>
+          <w:szCs w:val="18"/>
+        </w:rPr>
+        <w:t xml:space="preserve"> </w:t>
+      </w:r>
+      <w:r>
+        <w:rPr>
+          <w:rFonts w:ascii="Consolas" w:eastAsia="Times New Roman" w:hAnsi="Consolas" w:cs="Times New Roman"/>
+          <w:color w:val="00979C"/>
+          <w:sz w:val="18"/>
+          <w:szCs w:val="18"/>
+        </w:rPr>
+        <w:t>HIGH</w:t>
+      </w:r>
+      <w:r>
+        <w:rPr>
+          <w:rFonts w:ascii="Consolas" w:eastAsia="Times New Roman" w:hAnsi="Consolas" w:cs="Times New Roman"/>
+          <w:color w:val="DCDCDC"/>
+          <w:sz w:val="18"/>
+          <w:szCs w:val="18"/>
+        </w:rPr>
+        <w:t>);</w:t>
+      </w:r>
+    </w:p>
+    <w:p>
+      <w:pPr>
+        <w:shd w:val="clear" w:color="auto" w:fill="1E1E1E"/>
+        <w:bidi w:val="0"/>
+        <w:spacing w:after="0" w:line="285" w:lineRule="atLeast"/>
+        <w:rPr>
+          <w:rFonts w:ascii="Consolas" w:eastAsia="Times New Roman" w:hAnsi="Consolas" w:cs="Times New Roman"/>
+          <w:color w:val="D4D4D4"/>
+          <w:sz w:val="18"/>
+          <w:szCs w:val="18"/>
+        </w:rPr>
+      </w:pPr>
+      <w:r>
+        <w:rPr>
+          <w:rFonts w:ascii="Consolas" w:eastAsia="Times New Roman" w:hAnsi="Consolas" w:cs="Times New Roman"/>
+          <w:color w:val="D4D4D4"/>
+          <w:sz w:val="18"/>
+          <w:szCs w:val="18"/>
+        </w:rPr>
+        <w:t xml:space="preserve">    </w:t>
+      </w:r>
+      <w:proofErr w:type="spellStart"/>
+      <w:proofErr w:type="gramStart"/>
+      <w:r>
+        <w:rPr>
+          <w:rFonts w:ascii="Consolas" w:eastAsia="Times New Roman" w:hAnsi="Consolas" w:cs="Times New Roman"/>
+          <w:color w:val="E97366"/>
+          <w:sz w:val="18"/>
+          <w:szCs w:val="18"/>
+        </w:rPr>
+        <w:t>digitalWrite</w:t>
+      </w:r>
+      <w:proofErr w:type="spellEnd"/>
+      <w:r>
+        <w:rPr>
+          <w:rFonts w:ascii="Consolas" w:eastAsia="Times New Roman" w:hAnsi="Consolas" w:cs="Times New Roman"/>
+          <w:color w:val="DCDCDC"/>
+          <w:sz w:val="18"/>
+          <w:szCs w:val="18"/>
+        </w:rPr>
+        <w:t>(</w:t>
+      </w:r>
+      <w:proofErr w:type="spellStart"/>
+      <w:proofErr w:type="gramEnd"/>
+      <w:r>
+        <w:rPr>
+          <w:rFonts w:ascii="Consolas" w:eastAsia="Times New Roman" w:hAnsi="Consolas" w:cs="Times New Roman"/>
+          <w:color w:val="D4D4D4"/>
+          <w:sz w:val="18"/>
+          <w:szCs w:val="18"/>
+        </w:rPr>
+        <w:t>greenPin</w:t>
+      </w:r>
+      <w:proofErr w:type="spellEnd"/>
+      <w:r>
+        <w:rPr>
+          <w:rFonts w:ascii="Consolas" w:eastAsia="Times New Roman" w:hAnsi="Consolas" w:cs="Times New Roman"/>
+          <w:color w:val="DCDCDC"/>
+          <w:sz w:val="18"/>
+          <w:szCs w:val="18"/>
+        </w:rPr>
+        <w:t>,</w:t>
+      </w:r>
+      <w:r>
+        <w:rPr>
+          <w:rFonts w:ascii="Consolas" w:eastAsia="Times New Roman" w:hAnsi="Consolas" w:cs="Times New Roman"/>
+          <w:color w:val="D4D4D4"/>
+          <w:sz w:val="18"/>
+          <w:szCs w:val="18"/>
+        </w:rPr>
+        <w:t xml:space="preserve"> </w:t>
+      </w:r>
+      <w:r>
+        <w:rPr>
+          <w:rFonts w:ascii="Consolas" w:eastAsia="Times New Roman" w:hAnsi="Consolas" w:cs="Times New Roman"/>
+          <w:color w:val="00979C"/>
+          <w:sz w:val="18"/>
+          <w:szCs w:val="18"/>
+        </w:rPr>
+        <w:t>LOW</w:t>
+      </w:r>
+      <w:r>
+        <w:rPr>
+          <w:rFonts w:ascii="Consolas" w:eastAsia="Times New Roman" w:hAnsi="Consolas" w:cs="Times New Roman"/>
+          <w:color w:val="DCDCDC"/>
+          <w:sz w:val="18"/>
+          <w:szCs w:val="18"/>
+        </w:rPr>
+        <w:t>);</w:t>
+      </w:r>
+    </w:p>
+    <w:p>
+      <w:pPr>
+        <w:shd w:val="clear" w:color="auto" w:fill="1E1E1E"/>
+        <w:bidi w:val="0"/>
+        <w:spacing w:after="0" w:line="285" w:lineRule="atLeast"/>
+        <w:rPr>
+          <w:rFonts w:ascii="Consolas" w:eastAsia="Times New Roman" w:hAnsi="Consolas" w:cs="Times New Roman"/>
+          <w:color w:val="D4D4D4"/>
+          <w:sz w:val="18"/>
+          <w:szCs w:val="18"/>
+        </w:rPr>
+      </w:pPr>
+      <w:r>
+        <w:rPr>
+          <w:rFonts w:ascii="Consolas" w:eastAsia="Times New Roman" w:hAnsi="Consolas" w:cs="Times New Roman"/>
+          <w:color w:val="D4D4D4"/>
+          <w:sz w:val="18"/>
+          <w:szCs w:val="18"/>
+        </w:rPr>
+        <w:t xml:space="preserve">    </w:t>
+      </w:r>
+      <w:proofErr w:type="spellStart"/>
+      <w:proofErr w:type="gramStart"/>
+      <w:r>
+        <w:rPr>
+          <w:rFonts w:ascii="Consolas" w:eastAsia="Times New Roman" w:hAnsi="Consolas" w:cs="Times New Roman"/>
+          <w:color w:val="E97366"/>
+          <w:sz w:val="18"/>
+          <w:szCs w:val="18"/>
+        </w:rPr>
+        <w:t>digitalWrite</w:t>
+      </w:r>
+      <w:proofErr w:type="spellEnd"/>
+      <w:r>
+        <w:rPr>
+          <w:rFonts w:ascii="Consolas" w:eastAsia="Times New Roman" w:hAnsi="Consolas" w:cs="Times New Roman"/>
+          <w:color w:val="DCDCDC"/>
+          <w:sz w:val="18"/>
+          <w:szCs w:val="18"/>
+        </w:rPr>
+        <w:t>(</w:t>
+      </w:r>
+      <w:proofErr w:type="spellStart"/>
+      <w:proofErr w:type="gramEnd"/>
+      <w:r>
+        <w:rPr>
+          <w:rFonts w:ascii="Consolas" w:eastAsia="Times New Roman" w:hAnsi="Consolas" w:cs="Times New Roman"/>
+          <w:color w:val="D4D4D4"/>
+          <w:sz w:val="18"/>
+          <w:szCs w:val="18"/>
+        </w:rPr>
+        <w:t>bluePin</w:t>
+      </w:r>
+      <w:proofErr w:type="spellEnd"/>
+      <w:r>
+        <w:rPr>
+          <w:rFonts w:ascii="Consolas" w:eastAsia="Times New Roman" w:hAnsi="Consolas" w:cs="Times New Roman"/>
+          <w:color w:val="DCDCDC"/>
+          <w:sz w:val="18"/>
+          <w:szCs w:val="18"/>
+        </w:rPr>
+        <w:t>,</w:t>
+      </w:r>
+      <w:r>
+        <w:rPr>
+          <w:rFonts w:ascii="Consolas" w:eastAsia="Times New Roman" w:hAnsi="Consolas" w:cs="Times New Roman"/>
+          <w:color w:val="D4D4D4"/>
+          <w:sz w:val="18"/>
+          <w:szCs w:val="18"/>
+        </w:rPr>
+        <w:t xml:space="preserve"> </w:t>
+      </w:r>
+      <w:r>
+        <w:rPr>
+          <w:rFonts w:ascii="Consolas" w:eastAsia="Times New Roman" w:hAnsi="Consolas" w:cs="Times New Roman"/>
+          <w:color w:val="00979C"/>
+          <w:sz w:val="18"/>
+          <w:szCs w:val="18"/>
+        </w:rPr>
+        <w:t>LOW</w:t>
+      </w:r>
+      <w:r>
+        <w:rPr>
+          <w:rFonts w:ascii="Consolas" w:eastAsia="Times New Roman" w:hAnsi="Consolas" w:cs="Times New Roman"/>
+          <w:color w:val="DCDCDC"/>
+          <w:sz w:val="18"/>
+          <w:szCs w:val="18"/>
+        </w:rPr>
+        <w:t>);</w:t>
+      </w:r>
+    </w:p>
+    <w:p>
+      <w:pPr>
+        <w:shd w:val="clear" w:color="auto" w:fill="1E1E1E"/>
+        <w:bidi w:val="0"/>
+        <w:spacing w:after="0" w:line="285" w:lineRule="atLeast"/>
+        <w:rPr>
+          <w:rFonts w:ascii="Consolas" w:eastAsia="Times New Roman" w:hAnsi="Consolas" w:cs="Times New Roman"/>
+          <w:color w:val="D4D4D4"/>
+          <w:sz w:val="18"/>
+          <w:szCs w:val="18"/>
+        </w:rPr>
+      </w:pPr>
+      <w:r>
+        <w:rPr>
+          <w:rFonts w:ascii="Consolas" w:eastAsia="Times New Roman" w:hAnsi="Consolas" w:cs="Times New Roman"/>
+          <w:color w:val="D4D4D4"/>
+          <w:sz w:val="18"/>
+          <w:szCs w:val="18"/>
+        </w:rPr>
+        <w:lastRenderedPageBreak/>
+        <w:t xml:space="preserve">  </w:t>
+      </w:r>
+      <w:r>
+        <w:rPr>
+          <w:rFonts w:ascii="Consolas" w:eastAsia="Times New Roman" w:hAnsi="Consolas" w:cs="Times New Roman"/>
+          <w:color w:val="DCDCDC"/>
+          <w:sz w:val="18"/>
+          <w:szCs w:val="18"/>
+        </w:rPr>
+        <w:t>}</w:t>
+      </w:r>
+    </w:p>
+    <w:p>
+      <w:pPr>
+        <w:shd w:val="clear" w:color="auto" w:fill="1E1E1E"/>
+        <w:bidi w:val="0"/>
+        <w:spacing w:after="0" w:line="285" w:lineRule="atLeast"/>
+        <w:rPr>
+          <w:rFonts w:ascii="Consolas" w:eastAsia="Times New Roman" w:hAnsi="Consolas" w:cs="Times New Roman"/>
+          <w:color w:val="D4D4D4"/>
+          <w:sz w:val="18"/>
+          <w:szCs w:val="18"/>
+        </w:rPr>
+      </w:pPr>
+    </w:p>
+    <w:p>
+      <w:pPr>
+        <w:shd w:val="clear" w:color="auto" w:fill="1E1E1E"/>
+        <w:bidi w:val="0"/>
+        <w:spacing w:after="0" w:line="285" w:lineRule="atLeast"/>
+        <w:rPr>
+          <w:rFonts w:ascii="Consolas" w:eastAsia="Times New Roman" w:hAnsi="Consolas" w:cs="Times New Roman"/>
+          <w:color w:val="D4D4D4"/>
+          <w:sz w:val="18"/>
+          <w:szCs w:val="18"/>
+        </w:rPr>
+      </w:pPr>
+      <w:r>
+        <w:rPr>
+          <w:rFonts w:ascii="Consolas" w:eastAsia="Times New Roman" w:hAnsi="Consolas" w:cs="Times New Roman"/>
+          <w:color w:val="D4D4D4"/>
+          <w:sz w:val="18"/>
+          <w:szCs w:val="18"/>
+        </w:rPr>
+        <w:t xml:space="preserve">  </w:t>
+      </w:r>
+      <w:r>
+        <w:rPr>
+          <w:rFonts w:ascii="Consolas" w:eastAsia="Times New Roman" w:hAnsi="Consolas" w:cs="Times New Roman"/>
+          <w:color w:val="727C81"/>
+          <w:sz w:val="18"/>
+          <w:szCs w:val="18"/>
+        </w:rPr>
+        <w:t>// Check if the blue button is pressed</w:t>
+      </w:r>
+    </w:p>
+    <w:p>
+      <w:pPr>
+        <w:shd w:val="clear" w:color="auto" w:fill="1E1E1E"/>
+        <w:bidi w:val="0"/>
+        <w:spacing w:after="0" w:line="285" w:lineRule="atLeast"/>
+        <w:rPr>
+          <w:rFonts w:ascii="Consolas" w:eastAsia="Times New Roman" w:hAnsi="Consolas" w:cs="Times New Roman"/>
+          <w:color w:val="D4D4D4"/>
+          <w:sz w:val="18"/>
+          <w:szCs w:val="18"/>
+        </w:rPr>
+      </w:pPr>
+      <w:r>
+        <w:rPr>
+          <w:rFonts w:ascii="Consolas" w:eastAsia="Times New Roman" w:hAnsi="Consolas" w:cs="Times New Roman"/>
+          <w:color w:val="D4D4D4"/>
+          <w:sz w:val="18"/>
+          <w:szCs w:val="18"/>
+        </w:rPr>
+        <w:t xml:space="preserve">  </w:t>
+      </w:r>
+      <w:r>
+        <w:rPr>
+          <w:rFonts w:ascii="Consolas" w:eastAsia="Times New Roman" w:hAnsi="Consolas" w:cs="Times New Roman"/>
+          <w:color w:val="569CD6"/>
+          <w:sz w:val="18"/>
+          <w:szCs w:val="18"/>
+        </w:rPr>
+        <w:t>else</w:t>
+      </w:r>
+      <w:r>
+        <w:rPr>
+          <w:rFonts w:ascii="Consolas" w:eastAsia="Times New Roman" w:hAnsi="Consolas" w:cs="Times New Roman"/>
+          <w:color w:val="D4D4D4"/>
+          <w:sz w:val="18"/>
+          <w:szCs w:val="18"/>
+        </w:rPr>
+        <w:t xml:space="preserve"> </w:t>
+      </w:r>
+      <w:r>
+        <w:rPr>
+          <w:rFonts w:ascii="Consolas" w:eastAsia="Times New Roman" w:hAnsi="Consolas" w:cs="Times New Roman"/>
+          <w:color w:val="569CD6"/>
+          <w:sz w:val="18"/>
+          <w:szCs w:val="18"/>
+        </w:rPr>
+        <w:t>if</w:t>
+      </w:r>
+      <w:r>
+        <w:rPr>
+          <w:rFonts w:ascii="Consolas" w:eastAsia="Times New Roman" w:hAnsi="Consolas" w:cs="Times New Roman"/>
+          <w:color w:val="D4D4D4"/>
+          <w:sz w:val="18"/>
+          <w:szCs w:val="18"/>
+        </w:rPr>
+        <w:t xml:space="preserve"> </w:t>
+      </w:r>
+      <w:r>
+        <w:rPr>
+          <w:rFonts w:ascii="Consolas" w:eastAsia="Times New Roman" w:hAnsi="Consolas" w:cs="Times New Roman"/>
+          <w:color w:val="DCDCDC"/>
+          <w:sz w:val="18"/>
+          <w:szCs w:val="18"/>
+        </w:rPr>
+        <w:t>(</w:t>
+      </w:r>
+      <w:proofErr w:type="spellStart"/>
+      <w:r>
+        <w:rPr>
+          <w:rFonts w:ascii="Consolas" w:eastAsia="Times New Roman" w:hAnsi="Consolas" w:cs="Times New Roman"/>
+          <w:color w:val="E97366"/>
+          <w:sz w:val="18"/>
+          <w:szCs w:val="18"/>
+        </w:rPr>
+        <w:t>digitalRead</w:t>
+      </w:r>
+      <w:proofErr w:type="spellEnd"/>
+      <w:r>
+        <w:rPr>
+          <w:rFonts w:ascii="Consolas" w:eastAsia="Times New Roman" w:hAnsi="Consolas" w:cs="Times New Roman"/>
+          <w:color w:val="DCDCDC"/>
+          <w:sz w:val="18"/>
+          <w:szCs w:val="18"/>
+        </w:rPr>
+        <w:t>(</w:t>
+      </w:r>
+      <w:proofErr w:type="spellStart"/>
+      <w:r>
+        <w:rPr>
+          <w:rFonts w:ascii="Consolas" w:eastAsia="Times New Roman" w:hAnsi="Consolas" w:cs="Times New Roman"/>
+          <w:color w:val="D4D4D4"/>
+          <w:sz w:val="18"/>
+          <w:szCs w:val="18"/>
+        </w:rPr>
+        <w:t>blueButton</w:t>
+      </w:r>
+      <w:proofErr w:type="spellEnd"/>
+      <w:r>
+        <w:rPr>
+          <w:rFonts w:ascii="Consolas" w:eastAsia="Times New Roman" w:hAnsi="Consolas" w:cs="Times New Roman"/>
+          <w:color w:val="DCDCDC"/>
+          <w:sz w:val="18"/>
+          <w:szCs w:val="18"/>
+        </w:rPr>
+        <w:t>)</w:t>
+      </w:r>
+      <w:r>
+        <w:rPr>
+          <w:rFonts w:ascii="Consolas" w:eastAsia="Times New Roman" w:hAnsi="Consolas" w:cs="Times New Roman"/>
+          <w:color w:val="D4D4D4"/>
+          <w:sz w:val="18"/>
+          <w:szCs w:val="18"/>
+        </w:rPr>
+        <w:t xml:space="preserve"> </w:t>
+      </w:r>
+      <w:r>
+        <w:rPr>
+          <w:rFonts w:ascii="Consolas" w:eastAsia="Times New Roman" w:hAnsi="Consolas" w:cs="Times New Roman"/>
+          <w:color w:val="DCDCDC"/>
+          <w:sz w:val="18"/>
+          <w:szCs w:val="18"/>
+        </w:rPr>
+        <w:t>==</w:t>
+      </w:r>
+      <w:r>
+        <w:rPr>
+          <w:rFonts w:ascii="Consolas" w:eastAsia="Times New Roman" w:hAnsi="Consolas" w:cs="Times New Roman"/>
+          <w:color w:val="D4D4D4"/>
+          <w:sz w:val="18"/>
+          <w:szCs w:val="18"/>
+        </w:rPr>
+        <w:t xml:space="preserve"> </w:t>
+      </w:r>
+      <w:r>
+        <w:rPr>
+          <w:rFonts w:ascii="Consolas" w:eastAsia="Times New Roman" w:hAnsi="Consolas" w:cs="Times New Roman"/>
+          <w:color w:val="00979C"/>
+          <w:sz w:val="18"/>
+          <w:szCs w:val="18"/>
+        </w:rPr>
+        <w:t>LOW</w:t>
+      </w:r>
+      <w:r>
+        <w:rPr>
+          <w:rFonts w:ascii="Consolas" w:eastAsia="Times New Roman" w:hAnsi="Consolas" w:cs="Times New Roman"/>
+          <w:color w:val="DCDCDC"/>
+          <w:sz w:val="18"/>
+          <w:szCs w:val="18"/>
+        </w:rPr>
+        <w:t>)</w:t>
+      </w:r>
+    </w:p>
+    <w:p>
+      <w:pPr>
+        <w:shd w:val="clear" w:color="auto" w:fill="1E1E1E"/>
+        <w:bidi w:val="0"/>
+        <w:spacing w:after="0" w:line="285" w:lineRule="atLeast"/>
+        <w:rPr>
+          <w:rFonts w:ascii="Consolas" w:eastAsia="Times New Roman" w:hAnsi="Consolas" w:cs="Times New Roman"/>
+          <w:color w:val="D4D4D4"/>
+          <w:sz w:val="18"/>
+          <w:szCs w:val="18"/>
+        </w:rPr>
+      </w:pPr>
+      <w:r>
+        <w:rPr>
+          <w:rFonts w:ascii="Consolas" w:eastAsia="Times New Roman" w:hAnsi="Consolas" w:cs="Times New Roman"/>
+          <w:color w:val="D4D4D4"/>
+          <w:sz w:val="18"/>
+          <w:szCs w:val="18"/>
+        </w:rPr>
+        <w:t xml:space="preserve">  </w:t>
+      </w:r>
+      <w:r>
+        <w:rPr>
+          <w:rFonts w:ascii="Consolas" w:eastAsia="Times New Roman" w:hAnsi="Consolas" w:cs="Times New Roman"/>
+          <w:color w:val="DCDCDC"/>
+          <w:sz w:val="18"/>
+          <w:szCs w:val="18"/>
+        </w:rPr>
+        <w:t>{</w:t>
+      </w:r>
+    </w:p>
+    <w:p>
+      <w:pPr>
+        <w:shd w:val="clear" w:color="auto" w:fill="1E1E1E"/>
+        <w:bidi w:val="0"/>
+        <w:spacing w:after="0" w:line="285" w:lineRule="atLeast"/>
+        <w:rPr>
+          <w:rFonts w:ascii="Consolas" w:eastAsia="Times New Roman" w:hAnsi="Consolas" w:cs="Times New Roman"/>
+          <w:color w:val="D4D4D4"/>
+          <w:sz w:val="18"/>
+          <w:szCs w:val="18"/>
+        </w:rPr>
+      </w:pPr>
+      <w:r>
+        <w:rPr>
+          <w:rFonts w:ascii="Consolas" w:eastAsia="Times New Roman" w:hAnsi="Consolas" w:cs="Times New Roman"/>
+          <w:color w:val="D4D4D4"/>
+          <w:sz w:val="18"/>
+          <w:szCs w:val="18"/>
+        </w:rPr>
+        <w:t xml:space="preserve">    </w:t>
+      </w:r>
+      <w:r>
+        <w:rPr>
+          <w:rFonts w:ascii="Consolas" w:eastAsia="Times New Roman" w:hAnsi="Consolas" w:cs="Times New Roman"/>
+          <w:color w:val="727C81"/>
+          <w:sz w:val="18"/>
+          <w:szCs w:val="18"/>
+        </w:rPr>
+        <w:t>// Turn on blue LED and turn off the others</w:t>
+      </w:r>
+    </w:p>
+    <w:p>
+      <w:pPr>
+        <w:shd w:val="clear" w:color="auto" w:fill="1E1E1E"/>
+        <w:bidi w:val="0"/>
+        <w:spacing w:after="0" w:line="285" w:lineRule="atLeast"/>
+        <w:rPr>
+          <w:rFonts w:ascii="Consolas" w:eastAsia="Times New Roman" w:hAnsi="Consolas" w:cs="Times New Roman"/>
+          <w:color w:val="D4D4D4"/>
+          <w:sz w:val="18"/>
+          <w:szCs w:val="18"/>
+        </w:rPr>
+      </w:pPr>
+      <w:r>
+        <w:rPr>
+          <w:rFonts w:ascii="Consolas" w:eastAsia="Times New Roman" w:hAnsi="Consolas" w:cs="Times New Roman"/>
+          <w:color w:val="D4D4D4"/>
+          <w:sz w:val="18"/>
+          <w:szCs w:val="18"/>
+        </w:rPr>
+        <w:t xml:space="preserve">    </w:t>
+      </w:r>
+      <w:proofErr w:type="spellStart"/>
+      <w:proofErr w:type="gramStart"/>
+      <w:r>
+        <w:rPr>
+          <w:rFonts w:ascii="Consolas" w:eastAsia="Times New Roman" w:hAnsi="Consolas" w:cs="Times New Roman"/>
+          <w:color w:val="E97366"/>
+          <w:sz w:val="18"/>
+          <w:szCs w:val="18"/>
+        </w:rPr>
+        <w:t>digitalWrite</w:t>
+      </w:r>
+      <w:proofErr w:type="spellEnd"/>
+      <w:r>
+        <w:rPr>
+          <w:rFonts w:ascii="Consolas" w:eastAsia="Times New Roman" w:hAnsi="Consolas" w:cs="Times New Roman"/>
+          <w:color w:val="DCDCDC"/>
+          <w:sz w:val="18"/>
+          <w:szCs w:val="18"/>
+        </w:rPr>
+        <w:t>(</w:t>
+      </w:r>
+      <w:proofErr w:type="spellStart"/>
+      <w:proofErr w:type="gramEnd"/>
+      <w:r>
+        <w:rPr>
+          <w:rFonts w:ascii="Consolas" w:eastAsia="Times New Roman" w:hAnsi="Consolas" w:cs="Times New Roman"/>
+          <w:color w:val="D4D4D4"/>
+          <w:sz w:val="18"/>
+          <w:szCs w:val="18"/>
+        </w:rPr>
+        <w:t>redPin</w:t>
+      </w:r>
+      <w:proofErr w:type="spellEnd"/>
+      <w:r>
+        <w:rPr>
+          <w:rFonts w:ascii="Consolas" w:eastAsia="Times New Roman" w:hAnsi="Consolas" w:cs="Times New Roman"/>
+          <w:color w:val="DCDCDC"/>
+          <w:sz w:val="18"/>
+          <w:szCs w:val="18"/>
+        </w:rPr>
+        <w:t>,</w:t>
+      </w:r>
+      <w:r>
+        <w:rPr>
+          <w:rFonts w:ascii="Consolas" w:eastAsia="Times New Roman" w:hAnsi="Consolas" w:cs="Times New Roman"/>
+          <w:color w:val="D4D4D4"/>
+          <w:sz w:val="18"/>
+          <w:szCs w:val="18"/>
+        </w:rPr>
+        <w:t xml:space="preserve"> </w:t>
+      </w:r>
+      <w:r>
+        <w:rPr>
+          <w:rFonts w:ascii="Consolas" w:eastAsia="Times New Roman" w:hAnsi="Consolas" w:cs="Times New Roman"/>
+          <w:color w:val="00979C"/>
+          <w:sz w:val="18"/>
+          <w:szCs w:val="18"/>
+        </w:rPr>
+        <w:t>LOW</w:t>
+      </w:r>
+      <w:r>
+        <w:rPr>
+          <w:rFonts w:ascii="Consolas" w:eastAsia="Times New Roman" w:hAnsi="Consolas" w:cs="Times New Roman"/>
+          <w:color w:val="DCDCDC"/>
+          <w:sz w:val="18"/>
+          <w:szCs w:val="18"/>
+        </w:rPr>
+        <w:t>);</w:t>
+      </w:r>
+    </w:p>
+    <w:p>
+      <w:pPr>
+        <w:shd w:val="clear" w:color="auto" w:fill="1E1E1E"/>
+        <w:bidi w:val="0"/>
+        <w:spacing w:after="0" w:line="285" w:lineRule="atLeast"/>
+        <w:rPr>
+          <w:rFonts w:ascii="Consolas" w:eastAsia="Times New Roman" w:hAnsi="Consolas" w:cs="Times New Roman"/>
+          <w:color w:val="D4D4D4"/>
+          <w:sz w:val="18"/>
+          <w:szCs w:val="18"/>
+        </w:rPr>
+      </w:pPr>
+      <w:r>
+        <w:rPr>
+          <w:rFonts w:ascii="Consolas" w:eastAsia="Times New Roman" w:hAnsi="Consolas" w:cs="Times New Roman"/>
+          <w:color w:val="D4D4D4"/>
+          <w:sz w:val="18"/>
+          <w:szCs w:val="18"/>
+        </w:rPr>
+        <w:t xml:space="preserve">    </w:t>
+      </w:r>
+      <w:proofErr w:type="spellStart"/>
+      <w:proofErr w:type="gramStart"/>
+      <w:r>
+        <w:rPr>
+          <w:rFonts w:ascii="Consolas" w:eastAsia="Times New Roman" w:hAnsi="Consolas" w:cs="Times New Roman"/>
+          <w:color w:val="E97366"/>
+          <w:sz w:val="18"/>
+          <w:szCs w:val="18"/>
+        </w:rPr>
+        <w:t>digitalWrite</w:t>
+      </w:r>
+      <w:proofErr w:type="spellEnd"/>
+      <w:r>
+        <w:rPr>
+          <w:rFonts w:ascii="Consolas" w:eastAsia="Times New Roman" w:hAnsi="Consolas" w:cs="Times New Roman"/>
+          <w:color w:val="DCDCDC"/>
+          <w:sz w:val="18"/>
+          <w:szCs w:val="18"/>
+        </w:rPr>
+        <w:t>(</w:t>
+      </w:r>
+      <w:proofErr w:type="spellStart"/>
+      <w:proofErr w:type="gramEnd"/>
+      <w:r>
+        <w:rPr>
+          <w:rFonts w:ascii="Consolas" w:eastAsia="Times New Roman" w:hAnsi="Consolas" w:cs="Times New Roman"/>
+          <w:color w:val="D4D4D4"/>
+          <w:sz w:val="18"/>
+          <w:szCs w:val="18"/>
+        </w:rPr>
+        <w:t>greenPin</w:t>
+      </w:r>
+      <w:proofErr w:type="spellEnd"/>
+      <w:r>
+        <w:rPr>
+          <w:rFonts w:ascii="Consolas" w:eastAsia="Times New Roman" w:hAnsi="Consolas" w:cs="Times New Roman"/>
+          <w:color w:val="DCDCDC"/>
+          <w:sz w:val="18"/>
+          <w:szCs w:val="18"/>
+        </w:rPr>
+        <w:t>,</w:t>
+      </w:r>
+      <w:r>
+        <w:rPr>
+          <w:rFonts w:ascii="Consolas" w:eastAsia="Times New Roman" w:hAnsi="Consolas" w:cs="Times New Roman"/>
+          <w:color w:val="D4D4D4"/>
+          <w:sz w:val="18"/>
+          <w:szCs w:val="18"/>
+        </w:rPr>
+        <w:t xml:space="preserve"> </w:t>
+      </w:r>
+      <w:r>
+        <w:rPr>
+          <w:rFonts w:ascii="Consolas" w:eastAsia="Times New Roman" w:hAnsi="Consolas" w:cs="Times New Roman"/>
+          <w:color w:val="00979C"/>
+          <w:sz w:val="18"/>
+          <w:szCs w:val="18"/>
+        </w:rPr>
+        <w:t>LOW</w:t>
+      </w:r>
+      <w:r>
+        <w:rPr>
+          <w:rFonts w:ascii="Consolas" w:eastAsia="Times New Roman" w:hAnsi="Consolas" w:cs="Times New Roman"/>
+          <w:color w:val="DCDCDC"/>
+          <w:sz w:val="18"/>
+          <w:szCs w:val="18"/>
+        </w:rPr>
+        <w:t>);</w:t>
+      </w:r>
+    </w:p>
+    <w:p>
+      <w:pPr>
+        <w:shd w:val="clear" w:color="auto" w:fill="1E1E1E"/>
+        <w:bidi w:val="0"/>
+        <w:spacing w:after="0" w:line="285" w:lineRule="atLeast"/>
+        <w:rPr>
+          <w:rFonts w:ascii="Consolas" w:eastAsia="Times New Roman" w:hAnsi="Consolas" w:cs="Times New Roman"/>
+          <w:color w:val="D4D4D4"/>
+          <w:sz w:val="18"/>
+          <w:szCs w:val="18"/>
+        </w:rPr>
+      </w:pPr>
+      <w:r>
+        <w:rPr>
+          <w:rFonts w:ascii="Consolas" w:eastAsia="Times New Roman" w:hAnsi="Consolas" w:cs="Times New Roman"/>
+          <w:color w:val="D4D4D4"/>
+          <w:sz w:val="18"/>
+          <w:szCs w:val="18"/>
+        </w:rPr>
+        <w:t xml:space="preserve">    </w:t>
+      </w:r>
+      <w:proofErr w:type="spellStart"/>
+      <w:proofErr w:type="gramStart"/>
+      <w:r>
+        <w:rPr>
+          <w:rFonts w:ascii="Consolas" w:eastAsia="Times New Roman" w:hAnsi="Consolas" w:cs="Times New Roman"/>
+          <w:color w:val="E97366"/>
+          <w:sz w:val="18"/>
+          <w:szCs w:val="18"/>
+        </w:rPr>
+        <w:t>digitalWrite</w:t>
+      </w:r>
+      <w:proofErr w:type="spellEnd"/>
+      <w:r>
+        <w:rPr>
+          <w:rFonts w:ascii="Consolas" w:eastAsia="Times New Roman" w:hAnsi="Consolas" w:cs="Times New Roman"/>
+          <w:color w:val="DCDCDC"/>
+          <w:sz w:val="18"/>
+          <w:szCs w:val="18"/>
+        </w:rPr>
+        <w:t>(</w:t>
+      </w:r>
+      <w:proofErr w:type="spellStart"/>
+      <w:proofErr w:type="gramEnd"/>
+      <w:r>
+        <w:rPr>
+          <w:rFonts w:ascii="Consolas" w:eastAsia="Times New Roman" w:hAnsi="Consolas" w:cs="Times New Roman"/>
+          <w:color w:val="D4D4D4"/>
+          <w:sz w:val="18"/>
+          <w:szCs w:val="18"/>
+        </w:rPr>
+        <w:t>bluePin</w:t>
+      </w:r>
+      <w:proofErr w:type="spellEnd"/>
+      <w:r>
+        <w:rPr>
+          <w:rFonts w:ascii="Consolas" w:eastAsia="Times New Roman" w:hAnsi="Consolas" w:cs="Times New Roman"/>
+          <w:color w:val="DCDCDC"/>
+          <w:sz w:val="18"/>
+          <w:szCs w:val="18"/>
+        </w:rPr>
+        <w:t>,</w:t>
+      </w:r>
+      <w:r>
+        <w:rPr>
+          <w:rFonts w:ascii="Consolas" w:eastAsia="Times New Roman" w:hAnsi="Consolas" w:cs="Times New Roman"/>
+          <w:color w:val="D4D4D4"/>
+          <w:sz w:val="18"/>
+          <w:szCs w:val="18"/>
+        </w:rPr>
+        <w:t xml:space="preserve"> </w:t>
+      </w:r>
+      <w:r>
+        <w:rPr>
+          <w:rFonts w:ascii="Consolas" w:eastAsia="Times New Roman" w:hAnsi="Consolas" w:cs="Times New Roman"/>
+          <w:color w:val="00979C"/>
+          <w:sz w:val="18"/>
+          <w:szCs w:val="18"/>
+        </w:rPr>
+        <w:t>HIGH</w:t>
+      </w:r>
+      <w:r>
+        <w:rPr>
+          <w:rFonts w:ascii="Consolas" w:eastAsia="Times New Roman" w:hAnsi="Consolas" w:cs="Times New Roman"/>
+          <w:color w:val="DCDCDC"/>
+          <w:sz w:val="18"/>
+          <w:szCs w:val="18"/>
+        </w:rPr>
+        <w:t>);</w:t>
+      </w:r>
+    </w:p>
+    <w:p>
+      <w:pPr>
+        <w:shd w:val="clear" w:color="auto" w:fill="1E1E1E"/>
+        <w:bidi w:val="0"/>
+        <w:spacing w:after="0" w:line="285" w:lineRule="atLeast"/>
+        <w:rPr>
+          <w:rFonts w:ascii="Consolas" w:eastAsia="Times New Roman" w:hAnsi="Consolas" w:cs="Times New Roman"/>
+          <w:color w:val="D4D4D4"/>
+          <w:sz w:val="18"/>
+          <w:szCs w:val="18"/>
+        </w:rPr>
+      </w:pPr>
+      <w:r>
+        <w:rPr>
+          <w:rFonts w:ascii="Consolas" w:eastAsia="Times New Roman" w:hAnsi="Consolas" w:cs="Times New Roman"/>
+          <w:color w:val="D4D4D4"/>
+          <w:sz w:val="18"/>
+          <w:szCs w:val="18"/>
+        </w:rPr>
+        <w:t xml:space="preserve">  </w:t>
+      </w:r>
+      <w:r>
+        <w:rPr>
+          <w:rFonts w:ascii="Consolas" w:eastAsia="Times New Roman" w:hAnsi="Consolas" w:cs="Times New Roman"/>
+          <w:color w:val="DCDCDC"/>
+          <w:sz w:val="18"/>
+          <w:szCs w:val="18"/>
+        </w:rPr>
+        <w:t>}</w:t>
+      </w:r>
+    </w:p>
+    <w:p>
+      <w:pPr>
+        <w:shd w:val="clear" w:color="auto" w:fill="1E1E1E"/>
+        <w:bidi w:val="0"/>
+        <w:spacing w:after="0" w:line="285" w:lineRule="atLeast"/>
+        <w:rPr>
+          <w:rFonts w:ascii="Consolas" w:eastAsia="Times New Roman" w:hAnsi="Consolas" w:cs="Times New Roman"/>
+          <w:color w:val="D4D4D4"/>
+          <w:sz w:val="18"/>
+          <w:szCs w:val="18"/>
+        </w:rPr>
+      </w:pPr>
+    </w:p>
+    <w:p>
+      <w:pPr>
+        <w:shd w:val="clear" w:color="auto" w:fill="1E1E1E"/>
+        <w:bidi w:val="0"/>
+        <w:spacing w:after="0" w:line="285" w:lineRule="atLeast"/>
+        <w:rPr>
+          <w:rFonts w:ascii="Consolas" w:eastAsia="Times New Roman" w:hAnsi="Consolas" w:cs="Times New Roman"/>
+          <w:color w:val="D4D4D4"/>
+          <w:sz w:val="18"/>
+          <w:szCs w:val="18"/>
+        </w:rPr>
+      </w:pPr>
+      <w:r>
+        <w:rPr>
+          <w:rFonts w:ascii="Consolas" w:eastAsia="Times New Roman" w:hAnsi="Consolas" w:cs="Times New Roman"/>
+          <w:color w:val="D4D4D4"/>
+          <w:sz w:val="18"/>
+          <w:szCs w:val="18"/>
+        </w:rPr>
+        <w:t xml:space="preserve">  </w:t>
+      </w:r>
+      <w:r>
+        <w:rPr>
+          <w:rFonts w:ascii="Consolas" w:eastAsia="Times New Roman" w:hAnsi="Consolas" w:cs="Times New Roman"/>
+          <w:color w:val="569CD6"/>
+          <w:sz w:val="18"/>
+          <w:szCs w:val="18"/>
+        </w:rPr>
+        <w:t>else</w:t>
+      </w:r>
+    </w:p>
+    <w:p>
+      <w:pPr>
+        <w:shd w:val="clear" w:color="auto" w:fill="1E1E1E"/>
+        <w:bidi w:val="0"/>
+        <w:spacing w:after="0" w:line="285" w:lineRule="atLeast"/>
+        <w:rPr>
+          <w:rFonts w:ascii="Consolas" w:eastAsia="Times New Roman" w:hAnsi="Consolas" w:cs="Times New Roman"/>
+          <w:color w:val="D4D4D4"/>
+          <w:sz w:val="18"/>
+          <w:szCs w:val="18"/>
+        </w:rPr>
+      </w:pPr>
+      <w:r>
+        <w:rPr>
+          <w:rFonts w:ascii="Consolas" w:eastAsia="Times New Roman" w:hAnsi="Consolas" w:cs="Times New Roman"/>
+          <w:color w:val="D4D4D4"/>
+          <w:sz w:val="18"/>
+          <w:szCs w:val="18"/>
+        </w:rPr>
+        <w:t xml:space="preserve">  </w:t>
+      </w:r>
+      <w:r>
+        <w:rPr>
+          <w:rFonts w:ascii="Consolas" w:eastAsia="Times New Roman" w:hAnsi="Consolas" w:cs="Times New Roman"/>
+          <w:color w:val="DCDCDC"/>
+          <w:sz w:val="18"/>
+          <w:szCs w:val="18"/>
+        </w:rPr>
+        <w:t>{</w:t>
+      </w:r>
+    </w:p>
+    <w:p>
+      <w:pPr>
+        <w:shd w:val="clear" w:color="auto" w:fill="1E1E1E"/>
+        <w:bidi w:val="0"/>
+        <w:spacing w:after="0" w:line="285" w:lineRule="atLeast"/>
+        <w:rPr>
+          <w:rFonts w:ascii="Consolas" w:eastAsia="Times New Roman" w:hAnsi="Consolas" w:cs="Times New Roman"/>
+          <w:color w:val="D4D4D4"/>
+          <w:sz w:val="18"/>
+          <w:szCs w:val="18"/>
+        </w:rPr>
+      </w:pPr>
+      <w:r>
+        <w:rPr>
+          <w:rFonts w:ascii="Consolas" w:eastAsia="Times New Roman" w:hAnsi="Consolas" w:cs="Times New Roman"/>
+          <w:color w:val="D4D4D4"/>
+          <w:sz w:val="18"/>
+          <w:szCs w:val="18"/>
+        </w:rPr>
+        <w:t xml:space="preserve">    </w:t>
+      </w:r>
+      <w:proofErr w:type="spellStart"/>
+      <w:proofErr w:type="gramStart"/>
+      <w:r>
+        <w:rPr>
+          <w:rFonts w:ascii="Consolas" w:eastAsia="Times New Roman" w:hAnsi="Consolas" w:cs="Times New Roman"/>
+          <w:color w:val="E97366"/>
+          <w:sz w:val="18"/>
+          <w:szCs w:val="18"/>
+        </w:rPr>
+        <w:t>digitalWrite</w:t>
+      </w:r>
+      <w:proofErr w:type="spellEnd"/>
+      <w:r>
+        <w:rPr>
+          <w:rFonts w:ascii="Consolas" w:eastAsia="Times New Roman" w:hAnsi="Consolas" w:cs="Times New Roman"/>
+          <w:color w:val="DCDCDC"/>
+          <w:sz w:val="18"/>
+          <w:szCs w:val="18"/>
+        </w:rPr>
+        <w:t>(</w:t>
+      </w:r>
+      <w:proofErr w:type="spellStart"/>
+      <w:proofErr w:type="gramEnd"/>
+      <w:r>
+        <w:rPr>
+          <w:rFonts w:ascii="Consolas" w:eastAsia="Times New Roman" w:hAnsi="Consolas" w:cs="Times New Roman"/>
+          <w:color w:val="D4D4D4"/>
+          <w:sz w:val="18"/>
+          <w:szCs w:val="18"/>
+        </w:rPr>
+        <w:t>redPin</w:t>
+      </w:r>
+      <w:proofErr w:type="spellEnd"/>
+      <w:r>
+        <w:rPr>
+          <w:rFonts w:ascii="Consolas" w:eastAsia="Times New Roman" w:hAnsi="Consolas" w:cs="Times New Roman"/>
+          <w:color w:val="DCDCDC"/>
+          <w:sz w:val="18"/>
+          <w:szCs w:val="18"/>
+        </w:rPr>
+        <w:t>,</w:t>
+      </w:r>
+      <w:r>
+        <w:rPr>
+          <w:rFonts w:ascii="Consolas" w:eastAsia="Times New Roman" w:hAnsi="Consolas" w:cs="Times New Roman"/>
+          <w:color w:val="D4D4D4"/>
+          <w:sz w:val="18"/>
+          <w:szCs w:val="18"/>
+        </w:rPr>
+        <w:t xml:space="preserve"> </w:t>
+      </w:r>
+      <w:r>
+        <w:rPr>
+          <w:rFonts w:ascii="Consolas" w:eastAsia="Times New Roman" w:hAnsi="Consolas" w:cs="Times New Roman"/>
+          <w:color w:val="00979C"/>
+          <w:sz w:val="18"/>
+          <w:szCs w:val="18"/>
+        </w:rPr>
+        <w:t>LOW</w:t>
+      </w:r>
+      <w:r>
+        <w:rPr>
+          <w:rFonts w:ascii="Consolas" w:eastAsia="Times New Roman" w:hAnsi="Consolas" w:cs="Times New Roman"/>
+          <w:color w:val="DCDCDC"/>
+          <w:sz w:val="18"/>
+          <w:szCs w:val="18"/>
+        </w:rPr>
+        <w:t>);</w:t>
+      </w:r>
+    </w:p>
+    <w:p>
+      <w:pPr>
+        <w:shd w:val="clear" w:color="auto" w:fill="1E1E1E"/>
+        <w:bidi w:val="0"/>
+        <w:spacing w:after="0" w:line="285" w:lineRule="atLeast"/>
+        <w:rPr>
+          <w:rFonts w:ascii="Consolas" w:eastAsia="Times New Roman" w:hAnsi="Consolas" w:cs="Times New Roman"/>
+          <w:color w:val="D4D4D4"/>
+          <w:sz w:val="18"/>
+          <w:szCs w:val="18"/>
+        </w:rPr>
+      </w:pPr>
+      <w:r>
+        <w:rPr>
+          <w:rFonts w:ascii="Consolas" w:eastAsia="Times New Roman" w:hAnsi="Consolas" w:cs="Times New Roman"/>
+          <w:color w:val="D4D4D4"/>
+          <w:sz w:val="18"/>
+          <w:szCs w:val="18"/>
+        </w:rPr>
+        <w:t xml:space="preserve">    </w:t>
+      </w:r>
+      <w:proofErr w:type="spellStart"/>
+      <w:proofErr w:type="gramStart"/>
+      <w:r>
+        <w:rPr>
+          <w:rFonts w:ascii="Consolas" w:eastAsia="Times New Roman" w:hAnsi="Consolas" w:cs="Times New Roman"/>
+          <w:color w:val="E97366"/>
+          <w:sz w:val="18"/>
+          <w:szCs w:val="18"/>
+        </w:rPr>
+        <w:t>digitalWrite</w:t>
+      </w:r>
+      <w:proofErr w:type="spellEnd"/>
+      <w:r>
+        <w:rPr>
+          <w:rFonts w:ascii="Consolas" w:eastAsia="Times New Roman" w:hAnsi="Consolas" w:cs="Times New Roman"/>
+          <w:color w:val="DCDCDC"/>
+          <w:sz w:val="18"/>
+          <w:szCs w:val="18"/>
+        </w:rPr>
+        <w:t>(</w:t>
+      </w:r>
+      <w:proofErr w:type="spellStart"/>
+      <w:proofErr w:type="gramEnd"/>
+      <w:r>
+        <w:rPr>
+          <w:rFonts w:ascii="Consolas" w:eastAsia="Times New Roman" w:hAnsi="Consolas" w:cs="Times New Roman"/>
+          <w:color w:val="D4D4D4"/>
+          <w:sz w:val="18"/>
+          <w:szCs w:val="18"/>
+        </w:rPr>
+        <w:t>greenPin</w:t>
+      </w:r>
+      <w:proofErr w:type="spellEnd"/>
+      <w:r>
+        <w:rPr>
+          <w:rFonts w:ascii="Consolas" w:eastAsia="Times New Roman" w:hAnsi="Consolas" w:cs="Times New Roman"/>
+          <w:color w:val="DCDCDC"/>
+          <w:sz w:val="18"/>
+          <w:szCs w:val="18"/>
+        </w:rPr>
+        <w:t>,</w:t>
+      </w:r>
+      <w:r>
+        <w:rPr>
+          <w:rFonts w:ascii="Consolas" w:eastAsia="Times New Roman" w:hAnsi="Consolas" w:cs="Times New Roman"/>
+          <w:color w:val="D4D4D4"/>
+          <w:sz w:val="18"/>
+          <w:szCs w:val="18"/>
+        </w:rPr>
+        <w:t xml:space="preserve"> </w:t>
+      </w:r>
+      <w:r>
+        <w:rPr>
+          <w:rFonts w:ascii="Consolas" w:eastAsia="Times New Roman" w:hAnsi="Consolas" w:cs="Times New Roman"/>
+          <w:color w:val="00979C"/>
+          <w:sz w:val="18"/>
+          <w:szCs w:val="18"/>
+        </w:rPr>
+        <w:t>LOW</w:t>
+      </w:r>
+      <w:r>
+        <w:rPr>
+          <w:rFonts w:ascii="Consolas" w:eastAsia="Times New Roman" w:hAnsi="Consolas" w:cs="Times New Roman"/>
+          <w:color w:val="DCDCDC"/>
+          <w:sz w:val="18"/>
+          <w:szCs w:val="18"/>
+        </w:rPr>
+        <w:t>);</w:t>
+      </w:r>
+    </w:p>
+    <w:p>
+      <w:pPr>
+        <w:shd w:val="clear" w:color="auto" w:fill="1E1E1E"/>
+        <w:bidi w:val="0"/>
+        <w:spacing w:after="0" w:line="285" w:lineRule="atLeast"/>
+        <w:rPr>
+          <w:rFonts w:ascii="Consolas" w:eastAsia="Times New Roman" w:hAnsi="Consolas" w:cs="Times New Roman"/>
+          <w:color w:val="D4D4D4"/>
+          <w:sz w:val="18"/>
+          <w:szCs w:val="18"/>
+        </w:rPr>
+      </w:pPr>
+      <w:r>
+        <w:rPr>
+          <w:rFonts w:ascii="Consolas" w:eastAsia="Times New Roman" w:hAnsi="Consolas" w:cs="Times New Roman"/>
+          <w:color w:val="D4D4D4"/>
+          <w:sz w:val="18"/>
+          <w:szCs w:val="18"/>
+        </w:rPr>
+        <w:t xml:space="preserve">    </w:t>
+      </w:r>
+      <w:proofErr w:type="spellStart"/>
+      <w:proofErr w:type="gramStart"/>
+      <w:r>
+        <w:rPr>
+          <w:rFonts w:ascii="Consolas" w:eastAsia="Times New Roman" w:hAnsi="Consolas" w:cs="Times New Roman"/>
+          <w:color w:val="E97366"/>
+          <w:sz w:val="18"/>
+          <w:szCs w:val="18"/>
+        </w:rPr>
+        <w:t>digitalWrite</w:t>
+      </w:r>
+      <w:proofErr w:type="spellEnd"/>
+      <w:r>
+        <w:rPr>
+          <w:rFonts w:ascii="Consolas" w:eastAsia="Times New Roman" w:hAnsi="Consolas" w:cs="Times New Roman"/>
+          <w:color w:val="DCDCDC"/>
+          <w:sz w:val="18"/>
+          <w:szCs w:val="18"/>
+        </w:rPr>
+        <w:t>(</w:t>
+      </w:r>
+      <w:proofErr w:type="spellStart"/>
+      <w:proofErr w:type="gramEnd"/>
+      <w:r>
+        <w:rPr>
+          <w:rFonts w:ascii="Consolas" w:eastAsia="Times New Roman" w:hAnsi="Consolas" w:cs="Times New Roman"/>
+          <w:color w:val="D4D4D4"/>
+          <w:sz w:val="18"/>
+          <w:szCs w:val="18"/>
+        </w:rPr>
+        <w:t>bluePin</w:t>
+      </w:r>
+      <w:proofErr w:type="spellEnd"/>
+      <w:r>
+        <w:rPr>
+          <w:rFonts w:ascii="Consolas" w:eastAsia="Times New Roman" w:hAnsi="Consolas" w:cs="Times New Roman"/>
+          <w:color w:val="DCDCDC"/>
+          <w:sz w:val="18"/>
+          <w:szCs w:val="18"/>
+        </w:rPr>
+        <w:t>,</w:t>
+      </w:r>
+      <w:r>
+        <w:rPr>
+          <w:rFonts w:ascii="Consolas" w:eastAsia="Times New Roman" w:hAnsi="Consolas" w:cs="Times New Roman"/>
+          <w:color w:val="D4D4D4"/>
+          <w:sz w:val="18"/>
+          <w:szCs w:val="18"/>
+        </w:rPr>
+        <w:t xml:space="preserve"> </w:t>
+      </w:r>
+      <w:r>
+        <w:rPr>
+          <w:rFonts w:ascii="Consolas" w:eastAsia="Times New Roman" w:hAnsi="Consolas" w:cs="Times New Roman"/>
+          <w:color w:val="00979C"/>
+          <w:sz w:val="18"/>
+          <w:szCs w:val="18"/>
+        </w:rPr>
+        <w:t>LOW</w:t>
+      </w:r>
+      <w:r>
+        <w:rPr>
+          <w:rFonts w:ascii="Consolas" w:eastAsia="Times New Roman" w:hAnsi="Consolas" w:cs="Times New Roman"/>
+          <w:color w:val="DCDCDC"/>
+          <w:sz w:val="18"/>
+          <w:szCs w:val="18"/>
+        </w:rPr>
+        <w:t>);</w:t>
+      </w:r>
+      <w:r>
+        <w:rPr>
+          <w:rFonts w:ascii="Consolas" w:eastAsia="Times New Roman" w:hAnsi="Consolas" w:cs="Times New Roman"/>
+          <w:color w:val="D4D4D4"/>
+          <w:sz w:val="18"/>
+          <w:szCs w:val="18"/>
+        </w:rPr>
+        <w:t xml:space="preserve">    </w:t>
+      </w:r>
+    </w:p>
+    <w:p>
+      <w:pPr>
+        <w:shd w:val="clear" w:color="auto" w:fill="1E1E1E"/>
+        <w:bidi w:val="0"/>
+        <w:spacing w:after="0" w:line="285" w:lineRule="atLeast"/>
+        <w:rPr>
+          <w:rFonts w:ascii="Consolas" w:eastAsia="Times New Roman" w:hAnsi="Consolas" w:cs="Times New Roman"/>
+          <w:color w:val="D4D4D4"/>
+          <w:sz w:val="18"/>
+          <w:szCs w:val="18"/>
+        </w:rPr>
+      </w:pPr>
+      <w:r>
+        <w:rPr>
+          <w:rFonts w:ascii="Consolas" w:eastAsia="Times New Roman" w:hAnsi="Consolas" w:cs="Times New Roman"/>
+          <w:color w:val="D4D4D4"/>
+          <w:sz w:val="18"/>
+          <w:szCs w:val="18"/>
+        </w:rPr>
+        <w:t xml:space="preserve">  </w:t>
+      </w:r>
+      <w:r>
+        <w:rPr>
+          <w:rFonts w:ascii="Consolas" w:eastAsia="Times New Roman" w:hAnsi="Consolas" w:cs="Times New Roman"/>
+          <w:color w:val="DCDCDC"/>
+          <w:sz w:val="18"/>
+          <w:szCs w:val="18"/>
+        </w:rPr>
+        <w:t>}</w:t>
+      </w:r>
+    </w:p>
+    <w:p>
+      <w:pPr>
+        <w:shd w:val="clear" w:color="auto" w:fill="1E1E1E"/>
+        <w:bidi w:val="0"/>
+        <w:spacing w:after="0" w:line="285" w:lineRule="atLeast"/>
+        <w:rPr>
+          <w:rFonts w:ascii="Consolas" w:eastAsia="Times New Roman" w:hAnsi="Consolas" w:cs="Times New Roman"/>
+          <w:color w:val="D4D4D4"/>
+          <w:sz w:val="21"/>
+          <w:szCs w:val="21"/>
+        </w:rPr>
+      </w:pPr>
+      <w:r>
+        <w:rPr>
+          <w:rFonts w:ascii="Consolas" w:eastAsia="Times New Roman" w:hAnsi="Consolas" w:cs="Times New Roman"/>
+          <w:color w:val="DCDCDC"/>
+          <w:sz w:val="21"/>
+          <w:szCs w:val="21"/>
+        </w:rPr>
+        <w:t>}</w:t>
+      </w:r>
+    </w:p>
+    <w:p>
+      <w:pPr>
+        <w:rPr>
+          <w:rFonts w:ascii="Tahoma" w:hAnsi="Tahoma" w:cs="Tahoma"/>
+          <w:sz w:val="28"/>
+          <w:szCs w:val="28"/>
+          <w:rtl/>
+        </w:rPr>
+      </w:pPr>
+    </w:p>
+    <w:p>
+      <w:pPr>
+        <w:rPr>
+          <w:rFonts w:ascii="Tahoma" w:hAnsi="Tahoma" w:cs="Tahoma"/>
+          <w:sz w:val="28"/>
+          <w:szCs w:val="28"/>
+          <w:rtl/>
+        </w:rPr>
+      </w:pPr>
+      <w:r>
+        <w:rPr>
+          <w:rFonts w:ascii="Tahoma" w:hAnsi="Tahoma" w:cs="Tahoma" w:hint="cs"/>
+          <w:sz w:val="28"/>
+          <w:szCs w:val="28"/>
+          <w:rtl/>
+        </w:rPr>
+        <w:t xml:space="preserve">סימולציית גלים : </w:t>
+      </w:r>
+    </w:p>
+    <w:p>
+      <w:pPr>
+        <w:rPr>
+          <w:rFonts w:ascii="Tahoma" w:hAnsi="Tahoma" w:cs="Tahoma"/>
+          <w:sz w:val="28"/>
+          <w:szCs w:val="28"/>
+          <w:rtl/>
+        </w:rPr>
+      </w:pPr>
+      <w:r>
+        <w:rPr>
+          <w:rFonts w:asciiTheme="majorBidi" w:hAnsiTheme="majorBidi" w:cstheme="majorBidi"/>
+          <w:noProof/>
+          <w:sz w:val="32"/>
+          <w:szCs w:val="32"/>
+        </w:rPr>
+        <w:drawing>
+          <wp:inline distT="0" distB="0" distL="0" distR="0" wp14:anchorId="30E6D977" wp14:editId="23316E0B">
+            <wp:extent cx="5274310" cy="1038934"/>
+            <wp:effectExtent l="0" t="0" r="2540" b="8890"/>
+            <wp:docPr id="477914075" name="תמונה 14"/>
+            <wp:cNvGraphicFramePr>
+              <a:graphicFrameLocks xmlns:a="http://schemas.openxmlformats.org/drawingml/2006/main" noChangeAspect="1"/>
+            </wp:cNvGraphicFramePr>
+            <a:graphic xmlns:a="http://schemas.openxmlformats.org/drawingml/2006/main">
+              <a:graphicData uri="http://schemas.openxmlformats.org/drawingml/2006/picture">
+                <pic:pic xmlns:pic="http://schemas.openxmlformats.org/drawingml/2006/picture">
+                  <pic:nvPicPr>
+                    <pic:cNvPr id="477914075" name="תמונה 477914075"/>
+                    <pic:cNvPicPr/>
+                  </pic:nvPicPr>
+                  <pic:blipFill>
+                    <a:blip r:embed="rId16" cstate="print">
+                      <a:extLst>
+                        <a:ext uri="{28A0092B-C50C-407E-A947-70E740481C1C}">
+                          <a14:useLocalDpi xmlns:a14="http://schemas.microsoft.com/office/drawing/2010/main" val="0"/>
+                        </a:ext>
+                      </a:extLst>
+                    </a:blip>
+                    <a:stretch>
+                      <a:fillRect/>
+                    </a:stretch>
+                  </pic:blipFill>
+                  <pic:spPr>
+                    <a:xfrm>
+                      <a:off x="0" y="0"/>
+                      <a:ext cx="5274310" cy="1038934"/>
+                    </a:xfrm>
+                    <a:prstGeom prst="rect">
+                      <a:avLst/>
+                    </a:prstGeom>
+                  </pic:spPr>
+                </pic:pic>
+              </a:graphicData>
+            </a:graphic>
+          </wp:inline>
+        </w:drawing>
+      </w:r>
+    </w:p>
+    <w:p>
+      <w:pPr>
+        <w:rPr>
+          <w:rFonts w:ascii="Tahoma" w:hAnsi="Tahoma" w:cs="Tahoma"/>
+          <w:sz w:val="28"/>
+          <w:szCs w:val="28"/>
+          <w:rtl/>
+        </w:rPr>
+      </w:pPr>
+    </w:p>
+    <w:p>
+      <w:pPr>
+        <w:rPr>
+          <w:rFonts w:ascii="Tahoma" w:hAnsi="Tahoma" w:cs="Tahoma"/>
+          <w:sz w:val="28"/>
+          <w:szCs w:val="28"/>
+          <w:rtl/>
+        </w:rPr>
+      </w:pPr>
+      <w:r>
+        <w:rPr>
+          <w:rFonts w:ascii="Tahoma" w:hAnsi="Tahoma" w:cs="Tahoma" w:hint="cs"/>
+          <w:sz w:val="28"/>
+          <w:szCs w:val="28"/>
+          <w:rtl/>
+        </w:rPr>
+        <w:t>סרטונים :</w:t>
+      </w:r>
+    </w:p>
+    <w:p>
+      <w:pPr>
+        <w:rPr>
+          <w:rFonts w:ascii="Tahoma" w:hAnsi="Tahoma" w:cs="Tahoma"/>
+          <w:sz w:val="14"/>
+          <w:szCs w:val="14"/>
+          <w:rtl/>
+        </w:rPr>
+      </w:pPr>
+      <w:r>
+        <w:rPr>
+          <w:rFonts w:ascii="Tahoma" w:hAnsi="Tahoma" w:cs="Tahoma" w:hint="cs"/>
+          <w:sz w:val="14"/>
+          <w:szCs w:val="14"/>
+          <w:rtl/>
+        </w:rPr>
+        <w:t xml:space="preserve">*הסרטון המעשי נעשה עם צבעים ירוק וכחול יחד עם שותפה שלי </w:t>
+      </w:r>
+      <w:proofErr w:type="spellStart"/>
+      <w:r>
+        <w:rPr>
+          <w:rFonts w:ascii="Tahoma" w:hAnsi="Tahoma" w:cs="Tahoma" w:hint="cs"/>
+          <w:sz w:val="14"/>
+          <w:szCs w:val="14"/>
+          <w:rtl/>
+        </w:rPr>
+        <w:t>לפרוייקט</w:t>
+      </w:r>
+      <w:proofErr w:type="spellEnd"/>
+      <w:r>
+        <w:rPr>
+          <w:rFonts w:ascii="Tahoma" w:hAnsi="Tahoma" w:cs="Tahoma" w:hint="cs"/>
+          <w:sz w:val="14"/>
+          <w:szCs w:val="14"/>
+          <w:rtl/>
+        </w:rPr>
+        <w:t xml:space="preserve"> והסרטון הסימולציה נעשה עם צבעים כחול ואדום (כך גם מוצג בקוד)</w:t>
+      </w:r>
+    </w:p>
+    <w:p>
+      <w:pPr>
+        <w:rPr>
+          <w:rFonts w:ascii="Tahoma" w:hAnsi="Tahoma" w:cs="Tahoma"/>
+          <w:sz w:val="28"/>
+          <w:szCs w:val="28"/>
+          <w:rtl/>
+        </w:rPr>
+      </w:pPr>
+      <w:r>
+        <w:rPr>
+          <w:rFonts w:ascii="Tahoma" w:hAnsi="Tahoma" w:cs="Tahoma" w:hint="cs"/>
+          <w:noProof/>
+          <w:sz w:val="28"/>
+          <w:szCs w:val="28"/>
+          <w:rtl/>
+          <w:lang w:val="he-IL"/>
+        </w:rPr>
+        <mc:AlternateContent>
+          <mc:Choice Requires="wps">
+            <w:drawing>
+              <wp:anchor distT="0" distB="0" distL="114300" distR="114300" simplePos="0" relativeHeight="251665408" behindDoc="0" locked="0" layoutInCell="1" allowOverlap="1" wp14:anchorId="7FFB9B2C" wp14:editId="1579670A">
+                <wp:simplePos x="0" y="0"/>
+                <wp:positionH relativeFrom="margin">
+                  <wp:posOffset>3489325</wp:posOffset>
+                </wp:positionH>
+                <wp:positionV relativeFrom="paragraph">
+                  <wp:posOffset>55245</wp:posOffset>
+                </wp:positionV>
+                <wp:extent cx="1765300" cy="1428750"/>
+                <wp:effectExtent l="19050" t="0" r="25400" b="38100"/>
+                <wp:wrapNone/>
+                <wp:docPr id="12" name="חץ: למטה 12"/>
+                <wp:cNvGraphicFramePr/>
+                <a:graphic xmlns:a="http://schemas.openxmlformats.org/drawingml/2006/main">
+                  <a:graphicData uri="http://schemas.microsoft.com/office/word/2010/wordprocessingShape">
+                    <wps:wsp>
+                      <wps:cNvSpPr/>
+                      <wps:spPr>
+                        <a:xfrm>
+                          <a:off x="0" y="0"/>
+                          <a:ext cx="1765300" cy="1428750"/>
+                        </a:xfrm>
+                        <a:prstGeom prst="downArrow">
+                          <a:avLst/>
+                        </a:prstGeom>
+                        <a:solidFill>
+                          <a:srgbClr val="FFB9DC"/>
+                        </a:solidFill>
+                        <a:ln>
+                          <a:solidFill>
+                            <a:srgbClr val="FF99CC"/>
+                          </a:solidFill>
+                        </a:ln>
+                      </wps:spPr>
+                      <wps:style>
+                        <a:lnRef idx="3">
+                          <a:schemeClr val="lt1"/>
+                        </a:lnRef>
+                        <a:fillRef idx="1">
+                          <a:schemeClr val="dk1"/>
+                        </a:fillRef>
+                        <a:effectRef idx="1">
+                          <a:schemeClr val="dk1"/>
+                        </a:effectRef>
+                        <a:fontRef idx="minor">
+                          <a:schemeClr val="lt1"/>
+                        </a:fontRef>
+                      </wps:style>
+                      <wps:bodyPr rot="0" spcFirstLastPara="0" vertOverflow="overflow" horzOverflow="overflow" vert="horz" wrap="square" lIns="91440" tIns="45720" rIns="91440" bIns="45720" numCol="1" spcCol="0" rtlCol="1" fromWordArt="0" anchor="ctr" anchorCtr="0" forceAA="0" compatLnSpc="1">
+                        <a:prstTxWarp prst="textNoShape">
+                          <a:avLst/>
+                        </a:prstTxWarp>
+                        <a:noAutofit/>
+                      </wps:bodyPr>
+                    </wps:wsp>
+                  </a:graphicData>
+                </a:graphic>
+                <wp14:sizeRelV relativeFrom="margin">
+                  <wp14:pctHeight>0</wp14:pctHeight>
+                </wp14:sizeRelV>
+              </wp:anchor>
+            </w:drawing>
+          </mc:Choice>
+          <mc:Fallback>
+            <w:pict>
+              <v:shapetype w14:anchorId="4195D747" id="_x0000_t67" coordsize="21600,21600" o:spt="67" adj="16200,5400" path="m0@0l@1@0@1,0@2,0@2@0,21600@0,10800,21600xe">
+                <v:stroke joinstyle="miter"/>
+                <v:formulas>
+                  <v:f eqn="val #0"/>
+                  <v:f eqn="val #1"/>
+                  <v:f eqn="sum height 0 #1"/>
+                  <v:f eqn="sum 10800 0 #1"/>
+                  <v:f eqn="sum width 0 #0"/>
+                  <v:f eqn="prod @4 @3 10800"/>
+                  <v:f eqn="sum width 0 @5"/>
+                </v:formulas>
+                <v:path o:connecttype="custom" o:connectlocs="10800,0;0,@0;10800,21600;21600,@0" o:connectangles="270,180,90,0" textboxrect="@1,0,@2,@6"/>
+                <v:handles>
+                  <v:h position="#1,#0" xrange="0,10800" yrange="0,21600"/>
+                </v:handles>
+              </v:shapetype>
+              <v:shape id="חץ: למטה 12" o:spid="_x0000_s1026" type="#_x0000_t67" style="position:absolute;left:0;text-align:left;margin-left:274.75pt;margin-top:4.35pt;width:139pt;height:112.5pt;z-index:251665408;visibility:visible;mso-wrap-style:square;mso-height-percent:0;mso-wrap-distance-left:9pt;mso-wrap-distance-top:0;mso-wrap-distance-right:9pt;mso-wrap-distance-bottom:0;mso-position-horizontal:absolute;mso-position-horizontal-relative:margin;mso-position-vertical:absolute;mso-position-vertical-relative:text;mso-height-percent:0;mso-height-relative:margin;v-text-anchor:middle" o:gfxdata="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" adj="10800" fillcolor="#ffb9dc" strokecolor="#f9c" strokeweight="1.5pt">
+                <w10:wrap anchorx="margin"/>
+              </v:shape>
+            </w:pict>
+          </mc:Fallback>
+        </mc:AlternateContent>
+      </w:r>
+      <w:r>
+        <w:rPr>
+          <w:rFonts w:ascii="Tahoma" w:hAnsi="Tahoma" w:cs="Tahoma" w:hint="cs"/>
+          <w:noProof/>
+          <w:sz w:val="28"/>
+          <w:szCs w:val="28"/>
+          <w:rtl/>
+          <w:lang w:val="he-IL"/>
+        </w:rPr>
+        <mc:AlternateContent>
+          <mc:Choice Requires="wps">
+            <w:drawing>
+              <wp:anchor distT="0" distB="0" distL="114300" distR="114300" simplePos="0" relativeHeight="251669504" behindDoc="0" locked="0" layoutInCell="1" allowOverlap="1" wp14:anchorId="3A575E3C" wp14:editId="44C6ED27">
+                <wp:simplePos x="0" y="0"/>
+                <wp:positionH relativeFrom="column">
+                  <wp:posOffset>568960</wp:posOffset>
+                </wp:positionH>
+                <wp:positionV relativeFrom="paragraph">
+                  <wp:posOffset>85090</wp:posOffset>
+                </wp:positionV>
+                <wp:extent cx="666750" cy="603250"/>
+                <wp:effectExtent l="0" t="0" r="19050" b="25400"/>
+                <wp:wrapNone/>
+                <wp:docPr id="10" name="תיבת טקסט 10"/>
+                <wp:cNvGraphicFramePr/>
+                <a:graphic xmlns:a="http://schemas.openxmlformats.org/drawingml/2006/main">
+                  <a:graphicData uri="http://schemas.microsoft.com/office/word/2010/wordprocessingShape">
+                    <wps:wsp>
+                      <wps:cNvSpPr txBox="1"/>
+                      <wps:spPr>
+                        <a:xfrm>
+                          <a:off x="0" y="0"/>
+                          <a:ext cx="666750" cy="603250"/>
+                        </a:xfrm>
+                        <a:prstGeom prst="rect">
+                          <a:avLst/>
+                        </a:prstGeom>
+                        <a:solidFill>
+                          <a:schemeClr val="lt1"/>
+                        </a:solidFill>
+                        <a:ln w="12700">
+                          <a:solidFill>
+                            <a:srgbClr val="FF99CC"/>
+                          </a:solidFill>
+                          <a:prstDash val="solid"/>
+                        </a:ln>
+                      </wps:spPr>
+                      <wps:txbx>
+                        <w:txbxContent>
+                          <w:p>
+                            <w:pPr>
+                              <w:jc w:val="center"/>
+                              <w:rPr>
+                                <w:rFonts w:ascii="Tahoma" w:hAnsi="Tahoma" w:cs="Tahoma"/>
+                                <w:sz w:val="20"/>
+                                <w:szCs w:val="20"/>
+                              </w:rPr>
+                            </w:pPr>
+                            <w:r>
+                              <w:rPr>
+                                <w:rFonts w:ascii="Tahoma" w:hAnsi="Tahoma" w:cs="Tahoma" w:hint="cs"/>
+                                <w:sz w:val="20"/>
+                                <w:szCs w:val="20"/>
+                                <w:rtl/>
+                              </w:rPr>
+                              <w:t xml:space="preserve">סרטון </w:t>
+                            </w:r>
+                            <w:r>
+                              <w:rPr>
+                                <w:rFonts w:ascii="Tahoma" w:hAnsi="Tahoma" w:cs="Tahoma" w:hint="cs"/>
+                                <w:sz w:val="20"/>
+                                <w:szCs w:val="20"/>
+                              </w:rPr>
+                              <w:t>WOKWI</w:t>
+                            </w:r>
+                          </w:p>
+                        </w:txbxContent>
+                      </wps:txbx>
+                      <wps:bodyPr rot="0" spcFirstLastPara="0" vertOverflow="overflow" horzOverflow="overflow" vert="horz" wrap="square" lIns="91440" tIns="45720" rIns="91440" bIns="45720" numCol="1" spcCol="0" rtlCol="1" fromWordArt="0" anchor="t" anchorCtr="0" forceAA="0" compatLnSpc="1">
+                        <a:prstTxWarp prst="textNoShape">
+                          <a:avLst/>
+                        </a:prstTxWarp>
+                        <a:noAutofit/>
+                      </wps:bodyPr>
+                    </wps:wsp>
+                  </a:graphicData>
+                </a:graphic>
+                <wp14:sizeRelV relativeFrom="margin">
+                  <wp14:pctHeight>0</wp14:pctHeight>
+                </wp14:sizeRelV>
+              </wp:anchor>
+            </w:drawing>
+          </mc:Choice>
+          <mc:Fallback>
+            <w:pict>
+              <v:shapetype w14:anchorId="3A575E3C" id="_x0000_t202" coordsize="21600,21600" o:spt="202" path="m,l,21600r21600,l21600,xe">
+                <v:stroke joinstyle="miter"/>
+                <v:path gradientshapeok="t" o:connecttype="rect"/>
+              </v:shapetype>
+              <v:shape id="תיבת טקסט 10" o:spid="_x0000_s1026" type="#_x0000_t202" style="position:absolute;left:0;text-align:left;margin-left:44.8pt;margin-top:6.7pt;width:52.5pt;height:47.5pt;z-index:251669504;visibility:visible;mso-wrap-style:square;mso-height-percent:0;mso-wrap-distance-left:9pt;mso-wrap-distance-top:0;mso-wrap-distance-right:9pt;mso-wrap-distance-bottom:0;mso-position-horizontal:absolute;mso-position-horizontal-relative:text;mso-position-vertical:absolute;mso-position-vertical-relative:text;mso-height-percent:0;mso-height-relative:margin;v-text-anchor:top" o:gfxdata="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" fillcolor="white [3201]" strokecolor="#f9c" strokeweight="1pt">
+                <v:textbox>
+                  <w:txbxContent>
+                    <w:p>
+                      <w:pPr>
+                        <w:jc w:val="center"/>
+                        <w:rPr>
+                          <w:rFonts w:ascii="Tahoma" w:hAnsi="Tahoma" w:cs="Tahoma"/>
+                          <w:sz w:val="20"/>
+                          <w:szCs w:val="20"/>
+                        </w:rPr>
+                      </w:pPr>
+                      <w:r>
+                        <w:rPr>
+                          <w:rFonts w:ascii="Tahoma" w:hAnsi="Tahoma" w:cs="Tahoma" w:hint="cs"/>
+                          <w:sz w:val="20"/>
+                          <w:szCs w:val="20"/>
+                          <w:rtl/>
+                        </w:rPr>
+                        <w:t xml:space="preserve">סרטון </w:t>
+                      </w:r>
+                      <w:r>
+                        <w:rPr>
+                          <w:rFonts w:ascii="Tahoma" w:hAnsi="Tahoma" w:cs="Tahoma" w:hint="cs"/>
+                          <w:sz w:val="20"/>
+                          <w:szCs w:val="20"/>
+                        </w:rPr>
+                        <w:t>WOKWI</w:t>
+                      </w:r>
+                    </w:p>
+                  </w:txbxContent>
+                </v:textbox>
+              </v:shape>
+            </w:pict>
+          </mc:Fallback>
+        </mc:AlternateContent>
+      </w:r>
+      <w:r>
+        <w:rPr>
+          <w:rFonts w:ascii="Tahoma" w:hAnsi="Tahoma" w:cs="Tahoma" w:hint="cs"/>
+          <w:noProof/>
+          <w:sz w:val="28"/>
+          <w:szCs w:val="28"/>
+          <w:rtl/>
+          <w:lang w:val="he-IL"/>
+        </w:rPr>
+        <mc:AlternateContent>
+          <mc:Choice Requires="wps">
+            <w:drawing>
+              <wp:anchor distT="0" distB="0" distL="114300" distR="114300" simplePos="0" relativeHeight="251667456" behindDoc="0" locked="0" layoutInCell="1" allowOverlap="1" wp14:anchorId="1E84C457" wp14:editId="5931D471">
+                <wp:simplePos x="0" y="0"/>
+                <wp:positionH relativeFrom="margin">
+                  <wp:align>left</wp:align>
+                </wp:positionH>
+                <wp:positionV relativeFrom="paragraph">
+                  <wp:posOffset>4445</wp:posOffset>
+                </wp:positionV>
+                <wp:extent cx="1765300" cy="1428750"/>
+                <wp:effectExtent l="19050" t="0" r="25400" b="38100"/>
+                <wp:wrapNone/>
+                <wp:docPr id="11" name="חץ: למטה 11"/>
+                <wp:cNvGraphicFramePr/>
+                <a:graphic xmlns:a="http://schemas.openxmlformats.org/drawingml/2006/main">
+                  <a:graphicData uri="http://schemas.microsoft.com/office/word/2010/wordprocessingShape">
+                    <wps:wsp>
+                      <wps:cNvSpPr/>
+                      <wps:spPr>
+                        <a:xfrm>
+                          <a:off x="0" y="0"/>
+                          <a:ext cx="1765300" cy="1428750"/>
+                        </a:xfrm>
+                        <a:prstGeom prst="downArrow">
+                          <a:avLst/>
+                        </a:prstGeom>
+                        <a:solidFill>
+                          <a:srgbClr val="FFB9DC"/>
+                        </a:solidFill>
+                        <a:ln>
+                          <a:solidFill>
+                            <a:srgbClr val="FF99CC"/>
+                          </a:solidFill>
+                        </a:ln>
+                      </wps:spPr>
+                      <wps:style>
+                        <a:lnRef idx="3">
+                          <a:schemeClr val="lt1"/>
+                        </a:lnRef>
+                        <a:fillRef idx="1">
+                          <a:schemeClr val="dk1"/>
+                        </a:fillRef>
+                        <a:effectRef idx="1">
+                          <a:schemeClr val="dk1"/>
+                        </a:effectRef>
+                        <a:fontRef idx="minor">
+                          <a:schemeClr val="lt1"/>
+                        </a:fontRef>
+                      </wps:style>
+                      <wps:bodyPr rot="0" spcFirstLastPara="0" vertOverflow="overflow" horzOverflow="overflow" vert="horz" wrap="square" lIns="91440" tIns="45720" rIns="91440" bIns="45720" numCol="1" spcCol="0" rtlCol="1" fromWordArt="0" anchor="ctr" anchorCtr="0" forceAA="0" compatLnSpc="1">
+                        <a:prstTxWarp prst="textNoShape">
+                          <a:avLst/>
+                        </a:prstTxWarp>
+                        <a:noAutofit/>
+                      </wps:bodyPr>
+                    </wps:wsp>
+                  </a:graphicData>
+                </a:graphic>
+                <wp14:sizeRelV relativeFrom="margin">
+                  <wp14:pctHeight>0</wp14:pctHeight>
+                </wp14:sizeRelV>
+              </wp:anchor>
+            </w:drawing>
+          </mc:Choice>
+          <mc:Fallback>
+            <w:pict>
+              <v:shape w14:anchorId="5ADE44F7" id="חץ: למטה 11" o:spid="_x0000_s1026" type="#_x0000_t67" style="position:absolute;left:0;text-align:left;margin-left:0;margin-top:.35pt;width:139pt;height:112.5pt;z-index:251667456;visibility:visible;mso-wrap-style:square;mso-height-percent:0;mso-wrap-distance-left:9pt;mso-wrap-distance-top:0;mso-wrap-distance-right:9pt;mso-wrap-distance-bottom:0;mso-position-horizontal:left;mso-position-horizontal-relative:margin;mso-position-vertical:absolute;mso-position-vertical-relative:text;mso-height-percent:0;mso-height-relative:margin;v-text-anchor:middle" o:gfxdata="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" adj="10800" fillcolor="#ffb9dc" strokecolor="#f9c" strokeweight="1.5pt">
+                <w10:wrap anchorx="margin"/>
+              </v:shape>
+            </w:pict>
+          </mc:Fallback>
+        </mc:AlternateContent>
+      </w:r>
+      <w:r>
+        <w:rPr>
+          <w:rFonts w:ascii="Tahoma" w:hAnsi="Tahoma" w:cs="Tahoma" w:hint="cs"/>
+          <w:noProof/>
+          <w:sz w:val="28"/>
+          <w:szCs w:val="28"/>
+          <w:rtl/>
+          <w:lang w:val="he-IL"/>
+        </w:rPr>
+        <mc:AlternateContent>
+          <mc:Choice Requires="wps">
+            <w:drawing>
+              <wp:anchor distT="0" distB="0" distL="114300" distR="114300" simplePos="0" relativeHeight="251666432" behindDoc="0" locked="0" layoutInCell="1" allowOverlap="1" wp14:anchorId="3BC0F991" wp14:editId="7532FB20">
+                <wp:simplePos x="0" y="0"/>
+                <wp:positionH relativeFrom="column">
+                  <wp:posOffset>4032250</wp:posOffset>
+                </wp:positionH>
+                <wp:positionV relativeFrom="paragraph">
+                  <wp:posOffset>156845</wp:posOffset>
+                </wp:positionV>
+                <wp:extent cx="666750" cy="603250"/>
+                <wp:effectExtent l="0" t="0" r="19050" b="25400"/>
+                <wp:wrapNone/>
+                <wp:docPr id="15" name="תיבת טקסט 15"/>
+                <wp:cNvGraphicFramePr/>
+                <a:graphic xmlns:a="http://schemas.openxmlformats.org/drawingml/2006/main">
+                  <a:graphicData uri="http://schemas.microsoft.com/office/word/2010/wordprocessingShape">
+                    <wps:wsp>
+                      <wps:cNvSpPr txBox="1"/>
+                      <wps:spPr>
+                        <a:xfrm>
+                          <a:off x="0" y="0"/>
+                          <a:ext cx="666750" cy="603250"/>
+                        </a:xfrm>
+                        <a:prstGeom prst="rect">
+                          <a:avLst/>
+                        </a:prstGeom>
+                        <a:solidFill>
+                          <a:schemeClr val="lt1"/>
+                        </a:solidFill>
+                        <a:ln w="12700">
+                          <a:solidFill>
+                            <a:srgbClr val="FF99CC"/>
+                          </a:solidFill>
+                          <a:prstDash val="solid"/>
+                        </a:ln>
+                      </wps:spPr>
+                      <wps:txbx>
+                        <w:txbxContent>
+                          <w:p>
+                            <w:pPr>
+                              <w:jc w:val="center"/>
+                              <w:rPr>
+                                <w:rFonts w:ascii="Tahoma" w:hAnsi="Tahoma" w:cs="Tahoma"/>
+                                <w:sz w:val="28"/>
+                                <w:szCs w:val="28"/>
+                              </w:rPr>
+                            </w:pPr>
+                            <w:r>
+                              <w:rPr>
+                                <w:rFonts w:ascii="Tahoma" w:hAnsi="Tahoma" w:cs="Tahoma" w:hint="cs"/>
+                                <w:sz w:val="28"/>
+                                <w:szCs w:val="28"/>
+                                <w:rtl/>
+                              </w:rPr>
+                              <w:t>סרטון מעשי</w:t>
+                            </w:r>
+                          </w:p>
+                        </w:txbxContent>
+                      </wps:txbx>
+                      <wps:bodyPr rot="0" spcFirstLastPara="0" vertOverflow="overflow" horzOverflow="overflow" vert="horz" wrap="square" lIns="91440" tIns="45720" rIns="91440" bIns="45720" numCol="1" spcCol="0" rtlCol="1" fromWordArt="0" anchor="t" anchorCtr="0" forceAA="0" compatLnSpc="1">
+                        <a:prstTxWarp prst="textNoShape">
+                          <a:avLst/>
+                        </a:prstTxWarp>
+                        <a:noAutofit/>
+                      </wps:bodyPr>
+                    </wps:wsp>
+                  </a:graphicData>
+                </a:graphic>
+                <wp14:sizeRelV relativeFrom="margin">
+                  <wp14:pctHeight>0</wp14:pctHeight>
+                </wp14:sizeRelV>
+              </wp:anchor>
+            </w:drawing>
+          </mc:Choice>
+          <mc:Fallback>
+            <w:pict>
+              <v:shape w14:anchorId="3BC0F991" id="תיבת טקסט 15" o:spid="_x0000_s1027" type="#_x0000_t202" style="position:absolute;left:0;text-align:left;margin-left:317.5pt;margin-top:12.35pt;width:52.5pt;height:47.5pt;z-index:251666432;visibility:visible;mso-wrap-style:square;mso-height-percent:0;mso-wrap-distance-left:9pt;mso-wrap-distance-top:0;mso-wrap-distance-right:9pt;mso-wrap-distance-bottom:0;mso-position-horizontal:absolute;mso-position-horizontal-relative:text;mso-position-vertical:absolute;mso-position-vertical-relative:text;mso-height-percent:0;mso-height-relative:margin;v-text-anchor:top" o:gfxdata="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" fillcolor="white [3201]" strokecolor="#f9c" strokeweight="1pt">
+                <v:textbox>
+                  <w:txbxContent>
+                    <w:p>
+                      <w:pPr>
+                        <w:jc w:val="center"/>
+                        <w:rPr>
+                          <w:rFonts w:ascii="Tahoma" w:hAnsi="Tahoma" w:cs="Tahoma"/>
+                          <w:sz w:val="28"/>
+                          <w:szCs w:val="28"/>
+                        </w:rPr>
+                      </w:pPr>
+                      <w:r>
+                        <w:rPr>
+                          <w:rFonts w:ascii="Tahoma" w:hAnsi="Tahoma" w:cs="Tahoma" w:hint="cs"/>
+                          <w:sz w:val="28"/>
+                          <w:szCs w:val="28"/>
+                          <w:rtl/>
+                        </w:rPr>
+                        <w:t>סרטון מעשי</w:t>
+                      </w:r>
+                    </w:p>
+                  </w:txbxContent>
+                </v:textbox>
+              </v:shape>
+            </w:pict>
+          </mc:Fallback>
+        </mc:AlternateContent>
+      </w:r>
+      <w:r>
+        <w:rPr>
+          <w:rFonts w:ascii="Tahoma" w:hAnsi="Tahoma" w:cs="Tahoma" w:hint="cs"/>
+          <w:noProof/>
+          <w:sz w:val="28"/>
+          <w:szCs w:val="28"/>
+          <w:rtl/>
+          <w:lang w:val="he-IL"/>
+        </w:rPr>
+        <mc:AlternateContent>
+          <mc:Choice Requires="wps">
+            <w:drawing>
+              <wp:anchor distT="0" distB="0" distL="114300" distR="114300" simplePos="0" relativeHeight="251668480" behindDoc="0" locked="0" layoutInCell="1" allowOverlap="1" wp14:anchorId="3FD8F775" wp14:editId="019A0EA9">
+                <wp:simplePos x="0" y="0"/>
+                <wp:positionH relativeFrom="column">
+                  <wp:posOffset>4032250</wp:posOffset>
+                </wp:positionH>
+                <wp:positionV relativeFrom="paragraph">
+                  <wp:posOffset>156845</wp:posOffset>
+                </wp:positionV>
+                <wp:extent cx="666750" cy="603250"/>
+                <wp:effectExtent l="0" t="0" r="19050" b="25400"/>
+                <wp:wrapNone/>
+                <wp:docPr id="16" name="תיבת טקסט 16"/>
+                <wp:cNvGraphicFramePr/>
+                <a:graphic xmlns:a="http://schemas.openxmlformats.org/drawingml/2006/main">
+                  <a:graphicData uri="http://schemas.microsoft.com/office/word/2010/wordprocessingShape">
+                    <wps:wsp>
+                      <wps:cNvSpPr txBox="1"/>
+                      <wps:spPr>
+                        <a:xfrm>
+                          <a:off x="0" y="0"/>
+                          <a:ext cx="666750" cy="603250"/>
+                        </a:xfrm>
+                        <a:prstGeom prst="rect">
+                          <a:avLst/>
+                        </a:prstGeom>
+                        <a:solidFill>
+                          <a:schemeClr val="lt1"/>
+                        </a:solidFill>
+                        <a:ln w="12700">
+                          <a:solidFill>
+                            <a:srgbClr val="FF99CC"/>
+                          </a:solidFill>
+                          <a:prstDash val="solid"/>
+                        </a:ln>
+                      </wps:spPr>
+                      <wps:txbx>
+                        <w:txbxContent>
+                          <w:p>
+                            <w:pPr>
+                              <w:jc w:val="center"/>
+                              <w:rPr>
+                                <w:rFonts w:ascii="Tahoma" w:hAnsi="Tahoma" w:cs="Tahoma"/>
+                                <w:sz w:val="28"/>
+                                <w:szCs w:val="28"/>
+                              </w:rPr>
+                            </w:pPr>
+                            <w:r>
+                              <w:rPr>
+                                <w:rFonts w:ascii="Tahoma" w:hAnsi="Tahoma" w:cs="Tahoma" w:hint="cs"/>
+                                <w:sz w:val="28"/>
+                                <w:szCs w:val="28"/>
+                                <w:rtl/>
+                              </w:rPr>
+                              <w:t>סרטון מעשי</w:t>
+                            </w:r>
+                          </w:p>
+                        </w:txbxContent>
+                      </wps:txbx>
+                      <wps:bodyPr rot="0" spcFirstLastPara="0" vertOverflow="overflow" horzOverflow="overflow" vert="horz" wrap="square" lIns="91440" tIns="45720" rIns="91440" bIns="45720" numCol="1" spcCol="0" rtlCol="1" fromWordArt="0" anchor="t" anchorCtr="0" forceAA="0" compatLnSpc="1">
+                        <a:prstTxWarp prst="textNoShape">
+                          <a:avLst/>
+                        </a:prstTxWarp>
+                        <a:noAutofit/>
+                      </wps:bodyPr>
+                    </wps:wsp>
+                  </a:graphicData>
+                </a:graphic>
+                <wp14:sizeRelV relativeFrom="margin">
+                  <wp14:pctHeight>0</wp14:pctHeight>
+                </wp14:sizeRelV>
+              </wp:anchor>
+            </w:drawing>
+          </mc:Choice>
+          <mc:Fallback>
+            <w:pict>
+              <v:shape w14:anchorId="3FD8F775" id="תיבת טקסט 16" o:spid="_x0000_s1028" type="#_x0000_t202" style="position:absolute;left:0;text-align:left;margin-left:317.5pt;margin-top:12.35pt;width:52.5pt;height:47.5pt;z-index:251668480;visibility:visible;mso-wrap-style:square;mso-height-percent:0;mso-wrap-distance-left:9pt;mso-wrap-distance-top:0;mso-wrap-distance-right:9pt;mso-wrap-distance-bottom:0;mso-position-horizontal:absolute;mso-position-horizontal-relative:text;mso-position-vertical:absolute;mso-position-vertical-relative:text;mso-height-percent:0;mso-height-relative:margin;v-text-anchor:top" o:gfxdata="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" fillcolor="white [3201]" strokecolor="#f9c" strokeweight="1pt">
+                <v:textbox>
+                  <w:txbxContent>
+                    <w:p>
+                      <w:pPr>
+                        <w:jc w:val="center"/>
+                        <w:rPr>
+                          <w:rFonts w:ascii="Tahoma" w:hAnsi="Tahoma" w:cs="Tahoma"/>
+                          <w:sz w:val="28"/>
+                          <w:szCs w:val="28"/>
+                        </w:rPr>
+                      </w:pPr>
+                      <w:r>
+                        <w:rPr>
+                          <w:rFonts w:ascii="Tahoma" w:hAnsi="Tahoma" w:cs="Tahoma" w:hint="cs"/>
+                          <w:sz w:val="28"/>
+                          <w:szCs w:val="28"/>
+                          <w:rtl/>
+                        </w:rPr>
+                        <w:t>סרטון מעשי</w:t>
+                      </w:r>
+                    </w:p>
+                  </w:txbxContent>
+                </v:textbox>
+              </v:shape>
+            </w:pict>
+          </mc:Fallback>
+        </mc:AlternateContent>
+      </w:r>
+    </w:p>
+    <w:p>
+      <w:pPr>
+        <w:rPr>
+          <w:rFonts w:ascii="Tahoma" w:hAnsi="Tahoma" w:cs="Tahoma"/>
+          <w:sz w:val="28"/>
+          <w:szCs w:val="28"/>
+          <w:rtl/>
+        </w:rPr>
+      </w:pPr>
+    </w:p>
+    <w:p>
+      <w:pPr>
+        <w:rPr>
+          <w:rFonts w:ascii="Tahoma" w:hAnsi="Tahoma" w:cs="Tahoma"/>
+          <w:sz w:val="28"/>
+          <w:szCs w:val="28"/>
+          <w:rtl/>
+        </w:rPr>
+      </w:pPr>
+    </w:p>
+    <w:p>
+      <w:pPr>
+        <w:rPr>
+          <w:rFonts w:ascii="Tahoma" w:hAnsi="Tahoma" w:cs="Tahoma"/>
+          <w:sz w:val="28"/>
+          <w:szCs w:val="28"/>
+          <w:rtl/>
+        </w:rPr>
+      </w:pPr>
+    </w:p>
+    <w:p>
+      <w:pPr>
+        <w:rPr>
+          <w:rFonts w:ascii="Tahoma" w:hAnsi="Tahoma" w:cs="Tahoma"/>
+          <w:sz w:val="28"/>
+          <w:szCs w:val="28"/>
+          <w:rtl/>
+        </w:rPr>
+      </w:pPr>
+      <w:r>
+        <w:rPr>
+          <w:rFonts w:asciiTheme="majorBidi" w:hAnsiTheme="majorBidi" w:cstheme="majorBidi"/>
+          <w:b/>
+          <w:bCs/>
+          <w:i/>
+          <w:iCs/>
+          <w:noProof/>
+          <w:sz w:val="32"/>
+          <w:szCs w:val="32"/>
+          <w:rtl/>
+          <w:lang w:val="he-IL"/>
+        </w:rPr>
+        <w:drawing>
+          <wp:anchor distT="0" distB="0" distL="114300" distR="114300" simplePos="0" relativeHeight="251671552" behindDoc="0" locked="0" layoutInCell="1" allowOverlap="1" wp14:anchorId="0E3123FE" wp14:editId="0E3E7C67">
+            <wp:simplePos x="0" y="0"/>
+            <wp:positionH relativeFrom="column">
+              <wp:posOffset>3786118</wp:posOffset>
+            </wp:positionH>
+            <wp:positionV relativeFrom="paragraph">
+              <wp:posOffset>151765</wp:posOffset>
+            </wp:positionV>
+            <wp:extent cx="1192621" cy="1520770"/>
+            <wp:effectExtent l="0" t="0" r="7620" b="3810"/>
+            <wp:wrapNone/>
+            <wp:docPr id="162359706" name="תמונה 9" descr="תמונה שמכילה טקסט, שרטוט, עיצוב&#10;&#10;התיאור נוצר באופן אוטומטי"/>
+            <wp:cNvGraphicFramePr>
+              <a:graphicFrameLocks xmlns:a="http://schemas.openxmlformats.org/drawingml/2006/main" noChangeAspect="1"/>
+            </wp:cNvGraphicFramePr>
+            <a:graphic xmlns:a="http://schemas.openxmlformats.org/drawingml/2006/main">
+              <a:graphicData uri="http://schemas.openxmlformats.org/drawingml/2006/picture">
+                <pic:pic xmlns:pic="http://schemas.openxmlformats.org/drawingml/2006/picture">
+                  <pic:nvPicPr>
+                    <pic:cNvPr id="162359706" name="תמונה 9" descr="תמונה שמכילה טקסט, שרטוט, עיצוב&#10;&#10;התיאור נוצר באופן אוטומטי"/>
+                    <pic:cNvPicPr/>
+                  </pic:nvPicPr>
+                  <pic:blipFill>
+                    <a:blip r:embed="rId17" cstate="print">
+                      <a:extLst>
+                        <a:ext uri="{28A0092B-C50C-407E-A947-70E740481C1C}">
+                          <a14:useLocalDpi xmlns:a14="http://schemas.microsoft.com/office/drawing/2010/main" val="0"/>
+                        </a:ext>
+                      </a:extLst>
+                    </a:blip>
+                    <a:stretch>
+                      <a:fillRect/>
+                    </a:stretch>
+                  </pic:blipFill>
+                  <pic:spPr>
+                    <a:xfrm>
+                      <a:off x="0" y="0"/>
+                      <a:ext cx="1192621" cy="1520770"/>
+                    </a:xfrm>
+                    <a:prstGeom prst="rect">
+                      <a:avLst/>
+                    </a:prstGeom>
+                  </pic:spPr>
+                </pic:pic>
+              </a:graphicData>
+            </a:graphic>
+            <wp14:sizeRelH relativeFrom="margin">
+              <wp14:pctWidth>0</wp14:pctWidth>
+            </wp14:sizeRelH>
+            <wp14:sizeRelV relativeFrom="margin">
+              <wp14:pctHeight>0</wp14:pctHeight>
+            </wp14:sizeRelV>
+          </wp:anchor>
+        </w:drawing>
+      </w:r>
+      <w:r>
+        <w:rPr>
+          <w:rFonts w:ascii="Tahoma" w:hAnsi="Tahoma" w:cs="Tahoma"/>
+          <w:noProof/>
+          <w:sz w:val="28"/>
+          <w:szCs w:val="28"/>
+          <w:rtl/>
+        </w:rPr>
+        <w:drawing>
+          <wp:anchor distT="0" distB="0" distL="114300" distR="114300" simplePos="0" relativeHeight="251670528" behindDoc="0" locked="0" layoutInCell="1" allowOverlap="1" wp14:anchorId="0E373215" wp14:editId="7689035D">
+            <wp:simplePos x="0" y="0"/>
+            <wp:positionH relativeFrom="column">
+              <wp:posOffset>272167</wp:posOffset>
+            </wp:positionH>
+            <wp:positionV relativeFrom="paragraph">
+              <wp:posOffset>33048</wp:posOffset>
+            </wp:positionV>
+            <wp:extent cx="1223828" cy="1580349"/>
+            <wp:effectExtent l="0" t="0" r="0" b="1270"/>
+            <wp:wrapNone/>
+            <wp:docPr id="17" name="תמונה 17"/>
+            <wp:cNvGraphicFramePr>
+              <a:graphicFrameLocks xmlns:a="http://schemas.openxmlformats.org/drawingml/2006/main" noChangeAspect="1"/>
+            </wp:cNvGraphicFramePr>
+            <a:graphic xmlns:a="http://schemas.openxmlformats.org/drawingml/2006/main">
+              <a:graphicData uri="http://schemas.openxmlformats.org/drawingml/2006/picture">
+                <pic:pic xmlns:pic="http://schemas.openxmlformats.org/drawingml/2006/picture">
+                  <pic:nvPicPr>
+                    <pic:cNvPr id="1" name=""/>
+                    <pic:cNvPicPr/>
+                  </pic:nvPicPr>
+                  <pic:blipFill>
+                    <a:blip r:embed="rId18" cstate="print">
+                      <a:extLst>
+                        <a:ext uri="{28A0092B-C50C-407E-A947-70E740481C1C}">
+                          <a14:useLocalDpi xmlns:a14="http://schemas.microsoft.com/office/drawing/2010/main" val="0"/>
+                        </a:ext>
+                      </a:extLst>
+                    </a:blip>
+                    <a:stretch>
+                      <a:fillRect/>
+                    </a:stretch>
+                  </pic:blipFill>
+                  <pic:spPr>
+                    <a:xfrm>
+                      <a:off x="0" y="0"/>
+                      <a:ext cx="1223828" cy="1580349"/>
+                    </a:xfrm>
+                    <a:prstGeom prst="rect">
+                      <a:avLst/>
+                    </a:prstGeom>
+                  </pic:spPr>
+                </pic:pic>
+              </a:graphicData>
+            </a:graphic>
+            <wp14:sizeRelH relativeFrom="margin">
+              <wp14:pctWidth>0</wp14:pctWidth>
+            </wp14:sizeRelH>
+            <wp14:sizeRelV relativeFrom="margin">
+              <wp14:pctHeight>0</wp14:pctHeight>
+            </wp14:sizeRelV>
+          </wp:anchor>
+        </w:drawing>
+      </w:r>
     </w:p>
     <w:p>
       <w:pPr>
@@ -13764,8 +19674,8 @@
       </w:r>
     </w:p>
     <w:sectPr>
-      <w:headerReference w:type="default" r:id="rId15"/>
-      <w:footerReference w:type="default" r:id="rId16"/>
+      <w:headerReference w:type="default" r:id="rId19"/>
+      <w:footerReference w:type="default" r:id="rId20"/>
       <w:pgSz w:w="11906" w:h="16838"/>
       <w:pgMar w:top="1134" w:right="850" w:bottom="1134" w:left="1701" w:header="708" w:footer="708" w:gutter="0"/>
       <w:cols w:space="708"/>
@@ -13813,7 +19723,6 @@
         <w:docPartUnique/>
       </w:docPartObj>
     </w:sdtPr>
-    <w:sdtEndPr/>
     <w:sdtContent>
       <w:p>
         <w:pPr>
@@ -16406,7 +22315,7 @@
   <w:abstractNum w:abstractNumId="19" w15:restartNumberingAfterBreak="0">
     <w:nsid w:val="628960A5"/>
     <w:multiLevelType w:val="hybridMultilevel"/>
-    <w:tmpl w:val="444A43C2"/>
+    <w:tmpl w:val="0E7CEED6"/>
     <w:lvl w:ilvl="0" w:tplc="04090001">
       <w:start w:val="1"/>
       <w:numFmt w:val="bullet"/>
@@ -18332,6 +24241,7 @@
   <w:style w:type="character" w:default="1" w:styleId="a0">
     <w:name w:val="Default Paragraph Font"/>
     <w:uiPriority w:val="1"/>
+    <w:semiHidden/>
     <w:unhideWhenUsed/>
   </w:style>
   <w:style w:type="table" w:default="1" w:styleId="a1">
@@ -19103,7 +25013,7 @@
 </file>
 
 <file path=customXml/itemProps1.xml><?xml version="1.0" encoding="utf-8"?>
-<ds:datastoreItem xmlns:ds="http://schemas.openxmlformats.org/officeDocument/2006/customXml" ds:itemID="{B7A6AD0B-F118-4FAC-8495-7754DD37710E}">
+<ds:datastoreItem xmlns:ds="http://schemas.openxmlformats.org/officeDocument/2006/customXml" ds:itemID="{C73321E3-C652-4A1B-AA37-E4767396D521}">
   <ds:schemaRefs>
     <ds:schemaRef ds:uri="http://schemas.openxmlformats.org/officeDocument/2006/bibliography"/>
   </ds:schemaRefs>

--- a/ספר פרוייקט שלי וסשה.docx
+++ b/ספר פרוייקט שלי וסשה.docx
@@ -1054,7 +1054,7 @@
               </wp:inline>
             </w:drawing>
           </mc:Choice>
-          <mc:Fallback xmlns:w16sdtdh="http://schemas.microsoft.com/office/word/2020/wordml/sdtdatahash" xmlns:w16du="http://schemas.microsoft.com/office/word/2023/wordml/word16du" xmlns:w16="http://schemas.microsoft.com/office/word/2018/wordml" xmlns:w16cex="http://schemas.microsoft.com/office/word/2018/wordml/cex" xmlns:oel="http://schemas.microsoft.com/office/2019/extlst">
+          <mc:Fallback xmlns:oel="http://schemas.microsoft.com/office/2019/extlst" xmlns:w16cex="http://schemas.microsoft.com/office/word/2018/wordml/cex" xmlns:w16="http://schemas.microsoft.com/office/word/2018/wordml" xmlns:w16du="http://schemas.microsoft.com/office/word/2023/wordml/word16du" xmlns:w16sdtdh="http://schemas.microsoft.com/office/word/2020/wordml/sdtdatahash">
             <w:pict>
               <v:roundrect w14:anchorId="17ED87AC" id="מלבן מעוגל 6" o:spid="_x0000_s1026" style="width:9.45pt;height:9.45pt;visibility:visible;mso-wrap-style:square;mso-left-percent:-10001;mso-top-percent:-10001;mso-position-horizontal:absolute;mso-position-horizontal-relative:char;mso-position-vertical:absolute;mso-position-vertical-relative:line;mso-left-percent:-10001;mso-top-percent:-10001;v-text-anchor:top" arcsize="10923f" o:gfxdata="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" fillcolor="#a8d08d">
                 <o:lock v:ext="edit" aspectratio="t"/>
@@ -1176,7 +1176,7 @@
               </wp:inline>
             </w:drawing>
           </mc:Choice>
-          <mc:Fallback xmlns:w16sdtdh="http://schemas.microsoft.com/office/word/2020/wordml/sdtdatahash" xmlns:w16du="http://schemas.microsoft.com/office/word/2023/wordml/word16du" xmlns:w16="http://schemas.microsoft.com/office/word/2018/wordml" xmlns:w16cex="http://schemas.microsoft.com/office/word/2018/wordml/cex" xmlns:oel="http://schemas.microsoft.com/office/2019/extlst">
+          <mc:Fallback xmlns:oel="http://schemas.microsoft.com/office/2019/extlst" xmlns:w16cex="http://schemas.microsoft.com/office/word/2018/wordml/cex" xmlns:w16="http://schemas.microsoft.com/office/word/2018/wordml" xmlns:w16du="http://schemas.microsoft.com/office/word/2023/wordml/word16du" xmlns:w16sdtdh="http://schemas.microsoft.com/office/word/2020/wordml/sdtdatahash">
             <w:pict>
               <v:roundrect w14:anchorId="075500E5" id="מלבן מעוגל 5" o:spid="_x0000_s1026" style="width:9.45pt;height:9.45pt;visibility:visible;mso-wrap-style:square;mso-left-percent:-10001;mso-top-percent:-10001;mso-position-horizontal:absolute;mso-position-horizontal-relative:char;mso-position-vertical:absolute;mso-position-vertical-relative:line;mso-left-percent:-10001;mso-top-percent:-10001;v-text-anchor:top" arcsize="10923f" o:gfxdata="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">
                 <o:lock v:ext="edit" aspectratio="t"/>
@@ -3854,7 +3854,7 @@
               </wp:inline>
             </w:drawing>
           </mc:Choice>
-          <mc:Fallback xmlns:w16sdtdh="http://schemas.microsoft.com/office/word/2020/wordml/sdtdatahash" xmlns:w16du="http://schemas.microsoft.com/office/word/2023/wordml/word16du" xmlns:w16="http://schemas.microsoft.com/office/word/2018/wordml" xmlns:w16cex="http://schemas.microsoft.com/office/word/2018/wordml/cex" xmlns:oel="http://schemas.microsoft.com/office/2019/extlst">
+          <mc:Fallback xmlns:oel="http://schemas.microsoft.com/office/2019/extlst" xmlns:w16cex="http://schemas.microsoft.com/office/word/2018/wordml/cex" xmlns:w16="http://schemas.microsoft.com/office/word/2018/wordml" xmlns:w16du="http://schemas.microsoft.com/office/word/2023/wordml/word16du" xmlns:w16sdtdh="http://schemas.microsoft.com/office/word/2020/wordml/sdtdatahash">
             <w:pict>
               <v:roundrect w14:anchorId="1D42CF48" id="מלבן מעוגל 4" o:spid="_x0000_s1026" style="width:9.45pt;height:9.45pt;visibility:visible;mso-wrap-style:square;mso-left-percent:-10001;mso-top-percent:-10001;mso-position-horizontal:absolute;mso-position-horizontal-relative:char;mso-position-vertical:absolute;mso-position-vertical-relative:line;mso-left-percent:-10001;mso-top-percent:-10001;v-text-anchor:top" arcsize="10923f" o:gfxdata="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">
                 <o:lock v:ext="edit" aspectratio="t"/>
@@ -3942,7 +3942,7 @@
               </wp:inline>
             </w:drawing>
           </mc:Choice>
-          <mc:Fallback xmlns:w16sdtdh="http://schemas.microsoft.com/office/word/2020/wordml/sdtdatahash" xmlns:w16du="http://schemas.microsoft.com/office/word/2023/wordml/word16du" xmlns:w16="http://schemas.microsoft.com/office/word/2018/wordml" xmlns:w16cex="http://schemas.microsoft.com/office/word/2018/wordml/cex" xmlns:oel="http://schemas.microsoft.com/office/2019/extlst">
+          <mc:Fallback xmlns:oel="http://schemas.microsoft.com/office/2019/extlst" xmlns:w16cex="http://schemas.microsoft.com/office/word/2018/wordml/cex" xmlns:w16="http://schemas.microsoft.com/office/word/2018/wordml" xmlns:w16du="http://schemas.microsoft.com/office/word/2023/wordml/word16du" xmlns:w16sdtdh="http://schemas.microsoft.com/office/word/2020/wordml/sdtdatahash">
             <w:pict>
               <v:roundrect w14:anchorId="070688B8" id="מלבן מעוגל 3" o:spid="_x0000_s1026" style="width:9.45pt;height:9.45pt;visibility:visible;mso-wrap-style:square;mso-left-percent:-10001;mso-top-percent:-10001;mso-position-horizontal:absolute;mso-position-horizontal-relative:char;mso-position-vertical:absolute;mso-position-vertical-relative:line;mso-left-percent:-10001;mso-top-percent:-10001;v-text-anchor:top" arcsize="10923f" o:gfxdata="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">
                 <o:lock v:ext="edit" aspectratio="t"/>
@@ -4076,7 +4076,7 @@
               </wp:inline>
             </w:drawing>
           </mc:Choice>
-          <mc:Fallback xmlns:w16sdtdh="http://schemas.microsoft.com/office/word/2020/wordml/sdtdatahash" xmlns:w16du="http://schemas.microsoft.com/office/word/2023/wordml/word16du" xmlns:w16="http://schemas.microsoft.com/office/word/2018/wordml" xmlns:w16cex="http://schemas.microsoft.com/office/word/2018/wordml/cex" xmlns:oel="http://schemas.microsoft.com/office/2019/extlst">
+          <mc:Fallback xmlns:oel="http://schemas.microsoft.com/office/2019/extlst" xmlns:w16cex="http://schemas.microsoft.com/office/word/2018/wordml/cex" xmlns:w16="http://schemas.microsoft.com/office/word/2018/wordml" xmlns:w16du="http://schemas.microsoft.com/office/word/2023/wordml/word16du" xmlns:w16sdtdh="http://schemas.microsoft.com/office/word/2020/wordml/sdtdatahash">
             <w:pict>
               <v:roundrect w14:anchorId="10070B32" id="מלבן מעוגל 2" o:spid="_x0000_s1026" style="width:9.45pt;height:9.45pt;visibility:visible;mso-wrap-style:square;mso-left-percent:-10001;mso-top-percent:-10001;mso-position-horizontal:absolute;mso-position-horizontal-relative:char;mso-position-vertical:absolute;mso-position-vertical-relative:line;mso-left-percent:-10001;mso-top-percent:-10001;v-text-anchor:top" arcsize="10923f" o:gfxdata="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">
                 <o:lock v:ext="edit" aspectratio="t"/>
@@ -4220,7 +4220,7 @@
               </wp:inline>
             </w:drawing>
           </mc:Choice>
-          <mc:Fallback xmlns:w16sdtdh="http://schemas.microsoft.com/office/word/2020/wordml/sdtdatahash" xmlns:w16du="http://schemas.microsoft.com/office/word/2023/wordml/word16du" xmlns:w16="http://schemas.microsoft.com/office/word/2018/wordml" xmlns:w16cex="http://schemas.microsoft.com/office/word/2018/wordml/cex" xmlns:oel="http://schemas.microsoft.com/office/2019/extlst">
+          <mc:Fallback xmlns:oel="http://schemas.microsoft.com/office/2019/extlst" xmlns:w16cex="http://schemas.microsoft.com/office/word/2018/wordml/cex" xmlns:w16="http://schemas.microsoft.com/office/word/2018/wordml" xmlns:w16du="http://schemas.microsoft.com/office/word/2023/wordml/word16du" xmlns:w16sdtdh="http://schemas.microsoft.com/office/word/2020/wordml/sdtdatahash">
             <w:pict>
               <v:roundrect w14:anchorId="4AE4CB54" id="מלבן מעוגל 1" o:spid="_x0000_s1026" style="width:9.45pt;height:9.45pt;visibility:visible;mso-wrap-style:square;mso-left-percent:-10001;mso-top-percent:-10001;mso-position-horizontal:absolute;mso-position-horizontal-relative:char;mso-position-vertical:absolute;mso-position-vertical-relative:line;mso-left-percent:-10001;mso-top-percent:-10001;v-text-anchor:top" arcsize="10923f" o:gfxdata="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">
                 <o:lock v:ext="edit" aspectratio="t"/>
@@ -4974,7 +4974,7 @@
     <w:sdt>
       <w:sdtPr>
         <w:rPr>
-          <w:rFonts w:eastAsiaTheme="minorHAnsi"/>
+          <w:rFonts w:asciiTheme="minorHAnsi" w:eastAsiaTheme="minorHAnsi" w:hAnsiTheme="minorHAnsi" w:cstheme="minorBidi"/>
           <w:b w:val="0"/>
           <w:bCs w:val="0"/>
           <w:i w:val="0"/>
@@ -4992,7 +4992,6 @@
       </w:sdtPr>
       <w:sdtEndPr>
         <w:rPr>
-          <w:rFonts w:asciiTheme="minorHAnsi" w:hAnsiTheme="minorHAnsi" w:cstheme="minorBidi"/>
           <w:lang w:val="en-US"/>
         </w:rPr>
       </w:sdtEndPr>
@@ -5094,6 +5093,7 @@
                 <w:rFonts w:ascii="Tahoma" w:hAnsi="Tahoma" w:cs="Tahoma"/>
                 <w:noProof/>
                 <w:webHidden/>
+                <w:rtl/>
               </w:rPr>
               <w:t>5</w:t>
             </w:r>
@@ -5173,6 +5173,7 @@
                 <w:rFonts w:ascii="Tahoma" w:hAnsi="Tahoma" w:cs="Tahoma"/>
                 <w:noProof/>
                 <w:webHidden/>
+                <w:rtl/>
               </w:rPr>
               <w:t>15</w:t>
             </w:r>
@@ -5252,6 +5253,7 @@
                 <w:rFonts w:ascii="Tahoma" w:hAnsi="Tahoma" w:cs="Tahoma"/>
                 <w:noProof/>
                 <w:webHidden/>
+                <w:rtl/>
               </w:rPr>
               <w:t>16</w:t>
             </w:r>
@@ -5331,6 +5333,7 @@
                 <w:rFonts w:ascii="Tahoma" w:hAnsi="Tahoma" w:cs="Tahoma"/>
                 <w:noProof/>
                 <w:webHidden/>
+                <w:rtl/>
               </w:rPr>
               <w:t>17</w:t>
             </w:r>
@@ -5410,6 +5413,7 @@
                 <w:rFonts w:ascii="Tahoma" w:hAnsi="Tahoma" w:cs="Tahoma"/>
                 <w:noProof/>
                 <w:webHidden/>
+                <w:rtl/>
               </w:rPr>
               <w:t>18</w:t>
             </w:r>
@@ -5500,6 +5504,7 @@
                 <w:rFonts w:ascii="Tahoma" w:hAnsi="Tahoma" w:cs="Tahoma"/>
                 <w:noProof/>
                 <w:webHidden/>
+                <w:rtl/>
               </w:rPr>
               <w:t>18</w:t>
             </w:r>
@@ -5590,6 +5595,7 @@
                 <w:rFonts w:ascii="Tahoma" w:hAnsi="Tahoma" w:cs="Tahoma"/>
                 <w:noProof/>
                 <w:webHidden/>
+                <w:rtl/>
               </w:rPr>
               <w:t>19</w:t>
             </w:r>
@@ -5669,6 +5675,7 @@
                 <w:rFonts w:ascii="Tahoma" w:hAnsi="Tahoma" w:cs="Tahoma"/>
                 <w:noProof/>
                 <w:webHidden/>
+                <w:rtl/>
               </w:rPr>
               <w:t>20</w:t>
             </w:r>
@@ -5759,6 +5766,7 @@
                 <w:rFonts w:ascii="Tahoma" w:hAnsi="Tahoma" w:cs="Tahoma"/>
                 <w:noProof/>
                 <w:webHidden/>
+                <w:rtl/>
               </w:rPr>
               <w:t>20</w:t>
             </w:r>
@@ -5849,6 +5857,7 @@
                 <w:rFonts w:ascii="Tahoma" w:hAnsi="Tahoma" w:cs="Tahoma"/>
                 <w:noProof/>
                 <w:webHidden/>
+                <w:rtl/>
               </w:rPr>
               <w:t>20</w:t>
             </w:r>
@@ -5928,6 +5937,7 @@
                 <w:rFonts w:ascii="Tahoma" w:hAnsi="Tahoma" w:cs="Tahoma"/>
                 <w:noProof/>
                 <w:webHidden/>
+                <w:rtl/>
               </w:rPr>
               <w:t>22</w:t>
             </w:r>
@@ -6018,6 +6028,7 @@
                 <w:rFonts w:ascii="Tahoma" w:hAnsi="Tahoma" w:cs="Tahoma"/>
                 <w:noProof/>
                 <w:webHidden/>
+                <w:rtl/>
               </w:rPr>
               <w:t>22</w:t>
             </w:r>
@@ -6108,6 +6119,7 @@
                 <w:rFonts w:ascii="Tahoma" w:hAnsi="Tahoma" w:cs="Tahoma"/>
                 <w:noProof/>
                 <w:webHidden/>
+                <w:rtl/>
               </w:rPr>
               <w:t>23</w:t>
             </w:r>
@@ -6187,6 +6199,7 @@
                 <w:rFonts w:ascii="Tahoma" w:hAnsi="Tahoma" w:cs="Tahoma"/>
                 <w:noProof/>
                 <w:webHidden/>
+                <w:rtl/>
               </w:rPr>
               <w:t>24</w:t>
             </w:r>
@@ -6274,6 +6287,7 @@
                 <w:rFonts w:ascii="Tahoma" w:hAnsi="Tahoma" w:cs="Tahoma"/>
                 <w:noProof/>
                 <w:webHidden/>
+                <w:rtl/>
               </w:rPr>
               <w:t>25</w:t>
             </w:r>
@@ -6353,6 +6367,7 @@
                 <w:rFonts w:ascii="Tahoma" w:hAnsi="Tahoma" w:cs="Tahoma"/>
                 <w:noProof/>
                 <w:webHidden/>
+                <w:rtl/>
               </w:rPr>
               <w:t>31</w:t>
             </w:r>
@@ -6383,8 +6398,6 @@
             <w:fldChar w:fldCharType="end"/>
           </w:r>
         </w:p>
-        <w:bookmarkStart w:id="5" w:name="_GoBack" w:displacedByCustomXml="next"/>
-        <w:bookmarkEnd w:id="5" w:displacedByCustomXml="next"/>
       </w:sdtContent>
     </w:sdt>
     <w:p>
@@ -6435,7 +6448,7 @@
           <w:rtl/>
         </w:rPr>
       </w:pPr>
-      <w:bookmarkStart w:id="6" w:name="_Toc184486022"/>
+      <w:bookmarkStart w:id="5" w:name="_Toc184486022"/>
       <w:r>
         <w:rPr>
           <w:rtl/>
@@ -6443,7 +6456,7 @@
         <w:lastRenderedPageBreak/>
         <w:t>מבוא</w:t>
       </w:r>
-      <w:bookmarkEnd w:id="6"/>
+      <w:bookmarkEnd w:id="5"/>
     </w:p>
     <w:p>
       <w:pPr>
@@ -6856,7 +6869,7 @@
           <w:rtl/>
         </w:rPr>
       </w:pPr>
-      <w:bookmarkStart w:id="7" w:name="_Toc184486023"/>
+      <w:bookmarkStart w:id="6" w:name="_Toc184486023"/>
       <w:proofErr w:type="spellStart"/>
       <w:r>
         <w:rPr>
@@ -6872,26 +6885,26 @@
         </w:rPr>
         <w:t xml:space="preserve"> מלבנים</w:t>
       </w:r>
+      <w:bookmarkEnd w:id="6"/>
+    </w:p>
+    <w:p>
+      <w:pPr>
+        <w:pStyle w:val="2"/>
+        <w:rPr>
+          <w:rtl/>
+        </w:rPr>
+      </w:pPr>
+      <w:bookmarkStart w:id="7" w:name="_Toc184486024"/>
+      <w:r>
+        <w:rPr>
+          <w:rtl/>
+        </w:rPr>
+        <w:t xml:space="preserve">מכונית </w:t>
+      </w:r>
+      <w:r>
+        <w:t>MASTER</w:t>
+      </w:r>
       <w:bookmarkEnd w:id="7"/>
-    </w:p>
-    <w:p>
-      <w:pPr>
-        <w:pStyle w:val="2"/>
-        <w:rPr>
-          <w:rtl/>
-        </w:rPr>
-      </w:pPr>
-      <w:bookmarkStart w:id="8" w:name="_Toc184486024"/>
-      <w:r>
-        <w:rPr>
-          <w:rtl/>
-        </w:rPr>
-        <w:t xml:space="preserve">מכונית </w:t>
-      </w:r>
-      <w:r>
-        <w:t>MASTER</w:t>
-      </w:r>
-      <w:bookmarkEnd w:id="8"/>
     </w:p>
     <w:p>
       <w:pPr>
@@ -6967,7 +6980,7 @@
           <w:rtl/>
         </w:rPr>
       </w:pPr>
-      <w:bookmarkStart w:id="9" w:name="_Toc184486025"/>
+      <w:bookmarkStart w:id="8" w:name="_Toc184486025"/>
       <w:r>
         <w:rPr>
           <w:rtl/>
@@ -6978,7 +6991,7 @@
       <w:r>
         <w:t>SLAVE</w:t>
       </w:r>
-      <w:bookmarkEnd w:id="9"/>
+      <w:bookmarkEnd w:id="8"/>
     </w:p>
     <w:p>
       <w:pPr>
@@ -7086,7 +7099,7 @@
           <w:rtl/>
         </w:rPr>
       </w:pPr>
-      <w:bookmarkStart w:id="10" w:name="_Toc184486026"/>
+      <w:bookmarkStart w:id="9" w:name="_Toc184486026"/>
       <w:r>
         <w:rPr>
           <w:rtl/>
@@ -7107,6 +7120,56 @@
         </w:rPr>
         <w:t xml:space="preserve"> מלבנים</w:t>
       </w:r>
+      <w:bookmarkEnd w:id="9"/>
+    </w:p>
+    <w:p>
+      <w:pPr>
+        <w:rPr>
+          <w:rFonts w:ascii="Tahoma" w:hAnsi="Tahoma" w:cs="Tahoma"/>
+          <w:rtl/>
+        </w:rPr>
+      </w:pPr>
+      <w:r>
+        <w:rPr>
+          <w:rFonts w:ascii="Tahoma" w:hAnsi="Tahoma" w:cs="Tahoma"/>
+          <w:rtl/>
+        </w:rPr>
+        <w:t>בתרשימים ניתן לראות את אופן החיבור של רכיבי המערכת למיקרו-בקר</w:t>
+      </w:r>
+      <w:r>
+        <w:rPr>
+          <w:rFonts w:ascii="Tahoma" w:hAnsi="Tahoma" w:cs="Tahoma"/>
+        </w:rPr>
+        <w:t xml:space="preserve"> ESP32, </w:t>
+      </w:r>
+      <w:r>
+        <w:rPr>
+          <w:rFonts w:ascii="Tahoma" w:hAnsi="Tahoma" w:cs="Tahoma"/>
+          <w:rtl/>
+        </w:rPr>
+        <w:t>המשמש כמרכז העצבים של המערכת. הבקר מבצע עיבוד נתונים מהחיישנים ומוציא פקודות לרכיבי הפלט. כמו כן, הוא אחראי לתקשורת אלחוטית בין שני הרכבים באמצעות פרוטוקול ייעודי</w:t>
+      </w:r>
+      <w:r>
+        <w:rPr>
+          <w:rFonts w:ascii="Tahoma" w:hAnsi="Tahoma" w:cs="Tahoma"/>
+        </w:rPr>
+        <w:t>.</w:t>
+      </w:r>
+    </w:p>
+    <w:p>
+      <w:pPr>
+        <w:pStyle w:val="2"/>
+      </w:pPr>
+      <w:bookmarkStart w:id="10" w:name="_Toc184486027"/>
+      <w:r>
+        <w:rPr>
+          <w:rtl/>
+        </w:rPr>
+        <w:t xml:space="preserve">מכונית </w:t>
+      </w:r>
+      <w:r>
+        <w:t>MASTER</w:t>
+      </w:r>
       <w:bookmarkEnd w:id="10"/>
     </w:p>
     <w:p>
@@ -7119,35 +7182,319 @@
       <w:r>
         <w:rPr>
           <w:rFonts w:ascii="Tahoma" w:hAnsi="Tahoma" w:cs="Tahoma"/>
-          <w:rtl/>
-        </w:rPr>
-        <w:t>בתרשימים ניתן לראות את אופן החיבור של רכיבי המערכת למיקרו-בקר</w:t>
-      </w:r>
-      <w:r>
-        <w:rPr>
-          <w:rFonts w:ascii="Tahoma" w:hAnsi="Tahoma" w:cs="Tahoma"/>
-        </w:rPr>
-        <w:t xml:space="preserve"> ESP32, </w:t>
-      </w:r>
-      <w:r>
-        <w:rPr>
-          <w:rFonts w:ascii="Tahoma" w:hAnsi="Tahoma" w:cs="Tahoma"/>
-          <w:rtl/>
-        </w:rPr>
-        <w:t>המשמש כמרכז העצבים של המערכת. הבקר מבצע עיבוד נתונים מהחיישנים ומוציא פקודות לרכיבי הפלט. כמו כן, הוא אחראי לתקשורת אלחוטית בין שני הרכבים באמצעות פרוטוקול ייעודי</w:t>
-      </w:r>
-      <w:r>
-        <w:rPr>
-          <w:rFonts w:ascii="Tahoma" w:hAnsi="Tahoma" w:cs="Tahoma"/>
+        </w:rPr>
+        <w:t>ESP32</w:t>
+      </w:r>
+      <w:r>
+        <w:rPr>
+          <w:rFonts w:ascii="Tahoma" w:hAnsi="Tahoma" w:cs="Tahoma"/>
+          <w:rtl/>
+        </w:rPr>
+        <w:t>: הבקר המרכזי של המערכת. אחראי לעיבוד נתונים, תקשורת וניהול הפעולות השונות.</w:t>
+      </w:r>
+    </w:p>
+    <w:p>
+      <w:pPr>
+        <w:rPr>
+          <w:rFonts w:ascii="Tahoma" w:hAnsi="Tahoma" w:cs="Tahoma"/>
+          <w:rtl/>
+        </w:rPr>
+      </w:pPr>
+      <w:r>
+        <w:rPr>
+          <w:rFonts w:ascii="Tahoma" w:hAnsi="Tahoma" w:cs="Tahoma"/>
+          <w:rtl/>
+        </w:rPr>
+        <w:t>חיישן פס: מזהה פס על המשטח שמסמל נתיב הנסיעה. פועל במקביל לחיישן של ה-</w:t>
+      </w:r>
+      <w:r>
+        <w:rPr>
+          <w:rFonts w:ascii="Tahoma" w:hAnsi="Tahoma" w:cs="Tahoma"/>
+        </w:rPr>
+        <w:t>MASTER</w:t>
+      </w:r>
+      <w:r>
+        <w:rPr>
+          <w:rFonts w:ascii="Tahoma" w:hAnsi="Tahoma" w:cs="Tahoma"/>
+          <w:rtl/>
+        </w:rPr>
+        <w:t xml:space="preserve"> כדי להבטיח סנכרון בתנועה.</w:t>
+      </w:r>
+    </w:p>
+    <w:p>
+      <w:pPr>
+        <w:rPr>
+          <w:rFonts w:ascii="Tahoma" w:hAnsi="Tahoma" w:cs="Tahoma"/>
+          <w:rtl/>
+        </w:rPr>
+      </w:pPr>
+      <w:r>
+        <w:rPr>
+          <w:rFonts w:ascii="Tahoma" w:hAnsi="Tahoma" w:cs="Tahoma"/>
+          <w:rtl/>
+        </w:rPr>
+        <w:t xml:space="preserve">חיישן מרחק אולטרה </w:t>
+      </w:r>
+      <w:proofErr w:type="spellStart"/>
+      <w:r>
+        <w:rPr>
+          <w:rFonts w:ascii="Tahoma" w:hAnsi="Tahoma" w:cs="Tahoma"/>
+          <w:rtl/>
+        </w:rPr>
+        <w:t>סוניק</w:t>
+      </w:r>
+      <w:proofErr w:type="spellEnd"/>
+      <w:r>
+        <w:rPr>
+          <w:rFonts w:ascii="Tahoma" w:hAnsi="Tahoma" w:cs="Tahoma"/>
+          <w:rtl/>
+        </w:rPr>
+        <w:t>: מזהה מכשולים בסביבת הרכב. במידה ומתגלה מכשול, המידע מועבר ל-</w:t>
+      </w:r>
+      <w:r>
+        <w:rPr>
+          <w:rFonts w:ascii="Tahoma" w:hAnsi="Tahoma" w:cs="Tahoma"/>
+        </w:rPr>
+        <w:t>ESP32</w:t>
+      </w:r>
+      <w:r>
+        <w:rPr>
+          <w:rFonts w:ascii="Tahoma" w:hAnsi="Tahoma" w:cs="Tahoma"/>
+          <w:rtl/>
+        </w:rPr>
+        <w:t xml:space="preserve"> והבקר מחליט לפי הקוד כיצד להתנהל</w:t>
+      </w:r>
+      <w:r>
+        <w:rPr>
+          <w:rFonts w:ascii="Tahoma" w:hAnsi="Tahoma" w:cs="Tahoma"/>
+          <w:rtl/>
         </w:rPr>
         <w:t>.</w:t>
       </w:r>
     </w:p>
     <w:p>
       <w:pPr>
+        <w:rPr>
+          <w:rFonts w:ascii="Tahoma" w:hAnsi="Tahoma" w:cs="Tahoma"/>
+          <w:rtl/>
+        </w:rPr>
+      </w:pPr>
+      <w:r>
+        <w:rPr>
+          <w:rFonts w:ascii="Tahoma" w:hAnsi="Tahoma" w:cs="Tahoma"/>
+          <w:rtl/>
+        </w:rPr>
+        <w:t xml:space="preserve">מנוע </w:t>
+      </w:r>
+      <w:proofErr w:type="spellStart"/>
+      <w:r>
+        <w:rPr>
+          <w:rFonts w:ascii="Tahoma" w:hAnsi="Tahoma" w:cs="Tahoma"/>
+          <w:rtl/>
+        </w:rPr>
+        <w:t>סרוו</w:t>
+      </w:r>
+      <w:proofErr w:type="spellEnd"/>
+      <w:r>
+        <w:rPr>
+          <w:rFonts w:ascii="Tahoma" w:hAnsi="Tahoma" w:cs="Tahoma"/>
+          <w:rtl/>
+        </w:rPr>
+        <w:t>: מחובר לחיישן המרחק ומסייע בהגברת טווח זיהוי המכשולים.</w:t>
+      </w:r>
+    </w:p>
+    <w:p>
+      <w:pPr>
+        <w:rPr>
+          <w:rFonts w:ascii="Tahoma" w:hAnsi="Tahoma" w:cs="Tahoma"/>
+          <w:rtl/>
+        </w:rPr>
+      </w:pPr>
+      <w:r>
+        <w:rPr>
+          <w:rFonts w:ascii="Tahoma" w:hAnsi="Tahoma" w:cs="Tahoma"/>
+          <w:rtl/>
+        </w:rPr>
+        <w:t xml:space="preserve">מנועי </w:t>
+      </w:r>
+      <w:r>
+        <w:rPr>
+          <w:rFonts w:ascii="Tahoma" w:hAnsi="Tahoma" w:cs="Tahoma"/>
+        </w:rPr>
+        <w:t>DC</w:t>
+      </w:r>
+      <w:r>
+        <w:rPr>
+          <w:rFonts w:ascii="Tahoma" w:hAnsi="Tahoma" w:cs="Tahoma"/>
+          <w:rtl/>
+        </w:rPr>
+        <w:t>: מניעים את הרכב בהתאם לפקודות שמתקבלות מ-</w:t>
+      </w:r>
+      <w:r>
+        <w:rPr>
+          <w:rFonts w:ascii="Tahoma" w:hAnsi="Tahoma" w:cs="Tahoma"/>
+        </w:rPr>
+        <w:t>ESP32</w:t>
+      </w:r>
+      <w:r>
+        <w:rPr>
+          <w:rFonts w:ascii="Tahoma" w:hAnsi="Tahoma" w:cs="Tahoma"/>
+          <w:rtl/>
+        </w:rPr>
+        <w:t>.</w:t>
+      </w:r>
+    </w:p>
+    <w:p>
+      <w:pPr>
+        <w:rPr>
+          <w:rFonts w:ascii="Tahoma" w:hAnsi="Tahoma" w:cs="Tahoma"/>
+          <w:rtl/>
+        </w:rPr>
+      </w:pPr>
+      <w:r>
+        <w:rPr>
+          <w:rFonts w:ascii="Tahoma" w:hAnsi="Tahoma" w:cs="Tahoma"/>
+          <w:rtl/>
+        </w:rPr>
+        <w:t>דרייברים למנועים: אחראים על בקרת המתח והזרם שמסופקים למנועי ה-</w:t>
+      </w:r>
+      <w:r>
+        <w:rPr>
+          <w:rFonts w:ascii="Tahoma" w:hAnsi="Tahoma" w:cs="Tahoma"/>
+        </w:rPr>
+        <w:t>DC</w:t>
+      </w:r>
+      <w:r>
+        <w:rPr>
+          <w:rFonts w:ascii="Tahoma" w:hAnsi="Tahoma" w:cs="Tahoma"/>
+          <w:rtl/>
+        </w:rPr>
+        <w:t>.</w:t>
+      </w:r>
+    </w:p>
+    <w:p>
+      <w:pPr>
+        <w:rPr>
+          <w:rFonts w:ascii="Tahoma" w:hAnsi="Tahoma" w:cs="Tahoma"/>
+          <w:rtl/>
+        </w:rPr>
+      </w:pPr>
+      <w:r>
+        <w:rPr>
+          <w:rFonts w:ascii="Tahoma" w:hAnsi="Tahoma" w:cs="Tahoma"/>
+        </w:rPr>
+        <w:t>LDR</w:t>
+      </w:r>
+      <w:r>
+        <w:rPr>
+          <w:rFonts w:ascii="Tahoma" w:hAnsi="Tahoma" w:cs="Tahoma"/>
+          <w:rtl/>
+        </w:rPr>
+        <w:t xml:space="preserve"> (חיישן אור): מתאים את עוצמת התאורה של נורות הלד בהתאם לתנאי האור בסביבה.</w:t>
+      </w:r>
+    </w:p>
+    <w:p>
+      <w:pPr>
+        <w:rPr>
+          <w:rFonts w:ascii="Tahoma" w:hAnsi="Tahoma" w:cs="Tahoma"/>
+          <w:rtl/>
+        </w:rPr>
+      </w:pPr>
+      <w:r>
+        <w:rPr>
+          <w:rFonts w:ascii="Tahoma" w:hAnsi="Tahoma" w:cs="Tahoma"/>
+          <w:rtl/>
+        </w:rPr>
+        <w:t>נורות לד (פנסים קדמיים): נדלקות באופן אוטומטי כשמתחיל להחשיך, על פי חיישן ה-</w:t>
+      </w:r>
+      <w:r>
+        <w:rPr>
+          <w:rFonts w:ascii="Tahoma" w:hAnsi="Tahoma" w:cs="Tahoma"/>
+        </w:rPr>
+        <w:t>LDR</w:t>
+      </w:r>
+      <w:r>
+        <w:rPr>
+          <w:rFonts w:ascii="Tahoma" w:hAnsi="Tahoma" w:cs="Tahoma"/>
+          <w:rtl/>
+        </w:rPr>
+        <w:t>.</w:t>
+      </w:r>
+    </w:p>
+    <w:p>
+      <w:pPr>
+        <w:rPr>
+          <w:rFonts w:ascii="Tahoma" w:hAnsi="Tahoma" w:cs="Tahoma"/>
+          <w:rtl/>
+        </w:rPr>
+      </w:pPr>
+      <w:r>
+        <w:rPr>
+          <w:rFonts w:ascii="Tahoma" w:hAnsi="Tahoma" w:cs="Tahoma"/>
+          <w:rtl/>
+        </w:rPr>
+        <w:t xml:space="preserve">מסך </w:t>
+      </w:r>
+      <w:r>
+        <w:rPr>
+          <w:rFonts w:ascii="Tahoma" w:hAnsi="Tahoma" w:cs="Tahoma"/>
+        </w:rPr>
+        <w:t>OLED</w:t>
+      </w:r>
+      <w:r>
+        <w:rPr>
+          <w:rFonts w:ascii="Tahoma" w:hAnsi="Tahoma" w:cs="Tahoma"/>
+          <w:rtl/>
+        </w:rPr>
+        <w:t>: מציג נתונים רלוונטיים למשתמש, כמו מצב המערכת או התראות.</w:t>
+      </w:r>
+    </w:p>
+    <w:p>
+      <w:pPr>
+        <w:rPr>
+          <w:rFonts w:ascii="Tahoma" w:hAnsi="Tahoma" w:cs="Tahoma"/>
+          <w:rtl/>
+        </w:rPr>
+      </w:pPr>
+      <w:r>
+        <w:rPr>
+          <w:rFonts w:ascii="Tahoma" w:hAnsi="Tahoma" w:cs="Tahoma"/>
+          <w:rtl/>
+        </w:rPr>
+        <w:t>פרוטוקול בלוטוס: מייצג את התקשורת האלחוטית בין מכונית ה-</w:t>
+      </w:r>
+      <w:r>
+        <w:rPr>
+          <w:rFonts w:ascii="Tahoma" w:hAnsi="Tahoma" w:cs="Tahoma"/>
+        </w:rPr>
+        <w:t>MASTER</w:t>
+      </w:r>
+      <w:r>
+        <w:rPr>
+          <w:rFonts w:ascii="Tahoma" w:hAnsi="Tahoma" w:cs="Tahoma"/>
+          <w:rtl/>
+        </w:rPr>
+        <w:t xml:space="preserve"> ל-</w:t>
+      </w:r>
+      <w:r>
+        <w:rPr>
+          <w:rFonts w:ascii="Tahoma" w:hAnsi="Tahoma" w:cs="Tahoma"/>
+        </w:rPr>
+        <w:t>SLAVE</w:t>
+      </w:r>
+      <w:r>
+        <w:rPr>
+          <w:rFonts w:ascii="Tahoma" w:hAnsi="Tahoma" w:cs="Tahoma"/>
+          <w:rtl/>
+        </w:rPr>
+        <w:t>.</w:t>
+      </w:r>
+    </w:p>
+    <w:p>
+      <w:pPr>
         <w:pStyle w:val="2"/>
       </w:pPr>
-      <w:bookmarkStart w:id="11" w:name="_Toc184486027"/>
+      <w:bookmarkStart w:id="11" w:name="_Toc184486028"/>
       <w:r>
         <w:rPr>
           <w:rtl/>
@@ -7155,343 +7502,9 @@
         <w:t xml:space="preserve">מכונית </w:t>
       </w:r>
       <w:r>
-        <w:t>MASTER</w:t>
+        <w:t>SLAVE</w:t>
       </w:r>
       <w:bookmarkEnd w:id="11"/>
-    </w:p>
-    <w:p>
-      <w:pPr>
-        <w:rPr>
-          <w:rFonts w:ascii="Tahoma" w:hAnsi="Tahoma" w:cs="Tahoma"/>
-          <w:rtl/>
-        </w:rPr>
-      </w:pPr>
-      <w:r>
-        <w:rPr>
-          <w:rFonts w:ascii="Tahoma" w:hAnsi="Tahoma" w:cs="Tahoma"/>
-        </w:rPr>
-        <w:t>ESP32</w:t>
-      </w:r>
-      <w:r>
-        <w:rPr>
-          <w:rFonts w:ascii="Tahoma" w:hAnsi="Tahoma" w:cs="Tahoma"/>
-          <w:rtl/>
-        </w:rPr>
-        <w:t>: הבקר המרכזי של המערכת. אחראי לעיבוד נתונים, תקשורת וניהול הפעולות השונות.</w:t>
-      </w:r>
-    </w:p>
-    <w:p>
-      <w:pPr>
-        <w:rPr>
-          <w:rFonts w:ascii="Tahoma" w:hAnsi="Tahoma" w:cs="Tahoma"/>
-          <w:rtl/>
-        </w:rPr>
-      </w:pPr>
-      <w:r>
-        <w:rPr>
-          <w:rFonts w:ascii="Tahoma" w:hAnsi="Tahoma" w:cs="Tahoma"/>
-          <w:rtl/>
-        </w:rPr>
-        <w:t>חיישן פס: מזהה פס על המשטח שמסמל נתיב הנסיעה. פועל במקביל לחיישן של ה-</w:t>
-      </w:r>
-      <w:r>
-        <w:rPr>
-          <w:rFonts w:ascii="Tahoma" w:hAnsi="Tahoma" w:cs="Tahoma"/>
-        </w:rPr>
-        <w:t>MASTER</w:t>
-      </w:r>
-      <w:r>
-        <w:rPr>
-          <w:rFonts w:ascii="Tahoma" w:hAnsi="Tahoma" w:cs="Tahoma"/>
-          <w:rtl/>
-        </w:rPr>
-        <w:t xml:space="preserve"> כדי להבטיח סנכרון בתנועה.</w:t>
-      </w:r>
-    </w:p>
-    <w:p>
-      <w:pPr>
-        <w:rPr>
-          <w:rFonts w:ascii="Tahoma" w:hAnsi="Tahoma" w:cs="Tahoma"/>
-          <w:rtl/>
-        </w:rPr>
-      </w:pPr>
-      <w:r>
-        <w:rPr>
-          <w:rFonts w:ascii="Tahoma" w:hAnsi="Tahoma" w:cs="Tahoma"/>
-          <w:rtl/>
-        </w:rPr>
-        <w:t xml:space="preserve">חיישן מרחק אולטרה </w:t>
-      </w:r>
-      <w:proofErr w:type="spellStart"/>
-      <w:r>
-        <w:rPr>
-          <w:rFonts w:ascii="Tahoma" w:hAnsi="Tahoma" w:cs="Tahoma"/>
-          <w:rtl/>
-        </w:rPr>
-        <w:t>סוניק</w:t>
-      </w:r>
-      <w:proofErr w:type="spellEnd"/>
-      <w:r>
-        <w:rPr>
-          <w:rFonts w:ascii="Tahoma" w:hAnsi="Tahoma" w:cs="Tahoma"/>
-          <w:rtl/>
-        </w:rPr>
-        <w:t>: מזהה מכשולים בסביבת הרכב. במידה ומתגלה מכשול, המידע מועבר ל-</w:t>
-      </w:r>
-      <w:r>
-        <w:rPr>
-          <w:rFonts w:ascii="Tahoma" w:hAnsi="Tahoma" w:cs="Tahoma"/>
-        </w:rPr>
-        <w:t>ESP32</w:t>
-      </w:r>
-      <w:r>
-        <w:rPr>
-          <w:rFonts w:ascii="Tahoma" w:hAnsi="Tahoma" w:cs="Tahoma"/>
-          <w:rtl/>
-        </w:rPr>
-        <w:t xml:space="preserve"> והבקר מחליט לפי הקוד כיצד להתנהל</w:t>
-      </w:r>
-      <w:r>
-        <w:rPr>
-          <w:rFonts w:ascii="Tahoma" w:hAnsi="Tahoma" w:cs="Tahoma"/>
-          <w:rtl/>
-        </w:rPr>
-        <w:t>.</w:t>
-      </w:r>
-    </w:p>
-    <w:p>
-      <w:pPr>
-        <w:rPr>
-          <w:rFonts w:ascii="Tahoma" w:hAnsi="Tahoma" w:cs="Tahoma"/>
-          <w:rtl/>
-        </w:rPr>
-      </w:pPr>
-      <w:r>
-        <w:rPr>
-          <w:rFonts w:ascii="Tahoma" w:hAnsi="Tahoma" w:cs="Tahoma"/>
-          <w:rtl/>
-        </w:rPr>
-        <w:t xml:space="preserve">מנוע </w:t>
-      </w:r>
-      <w:proofErr w:type="spellStart"/>
-      <w:r>
-        <w:rPr>
-          <w:rFonts w:ascii="Tahoma" w:hAnsi="Tahoma" w:cs="Tahoma"/>
-          <w:rtl/>
-        </w:rPr>
-        <w:t>סרוו</w:t>
-      </w:r>
-      <w:proofErr w:type="spellEnd"/>
-      <w:r>
-        <w:rPr>
-          <w:rFonts w:ascii="Tahoma" w:hAnsi="Tahoma" w:cs="Tahoma"/>
-          <w:rtl/>
-        </w:rPr>
-        <w:t>: מחובר לחיישן המרחק ומסייע בהגברת טווח זיהוי המכשולים.</w:t>
-      </w:r>
-    </w:p>
-    <w:p>
-      <w:pPr>
-        <w:rPr>
-          <w:rFonts w:ascii="Tahoma" w:hAnsi="Tahoma" w:cs="Tahoma"/>
-          <w:rtl/>
-        </w:rPr>
-      </w:pPr>
-      <w:r>
-        <w:rPr>
-          <w:rFonts w:ascii="Tahoma" w:hAnsi="Tahoma" w:cs="Tahoma"/>
-          <w:rtl/>
-        </w:rPr>
-        <w:t xml:space="preserve">מנועי </w:t>
-      </w:r>
-      <w:r>
-        <w:rPr>
-          <w:rFonts w:ascii="Tahoma" w:hAnsi="Tahoma" w:cs="Tahoma"/>
-        </w:rPr>
-        <w:t>DC</w:t>
-      </w:r>
-      <w:r>
-        <w:rPr>
-          <w:rFonts w:ascii="Tahoma" w:hAnsi="Tahoma" w:cs="Tahoma"/>
-          <w:rtl/>
-        </w:rPr>
-        <w:t>: מניעים את הרכב בהתאם לפקודות שמתקבלות מ-</w:t>
-      </w:r>
-      <w:r>
-        <w:rPr>
-          <w:rFonts w:ascii="Tahoma" w:hAnsi="Tahoma" w:cs="Tahoma"/>
-        </w:rPr>
-        <w:t>ESP32</w:t>
-      </w:r>
-      <w:r>
-        <w:rPr>
-          <w:rFonts w:ascii="Tahoma" w:hAnsi="Tahoma" w:cs="Tahoma"/>
-          <w:rtl/>
-        </w:rPr>
-        <w:t>.</w:t>
-      </w:r>
-    </w:p>
-    <w:p>
-      <w:pPr>
-        <w:rPr>
-          <w:rFonts w:ascii="Tahoma" w:hAnsi="Tahoma" w:cs="Tahoma"/>
-          <w:rtl/>
-        </w:rPr>
-      </w:pPr>
-      <w:r>
-        <w:rPr>
-          <w:rFonts w:ascii="Tahoma" w:hAnsi="Tahoma" w:cs="Tahoma"/>
-          <w:rtl/>
-        </w:rPr>
-        <w:t>דרייברים למנועים: אחראים על בקרת המתח והזרם שמסופקים למנועי ה-</w:t>
-      </w:r>
-      <w:r>
-        <w:rPr>
-          <w:rFonts w:ascii="Tahoma" w:hAnsi="Tahoma" w:cs="Tahoma"/>
-        </w:rPr>
-        <w:t>DC</w:t>
-      </w:r>
-      <w:r>
-        <w:rPr>
-          <w:rFonts w:ascii="Tahoma" w:hAnsi="Tahoma" w:cs="Tahoma"/>
-          <w:rtl/>
-        </w:rPr>
-        <w:t>.</w:t>
-      </w:r>
-    </w:p>
-    <w:p>
-      <w:pPr>
-        <w:rPr>
-          <w:rFonts w:ascii="Tahoma" w:hAnsi="Tahoma" w:cs="Tahoma"/>
-          <w:rtl/>
-        </w:rPr>
-      </w:pPr>
-      <w:r>
-        <w:rPr>
-          <w:rFonts w:ascii="Tahoma" w:hAnsi="Tahoma" w:cs="Tahoma"/>
-        </w:rPr>
-        <w:t>LDR</w:t>
-      </w:r>
-      <w:r>
-        <w:rPr>
-          <w:rFonts w:ascii="Tahoma" w:hAnsi="Tahoma" w:cs="Tahoma"/>
-          <w:rtl/>
-        </w:rPr>
-        <w:t xml:space="preserve"> (חיישן אור): מתאים את עוצמת התאורה של נורות הלד בהתאם לתנאי האור בסביבה.</w:t>
-      </w:r>
-    </w:p>
-    <w:p>
-      <w:pPr>
-        <w:rPr>
-          <w:rFonts w:ascii="Tahoma" w:hAnsi="Tahoma" w:cs="Tahoma"/>
-          <w:rtl/>
-        </w:rPr>
-      </w:pPr>
-      <w:r>
-        <w:rPr>
-          <w:rFonts w:ascii="Tahoma" w:hAnsi="Tahoma" w:cs="Tahoma"/>
-          <w:rtl/>
-        </w:rPr>
-        <w:t>נורות לד (פנסים קדמיים): נדלקות באופן אוטומטי כשמתחיל להחשיך, על פי חיישן ה-</w:t>
-      </w:r>
-      <w:r>
-        <w:rPr>
-          <w:rFonts w:ascii="Tahoma" w:hAnsi="Tahoma" w:cs="Tahoma"/>
-        </w:rPr>
-        <w:t>LDR</w:t>
-      </w:r>
-      <w:r>
-        <w:rPr>
-          <w:rFonts w:ascii="Tahoma" w:hAnsi="Tahoma" w:cs="Tahoma"/>
-          <w:rtl/>
-        </w:rPr>
-        <w:t>.</w:t>
-      </w:r>
-    </w:p>
-    <w:p>
-      <w:pPr>
-        <w:rPr>
-          <w:rFonts w:ascii="Tahoma" w:hAnsi="Tahoma" w:cs="Tahoma"/>
-          <w:rtl/>
-        </w:rPr>
-      </w:pPr>
-      <w:r>
-        <w:rPr>
-          <w:rFonts w:ascii="Tahoma" w:hAnsi="Tahoma" w:cs="Tahoma"/>
-          <w:rtl/>
-        </w:rPr>
-        <w:t xml:space="preserve">מסך </w:t>
-      </w:r>
-      <w:r>
-        <w:rPr>
-          <w:rFonts w:ascii="Tahoma" w:hAnsi="Tahoma" w:cs="Tahoma"/>
-        </w:rPr>
-        <w:t>OLED</w:t>
-      </w:r>
-      <w:r>
-        <w:rPr>
-          <w:rFonts w:ascii="Tahoma" w:hAnsi="Tahoma" w:cs="Tahoma"/>
-          <w:rtl/>
-        </w:rPr>
-        <w:t>: מציג נתונים רלוונטיים למשתמש, כמו מצב המערכת או התראות.</w:t>
-      </w:r>
-    </w:p>
-    <w:p>
-      <w:pPr>
-        <w:rPr>
-          <w:rFonts w:ascii="Tahoma" w:hAnsi="Tahoma" w:cs="Tahoma"/>
-          <w:rtl/>
-        </w:rPr>
-      </w:pPr>
-      <w:r>
-        <w:rPr>
-          <w:rFonts w:ascii="Tahoma" w:hAnsi="Tahoma" w:cs="Tahoma"/>
-          <w:rtl/>
-        </w:rPr>
-        <w:t>פרוטוקול בלוטוס: מייצג את התקשורת האלחוטית בין מכונית ה-</w:t>
-      </w:r>
-      <w:r>
-        <w:rPr>
-          <w:rFonts w:ascii="Tahoma" w:hAnsi="Tahoma" w:cs="Tahoma"/>
-        </w:rPr>
-        <w:t>MASTER</w:t>
-      </w:r>
-      <w:r>
-        <w:rPr>
-          <w:rFonts w:ascii="Tahoma" w:hAnsi="Tahoma" w:cs="Tahoma"/>
-          <w:rtl/>
-        </w:rPr>
-        <w:t xml:space="preserve"> ל-</w:t>
-      </w:r>
-      <w:r>
-        <w:rPr>
-          <w:rFonts w:ascii="Tahoma" w:hAnsi="Tahoma" w:cs="Tahoma"/>
-        </w:rPr>
-        <w:t>SLAVE</w:t>
-      </w:r>
-      <w:r>
-        <w:rPr>
-          <w:rFonts w:ascii="Tahoma" w:hAnsi="Tahoma" w:cs="Tahoma"/>
-          <w:rtl/>
-        </w:rPr>
-        <w:t>.</w:t>
-      </w:r>
-    </w:p>
-    <w:p>
-      <w:pPr>
-        <w:pStyle w:val="2"/>
-      </w:pPr>
-      <w:bookmarkStart w:id="12" w:name="_Toc184486028"/>
-      <w:r>
-        <w:rPr>
-          <w:rtl/>
-        </w:rPr>
-        <w:t xml:space="preserve">מכונית </w:t>
-      </w:r>
-      <w:r>
-        <w:t>SLAVE</w:t>
-      </w:r>
-      <w:bookmarkEnd w:id="12"/>
     </w:p>
     <w:p>
       <w:pPr>
@@ -7836,7 +7849,7 @@
           <w:rtl/>
         </w:rPr>
       </w:pPr>
-      <w:bookmarkStart w:id="13" w:name="_Toc184486029"/>
+      <w:bookmarkStart w:id="12" w:name="_Toc184486029"/>
       <w:r>
         <w:rPr>
           <w:rtl/>
@@ -7844,26 +7857,26 @@
         <w:lastRenderedPageBreak/>
         <w:t>שירטוט חשמלי של המערכת</w:t>
       </w:r>
+      <w:bookmarkEnd w:id="12"/>
+    </w:p>
+    <w:p>
+      <w:pPr>
+        <w:pStyle w:val="2"/>
+        <w:rPr>
+          <w:rtl/>
+        </w:rPr>
+      </w:pPr>
+      <w:bookmarkStart w:id="13" w:name="_Toc184486030"/>
+      <w:r>
+        <w:rPr>
+          <w:rtl/>
+        </w:rPr>
+        <w:t xml:space="preserve">מכונית </w:t>
+      </w:r>
+      <w:r>
+        <w:t>MASTER</w:t>
+      </w:r>
       <w:bookmarkEnd w:id="13"/>
-    </w:p>
-    <w:p>
-      <w:pPr>
-        <w:pStyle w:val="2"/>
-        <w:rPr>
-          <w:rtl/>
-        </w:rPr>
-      </w:pPr>
-      <w:bookmarkStart w:id="14" w:name="_Toc184486030"/>
-      <w:r>
-        <w:rPr>
-          <w:rtl/>
-        </w:rPr>
-        <w:t xml:space="preserve">מכונית </w:t>
-      </w:r>
-      <w:r>
-        <w:t>MASTER</w:t>
-      </w:r>
-      <w:bookmarkEnd w:id="14"/>
     </w:p>
     <w:p>
       <w:pPr>
@@ -7959,7 +7972,7 @@
           <w:rtl/>
         </w:rPr>
       </w:pPr>
-      <w:bookmarkStart w:id="15" w:name="_Toc184486031"/>
+      <w:bookmarkStart w:id="14" w:name="_Toc184486031"/>
       <w:r>
         <w:rPr>
           <w:rStyle w:val="20"/>
@@ -7975,7 +7988,7 @@
         </w:rPr>
         <w:t>SLAVE</w:t>
       </w:r>
-      <w:bookmarkEnd w:id="15"/>
+      <w:bookmarkEnd w:id="14"/>
       <w:r>
         <w:rPr>
           <w:rFonts w:ascii="Tahoma" w:hAnsi="Tahoma" w:cs="Tahoma"/>
@@ -8062,7 +8075,7 @@
           <w:rtl/>
         </w:rPr>
       </w:pPr>
-      <w:bookmarkStart w:id="16" w:name="_Toc184486032"/>
+      <w:bookmarkStart w:id="15" w:name="_Toc184486032"/>
       <w:r>
         <w:rPr>
           <w:rtl/>
@@ -8090,7 +8103,7 @@
         </w:rPr>
         <w:t>חשמלי</w:t>
       </w:r>
-      <w:bookmarkEnd w:id="16"/>
+      <w:bookmarkEnd w:id="15"/>
     </w:p>
     <w:p>
       <w:pPr>
@@ -9395,7 +9408,7 @@
           <w:rtl/>
         </w:rPr>
       </w:pPr>
-      <w:bookmarkStart w:id="17" w:name="_Toc184486033"/>
+      <w:bookmarkStart w:id="16" w:name="_Toc184486033"/>
       <w:r>
         <w:rPr>
           <w:rtl/>
@@ -9418,7 +9431,7 @@
       <w:r>
         <w:t>ESP32</w:t>
       </w:r>
-      <w:bookmarkEnd w:id="17"/>
+      <w:bookmarkEnd w:id="16"/>
     </w:p>
     <w:p>
       <w:pPr>
@@ -9438,24 +9451,24 @@
       <w:pPr>
         <w:rPr>
           <w:rFonts w:ascii="Tahoma" w:hAnsi="Tahoma" w:cs="Tahoma"/>
-          <w:sz w:val="28"/>
-          <w:szCs w:val="28"/>
-          <w:rtl/>
-        </w:rPr>
-      </w:pPr>
-      <w:r>
-        <w:rPr>
-          <w:rFonts w:ascii="Tahoma" w:hAnsi="Tahoma" w:cs="Tahoma"/>
-          <w:sz w:val="28"/>
-          <w:szCs w:val="28"/>
+          <w:sz w:val="24"/>
+          <w:szCs w:val="24"/>
+          <w:rtl/>
+        </w:rPr>
+      </w:pPr>
+      <w:r>
+        <w:rPr>
+          <w:rFonts w:ascii="Tahoma" w:hAnsi="Tahoma" w:cs="Tahoma"/>
+          <w:sz w:val="24"/>
+          <w:szCs w:val="24"/>
         </w:rPr>
         <w:t>ESP32</w:t>
       </w:r>
       <w:r>
         <w:rPr>
           <w:rFonts w:ascii="Tahoma" w:hAnsi="Tahoma" w:cs="Tahoma"/>
-          <w:sz w:val="28"/>
-          <w:szCs w:val="28"/>
+          <w:sz w:val="24"/>
+          <w:szCs w:val="24"/>
           <w:rtl/>
         </w:rPr>
         <w:t xml:space="preserve"> הוא שבב מיקרו-בקר מבית </w:t>
@@ -9464,8 +9477,8 @@
       <w:r>
         <w:rPr>
           <w:rFonts w:ascii="Tahoma" w:hAnsi="Tahoma" w:cs="Tahoma"/>
-          <w:sz w:val="28"/>
-          <w:szCs w:val="28"/>
+          <w:sz w:val="24"/>
+          <w:szCs w:val="24"/>
         </w:rPr>
         <w:t>Espressif</w:t>
       </w:r>
@@ -9473,16 +9486,16 @@
       <w:r>
         <w:rPr>
           <w:rFonts w:ascii="Tahoma" w:hAnsi="Tahoma" w:cs="Tahoma"/>
-          <w:sz w:val="28"/>
-          <w:szCs w:val="28"/>
+          <w:sz w:val="24"/>
+          <w:szCs w:val="24"/>
         </w:rPr>
         <w:t xml:space="preserve"> Systems</w:t>
       </w:r>
       <w:r>
         <w:rPr>
           <w:rFonts w:ascii="Tahoma" w:hAnsi="Tahoma" w:cs="Tahoma"/>
-          <w:sz w:val="28"/>
-          <w:szCs w:val="28"/>
+          <w:sz w:val="24"/>
+          <w:szCs w:val="24"/>
           <w:rtl/>
         </w:rPr>
         <w:t xml:space="preserve"> שמיועד לתקשורת אלחוטית, המיקרו בקר מאופיין בחסכוניות בחשמל ובעלות נמוכה. השבב כולל מעבד ליבה כפולה או יחידה במהירות של עד 240 מגה-הרץ ומעבד נוסף לחיסכון באנרגיה. הוא תומך ב-</w:t>
@@ -9490,16 +9503,16 @@
       <w:r>
         <w:rPr>
           <w:rFonts w:ascii="Tahoma" w:hAnsi="Tahoma" w:cs="Tahoma"/>
-          <w:sz w:val="28"/>
-          <w:szCs w:val="28"/>
+          <w:sz w:val="24"/>
+          <w:szCs w:val="24"/>
         </w:rPr>
         <w:t>Wi-Fi</w:t>
       </w:r>
       <w:r>
         <w:rPr>
           <w:rFonts w:ascii="Tahoma" w:hAnsi="Tahoma" w:cs="Tahoma"/>
-          <w:sz w:val="28"/>
-          <w:szCs w:val="28"/>
+          <w:sz w:val="24"/>
+          <w:szCs w:val="24"/>
           <w:rtl/>
         </w:rPr>
         <w:t xml:space="preserve"> וב-</w:t>
@@ -9507,16 +9520,16 @@
       <w:r>
         <w:rPr>
           <w:rFonts w:ascii="Tahoma" w:hAnsi="Tahoma" w:cs="Tahoma"/>
-          <w:sz w:val="28"/>
-          <w:szCs w:val="28"/>
+          <w:sz w:val="24"/>
+          <w:szCs w:val="24"/>
         </w:rPr>
         <w:t>Bluetooth</w:t>
       </w:r>
       <w:r>
         <w:rPr>
           <w:rFonts w:ascii="Tahoma" w:hAnsi="Tahoma" w:cs="Tahoma"/>
-          <w:sz w:val="28"/>
-          <w:szCs w:val="28"/>
+          <w:sz w:val="24"/>
+          <w:szCs w:val="24"/>
           <w:rtl/>
         </w:rPr>
         <w:t>, מה שמאפשר חיבור למגוון מכשירים אלחוטיים.</w:t>
@@ -9526,26 +9539,26 @@
       <w:pPr>
         <w:rPr>
           <w:rFonts w:ascii="Tahoma" w:hAnsi="Tahoma" w:cs="Tahoma"/>
-          <w:sz w:val="28"/>
-          <w:szCs w:val="28"/>
-          <w:rtl/>
-        </w:rPr>
-      </w:pPr>
-    </w:p>
-    <w:p>
-      <w:pPr>
-        <w:rPr>
-          <w:rFonts w:ascii="Tahoma" w:hAnsi="Tahoma" w:cs="Tahoma"/>
-          <w:sz w:val="28"/>
-          <w:szCs w:val="28"/>
-          <w:rtl/>
-        </w:rPr>
-      </w:pPr>
-      <w:r>
-        <w:rPr>
-          <w:rFonts w:ascii="Tahoma" w:hAnsi="Tahoma" w:cs="Tahoma"/>
-          <w:sz w:val="28"/>
-          <w:szCs w:val="28"/>
+          <w:sz w:val="24"/>
+          <w:szCs w:val="24"/>
+          <w:rtl/>
+        </w:rPr>
+      </w:pPr>
+    </w:p>
+    <w:p>
+      <w:pPr>
+        <w:rPr>
+          <w:rFonts w:ascii="Tahoma" w:hAnsi="Tahoma" w:cs="Tahoma"/>
+          <w:sz w:val="24"/>
+          <w:szCs w:val="24"/>
+          <w:rtl/>
+        </w:rPr>
+      </w:pPr>
+      <w:r>
+        <w:rPr>
+          <w:rFonts w:ascii="Tahoma" w:hAnsi="Tahoma" w:cs="Tahoma"/>
+          <w:sz w:val="24"/>
+          <w:szCs w:val="24"/>
           <w:rtl/>
         </w:rPr>
         <w:t>בנוסף, ה-</w:t>
@@ -9553,16 +9566,16 @@
       <w:r>
         <w:rPr>
           <w:rFonts w:ascii="Tahoma" w:hAnsi="Tahoma" w:cs="Tahoma"/>
-          <w:sz w:val="28"/>
-          <w:szCs w:val="28"/>
+          <w:sz w:val="24"/>
+          <w:szCs w:val="24"/>
         </w:rPr>
         <w:t>ESP32</w:t>
       </w:r>
       <w:r>
         <w:rPr>
           <w:rFonts w:ascii="Tahoma" w:hAnsi="Tahoma" w:cs="Tahoma"/>
-          <w:sz w:val="28"/>
-          <w:szCs w:val="28"/>
+          <w:sz w:val="24"/>
+          <w:szCs w:val="24"/>
           <w:rtl/>
         </w:rPr>
         <w:t xml:space="preserve"> מכיל מתגי אנטנה מובנים, מגבר מתח, מגבר קליטה ברעש נמוך, מסננים ומודולים לניהול צריכת החשמל. הוא משולב לרוב ב-מעגל מודפס (</w:t>
@@ -9570,16 +9583,16 @@
       <w:r>
         <w:rPr>
           <w:rFonts w:ascii="Tahoma" w:hAnsi="Tahoma" w:cs="Tahoma"/>
-          <w:sz w:val="28"/>
-          <w:szCs w:val="28"/>
+          <w:sz w:val="24"/>
+          <w:szCs w:val="24"/>
         </w:rPr>
         <w:t>PCB</w:t>
       </w:r>
       <w:r>
         <w:rPr>
           <w:rFonts w:ascii="Tahoma" w:hAnsi="Tahoma" w:cs="Tahoma"/>
-          <w:sz w:val="28"/>
-          <w:szCs w:val="28"/>
+          <w:sz w:val="24"/>
+          <w:szCs w:val="24"/>
           <w:rtl/>
         </w:rPr>
         <w:t xml:space="preserve">) ייעודי או בלוחות פיתוח עם חיבורי </w:t>
@@ -9587,16 +9600,16 @@
       <w:r>
         <w:rPr>
           <w:rFonts w:ascii="Tahoma" w:hAnsi="Tahoma" w:cs="Tahoma"/>
-          <w:sz w:val="28"/>
-          <w:szCs w:val="28"/>
+          <w:sz w:val="24"/>
+          <w:szCs w:val="24"/>
         </w:rPr>
         <w:t>GPIO</w:t>
       </w:r>
       <w:r>
         <w:rPr>
           <w:rFonts w:ascii="Tahoma" w:hAnsi="Tahoma" w:cs="Tahoma"/>
-          <w:sz w:val="28"/>
-          <w:szCs w:val="28"/>
+          <w:sz w:val="24"/>
+          <w:szCs w:val="24"/>
           <w:rtl/>
         </w:rPr>
         <w:t xml:space="preserve"> ופינים שונים, בהתאם לדגם וליצרן. השבב כולל גם ממשקים כגון </w:t>
@@ -9604,16 +9617,16 @@
       <w:r>
         <w:rPr>
           <w:rFonts w:ascii="Tahoma" w:hAnsi="Tahoma" w:cs="Tahoma"/>
-          <w:sz w:val="28"/>
-          <w:szCs w:val="28"/>
+          <w:sz w:val="24"/>
+          <w:szCs w:val="24"/>
         </w:rPr>
         <w:t>UART, SPI</w:t>
       </w:r>
       <w:r>
         <w:rPr>
           <w:rFonts w:ascii="Tahoma" w:hAnsi="Tahoma" w:cs="Tahoma"/>
-          <w:sz w:val="28"/>
-          <w:szCs w:val="28"/>
+          <w:sz w:val="24"/>
+          <w:szCs w:val="24"/>
           <w:rtl/>
         </w:rPr>
         <w:t>, ו-</w:t>
@@ -9621,16 +9634,16 @@
       <w:r>
         <w:rPr>
           <w:rFonts w:ascii="Tahoma" w:hAnsi="Tahoma" w:cs="Tahoma"/>
-          <w:sz w:val="28"/>
-          <w:szCs w:val="28"/>
+          <w:sz w:val="24"/>
+          <w:szCs w:val="24"/>
         </w:rPr>
         <w:t>I²C</w:t>
       </w:r>
       <w:r>
         <w:rPr>
           <w:rFonts w:ascii="Tahoma" w:hAnsi="Tahoma" w:cs="Tahoma"/>
-          <w:sz w:val="28"/>
-          <w:szCs w:val="28"/>
+          <w:sz w:val="24"/>
+          <w:szCs w:val="24"/>
           <w:rtl/>
         </w:rPr>
         <w:t xml:space="preserve"> לתמיכה בחיישנים ויכולות אבטחה מתקדמות כמו אתחול מאובטח והצפנה בחומרה</w:t>
@@ -9699,16 +9712,16 @@
         <w:pStyle w:val="a9"/>
         <w:rPr>
           <w:rFonts w:ascii="Tahoma" w:hAnsi="Tahoma" w:cs="Tahoma"/>
-          <w:sz w:val="28"/>
-          <w:szCs w:val="28"/>
-          <w:rtl/>
-        </w:rPr>
-      </w:pPr>
-      <w:r>
-        <w:rPr>
-          <w:rFonts w:ascii="Tahoma" w:hAnsi="Tahoma" w:cs="Tahoma"/>
-          <w:sz w:val="28"/>
-          <w:szCs w:val="28"/>
+          <w:sz w:val="24"/>
+          <w:szCs w:val="24"/>
+          <w:rtl/>
+        </w:rPr>
+      </w:pPr>
+      <w:r>
+        <w:rPr>
+          <w:rFonts w:ascii="Tahoma" w:hAnsi="Tahoma" w:cs="Tahoma"/>
+          <w:sz w:val="24"/>
+          <w:szCs w:val="24"/>
           <w:rtl/>
         </w:rPr>
         <w:t xml:space="preserve">סכמה בלוקים היא ייצוג גרפי של הארכיטקטורה הפנימית של המיקרו-בקר </w:t>
@@ -9716,16 +9729,16 @@
       <w:r>
         <w:rPr>
           <w:rFonts w:ascii="Tahoma" w:hAnsi="Tahoma" w:cs="Tahoma"/>
-          <w:sz w:val="28"/>
-          <w:szCs w:val="28"/>
+          <w:sz w:val="24"/>
+          <w:szCs w:val="24"/>
         </w:rPr>
         <w:t>ESP32-WROOM-32D</w:t>
       </w:r>
       <w:r>
         <w:rPr>
           <w:rFonts w:ascii="Tahoma" w:hAnsi="Tahoma" w:cs="Tahoma"/>
-          <w:sz w:val="28"/>
-          <w:szCs w:val="28"/>
+          <w:sz w:val="24"/>
+          <w:szCs w:val="24"/>
           <w:rtl/>
         </w:rPr>
         <w:t>. היא מחלקת את המיקרו-בקר למספר בלוקים תפקודיים, כאשר כל בלוק אחראי על פונקציה מסוימת במערכת.</w:t>
@@ -9736,16 +9749,16 @@
         <w:pStyle w:val="a9"/>
         <w:rPr>
           <w:rFonts w:ascii="Tahoma" w:hAnsi="Tahoma" w:cs="Tahoma"/>
-          <w:sz w:val="28"/>
-          <w:szCs w:val="28"/>
-          <w:rtl/>
-        </w:rPr>
-      </w:pPr>
-      <w:r>
-        <w:rPr>
-          <w:rFonts w:ascii="Tahoma" w:hAnsi="Tahoma" w:cs="Tahoma"/>
-          <w:sz w:val="28"/>
-          <w:szCs w:val="28"/>
+          <w:sz w:val="24"/>
+          <w:szCs w:val="24"/>
+          <w:rtl/>
+        </w:rPr>
+      </w:pPr>
+      <w:r>
+        <w:rPr>
+          <w:rFonts w:ascii="Tahoma" w:hAnsi="Tahoma" w:cs="Tahoma"/>
+          <w:sz w:val="24"/>
+          <w:szCs w:val="24"/>
           <w:rtl/>
         </w:rPr>
         <w:t>באמצעות הסכמה ניתן להבין את המבנה הפנימי, התכונות והיכולות של המיקרו-בקר, וכיצד מתבצעת התקשורת בין הרכיבים השונים.</w:t>
@@ -9793,8 +9806,8 @@
           <w:rFonts w:ascii="Tahoma" w:hAnsi="Tahoma" w:cs="Tahoma"/>
           <w:b/>
           <w:bCs/>
-          <w:sz w:val="28"/>
-          <w:szCs w:val="28"/>
+          <w:sz w:val="24"/>
+          <w:szCs w:val="24"/>
           <w:rtl/>
         </w:rPr>
       </w:pPr>
@@ -9804,16 +9817,16 @@
         <w:pStyle w:val="a9"/>
         <w:rPr>
           <w:rFonts w:ascii="Tahoma" w:hAnsi="Tahoma" w:cs="Tahoma"/>
-          <w:sz w:val="28"/>
-          <w:szCs w:val="28"/>
-          <w:rtl/>
-        </w:rPr>
-      </w:pPr>
-      <w:r>
-        <w:rPr>
-          <w:rFonts w:ascii="Tahoma" w:hAnsi="Tahoma" w:cs="Tahoma"/>
-          <w:sz w:val="28"/>
-          <w:szCs w:val="28"/>
+          <w:sz w:val="24"/>
+          <w:szCs w:val="24"/>
+          <w:rtl/>
+        </w:rPr>
+      </w:pPr>
+      <w:r>
+        <w:rPr>
+          <w:rFonts w:ascii="Tahoma" w:hAnsi="Tahoma" w:cs="Tahoma"/>
+          <w:sz w:val="24"/>
+          <w:szCs w:val="24"/>
           <w:rtl/>
         </w:rPr>
         <w:t>קטגוריה 1: ליבה וזיכרון (</w:t>
@@ -9821,16 +9834,16 @@
       <w:r>
         <w:rPr>
           <w:rFonts w:ascii="Tahoma" w:hAnsi="Tahoma" w:cs="Tahoma"/>
-          <w:sz w:val="28"/>
-          <w:szCs w:val="28"/>
+          <w:sz w:val="24"/>
+          <w:szCs w:val="24"/>
         </w:rPr>
         <w:t>Core and Memory</w:t>
       </w:r>
       <w:r>
         <w:rPr>
           <w:rFonts w:ascii="Tahoma" w:hAnsi="Tahoma" w:cs="Tahoma"/>
-          <w:sz w:val="28"/>
-          <w:szCs w:val="28"/>
+          <w:sz w:val="24"/>
+          <w:szCs w:val="24"/>
           <w:rtl/>
         </w:rPr>
         <w:t>)</w:t>
@@ -9846,16 +9859,16 @@
         <w:ind w:left="1080"/>
         <w:rPr>
           <w:rFonts w:ascii="Tahoma" w:hAnsi="Tahoma" w:cs="Tahoma"/>
-          <w:sz w:val="28"/>
-          <w:szCs w:val="28"/>
-          <w:rtl/>
-        </w:rPr>
-      </w:pPr>
-      <w:r>
-        <w:rPr>
-          <w:rFonts w:ascii="Tahoma" w:hAnsi="Tahoma" w:cs="Tahoma"/>
-          <w:sz w:val="28"/>
-          <w:szCs w:val="28"/>
+          <w:sz w:val="24"/>
+          <w:szCs w:val="24"/>
+          <w:rtl/>
+        </w:rPr>
+      </w:pPr>
+      <w:r>
+        <w:rPr>
+          <w:rFonts w:ascii="Tahoma" w:hAnsi="Tahoma" w:cs="Tahoma"/>
+          <w:sz w:val="24"/>
+          <w:szCs w:val="24"/>
           <w:rtl/>
         </w:rPr>
         <w:t>תפקידי ליבה:</w:t>
@@ -9870,8 +9883,8 @@
         </w:numPr>
         <w:rPr>
           <w:rFonts w:ascii="Tahoma" w:hAnsi="Tahoma" w:cs="Tahoma"/>
-          <w:sz w:val="28"/>
-          <w:szCs w:val="28"/>
+          <w:sz w:val="24"/>
+          <w:szCs w:val="24"/>
           <w:rtl/>
         </w:rPr>
       </w:pPr>
@@ -9879,8 +9892,8 @@
       <w:r>
         <w:rPr>
           <w:rFonts w:ascii="Tahoma" w:hAnsi="Tahoma" w:cs="Tahoma"/>
-          <w:sz w:val="28"/>
-          <w:szCs w:val="28"/>
+          <w:sz w:val="24"/>
+          <w:szCs w:val="24"/>
         </w:rPr>
         <w:t>Xtensa</w:t>
       </w:r>
@@ -9888,8 +9901,8 @@
       <w:r>
         <w:rPr>
           <w:rFonts w:ascii="Tahoma" w:hAnsi="Tahoma" w:cs="Tahoma"/>
-          <w:sz w:val="28"/>
-          <w:szCs w:val="28"/>
+          <w:sz w:val="24"/>
+          <w:szCs w:val="24"/>
         </w:rPr>
         <w:t xml:space="preserve"> LX6 </w:t>
       </w:r>
@@ -9897,16 +9910,16 @@
       <w:r>
         <w:rPr>
           <w:rFonts w:ascii="Tahoma" w:hAnsi="Tahoma" w:cs="Tahoma"/>
-          <w:sz w:val="28"/>
-          <w:szCs w:val="28"/>
+          <w:sz w:val="24"/>
+          <w:szCs w:val="24"/>
         </w:rPr>
         <w:t>Microprocessors</w:t>
       </w:r>
       <w:r>
         <w:rPr>
           <w:rFonts w:ascii="Tahoma" w:hAnsi="Tahoma" w:cs="Tahoma" w:hint="cs"/>
-          <w:sz w:val="28"/>
-          <w:szCs w:val="28"/>
+          <w:sz w:val="24"/>
+          <w:szCs w:val="24"/>
           <w:rtl/>
         </w:rPr>
         <w:t xml:space="preserve"> :</w:t>
@@ -9915,8 +9928,8 @@
       <w:r>
         <w:rPr>
           <w:rFonts w:ascii="Tahoma" w:hAnsi="Tahoma" w:cs="Tahoma" w:hint="cs"/>
-          <w:sz w:val="28"/>
-          <w:szCs w:val="28"/>
+          <w:sz w:val="24"/>
+          <w:szCs w:val="24"/>
           <w:rtl/>
         </w:rPr>
         <w:t xml:space="preserve"> </w:t>
@@ -9924,8 +9937,8 @@
       <w:r>
         <w:rPr>
           <w:rFonts w:ascii="Tahoma" w:hAnsi="Tahoma" w:cs="Tahoma"/>
-          <w:sz w:val="28"/>
-          <w:szCs w:val="28"/>
+          <w:sz w:val="24"/>
+          <w:szCs w:val="24"/>
           <w:rtl/>
         </w:rPr>
         <w:t>שני מעבדים (או אחד, תלוי בגרסה) המיועדים לעיבוד נתונים.</w:t>
@@ -9933,8 +9946,8 @@
       <w:r>
         <w:rPr>
           <w:rFonts w:ascii="Tahoma" w:hAnsi="Tahoma" w:cs="Tahoma" w:hint="cs"/>
-          <w:sz w:val="28"/>
-          <w:szCs w:val="28"/>
+          <w:sz w:val="24"/>
+          <w:szCs w:val="24"/>
           <w:rtl/>
         </w:rPr>
         <w:t xml:space="preserve"> </w:t>
@@ -9942,8 +9955,8 @@
       <w:r>
         <w:rPr>
           <w:rFonts w:ascii="Tahoma" w:hAnsi="Tahoma" w:cs="Tahoma"/>
-          <w:sz w:val="28"/>
-          <w:szCs w:val="28"/>
+          <w:sz w:val="24"/>
+          <w:szCs w:val="24"/>
           <w:rtl/>
         </w:rPr>
         <w:t>מתאימים למשימות מרובות ויישומי זמן אמת.</w:t>
@@ -9958,8 +9971,8 @@
         </w:numPr>
         <w:rPr>
           <w:rFonts w:ascii="Tahoma" w:hAnsi="Tahoma" w:cs="Tahoma"/>
-          <w:sz w:val="28"/>
-          <w:szCs w:val="28"/>
+          <w:sz w:val="24"/>
+          <w:szCs w:val="24"/>
           <w:rtl/>
         </w:rPr>
       </w:pPr>
@@ -9967,16 +9980,16 @@
       <w:r>
         <w:rPr>
           <w:rFonts w:ascii="Tahoma" w:hAnsi="Tahoma" w:cs="Tahoma"/>
-          <w:sz w:val="28"/>
-          <w:szCs w:val="28"/>
+          <w:sz w:val="24"/>
+          <w:szCs w:val="24"/>
         </w:rPr>
         <w:t>ROM</w:t>
       </w:r>
       <w:r>
         <w:rPr>
           <w:rFonts w:ascii="Tahoma" w:hAnsi="Tahoma" w:cs="Tahoma" w:hint="cs"/>
-          <w:sz w:val="28"/>
-          <w:szCs w:val="28"/>
+          <w:sz w:val="24"/>
+          <w:szCs w:val="24"/>
           <w:rtl/>
         </w:rPr>
         <w:t xml:space="preserve"> :</w:t>
@@ -9985,8 +9998,8 @@
       <w:r>
         <w:rPr>
           <w:rFonts w:ascii="Tahoma" w:hAnsi="Tahoma" w:cs="Tahoma" w:hint="cs"/>
-          <w:sz w:val="28"/>
-          <w:szCs w:val="28"/>
+          <w:sz w:val="24"/>
+          <w:szCs w:val="24"/>
           <w:rtl/>
         </w:rPr>
         <w:t xml:space="preserve"> </w:t>
@@ -9994,8 +10007,8 @@
       <w:r>
         <w:rPr>
           <w:rFonts w:ascii="Tahoma" w:hAnsi="Tahoma" w:cs="Tahoma"/>
-          <w:sz w:val="28"/>
-          <w:szCs w:val="28"/>
+          <w:sz w:val="24"/>
+          <w:szCs w:val="24"/>
           <w:rtl/>
         </w:rPr>
         <w:t>זיכרון לקריאה בלבד לאחסון קוד הפעלה קבוע של המערכת.</w:t>
@@ -10010,24 +10023,24 @@
         </w:numPr>
         <w:rPr>
           <w:rFonts w:ascii="Tahoma" w:hAnsi="Tahoma" w:cs="Tahoma"/>
-          <w:sz w:val="28"/>
-          <w:szCs w:val="28"/>
+          <w:sz w:val="24"/>
+          <w:szCs w:val="24"/>
         </w:rPr>
       </w:pPr>
       <w:proofErr w:type="gramStart"/>
       <w:r>
         <w:rPr>
           <w:rFonts w:ascii="Tahoma" w:hAnsi="Tahoma" w:cs="Tahoma"/>
-          <w:sz w:val="28"/>
-          <w:szCs w:val="28"/>
+          <w:sz w:val="24"/>
+          <w:szCs w:val="24"/>
         </w:rPr>
         <w:t>SRAM</w:t>
       </w:r>
       <w:r>
         <w:rPr>
           <w:rFonts w:ascii="Tahoma" w:hAnsi="Tahoma" w:cs="Tahoma" w:hint="cs"/>
-          <w:sz w:val="28"/>
-          <w:szCs w:val="28"/>
+          <w:sz w:val="24"/>
+          <w:szCs w:val="24"/>
           <w:rtl/>
         </w:rPr>
         <w:t xml:space="preserve"> :</w:t>
@@ -10036,8 +10049,8 @@
       <w:r>
         <w:rPr>
           <w:rFonts w:ascii="Tahoma" w:hAnsi="Tahoma" w:cs="Tahoma" w:hint="cs"/>
-          <w:sz w:val="28"/>
-          <w:szCs w:val="28"/>
+          <w:sz w:val="24"/>
+          <w:szCs w:val="24"/>
           <w:rtl/>
         </w:rPr>
         <w:t xml:space="preserve"> </w:t>
@@ -10045,8 +10058,8 @@
       <w:r>
         <w:rPr>
           <w:rFonts w:ascii="Tahoma" w:hAnsi="Tahoma" w:cs="Tahoma"/>
-          <w:sz w:val="28"/>
-          <w:szCs w:val="28"/>
+          <w:sz w:val="24"/>
+          <w:szCs w:val="24"/>
           <w:rtl/>
         </w:rPr>
         <w:t>זיכרון מהיר לטיפול זמני בנתונים.</w:t>
@@ -10056,8 +10069,8 @@
       <w:pPr>
         <w:rPr>
           <w:rFonts w:ascii="Tahoma" w:hAnsi="Tahoma" w:cs="Tahoma"/>
-          <w:sz w:val="28"/>
-          <w:szCs w:val="28"/>
+          <w:sz w:val="24"/>
+          <w:szCs w:val="24"/>
           <w:rtl/>
         </w:rPr>
       </w:pPr>
@@ -10072,16 +10085,16 @@
         <w:ind w:left="1080"/>
         <w:rPr>
           <w:rFonts w:ascii="Tahoma" w:hAnsi="Tahoma" w:cs="Tahoma"/>
-          <w:sz w:val="28"/>
-          <w:szCs w:val="28"/>
-          <w:rtl/>
-        </w:rPr>
-      </w:pPr>
-      <w:r>
-        <w:rPr>
-          <w:rFonts w:ascii="Tahoma" w:hAnsi="Tahoma" w:cs="Tahoma"/>
-          <w:sz w:val="28"/>
-          <w:szCs w:val="28"/>
+          <w:sz w:val="24"/>
+          <w:szCs w:val="24"/>
+          <w:rtl/>
+        </w:rPr>
+      </w:pPr>
+      <w:r>
+        <w:rPr>
+          <w:rFonts w:ascii="Tahoma" w:hAnsi="Tahoma" w:cs="Tahoma"/>
+          <w:sz w:val="24"/>
+          <w:szCs w:val="24"/>
           <w:rtl/>
         </w:rPr>
         <w:t>ניהול צריכת אנרגיה:</w:t>
@@ -10096,16 +10109,16 @@
         </w:numPr>
         <w:rPr>
           <w:rFonts w:ascii="Tahoma" w:hAnsi="Tahoma" w:cs="Tahoma"/>
-          <w:sz w:val="28"/>
-          <w:szCs w:val="28"/>
-          <w:rtl/>
-        </w:rPr>
-      </w:pPr>
-      <w:r>
-        <w:rPr>
-          <w:rFonts w:ascii="Tahoma" w:hAnsi="Tahoma" w:cs="Tahoma"/>
-          <w:sz w:val="28"/>
-          <w:szCs w:val="28"/>
+          <w:sz w:val="24"/>
+          <w:szCs w:val="24"/>
+          <w:rtl/>
+        </w:rPr>
+      </w:pPr>
+      <w:r>
+        <w:rPr>
+          <w:rFonts w:ascii="Tahoma" w:hAnsi="Tahoma" w:cs="Tahoma"/>
+          <w:sz w:val="24"/>
+          <w:szCs w:val="24"/>
         </w:rPr>
         <w:t>PMU (Power Management Unit</w:t>
       </w:r>
@@ -10113,16 +10126,16 @@
       <w:r>
         <w:rPr>
           <w:rFonts w:ascii="Tahoma" w:hAnsi="Tahoma" w:cs="Tahoma"/>
-          <w:sz w:val="28"/>
-          <w:szCs w:val="28"/>
+          <w:sz w:val="24"/>
+          <w:szCs w:val="24"/>
         </w:rPr>
         <w:t>)</w:t>
       </w:r>
       <w:r>
         <w:rPr>
           <w:rFonts w:ascii="Tahoma" w:hAnsi="Tahoma" w:cs="Tahoma" w:hint="cs"/>
-          <w:sz w:val="28"/>
-          <w:szCs w:val="28"/>
+          <w:sz w:val="24"/>
+          <w:szCs w:val="24"/>
           <w:rtl/>
         </w:rPr>
         <w:t xml:space="preserve"> :</w:t>
@@ -10131,8 +10144,8 @@
       <w:r>
         <w:rPr>
           <w:rFonts w:ascii="Tahoma" w:hAnsi="Tahoma" w:cs="Tahoma" w:hint="cs"/>
-          <w:sz w:val="28"/>
-          <w:szCs w:val="28"/>
+          <w:sz w:val="24"/>
+          <w:szCs w:val="24"/>
           <w:rtl/>
         </w:rPr>
         <w:t xml:space="preserve"> </w:t>
@@ -10140,8 +10153,8 @@
       <w:r>
         <w:rPr>
           <w:rFonts w:ascii="Tahoma" w:hAnsi="Tahoma" w:cs="Tahoma"/>
-          <w:sz w:val="28"/>
-          <w:szCs w:val="28"/>
+          <w:sz w:val="24"/>
+          <w:szCs w:val="24"/>
           <w:rtl/>
         </w:rPr>
         <w:t>יחידת ניהול חשמל לחיסכון באנרגיה וייעול ביצועים.</w:t>
@@ -10156,16 +10169,16 @@
         </w:numPr>
         <w:rPr>
           <w:rFonts w:ascii="Tahoma" w:hAnsi="Tahoma" w:cs="Tahoma"/>
-          <w:sz w:val="28"/>
-          <w:szCs w:val="28"/>
-          <w:rtl/>
-        </w:rPr>
-      </w:pPr>
-      <w:r>
-        <w:rPr>
-          <w:rFonts w:ascii="Tahoma" w:hAnsi="Tahoma" w:cs="Tahoma"/>
-          <w:sz w:val="28"/>
-          <w:szCs w:val="28"/>
+          <w:sz w:val="24"/>
+          <w:szCs w:val="24"/>
+          <w:rtl/>
+        </w:rPr>
+      </w:pPr>
+      <w:r>
+        <w:rPr>
+          <w:rFonts w:ascii="Tahoma" w:hAnsi="Tahoma" w:cs="Tahoma"/>
+          <w:sz w:val="24"/>
+          <w:szCs w:val="24"/>
         </w:rPr>
         <w:t xml:space="preserve">ULP </w:t>
       </w:r>
@@ -10173,16 +10186,16 @@
       <w:r>
         <w:rPr>
           <w:rFonts w:ascii="Tahoma" w:hAnsi="Tahoma" w:cs="Tahoma"/>
-          <w:sz w:val="28"/>
-          <w:szCs w:val="28"/>
+          <w:sz w:val="24"/>
+          <w:szCs w:val="24"/>
         </w:rPr>
         <w:t>Coprocessor</w:t>
       </w:r>
       <w:r>
         <w:rPr>
           <w:rFonts w:ascii="Tahoma" w:hAnsi="Tahoma" w:cs="Tahoma" w:hint="cs"/>
-          <w:sz w:val="28"/>
-          <w:szCs w:val="28"/>
+          <w:sz w:val="24"/>
+          <w:szCs w:val="24"/>
           <w:rtl/>
         </w:rPr>
         <w:t xml:space="preserve"> :</w:t>
@@ -10191,8 +10204,8 @@
       <w:r>
         <w:rPr>
           <w:rFonts w:ascii="Tahoma" w:hAnsi="Tahoma" w:cs="Tahoma" w:hint="cs"/>
-          <w:sz w:val="28"/>
-          <w:szCs w:val="28"/>
+          <w:sz w:val="24"/>
+          <w:szCs w:val="24"/>
           <w:rtl/>
         </w:rPr>
         <w:t xml:space="preserve"> </w:t>
@@ -10200,8 +10213,8 @@
       <w:r>
         <w:rPr>
           <w:rFonts w:ascii="Tahoma" w:hAnsi="Tahoma" w:cs="Tahoma"/>
-          <w:sz w:val="28"/>
-          <w:szCs w:val="28"/>
+          <w:sz w:val="24"/>
+          <w:szCs w:val="24"/>
           <w:rtl/>
         </w:rPr>
         <w:t>מעבד צריכת חשמל נמוכה המאפשר פעולות בסיסיות בזמן שהליבה הראשית במצב שינה.</w:t>
@@ -10216,16 +10229,16 @@
         </w:numPr>
         <w:rPr>
           <w:rFonts w:ascii="Tahoma" w:hAnsi="Tahoma" w:cs="Tahoma"/>
-          <w:sz w:val="28"/>
-          <w:szCs w:val="28"/>
-          <w:rtl/>
-        </w:rPr>
-      </w:pPr>
-      <w:r>
-        <w:rPr>
-          <w:rFonts w:ascii="Tahoma" w:hAnsi="Tahoma" w:cs="Tahoma"/>
-          <w:sz w:val="28"/>
-          <w:szCs w:val="28"/>
+          <w:sz w:val="24"/>
+          <w:szCs w:val="24"/>
+          <w:rtl/>
+        </w:rPr>
+      </w:pPr>
+      <w:r>
+        <w:rPr>
+          <w:rFonts w:ascii="Tahoma" w:hAnsi="Tahoma" w:cs="Tahoma"/>
+          <w:sz w:val="24"/>
+          <w:szCs w:val="24"/>
         </w:rPr>
         <w:t xml:space="preserve">Recovery </w:t>
       </w:r>
@@ -10233,16 +10246,16 @@
       <w:r>
         <w:rPr>
           <w:rFonts w:ascii="Tahoma" w:hAnsi="Tahoma" w:cs="Tahoma"/>
-          <w:sz w:val="28"/>
-          <w:szCs w:val="28"/>
+          <w:sz w:val="24"/>
+          <w:szCs w:val="24"/>
         </w:rPr>
         <w:t>Memory</w:t>
       </w:r>
       <w:r>
         <w:rPr>
           <w:rFonts w:ascii="Tahoma" w:hAnsi="Tahoma" w:cs="Tahoma" w:hint="cs"/>
-          <w:sz w:val="28"/>
-          <w:szCs w:val="28"/>
+          <w:sz w:val="24"/>
+          <w:szCs w:val="24"/>
           <w:rtl/>
         </w:rPr>
         <w:t xml:space="preserve"> :</w:t>
@@ -10251,8 +10264,8 @@
       <w:r>
         <w:rPr>
           <w:rFonts w:ascii="Tahoma" w:hAnsi="Tahoma" w:cs="Tahoma" w:hint="cs"/>
-          <w:sz w:val="28"/>
-          <w:szCs w:val="28"/>
+          <w:sz w:val="24"/>
+          <w:szCs w:val="24"/>
           <w:rtl/>
         </w:rPr>
         <w:t xml:space="preserve"> </w:t>
@@ -10260,8 +10273,8 @@
       <w:r>
         <w:rPr>
           <w:rFonts w:ascii="Tahoma" w:hAnsi="Tahoma" w:cs="Tahoma"/>
-          <w:sz w:val="28"/>
-          <w:szCs w:val="28"/>
+          <w:sz w:val="24"/>
+          <w:szCs w:val="24"/>
           <w:rtl/>
         </w:rPr>
         <w:t>זיכרון התאוששות לשמירה על נתונים חשובים במקרים של קריסת מערכת.</w:t>
@@ -10272,8 +10285,8 @@
         <w:pStyle w:val="a9"/>
         <w:rPr>
           <w:rFonts w:ascii="Tahoma" w:hAnsi="Tahoma" w:cs="Tahoma"/>
-          <w:sz w:val="28"/>
-          <w:szCs w:val="28"/>
+          <w:sz w:val="24"/>
+          <w:szCs w:val="24"/>
           <w:rtl/>
         </w:rPr>
       </w:pPr>
@@ -10283,16 +10296,16 @@
         <w:pStyle w:val="a9"/>
         <w:rPr>
           <w:rFonts w:ascii="Tahoma" w:hAnsi="Tahoma" w:cs="Tahoma"/>
-          <w:sz w:val="28"/>
-          <w:szCs w:val="28"/>
-          <w:rtl/>
-        </w:rPr>
-      </w:pPr>
-      <w:r>
-        <w:rPr>
-          <w:rFonts w:ascii="Tahoma" w:hAnsi="Tahoma" w:cs="Tahoma"/>
-          <w:sz w:val="28"/>
-          <w:szCs w:val="28"/>
+          <w:sz w:val="24"/>
+          <w:szCs w:val="24"/>
+          <w:rtl/>
+        </w:rPr>
+      </w:pPr>
+      <w:r>
+        <w:rPr>
+          <w:rFonts w:ascii="Tahoma" w:hAnsi="Tahoma" w:cs="Tahoma"/>
+          <w:sz w:val="24"/>
+          <w:szCs w:val="24"/>
           <w:rtl/>
         </w:rPr>
         <w:t>קטגוריה 2: תקשורת אלחוטית (</w:t>
@@ -10300,16 +10313,16 @@
       <w:r>
         <w:rPr>
           <w:rFonts w:ascii="Tahoma" w:hAnsi="Tahoma" w:cs="Tahoma"/>
-          <w:sz w:val="28"/>
-          <w:szCs w:val="28"/>
+          <w:sz w:val="24"/>
+          <w:szCs w:val="24"/>
         </w:rPr>
         <w:t>Wireless Communication</w:t>
       </w:r>
       <w:r>
         <w:rPr>
           <w:rFonts w:ascii="Tahoma" w:hAnsi="Tahoma" w:cs="Tahoma"/>
-          <w:sz w:val="28"/>
-          <w:szCs w:val="28"/>
+          <w:sz w:val="24"/>
+          <w:szCs w:val="24"/>
           <w:rtl/>
         </w:rPr>
         <w:t>)</w:t>
@@ -10324,16 +10337,16 @@
         </w:numPr>
         <w:rPr>
           <w:rFonts w:ascii="Tahoma" w:hAnsi="Tahoma" w:cs="Tahoma"/>
-          <w:sz w:val="28"/>
-          <w:szCs w:val="28"/>
-          <w:rtl/>
-        </w:rPr>
-      </w:pPr>
-      <w:r>
-        <w:rPr>
-          <w:rFonts w:ascii="Tahoma" w:hAnsi="Tahoma" w:cs="Tahoma"/>
-          <w:sz w:val="28"/>
-          <w:szCs w:val="28"/>
+          <w:sz w:val="24"/>
+          <w:szCs w:val="24"/>
+          <w:rtl/>
+        </w:rPr>
+      </w:pPr>
+      <w:r>
+        <w:rPr>
+          <w:rFonts w:ascii="Tahoma" w:hAnsi="Tahoma" w:cs="Tahoma"/>
+          <w:sz w:val="24"/>
+          <w:szCs w:val="24"/>
         </w:rPr>
         <w:t xml:space="preserve">Wi-Fi </w:t>
       </w:r>
@@ -10341,16 +10354,16 @@
       <w:r>
         <w:rPr>
           <w:rFonts w:ascii="Tahoma" w:hAnsi="Tahoma" w:cs="Tahoma"/>
-          <w:sz w:val="28"/>
-          <w:szCs w:val="28"/>
+          <w:sz w:val="24"/>
+          <w:szCs w:val="24"/>
         </w:rPr>
         <w:t>MAC</w:t>
       </w:r>
       <w:r>
         <w:rPr>
           <w:rFonts w:ascii="Tahoma" w:hAnsi="Tahoma" w:cs="Tahoma" w:hint="cs"/>
-          <w:sz w:val="28"/>
-          <w:szCs w:val="28"/>
+          <w:sz w:val="24"/>
+          <w:szCs w:val="24"/>
           <w:rtl/>
         </w:rPr>
         <w:t xml:space="preserve"> :</w:t>
@@ -10359,8 +10372,8 @@
       <w:r>
         <w:rPr>
           <w:rFonts w:ascii="Tahoma" w:hAnsi="Tahoma" w:cs="Tahoma" w:hint="cs"/>
-          <w:sz w:val="28"/>
-          <w:szCs w:val="28"/>
+          <w:sz w:val="24"/>
+          <w:szCs w:val="24"/>
           <w:rtl/>
         </w:rPr>
         <w:t xml:space="preserve"> </w:t>
@@ -10368,8 +10381,8 @@
       <w:r>
         <w:rPr>
           <w:rFonts w:ascii="Tahoma" w:hAnsi="Tahoma" w:cs="Tahoma"/>
-          <w:sz w:val="28"/>
-          <w:szCs w:val="28"/>
+          <w:sz w:val="24"/>
+          <w:szCs w:val="24"/>
           <w:rtl/>
         </w:rPr>
         <w:t xml:space="preserve">בקרת תעבורת </w:t>
@@ -10377,16 +10390,16 @@
       <w:r>
         <w:rPr>
           <w:rFonts w:ascii="Tahoma" w:hAnsi="Tahoma" w:cs="Tahoma"/>
-          <w:sz w:val="28"/>
-          <w:szCs w:val="28"/>
+          <w:sz w:val="24"/>
+          <w:szCs w:val="24"/>
         </w:rPr>
         <w:t>Wi-Fi</w:t>
       </w:r>
       <w:r>
         <w:rPr>
           <w:rFonts w:ascii="Tahoma" w:hAnsi="Tahoma" w:cs="Tahoma"/>
-          <w:sz w:val="28"/>
-          <w:szCs w:val="28"/>
+          <w:sz w:val="24"/>
+          <w:szCs w:val="24"/>
           <w:rtl/>
         </w:rPr>
         <w:t xml:space="preserve"> ברמת </w:t>
@@ -10394,16 +10407,16 @@
       <w:r>
         <w:rPr>
           <w:rFonts w:ascii="Tahoma" w:hAnsi="Tahoma" w:cs="Tahoma"/>
-          <w:sz w:val="28"/>
-          <w:szCs w:val="28"/>
+          <w:sz w:val="24"/>
+          <w:szCs w:val="24"/>
         </w:rPr>
         <w:t>MAC (Media Access Control)</w:t>
       </w:r>
       <w:r>
         <w:rPr>
           <w:rFonts w:ascii="Tahoma" w:hAnsi="Tahoma" w:cs="Tahoma"/>
-          <w:sz w:val="28"/>
-          <w:szCs w:val="28"/>
+          <w:sz w:val="24"/>
+          <w:szCs w:val="24"/>
           <w:rtl/>
         </w:rPr>
         <w:t>.</w:t>
@@ -10418,16 +10431,16 @@
         </w:numPr>
         <w:rPr>
           <w:rFonts w:ascii="Tahoma" w:hAnsi="Tahoma" w:cs="Tahoma"/>
-          <w:sz w:val="28"/>
-          <w:szCs w:val="28"/>
-          <w:rtl/>
-        </w:rPr>
-      </w:pPr>
-      <w:r>
-        <w:rPr>
-          <w:rFonts w:ascii="Tahoma" w:hAnsi="Tahoma" w:cs="Tahoma"/>
-          <w:sz w:val="28"/>
-          <w:szCs w:val="28"/>
+          <w:sz w:val="24"/>
+          <w:szCs w:val="24"/>
+          <w:rtl/>
+        </w:rPr>
+      </w:pPr>
+      <w:r>
+        <w:rPr>
+          <w:rFonts w:ascii="Tahoma" w:hAnsi="Tahoma" w:cs="Tahoma"/>
+          <w:sz w:val="24"/>
+          <w:szCs w:val="24"/>
         </w:rPr>
         <w:t xml:space="preserve">Wi-Fi </w:t>
       </w:r>
@@ -10435,16 +10448,16 @@
       <w:r>
         <w:rPr>
           <w:rFonts w:ascii="Tahoma" w:hAnsi="Tahoma" w:cs="Tahoma"/>
-          <w:sz w:val="28"/>
-          <w:szCs w:val="28"/>
+          <w:sz w:val="24"/>
+          <w:szCs w:val="24"/>
         </w:rPr>
         <w:t>Baseband</w:t>
       </w:r>
       <w:r>
         <w:rPr>
           <w:rFonts w:ascii="Tahoma" w:hAnsi="Tahoma" w:cs="Tahoma" w:hint="cs"/>
-          <w:sz w:val="28"/>
-          <w:szCs w:val="28"/>
+          <w:sz w:val="24"/>
+          <w:szCs w:val="24"/>
           <w:rtl/>
         </w:rPr>
         <w:t xml:space="preserve"> :</w:t>
@@ -10453,8 +10466,8 @@
       <w:r>
         <w:rPr>
           <w:rFonts w:ascii="Tahoma" w:hAnsi="Tahoma" w:cs="Tahoma" w:hint="cs"/>
-          <w:sz w:val="28"/>
-          <w:szCs w:val="28"/>
+          <w:sz w:val="24"/>
+          <w:szCs w:val="24"/>
           <w:rtl/>
         </w:rPr>
         <w:t xml:space="preserve"> </w:t>
@@ -10462,8 +10475,8 @@
       <w:r>
         <w:rPr>
           <w:rFonts w:ascii="Tahoma" w:hAnsi="Tahoma" w:cs="Tahoma"/>
-          <w:sz w:val="28"/>
-          <w:szCs w:val="28"/>
+          <w:sz w:val="24"/>
+          <w:szCs w:val="24"/>
           <w:rtl/>
         </w:rPr>
         <w:t xml:space="preserve">טיפול באותות </w:t>
@@ -10471,16 +10484,16 @@
       <w:r>
         <w:rPr>
           <w:rFonts w:ascii="Tahoma" w:hAnsi="Tahoma" w:cs="Tahoma"/>
-          <w:sz w:val="28"/>
-          <w:szCs w:val="28"/>
+          <w:sz w:val="24"/>
+          <w:szCs w:val="24"/>
         </w:rPr>
         <w:t>Wi-Fi</w:t>
       </w:r>
       <w:r>
         <w:rPr>
           <w:rFonts w:ascii="Tahoma" w:hAnsi="Tahoma" w:cs="Tahoma"/>
-          <w:sz w:val="28"/>
-          <w:szCs w:val="28"/>
+          <w:sz w:val="24"/>
+          <w:szCs w:val="24"/>
           <w:rtl/>
         </w:rPr>
         <w:t xml:space="preserve"> והפיכתם למידע דיגיטלי.</w:t>
@@ -10495,16 +10508,16 @@
         </w:numPr>
         <w:rPr>
           <w:rFonts w:ascii="Tahoma" w:hAnsi="Tahoma" w:cs="Tahoma"/>
-          <w:sz w:val="28"/>
-          <w:szCs w:val="28"/>
-          <w:rtl/>
-        </w:rPr>
-      </w:pPr>
-      <w:r>
-        <w:rPr>
-          <w:rFonts w:ascii="Tahoma" w:hAnsi="Tahoma" w:cs="Tahoma"/>
-          <w:sz w:val="28"/>
-          <w:szCs w:val="28"/>
+          <w:sz w:val="24"/>
+          <w:szCs w:val="24"/>
+          <w:rtl/>
+        </w:rPr>
+      </w:pPr>
+      <w:r>
+        <w:rPr>
+          <w:rFonts w:ascii="Tahoma" w:hAnsi="Tahoma" w:cs="Tahoma"/>
+          <w:sz w:val="24"/>
+          <w:szCs w:val="24"/>
         </w:rPr>
         <w:t xml:space="preserve">Bluetooth Link </w:t>
       </w:r>
@@ -10512,16 +10525,16 @@
       <w:r>
         <w:rPr>
           <w:rFonts w:ascii="Tahoma" w:hAnsi="Tahoma" w:cs="Tahoma"/>
-          <w:sz w:val="28"/>
-          <w:szCs w:val="28"/>
+          <w:sz w:val="24"/>
+          <w:szCs w:val="24"/>
         </w:rPr>
         <w:t>Controller</w:t>
       </w:r>
       <w:r>
         <w:rPr>
           <w:rFonts w:ascii="Tahoma" w:hAnsi="Tahoma" w:cs="Tahoma" w:hint="cs"/>
-          <w:sz w:val="28"/>
-          <w:szCs w:val="28"/>
+          <w:sz w:val="24"/>
+          <w:szCs w:val="24"/>
           <w:rtl/>
         </w:rPr>
         <w:t xml:space="preserve"> :</w:t>
@@ -10530,8 +10543,8 @@
       <w:r>
         <w:rPr>
           <w:rFonts w:ascii="Tahoma" w:hAnsi="Tahoma" w:cs="Tahoma" w:hint="cs"/>
-          <w:sz w:val="28"/>
-          <w:szCs w:val="28"/>
+          <w:sz w:val="24"/>
+          <w:szCs w:val="24"/>
           <w:rtl/>
         </w:rPr>
         <w:t xml:space="preserve"> </w:t>
@@ -10539,8 +10552,8 @@
       <w:r>
         <w:rPr>
           <w:rFonts w:ascii="Tahoma" w:hAnsi="Tahoma" w:cs="Tahoma"/>
-          <w:sz w:val="28"/>
-          <w:szCs w:val="28"/>
+          <w:sz w:val="24"/>
+          <w:szCs w:val="24"/>
           <w:rtl/>
         </w:rPr>
         <w:t xml:space="preserve">בקר חיבורי </w:t>
@@ -10548,16 +10561,16 @@
       <w:r>
         <w:rPr>
           <w:rFonts w:ascii="Tahoma" w:hAnsi="Tahoma" w:cs="Tahoma"/>
-          <w:sz w:val="28"/>
-          <w:szCs w:val="28"/>
+          <w:sz w:val="24"/>
+          <w:szCs w:val="24"/>
         </w:rPr>
         <w:t>Bluetooth</w:t>
       </w:r>
       <w:r>
         <w:rPr>
           <w:rFonts w:ascii="Tahoma" w:hAnsi="Tahoma" w:cs="Tahoma"/>
-          <w:sz w:val="28"/>
-          <w:szCs w:val="28"/>
+          <w:sz w:val="24"/>
+          <w:szCs w:val="24"/>
           <w:rtl/>
         </w:rPr>
         <w:t xml:space="preserve">, תומך בתקשורת </w:t>
@@ -10565,16 +10578,16 @@
       <w:r>
         <w:rPr>
           <w:rFonts w:ascii="Tahoma" w:hAnsi="Tahoma" w:cs="Tahoma"/>
-          <w:sz w:val="28"/>
-          <w:szCs w:val="28"/>
+          <w:sz w:val="24"/>
+          <w:szCs w:val="24"/>
         </w:rPr>
         <w:t>BLE</w:t>
       </w:r>
       <w:r>
         <w:rPr>
           <w:rFonts w:ascii="Tahoma" w:hAnsi="Tahoma" w:cs="Tahoma"/>
-          <w:sz w:val="28"/>
-          <w:szCs w:val="28"/>
+          <w:sz w:val="24"/>
+          <w:szCs w:val="24"/>
           <w:rtl/>
         </w:rPr>
         <w:t xml:space="preserve"> וקלאסית.</w:t>
@@ -10589,16 +10602,16 @@
         </w:numPr>
         <w:rPr>
           <w:rFonts w:ascii="Tahoma" w:hAnsi="Tahoma" w:cs="Tahoma"/>
-          <w:sz w:val="28"/>
-          <w:szCs w:val="28"/>
-          <w:rtl/>
-        </w:rPr>
-      </w:pPr>
-      <w:r>
-        <w:rPr>
-          <w:rFonts w:ascii="Tahoma" w:hAnsi="Tahoma" w:cs="Tahoma"/>
-          <w:sz w:val="28"/>
-          <w:szCs w:val="28"/>
+          <w:sz w:val="24"/>
+          <w:szCs w:val="24"/>
+          <w:rtl/>
+        </w:rPr>
+      </w:pPr>
+      <w:r>
+        <w:rPr>
+          <w:rFonts w:ascii="Tahoma" w:hAnsi="Tahoma" w:cs="Tahoma"/>
+          <w:sz w:val="24"/>
+          <w:szCs w:val="24"/>
         </w:rPr>
         <w:t xml:space="preserve">Bluetooth </w:t>
       </w:r>
@@ -10606,16 +10619,16 @@
       <w:r>
         <w:rPr>
           <w:rFonts w:ascii="Tahoma" w:hAnsi="Tahoma" w:cs="Tahoma"/>
-          <w:sz w:val="28"/>
-          <w:szCs w:val="28"/>
+          <w:sz w:val="24"/>
+          <w:szCs w:val="24"/>
         </w:rPr>
         <w:t>Baseband</w:t>
       </w:r>
       <w:r>
         <w:rPr>
           <w:rFonts w:ascii="Tahoma" w:hAnsi="Tahoma" w:cs="Tahoma" w:hint="cs"/>
-          <w:sz w:val="28"/>
-          <w:szCs w:val="28"/>
+          <w:sz w:val="24"/>
+          <w:szCs w:val="24"/>
           <w:rtl/>
         </w:rPr>
         <w:t xml:space="preserve"> :</w:t>
@@ -10624,8 +10637,8 @@
       <w:r>
         <w:rPr>
           <w:rFonts w:ascii="Tahoma" w:hAnsi="Tahoma" w:cs="Tahoma" w:hint="cs"/>
-          <w:sz w:val="28"/>
-          <w:szCs w:val="28"/>
+          <w:sz w:val="24"/>
+          <w:szCs w:val="24"/>
           <w:rtl/>
         </w:rPr>
         <w:t xml:space="preserve"> </w:t>
@@ -10633,8 +10646,8 @@
       <w:r>
         <w:rPr>
           <w:rFonts w:ascii="Tahoma" w:hAnsi="Tahoma" w:cs="Tahoma"/>
-          <w:sz w:val="28"/>
-          <w:szCs w:val="28"/>
+          <w:sz w:val="24"/>
+          <w:szCs w:val="24"/>
           <w:rtl/>
         </w:rPr>
         <w:t xml:space="preserve">עיבוד אותות </w:t>
@@ -10642,16 +10655,16 @@
       <w:r>
         <w:rPr>
           <w:rFonts w:ascii="Tahoma" w:hAnsi="Tahoma" w:cs="Tahoma"/>
-          <w:sz w:val="28"/>
-          <w:szCs w:val="28"/>
+          <w:sz w:val="24"/>
+          <w:szCs w:val="24"/>
         </w:rPr>
         <w:t>Bluetooth</w:t>
       </w:r>
       <w:r>
         <w:rPr>
           <w:rFonts w:ascii="Tahoma" w:hAnsi="Tahoma" w:cs="Tahoma"/>
-          <w:sz w:val="28"/>
-          <w:szCs w:val="28"/>
+          <w:sz w:val="24"/>
+          <w:szCs w:val="24"/>
           <w:rtl/>
         </w:rPr>
         <w:t>.</w:t>
@@ -10666,16 +10679,16 @@
         </w:numPr>
         <w:rPr>
           <w:rFonts w:ascii="Tahoma" w:hAnsi="Tahoma" w:cs="Tahoma"/>
-          <w:sz w:val="28"/>
-          <w:szCs w:val="28"/>
-          <w:rtl/>
-        </w:rPr>
-      </w:pPr>
-      <w:r>
-        <w:rPr>
-          <w:rFonts w:ascii="Tahoma" w:hAnsi="Tahoma" w:cs="Tahoma"/>
-          <w:sz w:val="28"/>
-          <w:szCs w:val="28"/>
+          <w:sz w:val="24"/>
+          <w:szCs w:val="24"/>
+          <w:rtl/>
+        </w:rPr>
+      </w:pPr>
+      <w:r>
+        <w:rPr>
+          <w:rFonts w:ascii="Tahoma" w:hAnsi="Tahoma" w:cs="Tahoma"/>
+          <w:sz w:val="24"/>
+          <w:szCs w:val="24"/>
         </w:rPr>
         <w:t xml:space="preserve">RF Receive / </w:t>
       </w:r>
@@ -10683,16 +10696,16 @@
       <w:r>
         <w:rPr>
           <w:rFonts w:ascii="Tahoma" w:hAnsi="Tahoma" w:cs="Tahoma"/>
-          <w:sz w:val="28"/>
-          <w:szCs w:val="28"/>
+          <w:sz w:val="24"/>
+          <w:szCs w:val="24"/>
         </w:rPr>
         <w:t>Transmit</w:t>
       </w:r>
       <w:r>
         <w:rPr>
           <w:rFonts w:ascii="Tahoma" w:hAnsi="Tahoma" w:cs="Tahoma" w:hint="cs"/>
-          <w:sz w:val="28"/>
-          <w:szCs w:val="28"/>
+          <w:sz w:val="24"/>
+          <w:szCs w:val="24"/>
           <w:rtl/>
         </w:rPr>
         <w:t xml:space="preserve"> :</w:t>
@@ -10701,8 +10714,8 @@
       <w:r>
         <w:rPr>
           <w:rFonts w:ascii="Tahoma" w:hAnsi="Tahoma" w:cs="Tahoma" w:hint="cs"/>
-          <w:sz w:val="28"/>
-          <w:szCs w:val="28"/>
+          <w:sz w:val="24"/>
+          <w:szCs w:val="24"/>
           <w:rtl/>
         </w:rPr>
         <w:t xml:space="preserve"> </w:t>
@@ -10710,8 +10723,8 @@
       <w:r>
         <w:rPr>
           <w:rFonts w:ascii="Tahoma" w:hAnsi="Tahoma" w:cs="Tahoma"/>
-          <w:sz w:val="28"/>
-          <w:szCs w:val="28"/>
+          <w:sz w:val="24"/>
+          <w:szCs w:val="24"/>
           <w:rtl/>
         </w:rPr>
         <w:t>יחידות לקליטה ושידור אותות רדיו.</w:t>
@@ -10726,16 +10739,16 @@
         </w:numPr>
         <w:rPr>
           <w:rFonts w:ascii="Tahoma" w:hAnsi="Tahoma" w:cs="Tahoma"/>
-          <w:sz w:val="28"/>
-          <w:szCs w:val="28"/>
-          <w:rtl/>
-        </w:rPr>
-      </w:pPr>
-      <w:r>
-        <w:rPr>
-          <w:rFonts w:ascii="Tahoma" w:hAnsi="Tahoma" w:cs="Tahoma"/>
-          <w:sz w:val="28"/>
-          <w:szCs w:val="28"/>
+          <w:sz w:val="24"/>
+          <w:szCs w:val="24"/>
+          <w:rtl/>
+        </w:rPr>
+      </w:pPr>
+      <w:r>
+        <w:rPr>
+          <w:rFonts w:ascii="Tahoma" w:hAnsi="Tahoma" w:cs="Tahoma"/>
+          <w:sz w:val="24"/>
+          <w:szCs w:val="24"/>
         </w:rPr>
         <w:t xml:space="preserve">Clock </w:t>
       </w:r>
@@ -10743,16 +10756,16 @@
       <w:r>
         <w:rPr>
           <w:rFonts w:ascii="Tahoma" w:hAnsi="Tahoma" w:cs="Tahoma"/>
-          <w:sz w:val="28"/>
-          <w:szCs w:val="28"/>
+          <w:sz w:val="24"/>
+          <w:szCs w:val="24"/>
         </w:rPr>
         <w:t>Generator</w:t>
       </w:r>
       <w:r>
         <w:rPr>
           <w:rFonts w:ascii="Tahoma" w:hAnsi="Tahoma" w:cs="Tahoma" w:hint="cs"/>
-          <w:sz w:val="28"/>
-          <w:szCs w:val="28"/>
+          <w:sz w:val="24"/>
+          <w:szCs w:val="24"/>
           <w:rtl/>
         </w:rPr>
         <w:t xml:space="preserve"> :</w:t>
@@ -10761,8 +10774,8 @@
       <w:r>
         <w:rPr>
           <w:rFonts w:ascii="Tahoma" w:hAnsi="Tahoma" w:cs="Tahoma" w:hint="cs"/>
-          <w:sz w:val="28"/>
-          <w:szCs w:val="28"/>
+          <w:sz w:val="24"/>
+          <w:szCs w:val="24"/>
           <w:rtl/>
         </w:rPr>
         <w:t xml:space="preserve"> </w:t>
@@ -10770,8 +10783,8 @@
       <w:r>
         <w:rPr>
           <w:rFonts w:ascii="Tahoma" w:hAnsi="Tahoma" w:cs="Tahoma"/>
-          <w:sz w:val="28"/>
-          <w:szCs w:val="28"/>
+          <w:sz w:val="24"/>
+          <w:szCs w:val="24"/>
           <w:rtl/>
         </w:rPr>
         <w:t>מייצר אותות שעון לסנכרון תהליכים.</w:t>
@@ -10786,16 +10799,16 @@
         </w:numPr>
         <w:rPr>
           <w:rFonts w:ascii="Tahoma" w:hAnsi="Tahoma" w:cs="Tahoma"/>
-          <w:sz w:val="28"/>
-          <w:szCs w:val="28"/>
-          <w:rtl/>
-        </w:rPr>
-      </w:pPr>
-      <w:r>
-        <w:rPr>
-          <w:rFonts w:ascii="Tahoma" w:hAnsi="Tahoma" w:cs="Tahoma"/>
-          <w:sz w:val="28"/>
-          <w:szCs w:val="28"/>
+          <w:sz w:val="24"/>
+          <w:szCs w:val="24"/>
+          <w:rtl/>
+        </w:rPr>
+      </w:pPr>
+      <w:r>
+        <w:rPr>
+          <w:rFonts w:ascii="Tahoma" w:hAnsi="Tahoma" w:cs="Tahoma"/>
+          <w:sz w:val="24"/>
+          <w:szCs w:val="24"/>
         </w:rPr>
         <w:t xml:space="preserve">Switch &amp; </w:t>
       </w:r>
@@ -10804,8 +10817,8 @@
       <w:r>
         <w:rPr>
           <w:rFonts w:ascii="Tahoma" w:hAnsi="Tahoma" w:cs="Tahoma"/>
-          <w:sz w:val="28"/>
-          <w:szCs w:val="28"/>
+          <w:sz w:val="24"/>
+          <w:szCs w:val="24"/>
         </w:rPr>
         <w:t>Balun</w:t>
       </w:r>
@@ -10813,8 +10826,8 @@
       <w:r>
         <w:rPr>
           <w:rFonts w:ascii="Tahoma" w:hAnsi="Tahoma" w:cs="Tahoma" w:hint="cs"/>
-          <w:sz w:val="28"/>
-          <w:szCs w:val="28"/>
+          <w:sz w:val="24"/>
+          <w:szCs w:val="24"/>
           <w:rtl/>
         </w:rPr>
         <w:t xml:space="preserve"> :</w:t>
@@ -10823,8 +10836,8 @@
       <w:r>
         <w:rPr>
           <w:rFonts w:ascii="Tahoma" w:hAnsi="Tahoma" w:cs="Tahoma" w:hint="cs"/>
-          <w:sz w:val="28"/>
-          <w:szCs w:val="28"/>
+          <w:sz w:val="24"/>
+          <w:szCs w:val="24"/>
           <w:rtl/>
         </w:rPr>
         <w:t xml:space="preserve"> </w:t>
@@ -10832,8 +10845,8 @@
       <w:r>
         <w:rPr>
           <w:rFonts w:ascii="Tahoma" w:hAnsi="Tahoma" w:cs="Tahoma"/>
-          <w:sz w:val="28"/>
-          <w:szCs w:val="28"/>
+          <w:sz w:val="24"/>
+          <w:szCs w:val="24"/>
           <w:rtl/>
         </w:rPr>
         <w:t>רכיבים פיזיים לשיפור האותות האלחוטיים.</w:t>
@@ -10844,8 +10857,8 @@
         <w:pStyle w:val="a9"/>
         <w:rPr>
           <w:rFonts w:ascii="Tahoma" w:hAnsi="Tahoma" w:cs="Tahoma"/>
-          <w:sz w:val="28"/>
-          <w:szCs w:val="28"/>
+          <w:sz w:val="24"/>
+          <w:szCs w:val="24"/>
           <w:rtl/>
         </w:rPr>
       </w:pPr>
@@ -10855,16 +10868,16 @@
         <w:pStyle w:val="a9"/>
         <w:rPr>
           <w:rFonts w:ascii="Tahoma" w:hAnsi="Tahoma" w:cs="Tahoma"/>
-          <w:sz w:val="28"/>
-          <w:szCs w:val="28"/>
-          <w:rtl/>
-        </w:rPr>
-      </w:pPr>
-      <w:r>
-        <w:rPr>
-          <w:rFonts w:ascii="Tahoma" w:hAnsi="Tahoma" w:cs="Tahoma"/>
-          <w:sz w:val="28"/>
-          <w:szCs w:val="28"/>
+          <w:sz w:val="24"/>
+          <w:szCs w:val="24"/>
+          <w:rtl/>
+        </w:rPr>
+      </w:pPr>
+      <w:r>
+        <w:rPr>
+          <w:rFonts w:ascii="Tahoma" w:hAnsi="Tahoma" w:cs="Tahoma"/>
+          <w:sz w:val="24"/>
+          <w:szCs w:val="24"/>
           <w:rtl/>
         </w:rPr>
         <w:t>קטגוריה 3: מערכות קוויות (</w:t>
@@ -10872,16 +10885,16 @@
       <w:r>
         <w:rPr>
           <w:rFonts w:ascii="Tahoma" w:hAnsi="Tahoma" w:cs="Tahoma"/>
-          <w:sz w:val="28"/>
-          <w:szCs w:val="28"/>
+          <w:sz w:val="24"/>
+          <w:szCs w:val="24"/>
         </w:rPr>
         <w:t>Wired Interfaces</w:t>
       </w:r>
       <w:r>
         <w:rPr>
           <w:rFonts w:ascii="Tahoma" w:hAnsi="Tahoma" w:cs="Tahoma"/>
-          <w:sz w:val="28"/>
-          <w:szCs w:val="28"/>
+          <w:sz w:val="24"/>
+          <w:szCs w:val="24"/>
           <w:rtl/>
         </w:rPr>
         <w:t>)</w:t>
@@ -10896,16 +10909,16 @@
         </w:numPr>
         <w:rPr>
           <w:rFonts w:ascii="Tahoma" w:hAnsi="Tahoma" w:cs="Tahoma"/>
-          <w:sz w:val="28"/>
-          <w:szCs w:val="28"/>
-          <w:rtl/>
-        </w:rPr>
-      </w:pPr>
-      <w:r>
-        <w:rPr>
-          <w:rFonts w:ascii="Tahoma" w:hAnsi="Tahoma" w:cs="Tahoma"/>
-          <w:sz w:val="28"/>
-          <w:szCs w:val="28"/>
+          <w:sz w:val="24"/>
+          <w:szCs w:val="24"/>
+          <w:rtl/>
+        </w:rPr>
+      </w:pPr>
+      <w:r>
+        <w:rPr>
+          <w:rFonts w:ascii="Tahoma" w:hAnsi="Tahoma" w:cs="Tahoma"/>
+          <w:sz w:val="24"/>
+          <w:szCs w:val="24"/>
         </w:rPr>
         <w:t>SPI (Serial Peripheral Interface</w:t>
       </w:r>
@@ -10913,16 +10926,16 @@
       <w:r>
         <w:rPr>
           <w:rFonts w:ascii="Tahoma" w:hAnsi="Tahoma" w:cs="Tahoma"/>
-          <w:sz w:val="28"/>
-          <w:szCs w:val="28"/>
+          <w:sz w:val="24"/>
+          <w:szCs w:val="24"/>
         </w:rPr>
         <w:t>)</w:t>
       </w:r>
       <w:r>
         <w:rPr>
           <w:rFonts w:ascii="Tahoma" w:hAnsi="Tahoma" w:cs="Tahoma" w:hint="cs"/>
-          <w:sz w:val="28"/>
-          <w:szCs w:val="28"/>
+          <w:sz w:val="24"/>
+          <w:szCs w:val="24"/>
           <w:rtl/>
         </w:rPr>
         <w:t xml:space="preserve"> :</w:t>
@@ -10931,8 +10944,8 @@
       <w:r>
         <w:rPr>
           <w:rFonts w:ascii="Tahoma" w:hAnsi="Tahoma" w:cs="Tahoma" w:hint="cs"/>
-          <w:sz w:val="28"/>
-          <w:szCs w:val="28"/>
+          <w:sz w:val="24"/>
+          <w:szCs w:val="24"/>
           <w:rtl/>
         </w:rPr>
         <w:t xml:space="preserve"> </w:t>
@@ -10940,8 +10953,8 @@
       <w:r>
         <w:rPr>
           <w:rFonts w:ascii="Tahoma" w:hAnsi="Tahoma" w:cs="Tahoma"/>
-          <w:sz w:val="28"/>
-          <w:szCs w:val="28"/>
+          <w:sz w:val="24"/>
+          <w:szCs w:val="24"/>
           <w:rtl/>
         </w:rPr>
         <w:t>ממשק להעברת נתונים בין התקנים כמו זיכרון חיצוני או מסכים.</w:t>
@@ -10956,16 +10969,16 @@
         </w:numPr>
         <w:rPr>
           <w:rFonts w:ascii="Tahoma" w:hAnsi="Tahoma" w:cs="Tahoma"/>
-          <w:sz w:val="28"/>
-          <w:szCs w:val="28"/>
-          <w:rtl/>
-        </w:rPr>
-      </w:pPr>
-      <w:r>
-        <w:rPr>
-          <w:rFonts w:ascii="Tahoma" w:hAnsi="Tahoma" w:cs="Tahoma"/>
-          <w:sz w:val="28"/>
-          <w:szCs w:val="28"/>
+          <w:sz w:val="24"/>
+          <w:szCs w:val="24"/>
+          <w:rtl/>
+        </w:rPr>
+      </w:pPr>
+      <w:r>
+        <w:rPr>
+          <w:rFonts w:ascii="Tahoma" w:hAnsi="Tahoma" w:cs="Tahoma"/>
+          <w:sz w:val="24"/>
+          <w:szCs w:val="24"/>
         </w:rPr>
         <w:t>I2C (Inter-Integrated Circuit</w:t>
       </w:r>
@@ -10973,16 +10986,16 @@
       <w:r>
         <w:rPr>
           <w:rFonts w:ascii="Tahoma" w:hAnsi="Tahoma" w:cs="Tahoma"/>
-          <w:sz w:val="28"/>
-          <w:szCs w:val="28"/>
+          <w:sz w:val="24"/>
+          <w:szCs w:val="24"/>
         </w:rPr>
         <w:t>)</w:t>
       </w:r>
       <w:r>
         <w:rPr>
           <w:rFonts w:ascii="Tahoma" w:hAnsi="Tahoma" w:cs="Tahoma" w:hint="cs"/>
-          <w:sz w:val="28"/>
-          <w:szCs w:val="28"/>
+          <w:sz w:val="24"/>
+          <w:szCs w:val="24"/>
           <w:rtl/>
         </w:rPr>
         <w:t xml:space="preserve"> :</w:t>
@@ -10991,8 +11004,8 @@
       <w:r>
         <w:rPr>
           <w:rFonts w:ascii="Tahoma" w:hAnsi="Tahoma" w:cs="Tahoma" w:hint="cs"/>
-          <w:sz w:val="28"/>
-          <w:szCs w:val="28"/>
+          <w:sz w:val="24"/>
+          <w:szCs w:val="24"/>
           <w:rtl/>
         </w:rPr>
         <w:t xml:space="preserve"> </w:t>
@@ -11000,8 +11013,8 @@
       <w:r>
         <w:rPr>
           <w:rFonts w:ascii="Tahoma" w:hAnsi="Tahoma" w:cs="Tahoma"/>
-          <w:sz w:val="28"/>
-          <w:szCs w:val="28"/>
+          <w:sz w:val="24"/>
+          <w:szCs w:val="24"/>
           <w:rtl/>
         </w:rPr>
         <w:t>פרוטוקול תקשורת בין רכיבים על אותה לוח אם.</w:t>
@@ -11016,16 +11029,16 @@
         </w:numPr>
         <w:rPr>
           <w:rFonts w:ascii="Tahoma" w:hAnsi="Tahoma" w:cs="Tahoma"/>
-          <w:sz w:val="28"/>
-          <w:szCs w:val="28"/>
-          <w:rtl/>
-        </w:rPr>
-      </w:pPr>
-      <w:r>
-        <w:rPr>
-          <w:rFonts w:ascii="Tahoma" w:hAnsi="Tahoma" w:cs="Tahoma"/>
-          <w:sz w:val="28"/>
-          <w:szCs w:val="28"/>
+          <w:sz w:val="24"/>
+          <w:szCs w:val="24"/>
+          <w:rtl/>
+        </w:rPr>
+      </w:pPr>
+      <w:r>
+        <w:rPr>
+          <w:rFonts w:ascii="Tahoma" w:hAnsi="Tahoma" w:cs="Tahoma"/>
+          <w:sz w:val="24"/>
+          <w:szCs w:val="24"/>
         </w:rPr>
         <w:t>UART (Universal Asynchronous Receiver-Transmitter</w:t>
       </w:r>
@@ -11033,16 +11046,16 @@
       <w:r>
         <w:rPr>
           <w:rFonts w:ascii="Tahoma" w:hAnsi="Tahoma" w:cs="Tahoma"/>
-          <w:sz w:val="28"/>
-          <w:szCs w:val="28"/>
+          <w:sz w:val="24"/>
+          <w:szCs w:val="24"/>
         </w:rPr>
         <w:t>)</w:t>
       </w:r>
       <w:r>
         <w:rPr>
           <w:rFonts w:ascii="Tahoma" w:hAnsi="Tahoma" w:cs="Tahoma" w:hint="cs"/>
-          <w:sz w:val="28"/>
-          <w:szCs w:val="28"/>
+          <w:sz w:val="24"/>
+          <w:szCs w:val="24"/>
           <w:rtl/>
         </w:rPr>
         <w:t xml:space="preserve"> :</w:t>
@@ -11051,8 +11064,8 @@
       <w:r>
         <w:rPr>
           <w:rFonts w:ascii="Tahoma" w:hAnsi="Tahoma" w:cs="Tahoma" w:hint="cs"/>
-          <w:sz w:val="28"/>
-          <w:szCs w:val="28"/>
+          <w:sz w:val="24"/>
+          <w:szCs w:val="24"/>
           <w:rtl/>
         </w:rPr>
         <w:t xml:space="preserve"> </w:t>
@@ -11060,8 +11073,8 @@
       <w:r>
         <w:rPr>
           <w:rFonts w:ascii="Tahoma" w:hAnsi="Tahoma" w:cs="Tahoma"/>
-          <w:sz w:val="28"/>
-          <w:szCs w:val="28"/>
+          <w:sz w:val="24"/>
+          <w:szCs w:val="24"/>
           <w:rtl/>
         </w:rPr>
         <w:t>ממשק לתקשורת סריאלית עם התקנים חיצוניים.</w:t>
@@ -11076,16 +11089,16 @@
         </w:numPr>
         <w:rPr>
           <w:rFonts w:ascii="Tahoma" w:hAnsi="Tahoma" w:cs="Tahoma"/>
-          <w:sz w:val="28"/>
-          <w:szCs w:val="28"/>
-          <w:rtl/>
-        </w:rPr>
-      </w:pPr>
-      <w:r>
-        <w:rPr>
-          <w:rFonts w:ascii="Tahoma" w:hAnsi="Tahoma" w:cs="Tahoma"/>
-          <w:sz w:val="28"/>
-          <w:szCs w:val="28"/>
+          <w:sz w:val="24"/>
+          <w:szCs w:val="24"/>
+          <w:rtl/>
+        </w:rPr>
+      </w:pPr>
+      <w:r>
+        <w:rPr>
+          <w:rFonts w:ascii="Tahoma" w:hAnsi="Tahoma" w:cs="Tahoma"/>
+          <w:sz w:val="24"/>
+          <w:szCs w:val="24"/>
         </w:rPr>
         <w:t>SDIO (Secure Digital Input/Output</w:t>
       </w:r>
@@ -11093,16 +11106,16 @@
       <w:r>
         <w:rPr>
           <w:rFonts w:ascii="Tahoma" w:hAnsi="Tahoma" w:cs="Tahoma"/>
-          <w:sz w:val="28"/>
-          <w:szCs w:val="28"/>
+          <w:sz w:val="24"/>
+          <w:szCs w:val="24"/>
         </w:rPr>
         <w:t>)</w:t>
       </w:r>
       <w:r>
         <w:rPr>
           <w:rFonts w:ascii="Tahoma" w:hAnsi="Tahoma" w:cs="Tahoma" w:hint="cs"/>
-          <w:sz w:val="28"/>
-          <w:szCs w:val="28"/>
+          <w:sz w:val="24"/>
+          <w:szCs w:val="24"/>
           <w:rtl/>
         </w:rPr>
         <w:t xml:space="preserve"> :</w:t>
@@ -11111,8 +11124,8 @@
       <w:r>
         <w:rPr>
           <w:rFonts w:ascii="Tahoma" w:hAnsi="Tahoma" w:cs="Tahoma" w:hint="cs"/>
-          <w:sz w:val="28"/>
-          <w:szCs w:val="28"/>
+          <w:sz w:val="24"/>
+          <w:szCs w:val="24"/>
           <w:rtl/>
         </w:rPr>
         <w:t xml:space="preserve"> </w:t>
@@ -11120,8 +11133,8 @@
       <w:r>
         <w:rPr>
           <w:rFonts w:ascii="Tahoma" w:hAnsi="Tahoma" w:cs="Tahoma"/>
-          <w:sz w:val="28"/>
-          <w:szCs w:val="28"/>
+          <w:sz w:val="24"/>
+          <w:szCs w:val="24"/>
           <w:rtl/>
         </w:rPr>
         <w:t>ממשק לעבודה עם כרטיסי זיכרון.</w:t>
@@ -11136,16 +11149,16 @@
         </w:numPr>
         <w:rPr>
           <w:rFonts w:ascii="Tahoma" w:hAnsi="Tahoma" w:cs="Tahoma"/>
-          <w:sz w:val="28"/>
-          <w:szCs w:val="28"/>
-          <w:rtl/>
-        </w:rPr>
-      </w:pPr>
-      <w:r>
-        <w:rPr>
-          <w:rFonts w:ascii="Tahoma" w:hAnsi="Tahoma" w:cs="Tahoma"/>
-          <w:sz w:val="28"/>
-          <w:szCs w:val="28"/>
+          <w:sz w:val="24"/>
+          <w:szCs w:val="24"/>
+          <w:rtl/>
+        </w:rPr>
+      </w:pPr>
+      <w:r>
+        <w:rPr>
+          <w:rFonts w:ascii="Tahoma" w:hAnsi="Tahoma" w:cs="Tahoma"/>
+          <w:sz w:val="24"/>
+          <w:szCs w:val="24"/>
         </w:rPr>
         <w:t>ETH (Ethernet</w:t>
       </w:r>
@@ -11153,16 +11166,16 @@
       <w:r>
         <w:rPr>
           <w:rFonts w:ascii="Tahoma" w:hAnsi="Tahoma" w:cs="Tahoma"/>
-          <w:sz w:val="28"/>
-          <w:szCs w:val="28"/>
+          <w:sz w:val="24"/>
+          <w:szCs w:val="24"/>
         </w:rPr>
         <w:t>)</w:t>
       </w:r>
       <w:r>
         <w:rPr>
           <w:rFonts w:ascii="Tahoma" w:hAnsi="Tahoma" w:cs="Tahoma" w:hint="cs"/>
-          <w:sz w:val="28"/>
-          <w:szCs w:val="28"/>
+          <w:sz w:val="24"/>
+          <w:szCs w:val="24"/>
           <w:rtl/>
         </w:rPr>
         <w:t xml:space="preserve"> :</w:t>
@@ -11171,8 +11184,8 @@
       <w:r>
         <w:rPr>
           <w:rFonts w:ascii="Tahoma" w:hAnsi="Tahoma" w:cs="Tahoma" w:hint="cs"/>
-          <w:sz w:val="28"/>
-          <w:szCs w:val="28"/>
+          <w:sz w:val="24"/>
+          <w:szCs w:val="24"/>
           <w:rtl/>
         </w:rPr>
         <w:t xml:space="preserve"> </w:t>
@@ -11180,8 +11193,8 @@
       <w:r>
         <w:rPr>
           <w:rFonts w:ascii="Tahoma" w:hAnsi="Tahoma" w:cs="Tahoma"/>
-          <w:sz w:val="28"/>
-          <w:szCs w:val="28"/>
+          <w:sz w:val="24"/>
+          <w:szCs w:val="24"/>
           <w:rtl/>
         </w:rPr>
         <w:t xml:space="preserve">ממשק חיבור לרשתות </w:t>
@@ -11189,16 +11202,16 @@
       <w:r>
         <w:rPr>
           <w:rFonts w:ascii="Tahoma" w:hAnsi="Tahoma" w:cs="Tahoma"/>
-          <w:sz w:val="28"/>
-          <w:szCs w:val="28"/>
+          <w:sz w:val="24"/>
+          <w:szCs w:val="24"/>
         </w:rPr>
         <w:t>Ethernet</w:t>
       </w:r>
       <w:r>
         <w:rPr>
           <w:rFonts w:ascii="Tahoma" w:hAnsi="Tahoma" w:cs="Tahoma"/>
-          <w:sz w:val="28"/>
-          <w:szCs w:val="28"/>
+          <w:sz w:val="24"/>
+          <w:szCs w:val="24"/>
           <w:rtl/>
         </w:rPr>
         <w:t>.</w:t>
@@ -11213,16 +11226,16 @@
         </w:numPr>
         <w:rPr>
           <w:rFonts w:ascii="Tahoma" w:hAnsi="Tahoma" w:cs="Tahoma"/>
-          <w:sz w:val="28"/>
-          <w:szCs w:val="28"/>
-          <w:rtl/>
-        </w:rPr>
-      </w:pPr>
-      <w:r>
-        <w:rPr>
-          <w:rFonts w:ascii="Tahoma" w:hAnsi="Tahoma" w:cs="Tahoma"/>
-          <w:sz w:val="28"/>
-          <w:szCs w:val="28"/>
+          <w:sz w:val="24"/>
+          <w:szCs w:val="24"/>
+          <w:rtl/>
+        </w:rPr>
+      </w:pPr>
+      <w:r>
+        <w:rPr>
+          <w:rFonts w:ascii="Tahoma" w:hAnsi="Tahoma" w:cs="Tahoma"/>
+          <w:sz w:val="24"/>
+          <w:szCs w:val="24"/>
         </w:rPr>
         <w:t>TWAI® (Two-Wire Automotive Interface</w:t>
       </w:r>
@@ -11230,16 +11243,16 @@
       <w:r>
         <w:rPr>
           <w:rFonts w:ascii="Tahoma" w:hAnsi="Tahoma" w:cs="Tahoma"/>
-          <w:sz w:val="28"/>
-          <w:szCs w:val="28"/>
+          <w:sz w:val="24"/>
+          <w:szCs w:val="24"/>
         </w:rPr>
         <w:t>)</w:t>
       </w:r>
       <w:r>
         <w:rPr>
           <w:rFonts w:ascii="Tahoma" w:hAnsi="Tahoma" w:cs="Tahoma" w:hint="cs"/>
-          <w:sz w:val="28"/>
-          <w:szCs w:val="28"/>
+          <w:sz w:val="24"/>
+          <w:szCs w:val="24"/>
           <w:rtl/>
         </w:rPr>
         <w:t xml:space="preserve"> :</w:t>
@@ -11248,8 +11261,8 @@
       <w:r>
         <w:rPr>
           <w:rFonts w:ascii="Tahoma" w:hAnsi="Tahoma" w:cs="Tahoma" w:hint="cs"/>
-          <w:sz w:val="28"/>
-          <w:szCs w:val="28"/>
+          <w:sz w:val="24"/>
+          <w:szCs w:val="24"/>
           <w:rtl/>
         </w:rPr>
         <w:t xml:space="preserve"> </w:t>
@@ -11257,8 +11270,8 @@
       <w:r>
         <w:rPr>
           <w:rFonts w:ascii="Tahoma" w:hAnsi="Tahoma" w:cs="Tahoma"/>
-          <w:sz w:val="28"/>
-          <w:szCs w:val="28"/>
+          <w:sz w:val="24"/>
+          <w:szCs w:val="24"/>
           <w:rtl/>
         </w:rPr>
         <w:t>ממשק לתקשורת במערכות רכב.</w:t>
@@ -11269,8 +11282,8 @@
         <w:pStyle w:val="a9"/>
         <w:rPr>
           <w:rFonts w:ascii="Tahoma" w:hAnsi="Tahoma" w:cs="Tahoma"/>
-          <w:sz w:val="28"/>
-          <w:szCs w:val="28"/>
+          <w:sz w:val="24"/>
+          <w:szCs w:val="24"/>
           <w:rtl/>
         </w:rPr>
       </w:pPr>
@@ -11280,16 +11293,16 @@
         <w:pStyle w:val="a9"/>
         <w:rPr>
           <w:rFonts w:ascii="Tahoma" w:hAnsi="Tahoma" w:cs="Tahoma"/>
-          <w:sz w:val="28"/>
-          <w:szCs w:val="28"/>
-          <w:rtl/>
-        </w:rPr>
-      </w:pPr>
-      <w:r>
-        <w:rPr>
-          <w:rFonts w:ascii="Tahoma" w:hAnsi="Tahoma" w:cs="Tahoma"/>
-          <w:sz w:val="28"/>
-          <w:szCs w:val="28"/>
+          <w:sz w:val="24"/>
+          <w:szCs w:val="24"/>
+          <w:rtl/>
+        </w:rPr>
+      </w:pPr>
+      <w:r>
+        <w:rPr>
+          <w:rFonts w:ascii="Tahoma" w:hAnsi="Tahoma" w:cs="Tahoma"/>
+          <w:sz w:val="24"/>
+          <w:szCs w:val="24"/>
           <w:rtl/>
         </w:rPr>
         <w:t>קטגוריה 4: חומרה מתקדמת (</w:t>
@@ -11297,16 +11310,16 @@
       <w:r>
         <w:rPr>
           <w:rFonts w:ascii="Tahoma" w:hAnsi="Tahoma" w:cs="Tahoma"/>
-          <w:sz w:val="28"/>
-          <w:szCs w:val="28"/>
+          <w:sz w:val="24"/>
+          <w:szCs w:val="24"/>
         </w:rPr>
         <w:t>Advanced Hardware</w:t>
       </w:r>
       <w:r>
         <w:rPr>
           <w:rFonts w:ascii="Tahoma" w:hAnsi="Tahoma" w:cs="Tahoma"/>
-          <w:sz w:val="28"/>
-          <w:szCs w:val="28"/>
+          <w:sz w:val="24"/>
+          <w:szCs w:val="24"/>
           <w:rtl/>
         </w:rPr>
         <w:t>)</w:t>
@@ -11321,16 +11334,16 @@
         </w:numPr>
         <w:rPr>
           <w:rFonts w:ascii="Tahoma" w:hAnsi="Tahoma" w:cs="Tahoma"/>
-          <w:sz w:val="28"/>
-          <w:szCs w:val="28"/>
-          <w:rtl/>
-        </w:rPr>
-      </w:pPr>
-      <w:r>
-        <w:rPr>
-          <w:rFonts w:ascii="Tahoma" w:hAnsi="Tahoma" w:cs="Tahoma"/>
-          <w:sz w:val="28"/>
-          <w:szCs w:val="28"/>
+          <w:sz w:val="24"/>
+          <w:szCs w:val="24"/>
+          <w:rtl/>
+        </w:rPr>
+      </w:pPr>
+      <w:r>
+        <w:rPr>
+          <w:rFonts w:ascii="Tahoma" w:hAnsi="Tahoma" w:cs="Tahoma"/>
+          <w:sz w:val="24"/>
+          <w:szCs w:val="24"/>
         </w:rPr>
         <w:t>PWM (Pulse Width Modulation</w:t>
       </w:r>
@@ -11338,16 +11351,16 @@
       <w:r>
         <w:rPr>
           <w:rFonts w:ascii="Tahoma" w:hAnsi="Tahoma" w:cs="Tahoma"/>
-          <w:sz w:val="28"/>
-          <w:szCs w:val="28"/>
+          <w:sz w:val="24"/>
+          <w:szCs w:val="24"/>
         </w:rPr>
         <w:t>)</w:t>
       </w:r>
       <w:r>
         <w:rPr>
           <w:rFonts w:ascii="Tahoma" w:hAnsi="Tahoma" w:cs="Tahoma" w:hint="cs"/>
-          <w:sz w:val="28"/>
-          <w:szCs w:val="28"/>
+          <w:sz w:val="24"/>
+          <w:szCs w:val="24"/>
           <w:rtl/>
         </w:rPr>
         <w:t xml:space="preserve"> :</w:t>
@@ -11356,8 +11369,8 @@
       <w:r>
         <w:rPr>
           <w:rFonts w:ascii="Tahoma" w:hAnsi="Tahoma" w:cs="Tahoma" w:hint="cs"/>
-          <w:sz w:val="28"/>
-          <w:szCs w:val="28"/>
+          <w:sz w:val="24"/>
+          <w:szCs w:val="24"/>
           <w:rtl/>
         </w:rPr>
         <w:t xml:space="preserve"> </w:t>
@@ -11365,8 +11378,8 @@
       <w:r>
         <w:rPr>
           <w:rFonts w:ascii="Tahoma" w:hAnsi="Tahoma" w:cs="Tahoma"/>
-          <w:sz w:val="28"/>
-          <w:szCs w:val="28"/>
+          <w:sz w:val="24"/>
+          <w:szCs w:val="24"/>
           <w:rtl/>
         </w:rPr>
         <w:t xml:space="preserve">ניהול אותות </w:t>
@@ -11374,16 +11387,16 @@
       <w:r>
         <w:rPr>
           <w:rFonts w:ascii="Tahoma" w:hAnsi="Tahoma" w:cs="Tahoma"/>
-          <w:sz w:val="28"/>
-          <w:szCs w:val="28"/>
+          <w:sz w:val="24"/>
+          <w:szCs w:val="24"/>
         </w:rPr>
         <w:t>PWM</w:t>
       </w:r>
       <w:r>
         <w:rPr>
           <w:rFonts w:ascii="Tahoma" w:hAnsi="Tahoma" w:cs="Tahoma"/>
-          <w:sz w:val="28"/>
-          <w:szCs w:val="28"/>
+          <w:sz w:val="24"/>
+          <w:szCs w:val="24"/>
           <w:rtl/>
         </w:rPr>
         <w:t xml:space="preserve"> לבקרה על תאורה, מנועים, ועוד.</w:t>
@@ -11398,34 +11411,33 @@
         </w:numPr>
         <w:rPr>
           <w:rFonts w:ascii="Tahoma" w:hAnsi="Tahoma" w:cs="Tahoma"/>
-          <w:sz w:val="28"/>
-          <w:szCs w:val="28"/>
-          <w:rtl/>
-        </w:rPr>
-      </w:pPr>
-      <w:r>
-        <w:rPr>
-          <w:rFonts w:ascii="Tahoma" w:hAnsi="Tahoma" w:cs="Tahoma"/>
-          <w:sz w:val="28"/>
-          <w:szCs w:val="28"/>
-        </w:rPr>
-        <w:lastRenderedPageBreak/>
+          <w:sz w:val="24"/>
+          <w:szCs w:val="24"/>
+          <w:rtl/>
+        </w:rPr>
+      </w:pPr>
+      <w:r>
+        <w:rPr>
+          <w:rFonts w:ascii="Tahoma" w:hAnsi="Tahoma" w:cs="Tahoma"/>
+          <w:sz w:val="24"/>
+          <w:szCs w:val="24"/>
+        </w:rPr>
         <w:t>DAC (Digital-to-Analog Converter</w:t>
       </w:r>
       <w:proofErr w:type="gramStart"/>
       <w:r>
         <w:rPr>
           <w:rFonts w:ascii="Tahoma" w:hAnsi="Tahoma" w:cs="Tahoma"/>
-          <w:sz w:val="28"/>
-          <w:szCs w:val="28"/>
+          <w:sz w:val="24"/>
+          <w:szCs w:val="24"/>
         </w:rPr>
         <w:t>)</w:t>
       </w:r>
       <w:r>
         <w:rPr>
           <w:rFonts w:ascii="Tahoma" w:hAnsi="Tahoma" w:cs="Tahoma" w:hint="cs"/>
-          <w:sz w:val="28"/>
-          <w:szCs w:val="28"/>
+          <w:sz w:val="24"/>
+          <w:szCs w:val="24"/>
           <w:rtl/>
         </w:rPr>
         <w:t xml:space="preserve"> :</w:t>
@@ -11434,8 +11446,8 @@
       <w:r>
         <w:rPr>
           <w:rFonts w:ascii="Tahoma" w:hAnsi="Tahoma" w:cs="Tahoma" w:hint="cs"/>
-          <w:sz w:val="28"/>
-          <w:szCs w:val="28"/>
+          <w:sz w:val="24"/>
+          <w:szCs w:val="24"/>
           <w:rtl/>
         </w:rPr>
         <w:t xml:space="preserve"> </w:t>
@@ -11443,8 +11455,8 @@
       <w:r>
         <w:rPr>
           <w:rFonts w:ascii="Tahoma" w:hAnsi="Tahoma" w:cs="Tahoma"/>
-          <w:sz w:val="28"/>
-          <w:szCs w:val="28"/>
+          <w:sz w:val="24"/>
+          <w:szCs w:val="24"/>
           <w:rtl/>
         </w:rPr>
         <w:t>ממיר אותות דיגיטליים לאותות אנלוגיים.</w:t>
@@ -11459,16 +11471,16 @@
         </w:numPr>
         <w:rPr>
           <w:rFonts w:ascii="Tahoma" w:hAnsi="Tahoma" w:cs="Tahoma"/>
-          <w:sz w:val="28"/>
-          <w:szCs w:val="28"/>
-          <w:rtl/>
-        </w:rPr>
-      </w:pPr>
-      <w:r>
-        <w:rPr>
-          <w:rFonts w:ascii="Tahoma" w:hAnsi="Tahoma" w:cs="Tahoma"/>
-          <w:sz w:val="28"/>
-          <w:szCs w:val="28"/>
+          <w:sz w:val="24"/>
+          <w:szCs w:val="24"/>
+          <w:rtl/>
+        </w:rPr>
+      </w:pPr>
+      <w:r>
+        <w:rPr>
+          <w:rFonts w:ascii="Tahoma" w:hAnsi="Tahoma" w:cs="Tahoma"/>
+          <w:sz w:val="24"/>
+          <w:szCs w:val="24"/>
         </w:rPr>
         <w:t>ADC (Analog-to-Digital Converter</w:t>
       </w:r>
@@ -11476,16 +11488,16 @@
       <w:r>
         <w:rPr>
           <w:rFonts w:ascii="Tahoma" w:hAnsi="Tahoma" w:cs="Tahoma"/>
-          <w:sz w:val="28"/>
-          <w:szCs w:val="28"/>
+          <w:sz w:val="24"/>
+          <w:szCs w:val="24"/>
         </w:rPr>
         <w:t>)</w:t>
       </w:r>
       <w:r>
         <w:rPr>
           <w:rFonts w:ascii="Tahoma" w:hAnsi="Tahoma" w:cs="Tahoma" w:hint="cs"/>
-          <w:sz w:val="28"/>
-          <w:szCs w:val="28"/>
+          <w:sz w:val="24"/>
+          <w:szCs w:val="24"/>
           <w:rtl/>
         </w:rPr>
         <w:t xml:space="preserve"> :</w:t>
@@ -11494,8 +11506,8 @@
       <w:r>
         <w:rPr>
           <w:rFonts w:ascii="Tahoma" w:hAnsi="Tahoma" w:cs="Tahoma" w:hint="cs"/>
-          <w:sz w:val="28"/>
-          <w:szCs w:val="28"/>
+          <w:sz w:val="24"/>
+          <w:szCs w:val="24"/>
           <w:rtl/>
         </w:rPr>
         <w:t xml:space="preserve"> </w:t>
@@ -11503,8 +11515,8 @@
       <w:r>
         <w:rPr>
           <w:rFonts w:ascii="Tahoma" w:hAnsi="Tahoma" w:cs="Tahoma"/>
-          <w:sz w:val="28"/>
-          <w:szCs w:val="28"/>
+          <w:sz w:val="24"/>
+          <w:szCs w:val="24"/>
           <w:rtl/>
         </w:rPr>
         <w:t>ממיר אותות אנלוגיים לאותות דיגיטליים.</w:t>
@@ -11519,16 +11531,16 @@
         </w:numPr>
         <w:rPr>
           <w:rFonts w:ascii="Tahoma" w:hAnsi="Tahoma" w:cs="Tahoma"/>
-          <w:sz w:val="28"/>
-          <w:szCs w:val="28"/>
-          <w:rtl/>
-        </w:rPr>
-      </w:pPr>
-      <w:r>
-        <w:rPr>
-          <w:rFonts w:ascii="Tahoma" w:hAnsi="Tahoma" w:cs="Tahoma"/>
-          <w:sz w:val="28"/>
-          <w:szCs w:val="28"/>
+          <w:sz w:val="24"/>
+          <w:szCs w:val="24"/>
+          <w:rtl/>
+        </w:rPr>
+      </w:pPr>
+      <w:r>
+        <w:rPr>
+          <w:rFonts w:ascii="Tahoma" w:hAnsi="Tahoma" w:cs="Tahoma"/>
+          <w:sz w:val="24"/>
+          <w:szCs w:val="24"/>
         </w:rPr>
         <w:t>RMT (Remote Control</w:t>
       </w:r>
@@ -11536,16 +11548,16 @@
       <w:r>
         <w:rPr>
           <w:rFonts w:ascii="Tahoma" w:hAnsi="Tahoma" w:cs="Tahoma"/>
-          <w:sz w:val="28"/>
-          <w:szCs w:val="28"/>
+          <w:sz w:val="24"/>
+          <w:szCs w:val="24"/>
         </w:rPr>
         <w:t>)</w:t>
       </w:r>
       <w:r>
         <w:rPr>
           <w:rFonts w:ascii="Tahoma" w:hAnsi="Tahoma" w:cs="Tahoma" w:hint="cs"/>
-          <w:sz w:val="28"/>
-          <w:szCs w:val="28"/>
+          <w:sz w:val="24"/>
+          <w:szCs w:val="24"/>
           <w:rtl/>
         </w:rPr>
         <w:t xml:space="preserve"> :</w:t>
@@ -11554,8 +11566,8 @@
       <w:r>
         <w:rPr>
           <w:rFonts w:ascii="Tahoma" w:hAnsi="Tahoma" w:cs="Tahoma" w:hint="cs"/>
-          <w:sz w:val="28"/>
-          <w:szCs w:val="28"/>
+          <w:sz w:val="24"/>
+          <w:szCs w:val="24"/>
           <w:rtl/>
         </w:rPr>
         <w:t xml:space="preserve"> </w:t>
@@ -11563,8 +11575,8 @@
       <w:r>
         <w:rPr>
           <w:rFonts w:ascii="Tahoma" w:hAnsi="Tahoma" w:cs="Tahoma"/>
-          <w:sz w:val="28"/>
-          <w:szCs w:val="28"/>
+          <w:sz w:val="24"/>
+          <w:szCs w:val="24"/>
           <w:rtl/>
         </w:rPr>
         <w:t>עיבוד נתונים לשליטה על רכיבים חיצוניים.</w:t>
@@ -11579,8 +11591,8 @@
         </w:numPr>
         <w:rPr>
           <w:rFonts w:ascii="Tahoma" w:hAnsi="Tahoma" w:cs="Tahoma"/>
-          <w:sz w:val="28"/>
-          <w:szCs w:val="28"/>
+          <w:sz w:val="24"/>
+          <w:szCs w:val="24"/>
           <w:rtl/>
         </w:rPr>
       </w:pPr>
@@ -11588,16 +11600,16 @@
       <w:r>
         <w:rPr>
           <w:rFonts w:ascii="Tahoma" w:hAnsi="Tahoma" w:cs="Tahoma"/>
-          <w:sz w:val="28"/>
-          <w:szCs w:val="28"/>
+          <w:sz w:val="24"/>
+          <w:szCs w:val="24"/>
         </w:rPr>
         <w:t>Timers</w:t>
       </w:r>
       <w:r>
         <w:rPr>
           <w:rFonts w:ascii="Tahoma" w:hAnsi="Tahoma" w:cs="Tahoma" w:hint="cs"/>
-          <w:sz w:val="28"/>
-          <w:szCs w:val="28"/>
+          <w:sz w:val="24"/>
+          <w:szCs w:val="24"/>
           <w:rtl/>
         </w:rPr>
         <w:t xml:space="preserve"> :</w:t>
@@ -11606,8 +11618,8 @@
       <w:r>
         <w:rPr>
           <w:rFonts w:ascii="Tahoma" w:hAnsi="Tahoma" w:cs="Tahoma" w:hint="cs"/>
-          <w:sz w:val="28"/>
-          <w:szCs w:val="28"/>
+          <w:sz w:val="24"/>
+          <w:szCs w:val="24"/>
           <w:rtl/>
         </w:rPr>
         <w:t xml:space="preserve"> </w:t>
@@ -11615,8 +11627,8 @@
       <w:r>
         <w:rPr>
           <w:rFonts w:ascii="Tahoma" w:hAnsi="Tahoma" w:cs="Tahoma"/>
-          <w:sz w:val="28"/>
-          <w:szCs w:val="28"/>
+          <w:sz w:val="24"/>
+          <w:szCs w:val="24"/>
           <w:rtl/>
         </w:rPr>
         <w:t>יחידות למדידת זמן וביצוע משימות מבוססות זמן.</w:t>
@@ -11631,16 +11643,16 @@
         </w:numPr>
         <w:rPr>
           <w:rFonts w:ascii="Tahoma" w:hAnsi="Tahoma" w:cs="Tahoma"/>
-          <w:sz w:val="28"/>
-          <w:szCs w:val="28"/>
-          <w:rtl/>
-        </w:rPr>
-      </w:pPr>
-      <w:r>
-        <w:rPr>
-          <w:rFonts w:ascii="Tahoma" w:hAnsi="Tahoma" w:cs="Tahoma"/>
-          <w:sz w:val="28"/>
-          <w:szCs w:val="28"/>
+          <w:sz w:val="24"/>
+          <w:szCs w:val="24"/>
+          <w:rtl/>
+        </w:rPr>
+      </w:pPr>
+      <w:r>
+        <w:rPr>
+          <w:rFonts w:ascii="Tahoma" w:hAnsi="Tahoma" w:cs="Tahoma"/>
+          <w:sz w:val="24"/>
+          <w:szCs w:val="24"/>
         </w:rPr>
         <w:t xml:space="preserve">Touch </w:t>
       </w:r>
@@ -11648,16 +11660,16 @@
       <w:r>
         <w:rPr>
           <w:rFonts w:ascii="Tahoma" w:hAnsi="Tahoma" w:cs="Tahoma"/>
-          <w:sz w:val="28"/>
-          <w:szCs w:val="28"/>
+          <w:sz w:val="24"/>
+          <w:szCs w:val="24"/>
         </w:rPr>
         <w:t>Sensor</w:t>
       </w:r>
       <w:r>
         <w:rPr>
           <w:rFonts w:ascii="Tahoma" w:hAnsi="Tahoma" w:cs="Tahoma" w:hint="cs"/>
-          <w:sz w:val="28"/>
-          <w:szCs w:val="28"/>
+          <w:sz w:val="24"/>
+          <w:szCs w:val="24"/>
           <w:rtl/>
         </w:rPr>
         <w:t xml:space="preserve"> :</w:t>
@@ -11666,8 +11678,8 @@
       <w:r>
         <w:rPr>
           <w:rFonts w:ascii="Tahoma" w:hAnsi="Tahoma" w:cs="Tahoma" w:hint="cs"/>
-          <w:sz w:val="28"/>
-          <w:szCs w:val="28"/>
+          <w:sz w:val="24"/>
+          <w:szCs w:val="24"/>
           <w:rtl/>
         </w:rPr>
         <w:t xml:space="preserve"> </w:t>
@@ -11675,8 +11687,8 @@
       <w:r>
         <w:rPr>
           <w:rFonts w:ascii="Tahoma" w:hAnsi="Tahoma" w:cs="Tahoma"/>
-          <w:sz w:val="28"/>
-          <w:szCs w:val="28"/>
+          <w:sz w:val="24"/>
+          <w:szCs w:val="24"/>
           <w:rtl/>
         </w:rPr>
         <w:t>ממשק לקריאה מחיישני מגע.</w:t>
@@ -11687,8 +11699,8 @@
         <w:pStyle w:val="a9"/>
         <w:rPr>
           <w:rFonts w:ascii="Tahoma" w:hAnsi="Tahoma" w:cs="Tahoma"/>
-          <w:sz w:val="28"/>
-          <w:szCs w:val="28"/>
+          <w:sz w:val="24"/>
+          <w:szCs w:val="24"/>
           <w:rtl/>
         </w:rPr>
       </w:pPr>
@@ -11698,16 +11710,16 @@
         <w:pStyle w:val="a9"/>
         <w:rPr>
           <w:rFonts w:ascii="Tahoma" w:hAnsi="Tahoma" w:cs="Tahoma"/>
-          <w:sz w:val="28"/>
-          <w:szCs w:val="28"/>
-          <w:rtl/>
-        </w:rPr>
-      </w:pPr>
-      <w:r>
-        <w:rPr>
-          <w:rFonts w:ascii="Tahoma" w:hAnsi="Tahoma" w:cs="Tahoma"/>
-          <w:sz w:val="28"/>
-          <w:szCs w:val="28"/>
+          <w:sz w:val="24"/>
+          <w:szCs w:val="24"/>
+          <w:rtl/>
+        </w:rPr>
+      </w:pPr>
+      <w:r>
+        <w:rPr>
+          <w:rFonts w:ascii="Tahoma" w:hAnsi="Tahoma" w:cs="Tahoma"/>
+          <w:sz w:val="24"/>
+          <w:szCs w:val="24"/>
           <w:rtl/>
         </w:rPr>
         <w:t>קטגוריה 5: אבטחה (</w:t>
@@ -11715,16 +11727,16 @@
       <w:r>
         <w:rPr>
           <w:rFonts w:ascii="Tahoma" w:hAnsi="Tahoma" w:cs="Tahoma"/>
-          <w:sz w:val="28"/>
-          <w:szCs w:val="28"/>
+          <w:sz w:val="24"/>
+          <w:szCs w:val="24"/>
         </w:rPr>
         <w:t>Security</w:t>
       </w:r>
       <w:r>
         <w:rPr>
           <w:rFonts w:ascii="Tahoma" w:hAnsi="Tahoma" w:cs="Tahoma"/>
-          <w:sz w:val="28"/>
-          <w:szCs w:val="28"/>
+          <w:sz w:val="24"/>
+          <w:szCs w:val="24"/>
           <w:rtl/>
         </w:rPr>
         <w:t>)</w:t>
@@ -11739,16 +11751,16 @@
         </w:numPr>
         <w:rPr>
           <w:rFonts w:ascii="Tahoma" w:hAnsi="Tahoma" w:cs="Tahoma"/>
-          <w:sz w:val="28"/>
-          <w:szCs w:val="28"/>
-          <w:rtl/>
-        </w:rPr>
-      </w:pPr>
-      <w:r>
-        <w:rPr>
-          <w:rFonts w:ascii="Tahoma" w:hAnsi="Tahoma" w:cs="Tahoma"/>
-          <w:sz w:val="28"/>
-          <w:szCs w:val="28"/>
+          <w:sz w:val="24"/>
+          <w:szCs w:val="24"/>
+          <w:rtl/>
+        </w:rPr>
+      </w:pPr>
+      <w:r>
+        <w:rPr>
+          <w:rFonts w:ascii="Tahoma" w:hAnsi="Tahoma" w:cs="Tahoma"/>
+          <w:sz w:val="24"/>
+          <w:szCs w:val="24"/>
         </w:rPr>
         <w:t>SHA (Secure Hash Algorithm</w:t>
       </w:r>
@@ -11756,16 +11768,16 @@
       <w:r>
         <w:rPr>
           <w:rFonts w:ascii="Tahoma" w:hAnsi="Tahoma" w:cs="Tahoma"/>
-          <w:sz w:val="28"/>
-          <w:szCs w:val="28"/>
+          <w:sz w:val="24"/>
+          <w:szCs w:val="24"/>
         </w:rPr>
         <w:t>)</w:t>
       </w:r>
       <w:r>
         <w:rPr>
           <w:rFonts w:ascii="Tahoma" w:hAnsi="Tahoma" w:cs="Tahoma" w:hint="cs"/>
-          <w:sz w:val="28"/>
-          <w:szCs w:val="28"/>
+          <w:sz w:val="24"/>
+          <w:szCs w:val="24"/>
           <w:rtl/>
         </w:rPr>
         <w:t xml:space="preserve"> :</w:t>
@@ -11774,8 +11786,8 @@
       <w:r>
         <w:rPr>
           <w:rFonts w:ascii="Tahoma" w:hAnsi="Tahoma" w:cs="Tahoma" w:hint="cs"/>
-          <w:sz w:val="28"/>
-          <w:szCs w:val="28"/>
+          <w:sz w:val="24"/>
+          <w:szCs w:val="24"/>
           <w:rtl/>
         </w:rPr>
         <w:t xml:space="preserve"> </w:t>
@@ -11783,8 +11795,8 @@
       <w:r>
         <w:rPr>
           <w:rFonts w:ascii="Tahoma" w:hAnsi="Tahoma" w:cs="Tahoma"/>
-          <w:sz w:val="28"/>
-          <w:szCs w:val="28"/>
+          <w:sz w:val="24"/>
+          <w:szCs w:val="24"/>
           <w:rtl/>
         </w:rPr>
         <w:t>מימוש אלגוריתם האש להצפנה.</w:t>
@@ -11799,16 +11811,16 @@
         </w:numPr>
         <w:rPr>
           <w:rFonts w:ascii="Tahoma" w:hAnsi="Tahoma" w:cs="Tahoma"/>
-          <w:sz w:val="28"/>
-          <w:szCs w:val="28"/>
-          <w:rtl/>
-        </w:rPr>
-      </w:pPr>
-      <w:r>
-        <w:rPr>
-          <w:rFonts w:ascii="Tahoma" w:hAnsi="Tahoma" w:cs="Tahoma"/>
-          <w:sz w:val="28"/>
-          <w:szCs w:val="28"/>
+          <w:sz w:val="24"/>
+          <w:szCs w:val="24"/>
+          <w:rtl/>
+        </w:rPr>
+      </w:pPr>
+      <w:r>
+        <w:rPr>
+          <w:rFonts w:ascii="Tahoma" w:hAnsi="Tahoma" w:cs="Tahoma"/>
+          <w:sz w:val="24"/>
+          <w:szCs w:val="24"/>
         </w:rPr>
         <w:t>RSA (</w:t>
       </w:r>
@@ -11816,8 +11828,8 @@
       <w:r>
         <w:rPr>
           <w:rFonts w:ascii="Tahoma" w:hAnsi="Tahoma" w:cs="Tahoma"/>
-          <w:sz w:val="28"/>
-          <w:szCs w:val="28"/>
+          <w:sz w:val="24"/>
+          <w:szCs w:val="24"/>
         </w:rPr>
         <w:t>Rivest</w:t>
       </w:r>
@@ -11825,8 +11837,8 @@
       <w:r>
         <w:rPr>
           <w:rFonts w:ascii="Tahoma" w:hAnsi="Tahoma" w:cs="Tahoma"/>
-          <w:sz w:val="28"/>
-          <w:szCs w:val="28"/>
+          <w:sz w:val="24"/>
+          <w:szCs w:val="24"/>
         </w:rPr>
         <w:t>-Shamir-</w:t>
       </w:r>
@@ -11834,8 +11846,8 @@
       <w:r>
         <w:rPr>
           <w:rFonts w:ascii="Tahoma" w:hAnsi="Tahoma" w:cs="Tahoma"/>
-          <w:sz w:val="28"/>
-          <w:szCs w:val="28"/>
+          <w:sz w:val="24"/>
+          <w:szCs w:val="24"/>
         </w:rPr>
         <w:t>Adleman</w:t>
       </w:r>
@@ -11844,16 +11856,16 @@
       <w:r>
         <w:rPr>
           <w:rFonts w:ascii="Tahoma" w:hAnsi="Tahoma" w:cs="Tahoma"/>
-          <w:sz w:val="28"/>
-          <w:szCs w:val="28"/>
+          <w:sz w:val="24"/>
+          <w:szCs w:val="24"/>
         </w:rPr>
         <w:t>)</w:t>
       </w:r>
       <w:r>
         <w:rPr>
           <w:rFonts w:ascii="Tahoma" w:hAnsi="Tahoma" w:cs="Tahoma" w:hint="cs"/>
-          <w:sz w:val="28"/>
-          <w:szCs w:val="28"/>
+          <w:sz w:val="24"/>
+          <w:szCs w:val="24"/>
           <w:rtl/>
         </w:rPr>
         <w:t xml:space="preserve"> :</w:t>
@@ -11862,8 +11874,8 @@
       <w:r>
         <w:rPr>
           <w:rFonts w:ascii="Tahoma" w:hAnsi="Tahoma" w:cs="Tahoma" w:hint="cs"/>
-          <w:sz w:val="28"/>
-          <w:szCs w:val="28"/>
+          <w:sz w:val="24"/>
+          <w:szCs w:val="24"/>
           <w:rtl/>
         </w:rPr>
         <w:t xml:space="preserve"> </w:t>
@@ -11871,8 +11883,8 @@
       <w:r>
         <w:rPr>
           <w:rFonts w:ascii="Tahoma" w:hAnsi="Tahoma" w:cs="Tahoma"/>
-          <w:sz w:val="28"/>
-          <w:szCs w:val="28"/>
+          <w:sz w:val="24"/>
+          <w:szCs w:val="24"/>
           <w:rtl/>
         </w:rPr>
         <w:t>תמיכה בהצפנת מפתחות ציבוריים.</w:t>
@@ -11887,16 +11899,16 @@
         </w:numPr>
         <w:rPr>
           <w:rFonts w:ascii="Tahoma" w:hAnsi="Tahoma" w:cs="Tahoma"/>
-          <w:sz w:val="28"/>
-          <w:szCs w:val="28"/>
-          <w:rtl/>
-        </w:rPr>
-      </w:pPr>
-      <w:r>
-        <w:rPr>
-          <w:rFonts w:ascii="Tahoma" w:hAnsi="Tahoma" w:cs="Tahoma"/>
-          <w:sz w:val="28"/>
-          <w:szCs w:val="28"/>
+          <w:sz w:val="24"/>
+          <w:szCs w:val="24"/>
+          <w:rtl/>
+        </w:rPr>
+      </w:pPr>
+      <w:r>
+        <w:rPr>
+          <w:rFonts w:ascii="Tahoma" w:hAnsi="Tahoma" w:cs="Tahoma"/>
+          <w:sz w:val="24"/>
+          <w:szCs w:val="24"/>
         </w:rPr>
         <w:t>AES (Advanced Encryption Standard</w:t>
       </w:r>
@@ -11904,16 +11916,16 @@
       <w:r>
         <w:rPr>
           <w:rFonts w:ascii="Tahoma" w:hAnsi="Tahoma" w:cs="Tahoma"/>
-          <w:sz w:val="28"/>
-          <w:szCs w:val="28"/>
+          <w:sz w:val="24"/>
+          <w:szCs w:val="24"/>
         </w:rPr>
         <w:t>)</w:t>
       </w:r>
       <w:r>
         <w:rPr>
           <w:rFonts w:ascii="Tahoma" w:hAnsi="Tahoma" w:cs="Tahoma" w:hint="cs"/>
-          <w:sz w:val="28"/>
-          <w:szCs w:val="28"/>
+          <w:sz w:val="24"/>
+          <w:szCs w:val="24"/>
           <w:rtl/>
         </w:rPr>
         <w:t xml:space="preserve"> :</w:t>
@@ -11922,8 +11934,8 @@
       <w:r>
         <w:rPr>
           <w:rFonts w:ascii="Tahoma" w:hAnsi="Tahoma" w:cs="Tahoma" w:hint="cs"/>
-          <w:sz w:val="28"/>
-          <w:szCs w:val="28"/>
+          <w:sz w:val="24"/>
+          <w:szCs w:val="24"/>
           <w:rtl/>
         </w:rPr>
         <w:t xml:space="preserve"> </w:t>
@@ -11931,8 +11943,8 @@
       <w:r>
         <w:rPr>
           <w:rFonts w:ascii="Tahoma" w:hAnsi="Tahoma" w:cs="Tahoma"/>
-          <w:sz w:val="28"/>
-          <w:szCs w:val="28"/>
+          <w:sz w:val="24"/>
+          <w:szCs w:val="24"/>
           <w:rtl/>
         </w:rPr>
         <w:t xml:space="preserve">מימוש אלגוריתם </w:t>
@@ -11940,16 +11952,16 @@
       <w:r>
         <w:rPr>
           <w:rFonts w:ascii="Tahoma" w:hAnsi="Tahoma" w:cs="Tahoma"/>
-          <w:sz w:val="28"/>
-          <w:szCs w:val="28"/>
+          <w:sz w:val="24"/>
+          <w:szCs w:val="24"/>
         </w:rPr>
         <w:t>AES</w:t>
       </w:r>
       <w:r>
         <w:rPr>
           <w:rFonts w:ascii="Tahoma" w:hAnsi="Tahoma" w:cs="Tahoma"/>
-          <w:sz w:val="28"/>
-          <w:szCs w:val="28"/>
+          <w:sz w:val="24"/>
+          <w:szCs w:val="24"/>
           <w:rtl/>
         </w:rPr>
         <w:t xml:space="preserve"> להצפנה מתקדמת.</w:t>
@@ -11964,16 +11976,16 @@
         </w:numPr>
         <w:rPr>
           <w:rFonts w:ascii="Tahoma" w:hAnsi="Tahoma" w:cs="Tahoma"/>
-          <w:sz w:val="28"/>
-          <w:szCs w:val="28"/>
-          <w:rtl/>
-        </w:rPr>
-      </w:pPr>
-      <w:r>
-        <w:rPr>
-          <w:rFonts w:ascii="Tahoma" w:hAnsi="Tahoma" w:cs="Tahoma"/>
-          <w:sz w:val="28"/>
-          <w:szCs w:val="28"/>
+          <w:sz w:val="24"/>
+          <w:szCs w:val="24"/>
+          <w:rtl/>
+        </w:rPr>
+      </w:pPr>
+      <w:r>
+        <w:rPr>
+          <w:rFonts w:ascii="Tahoma" w:hAnsi="Tahoma" w:cs="Tahoma"/>
+          <w:sz w:val="24"/>
+          <w:szCs w:val="24"/>
         </w:rPr>
         <w:t>RNG (Random Number Generator</w:t>
       </w:r>
@@ -11981,16 +11993,16 @@
       <w:r>
         <w:rPr>
           <w:rFonts w:ascii="Tahoma" w:hAnsi="Tahoma" w:cs="Tahoma"/>
-          <w:sz w:val="28"/>
-          <w:szCs w:val="28"/>
+          <w:sz w:val="24"/>
+          <w:szCs w:val="24"/>
         </w:rPr>
         <w:t>)</w:t>
       </w:r>
       <w:r>
         <w:rPr>
           <w:rFonts w:ascii="Tahoma" w:hAnsi="Tahoma" w:cs="Tahoma" w:hint="cs"/>
-          <w:sz w:val="28"/>
-          <w:szCs w:val="28"/>
+          <w:sz w:val="24"/>
+          <w:szCs w:val="24"/>
           <w:rtl/>
         </w:rPr>
         <w:t xml:space="preserve"> :</w:t>
@@ -11999,8 +12011,8 @@
       <w:r>
         <w:rPr>
           <w:rFonts w:ascii="Tahoma" w:hAnsi="Tahoma" w:cs="Tahoma" w:hint="cs"/>
-          <w:sz w:val="28"/>
-          <w:szCs w:val="28"/>
+          <w:sz w:val="24"/>
+          <w:szCs w:val="24"/>
           <w:rtl/>
         </w:rPr>
         <w:t xml:space="preserve"> </w:t>
@@ -12008,8 +12020,8 @@
       <w:r>
         <w:rPr>
           <w:rFonts w:ascii="Tahoma" w:hAnsi="Tahoma" w:cs="Tahoma"/>
-          <w:sz w:val="28"/>
-          <w:szCs w:val="28"/>
+          <w:sz w:val="24"/>
+          <w:szCs w:val="24"/>
           <w:rtl/>
         </w:rPr>
         <w:t>יצירת מספרים אקראיים לשיפור האבטחה.</w:t>
@@ -12020,8 +12032,8 @@
         <w:pStyle w:val="a9"/>
         <w:rPr>
           <w:rFonts w:ascii="Tahoma" w:hAnsi="Tahoma" w:cs="Tahoma"/>
-          <w:sz w:val="28"/>
-          <w:szCs w:val="28"/>
+          <w:sz w:val="24"/>
+          <w:szCs w:val="24"/>
           <w:rtl/>
         </w:rPr>
       </w:pPr>
@@ -12031,16 +12043,16 @@
         <w:pStyle w:val="a9"/>
         <w:rPr>
           <w:rFonts w:ascii="Tahoma" w:hAnsi="Tahoma" w:cs="Tahoma"/>
-          <w:sz w:val="28"/>
-          <w:szCs w:val="28"/>
-          <w:rtl/>
-        </w:rPr>
-      </w:pPr>
-      <w:r>
-        <w:rPr>
-          <w:rFonts w:ascii="Tahoma" w:hAnsi="Tahoma" w:cs="Tahoma"/>
-          <w:sz w:val="28"/>
-          <w:szCs w:val="28"/>
+          <w:sz w:val="24"/>
+          <w:szCs w:val="24"/>
+          <w:rtl/>
+        </w:rPr>
+      </w:pPr>
+      <w:r>
+        <w:rPr>
+          <w:rFonts w:ascii="Tahoma" w:hAnsi="Tahoma" w:cs="Tahoma"/>
+          <w:sz w:val="24"/>
+          <w:szCs w:val="24"/>
           <w:rtl/>
         </w:rPr>
         <w:t>קטגוריה 6: זיכרון משולב (</w:t>
@@ -12048,16 +12060,16 @@
       <w:r>
         <w:rPr>
           <w:rFonts w:ascii="Tahoma" w:hAnsi="Tahoma" w:cs="Tahoma"/>
-          <w:sz w:val="28"/>
-          <w:szCs w:val="28"/>
+          <w:sz w:val="24"/>
+          <w:szCs w:val="24"/>
         </w:rPr>
         <w:t>Embedded Memory</w:t>
       </w:r>
       <w:r>
         <w:rPr>
           <w:rFonts w:ascii="Tahoma" w:hAnsi="Tahoma" w:cs="Tahoma"/>
-          <w:sz w:val="28"/>
-          <w:szCs w:val="28"/>
+          <w:sz w:val="24"/>
+          <w:szCs w:val="24"/>
           <w:rtl/>
         </w:rPr>
         <w:t>)</w:t>
@@ -12072,33 +12084,34 @@
         </w:numPr>
         <w:rPr>
           <w:rFonts w:ascii="Tahoma" w:hAnsi="Tahoma" w:cs="Tahoma"/>
-          <w:sz w:val="28"/>
-          <w:szCs w:val="28"/>
-          <w:rtl/>
-        </w:rPr>
-      </w:pPr>
-      <w:r>
-        <w:rPr>
-          <w:rFonts w:ascii="Tahoma" w:hAnsi="Tahoma" w:cs="Tahoma"/>
-          <w:sz w:val="28"/>
-          <w:szCs w:val="28"/>
-        </w:rPr>
+          <w:sz w:val="24"/>
+          <w:szCs w:val="24"/>
+          <w:rtl/>
+        </w:rPr>
+      </w:pPr>
+      <w:r>
+        <w:rPr>
+          <w:rFonts w:ascii="Tahoma" w:hAnsi="Tahoma" w:cs="Tahoma"/>
+          <w:sz w:val="24"/>
+          <w:szCs w:val="24"/>
+        </w:rPr>
+        <w:lastRenderedPageBreak/>
         <w:t xml:space="preserve">Embedded Flash or </w:t>
       </w:r>
       <w:proofErr w:type="gramStart"/>
       <w:r>
         <w:rPr>
           <w:rFonts w:ascii="Tahoma" w:hAnsi="Tahoma" w:cs="Tahoma"/>
-          <w:sz w:val="28"/>
-          <w:szCs w:val="28"/>
+          <w:sz w:val="24"/>
+          <w:szCs w:val="24"/>
         </w:rPr>
         <w:t>PSRAM</w:t>
       </w:r>
       <w:r>
         <w:rPr>
           <w:rFonts w:ascii="Tahoma" w:hAnsi="Tahoma" w:cs="Tahoma" w:hint="cs"/>
-          <w:sz w:val="28"/>
-          <w:szCs w:val="28"/>
+          <w:sz w:val="24"/>
+          <w:szCs w:val="24"/>
           <w:rtl/>
         </w:rPr>
         <w:t xml:space="preserve"> :</w:t>
@@ -12107,8 +12120,8 @@
       <w:r>
         <w:rPr>
           <w:rFonts w:ascii="Tahoma" w:hAnsi="Tahoma" w:cs="Tahoma" w:hint="cs"/>
-          <w:sz w:val="28"/>
-          <w:szCs w:val="28"/>
+          <w:sz w:val="24"/>
+          <w:szCs w:val="24"/>
           <w:rtl/>
         </w:rPr>
         <w:t xml:space="preserve"> </w:t>
@@ -12116,8 +12129,8 @@
       <w:r>
         <w:rPr>
           <w:rFonts w:ascii="Tahoma" w:hAnsi="Tahoma" w:cs="Tahoma"/>
-          <w:sz w:val="28"/>
-          <w:szCs w:val="28"/>
+          <w:sz w:val="24"/>
+          <w:szCs w:val="24"/>
           <w:rtl/>
         </w:rPr>
         <w:t>זיכרון פנימי לאחסון נתונים זמני או קבוע.</w:t>
@@ -12225,7 +12238,6 @@
           <w:szCs w:val="28"/>
           <w:rtl/>
         </w:rPr>
-        <w:lastRenderedPageBreak/>
         <w:t>שימושים</w:t>
       </w:r>
     </w:p>
@@ -12233,16 +12245,16 @@
       <w:pPr>
         <w:rPr>
           <w:rFonts w:ascii="Tahoma" w:hAnsi="Tahoma" w:cs="Tahoma"/>
-          <w:sz w:val="28"/>
-          <w:szCs w:val="28"/>
-          <w:rtl/>
-        </w:rPr>
-      </w:pPr>
-      <w:r>
-        <w:rPr>
-          <w:rFonts w:ascii="Tahoma" w:hAnsi="Tahoma" w:cs="Tahoma"/>
-          <w:sz w:val="28"/>
-          <w:szCs w:val="28"/>
+          <w:sz w:val="24"/>
+          <w:szCs w:val="24"/>
+          <w:rtl/>
+        </w:rPr>
+      </w:pPr>
+      <w:r>
+        <w:rPr>
+          <w:rFonts w:ascii="Tahoma" w:hAnsi="Tahoma" w:cs="Tahoma"/>
+          <w:sz w:val="24"/>
+          <w:szCs w:val="24"/>
           <w:rtl/>
         </w:rPr>
         <w:t>ה-</w:t>
@@ -12250,16 +12262,16 @@
       <w:r>
         <w:rPr>
           <w:rFonts w:ascii="Tahoma" w:hAnsi="Tahoma" w:cs="Tahoma"/>
-          <w:sz w:val="28"/>
-          <w:szCs w:val="28"/>
+          <w:sz w:val="24"/>
+          <w:szCs w:val="24"/>
         </w:rPr>
         <w:t>ESP32</w:t>
       </w:r>
       <w:r>
         <w:rPr>
           <w:rFonts w:ascii="Tahoma" w:hAnsi="Tahoma" w:cs="Tahoma"/>
-          <w:sz w:val="28"/>
-          <w:szCs w:val="28"/>
+          <w:sz w:val="24"/>
+          <w:szCs w:val="24"/>
           <w:rtl/>
         </w:rPr>
         <w:t xml:space="preserve"> הוא מיקרו-בקר פופולרי המשמש במגוון רחב של יישומים, הן בתעשייה והן בקרב מפתחים פרטיים. להלן כמה מהשימושים הנפוצים שלו:</w:t>
@@ -12274,16 +12286,16 @@
         </w:numPr>
         <w:rPr>
           <w:rFonts w:ascii="Tahoma" w:hAnsi="Tahoma" w:cs="Tahoma"/>
-          <w:sz w:val="28"/>
-          <w:szCs w:val="28"/>
-          <w:rtl/>
-        </w:rPr>
-      </w:pPr>
-      <w:r>
-        <w:rPr>
-          <w:rFonts w:ascii="Tahoma" w:hAnsi="Tahoma" w:cs="Tahoma"/>
-          <w:sz w:val="28"/>
-          <w:szCs w:val="28"/>
+          <w:sz w:val="24"/>
+          <w:szCs w:val="24"/>
+          <w:rtl/>
+        </w:rPr>
+      </w:pPr>
+      <w:r>
+        <w:rPr>
+          <w:rFonts w:ascii="Tahoma" w:hAnsi="Tahoma" w:cs="Tahoma"/>
+          <w:sz w:val="24"/>
+          <w:szCs w:val="24"/>
           <w:rtl/>
         </w:rPr>
         <w:t xml:space="preserve">מערכות </w:t>
@@ -12291,16 +12303,16 @@
       <w:r>
         <w:rPr>
           <w:rFonts w:ascii="Tahoma" w:hAnsi="Tahoma" w:cs="Tahoma"/>
-          <w:sz w:val="28"/>
-          <w:szCs w:val="28"/>
+          <w:sz w:val="24"/>
+          <w:szCs w:val="24"/>
         </w:rPr>
         <w:t>IoT</w:t>
       </w:r>
       <w:r>
         <w:rPr>
           <w:rFonts w:ascii="Tahoma" w:hAnsi="Tahoma" w:cs="Tahoma"/>
-          <w:sz w:val="28"/>
-          <w:szCs w:val="28"/>
+          <w:sz w:val="24"/>
+          <w:szCs w:val="24"/>
           <w:rtl/>
         </w:rPr>
         <w:t xml:space="preserve"> חכמות</w:t>
@@ -12315,16 +12327,16 @@
         </w:numPr>
         <w:rPr>
           <w:rFonts w:ascii="Tahoma" w:hAnsi="Tahoma" w:cs="Tahoma"/>
-          <w:sz w:val="28"/>
-          <w:szCs w:val="28"/>
-          <w:rtl/>
-        </w:rPr>
-      </w:pPr>
-      <w:r>
-        <w:rPr>
-          <w:rFonts w:ascii="Tahoma" w:hAnsi="Tahoma" w:cs="Tahoma"/>
-          <w:sz w:val="28"/>
-          <w:szCs w:val="28"/>
+          <w:sz w:val="24"/>
+          <w:szCs w:val="24"/>
+          <w:rtl/>
+        </w:rPr>
+      </w:pPr>
+      <w:r>
+        <w:rPr>
+          <w:rFonts w:ascii="Tahoma" w:hAnsi="Tahoma" w:cs="Tahoma"/>
+          <w:sz w:val="24"/>
+          <w:szCs w:val="24"/>
           <w:rtl/>
         </w:rPr>
         <w:t>בזכות התכונות האלחוטיות המתקדמות שלו, ה-</w:t>
@@ -12332,16 +12344,16 @@
       <w:r>
         <w:rPr>
           <w:rFonts w:ascii="Tahoma" w:hAnsi="Tahoma" w:cs="Tahoma"/>
-          <w:sz w:val="28"/>
-          <w:szCs w:val="28"/>
+          <w:sz w:val="24"/>
+          <w:szCs w:val="24"/>
         </w:rPr>
         <w:t>ESP32</w:t>
       </w:r>
       <w:r>
         <w:rPr>
           <w:rFonts w:ascii="Tahoma" w:hAnsi="Tahoma" w:cs="Tahoma"/>
-          <w:sz w:val="28"/>
-          <w:szCs w:val="28"/>
+          <w:sz w:val="24"/>
+          <w:szCs w:val="24"/>
           <w:rtl/>
         </w:rPr>
         <w:t xml:space="preserve"> משמש במערכות </w:t>
@@ -12349,16 +12361,16 @@
       <w:r>
         <w:rPr>
           <w:rFonts w:ascii="Tahoma" w:hAnsi="Tahoma" w:cs="Tahoma"/>
-          <w:sz w:val="28"/>
-          <w:szCs w:val="28"/>
+          <w:sz w:val="24"/>
+          <w:szCs w:val="24"/>
         </w:rPr>
         <w:t>IoT</w:t>
       </w:r>
       <w:r>
         <w:rPr>
           <w:rFonts w:ascii="Tahoma" w:hAnsi="Tahoma" w:cs="Tahoma"/>
-          <w:sz w:val="28"/>
-          <w:szCs w:val="28"/>
+          <w:sz w:val="24"/>
+          <w:szCs w:val="24"/>
           <w:rtl/>
         </w:rPr>
         <w:t xml:space="preserve"> לניהול חכם של משאבים, איסוף נתונים בזמן אמת, וחיבוריות בין התקנים שונים.</w:t>
@@ -12373,16 +12385,16 @@
         </w:numPr>
         <w:rPr>
           <w:rFonts w:ascii="Tahoma" w:hAnsi="Tahoma" w:cs="Tahoma"/>
-          <w:sz w:val="28"/>
-          <w:szCs w:val="28"/>
-          <w:rtl/>
-        </w:rPr>
-      </w:pPr>
-      <w:r>
-        <w:rPr>
-          <w:rFonts w:ascii="Tahoma" w:hAnsi="Tahoma" w:cs="Tahoma"/>
-          <w:sz w:val="28"/>
-          <w:szCs w:val="28"/>
+          <w:sz w:val="24"/>
+          <w:szCs w:val="24"/>
+          <w:rtl/>
+        </w:rPr>
+      </w:pPr>
+      <w:r>
+        <w:rPr>
+          <w:rFonts w:ascii="Tahoma" w:hAnsi="Tahoma" w:cs="Tahoma"/>
+          <w:sz w:val="24"/>
+          <w:szCs w:val="24"/>
           <w:rtl/>
         </w:rPr>
         <w:t>בקרת מכשירים חכמים</w:t>
@@ -12397,16 +12409,16 @@
         </w:numPr>
         <w:rPr>
           <w:rFonts w:ascii="Tahoma" w:hAnsi="Tahoma" w:cs="Tahoma"/>
-          <w:sz w:val="28"/>
-          <w:szCs w:val="28"/>
-          <w:rtl/>
-        </w:rPr>
-      </w:pPr>
-      <w:r>
-        <w:rPr>
-          <w:rFonts w:ascii="Tahoma" w:hAnsi="Tahoma" w:cs="Tahoma"/>
-          <w:sz w:val="28"/>
-          <w:szCs w:val="28"/>
+          <w:sz w:val="24"/>
+          <w:szCs w:val="24"/>
+          <w:rtl/>
+        </w:rPr>
+      </w:pPr>
+      <w:r>
+        <w:rPr>
+          <w:rFonts w:ascii="Tahoma" w:hAnsi="Tahoma" w:cs="Tahoma"/>
+          <w:sz w:val="24"/>
+          <w:szCs w:val="24"/>
           <w:rtl/>
         </w:rPr>
         <w:t xml:space="preserve">בפתרונות </w:t>
@@ -12414,16 +12426,16 @@
       <w:r>
         <w:rPr>
           <w:rFonts w:ascii="Tahoma" w:hAnsi="Tahoma" w:cs="Tahoma"/>
-          <w:sz w:val="28"/>
-          <w:szCs w:val="28"/>
+          <w:sz w:val="24"/>
+          <w:szCs w:val="24"/>
         </w:rPr>
         <w:t>IoT</w:t>
       </w:r>
       <w:r>
         <w:rPr>
           <w:rFonts w:ascii="Tahoma" w:hAnsi="Tahoma" w:cs="Tahoma"/>
-          <w:sz w:val="28"/>
-          <w:szCs w:val="28"/>
+          <w:sz w:val="24"/>
+          <w:szCs w:val="24"/>
           <w:rtl/>
         </w:rPr>
         <w:t xml:space="preserve"> לבית החכם, ה-</w:t>
@@ -12431,16 +12443,16 @@
       <w:r>
         <w:rPr>
           <w:rFonts w:ascii="Tahoma" w:hAnsi="Tahoma" w:cs="Tahoma"/>
-          <w:sz w:val="28"/>
-          <w:szCs w:val="28"/>
+          <w:sz w:val="24"/>
+          <w:szCs w:val="24"/>
         </w:rPr>
         <w:t>ESP32</w:t>
       </w:r>
       <w:r>
         <w:rPr>
           <w:rFonts w:ascii="Tahoma" w:hAnsi="Tahoma" w:cs="Tahoma"/>
-          <w:sz w:val="28"/>
-          <w:szCs w:val="28"/>
+          <w:sz w:val="24"/>
+          <w:szCs w:val="24"/>
           <w:rtl/>
         </w:rPr>
         <w:t xml:space="preserve"> משמש כבקר לניהול והפעלת מכשירים חכמים כגון נורות, מערכות מיזוג, ושלטים אינטראקטיביים, מה שהופך אותו לכלי חשוב בתחום זה.</w:t>
@@ -12455,16 +12467,16 @@
         </w:numPr>
         <w:rPr>
           <w:rFonts w:ascii="Tahoma" w:hAnsi="Tahoma" w:cs="Tahoma"/>
-          <w:sz w:val="28"/>
-          <w:szCs w:val="28"/>
-          <w:rtl/>
-        </w:rPr>
-      </w:pPr>
-      <w:r>
-        <w:rPr>
-          <w:rFonts w:ascii="Tahoma" w:hAnsi="Tahoma" w:cs="Tahoma"/>
-          <w:sz w:val="28"/>
-          <w:szCs w:val="28"/>
+          <w:sz w:val="24"/>
+          <w:szCs w:val="24"/>
+          <w:rtl/>
+        </w:rPr>
+      </w:pPr>
+      <w:r>
+        <w:rPr>
+          <w:rFonts w:ascii="Tahoma" w:hAnsi="Tahoma" w:cs="Tahoma"/>
+          <w:sz w:val="24"/>
+          <w:szCs w:val="24"/>
           <w:rtl/>
         </w:rPr>
         <w:t>פיתוח רובוטיקה וחיישנים</w:t>
@@ -12479,16 +12491,16 @@
         </w:numPr>
         <w:rPr>
           <w:rFonts w:ascii="Tahoma" w:hAnsi="Tahoma" w:cs="Tahoma"/>
-          <w:sz w:val="28"/>
-          <w:szCs w:val="28"/>
-          <w:rtl/>
-        </w:rPr>
-      </w:pPr>
-      <w:r>
-        <w:rPr>
-          <w:rFonts w:ascii="Tahoma" w:hAnsi="Tahoma" w:cs="Tahoma"/>
-          <w:sz w:val="28"/>
-          <w:szCs w:val="28"/>
+          <w:sz w:val="24"/>
+          <w:szCs w:val="24"/>
+          <w:rtl/>
+        </w:rPr>
+      </w:pPr>
+      <w:r>
+        <w:rPr>
+          <w:rFonts w:ascii="Tahoma" w:hAnsi="Tahoma" w:cs="Tahoma"/>
+          <w:sz w:val="24"/>
+          <w:szCs w:val="24"/>
           <w:rtl/>
         </w:rPr>
         <w:t>ה-</w:t>
@@ -12496,16 +12508,16 @@
       <w:r>
         <w:rPr>
           <w:rFonts w:ascii="Tahoma" w:hAnsi="Tahoma" w:cs="Tahoma"/>
-          <w:sz w:val="28"/>
-          <w:szCs w:val="28"/>
+          <w:sz w:val="24"/>
+          <w:szCs w:val="24"/>
         </w:rPr>
         <w:t>ESP32</w:t>
       </w:r>
       <w:r>
         <w:rPr>
           <w:rFonts w:ascii="Tahoma" w:hAnsi="Tahoma" w:cs="Tahoma"/>
-          <w:sz w:val="28"/>
-          <w:szCs w:val="28"/>
+          <w:sz w:val="24"/>
+          <w:szCs w:val="24"/>
           <w:rtl/>
         </w:rPr>
         <w:t xml:space="preserve"> משמש כבסיס לפיתוח מערכות רובוטיות שיכולות להגיב לסביבה, לנתח נתונים מחיישנים ולבצע פעולות בהתאם לתרחישים מוגדרים מראש.</w:t>
@@ -12520,16 +12532,16 @@
         </w:numPr>
         <w:rPr>
           <w:rFonts w:ascii="Tahoma" w:hAnsi="Tahoma" w:cs="Tahoma"/>
-          <w:sz w:val="28"/>
-          <w:szCs w:val="28"/>
-          <w:rtl/>
-        </w:rPr>
-      </w:pPr>
-      <w:r>
-        <w:rPr>
-          <w:rFonts w:ascii="Tahoma" w:hAnsi="Tahoma" w:cs="Tahoma"/>
-          <w:sz w:val="28"/>
-          <w:szCs w:val="28"/>
+          <w:sz w:val="24"/>
+          <w:szCs w:val="24"/>
+          <w:rtl/>
+        </w:rPr>
+      </w:pPr>
+      <w:r>
+        <w:rPr>
+          <w:rFonts w:ascii="Tahoma" w:hAnsi="Tahoma" w:cs="Tahoma"/>
+          <w:sz w:val="24"/>
+          <w:szCs w:val="24"/>
           <w:rtl/>
         </w:rPr>
         <w:t>מערכות תעשייתיות וניהול אנרגיה</w:t>
@@ -12544,16 +12556,16 @@
         </w:numPr>
         <w:rPr>
           <w:rFonts w:ascii="Tahoma" w:hAnsi="Tahoma" w:cs="Tahoma"/>
-          <w:sz w:val="28"/>
-          <w:szCs w:val="28"/>
-          <w:rtl/>
-        </w:rPr>
-      </w:pPr>
-      <w:r>
-        <w:rPr>
-          <w:rFonts w:ascii="Tahoma" w:hAnsi="Tahoma" w:cs="Tahoma"/>
-          <w:sz w:val="28"/>
-          <w:szCs w:val="28"/>
+          <w:sz w:val="24"/>
+          <w:szCs w:val="24"/>
+          <w:rtl/>
+        </w:rPr>
+      </w:pPr>
+      <w:r>
+        <w:rPr>
+          <w:rFonts w:ascii="Tahoma" w:hAnsi="Tahoma" w:cs="Tahoma"/>
+          <w:sz w:val="24"/>
+          <w:szCs w:val="24"/>
           <w:rtl/>
         </w:rPr>
         <w:t>בתעשייה, ה-</w:t>
@@ -12561,16 +12573,16 @@
       <w:r>
         <w:rPr>
           <w:rFonts w:ascii="Tahoma" w:hAnsi="Tahoma" w:cs="Tahoma"/>
-          <w:sz w:val="28"/>
-          <w:szCs w:val="28"/>
+          <w:sz w:val="24"/>
+          <w:szCs w:val="24"/>
         </w:rPr>
         <w:t>ESP32</w:t>
       </w:r>
       <w:r>
         <w:rPr>
           <w:rFonts w:ascii="Tahoma" w:hAnsi="Tahoma" w:cs="Tahoma"/>
-          <w:sz w:val="28"/>
-          <w:szCs w:val="28"/>
+          <w:sz w:val="24"/>
+          <w:szCs w:val="24"/>
           <w:rtl/>
         </w:rPr>
         <w:t xml:space="preserve"> משולב במערכות בקרה מתקדמות, תחזוקה מונעת, וניהול אנרגיה חכם, ובכך משפר את היעילות והביצועים של תהליכים תעשייתיים.</w:t>
@@ -12610,6 +12622,7 @@
           <w:szCs w:val="28"/>
           <w:rtl/>
         </w:rPr>
+        <w:lastRenderedPageBreak/>
         <w:t>יתרונות</w:t>
       </w:r>
     </w:p>
@@ -12619,16 +12632,16 @@
         <w:ind w:left="360"/>
         <w:rPr>
           <w:rFonts w:ascii="Tahoma" w:hAnsi="Tahoma" w:cs="Tahoma"/>
-          <w:sz w:val="28"/>
-          <w:szCs w:val="28"/>
-          <w:rtl/>
-        </w:rPr>
-      </w:pPr>
-      <w:r>
-        <w:rPr>
-          <w:rFonts w:ascii="Tahoma" w:hAnsi="Tahoma" w:cs="Tahoma"/>
-          <w:sz w:val="28"/>
-          <w:szCs w:val="28"/>
+          <w:sz w:val="24"/>
+          <w:szCs w:val="24"/>
+          <w:rtl/>
+        </w:rPr>
+      </w:pPr>
+      <w:r>
+        <w:rPr>
+          <w:rFonts w:ascii="Tahoma" w:hAnsi="Tahoma" w:cs="Tahoma"/>
+          <w:sz w:val="24"/>
+          <w:szCs w:val="24"/>
           <w:rtl/>
         </w:rPr>
         <w:t xml:space="preserve">אחד היתרונות הבולטים של בקר </w:t>
@@ -12636,24 +12649,24 @@
       <w:r>
         <w:rPr>
           <w:rFonts w:ascii="Tahoma" w:hAnsi="Tahoma" w:cs="Tahoma"/>
-          <w:sz w:val="28"/>
-          <w:szCs w:val="28"/>
+          <w:sz w:val="24"/>
+          <w:szCs w:val="24"/>
         </w:rPr>
         <w:t xml:space="preserve"> </w:t>
       </w:r>
       <w:r>
         <w:rPr>
           <w:rFonts w:ascii="Tahoma" w:hAnsi="Tahoma" w:cs="Tahoma"/>
-          <w:sz w:val="28"/>
-          <w:szCs w:val="28"/>
+          <w:sz w:val="24"/>
+          <w:szCs w:val="24"/>
         </w:rPr>
         <w:t xml:space="preserve">ESP32 </w:t>
       </w:r>
       <w:r>
         <w:rPr>
           <w:rFonts w:ascii="Tahoma" w:hAnsi="Tahoma" w:cs="Tahoma"/>
-          <w:sz w:val="28"/>
-          <w:szCs w:val="28"/>
+          <w:sz w:val="24"/>
+          <w:szCs w:val="24"/>
           <w:rtl/>
         </w:rPr>
         <w:t>הוא השילוב של קישוריות</w:t>
@@ -12661,16 +12674,16 @@
       <w:r>
         <w:rPr>
           <w:rFonts w:ascii="Tahoma" w:hAnsi="Tahoma" w:cs="Tahoma"/>
-          <w:sz w:val="28"/>
-          <w:szCs w:val="28"/>
+          <w:sz w:val="24"/>
+          <w:szCs w:val="24"/>
         </w:rPr>
         <w:t xml:space="preserve"> Wi-Fi </w:t>
       </w:r>
       <w:r>
         <w:rPr>
           <w:rFonts w:ascii="Tahoma" w:hAnsi="Tahoma" w:cs="Tahoma"/>
-          <w:sz w:val="28"/>
-          <w:szCs w:val="28"/>
+          <w:sz w:val="24"/>
+          <w:szCs w:val="24"/>
           <w:rtl/>
         </w:rPr>
         <w:t>ו</w:t>
@@ -12678,16 +12691,16 @@
       <w:r>
         <w:rPr>
           <w:rFonts w:ascii="Tahoma" w:hAnsi="Tahoma" w:cs="Tahoma"/>
-          <w:sz w:val="28"/>
-          <w:szCs w:val="28"/>
+          <w:sz w:val="24"/>
+          <w:szCs w:val="24"/>
         </w:rPr>
         <w:t>Bluetooth/BLE</w:t>
       </w:r>
       <w:r>
         <w:rPr>
           <w:rFonts w:ascii="Tahoma" w:hAnsi="Tahoma" w:cs="Tahoma"/>
-          <w:sz w:val="28"/>
-          <w:szCs w:val="28"/>
+          <w:sz w:val="24"/>
+          <w:szCs w:val="24"/>
           <w:rtl/>
         </w:rPr>
         <w:t xml:space="preserve"> </w:t>
@@ -12695,8 +12708,8 @@
       <w:r>
         <w:rPr>
           <w:rFonts w:ascii="Tahoma" w:hAnsi="Tahoma" w:cs="Tahoma"/>
-          <w:sz w:val="28"/>
-          <w:szCs w:val="28"/>
+          <w:sz w:val="24"/>
+          <w:szCs w:val="24"/>
           <w:rtl/>
         </w:rPr>
         <w:t>מובנית, המאפשרת תקשורת אלחוטית גמישה ויעילה בפרויקטים שונים, תוך שמירה על עלות נמוכה וצריכת אנרגיה מותאמת למערכות ניידות</w:t>
@@ -12704,16 +12717,16 @@
       <w:r>
         <w:rPr>
           <w:rFonts w:ascii="Tahoma" w:hAnsi="Tahoma" w:cs="Tahoma"/>
-          <w:sz w:val="28"/>
-          <w:szCs w:val="28"/>
+          <w:sz w:val="24"/>
+          <w:szCs w:val="24"/>
         </w:rPr>
         <w:t>.</w:t>
       </w:r>
       <w:r>
         <w:rPr>
           <w:rFonts w:ascii="Tahoma" w:hAnsi="Tahoma" w:cs="Tahoma"/>
-          <w:sz w:val="28"/>
-          <w:szCs w:val="28"/>
+          <w:sz w:val="24"/>
+          <w:szCs w:val="24"/>
           <w:rtl/>
         </w:rPr>
         <w:t xml:space="preserve"> ולמרות צריכת אנרגיה הנמוכה, הוא </w:t>
@@ -12721,8 +12734,8 @@
       <w:r>
         <w:rPr>
           <w:rFonts w:ascii="Tahoma" w:hAnsi="Tahoma" w:cs="Tahoma"/>
-          <w:sz w:val="28"/>
-          <w:szCs w:val="28"/>
+          <w:sz w:val="24"/>
+          <w:szCs w:val="24"/>
           <w:rtl/>
         </w:rPr>
         <w:t>מאפשר ביצו</w:t>
@@ -12730,8 +12743,8 @@
       <w:r>
         <w:rPr>
           <w:rFonts w:ascii="Tahoma" w:hAnsi="Tahoma" w:cs="Tahoma"/>
-          <w:sz w:val="28"/>
-          <w:szCs w:val="28"/>
+          <w:sz w:val="24"/>
+          <w:szCs w:val="24"/>
           <w:rtl/>
         </w:rPr>
         <w:t>עים גבוהים.</w:t>
@@ -12743,8 +12756,8 @@
           <w:rFonts w:ascii="Tahoma" w:hAnsi="Tahoma" w:cs="Tahoma"/>
           <w:b/>
           <w:bCs/>
-          <w:sz w:val="28"/>
-          <w:szCs w:val="28"/>
+          <w:sz w:val="24"/>
+          <w:szCs w:val="24"/>
           <w:rtl/>
         </w:rPr>
       </w:pPr>
@@ -12792,237 +12805,80 @@
         <w:ind w:left="360"/>
         <w:rPr>
           <w:rFonts w:ascii="Tahoma" w:hAnsi="Tahoma" w:cs="Tahoma"/>
-          <w:b/>
-          <w:bCs/>
-          <w:sz w:val="28"/>
-          <w:szCs w:val="28"/>
-        </w:rPr>
-      </w:pPr>
-    </w:p>
-    <w:p>
-      <w:pPr>
-        <w:pStyle w:val="a9"/>
-        <w:numPr>
-          <w:ilvl w:val="0"/>
-          <w:numId w:val="21"/>
-        </w:numPr>
-        <w:rPr>
-          <w:rFonts w:ascii="Tahoma" w:hAnsi="Tahoma" w:cs="Tahoma"/>
-          <w:sz w:val="28"/>
-          <w:szCs w:val="28"/>
-        </w:rPr>
-      </w:pPr>
-      <w:r>
-        <w:rPr>
-          <w:rFonts w:ascii="Tahoma" w:hAnsi="Tahoma" w:cs="Tahoma"/>
-          <w:sz w:val="28"/>
-          <w:szCs w:val="28"/>
-          <w:rtl/>
-        </w:rPr>
-        <w:t>עד 39 דקים כלליים</w:t>
-      </w:r>
-      <w:r>
-        <w:rPr>
-          <w:rFonts w:ascii="Tahoma" w:hAnsi="Tahoma" w:cs="Tahoma"/>
-          <w:sz w:val="28"/>
-          <w:szCs w:val="28"/>
-        </w:rPr>
-        <w:t xml:space="preserve"> (GPIO), </w:t>
-      </w:r>
-      <w:r>
-        <w:rPr>
-          <w:rFonts w:ascii="Tahoma" w:hAnsi="Tahoma" w:cs="Tahoma"/>
-          <w:sz w:val="28"/>
-          <w:szCs w:val="28"/>
-          <w:rtl/>
-        </w:rPr>
-        <w:t>כולל</w:t>
-      </w:r>
-      <w:r>
-        <w:rPr>
-          <w:rFonts w:ascii="Tahoma" w:hAnsi="Tahoma" w:cs="Tahoma"/>
-          <w:sz w:val="28"/>
-          <w:szCs w:val="28"/>
-        </w:rPr>
-        <w:t xml:space="preserve"> PWM, ADC, DAC</w:t>
-      </w:r>
-      <w:r>
-        <w:rPr>
-          <w:rFonts w:ascii="Tahoma" w:hAnsi="Tahoma" w:cs="Tahoma"/>
-          <w:sz w:val="28"/>
-          <w:szCs w:val="28"/>
-        </w:rPr>
-        <w:t xml:space="preserve"> </w:t>
-      </w:r>
-      <w:r>
-        <w:rPr>
-          <w:rFonts w:ascii="Tahoma" w:hAnsi="Tahoma" w:cs="Tahoma"/>
-          <w:sz w:val="28"/>
-          <w:szCs w:val="28"/>
-          <w:rtl/>
-        </w:rPr>
-        <w:t>.</w:t>
-      </w:r>
-    </w:p>
-    <w:p>
-      <w:pPr>
-        <w:pStyle w:val="a9"/>
-        <w:numPr>
-          <w:ilvl w:val="0"/>
-          <w:numId w:val="21"/>
-        </w:numPr>
-        <w:rPr>
-          <w:rFonts w:ascii="Tahoma" w:hAnsi="Tahoma" w:cs="Tahoma"/>
-          <w:sz w:val="28"/>
-          <w:szCs w:val="28"/>
-        </w:rPr>
-      </w:pPr>
-      <w:r>
-        <w:rPr>
-          <w:rFonts w:ascii="Tahoma" w:hAnsi="Tahoma" w:cs="Tahoma"/>
-          <w:sz w:val="28"/>
-          <w:szCs w:val="28"/>
-          <w:rtl/>
-        </w:rPr>
-        <w:t>דקים ייעודיים ל</w:t>
-      </w:r>
-      <w:r>
-        <w:rPr>
-          <w:rFonts w:ascii="Tahoma" w:hAnsi="Tahoma" w:cs="Tahoma"/>
-          <w:sz w:val="28"/>
-          <w:szCs w:val="28"/>
-        </w:rPr>
-        <w:t>,</w:t>
-      </w:r>
-      <w:r>
-        <w:rPr>
-          <w:rFonts w:ascii="Tahoma" w:hAnsi="Tahoma" w:cs="Tahoma"/>
-          <w:sz w:val="28"/>
-          <w:szCs w:val="28"/>
-        </w:rPr>
-        <w:t xml:space="preserve">I2C, SPI, UART, </w:t>
-      </w:r>
-      <w:r>
-        <w:rPr>
-          <w:rFonts w:ascii="Tahoma" w:hAnsi="Tahoma" w:cs="Tahoma"/>
-          <w:sz w:val="28"/>
-          <w:szCs w:val="28"/>
-          <w:rtl/>
-        </w:rPr>
-        <w:t>ו</w:t>
-      </w:r>
-      <w:r>
-        <w:rPr>
-          <w:rFonts w:ascii="Tahoma" w:hAnsi="Tahoma" w:cs="Tahoma"/>
-          <w:sz w:val="28"/>
-          <w:szCs w:val="28"/>
-        </w:rPr>
-        <w:t>SDIO</w:t>
-      </w:r>
-      <w:r>
-        <w:rPr>
-          <w:rFonts w:ascii="Tahoma" w:hAnsi="Tahoma" w:cs="Tahoma"/>
-          <w:sz w:val="28"/>
-          <w:szCs w:val="28"/>
-          <w:rtl/>
-        </w:rPr>
-        <w:t>.</w:t>
-      </w:r>
-    </w:p>
-    <w:p>
-      <w:pPr>
-        <w:pStyle w:val="a9"/>
-        <w:numPr>
-          <w:ilvl w:val="0"/>
-          <w:numId w:val="21"/>
-        </w:numPr>
-        <w:rPr>
-          <w:rFonts w:ascii="Tahoma" w:hAnsi="Tahoma" w:cs="Tahoma"/>
-          <w:sz w:val="28"/>
-          <w:szCs w:val="28"/>
-        </w:rPr>
-      </w:pPr>
-      <w:r>
-        <w:rPr>
-          <w:rFonts w:ascii="Tahoma" w:hAnsi="Tahoma" w:cs="Tahoma"/>
-          <w:sz w:val="28"/>
-          <w:szCs w:val="28"/>
-          <w:rtl/>
-        </w:rPr>
-        <w:t>כניסות אנלוגיות</w:t>
-      </w:r>
-      <w:r>
-        <w:rPr>
-          <w:rFonts w:ascii="Tahoma" w:hAnsi="Tahoma" w:cs="Tahoma"/>
-          <w:sz w:val="28"/>
-          <w:szCs w:val="28"/>
-        </w:rPr>
-        <w:t xml:space="preserve"> (ADC) </w:t>
-      </w:r>
-      <w:r>
-        <w:rPr>
-          <w:rFonts w:ascii="Tahoma" w:hAnsi="Tahoma" w:cs="Tahoma"/>
-          <w:sz w:val="28"/>
-          <w:szCs w:val="28"/>
-          <w:rtl/>
-        </w:rPr>
-        <w:t>עד 18 ערוצים</w:t>
-      </w:r>
-      <w:r>
-        <w:rPr>
-          <w:rFonts w:ascii="Tahoma" w:hAnsi="Tahoma" w:cs="Tahoma"/>
-          <w:sz w:val="28"/>
-          <w:szCs w:val="28"/>
-        </w:rPr>
-        <w:t>.</w:t>
-      </w:r>
-    </w:p>
-    <w:p>
-      <w:pPr>
-        <w:pStyle w:val="a9"/>
-        <w:numPr>
-          <w:ilvl w:val="0"/>
-          <w:numId w:val="21"/>
-        </w:numPr>
-        <w:rPr>
-          <w:rFonts w:ascii="Tahoma" w:hAnsi="Tahoma" w:cs="Tahoma"/>
-          <w:sz w:val="28"/>
-          <w:szCs w:val="28"/>
-        </w:rPr>
-      </w:pPr>
-      <w:r>
-        <w:rPr>
-          <w:rFonts w:ascii="Tahoma" w:hAnsi="Tahoma" w:cs="Tahoma"/>
-          <w:sz w:val="28"/>
-          <w:szCs w:val="28"/>
-          <w:rtl/>
-        </w:rPr>
-        <w:t>יציאות</w:t>
-      </w:r>
-      <w:r>
-        <w:rPr>
-          <w:rFonts w:ascii="Tahoma" w:hAnsi="Tahoma" w:cs="Tahoma"/>
-          <w:sz w:val="28"/>
-          <w:szCs w:val="28"/>
-        </w:rPr>
-        <w:t xml:space="preserve"> DAC </w:t>
-      </w:r>
-      <w:r>
-        <w:rPr>
-          <w:rFonts w:ascii="Tahoma" w:hAnsi="Tahoma" w:cs="Tahoma"/>
-          <w:sz w:val="28"/>
-          <w:szCs w:val="28"/>
-          <w:rtl/>
-        </w:rPr>
-        <w:t>כפולות</w:t>
-      </w:r>
-      <w:r>
-        <w:rPr>
-          <w:rFonts w:ascii="Tahoma" w:hAnsi="Tahoma" w:cs="Tahoma"/>
-          <w:sz w:val="28"/>
-          <w:szCs w:val="28"/>
-        </w:rPr>
-        <w:t>.</w:t>
+          <w:sz w:val="24"/>
+          <w:szCs w:val="24"/>
+          <w:rtl/>
+        </w:rPr>
+      </w:pPr>
+      <w:r>
+        <w:rPr>
+          <w:rFonts w:ascii="Tahoma" w:hAnsi="Tahoma" w:cs="Tahoma"/>
+          <w:sz w:val="24"/>
+          <w:szCs w:val="24"/>
+          <w:rtl/>
+        </w:rPr>
+        <w:t>ההדקים (</w:t>
+      </w:r>
+      <w:r>
+        <w:rPr>
+          <w:rFonts w:ascii="Tahoma" w:hAnsi="Tahoma" w:cs="Tahoma"/>
+          <w:sz w:val="24"/>
+          <w:szCs w:val="24"/>
+        </w:rPr>
+        <w:t xml:space="preserve">GPIO, General Purpose </w:t>
+      </w:r>
+      <w:proofErr w:type="spellStart"/>
+      <w:r>
+        <w:rPr>
+          <w:rFonts w:ascii="Tahoma" w:hAnsi="Tahoma" w:cs="Tahoma"/>
+          <w:sz w:val="24"/>
+          <w:szCs w:val="24"/>
+        </w:rPr>
+        <w:t>Input/Output</w:t>
+      </w:r>
+      <w:proofErr w:type="spellEnd"/>
+      <w:r>
+        <w:rPr>
+          <w:rFonts w:ascii="Tahoma" w:hAnsi="Tahoma" w:cs="Tahoma"/>
+          <w:sz w:val="24"/>
+          <w:szCs w:val="24"/>
+          <w:rtl/>
+        </w:rPr>
+        <w:t>) ב-</w:t>
+      </w:r>
+      <w:r>
+        <w:rPr>
+          <w:rFonts w:ascii="Tahoma" w:hAnsi="Tahoma" w:cs="Tahoma"/>
+          <w:sz w:val="24"/>
+          <w:szCs w:val="24"/>
+        </w:rPr>
+        <w:t>ESP32</w:t>
+      </w:r>
+      <w:r>
+        <w:rPr>
+          <w:rFonts w:ascii="Tahoma" w:hAnsi="Tahoma" w:cs="Tahoma"/>
+          <w:sz w:val="24"/>
+          <w:szCs w:val="24"/>
+          <w:rtl/>
+        </w:rPr>
+        <w:t xml:space="preserve"> הם אחד מהמאפיינים המרכזיים של המיקרו-בקר, ומאפשרים תקשורת גמישה עם רכיבים חיצוניים, כמו חיישנים, מנועים, נורות </w:t>
+      </w:r>
+      <w:r>
+        <w:rPr>
+          <w:rFonts w:ascii="Tahoma" w:hAnsi="Tahoma" w:cs="Tahoma"/>
+          <w:sz w:val="24"/>
+          <w:szCs w:val="24"/>
+        </w:rPr>
+        <w:t>LED</w:t>
+      </w:r>
+      <w:r>
+        <w:rPr>
+          <w:rFonts w:ascii="Tahoma" w:hAnsi="Tahoma" w:cs="Tahoma"/>
+          <w:sz w:val="24"/>
+          <w:szCs w:val="24"/>
+          <w:rtl/>
+        </w:rPr>
+        <w:t xml:space="preserve">, ועוד. </w:t>
       </w:r>
     </w:p>
     <w:p>
@@ -13031,10 +12887,158 @@
         <w:ind w:left="360"/>
         <w:rPr>
           <w:rFonts w:ascii="Tahoma" w:hAnsi="Tahoma" w:cs="Tahoma"/>
-          <w:sz w:val="28"/>
-          <w:szCs w:val="28"/>
-        </w:rPr>
-      </w:pPr>
+          <w:sz w:val="24"/>
+          <w:szCs w:val="24"/>
+          <w:rtl/>
+        </w:rPr>
+      </w:pPr>
+    </w:p>
+    <w:p>
+      <w:pPr>
+        <w:pStyle w:val="a9"/>
+        <w:ind w:left="360"/>
+        <w:rPr>
+          <w:rFonts w:ascii="Tahoma" w:hAnsi="Tahoma" w:cs="Tahoma"/>
+          <w:sz w:val="24"/>
+          <w:szCs w:val="24"/>
+          <w:rtl/>
+        </w:rPr>
+      </w:pPr>
+      <w:r>
+        <w:rPr>
+          <w:rFonts w:ascii="Tahoma" w:hAnsi="Tahoma" w:cs="Tahoma"/>
+          <w:sz w:val="24"/>
+          <w:szCs w:val="24"/>
+          <w:rtl/>
+        </w:rPr>
+        <w:t>ל-</w:t>
+      </w:r>
+      <w:r>
+        <w:rPr>
+          <w:rFonts w:ascii="Tahoma" w:hAnsi="Tahoma" w:cs="Tahoma"/>
+          <w:sz w:val="24"/>
+          <w:szCs w:val="24"/>
+        </w:rPr>
+        <w:t>ESP32</w:t>
+      </w:r>
+      <w:r>
+        <w:rPr>
+          <w:rFonts w:ascii="Tahoma" w:hAnsi="Tahoma" w:cs="Tahoma"/>
+          <w:sz w:val="24"/>
+          <w:szCs w:val="24"/>
+          <w:rtl/>
+        </w:rPr>
+        <w:t xml:space="preserve"> יש עד 36 פינים דיגיטליים (</w:t>
+      </w:r>
+      <w:r>
+        <w:rPr>
+          <w:rFonts w:ascii="Tahoma" w:hAnsi="Tahoma" w:cs="Tahoma"/>
+          <w:sz w:val="24"/>
+          <w:szCs w:val="24"/>
+        </w:rPr>
+        <w:t>GPIO</w:t>
+      </w:r>
+      <w:r>
+        <w:rPr>
+          <w:rFonts w:ascii="Tahoma" w:hAnsi="Tahoma" w:cs="Tahoma"/>
+          <w:sz w:val="24"/>
+          <w:szCs w:val="24"/>
+          <w:rtl/>
+        </w:rPr>
+        <w:t>), מתוכם מספר משתנה זמין בהתאם לדגם המודול.</w:t>
+      </w:r>
+    </w:p>
+    <w:p>
+      <w:pPr>
+        <w:pStyle w:val="a9"/>
+        <w:ind w:left="360"/>
+        <w:rPr>
+          <w:rFonts w:ascii="Tahoma" w:hAnsi="Tahoma" w:cs="Tahoma"/>
+          <w:sz w:val="24"/>
+          <w:szCs w:val="24"/>
+          <w:rtl/>
+        </w:rPr>
+      </w:pPr>
+      <w:r>
+        <w:rPr>
+          <w:rFonts w:ascii="Tahoma" w:hAnsi="Tahoma" w:cs="Tahoma"/>
+          <w:sz w:val="24"/>
+          <w:szCs w:val="24"/>
+          <w:rtl/>
+        </w:rPr>
+        <w:t>פינים אלה משמשים ככניסות או כיציאות בהתאם לתוכנה.</w:t>
+      </w:r>
+    </w:p>
+    <w:p>
+      <w:pPr>
+        <w:pStyle w:val="a9"/>
+        <w:ind w:left="360"/>
+        <w:rPr>
+          <w:rFonts w:ascii="Tahoma" w:hAnsi="Tahoma" w:cs="Tahoma"/>
+          <w:sz w:val="24"/>
+          <w:szCs w:val="24"/>
+        </w:rPr>
+      </w:pPr>
+      <w:r>
+        <w:rPr>
+          <w:rFonts w:ascii="Tahoma" w:hAnsi="Tahoma" w:cs="Tahoma"/>
+          <w:sz w:val="24"/>
+          <w:szCs w:val="24"/>
+          <w:rtl/>
+        </w:rPr>
+        <w:t xml:space="preserve">חלק מהפינים הם רב-תכליתיים, כלומר, יכולים לשמש גם לתקשורת כמו </w:t>
+      </w:r>
+      <w:r>
+        <w:rPr>
+          <w:rFonts w:ascii="Tahoma" w:hAnsi="Tahoma" w:cs="Tahoma"/>
+          <w:sz w:val="24"/>
+          <w:szCs w:val="24"/>
+        </w:rPr>
+        <w:t>UART, SPI, I²C, PWM</w:t>
+      </w:r>
+      <w:r>
+        <w:rPr>
+          <w:rFonts w:ascii="Tahoma" w:hAnsi="Tahoma" w:cs="Tahoma"/>
+          <w:sz w:val="24"/>
+          <w:szCs w:val="24"/>
+          <w:rtl/>
+        </w:rPr>
+        <w:t xml:space="preserve"> או אפילו </w:t>
+      </w:r>
+      <w:r>
+        <w:rPr>
+          <w:rFonts w:ascii="Tahoma" w:hAnsi="Tahoma" w:cs="Tahoma"/>
+          <w:sz w:val="24"/>
+          <w:szCs w:val="24"/>
+        </w:rPr>
+        <w:t>ADC</w:t>
+      </w:r>
+      <w:r>
+        <w:rPr>
+          <w:rFonts w:ascii="Tahoma" w:hAnsi="Tahoma" w:cs="Tahoma"/>
+          <w:sz w:val="24"/>
+          <w:szCs w:val="24"/>
+          <w:rtl/>
+        </w:rPr>
+        <w:t xml:space="preserve"> ו-</w:t>
+      </w:r>
+      <w:r>
+        <w:rPr>
+          <w:rFonts w:ascii="Tahoma" w:hAnsi="Tahoma" w:cs="Tahoma"/>
+          <w:sz w:val="24"/>
+          <w:szCs w:val="24"/>
+        </w:rPr>
+        <w:t>DAC</w:t>
+      </w:r>
+      <w:r>
+        <w:rPr>
+          <w:rFonts w:ascii="Tahoma" w:hAnsi="Tahoma" w:cs="Tahoma"/>
+          <w:sz w:val="24"/>
+          <w:szCs w:val="24"/>
+          <w:rtl/>
+        </w:rPr>
+        <w:t>.</w:t>
+      </w:r>
     </w:p>
     <w:p>
       <w:pPr>
@@ -13091,16 +13095,16 @@
         <w:ind w:left="360"/>
         <w:rPr>
           <w:rFonts w:ascii="Tahoma" w:hAnsi="Tahoma" w:cs="Tahoma"/>
-          <w:sz w:val="28"/>
-          <w:szCs w:val="28"/>
-          <w:rtl/>
-        </w:rPr>
-      </w:pPr>
-      <w:r>
-        <w:rPr>
-          <w:rFonts w:ascii="Tahoma" w:hAnsi="Tahoma" w:cs="Tahoma"/>
-          <w:sz w:val="28"/>
-          <w:szCs w:val="28"/>
+          <w:sz w:val="24"/>
+          <w:szCs w:val="24"/>
+          <w:rtl/>
+        </w:rPr>
+      </w:pPr>
+      <w:r>
+        <w:rPr>
+          <w:rFonts w:ascii="Tahoma" w:hAnsi="Tahoma" w:cs="Tahoma"/>
+          <w:sz w:val="24"/>
+          <w:szCs w:val="24"/>
           <w:rtl/>
         </w:rPr>
         <w:t>ל</w:t>
@@ -13108,84 +13112,84 @@
       <w:r>
         <w:rPr>
           <w:rFonts w:ascii="Tahoma" w:hAnsi="Tahoma" w:cs="Tahoma"/>
-          <w:sz w:val="28"/>
-          <w:szCs w:val="28"/>
-        </w:rPr>
-        <w:t xml:space="preserve">-ESP32 WROOM </w:t>
-      </w:r>
-      <w:r>
-        <w:rPr>
-          <w:rFonts w:ascii="Tahoma" w:hAnsi="Tahoma" w:cs="Tahoma"/>
-          <w:sz w:val="28"/>
-          <w:szCs w:val="28"/>
-          <w:rtl/>
-        </w:rPr>
-        <w:t xml:space="preserve">יש זיכרון פנימי של </w:t>
-      </w:r>
-      <w:r>
-        <w:rPr>
-          <w:rFonts w:ascii="Tahoma" w:hAnsi="Tahoma" w:cs="Tahoma"/>
-          <w:sz w:val="28"/>
-          <w:szCs w:val="28"/>
-        </w:rPr>
-        <w:t xml:space="preserve">448KB ROM </w:t>
-      </w:r>
-      <w:r>
-        <w:rPr>
-          <w:rFonts w:ascii="Tahoma" w:hAnsi="Tahoma" w:cs="Tahoma"/>
-          <w:sz w:val="28"/>
-          <w:szCs w:val="28"/>
-          <w:rtl/>
-        </w:rPr>
-        <w:t>המשמש לאחסון מערכת ההפעלה ותוכניות המשתמש, ו</w:t>
-      </w:r>
-      <w:r>
-        <w:rPr>
-          <w:rFonts w:ascii="Tahoma" w:hAnsi="Tahoma" w:cs="Tahoma"/>
-          <w:sz w:val="28"/>
-          <w:szCs w:val="28"/>
-        </w:rPr>
-        <w:t xml:space="preserve">-520KB SRAM </w:t>
-      </w:r>
-      <w:r>
-        <w:rPr>
-          <w:rFonts w:ascii="Tahoma" w:hAnsi="Tahoma" w:cs="Tahoma"/>
-          <w:sz w:val="28"/>
-          <w:szCs w:val="28"/>
-          <w:rtl/>
-        </w:rPr>
-        <w:t>המשמש לאחסון נתונים זמניים. בנוסף, המודול תומך בחיבור זיכרון חיצוני מסוג</w:t>
-      </w:r>
-      <w:r>
-        <w:rPr>
-          <w:rFonts w:ascii="Tahoma" w:hAnsi="Tahoma" w:cs="Tahoma"/>
-          <w:sz w:val="28"/>
-          <w:szCs w:val="28"/>
-        </w:rPr>
-        <w:t xml:space="preserve"> QSPI Flash </w:t>
-      </w:r>
-      <w:r>
-        <w:rPr>
-          <w:rFonts w:ascii="Tahoma" w:hAnsi="Tahoma" w:cs="Tahoma"/>
-          <w:sz w:val="28"/>
-          <w:szCs w:val="28"/>
-          <w:rtl/>
-        </w:rPr>
-        <w:t xml:space="preserve">בנפח של עד </w:t>
-      </w:r>
-      <w:r>
-        <w:rPr>
-          <w:rFonts w:ascii="Tahoma" w:hAnsi="Tahoma" w:cs="Tahoma"/>
-          <w:sz w:val="28"/>
-          <w:szCs w:val="28"/>
-        </w:rPr>
-        <w:t>4MB</w:t>
-      </w:r>
-      <w:r>
-        <w:rPr>
-          <w:rFonts w:ascii="Tahoma" w:hAnsi="Tahoma" w:cs="Tahoma"/>
-          <w:sz w:val="28"/>
-          <w:szCs w:val="28"/>
+          <w:sz w:val="24"/>
+          <w:szCs w:val="24"/>
+        </w:rPr>
+        <w:t>ESP32 WROOM</w:t>
+      </w:r>
+      <w:r>
+        <w:rPr>
+          <w:rFonts w:ascii="Tahoma" w:hAnsi="Tahoma" w:cs="Tahoma"/>
+          <w:sz w:val="24"/>
+          <w:szCs w:val="24"/>
+          <w:rtl/>
+        </w:rPr>
+        <w:t xml:space="preserve"> יש זיכרון פנימי של 520</w:t>
+      </w:r>
+      <w:r>
+        <w:rPr>
+          <w:rFonts w:ascii="Tahoma" w:hAnsi="Tahoma" w:cs="Tahoma"/>
+          <w:sz w:val="24"/>
+          <w:szCs w:val="24"/>
+        </w:rPr>
+        <w:t>KB SRAM</w:t>
+      </w:r>
+      <w:r>
+        <w:rPr>
+          <w:rFonts w:ascii="Tahoma" w:hAnsi="Tahoma" w:cs="Tahoma"/>
+          <w:sz w:val="24"/>
+          <w:szCs w:val="24"/>
+          <w:rtl/>
+        </w:rPr>
+        <w:t>, המשמש לאחסון נתונים זמניים, ו-448</w:t>
+      </w:r>
+      <w:r>
+        <w:rPr>
+          <w:rFonts w:ascii="Tahoma" w:hAnsi="Tahoma" w:cs="Tahoma"/>
+          <w:sz w:val="24"/>
+          <w:szCs w:val="24"/>
+        </w:rPr>
+        <w:t>KB ROM</w:t>
+      </w:r>
+      <w:r>
+        <w:rPr>
+          <w:rFonts w:ascii="Tahoma" w:hAnsi="Tahoma" w:cs="Tahoma"/>
+          <w:sz w:val="24"/>
+          <w:szCs w:val="24"/>
+          <w:rtl/>
+        </w:rPr>
+        <w:t xml:space="preserve">, המשמש לאחסון מערכת ההפעלה ותוכניות המשתמש. בנוסף, המודול תומך בחיבור זיכרון חיצוני מסוג </w:t>
+      </w:r>
+      <w:r>
+        <w:rPr>
+          <w:rFonts w:ascii="Tahoma" w:hAnsi="Tahoma" w:cs="Tahoma"/>
+          <w:sz w:val="24"/>
+          <w:szCs w:val="24"/>
+        </w:rPr>
+        <w:t>QSPI Flash</w:t>
+      </w:r>
+      <w:r>
+        <w:rPr>
+          <w:rFonts w:ascii="Tahoma" w:hAnsi="Tahoma" w:cs="Tahoma"/>
+          <w:sz w:val="24"/>
+          <w:szCs w:val="24"/>
+          <w:rtl/>
+        </w:rPr>
+        <w:t xml:space="preserve"> בנפח של עד 4</w:t>
+      </w:r>
+      <w:r>
+        <w:rPr>
+          <w:rFonts w:ascii="Tahoma" w:hAnsi="Tahoma" w:cs="Tahoma"/>
+          <w:sz w:val="24"/>
+          <w:szCs w:val="24"/>
+        </w:rPr>
+        <w:t>MB</w:t>
+      </w:r>
+      <w:r>
+        <w:rPr>
+          <w:rFonts w:ascii="Tahoma" w:hAnsi="Tahoma" w:cs="Tahoma"/>
+          <w:sz w:val="24"/>
+          <w:szCs w:val="24"/>
           <w:rtl/>
         </w:rPr>
         <w:t>.</w:t>
@@ -13193,8 +13197,9 @@
     </w:p>
     <w:p>
       <w:pPr>
-        <w:rPr>
-          <w:rFonts w:ascii="Tahoma" w:hAnsi="Tahoma" w:cs="Tahoma"/>
+        <w:ind w:left="360"/>
+        <w:rPr>
+          <w:rFonts w:ascii="Tahoma" w:hAnsi="Tahoma" w:cs="Tahoma" w:hint="cs"/>
           <w:sz w:val="28"/>
           <w:szCs w:val="28"/>
           <w:rtl/>
@@ -13230,13 +13235,40 @@
     </w:p>
     <w:p>
       <w:pPr>
-        <w:rPr>
-          <w:rFonts w:ascii="Tahoma" w:hAnsi="Tahoma" w:cs="Tahoma"/>
-          <w:sz w:val="28"/>
-          <w:szCs w:val="28"/>
-          <w:rtl/>
-        </w:rPr>
-      </w:pPr>
+        <w:ind w:left="360"/>
+        <w:rPr>
+          <w:rFonts w:ascii="Tahoma" w:hAnsi="Tahoma" w:cs="Tahoma"/>
+          <w:sz w:val="24"/>
+          <w:szCs w:val="24"/>
+          <w:rtl/>
+        </w:rPr>
+      </w:pPr>
+      <w:r>
+        <w:rPr>
+          <w:rFonts w:ascii="Tahoma" w:hAnsi="Tahoma" w:cs="Tahoma"/>
+          <w:sz w:val="24"/>
+          <w:szCs w:val="24"/>
+          <w:rtl/>
+        </w:rPr>
+        <w:t>ל-</w:t>
+      </w:r>
+      <w:r>
+        <w:rPr>
+          <w:rFonts w:ascii="Tahoma" w:hAnsi="Tahoma" w:cs="Tahoma"/>
+          <w:sz w:val="24"/>
+          <w:szCs w:val="24"/>
+        </w:rPr>
+        <w:t>ESP32</w:t>
+      </w:r>
+      <w:r>
+        <w:rPr>
+          <w:rFonts w:ascii="Tahoma" w:hAnsi="Tahoma" w:cs="Tahoma"/>
+          <w:sz w:val="24"/>
+          <w:szCs w:val="24"/>
+          <w:rtl/>
+        </w:rPr>
+        <w:t xml:space="preserve"> יש מספר מתחי עבודה חשובים שצריך להכיר:</w:t>
+      </w:r>
     </w:p>
     <w:p>
       <w:pPr>
@@ -13245,111 +13277,134 @@
           <w:ilvl w:val="0"/>
           <w:numId w:val="14"/>
         </w:numPr>
-        <w:rPr>
-          <w:rFonts w:ascii="Tahoma" w:hAnsi="Tahoma" w:cs="Tahoma"/>
-          <w:b/>
-          <w:bCs/>
-          <w:sz w:val="28"/>
-          <w:szCs w:val="28"/>
-        </w:rPr>
-      </w:pPr>
-      <w:r>
-        <w:rPr>
-          <w:rFonts w:ascii="Tahoma" w:hAnsi="Tahoma" w:cs="Tahoma"/>
-          <w:b/>
-          <w:bCs/>
-          <w:sz w:val="28"/>
-          <w:szCs w:val="28"/>
-          <w:rtl/>
-        </w:rPr>
-        <w:t>צריכת זרם</w:t>
-      </w:r>
-    </w:p>
-    <w:p>
-      <w:pPr>
-        <w:rPr>
-          <w:rFonts w:ascii="Tahoma" w:hAnsi="Tahoma" w:cs="Tahoma"/>
-          <w:sz w:val="28"/>
-          <w:szCs w:val="28"/>
-          <w:rtl/>
-        </w:rPr>
-      </w:pPr>
-      <w:r>
-        <w:rPr>
-          <w:rFonts w:ascii="Tahoma" w:hAnsi="Tahoma" w:cs="Tahoma"/>
-          <w:sz w:val="28"/>
-          <w:szCs w:val="28"/>
-          <w:rtl/>
-        </w:rPr>
-        <w:t>ה</w:t>
-      </w:r>
-      <w:r>
-        <w:rPr>
-          <w:rFonts w:ascii="Tahoma" w:hAnsi="Tahoma" w:cs="Tahoma"/>
-          <w:sz w:val="28"/>
-          <w:szCs w:val="28"/>
-        </w:rPr>
-        <w:t xml:space="preserve">-ESP32 WROOM </w:t>
-      </w:r>
-      <w:r>
-        <w:rPr>
-          <w:rFonts w:ascii="Tahoma" w:hAnsi="Tahoma" w:cs="Tahoma"/>
-          <w:sz w:val="28"/>
-          <w:szCs w:val="28"/>
-          <w:rtl/>
-        </w:rPr>
-        <w:t>מציע צריכת זרם נמוכה, מה שהופך אותו אידיאלי לשימוש במכשירים ניידים. כאשר הוא פועל בצורה רגילה, צריכת הזרם שלו היא 100</w:t>
-      </w:r>
-      <w:r>
-        <w:rPr>
-          <w:rFonts w:ascii="Tahoma" w:hAnsi="Tahoma" w:cs="Tahoma"/>
-          <w:sz w:val="28"/>
-          <w:szCs w:val="28"/>
-        </w:rPr>
-        <w:t>mA</w:t>
-      </w:r>
-      <w:r>
-        <w:rPr>
-          <w:rFonts w:ascii="Tahoma" w:hAnsi="Tahoma" w:cs="Tahoma"/>
-          <w:sz w:val="28"/>
-          <w:szCs w:val="28"/>
-          <w:rtl/>
-        </w:rPr>
-        <w:t xml:space="preserve">, </w:t>
-      </w:r>
-      <w:r>
-        <w:rPr>
-          <w:rFonts w:ascii="Tahoma" w:hAnsi="Tahoma" w:cs="Tahoma"/>
-          <w:sz w:val="28"/>
-          <w:szCs w:val="28"/>
-          <w:rtl/>
-        </w:rPr>
-        <w:t>ובמצב פעילות גבוהה היא מגיעה ל-200</w:t>
-      </w:r>
-      <w:r>
-        <w:rPr>
-          <w:rFonts w:ascii="Tahoma" w:hAnsi="Tahoma" w:cs="Tahoma"/>
-          <w:sz w:val="28"/>
-          <w:szCs w:val="28"/>
-        </w:rPr>
-        <w:t>mA</w:t>
-      </w:r>
-      <w:r>
-        <w:rPr>
-          <w:rFonts w:ascii="Tahoma" w:hAnsi="Tahoma" w:cs="Tahoma"/>
-          <w:sz w:val="28"/>
-          <w:szCs w:val="28"/>
-          <w:rtl/>
-        </w:rPr>
-        <w:t>.</w:t>
-      </w:r>
-    </w:p>
-    <w:p>
-      <w:pPr>
-        <w:rPr>
-          <w:rFonts w:ascii="Tahoma" w:hAnsi="Tahoma" w:cs="Tahoma"/>
-          <w:sz w:val="28"/>
-          <w:szCs w:val="28"/>
+        <w:ind w:left="720"/>
+        <w:rPr>
+          <w:rFonts w:ascii="Tahoma" w:hAnsi="Tahoma" w:cs="Tahoma"/>
+          <w:sz w:val="24"/>
+          <w:szCs w:val="24"/>
+          <w:rtl/>
+        </w:rPr>
+      </w:pPr>
+      <w:r>
+        <w:rPr>
+          <w:rFonts w:ascii="Tahoma" w:hAnsi="Tahoma" w:cs="Tahoma"/>
+          <w:sz w:val="24"/>
+          <w:szCs w:val="24"/>
+          <w:rtl/>
+        </w:rPr>
+        <w:t>מתח כניסה (</w:t>
+      </w:r>
+      <w:r>
+        <w:rPr>
+          <w:rFonts w:ascii="Tahoma" w:hAnsi="Tahoma" w:cs="Tahoma"/>
+          <w:sz w:val="24"/>
+          <w:szCs w:val="24"/>
+        </w:rPr>
+        <w:t>Vin</w:t>
+      </w:r>
+      <w:r>
+        <w:rPr>
+          <w:rFonts w:ascii="Tahoma" w:hAnsi="Tahoma" w:cs="Tahoma"/>
+          <w:sz w:val="24"/>
+          <w:szCs w:val="24"/>
+          <w:rtl/>
+        </w:rPr>
+        <w:t>):</w:t>
+      </w:r>
+      <w:r>
+        <w:rPr>
+          <w:rFonts w:ascii="Tahoma" w:hAnsi="Tahoma" w:cs="Tahoma" w:hint="cs"/>
+          <w:sz w:val="24"/>
+          <w:szCs w:val="24"/>
+          <w:rtl/>
+        </w:rPr>
+        <w:t xml:space="preserve"> </w:t>
+      </w:r>
+      <w:r>
+        <w:rPr>
+          <w:rFonts w:ascii="Tahoma" w:hAnsi="Tahoma" w:cs="Tahoma"/>
+          <w:sz w:val="24"/>
+          <w:szCs w:val="24"/>
+          <w:rtl/>
+        </w:rPr>
+        <w:t>ה-</w:t>
+      </w:r>
+      <w:r>
+        <w:rPr>
+          <w:rFonts w:ascii="Tahoma" w:hAnsi="Tahoma" w:cs="Tahoma"/>
+          <w:sz w:val="24"/>
+          <w:szCs w:val="24"/>
+        </w:rPr>
+        <w:t>ESP32</w:t>
+      </w:r>
+      <w:r>
+        <w:rPr>
+          <w:rFonts w:ascii="Tahoma" w:hAnsi="Tahoma" w:cs="Tahoma"/>
+          <w:sz w:val="24"/>
+          <w:szCs w:val="24"/>
+          <w:rtl/>
+        </w:rPr>
+        <w:t xml:space="preserve"> פועל במתח כניסה של </w:t>
+      </w:r>
+      <w:r>
+        <w:rPr>
+          <w:rFonts w:ascii="Tahoma" w:hAnsi="Tahoma" w:cs="Tahoma"/>
+          <w:sz w:val="24"/>
+          <w:szCs w:val="24"/>
+        </w:rPr>
+        <w:t>5v</w:t>
+      </w:r>
+      <w:r>
+        <w:rPr>
+          <w:rFonts w:ascii="Tahoma" w:hAnsi="Tahoma" w:cs="Tahoma"/>
+          <w:sz w:val="24"/>
+          <w:szCs w:val="24"/>
+          <w:rtl/>
+        </w:rPr>
+        <w:t>, הניתן להזנה דרך חיבור ה-</w:t>
+      </w:r>
+      <w:r>
+        <w:rPr>
+          <w:rFonts w:ascii="Tahoma" w:hAnsi="Tahoma" w:cs="Tahoma"/>
+          <w:sz w:val="24"/>
+          <w:szCs w:val="24"/>
+        </w:rPr>
+        <w:t>USB</w:t>
+      </w:r>
+      <w:r>
+        <w:rPr>
+          <w:rFonts w:ascii="Tahoma" w:hAnsi="Tahoma" w:cs="Tahoma"/>
+          <w:sz w:val="24"/>
+          <w:szCs w:val="24"/>
+          <w:rtl/>
+        </w:rPr>
+        <w:t xml:space="preserve"> או דרך פין ה-</w:t>
+      </w:r>
+      <w:r>
+        <w:rPr>
+          <w:rFonts w:ascii="Tahoma" w:hAnsi="Tahoma" w:cs="Tahoma"/>
+          <w:sz w:val="24"/>
+          <w:szCs w:val="24"/>
+        </w:rPr>
+        <w:t>Vin</w:t>
+      </w:r>
+      <w:r>
+        <w:rPr>
+          <w:rFonts w:ascii="Tahoma" w:hAnsi="Tahoma" w:cs="Tahoma"/>
+          <w:sz w:val="24"/>
+          <w:szCs w:val="24"/>
+          <w:rtl/>
+        </w:rPr>
+        <w:t xml:space="preserve"> בלוח. מתח זה עובר רגולטור פנימי שמוריד אותו למתח העבודה של הרכיב.</w:t>
+      </w:r>
+    </w:p>
+    <w:p>
+      <w:pPr>
+        <w:ind w:left="720"/>
+        <w:rPr>
+          <w:rFonts w:ascii="Tahoma" w:hAnsi="Tahoma" w:cs="Tahoma"/>
+          <w:sz w:val="24"/>
+          <w:szCs w:val="24"/>
           <w:rtl/>
         </w:rPr>
       </w:pPr>
@@ -13361,21 +13416,770 @@
           <w:ilvl w:val="0"/>
           <w:numId w:val="14"/>
         </w:numPr>
+        <w:ind w:left="720"/>
+        <w:rPr>
+          <w:rFonts w:ascii="Tahoma" w:hAnsi="Tahoma" w:cs="Tahoma"/>
+          <w:sz w:val="24"/>
+          <w:szCs w:val="24"/>
+          <w:rtl/>
+        </w:rPr>
+      </w:pPr>
+      <w:r>
+        <w:rPr>
+          <w:rFonts w:ascii="Tahoma" w:hAnsi="Tahoma" w:cs="Tahoma"/>
+          <w:sz w:val="24"/>
+          <w:szCs w:val="24"/>
+          <w:rtl/>
+        </w:rPr>
+        <w:t>מתח עבודה פנימי:</w:t>
+      </w:r>
+      <w:r>
+        <w:rPr>
+          <w:rFonts w:ascii="Tahoma" w:hAnsi="Tahoma" w:cs="Tahoma" w:hint="cs"/>
+          <w:sz w:val="24"/>
+          <w:szCs w:val="24"/>
+          <w:rtl/>
+        </w:rPr>
+        <w:t xml:space="preserve"> </w:t>
+      </w:r>
+      <w:r>
+        <w:rPr>
+          <w:rFonts w:ascii="Tahoma" w:hAnsi="Tahoma" w:cs="Tahoma"/>
+          <w:sz w:val="24"/>
+          <w:szCs w:val="24"/>
+          <w:rtl/>
+        </w:rPr>
+        <w:t xml:space="preserve">הרכיב עצמו פועל במתח של </w:t>
+      </w:r>
+      <w:r>
+        <w:rPr>
+          <w:rFonts w:ascii="Tahoma" w:hAnsi="Tahoma" w:cs="Tahoma"/>
+          <w:sz w:val="24"/>
+          <w:szCs w:val="24"/>
+        </w:rPr>
+        <w:t>3.3v</w:t>
+      </w:r>
+      <w:r>
+        <w:rPr>
+          <w:rFonts w:ascii="Tahoma" w:hAnsi="Tahoma" w:cs="Tahoma" w:hint="cs"/>
+          <w:sz w:val="24"/>
+          <w:szCs w:val="24"/>
+          <w:rtl/>
+        </w:rPr>
+        <w:t>,</w:t>
+      </w:r>
+      <w:r>
+        <w:rPr>
+          <w:rFonts w:ascii="Tahoma" w:hAnsi="Tahoma" w:cs="Tahoma"/>
+          <w:sz w:val="24"/>
+          <w:szCs w:val="24"/>
+          <w:rtl/>
+        </w:rPr>
+        <w:t xml:space="preserve"> המסופק על ידי רגולטור פנימי המובנה בלוח. המתח הזה משמש את כל המעגלים הפנימיים של ה-</w:t>
+      </w:r>
+      <w:r>
+        <w:rPr>
+          <w:rFonts w:ascii="Tahoma" w:hAnsi="Tahoma" w:cs="Tahoma"/>
+          <w:sz w:val="24"/>
+          <w:szCs w:val="24"/>
+        </w:rPr>
+        <w:t>ESP32</w:t>
+      </w:r>
+      <w:r>
+        <w:rPr>
+          <w:rFonts w:ascii="Tahoma" w:hAnsi="Tahoma" w:cs="Tahoma"/>
+          <w:sz w:val="24"/>
+          <w:szCs w:val="24"/>
+          <w:rtl/>
+        </w:rPr>
+        <w:t>.</w:t>
+      </w:r>
+    </w:p>
+    <w:p>
+      <w:pPr>
+        <w:ind w:left="720"/>
+        <w:rPr>
+          <w:rFonts w:ascii="Tahoma" w:hAnsi="Tahoma" w:cs="Tahoma"/>
+          <w:sz w:val="24"/>
+          <w:szCs w:val="24"/>
+          <w:rtl/>
+        </w:rPr>
+      </w:pPr>
+    </w:p>
+    <w:p>
+      <w:pPr>
+        <w:pStyle w:val="a9"/>
+        <w:numPr>
+          <w:ilvl w:val="0"/>
+          <w:numId w:val="14"/>
+        </w:numPr>
+        <w:ind w:left="720"/>
+        <w:rPr>
+          <w:rFonts w:ascii="Tahoma" w:hAnsi="Tahoma" w:cs="Tahoma"/>
+          <w:sz w:val="24"/>
+          <w:szCs w:val="24"/>
+          <w:rtl/>
+        </w:rPr>
+      </w:pPr>
+      <w:r>
+        <w:rPr>
+          <w:rFonts w:ascii="Tahoma" w:hAnsi="Tahoma" w:cs="Tahoma"/>
+          <w:sz w:val="24"/>
+          <w:szCs w:val="24"/>
+          <w:rtl/>
+        </w:rPr>
+        <w:t xml:space="preserve">מתח </w:t>
+      </w:r>
+      <w:r>
+        <w:rPr>
+          <w:rFonts w:ascii="Tahoma" w:hAnsi="Tahoma" w:cs="Tahoma"/>
+          <w:sz w:val="24"/>
+          <w:szCs w:val="24"/>
+        </w:rPr>
+        <w:t>I/O</w:t>
+      </w:r>
+      <w:r>
+        <w:rPr>
+          <w:rFonts w:ascii="Tahoma" w:hAnsi="Tahoma" w:cs="Tahoma"/>
+          <w:sz w:val="24"/>
+          <w:szCs w:val="24"/>
+          <w:rtl/>
+        </w:rPr>
+        <w:t>:</w:t>
+      </w:r>
+      <w:r>
+        <w:rPr>
+          <w:rFonts w:ascii="Tahoma" w:hAnsi="Tahoma" w:cs="Tahoma" w:hint="cs"/>
+          <w:sz w:val="24"/>
+          <w:szCs w:val="24"/>
+          <w:rtl/>
+        </w:rPr>
+        <w:t xml:space="preserve"> </w:t>
+      </w:r>
+      <w:r>
+        <w:rPr>
+          <w:rFonts w:ascii="Tahoma" w:hAnsi="Tahoma" w:cs="Tahoma"/>
+          <w:sz w:val="24"/>
+          <w:szCs w:val="24"/>
+          <w:rtl/>
+        </w:rPr>
+        <w:t>רמות המתח בפינים הדיגיטליים (</w:t>
+      </w:r>
+      <w:r>
+        <w:rPr>
+          <w:rFonts w:ascii="Tahoma" w:hAnsi="Tahoma" w:cs="Tahoma"/>
+          <w:sz w:val="24"/>
+          <w:szCs w:val="24"/>
+        </w:rPr>
+        <w:t>GPIO</w:t>
+      </w:r>
+      <w:r>
+        <w:rPr>
+          <w:rFonts w:ascii="Tahoma" w:hAnsi="Tahoma" w:cs="Tahoma"/>
+          <w:sz w:val="24"/>
+          <w:szCs w:val="24"/>
+          <w:rtl/>
+        </w:rPr>
+        <w:t xml:space="preserve">) הן </w:t>
+      </w:r>
+      <w:r>
+        <w:rPr>
+          <w:rFonts w:ascii="Tahoma" w:hAnsi="Tahoma" w:cs="Tahoma"/>
+          <w:sz w:val="24"/>
+          <w:szCs w:val="24"/>
+        </w:rPr>
+        <w:t>3.3v</w:t>
+      </w:r>
+      <w:r>
+        <w:rPr>
+          <w:rFonts w:ascii="Tahoma" w:hAnsi="Tahoma" w:cs="Tahoma"/>
+          <w:sz w:val="24"/>
+          <w:szCs w:val="24"/>
+          <w:rtl/>
+        </w:rPr>
+        <w:t xml:space="preserve"> בלבד, ולכן יש לוודא שכל הרכיבים המחוברים לפינים הללו מותאמים למתח זה. שימוש במתח גבוה יותר (כמו</w:t>
+      </w:r>
+      <w:r>
+        <w:rPr>
+          <w:rFonts w:ascii="Tahoma" w:hAnsi="Tahoma" w:cs="Tahoma" w:hint="cs"/>
+          <w:sz w:val="24"/>
+          <w:szCs w:val="24"/>
+          <w:rtl/>
+        </w:rPr>
+        <w:t xml:space="preserve"> </w:t>
+      </w:r>
+      <w:r>
+        <w:rPr>
+          <w:rFonts w:ascii="Tahoma" w:hAnsi="Tahoma" w:cs="Tahoma"/>
+          <w:sz w:val="24"/>
+          <w:szCs w:val="24"/>
+        </w:rPr>
+        <w:t>5v</w:t>
+      </w:r>
+      <w:r>
+        <w:rPr>
+          <w:rFonts w:ascii="Tahoma" w:hAnsi="Tahoma" w:cs="Tahoma"/>
+          <w:sz w:val="24"/>
+          <w:szCs w:val="24"/>
+          <w:rtl/>
+        </w:rPr>
+        <w:t>) עלול לגרום נזק לרכיב.</w:t>
+      </w:r>
+    </w:p>
+    <w:p>
+      <w:pPr>
+        <w:ind w:left="720"/>
+        <w:rPr>
+          <w:rFonts w:ascii="Tahoma" w:hAnsi="Tahoma" w:cs="Tahoma"/>
+          <w:sz w:val="24"/>
+          <w:szCs w:val="24"/>
+          <w:rtl/>
+        </w:rPr>
+      </w:pPr>
+    </w:p>
+    <w:p>
+      <w:pPr>
+        <w:pStyle w:val="a9"/>
+        <w:numPr>
+          <w:ilvl w:val="0"/>
+          <w:numId w:val="14"/>
+        </w:numPr>
+        <w:ind w:left="720"/>
+        <w:rPr>
+          <w:rFonts w:ascii="Tahoma" w:hAnsi="Tahoma" w:cs="Tahoma"/>
+          <w:sz w:val="24"/>
+          <w:szCs w:val="24"/>
+        </w:rPr>
+      </w:pPr>
+      <w:r>
+        <w:rPr>
+          <w:rFonts w:ascii="Tahoma" w:hAnsi="Tahoma" w:cs="Tahoma"/>
+          <w:sz w:val="24"/>
+          <w:szCs w:val="24"/>
+          <w:rtl/>
+        </w:rPr>
+        <w:lastRenderedPageBreak/>
+        <w:t xml:space="preserve">יציאת </w:t>
+      </w:r>
+      <w:r>
+        <w:rPr>
+          <w:rFonts w:ascii="Tahoma" w:hAnsi="Tahoma" w:cs="Tahoma"/>
+          <w:sz w:val="24"/>
+          <w:szCs w:val="24"/>
+        </w:rPr>
+        <w:t>3.3v</w:t>
+      </w:r>
+      <w:r>
+        <w:rPr>
+          <w:rFonts w:ascii="Tahoma" w:hAnsi="Tahoma" w:cs="Tahoma"/>
+          <w:sz w:val="24"/>
+          <w:szCs w:val="24"/>
+          <w:rtl/>
+        </w:rPr>
+        <w:t>:</w:t>
+      </w:r>
+      <w:r>
+        <w:rPr>
+          <w:rFonts w:ascii="Tahoma" w:hAnsi="Tahoma" w:cs="Tahoma" w:hint="cs"/>
+          <w:sz w:val="24"/>
+          <w:szCs w:val="24"/>
+          <w:rtl/>
+        </w:rPr>
+        <w:t xml:space="preserve"> </w:t>
+      </w:r>
+      <w:r>
+        <w:rPr>
+          <w:rFonts w:ascii="Tahoma" w:hAnsi="Tahoma" w:cs="Tahoma"/>
+          <w:sz w:val="24"/>
+          <w:szCs w:val="24"/>
+          <w:rtl/>
+        </w:rPr>
+        <w:t xml:space="preserve">הלוח כולל פין שמספק מתח של </w:t>
+      </w:r>
+      <w:r>
+        <w:rPr>
+          <w:rFonts w:ascii="Tahoma" w:hAnsi="Tahoma" w:cs="Tahoma"/>
+          <w:sz w:val="24"/>
+          <w:szCs w:val="24"/>
+        </w:rPr>
+        <w:t>3.3v</w:t>
+      </w:r>
+      <w:r>
+        <w:rPr>
+          <w:rFonts w:ascii="Tahoma" w:hAnsi="Tahoma" w:cs="Tahoma"/>
+          <w:sz w:val="24"/>
+          <w:szCs w:val="24"/>
+          <w:rtl/>
+        </w:rPr>
+        <w:t xml:space="preserve">, שניתן להשתמש בו כדי להפעיל רכיבים חיצוניים כמו חיישנים, מסכים או מודולים נוספים. </w:t>
+      </w:r>
+    </w:p>
+    <w:p>
+      <w:pPr>
+        <w:pStyle w:val="a9"/>
+        <w:rPr>
+          <w:rFonts w:ascii="Tahoma" w:hAnsi="Tahoma" w:cs="Tahoma" w:hint="cs"/>
+          <w:sz w:val="24"/>
+          <w:szCs w:val="24"/>
+          <w:rtl/>
+        </w:rPr>
+      </w:pPr>
+    </w:p>
+    <w:p>
+      <w:pPr>
+        <w:pStyle w:val="a9"/>
+        <w:numPr>
+          <w:ilvl w:val="0"/>
+          <w:numId w:val="14"/>
+        </w:numPr>
+        <w:ind w:left="720"/>
+        <w:rPr>
+          <w:rFonts w:ascii="Tahoma" w:hAnsi="Tahoma" w:cs="Tahoma"/>
+          <w:sz w:val="24"/>
+          <w:szCs w:val="24"/>
+          <w:rtl/>
+        </w:rPr>
+      </w:pPr>
+      <w:r>
+        <w:rPr>
+          <w:rFonts w:ascii="Tahoma" w:hAnsi="Tahoma" w:cs="Tahoma"/>
+          <w:sz w:val="24"/>
+          <w:szCs w:val="24"/>
+          <w:rtl/>
+        </w:rPr>
+        <w:t>ב-</w:t>
+      </w:r>
+      <w:r>
+        <w:rPr>
+          <w:rFonts w:ascii="Tahoma" w:hAnsi="Tahoma" w:cs="Tahoma"/>
+          <w:sz w:val="24"/>
+          <w:szCs w:val="24"/>
+        </w:rPr>
+        <w:t>ESP32</w:t>
+      </w:r>
+      <w:r>
+        <w:rPr>
+          <w:rFonts w:ascii="Tahoma" w:hAnsi="Tahoma" w:cs="Tahoma"/>
+          <w:sz w:val="24"/>
+          <w:szCs w:val="24"/>
+          <w:rtl/>
+        </w:rPr>
+        <w:t>, הרמות הלוגיות עבור פינים דיגיטליים (</w:t>
+      </w:r>
+      <w:r>
+        <w:rPr>
+          <w:rFonts w:ascii="Tahoma" w:hAnsi="Tahoma" w:cs="Tahoma"/>
+          <w:sz w:val="24"/>
+          <w:szCs w:val="24"/>
+        </w:rPr>
+        <w:t>GPIO</w:t>
+      </w:r>
+      <w:r>
+        <w:rPr>
+          <w:rFonts w:ascii="Tahoma" w:hAnsi="Tahoma" w:cs="Tahoma"/>
+          <w:sz w:val="24"/>
+          <w:szCs w:val="24"/>
+          <w:rtl/>
+        </w:rPr>
+        <w:t>) מבוססות על מתח של</w:t>
+      </w:r>
+      <w:r>
+        <w:rPr>
+          <w:rFonts w:ascii="Tahoma" w:hAnsi="Tahoma" w:cs="Tahoma"/>
+          <w:sz w:val="24"/>
+          <w:szCs w:val="24"/>
+        </w:rPr>
+        <w:t xml:space="preserve">3.3v </w:t>
+      </w:r>
+      <w:r>
+        <w:rPr>
+          <w:rFonts w:ascii="Tahoma" w:hAnsi="Tahoma" w:cs="Tahoma"/>
+          <w:sz w:val="24"/>
+          <w:szCs w:val="24"/>
+          <w:rtl/>
+        </w:rPr>
+        <w:t>. להלן הסבר:</w:t>
+      </w:r>
+    </w:p>
+    <w:p>
+      <w:pPr>
+        <w:pStyle w:val="a9"/>
+        <w:numPr>
+          <w:ilvl w:val="1"/>
+          <w:numId w:val="14"/>
+        </w:numPr>
+        <w:rPr>
+          <w:rFonts w:ascii="Tahoma" w:hAnsi="Tahoma" w:cs="Tahoma"/>
+          <w:sz w:val="24"/>
+          <w:szCs w:val="24"/>
+          <w:rtl/>
+        </w:rPr>
+      </w:pPr>
+      <w:r>
+        <w:rPr>
+          <w:rFonts w:ascii="Tahoma" w:hAnsi="Tahoma" w:cs="Tahoma"/>
+          <w:sz w:val="24"/>
+          <w:szCs w:val="24"/>
+          <w:rtl/>
+        </w:rPr>
+        <w:t>0 לוגי (</w:t>
+      </w:r>
+      <w:r>
+        <w:rPr>
+          <w:rFonts w:ascii="Tahoma" w:hAnsi="Tahoma" w:cs="Tahoma"/>
+          <w:sz w:val="24"/>
+          <w:szCs w:val="24"/>
+        </w:rPr>
+        <w:t>LOW</w:t>
+      </w:r>
+      <w:r>
+        <w:rPr>
+          <w:rFonts w:ascii="Tahoma" w:hAnsi="Tahoma" w:cs="Tahoma"/>
+          <w:sz w:val="24"/>
+          <w:szCs w:val="24"/>
+          <w:rtl/>
+        </w:rPr>
+        <w:t>):</w:t>
+      </w:r>
+      <w:r>
+        <w:rPr>
+          <w:rFonts w:ascii="Tahoma" w:hAnsi="Tahoma" w:cs="Tahoma" w:hint="cs"/>
+          <w:sz w:val="24"/>
+          <w:szCs w:val="24"/>
+          <w:rtl/>
+        </w:rPr>
+        <w:t xml:space="preserve"> </w:t>
+      </w:r>
+      <w:r>
+        <w:rPr>
+          <w:rFonts w:ascii="Tahoma" w:hAnsi="Tahoma" w:cs="Tahoma"/>
+          <w:sz w:val="24"/>
+          <w:szCs w:val="24"/>
+        </w:rPr>
+        <w:t>0v</w:t>
+      </w:r>
+      <w:r>
+        <w:rPr>
+          <w:rFonts w:ascii="Tahoma" w:hAnsi="Tahoma" w:cs="Tahoma"/>
+          <w:sz w:val="24"/>
+          <w:szCs w:val="24"/>
+          <w:rtl/>
+        </w:rPr>
+        <w:t xml:space="preserve"> עד כ</w:t>
+      </w:r>
+      <w:r>
+        <w:rPr>
+          <w:rFonts w:ascii="Tahoma" w:hAnsi="Tahoma" w:cs="Tahoma"/>
+          <w:sz w:val="24"/>
+          <w:szCs w:val="24"/>
+        </w:rPr>
+        <w:t>0.8v</w:t>
+      </w:r>
+      <w:r>
+        <w:rPr>
+          <w:rFonts w:ascii="Tahoma" w:hAnsi="Tahoma" w:cs="Tahoma"/>
+          <w:sz w:val="24"/>
+          <w:szCs w:val="24"/>
+          <w:rtl/>
+        </w:rPr>
+        <w:t xml:space="preserve"> (תלוי במתח הסף של הרכיב).</w:t>
+      </w:r>
+    </w:p>
+    <w:p>
+      <w:pPr>
+        <w:pStyle w:val="a9"/>
+        <w:numPr>
+          <w:ilvl w:val="1"/>
+          <w:numId w:val="14"/>
+        </w:numPr>
+        <w:rPr>
+          <w:rFonts w:ascii="Tahoma" w:hAnsi="Tahoma" w:cs="Tahoma"/>
+          <w:sz w:val="24"/>
+          <w:szCs w:val="24"/>
+          <w:rtl/>
+        </w:rPr>
+      </w:pPr>
+      <w:r>
+        <w:rPr>
+          <w:rFonts w:ascii="Tahoma" w:hAnsi="Tahoma" w:cs="Tahoma"/>
+          <w:sz w:val="24"/>
+          <w:szCs w:val="24"/>
+          <w:rtl/>
+        </w:rPr>
+        <w:t>1 לוגי (</w:t>
+      </w:r>
+      <w:r>
+        <w:rPr>
+          <w:rFonts w:ascii="Tahoma" w:hAnsi="Tahoma" w:cs="Tahoma"/>
+          <w:sz w:val="24"/>
+          <w:szCs w:val="24"/>
+        </w:rPr>
+        <w:t>HIGH</w:t>
+      </w:r>
+      <w:r>
+        <w:rPr>
+          <w:rFonts w:ascii="Tahoma" w:hAnsi="Tahoma" w:cs="Tahoma"/>
+          <w:sz w:val="24"/>
+          <w:szCs w:val="24"/>
+          <w:rtl/>
+        </w:rPr>
+        <w:t>):</w:t>
+      </w:r>
+      <w:r>
+        <w:rPr>
+          <w:rFonts w:ascii="Tahoma" w:hAnsi="Tahoma" w:cs="Tahoma" w:hint="cs"/>
+          <w:sz w:val="24"/>
+          <w:szCs w:val="24"/>
+          <w:rtl/>
+        </w:rPr>
+        <w:t xml:space="preserve"> </w:t>
+      </w:r>
+      <w:r>
+        <w:rPr>
+          <w:rFonts w:ascii="Tahoma" w:hAnsi="Tahoma" w:cs="Tahoma"/>
+          <w:sz w:val="24"/>
+          <w:szCs w:val="24"/>
+          <w:rtl/>
+        </w:rPr>
+        <w:t xml:space="preserve">בדרך כלל </w:t>
+      </w:r>
+      <w:r>
+        <w:rPr>
+          <w:rFonts w:ascii="Tahoma" w:hAnsi="Tahoma" w:cs="Tahoma" w:hint="cs"/>
+          <w:sz w:val="24"/>
+          <w:szCs w:val="24"/>
+          <w:rtl/>
+        </w:rPr>
+        <w:t>מ</w:t>
+      </w:r>
+      <w:r>
+        <w:rPr>
+          <w:rFonts w:ascii="Tahoma" w:hAnsi="Tahoma" w:cs="Tahoma"/>
+          <w:sz w:val="24"/>
+          <w:szCs w:val="24"/>
+        </w:rPr>
+        <w:t>2.4v</w:t>
+      </w:r>
+      <w:r>
+        <w:rPr>
+          <w:rFonts w:ascii="Tahoma" w:hAnsi="Tahoma" w:cs="Tahoma"/>
+          <w:sz w:val="24"/>
+          <w:szCs w:val="24"/>
+          <w:rtl/>
+        </w:rPr>
+        <w:t xml:space="preserve"> עד </w:t>
+      </w:r>
+      <w:r>
+        <w:rPr>
+          <w:rFonts w:ascii="Tahoma" w:hAnsi="Tahoma" w:cs="Tahoma"/>
+          <w:sz w:val="24"/>
+          <w:szCs w:val="24"/>
+        </w:rPr>
+        <w:t>3.3v</w:t>
+      </w:r>
+      <w:r>
+        <w:rPr>
+          <w:rFonts w:ascii="Tahoma" w:hAnsi="Tahoma" w:cs="Tahoma"/>
+          <w:sz w:val="24"/>
+          <w:szCs w:val="24"/>
+          <w:rtl/>
+        </w:rPr>
+        <w:t xml:space="preserve"> (או קרוב ל</w:t>
+      </w:r>
+      <w:r>
+        <w:rPr>
+          <w:rFonts w:ascii="Tahoma" w:hAnsi="Tahoma" w:cs="Tahoma"/>
+          <w:sz w:val="24"/>
+          <w:szCs w:val="24"/>
+        </w:rPr>
+        <w:t>3.3v</w:t>
+      </w:r>
+      <w:r>
+        <w:rPr>
+          <w:rFonts w:ascii="Tahoma" w:hAnsi="Tahoma" w:cs="Tahoma"/>
+          <w:sz w:val="24"/>
+          <w:szCs w:val="24"/>
+          <w:rtl/>
+        </w:rPr>
+        <w:t xml:space="preserve"> בהתאם לדיוק המתח).</w:t>
+      </w:r>
+    </w:p>
+    <w:p>
+      <w:pPr>
         <w:rPr>
           <w:rFonts w:ascii="Tahoma" w:hAnsi="Tahoma" w:cs="Tahoma"/>
           <w:b/>
           <w:bCs/>
           <w:sz w:val="28"/>
           <w:szCs w:val="28"/>
-        </w:rPr>
-      </w:pPr>
-      <w:r>
+          <w:rtl/>
+        </w:rPr>
+      </w:pPr>
+    </w:p>
+    <w:p>
+      <w:pPr>
+        <w:pStyle w:val="a9"/>
+        <w:numPr>
+          <w:ilvl w:val="0"/>
+          <w:numId w:val="14"/>
+        </w:numPr>
         <w:rPr>
           <w:rFonts w:ascii="Tahoma" w:hAnsi="Tahoma" w:cs="Tahoma"/>
           <w:b/>
           <w:bCs/>
           <w:sz w:val="28"/>
           <w:szCs w:val="28"/>
+        </w:rPr>
+      </w:pPr>
+      <w:r>
+        <w:rPr>
+          <w:rFonts w:ascii="Tahoma" w:hAnsi="Tahoma" w:cs="Tahoma"/>
+          <w:b/>
+          <w:bCs/>
+          <w:sz w:val="28"/>
+          <w:szCs w:val="28"/>
+          <w:rtl/>
+        </w:rPr>
+        <w:t>צריכת זרם</w:t>
+      </w:r>
+    </w:p>
+    <w:p>
+      <w:pPr>
+        <w:rPr>
+          <w:rFonts w:ascii="Tahoma" w:hAnsi="Tahoma" w:cs="Tahoma"/>
+          <w:sz w:val="24"/>
+          <w:szCs w:val="24"/>
+          <w:rtl/>
+        </w:rPr>
+      </w:pPr>
+      <w:r>
+        <w:rPr>
+          <w:rFonts w:ascii="Tahoma" w:hAnsi="Tahoma" w:cs="Tahoma" w:hint="cs"/>
+          <w:sz w:val="24"/>
+          <w:szCs w:val="24"/>
+          <w:rtl/>
+        </w:rPr>
+        <w:t>ה</w:t>
+      </w:r>
+      <w:r>
+        <w:rPr>
+          <w:rFonts w:ascii="Tahoma" w:hAnsi="Tahoma" w:cs="Tahoma" w:hint="cs"/>
+          <w:sz w:val="24"/>
+          <w:szCs w:val="24"/>
+        </w:rPr>
+        <w:t>ESP</w:t>
+      </w:r>
+      <w:r>
+        <w:rPr>
+          <w:rFonts w:ascii="Tahoma" w:hAnsi="Tahoma" w:cs="Tahoma"/>
+          <w:sz w:val="24"/>
+          <w:szCs w:val="24"/>
+        </w:rPr>
+        <w:t>32</w:t>
+      </w:r>
+      <w:r>
+        <w:rPr>
+          <w:rFonts w:ascii="Tahoma" w:hAnsi="Tahoma" w:cs="Tahoma" w:hint="cs"/>
+          <w:sz w:val="24"/>
+          <w:szCs w:val="24"/>
+          <w:rtl/>
+        </w:rPr>
+        <w:t xml:space="preserve"> מ</w:t>
+      </w:r>
+      <w:r>
+        <w:rPr>
+          <w:rFonts w:ascii="Tahoma" w:hAnsi="Tahoma" w:cs="Tahoma"/>
+          <w:sz w:val="24"/>
+          <w:szCs w:val="24"/>
+          <w:rtl/>
+        </w:rPr>
+        <w:t xml:space="preserve">ציע צריכת זרם נמוכה, מה שהופך אותו אידיאלי לשימוש במכשירים ניידים. כאשר הוא פועל בצורה רגילה, צריכת הזרם שלו </w:t>
+      </w:r>
+      <w:r>
+        <w:rPr>
+          <w:rFonts w:ascii="Tahoma" w:hAnsi="Tahoma" w:cs="Tahoma" w:hint="cs"/>
+          <w:sz w:val="24"/>
+          <w:szCs w:val="24"/>
+          <w:rtl/>
+        </w:rPr>
+        <w:t xml:space="preserve">היא </w:t>
+      </w:r>
+      <w:r>
+        <w:rPr>
+          <w:rFonts w:ascii="Tahoma" w:hAnsi="Tahoma" w:cs="Tahoma"/>
+          <w:sz w:val="24"/>
+          <w:szCs w:val="24"/>
+        </w:rPr>
+        <w:t>100mA</w:t>
+      </w:r>
+      <w:r>
+        <w:rPr>
+          <w:rFonts w:ascii="Tahoma" w:hAnsi="Tahoma" w:cs="Tahoma"/>
+          <w:sz w:val="24"/>
+          <w:szCs w:val="24"/>
+          <w:rtl/>
+        </w:rPr>
+        <w:t xml:space="preserve">, </w:t>
+      </w:r>
+      <w:r>
+        <w:rPr>
+          <w:rFonts w:ascii="Tahoma" w:hAnsi="Tahoma" w:cs="Tahoma"/>
+          <w:sz w:val="24"/>
+          <w:szCs w:val="24"/>
+          <w:rtl/>
+        </w:rPr>
+        <w:t>ובמצב פעילות גבוהה היא מגיעה ל</w:t>
+      </w:r>
+      <w:r>
+        <w:rPr>
+          <w:rFonts w:ascii="Tahoma" w:hAnsi="Tahoma" w:cs="Tahoma"/>
+          <w:sz w:val="24"/>
+          <w:szCs w:val="24"/>
+        </w:rPr>
+        <w:t>200mA</w:t>
+      </w:r>
+      <w:r>
+        <w:rPr>
+          <w:rFonts w:ascii="Tahoma" w:hAnsi="Tahoma" w:cs="Tahoma"/>
+          <w:sz w:val="24"/>
+          <w:szCs w:val="24"/>
+          <w:rtl/>
+        </w:rPr>
+        <w:t>.</w:t>
+      </w:r>
+    </w:p>
+    <w:p>
+      <w:pPr>
+        <w:rPr>
+          <w:rFonts w:ascii="Tahoma" w:hAnsi="Tahoma" w:cs="Tahoma"/>
+          <w:sz w:val="24"/>
+          <w:szCs w:val="24"/>
+          <w:rtl/>
+        </w:rPr>
+      </w:pPr>
+    </w:p>
+    <w:p>
+      <w:pPr>
+        <w:pStyle w:val="a9"/>
+        <w:numPr>
+          <w:ilvl w:val="0"/>
+          <w:numId w:val="14"/>
+        </w:numPr>
+        <w:rPr>
+          <w:rFonts w:ascii="Tahoma" w:hAnsi="Tahoma" w:cs="Tahoma"/>
+          <w:b/>
+          <w:bCs/>
+          <w:sz w:val="28"/>
+          <w:szCs w:val="28"/>
+        </w:rPr>
+      </w:pPr>
+      <w:r>
+        <w:rPr>
+          <w:rFonts w:ascii="Tahoma" w:hAnsi="Tahoma" w:cs="Tahoma"/>
+          <w:b/>
+          <w:bCs/>
+          <w:sz w:val="28"/>
+          <w:szCs w:val="28"/>
           <w:rtl/>
         </w:rPr>
         <w:t>שיקולים בבחירת הרכיב</w:t>
@@ -13412,7 +14216,7 @@
     <w:p>
       <w:pPr>
         <w:rPr>
-          <w:rFonts w:ascii="Tahoma" w:hAnsi="Tahoma" w:cs="Tahoma"/>
+          <w:rFonts w:ascii="Tahoma" w:hAnsi="Tahoma" w:cs="Tahoma" w:hint="cs"/>
           <w:sz w:val="24"/>
           <w:szCs w:val="24"/>
           <w:rtl/>
@@ -13459,60 +14263,7 @@
           <w:szCs w:val="24"/>
           <w:rtl/>
         </w:rPr>
-        <w:t>, סביבת פיתוח ידידותית ופשוטה שמאפשרת גישה לספריות רבות המייעלות את העבודה עם חיישנים, מנועים ורכיבים נוספים. בנוסף, ה-</w:t>
-      </w:r>
-      <w:r>
-        <w:rPr>
-          <w:rFonts w:ascii="Tahoma" w:hAnsi="Tahoma" w:cs="Tahoma"/>
-          <w:sz w:val="24"/>
-          <w:szCs w:val="24"/>
-        </w:rPr>
-        <w:t>ESP32</w:t>
-      </w:r>
-      <w:r>
-        <w:rPr>
-          <w:rFonts w:ascii="Tahoma" w:hAnsi="Tahoma" w:cs="Tahoma"/>
-          <w:sz w:val="24"/>
-          <w:szCs w:val="24"/>
-          <w:rtl/>
-        </w:rPr>
-        <w:t xml:space="preserve"> תומך בסביבות מתקדמות יותר כמו </w:t>
-      </w:r>
-      <w:proofErr w:type="spellStart"/>
-      <w:r>
-        <w:rPr>
-          <w:rFonts w:ascii="Tahoma" w:hAnsi="Tahoma" w:cs="Tahoma"/>
-          <w:sz w:val="24"/>
-          <w:szCs w:val="24"/>
-        </w:rPr>
-        <w:t>PlatformIO</w:t>
-      </w:r>
-      <w:proofErr w:type="spellEnd"/>
-      <w:r>
-        <w:rPr>
-          <w:rFonts w:ascii="Tahoma" w:hAnsi="Tahoma" w:cs="Tahoma"/>
-          <w:sz w:val="24"/>
-          <w:szCs w:val="24"/>
-          <w:rtl/>
-        </w:rPr>
-        <w:t xml:space="preserve"> ו-</w:t>
-      </w:r>
-      <w:r>
-        <w:rPr>
-          <w:rFonts w:ascii="Tahoma" w:hAnsi="Tahoma" w:cs="Tahoma"/>
-          <w:sz w:val="24"/>
-          <w:szCs w:val="24"/>
-        </w:rPr>
-        <w:t>ESP-IDF</w:t>
-      </w:r>
-      <w:r>
-        <w:rPr>
-          <w:rFonts w:ascii="Tahoma" w:hAnsi="Tahoma" w:cs="Tahoma"/>
-          <w:sz w:val="24"/>
-          <w:szCs w:val="24"/>
-          <w:rtl/>
-        </w:rPr>
-        <w:t>, שמעניקות למשתמשים שליטה רבה יותר על משאבי החומרה והיכולת לכתוב קוד מותאם אישית ברמת המערכת. סביבת הפיתוח הגמישה מאפשרת לבצע שינויים, עדכונים ואופטימיזציה של פרויקטים במהירות וביעילות.</w:t>
+        <w:t xml:space="preserve">, סביבת פיתוח ידידותית ופשוטה שמאפשרת גישה לספריות רבות המייעלות את העבודה עם חיישנים, מנועים ורכיבים נוספים. </w:t>
       </w:r>
     </w:p>
     <w:p>
@@ -13605,7 +14356,15 @@
           <w:szCs w:val="24"/>
           <w:rtl/>
         </w:rPr>
-        <w:t xml:space="preserve"> כפול ליבה, בעל ביצועים גבוהים שיכול לפעול במהירות של עד 240</w:t>
+        <w:t xml:space="preserve"> כפול ליבה, בעל ביצועים גבוהים שיכול לפעול במהירות של עד </w:t>
+      </w:r>
+      <w:r>
+        <w:rPr>
+          <w:rFonts w:ascii="Tahoma" w:hAnsi="Tahoma" w:cs="Tahoma"/>
+          <w:sz w:val="24"/>
+          <w:szCs w:val="24"/>
+        </w:rPr>
+        <w:t>240</w:t>
       </w:r>
       <w:r>
         <w:rPr>
@@ -13673,7 +14432,7 @@
           <w:szCs w:val="24"/>
           <w:rtl/>
         </w:rPr>
-        <w:t xml:space="preserve"> מבוזרות.</w:t>
+        <w:t>.</w:t>
       </w:r>
     </w:p>
     <w:p>
@@ -13702,7 +14461,6 @@
           <w:szCs w:val="28"/>
           <w:rtl/>
         </w:rPr>
-        <w:lastRenderedPageBreak/>
         <w:t>תמיכה ב</w:t>
       </w:r>
       <w:r>
@@ -13916,7 +14674,17 @@
           <w:szCs w:val="24"/>
           <w:rtl/>
         </w:rPr>
-        <w:t xml:space="preserve"> מספק גמישות רבה לחיבור למכשירים סמוכים כמו טלפונים חכמים או חיישנים. כמו כן, תמיכתו ב-</w:t>
+        <w:t xml:space="preserve"> מספק גמישות רבה לחיבור למכשירים סמוכים כמו טלפונים חכמים או חיישנים. כמו כן, תמיכתו </w:t>
+      </w:r>
+      <w:r>
+        <w:rPr>
+          <w:rFonts w:ascii="Tahoma" w:hAnsi="Tahoma" w:cs="Tahoma"/>
+          <w:sz w:val="24"/>
+          <w:szCs w:val="24"/>
+          <w:rtl/>
+        </w:rPr>
+        <w:lastRenderedPageBreak/>
+        <w:t>ב-</w:t>
       </w:r>
       <w:r>
         <w:rPr>
@@ -14453,7 +15221,25 @@
           <w:szCs w:val="24"/>
           <w:rtl/>
         </w:rPr>
-        <w:t xml:space="preserve">), המאפשר לו לפעול בצריכת חשמל מינימלית כשאינו מבצע משימות קריטיות. תכונה זו הופכת אותו לרכיב אידיאלי עבור פרויקטים ניידים או פרויקטים שמסתמכים על סוללה, כמו חיישנים מרוחקים או מערכות ניטור. היכולת לחסוך באנרגיה מבלי לפגוע בביצועים מאפשרת למערכות המבוססות על </w:t>
+        <w:t>), המאפשר לו לפעול בצריכת חשמל מינימלית כשאינו מבצע משימות קריטיות. תכונה זו הופכת אותו לרכיב אידיאלי עבור פרויקטים ניידים או פרויקטים שמסתמכים על סוללה</w:t>
+      </w:r>
+      <w:r>
+        <w:rPr>
+          <w:rFonts w:ascii="Tahoma" w:hAnsi="Tahoma" w:cs="Tahoma" w:hint="cs"/>
+          <w:sz w:val="24"/>
+          <w:szCs w:val="24"/>
+          <w:rtl/>
+        </w:rPr>
+        <w:t xml:space="preserve"> כמו הפרויקט שלנו שעוסק במכוניות אוטונומיות. </w:t>
+      </w:r>
+      <w:r>
+        <w:rPr>
+          <w:rFonts w:ascii="Tahoma" w:hAnsi="Tahoma" w:cs="Tahoma"/>
+          <w:sz w:val="24"/>
+          <w:szCs w:val="24"/>
+          <w:rtl/>
+        </w:rPr>
+        <w:t xml:space="preserve">היכולת לחסוך באנרגיה מבלי לפגוע בביצועים מאפשרת למערכות המבוססות על </w:t>
       </w:r>
       <w:r>
         <w:rPr>
@@ -14487,7 +15273,25 @@
           <w:szCs w:val="24"/>
           <w:rtl/>
         </w:rPr>
-        <w:t xml:space="preserve"> המחייבות פעולה רציפה ואמינה.</w:t>
+        <w:t xml:space="preserve"> </w:t>
+      </w:r>
+      <w:r>
+        <w:rPr>
+          <w:rFonts w:ascii="Tahoma" w:hAnsi="Tahoma" w:cs="Tahoma" w:hint="cs"/>
+          <w:sz w:val="24"/>
+          <w:szCs w:val="24"/>
+          <w:rtl/>
+        </w:rPr>
+        <w:t xml:space="preserve">כמו שלנו, </w:t>
+      </w:r>
+      <w:r>
+        <w:rPr>
+          <w:rFonts w:ascii="Tahoma" w:hAnsi="Tahoma" w:cs="Tahoma"/>
+          <w:sz w:val="24"/>
+          <w:szCs w:val="24"/>
+          <w:rtl/>
+        </w:rPr>
+        <w:t>המחייבות פעולה רציפה ואמינה.</w:t>
       </w:r>
     </w:p>
     <w:p>
@@ -14502,17 +15306,38 @@
     </w:p>
     <w:p>
       <w:pPr>
+        <w:rPr>
+          <w:rFonts w:ascii="Tahoma" w:eastAsiaTheme="majorEastAsia" w:hAnsi="Tahoma" w:cs="Tahoma"/>
+          <w:b/>
+          <w:bCs/>
+          <w:i/>
+          <w:iCs/>
+          <w:sz w:val="56"/>
+          <w:szCs w:val="56"/>
+          <w:rtl/>
+        </w:rPr>
+      </w:pPr>
+      <w:bookmarkStart w:id="17" w:name="_Toc184486034"/>
+      <w:r>
+        <w:rPr>
+          <w:rtl/>
+        </w:rPr>
+        <w:br w:type="page"/>
+      </w:r>
+    </w:p>
+    <w:p>
+      <w:pPr>
         <w:pStyle w:val="1"/>
         <w:rPr>
           <w:rtl/>
         </w:rPr>
       </w:pPr>
-      <w:bookmarkStart w:id="18" w:name="_Toc184486034"/>
       <w:r>
         <w:rPr>
           <w:rFonts w:hint="cs"/>
           <w:rtl/>
         </w:rPr>
+        <w:lastRenderedPageBreak/>
         <w:t xml:space="preserve">ניסוי ראשון </w:t>
       </w:r>
       <w:r>
@@ -14528,11 +15353,562 @@
         </w:rPr>
         <w:t xml:space="preserve"> 17.9.24</w:t>
       </w:r>
-      <w:bookmarkEnd w:id="18"/>
+      <w:bookmarkEnd w:id="17"/>
     </w:p>
     <w:p>
       <w:pPr>
         <w:jc w:val="center"/>
+        <w:rPr>
+          <w:rFonts w:ascii="Tahoma" w:hAnsi="Tahoma" w:cs="Tahoma"/>
+          <w:b/>
+          <w:bCs/>
+          <w:sz w:val="28"/>
+          <w:szCs w:val="28"/>
+          <w:rtl/>
+        </w:rPr>
+      </w:pPr>
+      <w:r>
+        <w:rPr>
+          <w:rFonts w:ascii="Tahoma" w:hAnsi="Tahoma" w:cs="Tahoma" w:hint="cs"/>
+          <w:b/>
+          <w:bCs/>
+          <w:rtl/>
+        </w:rPr>
+        <w:t>הכרת סביבת העבודה ב</w:t>
+      </w:r>
+      <w:r>
+        <w:rPr>
+          <w:rFonts w:ascii="Tahoma" w:hAnsi="Tahoma" w:cs="Tahoma" w:hint="cs"/>
+          <w:b/>
+          <w:bCs/>
+        </w:rPr>
+        <w:t>ESP</w:t>
+      </w:r>
+      <w:r>
+        <w:rPr>
+          <w:rFonts w:ascii="Tahoma" w:hAnsi="Tahoma" w:cs="Tahoma"/>
+          <w:b/>
+          <w:bCs/>
+        </w:rPr>
+        <w:t>32</w:t>
+      </w:r>
+    </w:p>
+    <w:p>
+      <w:pPr>
+        <w:rPr>
+          <w:rFonts w:ascii="Tahoma" w:hAnsi="Tahoma" w:cs="Tahoma"/>
+          <w:b/>
+          <w:bCs/>
+          <w:sz w:val="28"/>
+          <w:szCs w:val="28"/>
+          <w:rtl/>
+        </w:rPr>
+      </w:pPr>
+    </w:p>
+    <w:p>
+      <w:pPr>
+        <w:rPr>
+          <w:rFonts w:ascii="Tahoma" w:hAnsi="Tahoma" w:cs="Tahoma"/>
+          <w:b/>
+          <w:bCs/>
+          <w:sz w:val="28"/>
+          <w:szCs w:val="28"/>
+          <w:rtl/>
+        </w:rPr>
+      </w:pPr>
+      <w:r>
+        <w:rPr>
+          <w:rFonts w:ascii="Tahoma" w:hAnsi="Tahoma" w:cs="Tahoma"/>
+          <w:b/>
+          <w:bCs/>
+          <w:sz w:val="28"/>
+          <w:szCs w:val="28"/>
+          <w:rtl/>
+        </w:rPr>
+        <w:t>שם הניסוי:</w:t>
+      </w:r>
+    </w:p>
+    <w:p>
+      <w:pPr>
+        <w:rPr>
+          <w:rFonts w:ascii="Tahoma" w:hAnsi="Tahoma" w:cs="Tahoma"/>
+          <w:rtl/>
+        </w:rPr>
+      </w:pPr>
+      <w:r>
+        <w:rPr>
+          <w:rFonts w:ascii="Tahoma" w:hAnsi="Tahoma" w:cs="Tahoma"/>
+          <w:rtl/>
+        </w:rPr>
+        <w:t>הכרת סביבת העבודה ב</w:t>
+      </w:r>
+      <w:r>
+        <w:rPr>
+          <w:rFonts w:ascii="Tahoma" w:hAnsi="Tahoma" w:cs="Tahoma"/>
+        </w:rPr>
+        <w:t>ESP32</w:t>
+      </w:r>
+    </w:p>
+    <w:p>
+      <w:pPr>
+        <w:rPr>
+          <w:rFonts w:ascii="Tahoma" w:hAnsi="Tahoma" w:cs="Tahoma"/>
+          <w:b/>
+          <w:bCs/>
+          <w:sz w:val="28"/>
+          <w:szCs w:val="28"/>
+          <w:rtl/>
+        </w:rPr>
+      </w:pPr>
+    </w:p>
+    <w:p>
+      <w:pPr>
+        <w:rPr>
+          <w:rFonts w:ascii="Tahoma" w:hAnsi="Tahoma" w:cs="Tahoma"/>
+          <w:b/>
+          <w:bCs/>
+          <w:sz w:val="28"/>
+          <w:szCs w:val="28"/>
+          <w:rtl/>
+        </w:rPr>
+      </w:pPr>
+      <w:r>
+        <w:rPr>
+          <w:rFonts w:ascii="Tahoma" w:hAnsi="Tahoma" w:cs="Tahoma"/>
+          <w:b/>
+          <w:bCs/>
+          <w:sz w:val="28"/>
+          <w:szCs w:val="28"/>
+          <w:rtl/>
+        </w:rPr>
+        <w:t>מטרת הניסוי:</w:t>
+      </w:r>
+    </w:p>
+    <w:p>
+      <w:pPr>
+        <w:rPr>
+          <w:rFonts w:ascii="Tahoma" w:hAnsi="Tahoma" w:cs="Tahoma"/>
+          <w:rtl/>
+        </w:rPr>
+      </w:pPr>
+      <w:r>
+        <w:rPr>
+          <w:rFonts w:ascii="Tahoma" w:hAnsi="Tahoma" w:cs="Tahoma"/>
+          <w:rtl/>
+        </w:rPr>
+        <w:t xml:space="preserve">הפעלת שני צבעים לבחירה של נורית </w:t>
+      </w:r>
+      <w:r>
+        <w:rPr>
+          <w:rFonts w:ascii="Tahoma" w:hAnsi="Tahoma" w:cs="Tahoma"/>
+        </w:rPr>
+        <w:t>RGB</w:t>
+      </w:r>
+      <w:r>
+        <w:rPr>
+          <w:rFonts w:ascii="Tahoma" w:hAnsi="Tahoma" w:cs="Tahoma"/>
+          <w:rtl/>
+        </w:rPr>
+        <w:t xml:space="preserve"> בעזרת לחצנים, שכל אחד מהם תואם לצבע המופעל.</w:t>
+      </w:r>
+      <w:r>
+        <w:rPr>
+          <w:rFonts w:ascii="Tahoma" w:hAnsi="Tahoma" w:cs="Tahoma" w:hint="cs"/>
+          <w:rtl/>
+        </w:rPr>
+        <w:t xml:space="preserve"> </w:t>
+      </w:r>
+      <w:r>
+        <w:rPr>
+          <w:rFonts w:ascii="Tahoma" w:hAnsi="Tahoma" w:cs="Tahoma"/>
+          <w:rtl/>
+        </w:rPr>
+        <w:t xml:space="preserve">ללמוד כיצד לתכנת ולהדליק נורת </w:t>
+      </w:r>
+      <w:r>
+        <w:rPr>
+          <w:rFonts w:ascii="Tahoma" w:hAnsi="Tahoma" w:cs="Tahoma"/>
+        </w:rPr>
+        <w:t>RGB</w:t>
+      </w:r>
+      <w:r>
+        <w:rPr>
+          <w:rFonts w:ascii="Tahoma" w:hAnsi="Tahoma" w:cs="Tahoma" w:hint="cs"/>
+          <w:rtl/>
+        </w:rPr>
+        <w:t xml:space="preserve"> וכיצד לתפעל לחצנים</w:t>
+      </w:r>
+      <w:r>
+        <w:rPr>
+          <w:rFonts w:ascii="Tahoma" w:hAnsi="Tahoma" w:cs="Tahoma"/>
+          <w:rtl/>
+        </w:rPr>
+        <w:t xml:space="preserve"> באמצעות בקר </w:t>
+      </w:r>
+      <w:r>
+        <w:rPr>
+          <w:rFonts w:ascii="Tahoma" w:hAnsi="Tahoma" w:cs="Tahoma"/>
+        </w:rPr>
+        <w:t>ESP32</w:t>
+      </w:r>
+      <w:r>
+        <w:rPr>
+          <w:rFonts w:ascii="Tahoma" w:hAnsi="Tahoma" w:cs="Tahoma"/>
+          <w:rtl/>
+        </w:rPr>
+        <w:t xml:space="preserve">, תוך שימוש בסימולטור </w:t>
+      </w:r>
+      <w:r>
+        <w:rPr>
+          <w:rFonts w:ascii="Tahoma" w:hAnsi="Tahoma" w:cs="Tahoma"/>
+        </w:rPr>
+        <w:t>WOKWI</w:t>
+      </w:r>
+      <w:r>
+        <w:rPr>
+          <w:rFonts w:ascii="Tahoma" w:hAnsi="Tahoma" w:cs="Tahoma"/>
+          <w:rtl/>
+        </w:rPr>
+        <w:t>. בנוסף, הכרת הסביבה והפונקציות של ה-</w:t>
+      </w:r>
+      <w:r>
+        <w:rPr>
+          <w:rFonts w:ascii="Tahoma" w:hAnsi="Tahoma" w:cs="Tahoma"/>
+        </w:rPr>
+        <w:t>ESP32</w:t>
+      </w:r>
+      <w:r>
+        <w:rPr>
+          <w:rFonts w:ascii="Tahoma" w:hAnsi="Tahoma" w:cs="Tahoma"/>
+          <w:rtl/>
+        </w:rPr>
+        <w:t>.</w:t>
+      </w:r>
+    </w:p>
+    <w:p>
+      <w:pPr>
+        <w:rPr>
+          <w:rFonts w:ascii="Tahoma" w:hAnsi="Tahoma" w:cs="Tahoma"/>
+          <w:b/>
+          <w:bCs/>
+          <w:sz w:val="28"/>
+          <w:szCs w:val="28"/>
+          <w:rtl/>
+        </w:rPr>
+      </w:pPr>
+    </w:p>
+    <w:p>
+      <w:pPr>
+        <w:rPr>
+          <w:rFonts w:ascii="Tahoma" w:hAnsi="Tahoma" w:cs="Tahoma"/>
+          <w:b/>
+          <w:bCs/>
+          <w:sz w:val="28"/>
+          <w:szCs w:val="28"/>
+          <w:rtl/>
+        </w:rPr>
+      </w:pPr>
+      <w:r>
+        <w:rPr>
+          <w:rFonts w:ascii="Tahoma" w:hAnsi="Tahoma" w:cs="Tahoma"/>
+          <w:b/>
+          <w:bCs/>
+          <w:sz w:val="28"/>
+          <w:szCs w:val="28"/>
+          <w:rtl/>
+        </w:rPr>
+        <w:t>מהלך הניסוי:</w:t>
+      </w:r>
+    </w:p>
+    <w:p>
+      <w:pPr>
+        <w:rPr>
+          <w:rFonts w:ascii="Tahoma" w:hAnsi="Tahoma" w:cs="Tahoma"/>
+          <w:rtl/>
+        </w:rPr>
+      </w:pPr>
+      <w:r>
+        <w:rPr>
+          <w:rFonts w:ascii="Tahoma" w:hAnsi="Tahoma" w:cs="Tahoma" w:hint="cs"/>
+          <w:rtl/>
+        </w:rPr>
+        <w:t xml:space="preserve">שלב ראשון הוא </w:t>
+      </w:r>
+      <w:r>
+        <w:rPr>
+          <w:rFonts w:ascii="Tahoma" w:hAnsi="Tahoma" w:cs="Tahoma"/>
+          <w:rtl/>
+        </w:rPr>
+        <w:t xml:space="preserve">כתיבת קוד של הדלקת </w:t>
+      </w:r>
+      <w:r>
+        <w:rPr>
+          <w:rFonts w:ascii="Tahoma" w:hAnsi="Tahoma" w:cs="Tahoma" w:hint="cs"/>
+          <w:rtl/>
+        </w:rPr>
+        <w:t xml:space="preserve">שני </w:t>
+      </w:r>
+      <w:r>
+        <w:rPr>
+          <w:rFonts w:ascii="Tahoma" w:hAnsi="Tahoma" w:cs="Tahoma"/>
+          <w:rtl/>
+        </w:rPr>
+        <w:t>הצבעים של ה</w:t>
+      </w:r>
+      <w:r>
+        <w:rPr>
+          <w:rFonts w:ascii="Tahoma" w:hAnsi="Tahoma" w:cs="Tahoma"/>
+        </w:rPr>
+        <w:t>RGB</w:t>
+      </w:r>
+      <w:r>
+        <w:rPr>
+          <w:rFonts w:ascii="Tahoma" w:hAnsi="Tahoma" w:cs="Tahoma"/>
+          <w:rtl/>
+        </w:rPr>
+        <w:t xml:space="preserve"> </w:t>
+      </w:r>
+      <w:r>
+        <w:rPr>
+          <w:rFonts w:ascii="Tahoma" w:hAnsi="Tahoma" w:cs="Tahoma" w:hint="cs"/>
+          <w:rtl/>
+        </w:rPr>
+        <w:t>בעזרת הלחצנים התאומים</w:t>
+      </w:r>
+    </w:p>
+    <w:p>
+      <w:pPr>
+        <w:rPr>
+          <w:rFonts w:ascii="Tahoma" w:hAnsi="Tahoma" w:cs="Tahoma"/>
+          <w:rtl/>
+        </w:rPr>
+      </w:pPr>
+      <w:r>
+        <w:rPr>
+          <w:rFonts w:ascii="Tahoma" w:hAnsi="Tahoma" w:cs="Tahoma"/>
+          <w:rtl/>
+        </w:rPr>
+        <w:t xml:space="preserve">בסימולציה של לחצנים לנורית </w:t>
+      </w:r>
+      <w:r>
+        <w:rPr>
+          <w:rFonts w:ascii="Tahoma" w:hAnsi="Tahoma" w:cs="Tahoma"/>
+        </w:rPr>
+        <w:t>RGB</w:t>
+      </w:r>
+      <w:r>
+        <w:rPr>
+          <w:rFonts w:ascii="Tahoma" w:hAnsi="Tahoma" w:cs="Tahoma"/>
+          <w:rtl/>
+        </w:rPr>
+        <w:t xml:space="preserve"> – תחילה נפתח פרויקט חדש בסביבת העבודה </w:t>
+      </w:r>
+      <w:r>
+        <w:rPr>
+          <w:rFonts w:ascii="Tahoma" w:hAnsi="Tahoma" w:cs="Tahoma"/>
+        </w:rPr>
+        <w:t>WOKWI</w:t>
+      </w:r>
+      <w:r>
+        <w:rPr>
+          <w:rFonts w:ascii="Tahoma" w:hAnsi="Tahoma" w:cs="Tahoma"/>
+          <w:rtl/>
+        </w:rPr>
+        <w:t xml:space="preserve"> ונחבר את כל הרכיבים הדרושים, ביניהם: בקר </w:t>
+      </w:r>
+      <w:r>
+        <w:rPr>
+          <w:rFonts w:ascii="Tahoma" w:hAnsi="Tahoma" w:cs="Tahoma"/>
+        </w:rPr>
+        <w:t>ESP32</w:t>
+      </w:r>
+      <w:r>
+        <w:rPr>
+          <w:rFonts w:ascii="Tahoma" w:hAnsi="Tahoma" w:cs="Tahoma"/>
+          <w:rtl/>
+        </w:rPr>
+        <w:t xml:space="preserve">, נורית </w:t>
+      </w:r>
+      <w:r>
+        <w:rPr>
+          <w:rFonts w:ascii="Tahoma" w:hAnsi="Tahoma" w:cs="Tahoma"/>
+        </w:rPr>
+        <w:t>RGB</w:t>
+      </w:r>
+      <w:r>
+        <w:rPr>
+          <w:rFonts w:ascii="Tahoma" w:hAnsi="Tahoma" w:cs="Tahoma"/>
+          <w:rtl/>
+        </w:rPr>
+        <w:t>, לחצנים ונגדים. נחבר את נורית ה-</w:t>
+      </w:r>
+      <w:r>
+        <w:rPr>
+          <w:rFonts w:ascii="Tahoma" w:hAnsi="Tahoma" w:cs="Tahoma"/>
+        </w:rPr>
+        <w:t>RGB</w:t>
+      </w:r>
+      <w:r>
+        <w:rPr>
+          <w:rFonts w:ascii="Tahoma" w:hAnsi="Tahoma" w:cs="Tahoma"/>
+          <w:rtl/>
+        </w:rPr>
+        <w:t xml:space="preserve"> לפינים 2, 26 ו-27 של הבקר ולחיבור </w:t>
+      </w:r>
+      <w:r>
+        <w:rPr>
+          <w:rFonts w:ascii="Tahoma" w:hAnsi="Tahoma" w:cs="Tahoma"/>
+        </w:rPr>
+        <w:t>GND</w:t>
+      </w:r>
+      <w:r>
+        <w:rPr>
+          <w:rFonts w:ascii="Tahoma" w:hAnsi="Tahoma" w:cs="Tahoma"/>
+          <w:rtl/>
+        </w:rPr>
+        <w:t>.</w:t>
+      </w:r>
+      <w:r>
+        <w:rPr>
+          <w:rFonts w:ascii="Tahoma" w:hAnsi="Tahoma" w:cs="Tahoma" w:hint="cs"/>
+          <w:rtl/>
+        </w:rPr>
+        <w:t xml:space="preserve"> </w:t>
+      </w:r>
+      <w:r>
+        <w:rPr>
+          <w:rFonts w:ascii="Tahoma" w:hAnsi="Tahoma" w:cs="Tahoma"/>
+          <w:rtl/>
+        </w:rPr>
+        <w:t>לאחר מכן</w:t>
+      </w:r>
+      <w:r>
+        <w:rPr>
+          <w:rFonts w:ascii="Tahoma" w:hAnsi="Tahoma" w:cs="Tahoma" w:hint="cs"/>
+          <w:rtl/>
+        </w:rPr>
+        <w:t>,</w:t>
+      </w:r>
+      <w:r>
+        <w:rPr>
+          <w:rFonts w:ascii="Tahoma" w:hAnsi="Tahoma" w:cs="Tahoma"/>
+          <w:rtl/>
+        </w:rPr>
+        <w:t xml:space="preserve"> נוודא שהקוד פועל על פי הסימולציה על ידי לחיצה על כפתור "</w:t>
+      </w:r>
+      <w:r>
+        <w:rPr>
+          <w:rFonts w:ascii="Tahoma" w:hAnsi="Tahoma" w:cs="Tahoma"/>
+        </w:rPr>
+        <w:t>Play</w:t>
+      </w:r>
+      <w:r>
+        <w:rPr>
+          <w:rFonts w:ascii="Tahoma" w:hAnsi="Tahoma" w:cs="Tahoma"/>
+          <w:rtl/>
+        </w:rPr>
+        <w:t>" להפעלת הסימולציה.</w:t>
+      </w:r>
+    </w:p>
+    <w:p>
+      <w:pPr>
+        <w:rPr>
+          <w:rFonts w:ascii="Tahoma" w:hAnsi="Tahoma" w:cs="Tahoma"/>
+          <w:rtl/>
+        </w:rPr>
+      </w:pPr>
+      <w:r>
+        <w:rPr>
+          <w:rFonts w:ascii="Tahoma" w:hAnsi="Tahoma" w:cs="Tahoma" w:hint="cs"/>
+          <w:rtl/>
+        </w:rPr>
+        <w:t xml:space="preserve">אופן מעשי - </w:t>
+      </w:r>
+      <w:r>
+        <w:rPr>
+          <w:rFonts w:ascii="Tahoma" w:hAnsi="Tahoma" w:cs="Tahoma"/>
+          <w:rtl/>
+        </w:rPr>
+        <w:t>לאחר בדיקת תקינות הקוד בסימולציה,</w:t>
+      </w:r>
+      <w:r>
+        <w:rPr>
+          <w:rFonts w:ascii="Tahoma" w:hAnsi="Tahoma" w:cs="Tahoma" w:hint="cs"/>
+          <w:rtl/>
+        </w:rPr>
+        <w:t xml:space="preserve"> נחבר את כל הרכיבים המתאימים לבקר.</w:t>
+      </w:r>
+      <w:r>
+        <w:rPr>
+          <w:rFonts w:ascii="Tahoma" w:hAnsi="Tahoma" w:cs="Tahoma"/>
+          <w:rtl/>
+        </w:rPr>
+        <w:t xml:space="preserve"> נצרוב את הקוד על בקר ה-</w:t>
+      </w:r>
+      <w:r>
+        <w:rPr>
+          <w:rFonts w:ascii="Tahoma" w:hAnsi="Tahoma" w:cs="Tahoma"/>
+        </w:rPr>
+        <w:t>ESP32</w:t>
+      </w:r>
+      <w:r>
+        <w:rPr>
+          <w:rFonts w:ascii="Tahoma" w:hAnsi="Tahoma" w:cs="Tahoma"/>
+          <w:rtl/>
+        </w:rPr>
+        <w:t xml:space="preserve"> בעזרת כבל </w:t>
+      </w:r>
+      <w:r>
+        <w:rPr>
+          <w:rFonts w:ascii="Tahoma" w:hAnsi="Tahoma" w:cs="Tahoma"/>
+        </w:rPr>
+        <w:t>USB</w:t>
+      </w:r>
+      <w:r>
+        <w:rPr>
+          <w:rFonts w:ascii="Tahoma" w:hAnsi="Tahoma" w:cs="Tahoma"/>
+          <w:rtl/>
+        </w:rPr>
+        <w:t xml:space="preserve"> ותוכנת </w:t>
+      </w:r>
+      <w:r>
+        <w:rPr>
+          <w:rFonts w:ascii="Tahoma" w:hAnsi="Tahoma" w:cs="Tahoma"/>
+        </w:rPr>
+        <w:t>Arduino IDE</w:t>
+      </w:r>
+      <w:r>
+        <w:rPr>
+          <w:rFonts w:ascii="Tahoma" w:hAnsi="Tahoma" w:cs="Tahoma"/>
+          <w:rtl/>
+        </w:rPr>
+        <w:t>, ונעביר את הניסוי מהסימולציה למצב מעשי</w:t>
+      </w:r>
+    </w:p>
+    <w:p>
+      <w:pPr>
+        <w:rPr>
+          <w:rFonts w:ascii="Tahoma" w:hAnsi="Tahoma" w:cs="Tahoma"/>
+          <w:b/>
+          <w:bCs/>
+          <w:sz w:val="28"/>
+          <w:szCs w:val="28"/>
+          <w:rtl/>
+        </w:rPr>
+      </w:pPr>
+    </w:p>
+    <w:p>
+      <w:pPr>
+        <w:rPr>
+          <w:rFonts w:ascii="Tahoma" w:hAnsi="Tahoma" w:cs="Tahoma"/>
+          <w:b/>
+          <w:bCs/>
+          <w:sz w:val="28"/>
+          <w:szCs w:val="28"/>
+          <w:rtl/>
+        </w:rPr>
+      </w:pPr>
+      <w:r>
         <w:rPr>
           <w:rFonts w:ascii="Tahoma" w:hAnsi="Tahoma" w:cs="Tahoma" w:hint="cs"/>
           <w:b/>
@@ -14541,31 +15917,138 @@
           <w:szCs w:val="28"/>
           <w:rtl/>
         </w:rPr>
-      </w:pPr>
+        <w:t>מסקנות:</w:t>
+      </w:r>
+    </w:p>
+    <w:p>
+      <w:pPr>
+        <w:rPr>
+          <w:rFonts w:ascii="Tahoma" w:hAnsi="Tahoma" w:cs="Tahoma"/>
+          <w:rtl/>
+        </w:rPr>
+      </w:pPr>
+      <w:r>
+        <w:rPr>
+          <w:rFonts w:ascii="Tahoma" w:hAnsi="Tahoma" w:cs="Tahoma"/>
+          <w:rtl/>
+        </w:rPr>
+        <w:t xml:space="preserve">במהלך הניסוי למדתי כיצד לתכנת נורת </w:t>
+      </w:r>
+      <w:r>
+        <w:rPr>
+          <w:rFonts w:ascii="Tahoma" w:hAnsi="Tahoma" w:cs="Tahoma"/>
+        </w:rPr>
+        <w:t>RGB</w:t>
+      </w:r>
+      <w:r>
+        <w:rPr>
+          <w:rFonts w:ascii="Tahoma" w:hAnsi="Tahoma" w:cs="Tahoma"/>
+          <w:rtl/>
+        </w:rPr>
+        <w:t xml:space="preserve"> </w:t>
+      </w:r>
       <w:r>
         <w:rPr>
           <w:rFonts w:ascii="Tahoma" w:hAnsi="Tahoma" w:cs="Tahoma" w:hint="cs"/>
-          <w:b/>
-          <w:bCs/>
-          <w:rtl/>
-        </w:rPr>
-        <w:t>הכרת סביבת העבודה ב</w:t>
+          <w:rtl/>
+        </w:rPr>
+        <w:t xml:space="preserve">עם תיאום של לחצנים </w:t>
+      </w:r>
+      <w:r>
+        <w:rPr>
+          <w:rFonts w:ascii="Tahoma" w:hAnsi="Tahoma" w:cs="Tahoma"/>
+          <w:rtl/>
+        </w:rPr>
+        <w:t xml:space="preserve">בסביבת </w:t>
+      </w:r>
+      <w:r>
+        <w:rPr>
+          <w:rFonts w:ascii="Tahoma" w:hAnsi="Tahoma" w:cs="Tahoma"/>
+        </w:rPr>
+        <w:t>ESP32</w:t>
+      </w:r>
+      <w:r>
+        <w:rPr>
+          <w:rFonts w:ascii="Tahoma" w:hAnsi="Tahoma" w:cs="Tahoma"/>
+          <w:rtl/>
+        </w:rPr>
+        <w:t xml:space="preserve">. התהליך כלל שימוש בסימולטור </w:t>
+      </w:r>
+      <w:r>
+        <w:rPr>
+          <w:rFonts w:ascii="Tahoma" w:hAnsi="Tahoma" w:cs="Tahoma"/>
+        </w:rPr>
+        <w:t>WOKWI</w:t>
+      </w:r>
+      <w:r>
+        <w:rPr>
+          <w:rFonts w:ascii="Tahoma" w:hAnsi="Tahoma" w:cs="Tahoma"/>
+          <w:rtl/>
+        </w:rPr>
+        <w:t xml:space="preserve"> לצורך בדיקת הפעולה והווידוא שהקוד פועל כמצופה לפני הצריבה הפיזית לבקר. </w:t>
       </w:r>
       <w:r>
         <w:rPr>
           <w:rFonts w:ascii="Tahoma" w:hAnsi="Tahoma" w:cs="Tahoma" w:hint="cs"/>
-          <w:b/>
-          <w:bCs/>
-        </w:rPr>
-        <w:t>ESP</w:t>
-      </w:r>
-      <w:r>
-        <w:rPr>
-          <w:rFonts w:ascii="Tahoma" w:hAnsi="Tahoma" w:cs="Tahoma"/>
-          <w:b/>
-          <w:bCs/>
-        </w:rPr>
-        <w:t>32</w:t>
+          <w:rtl/>
+        </w:rPr>
+        <w:t>ובכך גם למדתי עוד על התוכנה והבקר.</w:t>
+      </w:r>
+    </w:p>
+    <w:p>
+      <w:pPr>
+        <w:rPr>
+          <w:rFonts w:ascii="Tahoma" w:hAnsi="Tahoma" w:cs="Tahoma"/>
+          <w:rtl/>
+        </w:rPr>
+      </w:pPr>
+      <w:r>
+        <w:rPr>
+          <w:rFonts w:ascii="Tahoma" w:hAnsi="Tahoma" w:cs="Tahoma"/>
+          <w:rtl/>
+        </w:rPr>
+        <w:t>הניסוי גם חיזק את ההבנה לגבי חשיבות החיבור הנכון של הנורה לרכיבי ה-</w:t>
+      </w:r>
+      <w:r>
+        <w:rPr>
+          <w:rFonts w:ascii="Tahoma" w:hAnsi="Tahoma" w:cs="Tahoma"/>
+        </w:rPr>
+        <w:t>ESP32</w:t>
+      </w:r>
+      <w:r>
+        <w:rPr>
+          <w:rFonts w:ascii="Tahoma" w:hAnsi="Tahoma" w:cs="Tahoma"/>
+          <w:rtl/>
+        </w:rPr>
+        <w:t>. הפעלת הסימולציה הוכיחה שהקוד תקין והחיבורים שבוצעו תואמים את הקוד שכתבתי. לאחר הצריבה הפיזית, הנורה פעלה בהתאם לציפיות, מה שמראה שהקוד עבד כראוי גם במציאות ולא רק בסימולציה.</w:t>
+      </w:r>
+    </w:p>
+    <w:p>
+      <w:pPr>
+        <w:rPr>
+          <w:rFonts w:ascii="Tahoma" w:hAnsi="Tahoma" w:cs="Tahoma"/>
+          <w:rtl/>
+        </w:rPr>
+      </w:pPr>
+      <w:r>
+        <w:rPr>
+          <w:rFonts w:ascii="Tahoma" w:hAnsi="Tahoma" w:cs="Tahoma"/>
+          <w:rtl/>
+        </w:rPr>
+        <w:t xml:space="preserve">בנוסף, הוכחתי את יכולתי להשתמש בתוכנת </w:t>
+      </w:r>
+      <w:r>
+        <w:rPr>
+          <w:rFonts w:ascii="Tahoma" w:hAnsi="Tahoma" w:cs="Tahoma"/>
+        </w:rPr>
+        <w:t>Arduino IDE</w:t>
+      </w:r>
+      <w:r>
+        <w:rPr>
+          <w:rFonts w:ascii="Tahoma" w:hAnsi="Tahoma" w:cs="Tahoma"/>
+          <w:rtl/>
+        </w:rPr>
+        <w:t xml:space="preserve"> כדי לצרוב קוד לבקר ולהפעיל אותו.</w:t>
       </w:r>
     </w:p>
     <w:p>
@@ -14600,453 +16083,8 @@
           <w:szCs w:val="28"/>
           <w:rtl/>
         </w:rPr>
-        <w:t>שם הניסוי:</w:t>
-      </w:r>
-    </w:p>
-    <w:p>
-      <w:pPr>
-        <w:rPr>
-          <w:rFonts w:ascii="Tahoma" w:hAnsi="Tahoma" w:cs="Tahoma"/>
-          <w:rtl/>
-        </w:rPr>
-      </w:pPr>
-      <w:r>
-        <w:rPr>
-          <w:rFonts w:ascii="Tahoma" w:hAnsi="Tahoma" w:cs="Tahoma"/>
-          <w:rtl/>
-        </w:rPr>
-        <w:t>הכרת סביבת העבודה ב</w:t>
-      </w:r>
-      <w:r>
-        <w:rPr>
-          <w:rFonts w:ascii="Tahoma" w:hAnsi="Tahoma" w:cs="Tahoma"/>
-        </w:rPr>
-        <w:t>ESP32</w:t>
-      </w:r>
-    </w:p>
-    <w:p>
-      <w:pPr>
-        <w:rPr>
-          <w:rFonts w:ascii="Tahoma" w:hAnsi="Tahoma" w:cs="Tahoma"/>
-          <w:b/>
-          <w:bCs/>
-          <w:sz w:val="28"/>
-          <w:szCs w:val="28"/>
-          <w:rtl/>
-        </w:rPr>
-      </w:pPr>
-      <w:r>
-        <w:rPr>
-          <w:rFonts w:ascii="Tahoma" w:hAnsi="Tahoma" w:cs="Tahoma"/>
-          <w:b/>
-          <w:bCs/>
-          <w:sz w:val="28"/>
-          <w:szCs w:val="28"/>
-          <w:rtl/>
-        </w:rPr>
-        <w:t>מטרת הניסוי:</w:t>
-      </w:r>
-    </w:p>
-    <w:p>
-      <w:pPr>
-        <w:rPr>
-          <w:rFonts w:ascii="Tahoma" w:hAnsi="Tahoma" w:cs="Tahoma"/>
-          <w:rtl/>
-        </w:rPr>
-      </w:pPr>
-      <w:r>
-        <w:rPr>
-          <w:rFonts w:ascii="Tahoma" w:hAnsi="Tahoma" w:cs="Tahoma"/>
-          <w:rtl/>
-        </w:rPr>
-        <w:t xml:space="preserve">הפעלת שני צבעים לבחירה של נורית </w:t>
-      </w:r>
-      <w:r>
-        <w:rPr>
-          <w:rFonts w:ascii="Tahoma" w:hAnsi="Tahoma" w:cs="Tahoma"/>
-        </w:rPr>
-        <w:t>RGB</w:t>
-      </w:r>
-      <w:r>
-        <w:rPr>
-          <w:rFonts w:ascii="Tahoma" w:hAnsi="Tahoma" w:cs="Tahoma"/>
-          <w:rtl/>
-        </w:rPr>
-        <w:t xml:space="preserve"> בעזרת לחצנים, שכל אחד מהם תואם לצבע המופעל.</w:t>
-      </w:r>
-      <w:r>
-        <w:rPr>
-          <w:rFonts w:ascii="Tahoma" w:hAnsi="Tahoma" w:cs="Tahoma" w:hint="cs"/>
-          <w:rtl/>
-        </w:rPr>
-        <w:t xml:space="preserve"> </w:t>
-      </w:r>
-      <w:r>
-        <w:rPr>
-          <w:rFonts w:ascii="Tahoma" w:hAnsi="Tahoma" w:cs="Tahoma"/>
-          <w:rtl/>
-        </w:rPr>
-        <w:t xml:space="preserve">ללמוד כיצד לתכנת ולהדליק נורת </w:t>
-      </w:r>
-      <w:r>
-        <w:rPr>
-          <w:rFonts w:ascii="Tahoma" w:hAnsi="Tahoma" w:cs="Tahoma"/>
-        </w:rPr>
-        <w:t>RGB</w:t>
-      </w:r>
-      <w:r>
-        <w:rPr>
-          <w:rFonts w:ascii="Tahoma" w:hAnsi="Tahoma" w:cs="Tahoma" w:hint="cs"/>
-          <w:rtl/>
-        </w:rPr>
-        <w:t xml:space="preserve"> וכיצד לתפעל לחצנים</w:t>
-      </w:r>
-      <w:r>
-        <w:rPr>
-          <w:rFonts w:ascii="Tahoma" w:hAnsi="Tahoma" w:cs="Tahoma"/>
-          <w:rtl/>
-        </w:rPr>
-        <w:t xml:space="preserve"> באמצעות בקר </w:t>
-      </w:r>
-      <w:r>
-        <w:rPr>
-          <w:rFonts w:ascii="Tahoma" w:hAnsi="Tahoma" w:cs="Tahoma"/>
-        </w:rPr>
-        <w:t>ESP32</w:t>
-      </w:r>
-      <w:r>
-        <w:rPr>
-          <w:rFonts w:ascii="Tahoma" w:hAnsi="Tahoma" w:cs="Tahoma"/>
-          <w:rtl/>
-        </w:rPr>
-        <w:t xml:space="preserve">, תוך שימוש בסימולטור </w:t>
-      </w:r>
-      <w:r>
-        <w:rPr>
-          <w:rFonts w:ascii="Tahoma" w:hAnsi="Tahoma" w:cs="Tahoma"/>
-        </w:rPr>
-        <w:t>WOKWI</w:t>
-      </w:r>
-      <w:r>
-        <w:rPr>
-          <w:rFonts w:ascii="Tahoma" w:hAnsi="Tahoma" w:cs="Tahoma"/>
-          <w:rtl/>
-        </w:rPr>
-        <w:t>. בנוסף, הכרת הסביבה והפונקציות של ה-</w:t>
-      </w:r>
-      <w:r>
-        <w:rPr>
-          <w:rFonts w:ascii="Tahoma" w:hAnsi="Tahoma" w:cs="Tahoma"/>
-        </w:rPr>
-        <w:t>ESP32</w:t>
-      </w:r>
-      <w:r>
-        <w:rPr>
-          <w:rFonts w:ascii="Tahoma" w:hAnsi="Tahoma" w:cs="Tahoma"/>
-          <w:rtl/>
-        </w:rPr>
-        <w:t>.</w:t>
-      </w:r>
-    </w:p>
-    <w:p>
-      <w:pPr>
-        <w:rPr>
-          <w:rFonts w:ascii="Tahoma" w:hAnsi="Tahoma" w:cs="Tahoma"/>
-          <w:b/>
-          <w:bCs/>
-          <w:sz w:val="28"/>
-          <w:szCs w:val="28"/>
-          <w:rtl/>
-        </w:rPr>
-      </w:pPr>
-      <w:r>
-        <w:rPr>
-          <w:rFonts w:ascii="Tahoma" w:hAnsi="Tahoma" w:cs="Tahoma"/>
-          <w:b/>
-          <w:bCs/>
-          <w:sz w:val="28"/>
-          <w:szCs w:val="28"/>
-          <w:rtl/>
-        </w:rPr>
-        <w:t>מהלך הניסוי:</w:t>
-      </w:r>
-    </w:p>
-    <w:p>
-      <w:pPr>
-        <w:rPr>
-          <w:rFonts w:ascii="Tahoma" w:hAnsi="Tahoma" w:cs="Tahoma"/>
-          <w:rtl/>
-        </w:rPr>
-      </w:pPr>
-      <w:r>
-        <w:rPr>
-          <w:rFonts w:ascii="Tahoma" w:hAnsi="Tahoma" w:cs="Tahoma" w:hint="cs"/>
-          <w:rtl/>
-        </w:rPr>
-        <w:t xml:space="preserve">שלב ראשון הוא </w:t>
-      </w:r>
-      <w:r>
-        <w:rPr>
-          <w:rFonts w:ascii="Tahoma" w:hAnsi="Tahoma" w:cs="Tahoma"/>
-          <w:rtl/>
-        </w:rPr>
-        <w:t xml:space="preserve">כתיבת קוד של הדלקת </w:t>
-      </w:r>
-      <w:r>
-        <w:rPr>
-          <w:rFonts w:ascii="Tahoma" w:hAnsi="Tahoma" w:cs="Tahoma" w:hint="cs"/>
-          <w:rtl/>
-        </w:rPr>
-        <w:t xml:space="preserve">שני </w:t>
-      </w:r>
-      <w:r>
-        <w:rPr>
-          <w:rFonts w:ascii="Tahoma" w:hAnsi="Tahoma" w:cs="Tahoma"/>
-          <w:rtl/>
-        </w:rPr>
-        <w:t>הצבעים של ה</w:t>
-      </w:r>
-      <w:r>
-        <w:rPr>
-          <w:rFonts w:ascii="Tahoma" w:hAnsi="Tahoma" w:cs="Tahoma"/>
-        </w:rPr>
-        <w:t>RGB</w:t>
-      </w:r>
-      <w:r>
-        <w:rPr>
-          <w:rFonts w:ascii="Tahoma" w:hAnsi="Tahoma" w:cs="Tahoma"/>
-          <w:rtl/>
-        </w:rPr>
-        <w:t xml:space="preserve"> </w:t>
-      </w:r>
-      <w:r>
-        <w:rPr>
-          <w:rFonts w:ascii="Tahoma" w:hAnsi="Tahoma" w:cs="Tahoma" w:hint="cs"/>
-          <w:rtl/>
-        </w:rPr>
-        <w:t>בעזרת הלחצנים התאומים</w:t>
-      </w:r>
-    </w:p>
-    <w:p>
-      <w:pPr>
-        <w:rPr>
-          <w:rFonts w:ascii="Tahoma" w:hAnsi="Tahoma" w:cs="Tahoma"/>
-          <w:rtl/>
-        </w:rPr>
-      </w:pPr>
-      <w:r>
-        <w:rPr>
-          <w:rFonts w:ascii="Tahoma" w:hAnsi="Tahoma" w:cs="Tahoma"/>
-          <w:rtl/>
-        </w:rPr>
-        <w:t xml:space="preserve">בסימולציה של לחצנים לנורית </w:t>
-      </w:r>
-      <w:r>
-        <w:rPr>
-          <w:rFonts w:ascii="Tahoma" w:hAnsi="Tahoma" w:cs="Tahoma"/>
-        </w:rPr>
-        <w:t>RGB</w:t>
-      </w:r>
-      <w:r>
-        <w:rPr>
-          <w:rFonts w:ascii="Tahoma" w:hAnsi="Tahoma" w:cs="Tahoma"/>
-          <w:rtl/>
-        </w:rPr>
-        <w:t xml:space="preserve"> – תחילה נפתח פרויקט חדש בסביבת העבודה </w:t>
-      </w:r>
-      <w:r>
-        <w:rPr>
-          <w:rFonts w:ascii="Tahoma" w:hAnsi="Tahoma" w:cs="Tahoma"/>
-        </w:rPr>
-        <w:t>WOKWI</w:t>
-      </w:r>
-      <w:r>
-        <w:rPr>
-          <w:rFonts w:ascii="Tahoma" w:hAnsi="Tahoma" w:cs="Tahoma"/>
-          <w:rtl/>
-        </w:rPr>
-        <w:t xml:space="preserve"> ונחבר את כל הרכיבים הדרושים, ביניהם: בקר </w:t>
-      </w:r>
-      <w:r>
-        <w:rPr>
-          <w:rFonts w:ascii="Tahoma" w:hAnsi="Tahoma" w:cs="Tahoma"/>
-        </w:rPr>
-        <w:t>ESP32</w:t>
-      </w:r>
-      <w:r>
-        <w:rPr>
-          <w:rFonts w:ascii="Tahoma" w:hAnsi="Tahoma" w:cs="Tahoma"/>
-          <w:rtl/>
-        </w:rPr>
-        <w:t xml:space="preserve">, נורית </w:t>
-      </w:r>
-      <w:r>
-        <w:rPr>
-          <w:rFonts w:ascii="Tahoma" w:hAnsi="Tahoma" w:cs="Tahoma"/>
-        </w:rPr>
-        <w:t>RGB</w:t>
-      </w:r>
-      <w:r>
-        <w:rPr>
-          <w:rFonts w:ascii="Tahoma" w:hAnsi="Tahoma" w:cs="Tahoma"/>
-          <w:rtl/>
-        </w:rPr>
-        <w:t>, לחצנים ונגדים. נחבר את נורית ה-</w:t>
-      </w:r>
-      <w:r>
-        <w:rPr>
-          <w:rFonts w:ascii="Tahoma" w:hAnsi="Tahoma" w:cs="Tahoma"/>
-        </w:rPr>
-        <w:t>RGB</w:t>
-      </w:r>
-      <w:r>
-        <w:rPr>
-          <w:rFonts w:ascii="Tahoma" w:hAnsi="Tahoma" w:cs="Tahoma"/>
-          <w:rtl/>
-        </w:rPr>
-        <w:t xml:space="preserve"> לפינים 2, 26 ו-27 של הבקר ולחיבור </w:t>
-      </w:r>
-      <w:r>
-        <w:rPr>
-          <w:rFonts w:ascii="Tahoma" w:hAnsi="Tahoma" w:cs="Tahoma"/>
-        </w:rPr>
-        <w:t>GND</w:t>
-      </w:r>
-      <w:r>
-        <w:rPr>
-          <w:rFonts w:ascii="Tahoma" w:hAnsi="Tahoma" w:cs="Tahoma"/>
-          <w:rtl/>
-        </w:rPr>
-        <w:t>.</w:t>
-      </w:r>
-      <w:r>
-        <w:rPr>
-          <w:rFonts w:ascii="Tahoma" w:hAnsi="Tahoma" w:cs="Tahoma" w:hint="cs"/>
-          <w:rtl/>
-        </w:rPr>
-        <w:t xml:space="preserve"> </w:t>
-      </w:r>
-      <w:r>
-        <w:rPr>
-          <w:rFonts w:ascii="Tahoma" w:hAnsi="Tahoma" w:cs="Tahoma"/>
-          <w:rtl/>
-        </w:rPr>
-        <w:t>לאחר מכן</w:t>
-      </w:r>
-      <w:r>
-        <w:rPr>
-          <w:rFonts w:ascii="Tahoma" w:hAnsi="Tahoma" w:cs="Tahoma" w:hint="cs"/>
-          <w:rtl/>
-        </w:rPr>
-        <w:t>,</w:t>
-      </w:r>
-      <w:r>
-        <w:rPr>
-          <w:rFonts w:ascii="Tahoma" w:hAnsi="Tahoma" w:cs="Tahoma"/>
-          <w:rtl/>
-        </w:rPr>
-        <w:t xml:space="preserve"> נוודא שהקוד פועל על פי הסימולציה על ידי לחיצה על כפתור "</w:t>
-      </w:r>
-      <w:r>
-        <w:rPr>
-          <w:rFonts w:ascii="Tahoma" w:hAnsi="Tahoma" w:cs="Tahoma"/>
-        </w:rPr>
-        <w:t>Play</w:t>
-      </w:r>
-      <w:r>
-        <w:rPr>
-          <w:rFonts w:ascii="Tahoma" w:hAnsi="Tahoma" w:cs="Tahoma"/>
-          <w:rtl/>
-        </w:rPr>
-        <w:t>" להפעלת הסימולציה.</w:t>
-      </w:r>
-    </w:p>
-    <w:p>
-      <w:pPr>
-        <w:rPr>
-          <w:rFonts w:ascii="Tahoma" w:hAnsi="Tahoma" w:cs="Tahoma"/>
-          <w:rtl/>
-        </w:rPr>
-      </w:pPr>
-      <w:r>
-        <w:rPr>
-          <w:rFonts w:ascii="Tahoma" w:hAnsi="Tahoma" w:cs="Tahoma" w:hint="cs"/>
-          <w:rtl/>
-        </w:rPr>
-        <w:t xml:space="preserve">אופן מעשי - </w:t>
-      </w:r>
-      <w:r>
-        <w:rPr>
-          <w:rFonts w:ascii="Tahoma" w:hAnsi="Tahoma" w:cs="Tahoma"/>
-          <w:rtl/>
-        </w:rPr>
-        <w:t>לאחר בדיקת תקינות הקוד בסימולציה,</w:t>
-      </w:r>
-      <w:r>
-        <w:rPr>
-          <w:rFonts w:ascii="Tahoma" w:hAnsi="Tahoma" w:cs="Tahoma" w:hint="cs"/>
-          <w:rtl/>
-        </w:rPr>
-        <w:t xml:space="preserve"> נחבר את כל הרכיבים המתאימים לבקר.</w:t>
-      </w:r>
-      <w:r>
-        <w:rPr>
-          <w:rFonts w:ascii="Tahoma" w:hAnsi="Tahoma" w:cs="Tahoma"/>
-          <w:rtl/>
-        </w:rPr>
-        <w:t xml:space="preserve"> נצרוב את הקוד על בקר ה-</w:t>
-      </w:r>
-      <w:r>
-        <w:rPr>
-          <w:rFonts w:ascii="Tahoma" w:hAnsi="Tahoma" w:cs="Tahoma"/>
-        </w:rPr>
-        <w:t>ESP32</w:t>
-      </w:r>
-      <w:r>
-        <w:rPr>
-          <w:rFonts w:ascii="Tahoma" w:hAnsi="Tahoma" w:cs="Tahoma"/>
-          <w:rtl/>
-        </w:rPr>
-        <w:t xml:space="preserve"> בעזרת כבל </w:t>
-      </w:r>
-      <w:r>
-        <w:rPr>
-          <w:rFonts w:ascii="Tahoma" w:hAnsi="Tahoma" w:cs="Tahoma"/>
-        </w:rPr>
-        <w:t>USB</w:t>
-      </w:r>
-      <w:r>
-        <w:rPr>
-          <w:rFonts w:ascii="Tahoma" w:hAnsi="Tahoma" w:cs="Tahoma"/>
-          <w:rtl/>
-        </w:rPr>
-        <w:t xml:space="preserve"> ותוכנת </w:t>
-      </w:r>
-      <w:r>
-        <w:rPr>
-          <w:rFonts w:ascii="Tahoma" w:hAnsi="Tahoma" w:cs="Tahoma"/>
-        </w:rPr>
-        <w:t>Arduino IDE</w:t>
-      </w:r>
-      <w:r>
-        <w:rPr>
-          <w:rFonts w:ascii="Tahoma" w:hAnsi="Tahoma" w:cs="Tahoma"/>
-          <w:rtl/>
-        </w:rPr>
-        <w:t>, ונעביר את הניסוי מהסימולציה למצב מעשי</w:t>
-      </w:r>
-    </w:p>
-    <w:p>
-      <w:pPr>
-        <w:rPr>
-          <w:rFonts w:ascii="Tahoma" w:hAnsi="Tahoma" w:cs="Tahoma"/>
-          <w:b/>
-          <w:bCs/>
-          <w:sz w:val="28"/>
-          <w:szCs w:val="28"/>
-          <w:rtl/>
-        </w:rPr>
-      </w:pPr>
+        <w:t>תוצאות:</w:t>
+      </w:r>
       <w:r>
         <w:rPr>
           <w:rFonts w:ascii="Tahoma" w:hAnsi="Tahoma" w:cs="Tahoma" w:hint="cs"/>
@@ -15056,138 +16094,7 @@
           <w:szCs w:val="28"/>
           <w:rtl/>
         </w:rPr>
-        <w:t>מסקנות:</w:t>
-      </w:r>
-    </w:p>
-    <w:p>
-      <w:pPr>
-        <w:rPr>
-          <w:rFonts w:ascii="Tahoma" w:hAnsi="Tahoma" w:cs="Tahoma"/>
-          <w:rtl/>
-        </w:rPr>
-      </w:pPr>
-      <w:r>
-        <w:rPr>
-          <w:rFonts w:ascii="Tahoma" w:hAnsi="Tahoma" w:cs="Tahoma"/>
-          <w:rtl/>
-        </w:rPr>
-        <w:t xml:space="preserve">במהלך הניסוי למדתי כיצד לתכנת נורת </w:t>
-      </w:r>
-      <w:r>
-        <w:rPr>
-          <w:rFonts w:ascii="Tahoma" w:hAnsi="Tahoma" w:cs="Tahoma"/>
-        </w:rPr>
-        <w:t>RGB</w:t>
-      </w:r>
-      <w:r>
-        <w:rPr>
-          <w:rFonts w:ascii="Tahoma" w:hAnsi="Tahoma" w:cs="Tahoma"/>
-          <w:rtl/>
-        </w:rPr>
         <w:t xml:space="preserve"> </w:t>
-      </w:r>
-      <w:r>
-        <w:rPr>
-          <w:rFonts w:ascii="Tahoma" w:hAnsi="Tahoma" w:cs="Tahoma" w:hint="cs"/>
-          <w:rtl/>
-        </w:rPr>
-        <w:t xml:space="preserve">עם תיאום של לחצנים </w:t>
-      </w:r>
-      <w:r>
-        <w:rPr>
-          <w:rFonts w:ascii="Tahoma" w:hAnsi="Tahoma" w:cs="Tahoma"/>
-          <w:rtl/>
-        </w:rPr>
-        <w:t xml:space="preserve">בסביבת </w:t>
-      </w:r>
-      <w:r>
-        <w:rPr>
-          <w:rFonts w:ascii="Tahoma" w:hAnsi="Tahoma" w:cs="Tahoma"/>
-        </w:rPr>
-        <w:t>ESP32</w:t>
-      </w:r>
-      <w:r>
-        <w:rPr>
-          <w:rFonts w:ascii="Tahoma" w:hAnsi="Tahoma" w:cs="Tahoma"/>
-          <w:rtl/>
-        </w:rPr>
-        <w:t xml:space="preserve">. התהליך כלל שימוש בסימולטור </w:t>
-      </w:r>
-      <w:r>
-        <w:rPr>
-          <w:rFonts w:ascii="Tahoma" w:hAnsi="Tahoma" w:cs="Tahoma"/>
-        </w:rPr>
-        <w:t>WOKWI</w:t>
-      </w:r>
-      <w:r>
-        <w:rPr>
-          <w:rFonts w:ascii="Tahoma" w:hAnsi="Tahoma" w:cs="Tahoma"/>
-          <w:rtl/>
-        </w:rPr>
-        <w:t xml:space="preserve"> לצורך בדיקת הפעולה והווידוא שהקוד פועל כמצופה לפני הצריבה הפיזית לבקר. </w:t>
-      </w:r>
-      <w:r>
-        <w:rPr>
-          <w:rFonts w:ascii="Tahoma" w:hAnsi="Tahoma" w:cs="Tahoma" w:hint="cs"/>
-          <w:rtl/>
-        </w:rPr>
-        <w:t>ובכך גם למדתי עוד על התוכנה והבקר.</w:t>
-      </w:r>
-    </w:p>
-    <w:p>
-      <w:pPr>
-        <w:rPr>
-          <w:rFonts w:ascii="Tahoma" w:hAnsi="Tahoma" w:cs="Tahoma"/>
-          <w:rtl/>
-        </w:rPr>
-      </w:pPr>
-      <w:r>
-        <w:rPr>
-          <w:rFonts w:ascii="Tahoma" w:hAnsi="Tahoma" w:cs="Tahoma"/>
-          <w:rtl/>
-        </w:rPr>
-        <w:t>הניסוי גם חיזק את ההבנה לגבי חשיבות החיבור הנכון של הנורה לרכיבי ה-</w:t>
-      </w:r>
-      <w:r>
-        <w:rPr>
-          <w:rFonts w:ascii="Tahoma" w:hAnsi="Tahoma" w:cs="Tahoma"/>
-        </w:rPr>
-        <w:t>ESP32</w:t>
-      </w:r>
-      <w:r>
-        <w:rPr>
-          <w:rFonts w:ascii="Tahoma" w:hAnsi="Tahoma" w:cs="Tahoma"/>
-          <w:rtl/>
-        </w:rPr>
-        <w:t>. הפעלת הסימולציה הוכיחה שהקוד תקין והחיבורים שבוצעו תואמים את הקוד שכתבתי. לאחר הצריבה הפיזית, הנורה פעלה בהתאם לציפיות, מה שמראה שהקוד עבד כראוי גם במציאות ולא רק בסימולציה.</w:t>
-      </w:r>
-    </w:p>
-    <w:p>
-      <w:pPr>
-        <w:rPr>
-          <w:rFonts w:ascii="Tahoma" w:hAnsi="Tahoma" w:cs="Tahoma"/>
-          <w:rtl/>
-        </w:rPr>
-      </w:pPr>
-      <w:r>
-        <w:rPr>
-          <w:rFonts w:ascii="Tahoma" w:hAnsi="Tahoma" w:cs="Tahoma"/>
-          <w:rtl/>
-        </w:rPr>
-        <w:t xml:space="preserve">בנוסף, הוכחתי את יכולתי להשתמש בתוכנת </w:t>
-      </w:r>
-      <w:r>
-        <w:rPr>
-          <w:rFonts w:ascii="Tahoma" w:hAnsi="Tahoma" w:cs="Tahoma"/>
-        </w:rPr>
-        <w:t>Arduino IDE</w:t>
-      </w:r>
-      <w:r>
-        <w:rPr>
-          <w:rFonts w:ascii="Tahoma" w:hAnsi="Tahoma" w:cs="Tahoma"/>
-          <w:rtl/>
-        </w:rPr>
-        <w:t xml:space="preserve"> כדי לצרוב קוד לבקר ולהפעיל אותו.</w:t>
       </w:r>
     </w:p>
     <w:p>
@@ -15201,13 +16108,21 @@
           <w:rtl/>
         </w:rPr>
       </w:pPr>
-    </w:p>
-    <w:p>
-      <w:pPr>
-        <w:rPr>
-          <w:rFonts w:ascii="Tahoma" w:hAnsi="Tahoma" w:cs="Tahoma"/>
-          <w:b/>
-          <w:bCs/>
+      <w:bookmarkStart w:id="18" w:name="_GoBack"/>
+      <w:bookmarkEnd w:id="18"/>
+      <w:r>
+        <w:rPr>
+          <w:rFonts w:ascii="Tahoma" w:hAnsi="Tahoma" w:cs="Tahoma"/>
+          <w:rtl/>
+        </w:rPr>
+        <w:lastRenderedPageBreak/>
+        <w:t xml:space="preserve">הקוד הופעל בהצלחה, וניתן לראות את הפעלת צבעי הנורה. </w:t>
+      </w:r>
+    </w:p>
+    <w:p>
+      <w:pPr>
+        <w:rPr>
+          <w:rFonts w:ascii="Tahoma" w:hAnsi="Tahoma" w:cs="Tahoma"/>
           <w:sz w:val="28"/>
           <w:szCs w:val="28"/>
           <w:rtl/>
@@ -15215,66 +16130,30 @@
       </w:pPr>
       <w:r>
         <w:rPr>
-          <w:rFonts w:ascii="Tahoma" w:hAnsi="Tahoma" w:cs="Tahoma"/>
-          <w:b/>
-          <w:bCs/>
+          <w:rFonts w:ascii="Tahoma" w:hAnsi="Tahoma" w:cs="Tahoma" w:hint="cs"/>
+          <w:noProof/>
+          <w:sz w:val="24"/>
+          <w:szCs w:val="24"/>
+          <w:rtl/>
+        </w:rPr>
+        <w:t>סימולציה ב</w:t>
+      </w:r>
+      <w:r>
+        <w:rPr>
+          <w:rFonts w:ascii="Tahoma" w:hAnsi="Tahoma" w:cs="Tahoma" w:hint="cs"/>
+          <w:noProof/>
+          <w:sz w:val="24"/>
+          <w:szCs w:val="24"/>
+        </w:rPr>
+        <w:t>WOKWI</w:t>
+      </w:r>
+      <w:r>
+        <w:rPr>
+          <w:rFonts w:ascii="Tahoma" w:hAnsi="Tahoma" w:cs="Tahoma"/>
           <w:sz w:val="28"/>
           <w:szCs w:val="28"/>
           <w:rtl/>
         </w:rPr>
-        <w:t>תוצאות:</w:t>
-      </w:r>
-    </w:p>
-    <w:p>
-      <w:pPr>
-        <w:rPr>
-          <w:rFonts w:ascii="Tahoma" w:hAnsi="Tahoma" w:cs="Tahoma"/>
-          <w:rtl/>
-        </w:rPr>
-      </w:pPr>
-      <w:r>
-        <w:rPr>
-          <w:rFonts w:ascii="Tahoma" w:hAnsi="Tahoma" w:cs="Tahoma"/>
-          <w:rtl/>
-        </w:rPr>
-        <w:t xml:space="preserve">הקוד הופעל בהצלחה, וניתן לראות את הפעלת צבעי הנורה. </w:t>
-      </w:r>
-    </w:p>
-    <w:p>
-      <w:pPr>
-        <w:rPr>
-          <w:rFonts w:ascii="Tahoma" w:hAnsi="Tahoma" w:cs="Tahoma"/>
-          <w:sz w:val="28"/>
-          <w:szCs w:val="28"/>
-          <w:rtl/>
-        </w:rPr>
-      </w:pPr>
-      <w:r>
-        <w:rPr>
-          <w:rFonts w:ascii="Tahoma" w:hAnsi="Tahoma" w:cs="Tahoma" w:hint="cs"/>
-          <w:noProof/>
-          <w:sz w:val="24"/>
-          <w:szCs w:val="24"/>
-          <w:rtl/>
-        </w:rPr>
-        <w:t>סימולציה ב</w:t>
-      </w:r>
-      <w:r>
-        <w:rPr>
-          <w:rFonts w:ascii="Tahoma" w:hAnsi="Tahoma" w:cs="Tahoma" w:hint="cs"/>
-          <w:noProof/>
-          <w:sz w:val="24"/>
-          <w:szCs w:val="24"/>
-        </w:rPr>
-        <w:t>WOKWI</w:t>
-      </w:r>
-      <w:r>
-        <w:rPr>
-          <w:rFonts w:ascii="Tahoma" w:hAnsi="Tahoma" w:cs="Tahoma"/>
-          <w:sz w:val="28"/>
-          <w:szCs w:val="28"/>
-          <w:rtl/>
-        </w:rPr>
         <w:t xml:space="preserve"> :</w:t>
       </w:r>
     </w:p>
@@ -15293,24 +16172,23 @@
           <w:noProof/>
           <w:rtl/>
         </w:rPr>
-        <w:lastRenderedPageBreak/>
         <w:drawing>
-          <wp:anchor distT="0" distB="0" distL="114300" distR="114300" simplePos="0" relativeHeight="251672576" behindDoc="0" locked="0" layoutInCell="1" allowOverlap="1" wp14:anchorId="5489982C" wp14:editId="1AA06441">
+          <wp:anchor distT="0" distB="0" distL="114300" distR="114300" simplePos="0" relativeHeight="251672576" behindDoc="0" locked="0" layoutInCell="1" allowOverlap="1" wp14:anchorId="5489982C" wp14:editId="2E79246A">
             <wp:simplePos x="0" y="0"/>
             <wp:positionH relativeFrom="column">
-              <wp:posOffset>2844800</wp:posOffset>
+              <wp:posOffset>3354705</wp:posOffset>
             </wp:positionH>
             <wp:positionV relativeFrom="paragraph">
               <wp:posOffset>241300</wp:posOffset>
             </wp:positionV>
-            <wp:extent cx="3079750" cy="2084705"/>
-            <wp:effectExtent l="0" t="0" r="6350" b="0"/>
+            <wp:extent cx="2572385" cy="1741170"/>
+            <wp:effectExtent l="0" t="0" r="0" b="0"/>
             <wp:wrapThrough wrapText="bothSides">
               <wp:wrapPolygon edited="0">
                 <wp:start x="0" y="0"/>
-                <wp:lineTo x="0" y="21317"/>
-                <wp:lineTo x="21511" y="21317"/>
-                <wp:lineTo x="21511" y="0"/>
+                <wp:lineTo x="0" y="21269"/>
+                <wp:lineTo x="21435" y="21269"/>
+                <wp:lineTo x="21435" y="0"/>
                 <wp:lineTo x="0" y="0"/>
               </wp:wrapPolygon>
             </wp:wrapThrough>
@@ -15340,7 +16218,7 @@
                   <pic:spPr>
                     <a:xfrm>
                       <a:off x="0" y="0"/>
-                      <a:ext cx="3079750" cy="2084705"/>
+                      <a:ext cx="2572385" cy="1741170"/>
                     </a:xfrm>
                     <a:prstGeom prst="rect">
                       <a:avLst/>
@@ -15420,13 +16298,6 @@
     <w:p>
       <w:pPr>
         <w:rPr>
-          <w:rtl/>
-        </w:rPr>
-      </w:pPr>
-    </w:p>
-    <w:p>
-      <w:pPr>
-        <w:rPr>
           <w:rFonts w:ascii="Tahoma" w:hAnsi="Tahoma" w:cs="Tahoma"/>
           <w:sz w:val="28"/>
           <w:szCs w:val="28"/>
@@ -17427,6 +18298,7 @@
           <w:sz w:val="18"/>
           <w:szCs w:val="18"/>
         </w:rPr>
+        <w:lastRenderedPageBreak/>
         <w:t xml:space="preserve">    </w:t>
       </w:r>
       <w:proofErr w:type="spellStart"/>
@@ -17609,7 +18481,6 @@
           <w:sz w:val="18"/>
           <w:szCs w:val="18"/>
         </w:rPr>
-        <w:lastRenderedPageBreak/>
         <w:t xml:space="preserve">  </w:t>
       </w:r>
       <w:r>
@@ -18582,6 +19453,7 @@
           <w:color w:val="D4D4D4"/>
           <w:sz w:val="21"/>
           <w:szCs w:val="21"/>
+          <w:rtl/>
         </w:rPr>
       </w:pPr>
       <w:r>
@@ -18626,7 +19498,7 @@
     <w:p>
       <w:pPr>
         <w:rPr>
-          <w:rFonts w:ascii="Tahoma" w:hAnsi="Tahoma" w:cs="Tahoma"/>
+          <w:rFonts w:ascii="Tahoma" w:hAnsi="Tahoma" w:cs="Tahoma" w:hint="cs"/>
           <w:sz w:val="28"/>
           <w:szCs w:val="28"/>
           <w:rtl/>
@@ -18686,11 +19558,45 @@
       <w:pPr>
         <w:rPr>
           <w:rFonts w:ascii="Tahoma" w:hAnsi="Tahoma" w:cs="Tahoma"/>
-          <w:sz w:val="28"/>
-          <w:szCs w:val="28"/>
-          <w:rtl/>
-        </w:rPr>
-      </w:pPr>
+          <w:sz w:val="24"/>
+          <w:szCs w:val="24"/>
+          <w:rtl/>
+        </w:rPr>
+      </w:pPr>
+      <w:r>
+        <w:rPr>
+          <w:rFonts w:ascii="Tahoma" w:hAnsi="Tahoma" w:cs="Tahoma" w:hint="cs"/>
+          <w:sz w:val="24"/>
+          <w:szCs w:val="24"/>
+          <w:rtl/>
+        </w:rPr>
+        <w:t>כל פעם שכפתור נלחץ, ניתן לראות זאת בכך שישנה עבירה מ</w:t>
+      </w:r>
+      <w:r>
+        <w:rPr>
+          <w:rFonts w:ascii="Tahoma" w:hAnsi="Tahoma" w:cs="Tahoma" w:hint="cs"/>
+          <w:sz w:val="24"/>
+          <w:szCs w:val="24"/>
+        </w:rPr>
+        <w:t>HIGH</w:t>
+      </w:r>
+      <w:r>
+        <w:rPr>
+          <w:rFonts w:ascii="Tahoma" w:hAnsi="Tahoma" w:cs="Tahoma" w:hint="cs"/>
+          <w:sz w:val="24"/>
+          <w:szCs w:val="24"/>
+          <w:rtl/>
+        </w:rPr>
+        <w:t xml:space="preserve"> ל</w:t>
+      </w:r>
+      <w:r>
+        <w:rPr>
+          <w:rFonts w:ascii="Tahoma" w:hAnsi="Tahoma" w:cs="Tahoma" w:hint="cs"/>
+          <w:sz w:val="24"/>
+          <w:szCs w:val="24"/>
+        </w:rPr>
+        <w:t>LOW</w:t>
+      </w:r>
     </w:p>
     <w:p>
       <w:pPr>
@@ -22315,7 +23221,7 @@
   <w:abstractNum w:abstractNumId="19" w15:restartNumberingAfterBreak="0">
     <w:nsid w:val="628960A5"/>
     <w:multiLevelType w:val="hybridMultilevel"/>
-    <w:tmpl w:val="0E7CEED6"/>
+    <w:tmpl w:val="683A0DBA"/>
     <w:lvl w:ilvl="0" w:tplc="04090001">
       <w:start w:val="1"/>
       <w:numFmt w:val="bullet"/>
@@ -25013,7 +25919,7 @@
 </file>
 
 <file path=customXml/itemProps1.xml><?xml version="1.0" encoding="utf-8"?>
-<ds:datastoreItem xmlns:ds="http://schemas.openxmlformats.org/officeDocument/2006/customXml" ds:itemID="{C73321E3-C652-4A1B-AA37-E4767396D521}">
+<ds:datastoreItem xmlns:ds="http://schemas.openxmlformats.org/officeDocument/2006/customXml" ds:itemID="{7E167CBE-609E-4A20-AE55-023D779A6F1A}">
   <ds:schemaRefs>
     <ds:schemaRef ds:uri="http://schemas.openxmlformats.org/officeDocument/2006/bibliography"/>
   </ds:schemaRefs>

--- a/ספר פרוייקט שלי וסשה.docx
+++ b/ספר פרוייקט שלי וסשה.docx
@@ -1,6 +1,6 @@
 
 <file path=word/document.xml><?xml version="1.0" encoding="utf-8"?>
-<w:document xmlns:wpc="http://schemas.microsoft.com/office/word/2010/wordprocessingCanvas" xmlns:cx="http://schemas.microsoft.com/office/drawing/2014/chartex" xmlns:cx1="http://schemas.microsoft.com/office/drawing/2015/9/8/chartex" xmlns:cx2="http://schemas.microsoft.com/office/drawing/2015/10/21/chartex" xmlns:cx3="http://schemas.microsoft.com/office/drawing/2016/5/9/chartex" xmlns:cx4="http://schemas.microsoft.com/office/drawing/2016/5/10/chartex" xmlns:cx5="http://schemas.microsoft.com/office/drawing/2016/5/11/chartex" xmlns:cx6="http://schemas.microsoft.com/office/drawing/2016/5/12/chartex" xmlns:cx7="http://schemas.microsoft.com/office/drawing/2016/5/13/chartex" xmlns:cx8="http://schemas.microsoft.com/office/drawing/2016/5/14/chartex" xmlns:mc="http://schemas.openxmlformats.org/markup-compatibility/2006" xmlns:aink="http://schemas.microsoft.com/office/drawing/2016/ink" xmlns:am3d="http://schemas.microsoft.com/office/drawing/2017/model3d" xmlns:o="urn:schemas-microsoft-com:office:office" xmlns:r="http://schemas.openxmlformats.org/officeDocument/2006/relationships" xmlns:m="http://schemas.openxmlformats.org/officeDocument/2006/math" xmlns:v="urn:schemas-microsoft-com:vml" xmlns:wp14="http://schemas.microsoft.com/office/word/2010/wordprocessingDrawing" xmlns:wp="http://schemas.openxmlformats.org/drawingml/2006/wordprocessingDrawing" xmlns:w10="urn:schemas-microsoft-com:office:word" xmlns:w="http://schemas.openxmlformats.org/wordprocessingml/2006/main" xmlns:w14="http://schemas.microsoft.com/office/word/2010/wordml" xmlns:w15="http://schemas.microsoft.com/office/word/2012/wordml" xmlns:w16cid="http://schemas.microsoft.com/office/word/2016/wordml/cid" xmlns:w16se="http://schemas.microsoft.com/office/word/2015/wordml/symex" xmlns:wpg="http://schemas.microsoft.com/office/word/2010/wordprocessingGroup" xmlns:wpi="http://schemas.microsoft.com/office/word/2010/wordprocessingInk" xmlns:wne="http://schemas.microsoft.com/office/word/2006/wordml" xmlns:wps="http://schemas.microsoft.com/office/word/2010/wordprocessingShape" mc:Ignorable="w14 w15 w16se w16cid wp14">
+<w:document xmlns:wpc="http://schemas.microsoft.com/office/word/2010/wordprocessingCanvas" xmlns:cx="http://schemas.microsoft.com/office/drawing/2014/chartex" xmlns:cx1="http://schemas.microsoft.com/office/drawing/2015/9/8/chartex" xmlns:cx2="http://schemas.microsoft.com/office/drawing/2015/10/21/chartex" xmlns:cx3="http://schemas.microsoft.com/office/drawing/2016/5/9/chartex" xmlns:cx4="http://schemas.microsoft.com/office/drawing/2016/5/10/chartex" xmlns:cx5="http://schemas.microsoft.com/office/drawing/2016/5/11/chartex" xmlns:cx6="http://schemas.microsoft.com/office/drawing/2016/5/12/chartex" xmlns:cx7="http://schemas.microsoft.com/office/drawing/2016/5/13/chartex" xmlns:cx8="http://schemas.microsoft.com/office/drawing/2016/5/14/chartex" xmlns:mc="http://schemas.openxmlformats.org/markup-compatibility/2006" xmlns:aink="http://schemas.microsoft.com/office/drawing/2016/ink" xmlns:am3d="http://schemas.microsoft.com/office/drawing/2017/model3d" xmlns:o="urn:schemas-microsoft-com:office:office" xmlns:oel="http://schemas.microsoft.com/office/2019/extlst" xmlns:r="http://schemas.openxmlformats.org/officeDocument/2006/relationships" xmlns:m="http://schemas.openxmlformats.org/officeDocument/2006/math" xmlns:v="urn:schemas-microsoft-com:vml" xmlns:wp14="http://schemas.microsoft.com/office/word/2010/wordprocessingDrawing" xmlns:wp="http://schemas.openxmlformats.org/drawingml/2006/wordprocessingDrawing" xmlns:w10="urn:schemas-microsoft-com:office:word" xmlns:w="http://schemas.openxmlformats.org/wordprocessingml/2006/main" xmlns:w14="http://schemas.microsoft.com/office/word/2010/wordml" xmlns:w15="http://schemas.microsoft.com/office/word/2012/wordml" xmlns:w16cex="http://schemas.microsoft.com/office/word/2018/wordml/cex" xmlns:w16cid="http://schemas.microsoft.com/office/word/2016/wordml/cid" xmlns:w16="http://schemas.microsoft.com/office/word/2018/wordml" xmlns:w16du="http://schemas.microsoft.com/office/word/2023/wordml/word16du" xmlns:w16sdtdh="http://schemas.microsoft.com/office/word/2020/wordml/sdtdatahash" xmlns:w16se="http://schemas.microsoft.com/office/word/2015/wordml/symex" xmlns:wpg="http://schemas.microsoft.com/office/word/2010/wordprocessingGroup" xmlns:wpi="http://schemas.microsoft.com/office/word/2010/wordprocessingInk" xmlns:wne="http://schemas.microsoft.com/office/word/2006/wordml" xmlns:wps="http://schemas.microsoft.com/office/word/2010/wordprocessingShape" mc:Ignorable="w14 w15 w16se w16cid w16 w16cex w16sdtdh w16du wp14">
   <w:body>
     <w:p>
       <w:pPr>
@@ -1054,7 +1054,7 @@
               </wp:inline>
             </w:drawing>
           </mc:Choice>
-          <mc:Fallback xmlns:oel="http://schemas.microsoft.com/office/2019/extlst" xmlns:w16cex="http://schemas.microsoft.com/office/word/2018/wordml/cex" xmlns:w16="http://schemas.microsoft.com/office/word/2018/wordml" xmlns:w16du="http://schemas.microsoft.com/office/word/2023/wordml/word16du" xmlns:w16sdtdh="http://schemas.microsoft.com/office/word/2020/wordml/sdtdatahash">
+          <mc:Fallback>
             <w:pict>
               <v:roundrect w14:anchorId="17ED87AC" id="מלבן מעוגל 6" o:spid="_x0000_s1026" style="width:9.45pt;height:9.45pt;visibility:visible;mso-wrap-style:square;mso-left-percent:-10001;mso-top-percent:-10001;mso-position-horizontal:absolute;mso-position-horizontal-relative:char;mso-position-vertical:absolute;mso-position-vertical-relative:line;mso-left-percent:-10001;mso-top-percent:-10001;v-text-anchor:top" arcsize="10923f" o:gfxdata="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" fillcolor="#a8d08d">
                 <o:lock v:ext="edit" aspectratio="t"/>
@@ -1176,7 +1176,7 @@
               </wp:inline>
             </w:drawing>
           </mc:Choice>
-          <mc:Fallback xmlns:oel="http://schemas.microsoft.com/office/2019/extlst" xmlns:w16cex="http://schemas.microsoft.com/office/word/2018/wordml/cex" xmlns:w16="http://schemas.microsoft.com/office/word/2018/wordml" xmlns:w16du="http://schemas.microsoft.com/office/word/2023/wordml/word16du" xmlns:w16sdtdh="http://schemas.microsoft.com/office/word/2020/wordml/sdtdatahash">
+          <mc:Fallback>
             <w:pict>
               <v:roundrect w14:anchorId="075500E5" id="מלבן מעוגל 5" o:spid="_x0000_s1026" style="width:9.45pt;height:9.45pt;visibility:visible;mso-wrap-style:square;mso-left-percent:-10001;mso-top-percent:-10001;mso-position-horizontal:absolute;mso-position-horizontal-relative:char;mso-position-vertical:absolute;mso-position-vertical-relative:line;mso-left-percent:-10001;mso-top-percent:-10001;v-text-anchor:top" arcsize="10923f" o:gfxdata="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">
                 <o:lock v:ext="edit" aspectratio="t"/>
@@ -3854,7 +3854,7 @@
               </wp:inline>
             </w:drawing>
           </mc:Choice>
-          <mc:Fallback xmlns:oel="http://schemas.microsoft.com/office/2019/extlst" xmlns:w16cex="http://schemas.microsoft.com/office/word/2018/wordml/cex" xmlns:w16="http://schemas.microsoft.com/office/word/2018/wordml" xmlns:w16du="http://schemas.microsoft.com/office/word/2023/wordml/word16du" xmlns:w16sdtdh="http://schemas.microsoft.com/office/word/2020/wordml/sdtdatahash">
+          <mc:Fallback>
             <w:pict>
               <v:roundrect w14:anchorId="1D42CF48" id="מלבן מעוגל 4" o:spid="_x0000_s1026" style="width:9.45pt;height:9.45pt;visibility:visible;mso-wrap-style:square;mso-left-percent:-10001;mso-top-percent:-10001;mso-position-horizontal:absolute;mso-position-horizontal-relative:char;mso-position-vertical:absolute;mso-position-vertical-relative:line;mso-left-percent:-10001;mso-top-percent:-10001;v-text-anchor:top" arcsize="10923f" o:gfxdata="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">
                 <o:lock v:ext="edit" aspectratio="t"/>
@@ -3942,7 +3942,7 @@
               </wp:inline>
             </w:drawing>
           </mc:Choice>
-          <mc:Fallback xmlns:oel="http://schemas.microsoft.com/office/2019/extlst" xmlns:w16cex="http://schemas.microsoft.com/office/word/2018/wordml/cex" xmlns:w16="http://schemas.microsoft.com/office/word/2018/wordml" xmlns:w16du="http://schemas.microsoft.com/office/word/2023/wordml/word16du" xmlns:w16sdtdh="http://schemas.microsoft.com/office/word/2020/wordml/sdtdatahash">
+          <mc:Fallback>
             <w:pict>
               <v:roundrect w14:anchorId="070688B8" id="מלבן מעוגל 3" o:spid="_x0000_s1026" style="width:9.45pt;height:9.45pt;visibility:visible;mso-wrap-style:square;mso-left-percent:-10001;mso-top-percent:-10001;mso-position-horizontal:absolute;mso-position-horizontal-relative:char;mso-position-vertical:absolute;mso-position-vertical-relative:line;mso-left-percent:-10001;mso-top-percent:-10001;v-text-anchor:top" arcsize="10923f" o:gfxdata="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">
                 <o:lock v:ext="edit" aspectratio="t"/>
@@ -4076,7 +4076,7 @@
               </wp:inline>
             </w:drawing>
           </mc:Choice>
-          <mc:Fallback xmlns:oel="http://schemas.microsoft.com/office/2019/extlst" xmlns:w16cex="http://schemas.microsoft.com/office/word/2018/wordml/cex" xmlns:w16="http://schemas.microsoft.com/office/word/2018/wordml" xmlns:w16du="http://schemas.microsoft.com/office/word/2023/wordml/word16du" xmlns:w16sdtdh="http://schemas.microsoft.com/office/word/2020/wordml/sdtdatahash">
+          <mc:Fallback>
             <w:pict>
               <v:roundrect w14:anchorId="10070B32" id="מלבן מעוגל 2" o:spid="_x0000_s1026" style="width:9.45pt;height:9.45pt;visibility:visible;mso-wrap-style:square;mso-left-percent:-10001;mso-top-percent:-10001;mso-position-horizontal:absolute;mso-position-horizontal-relative:char;mso-position-vertical:absolute;mso-position-vertical-relative:line;mso-left-percent:-10001;mso-top-percent:-10001;v-text-anchor:top" arcsize="10923f" o:gfxdata="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">
                 <o:lock v:ext="edit" aspectratio="t"/>
@@ -4220,7 +4220,7 @@
               </wp:inline>
             </w:drawing>
           </mc:Choice>
-          <mc:Fallback xmlns:oel="http://schemas.microsoft.com/office/2019/extlst" xmlns:w16cex="http://schemas.microsoft.com/office/word/2018/wordml/cex" xmlns:w16="http://schemas.microsoft.com/office/word/2018/wordml" xmlns:w16du="http://schemas.microsoft.com/office/word/2023/wordml/word16du" xmlns:w16sdtdh="http://schemas.microsoft.com/office/word/2020/wordml/sdtdatahash">
+          <mc:Fallback>
             <w:pict>
               <v:roundrect w14:anchorId="4AE4CB54" id="מלבן מעוגל 1" o:spid="_x0000_s1026" style="width:9.45pt;height:9.45pt;visibility:visible;mso-wrap-style:square;mso-left-percent:-10001;mso-top-percent:-10001;mso-position-horizontal:absolute;mso-position-horizontal-relative:char;mso-position-vertical:absolute;mso-position-vertical-relative:line;mso-left-percent:-10001;mso-top-percent:-10001;v-text-anchor:top" arcsize="10923f" o:gfxdata="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">
                 <o:lock v:ext="edit" aspectratio="t"/>
@@ -9888,23 +9888,13 @@
           <w:rtl/>
         </w:rPr>
       </w:pPr>
-      <w:proofErr w:type="spellStart"/>
-      <w:r>
-        <w:rPr>
-          <w:rFonts w:ascii="Tahoma" w:hAnsi="Tahoma" w:cs="Tahoma"/>
-          <w:sz w:val="24"/>
-          <w:szCs w:val="24"/>
-        </w:rPr>
-        <w:t>Xtensa</w:t>
-      </w:r>
-      <w:proofErr w:type="spellEnd"/>
-      <w:r>
-        <w:rPr>
-          <w:rFonts w:ascii="Tahoma" w:hAnsi="Tahoma" w:cs="Tahoma"/>
-          <w:sz w:val="24"/>
-          <w:szCs w:val="24"/>
-        </w:rPr>
-        <w:t xml:space="preserve"> LX6 </w:t>
+      <w:r>
+        <w:rPr>
+          <w:rFonts w:ascii="Tahoma" w:hAnsi="Tahoma" w:cs="Tahoma"/>
+          <w:sz w:val="24"/>
+          <w:szCs w:val="24"/>
+        </w:rPr>
+        <w:t xml:space="preserve">Xtensa LX6 </w:t>
       </w:r>
       <w:proofErr w:type="gramStart"/>
       <w:r>
@@ -10812,7 +10802,6 @@
         </w:rPr>
         <w:t xml:space="preserve">Switch &amp; </w:t>
       </w:r>
-      <w:proofErr w:type="spellStart"/>
       <w:proofErr w:type="gramStart"/>
       <w:r>
         <w:rPr>
@@ -10822,7 +10811,6 @@
         </w:rPr>
         <w:t>Balun</w:t>
       </w:r>
-      <w:proofErr w:type="spellEnd"/>
       <w:r>
         <w:rPr>
           <w:rFonts w:ascii="Tahoma" w:hAnsi="Tahoma" w:cs="Tahoma" w:hint="cs"/>
@@ -11822,36 +11810,8 @@
           <w:sz w:val="24"/>
           <w:szCs w:val="24"/>
         </w:rPr>
-        <w:t>RSA (</w:t>
-      </w:r>
-      <w:proofErr w:type="spellStart"/>
-      <w:r>
-        <w:rPr>
-          <w:rFonts w:ascii="Tahoma" w:hAnsi="Tahoma" w:cs="Tahoma"/>
-          <w:sz w:val="24"/>
-          <w:szCs w:val="24"/>
-        </w:rPr>
-        <w:t>Rivest</w:t>
-      </w:r>
-      <w:proofErr w:type="spellEnd"/>
-      <w:r>
-        <w:rPr>
-          <w:rFonts w:ascii="Tahoma" w:hAnsi="Tahoma" w:cs="Tahoma"/>
-          <w:sz w:val="24"/>
-          <w:szCs w:val="24"/>
-        </w:rPr>
-        <w:t>-Shamir-</w:t>
-      </w:r>
-      <w:proofErr w:type="spellStart"/>
-      <w:r>
-        <w:rPr>
-          <w:rFonts w:ascii="Tahoma" w:hAnsi="Tahoma" w:cs="Tahoma"/>
-          <w:sz w:val="24"/>
-          <w:szCs w:val="24"/>
-        </w:rPr>
-        <w:t>Adleman</w:t>
-      </w:r>
-      <w:proofErr w:type="spellEnd"/>
+        <w:t>RSA (Rivest-Shamir-Adleman</w:t>
+      </w:r>
       <w:proofErr w:type="gramStart"/>
       <w:r>
         <w:rPr>
@@ -12825,18 +12785,8 @@
           <w:sz w:val="24"/>
           <w:szCs w:val="24"/>
         </w:rPr>
-        <w:t xml:space="preserve">GPIO, General Purpose </w:t>
-      </w:r>
-      <w:proofErr w:type="spellStart"/>
-      <w:r>
-        <w:rPr>
-          <w:rFonts w:ascii="Tahoma" w:hAnsi="Tahoma" w:cs="Tahoma"/>
-          <w:sz w:val="24"/>
-          <w:szCs w:val="24"/>
-        </w:rPr>
-        <w:t>Input/Output</w:t>
-      </w:r>
-      <w:proofErr w:type="spellEnd"/>
+        <w:t>GPIO, General Purpose Input/Output</w:t>
+      </w:r>
       <w:r>
         <w:rPr>
           <w:rFonts w:ascii="Tahoma" w:hAnsi="Tahoma" w:cs="Tahoma"/>
@@ -13199,7 +13149,7 @@
       <w:pPr>
         <w:ind w:left="360"/>
         <w:rPr>
-          <w:rFonts w:ascii="Tahoma" w:hAnsi="Tahoma" w:cs="Tahoma" w:hint="cs"/>
+          <w:rFonts w:ascii="Tahoma" w:hAnsi="Tahoma" w:cs="Tahoma"/>
           <w:sz w:val="28"/>
           <w:szCs w:val="28"/>
           <w:rtl/>
@@ -13718,7 +13668,7 @@
       <w:pPr>
         <w:pStyle w:val="a9"/>
         <w:rPr>
-          <w:rFonts w:ascii="Tahoma" w:hAnsi="Tahoma" w:cs="Tahoma" w:hint="cs"/>
+          <w:rFonts w:ascii="Tahoma" w:hAnsi="Tahoma" w:cs="Tahoma"/>
           <w:sz w:val="24"/>
           <w:szCs w:val="24"/>
           <w:rtl/>
@@ -14216,7 +14166,7 @@
     <w:p>
       <w:pPr>
         <w:rPr>
-          <w:rFonts w:ascii="Tahoma" w:hAnsi="Tahoma" w:cs="Tahoma" w:hint="cs"/>
+          <w:rFonts w:ascii="Tahoma" w:hAnsi="Tahoma" w:cs="Tahoma"/>
           <w:sz w:val="24"/>
           <w:szCs w:val="24"/>
           <w:rtl/>
@@ -14339,7 +14289,6 @@
         </w:rPr>
         <w:t xml:space="preserve"> כולל מעבד </w:t>
       </w:r>
-      <w:proofErr w:type="spellStart"/>
       <w:r>
         <w:rPr>
           <w:rFonts w:ascii="Tahoma" w:hAnsi="Tahoma" w:cs="Tahoma"/>
@@ -14348,7 +14297,6 @@
         </w:rPr>
         <w:t>Xtensa</w:t>
       </w:r>
-      <w:proofErr w:type="spellEnd"/>
       <w:r>
         <w:rPr>
           <w:rFonts w:ascii="Tahoma" w:hAnsi="Tahoma" w:cs="Tahoma"/>
@@ -16108,8 +16056,6 @@
           <w:rtl/>
         </w:rPr>
       </w:pPr>
-      <w:bookmarkStart w:id="18" w:name="_GoBack"/>
-      <w:bookmarkEnd w:id="18"/>
       <w:r>
         <w:rPr>
           <w:rFonts w:ascii="Tahoma" w:hAnsi="Tahoma" w:cs="Tahoma"/>
@@ -16160,7 +16106,7 @@
     <w:p>
       <w:pPr>
         <w:rPr>
-          <w:rFonts w:ascii="Tahoma" w:hAnsi="Tahoma" w:cs="Tahoma"/>
+          <w:rFonts w:ascii="Tahoma" w:hAnsi="Tahoma" w:cs="Tahoma" w:hint="cs"/>
           <w:sz w:val="20"/>
           <w:szCs w:val="20"/>
           <w:rtl/>
@@ -16298,7 +16244,7 @@
     <w:p>
       <w:pPr>
         <w:rPr>
-          <w:rFonts w:ascii="Tahoma" w:hAnsi="Tahoma" w:cs="Tahoma"/>
+          <w:rFonts w:ascii="Tahoma" w:hAnsi="Tahoma" w:cs="Tahoma" w:hint="cs"/>
           <w:sz w:val="28"/>
           <w:szCs w:val="28"/>
           <w:rtl/>
@@ -16400,6 +16346,7 @@
         </w:rPr>
         <w:t xml:space="preserve"> </w:t>
       </w:r>
+      <w:proofErr w:type="gramStart"/>
       <w:r>
         <w:rPr>
           <w:rFonts w:ascii="Consolas" w:eastAsia="Times New Roman" w:hAnsi="Consolas" w:cs="Times New Roman"/>
@@ -16427,6 +16374,7 @@
         </w:rPr>
         <w:t>;</w:t>
       </w:r>
+      <w:proofErr w:type="gramEnd"/>
       <w:r>
         <w:rPr>
           <w:rFonts w:ascii="Consolas" w:eastAsia="Times New Roman" w:hAnsi="Consolas" w:cs="Times New Roman"/>
@@ -19498,7 +19446,7 @@
     <w:p>
       <w:pPr>
         <w:rPr>
-          <w:rFonts w:ascii="Tahoma" w:hAnsi="Tahoma" w:cs="Tahoma" w:hint="cs"/>
+          <w:rFonts w:ascii="Tahoma" w:hAnsi="Tahoma" w:cs="Tahoma"/>
           <w:sz w:val="28"/>
           <w:szCs w:val="28"/>
           <w:rtl/>
@@ -19512,7 +19460,7 @@
           <w:szCs w:val="32"/>
         </w:rPr>
         <w:drawing>
-          <wp:inline distT="0" distB="0" distL="0" distR="0" wp14:anchorId="30E6D977" wp14:editId="23316E0B">
+          <wp:inline distT="0" distB="0" distL="0" distR="0" wp14:anchorId="30E6D977" wp14:editId="5A2F9667">
             <wp:extent cx="5274310" cy="1038934"/>
             <wp:effectExtent l="0" t="0" r="2540" b="8890"/>
             <wp:docPr id="477914075" name="תמונה 14"/>
@@ -19677,13 +19625,133 @@
         <mc:AlternateContent>
           <mc:Choice Requires="wps">
             <w:drawing>
-              <wp:anchor distT="0" distB="0" distL="114300" distR="114300" simplePos="0" relativeHeight="251665408" behindDoc="0" locked="0" layoutInCell="1" allowOverlap="1" wp14:anchorId="7FFB9B2C" wp14:editId="1579670A">
+              <wp:anchor distT="0" distB="0" distL="114300" distR="114300" simplePos="0" relativeHeight="251668480" behindDoc="0" locked="0" layoutInCell="1" allowOverlap="1" wp14:anchorId="3FD8F775" wp14:editId="498DA63F">
+                <wp:simplePos x="0" y="0"/>
+                <wp:positionH relativeFrom="column">
+                  <wp:posOffset>4017010</wp:posOffset>
+                </wp:positionH>
+                <wp:positionV relativeFrom="paragraph">
+                  <wp:posOffset>141605</wp:posOffset>
+                </wp:positionV>
+                <wp:extent cx="666750" cy="603250"/>
+                <wp:effectExtent l="0" t="0" r="19050" b="25400"/>
+                <wp:wrapNone/>
+                <wp:docPr id="16" name="תיבת טקסט 16"/>
+                <wp:cNvGraphicFramePr/>
+                <a:graphic xmlns:a="http://schemas.openxmlformats.org/drawingml/2006/main">
+                  <a:graphicData uri="http://schemas.microsoft.com/office/word/2010/wordprocessingShape">
+                    <wps:wsp>
+                      <wps:cNvSpPr txBox="1"/>
+                      <wps:spPr>
+                        <a:xfrm>
+                          <a:off x="0" y="0"/>
+                          <a:ext cx="666750" cy="603250"/>
+                        </a:xfrm>
+                        <a:prstGeom prst="rect">
+                          <a:avLst/>
+                        </a:prstGeom>
+                        <a:solidFill>
+                          <a:schemeClr val="lt1"/>
+                        </a:solidFill>
+                        <a:ln w="12700">
+                          <a:solidFill>
+                            <a:srgbClr val="FF99CC"/>
+                          </a:solidFill>
+                          <a:prstDash val="solid"/>
+                        </a:ln>
+                      </wps:spPr>
+                      <wps:txbx>
+                        <w:txbxContent>
+                          <w:p>
+                            <w:pPr>
+                              <w:jc w:val="center"/>
+                              <w:rPr>
+                                <w:rFonts w:ascii="Tahoma" w:hAnsi="Tahoma" w:cs="Tahoma"/>
+                                <w:sz w:val="28"/>
+                                <w:szCs w:val="28"/>
+                              </w:rPr>
+                            </w:pPr>
+                            <w:r>
+                              <w:rPr>
+                                <w:rFonts w:ascii="Tahoma" w:hAnsi="Tahoma" w:cs="Tahoma" w:hint="cs"/>
+                                <w:sz w:val="28"/>
+                                <w:szCs w:val="28"/>
+                                <w:rtl/>
+                              </w:rPr>
+                              <w:t>סרטון מעשי</w:t>
+                            </w:r>
+                          </w:p>
+                        </w:txbxContent>
+                      </wps:txbx>
+                      <wps:bodyPr rot="0" spcFirstLastPara="0" vertOverflow="overflow" horzOverflow="overflow" vert="horz" wrap="square" lIns="91440" tIns="45720" rIns="91440" bIns="45720" numCol="1" spcCol="0" rtlCol="1" fromWordArt="0" anchor="t" anchorCtr="0" forceAA="0" compatLnSpc="1">
+                        <a:prstTxWarp prst="textNoShape">
+                          <a:avLst/>
+                        </a:prstTxWarp>
+                        <a:noAutofit/>
+                      </wps:bodyPr>
+                    </wps:wsp>
+                  </a:graphicData>
+                </a:graphic>
+                <wp14:sizeRelV relativeFrom="margin">
+                  <wp14:pctHeight>0</wp14:pctHeight>
+                </wp14:sizeRelV>
+              </wp:anchor>
+            </w:drawing>
+          </mc:Choice>
+          <mc:Fallback>
+            <w:pict>
+              <v:shapetype w14:anchorId="3FD8F775" id="_x0000_t202" coordsize="21600,21600" o:spt="202" path="m,l,21600r21600,l21600,xe">
+                <v:stroke joinstyle="miter"/>
+                <v:path gradientshapeok="t" o:connecttype="rect"/>
+              </v:shapetype>
+              <v:shape id="תיבת טקסט 16" o:spid="_x0000_s1026" type="#_x0000_t202" style="position:absolute;left:0;text-align:left;margin-left:316.3pt;margin-top:11.15pt;width:52.5pt;height:47.5pt;z-index:251668480;visibility:visible;mso-wrap-style:square;mso-height-percent:0;mso-wrap-distance-left:9pt;mso-wrap-distance-top:0;mso-wrap-distance-right:9pt;mso-wrap-distance-bottom:0;mso-position-horizontal:absolute;mso-position-horizontal-relative:text;mso-position-vertical:absolute;mso-position-vertical-relative:text;mso-height-percent:0;mso-height-relative:margin;v-text-anchor:top" o:gfxdata="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" fillcolor="white [3201]" strokecolor="#f9c" strokeweight="1pt">
+                <v:textbox>
+                  <w:txbxContent>
+                    <w:p>
+                      <w:pPr>
+                        <w:jc w:val="center"/>
+                        <w:rPr>
+                          <w:rFonts w:ascii="Tahoma" w:hAnsi="Tahoma" w:cs="Tahoma"/>
+                          <w:sz w:val="28"/>
+                          <w:szCs w:val="28"/>
+                        </w:rPr>
+                      </w:pPr>
+                      <w:r>
+                        <w:rPr>
+                          <w:rFonts w:ascii="Tahoma" w:hAnsi="Tahoma" w:cs="Tahoma" w:hint="cs"/>
+                          <w:sz w:val="28"/>
+                          <w:szCs w:val="28"/>
+                          <w:rtl/>
+                        </w:rPr>
+                        <w:t>סרטון מעשי</w:t>
+                      </w:r>
+                    </w:p>
+                  </w:txbxContent>
+                </v:textbox>
+              </v:shape>
+            </w:pict>
+          </mc:Fallback>
+        </mc:AlternateContent>
+      </w:r>
+      <w:r>
+        <w:rPr>
+          <w:rFonts w:ascii="Tahoma" w:hAnsi="Tahoma" w:cs="Tahoma" w:hint="cs"/>
+          <w:noProof/>
+          <w:sz w:val="28"/>
+          <w:szCs w:val="28"/>
+          <w:rtl/>
+          <w:lang w:val="he-IL"/>
+        </w:rPr>
+        <mc:AlternateContent>
+          <mc:Choice Requires="wps">
+            <w:drawing>
+              <wp:anchor distT="0" distB="0" distL="114300" distR="114300" simplePos="0" relativeHeight="251665408" behindDoc="0" locked="0" layoutInCell="1" allowOverlap="1" wp14:anchorId="7FFB9B2C" wp14:editId="24C36A17">
                 <wp:simplePos x="0" y="0"/>
                 <wp:positionH relativeFrom="margin">
-                  <wp:posOffset>3489325</wp:posOffset>
+                  <wp:posOffset>3496945</wp:posOffset>
                 </wp:positionH>
                 <wp:positionV relativeFrom="paragraph">
-                  <wp:posOffset>55245</wp:posOffset>
+                  <wp:posOffset>9525</wp:posOffset>
                 </wp:positionV>
                 <wp:extent cx="1765300" cy="1428750"/>
                 <wp:effectExtent l="19050" t="0" r="25400" b="38100"/>
@@ -19742,7 +19810,7 @@
           </mc:Choice>
           <mc:Fallback>
             <w:pict>
-              <v:shapetype w14:anchorId="4195D747" id="_x0000_t67" coordsize="21600,21600" o:spt="67" adj="16200,5400" path="m0@0l@1@0@1,0@2,0@2@0,21600@0,10800,21600xe">
+              <v:shapetype w14:anchorId="5F899B30" id="_x0000_t67" coordsize="21600,21600" o:spt="67" adj="16200,5400" path="m0@0l@1@0@1,0@2,0@2@0,21600@0,10800,21600xe">
                 <v:stroke joinstyle="miter"/>
                 <v:formulas>
                   <v:f eqn="val #0"/>
@@ -19758,7 +19826,7 @@
                   <v:h position="#1,#0" xrange="0,10800" yrange="0,21600"/>
                 </v:handles>
               </v:shapetype>
-              <v:shape id="חץ: למטה 12" o:spid="_x0000_s1026" type="#_x0000_t67" style="position:absolute;left:0;text-align:left;margin-left:274.75pt;margin-top:4.35pt;width:139pt;height:112.5pt;z-index:251665408;visibility:visible;mso-wrap-style:square;mso-height-percent:0;mso-wrap-distance-left:9pt;mso-wrap-distance-top:0;mso-wrap-distance-right:9pt;mso-wrap-distance-bottom:0;mso-position-horizontal:absolute;mso-position-horizontal-relative:margin;mso-position-vertical:absolute;mso-position-vertical-relative:text;mso-height-percent:0;mso-height-relative:margin;v-text-anchor:middle" o:gfxdata="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" adj="10800" fillcolor="#ffb9dc" strokecolor="#f9c" strokeweight="1.5pt">
+              <v:shape id="חץ: למטה 12" o:spid="_x0000_s1026" type="#_x0000_t67" style="position:absolute;left:0;text-align:left;margin-left:275.35pt;margin-top:.75pt;width:139pt;height:112.5pt;z-index:251665408;visibility:visible;mso-wrap-style:square;mso-height-percent:0;mso-wrap-distance-left:9pt;mso-wrap-distance-top:0;mso-wrap-distance-right:9pt;mso-wrap-distance-bottom:0;mso-position-horizontal:absolute;mso-position-horizontal-relative:margin;mso-position-vertical:absolute;mso-position-vertical-relative:text;mso-height-percent:0;mso-height-relative:margin;v-text-anchor:middle" o:gfxdata="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" adj="10800" fillcolor="#ffb9dc" strokecolor="#f9c" strokeweight="1.5pt">
                 <w10:wrap anchorx="margin"/>
               </v:shape>
             </w:pict>
@@ -19997,7 +20065,7 @@
         <mc:AlternateContent>
           <mc:Choice Requires="wps">
             <w:drawing>
-              <wp:anchor distT="0" distB="0" distL="114300" distR="114300" simplePos="0" relativeHeight="251666432" behindDoc="0" locked="0" layoutInCell="1" allowOverlap="1" wp14:anchorId="3BC0F991" wp14:editId="7532FB20">
+              <wp:anchor distT="0" distB="0" distL="114300" distR="114300" simplePos="0" relativeHeight="251666432" behindDoc="0" locked="0" layoutInCell="1" allowOverlap="1" wp14:anchorId="3BC0F991" wp14:editId="159C9B38">
                 <wp:simplePos x="0" y="0"/>
                 <wp:positionH relativeFrom="column">
                   <wp:posOffset>4032250</wp:posOffset>
@@ -20072,123 +20140,7 @@
           </mc:Choice>
           <mc:Fallback>
             <w:pict>
-              <v:shape w14:anchorId="3BC0F991" id="תיבת טקסט 15" o:spid="_x0000_s1027" type="#_x0000_t202" style="position:absolute;left:0;text-align:left;margin-left:317.5pt;margin-top:12.35pt;width:52.5pt;height:47.5pt;z-index:251666432;visibility:visible;mso-wrap-style:square;mso-height-percent:0;mso-wrap-distance-left:9pt;mso-wrap-distance-top:0;mso-wrap-distance-right:9pt;mso-wrap-distance-bottom:0;mso-position-horizontal:absolute;mso-position-horizontal-relative:text;mso-position-vertical:absolute;mso-position-vertical-relative:text;mso-height-percent:0;mso-height-relative:margin;v-text-anchor:top" o:gfxdata="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" fillcolor="white [3201]" strokecolor="#f9c" strokeweight="1pt">
-                <v:textbox>
-                  <w:txbxContent>
-                    <w:p>
-                      <w:pPr>
-                        <w:jc w:val="center"/>
-                        <w:rPr>
-                          <w:rFonts w:ascii="Tahoma" w:hAnsi="Tahoma" w:cs="Tahoma"/>
-                          <w:sz w:val="28"/>
-                          <w:szCs w:val="28"/>
-                        </w:rPr>
-                      </w:pPr>
-                      <w:r>
-                        <w:rPr>
-                          <w:rFonts w:ascii="Tahoma" w:hAnsi="Tahoma" w:cs="Tahoma" w:hint="cs"/>
-                          <w:sz w:val="28"/>
-                          <w:szCs w:val="28"/>
-                          <w:rtl/>
-                        </w:rPr>
-                        <w:t>סרטון מעשי</w:t>
-                      </w:r>
-                    </w:p>
-                  </w:txbxContent>
-                </v:textbox>
-              </v:shape>
-            </w:pict>
-          </mc:Fallback>
-        </mc:AlternateContent>
-      </w:r>
-      <w:r>
-        <w:rPr>
-          <w:rFonts w:ascii="Tahoma" w:hAnsi="Tahoma" w:cs="Tahoma" w:hint="cs"/>
-          <w:noProof/>
-          <w:sz w:val="28"/>
-          <w:szCs w:val="28"/>
-          <w:rtl/>
-          <w:lang w:val="he-IL"/>
-        </w:rPr>
-        <mc:AlternateContent>
-          <mc:Choice Requires="wps">
-            <w:drawing>
-              <wp:anchor distT="0" distB="0" distL="114300" distR="114300" simplePos="0" relativeHeight="251668480" behindDoc="0" locked="0" layoutInCell="1" allowOverlap="1" wp14:anchorId="3FD8F775" wp14:editId="019A0EA9">
-                <wp:simplePos x="0" y="0"/>
-                <wp:positionH relativeFrom="column">
-                  <wp:posOffset>4032250</wp:posOffset>
-                </wp:positionH>
-                <wp:positionV relativeFrom="paragraph">
-                  <wp:posOffset>156845</wp:posOffset>
-                </wp:positionV>
-                <wp:extent cx="666750" cy="603250"/>
-                <wp:effectExtent l="0" t="0" r="19050" b="25400"/>
-                <wp:wrapNone/>
-                <wp:docPr id="16" name="תיבת טקסט 16"/>
-                <wp:cNvGraphicFramePr/>
-                <a:graphic xmlns:a="http://schemas.openxmlformats.org/drawingml/2006/main">
-                  <a:graphicData uri="http://schemas.microsoft.com/office/word/2010/wordprocessingShape">
-                    <wps:wsp>
-                      <wps:cNvSpPr txBox="1"/>
-                      <wps:spPr>
-                        <a:xfrm>
-                          <a:off x="0" y="0"/>
-                          <a:ext cx="666750" cy="603250"/>
-                        </a:xfrm>
-                        <a:prstGeom prst="rect">
-                          <a:avLst/>
-                        </a:prstGeom>
-                        <a:solidFill>
-                          <a:schemeClr val="lt1"/>
-                        </a:solidFill>
-                        <a:ln w="12700">
-                          <a:solidFill>
-                            <a:srgbClr val="FF99CC"/>
-                          </a:solidFill>
-                          <a:prstDash val="solid"/>
-                        </a:ln>
-                      </wps:spPr>
-                      <wps:txbx>
-                        <w:txbxContent>
-                          <w:p>
-                            <w:pPr>
-                              <w:jc w:val="center"/>
-                              <w:rPr>
-                                <w:rFonts w:ascii="Tahoma" w:hAnsi="Tahoma" w:cs="Tahoma"/>
-                                <w:sz w:val="28"/>
-                                <w:szCs w:val="28"/>
-                              </w:rPr>
-                            </w:pPr>
-                            <w:r>
-                              <w:rPr>
-                                <w:rFonts w:ascii="Tahoma" w:hAnsi="Tahoma" w:cs="Tahoma" w:hint="cs"/>
-                                <w:sz w:val="28"/>
-                                <w:szCs w:val="28"/>
-                                <w:rtl/>
-                              </w:rPr>
-                              <w:t>סרטון מעשי</w:t>
-                            </w:r>
-                          </w:p>
-                        </w:txbxContent>
-                      </wps:txbx>
-                      <wps:bodyPr rot="0" spcFirstLastPara="0" vertOverflow="overflow" horzOverflow="overflow" vert="horz" wrap="square" lIns="91440" tIns="45720" rIns="91440" bIns="45720" numCol="1" spcCol="0" rtlCol="1" fromWordArt="0" anchor="t" anchorCtr="0" forceAA="0" compatLnSpc="1">
-                        <a:prstTxWarp prst="textNoShape">
-                          <a:avLst/>
-                        </a:prstTxWarp>
-                        <a:noAutofit/>
-                      </wps:bodyPr>
-                    </wps:wsp>
-                  </a:graphicData>
-                </a:graphic>
-                <wp14:sizeRelV relativeFrom="margin">
-                  <wp14:pctHeight>0</wp14:pctHeight>
-                </wp14:sizeRelV>
-              </wp:anchor>
-            </w:drawing>
-          </mc:Choice>
-          <mc:Fallback>
-            <w:pict>
-              <v:shape w14:anchorId="3FD8F775" id="תיבת טקסט 16" o:spid="_x0000_s1028" type="#_x0000_t202" style="position:absolute;left:0;text-align:left;margin-left:317.5pt;margin-top:12.35pt;width:52.5pt;height:47.5pt;z-index:251668480;visibility:visible;mso-wrap-style:square;mso-height-percent:0;mso-wrap-distance-left:9pt;mso-wrap-distance-top:0;mso-wrap-distance-right:9pt;mso-wrap-distance-bottom:0;mso-position-horizontal:absolute;mso-position-horizontal-relative:text;mso-position-vertical:absolute;mso-position-vertical-relative:text;mso-height-percent:0;mso-height-relative:margin;v-text-anchor:top" o:gfxdata="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" fillcolor="white [3201]" strokecolor="#f9c" strokeweight="1pt">
+              <v:shape w14:anchorId="3BC0F991" id="תיבת טקסט 15" o:spid="_x0000_s1028" type="#_x0000_t202" style="position:absolute;left:0;text-align:left;margin-left:317.5pt;margin-top:12.35pt;width:52.5pt;height:47.5pt;z-index:251666432;visibility:visible;mso-wrap-style:square;mso-height-percent:0;mso-wrap-distance-left:9pt;mso-wrap-distance-top:0;mso-wrap-distance-right:9pt;mso-wrap-distance-bottom:0;mso-position-horizontal:absolute;mso-position-horizontal-relative:text;mso-position-vertical:absolute;mso-position-vertical-relative:text;mso-height-percent:0;mso-height-relative:margin;v-text-anchor:top" o:gfxdata="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" fillcolor="white [3201]" strokecolor="#f9c" strokeweight="1pt">
                 <v:textbox>
                   <w:txbxContent>
                     <w:p>
@@ -20592,7 +20544,7 @@
 </file>
 
 <file path=word/endnotes.xml><?xml version="1.0" encoding="utf-8"?>
-<w:endnotes xmlns:wpc="http://schemas.microsoft.com/office/word/2010/wordprocessingCanvas" xmlns:cx="http://schemas.microsoft.com/office/drawing/2014/chartex" xmlns:cx1="http://schemas.microsoft.com/office/drawing/2015/9/8/chartex" xmlns:cx2="http://schemas.microsoft.com/office/drawing/2015/10/21/chartex" xmlns:cx3="http://schemas.microsoft.com/office/drawing/2016/5/9/chartex" xmlns:cx4="http://schemas.microsoft.com/office/drawing/2016/5/10/chartex" xmlns:cx5="http://schemas.microsoft.com/office/drawing/2016/5/11/chartex" xmlns:cx6="http://schemas.microsoft.com/office/drawing/2016/5/12/chartex" xmlns:cx7="http://schemas.microsoft.com/office/drawing/2016/5/13/chartex" xmlns:cx8="http://schemas.microsoft.com/office/drawing/2016/5/14/chartex" xmlns:mc="http://schemas.openxmlformats.org/markup-compatibility/2006" xmlns:aink="http://schemas.microsoft.com/office/drawing/2016/ink" xmlns:am3d="http://schemas.microsoft.com/office/drawing/2017/model3d" xmlns:o="urn:schemas-microsoft-com:office:office" xmlns:r="http://schemas.openxmlformats.org/officeDocument/2006/relationships" xmlns:m="http://schemas.openxmlformats.org/officeDocument/2006/math" xmlns:v="urn:schemas-microsoft-com:vml" xmlns:wp14="http://schemas.microsoft.com/office/word/2010/wordprocessingDrawing" xmlns:wp="http://schemas.openxmlformats.org/drawingml/2006/wordprocessingDrawing" xmlns:w10="urn:schemas-microsoft-com:office:word" xmlns:w="http://schemas.openxmlformats.org/wordprocessingml/2006/main" xmlns:w14="http://schemas.microsoft.com/office/word/2010/wordml" xmlns:w15="http://schemas.microsoft.com/office/word/2012/wordml" xmlns:w16cid="http://schemas.microsoft.com/office/word/2016/wordml/cid" xmlns:w16se="http://schemas.microsoft.com/office/word/2015/wordml/symex" xmlns:wpg="http://schemas.microsoft.com/office/word/2010/wordprocessingGroup" xmlns:wpi="http://schemas.microsoft.com/office/word/2010/wordprocessingInk" xmlns:wne="http://schemas.microsoft.com/office/word/2006/wordml" xmlns:wps="http://schemas.microsoft.com/office/word/2010/wordprocessingShape" mc:Ignorable="w14 w15 w16se w16cid wp14">
+<w:endnotes xmlns:wpc="http://schemas.microsoft.com/office/word/2010/wordprocessingCanvas" xmlns:cx="http://schemas.microsoft.com/office/drawing/2014/chartex" xmlns:cx1="http://schemas.microsoft.com/office/drawing/2015/9/8/chartex" xmlns:cx2="http://schemas.microsoft.com/office/drawing/2015/10/21/chartex" xmlns:cx3="http://schemas.microsoft.com/office/drawing/2016/5/9/chartex" xmlns:cx4="http://schemas.microsoft.com/office/drawing/2016/5/10/chartex" xmlns:cx5="http://schemas.microsoft.com/office/drawing/2016/5/11/chartex" xmlns:cx6="http://schemas.microsoft.com/office/drawing/2016/5/12/chartex" xmlns:cx7="http://schemas.microsoft.com/office/drawing/2016/5/13/chartex" xmlns:cx8="http://schemas.microsoft.com/office/drawing/2016/5/14/chartex" xmlns:mc="http://schemas.openxmlformats.org/markup-compatibility/2006" xmlns:aink="http://schemas.microsoft.com/office/drawing/2016/ink" xmlns:am3d="http://schemas.microsoft.com/office/drawing/2017/model3d" xmlns:o="urn:schemas-microsoft-com:office:office" xmlns:oel="http://schemas.microsoft.com/office/2019/extlst" xmlns:r="http://schemas.openxmlformats.org/officeDocument/2006/relationships" xmlns:m="http://schemas.openxmlformats.org/officeDocument/2006/math" xmlns:v="urn:schemas-microsoft-com:vml" xmlns:wp14="http://schemas.microsoft.com/office/word/2010/wordprocessingDrawing" xmlns:wp="http://schemas.openxmlformats.org/drawingml/2006/wordprocessingDrawing" xmlns:w10="urn:schemas-microsoft-com:office:word" xmlns:w="http://schemas.openxmlformats.org/wordprocessingml/2006/main" xmlns:w14="http://schemas.microsoft.com/office/word/2010/wordml" xmlns:w15="http://schemas.microsoft.com/office/word/2012/wordml" xmlns:w16cex="http://schemas.microsoft.com/office/word/2018/wordml/cex" xmlns:w16cid="http://schemas.microsoft.com/office/word/2016/wordml/cid" xmlns:w16="http://schemas.microsoft.com/office/word/2018/wordml" xmlns:w16du="http://schemas.microsoft.com/office/word/2023/wordml/word16du" xmlns:w16sdtdh="http://schemas.microsoft.com/office/word/2020/wordml/sdtdatahash" xmlns:w16se="http://schemas.microsoft.com/office/word/2015/wordml/symex" xmlns:wpg="http://schemas.microsoft.com/office/word/2010/wordprocessingGroup" xmlns:wpi="http://schemas.microsoft.com/office/word/2010/wordprocessingInk" xmlns:wne="http://schemas.microsoft.com/office/word/2006/wordml" xmlns:wps="http://schemas.microsoft.com/office/word/2010/wordprocessingShape" mc:Ignorable="w14 w15 w16se w16cid w16 w16cex w16sdtdh w16du wp14">
   <w:endnote w:type="separator" w:id="-1">
     <w:p>
       <w:pPr>
@@ -20617,7 +20569,7 @@
 </file>
 
 <file path=word/footer1.xml><?xml version="1.0" encoding="utf-8"?>
-<w:ftr xmlns:wpc="http://schemas.microsoft.com/office/word/2010/wordprocessingCanvas" xmlns:cx="http://schemas.microsoft.com/office/drawing/2014/chartex" xmlns:cx1="http://schemas.microsoft.com/office/drawing/2015/9/8/chartex" xmlns:cx2="http://schemas.microsoft.com/office/drawing/2015/10/21/chartex" xmlns:cx3="http://schemas.microsoft.com/office/drawing/2016/5/9/chartex" xmlns:cx4="http://schemas.microsoft.com/office/drawing/2016/5/10/chartex" xmlns:cx5="http://schemas.microsoft.com/office/drawing/2016/5/11/chartex" xmlns:cx6="http://schemas.microsoft.com/office/drawing/2016/5/12/chartex" xmlns:cx7="http://schemas.microsoft.com/office/drawing/2016/5/13/chartex" xmlns:cx8="http://schemas.microsoft.com/office/drawing/2016/5/14/chartex" xmlns:mc="http://schemas.openxmlformats.org/markup-compatibility/2006" xmlns:aink="http://schemas.microsoft.com/office/drawing/2016/ink" xmlns:am3d="http://schemas.microsoft.com/office/drawing/2017/model3d" xmlns:o="urn:schemas-microsoft-com:office:office" xmlns:r="http://schemas.openxmlformats.org/officeDocument/2006/relationships" xmlns:m="http://schemas.openxmlformats.org/officeDocument/2006/math" xmlns:v="urn:schemas-microsoft-com:vml" xmlns:wp14="http://schemas.microsoft.com/office/word/2010/wordprocessingDrawing" xmlns:wp="http://schemas.openxmlformats.org/drawingml/2006/wordprocessingDrawing" xmlns:w10="urn:schemas-microsoft-com:office:word" xmlns:w="http://schemas.openxmlformats.org/wordprocessingml/2006/main" xmlns:w14="http://schemas.microsoft.com/office/word/2010/wordml" xmlns:w15="http://schemas.microsoft.com/office/word/2012/wordml" xmlns:w16cid="http://schemas.microsoft.com/office/word/2016/wordml/cid" xmlns:w16se="http://schemas.microsoft.com/office/word/2015/wordml/symex" xmlns:wpg="http://schemas.microsoft.com/office/word/2010/wordprocessingGroup" xmlns:wpi="http://schemas.microsoft.com/office/word/2010/wordprocessingInk" xmlns:wne="http://schemas.microsoft.com/office/word/2006/wordml" xmlns:wps="http://schemas.microsoft.com/office/word/2010/wordprocessingShape" mc:Ignorable="w14 w15 w16se w16cid wp14">
+<w:ftr xmlns:wpc="http://schemas.microsoft.com/office/word/2010/wordprocessingCanvas" xmlns:cx="http://schemas.microsoft.com/office/drawing/2014/chartex" xmlns:cx1="http://schemas.microsoft.com/office/drawing/2015/9/8/chartex" xmlns:cx2="http://schemas.microsoft.com/office/drawing/2015/10/21/chartex" xmlns:cx3="http://schemas.microsoft.com/office/drawing/2016/5/9/chartex" xmlns:cx4="http://schemas.microsoft.com/office/drawing/2016/5/10/chartex" xmlns:cx5="http://schemas.microsoft.com/office/drawing/2016/5/11/chartex" xmlns:cx6="http://schemas.microsoft.com/office/drawing/2016/5/12/chartex" xmlns:cx7="http://schemas.microsoft.com/office/drawing/2016/5/13/chartex" xmlns:cx8="http://schemas.microsoft.com/office/drawing/2016/5/14/chartex" xmlns:mc="http://schemas.openxmlformats.org/markup-compatibility/2006" xmlns:aink="http://schemas.microsoft.com/office/drawing/2016/ink" xmlns:am3d="http://schemas.microsoft.com/office/drawing/2017/model3d" xmlns:o="urn:schemas-microsoft-com:office:office" xmlns:oel="http://schemas.microsoft.com/office/2019/extlst" xmlns:r="http://schemas.openxmlformats.org/officeDocument/2006/relationships" xmlns:m="http://schemas.openxmlformats.org/officeDocument/2006/math" xmlns:v="urn:schemas-microsoft-com:vml" xmlns:wp14="http://schemas.microsoft.com/office/word/2010/wordprocessingDrawing" xmlns:wp="http://schemas.openxmlformats.org/drawingml/2006/wordprocessingDrawing" xmlns:w10="urn:schemas-microsoft-com:office:word" xmlns:w="http://schemas.openxmlformats.org/wordprocessingml/2006/main" xmlns:w14="http://schemas.microsoft.com/office/word/2010/wordml" xmlns:w15="http://schemas.microsoft.com/office/word/2012/wordml" xmlns:w16cex="http://schemas.microsoft.com/office/word/2018/wordml/cex" xmlns:w16cid="http://schemas.microsoft.com/office/word/2016/wordml/cid" xmlns:w16="http://schemas.microsoft.com/office/word/2018/wordml" xmlns:w16du="http://schemas.microsoft.com/office/word/2023/wordml/word16du" xmlns:w16sdtdh="http://schemas.microsoft.com/office/word/2020/wordml/sdtdatahash" xmlns:w16se="http://schemas.microsoft.com/office/word/2015/wordml/symex" xmlns:wpg="http://schemas.microsoft.com/office/word/2010/wordprocessingGroup" xmlns:wpi="http://schemas.microsoft.com/office/word/2010/wordprocessingInk" xmlns:wne="http://schemas.microsoft.com/office/word/2006/wordml" xmlns:wps="http://schemas.microsoft.com/office/word/2010/wordprocessingShape" mc:Ignorable="w14 w15 w16se w16cid w16 w16cex w16sdtdh w16du wp14">
   <w:sdt>
     <w:sdtPr>
       <w:rPr>
@@ -20666,7 +20618,7 @@
 </file>
 
 <file path=word/footnotes.xml><?xml version="1.0" encoding="utf-8"?>
-<w:footnotes xmlns:wpc="http://schemas.microsoft.com/office/word/2010/wordprocessingCanvas" xmlns:cx="http://schemas.microsoft.com/office/drawing/2014/chartex" xmlns:cx1="http://schemas.microsoft.com/office/drawing/2015/9/8/chartex" xmlns:cx2="http://schemas.microsoft.com/office/drawing/2015/10/21/chartex" xmlns:cx3="http://schemas.microsoft.com/office/drawing/2016/5/9/chartex" xmlns:cx4="http://schemas.microsoft.com/office/drawing/2016/5/10/chartex" xmlns:cx5="http://schemas.microsoft.com/office/drawing/2016/5/11/chartex" xmlns:cx6="http://schemas.microsoft.com/office/drawing/2016/5/12/chartex" xmlns:cx7="http://schemas.microsoft.com/office/drawing/2016/5/13/chartex" xmlns:cx8="http://schemas.microsoft.com/office/drawing/2016/5/14/chartex" xmlns:mc="http://schemas.openxmlformats.org/markup-compatibility/2006" xmlns:aink="http://schemas.microsoft.com/office/drawing/2016/ink" xmlns:am3d="http://schemas.microsoft.com/office/drawing/2017/model3d" xmlns:o="urn:schemas-microsoft-com:office:office" xmlns:r="http://schemas.openxmlformats.org/officeDocument/2006/relationships" xmlns:m="http://schemas.openxmlformats.org/officeDocument/2006/math" xmlns:v="urn:schemas-microsoft-com:vml" xmlns:wp14="http://schemas.microsoft.com/office/word/2010/wordprocessingDrawing" xmlns:wp="http://schemas.openxmlformats.org/drawingml/2006/wordprocessingDrawing" xmlns:w10="urn:schemas-microsoft-com:office:word" xmlns:w="http://schemas.openxmlformats.org/wordprocessingml/2006/main" xmlns:w14="http://schemas.microsoft.com/office/word/2010/wordml" xmlns:w15="http://schemas.microsoft.com/office/word/2012/wordml" xmlns:w16cid="http://schemas.microsoft.com/office/word/2016/wordml/cid" xmlns:w16se="http://schemas.microsoft.com/office/word/2015/wordml/symex" xmlns:wpg="http://schemas.microsoft.com/office/word/2010/wordprocessingGroup" xmlns:wpi="http://schemas.microsoft.com/office/word/2010/wordprocessingInk" xmlns:wne="http://schemas.microsoft.com/office/word/2006/wordml" xmlns:wps="http://schemas.microsoft.com/office/word/2010/wordprocessingShape" mc:Ignorable="w14 w15 w16se w16cid wp14">
+<w:footnotes xmlns:wpc="http://schemas.microsoft.com/office/word/2010/wordprocessingCanvas" xmlns:cx="http://schemas.microsoft.com/office/drawing/2014/chartex" xmlns:cx1="http://schemas.microsoft.com/office/drawing/2015/9/8/chartex" xmlns:cx2="http://schemas.microsoft.com/office/drawing/2015/10/21/chartex" xmlns:cx3="http://schemas.microsoft.com/office/drawing/2016/5/9/chartex" xmlns:cx4="http://schemas.microsoft.com/office/drawing/2016/5/10/chartex" xmlns:cx5="http://schemas.microsoft.com/office/drawing/2016/5/11/chartex" xmlns:cx6="http://schemas.microsoft.com/office/drawing/2016/5/12/chartex" xmlns:cx7="http://schemas.microsoft.com/office/drawing/2016/5/13/chartex" xmlns:cx8="http://schemas.microsoft.com/office/drawing/2016/5/14/chartex" xmlns:mc="http://schemas.openxmlformats.org/markup-compatibility/2006" xmlns:aink="http://schemas.microsoft.com/office/drawing/2016/ink" xmlns:am3d="http://schemas.microsoft.com/office/drawing/2017/model3d" xmlns:o="urn:schemas-microsoft-com:office:office" xmlns:oel="http://schemas.microsoft.com/office/2019/extlst" xmlns:r="http://schemas.openxmlformats.org/officeDocument/2006/relationships" xmlns:m="http://schemas.openxmlformats.org/officeDocument/2006/math" xmlns:v="urn:schemas-microsoft-com:vml" xmlns:wp14="http://schemas.microsoft.com/office/word/2010/wordprocessingDrawing" xmlns:wp="http://schemas.openxmlformats.org/drawingml/2006/wordprocessingDrawing" xmlns:w10="urn:schemas-microsoft-com:office:word" xmlns:w="http://schemas.openxmlformats.org/wordprocessingml/2006/main" xmlns:w14="http://schemas.microsoft.com/office/word/2010/wordml" xmlns:w15="http://schemas.microsoft.com/office/word/2012/wordml" xmlns:w16cex="http://schemas.microsoft.com/office/word/2018/wordml/cex" xmlns:w16cid="http://schemas.microsoft.com/office/word/2016/wordml/cid" xmlns:w16="http://schemas.microsoft.com/office/word/2018/wordml" xmlns:w16du="http://schemas.microsoft.com/office/word/2023/wordml/word16du" xmlns:w16sdtdh="http://schemas.microsoft.com/office/word/2020/wordml/sdtdatahash" xmlns:w16se="http://schemas.microsoft.com/office/word/2015/wordml/symex" xmlns:wpg="http://schemas.microsoft.com/office/word/2010/wordprocessingGroup" xmlns:wpi="http://schemas.microsoft.com/office/word/2010/wordprocessingInk" xmlns:wne="http://schemas.microsoft.com/office/word/2006/wordml" xmlns:wps="http://schemas.microsoft.com/office/word/2010/wordprocessingShape" mc:Ignorable="w14 w15 w16se w16cid w16 w16cex w16sdtdh w16du wp14">
   <w:footnote w:type="separator" w:id="-1">
     <w:p>
       <w:pPr>
@@ -20691,7 +20643,7 @@
 </file>
 
 <file path=word/header1.xml><?xml version="1.0" encoding="utf-8"?>
-<w:hdr xmlns:wpc="http://schemas.microsoft.com/office/word/2010/wordprocessingCanvas" xmlns:cx="http://schemas.microsoft.com/office/drawing/2014/chartex" xmlns:cx1="http://schemas.microsoft.com/office/drawing/2015/9/8/chartex" xmlns:cx2="http://schemas.microsoft.com/office/drawing/2015/10/21/chartex" xmlns:cx3="http://schemas.microsoft.com/office/drawing/2016/5/9/chartex" xmlns:cx4="http://schemas.microsoft.com/office/drawing/2016/5/10/chartex" xmlns:cx5="http://schemas.microsoft.com/office/drawing/2016/5/11/chartex" xmlns:cx6="http://schemas.microsoft.com/office/drawing/2016/5/12/chartex" xmlns:cx7="http://schemas.microsoft.com/office/drawing/2016/5/13/chartex" xmlns:cx8="http://schemas.microsoft.com/office/drawing/2016/5/14/chartex" xmlns:mc="http://schemas.openxmlformats.org/markup-compatibility/2006" xmlns:aink="http://schemas.microsoft.com/office/drawing/2016/ink" xmlns:am3d="http://schemas.microsoft.com/office/drawing/2017/model3d" xmlns:o="urn:schemas-microsoft-com:office:office" xmlns:r="http://schemas.openxmlformats.org/officeDocument/2006/relationships" xmlns:m="http://schemas.openxmlformats.org/officeDocument/2006/math" xmlns:v="urn:schemas-microsoft-com:vml" xmlns:wp14="http://schemas.microsoft.com/office/word/2010/wordprocessingDrawing" xmlns:wp="http://schemas.openxmlformats.org/drawingml/2006/wordprocessingDrawing" xmlns:w10="urn:schemas-microsoft-com:office:word" xmlns:w="http://schemas.openxmlformats.org/wordprocessingml/2006/main" xmlns:w14="http://schemas.microsoft.com/office/word/2010/wordml" xmlns:w15="http://schemas.microsoft.com/office/word/2012/wordml" xmlns:w16cid="http://schemas.microsoft.com/office/word/2016/wordml/cid" xmlns:w16se="http://schemas.microsoft.com/office/word/2015/wordml/symex" xmlns:wpg="http://schemas.microsoft.com/office/word/2010/wordprocessingGroup" xmlns:wpi="http://schemas.microsoft.com/office/word/2010/wordprocessingInk" xmlns:wne="http://schemas.microsoft.com/office/word/2006/wordml" xmlns:wps="http://schemas.microsoft.com/office/word/2010/wordprocessingShape" mc:Ignorable="w14 w15 w16se w16cid wp14">
+<w:hdr xmlns:wpc="http://schemas.microsoft.com/office/word/2010/wordprocessingCanvas" xmlns:cx="http://schemas.microsoft.com/office/drawing/2014/chartex" xmlns:cx1="http://schemas.microsoft.com/office/drawing/2015/9/8/chartex" xmlns:cx2="http://schemas.microsoft.com/office/drawing/2015/10/21/chartex" xmlns:cx3="http://schemas.microsoft.com/office/drawing/2016/5/9/chartex" xmlns:cx4="http://schemas.microsoft.com/office/drawing/2016/5/10/chartex" xmlns:cx5="http://schemas.microsoft.com/office/drawing/2016/5/11/chartex" xmlns:cx6="http://schemas.microsoft.com/office/drawing/2016/5/12/chartex" xmlns:cx7="http://schemas.microsoft.com/office/drawing/2016/5/13/chartex" xmlns:cx8="http://schemas.microsoft.com/office/drawing/2016/5/14/chartex" xmlns:mc="http://schemas.openxmlformats.org/markup-compatibility/2006" xmlns:aink="http://schemas.microsoft.com/office/drawing/2016/ink" xmlns:am3d="http://schemas.microsoft.com/office/drawing/2017/model3d" xmlns:o="urn:schemas-microsoft-com:office:office" xmlns:oel="http://schemas.microsoft.com/office/2019/extlst" xmlns:r="http://schemas.openxmlformats.org/officeDocument/2006/relationships" xmlns:m="http://schemas.openxmlformats.org/officeDocument/2006/math" xmlns:v="urn:schemas-microsoft-com:vml" xmlns:wp14="http://schemas.microsoft.com/office/word/2010/wordprocessingDrawing" xmlns:wp="http://schemas.openxmlformats.org/drawingml/2006/wordprocessingDrawing" xmlns:w10="urn:schemas-microsoft-com:office:word" xmlns:w="http://schemas.openxmlformats.org/wordprocessingml/2006/main" xmlns:w14="http://schemas.microsoft.com/office/word/2010/wordml" xmlns:w15="http://schemas.microsoft.com/office/word/2012/wordml" xmlns:w16cex="http://schemas.microsoft.com/office/word/2018/wordml/cex" xmlns:w16cid="http://schemas.microsoft.com/office/word/2016/wordml/cid" xmlns:w16="http://schemas.microsoft.com/office/word/2018/wordml" xmlns:w16du="http://schemas.microsoft.com/office/word/2023/wordml/word16du" xmlns:w16sdtdh="http://schemas.microsoft.com/office/word/2020/wordml/sdtdatahash" xmlns:w16se="http://schemas.microsoft.com/office/word/2015/wordml/symex" xmlns:wpg="http://schemas.microsoft.com/office/word/2010/wordprocessingGroup" xmlns:wpi="http://schemas.microsoft.com/office/word/2010/wordprocessingInk" xmlns:wne="http://schemas.microsoft.com/office/word/2006/wordml" xmlns:wps="http://schemas.microsoft.com/office/word/2010/wordprocessingShape" mc:Ignorable="w14 w15 w16se w16cid w16 w16cex w16sdtdh w16du wp14">
   <w:p>
     <w:pPr>
       <w:pStyle w:val="af"/>
@@ -20761,7 +20713,7 @@
 </file>
 
 <file path=word/numbering.xml><?xml version="1.0" encoding="utf-8"?>
-<w:numbering xmlns:wpc="http://schemas.microsoft.com/office/word/2010/wordprocessingCanvas" xmlns:cx="http://schemas.microsoft.com/office/drawing/2014/chartex" xmlns:cx1="http://schemas.microsoft.com/office/drawing/2015/9/8/chartex" xmlns:cx2="http://schemas.microsoft.com/office/drawing/2015/10/21/chartex" xmlns:cx3="http://schemas.microsoft.com/office/drawing/2016/5/9/chartex" xmlns:cx4="http://schemas.microsoft.com/office/drawing/2016/5/10/chartex" xmlns:cx5="http://schemas.microsoft.com/office/drawing/2016/5/11/chartex" xmlns:cx6="http://schemas.microsoft.com/office/drawing/2016/5/12/chartex" xmlns:cx7="http://schemas.microsoft.com/office/drawing/2016/5/13/chartex" xmlns:cx8="http://schemas.microsoft.com/office/drawing/2016/5/14/chartex" xmlns:mc="http://schemas.openxmlformats.org/markup-compatibility/2006" xmlns:aink="http://schemas.microsoft.com/office/drawing/2016/ink" xmlns:am3d="http://schemas.microsoft.com/office/drawing/2017/model3d" xmlns:o="urn:schemas-microsoft-com:office:office" xmlns:r="http://schemas.openxmlformats.org/officeDocument/2006/relationships" xmlns:m="http://schemas.openxmlformats.org/officeDocument/2006/math" xmlns:v="urn:schemas-microsoft-com:vml" xmlns:wp14="http://schemas.microsoft.com/office/word/2010/wordprocessingDrawing" xmlns:wp="http://schemas.openxmlformats.org/drawingml/2006/wordprocessingDrawing" xmlns:w10="urn:schemas-microsoft-com:office:word" xmlns:w="http://schemas.openxmlformats.org/wordprocessingml/2006/main" xmlns:w14="http://schemas.microsoft.com/office/word/2010/wordml" xmlns:w15="http://schemas.microsoft.com/office/word/2012/wordml" xmlns:w16cid="http://schemas.microsoft.com/office/word/2016/wordml/cid" xmlns:w16se="http://schemas.microsoft.com/office/word/2015/wordml/symex" xmlns:wpg="http://schemas.microsoft.com/office/word/2010/wordprocessingGroup" xmlns:wpi="http://schemas.microsoft.com/office/word/2010/wordprocessingInk" xmlns:wne="http://schemas.microsoft.com/office/word/2006/wordml" xmlns:wps="http://schemas.microsoft.com/office/word/2010/wordprocessingShape" mc:Ignorable="w14 w15 w16se w16cid wp14">
+<w:numbering xmlns:wpc="http://schemas.microsoft.com/office/word/2010/wordprocessingCanvas" xmlns:cx="http://schemas.microsoft.com/office/drawing/2014/chartex" xmlns:cx1="http://schemas.microsoft.com/office/drawing/2015/9/8/chartex" xmlns:cx2="http://schemas.microsoft.com/office/drawing/2015/10/21/chartex" xmlns:cx3="http://schemas.microsoft.com/office/drawing/2016/5/9/chartex" xmlns:cx4="http://schemas.microsoft.com/office/drawing/2016/5/10/chartex" xmlns:cx5="http://schemas.microsoft.com/office/drawing/2016/5/11/chartex" xmlns:cx6="http://schemas.microsoft.com/office/drawing/2016/5/12/chartex" xmlns:cx7="http://schemas.microsoft.com/office/drawing/2016/5/13/chartex" xmlns:cx8="http://schemas.microsoft.com/office/drawing/2016/5/14/chartex" xmlns:mc="http://schemas.openxmlformats.org/markup-compatibility/2006" xmlns:aink="http://schemas.microsoft.com/office/drawing/2016/ink" xmlns:am3d="http://schemas.microsoft.com/office/drawing/2017/model3d" xmlns:o="urn:schemas-microsoft-com:office:office" xmlns:oel="http://schemas.microsoft.com/office/2019/extlst" xmlns:r="http://schemas.openxmlformats.org/officeDocument/2006/relationships" xmlns:m="http://schemas.openxmlformats.org/officeDocument/2006/math" xmlns:v="urn:schemas-microsoft-com:vml" xmlns:wp14="http://schemas.microsoft.com/office/word/2010/wordprocessingDrawing" xmlns:wp="http://schemas.openxmlformats.org/drawingml/2006/wordprocessingDrawing" xmlns:w10="urn:schemas-microsoft-com:office:word" xmlns:w="http://schemas.openxmlformats.org/wordprocessingml/2006/main" xmlns:w14="http://schemas.microsoft.com/office/word/2010/wordml" xmlns:w15="http://schemas.microsoft.com/office/word/2012/wordml" xmlns:w16cex="http://schemas.microsoft.com/office/word/2018/wordml/cex" xmlns:w16cid="http://schemas.microsoft.com/office/word/2016/wordml/cid" xmlns:w16="http://schemas.microsoft.com/office/word/2018/wordml" xmlns:w16du="http://schemas.microsoft.com/office/word/2023/wordml/word16du" xmlns:w16sdtdh="http://schemas.microsoft.com/office/word/2020/wordml/sdtdatahash" xmlns:w16se="http://schemas.microsoft.com/office/word/2015/wordml/symex" xmlns:wpg="http://schemas.microsoft.com/office/word/2010/wordprocessingGroup" xmlns:wpi="http://schemas.microsoft.com/office/word/2010/wordprocessingInk" xmlns:wne="http://schemas.microsoft.com/office/word/2006/wordml" xmlns:wps="http://schemas.microsoft.com/office/word/2010/wordprocessingShape" mc:Ignorable="w14 w15 w16se w16cid w16 w16cex w16sdtdh w16du wp14">
   <w:abstractNum w:abstractNumId="0" w15:restartNumberingAfterBreak="0">
     <w:nsid w:val="06E64581"/>
     <w:multiLevelType w:val="hybridMultilevel"/>
@@ -24451,95 +24403,95 @@
       </w:rPr>
     </w:lvl>
   </w:abstractNum>
-  <w:num w:numId="1">
+  <w:num w:numId="1" w16cid:durableId="191110616">
     <w:abstractNumId w:val="10"/>
   </w:num>
-  <w:num w:numId="2">
+  <w:num w:numId="2" w16cid:durableId="1647784439">
     <w:abstractNumId w:val="2"/>
   </w:num>
-  <w:num w:numId="3">
+  <w:num w:numId="3" w16cid:durableId="1145469256">
     <w:abstractNumId w:val="15"/>
   </w:num>
-  <w:num w:numId="4">
+  <w:num w:numId="4" w16cid:durableId="88432284">
     <w:abstractNumId w:val="4"/>
   </w:num>
-  <w:num w:numId="5">
+  <w:num w:numId="5" w16cid:durableId="1496457602">
     <w:abstractNumId w:val="17"/>
   </w:num>
-  <w:num w:numId="6">
+  <w:num w:numId="6" w16cid:durableId="1861815664">
     <w:abstractNumId w:val="12"/>
   </w:num>
-  <w:num w:numId="7">
+  <w:num w:numId="7" w16cid:durableId="515196186">
     <w:abstractNumId w:val="11"/>
   </w:num>
-  <w:num w:numId="8">
+  <w:num w:numId="8" w16cid:durableId="711853514">
     <w:abstractNumId w:val="14"/>
   </w:num>
-  <w:num w:numId="9">
+  <w:num w:numId="9" w16cid:durableId="302926694">
     <w:abstractNumId w:val="5"/>
   </w:num>
-  <w:num w:numId="10">
+  <w:num w:numId="10" w16cid:durableId="551580408">
     <w:abstractNumId w:val="24"/>
   </w:num>
-  <w:num w:numId="11">
+  <w:num w:numId="11" w16cid:durableId="441345027">
     <w:abstractNumId w:val="1"/>
   </w:num>
-  <w:num w:numId="12">
+  <w:num w:numId="12" w16cid:durableId="2049984763">
     <w:abstractNumId w:val="0"/>
   </w:num>
-  <w:num w:numId="13">
+  <w:num w:numId="13" w16cid:durableId="1247692982">
     <w:abstractNumId w:val="18"/>
   </w:num>
-  <w:num w:numId="14">
+  <w:num w:numId="14" w16cid:durableId="126435339">
     <w:abstractNumId w:val="19"/>
   </w:num>
-  <w:num w:numId="15">
+  <w:num w:numId="15" w16cid:durableId="227501699">
     <w:abstractNumId w:val="20"/>
   </w:num>
-  <w:num w:numId="16">
+  <w:num w:numId="16" w16cid:durableId="571891041">
     <w:abstractNumId w:val="25"/>
   </w:num>
-  <w:num w:numId="17">
+  <w:num w:numId="17" w16cid:durableId="365109569">
     <w:abstractNumId w:val="23"/>
   </w:num>
-  <w:num w:numId="18">
+  <w:num w:numId="18" w16cid:durableId="1701396970">
     <w:abstractNumId w:val="22"/>
   </w:num>
-  <w:num w:numId="19">
+  <w:num w:numId="19" w16cid:durableId="1503545505">
     <w:abstractNumId w:val="9"/>
   </w:num>
-  <w:num w:numId="20">
+  <w:num w:numId="20" w16cid:durableId="764956490">
     <w:abstractNumId w:val="8"/>
   </w:num>
-  <w:num w:numId="21">
+  <w:num w:numId="21" w16cid:durableId="25105955">
     <w:abstractNumId w:val="27"/>
   </w:num>
-  <w:num w:numId="22">
+  <w:num w:numId="22" w16cid:durableId="968584141">
     <w:abstractNumId w:val="6"/>
   </w:num>
-  <w:num w:numId="23">
+  <w:num w:numId="23" w16cid:durableId="504249009">
     <w:abstractNumId w:val="7"/>
   </w:num>
-  <w:num w:numId="24">
+  <w:num w:numId="24" w16cid:durableId="1313874670">
     <w:abstractNumId w:val="3"/>
   </w:num>
-  <w:num w:numId="25">
+  <w:num w:numId="25" w16cid:durableId="406726922">
     <w:abstractNumId w:val="13"/>
   </w:num>
-  <w:num w:numId="26">
+  <w:num w:numId="26" w16cid:durableId="2088649518">
     <w:abstractNumId w:val="21"/>
   </w:num>
-  <w:num w:numId="27">
+  <w:num w:numId="27" w16cid:durableId="138615032">
     <w:abstractNumId w:val="26"/>
   </w:num>
-  <w:num w:numId="28">
+  <w:num w:numId="28" w16cid:durableId="737946673">
     <w:abstractNumId w:val="16"/>
   </w:num>
 </w:numbering>
 </file>
 
 <file path=word/styles.xml><?xml version="1.0" encoding="utf-8"?>
-<w:styles xmlns:mc="http://schemas.openxmlformats.org/markup-compatibility/2006" xmlns:r="http://schemas.openxmlformats.org/officeDocument/2006/relationships" xmlns:w="http://schemas.openxmlformats.org/wordprocessingml/2006/main" xmlns:w14="http://schemas.microsoft.com/office/word/2010/wordml" xmlns:w15="http://schemas.microsoft.com/office/word/2012/wordml" xmlns:w16cid="http://schemas.microsoft.com/office/word/2016/wordml/cid" xmlns:w16se="http://schemas.microsoft.com/office/word/2015/wordml/symex" mc:Ignorable="w14 w15 w16se w16cid">
+<w:styles xmlns:mc="http://schemas.openxmlformats.org/markup-compatibility/2006" xmlns:r="http://schemas.openxmlformats.org/officeDocument/2006/relationships" xmlns:w="http://schemas.openxmlformats.org/wordprocessingml/2006/main" xmlns:w14="http://schemas.microsoft.com/office/word/2010/wordml" xmlns:w15="http://schemas.microsoft.com/office/word/2012/wordml" xmlns:w16cex="http://schemas.microsoft.com/office/word/2018/wordml/cex" xmlns:w16cid="http://schemas.microsoft.com/office/word/2016/wordml/cid" xmlns:w16="http://schemas.microsoft.com/office/word/2018/wordml" xmlns:w16du="http://schemas.microsoft.com/office/word/2023/wordml/word16du" xmlns:w16sdtdh="http://schemas.microsoft.com/office/word/2020/wordml/sdtdatahash" xmlns:w16se="http://schemas.microsoft.com/office/word/2015/wordml/symex" mc:Ignorable="w14 w15 w16se w16cid w16 w16cex w16sdtdh w16du">
   <w:docDefaults>
     <w:rPrDefault>
       <w:rPr>
@@ -24558,7 +24510,7 @@
       </w:pPr>
     </w:pPrDefault>
   </w:docDefaults>
-  <w:latentStyles w:defLockedState="0" w:defUIPriority="99" w:defSemiHidden="0" w:defUnhideWhenUsed="0" w:defQFormat="0" w:count="375">
+  <w:latentStyles w:defLockedState="0" w:defUIPriority="99" w:defSemiHidden="0" w:defUnhideWhenUsed="0" w:defQFormat="0" w:count="376">
     <w:lsdException w:name="Normal" w:uiPriority="0" w:qFormat="1"/>
     <w:lsdException w:name="heading 1" w:uiPriority="9" w:qFormat="1"/>
     <w:lsdException w:name="heading 2" w:semiHidden="1" w:uiPriority="9" w:unhideWhenUsed="1" w:qFormat="1"/>
@@ -24934,6 +24886,7 @@
     <w:lsdException w:name="Smart Hyperlink" w:semiHidden="1" w:unhideWhenUsed="1"/>
     <w:lsdException w:name="Hashtag" w:semiHidden="1" w:unhideWhenUsed="1"/>
     <w:lsdException w:name="Unresolved Mention" w:semiHidden="1" w:unhideWhenUsed="1"/>
+    <w:lsdException w:name="Smart Link" w:semiHidden="1" w:unhideWhenUsed="1"/>
   </w:latentStyles>
   <w:style w:type="paragraph" w:default="1" w:styleId="a">
     <w:name w:val="Normal"/>

--- a/ספר פרוייקט שלי וסשה.docx
+++ b/ספר פרוייקט שלי וסשה.docx
@@ -1,6 +1,6 @@
 
 <file path=word/document.xml><?xml version="1.0" encoding="utf-8"?>
-<w:document xmlns:wpc="http://schemas.microsoft.com/office/word/2010/wordprocessingCanvas" xmlns:cx="http://schemas.microsoft.com/office/drawing/2014/chartex" xmlns:cx1="http://schemas.microsoft.com/office/drawing/2015/9/8/chartex" xmlns:cx2="http://schemas.microsoft.com/office/drawing/2015/10/21/chartex" xmlns:cx3="http://schemas.microsoft.com/office/drawing/2016/5/9/chartex" xmlns:cx4="http://schemas.microsoft.com/office/drawing/2016/5/10/chartex" xmlns:cx5="http://schemas.microsoft.com/office/drawing/2016/5/11/chartex" xmlns:cx6="http://schemas.microsoft.com/office/drawing/2016/5/12/chartex" xmlns:cx7="http://schemas.microsoft.com/office/drawing/2016/5/13/chartex" xmlns:cx8="http://schemas.microsoft.com/office/drawing/2016/5/14/chartex" xmlns:mc="http://schemas.openxmlformats.org/markup-compatibility/2006" xmlns:aink="http://schemas.microsoft.com/office/drawing/2016/ink" xmlns:am3d="http://schemas.microsoft.com/office/drawing/2017/model3d" xmlns:o="urn:schemas-microsoft-com:office:office" xmlns:oel="http://schemas.microsoft.com/office/2019/extlst" xmlns:r="http://schemas.openxmlformats.org/officeDocument/2006/relationships" xmlns:m="http://schemas.openxmlformats.org/officeDocument/2006/math" xmlns:v="urn:schemas-microsoft-com:vml" xmlns:wp14="http://schemas.microsoft.com/office/word/2010/wordprocessingDrawing" xmlns:wp="http://schemas.openxmlformats.org/drawingml/2006/wordprocessingDrawing" xmlns:w10="urn:schemas-microsoft-com:office:word" xmlns:w="http://schemas.openxmlformats.org/wordprocessingml/2006/main" xmlns:w14="http://schemas.microsoft.com/office/word/2010/wordml" xmlns:w15="http://schemas.microsoft.com/office/word/2012/wordml" xmlns:w16cex="http://schemas.microsoft.com/office/word/2018/wordml/cex" xmlns:w16cid="http://schemas.microsoft.com/office/word/2016/wordml/cid" xmlns:w16="http://schemas.microsoft.com/office/word/2018/wordml" xmlns:w16du="http://schemas.microsoft.com/office/word/2023/wordml/word16du" xmlns:w16sdtdh="http://schemas.microsoft.com/office/word/2020/wordml/sdtdatahash" xmlns:w16se="http://schemas.microsoft.com/office/word/2015/wordml/symex" xmlns:wpg="http://schemas.microsoft.com/office/word/2010/wordprocessingGroup" xmlns:wpi="http://schemas.microsoft.com/office/word/2010/wordprocessingInk" xmlns:wne="http://schemas.microsoft.com/office/word/2006/wordml" xmlns:wps="http://schemas.microsoft.com/office/word/2010/wordprocessingShape" mc:Ignorable="w14 w15 w16se w16cid w16 w16cex w16sdtdh w16du wp14">
+<w:document xmlns:wpc="http://schemas.microsoft.com/office/word/2010/wordprocessingCanvas" xmlns:cx="http://schemas.microsoft.com/office/drawing/2014/chartex" xmlns:cx1="http://schemas.microsoft.com/office/drawing/2015/9/8/chartex" xmlns:cx2="http://schemas.microsoft.com/office/drawing/2015/10/21/chartex" xmlns:cx3="http://schemas.microsoft.com/office/drawing/2016/5/9/chartex" xmlns:cx4="http://schemas.microsoft.com/office/drawing/2016/5/10/chartex" xmlns:cx5="http://schemas.microsoft.com/office/drawing/2016/5/11/chartex" xmlns:cx6="http://schemas.microsoft.com/office/drawing/2016/5/12/chartex" xmlns:cx7="http://schemas.microsoft.com/office/drawing/2016/5/13/chartex" xmlns:cx8="http://schemas.microsoft.com/office/drawing/2016/5/14/chartex" xmlns:mc="http://schemas.openxmlformats.org/markup-compatibility/2006" xmlns:aink="http://schemas.microsoft.com/office/drawing/2016/ink" xmlns:am3d="http://schemas.microsoft.com/office/drawing/2017/model3d" xmlns:o="urn:schemas-microsoft-com:office:office" xmlns:r="http://schemas.openxmlformats.org/officeDocument/2006/relationships" xmlns:m="http://schemas.openxmlformats.org/officeDocument/2006/math" xmlns:v="urn:schemas-microsoft-com:vml" xmlns:wp14="http://schemas.microsoft.com/office/word/2010/wordprocessingDrawing" xmlns:wp="http://schemas.openxmlformats.org/drawingml/2006/wordprocessingDrawing" xmlns:w10="urn:schemas-microsoft-com:office:word" xmlns:w="http://schemas.openxmlformats.org/wordprocessingml/2006/main" xmlns:w14="http://schemas.microsoft.com/office/word/2010/wordml" xmlns:w15="http://schemas.microsoft.com/office/word/2012/wordml" xmlns:w16cid="http://schemas.microsoft.com/office/word/2016/wordml/cid" xmlns:w16se="http://schemas.microsoft.com/office/word/2015/wordml/symex" xmlns:wpg="http://schemas.microsoft.com/office/word/2010/wordprocessingGroup" xmlns:wpi="http://schemas.microsoft.com/office/word/2010/wordprocessingInk" xmlns:wne="http://schemas.microsoft.com/office/word/2006/wordml" xmlns:wps="http://schemas.microsoft.com/office/word/2010/wordprocessingShape" mc:Ignorable="w14 w15 w16se w16cid wp14">
   <w:body>
     <w:p>
       <w:pPr>
@@ -495,6 +495,7 @@
           <w:rFonts w:ascii="Tahoma" w:hAnsi="Tahoma" w:cs="Tahoma"/>
           <w:rtl/>
         </w:rPr>
+        <w:lastRenderedPageBreak/>
         <w:t>הפרויקט מתאים לשימושים תעשייתיים, חינוכיים ומשחקיים, והוא מציע גישה גמישה המאפשרת התאמה לתחומים מגוונים, תוך שמירה על עלויות נמוכות ופשטות יחסית ביישום.</w:t>
       </w:r>
     </w:p>
@@ -2797,7 +2798,7 @@
               </wp:inline>
             </w:drawing>
           </mc:Choice>
-          <mc:Fallback>
+          <mc:Fallback xmlns:w16sdtdh="http://schemas.microsoft.com/office/word/2020/wordml/sdtdatahash" xmlns:w16du="http://schemas.microsoft.com/office/word/2023/wordml/word16du" xmlns:w16="http://schemas.microsoft.com/office/word/2018/wordml" xmlns:w16cex="http://schemas.microsoft.com/office/word/2018/wordml/cex" xmlns:oel="http://schemas.microsoft.com/office/2019/extlst">
             <w:pict>
               <v:roundrect w14:anchorId="17ED87AC" id="מלבן מעוגל 6" o:spid="_x0000_s1026" style="width:9.45pt;height:9.45pt;visibility:visible;mso-wrap-style:square;mso-left-percent:-10001;mso-top-percent:-10001;mso-position-horizontal:absolute;mso-position-horizontal-relative:char;mso-position-vertical:absolute;mso-position-vertical-relative:line;mso-left-percent:-10001;mso-top-percent:-10001;v-text-anchor:top" arcsize="10923f" o:gfxdata="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" fillcolor="#a8d08d">
                 <o:lock v:ext="edit" aspectratio="t"/>
@@ -2919,7 +2920,7 @@
               </wp:inline>
             </w:drawing>
           </mc:Choice>
-          <mc:Fallback>
+          <mc:Fallback xmlns:w16sdtdh="http://schemas.microsoft.com/office/word/2020/wordml/sdtdatahash" xmlns:w16du="http://schemas.microsoft.com/office/word/2023/wordml/word16du" xmlns:w16="http://schemas.microsoft.com/office/word/2018/wordml" xmlns:w16cex="http://schemas.microsoft.com/office/word/2018/wordml/cex" xmlns:oel="http://schemas.microsoft.com/office/2019/extlst">
             <w:pict>
               <v:roundrect w14:anchorId="075500E5" id="מלבן מעוגל 5" o:spid="_x0000_s1026" style="width:9.45pt;height:9.45pt;visibility:visible;mso-wrap-style:square;mso-left-percent:-10001;mso-top-percent:-10001;mso-position-horizontal:absolute;mso-position-horizontal-relative:char;mso-position-vertical:absolute;mso-position-vertical-relative:line;mso-left-percent:-10001;mso-top-percent:-10001;v-text-anchor:top" arcsize="10923f" o:gfxdata="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">
                 <o:lock v:ext="edit" aspectratio="t"/>
@@ -3526,6 +3527,7 @@
           <w:rFonts w:ascii="Tahoma" w:hAnsi="Tahoma" w:cs="Tahoma"/>
           <w:rtl/>
         </w:rPr>
+        <w:lastRenderedPageBreak/>
         <w:t>3.</w:t>
       </w:r>
       <w:r>
@@ -3574,15 +3576,7 @@
           <w:rFonts w:ascii="Tahoma" w:hAnsi="Tahoma" w:cs="Tahoma"/>
           <w:rtl/>
         </w:rPr>
-        <w:t xml:space="preserve"> כאשר </w:t>
-      </w:r>
-      <w:r>
-        <w:rPr>
-          <w:rFonts w:ascii="Tahoma" w:hAnsi="Tahoma" w:cs="Tahoma"/>
-          <w:rtl/>
-        </w:rPr>
-        <w:lastRenderedPageBreak/>
-        <w:t>מתחיל להחשיך.</w:t>
+        <w:t xml:space="preserve"> כאשר מתחיל להחשיך.</w:t>
       </w:r>
       <w:r>
         <w:rPr>
@@ -4318,6 +4312,13 @@
           <w:rtl/>
         </w:rPr>
         <w:br/>
+      </w:r>
+      <w:r>
+        <w:rPr>
+          <w:rFonts w:ascii="Tahoma" w:hAnsi="Tahoma" w:cs="Tahoma"/>
+          <w:rtl/>
+        </w:rPr>
+        <w:lastRenderedPageBreak/>
         <w:t>3. ___________________________________________________________________</w:t>
       </w:r>
       <w:r>
@@ -4370,13 +4371,6 @@
           <w:rtl/>
         </w:rPr>
         <w:br/>
-      </w:r>
-      <w:r>
-        <w:rPr>
-          <w:rFonts w:ascii="Tahoma" w:hAnsi="Tahoma" w:cs="Tahoma"/>
-          <w:rtl/>
-        </w:rPr>
-        <w:lastRenderedPageBreak/>
         <w:t>תאריך: ______________</w:t>
       </w:r>
       <w:r>
@@ -4697,7 +4691,25 @@
           <w:rtl/>
         </w:rPr>
         <w:br/>
-        <w:t xml:space="preserve">6. הכרת האמצעים לפיתוח מעגל המשלב תוכנה וחומרה                                                                      7. כתיבת תוכנית בשפת </w:t>
+        <w:t xml:space="preserve">6. הכרת האמצעים לפיתוח מעגל המשלב תוכנה וחומרה                                                                      7. כתיבת </w:t>
+      </w:r>
+      <w:proofErr w:type="spellStart"/>
+      <w:r>
+        <w:rPr>
+          <w:rFonts w:ascii="Tahoma" w:hAnsi="Tahoma" w:cs="Tahoma"/>
+          <w:u w:val="single"/>
+          <w:rtl/>
+        </w:rPr>
+        <w:t>תוכנית</w:t>
+      </w:r>
+      <w:proofErr w:type="spellEnd"/>
+      <w:r>
+        <w:rPr>
+          <w:rFonts w:ascii="Tahoma" w:hAnsi="Tahoma" w:cs="Tahoma"/>
+          <w:u w:val="single"/>
+          <w:rtl/>
+        </w:rPr>
+        <w:t xml:space="preserve"> בשפת </w:t>
       </w:r>
       <w:r>
         <w:rPr>
@@ -5056,6 +5068,7 @@
           <w:bCs/>
           <w:rtl/>
         </w:rPr>
+        <w:lastRenderedPageBreak/>
         <w:t>ביבליוגרפיה</w:t>
       </w:r>
       <w:r>
@@ -5285,13 +5298,6 @@
           <w:rtl/>
         </w:rPr>
         <w:br/>
-      </w:r>
-      <w:r>
-        <w:rPr>
-          <w:rFonts w:ascii="Tahoma" w:hAnsi="Tahoma" w:cs="Tahoma"/>
-          <w:rtl/>
-        </w:rPr>
-        <w:lastRenderedPageBreak/>
         <w:t>השכלה:_</w:t>
       </w:r>
       <w:r>
@@ -5597,7 +5603,7 @@
               </wp:inline>
             </w:drawing>
           </mc:Choice>
-          <mc:Fallback>
+          <mc:Fallback xmlns:w16sdtdh="http://schemas.microsoft.com/office/word/2020/wordml/sdtdatahash" xmlns:w16du="http://schemas.microsoft.com/office/word/2023/wordml/word16du" xmlns:w16="http://schemas.microsoft.com/office/word/2018/wordml" xmlns:w16cex="http://schemas.microsoft.com/office/word/2018/wordml/cex" xmlns:oel="http://schemas.microsoft.com/office/2019/extlst">
             <w:pict>
               <v:roundrect w14:anchorId="1D42CF48" id="מלבן מעוגל 4" o:spid="_x0000_s1026" style="width:9.45pt;height:9.45pt;visibility:visible;mso-wrap-style:square;mso-left-percent:-10001;mso-top-percent:-10001;mso-position-horizontal:absolute;mso-position-horizontal-relative:char;mso-position-vertical:absolute;mso-position-vertical-relative:line;mso-left-percent:-10001;mso-top-percent:-10001;v-text-anchor:top" arcsize="10923f" o:gfxdata="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">
                 <o:lock v:ext="edit" aspectratio="t"/>
@@ -5685,7 +5691,7 @@
               </wp:inline>
             </w:drawing>
           </mc:Choice>
-          <mc:Fallback>
+          <mc:Fallback xmlns:w16sdtdh="http://schemas.microsoft.com/office/word/2020/wordml/sdtdatahash" xmlns:w16du="http://schemas.microsoft.com/office/word/2023/wordml/word16du" xmlns:w16="http://schemas.microsoft.com/office/word/2018/wordml" xmlns:w16cex="http://schemas.microsoft.com/office/word/2018/wordml/cex" xmlns:oel="http://schemas.microsoft.com/office/2019/extlst">
             <w:pict>
               <v:roundrect w14:anchorId="070688B8" id="מלבן מעוגל 3" o:spid="_x0000_s1026" style="width:9.45pt;height:9.45pt;visibility:visible;mso-wrap-style:square;mso-left-percent:-10001;mso-top-percent:-10001;mso-position-horizontal:absolute;mso-position-horizontal-relative:char;mso-position-vertical:absolute;mso-position-vertical-relative:line;mso-left-percent:-10001;mso-top-percent:-10001;v-text-anchor:top" arcsize="10923f" o:gfxdata="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">
                 <o:lock v:ext="edit" aspectratio="t"/>
@@ -5819,7 +5825,7 @@
               </wp:inline>
             </w:drawing>
           </mc:Choice>
-          <mc:Fallback>
+          <mc:Fallback xmlns:w16sdtdh="http://schemas.microsoft.com/office/word/2020/wordml/sdtdatahash" xmlns:w16du="http://schemas.microsoft.com/office/word/2023/wordml/word16du" xmlns:w16="http://schemas.microsoft.com/office/word/2018/wordml" xmlns:w16cex="http://schemas.microsoft.com/office/word/2018/wordml/cex" xmlns:oel="http://schemas.microsoft.com/office/2019/extlst">
             <w:pict>
               <v:roundrect w14:anchorId="10070B32" id="מלבן מעוגל 2" o:spid="_x0000_s1026" style="width:9.45pt;height:9.45pt;visibility:visible;mso-wrap-style:square;mso-left-percent:-10001;mso-top-percent:-10001;mso-position-horizontal:absolute;mso-position-horizontal-relative:char;mso-position-vertical:absolute;mso-position-vertical-relative:line;mso-left-percent:-10001;mso-top-percent:-10001;v-text-anchor:top" arcsize="10923f" o:gfxdata="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">
                 <o:lock v:ext="edit" aspectratio="t"/>
@@ -5963,7 +5969,7 @@
               </wp:inline>
             </w:drawing>
           </mc:Choice>
-          <mc:Fallback>
+          <mc:Fallback xmlns:w16sdtdh="http://schemas.microsoft.com/office/word/2020/wordml/sdtdatahash" xmlns:w16du="http://schemas.microsoft.com/office/word/2023/wordml/word16du" xmlns:w16="http://schemas.microsoft.com/office/word/2018/wordml" xmlns:w16cex="http://schemas.microsoft.com/office/word/2018/wordml/cex" xmlns:oel="http://schemas.microsoft.com/office/2019/extlst">
             <w:pict>
               <v:roundrect w14:anchorId="4AE4CB54" id="מלבן מעוגל 1" o:spid="_x0000_s1026" style="width:9.45pt;height:9.45pt;visibility:visible;mso-wrap-style:square;mso-left-percent:-10001;mso-top-percent:-10001;mso-position-horizontal:absolute;mso-position-horizontal-relative:char;mso-position-vertical:absolute;mso-position-vertical-relative:line;mso-left-percent:-10001;mso-top-percent:-10001;v-text-anchor:top" arcsize="10923f" o:gfxdata="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">
                 <o:lock v:ext="edit" aspectratio="t"/>
@@ -5979,7 +5985,15 @@
           <w:rFonts w:ascii="Tahoma" w:hAnsi="Tahoma" w:cs="Tahoma"/>
           <w:rtl/>
         </w:rPr>
-        <w:t xml:space="preserve"> הבקשה אינה מאושרת מהנימוק(ים) שלהלן: ____________________________________</w:t>
+        <w:t xml:space="preserve"> הבקשה אינה מאושרת מהנימוק(ים) שלהלן: </w:t>
+      </w:r>
+      <w:r>
+        <w:rPr>
+          <w:rFonts w:ascii="Tahoma" w:hAnsi="Tahoma" w:cs="Tahoma"/>
+          <w:rtl/>
+        </w:rPr>
+        <w:lastRenderedPageBreak/>
+        <w:t>____________________________________</w:t>
       </w:r>
       <w:r>
         <w:rPr>
@@ -6526,7 +6540,15 @@
           <w:rFonts w:ascii="Tahoma" w:hAnsi="Tahoma" w:cs="Tahoma"/>
           <w:rtl/>
         </w:rPr>
-        <w:t>, תכנון אלגוריתמים חכמים, ואינטגרציה של מערכות חומרה ותוכנה מתקדמות. המערכת שפותחה כאן היא דוגמה לפיתוח טכנולוגי המשלב חשיבה יצירתית עם כלים הנדסיים וטכנולוגיים מתקדמים, תוך התאמה למגמות עתידיות בעולם הרכב והמערכות האוטונומיות.</w:t>
+        <w:t xml:space="preserve">, תכנון אלגוריתמים חכמים, ואינטגרציה של מערכות חומרה ותוכנה מתקדמות. המערכת שפותחה כאן היא דוגמה </w:t>
+      </w:r>
+      <w:r>
+        <w:rPr>
+          <w:rFonts w:ascii="Tahoma" w:hAnsi="Tahoma" w:cs="Tahoma"/>
+          <w:rtl/>
+        </w:rPr>
+        <w:lastRenderedPageBreak/>
+        <w:t>לפיתוח טכנולוגי המשלב חשיבה יצירתית עם כלים הנדסיים וטכנולוגיים מתקדמים, תוך התאמה למגמות עתידיות בעולם הרכב והמערכות האוטונומיות.</w:t>
       </w:r>
       <w:r>
         <w:rPr>
@@ -7065,7 +7087,23 @@
           <w:rFonts w:ascii="Tahoma" w:hAnsi="Tahoma" w:cs="Tahoma"/>
           <w:rtl/>
         </w:rPr>
-        <w:t xml:space="preserve"> (חיישן אור): מתאים את עוצמת התאורה של נורות הלד בהתאם לתנאי האור בסביבה.</w:t>
+        <w:t xml:space="preserve"> (חיישן אור): מתאים את עוצמת התאורה של נורות </w:t>
+      </w:r>
+      <w:proofErr w:type="spellStart"/>
+      <w:r>
+        <w:rPr>
+          <w:rFonts w:ascii="Tahoma" w:hAnsi="Tahoma" w:cs="Tahoma"/>
+          <w:rtl/>
+        </w:rPr>
+        <w:t>הלד</w:t>
+      </w:r>
+      <w:proofErr w:type="spellEnd"/>
+      <w:r>
+        <w:rPr>
+          <w:rFonts w:ascii="Tahoma" w:hAnsi="Tahoma" w:cs="Tahoma"/>
+          <w:rtl/>
+        </w:rPr>
+        <w:t xml:space="preserve"> בהתאם לתנאי האור בסביבה.</w:t>
       </w:r>
     </w:p>
     <w:p>
@@ -7403,7 +7441,23 @@
           <w:rFonts w:ascii="Tahoma" w:hAnsi="Tahoma" w:cs="Tahoma"/>
           <w:rtl/>
         </w:rPr>
-        <w:t xml:space="preserve"> (חיישן אור): מתאים את עוצמת התאורה של נורות הלד בהתאם לתנאי האור בסביבה.</w:t>
+        <w:t xml:space="preserve"> (חיישן אור): מתאים את עוצמת התאורה של נורות </w:t>
+      </w:r>
+      <w:proofErr w:type="spellStart"/>
+      <w:r>
+        <w:rPr>
+          <w:rFonts w:ascii="Tahoma" w:hAnsi="Tahoma" w:cs="Tahoma"/>
+          <w:rtl/>
+        </w:rPr>
+        <w:t>הלד</w:t>
+      </w:r>
+      <w:proofErr w:type="spellEnd"/>
+      <w:r>
+        <w:rPr>
+          <w:rFonts w:ascii="Tahoma" w:hAnsi="Tahoma" w:cs="Tahoma"/>
+          <w:rtl/>
+        </w:rPr>
+        <w:t xml:space="preserve"> בהתאם לתנאי האור בסביבה.</w:t>
       </w:r>
     </w:p>
     <w:p>
@@ -7446,6 +7500,7 @@
           <w:rFonts w:ascii="Tahoma" w:hAnsi="Tahoma" w:cs="Tahoma"/>
           <w:rtl/>
         </w:rPr>
+        <w:lastRenderedPageBreak/>
         <w:t xml:space="preserve">מסך </w:t>
       </w:r>
       <w:r>
@@ -9072,6 +9127,7 @@
           <w:rFonts w:ascii="Tahoma" w:hAnsi="Tahoma" w:cs="Tahoma"/>
           <w:rtl/>
         </w:rPr>
+        <w:lastRenderedPageBreak/>
         <w:br w:type="page"/>
       </w:r>
     </w:p>
@@ -9562,13 +9618,23 @@
           <w:rtl/>
         </w:rPr>
       </w:pPr>
-      <w:r>
-        <w:rPr>
-          <w:rFonts w:ascii="Tahoma" w:hAnsi="Tahoma" w:cs="Tahoma"/>
-          <w:sz w:val="24"/>
-          <w:szCs w:val="24"/>
-        </w:rPr>
-        <w:t xml:space="preserve">Xtensa LX6 </w:t>
+      <w:proofErr w:type="spellStart"/>
+      <w:r>
+        <w:rPr>
+          <w:rFonts w:ascii="Tahoma" w:hAnsi="Tahoma" w:cs="Tahoma"/>
+          <w:sz w:val="24"/>
+          <w:szCs w:val="24"/>
+        </w:rPr>
+        <w:t>Xtensa</w:t>
+      </w:r>
+      <w:proofErr w:type="spellEnd"/>
+      <w:r>
+        <w:rPr>
+          <w:rFonts w:ascii="Tahoma" w:hAnsi="Tahoma" w:cs="Tahoma"/>
+          <w:sz w:val="24"/>
+          <w:szCs w:val="24"/>
+        </w:rPr>
+        <w:t xml:space="preserve"> LX6 </w:t>
       </w:r>
       <w:proofErr w:type="gramStart"/>
       <w:r>
@@ -9844,6 +9910,7 @@
           <w:sz w:val="24"/>
           <w:szCs w:val="24"/>
         </w:rPr>
+        <w:lastRenderedPageBreak/>
         <w:t xml:space="preserve">ULP </w:t>
       </w:r>
       <w:proofErr w:type="gramStart"/>
@@ -10476,6 +10543,7 @@
         </w:rPr>
         <w:t xml:space="preserve">Switch &amp; </w:t>
       </w:r>
+      <w:proofErr w:type="spellStart"/>
       <w:proofErr w:type="gramStart"/>
       <w:r>
         <w:rPr>
@@ -10485,6 +10553,7 @@
         </w:rPr>
         <w:t>Balun</w:t>
       </w:r>
+      <w:proofErr w:type="spellEnd"/>
       <w:r>
         <w:rPr>
           <w:rFonts w:ascii="Tahoma" w:hAnsi="Tahoma" w:cs="Tahoma" w:hint="cs"/>
@@ -11484,8 +11553,37 @@
           <w:sz w:val="24"/>
           <w:szCs w:val="24"/>
         </w:rPr>
-        <w:t>RSA (Rivest-Shamir-Adleman</w:t>
-      </w:r>
+        <w:lastRenderedPageBreak/>
+        <w:t>RSA (</w:t>
+      </w:r>
+      <w:proofErr w:type="spellStart"/>
+      <w:r>
+        <w:rPr>
+          <w:rFonts w:ascii="Tahoma" w:hAnsi="Tahoma" w:cs="Tahoma"/>
+          <w:sz w:val="24"/>
+          <w:szCs w:val="24"/>
+        </w:rPr>
+        <w:t>Rivest</w:t>
+      </w:r>
+      <w:proofErr w:type="spellEnd"/>
+      <w:r>
+        <w:rPr>
+          <w:rFonts w:ascii="Tahoma" w:hAnsi="Tahoma" w:cs="Tahoma"/>
+          <w:sz w:val="24"/>
+          <w:szCs w:val="24"/>
+        </w:rPr>
+        <w:t>-Shamir-</w:t>
+      </w:r>
+      <w:proofErr w:type="spellStart"/>
+      <w:r>
+        <w:rPr>
+          <w:rFonts w:ascii="Tahoma" w:hAnsi="Tahoma" w:cs="Tahoma"/>
+          <w:sz w:val="24"/>
+          <w:szCs w:val="24"/>
+        </w:rPr>
+        <w:t>Adleman</w:t>
+      </w:r>
+      <w:proofErr w:type="spellEnd"/>
       <w:proofErr w:type="gramStart"/>
       <w:r>
         <w:rPr>
@@ -11729,7 +11827,6 @@
           <w:sz w:val="24"/>
           <w:szCs w:val="24"/>
         </w:rPr>
-        <w:lastRenderedPageBreak/>
         <w:t xml:space="preserve">Embedded Flash or </w:t>
       </w:r>
       <w:proofErr w:type="gramStart"/>
@@ -12137,6 +12234,7 @@
           <w:szCs w:val="24"/>
           <w:rtl/>
         </w:rPr>
+        <w:lastRenderedPageBreak/>
         <w:t>ה-</w:t>
       </w:r>
       <w:r>
@@ -12256,7 +12354,6 @@
           <w:szCs w:val="28"/>
           <w:rtl/>
         </w:rPr>
-        <w:lastRenderedPageBreak/>
         <w:t>יתרונות</w:t>
       </w:r>
     </w:p>
@@ -12459,8 +12556,18 @@
           <w:sz w:val="24"/>
           <w:szCs w:val="24"/>
         </w:rPr>
-        <w:t>GPIO, General Purpose Input/Output</w:t>
-      </w:r>
+        <w:t xml:space="preserve">GPIO, General Purpose </w:t>
+      </w:r>
+      <w:proofErr w:type="spellStart"/>
+      <w:r>
+        <w:rPr>
+          <w:rFonts w:ascii="Tahoma" w:hAnsi="Tahoma" w:cs="Tahoma"/>
+          <w:sz w:val="24"/>
+          <w:szCs w:val="24"/>
+        </w:rPr>
+        <w:t>Input/Output</w:t>
+      </w:r>
+      <w:proofErr w:type="spellEnd"/>
       <w:r>
         <w:rPr>
           <w:rFonts w:ascii="Tahoma" w:hAnsi="Tahoma" w:cs="Tahoma"/>
@@ -12916,6 +13023,7 @@
           <w:szCs w:val="24"/>
           <w:rtl/>
         </w:rPr>
+        <w:lastRenderedPageBreak/>
         <w:t>מתח כניסה (</w:t>
       </w:r>
       <w:r>
@@ -13282,7 +13390,6 @@
           <w:szCs w:val="24"/>
           <w:rtl/>
         </w:rPr>
-        <w:lastRenderedPageBreak/>
         <w:t xml:space="preserve">יציאת </w:t>
       </w:r>
       <w:r>
@@ -13916,6 +14023,7 @@
           <w:szCs w:val="28"/>
           <w:rtl/>
         </w:rPr>
+        <w:lastRenderedPageBreak/>
         <w:t>יכולת עיבוד חזקה</w:t>
       </w:r>
       <w:r>
@@ -13963,6 +14071,7 @@
         </w:rPr>
         <w:t xml:space="preserve"> כולל מעבד </w:t>
       </w:r>
+      <w:proofErr w:type="spellStart"/>
       <w:r>
         <w:rPr>
           <w:rFonts w:ascii="Tahoma" w:hAnsi="Tahoma" w:cs="Tahoma"/>
@@ -13971,6 +14080,7 @@
         </w:rPr>
         <w:t>Xtensa</w:t>
       </w:r>
+      <w:proofErr w:type="spellEnd"/>
       <w:r>
         <w:rPr>
           <w:rFonts w:ascii="Tahoma" w:hAnsi="Tahoma" w:cs="Tahoma"/>
@@ -14296,17 +14406,7 @@
           <w:szCs w:val="24"/>
           <w:rtl/>
         </w:rPr>
-        <w:t xml:space="preserve"> מספק גמישות רבה לחיבור למכשירים סמוכים כמו טלפונים חכמים או חיישנים. כמו כן, תמיכתו </w:t>
-      </w:r>
-      <w:r>
-        <w:rPr>
-          <w:rFonts w:ascii="Tahoma" w:hAnsi="Tahoma" w:cs="Tahoma"/>
-          <w:sz w:val="24"/>
-          <w:szCs w:val="24"/>
-          <w:rtl/>
-        </w:rPr>
-        <w:lastRenderedPageBreak/>
-        <w:t>ב-</w:t>
+        <w:t xml:space="preserve"> מספק גמישות רבה לחיבור למכשירים סמוכים כמו טלפונים חכמים או חיישנים. כמו כן, תמיכתו ב-</w:t>
       </w:r>
       <w:r>
         <w:rPr>
@@ -14743,7 +14843,17 @@
           <w:szCs w:val="24"/>
           <w:rtl/>
         </w:rPr>
-        <w:t xml:space="preserve"> חדשניות מבטיח אמינות ומוכנות לטכנולוגיות מתקדמות, מה שהופך אותו לבחירה מועדפת לפיתוח פרויקטים חכמים. היכולת להשתמש בניסיון ובידע המצטבר של הקהילה מקלה על פיתוח פתרונות מותאמים אישית וביצוע אינטגרציה עם מערכות קיימות.</w:t>
+        <w:t xml:space="preserve"> חדשניות מבטיח אמינות ומוכנות לטכנולוגיות מתקדמות, מה שהופך אותו לבחירה מועדפת לפיתוח </w:t>
+      </w:r>
+      <w:r>
+        <w:rPr>
+          <w:rFonts w:ascii="Tahoma" w:hAnsi="Tahoma" w:cs="Tahoma"/>
+          <w:sz w:val="24"/>
+          <w:szCs w:val="24"/>
+          <w:rtl/>
+        </w:rPr>
+        <w:lastRenderedPageBreak/>
+        <w:t>פרויקטים חכמים. היכולת להשתמש בניסיון ובידע המצטבר של הקהילה מקלה על פיתוח פתרונות מותאמים אישית וביצוע אינטגרציה עם מערכות קיימות.</w:t>
       </w:r>
     </w:p>
     <w:p>
@@ -14939,44 +15049,1111 @@
     <w:p>
       <w:pPr>
         <w:rPr>
-          <w:rFonts w:ascii="Tahoma" w:hAnsi="Tahoma" w:cs="Tahoma"/>
-          <w:sz w:val="28"/>
-          <w:szCs w:val="28"/>
-          <w:rtl/>
-        </w:rPr>
-      </w:pPr>
+          <w:rFonts w:ascii="Tahoma" w:eastAsiaTheme="majorEastAsia" w:hAnsi="Tahoma" w:cs="Tahoma"/>
+          <w:b/>
+          <w:bCs/>
+          <w:i/>
+          <w:iCs/>
+          <w:sz w:val="56"/>
+          <w:szCs w:val="56"/>
+          <w:rtl/>
+        </w:rPr>
+      </w:pPr>
+      <w:r>
+        <w:rPr>
+          <w:rtl/>
+        </w:rPr>
+        <w:br w:type="page"/>
+      </w:r>
     </w:p>
     <w:p>
       <w:pPr>
         <w:pStyle w:val="1"/>
         <w:rPr>
           <w:rtl/>
-          <w:lang w:val="en-IL"/>
-        </w:rPr>
-      </w:pPr>
+        </w:rPr>
+      </w:pPr>
+      <w:r>
+        <w:rPr>
+          <w:rFonts w:hint="cs"/>
+          <w:rtl/>
+        </w:rPr>
+        <w:lastRenderedPageBreak/>
+        <w:t xml:space="preserve">נורת </w:t>
+      </w:r>
+      <w:r>
+        <w:rPr>
+          <w:rFonts w:hint="cs"/>
+        </w:rPr>
+        <w:t>RGB</w:t>
+      </w:r>
+    </w:p>
+    <w:p>
+      <w:pPr>
+        <w:rPr>
+          <w:rFonts w:cs="Calibri"/>
+          <w:sz w:val="24"/>
+          <w:szCs w:val="24"/>
+        </w:rPr>
+      </w:pPr>
+      <w:r>
+        <w:rPr>
+          <w:rFonts w:cs="Calibri"/>
+          <w:b/>
+          <w:bCs/>
+          <w:sz w:val="24"/>
+          <w:szCs w:val="24"/>
+          <w:rtl/>
+        </w:rPr>
+        <w:t>נורת</w:t>
+      </w:r>
+      <w:r>
+        <w:rPr>
+          <w:rFonts w:cs="Calibri"/>
+          <w:b/>
+          <w:bCs/>
+          <w:sz w:val="24"/>
+          <w:szCs w:val="24"/>
+        </w:rPr>
+        <w:t xml:space="preserve"> RGB LED (SMD 5050)</w:t>
+      </w:r>
+      <w:r>
+        <w:rPr>
+          <w:rFonts w:cs="Calibri"/>
+          <w:b/>
+          <w:bCs/>
+          <w:sz w:val="24"/>
+          <w:szCs w:val="24"/>
+        </w:rPr>
+        <w:t xml:space="preserve"> </w:t>
+      </w:r>
+      <w:bookmarkStart w:id="17" w:name="_GoBack"/>
+      <w:bookmarkEnd w:id="17"/>
+    </w:p>
+    <w:p>
+      <w:pPr>
+        <w:rPr>
+          <w:rFonts w:cs="Calibri" w:hint="cs"/>
+          <w:sz w:val="24"/>
+          <w:szCs w:val="24"/>
+          <w:rtl/>
+        </w:rPr>
+      </w:pPr>
+      <w:r>
+        <w:rPr>
+          <w:rFonts w:cs="Calibri"/>
+          <w:sz w:val="24"/>
+          <w:szCs w:val="24"/>
+          <w:rtl/>
+        </w:rPr>
+        <w:t xml:space="preserve">נורת </w:t>
+      </w:r>
+      <w:r>
+        <w:rPr>
+          <w:rFonts w:cs="Calibri" w:hint="cs"/>
+          <w:sz w:val="24"/>
+          <w:szCs w:val="24"/>
+          <w:rtl/>
+        </w:rPr>
+        <w:t>ה</w:t>
+      </w:r>
+      <w:r>
+        <w:rPr>
+          <w:rFonts w:cs="Calibri"/>
+          <w:sz w:val="24"/>
+          <w:szCs w:val="24"/>
+        </w:rPr>
+        <w:t xml:space="preserve"> </w:t>
+      </w:r>
+      <w:r>
+        <w:rPr>
+          <w:rFonts w:cs="Calibri"/>
+          <w:sz w:val="24"/>
+          <w:szCs w:val="24"/>
+        </w:rPr>
+        <w:t>RGB LED</w:t>
+      </w:r>
+      <w:r>
+        <w:rPr>
+          <w:rFonts w:cs="Calibri"/>
+          <w:sz w:val="24"/>
+          <w:szCs w:val="24"/>
+          <w:rtl/>
+        </w:rPr>
+        <w:t xml:space="preserve"> מסוג </w:t>
+      </w:r>
+      <w:r>
+        <w:rPr>
+          <w:rFonts w:cs="Calibri"/>
+          <w:sz w:val="24"/>
+          <w:szCs w:val="24"/>
+        </w:rPr>
+        <w:t xml:space="preserve"> SMD 5050 </w:t>
+      </w:r>
+      <w:r>
+        <w:rPr>
+          <w:rFonts w:cs="Calibri"/>
+          <w:sz w:val="24"/>
+          <w:szCs w:val="24"/>
+          <w:rtl/>
+        </w:rPr>
+        <w:t>היא נורה בעלת מבנה קומפקטי ויעיל, המשלב שלוש נורות קטנות בצבעים אדום</w:t>
+      </w:r>
+      <w:r>
+        <w:rPr>
+          <w:rFonts w:cs="Calibri"/>
+          <w:sz w:val="24"/>
+          <w:szCs w:val="24"/>
+        </w:rPr>
+        <w:t xml:space="preserve"> (Red), </w:t>
+      </w:r>
+      <w:r>
+        <w:rPr>
+          <w:rFonts w:cs="Calibri"/>
+          <w:sz w:val="24"/>
+          <w:szCs w:val="24"/>
+          <w:rtl/>
+        </w:rPr>
+        <w:t>ירוק</w:t>
+      </w:r>
+      <w:r>
+        <w:rPr>
+          <w:rFonts w:cs="Calibri"/>
+          <w:sz w:val="24"/>
+          <w:szCs w:val="24"/>
+        </w:rPr>
+        <w:t xml:space="preserve"> (Green) </w:t>
+      </w:r>
+      <w:r>
+        <w:rPr>
+          <w:rFonts w:cs="Calibri"/>
+          <w:sz w:val="24"/>
+          <w:szCs w:val="24"/>
+          <w:rtl/>
+        </w:rPr>
+        <w:t>וכחול</w:t>
+      </w:r>
+      <w:r>
+        <w:rPr>
+          <w:rFonts w:cs="Calibri"/>
+          <w:sz w:val="24"/>
+          <w:szCs w:val="24"/>
+        </w:rPr>
+        <w:t xml:space="preserve"> (Blue), </w:t>
+      </w:r>
+      <w:r>
+        <w:rPr>
+          <w:rFonts w:cs="Calibri"/>
+          <w:sz w:val="24"/>
+          <w:szCs w:val="24"/>
+          <w:rtl/>
+        </w:rPr>
+        <w:t>הממוקמות בתוך גוף נורה אחד. כל אחת מהנורות מכוסה בשכבה שקופה של חומר אפוקסי ומורכבת על גבי לוח מודפס</w:t>
+      </w:r>
+      <w:r>
+        <w:rPr>
+          <w:rFonts w:cs="Calibri"/>
+          <w:sz w:val="24"/>
+          <w:szCs w:val="24"/>
+        </w:rPr>
+        <w:t xml:space="preserve"> (PCB) </w:t>
+      </w:r>
+      <w:r>
+        <w:rPr>
+          <w:rFonts w:cs="Calibri"/>
+          <w:sz w:val="24"/>
+          <w:szCs w:val="24"/>
+          <w:rtl/>
+        </w:rPr>
+        <w:t xml:space="preserve">או משטח אחר, דבר המאפשר שילוב קל במעגלים אלקטרוניים. מידותיה הפיזיות הן </w:t>
+      </w:r>
+      <w:r>
+        <w:rPr>
+          <w:rFonts w:cs="Calibri"/>
+          <w:sz w:val="24"/>
+          <w:szCs w:val="24"/>
+        </w:rPr>
+        <w:t>5.0mm x 5.0mm</w:t>
+      </w:r>
+      <w:r>
+        <w:rPr>
+          <w:rFonts w:cs="Calibri" w:hint="cs"/>
+          <w:sz w:val="24"/>
+          <w:szCs w:val="24"/>
+          <w:rtl/>
+        </w:rPr>
+        <w:t xml:space="preserve"> מה</w:t>
+      </w:r>
+      <w:r>
+        <w:rPr>
+          <w:rFonts w:cs="Calibri"/>
+          <w:sz w:val="24"/>
+          <w:szCs w:val="24"/>
+          <w:rtl/>
+        </w:rPr>
+        <w:t xml:space="preserve"> שהופך אותה לקומפקטית ומתאימה לשימוש במגוון יישומים אלקטרוניים, כולל מערכות</w:t>
+      </w:r>
+      <w:r>
+        <w:rPr>
+          <w:rFonts w:cs="Calibri"/>
+          <w:sz w:val="24"/>
+          <w:szCs w:val="24"/>
+        </w:rPr>
+        <w:t xml:space="preserve"> IoT </w:t>
+      </w:r>
+      <w:r>
+        <w:rPr>
+          <w:rFonts w:cs="Calibri" w:hint="cs"/>
+          <w:sz w:val="24"/>
+          <w:szCs w:val="24"/>
+          <w:rtl/>
+        </w:rPr>
+        <w:t>כמו בפרויקט שלנו.</w:t>
+      </w:r>
+    </w:p>
+    <w:p>
+      <w:pPr>
+        <w:rPr>
+          <w:rFonts w:cs="Calibri"/>
+          <w:sz w:val="24"/>
+          <w:szCs w:val="24"/>
+        </w:rPr>
+      </w:pPr>
+      <w:r>
+        <w:rPr>
+          <w:rFonts w:cs="Calibri"/>
+          <w:b/>
+          <w:bCs/>
+          <w:sz w:val="24"/>
+          <w:szCs w:val="24"/>
+          <w:rtl/>
+        </w:rPr>
+        <w:t>תכונות טכניות</w:t>
+      </w:r>
+      <w:r>
+        <w:rPr>
+          <w:rFonts w:cs="Calibri"/>
+          <w:b/>
+          <w:bCs/>
+          <w:sz w:val="24"/>
+          <w:szCs w:val="24"/>
+        </w:rPr>
+        <w:t>:</w:t>
+      </w:r>
+    </w:p>
+    <w:p>
+      <w:pPr>
+        <w:numPr>
+          <w:ilvl w:val="0"/>
+          <w:numId w:val="34"/>
+        </w:numPr>
+        <w:rPr>
+          <w:rFonts w:cs="Calibri"/>
+          <w:sz w:val="24"/>
+          <w:szCs w:val="24"/>
+        </w:rPr>
+      </w:pPr>
+      <w:r>
+        <w:rPr>
+          <w:rFonts w:cs="Calibri"/>
+          <w:b/>
+          <w:bCs/>
+          <w:sz w:val="24"/>
+          <w:szCs w:val="24"/>
+          <w:rtl/>
+        </w:rPr>
+        <w:t>מתח הפעלה מומלץ</w:t>
+      </w:r>
+      <w:r>
+        <w:rPr>
+          <w:rFonts w:cs="Calibri"/>
+          <w:b/>
+          <w:bCs/>
+          <w:sz w:val="24"/>
+          <w:szCs w:val="24"/>
+        </w:rPr>
+        <w:t>:</w:t>
+      </w:r>
+      <w:r>
+        <w:rPr>
+          <w:rFonts w:cs="Calibri"/>
+          <w:sz w:val="24"/>
+          <w:szCs w:val="24"/>
+        </w:rPr>
+        <w:t xml:space="preserve"> </w:t>
+      </w:r>
+      <w:r>
+        <w:rPr>
+          <w:rFonts w:cs="Calibri" w:hint="cs"/>
+          <w:sz w:val="24"/>
+          <w:szCs w:val="24"/>
+          <w:rtl/>
+        </w:rPr>
+        <w:t xml:space="preserve"> </w:t>
+      </w:r>
+      <w:r>
+        <w:rPr>
+          <w:rFonts w:cs="Calibri"/>
+          <w:sz w:val="24"/>
+          <w:szCs w:val="24"/>
+        </w:rPr>
+        <w:t>5v</w:t>
+      </w:r>
+    </w:p>
+    <w:p>
+      <w:pPr>
+        <w:numPr>
+          <w:ilvl w:val="0"/>
+          <w:numId w:val="34"/>
+        </w:numPr>
+        <w:rPr>
+          <w:rFonts w:cs="Calibri"/>
+          <w:sz w:val="24"/>
+          <w:szCs w:val="24"/>
+        </w:rPr>
+      </w:pPr>
+      <w:r>
+        <w:rPr>
+          <w:rFonts w:cs="Calibri"/>
+          <w:b/>
+          <w:bCs/>
+          <w:sz w:val="24"/>
+          <w:szCs w:val="24"/>
+          <w:rtl/>
+        </w:rPr>
+        <w:t>זרם מקסימלי</w:t>
+      </w:r>
+      <w:r>
+        <w:rPr>
+          <w:rFonts w:cs="Calibri"/>
+          <w:b/>
+          <w:bCs/>
+          <w:sz w:val="24"/>
+          <w:szCs w:val="24"/>
+        </w:rPr>
+        <w:t>:</w:t>
+      </w:r>
+      <w:r>
+        <w:rPr>
+          <w:rFonts w:cs="Calibri"/>
+          <w:sz w:val="24"/>
+          <w:szCs w:val="24"/>
+        </w:rPr>
+        <w:t xml:space="preserve"> </w:t>
+      </w:r>
+      <w:r>
+        <w:rPr>
+          <w:rFonts w:cs="Calibri" w:hint="cs"/>
+          <w:sz w:val="24"/>
+          <w:szCs w:val="24"/>
+          <w:rtl/>
+        </w:rPr>
+        <w:t xml:space="preserve"> </w:t>
+      </w:r>
+      <w:r>
+        <w:rPr>
+          <w:rFonts w:cs="Calibri"/>
+          <w:sz w:val="24"/>
+          <w:szCs w:val="24"/>
+        </w:rPr>
+        <w:t>60mA</w:t>
+      </w:r>
+    </w:p>
+    <w:p>
+      <w:pPr>
+        <w:numPr>
+          <w:ilvl w:val="0"/>
+          <w:numId w:val="34"/>
+        </w:numPr>
+        <w:rPr>
+          <w:rFonts w:cs="Calibri"/>
+          <w:sz w:val="24"/>
+          <w:szCs w:val="24"/>
+        </w:rPr>
+      </w:pPr>
+      <w:r>
+        <w:rPr>
+          <w:rFonts w:cs="Calibri"/>
+          <w:b/>
+          <w:bCs/>
+          <w:sz w:val="24"/>
+          <w:szCs w:val="24"/>
+          <w:rtl/>
+        </w:rPr>
+        <w:t>מתח עבודה אופייני לפי צבע</w:t>
+      </w:r>
+      <w:r>
+        <w:rPr>
+          <w:rFonts w:cs="Calibri"/>
+          <w:b/>
+          <w:bCs/>
+          <w:sz w:val="24"/>
+          <w:szCs w:val="24"/>
+        </w:rPr>
+        <w:t>:</w:t>
+      </w:r>
+      <w:r>
+        <w:rPr>
+          <w:rFonts w:cs="Calibri"/>
+          <w:sz w:val="24"/>
+          <w:szCs w:val="24"/>
+        </w:rPr>
+        <w:t xml:space="preserve"> </w:t>
+      </w:r>
+    </w:p>
+    <w:p>
+      <w:pPr>
+        <w:numPr>
+          <w:ilvl w:val="1"/>
+          <w:numId w:val="34"/>
+        </w:numPr>
+        <w:rPr>
+          <w:rFonts w:cs="Calibri"/>
+          <w:sz w:val="24"/>
+          <w:szCs w:val="24"/>
+        </w:rPr>
+      </w:pPr>
+      <w:r>
+        <w:rPr>
+          <w:rFonts w:cs="Calibri"/>
+          <w:sz w:val="24"/>
+          <w:szCs w:val="24"/>
+          <w:rtl/>
+        </w:rPr>
+        <w:t xml:space="preserve">אדום – </w:t>
+      </w:r>
+      <w:r>
+        <w:rPr>
+          <w:rFonts w:cs="Calibri"/>
+          <w:sz w:val="24"/>
+          <w:szCs w:val="24"/>
+        </w:rPr>
+        <w:t>2.4v</w:t>
+      </w:r>
+    </w:p>
+    <w:p>
+      <w:pPr>
+        <w:numPr>
+          <w:ilvl w:val="1"/>
+          <w:numId w:val="34"/>
+        </w:numPr>
+        <w:rPr>
+          <w:rFonts w:cs="Calibri"/>
+          <w:sz w:val="24"/>
+          <w:szCs w:val="24"/>
+        </w:rPr>
+      </w:pPr>
+      <w:r>
+        <w:rPr>
+          <w:rFonts w:cs="Calibri"/>
+          <w:sz w:val="24"/>
+          <w:szCs w:val="24"/>
+          <w:rtl/>
+        </w:rPr>
+        <w:t>ירוק –</w:t>
+      </w:r>
+      <w:r>
+        <w:rPr>
+          <w:rFonts w:cs="Calibri" w:hint="cs"/>
+          <w:sz w:val="24"/>
+          <w:szCs w:val="24"/>
+          <w:rtl/>
+        </w:rPr>
+        <w:t xml:space="preserve"> </w:t>
+      </w:r>
+      <w:r>
+        <w:rPr>
+          <w:rFonts w:cs="Calibri"/>
+          <w:sz w:val="24"/>
+          <w:szCs w:val="24"/>
+        </w:rPr>
+        <w:t>2.8v</w:t>
+      </w:r>
+    </w:p>
+    <w:p>
+      <w:pPr>
+        <w:numPr>
+          <w:ilvl w:val="1"/>
+          <w:numId w:val="34"/>
+        </w:numPr>
+        <w:rPr>
+          <w:rFonts w:cs="Calibri"/>
+          <w:sz w:val="24"/>
+          <w:szCs w:val="24"/>
+        </w:rPr>
+      </w:pPr>
+      <w:r>
+        <w:rPr>
+          <w:rFonts w:cs="Calibri"/>
+          <w:sz w:val="24"/>
+          <w:szCs w:val="24"/>
+          <w:rtl/>
+        </w:rPr>
+        <w:t>כחול –</w:t>
+      </w:r>
+      <w:r>
+        <w:rPr>
+          <w:rFonts w:cs="Calibri" w:hint="cs"/>
+          <w:sz w:val="24"/>
+          <w:szCs w:val="24"/>
+          <w:rtl/>
+        </w:rPr>
+        <w:t xml:space="preserve"> </w:t>
+      </w:r>
+      <w:r>
+        <w:rPr>
+          <w:rFonts w:cs="Calibri"/>
+          <w:sz w:val="24"/>
+          <w:szCs w:val="24"/>
+        </w:rPr>
+        <w:t>3.2v</w:t>
+      </w:r>
+    </w:p>
+    <w:p>
+      <w:pPr>
+        <w:rPr>
+          <w:rFonts w:cs="Calibri"/>
+          <w:sz w:val="24"/>
+          <w:szCs w:val="24"/>
+        </w:rPr>
+      </w:pPr>
+      <w:r>
+        <w:rPr>
+          <w:rFonts w:cs="Calibri"/>
+          <w:b/>
+          <w:bCs/>
+          <w:sz w:val="24"/>
+          <w:szCs w:val="24"/>
+          <w:rtl/>
+        </w:rPr>
+        <w:t>שליטה בצבעים ובבהירות</w:t>
+      </w:r>
+      <w:r>
+        <w:rPr>
+          <w:rFonts w:cs="Calibri"/>
+          <w:b/>
+          <w:bCs/>
+          <w:sz w:val="24"/>
+          <w:szCs w:val="24"/>
+        </w:rPr>
+        <w:t>:</w:t>
+      </w:r>
+      <w:r>
+        <w:rPr>
+          <w:rFonts w:cs="Calibri"/>
+          <w:sz w:val="24"/>
+          <w:szCs w:val="24"/>
+        </w:rPr>
+        <w:br/>
+      </w:r>
+      <w:r>
+        <w:rPr>
+          <w:rFonts w:cs="Calibri"/>
+          <w:sz w:val="24"/>
+          <w:szCs w:val="24"/>
+          <w:rtl/>
+        </w:rPr>
+        <w:t xml:space="preserve">הנורה תומכת בשליטה על עוצמת ההארה של כל צבע בנפרד, באמצעות פקודות </w:t>
+      </w:r>
+      <w:r>
+        <w:rPr>
+          <w:rFonts w:cs="Calibri"/>
+          <w:sz w:val="24"/>
+          <w:szCs w:val="24"/>
+        </w:rPr>
+        <w:t>PWM</w:t>
+      </w:r>
+      <w:r>
+        <w:rPr>
+          <w:rFonts w:cs="Calibri" w:hint="cs"/>
+          <w:sz w:val="24"/>
+          <w:szCs w:val="24"/>
+          <w:rtl/>
+        </w:rPr>
+        <w:t xml:space="preserve"> </w:t>
+      </w:r>
+      <w:r>
+        <w:rPr>
+          <w:rFonts w:cs="Calibri"/>
+          <w:sz w:val="24"/>
+          <w:szCs w:val="24"/>
+          <w:rtl/>
+        </w:rPr>
+        <w:t>שמאפשרות שינוי עוצמה ב-256 רמות שונות לכל צבע. באמצעות ויסות העוצמה של שלושת הצבעים ניתן ליצור מגוון רחב של צבעים, כולל צבעים משניים המתקבלים משילוב של שני צבעים עיקריים באותה עוצמה</w:t>
+      </w:r>
+      <w:r>
+        <w:rPr>
+          <w:rFonts w:cs="Calibri"/>
+          <w:sz w:val="24"/>
+          <w:szCs w:val="24"/>
+        </w:rPr>
+        <w:t>:</w:t>
+      </w:r>
+      <w:r>
+        <w:rPr>
+          <w:rFonts w:cs="Calibri"/>
+          <w:sz w:val="24"/>
+          <w:szCs w:val="24"/>
+        </w:rPr>
+        <w:br/>
+      </w:r>
+      <w:r>
+        <w:rPr>
+          <w:rFonts w:cs="Calibri"/>
+          <w:sz w:val="24"/>
+          <w:szCs w:val="24"/>
+          <w:rtl/>
+        </w:rPr>
+        <w:t xml:space="preserve">כאשר כל שלושת הצבעים דולקים במלוא העוצמה, התוצאה היא אור </w:t>
+      </w:r>
+      <w:r>
+        <w:rPr>
+          <w:rFonts w:cs="Calibri" w:hint="cs"/>
+          <w:sz w:val="24"/>
+          <w:szCs w:val="24"/>
+          <w:rtl/>
+        </w:rPr>
+        <w:t xml:space="preserve">לבן. </w:t>
+      </w:r>
+      <w:r>
+        <w:rPr>
+          <w:rFonts w:cs="Calibri"/>
+          <w:sz w:val="24"/>
+          <w:szCs w:val="24"/>
+          <w:rtl/>
+        </w:rPr>
+        <w:t>עם זאת, השגת לבן מדויק דורשת כיול עדין של עוצמות ההארה</w:t>
+      </w:r>
+      <w:r>
+        <w:rPr>
+          <w:rFonts w:cs="Calibri"/>
+          <w:sz w:val="24"/>
+          <w:szCs w:val="24"/>
+        </w:rPr>
+        <w:t>.</w:t>
+      </w:r>
+    </w:p>
+    <w:p>
+      <w:pPr>
+        <w:rPr>
+          <w:rFonts w:cs="Calibri"/>
+          <w:sz w:val="24"/>
+          <w:szCs w:val="24"/>
+        </w:rPr>
+      </w:pPr>
+      <w:r>
+        <w:rPr>
+          <w:rFonts w:cs="Calibri"/>
+          <w:b/>
+          <w:bCs/>
+          <w:sz w:val="24"/>
+          <w:szCs w:val="24"/>
+          <w:rtl/>
+        </w:rPr>
+        <w:t>חיבורים ב</w:t>
+      </w:r>
+      <w:r>
+        <w:rPr>
+          <w:rFonts w:cs="Calibri" w:hint="cs"/>
+          <w:b/>
+          <w:bCs/>
+          <w:sz w:val="24"/>
+          <w:szCs w:val="24"/>
+          <w:rtl/>
+        </w:rPr>
+        <w:t>לוח הפרויקט</w:t>
+      </w:r>
+      <w:r>
+        <w:rPr>
+          <w:rFonts w:cs="Calibri"/>
+          <w:sz w:val="24"/>
+          <w:szCs w:val="24"/>
+        </w:rPr>
+        <w:br/>
+      </w:r>
+      <w:r>
+        <w:rPr>
+          <w:rFonts w:cs="Calibri"/>
+          <w:sz w:val="24"/>
+          <w:szCs w:val="24"/>
+          <w:rtl/>
+        </w:rPr>
+        <w:t>נורת ה</w:t>
+      </w:r>
+      <w:r>
+        <w:rPr>
+          <w:rFonts w:cs="Calibri"/>
+          <w:sz w:val="24"/>
+          <w:szCs w:val="24"/>
+        </w:rPr>
+        <w:t xml:space="preserve">-RGB LED </w:t>
+      </w:r>
+      <w:r>
+        <w:rPr>
+          <w:rFonts w:cs="Calibri"/>
+          <w:sz w:val="24"/>
+          <w:szCs w:val="24"/>
+          <w:rtl/>
+        </w:rPr>
+        <w:t>מחוברת לפינים הבאים</w:t>
+      </w:r>
+      <w:r>
+        <w:rPr>
+          <w:rFonts w:cs="Calibri"/>
+          <w:sz w:val="24"/>
+          <w:szCs w:val="24"/>
+        </w:rPr>
+        <w:t>:</w:t>
+      </w:r>
+    </w:p>
+    <w:p>
+      <w:pPr>
+        <w:numPr>
+          <w:ilvl w:val="0"/>
+          <w:numId w:val="36"/>
+        </w:numPr>
+        <w:rPr>
+          <w:rFonts w:cs="Calibri"/>
+          <w:sz w:val="24"/>
+          <w:szCs w:val="24"/>
+        </w:rPr>
+      </w:pPr>
+      <w:r>
+        <w:rPr>
+          <w:rFonts w:cs="Calibri"/>
+          <w:b/>
+          <w:bCs/>
+          <w:sz w:val="24"/>
+          <w:szCs w:val="24"/>
+          <w:rtl/>
+        </w:rPr>
+        <w:t>אדום</w:t>
+      </w:r>
+      <w:r>
+        <w:rPr>
+          <w:rFonts w:cs="Calibri"/>
+          <w:b/>
+          <w:bCs/>
+          <w:sz w:val="24"/>
+          <w:szCs w:val="24"/>
+        </w:rPr>
+        <w:t xml:space="preserve"> (</w:t>
+      </w:r>
+      <w:proofErr w:type="spellStart"/>
+      <w:r>
+        <w:rPr>
+          <w:rFonts w:cs="Calibri"/>
+          <w:b/>
+          <w:bCs/>
+          <w:sz w:val="24"/>
+          <w:szCs w:val="24"/>
+        </w:rPr>
+        <w:t>R_Led</w:t>
+      </w:r>
+      <w:proofErr w:type="spellEnd"/>
+      <w:r>
+        <w:rPr>
+          <w:rFonts w:cs="Calibri"/>
+          <w:b/>
+          <w:bCs/>
+          <w:sz w:val="24"/>
+          <w:szCs w:val="24"/>
+        </w:rPr>
+        <w:t>):</w:t>
+      </w:r>
+      <w:r>
+        <w:rPr>
+          <w:rFonts w:cs="Calibri"/>
+          <w:sz w:val="24"/>
+          <w:szCs w:val="24"/>
+        </w:rPr>
+        <w:t xml:space="preserve"> </w:t>
+      </w:r>
+      <w:r>
+        <w:rPr>
+          <w:rFonts w:cs="Calibri"/>
+          <w:sz w:val="24"/>
+          <w:szCs w:val="24"/>
+          <w:rtl/>
+        </w:rPr>
+        <w:t>פין 26</w:t>
+      </w:r>
+    </w:p>
+    <w:p>
+      <w:pPr>
+        <w:numPr>
+          <w:ilvl w:val="0"/>
+          <w:numId w:val="36"/>
+        </w:numPr>
+        <w:rPr>
+          <w:rFonts w:cs="Calibri"/>
+          <w:sz w:val="24"/>
+          <w:szCs w:val="24"/>
+        </w:rPr>
+      </w:pPr>
+      <w:r>
+        <w:rPr>
+          <w:rFonts w:cs="Calibri"/>
+          <w:b/>
+          <w:bCs/>
+          <w:sz w:val="24"/>
+          <w:szCs w:val="24"/>
+          <w:rtl/>
+        </w:rPr>
+        <w:t>ירוק</w:t>
+      </w:r>
+      <w:r>
+        <w:rPr>
+          <w:rFonts w:cs="Calibri"/>
+          <w:b/>
+          <w:bCs/>
+          <w:sz w:val="24"/>
+          <w:szCs w:val="24"/>
+        </w:rPr>
+        <w:t xml:space="preserve"> (</w:t>
+      </w:r>
+      <w:proofErr w:type="spellStart"/>
+      <w:r>
+        <w:rPr>
+          <w:rFonts w:cs="Calibri"/>
+          <w:b/>
+          <w:bCs/>
+          <w:sz w:val="24"/>
+          <w:szCs w:val="24"/>
+        </w:rPr>
+        <w:t>G_Led</w:t>
+      </w:r>
+      <w:proofErr w:type="spellEnd"/>
+      <w:r>
+        <w:rPr>
+          <w:rFonts w:cs="Calibri"/>
+          <w:b/>
+          <w:bCs/>
+          <w:sz w:val="24"/>
+          <w:szCs w:val="24"/>
+        </w:rPr>
+        <w:t>):</w:t>
+      </w:r>
+      <w:r>
+        <w:rPr>
+          <w:rFonts w:cs="Calibri"/>
+          <w:sz w:val="24"/>
+          <w:szCs w:val="24"/>
+        </w:rPr>
+        <w:t xml:space="preserve"> </w:t>
+      </w:r>
+      <w:r>
+        <w:rPr>
+          <w:rFonts w:cs="Calibri"/>
+          <w:sz w:val="24"/>
+          <w:szCs w:val="24"/>
+          <w:rtl/>
+        </w:rPr>
+        <w:t>פין 27</w:t>
+      </w:r>
+    </w:p>
+    <w:p>
+      <w:pPr>
+        <w:numPr>
+          <w:ilvl w:val="0"/>
+          <w:numId w:val="36"/>
+        </w:numPr>
+        <w:rPr>
+          <w:rFonts w:cs="Calibri"/>
+          <w:sz w:val="24"/>
+          <w:szCs w:val="24"/>
+        </w:rPr>
+      </w:pPr>
+      <w:r>
+        <w:rPr>
+          <w:rFonts w:cs="Calibri"/>
+          <w:b/>
+          <w:bCs/>
+          <w:sz w:val="24"/>
+          <w:szCs w:val="24"/>
+          <w:rtl/>
+        </w:rPr>
+        <w:t>כחול</w:t>
+      </w:r>
+      <w:r>
+        <w:rPr>
+          <w:rFonts w:cs="Calibri"/>
+          <w:b/>
+          <w:bCs/>
+          <w:sz w:val="24"/>
+          <w:szCs w:val="24"/>
+        </w:rPr>
+        <w:t xml:space="preserve"> (</w:t>
+      </w:r>
+      <w:proofErr w:type="spellStart"/>
+      <w:r>
+        <w:rPr>
+          <w:rFonts w:cs="Calibri"/>
+          <w:b/>
+          <w:bCs/>
+          <w:sz w:val="24"/>
+          <w:szCs w:val="24"/>
+        </w:rPr>
+        <w:t>B_Led</w:t>
+      </w:r>
+      <w:proofErr w:type="spellEnd"/>
+      <w:r>
+        <w:rPr>
+          <w:rFonts w:cs="Calibri"/>
+          <w:b/>
+          <w:bCs/>
+          <w:sz w:val="24"/>
+          <w:szCs w:val="24"/>
+        </w:rPr>
+        <w:t>):</w:t>
+      </w:r>
+      <w:r>
+        <w:rPr>
+          <w:rFonts w:cs="Calibri"/>
+          <w:sz w:val="24"/>
+          <w:szCs w:val="24"/>
+        </w:rPr>
+        <w:t xml:space="preserve"> </w:t>
+      </w:r>
+      <w:r>
+        <w:rPr>
+          <w:rFonts w:cs="Calibri"/>
+          <w:sz w:val="24"/>
+          <w:szCs w:val="24"/>
+          <w:rtl/>
+        </w:rPr>
+        <w:t>פין 2</w:t>
+      </w:r>
+    </w:p>
+    <w:p>
+      <w:pPr>
+        <w:rPr>
+          <w:rFonts w:cs="Calibri"/>
+          <w:sz w:val="24"/>
+          <w:szCs w:val="24"/>
+          <w:rtl/>
+        </w:rPr>
+      </w:pPr>
+      <w:r>
+        <w:rPr>
+          <w:rFonts w:cs="Calibri"/>
+          <w:b/>
+          <w:bCs/>
+          <w:sz w:val="24"/>
+          <w:szCs w:val="24"/>
+          <w:rtl/>
+        </w:rPr>
+        <w:t>שימושים נפוצים</w:t>
+      </w:r>
+      <w:r>
+        <w:rPr>
+          <w:rFonts w:cs="Calibri"/>
+          <w:b/>
+          <w:bCs/>
+          <w:sz w:val="24"/>
+          <w:szCs w:val="24"/>
+        </w:rPr>
+        <w:t>:</w:t>
+      </w:r>
+      <w:r>
+        <w:rPr>
+          <w:rFonts w:cs="Calibri"/>
+          <w:sz w:val="24"/>
+          <w:szCs w:val="24"/>
+        </w:rPr>
+        <w:br/>
+      </w:r>
+      <w:r>
+        <w:rPr>
+          <w:rFonts w:cs="Calibri"/>
+          <w:sz w:val="24"/>
+          <w:szCs w:val="24"/>
+          <w:rtl/>
+        </w:rPr>
+        <w:t>הנורה נפוצה במערכות תאורה חכמות, התקני</w:t>
+      </w:r>
+      <w:r>
+        <w:rPr>
+          <w:rFonts w:cs="Calibri"/>
+          <w:sz w:val="24"/>
+          <w:szCs w:val="24"/>
+        </w:rPr>
+        <w:t xml:space="preserve"> IoT, </w:t>
+      </w:r>
+      <w:r>
+        <w:rPr>
+          <w:rFonts w:cs="Calibri"/>
+          <w:sz w:val="24"/>
+          <w:szCs w:val="24"/>
+          <w:rtl/>
+        </w:rPr>
+        <w:t>תאורת אווירה, תצוגות דינמיות ופרויקטים אלקטרוניים יצירתיים. השימוש בשליטת</w:t>
+      </w:r>
+      <w:r>
+        <w:rPr>
+          <w:rFonts w:cs="Calibri"/>
+          <w:sz w:val="24"/>
+          <w:szCs w:val="24"/>
+        </w:rPr>
+        <w:t xml:space="preserve"> PWM </w:t>
+      </w:r>
+      <w:r>
+        <w:rPr>
+          <w:rFonts w:cs="Calibri"/>
+          <w:sz w:val="24"/>
+          <w:szCs w:val="24"/>
+          <w:rtl/>
+        </w:rPr>
+        <w:t>מאפשר ליצור אפקטים מיוחדים כמו עמעום, מעבר צבעים חלק והדלקה מדורגת</w:t>
+      </w:r>
+      <w:r>
+        <w:rPr>
+          <w:rFonts w:cs="Calibri"/>
+          <w:sz w:val="24"/>
+          <w:szCs w:val="24"/>
+        </w:rPr>
+        <w:t>.</w:t>
+      </w:r>
       <w:r>
         <w:rPr>
           <w:rtl/>
         </w:rPr>
         <w:br w:type="page"/>
       </w:r>
+    </w:p>
+    <w:p>
+      <w:pPr>
+        <w:pStyle w:val="1"/>
+        <w:rPr>
+          <w:rtl/>
+          <w:lang/>
+        </w:rPr>
+      </w:pPr>
       <w:r>
         <w:rPr>
           <w:rFonts w:hint="cs"/>
           <w:rtl/>
         </w:rPr>
         <w:lastRenderedPageBreak/>
-        <w:t xml:space="preserve">סביבת עבודה </w:t>
-      </w:r>
-      <w:r>
-        <w:rPr>
-          <w:rtl/>
-        </w:rPr>
-        <w:t>–</w:t>
-      </w:r>
-      <w:r>
-        <w:rPr>
-          <w:lang w:val="en-IL"/>
+        <w:t>סביבת עבודה</w:t>
+      </w:r>
+      <w:r>
+        <w:rPr>
+          <w:rFonts w:hint="cs"/>
+          <w:rtl/>
+        </w:rPr>
+        <w:t xml:space="preserve"> -</w:t>
+      </w:r>
+      <w:r>
+        <w:rPr>
+          <w:rFonts w:hint="cs"/>
+          <w:rtl/>
+        </w:rPr>
+        <w:t xml:space="preserve"> </w:t>
+      </w:r>
+      <w:r>
+        <w:rPr>
+          <w:lang/>
         </w:rPr>
         <w:t>Arduino IDE</w:t>
       </w:r>
@@ -14985,215 +16162,215 @@
       <w:pPr>
         <w:rPr>
           <w:rtl/>
-          <w:lang w:val="en-IL"/>
-        </w:rPr>
-      </w:pPr>
-    </w:p>
-    <w:p>
-      <w:pPr>
-        <w:rPr>
-          <w:rtl/>
-          <w:lang w:val="en-IL"/>
-        </w:rPr>
-      </w:pPr>
-    </w:p>
-    <w:p>
-      <w:pPr>
-        <w:rPr>
-          <w:rtl/>
-          <w:lang w:val="en-IL"/>
-        </w:rPr>
-      </w:pPr>
-    </w:p>
-    <w:p>
-      <w:pPr>
-        <w:rPr>
-          <w:rtl/>
-          <w:lang w:val="en-IL"/>
-        </w:rPr>
-      </w:pPr>
-    </w:p>
-    <w:p>
-      <w:pPr>
-        <w:rPr>
-          <w:rtl/>
-          <w:lang w:val="en-IL"/>
-        </w:rPr>
-      </w:pPr>
-    </w:p>
-    <w:p>
-      <w:pPr>
-        <w:rPr>
-          <w:rtl/>
-          <w:lang w:val="en-IL"/>
-        </w:rPr>
-      </w:pPr>
-    </w:p>
-    <w:p>
-      <w:pPr>
-        <w:rPr>
-          <w:rtl/>
-          <w:lang w:val="en-IL"/>
-        </w:rPr>
-      </w:pPr>
-    </w:p>
-    <w:p>
-      <w:pPr>
-        <w:rPr>
-          <w:rtl/>
-          <w:lang w:val="en-IL"/>
-        </w:rPr>
-      </w:pPr>
-    </w:p>
-    <w:p>
-      <w:pPr>
-        <w:rPr>
-          <w:rtl/>
-          <w:lang w:val="en-IL"/>
-        </w:rPr>
-      </w:pPr>
-    </w:p>
-    <w:p>
-      <w:pPr>
-        <w:rPr>
-          <w:rtl/>
-          <w:lang w:val="en-IL"/>
-        </w:rPr>
-      </w:pPr>
-    </w:p>
-    <w:p>
-      <w:pPr>
-        <w:rPr>
-          <w:rtl/>
-          <w:lang w:val="en-IL"/>
-        </w:rPr>
-      </w:pPr>
-    </w:p>
-    <w:p>
-      <w:pPr>
-        <w:rPr>
-          <w:rtl/>
-          <w:lang w:val="en-IL"/>
-        </w:rPr>
-      </w:pPr>
-    </w:p>
-    <w:p>
-      <w:pPr>
-        <w:rPr>
-          <w:rtl/>
-          <w:lang w:val="en-IL"/>
-        </w:rPr>
-      </w:pPr>
-    </w:p>
-    <w:p>
-      <w:pPr>
-        <w:rPr>
-          <w:rtl/>
-          <w:lang w:val="en-IL"/>
-        </w:rPr>
-      </w:pPr>
-    </w:p>
-    <w:p>
-      <w:pPr>
-        <w:rPr>
-          <w:rtl/>
-          <w:lang w:val="en-IL"/>
-        </w:rPr>
-      </w:pPr>
-    </w:p>
-    <w:p>
-      <w:pPr>
-        <w:rPr>
-          <w:rtl/>
-          <w:lang w:val="en-IL"/>
-        </w:rPr>
-      </w:pPr>
-    </w:p>
-    <w:p>
-      <w:pPr>
-        <w:rPr>
-          <w:rtl/>
-          <w:lang w:val="en-IL"/>
-        </w:rPr>
-      </w:pPr>
-    </w:p>
-    <w:p>
-      <w:pPr>
-        <w:rPr>
-          <w:rtl/>
-          <w:lang w:val="en-IL"/>
-        </w:rPr>
-      </w:pPr>
-    </w:p>
-    <w:p>
-      <w:pPr>
-        <w:rPr>
-          <w:rtl/>
-          <w:lang w:val="en-IL"/>
-        </w:rPr>
-      </w:pPr>
-    </w:p>
-    <w:p>
-      <w:pPr>
-        <w:rPr>
-          <w:rtl/>
-          <w:lang w:val="en-IL"/>
-        </w:rPr>
-      </w:pPr>
-    </w:p>
-    <w:p>
-      <w:pPr>
-        <w:rPr>
-          <w:rtl/>
-          <w:lang w:val="en-IL"/>
-        </w:rPr>
-      </w:pPr>
-    </w:p>
-    <w:p>
-      <w:pPr>
-        <w:rPr>
-          <w:rtl/>
-          <w:lang w:val="en-IL"/>
-        </w:rPr>
-      </w:pPr>
-    </w:p>
-    <w:p>
-      <w:pPr>
-        <w:rPr>
-          <w:rtl/>
-          <w:lang w:val="en-IL"/>
-        </w:rPr>
-      </w:pPr>
-    </w:p>
-    <w:p>
-      <w:pPr>
-        <w:rPr>
-          <w:rtl/>
-          <w:lang w:val="en-IL"/>
-        </w:rPr>
-      </w:pPr>
-    </w:p>
-    <w:p>
-      <w:pPr>
-        <w:rPr>
-          <w:rtl/>
-          <w:lang w:val="en-IL"/>
-        </w:rPr>
-      </w:pPr>
-    </w:p>
-    <w:p>
-      <w:pPr>
-        <w:rPr>
-          <w:rtl/>
-          <w:lang w:val="en-IL"/>
-        </w:rPr>
-      </w:pPr>
-    </w:p>
-    <w:p>
-      <w:pPr>
-        <w:rPr>
-          <w:rtl/>
-          <w:lang w:val="en-IL"/>
+          <w:lang/>
+        </w:rPr>
+      </w:pPr>
+    </w:p>
+    <w:p>
+      <w:pPr>
+        <w:rPr>
+          <w:rtl/>
+          <w:lang/>
+        </w:rPr>
+      </w:pPr>
+    </w:p>
+    <w:p>
+      <w:pPr>
+        <w:rPr>
+          <w:rtl/>
+          <w:lang/>
+        </w:rPr>
+      </w:pPr>
+    </w:p>
+    <w:p>
+      <w:pPr>
+        <w:rPr>
+          <w:rtl/>
+          <w:lang/>
+        </w:rPr>
+      </w:pPr>
+    </w:p>
+    <w:p>
+      <w:pPr>
+        <w:rPr>
+          <w:rtl/>
+          <w:lang/>
+        </w:rPr>
+      </w:pPr>
+    </w:p>
+    <w:p>
+      <w:pPr>
+        <w:rPr>
+          <w:rtl/>
+          <w:lang/>
+        </w:rPr>
+      </w:pPr>
+    </w:p>
+    <w:p>
+      <w:pPr>
+        <w:rPr>
+          <w:rtl/>
+          <w:lang/>
+        </w:rPr>
+      </w:pPr>
+    </w:p>
+    <w:p>
+      <w:pPr>
+        <w:rPr>
+          <w:rtl/>
+          <w:lang/>
+        </w:rPr>
+      </w:pPr>
+    </w:p>
+    <w:p>
+      <w:pPr>
+        <w:rPr>
+          <w:rtl/>
+          <w:lang/>
+        </w:rPr>
+      </w:pPr>
+    </w:p>
+    <w:p>
+      <w:pPr>
+        <w:rPr>
+          <w:rtl/>
+          <w:lang/>
+        </w:rPr>
+      </w:pPr>
+    </w:p>
+    <w:p>
+      <w:pPr>
+        <w:rPr>
+          <w:rtl/>
+          <w:lang/>
+        </w:rPr>
+      </w:pPr>
+    </w:p>
+    <w:p>
+      <w:pPr>
+        <w:rPr>
+          <w:rtl/>
+          <w:lang/>
+        </w:rPr>
+      </w:pPr>
+    </w:p>
+    <w:p>
+      <w:pPr>
+        <w:rPr>
+          <w:rtl/>
+          <w:lang/>
+        </w:rPr>
+      </w:pPr>
+    </w:p>
+    <w:p>
+      <w:pPr>
+        <w:rPr>
+          <w:rtl/>
+          <w:lang/>
+        </w:rPr>
+      </w:pPr>
+    </w:p>
+    <w:p>
+      <w:pPr>
+        <w:rPr>
+          <w:rtl/>
+          <w:lang/>
+        </w:rPr>
+      </w:pPr>
+    </w:p>
+    <w:p>
+      <w:pPr>
+        <w:rPr>
+          <w:rtl/>
+          <w:lang/>
+        </w:rPr>
+      </w:pPr>
+    </w:p>
+    <w:p>
+      <w:pPr>
+        <w:rPr>
+          <w:rtl/>
+          <w:lang/>
+        </w:rPr>
+      </w:pPr>
+    </w:p>
+    <w:p>
+      <w:pPr>
+        <w:rPr>
+          <w:rtl/>
+          <w:lang/>
+        </w:rPr>
+      </w:pPr>
+    </w:p>
+    <w:p>
+      <w:pPr>
+        <w:rPr>
+          <w:rtl/>
+          <w:lang/>
+        </w:rPr>
+      </w:pPr>
+    </w:p>
+    <w:p>
+      <w:pPr>
+        <w:rPr>
+          <w:rtl/>
+          <w:lang/>
+        </w:rPr>
+      </w:pPr>
+    </w:p>
+    <w:p>
+      <w:pPr>
+        <w:rPr>
+          <w:rtl/>
+          <w:lang/>
+        </w:rPr>
+      </w:pPr>
+    </w:p>
+    <w:p>
+      <w:pPr>
+        <w:rPr>
+          <w:rtl/>
+          <w:lang/>
+        </w:rPr>
+      </w:pPr>
+    </w:p>
+    <w:p>
+      <w:pPr>
+        <w:rPr>
+          <w:rtl/>
+          <w:lang/>
+        </w:rPr>
+      </w:pPr>
+    </w:p>
+    <w:p>
+      <w:pPr>
+        <w:rPr>
+          <w:rtl/>
+          <w:lang/>
+        </w:rPr>
+      </w:pPr>
+    </w:p>
+    <w:p>
+      <w:pPr>
+        <w:rPr>
+          <w:rtl/>
+          <w:lang/>
+        </w:rPr>
+      </w:pPr>
+    </w:p>
+    <w:p>
+      <w:pPr>
+        <w:rPr>
+          <w:rtl/>
+          <w:lang/>
+        </w:rPr>
+      </w:pPr>
+    </w:p>
+    <w:p>
+      <w:pPr>
+        <w:rPr>
+          <w:rtl/>
+          <w:lang/>
         </w:rPr>
       </w:pPr>
     </w:p>
@@ -15204,7 +16381,7 @@
           <w:rtl/>
         </w:rPr>
       </w:pPr>
-      <w:bookmarkStart w:id="17" w:name="_Toc185509461"/>
+      <w:bookmarkStart w:id="18" w:name="_Toc185509461"/>
       <w:r>
         <w:rPr>
           <w:rFonts w:hint="cs"/>
@@ -15226,7 +16403,7 @@
         </w:rPr>
         <w:t xml:space="preserve"> 17.9.24</w:t>
       </w:r>
-      <w:bookmarkEnd w:id="17"/>
+      <w:bookmarkEnd w:id="18"/>
     </w:p>
     <w:p>
       <w:pPr>
@@ -15587,7 +16764,7 @@
       <w:r>
         <w:rPr>
           <w:rFonts w:ascii="Tahoma" w:hAnsi="Tahoma" w:cs="Tahoma"/>
-          <w:lang w:val="en-IL"/>
+          <w:lang/>
         </w:rPr>
         <w:t>Arduino IDE</w:t>
       </w:r>
@@ -15980,6 +17157,7 @@
           <w:rFonts w:ascii="Tahoma" w:hAnsi="Tahoma" w:cs="Tahoma"/>
           <w:rtl/>
         </w:rPr>
+        <w:lastRenderedPageBreak/>
         <w:t xml:space="preserve">במהלך הניסוי למדתי כיצד לתכנת נורת </w:t>
       </w:r>
       <w:r>
@@ -16055,7 +17233,6 @@
           <w:rFonts w:ascii="Tahoma" w:hAnsi="Tahoma" w:cs="Tahoma"/>
           <w:rtl/>
         </w:rPr>
-        <w:lastRenderedPageBreak/>
         <w:t>הניסוי גם חיזק את ההבנה לגבי חשיבות החיבור הנכון של הנורה לרכיבי ה-</w:t>
       </w:r>
       <w:r>
@@ -16212,7 +17389,7 @@
     <w:p>
       <w:pPr>
         <w:rPr>
-          <w:rFonts w:ascii="Tahoma" w:hAnsi="Tahoma" w:cs="Tahoma" w:hint="cs"/>
+          <w:rFonts w:ascii="Tahoma" w:hAnsi="Tahoma" w:cs="Tahoma"/>
           <w:sz w:val="20"/>
           <w:szCs w:val="20"/>
           <w:rtl/>
@@ -16456,7 +17633,6 @@
           <w:szCs w:val="21"/>
         </w:rPr>
       </w:pPr>
-      <w:proofErr w:type="gramStart"/>
       <w:r>
         <w:rPr>
           <w:rFonts w:ascii="Consolas" w:eastAsia="Times New Roman" w:hAnsi="Consolas" w:cs="Times New Roman"/>
@@ -16466,7 +17642,6 @@
         </w:rPr>
         <w:t>#define</w:t>
       </w:r>
-      <w:proofErr w:type="gramEnd"/>
       <w:r>
         <w:rPr>
           <w:rFonts w:ascii="Consolas" w:eastAsia="Times New Roman" w:hAnsi="Consolas" w:cs="Times New Roman"/>
@@ -17392,7 +18567,6 @@
           <w:sz w:val="18"/>
           <w:szCs w:val="18"/>
         </w:rPr>
-        <w:lastRenderedPageBreak/>
         <w:t xml:space="preserve">  </w:t>
       </w:r>
       <w:proofErr w:type="spellStart"/>
@@ -19280,7 +20454,7 @@
     <w:p>
       <w:pPr>
         <w:rPr>
-          <w:rFonts w:ascii="Tahoma" w:hAnsi="Tahoma" w:cs="Tahoma" w:hint="cs"/>
+          <w:rFonts w:ascii="Tahoma" w:hAnsi="Tahoma" w:cs="Tahoma"/>
           <w:sz w:val="2"/>
           <w:szCs w:val="2"/>
           <w:rtl/>
@@ -19328,6 +20502,7 @@
           <w:sz w:val="32"/>
           <w:szCs w:val="32"/>
         </w:rPr>
+        <w:lastRenderedPageBreak/>
         <w:drawing>
           <wp:inline distT="0" distB="0" distL="0" distR="0" wp14:anchorId="30E6D977" wp14:editId="50927319">
             <wp:extent cx="6415115" cy="1263650"/>
@@ -19471,21 +20646,7 @@
           <w:rFonts w:hint="cs"/>
           <w:rtl/>
         </w:rPr>
-        <w:t xml:space="preserve">ניסוי </w:t>
-      </w:r>
-      <w:r>
-        <w:rPr>
-          <w:rFonts w:hint="cs"/>
-          <w:rtl/>
-        </w:rPr>
-        <w:t>שני</w:t>
-      </w:r>
-      <w:r>
-        <w:rPr>
-          <w:rFonts w:hint="cs"/>
-          <w:rtl/>
-        </w:rPr>
-        <w:t xml:space="preserve"> </w:t>
+        <w:t xml:space="preserve">ניסוי שני </w:t>
       </w:r>
       <w:r>
         <w:rPr>
@@ -19826,15 +20987,13 @@
         </w:rPr>
         <w:t xml:space="preserve">תצוגת </w:t>
       </w:r>
-      <w:proofErr w:type="spellStart"/>
-      <w:r>
-        <w:rPr>
-          <w:rFonts w:ascii="Tahoma" w:hAnsi="Tahoma" w:cs="Tahoma"/>
-          <w:lang w:val="en-IL"/>
+      <w:r>
+        <w:rPr>
+          <w:rFonts w:ascii="Tahoma" w:hAnsi="Tahoma" w:cs="Tahoma"/>
+          <w:lang/>
         </w:rPr>
         <w:t>Oled</w:t>
       </w:r>
-      <w:proofErr w:type="spellEnd"/>
     </w:p>
     <w:p>
       <w:pPr>
@@ -19859,7 +21018,7 @@
       <w:r>
         <w:rPr>
           <w:rFonts w:ascii="Tahoma" w:hAnsi="Tahoma" w:cs="Tahoma"/>
-          <w:lang w:val="en-IL"/>
+          <w:lang/>
         </w:rPr>
         <w:t>Arduino IDE</w:t>
       </w:r>
@@ -19952,6 +21111,7 @@
           <w:rFonts w:ascii="Tahoma" w:hAnsi="Tahoma" w:cs="Tahoma"/>
           <w:rtl/>
         </w:rPr>
+        <w:lastRenderedPageBreak/>
         <w:t xml:space="preserve">תחילה </w:t>
       </w:r>
       <w:r>
@@ -19961,12 +21121,21 @@
         </w:rPr>
         <w:t xml:space="preserve">נכתב </w:t>
       </w:r>
-      <w:r>
-        <w:rPr>
-          <w:rFonts w:ascii="Tahoma" w:hAnsi="Tahoma" w:cs="Tahoma"/>
-          <w:rtl/>
-        </w:rPr>
-        <w:t xml:space="preserve">תוכנית בשפת סי לבקר </w:t>
+      <w:proofErr w:type="spellStart"/>
+      <w:r>
+        <w:rPr>
+          <w:rFonts w:ascii="Tahoma" w:hAnsi="Tahoma" w:cs="Tahoma"/>
+          <w:rtl/>
+        </w:rPr>
+        <w:t>תוכנית</w:t>
+      </w:r>
+      <w:proofErr w:type="spellEnd"/>
+      <w:r>
+        <w:rPr>
+          <w:rFonts w:ascii="Tahoma" w:hAnsi="Tahoma" w:cs="Tahoma"/>
+          <w:rtl/>
+        </w:rPr>
+        <w:t xml:space="preserve"> בשפת סי לבקר </w:t>
       </w:r>
       <w:r>
         <w:rPr>
@@ -20449,8 +21618,21 @@
           <w:rFonts w:ascii="Tahoma" w:hAnsi="Tahoma" w:cs="Tahoma" w:hint="cs"/>
           <w:rtl/>
         </w:rPr>
-        <w:lastRenderedPageBreak/>
-        <w:t xml:space="preserve">חשוב מאוד!! לאחר ניסוי </w:t>
+        <w:t>חשוב מאוד!! לאחר ניסוי וטעייה הב</w:t>
+      </w:r>
+      <w:r>
+        <w:rPr>
+          <w:rFonts w:ascii="Tahoma" w:hAnsi="Tahoma" w:cs="Tahoma" w:hint="cs"/>
+          <w:rtl/>
+        </w:rPr>
+        <w:t>נו</w:t>
+      </w:r>
+      <w:r>
+        <w:rPr>
+          <w:rFonts w:ascii="Tahoma" w:hAnsi="Tahoma" w:cs="Tahoma" w:hint="cs"/>
+          <w:rtl/>
+        </w:rPr>
+        <w:t xml:space="preserve"> שעל מנת שהתכונית לעבוד עלינו להוריד את הספריות המתאימות לסביבת </w:t>
       </w:r>
       <w:proofErr w:type="spellStart"/>
       <w:r>
@@ -20458,7 +21640,7 @@
           <w:rFonts w:ascii="Tahoma" w:hAnsi="Tahoma" w:cs="Tahoma" w:hint="cs"/>
           <w:rtl/>
         </w:rPr>
-        <w:t>וטעייה</w:t>
+        <w:t>תוכנית</w:t>
       </w:r>
       <w:proofErr w:type="spellEnd"/>
       <w:r>
@@ -20466,21 +21648,7 @@
           <w:rFonts w:ascii="Tahoma" w:hAnsi="Tahoma" w:cs="Tahoma" w:hint="cs"/>
           <w:rtl/>
         </w:rPr>
-        <w:t xml:space="preserve"> הב</w:t>
-      </w:r>
-      <w:r>
-        <w:rPr>
-          <w:rFonts w:ascii="Tahoma" w:hAnsi="Tahoma" w:cs="Tahoma" w:hint="cs"/>
-          <w:rtl/>
-        </w:rPr>
-        <w:t>נו</w:t>
-      </w:r>
-      <w:r>
-        <w:rPr>
-          <w:rFonts w:ascii="Tahoma" w:hAnsi="Tahoma" w:cs="Tahoma" w:hint="cs"/>
-          <w:rtl/>
-        </w:rPr>
-        <w:t xml:space="preserve"> שעל מנת שהתכונית לעבוד עלינו להוריד את הספריות המתאימות לסביבת תוכנית, בין אם זה </w:t>
+        <w:t xml:space="preserve">, בין אם זה </w:t>
       </w:r>
       <w:proofErr w:type="spellStart"/>
       <w:r>
@@ -20682,6 +21850,7 @@
           <w:szCs w:val="24"/>
           <w:rtl/>
         </w:rPr>
+        <w:lastRenderedPageBreak/>
         <w:drawing>
           <wp:inline distT="0" distB="0" distL="0" distR="0" wp14:anchorId="64398488" wp14:editId="60E1BE41">
             <wp:extent cx="2152950" cy="3212935"/>
@@ -20830,7 +21999,6 @@
           <w:szCs w:val="21"/>
         </w:rPr>
       </w:pPr>
-      <w:proofErr w:type="gramStart"/>
       <w:r>
         <w:rPr>
           <w:rFonts w:ascii="Consolas" w:eastAsia="Times New Roman" w:hAnsi="Consolas" w:cs="Times New Roman"/>
@@ -20840,7 +22008,6 @@
         </w:rPr>
         <w:t>#include</w:t>
       </w:r>
-      <w:proofErr w:type="gramEnd"/>
       <w:r>
         <w:rPr>
           <w:rFonts w:ascii="Consolas" w:eastAsia="Times New Roman" w:hAnsi="Consolas" w:cs="Times New Roman"/>
@@ -20892,7 +22059,6 @@
           <w:szCs w:val="21"/>
         </w:rPr>
       </w:pPr>
-      <w:proofErr w:type="gramStart"/>
       <w:r>
         <w:rPr>
           <w:rFonts w:ascii="Consolas" w:eastAsia="Times New Roman" w:hAnsi="Consolas" w:cs="Times New Roman"/>
@@ -20902,7 +22068,6 @@
         </w:rPr>
         <w:t>#include</w:t>
       </w:r>
-      <w:proofErr w:type="gramEnd"/>
       <w:r>
         <w:rPr>
           <w:rFonts w:ascii="Consolas" w:eastAsia="Times New Roman" w:hAnsi="Consolas" w:cs="Times New Roman"/>
@@ -21451,7 +22616,6 @@
           <w:sz w:val="21"/>
           <w:szCs w:val="21"/>
         </w:rPr>
-        <w:lastRenderedPageBreak/>
         <w:t>{</w:t>
       </w:r>
     </w:p>
@@ -22881,7 +24045,6 @@
         <w:rPr>
           <w:rtl/>
         </w:rPr>
-        <w:lastRenderedPageBreak/>
         <w:t>ניסוי</w:t>
       </w:r>
       <w:r>
@@ -22940,7 +24103,7 @@
         <w:rPr>
           <w:rFonts w:ascii="Tahoma" w:hAnsi="Tahoma" w:cs="Tahoma"/>
           <w:rtl/>
-          <w:lang w:val="en-IL"/>
+          <w:lang/>
         </w:rPr>
       </w:pPr>
       <w:r>
@@ -22953,7 +24116,7 @@
       <w:r>
         <w:rPr>
           <w:rFonts w:ascii="Tahoma" w:hAnsi="Tahoma" w:cs="Tahoma"/>
-          <w:lang w:val="en-IL"/>
+          <w:lang/>
         </w:rPr>
         <w:t>Ultrasonic</w:t>
       </w:r>
@@ -22973,7 +24136,7 @@
       <w:r>
         <w:rPr>
           <w:rFonts w:ascii="Tahoma" w:hAnsi="Tahoma" w:cs="Tahoma"/>
-          <w:lang w:val="en-IL"/>
+          <w:lang/>
         </w:rPr>
         <w:t>led</w:t>
       </w:r>
@@ -22981,7 +24144,7 @@
         <w:rPr>
           <w:rFonts w:ascii="Tahoma" w:hAnsi="Tahoma" w:cs="Tahoma"/>
           <w:rtl/>
-          <w:lang w:val="en-IL"/>
+          <w:lang/>
         </w:rPr>
         <w:t>.</w:t>
       </w:r>
@@ -23014,6 +24177,7 @@
           <w:szCs w:val="28"/>
           <w:rtl/>
         </w:rPr>
+        <w:lastRenderedPageBreak/>
         <w:t>מטרת הניסי</w:t>
       </w:r>
     </w:p>
@@ -23034,7 +24198,7 @@
       <w:r>
         <w:rPr>
           <w:rFonts w:ascii="Tahoma" w:hAnsi="Tahoma" w:cs="Tahoma"/>
-          <w:lang w:val="en-IL"/>
+          <w:lang/>
         </w:rPr>
         <w:t>Ultrasonic</w:t>
       </w:r>
@@ -23141,15 +24305,13 @@
         </w:rPr>
         <w:t xml:space="preserve">תצוגת </w:t>
       </w:r>
-      <w:proofErr w:type="spellStart"/>
-      <w:r>
-        <w:rPr>
-          <w:rFonts w:ascii="Tahoma" w:hAnsi="Tahoma" w:cs="Tahoma"/>
-          <w:lang w:val="en-IL"/>
+      <w:r>
+        <w:rPr>
+          <w:rFonts w:ascii="Tahoma" w:hAnsi="Tahoma" w:cs="Tahoma"/>
+          <w:lang/>
         </w:rPr>
         <w:t>Oled</w:t>
       </w:r>
-      <w:proofErr w:type="spellEnd"/>
     </w:p>
     <w:p>
       <w:pPr>
@@ -23174,7 +24336,7 @@
       <w:r>
         <w:rPr>
           <w:rFonts w:ascii="Tahoma" w:hAnsi="Tahoma" w:cs="Tahoma"/>
-          <w:lang w:val="en-IL"/>
+          <w:lang/>
         </w:rPr>
         <w:t>Ultrasonic</w:t>
       </w:r>
@@ -23202,7 +24364,7 @@
       <w:r>
         <w:rPr>
           <w:rFonts w:ascii="Tahoma" w:hAnsi="Tahoma" w:cs="Tahoma"/>
-          <w:lang w:val="en-IL"/>
+          <w:lang/>
         </w:rPr>
         <w:t>Arduino IDE</w:t>
       </w:r>
@@ -23330,7 +24492,7 @@
       <w:r>
         <w:rPr>
           <w:rFonts w:ascii="Tahoma" w:hAnsi="Tahoma" w:cs="Tahoma"/>
-          <w:lang w:val="en-IL"/>
+          <w:lang/>
         </w:rPr>
         <w:t>led</w:t>
       </w:r>
@@ -23344,7 +24506,7 @@
       <w:r>
         <w:rPr>
           <w:rFonts w:ascii="Tahoma" w:hAnsi="Tahoma" w:cs="Tahoma"/>
-          <w:lang w:val="en-IL"/>
+          <w:lang/>
         </w:rPr>
         <w:t>Ultrasonic</w:t>
       </w:r>
@@ -23355,13 +24517,109 @@
         </w:rPr>
         <w:t>. מחברים את הרכיבים לבקר דרך מטריצה; מסך ה</w:t>
       </w:r>
+      <w:r>
+        <w:rPr>
+          <w:rFonts w:ascii="Tahoma" w:hAnsi="Tahoma" w:cs="Tahoma"/>
+          <w:lang/>
+        </w:rPr>
+        <w:t>Oled</w:t>
+      </w:r>
+      <w:r>
+        <w:rPr>
+          <w:rFonts w:ascii="Tahoma" w:hAnsi="Tahoma" w:cs="Tahoma"/>
+          <w:rtl/>
+        </w:rPr>
+        <w:t xml:space="preserve">: </w:t>
+      </w:r>
+      <w:r>
+        <w:rPr>
+          <w:rFonts w:ascii="Tahoma" w:hAnsi="Tahoma" w:cs="Tahoma"/>
+        </w:rPr>
+        <w:t>SDA</w:t>
+      </w:r>
+      <w:r>
+        <w:rPr>
+          <w:rFonts w:ascii="Tahoma" w:hAnsi="Tahoma" w:cs="Tahoma"/>
+          <w:rtl/>
+        </w:rPr>
+        <w:t xml:space="preserve"> להדק 22, </w:t>
+      </w:r>
+      <w:r>
+        <w:rPr>
+          <w:rFonts w:ascii="Tahoma" w:hAnsi="Tahoma" w:cs="Tahoma"/>
+        </w:rPr>
+        <w:t>SCL</w:t>
+      </w:r>
+      <w:r>
+        <w:rPr>
+          <w:rFonts w:ascii="Tahoma" w:hAnsi="Tahoma" w:cs="Tahoma"/>
+          <w:rtl/>
+        </w:rPr>
+        <w:t xml:space="preserve"> להדק 21, לאדמה ולמתח. </w:t>
+      </w:r>
+      <w:r>
+        <w:rPr>
+          <w:rFonts w:ascii="Tahoma" w:hAnsi="Tahoma" w:cs="Tahoma"/>
+          <w:lang/>
+        </w:rPr>
+        <w:t>Ultrasonic</w:t>
+      </w:r>
+      <w:r>
+        <w:rPr>
+          <w:rFonts w:ascii="Tahoma" w:hAnsi="Tahoma" w:cs="Tahoma"/>
+          <w:rtl/>
+        </w:rPr>
+        <w:t xml:space="preserve">: </w:t>
+      </w:r>
+      <w:r>
+        <w:rPr>
+          <w:rFonts w:ascii="Tahoma" w:hAnsi="Tahoma" w:cs="Tahoma"/>
+        </w:rPr>
+        <w:t>ECHO</w:t>
+      </w:r>
+      <w:r>
+        <w:rPr>
+          <w:rFonts w:ascii="Tahoma" w:hAnsi="Tahoma" w:cs="Tahoma"/>
+          <w:rtl/>
+        </w:rPr>
+        <w:t xml:space="preserve"> להדק 33, </w:t>
+      </w:r>
+      <w:r>
+        <w:rPr>
+          <w:rFonts w:ascii="Tahoma" w:hAnsi="Tahoma" w:cs="Tahoma"/>
+        </w:rPr>
+        <w:t>TRIGER</w:t>
+      </w:r>
+      <w:r>
+        <w:rPr>
+          <w:rFonts w:ascii="Tahoma" w:hAnsi="Tahoma" w:cs="Tahoma"/>
+          <w:rtl/>
+        </w:rPr>
+        <w:t xml:space="preserve"> להדק 32, לאדמה ולמתח. אחרי שעשינו את כל החיבורים, התחלנו כתיבת קוד התוכנית. בסיום, הרצנו את התוכנית ושינינו את המרחקים בסימולציה כדי שנוחל לראות על מסך את התוצאות. </w:t>
+      </w:r>
+    </w:p>
+    <w:p>
+      <w:pPr>
+        <w:rPr>
+          <w:rFonts w:ascii="Tahoma" w:hAnsi="Tahoma" w:cs="Tahoma"/>
+          <w:rtl/>
+          <w:lang/>
+        </w:rPr>
+      </w:pPr>
+      <w:r>
+        <w:rPr>
+          <w:rFonts w:ascii="Tahoma" w:hAnsi="Tahoma" w:cs="Tahoma"/>
+          <w:rtl/>
+        </w:rPr>
+        <w:t xml:space="preserve">אחרי שראינו </w:t>
+      </w:r>
       <w:proofErr w:type="spellStart"/>
       <w:r>
         <w:rPr>
           <w:rFonts w:ascii="Tahoma" w:hAnsi="Tahoma" w:cs="Tahoma"/>
-          <w:lang w:val="en-IL"/>
-        </w:rPr>
-        <w:t>Oled</w:t>
+          <w:rtl/>
+        </w:rPr>
+        <w:t>שהכל</w:t>
       </w:r>
       <w:proofErr w:type="spellEnd"/>
       <w:r>
@@ -23369,110 +24627,12 @@
           <w:rFonts w:ascii="Tahoma" w:hAnsi="Tahoma" w:cs="Tahoma"/>
           <w:rtl/>
         </w:rPr>
-        <w:t xml:space="preserve">: </w:t>
-      </w:r>
-      <w:r>
-        <w:rPr>
-          <w:rFonts w:ascii="Tahoma" w:hAnsi="Tahoma" w:cs="Tahoma"/>
-        </w:rPr>
-        <w:t>SDA</w:t>
-      </w:r>
-      <w:r>
-        <w:rPr>
-          <w:rFonts w:ascii="Tahoma" w:hAnsi="Tahoma" w:cs="Tahoma"/>
-          <w:rtl/>
-        </w:rPr>
-        <w:t xml:space="preserve"> להדק 22, </w:t>
-      </w:r>
-      <w:r>
-        <w:rPr>
-          <w:rFonts w:ascii="Tahoma" w:hAnsi="Tahoma" w:cs="Tahoma"/>
-        </w:rPr>
-        <w:t>SCL</w:t>
-      </w:r>
-      <w:r>
-        <w:rPr>
-          <w:rFonts w:ascii="Tahoma" w:hAnsi="Tahoma" w:cs="Tahoma"/>
-          <w:rtl/>
-        </w:rPr>
-        <w:t xml:space="preserve"> להדק 21, לאדמה ולמתח. </w:t>
-      </w:r>
-      <w:r>
-        <w:rPr>
-          <w:rFonts w:ascii="Tahoma" w:hAnsi="Tahoma" w:cs="Tahoma"/>
-          <w:lang w:val="en-IL"/>
-        </w:rPr>
-        <w:t>Ultrasonic</w:t>
-      </w:r>
-      <w:r>
-        <w:rPr>
-          <w:rFonts w:ascii="Tahoma" w:hAnsi="Tahoma" w:cs="Tahoma"/>
-          <w:rtl/>
-        </w:rPr>
-        <w:t xml:space="preserve">: </w:t>
-      </w:r>
-      <w:r>
-        <w:rPr>
-          <w:rFonts w:ascii="Tahoma" w:hAnsi="Tahoma" w:cs="Tahoma"/>
-        </w:rPr>
-        <w:t>ECHO</w:t>
-      </w:r>
-      <w:r>
-        <w:rPr>
-          <w:rFonts w:ascii="Tahoma" w:hAnsi="Tahoma" w:cs="Tahoma"/>
-          <w:rtl/>
-        </w:rPr>
-        <w:t xml:space="preserve"> להדק 33, </w:t>
-      </w:r>
-      <w:r>
-        <w:rPr>
-          <w:rFonts w:ascii="Tahoma" w:hAnsi="Tahoma" w:cs="Tahoma"/>
-        </w:rPr>
-        <w:t>TRIGER</w:t>
-      </w:r>
-      <w:r>
-        <w:rPr>
-          <w:rFonts w:ascii="Tahoma" w:hAnsi="Tahoma" w:cs="Tahoma"/>
-          <w:rtl/>
-        </w:rPr>
-        <w:t xml:space="preserve"> להדק 32, לאדמה ולמתח. אחרי שעשינו את כל החיבורים, התחלנו כתיבת קוד התוכנית. בסיום, הרצנו את התוכנית ושינינו את המרחקים בסימולציה כדי שנוחל לראות על מסך את התוצאות. </w:t>
-      </w:r>
-    </w:p>
-    <w:p>
-      <w:pPr>
-        <w:rPr>
-          <w:rFonts w:ascii="Tahoma" w:hAnsi="Tahoma" w:cs="Tahoma"/>
-          <w:rtl/>
-          <w:lang w:val="en-IL"/>
-        </w:rPr>
-      </w:pPr>
-      <w:r>
-        <w:rPr>
-          <w:rFonts w:ascii="Tahoma" w:hAnsi="Tahoma" w:cs="Tahoma"/>
-          <w:rtl/>
-        </w:rPr>
-        <w:t xml:space="preserve">אחרי שראינו </w:t>
-      </w:r>
-      <w:proofErr w:type="spellStart"/>
-      <w:r>
-        <w:rPr>
-          <w:rFonts w:ascii="Tahoma" w:hAnsi="Tahoma" w:cs="Tahoma"/>
-          <w:rtl/>
-        </w:rPr>
-        <w:t>שהכל</w:t>
-      </w:r>
-      <w:proofErr w:type="spellEnd"/>
-      <w:r>
-        <w:rPr>
-          <w:rFonts w:ascii="Tahoma" w:hAnsi="Tahoma" w:cs="Tahoma"/>
-          <w:rtl/>
-        </w:rPr>
         <w:t xml:space="preserve"> עבד בסימולציה, עברנו לחלק המעשי. בחלק המעשי חיברנו את התצוגה ואת החיישן לבקר דרך אותו ההדקים כמו בסימולציה. העברנו את הקוד לתוכנה </w:t>
       </w:r>
       <w:r>
         <w:rPr>
           <w:rFonts w:ascii="Tahoma" w:hAnsi="Tahoma" w:cs="Tahoma"/>
-          <w:lang w:val="en-IL"/>
+          <w:lang/>
         </w:rPr>
         <w:t>Arduino IDE</w:t>
       </w:r>
@@ -23480,14 +24640,14 @@
         <w:rPr>
           <w:rFonts w:ascii="Tahoma" w:hAnsi="Tahoma" w:cs="Tahoma"/>
           <w:rtl/>
-          <w:lang w:val="en-IL"/>
+          <w:lang/>
         </w:rPr>
         <w:t xml:space="preserve"> וחיברנו בין הבקר למחשב בעזרת כבל </w:t>
       </w:r>
       <w:r>
         <w:rPr>
           <w:rFonts w:ascii="Tahoma" w:hAnsi="Tahoma" w:cs="Tahoma"/>
-          <w:lang w:val="en-IL"/>
+          <w:lang/>
         </w:rPr>
         <w:t>USB</w:t>
       </w:r>
@@ -23495,7 +24655,7 @@
         <w:rPr>
           <w:rFonts w:ascii="Tahoma" w:hAnsi="Tahoma" w:cs="Tahoma"/>
           <w:rtl/>
-          <w:lang w:val="en-IL"/>
+          <w:lang/>
         </w:rPr>
         <w:t xml:space="preserve"> כדי לצרוב את התוכנית. לאחר צריבה לקחנו דף והתחלנו להזיז אותו במרחקים שונים מהחיישן כדי לראות את תוצאות הניסוי.</w:t>
       </w:r>
@@ -23556,7 +24716,7 @@
       <w:r>
         <w:rPr>
           <w:rFonts w:ascii="Tahoma" w:hAnsi="Tahoma" w:cs="Tahoma"/>
-          <w:lang w:val="en-IL"/>
+          <w:lang/>
         </w:rPr>
         <w:t>led</w:t>
       </w:r>
@@ -23647,7 +24807,6 @@
           <w:szCs w:val="28"/>
           <w:rtl/>
         </w:rPr>
-        <w:lastRenderedPageBreak/>
         <w:t>מס</w:t>
       </w:r>
       <w:r>
@@ -23816,13 +24975,13 @@
         <w:rPr>
           <w:rFonts w:ascii="Tahoma" w:hAnsi="Tahoma" w:cs="Tahoma"/>
           <w:rtl/>
-          <w:lang w:val="en-IL"/>
-        </w:rPr>
-      </w:pPr>
-      <w:r>
-        <w:rPr>
-          <w:rFonts w:ascii="Tahoma" w:hAnsi="Tahoma" w:cs="Tahoma"/>
-          <w:lang w:val="en-IL"/>
+          <w:lang/>
+        </w:rPr>
+      </w:pPr>
+      <w:r>
+        <w:rPr>
+          <w:rFonts w:ascii="Tahoma" w:hAnsi="Tahoma" w:cs="Tahoma"/>
+          <w:lang/>
         </w:rPr>
         <w:t>https://wokwi.com/projects/417704377996250113</w:t>
       </w:r>
@@ -23909,19 +25068,19 @@
           <w:numId w:val="33"/>
         </w:numPr>
         <w:rPr>
+          <w:rFonts w:ascii="Tahoma" w:hAnsi="Tahoma" w:cs="Tahoma"/>
+          <w:sz w:val="28"/>
+          <w:szCs w:val="28"/>
+          <w:rtl/>
+        </w:rPr>
+      </w:pPr>
+      <w:r>
+        <w:rPr>
           <w:rFonts w:ascii="Tahoma" w:hAnsi="Tahoma" w:cs="Tahoma" w:hint="cs"/>
           <w:sz w:val="28"/>
           <w:szCs w:val="28"/>
           <w:rtl/>
         </w:rPr>
-      </w:pPr>
-      <w:r>
-        <w:rPr>
-          <w:rFonts w:ascii="Tahoma" w:hAnsi="Tahoma" w:cs="Tahoma" w:hint="cs"/>
-          <w:sz w:val="28"/>
-          <w:szCs w:val="28"/>
-          <w:rtl/>
-        </w:rPr>
         <w:t>קוד התוכנית</w:t>
       </w:r>
     </w:p>
@@ -24015,7 +25174,6 @@
           <w:szCs w:val="21"/>
         </w:rPr>
       </w:pPr>
-      <w:proofErr w:type="gramStart"/>
       <w:r>
         <w:rPr>
           <w:rFonts w:ascii="Consolas" w:eastAsia="Times New Roman" w:hAnsi="Consolas" w:cs="Times New Roman"/>
@@ -24025,7 +25183,6 @@
         </w:rPr>
         <w:t>#include</w:t>
       </w:r>
-      <w:proofErr w:type="gramEnd"/>
       <w:r>
         <w:rPr>
           <w:rFonts w:ascii="Consolas" w:eastAsia="Times New Roman" w:hAnsi="Consolas" w:cs="Times New Roman"/>
@@ -24095,7 +25252,6 @@
           <w:szCs w:val="21"/>
         </w:rPr>
       </w:pPr>
-      <w:proofErr w:type="gramStart"/>
       <w:r>
         <w:rPr>
           <w:rFonts w:ascii="Consolas" w:eastAsia="Times New Roman" w:hAnsi="Consolas" w:cs="Times New Roman"/>
@@ -24105,7 +25261,6 @@
         </w:rPr>
         <w:t>#include</w:t>
       </w:r>
-      <w:proofErr w:type="gramEnd"/>
       <w:r>
         <w:rPr>
           <w:rFonts w:ascii="Consolas" w:eastAsia="Times New Roman" w:hAnsi="Consolas" w:cs="Times New Roman"/>
@@ -24155,7 +25310,6 @@
           <w:szCs w:val="21"/>
         </w:rPr>
       </w:pPr>
-      <w:proofErr w:type="gramStart"/>
       <w:r>
         <w:rPr>
           <w:rFonts w:ascii="Consolas" w:eastAsia="Times New Roman" w:hAnsi="Consolas" w:cs="Times New Roman"/>
@@ -24165,7 +25319,6 @@
         </w:rPr>
         <w:t>#define</w:t>
       </w:r>
-      <w:proofErr w:type="gramEnd"/>
       <w:r>
         <w:rPr>
           <w:rFonts w:ascii="Consolas" w:eastAsia="Times New Roman" w:hAnsi="Consolas" w:cs="Times New Roman"/>
@@ -24304,7 +25457,6 @@
           <w:szCs w:val="21"/>
         </w:rPr>
       </w:pPr>
-      <w:proofErr w:type="gramStart"/>
       <w:r>
         <w:rPr>
           <w:rFonts w:ascii="Consolas" w:eastAsia="Times New Roman" w:hAnsi="Consolas" w:cs="Times New Roman"/>
@@ -24314,7 +25466,6 @@
         </w:rPr>
         <w:t>#define</w:t>
       </w:r>
-      <w:proofErr w:type="gramEnd"/>
       <w:r>
         <w:rPr>
           <w:rFonts w:ascii="Consolas" w:eastAsia="Times New Roman" w:hAnsi="Consolas" w:cs="Times New Roman"/>
@@ -24771,7 +25922,6 @@
           <w:sz w:val="21"/>
           <w:szCs w:val="21"/>
         </w:rPr>
-        <w:lastRenderedPageBreak/>
         <w:t>display</w:t>
       </w:r>
       <w:r>
@@ -24861,6 +26011,7 @@
           <w:sz w:val="21"/>
           <w:szCs w:val="21"/>
         </w:rPr>
+        <w:lastRenderedPageBreak/>
         <w:t>display</w:t>
       </w:r>
       <w:r>
@@ -26075,7 +27226,6 @@
         </w:rPr>
         <w:t>/</w:t>
       </w:r>
-      <w:proofErr w:type="gramStart"/>
       <w:r>
         <w:rPr>
           <w:rFonts w:ascii="Consolas" w:eastAsia="Times New Roman" w:hAnsi="Consolas" w:cs="Times New Roman"/>
@@ -26094,7 +27244,6 @@
         </w:rPr>
         <w:t>;</w:t>
       </w:r>
-      <w:proofErr w:type="gramEnd"/>
       <w:r>
         <w:rPr>
           <w:rFonts w:ascii="Consolas" w:eastAsia="Times New Roman" w:hAnsi="Consolas" w:cs="Times New Roman"/>
@@ -26439,7 +27588,6 @@
         </w:rPr>
         <w:t>space</w:t>
       </w:r>
-      <w:proofErr w:type="gramStart"/>
       <w:r>
         <w:rPr>
           <w:rFonts w:ascii="Consolas" w:eastAsia="Times New Roman" w:hAnsi="Consolas" w:cs="Times New Roman"/>
@@ -26449,7 +27597,6 @@
         </w:rPr>
         <w:t>);</w:t>
       </w:r>
-      <w:proofErr w:type="gramEnd"/>
       <w:r>
         <w:rPr>
           <w:rFonts w:ascii="Consolas" w:eastAsia="Times New Roman" w:hAnsi="Consolas" w:cs="Times New Roman"/>
@@ -26519,7 +27666,6 @@
         </w:rPr>
         <w:t>"cm"</w:t>
       </w:r>
-      <w:proofErr w:type="gramStart"/>
       <w:r>
         <w:rPr>
           <w:rFonts w:ascii="Consolas" w:eastAsia="Times New Roman" w:hAnsi="Consolas" w:cs="Times New Roman"/>
@@ -26529,7 +27675,6 @@
         </w:rPr>
         <w:t>);</w:t>
       </w:r>
-      <w:proofErr w:type="gramEnd"/>
     </w:p>
     <w:p>
       <w:pPr>
@@ -26631,7 +27776,7 @@
     <w:p>
       <w:pPr>
         <w:rPr>
-          <w:rFonts w:ascii="David" w:hAnsi="David" w:cs="David" w:hint="cs"/>
+          <w:rFonts w:ascii="David" w:hAnsi="David" w:cs="David"/>
           <w:sz w:val="32"/>
           <w:szCs w:val="32"/>
           <w:rtl/>
@@ -26965,7 +28110,7 @@
 </file>
 
 <file path=word/endnotes.xml><?xml version="1.0" encoding="utf-8"?>
-<w:endnotes xmlns:wpc="http://schemas.microsoft.com/office/word/2010/wordprocessingCanvas" xmlns:cx="http://schemas.microsoft.com/office/drawing/2014/chartex" xmlns:cx1="http://schemas.microsoft.com/office/drawing/2015/9/8/chartex" xmlns:cx2="http://schemas.microsoft.com/office/drawing/2015/10/21/chartex" xmlns:cx3="http://schemas.microsoft.com/office/drawing/2016/5/9/chartex" xmlns:cx4="http://schemas.microsoft.com/office/drawing/2016/5/10/chartex" xmlns:cx5="http://schemas.microsoft.com/office/drawing/2016/5/11/chartex" xmlns:cx6="http://schemas.microsoft.com/office/drawing/2016/5/12/chartex" xmlns:cx7="http://schemas.microsoft.com/office/drawing/2016/5/13/chartex" xmlns:cx8="http://schemas.microsoft.com/office/drawing/2016/5/14/chartex" xmlns:mc="http://schemas.openxmlformats.org/markup-compatibility/2006" xmlns:aink="http://schemas.microsoft.com/office/drawing/2016/ink" xmlns:am3d="http://schemas.microsoft.com/office/drawing/2017/model3d" xmlns:o="urn:schemas-microsoft-com:office:office" xmlns:oel="http://schemas.microsoft.com/office/2019/extlst" xmlns:r="http://schemas.openxmlformats.org/officeDocument/2006/relationships" xmlns:m="http://schemas.openxmlformats.org/officeDocument/2006/math" xmlns:v="urn:schemas-microsoft-com:vml" xmlns:wp14="http://schemas.microsoft.com/office/word/2010/wordprocessingDrawing" xmlns:wp="http://schemas.openxmlformats.org/drawingml/2006/wordprocessingDrawing" xmlns:w10="urn:schemas-microsoft-com:office:word" xmlns:w="http://schemas.openxmlformats.org/wordprocessingml/2006/main" xmlns:w14="http://schemas.microsoft.com/office/word/2010/wordml" xmlns:w15="http://schemas.microsoft.com/office/word/2012/wordml" xmlns:w16cex="http://schemas.microsoft.com/office/word/2018/wordml/cex" xmlns:w16cid="http://schemas.microsoft.com/office/word/2016/wordml/cid" xmlns:w16="http://schemas.microsoft.com/office/word/2018/wordml" xmlns:w16du="http://schemas.microsoft.com/office/word/2023/wordml/word16du" xmlns:w16sdtdh="http://schemas.microsoft.com/office/word/2020/wordml/sdtdatahash" xmlns:w16se="http://schemas.microsoft.com/office/word/2015/wordml/symex" xmlns:wpg="http://schemas.microsoft.com/office/word/2010/wordprocessingGroup" xmlns:wpi="http://schemas.microsoft.com/office/word/2010/wordprocessingInk" xmlns:wne="http://schemas.microsoft.com/office/word/2006/wordml" xmlns:wps="http://schemas.microsoft.com/office/word/2010/wordprocessingShape" mc:Ignorable="w14 w15 w16se w16cid w16 w16cex w16sdtdh w16du wp14">
+<w:endnotes xmlns:wpc="http://schemas.microsoft.com/office/word/2010/wordprocessingCanvas" xmlns:cx="http://schemas.microsoft.com/office/drawing/2014/chartex" xmlns:cx1="http://schemas.microsoft.com/office/drawing/2015/9/8/chartex" xmlns:cx2="http://schemas.microsoft.com/office/drawing/2015/10/21/chartex" xmlns:cx3="http://schemas.microsoft.com/office/drawing/2016/5/9/chartex" xmlns:cx4="http://schemas.microsoft.com/office/drawing/2016/5/10/chartex" xmlns:cx5="http://schemas.microsoft.com/office/drawing/2016/5/11/chartex" xmlns:cx6="http://schemas.microsoft.com/office/drawing/2016/5/12/chartex" xmlns:cx7="http://schemas.microsoft.com/office/drawing/2016/5/13/chartex" xmlns:cx8="http://schemas.microsoft.com/office/drawing/2016/5/14/chartex" xmlns:mc="http://schemas.openxmlformats.org/markup-compatibility/2006" xmlns:aink="http://schemas.microsoft.com/office/drawing/2016/ink" xmlns:am3d="http://schemas.microsoft.com/office/drawing/2017/model3d" xmlns:o="urn:schemas-microsoft-com:office:office" xmlns:r="http://schemas.openxmlformats.org/officeDocument/2006/relationships" xmlns:m="http://schemas.openxmlformats.org/officeDocument/2006/math" xmlns:v="urn:schemas-microsoft-com:vml" xmlns:wp14="http://schemas.microsoft.com/office/word/2010/wordprocessingDrawing" xmlns:wp="http://schemas.openxmlformats.org/drawingml/2006/wordprocessingDrawing" xmlns:w10="urn:schemas-microsoft-com:office:word" xmlns:w="http://schemas.openxmlformats.org/wordprocessingml/2006/main" xmlns:w14="http://schemas.microsoft.com/office/word/2010/wordml" xmlns:w15="http://schemas.microsoft.com/office/word/2012/wordml" xmlns:w16cid="http://schemas.microsoft.com/office/word/2016/wordml/cid" xmlns:w16se="http://schemas.microsoft.com/office/word/2015/wordml/symex" xmlns:wpg="http://schemas.microsoft.com/office/word/2010/wordprocessingGroup" xmlns:wpi="http://schemas.microsoft.com/office/word/2010/wordprocessingInk" xmlns:wne="http://schemas.microsoft.com/office/word/2006/wordml" xmlns:wps="http://schemas.microsoft.com/office/word/2010/wordprocessingShape" mc:Ignorable="w14 w15 w16se w16cid wp14">
   <w:endnote w:type="separator" w:id="-1">
     <w:p>
       <w:pPr>
@@ -26975,6 +28120,7 @@
         <w:separator/>
       </w:r>
     </w:p>
+    <w:p/>
   </w:endnote>
   <w:endnote w:type="continuationSeparator" w:id="0">
     <w:p>
@@ -26985,12 +28131,13 @@
         <w:continuationSeparator/>
       </w:r>
     </w:p>
+    <w:p/>
   </w:endnote>
 </w:endnotes>
 </file>
 
 <file path=word/footer1.xml><?xml version="1.0" encoding="utf-8"?>
-<w:ftr xmlns:wpc="http://schemas.microsoft.com/office/word/2010/wordprocessingCanvas" xmlns:cx="http://schemas.microsoft.com/office/drawing/2014/chartex" xmlns:cx1="http://schemas.microsoft.com/office/drawing/2015/9/8/chartex" xmlns:cx2="http://schemas.microsoft.com/office/drawing/2015/10/21/chartex" xmlns:cx3="http://schemas.microsoft.com/office/drawing/2016/5/9/chartex" xmlns:cx4="http://schemas.microsoft.com/office/drawing/2016/5/10/chartex" xmlns:cx5="http://schemas.microsoft.com/office/drawing/2016/5/11/chartex" xmlns:cx6="http://schemas.microsoft.com/office/drawing/2016/5/12/chartex" xmlns:cx7="http://schemas.microsoft.com/office/drawing/2016/5/13/chartex" xmlns:cx8="http://schemas.microsoft.com/office/drawing/2016/5/14/chartex" xmlns:mc="http://schemas.openxmlformats.org/markup-compatibility/2006" xmlns:aink="http://schemas.microsoft.com/office/drawing/2016/ink" xmlns:am3d="http://schemas.microsoft.com/office/drawing/2017/model3d" xmlns:o="urn:schemas-microsoft-com:office:office" xmlns:oel="http://schemas.microsoft.com/office/2019/extlst" xmlns:r="http://schemas.openxmlformats.org/officeDocument/2006/relationships" xmlns:m="http://schemas.openxmlformats.org/officeDocument/2006/math" xmlns:v="urn:schemas-microsoft-com:vml" xmlns:wp14="http://schemas.microsoft.com/office/word/2010/wordprocessingDrawing" xmlns:wp="http://schemas.openxmlformats.org/drawingml/2006/wordprocessingDrawing" xmlns:w10="urn:schemas-microsoft-com:office:word" xmlns:w="http://schemas.openxmlformats.org/wordprocessingml/2006/main" xmlns:w14="http://schemas.microsoft.com/office/word/2010/wordml" xmlns:w15="http://schemas.microsoft.com/office/word/2012/wordml" xmlns:w16cex="http://schemas.microsoft.com/office/word/2018/wordml/cex" xmlns:w16cid="http://schemas.microsoft.com/office/word/2016/wordml/cid" xmlns:w16="http://schemas.microsoft.com/office/word/2018/wordml" xmlns:w16du="http://schemas.microsoft.com/office/word/2023/wordml/word16du" xmlns:w16sdtdh="http://schemas.microsoft.com/office/word/2020/wordml/sdtdatahash" xmlns:w16se="http://schemas.microsoft.com/office/word/2015/wordml/symex" xmlns:wpg="http://schemas.microsoft.com/office/word/2010/wordprocessingGroup" xmlns:wpi="http://schemas.microsoft.com/office/word/2010/wordprocessingInk" xmlns:wne="http://schemas.microsoft.com/office/word/2006/wordml" xmlns:wps="http://schemas.microsoft.com/office/word/2010/wordprocessingShape" mc:Ignorable="w14 w15 w16se w16cid w16 w16cex w16sdtdh w16du wp14">
+<w:ftr xmlns:wpc="http://schemas.microsoft.com/office/word/2010/wordprocessingCanvas" xmlns:cx="http://schemas.microsoft.com/office/drawing/2014/chartex" xmlns:cx1="http://schemas.microsoft.com/office/drawing/2015/9/8/chartex" xmlns:cx2="http://schemas.microsoft.com/office/drawing/2015/10/21/chartex" xmlns:cx3="http://schemas.microsoft.com/office/drawing/2016/5/9/chartex" xmlns:cx4="http://schemas.microsoft.com/office/drawing/2016/5/10/chartex" xmlns:cx5="http://schemas.microsoft.com/office/drawing/2016/5/11/chartex" xmlns:cx6="http://schemas.microsoft.com/office/drawing/2016/5/12/chartex" xmlns:cx7="http://schemas.microsoft.com/office/drawing/2016/5/13/chartex" xmlns:cx8="http://schemas.microsoft.com/office/drawing/2016/5/14/chartex" xmlns:mc="http://schemas.openxmlformats.org/markup-compatibility/2006" xmlns:aink="http://schemas.microsoft.com/office/drawing/2016/ink" xmlns:am3d="http://schemas.microsoft.com/office/drawing/2017/model3d" xmlns:o="urn:schemas-microsoft-com:office:office" xmlns:r="http://schemas.openxmlformats.org/officeDocument/2006/relationships" xmlns:m="http://schemas.openxmlformats.org/officeDocument/2006/math" xmlns:v="urn:schemas-microsoft-com:vml" xmlns:wp14="http://schemas.microsoft.com/office/word/2010/wordprocessingDrawing" xmlns:wp="http://schemas.openxmlformats.org/drawingml/2006/wordprocessingDrawing" xmlns:w10="urn:schemas-microsoft-com:office:word" xmlns:w="http://schemas.openxmlformats.org/wordprocessingml/2006/main" xmlns:w14="http://schemas.microsoft.com/office/word/2010/wordml" xmlns:w15="http://schemas.microsoft.com/office/word/2012/wordml" xmlns:w16cid="http://schemas.microsoft.com/office/word/2016/wordml/cid" xmlns:w16se="http://schemas.microsoft.com/office/word/2015/wordml/symex" xmlns:wpg="http://schemas.microsoft.com/office/word/2010/wordprocessingGroup" xmlns:wpi="http://schemas.microsoft.com/office/word/2010/wordprocessingInk" xmlns:wne="http://schemas.microsoft.com/office/word/2006/wordml" xmlns:wps="http://schemas.microsoft.com/office/word/2010/wordprocessingShape" mc:Ignorable="w14 w15 w16se w16cid wp14">
   <w:sdt>
     <w:sdtPr>
       <w:rPr>
@@ -27002,6 +28149,7 @@
         <w:docPartUnique/>
       </w:docPartObj>
     </w:sdtPr>
+    <w:sdtEndPr/>
     <w:sdtContent>
       <w:p>
         <w:pPr>
@@ -27035,11 +28183,12 @@
       <w:ind w:firstLine="720"/>
     </w:pPr>
   </w:p>
+  <w:p/>
 </w:ftr>
 </file>
 
 <file path=word/footnotes.xml><?xml version="1.0" encoding="utf-8"?>
-<w:footnotes xmlns:wpc="http://schemas.microsoft.com/office/word/2010/wordprocessingCanvas" xmlns:cx="http://schemas.microsoft.com/office/drawing/2014/chartex" xmlns:cx1="http://schemas.microsoft.com/office/drawing/2015/9/8/chartex" xmlns:cx2="http://schemas.microsoft.com/office/drawing/2015/10/21/chartex" xmlns:cx3="http://schemas.microsoft.com/office/drawing/2016/5/9/chartex" xmlns:cx4="http://schemas.microsoft.com/office/drawing/2016/5/10/chartex" xmlns:cx5="http://schemas.microsoft.com/office/drawing/2016/5/11/chartex" xmlns:cx6="http://schemas.microsoft.com/office/drawing/2016/5/12/chartex" xmlns:cx7="http://schemas.microsoft.com/office/drawing/2016/5/13/chartex" xmlns:cx8="http://schemas.microsoft.com/office/drawing/2016/5/14/chartex" xmlns:mc="http://schemas.openxmlformats.org/markup-compatibility/2006" xmlns:aink="http://schemas.microsoft.com/office/drawing/2016/ink" xmlns:am3d="http://schemas.microsoft.com/office/drawing/2017/model3d" xmlns:o="urn:schemas-microsoft-com:office:office" xmlns:oel="http://schemas.microsoft.com/office/2019/extlst" xmlns:r="http://schemas.openxmlformats.org/officeDocument/2006/relationships" xmlns:m="http://schemas.openxmlformats.org/officeDocument/2006/math" xmlns:v="urn:schemas-microsoft-com:vml" xmlns:wp14="http://schemas.microsoft.com/office/word/2010/wordprocessingDrawing" xmlns:wp="http://schemas.openxmlformats.org/drawingml/2006/wordprocessingDrawing" xmlns:w10="urn:schemas-microsoft-com:office:word" xmlns:w="http://schemas.openxmlformats.org/wordprocessingml/2006/main" xmlns:w14="http://schemas.microsoft.com/office/word/2010/wordml" xmlns:w15="http://schemas.microsoft.com/office/word/2012/wordml" xmlns:w16cex="http://schemas.microsoft.com/office/word/2018/wordml/cex" xmlns:w16cid="http://schemas.microsoft.com/office/word/2016/wordml/cid" xmlns:w16="http://schemas.microsoft.com/office/word/2018/wordml" xmlns:w16du="http://schemas.microsoft.com/office/word/2023/wordml/word16du" xmlns:w16sdtdh="http://schemas.microsoft.com/office/word/2020/wordml/sdtdatahash" xmlns:w16se="http://schemas.microsoft.com/office/word/2015/wordml/symex" xmlns:wpg="http://schemas.microsoft.com/office/word/2010/wordprocessingGroup" xmlns:wpi="http://schemas.microsoft.com/office/word/2010/wordprocessingInk" xmlns:wne="http://schemas.microsoft.com/office/word/2006/wordml" xmlns:wps="http://schemas.microsoft.com/office/word/2010/wordprocessingShape" mc:Ignorable="w14 w15 w16se w16cid w16 w16cex w16sdtdh w16du wp14">
+<w:footnotes xmlns:wpc="http://schemas.microsoft.com/office/word/2010/wordprocessingCanvas" xmlns:cx="http://schemas.microsoft.com/office/drawing/2014/chartex" xmlns:cx1="http://schemas.microsoft.com/office/drawing/2015/9/8/chartex" xmlns:cx2="http://schemas.microsoft.com/office/drawing/2015/10/21/chartex" xmlns:cx3="http://schemas.microsoft.com/office/drawing/2016/5/9/chartex" xmlns:cx4="http://schemas.microsoft.com/office/drawing/2016/5/10/chartex" xmlns:cx5="http://schemas.microsoft.com/office/drawing/2016/5/11/chartex" xmlns:cx6="http://schemas.microsoft.com/office/drawing/2016/5/12/chartex" xmlns:cx7="http://schemas.microsoft.com/office/drawing/2016/5/13/chartex" xmlns:cx8="http://schemas.microsoft.com/office/drawing/2016/5/14/chartex" xmlns:mc="http://schemas.openxmlformats.org/markup-compatibility/2006" xmlns:aink="http://schemas.microsoft.com/office/drawing/2016/ink" xmlns:am3d="http://schemas.microsoft.com/office/drawing/2017/model3d" xmlns:o="urn:schemas-microsoft-com:office:office" xmlns:r="http://schemas.openxmlformats.org/officeDocument/2006/relationships" xmlns:m="http://schemas.openxmlformats.org/officeDocument/2006/math" xmlns:v="urn:schemas-microsoft-com:vml" xmlns:wp14="http://schemas.microsoft.com/office/word/2010/wordprocessingDrawing" xmlns:wp="http://schemas.openxmlformats.org/drawingml/2006/wordprocessingDrawing" xmlns:w10="urn:schemas-microsoft-com:office:word" xmlns:w="http://schemas.openxmlformats.org/wordprocessingml/2006/main" xmlns:w14="http://schemas.microsoft.com/office/word/2010/wordml" xmlns:w15="http://schemas.microsoft.com/office/word/2012/wordml" xmlns:w16cid="http://schemas.microsoft.com/office/word/2016/wordml/cid" xmlns:w16se="http://schemas.microsoft.com/office/word/2015/wordml/symex" xmlns:wpg="http://schemas.microsoft.com/office/word/2010/wordprocessingGroup" xmlns:wpi="http://schemas.microsoft.com/office/word/2010/wordprocessingInk" xmlns:wne="http://schemas.microsoft.com/office/word/2006/wordml" xmlns:wps="http://schemas.microsoft.com/office/word/2010/wordprocessingShape" mc:Ignorable="w14 w15 w16se w16cid wp14">
   <w:footnote w:type="separator" w:id="-1">
     <w:p>
       <w:pPr>
@@ -27049,6 +28198,7 @@
         <w:separator/>
       </w:r>
     </w:p>
+    <w:p/>
   </w:footnote>
   <w:footnote w:type="continuationSeparator" w:id="0">
     <w:p>
@@ -27059,12 +28209,13 @@
         <w:continuationSeparator/>
       </w:r>
     </w:p>
+    <w:p/>
   </w:footnote>
 </w:footnotes>
 </file>
 
 <file path=word/header1.xml><?xml version="1.0" encoding="utf-8"?>
-<w:hdr xmlns:wpc="http://schemas.microsoft.com/office/word/2010/wordprocessingCanvas" xmlns:cx="http://schemas.microsoft.com/office/drawing/2014/chartex" xmlns:cx1="http://schemas.microsoft.com/office/drawing/2015/9/8/chartex" xmlns:cx2="http://schemas.microsoft.com/office/drawing/2015/10/21/chartex" xmlns:cx3="http://schemas.microsoft.com/office/drawing/2016/5/9/chartex" xmlns:cx4="http://schemas.microsoft.com/office/drawing/2016/5/10/chartex" xmlns:cx5="http://schemas.microsoft.com/office/drawing/2016/5/11/chartex" xmlns:cx6="http://schemas.microsoft.com/office/drawing/2016/5/12/chartex" xmlns:cx7="http://schemas.microsoft.com/office/drawing/2016/5/13/chartex" xmlns:cx8="http://schemas.microsoft.com/office/drawing/2016/5/14/chartex" xmlns:mc="http://schemas.openxmlformats.org/markup-compatibility/2006" xmlns:aink="http://schemas.microsoft.com/office/drawing/2016/ink" xmlns:am3d="http://schemas.microsoft.com/office/drawing/2017/model3d" xmlns:o="urn:schemas-microsoft-com:office:office" xmlns:oel="http://schemas.microsoft.com/office/2019/extlst" xmlns:r="http://schemas.openxmlformats.org/officeDocument/2006/relationships" xmlns:m="http://schemas.openxmlformats.org/officeDocument/2006/math" xmlns:v="urn:schemas-microsoft-com:vml" xmlns:wp14="http://schemas.microsoft.com/office/word/2010/wordprocessingDrawing" xmlns:wp="http://schemas.openxmlformats.org/drawingml/2006/wordprocessingDrawing" xmlns:w10="urn:schemas-microsoft-com:office:word" xmlns:w="http://schemas.openxmlformats.org/wordprocessingml/2006/main" xmlns:w14="http://schemas.microsoft.com/office/word/2010/wordml" xmlns:w15="http://schemas.microsoft.com/office/word/2012/wordml" xmlns:w16cex="http://schemas.microsoft.com/office/word/2018/wordml/cex" xmlns:w16cid="http://schemas.microsoft.com/office/word/2016/wordml/cid" xmlns:w16="http://schemas.microsoft.com/office/word/2018/wordml" xmlns:w16du="http://schemas.microsoft.com/office/word/2023/wordml/word16du" xmlns:w16sdtdh="http://schemas.microsoft.com/office/word/2020/wordml/sdtdatahash" xmlns:w16se="http://schemas.microsoft.com/office/word/2015/wordml/symex" xmlns:wpg="http://schemas.microsoft.com/office/word/2010/wordprocessingGroup" xmlns:wpi="http://schemas.microsoft.com/office/word/2010/wordprocessingInk" xmlns:wne="http://schemas.microsoft.com/office/word/2006/wordml" xmlns:wps="http://schemas.microsoft.com/office/word/2010/wordprocessingShape" mc:Ignorable="w14 w15 w16se w16cid w16 w16cex w16sdtdh w16du wp14">
+<w:hdr xmlns:wpc="http://schemas.microsoft.com/office/word/2010/wordprocessingCanvas" xmlns:cx="http://schemas.microsoft.com/office/drawing/2014/chartex" xmlns:cx1="http://schemas.microsoft.com/office/drawing/2015/9/8/chartex" xmlns:cx2="http://schemas.microsoft.com/office/drawing/2015/10/21/chartex" xmlns:cx3="http://schemas.microsoft.com/office/drawing/2016/5/9/chartex" xmlns:cx4="http://schemas.microsoft.com/office/drawing/2016/5/10/chartex" xmlns:cx5="http://schemas.microsoft.com/office/drawing/2016/5/11/chartex" xmlns:cx6="http://schemas.microsoft.com/office/drawing/2016/5/12/chartex" xmlns:cx7="http://schemas.microsoft.com/office/drawing/2016/5/13/chartex" xmlns:cx8="http://schemas.microsoft.com/office/drawing/2016/5/14/chartex" xmlns:mc="http://schemas.openxmlformats.org/markup-compatibility/2006" xmlns:aink="http://schemas.microsoft.com/office/drawing/2016/ink" xmlns:am3d="http://schemas.microsoft.com/office/drawing/2017/model3d" xmlns:o="urn:schemas-microsoft-com:office:office" xmlns:r="http://schemas.openxmlformats.org/officeDocument/2006/relationships" xmlns:m="http://schemas.openxmlformats.org/officeDocument/2006/math" xmlns:v="urn:schemas-microsoft-com:vml" xmlns:wp14="http://schemas.microsoft.com/office/word/2010/wordprocessingDrawing" xmlns:wp="http://schemas.openxmlformats.org/drawingml/2006/wordprocessingDrawing" xmlns:w10="urn:schemas-microsoft-com:office:word" xmlns:w="http://schemas.openxmlformats.org/wordprocessingml/2006/main" xmlns:w14="http://schemas.microsoft.com/office/word/2010/wordml" xmlns:w15="http://schemas.microsoft.com/office/word/2012/wordml" xmlns:w16cid="http://schemas.microsoft.com/office/word/2016/wordml/cid" xmlns:w16se="http://schemas.microsoft.com/office/word/2015/wordml/symex" xmlns:wpg="http://schemas.microsoft.com/office/word/2010/wordprocessingGroup" xmlns:wpi="http://schemas.microsoft.com/office/word/2010/wordprocessingInk" xmlns:wne="http://schemas.microsoft.com/office/word/2006/wordml" xmlns:wps="http://schemas.microsoft.com/office/word/2010/wordprocessingShape" mc:Ignorable="w14 w15 w16se w16cid wp14">
   <w:p>
     <w:pPr>
       <w:pStyle w:val="af"/>
@@ -27130,11 +28281,12 @@
       </w:drawing>
     </w:r>
   </w:p>
+  <w:p/>
 </w:hdr>
 </file>
 
 <file path=word/numbering.xml><?xml version="1.0" encoding="utf-8"?>
-<w:numbering xmlns:wpc="http://schemas.microsoft.com/office/word/2010/wordprocessingCanvas" xmlns:cx="http://schemas.microsoft.com/office/drawing/2014/chartex" xmlns:cx1="http://schemas.microsoft.com/office/drawing/2015/9/8/chartex" xmlns:cx2="http://schemas.microsoft.com/office/drawing/2015/10/21/chartex" xmlns:cx3="http://schemas.microsoft.com/office/drawing/2016/5/9/chartex" xmlns:cx4="http://schemas.microsoft.com/office/drawing/2016/5/10/chartex" xmlns:cx5="http://schemas.microsoft.com/office/drawing/2016/5/11/chartex" xmlns:cx6="http://schemas.microsoft.com/office/drawing/2016/5/12/chartex" xmlns:cx7="http://schemas.microsoft.com/office/drawing/2016/5/13/chartex" xmlns:cx8="http://schemas.microsoft.com/office/drawing/2016/5/14/chartex" xmlns:mc="http://schemas.openxmlformats.org/markup-compatibility/2006" xmlns:aink="http://schemas.microsoft.com/office/drawing/2016/ink" xmlns:am3d="http://schemas.microsoft.com/office/drawing/2017/model3d" xmlns:o="urn:schemas-microsoft-com:office:office" xmlns:oel="http://schemas.microsoft.com/office/2019/extlst" xmlns:r="http://schemas.openxmlformats.org/officeDocument/2006/relationships" xmlns:m="http://schemas.openxmlformats.org/officeDocument/2006/math" xmlns:v="urn:schemas-microsoft-com:vml" xmlns:wp14="http://schemas.microsoft.com/office/word/2010/wordprocessingDrawing" xmlns:wp="http://schemas.openxmlformats.org/drawingml/2006/wordprocessingDrawing" xmlns:w10="urn:schemas-microsoft-com:office:word" xmlns:w="http://schemas.openxmlformats.org/wordprocessingml/2006/main" xmlns:w14="http://schemas.microsoft.com/office/word/2010/wordml" xmlns:w15="http://schemas.microsoft.com/office/word/2012/wordml" xmlns:w16cex="http://schemas.microsoft.com/office/word/2018/wordml/cex" xmlns:w16cid="http://schemas.microsoft.com/office/word/2016/wordml/cid" xmlns:w16="http://schemas.microsoft.com/office/word/2018/wordml" xmlns:w16du="http://schemas.microsoft.com/office/word/2023/wordml/word16du" xmlns:w16sdtdh="http://schemas.microsoft.com/office/word/2020/wordml/sdtdatahash" xmlns:w16se="http://schemas.microsoft.com/office/word/2015/wordml/symex" xmlns:wpg="http://schemas.microsoft.com/office/word/2010/wordprocessingGroup" xmlns:wpi="http://schemas.microsoft.com/office/word/2010/wordprocessingInk" xmlns:wne="http://schemas.microsoft.com/office/word/2006/wordml" xmlns:wps="http://schemas.microsoft.com/office/word/2010/wordprocessingShape" mc:Ignorable="w14 w15 w16se w16cid w16 w16cex w16sdtdh w16du wp14">
+<w:numbering xmlns:wpc="http://schemas.microsoft.com/office/word/2010/wordprocessingCanvas" xmlns:cx="http://schemas.microsoft.com/office/drawing/2014/chartex" xmlns:cx1="http://schemas.microsoft.com/office/drawing/2015/9/8/chartex" xmlns:cx2="http://schemas.microsoft.com/office/drawing/2015/10/21/chartex" xmlns:cx3="http://schemas.microsoft.com/office/drawing/2016/5/9/chartex" xmlns:cx4="http://schemas.microsoft.com/office/drawing/2016/5/10/chartex" xmlns:cx5="http://schemas.microsoft.com/office/drawing/2016/5/11/chartex" xmlns:cx6="http://schemas.microsoft.com/office/drawing/2016/5/12/chartex" xmlns:cx7="http://schemas.microsoft.com/office/drawing/2016/5/13/chartex" xmlns:cx8="http://schemas.microsoft.com/office/drawing/2016/5/14/chartex" xmlns:mc="http://schemas.openxmlformats.org/markup-compatibility/2006" xmlns:aink="http://schemas.microsoft.com/office/drawing/2016/ink" xmlns:am3d="http://schemas.microsoft.com/office/drawing/2017/model3d" xmlns:o="urn:schemas-microsoft-com:office:office" xmlns:r="http://schemas.openxmlformats.org/officeDocument/2006/relationships" xmlns:m="http://schemas.openxmlformats.org/officeDocument/2006/math" xmlns:v="urn:schemas-microsoft-com:vml" xmlns:wp14="http://schemas.microsoft.com/office/word/2010/wordprocessingDrawing" xmlns:wp="http://schemas.openxmlformats.org/drawingml/2006/wordprocessingDrawing" xmlns:w10="urn:schemas-microsoft-com:office:word" xmlns:w="http://schemas.openxmlformats.org/wordprocessingml/2006/main" xmlns:w14="http://schemas.microsoft.com/office/word/2010/wordml" xmlns:w15="http://schemas.microsoft.com/office/word/2012/wordml" xmlns:w16cid="http://schemas.microsoft.com/office/word/2016/wordml/cid" xmlns:w16se="http://schemas.microsoft.com/office/word/2015/wordml/symex" xmlns:wpg="http://schemas.microsoft.com/office/word/2010/wordprocessingGroup" xmlns:wpi="http://schemas.microsoft.com/office/word/2010/wordprocessingInk" xmlns:wne="http://schemas.microsoft.com/office/word/2006/wordml" xmlns:wps="http://schemas.microsoft.com/office/word/2010/wordprocessingShape" mc:Ignorable="w14 w15 w16se w16cid wp14">
   <w:abstractNum w:abstractNumId="0" w15:restartNumberingAfterBreak="0">
     <w:nsid w:val="06E64581"/>
     <w:multiLevelType w:val="hybridMultilevel"/>
@@ -28847,9 +29999,9 @@
     </w:lvl>
   </w:abstractNum>
   <w:abstractNum w:abstractNumId="14" w15:restartNumberingAfterBreak="0">
-    <w:nsid w:val="30C76C83"/>
+    <w:nsid w:val="2F755D9F"/>
     <w:multiLevelType w:val="multilevel"/>
-    <w:tmpl w:val="614E4446"/>
+    <w:tmpl w:val="CD802FD4"/>
     <w:lvl w:ilvl="0">
       <w:start w:val="1"/>
       <w:numFmt w:val="bullet"/>
@@ -28996,122 +30148,158 @@
     </w:lvl>
   </w:abstractNum>
   <w:abstractNum w:abstractNumId="15" w15:restartNumberingAfterBreak="0">
-    <w:nsid w:val="33005739"/>
-    <w:multiLevelType w:val="hybridMultilevel"/>
-    <w:tmpl w:val="61D6B394"/>
-    <w:lvl w:ilvl="0" w:tplc="04090005">
+    <w:nsid w:val="306C5342"/>
+    <w:multiLevelType w:val="multilevel"/>
+    <w:tmpl w:val="C2F25F70"/>
+    <w:lvl w:ilvl="0">
+      <w:start w:val="1"/>
+      <w:numFmt w:val="bullet"/>
+      <w:lvlText w:val=""/>
+      <w:lvlJc w:val="left"/>
+      <w:pPr>
+        <w:tabs>
+          <w:tab w:val="num" w:pos="720"/>
+        </w:tabs>
+        <w:ind w:left="720" w:hanging="360"/>
+      </w:pPr>
+      <w:rPr>
+        <w:rFonts w:ascii="Symbol" w:hAnsi="Symbol" w:hint="default"/>
+        <w:sz w:val="20"/>
+      </w:rPr>
+    </w:lvl>
+    <w:lvl w:ilvl="1" w:tentative="1">
+      <w:start w:val="1"/>
+      <w:numFmt w:val="bullet"/>
+      <w:lvlText w:val="o"/>
+      <w:lvlJc w:val="left"/>
+      <w:pPr>
+        <w:tabs>
+          <w:tab w:val="num" w:pos="1440"/>
+        </w:tabs>
+        <w:ind w:left="1440" w:hanging="360"/>
+      </w:pPr>
+      <w:rPr>
+        <w:rFonts w:ascii="Courier New" w:hAnsi="Courier New" w:hint="default"/>
+        <w:sz w:val="20"/>
+      </w:rPr>
+    </w:lvl>
+    <w:lvl w:ilvl="2" w:tentative="1">
       <w:start w:val="1"/>
       <w:numFmt w:val="bullet"/>
       <w:lvlText w:val=""/>
       <w:lvlJc w:val="left"/>
       <w:pPr>
-        <w:ind w:left="720" w:hanging="360"/>
+        <w:tabs>
+          <w:tab w:val="num" w:pos="2160"/>
+        </w:tabs>
+        <w:ind w:left="2160" w:hanging="360"/>
       </w:pPr>
       <w:rPr>
         <w:rFonts w:ascii="Wingdings" w:hAnsi="Wingdings" w:hint="default"/>
+        <w:sz w:val="20"/>
       </w:rPr>
     </w:lvl>
-    <w:lvl w:ilvl="1" w:tplc="04090003" w:tentative="1">
-      <w:start w:val="1"/>
-      <w:numFmt w:val="bullet"/>
-      <w:lvlText w:val="o"/>
-      <w:lvlJc w:val="left"/>
-      <w:pPr>
-        <w:ind w:left="1440" w:hanging="360"/>
-      </w:pPr>
-      <w:rPr>
-        <w:rFonts w:ascii="Courier New" w:hAnsi="Courier New" w:cs="Courier New" w:hint="default"/>
-      </w:rPr>
-    </w:lvl>
-    <w:lvl w:ilvl="2" w:tplc="04090005" w:tentative="1">
+    <w:lvl w:ilvl="3" w:tentative="1">
       <w:start w:val="1"/>
       <w:numFmt w:val="bullet"/>
       <w:lvlText w:val=""/>
       <w:lvlJc w:val="left"/>
       <w:pPr>
-        <w:ind w:left="2160" w:hanging="360"/>
+        <w:tabs>
+          <w:tab w:val="num" w:pos="2880"/>
+        </w:tabs>
+        <w:ind w:left="2880" w:hanging="360"/>
       </w:pPr>
       <w:rPr>
         <w:rFonts w:ascii="Wingdings" w:hAnsi="Wingdings" w:hint="default"/>
+        <w:sz w:val="20"/>
       </w:rPr>
     </w:lvl>
-    <w:lvl w:ilvl="3" w:tplc="04090001" w:tentative="1">
-      <w:start w:val="1"/>
-      <w:numFmt w:val="bullet"/>
-      <w:lvlText w:val=""/>
-      <w:lvlJc w:val="left"/>
-      <w:pPr>
-        <w:ind w:left="2880" w:hanging="360"/>
-      </w:pPr>
-      <w:rPr>
-        <w:rFonts w:ascii="Symbol" w:hAnsi="Symbol" w:hint="default"/>
-      </w:rPr>
-    </w:lvl>
-    <w:lvl w:ilvl="4" w:tplc="04090003" w:tentative="1">
-      <w:start w:val="1"/>
-      <w:numFmt w:val="bullet"/>
-      <w:lvlText w:val="o"/>
-      <w:lvlJc w:val="left"/>
-      <w:pPr>
-        <w:ind w:left="3600" w:hanging="360"/>
-      </w:pPr>
-      <w:rPr>
-        <w:rFonts w:ascii="Courier New" w:hAnsi="Courier New" w:cs="Courier New" w:hint="default"/>
-      </w:rPr>
-    </w:lvl>
-    <w:lvl w:ilvl="5" w:tplc="04090005" w:tentative="1">
+    <w:lvl w:ilvl="4" w:tentative="1">
       <w:start w:val="1"/>
       <w:numFmt w:val="bullet"/>
       <w:lvlText w:val=""/>
       <w:lvlJc w:val="left"/>
       <w:pPr>
-        <w:ind w:left="4320" w:hanging="360"/>
+        <w:tabs>
+          <w:tab w:val="num" w:pos="3600"/>
+        </w:tabs>
+        <w:ind w:left="3600" w:hanging="360"/>
       </w:pPr>
       <w:rPr>
         <w:rFonts w:ascii="Wingdings" w:hAnsi="Wingdings" w:hint="default"/>
+        <w:sz w:val="20"/>
       </w:rPr>
     </w:lvl>
-    <w:lvl w:ilvl="6" w:tplc="04090001" w:tentative="1">
-      <w:start w:val="1"/>
-      <w:numFmt w:val="bullet"/>
-      <w:lvlText w:val=""/>
-      <w:lvlJc w:val="left"/>
-      <w:pPr>
-        <w:ind w:left="5040" w:hanging="360"/>
-      </w:pPr>
-      <w:rPr>
-        <w:rFonts w:ascii="Symbol" w:hAnsi="Symbol" w:hint="default"/>
-      </w:rPr>
-    </w:lvl>
-    <w:lvl w:ilvl="7" w:tplc="04090003" w:tentative="1">
-      <w:start w:val="1"/>
-      <w:numFmt w:val="bullet"/>
-      <w:lvlText w:val="o"/>
-      <w:lvlJc w:val="left"/>
-      <w:pPr>
-        <w:ind w:left="5760" w:hanging="360"/>
-      </w:pPr>
-      <w:rPr>
-        <w:rFonts w:ascii="Courier New" w:hAnsi="Courier New" w:cs="Courier New" w:hint="default"/>
-      </w:rPr>
-    </w:lvl>
-    <w:lvl w:ilvl="8" w:tplc="04090005" w:tentative="1">
+    <w:lvl w:ilvl="5" w:tentative="1">
       <w:start w:val="1"/>
       <w:numFmt w:val="bullet"/>
       <w:lvlText w:val=""/>
       <w:lvlJc w:val="left"/>
       <w:pPr>
-        <w:ind w:left="6480" w:hanging="360"/>
+        <w:tabs>
+          <w:tab w:val="num" w:pos="4320"/>
+        </w:tabs>
+        <w:ind w:left="4320" w:hanging="360"/>
       </w:pPr>
       <w:rPr>
         <w:rFonts w:ascii="Wingdings" w:hAnsi="Wingdings" w:hint="default"/>
+        <w:sz w:val="20"/>
+      </w:rPr>
+    </w:lvl>
+    <w:lvl w:ilvl="6" w:tentative="1">
+      <w:start w:val="1"/>
+      <w:numFmt w:val="bullet"/>
+      <w:lvlText w:val=""/>
+      <w:lvlJc w:val="left"/>
+      <w:pPr>
+        <w:tabs>
+          <w:tab w:val="num" w:pos="5040"/>
+        </w:tabs>
+        <w:ind w:left="5040" w:hanging="360"/>
+      </w:pPr>
+      <w:rPr>
+        <w:rFonts w:ascii="Wingdings" w:hAnsi="Wingdings" w:hint="default"/>
+        <w:sz w:val="20"/>
+      </w:rPr>
+    </w:lvl>
+    <w:lvl w:ilvl="7" w:tentative="1">
+      <w:start w:val="1"/>
+      <w:numFmt w:val="bullet"/>
+      <w:lvlText w:val=""/>
+      <w:lvlJc w:val="left"/>
+      <w:pPr>
+        <w:tabs>
+          <w:tab w:val="num" w:pos="5760"/>
+        </w:tabs>
+        <w:ind w:left="5760" w:hanging="360"/>
+      </w:pPr>
+      <w:rPr>
+        <w:rFonts w:ascii="Wingdings" w:hAnsi="Wingdings" w:hint="default"/>
+        <w:sz w:val="20"/>
+      </w:rPr>
+    </w:lvl>
+    <w:lvl w:ilvl="8" w:tentative="1">
+      <w:start w:val="1"/>
+      <w:numFmt w:val="bullet"/>
+      <w:lvlText w:val=""/>
+      <w:lvlJc w:val="left"/>
+      <w:pPr>
+        <w:tabs>
+          <w:tab w:val="num" w:pos="6480"/>
+        </w:tabs>
+        <w:ind w:left="6480" w:hanging="360"/>
+      </w:pPr>
+      <w:rPr>
+        <w:rFonts w:ascii="Wingdings" w:hAnsi="Wingdings" w:hint="default"/>
+        <w:sz w:val="20"/>
       </w:rPr>
     </w:lvl>
   </w:abstractNum>
   <w:abstractNum w:abstractNumId="16" w15:restartNumberingAfterBreak="0">
-    <w:nsid w:val="36634361"/>
+    <w:nsid w:val="30C76C83"/>
     <w:multiLevelType w:val="multilevel"/>
-    <w:tmpl w:val="494E9E0A"/>
+    <w:tmpl w:val="614E4446"/>
     <w:lvl w:ilvl="0">
       <w:start w:val="1"/>
       <w:numFmt w:val="bullet"/>
@@ -29258,16 +30446,16 @@
     </w:lvl>
   </w:abstractNum>
   <w:abstractNum w:abstractNumId="17" w15:restartNumberingAfterBreak="0">
-    <w:nsid w:val="36D8307D"/>
+    <w:nsid w:val="33005739"/>
     <w:multiLevelType w:val="hybridMultilevel"/>
-    <w:tmpl w:val="9AC287E8"/>
+    <w:tmpl w:val="61D6B394"/>
     <w:lvl w:ilvl="0" w:tplc="04090005">
       <w:start w:val="1"/>
       <w:numFmt w:val="bullet"/>
       <w:lvlText w:val=""/>
       <w:lvlJc w:val="left"/>
       <w:pPr>
-        <w:ind w:left="360" w:hanging="360"/>
+        <w:ind w:left="720" w:hanging="360"/>
       </w:pPr>
       <w:rPr>
         <w:rFonts w:ascii="Wingdings" w:hAnsi="Wingdings" w:hint="default"/>
@@ -29279,7 +30467,7 @@
       <w:lvlText w:val="o"/>
       <w:lvlJc w:val="left"/>
       <w:pPr>
-        <w:ind w:left="1080" w:hanging="360"/>
+        <w:ind w:left="1440" w:hanging="360"/>
       </w:pPr>
       <w:rPr>
         <w:rFonts w:ascii="Courier New" w:hAnsi="Courier New" w:cs="Courier New" w:hint="default"/>
@@ -29291,7 +30479,7 @@
       <w:lvlText w:val=""/>
       <w:lvlJc w:val="left"/>
       <w:pPr>
-        <w:ind w:left="1800" w:hanging="360"/>
+        <w:ind w:left="2160" w:hanging="360"/>
       </w:pPr>
       <w:rPr>
         <w:rFonts w:ascii="Wingdings" w:hAnsi="Wingdings" w:hint="default"/>
@@ -29303,7 +30491,7 @@
       <w:lvlText w:val=""/>
       <w:lvlJc w:val="left"/>
       <w:pPr>
-        <w:ind w:left="2520" w:hanging="360"/>
+        <w:ind w:left="2880" w:hanging="360"/>
       </w:pPr>
       <w:rPr>
         <w:rFonts w:ascii="Symbol" w:hAnsi="Symbol" w:hint="default"/>
@@ -29315,7 +30503,7 @@
       <w:lvlText w:val="o"/>
       <w:lvlJc w:val="left"/>
       <w:pPr>
-        <w:ind w:left="3240" w:hanging="360"/>
+        <w:ind w:left="3600" w:hanging="360"/>
       </w:pPr>
       <w:rPr>
         <w:rFonts w:ascii="Courier New" w:hAnsi="Courier New" w:cs="Courier New" w:hint="default"/>
@@ -29327,7 +30515,7 @@
       <w:lvlText w:val=""/>
       <w:lvlJc w:val="left"/>
       <w:pPr>
-        <w:ind w:left="3960" w:hanging="360"/>
+        <w:ind w:left="4320" w:hanging="360"/>
       </w:pPr>
       <w:rPr>
         <w:rFonts w:ascii="Wingdings" w:hAnsi="Wingdings" w:hint="default"/>
@@ -29339,7 +30527,7 @@
       <w:lvlText w:val=""/>
       <w:lvlJc w:val="left"/>
       <w:pPr>
-        <w:ind w:left="4680" w:hanging="360"/>
+        <w:ind w:left="5040" w:hanging="360"/>
       </w:pPr>
       <w:rPr>
         <w:rFonts w:ascii="Symbol" w:hAnsi="Symbol" w:hint="default"/>
@@ -29351,7 +30539,7 @@
       <w:lvlText w:val="o"/>
       <w:lvlJc w:val="left"/>
       <w:pPr>
-        <w:ind w:left="5400" w:hanging="360"/>
+        <w:ind w:left="5760" w:hanging="360"/>
       </w:pPr>
       <w:rPr>
         <w:rFonts w:ascii="Courier New" w:hAnsi="Courier New" w:cs="Courier New" w:hint="default"/>
@@ -29363,7 +30551,7 @@
       <w:lvlText w:val=""/>
       <w:lvlJc w:val="left"/>
       <w:pPr>
-        <w:ind w:left="6120" w:hanging="360"/>
+        <w:ind w:left="6480" w:hanging="360"/>
       </w:pPr>
       <w:rPr>
         <w:rFonts w:ascii="Wingdings" w:hAnsi="Wingdings" w:hint="default"/>
@@ -29371,122 +30559,9 @@
     </w:lvl>
   </w:abstractNum>
   <w:abstractNum w:abstractNumId="18" w15:restartNumberingAfterBreak="0">
-    <w:nsid w:val="36E64821"/>
-    <w:multiLevelType w:val="hybridMultilevel"/>
-    <w:tmpl w:val="BCFCC672"/>
-    <w:lvl w:ilvl="0" w:tplc="04090001">
-      <w:start w:val="1"/>
-      <w:numFmt w:val="bullet"/>
-      <w:lvlText w:val=""/>
-      <w:lvlJc w:val="left"/>
-      <w:pPr>
-        <w:ind w:left="1440" w:hanging="360"/>
-      </w:pPr>
-      <w:rPr>
-        <w:rFonts w:ascii="Symbol" w:hAnsi="Symbol" w:hint="default"/>
-      </w:rPr>
-    </w:lvl>
-    <w:lvl w:ilvl="1" w:tplc="04090003" w:tentative="1">
-      <w:start w:val="1"/>
-      <w:numFmt w:val="bullet"/>
-      <w:lvlText w:val="o"/>
-      <w:lvlJc w:val="left"/>
-      <w:pPr>
-        <w:ind w:left="2160" w:hanging="360"/>
-      </w:pPr>
-      <w:rPr>
-        <w:rFonts w:ascii="Courier New" w:hAnsi="Courier New" w:cs="Courier New" w:hint="default"/>
-      </w:rPr>
-    </w:lvl>
-    <w:lvl w:ilvl="2" w:tplc="04090005" w:tentative="1">
-      <w:start w:val="1"/>
-      <w:numFmt w:val="bullet"/>
-      <w:lvlText w:val=""/>
-      <w:lvlJc w:val="left"/>
-      <w:pPr>
-        <w:ind w:left="2880" w:hanging="360"/>
-      </w:pPr>
-      <w:rPr>
-        <w:rFonts w:ascii="Wingdings" w:hAnsi="Wingdings" w:hint="default"/>
-      </w:rPr>
-    </w:lvl>
-    <w:lvl w:ilvl="3" w:tplc="04090001" w:tentative="1">
-      <w:start w:val="1"/>
-      <w:numFmt w:val="bullet"/>
-      <w:lvlText w:val=""/>
-      <w:lvlJc w:val="left"/>
-      <w:pPr>
-        <w:ind w:left="3600" w:hanging="360"/>
-      </w:pPr>
-      <w:rPr>
-        <w:rFonts w:ascii="Symbol" w:hAnsi="Symbol" w:hint="default"/>
-      </w:rPr>
-    </w:lvl>
-    <w:lvl w:ilvl="4" w:tplc="04090003" w:tentative="1">
-      <w:start w:val="1"/>
-      <w:numFmt w:val="bullet"/>
-      <w:lvlText w:val="o"/>
-      <w:lvlJc w:val="left"/>
-      <w:pPr>
-        <w:ind w:left="4320" w:hanging="360"/>
-      </w:pPr>
-      <w:rPr>
-        <w:rFonts w:ascii="Courier New" w:hAnsi="Courier New" w:cs="Courier New" w:hint="default"/>
-      </w:rPr>
-    </w:lvl>
-    <w:lvl w:ilvl="5" w:tplc="04090005" w:tentative="1">
-      <w:start w:val="1"/>
-      <w:numFmt w:val="bullet"/>
-      <w:lvlText w:val=""/>
-      <w:lvlJc w:val="left"/>
-      <w:pPr>
-        <w:ind w:left="5040" w:hanging="360"/>
-      </w:pPr>
-      <w:rPr>
-        <w:rFonts w:ascii="Wingdings" w:hAnsi="Wingdings" w:hint="default"/>
-      </w:rPr>
-    </w:lvl>
-    <w:lvl w:ilvl="6" w:tplc="04090001" w:tentative="1">
-      <w:start w:val="1"/>
-      <w:numFmt w:val="bullet"/>
-      <w:lvlText w:val=""/>
-      <w:lvlJc w:val="left"/>
-      <w:pPr>
-        <w:ind w:left="5760" w:hanging="360"/>
-      </w:pPr>
-      <w:rPr>
-        <w:rFonts w:ascii="Symbol" w:hAnsi="Symbol" w:hint="default"/>
-      </w:rPr>
-    </w:lvl>
-    <w:lvl w:ilvl="7" w:tplc="04090003" w:tentative="1">
-      <w:start w:val="1"/>
-      <w:numFmt w:val="bullet"/>
-      <w:lvlText w:val="o"/>
-      <w:lvlJc w:val="left"/>
-      <w:pPr>
-        <w:ind w:left="6480" w:hanging="360"/>
-      </w:pPr>
-      <w:rPr>
-        <w:rFonts w:ascii="Courier New" w:hAnsi="Courier New" w:cs="Courier New" w:hint="default"/>
-      </w:rPr>
-    </w:lvl>
-    <w:lvl w:ilvl="8" w:tplc="04090005" w:tentative="1">
-      <w:start w:val="1"/>
-      <w:numFmt w:val="bullet"/>
-      <w:lvlText w:val=""/>
-      <w:lvlJc w:val="left"/>
-      <w:pPr>
-        <w:ind w:left="7200" w:hanging="360"/>
-      </w:pPr>
-      <w:rPr>
-        <w:rFonts w:ascii="Wingdings" w:hAnsi="Wingdings" w:hint="default"/>
-      </w:rPr>
-    </w:lvl>
-  </w:abstractNum>
-  <w:abstractNum w:abstractNumId="19" w15:restartNumberingAfterBreak="0">
-    <w:nsid w:val="4055325D"/>
+    <w:nsid w:val="36634361"/>
     <w:multiLevelType w:val="multilevel"/>
-    <w:tmpl w:val="91B07514"/>
+    <w:tmpl w:val="494E9E0A"/>
     <w:lvl w:ilvl="0">
       <w:start w:val="1"/>
       <w:numFmt w:val="bullet"/>
@@ -29632,17 +30707,130 @@
       </w:rPr>
     </w:lvl>
   </w:abstractNum>
+  <w:abstractNum w:abstractNumId="19" w15:restartNumberingAfterBreak="0">
+    <w:nsid w:val="36D8307D"/>
+    <w:multiLevelType w:val="hybridMultilevel"/>
+    <w:tmpl w:val="9AC287E8"/>
+    <w:lvl w:ilvl="0" w:tplc="04090005">
+      <w:start w:val="1"/>
+      <w:numFmt w:val="bullet"/>
+      <w:lvlText w:val=""/>
+      <w:lvlJc w:val="left"/>
+      <w:pPr>
+        <w:ind w:left="360" w:hanging="360"/>
+      </w:pPr>
+      <w:rPr>
+        <w:rFonts w:ascii="Wingdings" w:hAnsi="Wingdings" w:hint="default"/>
+      </w:rPr>
+    </w:lvl>
+    <w:lvl w:ilvl="1" w:tplc="04090003" w:tentative="1">
+      <w:start w:val="1"/>
+      <w:numFmt w:val="bullet"/>
+      <w:lvlText w:val="o"/>
+      <w:lvlJc w:val="left"/>
+      <w:pPr>
+        <w:ind w:left="1080" w:hanging="360"/>
+      </w:pPr>
+      <w:rPr>
+        <w:rFonts w:ascii="Courier New" w:hAnsi="Courier New" w:cs="Courier New" w:hint="default"/>
+      </w:rPr>
+    </w:lvl>
+    <w:lvl w:ilvl="2" w:tplc="04090005" w:tentative="1">
+      <w:start w:val="1"/>
+      <w:numFmt w:val="bullet"/>
+      <w:lvlText w:val=""/>
+      <w:lvlJc w:val="left"/>
+      <w:pPr>
+        <w:ind w:left="1800" w:hanging="360"/>
+      </w:pPr>
+      <w:rPr>
+        <w:rFonts w:ascii="Wingdings" w:hAnsi="Wingdings" w:hint="default"/>
+      </w:rPr>
+    </w:lvl>
+    <w:lvl w:ilvl="3" w:tplc="04090001" w:tentative="1">
+      <w:start w:val="1"/>
+      <w:numFmt w:val="bullet"/>
+      <w:lvlText w:val=""/>
+      <w:lvlJc w:val="left"/>
+      <w:pPr>
+        <w:ind w:left="2520" w:hanging="360"/>
+      </w:pPr>
+      <w:rPr>
+        <w:rFonts w:ascii="Symbol" w:hAnsi="Symbol" w:hint="default"/>
+      </w:rPr>
+    </w:lvl>
+    <w:lvl w:ilvl="4" w:tplc="04090003" w:tentative="1">
+      <w:start w:val="1"/>
+      <w:numFmt w:val="bullet"/>
+      <w:lvlText w:val="o"/>
+      <w:lvlJc w:val="left"/>
+      <w:pPr>
+        <w:ind w:left="3240" w:hanging="360"/>
+      </w:pPr>
+      <w:rPr>
+        <w:rFonts w:ascii="Courier New" w:hAnsi="Courier New" w:cs="Courier New" w:hint="default"/>
+      </w:rPr>
+    </w:lvl>
+    <w:lvl w:ilvl="5" w:tplc="04090005" w:tentative="1">
+      <w:start w:val="1"/>
+      <w:numFmt w:val="bullet"/>
+      <w:lvlText w:val=""/>
+      <w:lvlJc w:val="left"/>
+      <w:pPr>
+        <w:ind w:left="3960" w:hanging="360"/>
+      </w:pPr>
+      <w:rPr>
+        <w:rFonts w:ascii="Wingdings" w:hAnsi="Wingdings" w:hint="default"/>
+      </w:rPr>
+    </w:lvl>
+    <w:lvl w:ilvl="6" w:tplc="04090001" w:tentative="1">
+      <w:start w:val="1"/>
+      <w:numFmt w:val="bullet"/>
+      <w:lvlText w:val=""/>
+      <w:lvlJc w:val="left"/>
+      <w:pPr>
+        <w:ind w:left="4680" w:hanging="360"/>
+      </w:pPr>
+      <w:rPr>
+        <w:rFonts w:ascii="Symbol" w:hAnsi="Symbol" w:hint="default"/>
+      </w:rPr>
+    </w:lvl>
+    <w:lvl w:ilvl="7" w:tplc="04090003" w:tentative="1">
+      <w:start w:val="1"/>
+      <w:numFmt w:val="bullet"/>
+      <w:lvlText w:val="o"/>
+      <w:lvlJc w:val="left"/>
+      <w:pPr>
+        <w:ind w:left="5400" w:hanging="360"/>
+      </w:pPr>
+      <w:rPr>
+        <w:rFonts w:ascii="Courier New" w:hAnsi="Courier New" w:cs="Courier New" w:hint="default"/>
+      </w:rPr>
+    </w:lvl>
+    <w:lvl w:ilvl="8" w:tplc="04090005" w:tentative="1">
+      <w:start w:val="1"/>
+      <w:numFmt w:val="bullet"/>
+      <w:lvlText w:val=""/>
+      <w:lvlJc w:val="left"/>
+      <w:pPr>
+        <w:ind w:left="6120" w:hanging="360"/>
+      </w:pPr>
+      <w:rPr>
+        <w:rFonts w:ascii="Wingdings" w:hAnsi="Wingdings" w:hint="default"/>
+      </w:rPr>
+    </w:lvl>
+  </w:abstractNum>
   <w:abstractNum w:abstractNumId="20" w15:restartNumberingAfterBreak="0">
-    <w:nsid w:val="41AC2C42"/>
+    <w:nsid w:val="36E64821"/>
     <w:multiLevelType w:val="hybridMultilevel"/>
-    <w:tmpl w:val="44A4A964"/>
+    <w:tmpl w:val="BCFCC672"/>
     <w:lvl w:ilvl="0" w:tplc="04090001">
       <w:start w:val="1"/>
       <w:numFmt w:val="bullet"/>
       <w:lvlText w:val=""/>
       <w:lvlJc w:val="left"/>
       <w:pPr>
-        <w:ind w:left="720" w:hanging="360"/>
+        <w:ind w:left="1440" w:hanging="360"/>
       </w:pPr>
       <w:rPr>
         <w:rFonts w:ascii="Symbol" w:hAnsi="Symbol" w:hint="default"/>
@@ -29654,7 +30842,7 @@
       <w:lvlText w:val="o"/>
       <w:lvlJc w:val="left"/>
       <w:pPr>
-        <w:ind w:left="1440" w:hanging="360"/>
+        <w:ind w:left="2160" w:hanging="360"/>
       </w:pPr>
       <w:rPr>
         <w:rFonts w:ascii="Courier New" w:hAnsi="Courier New" w:cs="Courier New" w:hint="default"/>
@@ -29666,7 +30854,7 @@
       <w:lvlText w:val=""/>
       <w:lvlJc w:val="left"/>
       <w:pPr>
-        <w:ind w:left="2160" w:hanging="360"/>
+        <w:ind w:left="2880" w:hanging="360"/>
       </w:pPr>
       <w:rPr>
         <w:rFonts w:ascii="Wingdings" w:hAnsi="Wingdings" w:hint="default"/>
@@ -29678,7 +30866,7 @@
       <w:lvlText w:val=""/>
       <w:lvlJc w:val="left"/>
       <w:pPr>
-        <w:ind w:left="2880" w:hanging="360"/>
+        <w:ind w:left="3600" w:hanging="360"/>
       </w:pPr>
       <w:rPr>
         <w:rFonts w:ascii="Symbol" w:hAnsi="Symbol" w:hint="default"/>
@@ -29690,7 +30878,7 @@
       <w:lvlText w:val="o"/>
       <w:lvlJc w:val="left"/>
       <w:pPr>
-        <w:ind w:left="3600" w:hanging="360"/>
+        <w:ind w:left="4320" w:hanging="360"/>
       </w:pPr>
       <w:rPr>
         <w:rFonts w:ascii="Courier New" w:hAnsi="Courier New" w:cs="Courier New" w:hint="default"/>
@@ -29702,7 +30890,7 @@
       <w:lvlText w:val=""/>
       <w:lvlJc w:val="left"/>
       <w:pPr>
-        <w:ind w:left="4320" w:hanging="360"/>
+        <w:ind w:left="5040" w:hanging="360"/>
       </w:pPr>
       <w:rPr>
         <w:rFonts w:ascii="Wingdings" w:hAnsi="Wingdings" w:hint="default"/>
@@ -29714,7 +30902,7 @@
       <w:lvlText w:val=""/>
       <w:lvlJc w:val="left"/>
       <w:pPr>
-        <w:ind w:left="5040" w:hanging="360"/>
+        <w:ind w:left="5760" w:hanging="360"/>
       </w:pPr>
       <w:rPr>
         <w:rFonts w:ascii="Symbol" w:hAnsi="Symbol" w:hint="default"/>
@@ -29726,7 +30914,7 @@
       <w:lvlText w:val="o"/>
       <w:lvlJc w:val="left"/>
       <w:pPr>
-        <w:ind w:left="5760" w:hanging="360"/>
+        <w:ind w:left="6480" w:hanging="360"/>
       </w:pPr>
       <w:rPr>
         <w:rFonts w:ascii="Courier New" w:hAnsi="Courier New" w:cs="Courier New" w:hint="default"/>
@@ -29738,7 +30926,7 @@
       <w:lvlText w:val=""/>
       <w:lvlJc w:val="left"/>
       <w:pPr>
-        <w:ind w:left="6480" w:hanging="360"/>
+        <w:ind w:left="7200" w:hanging="360"/>
       </w:pPr>
       <w:rPr>
         <w:rFonts w:ascii="Wingdings" w:hAnsi="Wingdings" w:hint="default"/>
@@ -29746,122 +30934,9 @@
     </w:lvl>
   </w:abstractNum>
   <w:abstractNum w:abstractNumId="21" w15:restartNumberingAfterBreak="0">
-    <w:nsid w:val="4A7937CD"/>
-    <w:multiLevelType w:val="hybridMultilevel"/>
-    <w:tmpl w:val="C5AAC1E0"/>
-    <w:lvl w:ilvl="0" w:tplc="04090001">
-      <w:start w:val="1"/>
-      <w:numFmt w:val="bullet"/>
-      <w:lvlText w:val=""/>
-      <w:lvlJc w:val="left"/>
-      <w:pPr>
-        <w:ind w:left="1440" w:hanging="360"/>
-      </w:pPr>
-      <w:rPr>
-        <w:rFonts w:ascii="Symbol" w:hAnsi="Symbol" w:hint="default"/>
-      </w:rPr>
-    </w:lvl>
-    <w:lvl w:ilvl="1" w:tplc="04090003" w:tentative="1">
-      <w:start w:val="1"/>
-      <w:numFmt w:val="bullet"/>
-      <w:lvlText w:val="o"/>
-      <w:lvlJc w:val="left"/>
-      <w:pPr>
-        <w:ind w:left="2160" w:hanging="360"/>
-      </w:pPr>
-      <w:rPr>
-        <w:rFonts w:ascii="Courier New" w:hAnsi="Courier New" w:cs="Courier New" w:hint="default"/>
-      </w:rPr>
-    </w:lvl>
-    <w:lvl w:ilvl="2" w:tplc="04090005" w:tentative="1">
-      <w:start w:val="1"/>
-      <w:numFmt w:val="bullet"/>
-      <w:lvlText w:val=""/>
-      <w:lvlJc w:val="left"/>
-      <w:pPr>
-        <w:ind w:left="2880" w:hanging="360"/>
-      </w:pPr>
-      <w:rPr>
-        <w:rFonts w:ascii="Wingdings" w:hAnsi="Wingdings" w:hint="default"/>
-      </w:rPr>
-    </w:lvl>
-    <w:lvl w:ilvl="3" w:tplc="04090001" w:tentative="1">
-      <w:start w:val="1"/>
-      <w:numFmt w:val="bullet"/>
-      <w:lvlText w:val=""/>
-      <w:lvlJc w:val="left"/>
-      <w:pPr>
-        <w:ind w:left="3600" w:hanging="360"/>
-      </w:pPr>
-      <w:rPr>
-        <w:rFonts w:ascii="Symbol" w:hAnsi="Symbol" w:hint="default"/>
-      </w:rPr>
-    </w:lvl>
-    <w:lvl w:ilvl="4" w:tplc="04090003" w:tentative="1">
-      <w:start w:val="1"/>
-      <w:numFmt w:val="bullet"/>
-      <w:lvlText w:val="o"/>
-      <w:lvlJc w:val="left"/>
-      <w:pPr>
-        <w:ind w:left="4320" w:hanging="360"/>
-      </w:pPr>
-      <w:rPr>
-        <w:rFonts w:ascii="Courier New" w:hAnsi="Courier New" w:cs="Courier New" w:hint="default"/>
-      </w:rPr>
-    </w:lvl>
-    <w:lvl w:ilvl="5" w:tplc="04090005" w:tentative="1">
-      <w:start w:val="1"/>
-      <w:numFmt w:val="bullet"/>
-      <w:lvlText w:val=""/>
-      <w:lvlJc w:val="left"/>
-      <w:pPr>
-        <w:ind w:left="5040" w:hanging="360"/>
-      </w:pPr>
-      <w:rPr>
-        <w:rFonts w:ascii="Wingdings" w:hAnsi="Wingdings" w:hint="default"/>
-      </w:rPr>
-    </w:lvl>
-    <w:lvl w:ilvl="6" w:tplc="04090001" w:tentative="1">
-      <w:start w:val="1"/>
-      <w:numFmt w:val="bullet"/>
-      <w:lvlText w:val=""/>
-      <w:lvlJc w:val="left"/>
-      <w:pPr>
-        <w:ind w:left="5760" w:hanging="360"/>
-      </w:pPr>
-      <w:rPr>
-        <w:rFonts w:ascii="Symbol" w:hAnsi="Symbol" w:hint="default"/>
-      </w:rPr>
-    </w:lvl>
-    <w:lvl w:ilvl="7" w:tplc="04090003" w:tentative="1">
-      <w:start w:val="1"/>
-      <w:numFmt w:val="bullet"/>
-      <w:lvlText w:val="o"/>
-      <w:lvlJc w:val="left"/>
-      <w:pPr>
-        <w:ind w:left="6480" w:hanging="360"/>
-      </w:pPr>
-      <w:rPr>
-        <w:rFonts w:ascii="Courier New" w:hAnsi="Courier New" w:cs="Courier New" w:hint="default"/>
-      </w:rPr>
-    </w:lvl>
-    <w:lvl w:ilvl="8" w:tplc="04090005" w:tentative="1">
-      <w:start w:val="1"/>
-      <w:numFmt w:val="bullet"/>
-      <w:lvlText w:val=""/>
-      <w:lvlJc w:val="left"/>
-      <w:pPr>
-        <w:ind w:left="7200" w:hanging="360"/>
-      </w:pPr>
-      <w:rPr>
-        <w:rFonts w:ascii="Wingdings" w:hAnsi="Wingdings" w:hint="default"/>
-      </w:rPr>
-    </w:lvl>
-  </w:abstractNum>
-  <w:abstractNum w:abstractNumId="22" w15:restartNumberingAfterBreak="0">
-    <w:nsid w:val="54C30D42"/>
+    <w:nsid w:val="4055325D"/>
     <w:multiLevelType w:val="multilevel"/>
-    <w:tmpl w:val="BB74C04A"/>
+    <w:tmpl w:val="91B07514"/>
     <w:lvl w:ilvl="0">
       <w:start w:val="1"/>
       <w:numFmt w:val="bullet"/>
@@ -30007,10 +31082,236 @@
       </w:rPr>
     </w:lvl>
   </w:abstractNum>
+  <w:abstractNum w:abstractNumId="22" w15:restartNumberingAfterBreak="0">
+    <w:nsid w:val="41AC2C42"/>
+    <w:multiLevelType w:val="hybridMultilevel"/>
+    <w:tmpl w:val="44A4A964"/>
+    <w:lvl w:ilvl="0" w:tplc="04090001">
+      <w:start w:val="1"/>
+      <w:numFmt w:val="bullet"/>
+      <w:lvlText w:val=""/>
+      <w:lvlJc w:val="left"/>
+      <w:pPr>
+        <w:ind w:left="720" w:hanging="360"/>
+      </w:pPr>
+      <w:rPr>
+        <w:rFonts w:ascii="Symbol" w:hAnsi="Symbol" w:hint="default"/>
+      </w:rPr>
+    </w:lvl>
+    <w:lvl w:ilvl="1" w:tplc="04090003" w:tentative="1">
+      <w:start w:val="1"/>
+      <w:numFmt w:val="bullet"/>
+      <w:lvlText w:val="o"/>
+      <w:lvlJc w:val="left"/>
+      <w:pPr>
+        <w:ind w:left="1440" w:hanging="360"/>
+      </w:pPr>
+      <w:rPr>
+        <w:rFonts w:ascii="Courier New" w:hAnsi="Courier New" w:cs="Courier New" w:hint="default"/>
+      </w:rPr>
+    </w:lvl>
+    <w:lvl w:ilvl="2" w:tplc="04090005" w:tentative="1">
+      <w:start w:val="1"/>
+      <w:numFmt w:val="bullet"/>
+      <w:lvlText w:val=""/>
+      <w:lvlJc w:val="left"/>
+      <w:pPr>
+        <w:ind w:left="2160" w:hanging="360"/>
+      </w:pPr>
+      <w:rPr>
+        <w:rFonts w:ascii="Wingdings" w:hAnsi="Wingdings" w:hint="default"/>
+      </w:rPr>
+    </w:lvl>
+    <w:lvl w:ilvl="3" w:tplc="04090001" w:tentative="1">
+      <w:start w:val="1"/>
+      <w:numFmt w:val="bullet"/>
+      <w:lvlText w:val=""/>
+      <w:lvlJc w:val="left"/>
+      <w:pPr>
+        <w:ind w:left="2880" w:hanging="360"/>
+      </w:pPr>
+      <w:rPr>
+        <w:rFonts w:ascii="Symbol" w:hAnsi="Symbol" w:hint="default"/>
+      </w:rPr>
+    </w:lvl>
+    <w:lvl w:ilvl="4" w:tplc="04090003" w:tentative="1">
+      <w:start w:val="1"/>
+      <w:numFmt w:val="bullet"/>
+      <w:lvlText w:val="o"/>
+      <w:lvlJc w:val="left"/>
+      <w:pPr>
+        <w:ind w:left="3600" w:hanging="360"/>
+      </w:pPr>
+      <w:rPr>
+        <w:rFonts w:ascii="Courier New" w:hAnsi="Courier New" w:cs="Courier New" w:hint="default"/>
+      </w:rPr>
+    </w:lvl>
+    <w:lvl w:ilvl="5" w:tplc="04090005" w:tentative="1">
+      <w:start w:val="1"/>
+      <w:numFmt w:val="bullet"/>
+      <w:lvlText w:val=""/>
+      <w:lvlJc w:val="left"/>
+      <w:pPr>
+        <w:ind w:left="4320" w:hanging="360"/>
+      </w:pPr>
+      <w:rPr>
+        <w:rFonts w:ascii="Wingdings" w:hAnsi="Wingdings" w:hint="default"/>
+      </w:rPr>
+    </w:lvl>
+    <w:lvl w:ilvl="6" w:tplc="04090001" w:tentative="1">
+      <w:start w:val="1"/>
+      <w:numFmt w:val="bullet"/>
+      <w:lvlText w:val=""/>
+      <w:lvlJc w:val="left"/>
+      <w:pPr>
+        <w:ind w:left="5040" w:hanging="360"/>
+      </w:pPr>
+      <w:rPr>
+        <w:rFonts w:ascii="Symbol" w:hAnsi="Symbol" w:hint="default"/>
+      </w:rPr>
+    </w:lvl>
+    <w:lvl w:ilvl="7" w:tplc="04090003" w:tentative="1">
+      <w:start w:val="1"/>
+      <w:numFmt w:val="bullet"/>
+      <w:lvlText w:val="o"/>
+      <w:lvlJc w:val="left"/>
+      <w:pPr>
+        <w:ind w:left="5760" w:hanging="360"/>
+      </w:pPr>
+      <w:rPr>
+        <w:rFonts w:ascii="Courier New" w:hAnsi="Courier New" w:cs="Courier New" w:hint="default"/>
+      </w:rPr>
+    </w:lvl>
+    <w:lvl w:ilvl="8" w:tplc="04090005" w:tentative="1">
+      <w:start w:val="1"/>
+      <w:numFmt w:val="bullet"/>
+      <w:lvlText w:val=""/>
+      <w:lvlJc w:val="left"/>
+      <w:pPr>
+        <w:ind w:left="6480" w:hanging="360"/>
+      </w:pPr>
+      <w:rPr>
+        <w:rFonts w:ascii="Wingdings" w:hAnsi="Wingdings" w:hint="default"/>
+      </w:rPr>
+    </w:lvl>
+  </w:abstractNum>
   <w:abstractNum w:abstractNumId="23" w15:restartNumberingAfterBreak="0">
-    <w:nsid w:val="5D7E72F4"/>
+    <w:nsid w:val="4A7937CD"/>
+    <w:multiLevelType w:val="hybridMultilevel"/>
+    <w:tmpl w:val="C5AAC1E0"/>
+    <w:lvl w:ilvl="0" w:tplc="04090001">
+      <w:start w:val="1"/>
+      <w:numFmt w:val="bullet"/>
+      <w:lvlText w:val=""/>
+      <w:lvlJc w:val="left"/>
+      <w:pPr>
+        <w:ind w:left="1440" w:hanging="360"/>
+      </w:pPr>
+      <w:rPr>
+        <w:rFonts w:ascii="Symbol" w:hAnsi="Symbol" w:hint="default"/>
+      </w:rPr>
+    </w:lvl>
+    <w:lvl w:ilvl="1" w:tplc="04090003" w:tentative="1">
+      <w:start w:val="1"/>
+      <w:numFmt w:val="bullet"/>
+      <w:lvlText w:val="o"/>
+      <w:lvlJc w:val="left"/>
+      <w:pPr>
+        <w:ind w:left="2160" w:hanging="360"/>
+      </w:pPr>
+      <w:rPr>
+        <w:rFonts w:ascii="Courier New" w:hAnsi="Courier New" w:cs="Courier New" w:hint="default"/>
+      </w:rPr>
+    </w:lvl>
+    <w:lvl w:ilvl="2" w:tplc="04090005" w:tentative="1">
+      <w:start w:val="1"/>
+      <w:numFmt w:val="bullet"/>
+      <w:lvlText w:val=""/>
+      <w:lvlJc w:val="left"/>
+      <w:pPr>
+        <w:ind w:left="2880" w:hanging="360"/>
+      </w:pPr>
+      <w:rPr>
+        <w:rFonts w:ascii="Wingdings" w:hAnsi="Wingdings" w:hint="default"/>
+      </w:rPr>
+    </w:lvl>
+    <w:lvl w:ilvl="3" w:tplc="04090001" w:tentative="1">
+      <w:start w:val="1"/>
+      <w:numFmt w:val="bullet"/>
+      <w:lvlText w:val=""/>
+      <w:lvlJc w:val="left"/>
+      <w:pPr>
+        <w:ind w:left="3600" w:hanging="360"/>
+      </w:pPr>
+      <w:rPr>
+        <w:rFonts w:ascii="Symbol" w:hAnsi="Symbol" w:hint="default"/>
+      </w:rPr>
+    </w:lvl>
+    <w:lvl w:ilvl="4" w:tplc="04090003" w:tentative="1">
+      <w:start w:val="1"/>
+      <w:numFmt w:val="bullet"/>
+      <w:lvlText w:val="o"/>
+      <w:lvlJc w:val="left"/>
+      <w:pPr>
+        <w:ind w:left="4320" w:hanging="360"/>
+      </w:pPr>
+      <w:rPr>
+        <w:rFonts w:ascii="Courier New" w:hAnsi="Courier New" w:cs="Courier New" w:hint="default"/>
+      </w:rPr>
+    </w:lvl>
+    <w:lvl w:ilvl="5" w:tplc="04090005" w:tentative="1">
+      <w:start w:val="1"/>
+      <w:numFmt w:val="bullet"/>
+      <w:lvlText w:val=""/>
+      <w:lvlJc w:val="left"/>
+      <w:pPr>
+        <w:ind w:left="5040" w:hanging="360"/>
+      </w:pPr>
+      <w:rPr>
+        <w:rFonts w:ascii="Wingdings" w:hAnsi="Wingdings" w:hint="default"/>
+      </w:rPr>
+    </w:lvl>
+    <w:lvl w:ilvl="6" w:tplc="04090001" w:tentative="1">
+      <w:start w:val="1"/>
+      <w:numFmt w:val="bullet"/>
+      <w:lvlText w:val=""/>
+      <w:lvlJc w:val="left"/>
+      <w:pPr>
+        <w:ind w:left="5760" w:hanging="360"/>
+      </w:pPr>
+      <w:rPr>
+        <w:rFonts w:ascii="Symbol" w:hAnsi="Symbol" w:hint="default"/>
+      </w:rPr>
+    </w:lvl>
+    <w:lvl w:ilvl="7" w:tplc="04090003" w:tentative="1">
+      <w:start w:val="1"/>
+      <w:numFmt w:val="bullet"/>
+      <w:lvlText w:val="o"/>
+      <w:lvlJc w:val="left"/>
+      <w:pPr>
+        <w:ind w:left="6480" w:hanging="360"/>
+      </w:pPr>
+      <w:rPr>
+        <w:rFonts w:ascii="Courier New" w:hAnsi="Courier New" w:cs="Courier New" w:hint="default"/>
+      </w:rPr>
+    </w:lvl>
+    <w:lvl w:ilvl="8" w:tplc="04090005" w:tentative="1">
+      <w:start w:val="1"/>
+      <w:numFmt w:val="bullet"/>
+      <w:lvlText w:val=""/>
+      <w:lvlJc w:val="left"/>
+      <w:pPr>
+        <w:ind w:left="7200" w:hanging="360"/>
+      </w:pPr>
+      <w:rPr>
+        <w:rFonts w:ascii="Wingdings" w:hAnsi="Wingdings" w:hint="default"/>
+      </w:rPr>
+    </w:lvl>
+  </w:abstractNum>
+  <w:abstractNum w:abstractNumId="24" w15:restartNumberingAfterBreak="0">
+    <w:nsid w:val="4F437FED"/>
     <w:multiLevelType w:val="multilevel"/>
-    <w:tmpl w:val="364E971A"/>
+    <w:tmpl w:val="0A6C0AF2"/>
     <w:lvl w:ilvl="0">
       <w:start w:val="1"/>
       <w:numFmt w:val="bullet"/>
@@ -30156,121 +31457,157 @@
       </w:rPr>
     </w:lvl>
   </w:abstractNum>
-  <w:abstractNum w:abstractNumId="24" w15:restartNumberingAfterBreak="0">
-    <w:nsid w:val="628960A5"/>
-    <w:multiLevelType w:val="hybridMultilevel"/>
-    <w:tmpl w:val="683A0DBA"/>
-    <w:lvl w:ilvl="0" w:tplc="04090001">
+  <w:abstractNum w:abstractNumId="25" w15:restartNumberingAfterBreak="0">
+    <w:nsid w:val="54C30D42"/>
+    <w:multiLevelType w:val="multilevel"/>
+    <w:tmpl w:val="BB74C04A"/>
+    <w:lvl w:ilvl="0">
       <w:start w:val="1"/>
       <w:numFmt w:val="bullet"/>
       <w:lvlText w:val=""/>
       <w:lvlJc w:val="left"/>
       <w:pPr>
-        <w:ind w:left="360" w:hanging="360"/>
+        <w:tabs>
+          <w:tab w:val="num" w:pos="720"/>
+        </w:tabs>
+        <w:ind w:left="720" w:hanging="360"/>
       </w:pPr>
       <w:rPr>
         <w:rFonts w:ascii="Symbol" w:hAnsi="Symbol" w:hint="default"/>
+        <w:sz w:val="20"/>
       </w:rPr>
     </w:lvl>
-    <w:lvl w:ilvl="1" w:tplc="04090003">
+    <w:lvl w:ilvl="1">
       <w:start w:val="1"/>
       <w:numFmt w:val="bullet"/>
       <w:lvlText w:val="o"/>
       <w:lvlJc w:val="left"/>
       <w:pPr>
-        <w:ind w:left="1080" w:hanging="360"/>
+        <w:tabs>
+          <w:tab w:val="num" w:pos="1440"/>
+        </w:tabs>
+        <w:ind w:left="1440" w:hanging="360"/>
       </w:pPr>
       <w:rPr>
-        <w:rFonts w:ascii="Courier New" w:hAnsi="Courier New" w:cs="Courier New" w:hint="default"/>
+        <w:rFonts w:ascii="Courier New" w:hAnsi="Courier New" w:hint="default"/>
+        <w:sz w:val="20"/>
       </w:rPr>
     </w:lvl>
-    <w:lvl w:ilvl="2" w:tplc="04090005">
+    <w:lvl w:ilvl="2" w:tentative="1">
       <w:start w:val="1"/>
       <w:numFmt w:val="bullet"/>
       <w:lvlText w:val=""/>
       <w:lvlJc w:val="left"/>
       <w:pPr>
-        <w:ind w:left="1800" w:hanging="360"/>
+        <w:tabs>
+          <w:tab w:val="num" w:pos="2160"/>
+        </w:tabs>
+        <w:ind w:left="2160" w:hanging="360"/>
       </w:pPr>
       <w:rPr>
         <w:rFonts w:ascii="Wingdings" w:hAnsi="Wingdings" w:hint="default"/>
+        <w:sz w:val="20"/>
       </w:rPr>
     </w:lvl>
-    <w:lvl w:ilvl="3" w:tplc="04090001" w:tentative="1">
-      <w:start w:val="1"/>
-      <w:numFmt w:val="bullet"/>
-      <w:lvlText w:val=""/>
-      <w:lvlJc w:val="left"/>
-      <w:pPr>
-        <w:ind w:left="2520" w:hanging="360"/>
-      </w:pPr>
-      <w:rPr>
-        <w:rFonts w:ascii="Symbol" w:hAnsi="Symbol" w:hint="default"/>
-      </w:rPr>
-    </w:lvl>
-    <w:lvl w:ilvl="4" w:tplc="04090003" w:tentative="1">
-      <w:start w:val="1"/>
-      <w:numFmt w:val="bullet"/>
-      <w:lvlText w:val="o"/>
-      <w:lvlJc w:val="left"/>
-      <w:pPr>
-        <w:ind w:left="3240" w:hanging="360"/>
-      </w:pPr>
-      <w:rPr>
-        <w:rFonts w:ascii="Courier New" w:hAnsi="Courier New" w:cs="Courier New" w:hint="default"/>
-      </w:rPr>
-    </w:lvl>
-    <w:lvl w:ilvl="5" w:tplc="04090005" w:tentative="1">
+    <w:lvl w:ilvl="3" w:tentative="1">
       <w:start w:val="1"/>
       <w:numFmt w:val="bullet"/>
       <w:lvlText w:val=""/>
       <w:lvlJc w:val="left"/>
       <w:pPr>
-        <w:ind w:left="3960" w:hanging="360"/>
+        <w:tabs>
+          <w:tab w:val="num" w:pos="2880"/>
+        </w:tabs>
+        <w:ind w:left="2880" w:hanging="360"/>
       </w:pPr>
       <w:rPr>
         <w:rFonts w:ascii="Wingdings" w:hAnsi="Wingdings" w:hint="default"/>
+        <w:sz w:val="20"/>
       </w:rPr>
     </w:lvl>
-    <w:lvl w:ilvl="6" w:tplc="04090001" w:tentative="1">
-      <w:start w:val="1"/>
-      <w:numFmt w:val="bullet"/>
-      <w:lvlText w:val=""/>
-      <w:lvlJc w:val="left"/>
-      <w:pPr>
-        <w:ind w:left="4680" w:hanging="360"/>
-      </w:pPr>
-      <w:rPr>
-        <w:rFonts w:ascii="Symbol" w:hAnsi="Symbol" w:hint="default"/>
-      </w:rPr>
-    </w:lvl>
-    <w:lvl w:ilvl="7" w:tplc="04090003" w:tentative="1">
-      <w:start w:val="1"/>
-      <w:numFmt w:val="bullet"/>
-      <w:lvlText w:val="o"/>
-      <w:lvlJc w:val="left"/>
-      <w:pPr>
-        <w:ind w:left="5400" w:hanging="360"/>
-      </w:pPr>
-      <w:rPr>
-        <w:rFonts w:ascii="Courier New" w:hAnsi="Courier New" w:cs="Courier New" w:hint="default"/>
-      </w:rPr>
-    </w:lvl>
-    <w:lvl w:ilvl="8" w:tplc="04090005" w:tentative="1">
+    <w:lvl w:ilvl="4" w:tentative="1">
       <w:start w:val="1"/>
       <w:numFmt w:val="bullet"/>
       <w:lvlText w:val=""/>
       <w:lvlJc w:val="left"/>
       <w:pPr>
-        <w:ind w:left="6120" w:hanging="360"/>
+        <w:tabs>
+          <w:tab w:val="num" w:pos="3600"/>
+        </w:tabs>
+        <w:ind w:left="3600" w:hanging="360"/>
       </w:pPr>
       <w:rPr>
         <w:rFonts w:ascii="Wingdings" w:hAnsi="Wingdings" w:hint="default"/>
+        <w:sz w:val="20"/>
+      </w:rPr>
+    </w:lvl>
+    <w:lvl w:ilvl="5" w:tentative="1">
+      <w:start w:val="1"/>
+      <w:numFmt w:val="bullet"/>
+      <w:lvlText w:val=""/>
+      <w:lvlJc w:val="left"/>
+      <w:pPr>
+        <w:tabs>
+          <w:tab w:val="num" w:pos="4320"/>
+        </w:tabs>
+        <w:ind w:left="4320" w:hanging="360"/>
+      </w:pPr>
+      <w:rPr>
+        <w:rFonts w:ascii="Wingdings" w:hAnsi="Wingdings" w:hint="default"/>
+        <w:sz w:val="20"/>
+      </w:rPr>
+    </w:lvl>
+    <w:lvl w:ilvl="6" w:tentative="1">
+      <w:start w:val="1"/>
+      <w:numFmt w:val="bullet"/>
+      <w:lvlText w:val=""/>
+      <w:lvlJc w:val="left"/>
+      <w:pPr>
+        <w:tabs>
+          <w:tab w:val="num" w:pos="5040"/>
+        </w:tabs>
+        <w:ind w:left="5040" w:hanging="360"/>
+      </w:pPr>
+      <w:rPr>
+        <w:rFonts w:ascii="Wingdings" w:hAnsi="Wingdings" w:hint="default"/>
+        <w:sz w:val="20"/>
+      </w:rPr>
+    </w:lvl>
+    <w:lvl w:ilvl="7" w:tentative="1">
+      <w:start w:val="1"/>
+      <w:numFmt w:val="bullet"/>
+      <w:lvlText w:val=""/>
+      <w:lvlJc w:val="left"/>
+      <w:pPr>
+        <w:tabs>
+          <w:tab w:val="num" w:pos="5760"/>
+        </w:tabs>
+        <w:ind w:left="5760" w:hanging="360"/>
+      </w:pPr>
+      <w:rPr>
+        <w:rFonts w:ascii="Wingdings" w:hAnsi="Wingdings" w:hint="default"/>
+        <w:sz w:val="20"/>
+      </w:rPr>
+    </w:lvl>
+    <w:lvl w:ilvl="8" w:tentative="1">
+      <w:start w:val="1"/>
+      <w:numFmt w:val="bullet"/>
+      <w:lvlText w:val=""/>
+      <w:lvlJc w:val="left"/>
+      <w:pPr>
+        <w:tabs>
+          <w:tab w:val="num" w:pos="6480"/>
+        </w:tabs>
+        <w:ind w:left="6480" w:hanging="360"/>
+      </w:pPr>
+      <w:rPr>
+        <w:rFonts w:ascii="Wingdings" w:hAnsi="Wingdings" w:hint="default"/>
+        <w:sz w:val="20"/>
       </w:rPr>
     </w:lvl>
   </w:abstractNum>
-  <w:abstractNum w:abstractNumId="25" w15:restartNumberingAfterBreak="0">
-    <w:nsid w:val="632D6FBA"/>
+  <w:abstractNum w:abstractNumId="26" w15:restartNumberingAfterBreak="0">
+    <w:nsid w:val="5D7E72F4"/>
     <w:multiLevelType w:val="multilevel"/>
     <w:tmpl w:val="364E971A"/>
     <w:lvl w:ilvl="0">
@@ -30418,41 +31755,41 @@
       </w:rPr>
     </w:lvl>
   </w:abstractNum>
-  <w:abstractNum w:abstractNumId="26" w15:restartNumberingAfterBreak="0">
-    <w:nsid w:val="64CD65C7"/>
+  <w:abstractNum w:abstractNumId="27" w15:restartNumberingAfterBreak="0">
+    <w:nsid w:val="628960A5"/>
     <w:multiLevelType w:val="hybridMultilevel"/>
-    <w:tmpl w:val="7A429F20"/>
+    <w:tmpl w:val="683A0DBA"/>
     <w:lvl w:ilvl="0" w:tplc="04090001">
       <w:start w:val="1"/>
       <w:numFmt w:val="bullet"/>
       <w:lvlText w:val=""/>
       <w:lvlJc w:val="left"/>
       <w:pPr>
-        <w:ind w:left="1440" w:hanging="360"/>
+        <w:ind w:left="360" w:hanging="360"/>
       </w:pPr>
       <w:rPr>
         <w:rFonts w:ascii="Symbol" w:hAnsi="Symbol" w:hint="default"/>
       </w:rPr>
     </w:lvl>
-    <w:lvl w:ilvl="1" w:tplc="04090003" w:tentative="1">
+    <w:lvl w:ilvl="1" w:tplc="04090003">
       <w:start w:val="1"/>
       <w:numFmt w:val="bullet"/>
       <w:lvlText w:val="o"/>
       <w:lvlJc w:val="left"/>
       <w:pPr>
-        <w:ind w:left="2160" w:hanging="360"/>
+        <w:ind w:left="1080" w:hanging="360"/>
       </w:pPr>
       <w:rPr>
         <w:rFonts w:ascii="Courier New" w:hAnsi="Courier New" w:cs="Courier New" w:hint="default"/>
       </w:rPr>
     </w:lvl>
-    <w:lvl w:ilvl="2" w:tplc="04090005" w:tentative="1">
+    <w:lvl w:ilvl="2" w:tplc="04090005">
       <w:start w:val="1"/>
       <w:numFmt w:val="bullet"/>
       <w:lvlText w:val=""/>
       <w:lvlJc w:val="left"/>
       <w:pPr>
-        <w:ind w:left="2880" w:hanging="360"/>
+        <w:ind w:left="1800" w:hanging="360"/>
       </w:pPr>
       <w:rPr>
         <w:rFonts w:ascii="Wingdings" w:hAnsi="Wingdings" w:hint="default"/>
@@ -30464,7 +31801,7 @@
       <w:lvlText w:val=""/>
       <w:lvlJc w:val="left"/>
       <w:pPr>
-        <w:ind w:left="3600" w:hanging="360"/>
+        <w:ind w:left="2520" w:hanging="360"/>
       </w:pPr>
       <w:rPr>
         <w:rFonts w:ascii="Symbol" w:hAnsi="Symbol" w:hint="default"/>
@@ -30476,7 +31813,7 @@
       <w:lvlText w:val="o"/>
       <w:lvlJc w:val="left"/>
       <w:pPr>
-        <w:ind w:left="4320" w:hanging="360"/>
+        <w:ind w:left="3240" w:hanging="360"/>
       </w:pPr>
       <w:rPr>
         <w:rFonts w:ascii="Courier New" w:hAnsi="Courier New" w:cs="Courier New" w:hint="default"/>
@@ -30488,7 +31825,7 @@
       <w:lvlText w:val=""/>
       <w:lvlJc w:val="left"/>
       <w:pPr>
-        <w:ind w:left="5040" w:hanging="360"/>
+        <w:ind w:left="3960" w:hanging="360"/>
       </w:pPr>
       <w:rPr>
         <w:rFonts w:ascii="Wingdings" w:hAnsi="Wingdings" w:hint="default"/>
@@ -30500,7 +31837,7 @@
       <w:lvlText w:val=""/>
       <w:lvlJc w:val="left"/>
       <w:pPr>
-        <w:ind w:left="5760" w:hanging="360"/>
+        <w:ind w:left="4680" w:hanging="360"/>
       </w:pPr>
       <w:rPr>
         <w:rFonts w:ascii="Symbol" w:hAnsi="Symbol" w:hint="default"/>
@@ -30512,7 +31849,7 @@
       <w:lvlText w:val="o"/>
       <w:lvlJc w:val="left"/>
       <w:pPr>
-        <w:ind w:left="6480" w:hanging="360"/>
+        <w:ind w:left="5400" w:hanging="360"/>
       </w:pPr>
       <w:rPr>
         <w:rFonts w:ascii="Courier New" w:hAnsi="Courier New" w:cs="Courier New" w:hint="default"/>
@@ -30524,15 +31861,15 @@
       <w:lvlText w:val=""/>
       <w:lvlJc w:val="left"/>
       <w:pPr>
-        <w:ind w:left="7200" w:hanging="360"/>
+        <w:ind w:left="6120" w:hanging="360"/>
       </w:pPr>
       <w:rPr>
         <w:rFonts w:ascii="Wingdings" w:hAnsi="Wingdings" w:hint="default"/>
       </w:rPr>
     </w:lvl>
   </w:abstractNum>
-  <w:abstractNum w:abstractNumId="27" w15:restartNumberingAfterBreak="0">
-    <w:nsid w:val="66190FE0"/>
+  <w:abstractNum w:abstractNumId="28" w15:restartNumberingAfterBreak="0">
+    <w:nsid w:val="632D6FBA"/>
     <w:multiLevelType w:val="multilevel"/>
     <w:tmpl w:val="364E971A"/>
     <w:lvl w:ilvl="0">
@@ -30680,8 +32017,121 @@
       </w:rPr>
     </w:lvl>
   </w:abstractNum>
-  <w:abstractNum w:abstractNumId="28" w15:restartNumberingAfterBreak="0">
-    <w:nsid w:val="6C623258"/>
+  <w:abstractNum w:abstractNumId="29" w15:restartNumberingAfterBreak="0">
+    <w:nsid w:val="64CD65C7"/>
+    <w:multiLevelType w:val="hybridMultilevel"/>
+    <w:tmpl w:val="7A429F20"/>
+    <w:lvl w:ilvl="0" w:tplc="04090001">
+      <w:start w:val="1"/>
+      <w:numFmt w:val="bullet"/>
+      <w:lvlText w:val=""/>
+      <w:lvlJc w:val="left"/>
+      <w:pPr>
+        <w:ind w:left="1440" w:hanging="360"/>
+      </w:pPr>
+      <w:rPr>
+        <w:rFonts w:ascii="Symbol" w:hAnsi="Symbol" w:hint="default"/>
+      </w:rPr>
+    </w:lvl>
+    <w:lvl w:ilvl="1" w:tplc="04090003" w:tentative="1">
+      <w:start w:val="1"/>
+      <w:numFmt w:val="bullet"/>
+      <w:lvlText w:val="o"/>
+      <w:lvlJc w:val="left"/>
+      <w:pPr>
+        <w:ind w:left="2160" w:hanging="360"/>
+      </w:pPr>
+      <w:rPr>
+        <w:rFonts w:ascii="Courier New" w:hAnsi="Courier New" w:cs="Courier New" w:hint="default"/>
+      </w:rPr>
+    </w:lvl>
+    <w:lvl w:ilvl="2" w:tplc="04090005" w:tentative="1">
+      <w:start w:val="1"/>
+      <w:numFmt w:val="bullet"/>
+      <w:lvlText w:val=""/>
+      <w:lvlJc w:val="left"/>
+      <w:pPr>
+        <w:ind w:left="2880" w:hanging="360"/>
+      </w:pPr>
+      <w:rPr>
+        <w:rFonts w:ascii="Wingdings" w:hAnsi="Wingdings" w:hint="default"/>
+      </w:rPr>
+    </w:lvl>
+    <w:lvl w:ilvl="3" w:tplc="04090001" w:tentative="1">
+      <w:start w:val="1"/>
+      <w:numFmt w:val="bullet"/>
+      <w:lvlText w:val=""/>
+      <w:lvlJc w:val="left"/>
+      <w:pPr>
+        <w:ind w:left="3600" w:hanging="360"/>
+      </w:pPr>
+      <w:rPr>
+        <w:rFonts w:ascii="Symbol" w:hAnsi="Symbol" w:hint="default"/>
+      </w:rPr>
+    </w:lvl>
+    <w:lvl w:ilvl="4" w:tplc="04090003" w:tentative="1">
+      <w:start w:val="1"/>
+      <w:numFmt w:val="bullet"/>
+      <w:lvlText w:val="o"/>
+      <w:lvlJc w:val="left"/>
+      <w:pPr>
+        <w:ind w:left="4320" w:hanging="360"/>
+      </w:pPr>
+      <w:rPr>
+        <w:rFonts w:ascii="Courier New" w:hAnsi="Courier New" w:cs="Courier New" w:hint="default"/>
+      </w:rPr>
+    </w:lvl>
+    <w:lvl w:ilvl="5" w:tplc="04090005" w:tentative="1">
+      <w:start w:val="1"/>
+      <w:numFmt w:val="bullet"/>
+      <w:lvlText w:val=""/>
+      <w:lvlJc w:val="left"/>
+      <w:pPr>
+        <w:ind w:left="5040" w:hanging="360"/>
+      </w:pPr>
+      <w:rPr>
+        <w:rFonts w:ascii="Wingdings" w:hAnsi="Wingdings" w:hint="default"/>
+      </w:rPr>
+    </w:lvl>
+    <w:lvl w:ilvl="6" w:tplc="04090001" w:tentative="1">
+      <w:start w:val="1"/>
+      <w:numFmt w:val="bullet"/>
+      <w:lvlText w:val=""/>
+      <w:lvlJc w:val="left"/>
+      <w:pPr>
+        <w:ind w:left="5760" w:hanging="360"/>
+      </w:pPr>
+      <w:rPr>
+        <w:rFonts w:ascii="Symbol" w:hAnsi="Symbol" w:hint="default"/>
+      </w:rPr>
+    </w:lvl>
+    <w:lvl w:ilvl="7" w:tplc="04090003" w:tentative="1">
+      <w:start w:val="1"/>
+      <w:numFmt w:val="bullet"/>
+      <w:lvlText w:val="o"/>
+      <w:lvlJc w:val="left"/>
+      <w:pPr>
+        <w:ind w:left="6480" w:hanging="360"/>
+      </w:pPr>
+      <w:rPr>
+        <w:rFonts w:ascii="Courier New" w:hAnsi="Courier New" w:cs="Courier New" w:hint="default"/>
+      </w:rPr>
+    </w:lvl>
+    <w:lvl w:ilvl="8" w:tplc="04090005" w:tentative="1">
+      <w:start w:val="1"/>
+      <w:numFmt w:val="bullet"/>
+      <w:lvlText w:val=""/>
+      <w:lvlJc w:val="left"/>
+      <w:pPr>
+        <w:ind w:left="7200" w:hanging="360"/>
+      </w:pPr>
+      <w:rPr>
+        <w:rFonts w:ascii="Wingdings" w:hAnsi="Wingdings" w:hint="default"/>
+      </w:rPr>
+    </w:lvl>
+  </w:abstractNum>
+  <w:abstractNum w:abstractNumId="30" w15:restartNumberingAfterBreak="0">
+    <w:nsid w:val="66190FE0"/>
     <w:multiLevelType w:val="multilevel"/>
     <w:tmpl w:val="364E971A"/>
     <w:lvl w:ilvl="0">
@@ -30829,10 +32279,10 @@
       </w:rPr>
     </w:lvl>
   </w:abstractNum>
-  <w:abstractNum w:abstractNumId="29" w15:restartNumberingAfterBreak="0">
-    <w:nsid w:val="6F960A57"/>
+  <w:abstractNum w:abstractNumId="31" w15:restartNumberingAfterBreak="0">
+    <w:nsid w:val="6C623258"/>
     <w:multiLevelType w:val="multilevel"/>
-    <w:tmpl w:val="A2042338"/>
+    <w:tmpl w:val="364E971A"/>
     <w:lvl w:ilvl="0">
       <w:start w:val="1"/>
       <w:numFmt w:val="bullet"/>
@@ -30978,10 +32428,10 @@
       </w:rPr>
     </w:lvl>
   </w:abstractNum>
-  <w:abstractNum w:abstractNumId="30" w15:restartNumberingAfterBreak="0">
-    <w:nsid w:val="71A7731A"/>
+  <w:abstractNum w:abstractNumId="32" w15:restartNumberingAfterBreak="0">
+    <w:nsid w:val="6F960A57"/>
     <w:multiLevelType w:val="multilevel"/>
-    <w:tmpl w:val="364E971A"/>
+    <w:tmpl w:val="A2042338"/>
     <w:lvl w:ilvl="0">
       <w:start w:val="1"/>
       <w:numFmt w:val="bullet"/>
@@ -31127,7 +32577,156 @@
       </w:rPr>
     </w:lvl>
   </w:abstractNum>
-  <w:abstractNum w:abstractNumId="31" w15:restartNumberingAfterBreak="0">
+  <w:abstractNum w:abstractNumId="33" w15:restartNumberingAfterBreak="0">
+    <w:nsid w:val="71A7731A"/>
+    <w:multiLevelType w:val="multilevel"/>
+    <w:tmpl w:val="364E971A"/>
+    <w:lvl w:ilvl="0">
+      <w:start w:val="1"/>
+      <w:numFmt w:val="bullet"/>
+      <w:lvlText w:val=""/>
+      <w:lvlJc w:val="left"/>
+      <w:pPr>
+        <w:tabs>
+          <w:tab w:val="num" w:pos="720"/>
+        </w:tabs>
+        <w:ind w:left="720" w:hanging="360"/>
+      </w:pPr>
+      <w:rPr>
+        <w:rFonts w:ascii="Symbol" w:hAnsi="Symbol" w:hint="default"/>
+        <w:sz w:val="20"/>
+      </w:rPr>
+    </w:lvl>
+    <w:lvl w:ilvl="1" w:tentative="1">
+      <w:start w:val="1"/>
+      <w:numFmt w:val="bullet"/>
+      <w:lvlText w:val="o"/>
+      <w:lvlJc w:val="left"/>
+      <w:pPr>
+        <w:tabs>
+          <w:tab w:val="num" w:pos="1440"/>
+        </w:tabs>
+        <w:ind w:left="1440" w:hanging="360"/>
+      </w:pPr>
+      <w:rPr>
+        <w:rFonts w:ascii="Courier New" w:hAnsi="Courier New" w:hint="default"/>
+        <w:sz w:val="20"/>
+      </w:rPr>
+    </w:lvl>
+    <w:lvl w:ilvl="2" w:tentative="1">
+      <w:start w:val="1"/>
+      <w:numFmt w:val="bullet"/>
+      <w:lvlText w:val=""/>
+      <w:lvlJc w:val="left"/>
+      <w:pPr>
+        <w:tabs>
+          <w:tab w:val="num" w:pos="2160"/>
+        </w:tabs>
+        <w:ind w:left="2160" w:hanging="360"/>
+      </w:pPr>
+      <w:rPr>
+        <w:rFonts w:ascii="Wingdings" w:hAnsi="Wingdings" w:hint="default"/>
+        <w:sz w:val="20"/>
+      </w:rPr>
+    </w:lvl>
+    <w:lvl w:ilvl="3" w:tentative="1">
+      <w:start w:val="1"/>
+      <w:numFmt w:val="bullet"/>
+      <w:lvlText w:val=""/>
+      <w:lvlJc w:val="left"/>
+      <w:pPr>
+        <w:tabs>
+          <w:tab w:val="num" w:pos="2880"/>
+        </w:tabs>
+        <w:ind w:left="2880" w:hanging="360"/>
+      </w:pPr>
+      <w:rPr>
+        <w:rFonts w:ascii="Wingdings" w:hAnsi="Wingdings" w:hint="default"/>
+        <w:sz w:val="20"/>
+      </w:rPr>
+    </w:lvl>
+    <w:lvl w:ilvl="4" w:tentative="1">
+      <w:start w:val="1"/>
+      <w:numFmt w:val="bullet"/>
+      <w:lvlText w:val=""/>
+      <w:lvlJc w:val="left"/>
+      <w:pPr>
+        <w:tabs>
+          <w:tab w:val="num" w:pos="3600"/>
+        </w:tabs>
+        <w:ind w:left="3600" w:hanging="360"/>
+      </w:pPr>
+      <w:rPr>
+        <w:rFonts w:ascii="Wingdings" w:hAnsi="Wingdings" w:hint="default"/>
+        <w:sz w:val="20"/>
+      </w:rPr>
+    </w:lvl>
+    <w:lvl w:ilvl="5" w:tentative="1">
+      <w:start w:val="1"/>
+      <w:numFmt w:val="bullet"/>
+      <w:lvlText w:val=""/>
+      <w:lvlJc w:val="left"/>
+      <w:pPr>
+        <w:tabs>
+          <w:tab w:val="num" w:pos="4320"/>
+        </w:tabs>
+        <w:ind w:left="4320" w:hanging="360"/>
+      </w:pPr>
+      <w:rPr>
+        <w:rFonts w:ascii="Wingdings" w:hAnsi="Wingdings" w:hint="default"/>
+        <w:sz w:val="20"/>
+      </w:rPr>
+    </w:lvl>
+    <w:lvl w:ilvl="6" w:tentative="1">
+      <w:start w:val="1"/>
+      <w:numFmt w:val="bullet"/>
+      <w:lvlText w:val=""/>
+      <w:lvlJc w:val="left"/>
+      <w:pPr>
+        <w:tabs>
+          <w:tab w:val="num" w:pos="5040"/>
+        </w:tabs>
+        <w:ind w:left="5040" w:hanging="360"/>
+      </w:pPr>
+      <w:rPr>
+        <w:rFonts w:ascii="Wingdings" w:hAnsi="Wingdings" w:hint="default"/>
+        <w:sz w:val="20"/>
+      </w:rPr>
+    </w:lvl>
+    <w:lvl w:ilvl="7" w:tentative="1">
+      <w:start w:val="1"/>
+      <w:numFmt w:val="bullet"/>
+      <w:lvlText w:val=""/>
+      <w:lvlJc w:val="left"/>
+      <w:pPr>
+        <w:tabs>
+          <w:tab w:val="num" w:pos="5760"/>
+        </w:tabs>
+        <w:ind w:left="5760" w:hanging="360"/>
+      </w:pPr>
+      <w:rPr>
+        <w:rFonts w:ascii="Wingdings" w:hAnsi="Wingdings" w:hint="default"/>
+        <w:sz w:val="20"/>
+      </w:rPr>
+    </w:lvl>
+    <w:lvl w:ilvl="8" w:tentative="1">
+      <w:start w:val="1"/>
+      <w:numFmt w:val="bullet"/>
+      <w:lvlText w:val=""/>
+      <w:lvlJc w:val="left"/>
+      <w:pPr>
+        <w:tabs>
+          <w:tab w:val="num" w:pos="6480"/>
+        </w:tabs>
+        <w:ind w:left="6480" w:hanging="360"/>
+      </w:pPr>
+      <w:rPr>
+        <w:rFonts w:ascii="Wingdings" w:hAnsi="Wingdings" w:hint="default"/>
+        <w:sz w:val="20"/>
+      </w:rPr>
+    </w:lvl>
+  </w:abstractNum>
+  <w:abstractNum w:abstractNumId="34" w15:restartNumberingAfterBreak="0">
     <w:nsid w:val="7A9C0F0F"/>
     <w:multiLevelType w:val="hybridMultilevel"/>
     <w:tmpl w:val="A44C69A0"/>
@@ -31240,7 +32839,7 @@
       </w:rPr>
     </w:lvl>
   </w:abstractNum>
-  <w:abstractNum w:abstractNumId="32" w15:restartNumberingAfterBreak="0">
+  <w:abstractNum w:abstractNumId="35" w15:restartNumberingAfterBreak="0">
     <w:nsid w:val="7CCE439B"/>
     <w:multiLevelType w:val="multilevel"/>
     <w:tmpl w:val="364E971A"/>
@@ -31389,110 +32988,119 @@
       </w:rPr>
     </w:lvl>
   </w:abstractNum>
-  <w:num w:numId="1" w16cid:durableId="191110616">
+  <w:num w:numId="1">
     <w:abstractNumId w:val="13"/>
   </w:num>
-  <w:num w:numId="2" w16cid:durableId="1647784439">
+  <w:num w:numId="2">
     <w:abstractNumId w:val="3"/>
   </w:num>
-  <w:num w:numId="3" w16cid:durableId="1145469256">
+  <w:num w:numId="3">
+    <w:abstractNumId w:val="22"/>
+  </w:num>
+  <w:num w:numId="4">
+    <w:abstractNumId w:val="5"/>
+  </w:num>
+  <w:num w:numId="5">
+    <w:abstractNumId w:val="25"/>
+  </w:num>
+  <w:num w:numId="6">
+    <w:abstractNumId w:val="18"/>
+  </w:num>
+  <w:num w:numId="7">
+    <w:abstractNumId w:val="16"/>
+  </w:num>
+  <w:num w:numId="8">
+    <w:abstractNumId w:val="21"/>
+  </w:num>
+  <w:num w:numId="9">
+    <w:abstractNumId w:val="6"/>
+  </w:num>
+  <w:num w:numId="10">
+    <w:abstractNumId w:val="32"/>
+  </w:num>
+  <w:num w:numId="11">
+    <w:abstractNumId w:val="2"/>
+  </w:num>
+  <w:num w:numId="12">
+    <w:abstractNumId w:val="0"/>
+  </w:num>
+  <w:num w:numId="13">
+    <w:abstractNumId w:val="26"/>
+  </w:num>
+  <w:num w:numId="14">
+    <w:abstractNumId w:val="27"/>
+  </w:num>
+  <w:num w:numId="15">
+    <w:abstractNumId w:val="28"/>
+  </w:num>
+  <w:num w:numId="16">
+    <w:abstractNumId w:val="33"/>
+  </w:num>
+  <w:num w:numId="17">
+    <w:abstractNumId w:val="31"/>
+  </w:num>
+  <w:num w:numId="18">
+    <w:abstractNumId w:val="30"/>
+  </w:num>
+  <w:num w:numId="19">
+    <w:abstractNumId w:val="12"/>
+  </w:num>
+  <w:num w:numId="20">
+    <w:abstractNumId w:val="11"/>
+  </w:num>
+  <w:num w:numId="21">
+    <w:abstractNumId w:val="35"/>
+  </w:num>
+  <w:num w:numId="22">
+    <w:abstractNumId w:val="7"/>
+  </w:num>
+  <w:num w:numId="23">
+    <w:abstractNumId w:val="10"/>
+  </w:num>
+  <w:num w:numId="24">
+    <w:abstractNumId w:val="4"/>
+  </w:num>
+  <w:num w:numId="25">
     <w:abstractNumId w:val="20"/>
   </w:num>
-  <w:num w:numId="4" w16cid:durableId="88432284">
-    <w:abstractNumId w:val="5"/>
+  <w:num w:numId="26">
+    <w:abstractNumId w:val="29"/>
   </w:num>
-  <w:num w:numId="5" w16cid:durableId="1496457602">
-    <w:abstractNumId w:val="22"/>
+  <w:num w:numId="27">
+    <w:abstractNumId w:val="34"/>
   </w:num>
-  <w:num w:numId="6" w16cid:durableId="1861815664">
-    <w:abstractNumId w:val="16"/>
+  <w:num w:numId="28">
+    <w:abstractNumId w:val="23"/>
   </w:num>
-  <w:num w:numId="7" w16cid:durableId="515196186">
+  <w:num w:numId="29">
+    <w:abstractNumId w:val="17"/>
+  </w:num>
+  <w:num w:numId="30">
+    <w:abstractNumId w:val="8"/>
+  </w:num>
+  <w:num w:numId="31">
+    <w:abstractNumId w:val="1"/>
+  </w:num>
+  <w:num w:numId="32">
+    <w:abstractNumId w:val="9"/>
+  </w:num>
+  <w:num w:numId="33">
+    <w:abstractNumId w:val="19"/>
+  </w:num>
+  <w:num w:numId="34">
     <w:abstractNumId w:val="14"/>
   </w:num>
-  <w:num w:numId="8" w16cid:durableId="711853514">
-    <w:abstractNumId w:val="19"/>
-  </w:num>
-  <w:num w:numId="9" w16cid:durableId="302926694">
-    <w:abstractNumId w:val="6"/>
-  </w:num>
-  <w:num w:numId="10" w16cid:durableId="551580408">
-    <w:abstractNumId w:val="29"/>
-  </w:num>
-  <w:num w:numId="11" w16cid:durableId="441345027">
-    <w:abstractNumId w:val="2"/>
-  </w:num>
-  <w:num w:numId="12" w16cid:durableId="2049984763">
-    <w:abstractNumId w:val="0"/>
-  </w:num>
-  <w:num w:numId="13" w16cid:durableId="1247692982">
-    <w:abstractNumId w:val="23"/>
-  </w:num>
-  <w:num w:numId="14" w16cid:durableId="126435339">
-    <w:abstractNumId w:val="24"/>
-  </w:num>
-  <w:num w:numId="15" w16cid:durableId="227501699">
-    <w:abstractNumId w:val="25"/>
-  </w:num>
-  <w:num w:numId="16" w16cid:durableId="571891041">
-    <w:abstractNumId w:val="30"/>
-  </w:num>
-  <w:num w:numId="17" w16cid:durableId="365109569">
-    <w:abstractNumId w:val="28"/>
-  </w:num>
-  <w:num w:numId="18" w16cid:durableId="1701396970">
-    <w:abstractNumId w:val="27"/>
-  </w:num>
-  <w:num w:numId="19" w16cid:durableId="1503545505">
-    <w:abstractNumId w:val="12"/>
-  </w:num>
-  <w:num w:numId="20" w16cid:durableId="764956490">
-    <w:abstractNumId w:val="11"/>
-  </w:num>
-  <w:num w:numId="21" w16cid:durableId="25105955">
-    <w:abstractNumId w:val="32"/>
-  </w:num>
-  <w:num w:numId="22" w16cid:durableId="968584141">
-    <w:abstractNumId w:val="7"/>
-  </w:num>
-  <w:num w:numId="23" w16cid:durableId="504249009">
-    <w:abstractNumId w:val="10"/>
-  </w:num>
-  <w:num w:numId="24" w16cid:durableId="1313874670">
-    <w:abstractNumId w:val="4"/>
-  </w:num>
-  <w:num w:numId="25" w16cid:durableId="406726922">
-    <w:abstractNumId w:val="18"/>
-  </w:num>
-  <w:num w:numId="26" w16cid:durableId="2088649518">
-    <w:abstractNumId w:val="26"/>
-  </w:num>
-  <w:num w:numId="27" w16cid:durableId="138615032">
-    <w:abstractNumId w:val="31"/>
-  </w:num>
-  <w:num w:numId="28" w16cid:durableId="737946673">
-    <w:abstractNumId w:val="21"/>
-  </w:num>
-  <w:num w:numId="29" w16cid:durableId="1743600181">
+  <w:num w:numId="35">
     <w:abstractNumId w:val="15"/>
   </w:num>
-  <w:num w:numId="30" w16cid:durableId="936983512">
-    <w:abstractNumId w:val="8"/>
-  </w:num>
-  <w:num w:numId="31" w16cid:durableId="544679991">
-    <w:abstractNumId w:val="1"/>
-  </w:num>
-  <w:num w:numId="32" w16cid:durableId="183523094">
-    <w:abstractNumId w:val="9"/>
-  </w:num>
-  <w:num w:numId="33" w16cid:durableId="235750372">
-    <w:abstractNumId w:val="17"/>
+  <w:num w:numId="36">
+    <w:abstractNumId w:val="24"/>
   </w:num>
 </w:numbering>
 </file>
 
 <file path=word/styles.xml><?xml version="1.0" encoding="utf-8"?>
-<w:styles xmlns:mc="http://schemas.openxmlformats.org/markup-compatibility/2006" xmlns:r="http://schemas.openxmlformats.org/officeDocument/2006/relationships" xmlns:w="http://schemas.openxmlformats.org/wordprocessingml/2006/main" xmlns:w14="http://schemas.microsoft.com/office/word/2010/wordml" xmlns:w15="http://schemas.microsoft.com/office/word/2012/wordml" xmlns:w16cex="http://schemas.microsoft.com/office/word/2018/wordml/cex" xmlns:w16cid="http://schemas.microsoft.com/office/word/2016/wordml/cid" xmlns:w16="http://schemas.microsoft.com/office/word/2018/wordml" xmlns:w16du="http://schemas.microsoft.com/office/word/2023/wordml/word16du" xmlns:w16sdtdh="http://schemas.microsoft.com/office/word/2020/wordml/sdtdatahash" xmlns:w16se="http://schemas.microsoft.com/office/word/2015/wordml/symex" mc:Ignorable="w14 w15 w16se w16cid w16 w16cex w16sdtdh w16du">
+<w:styles xmlns:mc="http://schemas.openxmlformats.org/markup-compatibility/2006" xmlns:r="http://schemas.openxmlformats.org/officeDocument/2006/relationships" xmlns:w="http://schemas.openxmlformats.org/wordprocessingml/2006/main" xmlns:w14="http://schemas.microsoft.com/office/word/2010/wordml" xmlns:w15="http://schemas.microsoft.com/office/word/2012/wordml" xmlns:w16cid="http://schemas.microsoft.com/office/word/2016/wordml/cid" xmlns:w16se="http://schemas.microsoft.com/office/word/2015/wordml/symex" mc:Ignorable="w14 w15 w16se w16cid">
   <w:docDefaults>
     <w:rPrDefault>
       <w:rPr>
@@ -31511,7 +33119,7 @@
       </w:pPr>
     </w:pPrDefault>
   </w:docDefaults>
-  <w:latentStyles w:defLockedState="0" w:defUIPriority="99" w:defSemiHidden="0" w:defUnhideWhenUsed="0" w:defQFormat="0" w:count="376">
+  <w:latentStyles w:defLockedState="0" w:defUIPriority="99" w:defSemiHidden="0" w:defUnhideWhenUsed="0" w:defQFormat="0" w:count="375">
     <w:lsdException w:name="Normal" w:uiPriority="0" w:qFormat="1"/>
     <w:lsdException w:name="heading 1" w:uiPriority="9" w:qFormat="1"/>
     <w:lsdException w:name="heading 2" w:semiHidden="1" w:uiPriority="9" w:unhideWhenUsed="1" w:qFormat="1"/>
@@ -31887,7 +33495,6 @@
     <w:lsdException w:name="Smart Hyperlink" w:semiHidden="1" w:unhideWhenUsed="1"/>
     <w:lsdException w:name="Hashtag" w:semiHidden="1" w:unhideWhenUsed="1"/>
     <w:lsdException w:name="Unresolved Mention" w:semiHidden="1" w:unhideWhenUsed="1"/>
-    <w:lsdException w:name="Smart Link" w:semiHidden="1" w:unhideWhenUsed="1"/>
   </w:latentStyles>
   <w:style w:type="paragraph" w:default="1" w:styleId="a">
     <w:name w:val="Normal"/>
@@ -32884,7 +34491,7 @@
 </file>
 
 <file path=customXml/itemProps1.xml><?xml version="1.0" encoding="utf-8"?>
-<ds:datastoreItem xmlns:ds="http://schemas.openxmlformats.org/officeDocument/2006/customXml" ds:itemID="{7E167CBE-609E-4A20-AE55-023D779A6F1A}">
+<ds:datastoreItem xmlns:ds="http://schemas.openxmlformats.org/officeDocument/2006/customXml" ds:itemID="{D584DB28-8DA0-424E-A20F-C5689C303215}">
   <ds:schemaRefs>
     <ds:schemaRef ds:uri="http://schemas.openxmlformats.org/officeDocument/2006/bibliography"/>
   </ds:schemaRefs>

--- a/ספר פרוייקט שלי וסשה.docx
+++ b/ספר פרוייקט שלי וסשה.docx
@@ -495,7 +495,6 @@
           <w:rFonts w:ascii="Tahoma" w:hAnsi="Tahoma" w:cs="Tahoma"/>
           <w:rtl/>
         </w:rPr>
-        <w:lastRenderedPageBreak/>
         <w:t>הפרויקט מתאים לשימושים תעשייתיים, חינוכיים ומשחקיים, והוא מציע גישה גמישה המאפשרת התאמה לתחומים מגוונים, תוך שמירה על עלויות נמוכות ופשטות יחסית ביישום.</w:t>
       </w:r>
     </w:p>
@@ -2798,7 +2797,7 @@
               </wp:inline>
             </w:drawing>
           </mc:Choice>
-          <mc:Fallback xmlns:w16sdtdh="http://schemas.microsoft.com/office/word/2020/wordml/sdtdatahash" xmlns:w16du="http://schemas.microsoft.com/office/word/2023/wordml/word16du" xmlns:w16="http://schemas.microsoft.com/office/word/2018/wordml" xmlns:w16cex="http://schemas.microsoft.com/office/word/2018/wordml/cex" xmlns:oel="http://schemas.microsoft.com/office/2019/extlst">
+          <mc:Fallback xmlns:oel="http://schemas.microsoft.com/office/2019/extlst" xmlns:w16cex="http://schemas.microsoft.com/office/word/2018/wordml/cex" xmlns:w16="http://schemas.microsoft.com/office/word/2018/wordml" xmlns:w16du="http://schemas.microsoft.com/office/word/2023/wordml/word16du" xmlns:w16sdtdh="http://schemas.microsoft.com/office/word/2020/wordml/sdtdatahash">
             <w:pict>
               <v:roundrect w14:anchorId="17ED87AC" id="מלבן מעוגל 6" o:spid="_x0000_s1026" style="width:9.45pt;height:9.45pt;visibility:visible;mso-wrap-style:square;mso-left-percent:-10001;mso-top-percent:-10001;mso-position-horizontal:absolute;mso-position-horizontal-relative:char;mso-position-vertical:absolute;mso-position-vertical-relative:line;mso-left-percent:-10001;mso-top-percent:-10001;v-text-anchor:top" arcsize="10923f" o:gfxdata="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" fillcolor="#a8d08d">
                 <o:lock v:ext="edit" aspectratio="t"/>
@@ -2920,7 +2919,7 @@
               </wp:inline>
             </w:drawing>
           </mc:Choice>
-          <mc:Fallback xmlns:w16sdtdh="http://schemas.microsoft.com/office/word/2020/wordml/sdtdatahash" xmlns:w16du="http://schemas.microsoft.com/office/word/2023/wordml/word16du" xmlns:w16="http://schemas.microsoft.com/office/word/2018/wordml" xmlns:w16cex="http://schemas.microsoft.com/office/word/2018/wordml/cex" xmlns:oel="http://schemas.microsoft.com/office/2019/extlst">
+          <mc:Fallback xmlns:oel="http://schemas.microsoft.com/office/2019/extlst" xmlns:w16cex="http://schemas.microsoft.com/office/word/2018/wordml/cex" xmlns:w16="http://schemas.microsoft.com/office/word/2018/wordml" xmlns:w16du="http://schemas.microsoft.com/office/word/2023/wordml/word16du" xmlns:w16sdtdh="http://schemas.microsoft.com/office/word/2020/wordml/sdtdatahash">
             <w:pict>
               <v:roundrect w14:anchorId="075500E5" id="מלבן מעוגל 5" o:spid="_x0000_s1026" style="width:9.45pt;height:9.45pt;visibility:visible;mso-wrap-style:square;mso-left-percent:-10001;mso-top-percent:-10001;mso-position-horizontal:absolute;mso-position-horizontal-relative:char;mso-position-vertical:absolute;mso-position-vertical-relative:line;mso-left-percent:-10001;mso-top-percent:-10001;v-text-anchor:top" arcsize="10923f" o:gfxdata="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">
                 <o:lock v:ext="edit" aspectratio="t"/>
@@ -3392,7 +3391,15 @@
           <w:rFonts w:ascii="Tahoma" w:hAnsi="Tahoma" w:cs="Tahoma"/>
           <w:rtl/>
         </w:rPr>
-        <w:t>ושומרת על מרחק בטוח ממנה</w:t>
+        <w:t xml:space="preserve">ושומרת על מרחק בטוח </w:t>
+      </w:r>
+      <w:r>
+        <w:rPr>
+          <w:rFonts w:ascii="Tahoma" w:hAnsi="Tahoma" w:cs="Tahoma"/>
+          <w:rtl/>
+        </w:rPr>
+        <w:lastRenderedPageBreak/>
+        <w:t>ממנה</w:t>
       </w:r>
       <w:r>
         <w:rPr>
@@ -3527,7 +3534,6 @@
           <w:rFonts w:ascii="Tahoma" w:hAnsi="Tahoma" w:cs="Tahoma"/>
           <w:rtl/>
         </w:rPr>
-        <w:lastRenderedPageBreak/>
         <w:t>3.</w:t>
       </w:r>
       <w:r>
@@ -4243,7 +4249,15 @@
           <w:rFonts w:ascii="Tahoma" w:hAnsi="Tahoma" w:cs="Tahoma"/>
           <w:rtl/>
         </w:rPr>
-        <w:t>: שם פרטי: _________ שם משפחה: ____________ מס' זהות: _______________</w:t>
+        <w:t xml:space="preserve">: שם פרטי: _________ שם משפחה: ____________ מס' זהות: </w:t>
+      </w:r>
+      <w:r>
+        <w:rPr>
+          <w:rFonts w:ascii="Tahoma" w:hAnsi="Tahoma" w:cs="Tahoma"/>
+          <w:rtl/>
+        </w:rPr>
+        <w:lastRenderedPageBreak/>
+        <w:t>_______________</w:t>
       </w:r>
       <w:r>
         <w:rPr>
@@ -4312,13 +4326,6 @@
           <w:rtl/>
         </w:rPr>
         <w:br/>
-      </w:r>
-      <w:r>
-        <w:rPr>
-          <w:rFonts w:ascii="Tahoma" w:hAnsi="Tahoma" w:cs="Tahoma"/>
-          <w:rtl/>
-        </w:rPr>
-        <w:lastRenderedPageBreak/>
         <w:t>3. ___________________________________________________________________</w:t>
       </w:r>
       <w:r>
@@ -4886,6 +4893,13 @@
           <w:rtl/>
         </w:rPr>
         <w:br/>
+      </w:r>
+      <w:r>
+        <w:rPr>
+          <w:rFonts w:ascii="Tahoma" w:hAnsi="Tahoma" w:cs="Tahoma"/>
+          <w:rtl/>
+        </w:rPr>
+        <w:lastRenderedPageBreak/>
         <w:t xml:space="preserve">      תאריך: _</w:t>
       </w:r>
       <w:r>
@@ -5068,7 +5082,6 @@
           <w:bCs/>
           <w:rtl/>
         </w:rPr>
-        <w:lastRenderedPageBreak/>
         <w:t>ביבליוגרפיה</w:t>
       </w:r>
       <w:r>
@@ -5603,7 +5616,7 @@
               </wp:inline>
             </w:drawing>
           </mc:Choice>
-          <mc:Fallback xmlns:w16sdtdh="http://schemas.microsoft.com/office/word/2020/wordml/sdtdatahash" xmlns:w16du="http://schemas.microsoft.com/office/word/2023/wordml/word16du" xmlns:w16="http://schemas.microsoft.com/office/word/2018/wordml" xmlns:w16cex="http://schemas.microsoft.com/office/word/2018/wordml/cex" xmlns:oel="http://schemas.microsoft.com/office/2019/extlst">
+          <mc:Fallback xmlns:oel="http://schemas.microsoft.com/office/2019/extlst" xmlns:w16cex="http://schemas.microsoft.com/office/word/2018/wordml/cex" xmlns:w16="http://schemas.microsoft.com/office/word/2018/wordml" xmlns:w16du="http://schemas.microsoft.com/office/word/2023/wordml/word16du" xmlns:w16sdtdh="http://schemas.microsoft.com/office/word/2020/wordml/sdtdatahash">
             <w:pict>
               <v:roundrect w14:anchorId="1D42CF48" id="מלבן מעוגל 4" o:spid="_x0000_s1026" style="width:9.45pt;height:9.45pt;visibility:visible;mso-wrap-style:square;mso-left-percent:-10001;mso-top-percent:-10001;mso-position-horizontal:absolute;mso-position-horizontal-relative:char;mso-position-vertical:absolute;mso-position-vertical-relative:line;mso-left-percent:-10001;mso-top-percent:-10001;v-text-anchor:top" arcsize="10923f" o:gfxdata="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">
                 <o:lock v:ext="edit" aspectratio="t"/>
@@ -5691,7 +5704,7 @@
               </wp:inline>
             </w:drawing>
           </mc:Choice>
-          <mc:Fallback xmlns:w16sdtdh="http://schemas.microsoft.com/office/word/2020/wordml/sdtdatahash" xmlns:w16du="http://schemas.microsoft.com/office/word/2023/wordml/word16du" xmlns:w16="http://schemas.microsoft.com/office/word/2018/wordml" xmlns:w16cex="http://schemas.microsoft.com/office/word/2018/wordml/cex" xmlns:oel="http://schemas.microsoft.com/office/2019/extlst">
+          <mc:Fallback xmlns:oel="http://schemas.microsoft.com/office/2019/extlst" xmlns:w16cex="http://schemas.microsoft.com/office/word/2018/wordml/cex" xmlns:w16="http://schemas.microsoft.com/office/word/2018/wordml" xmlns:w16du="http://schemas.microsoft.com/office/word/2023/wordml/word16du" xmlns:w16sdtdh="http://schemas.microsoft.com/office/word/2020/wordml/sdtdatahash">
             <w:pict>
               <v:roundrect w14:anchorId="070688B8" id="מלבן מעוגל 3" o:spid="_x0000_s1026" style="width:9.45pt;height:9.45pt;visibility:visible;mso-wrap-style:square;mso-left-percent:-10001;mso-top-percent:-10001;mso-position-horizontal:absolute;mso-position-horizontal-relative:char;mso-position-vertical:absolute;mso-position-vertical-relative:line;mso-left-percent:-10001;mso-top-percent:-10001;v-text-anchor:top" arcsize="10923f" o:gfxdata="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">
                 <o:lock v:ext="edit" aspectratio="t"/>
@@ -5707,7 +5720,15 @@
           <w:rFonts w:ascii="Tahoma" w:hAnsi="Tahoma" w:cs="Tahoma"/>
           <w:rtl/>
         </w:rPr>
-        <w:t xml:space="preserve"> הבקשה מאושרת. יש להכניס בה את השינויים שלהלן: ______________________________</w:t>
+        <w:t xml:space="preserve"> הבקשה מאושרת. יש להכניס בה את השינויים שלהלן: </w:t>
+      </w:r>
+      <w:r>
+        <w:rPr>
+          <w:rFonts w:ascii="Tahoma" w:hAnsi="Tahoma" w:cs="Tahoma"/>
+          <w:rtl/>
+        </w:rPr>
+        <w:lastRenderedPageBreak/>
+        <w:t>______________________________</w:t>
       </w:r>
       <w:r>
         <w:rPr>
@@ -5825,7 +5846,7 @@
               </wp:inline>
             </w:drawing>
           </mc:Choice>
-          <mc:Fallback xmlns:w16sdtdh="http://schemas.microsoft.com/office/word/2020/wordml/sdtdatahash" xmlns:w16du="http://schemas.microsoft.com/office/word/2023/wordml/word16du" xmlns:w16="http://schemas.microsoft.com/office/word/2018/wordml" xmlns:w16cex="http://schemas.microsoft.com/office/word/2018/wordml/cex" xmlns:oel="http://schemas.microsoft.com/office/2019/extlst">
+          <mc:Fallback xmlns:oel="http://schemas.microsoft.com/office/2019/extlst" xmlns:w16cex="http://schemas.microsoft.com/office/word/2018/wordml/cex" xmlns:w16="http://schemas.microsoft.com/office/word/2018/wordml" xmlns:w16du="http://schemas.microsoft.com/office/word/2023/wordml/word16du" xmlns:w16sdtdh="http://schemas.microsoft.com/office/word/2020/wordml/sdtdatahash">
             <w:pict>
               <v:roundrect w14:anchorId="10070B32" id="מלבן מעוגל 2" o:spid="_x0000_s1026" style="width:9.45pt;height:9.45pt;visibility:visible;mso-wrap-style:square;mso-left-percent:-10001;mso-top-percent:-10001;mso-position-horizontal:absolute;mso-position-horizontal-relative:char;mso-position-vertical:absolute;mso-position-vertical-relative:line;mso-left-percent:-10001;mso-top-percent:-10001;v-text-anchor:top" arcsize="10923f" o:gfxdata="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">
                 <o:lock v:ext="edit" aspectratio="t"/>
@@ -5969,7 +5990,7 @@
               </wp:inline>
             </w:drawing>
           </mc:Choice>
-          <mc:Fallback xmlns:w16sdtdh="http://schemas.microsoft.com/office/word/2020/wordml/sdtdatahash" xmlns:w16du="http://schemas.microsoft.com/office/word/2023/wordml/word16du" xmlns:w16="http://schemas.microsoft.com/office/word/2018/wordml" xmlns:w16cex="http://schemas.microsoft.com/office/word/2018/wordml/cex" xmlns:oel="http://schemas.microsoft.com/office/2019/extlst">
+          <mc:Fallback xmlns:oel="http://schemas.microsoft.com/office/2019/extlst" xmlns:w16cex="http://schemas.microsoft.com/office/word/2018/wordml/cex" xmlns:w16="http://schemas.microsoft.com/office/word/2018/wordml" xmlns:w16du="http://schemas.microsoft.com/office/word/2023/wordml/word16du" xmlns:w16sdtdh="http://schemas.microsoft.com/office/word/2020/wordml/sdtdatahash">
             <w:pict>
               <v:roundrect w14:anchorId="4AE4CB54" id="מלבן מעוגל 1" o:spid="_x0000_s1026" style="width:9.45pt;height:9.45pt;visibility:visible;mso-wrap-style:square;mso-left-percent:-10001;mso-top-percent:-10001;mso-position-horizontal:absolute;mso-position-horizontal-relative:char;mso-position-vertical:absolute;mso-position-vertical-relative:line;mso-left-percent:-10001;mso-top-percent:-10001;v-text-anchor:top" arcsize="10923f" o:gfxdata="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">
                 <o:lock v:ext="edit" aspectratio="t"/>
@@ -5985,15 +6006,7 @@
           <w:rFonts w:ascii="Tahoma" w:hAnsi="Tahoma" w:cs="Tahoma"/>
           <w:rtl/>
         </w:rPr>
-        <w:t xml:space="preserve"> הבקשה אינה מאושרת מהנימוק(ים) שלהלן: </w:t>
-      </w:r>
-      <w:r>
-        <w:rPr>
-          <w:rFonts w:ascii="Tahoma" w:hAnsi="Tahoma" w:cs="Tahoma"/>
-          <w:rtl/>
-        </w:rPr>
-        <w:lastRenderedPageBreak/>
-        <w:t>____________________________________</w:t>
+        <w:t xml:space="preserve"> הבקשה אינה מאושרת מהנימוק(ים) שלהלן: ____________________________________</w:t>
       </w:r>
       <w:r>
         <w:rPr>
@@ -6540,15 +6553,7 @@
           <w:rFonts w:ascii="Tahoma" w:hAnsi="Tahoma" w:cs="Tahoma"/>
           <w:rtl/>
         </w:rPr>
-        <w:t xml:space="preserve">, תכנון אלגוריתמים חכמים, ואינטגרציה של מערכות חומרה ותוכנה מתקדמות. המערכת שפותחה כאן היא דוגמה </w:t>
-      </w:r>
-      <w:r>
-        <w:rPr>
-          <w:rFonts w:ascii="Tahoma" w:hAnsi="Tahoma" w:cs="Tahoma"/>
-          <w:rtl/>
-        </w:rPr>
-        <w:lastRenderedPageBreak/>
-        <w:t>לפיתוח טכנולוגי המשלב חשיבה יצירתית עם כלים הנדסיים וטכנולוגיים מתקדמים, תוך התאמה למגמות עתידיות בעולם הרכב והמערכות האוטונומיות.</w:t>
+        <w:t>, תכנון אלגוריתמים חכמים, ואינטגרציה של מערכות חומרה ותוכנה מתקדמות. המערכת שפותחה כאן היא דוגמה לפיתוח טכנולוגי המשלב חשיבה יצירתית עם כלים הנדסיים וטכנולוגיים מתקדמים, תוך התאמה למגמות עתידיות בעולם הרכב והמערכות האוטונומיות.</w:t>
       </w:r>
       <w:r>
         <w:rPr>
@@ -6681,7 +6686,6 @@
         <w:rPr>
           <w:rtl/>
         </w:rPr>
-        <w:lastRenderedPageBreak/>
         <w:t xml:space="preserve">מכונית </w:t>
       </w:r>
       <w:r>
@@ -7434,6 +7438,7 @@
         <w:rPr>
           <w:rFonts w:ascii="Tahoma" w:hAnsi="Tahoma" w:cs="Tahoma"/>
         </w:rPr>
+        <w:lastRenderedPageBreak/>
         <w:t>LDR</w:t>
       </w:r>
       <w:r>
@@ -7500,7 +7505,6 @@
           <w:rFonts w:ascii="Tahoma" w:hAnsi="Tahoma" w:cs="Tahoma"/>
           <w:rtl/>
         </w:rPr>
-        <w:lastRenderedPageBreak/>
         <w:t xml:space="preserve">מסך </w:t>
       </w:r>
       <w:r>
@@ -9073,6 +9077,7 @@
           <w:rFonts w:ascii="Tahoma" w:hAnsi="Tahoma" w:cs="Tahoma"/>
           <w:rtl/>
         </w:rPr>
+        <w:lastRenderedPageBreak/>
         <w:t>מחובר ל-</w:t>
       </w:r>
       <w:r>
@@ -9127,7 +9132,6 @@
           <w:rFonts w:ascii="Tahoma" w:hAnsi="Tahoma" w:cs="Tahoma"/>
           <w:rtl/>
         </w:rPr>
-        <w:lastRenderedPageBreak/>
         <w:br w:type="page"/>
       </w:r>
     </w:p>
@@ -9850,6 +9854,7 @@
           <w:sz w:val="24"/>
           <w:szCs w:val="24"/>
         </w:rPr>
+        <w:lastRenderedPageBreak/>
         <w:t>PMU (Power Management Unit</w:t>
       </w:r>
       <w:proofErr w:type="gramStart"/>
@@ -9910,7 +9915,6 @@
           <w:sz w:val="24"/>
           <w:szCs w:val="24"/>
         </w:rPr>
-        <w:lastRenderedPageBreak/>
         <w:t xml:space="preserve">ULP </w:t>
       </w:r>
       <w:proofErr w:type="gramStart"/>
@@ -11334,6 +11338,7 @@
           <w:sz w:val="24"/>
           <w:szCs w:val="24"/>
         </w:rPr>
+        <w:lastRenderedPageBreak/>
         <w:t>Timers</w:t>
       </w:r>
       <w:r>
@@ -11553,7 +11558,6 @@
           <w:sz w:val="24"/>
           <w:szCs w:val="24"/>
         </w:rPr>
-        <w:lastRenderedPageBreak/>
         <w:t>RSA (</w:t>
       </w:r>
       <w:proofErr w:type="spellStart"/>
@@ -12070,6 +12074,7 @@
           <w:szCs w:val="24"/>
           <w:rtl/>
         </w:rPr>
+        <w:lastRenderedPageBreak/>
         <w:t>בזכות התכונות האלחוטיות המתקדמות שלו, ה-</w:t>
       </w:r>
       <w:r>
@@ -12234,7 +12239,6 @@
           <w:szCs w:val="24"/>
           <w:rtl/>
         </w:rPr>
-        <w:lastRenderedPageBreak/>
         <w:t>ה-</w:t>
       </w:r>
       <w:r>
@@ -12818,6 +12822,7 @@
           <w:szCs w:val="28"/>
           <w:rtl/>
         </w:rPr>
+        <w:lastRenderedPageBreak/>
         <w:t>זיכרון</w:t>
       </w:r>
     </w:p>
@@ -13023,7 +13028,6 @@
           <w:szCs w:val="24"/>
           <w:rtl/>
         </w:rPr>
-        <w:lastRenderedPageBreak/>
         <w:t>מתח כניסה (</w:t>
       </w:r>
       <w:r>
@@ -13790,6 +13794,7 @@
           <w:szCs w:val="24"/>
           <w:rtl/>
         </w:rPr>
+        <w:lastRenderedPageBreak/>
         <w:t>ה</w:t>
       </w:r>
       <w:r>
@@ -14023,7 +14028,6 @@
           <w:szCs w:val="28"/>
           <w:rtl/>
         </w:rPr>
-        <w:lastRenderedPageBreak/>
         <w:t>יכולת עיבוד חזקה</w:t>
       </w:r>
       <w:r>
@@ -14587,6 +14591,7 @@
           <w:szCs w:val="24"/>
           <w:rtl/>
         </w:rPr>
+        <w:lastRenderedPageBreak/>
         <w:t>ל״חכמים</w:t>
       </w:r>
       <w:proofErr w:type="spellEnd"/>
@@ -14843,17 +14848,7 @@
           <w:szCs w:val="24"/>
           <w:rtl/>
         </w:rPr>
-        <w:t xml:space="preserve"> חדשניות מבטיח אמינות ומוכנות לטכנולוגיות מתקדמות, מה שהופך אותו לבחירה מועדפת לפיתוח </w:t>
-      </w:r>
-      <w:r>
-        <w:rPr>
-          <w:rFonts w:ascii="Tahoma" w:hAnsi="Tahoma" w:cs="Tahoma"/>
-          <w:sz w:val="24"/>
-          <w:szCs w:val="24"/>
-          <w:rtl/>
-        </w:rPr>
-        <w:lastRenderedPageBreak/>
-        <w:t>פרויקטים חכמים. היכולת להשתמש בניסיון ובידע המצטבר של הקהילה מקלה על פיתוח פתרונות מותאמים אישית וביצוע אינטגרציה עם מערכות קיימות.</w:t>
+        <w:t xml:space="preserve"> חדשניות מבטיח אמינות ומוכנות לטכנולוגיות מתקדמות, מה שהופך אותו לבחירה מועדפת לפיתוח פרויקטים חכמים. היכולת להשתמש בניסיון ובידע המצטבר של הקהילה מקלה על פיתוח פתרונות מותאמים אישית וביצוע אינטגרציה עם מערכות קיימות.</w:t>
       </w:r>
     </w:p>
     <w:p>
@@ -15127,51 +15122,41 @@
         </w:rPr>
         <w:t xml:space="preserve"> </w:t>
       </w:r>
-      <w:bookmarkStart w:id="17" w:name="_GoBack"/>
-      <w:bookmarkEnd w:id="17"/>
-    </w:p>
-    <w:p>
-      <w:pPr>
+    </w:p>
+    <w:p>
+      <w:pPr>
+        <w:rPr>
+          <w:rFonts w:cs="Calibri"/>
+          <w:sz w:val="24"/>
+          <w:szCs w:val="24"/>
+          <w:rtl/>
+        </w:rPr>
+      </w:pPr>
+      <w:r>
+        <w:rPr>
+          <w:rFonts w:cs="Calibri"/>
+          <w:sz w:val="24"/>
+          <w:szCs w:val="24"/>
+          <w:rtl/>
+        </w:rPr>
+        <w:t xml:space="preserve">נורת </w:t>
+      </w:r>
+      <w:r>
         <w:rPr>
           <w:rFonts w:cs="Calibri" w:hint="cs"/>
           <w:sz w:val="24"/>
           <w:szCs w:val="24"/>
           <w:rtl/>
         </w:rPr>
-      </w:pPr>
+        <w:t>ה</w:t>
+      </w:r>
       <w:r>
         <w:rPr>
           <w:rFonts w:cs="Calibri"/>
           <w:sz w:val="24"/>
           <w:szCs w:val="24"/>
-          <w:rtl/>
-        </w:rPr>
-        <w:t xml:space="preserve">נורת </w:t>
-      </w:r>
-      <w:r>
-        <w:rPr>
-          <w:rFonts w:cs="Calibri" w:hint="cs"/>
-          <w:sz w:val="24"/>
-          <w:szCs w:val="24"/>
-          <w:rtl/>
-        </w:rPr>
-        <w:t>ה</w:t>
-      </w:r>
-      <w:r>
-        <w:rPr>
-          <w:rFonts w:cs="Calibri"/>
-          <w:sz w:val="24"/>
-          <w:szCs w:val="24"/>
-        </w:rPr>
-        <w:t xml:space="preserve"> </w:t>
-      </w:r>
-      <w:r>
-        <w:rPr>
-          <w:rFonts w:cs="Calibri"/>
-          <w:sz w:val="24"/>
-          <w:szCs w:val="24"/>
-        </w:rPr>
-        <w:t>RGB LED</w:t>
+        </w:rPr>
+        <w:t xml:space="preserve"> RGB LED</w:t>
       </w:r>
       <w:r>
         <w:rPr>
@@ -16029,8 +16014,17 @@
       <w:pPr>
         <w:rPr>
           <w:rFonts w:cs="Calibri"/>
-          <w:sz w:val="24"/>
-          <w:szCs w:val="24"/>
+          <w:b/>
+          <w:bCs/>
+          <w:sz w:val="24"/>
+          <w:szCs w:val="24"/>
+          <w:rtl/>
+        </w:rPr>
+      </w:pPr>
+    </w:p>
+    <w:p>
+      <w:pPr>
+        <w:rPr>
           <w:rtl/>
         </w:rPr>
       </w:pPr>
@@ -16087,13 +16081,32 @@
           <w:szCs w:val="24"/>
           <w:rtl/>
         </w:rPr>
-        <w:t>תאורת אווירה, תצוגות דינמיות ופרויקטים אלקטרוניים יצירתיים. השימוש בשליטת</w:t>
+        <w:t>תאורת אווירה, תצוגות דינמיות ופרויקטים אלקטרוניים</w:t>
+      </w:r>
+      <w:r>
+        <w:rPr>
+          <w:rFonts w:cs="Calibri" w:hint="cs"/>
+          <w:sz w:val="24"/>
+          <w:szCs w:val="24"/>
+          <w:rtl/>
+        </w:rPr>
+        <w:t xml:space="preserve"> </w:t>
       </w:r>
       <w:r>
         <w:rPr>
           <w:rFonts w:cs="Calibri"/>
           <w:sz w:val="24"/>
           <w:szCs w:val="24"/>
+          <w:rtl/>
+        </w:rPr>
+        <w:lastRenderedPageBreak/>
+        <w:t>יצירתיים. השימוש בשליטת</w:t>
+      </w:r>
+      <w:r>
+        <w:rPr>
+          <w:rFonts w:cs="Calibri"/>
+          <w:sz w:val="24"/>
+          <w:szCs w:val="24"/>
         </w:rPr>
         <w:t xml:space="preserve"> PWM </w:t>
       </w:r>
@@ -16114,6 +16127,13 @@
         </w:rPr>
         <w:t>.</w:t>
       </w:r>
+    </w:p>
+    <w:p>
+      <w:pPr>
+        <w:rPr>
+          <w:rtl/>
+        </w:rPr>
+      </w:pPr>
       <w:r>
         <w:rPr>
           <w:rtl/>
@@ -16126,7 +16146,575 @@
         <w:pStyle w:val="1"/>
         <w:rPr>
           <w:rtl/>
-          <w:lang/>
+        </w:rPr>
+      </w:pPr>
+      <w:r>
+        <w:rPr>
+          <w:rFonts w:hint="cs"/>
+          <w:rtl/>
+        </w:rPr>
+        <w:lastRenderedPageBreak/>
+        <w:t>לחצנים</w:t>
+      </w:r>
+    </w:p>
+    <w:p>
+      <w:pPr>
+        <w:rPr>
+          <w:rFonts w:cstheme="minorHAnsi"/>
+          <w:sz w:val="24"/>
+          <w:szCs w:val="24"/>
+          <w:rtl/>
+        </w:rPr>
+      </w:pPr>
+      <w:r>
+        <w:rPr>
+          <w:rFonts w:cstheme="minorHAnsi"/>
+          <w:sz w:val="24"/>
+          <w:szCs w:val="24"/>
+          <w:rtl/>
+        </w:rPr>
+        <w:t>בקר ה-</w:t>
+      </w:r>
+      <w:r>
+        <w:rPr>
+          <w:rFonts w:cstheme="minorHAnsi"/>
+          <w:sz w:val="24"/>
+          <w:szCs w:val="24"/>
+        </w:rPr>
+        <w:t>ESP32</w:t>
+      </w:r>
+      <w:r>
+        <w:rPr>
+          <w:rFonts w:cstheme="minorHAnsi"/>
+          <w:sz w:val="24"/>
+          <w:szCs w:val="24"/>
+          <w:rtl/>
+        </w:rPr>
+        <w:t xml:space="preserve"> כולל מספר רב של הדקים (</w:t>
+      </w:r>
+      <w:r>
+        <w:rPr>
+          <w:rFonts w:cstheme="minorHAnsi"/>
+          <w:sz w:val="24"/>
+          <w:szCs w:val="24"/>
+        </w:rPr>
+        <w:t>GPIO</w:t>
+      </w:r>
+      <w:r>
+        <w:rPr>
+          <w:rFonts w:cstheme="minorHAnsi"/>
+          <w:sz w:val="24"/>
+          <w:szCs w:val="24"/>
+          <w:rtl/>
+        </w:rPr>
+        <w:t>) שניתן להגדיר כקלט (</w:t>
+      </w:r>
+      <w:r>
+        <w:rPr>
+          <w:rFonts w:cstheme="minorHAnsi"/>
+          <w:sz w:val="24"/>
+          <w:szCs w:val="24"/>
+        </w:rPr>
+        <w:t>Input</w:t>
+      </w:r>
+      <w:r>
+        <w:rPr>
+          <w:rFonts w:cstheme="minorHAnsi"/>
+          <w:sz w:val="24"/>
+          <w:szCs w:val="24"/>
+          <w:rtl/>
+        </w:rPr>
+        <w:t>) או פלט (</w:t>
+      </w:r>
+      <w:r>
+        <w:rPr>
+          <w:rFonts w:cstheme="minorHAnsi"/>
+          <w:sz w:val="24"/>
+          <w:szCs w:val="24"/>
+        </w:rPr>
+        <w:t>Output</w:t>
+      </w:r>
+      <w:r>
+        <w:rPr>
+          <w:rFonts w:cstheme="minorHAnsi"/>
+          <w:sz w:val="24"/>
+          <w:szCs w:val="24"/>
+          <w:rtl/>
+        </w:rPr>
+        <w:t xml:space="preserve">). לחצנים מחוברים להדקים 19 ו-23 משמשים </w:t>
+      </w:r>
+      <w:proofErr w:type="spellStart"/>
+      <w:r>
+        <w:rPr>
+          <w:rFonts w:cstheme="minorHAnsi"/>
+          <w:sz w:val="24"/>
+          <w:szCs w:val="24"/>
+          <w:rtl/>
+        </w:rPr>
+        <w:t>כקלטים</w:t>
+      </w:r>
+      <w:proofErr w:type="spellEnd"/>
+      <w:r>
+        <w:rPr>
+          <w:rFonts w:cstheme="minorHAnsi"/>
+          <w:sz w:val="24"/>
+          <w:szCs w:val="24"/>
+          <w:rtl/>
+        </w:rPr>
+        <w:t xml:space="preserve"> דיגיטליים, ומטרתם לקרוא את מצב הלחצן—האם הוא לחוץ (</w:t>
+      </w:r>
+      <w:r>
+        <w:rPr>
+          <w:rFonts w:cstheme="minorHAnsi"/>
+          <w:sz w:val="24"/>
+          <w:szCs w:val="24"/>
+        </w:rPr>
+        <w:t>pressed</w:t>
+      </w:r>
+      <w:r>
+        <w:rPr>
+          <w:rFonts w:cstheme="minorHAnsi"/>
+          <w:sz w:val="24"/>
+          <w:szCs w:val="24"/>
+          <w:rtl/>
+        </w:rPr>
+        <w:t>) או משוחרר (</w:t>
+      </w:r>
+      <w:r>
+        <w:rPr>
+          <w:rFonts w:cstheme="minorHAnsi"/>
+          <w:sz w:val="24"/>
+          <w:szCs w:val="24"/>
+        </w:rPr>
+        <w:t>released</w:t>
+      </w:r>
+      <w:r>
+        <w:rPr>
+          <w:rFonts w:cstheme="minorHAnsi"/>
+          <w:sz w:val="24"/>
+          <w:szCs w:val="24"/>
+          <w:rtl/>
+        </w:rPr>
+        <w:t>).</w:t>
+      </w:r>
+      <w:r>
+        <w:rPr>
+          <w:rFonts w:cs="Arial" w:hint="cs"/>
+          <w:rtl/>
+        </w:rPr>
+        <w:t xml:space="preserve"> </w:t>
+      </w:r>
+    </w:p>
+    <w:p>
+      <w:pPr>
+        <w:rPr>
+          <w:rFonts w:cstheme="minorHAnsi"/>
+          <w:b/>
+          <w:bCs/>
+          <w:sz w:val="24"/>
+          <w:szCs w:val="24"/>
+          <w:rtl/>
+        </w:rPr>
+      </w:pPr>
+    </w:p>
+    <w:p>
+      <w:pPr>
+        <w:rPr>
+          <w:rFonts w:cstheme="minorHAnsi"/>
+          <w:b/>
+          <w:bCs/>
+          <w:sz w:val="24"/>
+          <w:szCs w:val="24"/>
+          <w:rtl/>
+        </w:rPr>
+      </w:pPr>
+      <w:r>
+        <w:rPr>
+          <w:rFonts w:cstheme="minorHAnsi"/>
+          <w:b/>
+          <w:bCs/>
+          <w:sz w:val="24"/>
+          <w:szCs w:val="24"/>
+          <w:rtl/>
+        </w:rPr>
+        <w:t>עקרון פעולה של הלחצנים:</w:t>
+      </w:r>
+    </w:p>
+    <w:p>
+      <w:pPr>
+        <w:rPr>
+          <w:rFonts w:cstheme="minorHAnsi"/>
+          <w:sz w:val="24"/>
+          <w:szCs w:val="24"/>
+          <w:rtl/>
+        </w:rPr>
+      </w:pPr>
+      <w:r>
+        <w:rPr>
+          <w:rFonts w:cstheme="minorHAnsi"/>
+          <w:sz w:val="24"/>
+          <w:szCs w:val="24"/>
+          <w:rtl/>
+        </w:rPr>
+        <w:t xml:space="preserve">לחצן הוא מתג פשוט שיוצר חיבור (סגירה - </w:t>
+      </w:r>
+      <w:r>
+        <w:rPr>
+          <w:rFonts w:cstheme="minorHAnsi"/>
+          <w:sz w:val="24"/>
+          <w:szCs w:val="24"/>
+        </w:rPr>
+        <w:t>LOW</w:t>
+      </w:r>
+      <w:r>
+        <w:rPr>
+          <w:rFonts w:cstheme="minorHAnsi"/>
+          <w:sz w:val="24"/>
+          <w:szCs w:val="24"/>
+          <w:rtl/>
+        </w:rPr>
+        <w:t xml:space="preserve">) או ניתוק (פתיחה - </w:t>
+      </w:r>
+      <w:r>
+        <w:rPr>
+          <w:rFonts w:cstheme="minorHAnsi"/>
+          <w:sz w:val="24"/>
+          <w:szCs w:val="24"/>
+        </w:rPr>
+        <w:t>HIGH</w:t>
+      </w:r>
+      <w:r>
+        <w:rPr>
+          <w:rFonts w:cstheme="minorHAnsi"/>
+          <w:sz w:val="24"/>
+          <w:szCs w:val="24"/>
+          <w:rtl/>
+        </w:rPr>
+        <w:t>) של מעגל חשמלי.</w:t>
+      </w:r>
+    </w:p>
+    <w:p>
+      <w:pPr>
+        <w:rPr>
+          <w:rFonts w:cstheme="minorHAnsi"/>
+          <w:sz w:val="24"/>
+          <w:szCs w:val="24"/>
+          <w:rtl/>
+        </w:rPr>
+      </w:pPr>
+      <w:r>
+        <w:rPr>
+          <w:rFonts w:cstheme="minorHAnsi"/>
+          <w:sz w:val="24"/>
+          <w:szCs w:val="24"/>
+          <w:rtl/>
+        </w:rPr>
+        <w:t>כאשר הלחצן נלחץ, ה</w:t>
+      </w:r>
+      <w:r>
+        <w:rPr>
+          <w:rFonts w:cstheme="minorHAnsi" w:hint="cs"/>
+          <w:sz w:val="24"/>
+          <w:szCs w:val="24"/>
+          <w:rtl/>
+        </w:rPr>
+        <w:t>הדק</w:t>
+      </w:r>
+      <w:r>
+        <w:rPr>
+          <w:rFonts w:cstheme="minorHAnsi"/>
+          <w:sz w:val="24"/>
+          <w:szCs w:val="24"/>
+          <w:rtl/>
+        </w:rPr>
+        <w:t xml:space="preserve"> המחובר אליו נקרא כמצב </w:t>
+      </w:r>
+      <w:r>
+        <w:rPr>
+          <w:rFonts w:cstheme="minorHAnsi"/>
+          <w:sz w:val="24"/>
+          <w:szCs w:val="24"/>
+        </w:rPr>
+        <w:t>LOW</w:t>
+      </w:r>
+      <w:r>
+        <w:rPr>
+          <w:rFonts w:cstheme="minorHAnsi" w:hint="cs"/>
+          <w:sz w:val="24"/>
+          <w:szCs w:val="24"/>
+          <w:rtl/>
+        </w:rPr>
+        <w:t xml:space="preserve">, </w:t>
+      </w:r>
+      <w:r>
+        <w:rPr>
+          <w:rFonts w:cstheme="minorHAnsi"/>
+          <w:sz w:val="24"/>
+          <w:szCs w:val="24"/>
+          <w:rtl/>
+        </w:rPr>
+        <w:t xml:space="preserve">כאשר הלחצן משוחרר, </w:t>
+      </w:r>
+      <w:r>
+        <w:rPr>
+          <w:rFonts w:cstheme="minorHAnsi" w:hint="cs"/>
+          <w:sz w:val="24"/>
+          <w:szCs w:val="24"/>
+          <w:rtl/>
+        </w:rPr>
+        <w:t>ההדק</w:t>
+      </w:r>
+      <w:r>
+        <w:rPr>
+          <w:rFonts w:cstheme="minorHAnsi"/>
+          <w:sz w:val="24"/>
+          <w:szCs w:val="24"/>
+          <w:rtl/>
+        </w:rPr>
+        <w:t xml:space="preserve"> נקרא כמצב </w:t>
+      </w:r>
+      <w:r>
+        <w:rPr>
+          <w:rFonts w:cstheme="minorHAnsi"/>
+          <w:sz w:val="24"/>
+          <w:szCs w:val="24"/>
+        </w:rPr>
+        <w:t>HIGH</w:t>
+      </w:r>
+      <w:r>
+        <w:rPr>
+          <w:rFonts w:cstheme="minorHAnsi"/>
+          <w:sz w:val="24"/>
+          <w:szCs w:val="24"/>
+          <w:rtl/>
+        </w:rPr>
+        <w:t xml:space="preserve"> אם הופעלה נגד פנימי </w:t>
+      </w:r>
+      <w:r>
+        <w:rPr>
+          <w:rFonts w:cstheme="minorHAnsi"/>
+          <w:sz w:val="24"/>
+          <w:szCs w:val="24"/>
+        </w:rPr>
+        <w:t>Pull-up</w:t>
+      </w:r>
+      <w:r>
+        <w:rPr>
+          <w:rFonts w:cstheme="minorHAnsi"/>
+          <w:sz w:val="24"/>
+          <w:szCs w:val="24"/>
+          <w:rtl/>
+        </w:rPr>
+        <w:t xml:space="preserve"> (התנגדות פנימית שמחזיקה את המתח גבוה כאשר אין לחיצה)</w:t>
+      </w:r>
+      <w:r>
+        <w:rPr>
+          <w:rFonts w:cstheme="minorHAnsi" w:hint="cs"/>
+          <w:sz w:val="24"/>
+          <w:szCs w:val="24"/>
+          <w:rtl/>
+        </w:rPr>
+        <w:t xml:space="preserve">. </w:t>
+      </w:r>
+    </w:p>
+    <w:p>
+      <w:pPr>
+        <w:rPr>
+          <w:rFonts w:cs="Arial"/>
+          <w:rtl/>
+        </w:rPr>
+      </w:pPr>
+    </w:p>
+    <w:p>
+      <w:pPr>
+        <w:rPr>
+          <w:rFonts w:cs="Arial"/>
+          <w:rtl/>
+        </w:rPr>
+      </w:pPr>
+      <w:r>
+        <w:rPr>
+          <w:rFonts w:cs="Arial"/>
+          <w:b/>
+          <w:bCs/>
+          <w:rtl/>
+        </w:rPr>
+        <w:t xml:space="preserve">תכונות טכניות של </w:t>
+      </w:r>
+      <w:r>
+        <w:rPr>
+          <w:b/>
+          <w:bCs/>
+        </w:rPr>
+        <w:t>GPIO 19</w:t>
+      </w:r>
+      <w:r>
+        <w:rPr>
+          <w:rFonts w:cs="Arial"/>
+          <w:b/>
+          <w:bCs/>
+          <w:rtl/>
+        </w:rPr>
+        <w:t xml:space="preserve"> ו-</w:t>
+      </w:r>
+      <w:r>
+        <w:rPr>
+          <w:b/>
+          <w:bCs/>
+        </w:rPr>
+        <w:t>GPIO 23</w:t>
+      </w:r>
+      <w:r>
+        <w:rPr>
+          <w:rFonts w:cs="Arial" w:hint="cs"/>
+          <w:b/>
+          <w:bCs/>
+          <w:rtl/>
+        </w:rPr>
+        <w:t xml:space="preserve"> אליהם מחוברים הלחצנים בפרויקט שלנו</w:t>
+      </w:r>
+      <w:r>
+        <w:rPr>
+          <w:rFonts w:cs="Arial"/>
+          <w:rtl/>
+        </w:rPr>
+        <w:t xml:space="preserve"> </w:t>
+      </w:r>
+    </w:p>
+    <w:p>
+      <w:pPr>
+        <w:rPr>
+          <w:b/>
+          <w:bCs/>
+          <w:rtl/>
+        </w:rPr>
+      </w:pPr>
+      <w:r>
+        <w:rPr>
+          <w:rFonts w:cs="Arial"/>
+          <w:rtl/>
+        </w:rPr>
+        <w:t>נתמך כקלט דיגיטלי (</w:t>
+      </w:r>
+      <w:r>
+        <w:t>Input</w:t>
+      </w:r>
+      <w:r>
+        <w:rPr>
+          <w:rFonts w:cs="Arial"/>
+          <w:rtl/>
+        </w:rPr>
+        <w:t>) וכפלט דיגיטלי (</w:t>
+      </w:r>
+      <w:r>
+        <w:t>Output</w:t>
+      </w:r>
+      <w:r>
+        <w:rPr>
+          <w:rFonts w:cs="Arial"/>
+          <w:rtl/>
+        </w:rPr>
+        <w:t>).</w:t>
+      </w:r>
+    </w:p>
+    <w:p>
+      <w:pPr>
+        <w:rPr>
+          <w:rtl/>
+        </w:rPr>
+      </w:pPr>
+      <w:r>
+        <w:rPr>
+          <w:rFonts w:cs="Arial"/>
+          <w:rtl/>
+        </w:rPr>
+        <w:t>תומך ב-</w:t>
+      </w:r>
+      <w:r>
+        <w:t>PWM</w:t>
+      </w:r>
+      <w:r>
+        <w:rPr>
+          <w:rFonts w:cs="Arial"/>
+          <w:rtl/>
+        </w:rPr>
+        <w:t xml:space="preserve"> לשליטה בעוצמות אות.</w:t>
+      </w:r>
+    </w:p>
+    <w:p>
+      <w:pPr>
+        <w:rPr>
+          <w:rtl/>
+        </w:rPr>
+      </w:pPr>
+      <w:r>
+        <w:rPr>
+          <w:rFonts w:cs="Arial"/>
+          <w:rtl/>
+        </w:rPr>
+        <w:t>תומך ב-</w:t>
+      </w:r>
+      <w:r>
+        <w:t>Interrupts</w:t>
+      </w:r>
+      <w:r>
+        <w:rPr>
+          <w:rFonts w:cs="Arial"/>
+          <w:rtl/>
+        </w:rPr>
+        <w:t xml:space="preserve"> (פסיקות) כדי לזהות שינויים במצב הלחצן במהירות.</w:t>
+      </w:r>
+    </w:p>
+    <w:p>
+      <w:pPr>
+        <w:rPr>
+          <w:rtl/>
+        </w:rPr>
+      </w:pPr>
+      <w:r>
+        <w:rPr>
+          <w:rFonts w:cs="Arial"/>
+          <w:rtl/>
+        </w:rPr>
+        <w:t>בעל התנגדות פנימית (</w:t>
+      </w:r>
+      <w:r>
+        <w:t>Pull-up/Pull-</w:t>
+      </w:r>
+      <w:bookmarkStart w:id="17" w:name="_GoBack"/>
+      <w:bookmarkEnd w:id="17"/>
+      <w:r>
+        <w:t>down</w:t>
+      </w:r>
+      <w:r>
+        <w:rPr>
+          <w:rFonts w:cs="Arial"/>
+          <w:rtl/>
+        </w:rPr>
+        <w:t>) ניתנת להגדרה.</w:t>
+      </w:r>
+    </w:p>
+    <w:p>
+      <w:pPr>
+        <w:rPr>
+          <w:rFonts w:cstheme="minorHAnsi" w:hint="cs"/>
+          <w:sz w:val="24"/>
+          <w:szCs w:val="24"/>
+          <w:rtl/>
+        </w:rPr>
+      </w:pPr>
+      <w:r>
+        <w:rPr>
+          <w:rtl/>
+        </w:rPr>
+        <w:br w:type="page"/>
+      </w:r>
+    </w:p>
+    <w:p>
+      <w:pPr>
+        <w:pStyle w:val="1"/>
+        <w:rPr>
+          <w:rtl/>
         </w:rPr>
       </w:pPr>
       <w:r>
@@ -16152,9 +16740,6 @@
         <w:t xml:space="preserve"> </w:t>
       </w:r>
       <w:r>
-        <w:rPr>
-          <w:lang/>
-        </w:rPr>
         <w:t>Arduino IDE</w:t>
       </w:r>
     </w:p>
@@ -16162,215 +16747,188 @@
       <w:pPr>
         <w:rPr>
           <w:rtl/>
-          <w:lang/>
-        </w:rPr>
-      </w:pPr>
-    </w:p>
-    <w:p>
-      <w:pPr>
-        <w:rPr>
-          <w:rtl/>
-          <w:lang/>
-        </w:rPr>
-      </w:pPr>
-    </w:p>
-    <w:p>
-      <w:pPr>
-        <w:rPr>
-          <w:rtl/>
-          <w:lang/>
-        </w:rPr>
-      </w:pPr>
-    </w:p>
-    <w:p>
-      <w:pPr>
-        <w:rPr>
-          <w:rtl/>
-          <w:lang/>
-        </w:rPr>
-      </w:pPr>
-    </w:p>
-    <w:p>
-      <w:pPr>
-        <w:rPr>
-          <w:rtl/>
-          <w:lang/>
-        </w:rPr>
-      </w:pPr>
-    </w:p>
-    <w:p>
-      <w:pPr>
-        <w:rPr>
-          <w:rtl/>
-          <w:lang/>
-        </w:rPr>
-      </w:pPr>
-    </w:p>
-    <w:p>
-      <w:pPr>
-        <w:rPr>
-          <w:rtl/>
-          <w:lang/>
-        </w:rPr>
-      </w:pPr>
-    </w:p>
-    <w:p>
-      <w:pPr>
-        <w:rPr>
-          <w:rtl/>
-          <w:lang/>
-        </w:rPr>
-      </w:pPr>
-    </w:p>
-    <w:p>
-      <w:pPr>
-        <w:rPr>
-          <w:rtl/>
-          <w:lang/>
-        </w:rPr>
-      </w:pPr>
-    </w:p>
-    <w:p>
-      <w:pPr>
-        <w:rPr>
-          <w:rtl/>
-          <w:lang/>
-        </w:rPr>
-      </w:pPr>
-    </w:p>
-    <w:p>
-      <w:pPr>
-        <w:rPr>
-          <w:rtl/>
-          <w:lang/>
-        </w:rPr>
-      </w:pPr>
-    </w:p>
-    <w:p>
-      <w:pPr>
-        <w:rPr>
-          <w:rtl/>
-          <w:lang/>
-        </w:rPr>
-      </w:pPr>
-    </w:p>
-    <w:p>
-      <w:pPr>
-        <w:rPr>
-          <w:rtl/>
-          <w:lang/>
-        </w:rPr>
-      </w:pPr>
-    </w:p>
-    <w:p>
-      <w:pPr>
-        <w:rPr>
-          <w:rtl/>
-          <w:lang/>
-        </w:rPr>
-      </w:pPr>
-    </w:p>
-    <w:p>
-      <w:pPr>
-        <w:rPr>
-          <w:rtl/>
-          <w:lang/>
-        </w:rPr>
-      </w:pPr>
-    </w:p>
-    <w:p>
-      <w:pPr>
-        <w:rPr>
-          <w:rtl/>
-          <w:lang/>
-        </w:rPr>
-      </w:pPr>
-    </w:p>
-    <w:p>
-      <w:pPr>
-        <w:rPr>
-          <w:rtl/>
-          <w:lang/>
-        </w:rPr>
-      </w:pPr>
-    </w:p>
-    <w:p>
-      <w:pPr>
-        <w:rPr>
-          <w:rtl/>
-          <w:lang/>
-        </w:rPr>
-      </w:pPr>
-    </w:p>
-    <w:p>
-      <w:pPr>
-        <w:rPr>
-          <w:rtl/>
-          <w:lang/>
-        </w:rPr>
-      </w:pPr>
-    </w:p>
-    <w:p>
-      <w:pPr>
-        <w:rPr>
-          <w:rtl/>
-          <w:lang/>
-        </w:rPr>
-      </w:pPr>
-    </w:p>
-    <w:p>
-      <w:pPr>
-        <w:rPr>
-          <w:rtl/>
-          <w:lang/>
-        </w:rPr>
-      </w:pPr>
-    </w:p>
-    <w:p>
-      <w:pPr>
-        <w:rPr>
-          <w:rtl/>
-          <w:lang/>
-        </w:rPr>
-      </w:pPr>
-    </w:p>
-    <w:p>
-      <w:pPr>
-        <w:rPr>
-          <w:rtl/>
-          <w:lang/>
-        </w:rPr>
-      </w:pPr>
-    </w:p>
-    <w:p>
-      <w:pPr>
-        <w:rPr>
-          <w:rtl/>
-          <w:lang/>
-        </w:rPr>
-      </w:pPr>
-    </w:p>
-    <w:p>
-      <w:pPr>
-        <w:rPr>
-          <w:rtl/>
-          <w:lang/>
-        </w:rPr>
-      </w:pPr>
-    </w:p>
-    <w:p>
-      <w:pPr>
-        <w:rPr>
-          <w:rtl/>
-          <w:lang/>
-        </w:rPr>
-      </w:pPr>
-    </w:p>
-    <w:p>
-      <w:pPr>
-        <w:rPr>
-          <w:rtl/>
-          <w:lang/>
+        </w:rPr>
+      </w:pPr>
+    </w:p>
+    <w:p>
+      <w:pPr>
+        <w:rPr>
+          <w:rtl/>
+        </w:rPr>
+      </w:pPr>
+    </w:p>
+    <w:p>
+      <w:pPr>
+        <w:rPr>
+          <w:rtl/>
+        </w:rPr>
+      </w:pPr>
+    </w:p>
+    <w:p>
+      <w:pPr>
+        <w:rPr>
+          <w:rtl/>
+        </w:rPr>
+      </w:pPr>
+    </w:p>
+    <w:p>
+      <w:pPr>
+        <w:rPr>
+          <w:rtl/>
+        </w:rPr>
+      </w:pPr>
+    </w:p>
+    <w:p>
+      <w:pPr>
+        <w:rPr>
+          <w:rtl/>
+        </w:rPr>
+      </w:pPr>
+    </w:p>
+    <w:p>
+      <w:pPr>
+        <w:rPr>
+          <w:rtl/>
+        </w:rPr>
+      </w:pPr>
+    </w:p>
+    <w:p>
+      <w:pPr>
+        <w:rPr>
+          <w:rtl/>
+        </w:rPr>
+      </w:pPr>
+    </w:p>
+    <w:p>
+      <w:pPr>
+        <w:rPr>
+          <w:rtl/>
+        </w:rPr>
+      </w:pPr>
+    </w:p>
+    <w:p>
+      <w:pPr>
+        <w:rPr>
+          <w:rtl/>
+        </w:rPr>
+      </w:pPr>
+    </w:p>
+    <w:p>
+      <w:pPr>
+        <w:rPr>
+          <w:rtl/>
+        </w:rPr>
+      </w:pPr>
+    </w:p>
+    <w:p>
+      <w:pPr>
+        <w:rPr>
+          <w:rtl/>
+        </w:rPr>
+      </w:pPr>
+    </w:p>
+    <w:p>
+      <w:pPr>
+        <w:rPr>
+          <w:rtl/>
+        </w:rPr>
+      </w:pPr>
+    </w:p>
+    <w:p>
+      <w:pPr>
+        <w:rPr>
+          <w:rtl/>
+        </w:rPr>
+      </w:pPr>
+    </w:p>
+    <w:p>
+      <w:pPr>
+        <w:rPr>
+          <w:rtl/>
+        </w:rPr>
+      </w:pPr>
+    </w:p>
+    <w:p>
+      <w:pPr>
+        <w:rPr>
+          <w:rtl/>
+        </w:rPr>
+      </w:pPr>
+    </w:p>
+    <w:p>
+      <w:pPr>
+        <w:rPr>
+          <w:rtl/>
+        </w:rPr>
+      </w:pPr>
+    </w:p>
+    <w:p>
+      <w:pPr>
+        <w:rPr>
+          <w:rtl/>
+        </w:rPr>
+      </w:pPr>
+    </w:p>
+    <w:p>
+      <w:pPr>
+        <w:rPr>
+          <w:rtl/>
+        </w:rPr>
+      </w:pPr>
+    </w:p>
+    <w:p>
+      <w:pPr>
+        <w:rPr>
+          <w:rtl/>
+        </w:rPr>
+      </w:pPr>
+    </w:p>
+    <w:p>
+      <w:pPr>
+        <w:rPr>
+          <w:rtl/>
+        </w:rPr>
+      </w:pPr>
+    </w:p>
+    <w:p>
+      <w:pPr>
+        <w:rPr>
+          <w:rtl/>
+        </w:rPr>
+      </w:pPr>
+    </w:p>
+    <w:p>
+      <w:pPr>
+        <w:rPr>
+          <w:rtl/>
+        </w:rPr>
+      </w:pPr>
+    </w:p>
+    <w:p>
+      <w:pPr>
+        <w:rPr>
+          <w:rtl/>
+        </w:rPr>
+      </w:pPr>
+    </w:p>
+    <w:p>
+      <w:pPr>
+        <w:rPr>
+          <w:rtl/>
+        </w:rPr>
+      </w:pPr>
+    </w:p>
+    <w:p>
+      <w:pPr>
+        <w:rPr>
+          <w:rtl/>
+        </w:rPr>
+      </w:pPr>
+    </w:p>
+    <w:p>
+      <w:pPr>
+        <w:rPr>
+          <w:rtl/>
         </w:rPr>
       </w:pPr>
     </w:p>
@@ -16387,7 +16945,6 @@
           <w:rFonts w:hint="cs"/>
           <w:rtl/>
         </w:rPr>
-        <w:lastRenderedPageBreak/>
         <w:t xml:space="preserve">ניסוי ראשון </w:t>
       </w:r>
       <w:r>
@@ -16764,7 +17321,6 @@
       <w:r>
         <w:rPr>
           <w:rFonts w:ascii="Tahoma" w:hAnsi="Tahoma" w:cs="Tahoma"/>
-          <w:lang/>
         </w:rPr>
         <w:t>Arduino IDE</w:t>
       </w:r>
@@ -17047,6 +17603,7 @@
           <w:rFonts w:ascii="Tahoma" w:hAnsi="Tahoma" w:cs="Tahoma" w:hint="cs"/>
           <w:rtl/>
         </w:rPr>
+        <w:lastRenderedPageBreak/>
         <w:t xml:space="preserve">אופן מעשי - </w:t>
       </w:r>
       <w:r>
@@ -17157,7 +17714,6 @@
           <w:rFonts w:ascii="Tahoma" w:hAnsi="Tahoma" w:cs="Tahoma"/>
           <w:rtl/>
         </w:rPr>
-        <w:lastRenderedPageBreak/>
         <w:t xml:space="preserve">במהלך הניסוי למדתי כיצד לתכנת נורת </w:t>
       </w:r>
       <w:r>
@@ -17640,6 +18196,7 @@
           <w:sz w:val="21"/>
           <w:szCs w:val="21"/>
         </w:rPr>
+        <w:lastRenderedPageBreak/>
         <w:t>#define</w:t>
       </w:r>
       <w:r>
@@ -20502,7 +21059,6 @@
           <w:sz w:val="32"/>
           <w:szCs w:val="32"/>
         </w:rPr>
-        <w:lastRenderedPageBreak/>
         <w:drawing>
           <wp:inline distT="0" distB="0" distL="0" distR="0" wp14:anchorId="30E6D977" wp14:editId="50927319">
             <wp:extent cx="6415115" cy="1263650"/>
@@ -20987,13 +21543,14 @@
         </w:rPr>
         <w:t xml:space="preserve">תצוגת </w:t>
       </w:r>
-      <w:r>
-        <w:rPr>
-          <w:rFonts w:ascii="Tahoma" w:hAnsi="Tahoma" w:cs="Tahoma"/>
-          <w:lang/>
+      <w:proofErr w:type="spellStart"/>
+      <w:r>
+        <w:rPr>
+          <w:rFonts w:ascii="Tahoma" w:hAnsi="Tahoma" w:cs="Tahoma"/>
         </w:rPr>
         <w:t>Oled</w:t>
       </w:r>
+      <w:proofErr w:type="spellEnd"/>
     </w:p>
     <w:p>
       <w:pPr>
@@ -21018,7 +21575,6 @@
       <w:r>
         <w:rPr>
           <w:rFonts w:ascii="Tahoma" w:hAnsi="Tahoma" w:cs="Tahoma"/>
-          <w:lang/>
         </w:rPr>
         <w:t>Arduino IDE</w:t>
       </w:r>
@@ -21111,7 +21667,6 @@
           <w:rFonts w:ascii="Tahoma" w:hAnsi="Tahoma" w:cs="Tahoma"/>
           <w:rtl/>
         </w:rPr>
-        <w:lastRenderedPageBreak/>
         <w:t xml:space="preserve">תחילה </w:t>
       </w:r>
       <w:r>
@@ -21797,6 +22352,7 @@
           <w:szCs w:val="24"/>
           <w:rtl/>
         </w:rPr>
+        <w:lastRenderedPageBreak/>
         <w:t>סימולציה ב</w:t>
       </w:r>
       <w:r>
@@ -21850,7 +22406,6 @@
           <w:szCs w:val="24"/>
           <w:rtl/>
         </w:rPr>
-        <w:lastRenderedPageBreak/>
         <w:drawing>
           <wp:inline distT="0" distB="0" distL="0" distR="0" wp14:anchorId="64398488" wp14:editId="60E1BE41">
             <wp:extent cx="2152950" cy="3212935"/>
@@ -22838,6 +23393,7 @@
           <w:sz w:val="21"/>
           <w:szCs w:val="21"/>
         </w:rPr>
+        <w:lastRenderedPageBreak/>
         <w:t xml:space="preserve">  </w:t>
       </w:r>
       <w:proofErr w:type="spellStart"/>
@@ -24103,7 +24659,6 @@
         <w:rPr>
           <w:rFonts w:ascii="Tahoma" w:hAnsi="Tahoma" w:cs="Tahoma"/>
           <w:rtl/>
-          <w:lang/>
         </w:rPr>
       </w:pPr>
       <w:r>
@@ -24116,7 +24671,6 @@
       <w:r>
         <w:rPr>
           <w:rFonts w:ascii="Tahoma" w:hAnsi="Tahoma" w:cs="Tahoma"/>
-          <w:lang/>
         </w:rPr>
         <w:t>Ultrasonic</w:t>
       </w:r>
@@ -24131,20 +24685,12 @@
         <w:rPr>
           <w:rFonts w:ascii="Tahoma" w:hAnsi="Tahoma" w:cs="Tahoma"/>
         </w:rPr>
-        <w:t>O</w:t>
-      </w:r>
-      <w:r>
-        <w:rPr>
-          <w:rFonts w:ascii="Tahoma" w:hAnsi="Tahoma" w:cs="Tahoma"/>
-          <w:lang/>
-        </w:rPr>
-        <w:t>led</w:t>
-      </w:r>
-      <w:r>
-        <w:rPr>
-          <w:rFonts w:ascii="Tahoma" w:hAnsi="Tahoma" w:cs="Tahoma"/>
-          <w:rtl/>
-          <w:lang/>
+        <w:t>Oled</w:t>
+      </w:r>
+      <w:r>
+        <w:rPr>
+          <w:rFonts w:ascii="Tahoma" w:hAnsi="Tahoma" w:cs="Tahoma"/>
+          <w:rtl/>
         </w:rPr>
         <w:t>.</w:t>
       </w:r>
@@ -24177,7 +24723,6 @@
           <w:szCs w:val="28"/>
           <w:rtl/>
         </w:rPr>
-        <w:lastRenderedPageBreak/>
         <w:t>מטרת הניסי</w:t>
       </w:r>
     </w:p>
@@ -24198,7 +24743,6 @@
       <w:r>
         <w:rPr>
           <w:rFonts w:ascii="Tahoma" w:hAnsi="Tahoma" w:cs="Tahoma"/>
-          <w:lang/>
         </w:rPr>
         <w:t>Ultrasonic</w:t>
       </w:r>
@@ -24308,7 +24852,6 @@
       <w:r>
         <w:rPr>
           <w:rFonts w:ascii="Tahoma" w:hAnsi="Tahoma" w:cs="Tahoma"/>
-          <w:lang/>
         </w:rPr>
         <w:t>Oled</w:t>
       </w:r>
@@ -24336,7 +24879,6 @@
       <w:r>
         <w:rPr>
           <w:rFonts w:ascii="Tahoma" w:hAnsi="Tahoma" w:cs="Tahoma"/>
-          <w:lang/>
         </w:rPr>
         <w:t>Ultrasonic</w:t>
       </w:r>
@@ -24364,7 +24906,6 @@
       <w:r>
         <w:rPr>
           <w:rFonts w:ascii="Tahoma" w:hAnsi="Tahoma" w:cs="Tahoma"/>
-          <w:lang/>
         </w:rPr>
         <w:t>Arduino IDE</w:t>
       </w:r>
@@ -24487,14 +25028,7 @@
         <w:rPr>
           <w:rFonts w:ascii="Tahoma" w:hAnsi="Tahoma" w:cs="Tahoma"/>
         </w:rPr>
-        <w:t>O</w:t>
-      </w:r>
-      <w:r>
-        <w:rPr>
-          <w:rFonts w:ascii="Tahoma" w:hAnsi="Tahoma" w:cs="Tahoma"/>
-          <w:lang/>
-        </w:rPr>
-        <w:t>led</w:t>
+        <w:t>Oled</w:t>
       </w:r>
       <w:r>
         <w:rPr>
@@ -24506,7 +25040,6 @@
       <w:r>
         <w:rPr>
           <w:rFonts w:ascii="Tahoma" w:hAnsi="Tahoma" w:cs="Tahoma"/>
-          <w:lang/>
         </w:rPr>
         <w:t>Ultrasonic</w:t>
       </w:r>
@@ -24520,7 +25053,6 @@
       <w:r>
         <w:rPr>
           <w:rFonts w:ascii="Tahoma" w:hAnsi="Tahoma" w:cs="Tahoma"/>
-          <w:lang/>
         </w:rPr>
         <w:t>Oled</w:t>
       </w:r>
@@ -24560,7 +25092,6 @@
       <w:r>
         <w:rPr>
           <w:rFonts w:ascii="Tahoma" w:hAnsi="Tahoma" w:cs="Tahoma"/>
-          <w:lang/>
         </w:rPr>
         <w:t>Ultrasonic</w:t>
       </w:r>
@@ -24603,7 +25134,6 @@
         <w:rPr>
           <w:rFonts w:ascii="Tahoma" w:hAnsi="Tahoma" w:cs="Tahoma"/>
           <w:rtl/>
-          <w:lang/>
         </w:rPr>
       </w:pPr>
       <w:r>
@@ -24632,7 +25162,6 @@
       <w:r>
         <w:rPr>
           <w:rFonts w:ascii="Tahoma" w:hAnsi="Tahoma" w:cs="Tahoma"/>
-          <w:lang/>
         </w:rPr>
         <w:t>Arduino IDE</w:t>
       </w:r>
@@ -24640,14 +25169,12 @@
         <w:rPr>
           <w:rFonts w:ascii="Tahoma" w:hAnsi="Tahoma" w:cs="Tahoma"/>
           <w:rtl/>
-          <w:lang/>
         </w:rPr>
         <w:t xml:space="preserve"> וחיברנו בין הבקר למחשב בעזרת כבל </w:t>
       </w:r>
       <w:r>
         <w:rPr>
           <w:rFonts w:ascii="Tahoma" w:hAnsi="Tahoma" w:cs="Tahoma"/>
-          <w:lang/>
         </w:rPr>
         <w:t>USB</w:t>
       </w:r>
@@ -24655,7 +25182,6 @@
         <w:rPr>
           <w:rFonts w:ascii="Tahoma" w:hAnsi="Tahoma" w:cs="Tahoma"/>
           <w:rtl/>
-          <w:lang/>
         </w:rPr>
         <w:t xml:space="preserve"> כדי לצרוב את התוכנית. לאחר צריבה לקחנו דף והתחלנו להזיז אותו במרחקים שונים מהחיישן כדי לראות את תוצאות הניסוי.</w:t>
       </w:r>
@@ -24705,20 +25231,14 @@
           <w:rFonts w:ascii="Tahoma" w:hAnsi="Tahoma" w:cs="Tahoma"/>
           <w:rtl/>
         </w:rPr>
+        <w:lastRenderedPageBreak/>
         <w:t>כאשר הזזנו את הדף(המכשול) מול החיישן, הוא קלת את המרחק שהדף נמצא ממנו, והציג את זה ישר על מסך ה</w:t>
       </w:r>
       <w:r>
         <w:rPr>
           <w:rFonts w:ascii="Tahoma" w:hAnsi="Tahoma" w:cs="Tahoma"/>
         </w:rPr>
-        <w:t>O</w:t>
-      </w:r>
-      <w:r>
-        <w:rPr>
-          <w:rFonts w:ascii="Tahoma" w:hAnsi="Tahoma" w:cs="Tahoma"/>
-          <w:lang/>
-        </w:rPr>
-        <w:t>led</w:t>
+        <w:t>Oled</w:t>
       </w:r>
       <w:r>
         <w:rPr>
@@ -24975,13 +25495,11 @@
         <w:rPr>
           <w:rFonts w:ascii="Tahoma" w:hAnsi="Tahoma" w:cs="Tahoma"/>
           <w:rtl/>
-          <w:lang/>
-        </w:rPr>
-      </w:pPr>
-      <w:r>
-        <w:rPr>
-          <w:rFonts w:ascii="Tahoma" w:hAnsi="Tahoma" w:cs="Tahoma"/>
-          <w:lang/>
+        </w:rPr>
+      </w:pPr>
+      <w:r>
+        <w:rPr>
+          <w:rFonts w:ascii="Tahoma" w:hAnsi="Tahoma" w:cs="Tahoma"/>
         </w:rPr>
         <w:t>https://wokwi.com/projects/417704377996250113</w:t>
       </w:r>
@@ -25103,6 +25621,7 @@
           <w:sz w:val="21"/>
           <w:szCs w:val="21"/>
         </w:rPr>
+        <w:lastRenderedPageBreak/>
         <w:t>#include</w:t>
       </w:r>
       <w:r>
@@ -26011,7 +26530,6 @@
           <w:sz w:val="21"/>
           <w:szCs w:val="21"/>
         </w:rPr>
-        <w:lastRenderedPageBreak/>
         <w:t>display</w:t>
       </w:r>
       <w:r>
@@ -27549,6 +28067,7 @@
           <w:sz w:val="21"/>
           <w:szCs w:val="21"/>
         </w:rPr>
+        <w:lastRenderedPageBreak/>
         <w:t>display</w:t>
       </w:r>
       <w:r>
@@ -28121,6 +28640,7 @@
       </w:r>
     </w:p>
     <w:p/>
+    <w:p/>
   </w:endnote>
   <w:endnote w:type="continuationSeparator" w:id="0">
     <w:p>
@@ -28131,6 +28651,7 @@
         <w:continuationSeparator/>
       </w:r>
     </w:p>
+    <w:p/>
     <w:p/>
   </w:endnote>
 </w:endnotes>
@@ -28184,6 +28705,7 @@
     </w:pPr>
   </w:p>
   <w:p/>
+  <w:p/>
 </w:ftr>
 </file>
 
@@ -28199,6 +28721,7 @@
       </w:r>
     </w:p>
     <w:p/>
+    <w:p/>
   </w:footnote>
   <w:footnote w:type="continuationSeparator" w:id="0">
     <w:p>
@@ -28209,6 +28732,7 @@
         <w:continuationSeparator/>
       </w:r>
     </w:p>
+    <w:p/>
     <w:p/>
   </w:footnote>
 </w:footnotes>
@@ -28282,6 +28806,7 @@
     </w:r>
   </w:p>
   <w:p/>
+  <w:p/>
 </w:hdr>
 </file>
 
@@ -28978,6 +29503,119 @@
     </w:lvl>
   </w:abstractNum>
   <w:abstractNum w:abstractNumId="6" w15:restartNumberingAfterBreak="0">
+    <w:nsid w:val="0D692FD7"/>
+    <w:multiLevelType w:val="hybridMultilevel"/>
+    <w:tmpl w:val="F3BE5AD4"/>
+    <w:lvl w:ilvl="0" w:tplc="04090001">
+      <w:start w:val="1"/>
+      <w:numFmt w:val="bullet"/>
+      <w:lvlText w:val=""/>
+      <w:lvlJc w:val="left"/>
+      <w:pPr>
+        <w:ind w:left="720" w:hanging="360"/>
+      </w:pPr>
+      <w:rPr>
+        <w:rFonts w:ascii="Symbol" w:hAnsi="Symbol" w:hint="default"/>
+      </w:rPr>
+    </w:lvl>
+    <w:lvl w:ilvl="1" w:tplc="04090003" w:tentative="1">
+      <w:start w:val="1"/>
+      <w:numFmt w:val="bullet"/>
+      <w:lvlText w:val="o"/>
+      <w:lvlJc w:val="left"/>
+      <w:pPr>
+        <w:ind w:left="1440" w:hanging="360"/>
+      </w:pPr>
+      <w:rPr>
+        <w:rFonts w:ascii="Courier New" w:hAnsi="Courier New" w:cs="Courier New" w:hint="default"/>
+      </w:rPr>
+    </w:lvl>
+    <w:lvl w:ilvl="2" w:tplc="04090005" w:tentative="1">
+      <w:start w:val="1"/>
+      <w:numFmt w:val="bullet"/>
+      <w:lvlText w:val=""/>
+      <w:lvlJc w:val="left"/>
+      <w:pPr>
+        <w:ind w:left="2160" w:hanging="360"/>
+      </w:pPr>
+      <w:rPr>
+        <w:rFonts w:ascii="Wingdings" w:hAnsi="Wingdings" w:hint="default"/>
+      </w:rPr>
+    </w:lvl>
+    <w:lvl w:ilvl="3" w:tplc="04090001" w:tentative="1">
+      <w:start w:val="1"/>
+      <w:numFmt w:val="bullet"/>
+      <w:lvlText w:val=""/>
+      <w:lvlJc w:val="left"/>
+      <w:pPr>
+        <w:ind w:left="2880" w:hanging="360"/>
+      </w:pPr>
+      <w:rPr>
+        <w:rFonts w:ascii="Symbol" w:hAnsi="Symbol" w:hint="default"/>
+      </w:rPr>
+    </w:lvl>
+    <w:lvl w:ilvl="4" w:tplc="04090003" w:tentative="1">
+      <w:start w:val="1"/>
+      <w:numFmt w:val="bullet"/>
+      <w:lvlText w:val="o"/>
+      <w:lvlJc w:val="left"/>
+      <w:pPr>
+        <w:ind w:left="3600" w:hanging="360"/>
+      </w:pPr>
+      <w:rPr>
+        <w:rFonts w:ascii="Courier New" w:hAnsi="Courier New" w:cs="Courier New" w:hint="default"/>
+      </w:rPr>
+    </w:lvl>
+    <w:lvl w:ilvl="5" w:tplc="04090005" w:tentative="1">
+      <w:start w:val="1"/>
+      <w:numFmt w:val="bullet"/>
+      <w:lvlText w:val=""/>
+      <w:lvlJc w:val="left"/>
+      <w:pPr>
+        <w:ind w:left="4320" w:hanging="360"/>
+      </w:pPr>
+      <w:rPr>
+        <w:rFonts w:ascii="Wingdings" w:hAnsi="Wingdings" w:hint="default"/>
+      </w:rPr>
+    </w:lvl>
+    <w:lvl w:ilvl="6" w:tplc="04090001" w:tentative="1">
+      <w:start w:val="1"/>
+      <w:numFmt w:val="bullet"/>
+      <w:lvlText w:val=""/>
+      <w:lvlJc w:val="left"/>
+      <w:pPr>
+        <w:ind w:left="5040" w:hanging="360"/>
+      </w:pPr>
+      <w:rPr>
+        <w:rFonts w:ascii="Symbol" w:hAnsi="Symbol" w:hint="default"/>
+      </w:rPr>
+    </w:lvl>
+    <w:lvl w:ilvl="7" w:tplc="04090003" w:tentative="1">
+      <w:start w:val="1"/>
+      <w:numFmt w:val="bullet"/>
+      <w:lvlText w:val="o"/>
+      <w:lvlJc w:val="left"/>
+      <w:pPr>
+        <w:ind w:left="5760" w:hanging="360"/>
+      </w:pPr>
+      <w:rPr>
+        <w:rFonts w:ascii="Courier New" w:hAnsi="Courier New" w:cs="Courier New" w:hint="default"/>
+      </w:rPr>
+    </w:lvl>
+    <w:lvl w:ilvl="8" w:tplc="04090005" w:tentative="1">
+      <w:start w:val="1"/>
+      <w:numFmt w:val="bullet"/>
+      <w:lvlText w:val=""/>
+      <w:lvlJc w:val="left"/>
+      <w:pPr>
+        <w:ind w:left="6480" w:hanging="360"/>
+      </w:pPr>
+      <w:rPr>
+        <w:rFonts w:ascii="Wingdings" w:hAnsi="Wingdings" w:hint="default"/>
+      </w:rPr>
+    </w:lvl>
+  </w:abstractNum>
+  <w:abstractNum w:abstractNumId="7" w15:restartNumberingAfterBreak="0">
     <w:nsid w:val="0D971551"/>
     <w:multiLevelType w:val="multilevel"/>
     <w:tmpl w:val="0E703A82"/>
@@ -29126,7 +29764,7 @@
       </w:rPr>
     </w:lvl>
   </w:abstractNum>
-  <w:abstractNum w:abstractNumId="7" w15:restartNumberingAfterBreak="0">
+  <w:abstractNum w:abstractNumId="8" w15:restartNumberingAfterBreak="0">
     <w:nsid w:val="19D129E9"/>
     <w:multiLevelType w:val="multilevel"/>
     <w:tmpl w:val="3998F61A"/>
@@ -29243,7 +29881,7 @@
       </w:pPr>
     </w:lvl>
   </w:abstractNum>
-  <w:abstractNum w:abstractNumId="8" w15:restartNumberingAfterBreak="0">
+  <w:abstractNum w:abstractNumId="9" w15:restartNumberingAfterBreak="0">
     <w:nsid w:val="1A4B5A99"/>
     <w:multiLevelType w:val="hybridMultilevel"/>
     <w:tmpl w:val="B520FD0A"/>
@@ -29356,7 +29994,7 @@
       </w:rPr>
     </w:lvl>
   </w:abstractNum>
-  <w:abstractNum w:abstractNumId="9" w15:restartNumberingAfterBreak="0">
+  <w:abstractNum w:abstractNumId="10" w15:restartNumberingAfterBreak="0">
     <w:nsid w:val="20115213"/>
     <w:multiLevelType w:val="hybridMultilevel"/>
     <w:tmpl w:val="BF025068"/>
@@ -29469,7 +30107,7 @@
       </w:rPr>
     </w:lvl>
   </w:abstractNum>
-  <w:abstractNum w:abstractNumId="10" w15:restartNumberingAfterBreak="0">
+  <w:abstractNum w:abstractNumId="11" w15:restartNumberingAfterBreak="0">
     <w:nsid w:val="24E4722C"/>
     <w:multiLevelType w:val="hybridMultilevel"/>
     <w:tmpl w:val="96024918"/>
@@ -29582,7 +30220,7 @@
       </w:rPr>
     </w:lvl>
   </w:abstractNum>
-  <w:abstractNum w:abstractNumId="11" w15:restartNumberingAfterBreak="0">
+  <w:abstractNum w:abstractNumId="12" w15:restartNumberingAfterBreak="0">
     <w:nsid w:val="26776F1D"/>
     <w:multiLevelType w:val="multilevel"/>
     <w:tmpl w:val="364E971A"/>
@@ -29731,7 +30369,7 @@
       </w:rPr>
     </w:lvl>
   </w:abstractNum>
-  <w:abstractNum w:abstractNumId="12" w15:restartNumberingAfterBreak="0">
+  <w:abstractNum w:abstractNumId="13" w15:restartNumberingAfterBreak="0">
     <w:nsid w:val="29B25BC8"/>
     <w:multiLevelType w:val="multilevel"/>
     <w:tmpl w:val="364E971A"/>
@@ -29880,7 +30518,7 @@
       </w:rPr>
     </w:lvl>
   </w:abstractNum>
-  <w:abstractNum w:abstractNumId="13" w15:restartNumberingAfterBreak="0">
+  <w:abstractNum w:abstractNumId="14" w15:restartNumberingAfterBreak="0">
     <w:nsid w:val="2F15694B"/>
     <w:multiLevelType w:val="hybridMultilevel"/>
     <w:tmpl w:val="D1DA1542"/>
@@ -29998,7 +30636,7 @@
       </w:pPr>
     </w:lvl>
   </w:abstractNum>
-  <w:abstractNum w:abstractNumId="14" w15:restartNumberingAfterBreak="0">
+  <w:abstractNum w:abstractNumId="15" w15:restartNumberingAfterBreak="0">
     <w:nsid w:val="2F755D9F"/>
     <w:multiLevelType w:val="multilevel"/>
     <w:tmpl w:val="CD802FD4"/>
@@ -30147,7 +30785,7 @@
       </w:rPr>
     </w:lvl>
   </w:abstractNum>
-  <w:abstractNum w:abstractNumId="15" w15:restartNumberingAfterBreak="0">
+  <w:abstractNum w:abstractNumId="16" w15:restartNumberingAfterBreak="0">
     <w:nsid w:val="306C5342"/>
     <w:multiLevelType w:val="multilevel"/>
     <w:tmpl w:val="C2F25F70"/>
@@ -30296,7 +30934,7 @@
       </w:rPr>
     </w:lvl>
   </w:abstractNum>
-  <w:abstractNum w:abstractNumId="16" w15:restartNumberingAfterBreak="0">
+  <w:abstractNum w:abstractNumId="17" w15:restartNumberingAfterBreak="0">
     <w:nsid w:val="30C76C83"/>
     <w:multiLevelType w:val="multilevel"/>
     <w:tmpl w:val="614E4446"/>
@@ -30445,7 +31083,7 @@
       </w:rPr>
     </w:lvl>
   </w:abstractNum>
-  <w:abstractNum w:abstractNumId="17" w15:restartNumberingAfterBreak="0">
+  <w:abstractNum w:abstractNumId="18" w15:restartNumberingAfterBreak="0">
     <w:nsid w:val="33005739"/>
     <w:multiLevelType w:val="hybridMultilevel"/>
     <w:tmpl w:val="61D6B394"/>
@@ -30558,7 +31196,7 @@
       </w:rPr>
     </w:lvl>
   </w:abstractNum>
-  <w:abstractNum w:abstractNumId="18" w15:restartNumberingAfterBreak="0">
+  <w:abstractNum w:abstractNumId="19" w15:restartNumberingAfterBreak="0">
     <w:nsid w:val="36634361"/>
     <w:multiLevelType w:val="multilevel"/>
     <w:tmpl w:val="494E9E0A"/>
@@ -30707,7 +31345,7 @@
       </w:rPr>
     </w:lvl>
   </w:abstractNum>
-  <w:abstractNum w:abstractNumId="19" w15:restartNumberingAfterBreak="0">
+  <w:abstractNum w:abstractNumId="20" w15:restartNumberingAfterBreak="0">
     <w:nsid w:val="36D8307D"/>
     <w:multiLevelType w:val="hybridMultilevel"/>
     <w:tmpl w:val="9AC287E8"/>
@@ -30820,7 +31458,7 @@
       </w:rPr>
     </w:lvl>
   </w:abstractNum>
-  <w:abstractNum w:abstractNumId="20" w15:restartNumberingAfterBreak="0">
+  <w:abstractNum w:abstractNumId="21" w15:restartNumberingAfterBreak="0">
     <w:nsid w:val="36E64821"/>
     <w:multiLevelType w:val="hybridMultilevel"/>
     <w:tmpl w:val="BCFCC672"/>
@@ -30933,7 +31571,7 @@
       </w:rPr>
     </w:lvl>
   </w:abstractNum>
-  <w:abstractNum w:abstractNumId="21" w15:restartNumberingAfterBreak="0">
+  <w:abstractNum w:abstractNumId="22" w15:restartNumberingAfterBreak="0">
     <w:nsid w:val="4055325D"/>
     <w:multiLevelType w:val="multilevel"/>
     <w:tmpl w:val="91B07514"/>
@@ -31082,7 +31720,7 @@
       </w:rPr>
     </w:lvl>
   </w:abstractNum>
-  <w:abstractNum w:abstractNumId="22" w15:restartNumberingAfterBreak="0">
+  <w:abstractNum w:abstractNumId="23" w15:restartNumberingAfterBreak="0">
     <w:nsid w:val="41AC2C42"/>
     <w:multiLevelType w:val="hybridMultilevel"/>
     <w:tmpl w:val="44A4A964"/>
@@ -31195,7 +31833,7 @@
       </w:rPr>
     </w:lvl>
   </w:abstractNum>
-  <w:abstractNum w:abstractNumId="23" w15:restartNumberingAfterBreak="0">
+  <w:abstractNum w:abstractNumId="24" w15:restartNumberingAfterBreak="0">
     <w:nsid w:val="4A7937CD"/>
     <w:multiLevelType w:val="hybridMultilevel"/>
     <w:tmpl w:val="C5AAC1E0"/>
@@ -31308,7 +31946,7 @@
       </w:rPr>
     </w:lvl>
   </w:abstractNum>
-  <w:abstractNum w:abstractNumId="24" w15:restartNumberingAfterBreak="0">
+  <w:abstractNum w:abstractNumId="25" w15:restartNumberingAfterBreak="0">
     <w:nsid w:val="4F437FED"/>
     <w:multiLevelType w:val="multilevel"/>
     <w:tmpl w:val="0A6C0AF2"/>
@@ -31457,7 +32095,7 @@
       </w:rPr>
     </w:lvl>
   </w:abstractNum>
-  <w:abstractNum w:abstractNumId="25" w15:restartNumberingAfterBreak="0">
+  <w:abstractNum w:abstractNumId="26" w15:restartNumberingAfterBreak="0">
     <w:nsid w:val="54C30D42"/>
     <w:multiLevelType w:val="multilevel"/>
     <w:tmpl w:val="BB74C04A"/>
@@ -31606,7 +32244,7 @@
       </w:rPr>
     </w:lvl>
   </w:abstractNum>
-  <w:abstractNum w:abstractNumId="26" w15:restartNumberingAfterBreak="0">
+  <w:abstractNum w:abstractNumId="27" w15:restartNumberingAfterBreak="0">
     <w:nsid w:val="5D7E72F4"/>
     <w:multiLevelType w:val="multilevel"/>
     <w:tmpl w:val="364E971A"/>
@@ -31755,7 +32393,7 @@
       </w:rPr>
     </w:lvl>
   </w:abstractNum>
-  <w:abstractNum w:abstractNumId="27" w15:restartNumberingAfterBreak="0">
+  <w:abstractNum w:abstractNumId="28" w15:restartNumberingAfterBreak="0">
     <w:nsid w:val="628960A5"/>
     <w:multiLevelType w:val="hybridMultilevel"/>
     <w:tmpl w:val="683A0DBA"/>
@@ -31868,7 +32506,7 @@
       </w:rPr>
     </w:lvl>
   </w:abstractNum>
-  <w:abstractNum w:abstractNumId="28" w15:restartNumberingAfterBreak="0">
+  <w:abstractNum w:abstractNumId="29" w15:restartNumberingAfterBreak="0">
     <w:nsid w:val="632D6FBA"/>
     <w:multiLevelType w:val="multilevel"/>
     <w:tmpl w:val="364E971A"/>
@@ -32017,7 +32655,7 @@
       </w:rPr>
     </w:lvl>
   </w:abstractNum>
-  <w:abstractNum w:abstractNumId="29" w15:restartNumberingAfterBreak="0">
+  <w:abstractNum w:abstractNumId="30" w15:restartNumberingAfterBreak="0">
     <w:nsid w:val="64CD65C7"/>
     <w:multiLevelType w:val="hybridMultilevel"/>
     <w:tmpl w:val="7A429F20"/>
@@ -32130,7 +32768,7 @@
       </w:rPr>
     </w:lvl>
   </w:abstractNum>
-  <w:abstractNum w:abstractNumId="30" w15:restartNumberingAfterBreak="0">
+  <w:abstractNum w:abstractNumId="31" w15:restartNumberingAfterBreak="0">
     <w:nsid w:val="66190FE0"/>
     <w:multiLevelType w:val="multilevel"/>
     <w:tmpl w:val="364E971A"/>
@@ -32279,7 +32917,7 @@
       </w:rPr>
     </w:lvl>
   </w:abstractNum>
-  <w:abstractNum w:abstractNumId="31" w15:restartNumberingAfterBreak="0">
+  <w:abstractNum w:abstractNumId="32" w15:restartNumberingAfterBreak="0">
     <w:nsid w:val="6C623258"/>
     <w:multiLevelType w:val="multilevel"/>
     <w:tmpl w:val="364E971A"/>
@@ -32428,7 +33066,7 @@
       </w:rPr>
     </w:lvl>
   </w:abstractNum>
-  <w:abstractNum w:abstractNumId="32" w15:restartNumberingAfterBreak="0">
+  <w:abstractNum w:abstractNumId="33" w15:restartNumberingAfterBreak="0">
     <w:nsid w:val="6F960A57"/>
     <w:multiLevelType w:val="multilevel"/>
     <w:tmpl w:val="A2042338"/>
@@ -32577,7 +33215,7 @@
       </w:rPr>
     </w:lvl>
   </w:abstractNum>
-  <w:abstractNum w:abstractNumId="33" w15:restartNumberingAfterBreak="0">
+  <w:abstractNum w:abstractNumId="34" w15:restartNumberingAfterBreak="0">
     <w:nsid w:val="71A7731A"/>
     <w:multiLevelType w:val="multilevel"/>
     <w:tmpl w:val="364E971A"/>
@@ -32726,7 +33364,7 @@
       </w:rPr>
     </w:lvl>
   </w:abstractNum>
-  <w:abstractNum w:abstractNumId="34" w15:restartNumberingAfterBreak="0">
+  <w:abstractNum w:abstractNumId="35" w15:restartNumberingAfterBreak="0">
     <w:nsid w:val="7A9C0F0F"/>
     <w:multiLevelType w:val="hybridMultilevel"/>
     <w:tmpl w:val="A44C69A0"/>
@@ -32839,7 +33477,7 @@
       </w:rPr>
     </w:lvl>
   </w:abstractNum>
-  <w:abstractNum w:abstractNumId="35" w15:restartNumberingAfterBreak="0">
+  <w:abstractNum w:abstractNumId="36" w15:restartNumberingAfterBreak="0">
     <w:nsid w:val="7CCE439B"/>
     <w:multiLevelType w:val="multilevel"/>
     <w:tmpl w:val="364E971A"/>
@@ -32989,34 +33627,34 @@
     </w:lvl>
   </w:abstractNum>
   <w:num w:numId="1">
-    <w:abstractNumId w:val="13"/>
+    <w:abstractNumId w:val="14"/>
   </w:num>
   <w:num w:numId="2">
     <w:abstractNumId w:val="3"/>
   </w:num>
   <w:num w:numId="3">
-    <w:abstractNumId w:val="22"/>
+    <w:abstractNumId w:val="23"/>
   </w:num>
   <w:num w:numId="4">
     <w:abstractNumId w:val="5"/>
   </w:num>
   <w:num w:numId="5">
-    <w:abstractNumId w:val="25"/>
+    <w:abstractNumId w:val="26"/>
   </w:num>
   <w:num w:numId="6">
-    <w:abstractNumId w:val="18"/>
+    <w:abstractNumId w:val="19"/>
   </w:num>
   <w:num w:numId="7">
-    <w:abstractNumId w:val="16"/>
+    <w:abstractNumId w:val="17"/>
   </w:num>
   <w:num w:numId="8">
-    <w:abstractNumId w:val="21"/>
+    <w:abstractNumId w:val="22"/>
   </w:num>
   <w:num w:numId="9">
-    <w:abstractNumId w:val="6"/>
+    <w:abstractNumId w:val="7"/>
   </w:num>
   <w:num w:numId="10">
-    <w:abstractNumId w:val="32"/>
+    <w:abstractNumId w:val="33"/>
   </w:num>
   <w:num w:numId="11">
     <w:abstractNumId w:val="2"/>
@@ -33025,76 +33663,79 @@
     <w:abstractNumId w:val="0"/>
   </w:num>
   <w:num w:numId="13">
-    <w:abstractNumId w:val="26"/>
+    <w:abstractNumId w:val="27"/>
   </w:num>
   <w:num w:numId="14">
-    <w:abstractNumId w:val="27"/>
+    <w:abstractNumId w:val="28"/>
   </w:num>
   <w:num w:numId="15">
-    <w:abstractNumId w:val="28"/>
+    <w:abstractNumId w:val="29"/>
   </w:num>
   <w:num w:numId="16">
-    <w:abstractNumId w:val="33"/>
+    <w:abstractNumId w:val="34"/>
   </w:num>
   <w:num w:numId="17">
+    <w:abstractNumId w:val="32"/>
+  </w:num>
+  <w:num w:numId="18">
     <w:abstractNumId w:val="31"/>
   </w:num>
-  <w:num w:numId="18">
-    <w:abstractNumId w:val="30"/>
+  <w:num w:numId="19">
+    <w:abstractNumId w:val="13"/>
   </w:num>
-  <w:num w:numId="19">
+  <w:num w:numId="20">
     <w:abstractNumId w:val="12"/>
   </w:num>
-  <w:num w:numId="20">
-    <w:abstractNumId w:val="11"/>
-  </w:num>
   <w:num w:numId="21">
-    <w:abstractNumId w:val="35"/>
+    <w:abstractNumId w:val="36"/>
   </w:num>
   <w:num w:numId="22">
-    <w:abstractNumId w:val="7"/>
+    <w:abstractNumId w:val="8"/>
   </w:num>
   <w:num w:numId="23">
-    <w:abstractNumId w:val="10"/>
+    <w:abstractNumId w:val="11"/>
   </w:num>
   <w:num w:numId="24">
     <w:abstractNumId w:val="4"/>
   </w:num>
   <w:num w:numId="25">
-    <w:abstractNumId w:val="20"/>
+    <w:abstractNumId w:val="21"/>
   </w:num>
   <w:num w:numId="26">
-    <w:abstractNumId w:val="29"/>
+    <w:abstractNumId w:val="30"/>
   </w:num>
   <w:num w:numId="27">
-    <w:abstractNumId w:val="34"/>
+    <w:abstractNumId w:val="35"/>
   </w:num>
   <w:num w:numId="28">
-    <w:abstractNumId w:val="23"/>
+    <w:abstractNumId w:val="24"/>
   </w:num>
   <w:num w:numId="29">
-    <w:abstractNumId w:val="17"/>
+    <w:abstractNumId w:val="18"/>
   </w:num>
   <w:num w:numId="30">
-    <w:abstractNumId w:val="8"/>
+    <w:abstractNumId w:val="9"/>
   </w:num>
   <w:num w:numId="31">
     <w:abstractNumId w:val="1"/>
   </w:num>
   <w:num w:numId="32">
-    <w:abstractNumId w:val="9"/>
+    <w:abstractNumId w:val="10"/>
   </w:num>
   <w:num w:numId="33">
-    <w:abstractNumId w:val="19"/>
+    <w:abstractNumId w:val="20"/>
   </w:num>
   <w:num w:numId="34">
-    <w:abstractNumId w:val="14"/>
+    <w:abstractNumId w:val="15"/>
   </w:num>
   <w:num w:numId="35">
-    <w:abstractNumId w:val="15"/>
+    <w:abstractNumId w:val="16"/>
   </w:num>
   <w:num w:numId="36">
-    <w:abstractNumId w:val="24"/>
+    <w:abstractNumId w:val="25"/>
+  </w:num>
+  <w:num w:numId="37">
+    <w:abstractNumId w:val="6"/>
   </w:num>
 </w:numbering>
 </file>
@@ -33708,6 +34349,7 @@
   <w:style w:type="character" w:default="1" w:styleId="a0">
     <w:name w:val="Default Paragraph Font"/>
     <w:uiPriority w:val="1"/>
+    <w:semiHidden/>
     <w:unhideWhenUsed/>
   </w:style>
   <w:style w:type="table" w:default="1" w:styleId="a1">
@@ -34491,7 +35133,7 @@
 </file>
 
 <file path=customXml/itemProps1.xml><?xml version="1.0" encoding="utf-8"?>
-<ds:datastoreItem xmlns:ds="http://schemas.openxmlformats.org/officeDocument/2006/customXml" ds:itemID="{D584DB28-8DA0-424E-A20F-C5689C303215}">
+<ds:datastoreItem xmlns:ds="http://schemas.openxmlformats.org/officeDocument/2006/customXml" ds:itemID="{BDB9DA8F-5754-4856-B106-A26B1E09CDD8}">
   <ds:schemaRefs>
     <ds:schemaRef ds:uri="http://schemas.openxmlformats.org/officeDocument/2006/bibliography"/>
   </ds:schemaRefs>

--- a/ספר פרוייקט שלי וסשה.docx
+++ b/ספר פרוייקט שלי וסשה.docx
@@ -2797,7 +2797,7 @@
               </wp:inline>
             </w:drawing>
           </mc:Choice>
-          <mc:Fallback xmlns:oel="http://schemas.microsoft.com/office/2019/extlst" xmlns:w16cex="http://schemas.microsoft.com/office/word/2018/wordml/cex" xmlns:w16="http://schemas.microsoft.com/office/word/2018/wordml" xmlns:w16du="http://schemas.microsoft.com/office/word/2023/wordml/word16du" xmlns:w16sdtdh="http://schemas.microsoft.com/office/word/2020/wordml/sdtdatahash">
+          <mc:Fallback xmlns:w16sdtdh="http://schemas.microsoft.com/office/word/2020/wordml/sdtdatahash" xmlns:w16du="http://schemas.microsoft.com/office/word/2023/wordml/word16du" xmlns:w16="http://schemas.microsoft.com/office/word/2018/wordml" xmlns:w16cex="http://schemas.microsoft.com/office/word/2018/wordml/cex" xmlns:oel="http://schemas.microsoft.com/office/2019/extlst">
             <w:pict>
               <v:roundrect w14:anchorId="17ED87AC" id="מלבן מעוגל 6" o:spid="_x0000_s1026" style="width:9.45pt;height:9.45pt;visibility:visible;mso-wrap-style:square;mso-left-percent:-10001;mso-top-percent:-10001;mso-position-horizontal:absolute;mso-position-horizontal-relative:char;mso-position-vertical:absolute;mso-position-vertical-relative:line;mso-left-percent:-10001;mso-top-percent:-10001;v-text-anchor:top" arcsize="10923f" o:gfxdata="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" fillcolor="#a8d08d">
                 <o:lock v:ext="edit" aspectratio="t"/>
@@ -2919,7 +2919,7 @@
               </wp:inline>
             </w:drawing>
           </mc:Choice>
-          <mc:Fallback xmlns:oel="http://schemas.microsoft.com/office/2019/extlst" xmlns:w16cex="http://schemas.microsoft.com/office/word/2018/wordml/cex" xmlns:w16="http://schemas.microsoft.com/office/word/2018/wordml" xmlns:w16du="http://schemas.microsoft.com/office/word/2023/wordml/word16du" xmlns:w16sdtdh="http://schemas.microsoft.com/office/word/2020/wordml/sdtdatahash">
+          <mc:Fallback xmlns:w16sdtdh="http://schemas.microsoft.com/office/word/2020/wordml/sdtdatahash" xmlns:w16du="http://schemas.microsoft.com/office/word/2023/wordml/word16du" xmlns:w16="http://schemas.microsoft.com/office/word/2018/wordml" xmlns:w16cex="http://schemas.microsoft.com/office/word/2018/wordml/cex" xmlns:oel="http://schemas.microsoft.com/office/2019/extlst">
             <w:pict>
               <v:roundrect w14:anchorId="075500E5" id="מלבן מעוגל 5" o:spid="_x0000_s1026" style="width:9.45pt;height:9.45pt;visibility:visible;mso-wrap-style:square;mso-left-percent:-10001;mso-top-percent:-10001;mso-position-horizontal:absolute;mso-position-horizontal-relative:char;mso-position-vertical:absolute;mso-position-vertical-relative:line;mso-left-percent:-10001;mso-top-percent:-10001;v-text-anchor:top" arcsize="10923f" o:gfxdata="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">
                 <o:lock v:ext="edit" aspectratio="t"/>
@@ -5616,7 +5616,7 @@
               </wp:inline>
             </w:drawing>
           </mc:Choice>
-          <mc:Fallback xmlns:oel="http://schemas.microsoft.com/office/2019/extlst" xmlns:w16cex="http://schemas.microsoft.com/office/word/2018/wordml/cex" xmlns:w16="http://schemas.microsoft.com/office/word/2018/wordml" xmlns:w16du="http://schemas.microsoft.com/office/word/2023/wordml/word16du" xmlns:w16sdtdh="http://schemas.microsoft.com/office/word/2020/wordml/sdtdatahash">
+          <mc:Fallback xmlns:w16sdtdh="http://schemas.microsoft.com/office/word/2020/wordml/sdtdatahash" xmlns:w16du="http://schemas.microsoft.com/office/word/2023/wordml/word16du" xmlns:w16="http://schemas.microsoft.com/office/word/2018/wordml" xmlns:w16cex="http://schemas.microsoft.com/office/word/2018/wordml/cex" xmlns:oel="http://schemas.microsoft.com/office/2019/extlst">
             <w:pict>
               <v:roundrect w14:anchorId="1D42CF48" id="מלבן מעוגל 4" o:spid="_x0000_s1026" style="width:9.45pt;height:9.45pt;visibility:visible;mso-wrap-style:square;mso-left-percent:-10001;mso-top-percent:-10001;mso-position-horizontal:absolute;mso-position-horizontal-relative:char;mso-position-vertical:absolute;mso-position-vertical-relative:line;mso-left-percent:-10001;mso-top-percent:-10001;v-text-anchor:top" arcsize="10923f" o:gfxdata="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">
                 <o:lock v:ext="edit" aspectratio="t"/>
@@ -5704,7 +5704,7 @@
               </wp:inline>
             </w:drawing>
           </mc:Choice>
-          <mc:Fallback xmlns:oel="http://schemas.microsoft.com/office/2019/extlst" xmlns:w16cex="http://schemas.microsoft.com/office/word/2018/wordml/cex" xmlns:w16="http://schemas.microsoft.com/office/word/2018/wordml" xmlns:w16du="http://schemas.microsoft.com/office/word/2023/wordml/word16du" xmlns:w16sdtdh="http://schemas.microsoft.com/office/word/2020/wordml/sdtdatahash">
+          <mc:Fallback xmlns:w16sdtdh="http://schemas.microsoft.com/office/word/2020/wordml/sdtdatahash" xmlns:w16du="http://schemas.microsoft.com/office/word/2023/wordml/word16du" xmlns:w16="http://schemas.microsoft.com/office/word/2018/wordml" xmlns:w16cex="http://schemas.microsoft.com/office/word/2018/wordml/cex" xmlns:oel="http://schemas.microsoft.com/office/2019/extlst">
             <w:pict>
               <v:roundrect w14:anchorId="070688B8" id="מלבן מעוגל 3" o:spid="_x0000_s1026" style="width:9.45pt;height:9.45pt;visibility:visible;mso-wrap-style:square;mso-left-percent:-10001;mso-top-percent:-10001;mso-position-horizontal:absolute;mso-position-horizontal-relative:char;mso-position-vertical:absolute;mso-position-vertical-relative:line;mso-left-percent:-10001;mso-top-percent:-10001;v-text-anchor:top" arcsize="10923f" o:gfxdata="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">
                 <o:lock v:ext="edit" aspectratio="t"/>
@@ -5846,7 +5846,7 @@
               </wp:inline>
             </w:drawing>
           </mc:Choice>
-          <mc:Fallback xmlns:oel="http://schemas.microsoft.com/office/2019/extlst" xmlns:w16cex="http://schemas.microsoft.com/office/word/2018/wordml/cex" xmlns:w16="http://schemas.microsoft.com/office/word/2018/wordml" xmlns:w16du="http://schemas.microsoft.com/office/word/2023/wordml/word16du" xmlns:w16sdtdh="http://schemas.microsoft.com/office/word/2020/wordml/sdtdatahash">
+          <mc:Fallback xmlns:w16sdtdh="http://schemas.microsoft.com/office/word/2020/wordml/sdtdatahash" xmlns:w16du="http://schemas.microsoft.com/office/word/2023/wordml/word16du" xmlns:w16="http://schemas.microsoft.com/office/word/2018/wordml" xmlns:w16cex="http://schemas.microsoft.com/office/word/2018/wordml/cex" xmlns:oel="http://schemas.microsoft.com/office/2019/extlst">
             <w:pict>
               <v:roundrect w14:anchorId="10070B32" id="מלבן מעוגל 2" o:spid="_x0000_s1026" style="width:9.45pt;height:9.45pt;visibility:visible;mso-wrap-style:square;mso-left-percent:-10001;mso-top-percent:-10001;mso-position-horizontal:absolute;mso-position-horizontal-relative:char;mso-position-vertical:absolute;mso-position-vertical-relative:line;mso-left-percent:-10001;mso-top-percent:-10001;v-text-anchor:top" arcsize="10923f" o:gfxdata="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">
                 <o:lock v:ext="edit" aspectratio="t"/>
@@ -5990,7 +5990,7 @@
               </wp:inline>
             </w:drawing>
           </mc:Choice>
-          <mc:Fallback xmlns:oel="http://schemas.microsoft.com/office/2019/extlst" xmlns:w16cex="http://schemas.microsoft.com/office/word/2018/wordml/cex" xmlns:w16="http://schemas.microsoft.com/office/word/2018/wordml" xmlns:w16du="http://schemas.microsoft.com/office/word/2023/wordml/word16du" xmlns:w16sdtdh="http://schemas.microsoft.com/office/word/2020/wordml/sdtdatahash">
+          <mc:Fallback xmlns:w16sdtdh="http://schemas.microsoft.com/office/word/2020/wordml/sdtdatahash" xmlns:w16du="http://schemas.microsoft.com/office/word/2023/wordml/word16du" xmlns:w16="http://schemas.microsoft.com/office/word/2018/wordml" xmlns:w16cex="http://schemas.microsoft.com/office/word/2018/wordml/cex" xmlns:oel="http://schemas.microsoft.com/office/2019/extlst">
             <w:pict>
               <v:roundrect w14:anchorId="4AE4CB54" id="מלבן מעוגל 1" o:spid="_x0000_s1026" style="width:9.45pt;height:9.45pt;visibility:visible;mso-wrap-style:square;mso-left-percent:-10001;mso-top-percent:-10001;mso-position-horizontal:absolute;mso-position-horizontal-relative:char;mso-position-vertical:absolute;mso-position-vertical-relative:line;mso-left-percent:-10001;mso-top-percent:-10001;v-text-anchor:top" arcsize="10923f" o:gfxdata="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">
                 <o:lock v:ext="edit" aspectratio="t"/>
@@ -14216,6 +14216,7 @@
         </w:rPr>
         <w:t>, ב</w:t>
       </w:r>
+      <w:bookmarkStart w:id="17" w:name="_Hlk185694842"/>
       <m:oMath>
         <m:sSup>
           <m:sSupPr>
@@ -14267,6 +14268,7 @@
           <m:t>C</m:t>
         </m:r>
       </m:oMath>
+      <w:bookmarkEnd w:id="17"/>
       <w:r>
         <w:rPr>
           <w:rFonts w:ascii="Tahoma" w:hAnsi="Tahoma" w:cs="Tahoma" w:hint="cs"/>
@@ -16679,12 +16681,7 @@
         <w:t>בעל התנגדות פנימית (</w:t>
       </w:r>
       <w:r>
-        <w:t>Pull-up/Pull-</w:t>
-      </w:r>
-      <w:bookmarkStart w:id="17" w:name="_GoBack"/>
-      <w:bookmarkEnd w:id="17"/>
-      <w:r>
-        <w:t>down</w:t>
+        <w:t>Pull-up/Pull-down</w:t>
       </w:r>
       <w:r>
         <w:rPr>
@@ -16697,7 +16694,7 @@
     <w:p>
       <w:pPr>
         <w:rPr>
-          <w:rFonts w:cstheme="minorHAnsi" w:hint="cs"/>
+          <w:rFonts w:cstheme="minorHAnsi"/>
           <w:sz w:val="24"/>
           <w:szCs w:val="24"/>
           <w:rtl/>
@@ -21192,16 +21189,2825 @@
     </w:p>
     <w:p>
       <w:pPr>
+        <w:rPr>
+          <w:rFonts w:ascii="Tahoma" w:eastAsiaTheme="majorEastAsia" w:hAnsi="Tahoma" w:cs="Tahoma"/>
+          <w:b/>
+          <w:bCs/>
+          <w:i/>
+          <w:iCs/>
+          <w:sz w:val="56"/>
+          <w:szCs w:val="56"/>
+          <w:rtl/>
+        </w:rPr>
+      </w:pPr>
+      <w:r>
+        <w:rPr>
+          <w:rtl/>
+        </w:rPr>
+        <w:br w:type="page"/>
+      </w:r>
+    </w:p>
+    <w:p>
+      <w:pPr>
         <w:pStyle w:val="1"/>
         <w:rPr>
-          <w:rtl/>
-        </w:rPr>
-      </w:pPr>
-      <w:r>
-        <w:rPr>
           <w:rFonts w:hint="cs"/>
-          <w:rtl/>
-        </w:rPr>
+          <w:i w:val="0"/>
+          <w:rtl/>
+        </w:rPr>
+      </w:pPr>
+      <w:r>
+        <w:rPr>
+          <w:rFonts w:hint="cs"/>
+          <w:rtl/>
+        </w:rPr>
+        <w:lastRenderedPageBreak/>
+        <w:t xml:space="preserve"> </w:t>
+      </w:r>
+      <m:oMath>
+        <m:sSup>
+          <m:sSupPr>
+            <m:ctrlPr>
+              <w:rPr>
+                <w:rFonts w:ascii="Cambria Math" w:hAnsi="Cambria Math"/>
+                <w:iCs w:val="0"/>
+              </w:rPr>
+            </m:ctrlPr>
+          </m:sSupPr>
+          <m:e>
+            <m:r>
+              <m:rPr>
+                <m:sty m:val="bi"/>
+              </m:rPr>
+              <w:rPr>
+                <w:rFonts w:ascii="Cambria Math" w:hAnsi="Cambria Math"/>
+              </w:rPr>
+              <m:t>I</m:t>
+            </m:r>
+          </m:e>
+          <m:sup>
+            <m:r>
+              <m:rPr>
+                <m:sty m:val="bi"/>
+              </m:rPr>
+              <w:rPr>
+                <w:rFonts w:ascii="Cambria Math" w:hAnsi="Cambria Math"/>
+              </w:rPr>
+              <m:t>2</m:t>
+            </m:r>
+          </m:sup>
+        </m:sSup>
+        <m:r>
+          <m:rPr>
+            <m:sty m:val="bi"/>
+          </m:rPr>
+          <w:rPr>
+            <w:rFonts w:ascii="Cambria Math" w:hAnsi="Cambria Math"/>
+          </w:rPr>
+          <m:t>C</m:t>
+        </m:r>
+        <m:r>
+          <m:rPr>
+            <m:sty m:val="bi"/>
+          </m:rPr>
+          <w:rPr>
+            <w:rFonts w:ascii="Cambria Math" w:hAnsi="Cambria Math" w:hint="cs"/>
+            <w:rtl/>
+          </w:rPr>
+          <m:t xml:space="preserve"> תקשורת </m:t>
+        </m:r>
+      </m:oMath>
+    </w:p>
+    <w:p>
+      <w:pPr>
+        <w:rPr>
+          <w:rtl/>
+        </w:rPr>
+      </w:pPr>
+      <w:r>
+        <w:rPr>
+          <w:rFonts w:cs="Arial"/>
+          <w:rtl/>
+        </w:rPr>
+        <w:t xml:space="preserve">פרוטוקול </w:t>
+      </w:r>
+      <w:r>
+        <w:t>I²C</w:t>
+      </w:r>
+      <w:r>
+        <w:rPr>
+          <w:rFonts w:cs="Arial"/>
+          <w:rtl/>
+        </w:rPr>
+        <w:t xml:space="preserve"> הוא פרוטוקול תקשורת טורית סינכרוני נפוץ, שתוכנן לחיבור רכיבים דיגיטליים במעגלים אינטגרטיביים. הפרוטוקול פותח בשנות ה-80 על ידי חברת </w:t>
+      </w:r>
+      <w:r>
+        <w:t>Philips</w:t>
+      </w:r>
+      <w:r>
+        <w:rPr>
+          <w:rFonts w:cs="Arial"/>
+          <w:rtl/>
+        </w:rPr>
+        <w:t xml:space="preserve">, שכיום ידועה כחברת </w:t>
+      </w:r>
+      <w:r>
+        <w:t>NXP</w:t>
+      </w:r>
+      <w:r>
+        <w:rPr>
+          <w:rFonts w:cs="Arial"/>
+          <w:rtl/>
+        </w:rPr>
+        <w:t>. מטרתו היא לאפשר תקשורת קלה ויעילה בין רכיבים על אותו לוח, והוא מהווה פתרון מועדף במגוון יישומים כגון אבטחת תקשורת במכשירים ניידים, מערכות תקשורת ברכבים, רכיבי אחסון נתונים ובקרת חומרה במחשבים ושרתים.</w:t>
+      </w:r>
+    </w:p>
+    <w:p>
+      <w:pPr>
+        <w:rPr>
+          <w:rtl/>
+        </w:rPr>
+      </w:pPr>
+    </w:p>
+    <w:p>
+      <w:pPr>
+        <w:rPr>
+          <w:rtl/>
+        </w:rPr>
+      </w:pPr>
+      <w:r>
+        <w:t>I²C</w:t>
+      </w:r>
+      <w:r>
+        <w:rPr>
+          <w:rFonts w:cs="Arial"/>
+          <w:rtl/>
+        </w:rPr>
+        <w:t xml:space="preserve"> מתאים במיוחד לחיבור חיישנים, צגים קטנים ורכיבים נוספים בפרויקטים אלקטרוניים, תעשייתיים ובמוצרי צריכה. במערכת המבוססת על פרוטוקול זה, המיקרו-בקר משמש בדרך כלל כ-</w:t>
+      </w:r>
+      <w:r>
+        <w:t>Master</w:t>
+      </w:r>
+      <w:r>
+        <w:rPr>
+          <w:rFonts w:cs="Arial"/>
+          <w:rtl/>
+        </w:rPr>
+        <w:t xml:space="preserve">, האחראי על ניהול ובקרה על התקשורת עם רכיבי </w:t>
+      </w:r>
+      <w:r>
+        <w:t>Slave</w:t>
+      </w:r>
+      <w:r>
+        <w:rPr>
+          <w:rFonts w:cs="Arial"/>
+          <w:rtl/>
+        </w:rPr>
+        <w:t>.</w:t>
+      </w:r>
+    </w:p>
+    <w:p>
+      <w:pPr>
+        <w:rPr>
+          <w:rtl/>
+        </w:rPr>
+      </w:pPr>
+    </w:p>
+    <w:p>
+      <w:pPr>
+        <w:rPr>
+          <w:rtl/>
+        </w:rPr>
+      </w:pPr>
+      <w:r>
+        <w:rPr>
+          <w:rFonts w:cs="Arial"/>
+          <w:rtl/>
+        </w:rPr>
+        <w:t>הפרוטוקול משתמש בשני קווים עיקריים להעברת מידע:</w:t>
+      </w:r>
+    </w:p>
+    <w:p>
+      <w:pPr>
+        <w:rPr>
+          <w:rtl/>
+        </w:rPr>
+      </w:pPr>
+      <w:r>
+        <w:rPr>
+          <w:rFonts w:cs="Arial"/>
+          <w:rtl/>
+        </w:rPr>
+        <w:t xml:space="preserve">1. </w:t>
+      </w:r>
+      <w:r>
+        <w:t>SDA (Serial Data)</w:t>
+      </w:r>
+      <w:r>
+        <w:rPr>
+          <w:rFonts w:cs="Arial"/>
+          <w:rtl/>
+        </w:rPr>
+        <w:t xml:space="preserve"> - קו הנתונים להעברת המידע.</w:t>
+      </w:r>
+    </w:p>
+    <w:p>
+      <w:pPr>
+        <w:rPr>
+          <w:rtl/>
+        </w:rPr>
+      </w:pPr>
+      <w:r>
+        <w:rPr>
+          <w:rFonts w:cs="Arial"/>
+          <w:rtl/>
+        </w:rPr>
+        <w:t xml:space="preserve">2. </w:t>
+      </w:r>
+      <w:r>
+        <w:t>SCL (Serial Clock)</w:t>
+      </w:r>
+      <w:r>
+        <w:rPr>
+          <w:rFonts w:cs="Arial"/>
+          <w:rtl/>
+        </w:rPr>
+        <w:t xml:space="preserve"> - קו השעון המשמש לסנכרון התקשורת.</w:t>
+      </w:r>
+    </w:p>
+    <w:p>
+      <w:pPr>
+        <w:rPr>
+          <w:rtl/>
+        </w:rPr>
+      </w:pPr>
+    </w:p>
+    <w:p>
+      <w:pPr>
+        <w:rPr>
+          <w:rtl/>
+        </w:rPr>
+      </w:pPr>
+      <w:r>
+        <w:rPr>
+          <w:rFonts w:hint="cs"/>
+          <w:rtl/>
+        </w:rPr>
+        <w:t>להלן תרשים המתאר את מבנה החיבור לפרוטוקול :</w:t>
+      </w:r>
+      <w:r>
+        <w:rPr>
+          <w:rFonts w:hint="cs"/>
+        </w:rPr>
+        <w:t xml:space="preserve"> </w:t>
+      </w:r>
+    </w:p>
+    <w:p>
+      <w:pPr>
+        <w:rPr>
+          <w:rtl/>
+        </w:rPr>
+      </w:pPr>
+      <w:r>
+        <w:rPr>
+          <w:rFonts w:cs="Arial"/>
+          <w:rtl/>
+        </w:rPr>
+        <w:drawing>
+          <wp:inline distT="0" distB="0" distL="0" distR="0" wp14:anchorId="24D63093" wp14:editId="3DE1F0CB">
+            <wp:extent cx="5134708" cy="1847557"/>
+            <wp:effectExtent l="0" t="0" r="0" b="635"/>
+            <wp:docPr id="8" name="תמונה 8"/>
+            <wp:cNvGraphicFramePr>
+              <a:graphicFrameLocks xmlns:a="http://schemas.openxmlformats.org/drawingml/2006/main" noChangeAspect="1"/>
+            </wp:cNvGraphicFramePr>
+            <a:graphic xmlns:a="http://schemas.openxmlformats.org/drawingml/2006/main">
+              <a:graphicData uri="http://schemas.openxmlformats.org/drawingml/2006/picture">
+                <pic:pic xmlns:pic="http://schemas.openxmlformats.org/drawingml/2006/picture">
+                  <pic:nvPicPr>
+                    <pic:cNvPr id="1" name=""/>
+                    <pic:cNvPicPr/>
+                  </pic:nvPicPr>
+                  <pic:blipFill rotWithShape="1">
+                    <a:blip r:embed="rId16"/>
+                    <a:srcRect t="6692" r="968" b="799"/>
+                    <a:stretch/>
+                  </pic:blipFill>
+                  <pic:spPr bwMode="auto">
+                    <a:xfrm>
+                      <a:off x="0" y="0"/>
+                      <a:ext cx="5135426" cy="1847815"/>
+                    </a:xfrm>
+                    <a:prstGeom prst="rect">
+                      <a:avLst/>
+                    </a:prstGeom>
+                    <a:ln>
+                      <a:noFill/>
+                    </a:ln>
+                    <a:extLst>
+                      <a:ext uri="{53640926-AAD7-44D8-BBD7-CCE9431645EC}">
+                        <a14:shadowObscured xmlns:a14="http://schemas.microsoft.com/office/drawing/2010/main"/>
+                      </a:ext>
+                    </a:extLst>
+                  </pic:spPr>
+                </pic:pic>
+              </a:graphicData>
+            </a:graphic>
+          </wp:inline>
+        </w:drawing>
+      </w:r>
+    </w:p>
+    <w:p>
+      <w:pPr>
+        <w:rPr>
+          <w:rtl/>
+        </w:rPr>
+      </w:pPr>
+    </w:p>
+    <w:p>
+      <w:pPr>
+        <w:rPr>
+          <w:rtl/>
+        </w:rPr>
+      </w:pPr>
+    </w:p>
+    <w:p>
+      <w:pPr>
+        <w:rPr>
+          <w:b/>
+          <w:bCs/>
+          <w:rtl/>
+        </w:rPr>
+      </w:pPr>
+      <w:r>
+        <w:rPr>
+          <w:rFonts w:cs="Arial"/>
+          <w:b/>
+          <w:bCs/>
+          <w:rtl/>
+        </w:rPr>
+        <w:t xml:space="preserve">כתובות בפרוטוקול </w:t>
+      </w:r>
+      <w:r>
+        <w:rPr>
+          <w:b/>
+          <w:bCs/>
+        </w:rPr>
+        <w:t>I²C</w:t>
+      </w:r>
+    </w:p>
+    <w:p>
+      <w:pPr>
+        <w:rPr>
+          <w:rtl/>
+        </w:rPr>
+      </w:pPr>
+      <w:r>
+        <w:rPr>
+          <w:rFonts w:cs="Arial"/>
+          <w:rtl/>
+        </w:rPr>
+        <w:t xml:space="preserve">כל רכיב </w:t>
+      </w:r>
+      <w:r>
+        <w:t>Slave</w:t>
+      </w:r>
+      <w:r>
+        <w:rPr>
+          <w:rFonts w:cs="Arial"/>
+          <w:rtl/>
+        </w:rPr>
+        <w:t xml:space="preserve"> במערכת מוגדר עם כתובת ייחודית המאפשרת למיקרו-בקר (</w:t>
+      </w:r>
+      <w:r>
+        <w:t>Master</w:t>
+      </w:r>
+      <w:r>
+        <w:rPr>
+          <w:rFonts w:cs="Arial"/>
+          <w:rtl/>
+        </w:rPr>
+        <w:t xml:space="preserve">) לפנות אליו ישירות, מה שמאפשר חיבור רכיבים מרובים על אותו </w:t>
+      </w:r>
+      <w:r>
+        <w:t>Bus</w:t>
+      </w:r>
+      <w:r>
+        <w:rPr>
+          <w:rFonts w:cs="Arial"/>
+          <w:rtl/>
+        </w:rPr>
+        <w:t xml:space="preserve"> מבלי לגרום להתנגשויות בתקשורת.</w:t>
+      </w:r>
+    </w:p>
+    <w:p>
+      <w:pPr>
+        <w:rPr>
+          <w:rtl/>
+        </w:rPr>
+      </w:pPr>
+    </w:p>
+    <w:p>
+      <w:pPr>
+        <w:rPr>
+          <w:rtl/>
+        </w:rPr>
+      </w:pPr>
+      <w:r>
+        <w:rPr>
+          <w:rFonts w:cs="Arial"/>
+          <w:rtl/>
+        </w:rPr>
+        <w:lastRenderedPageBreak/>
+        <w:t xml:space="preserve">כתובות בפרוטוקול </w:t>
+      </w:r>
+      <w:r>
+        <w:t>I²C</w:t>
+      </w:r>
+      <w:r>
+        <w:rPr>
+          <w:rFonts w:cs="Arial"/>
+          <w:rtl/>
+        </w:rPr>
+        <w:t xml:space="preserve"> הן בדרך כלל באורך של 7 סיביות, המאפשרות עד 128 כתובות שונות (2^7). עם זאת, שתי כתובות שמורות לשימושים מיוחדים, כך שהמספר האפקטיבי של הכתובות הזמינות הוא 126. בנוסף, קיימת אפשרות להשתמש בכתובות מורחבות באורך 10 סיביות, המאפשרות עד 1024 כתובות ייחודיות.</w:t>
+      </w:r>
+    </w:p>
+    <w:p>
+      <w:pPr>
+        <w:rPr>
+          <w:rtl/>
+        </w:rPr>
+      </w:pPr>
+    </w:p>
+    <w:p>
+      <w:pPr>
+        <w:rPr>
+          <w:b/>
+          <w:bCs/>
+          <w:rtl/>
+        </w:rPr>
+      </w:pPr>
+      <w:r>
+        <w:rPr>
+          <w:rFonts w:cs="Arial"/>
+          <w:b/>
+          <w:bCs/>
+          <w:rtl/>
+        </w:rPr>
+        <w:t xml:space="preserve">מבנה הפרוטוקול </w:t>
+      </w:r>
+      <w:r>
+        <w:rPr>
+          <w:b/>
+          <w:bCs/>
+        </w:rPr>
+        <w:t>I²C</w:t>
+      </w:r>
+    </w:p>
+    <w:p>
+      <w:pPr>
+        <w:rPr>
+          <w:rtl/>
+        </w:rPr>
+      </w:pPr>
+    </w:p>
+    <w:p>
+      <w:pPr>
+        <w:rPr>
+          <w:rtl/>
+        </w:rPr>
+      </w:pPr>
+      <w:r>
+        <w:rPr>
+          <w:rFonts w:cs="Arial"/>
+          <w:rtl/>
+        </w:rPr>
+        <w:t xml:space="preserve">האותות </w:t>
+      </w:r>
+      <w:r>
+        <w:t>SDA</w:t>
+      </w:r>
+      <w:r>
+        <w:rPr>
+          <w:rFonts w:cs="Arial"/>
+          <w:rtl/>
+        </w:rPr>
+        <w:t xml:space="preserve"> ו-</w:t>
+      </w:r>
+      <w:r>
+        <w:t>SCL</w:t>
+      </w:r>
+      <w:r>
+        <w:rPr>
+          <w:rFonts w:cs="Arial"/>
+          <w:rtl/>
+        </w:rPr>
+        <w:t xml:space="preserve"> נמצאים במצב '1' לוגי כאשר ה-</w:t>
+      </w:r>
+      <w:r>
+        <w:t>Bus</w:t>
+      </w:r>
+      <w:r>
+        <w:rPr>
+          <w:rFonts w:cs="Arial"/>
+          <w:rtl/>
+        </w:rPr>
+        <w:t xml:space="preserve"> במנוחה, והשידור בפרוטוקול מתבצע בשיטת </w:t>
+      </w:r>
+      <w:r>
+        <w:t>MSB First</w:t>
+      </w:r>
+      <w:r>
+        <w:rPr>
+          <w:rFonts w:cs="Arial"/>
+          <w:rtl/>
+        </w:rPr>
+        <w:t>. קו הנתונים (</w:t>
+      </w:r>
+      <w:r>
+        <w:t>SDA</w:t>
+      </w:r>
+      <w:r>
+        <w:rPr>
+          <w:rFonts w:cs="Arial"/>
+          <w:rtl/>
+        </w:rPr>
+        <w:t>) יכול להשתנות רק כאשר קו השעון (</w:t>
+      </w:r>
+      <w:r>
+        <w:t>SCL</w:t>
+      </w:r>
+      <w:r>
+        <w:rPr>
+          <w:rFonts w:cs="Arial"/>
+          <w:rtl/>
+        </w:rPr>
+        <w:t>) נמצא במצב '0'.</w:t>
+      </w:r>
+    </w:p>
+    <w:p>
+      <w:pPr>
+        <w:rPr>
+          <w:rtl/>
+        </w:rPr>
+      </w:pPr>
+    </w:p>
+    <w:p>
+      <w:pPr>
+        <w:rPr>
+          <w:b/>
+          <w:bCs/>
+          <w:rtl/>
+        </w:rPr>
+      </w:pPr>
+      <w:r>
+        <w:rPr>
+          <w:rFonts w:cs="Arial"/>
+          <w:b/>
+          <w:bCs/>
+          <w:rtl/>
+        </w:rPr>
+        <w:t xml:space="preserve">שלבי תקשורת בפרוטוקול </w:t>
+      </w:r>
+      <w:r>
+        <w:rPr>
+          <w:b/>
+          <w:bCs/>
+        </w:rPr>
+        <w:t>I²C</w:t>
+      </w:r>
+    </w:p>
+    <w:p>
+      <w:pPr>
+        <w:rPr>
+          <w:rtl/>
+        </w:rPr>
+      </w:pPr>
+      <w:r>
+        <w:rPr>
+          <w:rFonts w:cs="Arial"/>
+          <w:rtl/>
+        </w:rPr>
+        <w:t>1. תנאי התחלה (</w:t>
+      </w:r>
+      <w:r>
+        <w:t>Start Condition</w:t>
+      </w:r>
+      <w:r>
+        <w:rPr>
+          <w:rFonts w:cs="Arial"/>
+          <w:rtl/>
+        </w:rPr>
+        <w:t>) - ה-</w:t>
+      </w:r>
+      <w:r>
+        <w:t>Master</w:t>
+      </w:r>
+      <w:r>
+        <w:rPr>
+          <w:rFonts w:cs="Arial"/>
+          <w:rtl/>
+        </w:rPr>
+        <w:t xml:space="preserve"> מוריד את קו </w:t>
+      </w:r>
+      <w:r>
+        <w:t>SDA</w:t>
+      </w:r>
+      <w:r>
+        <w:rPr>
+          <w:rFonts w:cs="Arial"/>
+          <w:rtl/>
+        </w:rPr>
+        <w:t xml:space="preserve"> למצב '0' בעוד שקו </w:t>
+      </w:r>
+      <w:r>
+        <w:t>SCL</w:t>
+      </w:r>
+      <w:r>
+        <w:rPr>
+          <w:rFonts w:cs="Arial"/>
+          <w:rtl/>
+        </w:rPr>
+        <w:t xml:space="preserve"> נותר במצב '1'. זה מסמן תחילת תקשורת.</w:t>
+      </w:r>
+    </w:p>
+    <w:p>
+      <w:pPr>
+        <w:rPr>
+          <w:rtl/>
+        </w:rPr>
+      </w:pPr>
+      <w:r>
+        <w:rPr>
+          <w:rFonts w:cs="Arial"/>
+          <w:rtl/>
+        </w:rPr>
+        <w:t>2. שליחת כתובת וסיבית קריאה/כתיבה - ה-</w:t>
+      </w:r>
+      <w:r>
+        <w:t>Master</w:t>
+      </w:r>
+      <w:r>
+        <w:rPr>
+          <w:rFonts w:cs="Arial"/>
+          <w:rtl/>
+        </w:rPr>
+        <w:t xml:space="preserve"> שולח את כתובת ה-</w:t>
+      </w:r>
+      <w:r>
+        <w:t>Slave</w:t>
+      </w:r>
+      <w:r>
+        <w:rPr>
+          <w:rFonts w:cs="Arial"/>
+          <w:rtl/>
+        </w:rPr>
+        <w:t xml:space="preserve"> וסיבית לציון קריאה (1) או כתיבה (0).</w:t>
+      </w:r>
+    </w:p>
+    <w:p>
+      <w:pPr>
+        <w:rPr>
+          <w:rtl/>
+        </w:rPr>
+      </w:pPr>
+      <w:r>
+        <w:rPr>
+          <w:rFonts w:cs="Arial"/>
+          <w:rtl/>
+        </w:rPr>
+        <w:t>3. אישור (</w:t>
+      </w:r>
+      <w:r>
+        <w:t>ACK</w:t>
+      </w:r>
+      <w:r>
+        <w:rPr>
+          <w:rFonts w:cs="Arial"/>
+          <w:rtl/>
+        </w:rPr>
+        <w:t>) - ה-</w:t>
+      </w:r>
+      <w:r>
+        <w:t>Slave</w:t>
+      </w:r>
+      <w:r>
+        <w:rPr>
+          <w:rFonts w:cs="Arial"/>
+          <w:rtl/>
+        </w:rPr>
+        <w:t xml:space="preserve"> מאשר קבלת הנתונים על ידי הורדת קו </w:t>
+      </w:r>
+      <w:r>
+        <w:t>SDA</w:t>
+      </w:r>
+      <w:r>
+        <w:rPr>
+          <w:rFonts w:cs="Arial"/>
+          <w:rtl/>
+        </w:rPr>
+        <w:t xml:space="preserve"> למצב '0'. אם אין אישור (</w:t>
+      </w:r>
+      <w:r>
+        <w:t>NACK</w:t>
+      </w:r>
+      <w:r>
+        <w:rPr>
+          <w:rFonts w:cs="Arial"/>
+          <w:rtl/>
+        </w:rPr>
+        <w:t>), זה מסמן שהתקשורת נכשלה.</w:t>
+      </w:r>
+    </w:p>
+    <w:p>
+      <w:pPr>
+        <w:rPr>
+          <w:rtl/>
+        </w:rPr>
+      </w:pPr>
+      <w:r>
+        <w:rPr>
+          <w:rFonts w:cs="Arial"/>
+          <w:rtl/>
+        </w:rPr>
+        <w:t>4. העברת נתונים - הנתונים מועברים במקטעים של 8 סיביות, כאשר כל מקטע מלווה באישור (</w:t>
+      </w:r>
+      <w:r>
+        <w:t>ACK</w:t>
+      </w:r>
+      <w:r>
+        <w:rPr>
+          <w:rFonts w:cs="Arial"/>
+          <w:rtl/>
+        </w:rPr>
+        <w:t>).</w:t>
+      </w:r>
+    </w:p>
+    <w:p>
+      <w:pPr>
+        <w:rPr>
+          <w:rtl/>
+        </w:rPr>
+      </w:pPr>
+      <w:r>
+        <w:rPr>
+          <w:rFonts w:cs="Arial"/>
+          <w:rtl/>
+        </w:rPr>
+        <w:t>5. תנאי סיום (</w:t>
+      </w:r>
+      <w:r>
+        <w:t>Stop Condition</w:t>
+      </w:r>
+      <w:r>
+        <w:rPr>
+          <w:rFonts w:cs="Arial"/>
+          <w:rtl/>
+        </w:rPr>
+        <w:t>) - ה-</w:t>
+      </w:r>
+      <w:r>
+        <w:t>Master</w:t>
+      </w:r>
+      <w:r>
+        <w:rPr>
+          <w:rFonts w:cs="Arial"/>
+          <w:rtl/>
+        </w:rPr>
+        <w:t xml:space="preserve"> מעלה את קו </w:t>
+      </w:r>
+      <w:r>
+        <w:t>SDA</w:t>
+      </w:r>
+      <w:r>
+        <w:rPr>
+          <w:rFonts w:cs="Arial"/>
+          <w:rtl/>
+        </w:rPr>
+        <w:t xml:space="preserve"> למצב '1' בזמן שקו </w:t>
+      </w:r>
+      <w:r>
+        <w:t>SCL</w:t>
+      </w:r>
+      <w:r>
+        <w:rPr>
+          <w:rFonts w:cs="Arial"/>
+          <w:rtl/>
+        </w:rPr>
+        <w:t xml:space="preserve"> נשאר במצב '1', מה שמסמן סיום התקשורת.</w:t>
+      </w:r>
+    </w:p>
+    <w:p>
+      <w:pPr>
+        <w:rPr>
+          <w:rtl/>
+        </w:rPr>
+      </w:pPr>
+    </w:p>
+    <w:p>
+      <w:pPr>
+        <w:rPr>
+          <w:rtl/>
+        </w:rPr>
+      </w:pPr>
+      <w:bookmarkStart w:id="19" w:name="_GoBack"/>
+      <w:bookmarkEnd w:id="19"/>
+      <w:r>
+        <w:rPr>
+          <w:rFonts w:cs="Arial"/>
+          <w:rtl/>
+        </w:rPr>
+        <w:t>תמיכה ב-</w:t>
+      </w:r>
+      <w:r>
+        <w:t>I²C</w:t>
+      </w:r>
+      <w:r>
+        <w:rPr>
+          <w:rFonts w:cs="Arial"/>
+          <w:rtl/>
+        </w:rPr>
+        <w:t xml:space="preserve"> במיקרו-בקר </w:t>
+      </w:r>
+      <w:r>
+        <w:t>ESP32</w:t>
+      </w:r>
+    </w:p>
+    <w:p>
+      <w:pPr>
+        <w:rPr>
+          <w:rtl/>
+        </w:rPr>
+      </w:pPr>
+    </w:p>
+    <w:p>
+      <w:pPr>
+        <w:rPr>
+          <w:rtl/>
+        </w:rPr>
+      </w:pPr>
+      <w:r>
+        <w:rPr>
+          <w:rFonts w:cs="Arial"/>
+          <w:rtl/>
+        </w:rPr>
+        <w:t xml:space="preserve">מיקרו-בקר </w:t>
+      </w:r>
+      <w:r>
+        <w:t>ESP32</w:t>
+      </w:r>
+      <w:r>
+        <w:rPr>
+          <w:rFonts w:cs="Arial"/>
+          <w:rtl/>
+        </w:rPr>
+        <w:t xml:space="preserve"> כולל תמיכה מובנית בפרוטוקול </w:t>
+      </w:r>
+      <w:r>
+        <w:t>I²C</w:t>
+      </w:r>
+      <w:r>
+        <w:rPr>
+          <w:rFonts w:cs="Arial"/>
+          <w:rtl/>
+        </w:rPr>
+        <w:t xml:space="preserve">, עם גמישות רבה בבחירת הפינים לחיבורי </w:t>
+      </w:r>
+      <w:r>
+        <w:t>SCL</w:t>
+      </w:r>
+      <w:r>
+        <w:rPr>
+          <w:rFonts w:cs="Arial"/>
+          <w:rtl/>
+        </w:rPr>
+        <w:t xml:space="preserve"> ו-</w:t>
+      </w:r>
+      <w:r>
+        <w:t>SDA</w:t>
+      </w:r>
+      <w:r>
+        <w:rPr>
+          <w:rFonts w:cs="Arial"/>
+          <w:rtl/>
+        </w:rPr>
+        <w:t xml:space="preserve">. ברוב המקרים, הפינים המועדפים הם </w:t>
+      </w:r>
+      <w:r>
+        <w:t>GPIO21 (SDA)</w:t>
+      </w:r>
+      <w:r>
+        <w:rPr>
+          <w:rFonts w:cs="Arial"/>
+          <w:rtl/>
+        </w:rPr>
+        <w:t xml:space="preserve"> ו-</w:t>
+      </w:r>
+      <w:r>
+        <w:t>GPIO22 (SCL)</w:t>
+      </w:r>
+      <w:r>
+        <w:rPr>
+          <w:rFonts w:cs="Arial"/>
+          <w:rtl/>
+        </w:rPr>
+        <w:t>. ניתן להגדיר כמעט כל פין כ-</w:t>
+      </w:r>
+      <w:r>
+        <w:t>SDA</w:t>
+      </w:r>
+      <w:r>
+        <w:rPr>
+          <w:rFonts w:cs="Arial"/>
+          <w:rtl/>
+        </w:rPr>
+        <w:t xml:space="preserve"> או </w:t>
+      </w:r>
+      <w:r>
+        <w:t>SCL</w:t>
+      </w:r>
+      <w:r>
+        <w:rPr>
+          <w:rFonts w:cs="Arial"/>
+          <w:rtl/>
+        </w:rPr>
+        <w:t>, מה שמקל על התאמת החומרה.</w:t>
+      </w:r>
+    </w:p>
+    <w:p>
+      <w:pPr>
+        <w:rPr>
+          <w:rtl/>
+        </w:rPr>
+      </w:pPr>
+    </w:p>
+    <w:p>
+      <w:pPr>
+        <w:rPr>
+          <w:rtl/>
+        </w:rPr>
+      </w:pPr>
+      <w:r>
+        <w:rPr>
+          <w:rFonts w:cs="Arial"/>
+          <w:rtl/>
+        </w:rPr>
+        <w:t>**יתרונות השימוש ב-</w:t>
+      </w:r>
+      <w:r>
+        <w:t>ESP32</w:t>
+      </w:r>
+      <w:r>
+        <w:rPr>
+          <w:rFonts w:cs="Arial"/>
+          <w:rtl/>
+        </w:rPr>
+        <w:t xml:space="preserve"> לתקשורת </w:t>
+      </w:r>
+      <w:r>
+        <w:t>I²C</w:t>
+      </w:r>
+      <w:r>
+        <w:rPr>
+          <w:rFonts w:cs="Arial"/>
+          <w:rtl/>
+        </w:rPr>
+        <w:t>**</w:t>
+      </w:r>
+    </w:p>
+    <w:p>
+      <w:pPr>
+        <w:rPr>
+          <w:rtl/>
+        </w:rPr>
+      </w:pPr>
+      <w:r>
+        <w:rPr>
+          <w:rFonts w:cs="Arial"/>
+          <w:rtl/>
+        </w:rPr>
+        <w:t>1. תמיכה במצבים מרובים - ניתן להגדיר את ה-</w:t>
+      </w:r>
+      <w:r>
+        <w:t>ESP32</w:t>
+      </w:r>
+      <w:r>
+        <w:rPr>
+          <w:rFonts w:cs="Arial"/>
+          <w:rtl/>
+        </w:rPr>
+        <w:t xml:space="preserve"> כ-</w:t>
+      </w:r>
+      <w:r>
+        <w:t>Master</w:t>
+      </w:r>
+      <w:r>
+        <w:rPr>
+          <w:rFonts w:cs="Arial"/>
+          <w:rtl/>
+        </w:rPr>
+        <w:t xml:space="preserve"> או </w:t>
+      </w:r>
+      <w:r>
+        <w:t>Slave</w:t>
+      </w:r>
+      <w:r>
+        <w:rPr>
+          <w:rFonts w:cs="Arial"/>
+          <w:rtl/>
+        </w:rPr>
+        <w:t xml:space="preserve"> בהתאם לצורך.</w:t>
+      </w:r>
+    </w:p>
+    <w:p>
+      <w:pPr>
+        <w:rPr>
+          <w:rtl/>
+        </w:rPr>
+      </w:pPr>
+      <w:r>
+        <w:rPr>
+          <w:rFonts w:cs="Arial"/>
+          <w:rtl/>
+        </w:rPr>
+        <w:t xml:space="preserve">2. מהירויות שונות - הפרוטוקול תומך במגוון מהירויות: </w:t>
+      </w:r>
+    </w:p>
+    <w:p>
+      <w:r>
+        <w:rPr>
+          <w:rFonts w:cs="Arial"/>
+          <w:rtl/>
+        </w:rPr>
+        <w:t xml:space="preserve">   - </w:t>
+      </w:r>
+      <w:r>
+        <w:t>Standard-mode - 100KHz</w:t>
+      </w:r>
+    </w:p>
+    <w:p>
+      <w:r>
+        <w:rPr>
+          <w:rFonts w:cs="Arial"/>
+          <w:rtl/>
+        </w:rPr>
+        <w:lastRenderedPageBreak/>
+        <w:t xml:space="preserve">   - </w:t>
+      </w:r>
+      <w:r>
+        <w:t>Fast-mode - 400KHz</w:t>
+      </w:r>
+    </w:p>
+    <w:p>
+      <w:r>
+        <w:rPr>
+          <w:rFonts w:cs="Arial"/>
+          <w:rtl/>
+        </w:rPr>
+        <w:t xml:space="preserve">   - </w:t>
+      </w:r>
+      <w:r>
+        <w:t>Fast-mode Plus - 1MHz</w:t>
+      </w:r>
+    </w:p>
+    <w:p>
+      <w:r>
+        <w:rPr>
+          <w:rFonts w:cs="Arial"/>
+          <w:rtl/>
+        </w:rPr>
+        <w:t xml:space="preserve">   - </w:t>
+      </w:r>
+      <w:r>
+        <w:t>High Speed Mode - 3.4MHz</w:t>
+      </w:r>
+    </w:p>
+    <w:p>
+      <w:pPr>
+        <w:rPr>
+          <w:rtl/>
+        </w:rPr>
+      </w:pPr>
+      <w:r>
+        <w:rPr>
+          <w:rFonts w:cs="Arial"/>
+          <w:rtl/>
+        </w:rPr>
+        <w:t>3. גמישות בחיבור - ניתן להגדיר כל פין כ-</w:t>
+      </w:r>
+      <w:r>
+        <w:t>SCL</w:t>
+      </w:r>
+      <w:r>
+        <w:rPr>
+          <w:rFonts w:cs="Arial"/>
+          <w:rtl/>
+        </w:rPr>
+        <w:t xml:space="preserve"> או </w:t>
+      </w:r>
+      <w:r>
+        <w:t>SDA</w:t>
+      </w:r>
+      <w:r>
+        <w:rPr>
+          <w:rFonts w:cs="Arial"/>
+          <w:rtl/>
+        </w:rPr>
+        <w:t>, המאפשר התאמה לצרכים שונים.</w:t>
+      </w:r>
+    </w:p>
+    <w:p>
+      <w:pPr>
+        <w:rPr>
+          <w:rtl/>
+        </w:rPr>
+      </w:pPr>
+    </w:p>
+    <w:p>
+      <w:pPr>
+        <w:rPr>
+          <w:rtl/>
+        </w:rPr>
+      </w:pPr>
+      <w:r>
+        <w:rPr>
+          <w:rFonts w:cs="Arial"/>
+          <w:rtl/>
+        </w:rPr>
+        <w:t xml:space="preserve">שימושים נפוצים בפרוטוקול </w:t>
+      </w:r>
+      <w:r>
+        <w:t>I²C</w:t>
+      </w:r>
+    </w:p>
+    <w:p>
+      <w:pPr>
+        <w:rPr>
+          <w:rFonts w:ascii="Tahoma" w:eastAsiaTheme="majorEastAsia" w:hAnsi="Tahoma" w:cs="Tahoma" w:hint="cs"/>
+          <w:b/>
+          <w:bCs/>
+          <w:i/>
+          <w:iCs/>
+          <w:sz w:val="56"/>
+          <w:szCs w:val="56"/>
+          <w:rtl/>
+        </w:rPr>
+      </w:pPr>
+      <w:r>
+        <w:t>I²C</w:t>
+      </w:r>
+      <w:r>
+        <w:rPr>
+          <w:rFonts w:cs="Arial"/>
+          <w:rtl/>
+        </w:rPr>
+        <w:t xml:space="preserve"> משמש במגוון רחב של יישומים, כולל חיבור חיישנים, מסכים קטנים, מודולים לזיהוי טביעות אצבע, </w:t>
+      </w:r>
+      <w:r>
+        <w:t>RTC</w:t>
+      </w:r>
+      <w:r>
+        <w:rPr>
+          <w:rFonts w:cs="Arial"/>
+          <w:rtl/>
+        </w:rPr>
+        <w:t xml:space="preserve"> (שעונים בזמן אמת), רכיבי זיכרון </w:t>
+      </w:r>
+      <w:r>
+        <w:t>EEPROM</w:t>
+      </w:r>
+      <w:r>
+        <w:rPr>
+          <w:rFonts w:cs="Arial"/>
+          <w:rtl/>
+        </w:rPr>
+        <w:t xml:space="preserve"> ורכיבים נוספים. הוא מציע פשטות, יעילות ומהירות גבוהה, מה שהופך אותו לאידיאלי לפרויקטים עם מיקרו-בקרים דוגמת </w:t>
+      </w:r>
+      <w:r>
+        <w:t>ESP32</w:t>
+      </w:r>
+      <w:r>
+        <w:rPr>
+          <w:rFonts w:cs="Arial"/>
+          <w:rtl/>
+        </w:rPr>
+        <w:t>.</w:t>
+      </w:r>
+      <w:r>
+        <w:rPr>
+          <w:rFonts w:cs="Arial"/>
+          <w:rtl/>
+        </w:rPr>
+        <w:t xml:space="preserve"> </w:t>
+      </w:r>
+      <w:r>
+        <w:rPr>
+          <w:rtl/>
+        </w:rPr>
+        <w:br w:type="page"/>
+      </w:r>
+    </w:p>
+    <w:p>
+      <w:pPr>
+        <w:pStyle w:val="1"/>
+        <w:rPr>
+          <w:rtl/>
+        </w:rPr>
+      </w:pPr>
+      <w:r>
+        <w:rPr>
+          <w:rFonts w:hint="cs"/>
+          <w:rtl/>
+        </w:rPr>
+        <w:lastRenderedPageBreak/>
+        <w:t xml:space="preserve">מסך </w:t>
+      </w:r>
+      <w:r>
+        <w:rPr>
+          <w:rFonts w:hint="cs"/>
+        </w:rPr>
+        <w:t>OLED</w:t>
+      </w:r>
+    </w:p>
+    <w:p>
+      <w:pPr>
+        <w:rPr>
+          <w:rFonts w:cstheme="minorHAnsi"/>
+          <w:sz w:val="24"/>
+          <w:szCs w:val="24"/>
+          <w:rtl/>
+        </w:rPr>
+      </w:pPr>
+      <w:r>
+        <w:rPr>
+          <w:rFonts w:cstheme="minorHAnsi"/>
+          <w:sz w:val="24"/>
+          <w:szCs w:val="24"/>
+          <w:rtl/>
+        </w:rPr>
+        <w:t xml:space="preserve">מסכי </w:t>
+      </w:r>
+      <w:r>
+        <w:rPr>
+          <w:rFonts w:cstheme="minorHAnsi"/>
+          <w:sz w:val="24"/>
+          <w:szCs w:val="24"/>
+        </w:rPr>
+        <w:t>OLED</w:t>
+      </w:r>
+      <w:r>
+        <w:rPr>
+          <w:rFonts w:cstheme="minorHAnsi"/>
+          <w:sz w:val="24"/>
+          <w:szCs w:val="24"/>
+          <w:rtl/>
+        </w:rPr>
+        <w:t xml:space="preserve"> מבוססים על טכנולוגיה בה שכבות אורגניות פולימריות מפיקות אור כאשר עובר בהן זרם חשמלי. בניגוד לצגי </w:t>
+      </w:r>
+      <w:r>
+        <w:rPr>
+          <w:rFonts w:cstheme="minorHAnsi"/>
+          <w:sz w:val="24"/>
+          <w:szCs w:val="24"/>
+        </w:rPr>
+        <w:t>LCD</w:t>
+      </w:r>
+      <w:r>
+        <w:rPr>
+          <w:rFonts w:cstheme="minorHAnsi"/>
+          <w:sz w:val="24"/>
+          <w:szCs w:val="24"/>
+          <w:rtl/>
+        </w:rPr>
+        <w:t xml:space="preserve">, מסכים אלו אינם דורשים תאורה אחורית, מה שמוביל לצריכת זרם נמוכה יותר, עיצוב דק וקומפקטי, וניגודיות גבוהה במיוחד עם צבעים עשירים ושחורים עמוקים. יתרון זה נובע מכך שכל פיקסל במסך </w:t>
+      </w:r>
+      <w:r>
+        <w:rPr>
+          <w:rFonts w:cstheme="minorHAnsi"/>
+          <w:sz w:val="24"/>
+          <w:szCs w:val="24"/>
+        </w:rPr>
+        <w:t>OLED</w:t>
+      </w:r>
+      <w:r>
+        <w:rPr>
+          <w:rFonts w:cstheme="minorHAnsi"/>
+          <w:sz w:val="24"/>
+          <w:szCs w:val="24"/>
+          <w:rtl/>
+        </w:rPr>
+        <w:t xml:space="preserve"> הוא מקור אור עצמאי שניתן להפעילו או לכבותו בנפרד. </w:t>
+      </w:r>
+    </w:p>
+    <w:p>
+      <w:pPr>
+        <w:rPr>
+          <w:rFonts w:cstheme="minorHAnsi"/>
+          <w:b/>
+          <w:bCs/>
+          <w:sz w:val="28"/>
+          <w:szCs w:val="28"/>
+          <w:rtl/>
+        </w:rPr>
+      </w:pPr>
+      <w:r>
+        <w:rPr>
+          <w:rFonts w:cstheme="minorHAnsi"/>
+          <w:b/>
+          <w:bCs/>
+          <w:sz w:val="28"/>
+          <w:szCs w:val="28"/>
+          <w:rtl/>
+        </w:rPr>
+        <w:t xml:space="preserve">מבנה ופעולה של מסך </w:t>
+      </w:r>
+      <w:r>
+        <w:rPr>
+          <w:rFonts w:cstheme="minorHAnsi"/>
+          <w:b/>
+          <w:bCs/>
+          <w:sz w:val="28"/>
+          <w:szCs w:val="28"/>
+        </w:rPr>
+        <w:t>OLED</w:t>
+      </w:r>
+    </w:p>
+    <w:p>
+      <w:pPr>
+        <w:rPr>
+          <w:rFonts w:cstheme="minorHAnsi"/>
+          <w:sz w:val="24"/>
+          <w:szCs w:val="24"/>
+          <w:rtl/>
+        </w:rPr>
+      </w:pPr>
+      <w:r>
+        <w:rPr>
+          <w:rFonts w:cstheme="minorHAnsi"/>
+          <w:sz w:val="24"/>
+          <w:szCs w:val="24"/>
+          <w:rtl/>
+        </w:rPr>
+        <w:t xml:space="preserve">כדי לייצר מסך </w:t>
+      </w:r>
+      <w:r>
+        <w:rPr>
+          <w:rFonts w:cstheme="minorHAnsi"/>
+          <w:sz w:val="24"/>
+          <w:szCs w:val="24"/>
+        </w:rPr>
+        <w:t>OLED</w:t>
+      </w:r>
+      <w:r>
+        <w:rPr>
+          <w:rFonts w:cstheme="minorHAnsi"/>
+          <w:sz w:val="24"/>
+          <w:szCs w:val="24"/>
+          <w:rtl/>
+        </w:rPr>
+        <w:t xml:space="preserve">, מדפיסים שתי שכבות דקות של חומרים אורגניים פולימריים מוליכי חשמל בין שני לוחות מוליכים (אנודה </w:t>
+      </w:r>
+      <w:proofErr w:type="spellStart"/>
+      <w:r>
+        <w:rPr>
+          <w:rFonts w:cstheme="minorHAnsi"/>
+          <w:sz w:val="24"/>
+          <w:szCs w:val="24"/>
+          <w:rtl/>
+        </w:rPr>
+        <w:t>וקתודה</w:t>
+      </w:r>
+      <w:proofErr w:type="spellEnd"/>
+      <w:r>
+        <w:rPr>
+          <w:rFonts w:cstheme="minorHAnsi"/>
+          <w:sz w:val="24"/>
+          <w:szCs w:val="24"/>
+          <w:rtl/>
+        </w:rPr>
+        <w:t>).</w:t>
+      </w:r>
+    </w:p>
+    <w:p>
+      <w:pPr>
+        <w:rPr>
+          <w:rFonts w:cstheme="minorHAnsi"/>
+          <w:sz w:val="24"/>
+          <w:szCs w:val="24"/>
+          <w:rtl/>
+        </w:rPr>
+      </w:pPr>
+      <w:r>
+        <w:rPr>
+          <w:rFonts w:cstheme="minorHAnsi"/>
+          <w:sz w:val="24"/>
+          <w:szCs w:val="24"/>
+          <w:rtl/>
+        </w:rPr>
+        <w:t>אנודה: עשויה לרוב מתחמוצת אינדיום ובדיל שקופה (</w:t>
+      </w:r>
+      <w:r>
+        <w:rPr>
+          <w:rFonts w:cstheme="minorHAnsi"/>
+          <w:sz w:val="24"/>
+          <w:szCs w:val="24"/>
+        </w:rPr>
+        <w:t>ITO</w:t>
+      </w:r>
+      <w:r>
+        <w:rPr>
+          <w:rFonts w:cstheme="minorHAnsi"/>
+          <w:sz w:val="24"/>
+          <w:szCs w:val="24"/>
+          <w:rtl/>
+        </w:rPr>
+        <w:t>).</w:t>
+      </w:r>
+    </w:p>
+    <w:p>
+      <w:pPr>
+        <w:rPr>
+          <w:rFonts w:cstheme="minorHAnsi"/>
+          <w:sz w:val="24"/>
+          <w:szCs w:val="24"/>
+          <w:rtl/>
+        </w:rPr>
+      </w:pPr>
+      <w:proofErr w:type="spellStart"/>
+      <w:r>
+        <w:rPr>
+          <w:rFonts w:cstheme="minorHAnsi"/>
+          <w:sz w:val="24"/>
+          <w:szCs w:val="24"/>
+          <w:rtl/>
+        </w:rPr>
+        <w:t>קתודה</w:t>
+      </w:r>
+      <w:proofErr w:type="spellEnd"/>
+      <w:r>
+        <w:rPr>
+          <w:rFonts w:cstheme="minorHAnsi"/>
+          <w:sz w:val="24"/>
+          <w:szCs w:val="24"/>
+          <w:rtl/>
+        </w:rPr>
+        <w:t>: עשויה מחומר מתכתי כגון אלומיניום.</w:t>
+      </w:r>
+    </w:p>
+    <w:p>
+      <w:pPr>
+        <w:rPr>
+          <w:rFonts w:cstheme="minorHAnsi"/>
+          <w:sz w:val="24"/>
+          <w:szCs w:val="24"/>
+          <w:rtl/>
+        </w:rPr>
+      </w:pPr>
+      <w:r>
+        <w:rPr>
+          <w:rFonts w:cstheme="minorHAnsi"/>
+          <w:sz w:val="24"/>
+          <w:szCs w:val="24"/>
+          <w:rtl/>
+        </w:rPr>
+        <w:t xml:space="preserve">כאשר מופעל מתח נמוך בין </w:t>
+      </w:r>
+      <w:proofErr w:type="spellStart"/>
+      <w:r>
+        <w:rPr>
+          <w:rFonts w:cstheme="minorHAnsi"/>
+          <w:sz w:val="24"/>
+          <w:szCs w:val="24"/>
+          <w:rtl/>
+        </w:rPr>
+        <w:t>הקתודה</w:t>
+      </w:r>
+      <w:proofErr w:type="spellEnd"/>
+      <w:r>
+        <w:rPr>
+          <w:rFonts w:cstheme="minorHAnsi"/>
+          <w:sz w:val="24"/>
+          <w:szCs w:val="24"/>
+          <w:rtl/>
+        </w:rPr>
+        <w:t xml:space="preserve"> </w:t>
+      </w:r>
+      <w:proofErr w:type="spellStart"/>
+      <w:r>
+        <w:rPr>
+          <w:rFonts w:cstheme="minorHAnsi"/>
+          <w:sz w:val="24"/>
+          <w:szCs w:val="24"/>
+          <w:rtl/>
+        </w:rPr>
+        <w:t>לאנודה</w:t>
+      </w:r>
+      <w:proofErr w:type="spellEnd"/>
+      <w:r>
+        <w:rPr>
+          <w:rFonts w:cstheme="minorHAnsi"/>
+          <w:sz w:val="24"/>
+          <w:szCs w:val="24"/>
+          <w:rtl/>
+        </w:rPr>
+        <w:t>, עובר זרם דרך החומרים האורגניים, וגורם לפליטת אור.</w:t>
+      </w:r>
+    </w:p>
+    <w:p>
+      <w:pPr>
+        <w:rPr>
+          <w:rFonts w:cstheme="minorHAnsi"/>
+          <w:sz w:val="24"/>
+          <w:szCs w:val="24"/>
+          <w:rtl/>
+        </w:rPr>
+      </w:pPr>
+      <w:r>
+        <w:rPr>
+          <w:rFonts w:cstheme="minorHAnsi"/>
+          <w:sz w:val="24"/>
+          <w:szCs w:val="24"/>
+          <w:rtl/>
+        </w:rPr>
+        <w:t xml:space="preserve">הודות למבנה זה, מסכים מבוססי </w:t>
+      </w:r>
+      <w:r>
+        <w:rPr>
+          <w:rFonts w:cstheme="minorHAnsi"/>
+          <w:sz w:val="24"/>
+          <w:szCs w:val="24"/>
+        </w:rPr>
+        <w:t>OLED</w:t>
+      </w:r>
+      <w:r>
+        <w:rPr>
+          <w:rFonts w:cstheme="minorHAnsi"/>
+          <w:sz w:val="24"/>
+          <w:szCs w:val="24"/>
+          <w:rtl/>
+        </w:rPr>
+        <w:t xml:space="preserve"> מציעים:</w:t>
+      </w:r>
+    </w:p>
+    <w:p>
+      <w:pPr>
+        <w:pStyle w:val="a9"/>
+        <w:numPr>
+          <w:ilvl w:val="0"/>
+          <w:numId w:val="38"/>
+        </w:numPr>
+        <w:rPr>
+          <w:rFonts w:cstheme="minorHAnsi"/>
+          <w:sz w:val="24"/>
+          <w:szCs w:val="24"/>
+          <w:rtl/>
+        </w:rPr>
+      </w:pPr>
+      <w:r>
+        <w:rPr>
+          <w:rFonts w:cstheme="minorHAnsi"/>
+          <w:sz w:val="24"/>
+          <w:szCs w:val="24"/>
+          <w:rtl/>
+        </w:rPr>
+        <w:t>בהירות גבוהה</w:t>
+      </w:r>
+    </w:p>
+    <w:p>
+      <w:pPr>
+        <w:pStyle w:val="a9"/>
+        <w:numPr>
+          <w:ilvl w:val="0"/>
+          <w:numId w:val="38"/>
+        </w:numPr>
+        <w:rPr>
+          <w:rFonts w:cstheme="minorHAnsi"/>
+          <w:sz w:val="24"/>
+          <w:szCs w:val="24"/>
+          <w:rtl/>
+        </w:rPr>
+      </w:pPr>
+      <w:r>
+        <w:rPr>
+          <w:rFonts w:cstheme="minorHAnsi"/>
+          <w:sz w:val="24"/>
+          <w:szCs w:val="24"/>
+          <w:rtl/>
+        </w:rPr>
+        <w:t>ניגודיות מעולה</w:t>
+      </w:r>
+    </w:p>
+    <w:p>
+      <w:pPr>
+        <w:pStyle w:val="a9"/>
+        <w:numPr>
+          <w:ilvl w:val="0"/>
+          <w:numId w:val="38"/>
+        </w:numPr>
+        <w:rPr>
+          <w:rFonts w:cstheme="minorHAnsi"/>
+          <w:sz w:val="24"/>
+          <w:szCs w:val="24"/>
+          <w:rtl/>
+        </w:rPr>
+      </w:pPr>
+      <w:r>
+        <w:rPr>
+          <w:rFonts w:cstheme="minorHAnsi"/>
+          <w:sz w:val="24"/>
+          <w:szCs w:val="24"/>
+          <w:rtl/>
+        </w:rPr>
+        <w:t>צבעים עשירים</w:t>
+      </w:r>
+    </w:p>
+    <w:p>
+      <w:pPr>
+        <w:pStyle w:val="a9"/>
+        <w:numPr>
+          <w:ilvl w:val="0"/>
+          <w:numId w:val="38"/>
+        </w:numPr>
+        <w:rPr>
+          <w:rFonts w:cstheme="minorHAnsi"/>
+          <w:sz w:val="24"/>
+          <w:szCs w:val="24"/>
+          <w:rtl/>
+        </w:rPr>
+      </w:pPr>
+      <w:r>
+        <w:rPr>
+          <w:rFonts w:cstheme="minorHAnsi"/>
+          <w:sz w:val="24"/>
+          <w:szCs w:val="24"/>
+          <w:rtl/>
+        </w:rPr>
+        <w:t>יכולת הצגת מידע ברור גם באור יום</w:t>
+      </w:r>
+    </w:p>
+    <w:p>
+      <w:pPr>
+        <w:rPr>
+          <w:rFonts w:cstheme="minorHAnsi"/>
+          <w:b/>
+          <w:bCs/>
+          <w:sz w:val="28"/>
+          <w:szCs w:val="28"/>
+          <w:rtl/>
+        </w:rPr>
+      </w:pPr>
+    </w:p>
+    <w:p>
+      <w:pPr>
+        <w:rPr>
+          <w:rFonts w:cstheme="minorHAnsi"/>
+          <w:b/>
+          <w:bCs/>
+          <w:sz w:val="28"/>
+          <w:szCs w:val="28"/>
+          <w:rtl/>
+        </w:rPr>
+      </w:pPr>
+      <w:r>
+        <w:rPr>
+          <w:rFonts w:cstheme="minorHAnsi"/>
+          <w:b/>
+          <w:bCs/>
+          <w:sz w:val="28"/>
+          <w:szCs w:val="28"/>
+          <w:rtl/>
+        </w:rPr>
+        <w:t xml:space="preserve">חיבור מסך </w:t>
+      </w:r>
+      <w:r>
+        <w:rPr>
+          <w:rFonts w:cstheme="minorHAnsi"/>
+          <w:b/>
+          <w:bCs/>
+          <w:sz w:val="28"/>
+          <w:szCs w:val="28"/>
+        </w:rPr>
+        <w:t>OLED</w:t>
+      </w:r>
+      <w:r>
+        <w:rPr>
+          <w:rFonts w:cstheme="minorHAnsi"/>
+          <w:b/>
+          <w:bCs/>
+          <w:sz w:val="28"/>
+          <w:szCs w:val="28"/>
+          <w:rtl/>
+        </w:rPr>
+        <w:t xml:space="preserve"> בתקשורת </w:t>
+      </w:r>
+      <w:r>
+        <w:rPr>
+          <w:rFonts w:cstheme="minorHAnsi"/>
+          <w:b/>
+          <w:bCs/>
+          <w:sz w:val="28"/>
+          <w:szCs w:val="28"/>
+        </w:rPr>
+        <w:t>I2C</w:t>
+      </w:r>
+    </w:p>
+    <w:p>
+      <w:pPr>
+        <w:rPr>
+          <w:rFonts w:cstheme="minorHAnsi" w:hint="cs"/>
+          <w:sz w:val="24"/>
+          <w:szCs w:val="24"/>
+          <w:rtl/>
+        </w:rPr>
+      </w:pPr>
+      <w:r>
+        <w:rPr>
+          <w:rFonts w:cstheme="minorHAnsi"/>
+          <w:sz w:val="24"/>
+          <w:szCs w:val="24"/>
+          <w:rtl/>
+        </w:rPr>
+        <w:t xml:space="preserve">מסך </w:t>
+      </w:r>
+      <w:r>
+        <w:rPr>
+          <w:rFonts w:cstheme="minorHAnsi"/>
+          <w:sz w:val="24"/>
+          <w:szCs w:val="24"/>
+        </w:rPr>
+        <w:t>OLED</w:t>
+      </w:r>
+      <w:r>
+        <w:rPr>
+          <w:rFonts w:cstheme="minorHAnsi"/>
+          <w:sz w:val="24"/>
+          <w:szCs w:val="24"/>
+          <w:rtl/>
+        </w:rPr>
+        <w:t xml:space="preserve"> משתמש בפרוטוקול תקשורת </w:t>
+      </w:r>
+      <w:r>
+        <w:rPr>
+          <w:rFonts w:cstheme="minorHAnsi"/>
+          <w:sz w:val="24"/>
+          <w:szCs w:val="24"/>
+        </w:rPr>
+        <w:t>I2C</w:t>
+      </w:r>
+      <w:r>
+        <w:rPr>
+          <w:rFonts w:cstheme="minorHAnsi"/>
+          <w:sz w:val="24"/>
+          <w:szCs w:val="24"/>
+          <w:rtl/>
+        </w:rPr>
+        <w:t>, המאפשר חיבור פשוט ויעיל עם מיקרו-בקרים. הפרוטוקול דורש:</w:t>
+      </w:r>
+    </w:p>
+    <w:p>
+      <w:pPr>
+        <w:rPr>
+          <w:rFonts w:cstheme="minorHAnsi"/>
+          <w:sz w:val="24"/>
+          <w:szCs w:val="24"/>
+          <w:rtl/>
+        </w:rPr>
+      </w:pPr>
+      <w:r>
+        <w:rPr>
+          <w:rFonts w:cstheme="minorHAnsi"/>
+          <w:sz w:val="24"/>
+          <w:szCs w:val="24"/>
+        </w:rPr>
+        <w:t>SDA (Data)</w:t>
+      </w:r>
+      <w:r>
+        <w:rPr>
+          <w:rFonts w:cstheme="minorHAnsi"/>
+          <w:sz w:val="24"/>
+          <w:szCs w:val="24"/>
+          <w:rtl/>
+        </w:rPr>
+        <w:t>: העברת נתונים.</w:t>
+      </w:r>
+    </w:p>
+    <w:p>
+      <w:pPr>
+        <w:rPr>
+          <w:rFonts w:cstheme="minorHAnsi"/>
+          <w:sz w:val="24"/>
+          <w:szCs w:val="24"/>
+          <w:rtl/>
+        </w:rPr>
+      </w:pPr>
+      <w:r>
+        <w:rPr>
+          <w:rFonts w:cstheme="minorHAnsi"/>
+          <w:sz w:val="24"/>
+          <w:szCs w:val="24"/>
+        </w:rPr>
+        <w:t>SCL (Clock)</w:t>
+      </w:r>
+      <w:r>
+        <w:rPr>
+          <w:rFonts w:cstheme="minorHAnsi"/>
+          <w:sz w:val="24"/>
+          <w:szCs w:val="24"/>
+          <w:rtl/>
+        </w:rPr>
+        <w:t>: סיגנל שעון לסנכרון הנתונים.</w:t>
+      </w:r>
+    </w:p>
+    <w:p>
+      <w:pPr>
+        <w:rPr>
+          <w:rFonts w:cstheme="minorHAnsi"/>
+          <w:sz w:val="24"/>
+          <w:szCs w:val="24"/>
+          <w:rtl/>
+        </w:rPr>
+      </w:pPr>
+      <w:r>
+        <w:rPr>
+          <w:rFonts w:cstheme="minorHAnsi"/>
+          <w:sz w:val="24"/>
+          <w:szCs w:val="24"/>
+          <w:rtl/>
+        </w:rPr>
+        <w:t xml:space="preserve">למסכים אלו כתובת ייחודית </w:t>
+      </w:r>
+      <w:r>
+        <w:rPr>
+          <w:rFonts w:cstheme="minorHAnsi" w:hint="cs"/>
+          <w:sz w:val="24"/>
+          <w:szCs w:val="24"/>
+          <w:rtl/>
+        </w:rPr>
+        <w:t xml:space="preserve">שבבקר שלנו היא </w:t>
+      </w:r>
+      <w:r>
+        <w:rPr>
+          <w:rFonts w:cstheme="minorHAnsi"/>
+          <w:sz w:val="24"/>
+          <w:szCs w:val="24"/>
+        </w:rPr>
+        <w:t>0x3C</w:t>
+      </w:r>
+      <w:r>
+        <w:rPr>
+          <w:rFonts w:cstheme="minorHAnsi"/>
+          <w:sz w:val="24"/>
+          <w:szCs w:val="24"/>
+          <w:rtl/>
+        </w:rPr>
+        <w:t xml:space="preserve"> לזיהוי בתקשורת.</w:t>
+      </w:r>
+    </w:p>
+    <w:p>
+      <w:pPr>
+        <w:rPr>
+          <w:rFonts w:cstheme="minorHAnsi"/>
+          <w:sz w:val="24"/>
+          <w:szCs w:val="24"/>
+          <w:rtl/>
+        </w:rPr>
+      </w:pPr>
+      <w:r>
+        <w:rPr>
+          <w:rFonts w:cstheme="minorHAnsi"/>
+          <w:sz w:val="24"/>
+          <w:szCs w:val="24"/>
+          <w:rtl/>
+        </w:rPr>
+        <w:t xml:space="preserve">פרוטוקול </w:t>
+      </w:r>
+      <w:r>
+        <w:rPr>
+          <w:rFonts w:cstheme="minorHAnsi"/>
+          <w:sz w:val="24"/>
+          <w:szCs w:val="24"/>
+        </w:rPr>
+        <w:t>I2C</w:t>
+      </w:r>
+      <w:r>
+        <w:rPr>
+          <w:rFonts w:cstheme="minorHAnsi"/>
+          <w:sz w:val="24"/>
+          <w:szCs w:val="24"/>
+          <w:rtl/>
+        </w:rPr>
+        <w:t xml:space="preserve"> יעיל במיוחד, מכיוון שהוא משתמש בשני חוטים בלבד, ומאפשר למספר התקנים לחלוק את אותם הקווים.</w:t>
+      </w:r>
+    </w:p>
+    <w:p>
+      <w:pPr>
+        <w:rPr>
+          <w:sz w:val="24"/>
+          <w:szCs w:val="24"/>
+          <w:rtl/>
+        </w:rPr>
+      </w:pPr>
+    </w:p>
+    <w:p>
+      <w:pPr>
+        <w:rPr>
+          <w:rFonts w:cstheme="minorHAnsi"/>
+          <w:b/>
+          <w:bCs/>
+          <w:sz w:val="28"/>
+          <w:szCs w:val="28"/>
+          <w:rtl/>
+        </w:rPr>
+      </w:pPr>
+    </w:p>
+    <w:p>
+      <w:pPr>
+        <w:rPr>
+          <w:rFonts w:cstheme="minorHAnsi"/>
+          <w:b/>
+          <w:bCs/>
+          <w:sz w:val="28"/>
+          <w:szCs w:val="28"/>
+          <w:rtl/>
+        </w:rPr>
+      </w:pPr>
+      <w:r>
+        <w:rPr>
+          <w:rFonts w:cstheme="minorHAnsi"/>
+          <w:b/>
+          <w:bCs/>
+          <w:sz w:val="28"/>
+          <w:szCs w:val="28"/>
+          <w:rtl/>
+        </w:rPr>
+        <w:lastRenderedPageBreak/>
+        <w:t xml:space="preserve">ספריות וקוד לפיתוח עם </w:t>
+      </w:r>
+      <w:r>
+        <w:rPr>
+          <w:rFonts w:cstheme="minorHAnsi"/>
+          <w:b/>
+          <w:bCs/>
+          <w:sz w:val="28"/>
+          <w:szCs w:val="28"/>
+        </w:rPr>
+        <w:t>OLED</w:t>
+      </w:r>
+      <w:r>
+        <w:rPr>
+          <w:rFonts w:cstheme="minorHAnsi"/>
+          <w:b/>
+          <w:bCs/>
+          <w:sz w:val="28"/>
+          <w:szCs w:val="28"/>
+          <w:rtl/>
+        </w:rPr>
+        <w:t>:</w:t>
+      </w:r>
+    </w:p>
+    <w:p>
+      <w:pPr>
+        <w:rPr>
+          <w:rFonts w:cstheme="minorHAnsi"/>
+          <w:sz w:val="24"/>
+          <w:szCs w:val="24"/>
+          <w:rtl/>
+        </w:rPr>
+      </w:pPr>
+      <w:r>
+        <w:rPr>
+          <w:rFonts w:cstheme="minorHAnsi"/>
+          <w:sz w:val="24"/>
+          <w:szCs w:val="24"/>
+          <w:rtl/>
+        </w:rPr>
+        <w:t xml:space="preserve">עבודה עם מסך </w:t>
+      </w:r>
+      <w:r>
+        <w:rPr>
+          <w:rFonts w:cstheme="minorHAnsi"/>
+          <w:sz w:val="24"/>
+          <w:szCs w:val="24"/>
+        </w:rPr>
+        <w:t>OLED</w:t>
+      </w:r>
+      <w:r>
+        <w:rPr>
+          <w:rFonts w:cstheme="minorHAnsi"/>
+          <w:sz w:val="24"/>
+          <w:szCs w:val="24"/>
+          <w:rtl/>
+        </w:rPr>
+        <w:t xml:space="preserve"> דורשת שימוש במספר ספריות עזר:</w:t>
+      </w:r>
+    </w:p>
+    <w:p>
+      <w:pPr>
+        <w:rPr>
+          <w:rFonts w:cstheme="minorHAnsi"/>
+          <w:sz w:val="24"/>
+          <w:szCs w:val="24"/>
+          <w:rtl/>
+        </w:rPr>
+      </w:pPr>
+      <w:r>
+        <w:rPr>
+          <w:rFonts w:cstheme="minorHAnsi"/>
+          <w:sz w:val="24"/>
+          <w:szCs w:val="24"/>
+        </w:rPr>
+        <w:t>SPI</w:t>
+      </w:r>
+      <w:r>
+        <w:rPr>
+          <w:rFonts w:cstheme="minorHAnsi"/>
+          <w:sz w:val="24"/>
+          <w:szCs w:val="24"/>
+          <w:rtl/>
+        </w:rPr>
+        <w:t xml:space="preserve"> – פרוטוקול לתקשורת טורית מהירה.</w:t>
+      </w:r>
+    </w:p>
+    <w:p>
+      <w:pPr>
+        <w:rPr>
+          <w:rFonts w:cstheme="minorHAnsi"/>
+          <w:sz w:val="24"/>
+          <w:szCs w:val="24"/>
+          <w:rtl/>
+        </w:rPr>
+      </w:pPr>
+      <w:r>
+        <w:rPr>
+          <w:rFonts w:cstheme="minorHAnsi"/>
+          <w:sz w:val="24"/>
+          <w:szCs w:val="24"/>
+        </w:rPr>
+        <w:t>Wire</w:t>
+      </w:r>
+      <w:r>
+        <w:rPr>
+          <w:rFonts w:cstheme="minorHAnsi"/>
+          <w:sz w:val="24"/>
+          <w:szCs w:val="24"/>
+          <w:rtl/>
+        </w:rPr>
+        <w:t xml:space="preserve"> – ספרייה לעבודה עם פרוטוקול </w:t>
+      </w:r>
+      <w:r>
+        <w:rPr>
+          <w:rFonts w:cstheme="minorHAnsi"/>
+          <w:sz w:val="24"/>
+          <w:szCs w:val="24"/>
+        </w:rPr>
+        <w:t>I2C</w:t>
+      </w:r>
+      <w:r>
+        <w:rPr>
+          <w:rFonts w:cstheme="minorHAnsi"/>
+          <w:sz w:val="24"/>
+          <w:szCs w:val="24"/>
+          <w:rtl/>
+        </w:rPr>
+        <w:t>.</w:t>
+      </w:r>
+    </w:p>
+    <w:p>
+      <w:pPr>
+        <w:rPr>
+          <w:rFonts w:cstheme="minorHAnsi"/>
+          <w:sz w:val="24"/>
+          <w:szCs w:val="24"/>
+          <w:rtl/>
+        </w:rPr>
+      </w:pPr>
+      <w:proofErr w:type="spellStart"/>
+      <w:r>
+        <w:rPr>
+          <w:rFonts w:cstheme="minorHAnsi"/>
+          <w:sz w:val="24"/>
+          <w:szCs w:val="24"/>
+        </w:rPr>
+        <w:t>Adafruit_GFX</w:t>
+      </w:r>
+      <w:proofErr w:type="spellEnd"/>
+      <w:r>
+        <w:rPr>
+          <w:rFonts w:cstheme="minorHAnsi"/>
+          <w:sz w:val="24"/>
+          <w:szCs w:val="24"/>
+          <w:rtl/>
+        </w:rPr>
+        <w:t xml:space="preserve"> – ספרייה גרפית לתצוגה.</w:t>
+      </w:r>
+    </w:p>
+    <w:p>
+      <w:pPr>
+        <w:rPr>
+          <w:rFonts w:cstheme="minorHAnsi"/>
+          <w:sz w:val="24"/>
+          <w:szCs w:val="24"/>
+          <w:rtl/>
+        </w:rPr>
+      </w:pPr>
+      <w:r>
+        <w:rPr>
+          <w:rFonts w:cstheme="minorHAnsi"/>
+          <w:sz w:val="24"/>
+          <w:szCs w:val="24"/>
+        </w:rPr>
+        <w:t>Adafruit_SH110X</w:t>
+      </w:r>
+      <w:r>
+        <w:rPr>
+          <w:rFonts w:cstheme="minorHAnsi"/>
+          <w:sz w:val="24"/>
+          <w:szCs w:val="24"/>
+          <w:rtl/>
+        </w:rPr>
+        <w:t xml:space="preserve"> – ספרייה ייעודית למסכים עם בקר </w:t>
+      </w:r>
+      <w:r>
+        <w:rPr>
+          <w:rFonts w:cstheme="minorHAnsi"/>
+          <w:sz w:val="24"/>
+          <w:szCs w:val="24"/>
+        </w:rPr>
+        <w:t>SH1106/SH110X</w:t>
+      </w:r>
+      <w:r>
+        <w:rPr>
+          <w:rFonts w:cstheme="minorHAnsi"/>
+          <w:sz w:val="24"/>
+          <w:szCs w:val="24"/>
+          <w:rtl/>
+        </w:rPr>
+        <w:t>.</w:t>
+      </w:r>
+    </w:p>
+    <w:p>
+      <w:pPr>
+        <w:rPr>
+          <w:rFonts w:cstheme="minorHAnsi"/>
+          <w:rtl/>
+        </w:rPr>
+      </w:pPr>
+    </w:p>
+    <w:p>
+      <w:pPr>
+        <w:rPr>
+          <w:rFonts w:cstheme="minorHAnsi"/>
+          <w:b/>
+          <w:bCs/>
+          <w:sz w:val="28"/>
+          <w:szCs w:val="28"/>
+          <w:rtl/>
+        </w:rPr>
+      </w:pPr>
+      <w:r>
+        <w:rPr>
+          <w:rFonts w:cstheme="minorHAnsi" w:hint="cs"/>
+          <w:b/>
+          <w:bCs/>
+          <w:sz w:val="28"/>
+          <w:szCs w:val="28"/>
+          <w:rtl/>
+        </w:rPr>
+        <w:t>מתודות</w:t>
+      </w:r>
+      <w:r>
+        <w:rPr>
+          <w:rFonts w:cstheme="minorHAnsi"/>
+          <w:b/>
+          <w:bCs/>
+          <w:sz w:val="28"/>
+          <w:szCs w:val="28"/>
+          <w:rtl/>
+        </w:rPr>
+        <w:t xml:space="preserve"> עיקריות לעבודה עם מסך </w:t>
+      </w:r>
+      <w:r>
+        <w:rPr>
+          <w:rFonts w:cstheme="minorHAnsi"/>
+          <w:b/>
+          <w:bCs/>
+          <w:sz w:val="28"/>
+          <w:szCs w:val="28"/>
+        </w:rPr>
+        <w:t>OLED</w:t>
+      </w:r>
+      <w:r>
+        <w:rPr>
+          <w:rFonts w:cstheme="minorHAnsi"/>
+          <w:b/>
+          <w:bCs/>
+          <w:sz w:val="28"/>
+          <w:szCs w:val="28"/>
+          <w:rtl/>
+        </w:rPr>
+        <w:t>:</w:t>
+      </w:r>
+    </w:p>
+    <w:p>
+      <w:pPr>
+        <w:rPr>
+          <w:rFonts w:cstheme="minorHAnsi"/>
+          <w:sz w:val="24"/>
+          <w:szCs w:val="24"/>
+        </w:rPr>
+      </w:pPr>
+      <w:r>
+        <w:rPr>
+          <w:rFonts w:cstheme="minorHAnsi"/>
+          <w:b/>
+          <w:bCs/>
+          <w:sz w:val="24"/>
+          <w:szCs w:val="24"/>
+        </w:rPr>
+        <w:t>Adafruit_SH1106</w:t>
+      </w:r>
+      <w:proofErr w:type="gramStart"/>
+      <w:r>
+        <w:rPr>
+          <w:rFonts w:cstheme="minorHAnsi"/>
+          <w:b/>
+          <w:bCs/>
+          <w:sz w:val="24"/>
+          <w:szCs w:val="24"/>
+        </w:rPr>
+        <w:t>G</w:t>
+      </w:r>
+      <w:r>
+        <w:rPr>
+          <w:rFonts w:cstheme="minorHAnsi"/>
+          <w:sz w:val="24"/>
+          <w:szCs w:val="24"/>
+        </w:rPr>
+        <w:t xml:space="preserve"> </w:t>
+      </w:r>
+      <w:r>
+        <w:rPr>
+          <w:rFonts w:cstheme="minorHAnsi"/>
+          <w:sz w:val="24"/>
+          <w:szCs w:val="24"/>
+          <w:rtl/>
+        </w:rPr>
+        <w:t xml:space="preserve"> היא</w:t>
+      </w:r>
+      <w:proofErr w:type="gramEnd"/>
+      <w:r>
+        <w:rPr>
+          <w:rFonts w:cstheme="minorHAnsi"/>
+          <w:sz w:val="24"/>
+          <w:szCs w:val="24"/>
+          <w:rtl/>
+        </w:rPr>
+        <w:t xml:space="preserve"> פונקציה המשמשת ליצירת אובייקט מסוג</w:t>
+      </w:r>
+      <w:r>
+        <w:rPr>
+          <w:rFonts w:cstheme="minorHAnsi"/>
+          <w:sz w:val="24"/>
+          <w:szCs w:val="24"/>
+        </w:rPr>
+        <w:t xml:space="preserve"> Adafruit_SH1106G. </w:t>
+      </w:r>
+      <w:r>
+        <w:rPr>
+          <w:rFonts w:cstheme="minorHAnsi"/>
+          <w:sz w:val="24"/>
+          <w:szCs w:val="24"/>
+          <w:rtl/>
+        </w:rPr>
+        <w:t xml:space="preserve">הפונקציה מקבלת את גודל המסך (רוחב וגובה), </w:t>
+      </w:r>
+      <w:proofErr w:type="spellStart"/>
+      <w:r>
+        <w:rPr>
+          <w:rFonts w:cstheme="minorHAnsi"/>
+          <w:sz w:val="24"/>
+          <w:szCs w:val="24"/>
+          <w:rtl/>
+        </w:rPr>
+        <w:t>רפרנס</w:t>
+      </w:r>
+      <w:proofErr w:type="spellEnd"/>
+      <w:r>
+        <w:rPr>
+          <w:rFonts w:cstheme="minorHAnsi"/>
+          <w:sz w:val="24"/>
+          <w:szCs w:val="24"/>
+          <w:rtl/>
+        </w:rPr>
+        <w:t xml:space="preserve"> לאובייקט תקשורת טורית וערך קבוע מוגדר</w:t>
+      </w:r>
+      <w:r>
+        <w:rPr>
+          <w:rFonts w:cstheme="minorHAnsi"/>
+          <w:sz w:val="24"/>
+          <w:szCs w:val="24"/>
+        </w:rPr>
+        <w:t>.</w:t>
+      </w:r>
+    </w:p>
+    <w:p>
+      <w:pPr>
+        <w:rPr>
+          <w:rFonts w:cstheme="minorHAnsi"/>
+          <w:sz w:val="24"/>
+          <w:szCs w:val="24"/>
+        </w:rPr>
+      </w:pPr>
+      <w:r>
+        <w:rPr>
+          <w:rFonts w:cstheme="minorHAnsi"/>
+          <w:b/>
+          <w:bCs/>
+          <w:sz w:val="24"/>
+          <w:szCs w:val="24"/>
+        </w:rPr>
+        <w:t xml:space="preserve"> begin</w:t>
+      </w:r>
+      <w:r>
+        <w:rPr>
+          <w:rFonts w:cstheme="minorHAnsi"/>
+          <w:sz w:val="24"/>
+          <w:szCs w:val="24"/>
+        </w:rPr>
+        <w:t xml:space="preserve"> </w:t>
+      </w:r>
+      <w:r>
+        <w:rPr>
+          <w:rFonts w:cstheme="minorHAnsi"/>
+          <w:sz w:val="24"/>
+          <w:szCs w:val="24"/>
+          <w:rtl/>
+        </w:rPr>
+        <w:t>היא מתודה המשמשת לאתחול המסך. היא מקבלת את כתובת רכיב ה</w:t>
+      </w:r>
+      <w:r>
+        <w:rPr>
+          <w:rFonts w:cstheme="minorHAnsi"/>
+          <w:sz w:val="24"/>
+          <w:szCs w:val="24"/>
+        </w:rPr>
+        <w:t xml:space="preserve">-OLED </w:t>
+      </w:r>
+      <w:r>
+        <w:rPr>
+          <w:rFonts w:cstheme="minorHAnsi"/>
+          <w:sz w:val="24"/>
+          <w:szCs w:val="24"/>
+          <w:rtl/>
+        </w:rPr>
+        <w:t>בתקשורת טורית, שבדרך כלל הכתובת היא 0</w:t>
+      </w:r>
+      <w:r>
+        <w:rPr>
+          <w:rFonts w:cstheme="minorHAnsi"/>
+          <w:sz w:val="24"/>
+          <w:szCs w:val="24"/>
+        </w:rPr>
+        <w:t xml:space="preserve">x3C, </w:t>
+      </w:r>
+      <w:r>
+        <w:rPr>
+          <w:rFonts w:cstheme="minorHAnsi"/>
+          <w:sz w:val="24"/>
+          <w:szCs w:val="24"/>
+          <w:rtl/>
+        </w:rPr>
+        <w:t>ומשתנה בוליאני שמציין האם לבצע אתחול מחדש או לא. מומלץ להפעיל אתחול מחדש כדי להבטיח תפקוד תקין של המסך</w:t>
+      </w:r>
+      <w:r>
+        <w:rPr>
+          <w:rFonts w:cstheme="minorHAnsi"/>
+          <w:sz w:val="24"/>
+          <w:szCs w:val="24"/>
+        </w:rPr>
+        <w:t>.</w:t>
+      </w:r>
+    </w:p>
+    <w:p>
+      <w:pPr>
+        <w:rPr>
+          <w:rFonts w:cstheme="minorHAnsi"/>
+          <w:sz w:val="24"/>
+          <w:szCs w:val="24"/>
+        </w:rPr>
+      </w:pPr>
+      <w:r>
+        <w:rPr>
+          <w:rFonts w:cstheme="minorHAnsi"/>
+          <w:b/>
+          <w:bCs/>
+          <w:sz w:val="24"/>
+          <w:szCs w:val="24"/>
+        </w:rPr>
+        <w:t xml:space="preserve"> </w:t>
+      </w:r>
+      <w:proofErr w:type="spellStart"/>
+      <w:r>
+        <w:rPr>
+          <w:rFonts w:cstheme="minorHAnsi"/>
+          <w:b/>
+          <w:bCs/>
+          <w:sz w:val="24"/>
+          <w:szCs w:val="24"/>
+        </w:rPr>
+        <w:t>clearDisplay</w:t>
+      </w:r>
+      <w:proofErr w:type="spellEnd"/>
+      <w:r>
+        <w:rPr>
+          <w:rFonts w:cstheme="minorHAnsi"/>
+          <w:sz w:val="24"/>
+          <w:szCs w:val="24"/>
+        </w:rPr>
+        <w:t xml:space="preserve"> </w:t>
+      </w:r>
+      <w:r>
+        <w:rPr>
+          <w:rFonts w:cstheme="minorHAnsi"/>
+          <w:sz w:val="24"/>
+          <w:szCs w:val="24"/>
+          <w:rtl/>
+        </w:rPr>
+        <w:t>היא מתודה לניקוי המסך כולו. פעולה זו מוחקת את כל התוכן המוצג ומכינה את המסך לתצוגה חדשה</w:t>
+      </w:r>
+      <w:r>
+        <w:rPr>
+          <w:rFonts w:cstheme="minorHAnsi"/>
+          <w:sz w:val="24"/>
+          <w:szCs w:val="24"/>
+        </w:rPr>
+        <w:t>.</w:t>
+      </w:r>
+    </w:p>
+    <w:p>
+      <w:pPr>
+        <w:rPr>
+          <w:rFonts w:cstheme="minorHAnsi"/>
+          <w:sz w:val="24"/>
+          <w:szCs w:val="24"/>
+        </w:rPr>
+      </w:pPr>
+      <w:proofErr w:type="spellStart"/>
+      <w:proofErr w:type="gramStart"/>
+      <w:r>
+        <w:rPr>
+          <w:rFonts w:cstheme="minorHAnsi"/>
+          <w:b/>
+          <w:bCs/>
+          <w:sz w:val="24"/>
+          <w:szCs w:val="24"/>
+        </w:rPr>
+        <w:t>setTextSize</w:t>
+      </w:r>
+      <w:proofErr w:type="spellEnd"/>
+      <w:r>
+        <w:rPr>
+          <w:rFonts w:cstheme="minorHAnsi"/>
+          <w:sz w:val="24"/>
+          <w:szCs w:val="24"/>
+        </w:rPr>
+        <w:t xml:space="preserve"> </w:t>
+      </w:r>
+      <w:r>
+        <w:rPr>
+          <w:rFonts w:cstheme="minorHAnsi"/>
+          <w:sz w:val="24"/>
+          <w:szCs w:val="24"/>
+          <w:rtl/>
+        </w:rPr>
+        <w:t xml:space="preserve"> היא</w:t>
+      </w:r>
+      <w:proofErr w:type="gramEnd"/>
+      <w:r>
+        <w:rPr>
+          <w:rFonts w:cstheme="minorHAnsi"/>
+          <w:sz w:val="24"/>
+          <w:szCs w:val="24"/>
+          <w:rtl/>
+        </w:rPr>
+        <w:t xml:space="preserve"> מתודה המשמשת לקביעת גודל הטקסט שיוצג במסך. ניתן לבחור גודל טקסט בטווח של 1 עד 5, כאשר גודל גדול יותר מציג טקסט ברור ובולט יותר</w:t>
+      </w:r>
+      <w:r>
+        <w:rPr>
+          <w:rFonts w:cstheme="minorHAnsi"/>
+          <w:sz w:val="24"/>
+          <w:szCs w:val="24"/>
+        </w:rPr>
+        <w:t>.</w:t>
+      </w:r>
+    </w:p>
+    <w:p>
+      <w:pPr>
+        <w:rPr>
+          <w:rFonts w:cstheme="minorHAnsi"/>
+          <w:sz w:val="24"/>
+          <w:szCs w:val="24"/>
+        </w:rPr>
+      </w:pPr>
+      <w:r>
+        <w:rPr>
+          <w:rFonts w:cstheme="minorHAnsi"/>
+          <w:b/>
+          <w:bCs/>
+          <w:sz w:val="24"/>
+          <w:szCs w:val="24"/>
+        </w:rPr>
+        <w:t xml:space="preserve"> </w:t>
+      </w:r>
+      <w:proofErr w:type="spellStart"/>
+      <w:r>
+        <w:rPr>
+          <w:rFonts w:cstheme="minorHAnsi"/>
+          <w:b/>
+          <w:bCs/>
+          <w:sz w:val="24"/>
+          <w:szCs w:val="24"/>
+        </w:rPr>
+        <w:t>setTextColor</w:t>
+      </w:r>
+      <w:proofErr w:type="spellEnd"/>
+      <w:r>
+        <w:rPr>
+          <w:rFonts w:cstheme="minorHAnsi"/>
+          <w:sz w:val="24"/>
+          <w:szCs w:val="24"/>
+        </w:rPr>
+        <w:t xml:space="preserve"> </w:t>
+      </w:r>
+      <w:r>
+        <w:rPr>
+          <w:rFonts w:cstheme="minorHAnsi"/>
+          <w:sz w:val="24"/>
+          <w:szCs w:val="24"/>
+          <w:rtl/>
+        </w:rPr>
+        <w:t>היא מתודה המאפשרת להגדיר את צבע הטקסט שיוצג על המסך. ניתן להשתמש בצבעים הזמינים המותאמים לסוג המסך</w:t>
+      </w:r>
+      <w:r>
+        <w:rPr>
+          <w:rFonts w:cstheme="minorHAnsi"/>
+          <w:sz w:val="24"/>
+          <w:szCs w:val="24"/>
+        </w:rPr>
+        <w:t>.</w:t>
+      </w:r>
+    </w:p>
+    <w:p>
+      <w:pPr>
+        <w:rPr>
+          <w:rFonts w:cstheme="minorHAnsi"/>
+          <w:sz w:val="24"/>
+          <w:szCs w:val="24"/>
+        </w:rPr>
+      </w:pPr>
+      <w:r>
+        <w:rPr>
+          <w:rFonts w:cstheme="minorHAnsi"/>
+          <w:b/>
+          <w:bCs/>
+          <w:sz w:val="24"/>
+          <w:szCs w:val="24"/>
+        </w:rPr>
+        <w:t xml:space="preserve"> </w:t>
+      </w:r>
+      <w:proofErr w:type="spellStart"/>
+      <w:r>
+        <w:rPr>
+          <w:rFonts w:cstheme="minorHAnsi"/>
+          <w:b/>
+          <w:bCs/>
+          <w:sz w:val="24"/>
+          <w:szCs w:val="24"/>
+        </w:rPr>
+        <w:t>setCursor</w:t>
+      </w:r>
+      <w:proofErr w:type="spellEnd"/>
+      <w:r>
+        <w:rPr>
+          <w:rFonts w:cstheme="minorHAnsi"/>
+          <w:sz w:val="24"/>
+          <w:szCs w:val="24"/>
+        </w:rPr>
+        <w:t xml:space="preserve"> </w:t>
+      </w:r>
+      <w:r>
+        <w:rPr>
+          <w:rFonts w:cstheme="minorHAnsi"/>
+          <w:sz w:val="24"/>
+          <w:szCs w:val="24"/>
+          <w:rtl/>
+        </w:rPr>
+        <w:t>היא מתודה המגדירה את מיקום התחלת הכתיבה על המסך. המתודה מקבלת שני ערכים המייצגים את המיקום בציר ה</w:t>
+      </w:r>
+      <w:r>
+        <w:rPr>
+          <w:rFonts w:cstheme="minorHAnsi"/>
+          <w:sz w:val="24"/>
+          <w:szCs w:val="24"/>
+        </w:rPr>
+        <w:t xml:space="preserve">-X </w:t>
+      </w:r>
+      <w:r>
+        <w:rPr>
+          <w:rFonts w:cstheme="minorHAnsi"/>
+          <w:sz w:val="24"/>
+          <w:szCs w:val="24"/>
+          <w:rtl/>
+        </w:rPr>
+        <w:t>ובציר ה</w:t>
+      </w:r>
+      <w:r>
+        <w:rPr>
+          <w:rFonts w:cstheme="minorHAnsi"/>
+          <w:sz w:val="24"/>
+          <w:szCs w:val="24"/>
+        </w:rPr>
+        <w:t xml:space="preserve">-Y. </w:t>
+      </w:r>
+      <w:r>
+        <w:rPr>
+          <w:rFonts w:cstheme="minorHAnsi"/>
+          <w:sz w:val="24"/>
+          <w:szCs w:val="24"/>
+          <w:rtl/>
+        </w:rPr>
+        <w:t>ערכים אלו חייבים להיות בטווח הגודל של המסך כדי להבטיח שהטקסט יוצג במקום הרצוי</w:t>
+      </w:r>
+      <w:r>
+        <w:rPr>
+          <w:rFonts w:cstheme="minorHAnsi"/>
+          <w:sz w:val="24"/>
+          <w:szCs w:val="24"/>
+        </w:rPr>
+        <w:t>.</w:t>
+      </w:r>
+    </w:p>
+    <w:p>
+      <w:pPr>
+        <w:rPr>
+          <w:rFonts w:cstheme="minorHAnsi"/>
+          <w:sz w:val="24"/>
+          <w:szCs w:val="24"/>
+        </w:rPr>
+      </w:pPr>
+      <w:r>
+        <w:rPr>
+          <w:rFonts w:cstheme="minorHAnsi"/>
+          <w:b/>
+          <w:bCs/>
+          <w:sz w:val="24"/>
+          <w:szCs w:val="24"/>
+        </w:rPr>
+        <w:t xml:space="preserve"> display</w:t>
+      </w:r>
+      <w:r>
+        <w:rPr>
+          <w:rFonts w:cstheme="minorHAnsi"/>
+          <w:sz w:val="24"/>
+          <w:szCs w:val="24"/>
+        </w:rPr>
+        <w:t xml:space="preserve"> </w:t>
+      </w:r>
+      <w:r>
+        <w:rPr>
+          <w:rFonts w:cstheme="minorHAnsi"/>
+          <w:sz w:val="24"/>
+          <w:szCs w:val="24"/>
+          <w:rtl/>
+        </w:rPr>
+        <w:t>היא מתודה המשמשת לעדכון המסך. לאחר ביצוע שינויים, יש להפעיל מתודה זו כדי לטעון את הנתונים החדשים ולהציגם בפועל</w:t>
+      </w:r>
+      <w:r>
+        <w:rPr>
+          <w:rFonts w:cstheme="minorHAnsi"/>
+          <w:sz w:val="24"/>
+          <w:szCs w:val="24"/>
+        </w:rPr>
+        <w:t>.</w:t>
+      </w:r>
+    </w:p>
+    <w:p>
+      <w:pPr>
+        <w:rPr>
+          <w:rFonts w:cstheme="minorHAnsi"/>
+          <w:sz w:val="24"/>
+          <w:szCs w:val="24"/>
+          <w:rtl/>
+        </w:rPr>
+      </w:pPr>
+      <w:r>
+        <w:rPr>
+          <w:rFonts w:cstheme="minorHAnsi"/>
+          <w:b/>
+          <w:bCs/>
+          <w:sz w:val="24"/>
+          <w:szCs w:val="24"/>
+        </w:rPr>
+        <w:t xml:space="preserve"> print</w:t>
+      </w:r>
+      <w:r>
+        <w:rPr>
+          <w:rFonts w:cstheme="minorHAnsi"/>
+          <w:sz w:val="24"/>
+          <w:szCs w:val="24"/>
+        </w:rPr>
+        <w:t xml:space="preserve"> </w:t>
+      </w:r>
+      <w:r>
+        <w:rPr>
+          <w:rFonts w:cstheme="minorHAnsi"/>
+          <w:sz w:val="24"/>
+          <w:szCs w:val="24"/>
+          <w:rtl/>
+        </w:rPr>
+        <w:t>היא מתודה המשמשת להדפסת טקסט או ערך מספרי ישירות על המסך. היא מאפשרת להציג מידע בזמן אמת ולהתאים את התוכן המוצג בצורה פשוטה ויעילה</w:t>
+      </w:r>
+      <w:r>
+        <w:rPr>
+          <w:rFonts w:cstheme="minorHAnsi"/>
+          <w:sz w:val="24"/>
+          <w:szCs w:val="24"/>
+        </w:rPr>
+        <w:t>.</w:t>
+      </w:r>
+    </w:p>
+    <w:p>
+      <w:pPr>
+        <w:rPr>
+          <w:rFonts w:hint="cs"/>
+          <w:sz w:val="24"/>
+          <w:szCs w:val="24"/>
+          <w:rtl/>
+        </w:rPr>
+      </w:pPr>
+      <w:r>
+        <w:rPr>
+          <w:rFonts w:cstheme="minorHAnsi" w:hint="cs"/>
+          <w:sz w:val="24"/>
+          <w:szCs w:val="24"/>
+          <w:rtl/>
+        </w:rPr>
+        <w:t xml:space="preserve">חשוב לזכור </w:t>
+      </w:r>
+      <w:r>
+        <w:rPr>
+          <w:rFonts w:cstheme="minorHAnsi" w:hint="cs"/>
+          <w:sz w:val="24"/>
+          <w:szCs w:val="24"/>
+          <w:rtl/>
+        </w:rPr>
+        <w:t>כי בקוד על מנת לגשת למתודות הללו עלינו ליצור את האובייקט של מסך ה</w:t>
+      </w:r>
+      <w:r>
+        <w:rPr>
+          <w:rFonts w:cstheme="minorHAnsi" w:hint="cs"/>
+          <w:sz w:val="24"/>
+          <w:szCs w:val="24"/>
+        </w:rPr>
+        <w:t>OLED</w:t>
+      </w:r>
+      <w:r>
+        <w:rPr>
+          <w:rFonts w:cstheme="minorHAnsi" w:hint="cs"/>
+          <w:sz w:val="24"/>
+          <w:szCs w:val="24"/>
+          <w:rtl/>
+        </w:rPr>
+        <w:t xml:space="preserve"> עם הערכים הנכונים. זה נעשה על ידי פונקציית הבנאי </w:t>
+      </w:r>
+      <w:r>
+        <w:rPr>
+          <w:rFonts w:cstheme="minorHAnsi"/>
+          <w:sz w:val="24"/>
+          <w:szCs w:val="24"/>
+        </w:rPr>
+        <w:t>Adafruit_SH1106G</w:t>
+      </w:r>
+      <w:r>
+        <w:rPr>
+          <w:rtl/>
+        </w:rPr>
+        <w:br w:type="page"/>
+      </w:r>
+    </w:p>
+    <w:p>
+      <w:pPr>
+        <w:pStyle w:val="1"/>
+        <w:rPr>
+          <w:rtl/>
+        </w:rPr>
+      </w:pPr>
+      <w:r>
+        <w:rPr>
+          <w:rFonts w:hint="cs"/>
+          <w:rtl/>
+        </w:rPr>
+        <w:lastRenderedPageBreak/>
         <w:t xml:space="preserve">ניסוי שני </w:t>
       </w:r>
       <w:r>
@@ -22057,6 +24863,7 @@
           <w:rFonts w:ascii="Tahoma" w:hAnsi="Tahoma" w:cs="Tahoma"/>
           <w:rtl/>
         </w:rPr>
+        <w:lastRenderedPageBreak/>
         <w:t>במהלך הניסוי למד</w:t>
       </w:r>
       <w:r>
@@ -22352,7 +25159,6 @@
           <w:szCs w:val="24"/>
           <w:rtl/>
         </w:rPr>
-        <w:lastRenderedPageBreak/>
         <w:t>סימולציה ב</w:t>
       </w:r>
       <w:r>
@@ -22422,7 +25228,7 @@
                     <pic:cNvPicPr/>
                   </pic:nvPicPr>
                   <pic:blipFill>
-                    <a:blip r:embed="rId16">
+                    <a:blip r:embed="rId17">
                       <a:extLst>
                         <a:ext uri="{28A0092B-C50C-407E-A947-70E740481C1C}">
                           <a14:useLocalDpi xmlns:a14="http://schemas.microsoft.com/office/drawing/2010/main" val="0"/>
@@ -22621,6 +25427,7 @@
           <w:sz w:val="21"/>
           <w:szCs w:val="21"/>
         </w:rPr>
+        <w:lastRenderedPageBreak/>
         <w:t>#include</w:t>
       </w:r>
       <w:r>
@@ -23393,7 +26200,6 @@
           <w:sz w:val="21"/>
           <w:szCs w:val="21"/>
         </w:rPr>
-        <w:lastRenderedPageBreak/>
         <w:t xml:space="preserve">  </w:t>
       </w:r>
       <w:proofErr w:type="spellStart"/>
@@ -24981,6 +27787,7 @@
           <w:szCs w:val="28"/>
           <w:rtl/>
         </w:rPr>
+        <w:lastRenderedPageBreak/>
         <w:t>מהלך הניסוי</w:t>
       </w:r>
     </w:p>
@@ -25231,7 +28038,6 @@
           <w:rFonts w:ascii="Tahoma" w:hAnsi="Tahoma" w:cs="Tahoma"/>
           <w:rtl/>
         </w:rPr>
-        <w:lastRenderedPageBreak/>
         <w:t>כאשר הזזנו את הדף(המכשול) מול החיישן, הוא קלת את המרחק שהדף נמצא ממנו, והציג את זה ישר על מסך ה</w:t>
       </w:r>
       <w:r>
@@ -25524,6 +28330,7 @@
           <w:lang w:val="he-IL"/>
           <w14:ligatures w14:val="standardContextual"/>
         </w:rPr>
+        <w:lastRenderedPageBreak/>
         <w:drawing>
           <wp:inline distT="0" distB="0" distL="0" distR="0" wp14:anchorId="615A5D57" wp14:editId="2CA46530">
             <wp:extent cx="3914865" cy="2590800"/>
@@ -25540,7 +28347,7 @@
                     <pic:cNvPicPr/>
                   </pic:nvPicPr>
                   <pic:blipFill>
-                    <a:blip r:embed="rId17" cstate="print">
+                    <a:blip r:embed="rId18" cstate="print">
                       <a:extLst>
                         <a:ext uri="{28A0092B-C50C-407E-A947-70E740481C1C}">
                           <a14:useLocalDpi xmlns:a14="http://schemas.microsoft.com/office/drawing/2010/main" val="0"/>
@@ -25621,7 +28428,6 @@
           <w:sz w:val="21"/>
           <w:szCs w:val="21"/>
         </w:rPr>
-        <w:lastRenderedPageBreak/>
         <w:t>#include</w:t>
       </w:r>
       <w:r>
@@ -26994,6 +29800,7 @@
           <w:sz w:val="21"/>
           <w:szCs w:val="21"/>
         </w:rPr>
+        <w:lastRenderedPageBreak/>
         <w:t>}</w:t>
       </w:r>
     </w:p>
@@ -28067,7 +30874,6 @@
           <w:sz w:val="21"/>
           <w:szCs w:val="21"/>
         </w:rPr>
-        <w:lastRenderedPageBreak/>
         <w:t>display</w:t>
       </w:r>
       <w:r>
@@ -28617,8 +31423,8 @@
       </w:r>
     </w:p>
     <w:sectPr>
-      <w:headerReference w:type="default" r:id="rId18"/>
-      <w:footerReference w:type="default" r:id="rId19"/>
+      <w:headerReference w:type="default" r:id="rId19"/>
+      <w:footerReference w:type="default" r:id="rId20"/>
       <w:pgSz w:w="11906" w:h="16838"/>
       <w:pgMar w:top="1134" w:right="850" w:bottom="1134" w:left="1701" w:header="708" w:footer="708" w:gutter="0"/>
       <w:cols w:space="708"/>
@@ -28670,7 +31476,6 @@
         <w:docPartUnique/>
       </w:docPartObj>
     </w:sdtPr>
-    <w:sdtEndPr/>
     <w:sdtContent>
       <w:p>
         <w:pPr>
@@ -28813,16 +31618,16 @@
 <file path=word/numbering.xml><?xml version="1.0" encoding="utf-8"?>
 <w:numbering xmlns:wpc="http://schemas.microsoft.com/office/word/2010/wordprocessingCanvas" xmlns:cx="http://schemas.microsoft.com/office/drawing/2014/chartex" xmlns:cx1="http://schemas.microsoft.com/office/drawing/2015/9/8/chartex" xmlns:cx2="http://schemas.microsoft.com/office/drawing/2015/10/21/chartex" xmlns:cx3="http://schemas.microsoft.com/office/drawing/2016/5/9/chartex" xmlns:cx4="http://schemas.microsoft.com/office/drawing/2016/5/10/chartex" xmlns:cx5="http://schemas.microsoft.com/office/drawing/2016/5/11/chartex" xmlns:cx6="http://schemas.microsoft.com/office/drawing/2016/5/12/chartex" xmlns:cx7="http://schemas.microsoft.com/office/drawing/2016/5/13/chartex" xmlns:cx8="http://schemas.microsoft.com/office/drawing/2016/5/14/chartex" xmlns:mc="http://schemas.openxmlformats.org/markup-compatibility/2006" xmlns:aink="http://schemas.microsoft.com/office/drawing/2016/ink" xmlns:am3d="http://schemas.microsoft.com/office/drawing/2017/model3d" xmlns:o="urn:schemas-microsoft-com:office:office" xmlns:r="http://schemas.openxmlformats.org/officeDocument/2006/relationships" xmlns:m="http://schemas.openxmlformats.org/officeDocument/2006/math" xmlns:v="urn:schemas-microsoft-com:vml" xmlns:wp14="http://schemas.microsoft.com/office/word/2010/wordprocessingDrawing" xmlns:wp="http://schemas.openxmlformats.org/drawingml/2006/wordprocessingDrawing" xmlns:w10="urn:schemas-microsoft-com:office:word" xmlns:w="http://schemas.openxmlformats.org/wordprocessingml/2006/main" xmlns:w14="http://schemas.microsoft.com/office/word/2010/wordml" xmlns:w15="http://schemas.microsoft.com/office/word/2012/wordml" xmlns:w16cid="http://schemas.microsoft.com/office/word/2016/wordml/cid" xmlns:w16se="http://schemas.microsoft.com/office/word/2015/wordml/symex" xmlns:wpg="http://schemas.microsoft.com/office/word/2010/wordprocessingGroup" xmlns:wpi="http://schemas.microsoft.com/office/word/2010/wordprocessingInk" xmlns:wne="http://schemas.microsoft.com/office/word/2006/wordml" xmlns:wps="http://schemas.microsoft.com/office/word/2010/wordprocessingShape" mc:Ignorable="w14 w15 w16se w16cid wp14">
   <w:abstractNum w:abstractNumId="0" w15:restartNumberingAfterBreak="0">
-    <w:nsid w:val="06E64581"/>
+    <w:nsid w:val="04682670"/>
     <w:multiLevelType w:val="hybridMultilevel"/>
-    <w:tmpl w:val="48BCE048"/>
+    <w:tmpl w:val="C48CBEB8"/>
     <w:lvl w:ilvl="0" w:tplc="04090001">
       <w:start w:val="1"/>
       <w:numFmt w:val="bullet"/>
       <w:lvlText w:val=""/>
       <w:lvlJc w:val="left"/>
       <w:pPr>
-        <w:ind w:left="360" w:hanging="360"/>
+        <w:ind w:left="720" w:hanging="360"/>
       </w:pPr>
       <w:rPr>
         <w:rFonts w:ascii="Symbol" w:hAnsi="Symbol" w:hint="default"/>
@@ -28834,7 +31639,7 @@
       <w:lvlText w:val="o"/>
       <w:lvlJc w:val="left"/>
       <w:pPr>
-        <w:ind w:left="1080" w:hanging="360"/>
+        <w:ind w:left="1440" w:hanging="360"/>
       </w:pPr>
       <w:rPr>
         <w:rFonts w:ascii="Courier New" w:hAnsi="Courier New" w:cs="Courier New" w:hint="default"/>
@@ -28846,7 +31651,7 @@
       <w:lvlText w:val=""/>
       <w:lvlJc w:val="left"/>
       <w:pPr>
-        <w:ind w:left="1800" w:hanging="360"/>
+        <w:ind w:left="2160" w:hanging="360"/>
       </w:pPr>
       <w:rPr>
         <w:rFonts w:ascii="Wingdings" w:hAnsi="Wingdings" w:hint="default"/>
@@ -28858,7 +31663,7 @@
       <w:lvlText w:val=""/>
       <w:lvlJc w:val="left"/>
       <w:pPr>
-        <w:ind w:left="2520" w:hanging="360"/>
+        <w:ind w:left="2880" w:hanging="360"/>
       </w:pPr>
       <w:rPr>
         <w:rFonts w:ascii="Symbol" w:hAnsi="Symbol" w:hint="default"/>
@@ -28870,7 +31675,7 @@
       <w:lvlText w:val="o"/>
       <w:lvlJc w:val="left"/>
       <w:pPr>
-        <w:ind w:left="3240" w:hanging="360"/>
+        <w:ind w:left="3600" w:hanging="360"/>
       </w:pPr>
       <w:rPr>
         <w:rFonts w:ascii="Courier New" w:hAnsi="Courier New" w:cs="Courier New" w:hint="default"/>
@@ -28882,7 +31687,7 @@
       <w:lvlText w:val=""/>
       <w:lvlJc w:val="left"/>
       <w:pPr>
-        <w:ind w:left="3960" w:hanging="360"/>
+        <w:ind w:left="4320" w:hanging="360"/>
       </w:pPr>
       <w:rPr>
         <w:rFonts w:ascii="Wingdings" w:hAnsi="Wingdings" w:hint="default"/>
@@ -28894,7 +31699,7 @@
       <w:lvlText w:val=""/>
       <w:lvlJc w:val="left"/>
       <w:pPr>
-        <w:ind w:left="4680" w:hanging="360"/>
+        <w:ind w:left="5040" w:hanging="360"/>
       </w:pPr>
       <w:rPr>
         <w:rFonts w:ascii="Symbol" w:hAnsi="Symbol" w:hint="default"/>
@@ -28906,7 +31711,7 @@
       <w:lvlText w:val="o"/>
       <w:lvlJc w:val="left"/>
       <w:pPr>
-        <w:ind w:left="5400" w:hanging="360"/>
+        <w:ind w:left="5760" w:hanging="360"/>
       </w:pPr>
       <w:rPr>
         <w:rFonts w:ascii="Courier New" w:hAnsi="Courier New" w:cs="Courier New" w:hint="default"/>
@@ -28918,7 +31723,7 @@
       <w:lvlText w:val=""/>
       <w:lvlJc w:val="left"/>
       <w:pPr>
-        <w:ind w:left="6120" w:hanging="360"/>
+        <w:ind w:left="6480" w:hanging="360"/>
       </w:pPr>
       <w:rPr>
         <w:rFonts w:ascii="Wingdings" w:hAnsi="Wingdings" w:hint="default"/>
@@ -28926,6 +31731,119 @@
     </w:lvl>
   </w:abstractNum>
   <w:abstractNum w:abstractNumId="1" w15:restartNumberingAfterBreak="0">
+    <w:nsid w:val="06E64581"/>
+    <w:multiLevelType w:val="hybridMultilevel"/>
+    <w:tmpl w:val="48BCE048"/>
+    <w:lvl w:ilvl="0" w:tplc="04090001">
+      <w:start w:val="1"/>
+      <w:numFmt w:val="bullet"/>
+      <w:lvlText w:val=""/>
+      <w:lvlJc w:val="left"/>
+      <w:pPr>
+        <w:ind w:left="360" w:hanging="360"/>
+      </w:pPr>
+      <w:rPr>
+        <w:rFonts w:ascii="Symbol" w:hAnsi="Symbol" w:hint="default"/>
+      </w:rPr>
+    </w:lvl>
+    <w:lvl w:ilvl="1" w:tplc="04090003" w:tentative="1">
+      <w:start w:val="1"/>
+      <w:numFmt w:val="bullet"/>
+      <w:lvlText w:val="o"/>
+      <w:lvlJc w:val="left"/>
+      <w:pPr>
+        <w:ind w:left="1080" w:hanging="360"/>
+      </w:pPr>
+      <w:rPr>
+        <w:rFonts w:ascii="Courier New" w:hAnsi="Courier New" w:cs="Courier New" w:hint="default"/>
+      </w:rPr>
+    </w:lvl>
+    <w:lvl w:ilvl="2" w:tplc="04090005" w:tentative="1">
+      <w:start w:val="1"/>
+      <w:numFmt w:val="bullet"/>
+      <w:lvlText w:val=""/>
+      <w:lvlJc w:val="left"/>
+      <w:pPr>
+        <w:ind w:left="1800" w:hanging="360"/>
+      </w:pPr>
+      <w:rPr>
+        <w:rFonts w:ascii="Wingdings" w:hAnsi="Wingdings" w:hint="default"/>
+      </w:rPr>
+    </w:lvl>
+    <w:lvl w:ilvl="3" w:tplc="04090001" w:tentative="1">
+      <w:start w:val="1"/>
+      <w:numFmt w:val="bullet"/>
+      <w:lvlText w:val=""/>
+      <w:lvlJc w:val="left"/>
+      <w:pPr>
+        <w:ind w:left="2520" w:hanging="360"/>
+      </w:pPr>
+      <w:rPr>
+        <w:rFonts w:ascii="Symbol" w:hAnsi="Symbol" w:hint="default"/>
+      </w:rPr>
+    </w:lvl>
+    <w:lvl w:ilvl="4" w:tplc="04090003" w:tentative="1">
+      <w:start w:val="1"/>
+      <w:numFmt w:val="bullet"/>
+      <w:lvlText w:val="o"/>
+      <w:lvlJc w:val="left"/>
+      <w:pPr>
+        <w:ind w:left="3240" w:hanging="360"/>
+      </w:pPr>
+      <w:rPr>
+        <w:rFonts w:ascii="Courier New" w:hAnsi="Courier New" w:cs="Courier New" w:hint="default"/>
+      </w:rPr>
+    </w:lvl>
+    <w:lvl w:ilvl="5" w:tplc="04090005" w:tentative="1">
+      <w:start w:val="1"/>
+      <w:numFmt w:val="bullet"/>
+      <w:lvlText w:val=""/>
+      <w:lvlJc w:val="left"/>
+      <w:pPr>
+        <w:ind w:left="3960" w:hanging="360"/>
+      </w:pPr>
+      <w:rPr>
+        <w:rFonts w:ascii="Wingdings" w:hAnsi="Wingdings" w:hint="default"/>
+      </w:rPr>
+    </w:lvl>
+    <w:lvl w:ilvl="6" w:tplc="04090001" w:tentative="1">
+      <w:start w:val="1"/>
+      <w:numFmt w:val="bullet"/>
+      <w:lvlText w:val=""/>
+      <w:lvlJc w:val="left"/>
+      <w:pPr>
+        <w:ind w:left="4680" w:hanging="360"/>
+      </w:pPr>
+      <w:rPr>
+        <w:rFonts w:ascii="Symbol" w:hAnsi="Symbol" w:hint="default"/>
+      </w:rPr>
+    </w:lvl>
+    <w:lvl w:ilvl="7" w:tplc="04090003" w:tentative="1">
+      <w:start w:val="1"/>
+      <w:numFmt w:val="bullet"/>
+      <w:lvlText w:val="o"/>
+      <w:lvlJc w:val="left"/>
+      <w:pPr>
+        <w:ind w:left="5400" w:hanging="360"/>
+      </w:pPr>
+      <w:rPr>
+        <w:rFonts w:ascii="Courier New" w:hAnsi="Courier New" w:cs="Courier New" w:hint="default"/>
+      </w:rPr>
+    </w:lvl>
+    <w:lvl w:ilvl="8" w:tplc="04090005" w:tentative="1">
+      <w:start w:val="1"/>
+      <w:numFmt w:val="bullet"/>
+      <w:lvlText w:val=""/>
+      <w:lvlJc w:val="left"/>
+      <w:pPr>
+        <w:ind w:left="6120" w:hanging="360"/>
+      </w:pPr>
+      <w:rPr>
+        <w:rFonts w:ascii="Wingdings" w:hAnsi="Wingdings" w:hint="default"/>
+      </w:rPr>
+    </w:lvl>
+  </w:abstractNum>
+  <w:abstractNum w:abstractNumId="2" w15:restartNumberingAfterBreak="0">
     <w:nsid w:val="08A37B1B"/>
     <w:multiLevelType w:val="hybridMultilevel"/>
     <w:tmpl w:val="F91672A2"/>
@@ -29038,7 +31956,7 @@
       </w:rPr>
     </w:lvl>
   </w:abstractNum>
-  <w:abstractNum w:abstractNumId="2" w15:restartNumberingAfterBreak="0">
+  <w:abstractNum w:abstractNumId="3" w15:restartNumberingAfterBreak="0">
     <w:nsid w:val="094844DA"/>
     <w:multiLevelType w:val="multilevel"/>
     <w:tmpl w:val="364E971A"/>
@@ -29187,7 +32105,7 @@
       </w:rPr>
     </w:lvl>
   </w:abstractNum>
-  <w:abstractNum w:abstractNumId="3" w15:restartNumberingAfterBreak="0">
+  <w:abstractNum w:abstractNumId="4" w15:restartNumberingAfterBreak="0">
     <w:nsid w:val="0A661114"/>
     <w:multiLevelType w:val="hybridMultilevel"/>
     <w:tmpl w:val="0A0CA896"/>
@@ -29276,7 +32194,7 @@
       </w:pPr>
     </w:lvl>
   </w:abstractNum>
-  <w:abstractNum w:abstractNumId="4" w15:restartNumberingAfterBreak="0">
+  <w:abstractNum w:abstractNumId="5" w15:restartNumberingAfterBreak="0">
     <w:nsid w:val="0C7F2797"/>
     <w:multiLevelType w:val="hybridMultilevel"/>
     <w:tmpl w:val="F618A87C"/>
@@ -29389,7 +32307,7 @@
       </w:rPr>
     </w:lvl>
   </w:abstractNum>
-  <w:abstractNum w:abstractNumId="5" w15:restartNumberingAfterBreak="0">
+  <w:abstractNum w:abstractNumId="6" w15:restartNumberingAfterBreak="0">
     <w:nsid w:val="0CC51ED7"/>
     <w:multiLevelType w:val="hybridMultilevel"/>
     <w:tmpl w:val="D13A49C0"/>
@@ -29502,7 +32420,7 @@
       </w:rPr>
     </w:lvl>
   </w:abstractNum>
-  <w:abstractNum w:abstractNumId="6" w15:restartNumberingAfterBreak="0">
+  <w:abstractNum w:abstractNumId="7" w15:restartNumberingAfterBreak="0">
     <w:nsid w:val="0D692FD7"/>
     <w:multiLevelType w:val="hybridMultilevel"/>
     <w:tmpl w:val="F3BE5AD4"/>
@@ -29615,7 +32533,7 @@
       </w:rPr>
     </w:lvl>
   </w:abstractNum>
-  <w:abstractNum w:abstractNumId="7" w15:restartNumberingAfterBreak="0">
+  <w:abstractNum w:abstractNumId="8" w15:restartNumberingAfterBreak="0">
     <w:nsid w:val="0D971551"/>
     <w:multiLevelType w:val="multilevel"/>
     <w:tmpl w:val="0E703A82"/>
@@ -29764,7 +32682,7 @@
       </w:rPr>
     </w:lvl>
   </w:abstractNum>
-  <w:abstractNum w:abstractNumId="8" w15:restartNumberingAfterBreak="0">
+  <w:abstractNum w:abstractNumId="9" w15:restartNumberingAfterBreak="0">
     <w:nsid w:val="19D129E9"/>
     <w:multiLevelType w:val="multilevel"/>
     <w:tmpl w:val="3998F61A"/>
@@ -29881,7 +32799,7 @@
       </w:pPr>
     </w:lvl>
   </w:abstractNum>
-  <w:abstractNum w:abstractNumId="9" w15:restartNumberingAfterBreak="0">
+  <w:abstractNum w:abstractNumId="10" w15:restartNumberingAfterBreak="0">
     <w:nsid w:val="1A4B5A99"/>
     <w:multiLevelType w:val="hybridMultilevel"/>
     <w:tmpl w:val="B520FD0A"/>
@@ -29994,7 +32912,7 @@
       </w:rPr>
     </w:lvl>
   </w:abstractNum>
-  <w:abstractNum w:abstractNumId="10" w15:restartNumberingAfterBreak="0">
+  <w:abstractNum w:abstractNumId="11" w15:restartNumberingAfterBreak="0">
     <w:nsid w:val="20115213"/>
     <w:multiLevelType w:val="hybridMultilevel"/>
     <w:tmpl w:val="BF025068"/>
@@ -30107,7 +33025,7 @@
       </w:rPr>
     </w:lvl>
   </w:abstractNum>
-  <w:abstractNum w:abstractNumId="11" w15:restartNumberingAfterBreak="0">
+  <w:abstractNum w:abstractNumId="12" w15:restartNumberingAfterBreak="0">
     <w:nsid w:val="24E4722C"/>
     <w:multiLevelType w:val="hybridMultilevel"/>
     <w:tmpl w:val="96024918"/>
@@ -30220,7 +33138,7 @@
       </w:rPr>
     </w:lvl>
   </w:abstractNum>
-  <w:abstractNum w:abstractNumId="12" w15:restartNumberingAfterBreak="0">
+  <w:abstractNum w:abstractNumId="13" w15:restartNumberingAfterBreak="0">
     <w:nsid w:val="26776F1D"/>
     <w:multiLevelType w:val="multilevel"/>
     <w:tmpl w:val="364E971A"/>
@@ -30369,7 +33287,7 @@
       </w:rPr>
     </w:lvl>
   </w:abstractNum>
-  <w:abstractNum w:abstractNumId="13" w15:restartNumberingAfterBreak="0">
+  <w:abstractNum w:abstractNumId="14" w15:restartNumberingAfterBreak="0">
     <w:nsid w:val="29B25BC8"/>
     <w:multiLevelType w:val="multilevel"/>
     <w:tmpl w:val="364E971A"/>
@@ -30518,7 +33436,7 @@
       </w:rPr>
     </w:lvl>
   </w:abstractNum>
-  <w:abstractNum w:abstractNumId="14" w15:restartNumberingAfterBreak="0">
+  <w:abstractNum w:abstractNumId="15" w15:restartNumberingAfterBreak="0">
     <w:nsid w:val="2F15694B"/>
     <w:multiLevelType w:val="hybridMultilevel"/>
     <w:tmpl w:val="D1DA1542"/>
@@ -30636,7 +33554,7 @@
       </w:pPr>
     </w:lvl>
   </w:abstractNum>
-  <w:abstractNum w:abstractNumId="15" w15:restartNumberingAfterBreak="0">
+  <w:abstractNum w:abstractNumId="16" w15:restartNumberingAfterBreak="0">
     <w:nsid w:val="2F755D9F"/>
     <w:multiLevelType w:val="multilevel"/>
     <w:tmpl w:val="CD802FD4"/>
@@ -30785,7 +33703,7 @@
       </w:rPr>
     </w:lvl>
   </w:abstractNum>
-  <w:abstractNum w:abstractNumId="16" w15:restartNumberingAfterBreak="0">
+  <w:abstractNum w:abstractNumId="17" w15:restartNumberingAfterBreak="0">
     <w:nsid w:val="306C5342"/>
     <w:multiLevelType w:val="multilevel"/>
     <w:tmpl w:val="C2F25F70"/>
@@ -30934,7 +33852,7 @@
       </w:rPr>
     </w:lvl>
   </w:abstractNum>
-  <w:abstractNum w:abstractNumId="17" w15:restartNumberingAfterBreak="0">
+  <w:abstractNum w:abstractNumId="18" w15:restartNumberingAfterBreak="0">
     <w:nsid w:val="30C76C83"/>
     <w:multiLevelType w:val="multilevel"/>
     <w:tmpl w:val="614E4446"/>
@@ -31083,7 +34001,7 @@
       </w:rPr>
     </w:lvl>
   </w:abstractNum>
-  <w:abstractNum w:abstractNumId="18" w15:restartNumberingAfterBreak="0">
+  <w:abstractNum w:abstractNumId="19" w15:restartNumberingAfterBreak="0">
     <w:nsid w:val="33005739"/>
     <w:multiLevelType w:val="hybridMultilevel"/>
     <w:tmpl w:val="61D6B394"/>
@@ -31196,7 +34114,7 @@
       </w:rPr>
     </w:lvl>
   </w:abstractNum>
-  <w:abstractNum w:abstractNumId="19" w15:restartNumberingAfterBreak="0">
+  <w:abstractNum w:abstractNumId="20" w15:restartNumberingAfterBreak="0">
     <w:nsid w:val="36634361"/>
     <w:multiLevelType w:val="multilevel"/>
     <w:tmpl w:val="494E9E0A"/>
@@ -31345,7 +34263,7 @@
       </w:rPr>
     </w:lvl>
   </w:abstractNum>
-  <w:abstractNum w:abstractNumId="20" w15:restartNumberingAfterBreak="0">
+  <w:abstractNum w:abstractNumId="21" w15:restartNumberingAfterBreak="0">
     <w:nsid w:val="36D8307D"/>
     <w:multiLevelType w:val="hybridMultilevel"/>
     <w:tmpl w:val="9AC287E8"/>
@@ -31458,7 +34376,7 @@
       </w:rPr>
     </w:lvl>
   </w:abstractNum>
-  <w:abstractNum w:abstractNumId="21" w15:restartNumberingAfterBreak="0">
+  <w:abstractNum w:abstractNumId="22" w15:restartNumberingAfterBreak="0">
     <w:nsid w:val="36E64821"/>
     <w:multiLevelType w:val="hybridMultilevel"/>
     <w:tmpl w:val="BCFCC672"/>
@@ -31571,7 +34489,7 @@
       </w:rPr>
     </w:lvl>
   </w:abstractNum>
-  <w:abstractNum w:abstractNumId="22" w15:restartNumberingAfterBreak="0">
+  <w:abstractNum w:abstractNumId="23" w15:restartNumberingAfterBreak="0">
     <w:nsid w:val="4055325D"/>
     <w:multiLevelType w:val="multilevel"/>
     <w:tmpl w:val="91B07514"/>
@@ -31720,7 +34638,7 @@
       </w:rPr>
     </w:lvl>
   </w:abstractNum>
-  <w:abstractNum w:abstractNumId="23" w15:restartNumberingAfterBreak="0">
+  <w:abstractNum w:abstractNumId="24" w15:restartNumberingAfterBreak="0">
     <w:nsid w:val="41AC2C42"/>
     <w:multiLevelType w:val="hybridMultilevel"/>
     <w:tmpl w:val="44A4A964"/>
@@ -31833,7 +34751,7 @@
       </w:rPr>
     </w:lvl>
   </w:abstractNum>
-  <w:abstractNum w:abstractNumId="24" w15:restartNumberingAfterBreak="0">
+  <w:abstractNum w:abstractNumId="25" w15:restartNumberingAfterBreak="0">
     <w:nsid w:val="4A7937CD"/>
     <w:multiLevelType w:val="hybridMultilevel"/>
     <w:tmpl w:val="C5AAC1E0"/>
@@ -31946,7 +34864,7 @@
       </w:rPr>
     </w:lvl>
   </w:abstractNum>
-  <w:abstractNum w:abstractNumId="25" w15:restartNumberingAfterBreak="0">
+  <w:abstractNum w:abstractNumId="26" w15:restartNumberingAfterBreak="0">
     <w:nsid w:val="4F437FED"/>
     <w:multiLevelType w:val="multilevel"/>
     <w:tmpl w:val="0A6C0AF2"/>
@@ -32095,7 +35013,7 @@
       </w:rPr>
     </w:lvl>
   </w:abstractNum>
-  <w:abstractNum w:abstractNumId="26" w15:restartNumberingAfterBreak="0">
+  <w:abstractNum w:abstractNumId="27" w15:restartNumberingAfterBreak="0">
     <w:nsid w:val="54C30D42"/>
     <w:multiLevelType w:val="multilevel"/>
     <w:tmpl w:val="BB74C04A"/>
@@ -32244,7 +35162,7 @@
       </w:rPr>
     </w:lvl>
   </w:abstractNum>
-  <w:abstractNum w:abstractNumId="27" w15:restartNumberingAfterBreak="0">
+  <w:abstractNum w:abstractNumId="28" w15:restartNumberingAfterBreak="0">
     <w:nsid w:val="5D7E72F4"/>
     <w:multiLevelType w:val="multilevel"/>
     <w:tmpl w:val="364E971A"/>
@@ -32393,7 +35311,7 @@
       </w:rPr>
     </w:lvl>
   </w:abstractNum>
-  <w:abstractNum w:abstractNumId="28" w15:restartNumberingAfterBreak="0">
+  <w:abstractNum w:abstractNumId="29" w15:restartNumberingAfterBreak="0">
     <w:nsid w:val="628960A5"/>
     <w:multiLevelType w:val="hybridMultilevel"/>
     <w:tmpl w:val="683A0DBA"/>
@@ -32506,7 +35424,7 @@
       </w:rPr>
     </w:lvl>
   </w:abstractNum>
-  <w:abstractNum w:abstractNumId="29" w15:restartNumberingAfterBreak="0">
+  <w:abstractNum w:abstractNumId="30" w15:restartNumberingAfterBreak="0">
     <w:nsid w:val="632D6FBA"/>
     <w:multiLevelType w:val="multilevel"/>
     <w:tmpl w:val="364E971A"/>
@@ -32655,7 +35573,7 @@
       </w:rPr>
     </w:lvl>
   </w:abstractNum>
-  <w:abstractNum w:abstractNumId="30" w15:restartNumberingAfterBreak="0">
+  <w:abstractNum w:abstractNumId="31" w15:restartNumberingAfterBreak="0">
     <w:nsid w:val="64CD65C7"/>
     <w:multiLevelType w:val="hybridMultilevel"/>
     <w:tmpl w:val="7A429F20"/>
@@ -32768,7 +35686,7 @@
       </w:rPr>
     </w:lvl>
   </w:abstractNum>
-  <w:abstractNum w:abstractNumId="31" w15:restartNumberingAfterBreak="0">
+  <w:abstractNum w:abstractNumId="32" w15:restartNumberingAfterBreak="0">
     <w:nsid w:val="66190FE0"/>
     <w:multiLevelType w:val="multilevel"/>
     <w:tmpl w:val="364E971A"/>
@@ -32917,7 +35835,7 @@
       </w:rPr>
     </w:lvl>
   </w:abstractNum>
-  <w:abstractNum w:abstractNumId="32" w15:restartNumberingAfterBreak="0">
+  <w:abstractNum w:abstractNumId="33" w15:restartNumberingAfterBreak="0">
     <w:nsid w:val="6C623258"/>
     <w:multiLevelType w:val="multilevel"/>
     <w:tmpl w:val="364E971A"/>
@@ -33066,7 +35984,7 @@
       </w:rPr>
     </w:lvl>
   </w:abstractNum>
-  <w:abstractNum w:abstractNumId="33" w15:restartNumberingAfterBreak="0">
+  <w:abstractNum w:abstractNumId="34" w15:restartNumberingAfterBreak="0">
     <w:nsid w:val="6F960A57"/>
     <w:multiLevelType w:val="multilevel"/>
     <w:tmpl w:val="A2042338"/>
@@ -33215,7 +36133,7 @@
       </w:rPr>
     </w:lvl>
   </w:abstractNum>
-  <w:abstractNum w:abstractNumId="34" w15:restartNumberingAfterBreak="0">
+  <w:abstractNum w:abstractNumId="35" w15:restartNumberingAfterBreak="0">
     <w:nsid w:val="71A7731A"/>
     <w:multiLevelType w:val="multilevel"/>
     <w:tmpl w:val="364E971A"/>
@@ -33364,7 +36282,7 @@
       </w:rPr>
     </w:lvl>
   </w:abstractNum>
-  <w:abstractNum w:abstractNumId="35" w15:restartNumberingAfterBreak="0">
+  <w:abstractNum w:abstractNumId="36" w15:restartNumberingAfterBreak="0">
     <w:nsid w:val="7A9C0F0F"/>
     <w:multiLevelType w:val="hybridMultilevel"/>
     <w:tmpl w:val="A44C69A0"/>
@@ -33477,7 +36395,7 @@
       </w:rPr>
     </w:lvl>
   </w:abstractNum>
-  <w:abstractNum w:abstractNumId="36" w15:restartNumberingAfterBreak="0">
+  <w:abstractNum w:abstractNumId="37" w15:restartNumberingAfterBreak="0">
     <w:nsid w:val="7CCE439B"/>
     <w:multiLevelType w:val="multilevel"/>
     <w:tmpl w:val="364E971A"/>
@@ -33627,115 +36545,118 @@
     </w:lvl>
   </w:abstractNum>
   <w:num w:numId="1">
+    <w:abstractNumId w:val="15"/>
+  </w:num>
+  <w:num w:numId="2">
+    <w:abstractNumId w:val="4"/>
+  </w:num>
+  <w:num w:numId="3">
+    <w:abstractNumId w:val="24"/>
+  </w:num>
+  <w:num w:numId="4">
+    <w:abstractNumId w:val="6"/>
+  </w:num>
+  <w:num w:numId="5">
+    <w:abstractNumId w:val="27"/>
+  </w:num>
+  <w:num w:numId="6">
+    <w:abstractNumId w:val="20"/>
+  </w:num>
+  <w:num w:numId="7">
+    <w:abstractNumId w:val="18"/>
+  </w:num>
+  <w:num w:numId="8">
+    <w:abstractNumId w:val="23"/>
+  </w:num>
+  <w:num w:numId="9">
+    <w:abstractNumId w:val="8"/>
+  </w:num>
+  <w:num w:numId="10">
+    <w:abstractNumId w:val="34"/>
+  </w:num>
+  <w:num w:numId="11">
+    <w:abstractNumId w:val="3"/>
+  </w:num>
+  <w:num w:numId="12">
+    <w:abstractNumId w:val="1"/>
+  </w:num>
+  <w:num w:numId="13">
+    <w:abstractNumId w:val="28"/>
+  </w:num>
+  <w:num w:numId="14">
+    <w:abstractNumId w:val="29"/>
+  </w:num>
+  <w:num w:numId="15">
+    <w:abstractNumId w:val="30"/>
+  </w:num>
+  <w:num w:numId="16">
+    <w:abstractNumId w:val="35"/>
+  </w:num>
+  <w:num w:numId="17">
+    <w:abstractNumId w:val="33"/>
+  </w:num>
+  <w:num w:numId="18">
+    <w:abstractNumId w:val="32"/>
+  </w:num>
+  <w:num w:numId="19">
     <w:abstractNumId w:val="14"/>
   </w:num>
-  <w:num w:numId="2">
-    <w:abstractNumId w:val="3"/>
+  <w:num w:numId="20">
+    <w:abstractNumId w:val="13"/>
   </w:num>
-  <w:num w:numId="3">
-    <w:abstractNumId w:val="23"/>
+  <w:num w:numId="21">
+    <w:abstractNumId w:val="37"/>
   </w:num>
-  <w:num w:numId="4">
+  <w:num w:numId="22">
+    <w:abstractNumId w:val="9"/>
+  </w:num>
+  <w:num w:numId="23">
+    <w:abstractNumId w:val="12"/>
+  </w:num>
+  <w:num w:numId="24">
     <w:abstractNumId w:val="5"/>
   </w:num>
-  <w:num w:numId="5">
+  <w:num w:numId="25">
+    <w:abstractNumId w:val="22"/>
+  </w:num>
+  <w:num w:numId="26">
+    <w:abstractNumId w:val="31"/>
+  </w:num>
+  <w:num w:numId="27">
+    <w:abstractNumId w:val="36"/>
+  </w:num>
+  <w:num w:numId="28">
+    <w:abstractNumId w:val="25"/>
+  </w:num>
+  <w:num w:numId="29">
+    <w:abstractNumId w:val="19"/>
+  </w:num>
+  <w:num w:numId="30">
+    <w:abstractNumId w:val="10"/>
+  </w:num>
+  <w:num w:numId="31">
+    <w:abstractNumId w:val="2"/>
+  </w:num>
+  <w:num w:numId="32">
+    <w:abstractNumId w:val="11"/>
+  </w:num>
+  <w:num w:numId="33">
+    <w:abstractNumId w:val="21"/>
+  </w:num>
+  <w:num w:numId="34">
+    <w:abstractNumId w:val="16"/>
+  </w:num>
+  <w:num w:numId="35">
+    <w:abstractNumId w:val="17"/>
+  </w:num>
+  <w:num w:numId="36">
     <w:abstractNumId w:val="26"/>
   </w:num>
-  <w:num w:numId="6">
-    <w:abstractNumId w:val="19"/>
-  </w:num>
-  <w:num w:numId="7">
-    <w:abstractNumId w:val="17"/>
-  </w:num>
-  <w:num w:numId="8">
-    <w:abstractNumId w:val="22"/>
-  </w:num>
-  <w:num w:numId="9">
+  <w:num w:numId="37">
     <w:abstractNumId w:val="7"/>
   </w:num>
-  <w:num w:numId="10">
-    <w:abstractNumId w:val="33"/>
-  </w:num>
-  <w:num w:numId="11">
-    <w:abstractNumId w:val="2"/>
-  </w:num>
-  <w:num w:numId="12">
+  <w:num w:numId="38">
     <w:abstractNumId w:val="0"/>
-  </w:num>
-  <w:num w:numId="13">
-    <w:abstractNumId w:val="27"/>
-  </w:num>
-  <w:num w:numId="14">
-    <w:abstractNumId w:val="28"/>
-  </w:num>
-  <w:num w:numId="15">
-    <w:abstractNumId w:val="29"/>
-  </w:num>
-  <w:num w:numId="16">
-    <w:abstractNumId w:val="34"/>
-  </w:num>
-  <w:num w:numId="17">
-    <w:abstractNumId w:val="32"/>
-  </w:num>
-  <w:num w:numId="18">
-    <w:abstractNumId w:val="31"/>
-  </w:num>
-  <w:num w:numId="19">
-    <w:abstractNumId w:val="13"/>
-  </w:num>
-  <w:num w:numId="20">
-    <w:abstractNumId w:val="12"/>
-  </w:num>
-  <w:num w:numId="21">
-    <w:abstractNumId w:val="36"/>
-  </w:num>
-  <w:num w:numId="22">
-    <w:abstractNumId w:val="8"/>
-  </w:num>
-  <w:num w:numId="23">
-    <w:abstractNumId w:val="11"/>
-  </w:num>
-  <w:num w:numId="24">
-    <w:abstractNumId w:val="4"/>
-  </w:num>
-  <w:num w:numId="25">
-    <w:abstractNumId w:val="21"/>
-  </w:num>
-  <w:num w:numId="26">
-    <w:abstractNumId w:val="30"/>
-  </w:num>
-  <w:num w:numId="27">
-    <w:abstractNumId w:val="35"/>
-  </w:num>
-  <w:num w:numId="28">
-    <w:abstractNumId w:val="24"/>
-  </w:num>
-  <w:num w:numId="29">
-    <w:abstractNumId w:val="18"/>
-  </w:num>
-  <w:num w:numId="30">
-    <w:abstractNumId w:val="9"/>
-  </w:num>
-  <w:num w:numId="31">
-    <w:abstractNumId w:val="1"/>
-  </w:num>
-  <w:num w:numId="32">
-    <w:abstractNumId w:val="10"/>
-  </w:num>
-  <w:num w:numId="33">
-    <w:abstractNumId w:val="20"/>
-  </w:num>
-  <w:num w:numId="34">
-    <w:abstractNumId w:val="15"/>
-  </w:num>
-  <w:num w:numId="35">
-    <w:abstractNumId w:val="16"/>
-  </w:num>
-  <w:num w:numId="36">
-    <w:abstractNumId w:val="25"/>
-  </w:num>
-  <w:num w:numId="37">
-    <w:abstractNumId w:val="6"/>
   </w:num>
 </w:numbering>
 </file>
@@ -34349,7 +37270,6 @@
   <w:style w:type="character" w:default="1" w:styleId="a0">
     <w:name w:val="Default Paragraph Font"/>
     <w:uiPriority w:val="1"/>
-    <w:semiHidden/>
     <w:unhideWhenUsed/>
   </w:style>
   <w:style w:type="table" w:default="1" w:styleId="a1">
@@ -35133,7 +38053,7 @@
 </file>
 
 <file path=customXml/itemProps1.xml><?xml version="1.0" encoding="utf-8"?>
-<ds:datastoreItem xmlns:ds="http://schemas.openxmlformats.org/officeDocument/2006/customXml" ds:itemID="{BDB9DA8F-5754-4856-B106-A26B1E09CDD8}">
+<ds:datastoreItem xmlns:ds="http://schemas.openxmlformats.org/officeDocument/2006/customXml" ds:itemID="{53384EAC-4556-424A-BEB1-A5E0E6E47447}">
   <ds:schemaRefs>
     <ds:schemaRef ds:uri="http://schemas.openxmlformats.org/officeDocument/2006/bibliography"/>
   </ds:schemaRefs>

--- a/ספר פרוייקט שלי וסשה.docx
+++ b/ספר פרוייקט שלי וסשה.docx
@@ -2797,7 +2797,7 @@
               </wp:inline>
             </w:drawing>
           </mc:Choice>
-          <mc:Fallback xmlns:w16sdtdh="http://schemas.microsoft.com/office/word/2020/wordml/sdtdatahash" xmlns:w16du="http://schemas.microsoft.com/office/word/2023/wordml/word16du" xmlns:w16="http://schemas.microsoft.com/office/word/2018/wordml" xmlns:w16cex="http://schemas.microsoft.com/office/word/2018/wordml/cex" xmlns:oel="http://schemas.microsoft.com/office/2019/extlst">
+          <mc:Fallback xmlns:oel="http://schemas.microsoft.com/office/2019/extlst" xmlns:w16cex="http://schemas.microsoft.com/office/word/2018/wordml/cex" xmlns:w16="http://schemas.microsoft.com/office/word/2018/wordml" xmlns:w16du="http://schemas.microsoft.com/office/word/2023/wordml/word16du" xmlns:w16sdtdh="http://schemas.microsoft.com/office/word/2020/wordml/sdtdatahash">
             <w:pict>
               <v:roundrect w14:anchorId="17ED87AC" id="מלבן מעוגל 6" o:spid="_x0000_s1026" style="width:9.45pt;height:9.45pt;visibility:visible;mso-wrap-style:square;mso-left-percent:-10001;mso-top-percent:-10001;mso-position-horizontal:absolute;mso-position-horizontal-relative:char;mso-position-vertical:absolute;mso-position-vertical-relative:line;mso-left-percent:-10001;mso-top-percent:-10001;v-text-anchor:top" arcsize="10923f" o:gfxdata="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" fillcolor="#a8d08d">
                 <o:lock v:ext="edit" aspectratio="t"/>
@@ -2919,7 +2919,7 @@
               </wp:inline>
             </w:drawing>
           </mc:Choice>
-          <mc:Fallback xmlns:w16sdtdh="http://schemas.microsoft.com/office/word/2020/wordml/sdtdatahash" xmlns:w16du="http://schemas.microsoft.com/office/word/2023/wordml/word16du" xmlns:w16="http://schemas.microsoft.com/office/word/2018/wordml" xmlns:w16cex="http://schemas.microsoft.com/office/word/2018/wordml/cex" xmlns:oel="http://schemas.microsoft.com/office/2019/extlst">
+          <mc:Fallback xmlns:oel="http://schemas.microsoft.com/office/2019/extlst" xmlns:w16cex="http://schemas.microsoft.com/office/word/2018/wordml/cex" xmlns:w16="http://schemas.microsoft.com/office/word/2018/wordml" xmlns:w16du="http://schemas.microsoft.com/office/word/2023/wordml/word16du" xmlns:w16sdtdh="http://schemas.microsoft.com/office/word/2020/wordml/sdtdatahash">
             <w:pict>
               <v:roundrect w14:anchorId="075500E5" id="מלבן מעוגל 5" o:spid="_x0000_s1026" style="width:9.45pt;height:9.45pt;visibility:visible;mso-wrap-style:square;mso-left-percent:-10001;mso-top-percent:-10001;mso-position-horizontal:absolute;mso-position-horizontal-relative:char;mso-position-vertical:absolute;mso-position-vertical-relative:line;mso-left-percent:-10001;mso-top-percent:-10001;v-text-anchor:top" arcsize="10923f" o:gfxdata="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">
                 <o:lock v:ext="edit" aspectratio="t"/>
@@ -5616,7 +5616,7 @@
               </wp:inline>
             </w:drawing>
           </mc:Choice>
-          <mc:Fallback xmlns:w16sdtdh="http://schemas.microsoft.com/office/word/2020/wordml/sdtdatahash" xmlns:w16du="http://schemas.microsoft.com/office/word/2023/wordml/word16du" xmlns:w16="http://schemas.microsoft.com/office/word/2018/wordml" xmlns:w16cex="http://schemas.microsoft.com/office/word/2018/wordml/cex" xmlns:oel="http://schemas.microsoft.com/office/2019/extlst">
+          <mc:Fallback xmlns:oel="http://schemas.microsoft.com/office/2019/extlst" xmlns:w16cex="http://schemas.microsoft.com/office/word/2018/wordml/cex" xmlns:w16="http://schemas.microsoft.com/office/word/2018/wordml" xmlns:w16du="http://schemas.microsoft.com/office/word/2023/wordml/word16du" xmlns:w16sdtdh="http://schemas.microsoft.com/office/word/2020/wordml/sdtdatahash">
             <w:pict>
               <v:roundrect w14:anchorId="1D42CF48" id="מלבן מעוגל 4" o:spid="_x0000_s1026" style="width:9.45pt;height:9.45pt;visibility:visible;mso-wrap-style:square;mso-left-percent:-10001;mso-top-percent:-10001;mso-position-horizontal:absolute;mso-position-horizontal-relative:char;mso-position-vertical:absolute;mso-position-vertical-relative:line;mso-left-percent:-10001;mso-top-percent:-10001;v-text-anchor:top" arcsize="10923f" o:gfxdata="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">
                 <o:lock v:ext="edit" aspectratio="t"/>
@@ -5704,7 +5704,7 @@
               </wp:inline>
             </w:drawing>
           </mc:Choice>
-          <mc:Fallback xmlns:w16sdtdh="http://schemas.microsoft.com/office/word/2020/wordml/sdtdatahash" xmlns:w16du="http://schemas.microsoft.com/office/word/2023/wordml/word16du" xmlns:w16="http://schemas.microsoft.com/office/word/2018/wordml" xmlns:w16cex="http://schemas.microsoft.com/office/word/2018/wordml/cex" xmlns:oel="http://schemas.microsoft.com/office/2019/extlst">
+          <mc:Fallback xmlns:oel="http://schemas.microsoft.com/office/2019/extlst" xmlns:w16cex="http://schemas.microsoft.com/office/word/2018/wordml/cex" xmlns:w16="http://schemas.microsoft.com/office/word/2018/wordml" xmlns:w16du="http://schemas.microsoft.com/office/word/2023/wordml/word16du" xmlns:w16sdtdh="http://schemas.microsoft.com/office/word/2020/wordml/sdtdatahash">
             <w:pict>
               <v:roundrect w14:anchorId="070688B8" id="מלבן מעוגל 3" o:spid="_x0000_s1026" style="width:9.45pt;height:9.45pt;visibility:visible;mso-wrap-style:square;mso-left-percent:-10001;mso-top-percent:-10001;mso-position-horizontal:absolute;mso-position-horizontal-relative:char;mso-position-vertical:absolute;mso-position-vertical-relative:line;mso-left-percent:-10001;mso-top-percent:-10001;v-text-anchor:top" arcsize="10923f" o:gfxdata="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">
                 <o:lock v:ext="edit" aspectratio="t"/>
@@ -5846,7 +5846,7 @@
               </wp:inline>
             </w:drawing>
           </mc:Choice>
-          <mc:Fallback xmlns:w16sdtdh="http://schemas.microsoft.com/office/word/2020/wordml/sdtdatahash" xmlns:w16du="http://schemas.microsoft.com/office/word/2023/wordml/word16du" xmlns:w16="http://schemas.microsoft.com/office/word/2018/wordml" xmlns:w16cex="http://schemas.microsoft.com/office/word/2018/wordml/cex" xmlns:oel="http://schemas.microsoft.com/office/2019/extlst">
+          <mc:Fallback xmlns:oel="http://schemas.microsoft.com/office/2019/extlst" xmlns:w16cex="http://schemas.microsoft.com/office/word/2018/wordml/cex" xmlns:w16="http://schemas.microsoft.com/office/word/2018/wordml" xmlns:w16du="http://schemas.microsoft.com/office/word/2023/wordml/word16du" xmlns:w16sdtdh="http://schemas.microsoft.com/office/word/2020/wordml/sdtdatahash">
             <w:pict>
               <v:roundrect w14:anchorId="10070B32" id="מלבן מעוגל 2" o:spid="_x0000_s1026" style="width:9.45pt;height:9.45pt;visibility:visible;mso-wrap-style:square;mso-left-percent:-10001;mso-top-percent:-10001;mso-position-horizontal:absolute;mso-position-horizontal-relative:char;mso-position-vertical:absolute;mso-position-vertical-relative:line;mso-left-percent:-10001;mso-top-percent:-10001;v-text-anchor:top" arcsize="10923f" o:gfxdata="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">
                 <o:lock v:ext="edit" aspectratio="t"/>
@@ -5990,7 +5990,7 @@
               </wp:inline>
             </w:drawing>
           </mc:Choice>
-          <mc:Fallback xmlns:w16sdtdh="http://schemas.microsoft.com/office/word/2020/wordml/sdtdatahash" xmlns:w16du="http://schemas.microsoft.com/office/word/2023/wordml/word16du" xmlns:w16="http://schemas.microsoft.com/office/word/2018/wordml" xmlns:w16cex="http://schemas.microsoft.com/office/word/2018/wordml/cex" xmlns:oel="http://schemas.microsoft.com/office/2019/extlst">
+          <mc:Fallback xmlns:oel="http://schemas.microsoft.com/office/2019/extlst" xmlns:w16cex="http://schemas.microsoft.com/office/word/2018/wordml/cex" xmlns:w16="http://schemas.microsoft.com/office/word/2018/wordml" xmlns:w16du="http://schemas.microsoft.com/office/word/2023/wordml/word16du" xmlns:w16sdtdh="http://schemas.microsoft.com/office/word/2020/wordml/sdtdatahash">
             <w:pict>
               <v:roundrect w14:anchorId="4AE4CB54" id="מלבן מעוגל 1" o:spid="_x0000_s1026" style="width:9.45pt;height:9.45pt;visibility:visible;mso-wrap-style:square;mso-left-percent:-10001;mso-top-percent:-10001;mso-position-horizontal:absolute;mso-position-horizontal-relative:char;mso-position-vertical:absolute;mso-position-vertical-relative:line;mso-left-percent:-10001;mso-top-percent:-10001;v-text-anchor:top" arcsize="10923f" o:gfxdata="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">
                 <o:lock v:ext="edit" aspectratio="t"/>
@@ -21211,7 +21211,6 @@
       <w:pPr>
         <w:pStyle w:val="1"/>
         <w:rPr>
-          <w:rFonts w:hint="cs"/>
           <w:i w:val="0"/>
           <w:rtl/>
         </w:rPr>
@@ -21471,11 +21470,12 @@
       <w:r>
         <w:rPr>
           <w:rFonts w:cs="Arial"/>
+          <w:noProof/>
           <w:rtl/>
         </w:rPr>
         <w:drawing>
-          <wp:inline distT="0" distB="0" distL="0" distR="0" wp14:anchorId="24D63093" wp14:editId="3DE1F0CB">
-            <wp:extent cx="5134708" cy="1847557"/>
+          <wp:inline distT="0" distB="0" distL="0" distR="0" wp14:anchorId="24D63093" wp14:editId="15F9CCDF">
+            <wp:extent cx="5054475" cy="1847215"/>
             <wp:effectExtent l="0" t="0" r="0" b="635"/>
             <wp:docPr id="8" name="תמונה 8"/>
             <wp:cNvGraphicFramePr>
@@ -21490,13 +21490,13 @@
                   </pic:nvPicPr>
                   <pic:blipFill rotWithShape="1">
                     <a:blip r:embed="rId16"/>
-                    <a:srcRect t="6692" r="968" b="799"/>
+                    <a:srcRect l="1529" t="6692" r="968" b="799"/>
                     <a:stretch/>
                   </pic:blipFill>
                   <pic:spPr bwMode="auto">
                     <a:xfrm>
                       <a:off x="0" y="0"/>
-                      <a:ext cx="5135426" cy="1847815"/>
+                      <a:ext cx="5056117" cy="1847815"/>
                     </a:xfrm>
                     <a:prstGeom prst="rect">
                       <a:avLst/>
@@ -22007,29 +22007,41 @@
     <w:p>
       <w:pPr>
         <w:rPr>
-          <w:rtl/>
-        </w:rPr>
-      </w:pPr>
-      <w:bookmarkStart w:id="19" w:name="_GoBack"/>
-      <w:bookmarkEnd w:id="19"/>
+          <w:b/>
+          <w:bCs/>
+          <w:rtl/>
+        </w:rPr>
+      </w:pPr>
       <w:r>
         <w:rPr>
           <w:rFonts w:cs="Arial"/>
+          <w:b/>
+          <w:bCs/>
           <w:rtl/>
         </w:rPr>
         <w:t>תמיכה ב-</w:t>
       </w:r>
       <w:r>
+        <w:rPr>
+          <w:b/>
+          <w:bCs/>
+        </w:rPr>
         <w:t>I²C</w:t>
       </w:r>
       <w:r>
         <w:rPr>
           <w:rFonts w:cs="Arial"/>
+          <w:b/>
+          <w:bCs/>
           <w:rtl/>
         </w:rPr>
         <w:t xml:space="preserve"> במיקרו-בקר </w:t>
       </w:r>
       <w:r>
+        <w:rPr>
+          <w:b/>
+          <w:bCs/>
+        </w:rPr>
         <w:t>ESP32</w:t>
       </w:r>
     </w:p>
@@ -22039,13 +22051,6 @@
           <w:rtl/>
         </w:rPr>
       </w:pPr>
-    </w:p>
-    <w:p>
-      <w:pPr>
-        <w:rPr>
-          <w:rtl/>
-        </w:rPr>
-      </w:pPr>
       <w:r>
         <w:rPr>
           <w:rFonts w:cs="Arial"/>
@@ -22144,206 +22149,174 @@
     <w:p>
       <w:pPr>
         <w:rPr>
-          <w:rtl/>
+          <w:b/>
+          <w:bCs/>
         </w:rPr>
       </w:pPr>
       <w:r>
         <w:rPr>
           <w:rFonts w:cs="Arial"/>
-          <w:rtl/>
-        </w:rPr>
-        <w:t>**יתרונות השימוש ב-</w:t>
-      </w:r>
-      <w:r>
+          <w:b/>
+          <w:bCs/>
+          <w:rtl/>
+        </w:rPr>
+        <w:t>יתרונות השימוש ב-</w:t>
+      </w:r>
+      <w:r>
+        <w:rPr>
+          <w:b/>
+          <w:bCs/>
+        </w:rPr>
         <w:t>ESP32</w:t>
       </w:r>
       <w:r>
         <w:rPr>
           <w:rFonts w:cs="Arial"/>
+          <w:b/>
+          <w:bCs/>
           <w:rtl/>
         </w:rPr>
         <w:t xml:space="preserve"> לתקשורת </w:t>
       </w:r>
       <w:r>
+        <w:rPr>
+          <w:b/>
+          <w:bCs/>
+        </w:rPr>
         <w:t>I²C</w:t>
       </w:r>
+    </w:p>
+    <w:p>
+      <w:pPr>
+        <w:rPr>
+          <w:rtl/>
+        </w:rPr>
+      </w:pPr>
       <w:r>
         <w:rPr>
           <w:rFonts w:cs="Arial"/>
           <w:rtl/>
         </w:rPr>
-        <w:t>**</w:t>
-      </w:r>
-    </w:p>
-    <w:p>
-      <w:pPr>
-        <w:rPr>
-          <w:rtl/>
-        </w:rPr>
-      </w:pPr>
+        <w:t>1. תמיכה במצבים מרובים - ניתן להגדיר את ה-</w:t>
+      </w:r>
+      <w:r>
+        <w:t>ESP32</w:t>
+      </w:r>
       <w:r>
         <w:rPr>
           <w:rFonts w:cs="Arial"/>
           <w:rtl/>
         </w:rPr>
-        <w:t>1. תמיכה במצבים מרובים - ניתן להגדיר את ה-</w:t>
-      </w:r>
-      <w:r>
-        <w:t>ESP32</w:t>
+        <w:t xml:space="preserve"> כ-</w:t>
+      </w:r>
+      <w:r>
+        <w:t>Master</w:t>
       </w:r>
       <w:r>
         <w:rPr>
           <w:rFonts w:cs="Arial"/>
           <w:rtl/>
         </w:rPr>
-        <w:t xml:space="preserve"> כ-</w:t>
-      </w:r>
-      <w:r>
-        <w:t>Master</w:t>
+        <w:t xml:space="preserve"> או </w:t>
+      </w:r>
+      <w:r>
+        <w:t>Slave</w:t>
       </w:r>
       <w:r>
         <w:rPr>
           <w:rFonts w:cs="Arial"/>
           <w:rtl/>
         </w:rPr>
+        <w:t xml:space="preserve"> בהתאם לצורך.</w:t>
+      </w:r>
+    </w:p>
+    <w:p>
+      <w:r>
+        <w:rPr>
+          <w:rFonts w:cs="Arial"/>
+          <w:rtl/>
+        </w:rPr>
+        <w:t>2. מהירויות שונות - הפרוטוקול תומך במגוון מהירויות</w:t>
+      </w:r>
+      <w:r>
+        <w:rPr>
+          <w:rFonts w:cs="Arial" w:hint="cs"/>
+          <w:rtl/>
+        </w:rPr>
+        <w:t>. דבר זה מאפשר גמישות בהתאם לסוג ההתקן והבקר</w:t>
+      </w:r>
+    </w:p>
+    <w:p>
+      <w:pPr>
+        <w:rPr>
+          <w:rtl/>
+        </w:rPr>
+      </w:pPr>
+      <w:r>
+        <w:rPr>
+          <w:rFonts w:cs="Arial"/>
+          <w:rtl/>
+        </w:rPr>
+        <w:t>3. גמישות בחיבור - ניתן להגדיר כל פין כ-</w:t>
+      </w:r>
+      <w:r>
+        <w:t>SCL</w:t>
+      </w:r>
+      <w:r>
+        <w:rPr>
+          <w:rFonts w:cs="Arial"/>
+          <w:rtl/>
+        </w:rPr>
         <w:t xml:space="preserve"> או </w:t>
       </w:r>
       <w:r>
-        <w:t>Slave</w:t>
+        <w:t>SDA</w:t>
       </w:r>
       <w:r>
         <w:rPr>
           <w:rFonts w:cs="Arial"/>
           <w:rtl/>
         </w:rPr>
-        <w:t xml:space="preserve"> בהתאם לצורך.</w:t>
-      </w:r>
-    </w:p>
-    <w:p>
-      <w:pPr>
-        <w:rPr>
+        <w:t>, המאפשר התאמה לצרכים שונים.</w:t>
+      </w:r>
+    </w:p>
+    <w:p>
+      <w:pPr>
+        <w:rPr>
+          <w:rtl/>
+        </w:rPr>
+      </w:pPr>
+    </w:p>
+    <w:p>
+      <w:pPr>
+        <w:rPr>
+          <w:b/>
+          <w:bCs/>
           <w:rtl/>
         </w:rPr>
       </w:pPr>
       <w:r>
         <w:rPr>
           <w:rFonts w:cs="Arial"/>
-          <w:rtl/>
-        </w:rPr>
-        <w:t xml:space="preserve">2. מהירויות שונות - הפרוטוקול תומך במגוון מהירויות: </w:t>
-      </w:r>
-    </w:p>
-    <w:p>
-      <w:r>
-        <w:rPr>
-          <w:rFonts w:cs="Arial"/>
-          <w:rtl/>
-        </w:rPr>
-        <w:t xml:space="preserve">   - </w:t>
-      </w:r>
-      <w:r>
-        <w:t>Standard-mode - 100KHz</w:t>
-      </w:r>
-    </w:p>
-    <w:p>
-      <w:r>
-        <w:rPr>
-          <w:rFonts w:cs="Arial"/>
+          <w:b/>
+          <w:bCs/>
           <w:rtl/>
         </w:rPr>
         <w:lastRenderedPageBreak/>
-        <w:t xml:space="preserve">   - </w:t>
-      </w:r>
-      <w:r>
-        <w:t>Fast-mode - 400KHz</w:t>
-      </w:r>
-    </w:p>
-    <w:p>
-      <w:r>
-        <w:rPr>
-          <w:rFonts w:cs="Arial"/>
-          <w:rtl/>
-        </w:rPr>
-        <w:t xml:space="preserve">   - </w:t>
-      </w:r>
-      <w:r>
-        <w:t>Fast-mode Plus - 1MHz</w:t>
-      </w:r>
-    </w:p>
-    <w:p>
-      <w:r>
-        <w:rPr>
-          <w:rFonts w:cs="Arial"/>
-          <w:rtl/>
-        </w:rPr>
-        <w:t xml:space="preserve">   - </w:t>
-      </w:r>
-      <w:r>
-        <w:t>High Speed Mode - 3.4MHz</w:t>
-      </w:r>
-    </w:p>
-    <w:p>
-      <w:pPr>
-        <w:rPr>
-          <w:rtl/>
-        </w:rPr>
-      </w:pPr>
-      <w:r>
-        <w:rPr>
-          <w:rFonts w:cs="Arial"/>
-          <w:rtl/>
-        </w:rPr>
-        <w:t>3. גמישות בחיבור - ניתן להגדיר כל פין כ-</w:t>
-      </w:r>
-      <w:r>
-        <w:t>SCL</w:t>
-      </w:r>
-      <w:r>
-        <w:rPr>
-          <w:rFonts w:cs="Arial"/>
-          <w:rtl/>
-        </w:rPr>
-        <w:t xml:space="preserve"> או </w:t>
-      </w:r>
-      <w:r>
-        <w:t>SDA</w:t>
-      </w:r>
-      <w:r>
-        <w:rPr>
-          <w:rFonts w:cs="Arial"/>
-          <w:rtl/>
-        </w:rPr>
-        <w:t>, המאפשר התאמה לצרכים שונים.</w:t>
-      </w:r>
-    </w:p>
-    <w:p>
-      <w:pPr>
-        <w:rPr>
-          <w:rtl/>
-        </w:rPr>
-      </w:pPr>
-    </w:p>
-    <w:p>
-      <w:pPr>
-        <w:rPr>
-          <w:rtl/>
-        </w:rPr>
-      </w:pPr>
-      <w:r>
-        <w:rPr>
-          <w:rFonts w:cs="Arial"/>
-          <w:rtl/>
-        </w:rPr>
         <w:t xml:space="preserve">שימושים נפוצים בפרוטוקול </w:t>
       </w:r>
       <w:r>
+        <w:rPr>
+          <w:b/>
+          <w:bCs/>
+        </w:rPr>
         <w:t>I²C</w:t>
       </w:r>
     </w:p>
     <w:p>
       <w:pPr>
         <w:rPr>
-          <w:rFonts w:ascii="Tahoma" w:eastAsiaTheme="majorEastAsia" w:hAnsi="Tahoma" w:cs="Tahoma" w:hint="cs"/>
+          <w:rFonts w:ascii="Tahoma" w:eastAsiaTheme="majorEastAsia" w:hAnsi="Tahoma" w:cs="Tahoma"/>
           <w:b/>
           <w:bCs/>
           <w:i/>
@@ -22391,14 +22364,7 @@
           <w:rFonts w:cs="Arial"/>
           <w:rtl/>
         </w:rPr>
-        <w:t>.</w:t>
-      </w:r>
-      <w:r>
-        <w:rPr>
-          <w:rFonts w:cs="Arial"/>
-          <w:rtl/>
-        </w:rPr>
-        <w:t xml:space="preserve"> </w:t>
+        <w:t xml:space="preserve">. </w:t>
       </w:r>
       <w:r>
         <w:rPr>
@@ -22914,7 +22880,7 @@
     <w:p>
       <w:pPr>
         <w:rPr>
-          <w:rFonts w:cstheme="minorHAnsi" w:hint="cs"/>
+          <w:rFonts w:cstheme="minorHAnsi"/>
           <w:sz w:val="24"/>
           <w:szCs w:val="24"/>
           <w:rtl/>
@@ -23939,7 +23905,6 @@
     <w:p>
       <w:pPr>
         <w:rPr>
-          <w:rFonts w:hint="cs"/>
           <w:sz w:val="24"/>
           <w:szCs w:val="24"/>
           <w:rtl/>
@@ -27279,7 +27244,6 @@
           <w:rFonts w:ascii="Tahoma" w:hAnsi="Tahoma" w:cs="Tahoma"/>
           <w:sz w:val="28"/>
           <w:szCs w:val="28"/>
-          <w:rtl/>
         </w:rPr>
       </w:pPr>
       <w:r>
@@ -27294,107 +27258,1253 @@
     </w:p>
     <w:p>
       <w:pPr>
-        <w:rPr>
-          <w:rFonts w:ascii="Tahoma" w:hAnsi="Tahoma" w:cs="Tahoma"/>
-          <w:sz w:val="28"/>
-          <w:szCs w:val="28"/>
-          <w:rtl/>
-        </w:rPr>
-      </w:pPr>
-    </w:p>
-    <w:p>
-      <w:pPr>
-        <w:rPr>
-          <w:rFonts w:ascii="Tahoma" w:hAnsi="Tahoma" w:cs="Tahoma"/>
-          <w:sz w:val="28"/>
-          <w:szCs w:val="28"/>
-          <w:rtl/>
-        </w:rPr>
-      </w:pPr>
-    </w:p>
-    <w:p>
-      <w:pPr>
-        <w:rPr>
-          <w:rFonts w:ascii="Tahoma" w:hAnsi="Tahoma" w:cs="Tahoma"/>
-          <w:sz w:val="28"/>
-          <w:szCs w:val="28"/>
-          <w:rtl/>
-        </w:rPr>
-      </w:pPr>
-    </w:p>
-    <w:p>
-      <w:pPr>
-        <w:rPr>
-          <w:rFonts w:ascii="Tahoma" w:hAnsi="Tahoma" w:cs="Tahoma"/>
-          <w:sz w:val="28"/>
-          <w:szCs w:val="28"/>
-          <w:rtl/>
-        </w:rPr>
-      </w:pPr>
-    </w:p>
-    <w:p>
-      <w:pPr>
-        <w:rPr>
-          <w:rFonts w:ascii="Tahoma" w:hAnsi="Tahoma" w:cs="Tahoma"/>
-          <w:sz w:val="28"/>
-          <w:szCs w:val="28"/>
-          <w:rtl/>
-        </w:rPr>
-      </w:pPr>
-      <w:r>
-        <w:rPr>
-          <w:noProof/>
-        </w:rPr>
-        <w:t xml:space="preserve"> </w:t>
-      </w:r>
-    </w:p>
-    <w:p>
-      <w:pPr>
-        <w:rPr>
-          <w:rFonts w:ascii="Tahoma" w:hAnsi="Tahoma" w:cs="Tahoma"/>
-          <w:rtl/>
-        </w:rPr>
-      </w:pPr>
-    </w:p>
-    <w:p>
-      <w:pPr>
-        <w:rPr>
-          <w:rFonts w:ascii="Tahoma" w:hAnsi="Tahoma" w:cs="Tahoma"/>
-          <w:rtl/>
-        </w:rPr>
-      </w:pPr>
-    </w:p>
-    <w:p>
-      <w:pPr>
-        <w:bidi w:val="0"/>
-        <w:rPr>
-          <w:rFonts w:ascii="Tahoma" w:hAnsi="Tahoma" w:cs="Tahoma"/>
+        <w:pStyle w:val="1"/>
+        <w:rPr>
+          <w:rtl/>
+        </w:rPr>
+      </w:pPr>
+      <w:r>
+        <w:rPr>
+          <w:rtl/>
+        </w:rPr>
+        <w:br w:type="page"/>
+      </w:r>
+      <w:r>
+        <w:rPr>
+          <w:rFonts w:hint="cs"/>
+          <w:rtl/>
+        </w:rPr>
+        <w:lastRenderedPageBreak/>
+        <w:t xml:space="preserve">חיישן מרחק </w:t>
+      </w:r>
+      <w:r>
+        <w:t>Ultrasonic</w:t>
+      </w:r>
+    </w:p>
+    <w:p>
+      <w:pPr>
+        <w:rPr>
+          <w:rFonts w:cstheme="minorHAnsi"/>
+          <w:sz w:val="24"/>
+          <w:szCs w:val="24"/>
+        </w:rPr>
+      </w:pPr>
+      <w:r>
+        <w:rPr>
+          <w:rFonts w:cstheme="minorHAnsi"/>
+          <w:sz w:val="24"/>
+          <w:szCs w:val="24"/>
+          <w:rtl/>
+        </w:rPr>
+        <w:t xml:space="preserve">חיישן האולטרה </w:t>
+      </w:r>
+      <w:proofErr w:type="spellStart"/>
+      <w:r>
+        <w:rPr>
+          <w:rFonts w:cstheme="minorHAnsi"/>
+          <w:sz w:val="24"/>
+          <w:szCs w:val="24"/>
+          <w:rtl/>
+        </w:rPr>
+        <w:t>סוניק</w:t>
+      </w:r>
+      <w:proofErr w:type="spellEnd"/>
+      <w:r>
+        <w:rPr>
+          <w:rFonts w:cstheme="minorHAnsi"/>
+          <w:sz w:val="24"/>
+          <w:szCs w:val="24"/>
+        </w:rPr>
+        <w:t xml:space="preserve"> HC-SR04 </w:t>
+      </w:r>
+      <w:r>
+        <w:rPr>
+          <w:rFonts w:cstheme="minorHAnsi"/>
+          <w:sz w:val="24"/>
+          <w:szCs w:val="24"/>
+          <w:rtl/>
+        </w:rPr>
+        <w:t xml:space="preserve">משמש למדידת מרחק של עצמים. הוא בנוי ממשדר ומקלט: המשדר שולח גלי קול בתדר של </w:t>
+      </w:r>
+      <w:r>
+        <w:rPr>
+          <w:rFonts w:cstheme="minorHAnsi"/>
+          <w:sz w:val="24"/>
+          <w:szCs w:val="24"/>
+        </w:rPr>
+        <w:t>40KHz</w:t>
+      </w:r>
+      <w:r>
+        <w:rPr>
+          <w:rFonts w:cstheme="minorHAnsi" w:hint="cs"/>
+          <w:sz w:val="24"/>
+          <w:szCs w:val="24"/>
+          <w:rtl/>
+        </w:rPr>
+        <w:t xml:space="preserve"> שאינם</w:t>
+      </w:r>
+      <w:r>
+        <w:rPr>
+          <w:rFonts w:cstheme="minorHAnsi"/>
+          <w:sz w:val="24"/>
+          <w:szCs w:val="24"/>
+          <w:rtl/>
+        </w:rPr>
+        <w:t xml:space="preserve"> נשמעים לאוזן האנושית. גלי הקול נעים באוויר, פוגעים בעצם כלשהו, ומוחזרים למקלט. הזמן שלוקח לגל הקול לעבור את המרחק הלוך וחזור משמש לחישוב המרחק בין החיישן לעצם</w:t>
+      </w:r>
+      <w:r>
+        <w:rPr>
+          <w:rFonts w:cstheme="minorHAnsi"/>
+          <w:sz w:val="24"/>
+          <w:szCs w:val="24"/>
+        </w:rPr>
+        <w:t>.</w:t>
+      </w:r>
+    </w:p>
+    <w:p>
+      <w:pPr>
+        <w:rPr>
+          <w:rFonts w:cstheme="minorHAnsi"/>
           <w:b/>
           <w:bCs/>
-          <w:sz w:val="36"/>
-          <w:szCs w:val="36"/>
-          <w:rtl/>
-        </w:rPr>
-      </w:pPr>
-    </w:p>
-    <w:p>
-      <w:pPr>
-        <w:ind w:left="360"/>
-        <w:rPr>
-          <w:rFonts w:ascii="Tahoma" w:hAnsi="Tahoma" w:cs="Tahoma"/>
-          <w:sz w:val="28"/>
-          <w:szCs w:val="28"/>
-        </w:rPr>
-      </w:pPr>
-    </w:p>
-    <w:p>
-      <w:pPr>
-        <w:rPr>
-          <w:rFonts w:ascii="Tahoma" w:hAnsi="Tahoma" w:cs="Tahoma"/>
-          <w:sz w:val="28"/>
-          <w:szCs w:val="28"/>
-        </w:rPr>
-      </w:pPr>
+          <w:sz w:val="24"/>
+          <w:szCs w:val="24"/>
+        </w:rPr>
+      </w:pPr>
+      <w:r>
+        <w:rPr>
+          <w:rFonts w:cstheme="minorHAnsi"/>
+          <w:b/>
+          <w:bCs/>
+          <w:sz w:val="24"/>
+          <w:szCs w:val="24"/>
+          <w:rtl/>
+        </w:rPr>
+        <w:t>מבנה ופעולה</w:t>
+      </w:r>
+    </w:p>
+    <w:p>
+      <w:pPr>
+        <w:rPr>
+          <w:rFonts w:cstheme="minorHAnsi"/>
+          <w:b/>
+          <w:bCs/>
+          <w:sz w:val="24"/>
+          <w:szCs w:val="24"/>
+        </w:rPr>
+      </w:pPr>
+      <w:r>
+        <w:rPr>
+          <w:rFonts w:cstheme="minorHAnsi"/>
+          <w:b/>
+          <w:bCs/>
+          <w:sz w:val="24"/>
+          <w:szCs w:val="24"/>
+          <w:rtl/>
+        </w:rPr>
+        <w:t>רכיבי החיישן</w:t>
+      </w:r>
+    </w:p>
+    <w:p>
+      <w:pPr>
+        <w:numPr>
+          <w:ilvl w:val="0"/>
+          <w:numId w:val="39"/>
+        </w:numPr>
+        <w:rPr>
+          <w:rFonts w:cstheme="minorHAnsi"/>
+          <w:sz w:val="24"/>
+          <w:szCs w:val="24"/>
+        </w:rPr>
+      </w:pPr>
+      <w:r>
+        <w:rPr>
+          <w:rFonts w:cstheme="minorHAnsi"/>
+          <w:b/>
+          <w:bCs/>
+          <w:sz w:val="24"/>
+          <w:szCs w:val="24"/>
+          <w:rtl/>
+        </w:rPr>
+        <w:t>משדר</w:t>
+      </w:r>
+      <w:r>
+        <w:rPr>
+          <w:rFonts w:cstheme="minorHAnsi"/>
+          <w:sz w:val="24"/>
+          <w:szCs w:val="24"/>
+          <w:rtl/>
+        </w:rPr>
+        <w:t xml:space="preserve"> </w:t>
+      </w:r>
+      <w:r>
+        <w:rPr>
+          <w:rFonts w:cstheme="minorHAnsi"/>
+          <w:sz w:val="24"/>
+          <w:szCs w:val="24"/>
+        </w:rPr>
+        <w:t xml:space="preserve">- </w:t>
+      </w:r>
+      <w:r>
+        <w:rPr>
+          <w:rFonts w:cstheme="minorHAnsi" w:hint="cs"/>
+          <w:sz w:val="24"/>
+          <w:szCs w:val="24"/>
+          <w:rtl/>
+        </w:rPr>
+        <w:t xml:space="preserve"> </w:t>
+      </w:r>
+      <w:r>
+        <w:rPr>
+          <w:rFonts w:cstheme="minorHAnsi"/>
+          <w:sz w:val="24"/>
+          <w:szCs w:val="24"/>
+          <w:rtl/>
+        </w:rPr>
+        <w:t xml:space="preserve">שולח את האות </w:t>
+      </w:r>
+      <w:r>
+        <w:rPr>
+          <w:rFonts w:cstheme="minorHAnsi" w:hint="cs"/>
+          <w:sz w:val="24"/>
+          <w:szCs w:val="24"/>
+          <w:rtl/>
+        </w:rPr>
+        <w:t xml:space="preserve">הקולי בתדרי </w:t>
+      </w:r>
+      <w:proofErr w:type="spellStart"/>
+      <w:r>
+        <w:rPr>
+          <w:rFonts w:cstheme="minorHAnsi" w:hint="cs"/>
+          <w:sz w:val="24"/>
+          <w:szCs w:val="24"/>
+          <w:rtl/>
+        </w:rPr>
+        <w:t>האולטרהסוניק</w:t>
+      </w:r>
+      <w:proofErr w:type="spellEnd"/>
+    </w:p>
+    <w:p>
+      <w:pPr>
+        <w:numPr>
+          <w:ilvl w:val="0"/>
+          <w:numId w:val="39"/>
+        </w:numPr>
+        <w:rPr>
+          <w:rFonts w:cstheme="minorHAnsi"/>
+          <w:sz w:val="24"/>
+          <w:szCs w:val="24"/>
+        </w:rPr>
+      </w:pPr>
+      <w:r>
+        <w:rPr>
+          <w:rFonts w:cstheme="minorHAnsi"/>
+          <w:b/>
+          <w:bCs/>
+          <w:sz w:val="24"/>
+          <w:szCs w:val="24"/>
+          <w:rtl/>
+        </w:rPr>
+        <w:t>מקלט</w:t>
+      </w:r>
+      <w:r>
+        <w:rPr>
+          <w:rFonts w:cstheme="minorHAnsi"/>
+          <w:sz w:val="24"/>
+          <w:szCs w:val="24"/>
+          <w:rtl/>
+        </w:rPr>
+        <w:t xml:space="preserve"> </w:t>
+      </w:r>
+      <w:r>
+        <w:rPr>
+          <w:rFonts w:cstheme="minorHAnsi"/>
+          <w:sz w:val="24"/>
+          <w:szCs w:val="24"/>
+        </w:rPr>
+        <w:t xml:space="preserve">- </w:t>
+      </w:r>
+      <w:r>
+        <w:rPr>
+          <w:rFonts w:cstheme="minorHAnsi" w:hint="cs"/>
+          <w:sz w:val="24"/>
+          <w:szCs w:val="24"/>
+          <w:rtl/>
+        </w:rPr>
+        <w:t xml:space="preserve"> </w:t>
+      </w:r>
+      <w:r>
+        <w:rPr>
+          <w:rFonts w:cstheme="minorHAnsi"/>
+          <w:sz w:val="24"/>
+          <w:szCs w:val="24"/>
+          <w:rtl/>
+        </w:rPr>
+        <w:t>קולט את האות החוזר</w:t>
+      </w:r>
+    </w:p>
+    <w:p>
+      <w:pPr>
+        <w:rPr>
+          <w:rFonts w:cstheme="minorHAnsi"/>
+          <w:b/>
+          <w:bCs/>
+          <w:sz w:val="24"/>
+          <w:szCs w:val="24"/>
+          <w:rtl/>
+        </w:rPr>
+      </w:pPr>
+    </w:p>
+    <w:p>
+      <w:pPr>
+        <w:rPr>
+          <w:rFonts w:cstheme="minorHAnsi"/>
+          <w:sz w:val="24"/>
+          <w:szCs w:val="24"/>
+          <w:rtl/>
+        </w:rPr>
+      </w:pPr>
+      <w:r>
+        <w:rPr>
+          <w:rFonts w:cstheme="minorHAnsi" w:hint="cs"/>
+          <w:sz w:val="24"/>
+          <w:szCs w:val="24"/>
+          <w:rtl/>
+        </w:rPr>
+        <w:t>התרשים הבא הוא</w:t>
+      </w:r>
+      <w:r>
+        <w:rPr>
+          <w:rFonts w:cstheme="minorHAnsi" w:hint="cs"/>
+          <w:sz w:val="24"/>
+          <w:szCs w:val="24"/>
+          <w:rtl/>
+        </w:rPr>
+        <w:t xml:space="preserve"> </w:t>
+      </w:r>
+      <w:r>
+        <w:rPr>
+          <w:rFonts w:cstheme="minorHAnsi"/>
+          <w:sz w:val="24"/>
+          <w:szCs w:val="24"/>
+          <w:rtl/>
+        </w:rPr>
+        <w:t>תרשים הזמנים ותהליך הפעולה</w:t>
+      </w:r>
+      <w:r>
+        <w:rPr>
+          <w:rFonts w:cstheme="minorHAnsi" w:hint="cs"/>
+          <w:sz w:val="24"/>
+          <w:szCs w:val="24"/>
+          <w:rtl/>
+        </w:rPr>
+        <w:t xml:space="preserve"> של החיישן</w:t>
+      </w:r>
+    </w:p>
+    <w:p>
+      <w:pPr>
+        <w:rPr>
+          <w:rFonts w:cstheme="minorHAnsi"/>
+          <w:b/>
+          <w:bCs/>
+          <w:sz w:val="24"/>
+          <w:szCs w:val="24"/>
+        </w:rPr>
+      </w:pPr>
+      <w:r>
+        <w:rPr>
+          <w:rFonts w:cs="Calibri"/>
+          <w:b/>
+          <w:bCs/>
+          <w:sz w:val="24"/>
+          <w:szCs w:val="24"/>
+          <w:rtl/>
+        </w:rPr>
+        <w:drawing>
+          <wp:inline distT="0" distB="0" distL="0" distR="0" wp14:anchorId="6640FB30" wp14:editId="70D4627D">
+            <wp:extent cx="5940425" cy="2989580"/>
+            <wp:effectExtent l="0" t="0" r="3175" b="1270"/>
+            <wp:docPr id="9" name="תמונה 9"/>
+            <wp:cNvGraphicFramePr>
+              <a:graphicFrameLocks xmlns:a="http://schemas.openxmlformats.org/drawingml/2006/main" noChangeAspect="1"/>
+            </wp:cNvGraphicFramePr>
+            <a:graphic xmlns:a="http://schemas.openxmlformats.org/drawingml/2006/main">
+              <a:graphicData uri="http://schemas.openxmlformats.org/drawingml/2006/picture">
+                <pic:pic xmlns:pic="http://schemas.openxmlformats.org/drawingml/2006/picture">
+                  <pic:nvPicPr>
+                    <pic:cNvPr id="1" name=""/>
+                    <pic:cNvPicPr/>
+                  </pic:nvPicPr>
+                  <pic:blipFill>
+                    <a:blip r:embed="rId18"/>
+                    <a:stretch>
+                      <a:fillRect/>
+                    </a:stretch>
+                  </pic:blipFill>
+                  <pic:spPr>
+                    <a:xfrm>
+                      <a:off x="0" y="0"/>
+                      <a:ext cx="5940425" cy="2989580"/>
+                    </a:xfrm>
+                    <a:prstGeom prst="rect">
+                      <a:avLst/>
+                    </a:prstGeom>
+                  </pic:spPr>
+                </pic:pic>
+              </a:graphicData>
+            </a:graphic>
+          </wp:inline>
+        </w:drawing>
+      </w:r>
+    </w:p>
+    <w:p>
+      <w:pPr>
+        <w:numPr>
+          <w:ilvl w:val="0"/>
+          <w:numId w:val="40"/>
+        </w:numPr>
+        <w:rPr>
+          <w:rFonts w:cstheme="minorHAnsi"/>
+          <w:sz w:val="24"/>
+          <w:szCs w:val="24"/>
+        </w:rPr>
+      </w:pPr>
+      <w:r>
+        <w:rPr>
+          <w:rFonts w:cstheme="minorHAnsi"/>
+          <w:b/>
+          <w:bCs/>
+          <w:sz w:val="24"/>
+          <w:szCs w:val="24"/>
+          <w:rtl/>
+        </w:rPr>
+        <w:t>הפעלת ה</w:t>
+      </w:r>
+      <w:r>
+        <w:rPr>
+          <w:rFonts w:cstheme="minorHAnsi" w:hint="cs"/>
+          <w:b/>
+          <w:bCs/>
+          <w:sz w:val="24"/>
+          <w:szCs w:val="24"/>
+        </w:rPr>
+        <w:t>T</w:t>
+      </w:r>
+      <w:r>
+        <w:rPr>
+          <w:rFonts w:cstheme="minorHAnsi"/>
+          <w:b/>
+          <w:bCs/>
+          <w:sz w:val="24"/>
+          <w:szCs w:val="24"/>
+        </w:rPr>
+        <w:t>rigger</w:t>
+      </w:r>
+      <w:r>
+        <w:rPr>
+          <w:rFonts w:cstheme="minorHAnsi" w:hint="cs"/>
+          <w:sz w:val="24"/>
+          <w:szCs w:val="24"/>
+          <w:rtl/>
+        </w:rPr>
+        <w:t xml:space="preserve"> </w:t>
+      </w:r>
+      <w:r>
+        <w:rPr>
+          <w:rFonts w:cstheme="minorHAnsi"/>
+          <w:sz w:val="24"/>
+          <w:szCs w:val="24"/>
+          <w:rtl/>
+        </w:rPr>
+        <w:t>כדי להתחיל את תהליך המדידה, יש להפעיל את כניסת ה</w:t>
+      </w:r>
+      <w:r>
+        <w:rPr>
+          <w:rFonts w:cstheme="minorHAnsi"/>
+          <w:sz w:val="24"/>
+          <w:szCs w:val="24"/>
+        </w:rPr>
+        <w:t xml:space="preserve"> </w:t>
+      </w:r>
+      <w:r>
+        <w:rPr>
+          <w:rFonts w:cstheme="minorHAnsi"/>
+          <w:sz w:val="24"/>
+          <w:szCs w:val="24"/>
+        </w:rPr>
+        <w:t xml:space="preserve">Trigger </w:t>
+      </w:r>
+      <w:r>
+        <w:rPr>
+          <w:rFonts w:cstheme="minorHAnsi"/>
+          <w:sz w:val="24"/>
+          <w:szCs w:val="24"/>
+          <w:rtl/>
+        </w:rPr>
+        <w:t>של החיישן</w:t>
+      </w:r>
+      <w:r>
+        <w:rPr>
+          <w:rFonts w:cstheme="minorHAnsi"/>
+          <w:sz w:val="24"/>
+          <w:szCs w:val="24"/>
+        </w:rPr>
+        <w:t>.</w:t>
+      </w:r>
+      <w:r>
+        <w:rPr>
+          <w:rFonts w:cstheme="minorHAnsi"/>
+          <w:sz w:val="24"/>
+          <w:szCs w:val="24"/>
+        </w:rPr>
+        <w:t xml:space="preserve"> </w:t>
+      </w:r>
+      <w:bookmarkStart w:id="19" w:name="_GoBack"/>
+      <w:bookmarkEnd w:id="19"/>
+      <w:r>
+        <w:rPr>
+          <w:rFonts w:cstheme="minorHAnsi" w:hint="cs"/>
+          <w:sz w:val="24"/>
+          <w:szCs w:val="24"/>
+          <w:rtl/>
+        </w:rPr>
+        <w:t>נשלח</w:t>
+      </w:r>
+      <w:r>
+        <w:rPr>
+          <w:rFonts w:cstheme="minorHAnsi"/>
+          <w:sz w:val="24"/>
+          <w:szCs w:val="24"/>
+          <w:rtl/>
+        </w:rPr>
+        <w:t xml:space="preserve"> פולס לוגי '1' למשך 10 מיקרו-שניות</w:t>
+      </w:r>
+      <w:r>
+        <w:rPr>
+          <w:rFonts w:cstheme="minorHAnsi"/>
+          <w:sz w:val="24"/>
+          <w:szCs w:val="24"/>
+        </w:rPr>
+        <w:t xml:space="preserve"> </w:t>
+      </w:r>
+    </w:p>
+    <w:p>
+      <w:pPr>
+        <w:numPr>
+          <w:ilvl w:val="0"/>
+          <w:numId w:val="40"/>
+        </w:numPr>
+        <w:rPr>
+          <w:rFonts w:cstheme="minorHAnsi"/>
+          <w:sz w:val="24"/>
+          <w:szCs w:val="24"/>
+        </w:rPr>
+      </w:pPr>
+      <w:r>
+        <w:rPr>
+          <w:rFonts w:cstheme="minorHAnsi"/>
+          <w:b/>
+          <w:bCs/>
+          <w:sz w:val="24"/>
+          <w:szCs w:val="24"/>
+          <w:rtl/>
+        </w:rPr>
+        <w:t xml:space="preserve">שידור </w:t>
+      </w:r>
+      <w:proofErr w:type="spellStart"/>
+      <w:r>
+        <w:rPr>
+          <w:rFonts w:cstheme="minorHAnsi"/>
+          <w:b/>
+          <w:bCs/>
+          <w:sz w:val="24"/>
+          <w:szCs w:val="24"/>
+          <w:rtl/>
+        </w:rPr>
+        <w:t>פולסים</w:t>
+      </w:r>
+      <w:proofErr w:type="spellEnd"/>
+      <w:r>
+        <w:rPr>
+          <w:rFonts w:cstheme="minorHAnsi" w:hint="cs"/>
+          <w:b/>
+          <w:bCs/>
+          <w:sz w:val="24"/>
+          <w:szCs w:val="24"/>
+          <w:rtl/>
+        </w:rPr>
+        <w:t xml:space="preserve"> </w:t>
+      </w:r>
+      <w:r>
+        <w:rPr>
+          <w:rFonts w:cstheme="minorHAnsi"/>
+          <w:sz w:val="24"/>
+          <w:szCs w:val="24"/>
+          <w:rtl/>
+        </w:rPr>
+        <w:t>לאחר הפעלת ה</w:t>
+      </w:r>
+      <w:r>
+        <w:rPr>
+          <w:rFonts w:cstheme="minorHAnsi"/>
+          <w:sz w:val="24"/>
+          <w:szCs w:val="24"/>
+        </w:rPr>
+        <w:t xml:space="preserve"> ,</w:t>
+      </w:r>
+      <w:r>
+        <w:rPr>
+          <w:rFonts w:cstheme="minorHAnsi"/>
+          <w:sz w:val="24"/>
+          <w:szCs w:val="24"/>
+        </w:rPr>
+        <w:t>Trigger</w:t>
+      </w:r>
+      <w:r>
+        <w:rPr>
+          <w:rFonts w:cstheme="minorHAnsi"/>
+          <w:sz w:val="24"/>
+          <w:szCs w:val="24"/>
+          <w:rtl/>
+        </w:rPr>
+        <w:t>ה</w:t>
+      </w:r>
+      <w:r>
+        <w:rPr>
+          <w:rFonts w:cstheme="minorHAnsi"/>
+          <w:sz w:val="24"/>
+          <w:szCs w:val="24"/>
+        </w:rPr>
+        <w:t>ESP32</w:t>
+      </w:r>
+      <w:r>
+        <w:rPr>
+          <w:rFonts w:cstheme="minorHAnsi"/>
+          <w:sz w:val="24"/>
+          <w:szCs w:val="24"/>
+          <w:rtl/>
+        </w:rPr>
+        <w:t xml:space="preserve"> של החיישן שולח סדרה של שמונה </w:t>
+      </w:r>
+      <w:proofErr w:type="spellStart"/>
+      <w:r>
+        <w:rPr>
+          <w:rFonts w:cstheme="minorHAnsi"/>
+          <w:sz w:val="24"/>
+          <w:szCs w:val="24"/>
+          <w:rtl/>
+        </w:rPr>
+        <w:t>פולסים</w:t>
+      </w:r>
+      <w:proofErr w:type="spellEnd"/>
+      <w:r>
+        <w:rPr>
+          <w:rFonts w:cstheme="minorHAnsi"/>
+          <w:sz w:val="24"/>
+          <w:szCs w:val="24"/>
+          <w:rtl/>
+        </w:rPr>
+        <w:t xml:space="preserve"> בתדר של </w:t>
+      </w:r>
+      <w:r>
+        <w:rPr>
+          <w:rFonts w:cstheme="minorHAnsi"/>
+          <w:sz w:val="24"/>
+          <w:szCs w:val="24"/>
+          <w:rtl/>
+        </w:rPr>
+        <w:t xml:space="preserve"> </w:t>
+      </w:r>
+      <w:r>
+        <w:rPr>
+          <w:rFonts w:cstheme="minorHAnsi"/>
+          <w:sz w:val="24"/>
+          <w:szCs w:val="24"/>
+        </w:rPr>
+        <w:t>40KHz</w:t>
+      </w:r>
+      <w:r>
+        <w:rPr>
+          <w:rFonts w:cstheme="minorHAnsi" w:hint="cs"/>
+          <w:sz w:val="24"/>
+          <w:szCs w:val="24"/>
+          <w:rtl/>
+        </w:rPr>
+        <w:t>.</w:t>
+      </w:r>
+    </w:p>
+    <w:p>
+      <w:pPr>
+        <w:numPr>
+          <w:ilvl w:val="0"/>
+          <w:numId w:val="40"/>
+        </w:numPr>
+        <w:rPr>
+          <w:rFonts w:cstheme="minorHAnsi"/>
+          <w:sz w:val="24"/>
+          <w:szCs w:val="24"/>
+        </w:rPr>
+      </w:pPr>
+      <w:r>
+        <w:rPr>
+          <w:rFonts w:cstheme="minorHAnsi"/>
+          <w:b/>
+          <w:bCs/>
+          <w:sz w:val="24"/>
+          <w:szCs w:val="24"/>
+          <w:rtl/>
+        </w:rPr>
+        <w:lastRenderedPageBreak/>
+        <w:t>מצב ה</w:t>
+      </w:r>
+      <w:r>
+        <w:rPr>
+          <w:rFonts w:cstheme="minorHAnsi"/>
+          <w:b/>
+          <w:bCs/>
+          <w:sz w:val="24"/>
+          <w:szCs w:val="24"/>
+        </w:rPr>
+        <w:t>Echo</w:t>
+      </w:r>
+      <w:r>
+        <w:rPr>
+          <w:rFonts w:cstheme="minorHAnsi" w:hint="cs"/>
+          <w:sz w:val="24"/>
+          <w:szCs w:val="24"/>
+          <w:rtl/>
+        </w:rPr>
+        <w:t xml:space="preserve"> </w:t>
+      </w:r>
+      <w:r>
+        <w:rPr>
+          <w:rFonts w:cstheme="minorHAnsi"/>
+          <w:sz w:val="24"/>
+          <w:szCs w:val="24"/>
+          <w:rtl/>
+        </w:rPr>
+        <w:t xml:space="preserve">מיד עם סיום שידור </w:t>
+      </w:r>
+      <w:proofErr w:type="spellStart"/>
+      <w:r>
+        <w:rPr>
+          <w:rFonts w:cstheme="minorHAnsi"/>
+          <w:sz w:val="24"/>
+          <w:szCs w:val="24"/>
+          <w:rtl/>
+        </w:rPr>
+        <w:t>הפולסים</w:t>
+      </w:r>
+      <w:proofErr w:type="spellEnd"/>
+      <w:r>
+        <w:rPr>
+          <w:rFonts w:cstheme="minorHAnsi"/>
+          <w:sz w:val="24"/>
+          <w:szCs w:val="24"/>
+          <w:rtl/>
+        </w:rPr>
+        <w:t xml:space="preserve">, יציאת </w:t>
+      </w:r>
+      <w:r>
+        <w:rPr>
+          <w:rFonts w:cstheme="minorHAnsi" w:hint="cs"/>
+          <w:sz w:val="24"/>
+          <w:szCs w:val="24"/>
+          <w:rtl/>
+        </w:rPr>
+        <w:t>ה</w:t>
+      </w:r>
+      <w:r>
+        <w:rPr>
+          <w:rFonts w:cstheme="minorHAnsi"/>
+          <w:sz w:val="24"/>
+          <w:szCs w:val="24"/>
+        </w:rPr>
+        <w:t xml:space="preserve"> </w:t>
+      </w:r>
+      <w:r>
+        <w:rPr>
+          <w:rFonts w:cstheme="minorHAnsi"/>
+          <w:sz w:val="24"/>
+          <w:szCs w:val="24"/>
+        </w:rPr>
+        <w:t>Echo</w:t>
+      </w:r>
+      <w:r>
+        <w:rPr>
+          <w:rFonts w:cstheme="minorHAnsi"/>
+          <w:sz w:val="24"/>
+          <w:szCs w:val="24"/>
+          <w:rtl/>
+        </w:rPr>
+        <w:t xml:space="preserve">עולה למצב לוגי </w:t>
+      </w:r>
+      <w:r>
+        <w:rPr>
+          <w:rFonts w:cstheme="minorHAnsi" w:hint="cs"/>
+          <w:sz w:val="24"/>
+          <w:szCs w:val="24"/>
+          <w:rtl/>
+        </w:rPr>
+        <w:t xml:space="preserve">'1', </w:t>
+      </w:r>
+      <w:r>
+        <w:rPr>
+          <w:rFonts w:cstheme="minorHAnsi"/>
+          <w:sz w:val="24"/>
+          <w:szCs w:val="24"/>
+          <w:rtl/>
+        </w:rPr>
+        <w:t>מצב זה מסמן שהחיישן מחכה ל</w:t>
+      </w:r>
+      <w:r>
+        <w:rPr>
+          <w:rFonts w:cstheme="minorHAnsi"/>
+          <w:sz w:val="24"/>
+          <w:szCs w:val="24"/>
+        </w:rPr>
+        <w:t>Echo</w:t>
+      </w:r>
+      <w:r>
+        <w:rPr>
+          <w:rFonts w:cstheme="minorHAnsi" w:hint="cs"/>
+          <w:sz w:val="24"/>
+          <w:szCs w:val="24"/>
+          <w:rtl/>
+        </w:rPr>
+        <w:t xml:space="preserve"> מהעצם מולו</w:t>
+      </w:r>
+    </w:p>
+    <w:p>
+      <w:pPr>
+        <w:numPr>
+          <w:ilvl w:val="0"/>
+          <w:numId w:val="40"/>
+        </w:numPr>
+        <w:rPr>
+          <w:rFonts w:cstheme="minorHAnsi"/>
+          <w:sz w:val="24"/>
+          <w:szCs w:val="24"/>
+        </w:rPr>
+      </w:pPr>
+      <w:r>
+        <w:rPr>
+          <w:rFonts w:cstheme="minorHAnsi"/>
+          <w:b/>
+          <w:bCs/>
+          <w:sz w:val="24"/>
+          <w:szCs w:val="24"/>
+          <w:rtl/>
+        </w:rPr>
+        <w:t>קליטת ה</w:t>
+      </w:r>
+      <w:r>
+        <w:rPr>
+          <w:rFonts w:cstheme="minorHAnsi" w:hint="cs"/>
+          <w:b/>
+          <w:bCs/>
+          <w:sz w:val="24"/>
+          <w:szCs w:val="24"/>
+        </w:rPr>
+        <w:t>E</w:t>
+      </w:r>
+      <w:r>
+        <w:rPr>
+          <w:rFonts w:cstheme="minorHAnsi"/>
+          <w:b/>
+          <w:bCs/>
+          <w:sz w:val="24"/>
+          <w:szCs w:val="24"/>
+        </w:rPr>
+        <w:t>cho</w:t>
+      </w:r>
+      <w:r>
+        <w:rPr>
+          <w:rFonts w:cstheme="minorHAnsi" w:hint="cs"/>
+          <w:sz w:val="24"/>
+          <w:szCs w:val="24"/>
+          <w:rtl/>
+        </w:rPr>
+        <w:t xml:space="preserve"> </w:t>
+      </w:r>
+      <w:r>
+        <w:rPr>
+          <w:rFonts w:cstheme="minorHAnsi"/>
+          <w:sz w:val="24"/>
+          <w:szCs w:val="24"/>
+          <w:rtl/>
+        </w:rPr>
+        <w:t>כאשר המקלט מזהה את ההחזר מהעצם, יציאת ה</w:t>
+      </w:r>
+      <w:r>
+        <w:rPr>
+          <w:rFonts w:cstheme="minorHAnsi"/>
+          <w:sz w:val="24"/>
+          <w:szCs w:val="24"/>
+        </w:rPr>
+        <w:t>Echo</w:t>
+      </w:r>
+      <w:r>
+        <w:rPr>
+          <w:rFonts w:cstheme="minorHAnsi" w:hint="cs"/>
+          <w:sz w:val="24"/>
+          <w:szCs w:val="24"/>
+          <w:rtl/>
+        </w:rPr>
+        <w:t xml:space="preserve"> י</w:t>
+      </w:r>
+      <w:r>
+        <w:rPr>
+          <w:rFonts w:cstheme="minorHAnsi"/>
+          <w:sz w:val="24"/>
+          <w:szCs w:val="24"/>
+          <w:rtl/>
+        </w:rPr>
+        <w:t xml:space="preserve">ורדת ממצב לוגי </w:t>
+      </w:r>
+      <w:r>
+        <w:rPr>
+          <w:rFonts w:cstheme="minorHAnsi" w:hint="cs"/>
+          <w:sz w:val="24"/>
+          <w:szCs w:val="24"/>
+          <w:rtl/>
+        </w:rPr>
+        <w:t>'1'</w:t>
+      </w:r>
+      <w:r>
+        <w:rPr>
+          <w:rFonts w:cstheme="minorHAnsi"/>
+          <w:sz w:val="24"/>
+          <w:szCs w:val="24"/>
+          <w:rtl/>
+        </w:rPr>
+        <w:t xml:space="preserve"> למצב לוגי </w:t>
+      </w:r>
+      <w:r>
+        <w:rPr>
+          <w:rFonts w:cstheme="minorHAnsi" w:hint="cs"/>
+          <w:sz w:val="24"/>
+          <w:szCs w:val="24"/>
+          <w:rtl/>
+        </w:rPr>
+        <w:t xml:space="preserve">'0'. </w:t>
+      </w:r>
+      <w:r>
+        <w:rPr>
+          <w:rFonts w:cstheme="minorHAnsi"/>
+          <w:sz w:val="24"/>
+          <w:szCs w:val="24"/>
+          <w:rtl/>
+        </w:rPr>
+        <w:t>שינוי מצב זה מציין שסיגנל ההחזר נקלט בהצלחה</w:t>
+      </w:r>
+      <w:r>
+        <w:rPr>
+          <w:rFonts w:cstheme="minorHAnsi"/>
+          <w:sz w:val="24"/>
+          <w:szCs w:val="24"/>
+        </w:rPr>
+        <w:t>.</w:t>
+      </w:r>
+    </w:p>
+    <w:p>
+      <w:pPr>
+        <w:numPr>
+          <w:ilvl w:val="0"/>
+          <w:numId w:val="40"/>
+        </w:numPr>
+        <w:rPr>
+          <w:rFonts w:cstheme="minorHAnsi"/>
+          <w:sz w:val="24"/>
+          <w:szCs w:val="24"/>
+        </w:rPr>
+      </w:pPr>
+      <w:r>
+        <w:rPr>
+          <w:rFonts w:cstheme="minorHAnsi"/>
+          <w:b/>
+          <w:bCs/>
+          <w:sz w:val="24"/>
+          <w:szCs w:val="24"/>
+        </w:rPr>
+        <w:t xml:space="preserve"> </w:t>
+      </w:r>
+      <w:r>
+        <w:rPr>
+          <w:rFonts w:cstheme="minorHAnsi"/>
+          <w:b/>
+          <w:bCs/>
+          <w:sz w:val="24"/>
+          <w:szCs w:val="24"/>
+        </w:rPr>
+        <w:t xml:space="preserve">Timeout </w:t>
+      </w:r>
+      <w:r>
+        <w:rPr>
+          <w:rFonts w:cstheme="minorHAnsi"/>
+          <w:b/>
+          <w:bCs/>
+          <w:sz w:val="24"/>
+          <w:szCs w:val="24"/>
+          <w:rtl/>
+        </w:rPr>
+        <w:t>לחוסר אובייקטים</w:t>
+      </w:r>
+      <w:r>
+        <w:rPr>
+          <w:rFonts w:cstheme="minorHAnsi" w:hint="cs"/>
+          <w:sz w:val="24"/>
+          <w:szCs w:val="24"/>
+          <w:rtl/>
+        </w:rPr>
+        <w:t xml:space="preserve"> </w:t>
+      </w:r>
+      <w:r>
+        <w:rPr>
+          <w:rFonts w:cstheme="minorHAnsi"/>
+          <w:sz w:val="24"/>
+          <w:szCs w:val="24"/>
+          <w:rtl/>
+        </w:rPr>
+        <w:t>אם לא זוהה החזר, יציאת ה</w:t>
+      </w:r>
+      <w:r>
+        <w:rPr>
+          <w:rFonts w:cstheme="minorHAnsi"/>
+          <w:sz w:val="24"/>
+          <w:szCs w:val="24"/>
+        </w:rPr>
+        <w:t xml:space="preserve"> </w:t>
+      </w:r>
+      <w:r>
+        <w:rPr>
+          <w:rFonts w:cstheme="minorHAnsi"/>
+          <w:sz w:val="24"/>
+          <w:szCs w:val="24"/>
+        </w:rPr>
+        <w:t>Echo</w:t>
+      </w:r>
+      <w:r>
+        <w:rPr>
+          <w:rFonts w:cstheme="minorHAnsi"/>
+          <w:sz w:val="24"/>
+          <w:szCs w:val="24"/>
+          <w:rtl/>
+        </w:rPr>
+        <w:t>תחזור למצב לוגי '0' לאחר 30 מילי-שניות</w:t>
+      </w:r>
+      <w:r>
+        <w:rPr>
+          <w:rFonts w:cstheme="minorHAnsi"/>
+          <w:sz w:val="24"/>
+          <w:szCs w:val="24"/>
+        </w:rPr>
+        <w:t>.</w:t>
+      </w:r>
+    </w:p>
+    <w:p>
+      <w:pPr>
+        <w:rPr>
+          <w:rFonts w:cstheme="minorHAnsi"/>
+          <w:b/>
+          <w:bCs/>
+          <w:sz w:val="24"/>
+          <w:szCs w:val="24"/>
+        </w:rPr>
+      </w:pPr>
+      <w:r>
+        <w:rPr>
+          <w:rFonts w:cstheme="minorHAnsi"/>
+          <w:b/>
+          <w:bCs/>
+          <w:sz w:val="24"/>
+          <w:szCs w:val="24"/>
+          <w:rtl/>
+        </w:rPr>
+        <w:t>חישוב המרחק</w:t>
+      </w:r>
+    </w:p>
+    <w:p>
+      <w:pPr>
+        <w:rPr>
+          <w:rFonts w:cstheme="minorHAnsi"/>
+          <w:sz w:val="24"/>
+          <w:szCs w:val="24"/>
+          <w:rtl/>
+        </w:rPr>
+      </w:pPr>
+      <w:r>
+        <w:rPr>
+          <w:rFonts w:cstheme="minorHAnsi"/>
+          <w:sz w:val="24"/>
+          <w:szCs w:val="24"/>
+          <w:rtl/>
+        </w:rPr>
+        <w:t>הנוסחה לחישוב מרחק</w:t>
+      </w:r>
+      <w:r>
+        <w:rPr>
+          <w:rFonts w:cstheme="minorHAnsi" w:hint="cs"/>
+          <w:sz w:val="24"/>
+          <w:szCs w:val="24"/>
+          <w:rtl/>
+        </w:rPr>
+        <w:t xml:space="preserve">: </w:t>
+      </w:r>
+      <w:r>
+        <w:rPr>
+          <w:rFonts w:cstheme="minorHAnsi"/>
+          <w:sz w:val="24"/>
+          <w:szCs w:val="24"/>
+        </w:rPr>
+        <w:t>X = V × t</w:t>
+      </w:r>
+    </w:p>
+    <w:p>
+      <w:pPr>
+        <w:rPr>
+          <w:rFonts w:cstheme="minorHAnsi"/>
+          <w:sz w:val="24"/>
+          <w:szCs w:val="24"/>
+          <w:rtl/>
+        </w:rPr>
+      </w:pPr>
+      <w:r>
+        <w:rPr>
+          <w:rFonts w:cs="Calibri"/>
+          <w:sz w:val="24"/>
+          <w:szCs w:val="24"/>
+          <w:rtl/>
+        </w:rPr>
+        <w:t xml:space="preserve">גלי הקול נעים באוויר במהירות של 343 מטר לשנייה. מכיוון שמהירות זו קבועה, ניתן לחשב את המרחק על פי </w:t>
+      </w:r>
+      <w:r>
+        <w:rPr>
+          <w:rFonts w:cs="Calibri" w:hint="cs"/>
+          <w:sz w:val="24"/>
+          <w:szCs w:val="24"/>
+          <w:rtl/>
+        </w:rPr>
+        <w:t>הנוסחה הפיסקלית לחישוב מרחק</w:t>
+      </w:r>
+      <w:r>
+        <w:rPr>
+          <w:rFonts w:cs="Calibri"/>
+          <w:sz w:val="24"/>
+          <w:szCs w:val="24"/>
+          <w:rtl/>
+        </w:rPr>
+        <w:t xml:space="preserve">. </w:t>
+      </w:r>
+      <w:r>
+        <w:rPr>
+          <w:rFonts w:cs="Calibri" w:hint="cs"/>
+          <w:sz w:val="24"/>
+          <w:szCs w:val="24"/>
+          <w:rtl/>
+        </w:rPr>
+        <w:t>בהמרת הגדלים</w:t>
+      </w:r>
+      <w:r>
+        <w:rPr>
+          <w:rFonts w:cs="Calibri"/>
+          <w:sz w:val="24"/>
+          <w:szCs w:val="24"/>
+          <w:rtl/>
+        </w:rPr>
+        <w:t xml:space="preserve"> ליחידות מידה תואמות, נגלה שהקול עובר סנטימטר אחד במשך 29.15 מיקרו-שניות</w:t>
+      </w:r>
+      <w:r>
+        <w:rPr>
+          <w:rFonts w:cs="Calibri" w:hint="cs"/>
+          <w:sz w:val="24"/>
+          <w:szCs w:val="24"/>
+          <w:rtl/>
+        </w:rPr>
+        <w:t>. על כן, בגלל שאנחנו מחשבים את המרחק של הגל הלוך חזור אנחנו נכפיל את זמן זה פי 2</w:t>
+      </w:r>
+      <w:r>
+        <w:rPr>
+          <w:rFonts w:cs="Calibri"/>
+          <w:sz w:val="24"/>
+          <w:szCs w:val="24"/>
+          <w:rtl/>
+        </w:rPr>
+        <w:t>. לפיכך, ניתן לחשב את המרחק באמצעות הנוסחה:</w:t>
+      </w:r>
+    </w:p>
+    <w:p>
+      <w:pPr>
+        <w:rPr>
+          <w:rFonts w:cstheme="minorHAnsi"/>
+          <w:sz w:val="24"/>
+          <w:szCs w:val="24"/>
+        </w:rPr>
+      </w:pPr>
+      <w:r>
+        <w:rPr>
+          <w:rFonts w:cstheme="minorHAnsi"/>
+          <w:sz w:val="24"/>
+          <w:szCs w:val="24"/>
+        </w:rPr>
+        <w:t>Distance[cm]= Time[</w:t>
+      </w:r>
+      <w:r>
+        <w:rPr>
+          <w:rFonts w:cstheme="minorHAnsi"/>
+          <w:sz w:val="24"/>
+          <w:szCs w:val="24"/>
+        </w:rPr>
+        <w:t>µSec</w:t>
+      </w:r>
+      <w:r>
+        <w:rPr>
+          <w:rFonts w:cstheme="minorHAnsi"/>
+          <w:sz w:val="24"/>
+          <w:szCs w:val="24"/>
+        </w:rPr>
+        <w:t>] / 2x29.15</w:t>
+      </w:r>
+    </w:p>
+    <w:p>
+      <w:pPr>
+        <w:rPr>
+          <w:rFonts w:cstheme="minorHAnsi" w:hint="cs"/>
+          <w:sz w:val="24"/>
+          <w:szCs w:val="24"/>
+          <w:rtl/>
+        </w:rPr>
+      </w:pPr>
+    </w:p>
+    <w:p>
+      <w:pPr>
+        <w:rPr>
+          <w:rFonts w:cstheme="minorHAnsi"/>
+          <w:sz w:val="24"/>
+          <w:szCs w:val="24"/>
+          <w:rtl/>
+        </w:rPr>
+      </w:pPr>
+    </w:p>
+    <w:p>
+      <w:pPr>
+        <w:rPr>
+          <w:rFonts w:ascii="Tahoma" w:eastAsiaTheme="majorEastAsia" w:hAnsi="Tahoma" w:cs="Tahoma"/>
+          <w:b/>
+          <w:bCs/>
+          <w:i/>
+          <w:iCs/>
+          <w:sz w:val="56"/>
+          <w:szCs w:val="56"/>
+          <w:rtl/>
+        </w:rPr>
+      </w:pPr>
+      <w:r>
+        <w:rPr>
+          <w:rtl/>
+        </w:rPr>
+        <w:br w:type="page"/>
+      </w:r>
     </w:p>
     <w:p>
       <w:pPr>
@@ -27407,6 +28517,7 @@
         <w:rPr>
           <w:rtl/>
         </w:rPr>
+        <w:lastRenderedPageBreak/>
         <w:t>ניסוי</w:t>
       </w:r>
       <w:r>
@@ -27787,7 +28898,6 @@
           <w:szCs w:val="28"/>
           <w:rtl/>
         </w:rPr>
-        <w:lastRenderedPageBreak/>
         <w:t>מהלך הניסוי</w:t>
       </w:r>
     </w:p>
@@ -28330,7 +29440,6 @@
           <w:lang w:val="he-IL"/>
           <w14:ligatures w14:val="standardContextual"/>
         </w:rPr>
-        <w:lastRenderedPageBreak/>
         <w:drawing>
           <wp:inline distT="0" distB="0" distL="0" distR="0" wp14:anchorId="615A5D57" wp14:editId="2CA46530">
             <wp:extent cx="3914865" cy="2590800"/>
@@ -28347,7 +29456,7 @@
                     <pic:cNvPicPr/>
                   </pic:nvPicPr>
                   <pic:blipFill>
-                    <a:blip r:embed="rId18" cstate="print">
+                    <a:blip r:embed="rId19" cstate="print">
                       <a:extLst>
                         <a:ext uri="{28A0092B-C50C-407E-A947-70E740481C1C}">
                           <a14:useLocalDpi xmlns:a14="http://schemas.microsoft.com/office/drawing/2010/main" val="0"/>
@@ -28642,6 +29751,7 @@
           <w:sz w:val="21"/>
           <w:szCs w:val="21"/>
         </w:rPr>
+        <w:lastRenderedPageBreak/>
         <w:t>#define</w:t>
       </w:r>
       <w:r>
@@ -29800,7 +30910,6 @@
           <w:sz w:val="21"/>
           <w:szCs w:val="21"/>
         </w:rPr>
-        <w:lastRenderedPageBreak/>
         <w:t>}</w:t>
       </w:r>
     </w:p>
@@ -31423,8 +32532,8 @@
       </w:r>
     </w:p>
     <w:sectPr>
-      <w:headerReference w:type="default" r:id="rId19"/>
-      <w:footerReference w:type="default" r:id="rId20"/>
+      <w:headerReference w:type="default" r:id="rId20"/>
+      <w:footerReference w:type="default" r:id="rId21"/>
       <w:pgSz w:w="11906" w:h="16838"/>
       <w:pgMar w:top="1134" w:right="850" w:bottom="1134" w:left="1701" w:header="708" w:footer="708" w:gutter="0"/>
       <w:cols w:space="708"/>
@@ -31731,235 +32840,9 @@
     </w:lvl>
   </w:abstractNum>
   <w:abstractNum w:abstractNumId="1" w15:restartNumberingAfterBreak="0">
-    <w:nsid w:val="06E64581"/>
-    <w:multiLevelType w:val="hybridMultilevel"/>
-    <w:tmpl w:val="48BCE048"/>
-    <w:lvl w:ilvl="0" w:tplc="04090001">
-      <w:start w:val="1"/>
-      <w:numFmt w:val="bullet"/>
-      <w:lvlText w:val=""/>
-      <w:lvlJc w:val="left"/>
-      <w:pPr>
-        <w:ind w:left="360" w:hanging="360"/>
-      </w:pPr>
-      <w:rPr>
-        <w:rFonts w:ascii="Symbol" w:hAnsi="Symbol" w:hint="default"/>
-      </w:rPr>
-    </w:lvl>
-    <w:lvl w:ilvl="1" w:tplc="04090003" w:tentative="1">
-      <w:start w:val="1"/>
-      <w:numFmt w:val="bullet"/>
-      <w:lvlText w:val="o"/>
-      <w:lvlJc w:val="left"/>
-      <w:pPr>
-        <w:ind w:left="1080" w:hanging="360"/>
-      </w:pPr>
-      <w:rPr>
-        <w:rFonts w:ascii="Courier New" w:hAnsi="Courier New" w:cs="Courier New" w:hint="default"/>
-      </w:rPr>
-    </w:lvl>
-    <w:lvl w:ilvl="2" w:tplc="04090005" w:tentative="1">
-      <w:start w:val="1"/>
-      <w:numFmt w:val="bullet"/>
-      <w:lvlText w:val=""/>
-      <w:lvlJc w:val="left"/>
-      <w:pPr>
-        <w:ind w:left="1800" w:hanging="360"/>
-      </w:pPr>
-      <w:rPr>
-        <w:rFonts w:ascii="Wingdings" w:hAnsi="Wingdings" w:hint="default"/>
-      </w:rPr>
-    </w:lvl>
-    <w:lvl w:ilvl="3" w:tplc="04090001" w:tentative="1">
-      <w:start w:val="1"/>
-      <w:numFmt w:val="bullet"/>
-      <w:lvlText w:val=""/>
-      <w:lvlJc w:val="left"/>
-      <w:pPr>
-        <w:ind w:left="2520" w:hanging="360"/>
-      </w:pPr>
-      <w:rPr>
-        <w:rFonts w:ascii="Symbol" w:hAnsi="Symbol" w:hint="default"/>
-      </w:rPr>
-    </w:lvl>
-    <w:lvl w:ilvl="4" w:tplc="04090003" w:tentative="1">
-      <w:start w:val="1"/>
-      <w:numFmt w:val="bullet"/>
-      <w:lvlText w:val="o"/>
-      <w:lvlJc w:val="left"/>
-      <w:pPr>
-        <w:ind w:left="3240" w:hanging="360"/>
-      </w:pPr>
-      <w:rPr>
-        <w:rFonts w:ascii="Courier New" w:hAnsi="Courier New" w:cs="Courier New" w:hint="default"/>
-      </w:rPr>
-    </w:lvl>
-    <w:lvl w:ilvl="5" w:tplc="04090005" w:tentative="1">
-      <w:start w:val="1"/>
-      <w:numFmt w:val="bullet"/>
-      <w:lvlText w:val=""/>
-      <w:lvlJc w:val="left"/>
-      <w:pPr>
-        <w:ind w:left="3960" w:hanging="360"/>
-      </w:pPr>
-      <w:rPr>
-        <w:rFonts w:ascii="Wingdings" w:hAnsi="Wingdings" w:hint="default"/>
-      </w:rPr>
-    </w:lvl>
-    <w:lvl w:ilvl="6" w:tplc="04090001" w:tentative="1">
-      <w:start w:val="1"/>
-      <w:numFmt w:val="bullet"/>
-      <w:lvlText w:val=""/>
-      <w:lvlJc w:val="left"/>
-      <w:pPr>
-        <w:ind w:left="4680" w:hanging="360"/>
-      </w:pPr>
-      <w:rPr>
-        <w:rFonts w:ascii="Symbol" w:hAnsi="Symbol" w:hint="default"/>
-      </w:rPr>
-    </w:lvl>
-    <w:lvl w:ilvl="7" w:tplc="04090003" w:tentative="1">
-      <w:start w:val="1"/>
-      <w:numFmt w:val="bullet"/>
-      <w:lvlText w:val="o"/>
-      <w:lvlJc w:val="left"/>
-      <w:pPr>
-        <w:ind w:left="5400" w:hanging="360"/>
-      </w:pPr>
-      <w:rPr>
-        <w:rFonts w:ascii="Courier New" w:hAnsi="Courier New" w:cs="Courier New" w:hint="default"/>
-      </w:rPr>
-    </w:lvl>
-    <w:lvl w:ilvl="8" w:tplc="04090005" w:tentative="1">
-      <w:start w:val="1"/>
-      <w:numFmt w:val="bullet"/>
-      <w:lvlText w:val=""/>
-      <w:lvlJc w:val="left"/>
-      <w:pPr>
-        <w:ind w:left="6120" w:hanging="360"/>
-      </w:pPr>
-      <w:rPr>
-        <w:rFonts w:ascii="Wingdings" w:hAnsi="Wingdings" w:hint="default"/>
-      </w:rPr>
-    </w:lvl>
-  </w:abstractNum>
-  <w:abstractNum w:abstractNumId="2" w15:restartNumberingAfterBreak="0">
-    <w:nsid w:val="08A37B1B"/>
-    <w:multiLevelType w:val="hybridMultilevel"/>
-    <w:tmpl w:val="F91672A2"/>
-    <w:lvl w:ilvl="0" w:tplc="04090005">
-      <w:start w:val="1"/>
-      <w:numFmt w:val="bullet"/>
-      <w:lvlText w:val=""/>
-      <w:lvlJc w:val="left"/>
-      <w:pPr>
-        <w:ind w:left="360" w:hanging="360"/>
-      </w:pPr>
-      <w:rPr>
-        <w:rFonts w:ascii="Wingdings" w:hAnsi="Wingdings" w:hint="default"/>
-      </w:rPr>
-    </w:lvl>
-    <w:lvl w:ilvl="1" w:tplc="04090003" w:tentative="1">
-      <w:start w:val="1"/>
-      <w:numFmt w:val="bullet"/>
-      <w:lvlText w:val="o"/>
-      <w:lvlJc w:val="left"/>
-      <w:pPr>
-        <w:ind w:left="1080" w:hanging="360"/>
-      </w:pPr>
-      <w:rPr>
-        <w:rFonts w:ascii="Courier New" w:hAnsi="Courier New" w:cs="Courier New" w:hint="default"/>
-      </w:rPr>
-    </w:lvl>
-    <w:lvl w:ilvl="2" w:tplc="04090005" w:tentative="1">
-      <w:start w:val="1"/>
-      <w:numFmt w:val="bullet"/>
-      <w:lvlText w:val=""/>
-      <w:lvlJc w:val="left"/>
-      <w:pPr>
-        <w:ind w:left="1800" w:hanging="360"/>
-      </w:pPr>
-      <w:rPr>
-        <w:rFonts w:ascii="Wingdings" w:hAnsi="Wingdings" w:hint="default"/>
-      </w:rPr>
-    </w:lvl>
-    <w:lvl w:ilvl="3" w:tplc="04090001" w:tentative="1">
-      <w:start w:val="1"/>
-      <w:numFmt w:val="bullet"/>
-      <w:lvlText w:val=""/>
-      <w:lvlJc w:val="left"/>
-      <w:pPr>
-        <w:ind w:left="2520" w:hanging="360"/>
-      </w:pPr>
-      <w:rPr>
-        <w:rFonts w:ascii="Symbol" w:hAnsi="Symbol" w:hint="default"/>
-      </w:rPr>
-    </w:lvl>
-    <w:lvl w:ilvl="4" w:tplc="04090003" w:tentative="1">
-      <w:start w:val="1"/>
-      <w:numFmt w:val="bullet"/>
-      <w:lvlText w:val="o"/>
-      <w:lvlJc w:val="left"/>
-      <w:pPr>
-        <w:ind w:left="3240" w:hanging="360"/>
-      </w:pPr>
-      <w:rPr>
-        <w:rFonts w:ascii="Courier New" w:hAnsi="Courier New" w:cs="Courier New" w:hint="default"/>
-      </w:rPr>
-    </w:lvl>
-    <w:lvl w:ilvl="5" w:tplc="04090005" w:tentative="1">
-      <w:start w:val="1"/>
-      <w:numFmt w:val="bullet"/>
-      <w:lvlText w:val=""/>
-      <w:lvlJc w:val="left"/>
-      <w:pPr>
-        <w:ind w:left="3960" w:hanging="360"/>
-      </w:pPr>
-      <w:rPr>
-        <w:rFonts w:ascii="Wingdings" w:hAnsi="Wingdings" w:hint="default"/>
-      </w:rPr>
-    </w:lvl>
-    <w:lvl w:ilvl="6" w:tplc="04090001" w:tentative="1">
-      <w:start w:val="1"/>
-      <w:numFmt w:val="bullet"/>
-      <w:lvlText w:val=""/>
-      <w:lvlJc w:val="left"/>
-      <w:pPr>
-        <w:ind w:left="4680" w:hanging="360"/>
-      </w:pPr>
-      <w:rPr>
-        <w:rFonts w:ascii="Symbol" w:hAnsi="Symbol" w:hint="default"/>
-      </w:rPr>
-    </w:lvl>
-    <w:lvl w:ilvl="7" w:tplc="04090003" w:tentative="1">
-      <w:start w:val="1"/>
-      <w:numFmt w:val="bullet"/>
-      <w:lvlText w:val="o"/>
-      <w:lvlJc w:val="left"/>
-      <w:pPr>
-        <w:ind w:left="5400" w:hanging="360"/>
-      </w:pPr>
-      <w:rPr>
-        <w:rFonts w:ascii="Courier New" w:hAnsi="Courier New" w:cs="Courier New" w:hint="default"/>
-      </w:rPr>
-    </w:lvl>
-    <w:lvl w:ilvl="8" w:tplc="04090005" w:tentative="1">
-      <w:start w:val="1"/>
-      <w:numFmt w:val="bullet"/>
-      <w:lvlText w:val=""/>
-      <w:lvlJc w:val="left"/>
-      <w:pPr>
-        <w:ind w:left="6120" w:hanging="360"/>
-      </w:pPr>
-      <w:rPr>
-        <w:rFonts w:ascii="Wingdings" w:hAnsi="Wingdings" w:hint="default"/>
-      </w:rPr>
-    </w:lvl>
-  </w:abstractNum>
-  <w:abstractNum w:abstractNumId="3" w15:restartNumberingAfterBreak="0">
-    <w:nsid w:val="094844DA"/>
+    <w:nsid w:val="0629787C"/>
     <w:multiLevelType w:val="multilevel"/>
-    <w:tmpl w:val="364E971A"/>
+    <w:tmpl w:val="07F472FE"/>
     <w:lvl w:ilvl="0">
       <w:start w:val="1"/>
       <w:numFmt w:val="bullet"/>
@@ -32105,7 +32988,382 @@
       </w:rPr>
     </w:lvl>
   </w:abstractNum>
+  <w:abstractNum w:abstractNumId="2" w15:restartNumberingAfterBreak="0">
+    <w:nsid w:val="06E64581"/>
+    <w:multiLevelType w:val="hybridMultilevel"/>
+    <w:tmpl w:val="48BCE048"/>
+    <w:lvl w:ilvl="0" w:tplc="04090001">
+      <w:start w:val="1"/>
+      <w:numFmt w:val="bullet"/>
+      <w:lvlText w:val=""/>
+      <w:lvlJc w:val="left"/>
+      <w:pPr>
+        <w:ind w:left="360" w:hanging="360"/>
+      </w:pPr>
+      <w:rPr>
+        <w:rFonts w:ascii="Symbol" w:hAnsi="Symbol" w:hint="default"/>
+      </w:rPr>
+    </w:lvl>
+    <w:lvl w:ilvl="1" w:tplc="04090003" w:tentative="1">
+      <w:start w:val="1"/>
+      <w:numFmt w:val="bullet"/>
+      <w:lvlText w:val="o"/>
+      <w:lvlJc w:val="left"/>
+      <w:pPr>
+        <w:ind w:left="1080" w:hanging="360"/>
+      </w:pPr>
+      <w:rPr>
+        <w:rFonts w:ascii="Courier New" w:hAnsi="Courier New" w:cs="Courier New" w:hint="default"/>
+      </w:rPr>
+    </w:lvl>
+    <w:lvl w:ilvl="2" w:tplc="04090005" w:tentative="1">
+      <w:start w:val="1"/>
+      <w:numFmt w:val="bullet"/>
+      <w:lvlText w:val=""/>
+      <w:lvlJc w:val="left"/>
+      <w:pPr>
+        <w:ind w:left="1800" w:hanging="360"/>
+      </w:pPr>
+      <w:rPr>
+        <w:rFonts w:ascii="Wingdings" w:hAnsi="Wingdings" w:hint="default"/>
+      </w:rPr>
+    </w:lvl>
+    <w:lvl w:ilvl="3" w:tplc="04090001" w:tentative="1">
+      <w:start w:val="1"/>
+      <w:numFmt w:val="bullet"/>
+      <w:lvlText w:val=""/>
+      <w:lvlJc w:val="left"/>
+      <w:pPr>
+        <w:ind w:left="2520" w:hanging="360"/>
+      </w:pPr>
+      <w:rPr>
+        <w:rFonts w:ascii="Symbol" w:hAnsi="Symbol" w:hint="default"/>
+      </w:rPr>
+    </w:lvl>
+    <w:lvl w:ilvl="4" w:tplc="04090003" w:tentative="1">
+      <w:start w:val="1"/>
+      <w:numFmt w:val="bullet"/>
+      <w:lvlText w:val="o"/>
+      <w:lvlJc w:val="left"/>
+      <w:pPr>
+        <w:ind w:left="3240" w:hanging="360"/>
+      </w:pPr>
+      <w:rPr>
+        <w:rFonts w:ascii="Courier New" w:hAnsi="Courier New" w:cs="Courier New" w:hint="default"/>
+      </w:rPr>
+    </w:lvl>
+    <w:lvl w:ilvl="5" w:tplc="04090005" w:tentative="1">
+      <w:start w:val="1"/>
+      <w:numFmt w:val="bullet"/>
+      <w:lvlText w:val=""/>
+      <w:lvlJc w:val="left"/>
+      <w:pPr>
+        <w:ind w:left="3960" w:hanging="360"/>
+      </w:pPr>
+      <w:rPr>
+        <w:rFonts w:ascii="Wingdings" w:hAnsi="Wingdings" w:hint="default"/>
+      </w:rPr>
+    </w:lvl>
+    <w:lvl w:ilvl="6" w:tplc="04090001" w:tentative="1">
+      <w:start w:val="1"/>
+      <w:numFmt w:val="bullet"/>
+      <w:lvlText w:val=""/>
+      <w:lvlJc w:val="left"/>
+      <w:pPr>
+        <w:ind w:left="4680" w:hanging="360"/>
+      </w:pPr>
+      <w:rPr>
+        <w:rFonts w:ascii="Symbol" w:hAnsi="Symbol" w:hint="default"/>
+      </w:rPr>
+    </w:lvl>
+    <w:lvl w:ilvl="7" w:tplc="04090003" w:tentative="1">
+      <w:start w:val="1"/>
+      <w:numFmt w:val="bullet"/>
+      <w:lvlText w:val="o"/>
+      <w:lvlJc w:val="left"/>
+      <w:pPr>
+        <w:ind w:left="5400" w:hanging="360"/>
+      </w:pPr>
+      <w:rPr>
+        <w:rFonts w:ascii="Courier New" w:hAnsi="Courier New" w:cs="Courier New" w:hint="default"/>
+      </w:rPr>
+    </w:lvl>
+    <w:lvl w:ilvl="8" w:tplc="04090005" w:tentative="1">
+      <w:start w:val="1"/>
+      <w:numFmt w:val="bullet"/>
+      <w:lvlText w:val=""/>
+      <w:lvlJc w:val="left"/>
+      <w:pPr>
+        <w:ind w:left="6120" w:hanging="360"/>
+      </w:pPr>
+      <w:rPr>
+        <w:rFonts w:ascii="Wingdings" w:hAnsi="Wingdings" w:hint="default"/>
+      </w:rPr>
+    </w:lvl>
+  </w:abstractNum>
+  <w:abstractNum w:abstractNumId="3" w15:restartNumberingAfterBreak="0">
+    <w:nsid w:val="08A37B1B"/>
+    <w:multiLevelType w:val="hybridMultilevel"/>
+    <w:tmpl w:val="F91672A2"/>
+    <w:lvl w:ilvl="0" w:tplc="04090005">
+      <w:start w:val="1"/>
+      <w:numFmt w:val="bullet"/>
+      <w:lvlText w:val=""/>
+      <w:lvlJc w:val="left"/>
+      <w:pPr>
+        <w:ind w:left="360" w:hanging="360"/>
+      </w:pPr>
+      <w:rPr>
+        <w:rFonts w:ascii="Wingdings" w:hAnsi="Wingdings" w:hint="default"/>
+      </w:rPr>
+    </w:lvl>
+    <w:lvl w:ilvl="1" w:tplc="04090003" w:tentative="1">
+      <w:start w:val="1"/>
+      <w:numFmt w:val="bullet"/>
+      <w:lvlText w:val="o"/>
+      <w:lvlJc w:val="left"/>
+      <w:pPr>
+        <w:ind w:left="1080" w:hanging="360"/>
+      </w:pPr>
+      <w:rPr>
+        <w:rFonts w:ascii="Courier New" w:hAnsi="Courier New" w:cs="Courier New" w:hint="default"/>
+      </w:rPr>
+    </w:lvl>
+    <w:lvl w:ilvl="2" w:tplc="04090005" w:tentative="1">
+      <w:start w:val="1"/>
+      <w:numFmt w:val="bullet"/>
+      <w:lvlText w:val=""/>
+      <w:lvlJc w:val="left"/>
+      <w:pPr>
+        <w:ind w:left="1800" w:hanging="360"/>
+      </w:pPr>
+      <w:rPr>
+        <w:rFonts w:ascii="Wingdings" w:hAnsi="Wingdings" w:hint="default"/>
+      </w:rPr>
+    </w:lvl>
+    <w:lvl w:ilvl="3" w:tplc="04090001" w:tentative="1">
+      <w:start w:val="1"/>
+      <w:numFmt w:val="bullet"/>
+      <w:lvlText w:val=""/>
+      <w:lvlJc w:val="left"/>
+      <w:pPr>
+        <w:ind w:left="2520" w:hanging="360"/>
+      </w:pPr>
+      <w:rPr>
+        <w:rFonts w:ascii="Symbol" w:hAnsi="Symbol" w:hint="default"/>
+      </w:rPr>
+    </w:lvl>
+    <w:lvl w:ilvl="4" w:tplc="04090003" w:tentative="1">
+      <w:start w:val="1"/>
+      <w:numFmt w:val="bullet"/>
+      <w:lvlText w:val="o"/>
+      <w:lvlJc w:val="left"/>
+      <w:pPr>
+        <w:ind w:left="3240" w:hanging="360"/>
+      </w:pPr>
+      <w:rPr>
+        <w:rFonts w:ascii="Courier New" w:hAnsi="Courier New" w:cs="Courier New" w:hint="default"/>
+      </w:rPr>
+    </w:lvl>
+    <w:lvl w:ilvl="5" w:tplc="04090005" w:tentative="1">
+      <w:start w:val="1"/>
+      <w:numFmt w:val="bullet"/>
+      <w:lvlText w:val=""/>
+      <w:lvlJc w:val="left"/>
+      <w:pPr>
+        <w:ind w:left="3960" w:hanging="360"/>
+      </w:pPr>
+      <w:rPr>
+        <w:rFonts w:ascii="Wingdings" w:hAnsi="Wingdings" w:hint="default"/>
+      </w:rPr>
+    </w:lvl>
+    <w:lvl w:ilvl="6" w:tplc="04090001" w:tentative="1">
+      <w:start w:val="1"/>
+      <w:numFmt w:val="bullet"/>
+      <w:lvlText w:val=""/>
+      <w:lvlJc w:val="left"/>
+      <w:pPr>
+        <w:ind w:left="4680" w:hanging="360"/>
+      </w:pPr>
+      <w:rPr>
+        <w:rFonts w:ascii="Symbol" w:hAnsi="Symbol" w:hint="default"/>
+      </w:rPr>
+    </w:lvl>
+    <w:lvl w:ilvl="7" w:tplc="04090003" w:tentative="1">
+      <w:start w:val="1"/>
+      <w:numFmt w:val="bullet"/>
+      <w:lvlText w:val="o"/>
+      <w:lvlJc w:val="left"/>
+      <w:pPr>
+        <w:ind w:left="5400" w:hanging="360"/>
+      </w:pPr>
+      <w:rPr>
+        <w:rFonts w:ascii="Courier New" w:hAnsi="Courier New" w:cs="Courier New" w:hint="default"/>
+      </w:rPr>
+    </w:lvl>
+    <w:lvl w:ilvl="8" w:tplc="04090005" w:tentative="1">
+      <w:start w:val="1"/>
+      <w:numFmt w:val="bullet"/>
+      <w:lvlText w:val=""/>
+      <w:lvlJc w:val="left"/>
+      <w:pPr>
+        <w:ind w:left="6120" w:hanging="360"/>
+      </w:pPr>
+      <w:rPr>
+        <w:rFonts w:ascii="Wingdings" w:hAnsi="Wingdings" w:hint="default"/>
+      </w:rPr>
+    </w:lvl>
+  </w:abstractNum>
   <w:abstractNum w:abstractNumId="4" w15:restartNumberingAfterBreak="0">
+    <w:nsid w:val="094844DA"/>
+    <w:multiLevelType w:val="multilevel"/>
+    <w:tmpl w:val="364E971A"/>
+    <w:lvl w:ilvl="0">
+      <w:start w:val="1"/>
+      <w:numFmt w:val="bullet"/>
+      <w:lvlText w:val=""/>
+      <w:lvlJc w:val="left"/>
+      <w:pPr>
+        <w:tabs>
+          <w:tab w:val="num" w:pos="720"/>
+        </w:tabs>
+        <w:ind w:left="720" w:hanging="360"/>
+      </w:pPr>
+      <w:rPr>
+        <w:rFonts w:ascii="Symbol" w:hAnsi="Symbol" w:hint="default"/>
+        <w:sz w:val="20"/>
+      </w:rPr>
+    </w:lvl>
+    <w:lvl w:ilvl="1" w:tentative="1">
+      <w:start w:val="1"/>
+      <w:numFmt w:val="bullet"/>
+      <w:lvlText w:val="o"/>
+      <w:lvlJc w:val="left"/>
+      <w:pPr>
+        <w:tabs>
+          <w:tab w:val="num" w:pos="1440"/>
+        </w:tabs>
+        <w:ind w:left="1440" w:hanging="360"/>
+      </w:pPr>
+      <w:rPr>
+        <w:rFonts w:ascii="Courier New" w:hAnsi="Courier New" w:hint="default"/>
+        <w:sz w:val="20"/>
+      </w:rPr>
+    </w:lvl>
+    <w:lvl w:ilvl="2" w:tentative="1">
+      <w:start w:val="1"/>
+      <w:numFmt w:val="bullet"/>
+      <w:lvlText w:val=""/>
+      <w:lvlJc w:val="left"/>
+      <w:pPr>
+        <w:tabs>
+          <w:tab w:val="num" w:pos="2160"/>
+        </w:tabs>
+        <w:ind w:left="2160" w:hanging="360"/>
+      </w:pPr>
+      <w:rPr>
+        <w:rFonts w:ascii="Wingdings" w:hAnsi="Wingdings" w:hint="default"/>
+        <w:sz w:val="20"/>
+      </w:rPr>
+    </w:lvl>
+    <w:lvl w:ilvl="3" w:tentative="1">
+      <w:start w:val="1"/>
+      <w:numFmt w:val="bullet"/>
+      <w:lvlText w:val=""/>
+      <w:lvlJc w:val="left"/>
+      <w:pPr>
+        <w:tabs>
+          <w:tab w:val="num" w:pos="2880"/>
+        </w:tabs>
+        <w:ind w:left="2880" w:hanging="360"/>
+      </w:pPr>
+      <w:rPr>
+        <w:rFonts w:ascii="Wingdings" w:hAnsi="Wingdings" w:hint="default"/>
+        <w:sz w:val="20"/>
+      </w:rPr>
+    </w:lvl>
+    <w:lvl w:ilvl="4" w:tentative="1">
+      <w:start w:val="1"/>
+      <w:numFmt w:val="bullet"/>
+      <w:lvlText w:val=""/>
+      <w:lvlJc w:val="left"/>
+      <w:pPr>
+        <w:tabs>
+          <w:tab w:val="num" w:pos="3600"/>
+        </w:tabs>
+        <w:ind w:left="3600" w:hanging="360"/>
+      </w:pPr>
+      <w:rPr>
+        <w:rFonts w:ascii="Wingdings" w:hAnsi="Wingdings" w:hint="default"/>
+        <w:sz w:val="20"/>
+      </w:rPr>
+    </w:lvl>
+    <w:lvl w:ilvl="5" w:tentative="1">
+      <w:start w:val="1"/>
+      <w:numFmt w:val="bullet"/>
+      <w:lvlText w:val=""/>
+      <w:lvlJc w:val="left"/>
+      <w:pPr>
+        <w:tabs>
+          <w:tab w:val="num" w:pos="4320"/>
+        </w:tabs>
+        <w:ind w:left="4320" w:hanging="360"/>
+      </w:pPr>
+      <w:rPr>
+        <w:rFonts w:ascii="Wingdings" w:hAnsi="Wingdings" w:hint="default"/>
+        <w:sz w:val="20"/>
+      </w:rPr>
+    </w:lvl>
+    <w:lvl w:ilvl="6" w:tentative="1">
+      <w:start w:val="1"/>
+      <w:numFmt w:val="bullet"/>
+      <w:lvlText w:val=""/>
+      <w:lvlJc w:val="left"/>
+      <w:pPr>
+        <w:tabs>
+          <w:tab w:val="num" w:pos="5040"/>
+        </w:tabs>
+        <w:ind w:left="5040" w:hanging="360"/>
+      </w:pPr>
+      <w:rPr>
+        <w:rFonts w:ascii="Wingdings" w:hAnsi="Wingdings" w:hint="default"/>
+        <w:sz w:val="20"/>
+      </w:rPr>
+    </w:lvl>
+    <w:lvl w:ilvl="7" w:tentative="1">
+      <w:start w:val="1"/>
+      <w:numFmt w:val="bullet"/>
+      <w:lvlText w:val=""/>
+      <w:lvlJc w:val="left"/>
+      <w:pPr>
+        <w:tabs>
+          <w:tab w:val="num" w:pos="5760"/>
+        </w:tabs>
+        <w:ind w:left="5760" w:hanging="360"/>
+      </w:pPr>
+      <w:rPr>
+        <w:rFonts w:ascii="Wingdings" w:hAnsi="Wingdings" w:hint="default"/>
+        <w:sz w:val="20"/>
+      </w:rPr>
+    </w:lvl>
+    <w:lvl w:ilvl="8" w:tentative="1">
+      <w:start w:val="1"/>
+      <w:numFmt w:val="bullet"/>
+      <w:lvlText w:val=""/>
+      <w:lvlJc w:val="left"/>
+      <w:pPr>
+        <w:tabs>
+          <w:tab w:val="num" w:pos="6480"/>
+        </w:tabs>
+        <w:ind w:left="6480" w:hanging="360"/>
+      </w:pPr>
+      <w:rPr>
+        <w:rFonts w:ascii="Wingdings" w:hAnsi="Wingdings" w:hint="default"/>
+        <w:sz w:val="20"/>
+      </w:rPr>
+    </w:lvl>
+  </w:abstractNum>
+  <w:abstractNum w:abstractNumId="5" w15:restartNumberingAfterBreak="0">
     <w:nsid w:val="0A661114"/>
     <w:multiLevelType w:val="hybridMultilevel"/>
     <w:tmpl w:val="0A0CA896"/>
@@ -32194,7 +33452,7 @@
       </w:pPr>
     </w:lvl>
   </w:abstractNum>
-  <w:abstractNum w:abstractNumId="5" w15:restartNumberingAfterBreak="0">
+  <w:abstractNum w:abstractNumId="6" w15:restartNumberingAfterBreak="0">
     <w:nsid w:val="0C7F2797"/>
     <w:multiLevelType w:val="hybridMultilevel"/>
     <w:tmpl w:val="F618A87C"/>
@@ -32307,7 +33565,7 @@
       </w:rPr>
     </w:lvl>
   </w:abstractNum>
-  <w:abstractNum w:abstractNumId="6" w15:restartNumberingAfterBreak="0">
+  <w:abstractNum w:abstractNumId="7" w15:restartNumberingAfterBreak="0">
     <w:nsid w:val="0CC51ED7"/>
     <w:multiLevelType w:val="hybridMultilevel"/>
     <w:tmpl w:val="D13A49C0"/>
@@ -32420,7 +33678,7 @@
       </w:rPr>
     </w:lvl>
   </w:abstractNum>
-  <w:abstractNum w:abstractNumId="7" w15:restartNumberingAfterBreak="0">
+  <w:abstractNum w:abstractNumId="8" w15:restartNumberingAfterBreak="0">
     <w:nsid w:val="0D692FD7"/>
     <w:multiLevelType w:val="hybridMultilevel"/>
     <w:tmpl w:val="F3BE5AD4"/>
@@ -32533,7 +33791,7 @@
       </w:rPr>
     </w:lvl>
   </w:abstractNum>
-  <w:abstractNum w:abstractNumId="8" w15:restartNumberingAfterBreak="0">
+  <w:abstractNum w:abstractNumId="9" w15:restartNumberingAfterBreak="0">
     <w:nsid w:val="0D971551"/>
     <w:multiLevelType w:val="multilevel"/>
     <w:tmpl w:val="0E703A82"/>
@@ -32682,7 +33940,7 @@
       </w:rPr>
     </w:lvl>
   </w:abstractNum>
-  <w:abstractNum w:abstractNumId="9" w15:restartNumberingAfterBreak="0">
+  <w:abstractNum w:abstractNumId="10" w15:restartNumberingAfterBreak="0">
     <w:nsid w:val="19D129E9"/>
     <w:multiLevelType w:val="multilevel"/>
     <w:tmpl w:val="3998F61A"/>
@@ -32799,7 +34057,7 @@
       </w:pPr>
     </w:lvl>
   </w:abstractNum>
-  <w:abstractNum w:abstractNumId="10" w15:restartNumberingAfterBreak="0">
+  <w:abstractNum w:abstractNumId="11" w15:restartNumberingAfterBreak="0">
     <w:nsid w:val="1A4B5A99"/>
     <w:multiLevelType w:val="hybridMultilevel"/>
     <w:tmpl w:val="B520FD0A"/>
@@ -32912,7 +34170,7 @@
       </w:rPr>
     </w:lvl>
   </w:abstractNum>
-  <w:abstractNum w:abstractNumId="11" w15:restartNumberingAfterBreak="0">
+  <w:abstractNum w:abstractNumId="12" w15:restartNumberingAfterBreak="0">
     <w:nsid w:val="20115213"/>
     <w:multiLevelType w:val="hybridMultilevel"/>
     <w:tmpl w:val="BF025068"/>
@@ -33025,7 +34283,7 @@
       </w:rPr>
     </w:lvl>
   </w:abstractNum>
-  <w:abstractNum w:abstractNumId="12" w15:restartNumberingAfterBreak="0">
+  <w:abstractNum w:abstractNumId="13" w15:restartNumberingAfterBreak="0">
     <w:nsid w:val="24E4722C"/>
     <w:multiLevelType w:val="hybridMultilevel"/>
     <w:tmpl w:val="96024918"/>
@@ -33138,7 +34396,7 @@
       </w:rPr>
     </w:lvl>
   </w:abstractNum>
-  <w:abstractNum w:abstractNumId="13" w15:restartNumberingAfterBreak="0">
+  <w:abstractNum w:abstractNumId="14" w15:restartNumberingAfterBreak="0">
     <w:nsid w:val="26776F1D"/>
     <w:multiLevelType w:val="multilevel"/>
     <w:tmpl w:val="364E971A"/>
@@ -33287,7 +34545,7 @@
       </w:rPr>
     </w:lvl>
   </w:abstractNum>
-  <w:abstractNum w:abstractNumId="14" w15:restartNumberingAfterBreak="0">
+  <w:abstractNum w:abstractNumId="15" w15:restartNumberingAfterBreak="0">
     <w:nsid w:val="29B25BC8"/>
     <w:multiLevelType w:val="multilevel"/>
     <w:tmpl w:val="364E971A"/>
@@ -33436,7 +34694,7 @@
       </w:rPr>
     </w:lvl>
   </w:abstractNum>
-  <w:abstractNum w:abstractNumId="15" w15:restartNumberingAfterBreak="0">
+  <w:abstractNum w:abstractNumId="16" w15:restartNumberingAfterBreak="0">
     <w:nsid w:val="2F15694B"/>
     <w:multiLevelType w:val="hybridMultilevel"/>
     <w:tmpl w:val="D1DA1542"/>
@@ -33554,7 +34812,7 @@
       </w:pPr>
     </w:lvl>
   </w:abstractNum>
-  <w:abstractNum w:abstractNumId="16" w15:restartNumberingAfterBreak="0">
+  <w:abstractNum w:abstractNumId="17" w15:restartNumberingAfterBreak="0">
     <w:nsid w:val="2F755D9F"/>
     <w:multiLevelType w:val="multilevel"/>
     <w:tmpl w:val="CD802FD4"/>
@@ -33703,7 +34961,7 @@
       </w:rPr>
     </w:lvl>
   </w:abstractNum>
-  <w:abstractNum w:abstractNumId="17" w15:restartNumberingAfterBreak="0">
+  <w:abstractNum w:abstractNumId="18" w15:restartNumberingAfterBreak="0">
     <w:nsid w:val="306C5342"/>
     <w:multiLevelType w:val="multilevel"/>
     <w:tmpl w:val="C2F25F70"/>
@@ -33852,7 +35110,7 @@
       </w:rPr>
     </w:lvl>
   </w:abstractNum>
-  <w:abstractNum w:abstractNumId="18" w15:restartNumberingAfterBreak="0">
+  <w:abstractNum w:abstractNumId="19" w15:restartNumberingAfterBreak="0">
     <w:nsid w:val="30C76C83"/>
     <w:multiLevelType w:val="multilevel"/>
     <w:tmpl w:val="614E4446"/>
@@ -34001,7 +35259,7 @@
       </w:rPr>
     </w:lvl>
   </w:abstractNum>
-  <w:abstractNum w:abstractNumId="19" w15:restartNumberingAfterBreak="0">
+  <w:abstractNum w:abstractNumId="20" w15:restartNumberingAfterBreak="0">
     <w:nsid w:val="33005739"/>
     <w:multiLevelType w:val="hybridMultilevel"/>
     <w:tmpl w:val="61D6B394"/>
@@ -34114,7 +35372,7 @@
       </w:rPr>
     </w:lvl>
   </w:abstractNum>
-  <w:abstractNum w:abstractNumId="20" w15:restartNumberingAfterBreak="0">
+  <w:abstractNum w:abstractNumId="21" w15:restartNumberingAfterBreak="0">
     <w:nsid w:val="36634361"/>
     <w:multiLevelType w:val="multilevel"/>
     <w:tmpl w:val="494E9E0A"/>
@@ -34263,7 +35521,7 @@
       </w:rPr>
     </w:lvl>
   </w:abstractNum>
-  <w:abstractNum w:abstractNumId="21" w15:restartNumberingAfterBreak="0">
+  <w:abstractNum w:abstractNumId="22" w15:restartNumberingAfterBreak="0">
     <w:nsid w:val="36D8307D"/>
     <w:multiLevelType w:val="hybridMultilevel"/>
     <w:tmpl w:val="9AC287E8"/>
@@ -34376,7 +35634,7 @@
       </w:rPr>
     </w:lvl>
   </w:abstractNum>
-  <w:abstractNum w:abstractNumId="22" w15:restartNumberingAfterBreak="0">
+  <w:abstractNum w:abstractNumId="23" w15:restartNumberingAfterBreak="0">
     <w:nsid w:val="36E64821"/>
     <w:multiLevelType w:val="hybridMultilevel"/>
     <w:tmpl w:val="BCFCC672"/>
@@ -34489,7 +35747,7 @@
       </w:rPr>
     </w:lvl>
   </w:abstractNum>
-  <w:abstractNum w:abstractNumId="23" w15:restartNumberingAfterBreak="0">
+  <w:abstractNum w:abstractNumId="24" w15:restartNumberingAfterBreak="0">
     <w:nsid w:val="4055325D"/>
     <w:multiLevelType w:val="multilevel"/>
     <w:tmpl w:val="91B07514"/>
@@ -34638,7 +35896,7 @@
       </w:rPr>
     </w:lvl>
   </w:abstractNum>
-  <w:abstractNum w:abstractNumId="24" w15:restartNumberingAfterBreak="0">
+  <w:abstractNum w:abstractNumId="25" w15:restartNumberingAfterBreak="0">
     <w:nsid w:val="41AC2C42"/>
     <w:multiLevelType w:val="hybridMultilevel"/>
     <w:tmpl w:val="44A4A964"/>
@@ -34751,7 +36009,7 @@
       </w:rPr>
     </w:lvl>
   </w:abstractNum>
-  <w:abstractNum w:abstractNumId="25" w15:restartNumberingAfterBreak="0">
+  <w:abstractNum w:abstractNumId="26" w15:restartNumberingAfterBreak="0">
     <w:nsid w:val="4A7937CD"/>
     <w:multiLevelType w:val="hybridMultilevel"/>
     <w:tmpl w:val="C5AAC1E0"/>
@@ -34864,7 +36122,7 @@
       </w:rPr>
     </w:lvl>
   </w:abstractNum>
-  <w:abstractNum w:abstractNumId="26" w15:restartNumberingAfterBreak="0">
+  <w:abstractNum w:abstractNumId="27" w15:restartNumberingAfterBreak="0">
     <w:nsid w:val="4F437FED"/>
     <w:multiLevelType w:val="multilevel"/>
     <w:tmpl w:val="0A6C0AF2"/>
@@ -35013,7 +36271,7 @@
       </w:rPr>
     </w:lvl>
   </w:abstractNum>
-  <w:abstractNum w:abstractNumId="27" w15:restartNumberingAfterBreak="0">
+  <w:abstractNum w:abstractNumId="28" w15:restartNumberingAfterBreak="0">
     <w:nsid w:val="54C30D42"/>
     <w:multiLevelType w:val="multilevel"/>
     <w:tmpl w:val="BB74C04A"/>
@@ -35162,7 +36420,7 @@
       </w:rPr>
     </w:lvl>
   </w:abstractNum>
-  <w:abstractNum w:abstractNumId="28" w15:restartNumberingAfterBreak="0">
+  <w:abstractNum w:abstractNumId="29" w15:restartNumberingAfterBreak="0">
     <w:nsid w:val="5D7E72F4"/>
     <w:multiLevelType w:val="multilevel"/>
     <w:tmpl w:val="364E971A"/>
@@ -35311,7 +36569,7 @@
       </w:rPr>
     </w:lvl>
   </w:abstractNum>
-  <w:abstractNum w:abstractNumId="29" w15:restartNumberingAfterBreak="0">
+  <w:abstractNum w:abstractNumId="30" w15:restartNumberingAfterBreak="0">
     <w:nsid w:val="628960A5"/>
     <w:multiLevelType w:val="hybridMultilevel"/>
     <w:tmpl w:val="683A0DBA"/>
@@ -35424,7 +36682,7 @@
       </w:rPr>
     </w:lvl>
   </w:abstractNum>
-  <w:abstractNum w:abstractNumId="30" w15:restartNumberingAfterBreak="0">
+  <w:abstractNum w:abstractNumId="31" w15:restartNumberingAfterBreak="0">
     <w:nsid w:val="632D6FBA"/>
     <w:multiLevelType w:val="multilevel"/>
     <w:tmpl w:val="364E971A"/>
@@ -35573,7 +36831,7 @@
       </w:rPr>
     </w:lvl>
   </w:abstractNum>
-  <w:abstractNum w:abstractNumId="31" w15:restartNumberingAfterBreak="0">
+  <w:abstractNum w:abstractNumId="32" w15:restartNumberingAfterBreak="0">
     <w:nsid w:val="64CD65C7"/>
     <w:multiLevelType w:val="hybridMultilevel"/>
     <w:tmpl w:val="7A429F20"/>
@@ -35686,7 +36944,7 @@
       </w:rPr>
     </w:lvl>
   </w:abstractNum>
-  <w:abstractNum w:abstractNumId="32" w15:restartNumberingAfterBreak="0">
+  <w:abstractNum w:abstractNumId="33" w15:restartNumberingAfterBreak="0">
     <w:nsid w:val="66190FE0"/>
     <w:multiLevelType w:val="multilevel"/>
     <w:tmpl w:val="364E971A"/>
@@ -35835,7 +37093,7 @@
       </w:rPr>
     </w:lvl>
   </w:abstractNum>
-  <w:abstractNum w:abstractNumId="33" w15:restartNumberingAfterBreak="0">
+  <w:abstractNum w:abstractNumId="34" w15:restartNumberingAfterBreak="0">
     <w:nsid w:val="6C623258"/>
     <w:multiLevelType w:val="multilevel"/>
     <w:tmpl w:val="364E971A"/>
@@ -35984,7 +37242,7 @@
       </w:rPr>
     </w:lvl>
   </w:abstractNum>
-  <w:abstractNum w:abstractNumId="34" w15:restartNumberingAfterBreak="0">
+  <w:abstractNum w:abstractNumId="35" w15:restartNumberingAfterBreak="0">
     <w:nsid w:val="6F960A57"/>
     <w:multiLevelType w:val="multilevel"/>
     <w:tmpl w:val="A2042338"/>
@@ -36133,7 +37391,7 @@
       </w:rPr>
     </w:lvl>
   </w:abstractNum>
-  <w:abstractNum w:abstractNumId="35" w15:restartNumberingAfterBreak="0">
+  <w:abstractNum w:abstractNumId="36" w15:restartNumberingAfterBreak="0">
     <w:nsid w:val="71A7731A"/>
     <w:multiLevelType w:val="multilevel"/>
     <w:tmpl w:val="364E971A"/>
@@ -36282,7 +37540,156 @@
       </w:rPr>
     </w:lvl>
   </w:abstractNum>
-  <w:abstractNum w:abstractNumId="36" w15:restartNumberingAfterBreak="0">
+  <w:abstractNum w:abstractNumId="37" w15:restartNumberingAfterBreak="0">
+    <w:nsid w:val="78884FAB"/>
+    <w:multiLevelType w:val="multilevel"/>
+    <w:tmpl w:val="218A3162"/>
+    <w:lvl w:ilvl="0">
+      <w:start w:val="1"/>
+      <w:numFmt w:val="bullet"/>
+      <w:lvlText w:val=""/>
+      <w:lvlJc w:val="left"/>
+      <w:pPr>
+        <w:tabs>
+          <w:tab w:val="num" w:pos="720"/>
+        </w:tabs>
+        <w:ind w:left="720" w:hanging="360"/>
+      </w:pPr>
+      <w:rPr>
+        <w:rFonts w:ascii="Symbol" w:hAnsi="Symbol" w:hint="default"/>
+        <w:sz w:val="20"/>
+      </w:rPr>
+    </w:lvl>
+    <w:lvl w:ilvl="1" w:tentative="1">
+      <w:start w:val="1"/>
+      <w:numFmt w:val="bullet"/>
+      <w:lvlText w:val="o"/>
+      <w:lvlJc w:val="left"/>
+      <w:pPr>
+        <w:tabs>
+          <w:tab w:val="num" w:pos="1440"/>
+        </w:tabs>
+        <w:ind w:left="1440" w:hanging="360"/>
+      </w:pPr>
+      <w:rPr>
+        <w:rFonts w:ascii="Courier New" w:hAnsi="Courier New" w:hint="default"/>
+        <w:sz w:val="20"/>
+      </w:rPr>
+    </w:lvl>
+    <w:lvl w:ilvl="2" w:tentative="1">
+      <w:start w:val="1"/>
+      <w:numFmt w:val="bullet"/>
+      <w:lvlText w:val=""/>
+      <w:lvlJc w:val="left"/>
+      <w:pPr>
+        <w:tabs>
+          <w:tab w:val="num" w:pos="2160"/>
+        </w:tabs>
+        <w:ind w:left="2160" w:hanging="360"/>
+      </w:pPr>
+      <w:rPr>
+        <w:rFonts w:ascii="Wingdings" w:hAnsi="Wingdings" w:hint="default"/>
+        <w:sz w:val="20"/>
+      </w:rPr>
+    </w:lvl>
+    <w:lvl w:ilvl="3" w:tentative="1">
+      <w:start w:val="1"/>
+      <w:numFmt w:val="bullet"/>
+      <w:lvlText w:val=""/>
+      <w:lvlJc w:val="left"/>
+      <w:pPr>
+        <w:tabs>
+          <w:tab w:val="num" w:pos="2880"/>
+        </w:tabs>
+        <w:ind w:left="2880" w:hanging="360"/>
+      </w:pPr>
+      <w:rPr>
+        <w:rFonts w:ascii="Wingdings" w:hAnsi="Wingdings" w:hint="default"/>
+        <w:sz w:val="20"/>
+      </w:rPr>
+    </w:lvl>
+    <w:lvl w:ilvl="4" w:tentative="1">
+      <w:start w:val="1"/>
+      <w:numFmt w:val="bullet"/>
+      <w:lvlText w:val=""/>
+      <w:lvlJc w:val="left"/>
+      <w:pPr>
+        <w:tabs>
+          <w:tab w:val="num" w:pos="3600"/>
+        </w:tabs>
+        <w:ind w:left="3600" w:hanging="360"/>
+      </w:pPr>
+      <w:rPr>
+        <w:rFonts w:ascii="Wingdings" w:hAnsi="Wingdings" w:hint="default"/>
+        <w:sz w:val="20"/>
+      </w:rPr>
+    </w:lvl>
+    <w:lvl w:ilvl="5" w:tentative="1">
+      <w:start w:val="1"/>
+      <w:numFmt w:val="bullet"/>
+      <w:lvlText w:val=""/>
+      <w:lvlJc w:val="left"/>
+      <w:pPr>
+        <w:tabs>
+          <w:tab w:val="num" w:pos="4320"/>
+        </w:tabs>
+        <w:ind w:left="4320" w:hanging="360"/>
+      </w:pPr>
+      <w:rPr>
+        <w:rFonts w:ascii="Wingdings" w:hAnsi="Wingdings" w:hint="default"/>
+        <w:sz w:val="20"/>
+      </w:rPr>
+    </w:lvl>
+    <w:lvl w:ilvl="6" w:tentative="1">
+      <w:start w:val="1"/>
+      <w:numFmt w:val="bullet"/>
+      <w:lvlText w:val=""/>
+      <w:lvlJc w:val="left"/>
+      <w:pPr>
+        <w:tabs>
+          <w:tab w:val="num" w:pos="5040"/>
+        </w:tabs>
+        <w:ind w:left="5040" w:hanging="360"/>
+      </w:pPr>
+      <w:rPr>
+        <w:rFonts w:ascii="Wingdings" w:hAnsi="Wingdings" w:hint="default"/>
+        <w:sz w:val="20"/>
+      </w:rPr>
+    </w:lvl>
+    <w:lvl w:ilvl="7" w:tentative="1">
+      <w:start w:val="1"/>
+      <w:numFmt w:val="bullet"/>
+      <w:lvlText w:val=""/>
+      <w:lvlJc w:val="left"/>
+      <w:pPr>
+        <w:tabs>
+          <w:tab w:val="num" w:pos="5760"/>
+        </w:tabs>
+        <w:ind w:left="5760" w:hanging="360"/>
+      </w:pPr>
+      <w:rPr>
+        <w:rFonts w:ascii="Wingdings" w:hAnsi="Wingdings" w:hint="default"/>
+        <w:sz w:val="20"/>
+      </w:rPr>
+    </w:lvl>
+    <w:lvl w:ilvl="8" w:tentative="1">
+      <w:start w:val="1"/>
+      <w:numFmt w:val="bullet"/>
+      <w:lvlText w:val=""/>
+      <w:lvlJc w:val="left"/>
+      <w:pPr>
+        <w:tabs>
+          <w:tab w:val="num" w:pos="6480"/>
+        </w:tabs>
+        <w:ind w:left="6480" w:hanging="360"/>
+      </w:pPr>
+      <w:rPr>
+        <w:rFonts w:ascii="Wingdings" w:hAnsi="Wingdings" w:hint="default"/>
+        <w:sz w:val="20"/>
+      </w:rPr>
+    </w:lvl>
+  </w:abstractNum>
+  <w:abstractNum w:abstractNumId="38" w15:restartNumberingAfterBreak="0">
     <w:nsid w:val="7A9C0F0F"/>
     <w:multiLevelType w:val="hybridMultilevel"/>
     <w:tmpl w:val="A44C69A0"/>
@@ -36395,7 +37802,7 @@
       </w:rPr>
     </w:lvl>
   </w:abstractNum>
-  <w:abstractNum w:abstractNumId="37" w15:restartNumberingAfterBreak="0">
+  <w:abstractNum w:abstractNumId="39" w15:restartNumberingAfterBreak="0">
     <w:nsid w:val="7CCE439B"/>
     <w:multiLevelType w:val="multilevel"/>
     <w:tmpl w:val="364E971A"/>
@@ -36544,119 +37951,245 @@
       </w:rPr>
     </w:lvl>
   </w:abstractNum>
+  <w:abstractNum w:abstractNumId="40" w15:restartNumberingAfterBreak="0">
+    <w:nsid w:val="7CEB098B"/>
+    <w:multiLevelType w:val="multilevel"/>
+    <w:tmpl w:val="A3B00916"/>
+    <w:lvl w:ilvl="0">
+      <w:start w:val="1"/>
+      <w:numFmt w:val="decimal"/>
+      <w:lvlText w:val="%1."/>
+      <w:lvlJc w:val="left"/>
+      <w:pPr>
+        <w:tabs>
+          <w:tab w:val="num" w:pos="720"/>
+        </w:tabs>
+        <w:ind w:left="720" w:hanging="360"/>
+      </w:pPr>
+    </w:lvl>
+    <w:lvl w:ilvl="1">
+      <w:start w:val="1"/>
+      <w:numFmt w:val="bullet"/>
+      <w:lvlText w:val="o"/>
+      <w:lvlJc w:val="left"/>
+      <w:pPr>
+        <w:tabs>
+          <w:tab w:val="num" w:pos="1440"/>
+        </w:tabs>
+        <w:ind w:left="1440" w:hanging="360"/>
+      </w:pPr>
+      <w:rPr>
+        <w:rFonts w:ascii="Courier New" w:hAnsi="Courier New" w:hint="default"/>
+        <w:sz w:val="20"/>
+      </w:rPr>
+    </w:lvl>
+    <w:lvl w:ilvl="2" w:tentative="1">
+      <w:start w:val="1"/>
+      <w:numFmt w:val="decimal"/>
+      <w:lvlText w:val="%3."/>
+      <w:lvlJc w:val="left"/>
+      <w:pPr>
+        <w:tabs>
+          <w:tab w:val="num" w:pos="2160"/>
+        </w:tabs>
+        <w:ind w:left="2160" w:hanging="360"/>
+      </w:pPr>
+    </w:lvl>
+    <w:lvl w:ilvl="3" w:tentative="1">
+      <w:start w:val="1"/>
+      <w:numFmt w:val="decimal"/>
+      <w:lvlText w:val="%4."/>
+      <w:lvlJc w:val="left"/>
+      <w:pPr>
+        <w:tabs>
+          <w:tab w:val="num" w:pos="2880"/>
+        </w:tabs>
+        <w:ind w:left="2880" w:hanging="360"/>
+      </w:pPr>
+    </w:lvl>
+    <w:lvl w:ilvl="4" w:tentative="1">
+      <w:start w:val="1"/>
+      <w:numFmt w:val="decimal"/>
+      <w:lvlText w:val="%5."/>
+      <w:lvlJc w:val="left"/>
+      <w:pPr>
+        <w:tabs>
+          <w:tab w:val="num" w:pos="3600"/>
+        </w:tabs>
+        <w:ind w:left="3600" w:hanging="360"/>
+      </w:pPr>
+    </w:lvl>
+    <w:lvl w:ilvl="5" w:tentative="1">
+      <w:start w:val="1"/>
+      <w:numFmt w:val="decimal"/>
+      <w:lvlText w:val="%6."/>
+      <w:lvlJc w:val="left"/>
+      <w:pPr>
+        <w:tabs>
+          <w:tab w:val="num" w:pos="4320"/>
+        </w:tabs>
+        <w:ind w:left="4320" w:hanging="360"/>
+      </w:pPr>
+    </w:lvl>
+    <w:lvl w:ilvl="6" w:tentative="1">
+      <w:start w:val="1"/>
+      <w:numFmt w:val="decimal"/>
+      <w:lvlText w:val="%7."/>
+      <w:lvlJc w:val="left"/>
+      <w:pPr>
+        <w:tabs>
+          <w:tab w:val="num" w:pos="5040"/>
+        </w:tabs>
+        <w:ind w:left="5040" w:hanging="360"/>
+      </w:pPr>
+    </w:lvl>
+    <w:lvl w:ilvl="7" w:tentative="1">
+      <w:start w:val="1"/>
+      <w:numFmt w:val="decimal"/>
+      <w:lvlText w:val="%8."/>
+      <w:lvlJc w:val="left"/>
+      <w:pPr>
+        <w:tabs>
+          <w:tab w:val="num" w:pos="5760"/>
+        </w:tabs>
+        <w:ind w:left="5760" w:hanging="360"/>
+      </w:pPr>
+    </w:lvl>
+    <w:lvl w:ilvl="8" w:tentative="1">
+      <w:start w:val="1"/>
+      <w:numFmt w:val="decimal"/>
+      <w:lvlText w:val="%9."/>
+      <w:lvlJc w:val="left"/>
+      <w:pPr>
+        <w:tabs>
+          <w:tab w:val="num" w:pos="6480"/>
+        </w:tabs>
+        <w:ind w:left="6480" w:hanging="360"/>
+      </w:pPr>
+    </w:lvl>
+  </w:abstractNum>
   <w:num w:numId="1">
+    <w:abstractNumId w:val="16"/>
+  </w:num>
+  <w:num w:numId="2">
+    <w:abstractNumId w:val="5"/>
+  </w:num>
+  <w:num w:numId="3">
+    <w:abstractNumId w:val="25"/>
+  </w:num>
+  <w:num w:numId="4">
+    <w:abstractNumId w:val="7"/>
+  </w:num>
+  <w:num w:numId="5">
+    <w:abstractNumId w:val="28"/>
+  </w:num>
+  <w:num w:numId="6">
+    <w:abstractNumId w:val="21"/>
+  </w:num>
+  <w:num w:numId="7">
+    <w:abstractNumId w:val="19"/>
+  </w:num>
+  <w:num w:numId="8">
+    <w:abstractNumId w:val="24"/>
+  </w:num>
+  <w:num w:numId="9">
+    <w:abstractNumId w:val="9"/>
+  </w:num>
+  <w:num w:numId="10">
+    <w:abstractNumId w:val="35"/>
+  </w:num>
+  <w:num w:numId="11">
+    <w:abstractNumId w:val="4"/>
+  </w:num>
+  <w:num w:numId="12">
+    <w:abstractNumId w:val="2"/>
+  </w:num>
+  <w:num w:numId="13">
+    <w:abstractNumId w:val="29"/>
+  </w:num>
+  <w:num w:numId="14">
+    <w:abstractNumId w:val="30"/>
+  </w:num>
+  <w:num w:numId="15">
+    <w:abstractNumId w:val="31"/>
+  </w:num>
+  <w:num w:numId="16">
+    <w:abstractNumId w:val="36"/>
+  </w:num>
+  <w:num w:numId="17">
+    <w:abstractNumId w:val="34"/>
+  </w:num>
+  <w:num w:numId="18">
+    <w:abstractNumId w:val="33"/>
+  </w:num>
+  <w:num w:numId="19">
     <w:abstractNumId w:val="15"/>
   </w:num>
-  <w:num w:numId="2">
-    <w:abstractNumId w:val="4"/>
+  <w:num w:numId="20">
+    <w:abstractNumId w:val="14"/>
   </w:num>
-  <w:num w:numId="3">
-    <w:abstractNumId w:val="24"/>
+  <w:num w:numId="21">
+    <w:abstractNumId w:val="39"/>
   </w:num>
-  <w:num w:numId="4">
+  <w:num w:numId="22">
+    <w:abstractNumId w:val="10"/>
+  </w:num>
+  <w:num w:numId="23">
+    <w:abstractNumId w:val="13"/>
+  </w:num>
+  <w:num w:numId="24">
     <w:abstractNumId w:val="6"/>
   </w:num>
-  <w:num w:numId="5">
+  <w:num w:numId="25">
+    <w:abstractNumId w:val="23"/>
+  </w:num>
+  <w:num w:numId="26">
+    <w:abstractNumId w:val="32"/>
+  </w:num>
+  <w:num w:numId="27">
+    <w:abstractNumId w:val="38"/>
+  </w:num>
+  <w:num w:numId="28">
+    <w:abstractNumId w:val="26"/>
+  </w:num>
+  <w:num w:numId="29">
+    <w:abstractNumId w:val="20"/>
+  </w:num>
+  <w:num w:numId="30">
+    <w:abstractNumId w:val="11"/>
+  </w:num>
+  <w:num w:numId="31">
+    <w:abstractNumId w:val="3"/>
+  </w:num>
+  <w:num w:numId="32">
+    <w:abstractNumId w:val="12"/>
+  </w:num>
+  <w:num w:numId="33">
+    <w:abstractNumId w:val="22"/>
+  </w:num>
+  <w:num w:numId="34">
+    <w:abstractNumId w:val="17"/>
+  </w:num>
+  <w:num w:numId="35">
+    <w:abstractNumId w:val="18"/>
+  </w:num>
+  <w:num w:numId="36">
     <w:abstractNumId w:val="27"/>
   </w:num>
-  <w:num w:numId="6">
-    <w:abstractNumId w:val="20"/>
-  </w:num>
-  <w:num w:numId="7">
-    <w:abstractNumId w:val="18"/>
-  </w:num>
-  <w:num w:numId="8">
-    <w:abstractNumId w:val="23"/>
-  </w:num>
-  <w:num w:numId="9">
+  <w:num w:numId="37">
     <w:abstractNumId w:val="8"/>
-  </w:num>
-  <w:num w:numId="10">
-    <w:abstractNumId w:val="34"/>
-  </w:num>
-  <w:num w:numId="11">
-    <w:abstractNumId w:val="3"/>
-  </w:num>
-  <w:num w:numId="12">
-    <w:abstractNumId w:val="1"/>
-  </w:num>
-  <w:num w:numId="13">
-    <w:abstractNumId w:val="28"/>
-  </w:num>
-  <w:num w:numId="14">
-    <w:abstractNumId w:val="29"/>
-  </w:num>
-  <w:num w:numId="15">
-    <w:abstractNumId w:val="30"/>
-  </w:num>
-  <w:num w:numId="16">
-    <w:abstractNumId w:val="35"/>
-  </w:num>
-  <w:num w:numId="17">
-    <w:abstractNumId w:val="33"/>
-  </w:num>
-  <w:num w:numId="18">
-    <w:abstractNumId w:val="32"/>
-  </w:num>
-  <w:num w:numId="19">
-    <w:abstractNumId w:val="14"/>
-  </w:num>
-  <w:num w:numId="20">
-    <w:abstractNumId w:val="13"/>
-  </w:num>
-  <w:num w:numId="21">
-    <w:abstractNumId w:val="37"/>
-  </w:num>
-  <w:num w:numId="22">
-    <w:abstractNumId w:val="9"/>
-  </w:num>
-  <w:num w:numId="23">
-    <w:abstractNumId w:val="12"/>
-  </w:num>
-  <w:num w:numId="24">
-    <w:abstractNumId w:val="5"/>
-  </w:num>
-  <w:num w:numId="25">
-    <w:abstractNumId w:val="22"/>
-  </w:num>
-  <w:num w:numId="26">
-    <w:abstractNumId w:val="31"/>
-  </w:num>
-  <w:num w:numId="27">
-    <w:abstractNumId w:val="36"/>
-  </w:num>
-  <w:num w:numId="28">
-    <w:abstractNumId w:val="25"/>
-  </w:num>
-  <w:num w:numId="29">
-    <w:abstractNumId w:val="19"/>
-  </w:num>
-  <w:num w:numId="30">
-    <w:abstractNumId w:val="10"/>
-  </w:num>
-  <w:num w:numId="31">
-    <w:abstractNumId w:val="2"/>
-  </w:num>
-  <w:num w:numId="32">
-    <w:abstractNumId w:val="11"/>
-  </w:num>
-  <w:num w:numId="33">
-    <w:abstractNumId w:val="21"/>
-  </w:num>
-  <w:num w:numId="34">
-    <w:abstractNumId w:val="16"/>
-  </w:num>
-  <w:num w:numId="35">
-    <w:abstractNumId w:val="17"/>
-  </w:num>
-  <w:num w:numId="36">
-    <w:abstractNumId w:val="26"/>
-  </w:num>
-  <w:num w:numId="37">
-    <w:abstractNumId w:val="7"/>
   </w:num>
   <w:num w:numId="38">
     <w:abstractNumId w:val="0"/>
+  </w:num>
+  <w:num w:numId="39">
+    <w:abstractNumId w:val="1"/>
+  </w:num>
+  <w:num w:numId="40">
+    <w:abstractNumId w:val="40"/>
+  </w:num>
+  <w:num w:numId="41">
+    <w:abstractNumId w:val="37"/>
   </w:num>
 </w:numbering>
 </file>
@@ -38053,7 +39586,7 @@
 </file>
 
 <file path=customXml/itemProps1.xml><?xml version="1.0" encoding="utf-8"?>
-<ds:datastoreItem xmlns:ds="http://schemas.openxmlformats.org/officeDocument/2006/customXml" ds:itemID="{53384EAC-4556-424A-BEB1-A5E0E6E47447}">
+<ds:datastoreItem xmlns:ds="http://schemas.openxmlformats.org/officeDocument/2006/customXml" ds:itemID="{EC8F3443-3C4D-4F6C-805E-262400A38673}">
   <ds:schemaRefs>
     <ds:schemaRef ds:uri="http://schemas.openxmlformats.org/officeDocument/2006/bibliography"/>
   </ds:schemaRefs>

--- a/ספר פרוייקט שלי וסשה.docx
+++ b/ספר פרוייקט שלי וסשה.docx
@@ -703,7 +703,7 @@
           <w:rtl/>
         </w:rPr>
       </w:pPr>
-      <w:bookmarkStart w:id="2" w:name="_Toc185509446"/>
+      <w:bookmarkStart w:id="2" w:name="_Toc185711962"/>
       <w:r>
         <w:rPr>
           <w:rtl/>
@@ -756,12 +756,8 @@
           <w:pPr>
             <w:pStyle w:val="TOC1"/>
             <w:rPr>
-              <w:rFonts w:eastAsiaTheme="minorEastAsia"/>
+              <w:rFonts w:ascii="Tahoma" w:eastAsiaTheme="minorEastAsia" w:hAnsi="Tahoma" w:cs="Tahoma"/>
               <w:noProof/>
-              <w:kern w:val="2"/>
-              <w:sz w:val="24"/>
-              <w:szCs w:val="24"/>
-              <w14:ligatures w14:val="standardContextual"/>
             </w:rPr>
           </w:pPr>
           <w:r>
@@ -782,35 +778,19 @@
             </w:rPr>
             <w:fldChar w:fldCharType="separate"/>
           </w:r>
-          <w:hyperlink w:anchor="_Toc185509446" w:history="1">
+          <w:hyperlink w:anchor="_Toc185711962" w:history="1">
             <w:r>
               <w:rPr>
                 <w:rStyle w:val="Hyperlink"/>
-                <w:rFonts w:hint="eastAsia"/>
+                <w:rFonts w:ascii="Tahoma" w:hAnsi="Tahoma" w:cs="Tahoma"/>
                 <w:noProof/>
                 <w:rtl/>
               </w:rPr>
-              <w:t>תוכן</w:t>
+              <w:t>תוכן עניינים</w:t>
             </w:r>
             <w:r>
               <w:rPr>
-                <w:rStyle w:val="Hyperlink"/>
-                <w:noProof/>
-                <w:rtl/>
-              </w:rPr>
-              <w:t xml:space="preserve"> </w:t>
-            </w:r>
-            <w:r>
-              <w:rPr>
-                <w:rStyle w:val="Hyperlink"/>
-                <w:rFonts w:hint="eastAsia"/>
-                <w:noProof/>
-                <w:rtl/>
-              </w:rPr>
-              <w:t>עניינים</w:t>
-            </w:r>
-            <w:r>
-              <w:rPr>
+                <w:rFonts w:ascii="Tahoma" w:hAnsi="Tahoma" w:cs="Tahoma"/>
                 <w:noProof/>
                 <w:webHidden/>
               </w:rPr>
@@ -818,46 +798,49 @@
             </w:r>
             <w:r>
               <w:rPr>
-                <w:rStyle w:val="Hyperlink"/>
+                <w:rFonts w:ascii="Tahoma" w:hAnsi="Tahoma" w:cs="Tahoma"/>
                 <w:noProof/>
-                <w:rtl/>
+                <w:webHidden/>
               </w:rPr>
               <w:fldChar w:fldCharType="begin"/>
             </w:r>
             <w:r>
               <w:rPr>
+                <w:rFonts w:ascii="Tahoma" w:hAnsi="Tahoma" w:cs="Tahoma"/>
                 <w:noProof/>
                 <w:webHidden/>
               </w:rPr>
-              <w:instrText xml:space="preserve"> PAGEREF _Toc185509446 \h </w:instrText>
+              <w:instrText xml:space="preserve"> PAGEREF _Toc185711962 \h </w:instrText>
             </w:r>
             <w:r>
               <w:rPr>
-                <w:rStyle w:val="Hyperlink"/>
+                <w:rFonts w:ascii="Tahoma" w:hAnsi="Tahoma" w:cs="Tahoma"/>
                 <w:noProof/>
-                <w:rtl/>
+                <w:webHidden/>
               </w:rPr>
             </w:r>
             <w:r>
               <w:rPr>
-                <w:rStyle w:val="Hyperlink"/>
+                <w:rFonts w:ascii="Tahoma" w:hAnsi="Tahoma" w:cs="Tahoma"/>
                 <w:noProof/>
-                <w:rtl/>
+                <w:webHidden/>
               </w:rPr>
               <w:fldChar w:fldCharType="separate"/>
             </w:r>
             <w:r>
               <w:rPr>
+                <w:rFonts w:ascii="Tahoma" w:hAnsi="Tahoma" w:cs="Tahoma"/>
                 <w:noProof/>
                 <w:webHidden/>
+                <w:rtl/>
               </w:rPr>
-              <w:t>4</w:t>
+              <w:t>5</w:t>
             </w:r>
             <w:r>
               <w:rPr>
-                <w:rStyle w:val="Hyperlink"/>
+                <w:rFonts w:ascii="Tahoma" w:hAnsi="Tahoma" w:cs="Tahoma"/>
                 <w:noProof/>
-                <w:rtl/>
+                <w:webHidden/>
               </w:rPr>
               <w:fldChar w:fldCharType="end"/>
             </w:r>
@@ -867,19 +850,15 @@
           <w:pPr>
             <w:pStyle w:val="TOC1"/>
             <w:rPr>
-              <w:rFonts w:eastAsiaTheme="minorEastAsia"/>
+              <w:rFonts w:ascii="Tahoma" w:eastAsiaTheme="minorEastAsia" w:hAnsi="Tahoma" w:cs="Tahoma"/>
               <w:noProof/>
-              <w:kern w:val="2"/>
-              <w:sz w:val="24"/>
-              <w:szCs w:val="24"/>
-              <w14:ligatures w14:val="standardContextual"/>
             </w:rPr>
           </w:pPr>
-          <w:hyperlink w:anchor="_Toc185509447" w:history="1">
+          <w:hyperlink w:anchor="_Toc185711963" w:history="1">
             <w:r>
               <w:rPr>
                 <w:rStyle w:val="Hyperlink"/>
-                <w:rFonts w:hint="eastAsia"/>
+                <w:rFonts w:ascii="Tahoma" w:hAnsi="Tahoma" w:cs="Tahoma"/>
                 <w:noProof/>
                 <w:rtl/>
               </w:rPr>
@@ -887,6 +866,7 @@
             </w:r>
             <w:r>
               <w:rPr>
+                <w:rFonts w:ascii="Tahoma" w:hAnsi="Tahoma" w:cs="Tahoma"/>
                 <w:noProof/>
                 <w:webHidden/>
               </w:rPr>
@@ -894,46 +874,49 @@
             </w:r>
             <w:r>
               <w:rPr>
-                <w:rStyle w:val="Hyperlink"/>
+                <w:rFonts w:ascii="Tahoma" w:hAnsi="Tahoma" w:cs="Tahoma"/>
                 <w:noProof/>
-                <w:rtl/>
+                <w:webHidden/>
               </w:rPr>
               <w:fldChar w:fldCharType="begin"/>
             </w:r>
             <w:r>
               <w:rPr>
+                <w:rFonts w:ascii="Tahoma" w:hAnsi="Tahoma" w:cs="Tahoma"/>
                 <w:noProof/>
                 <w:webHidden/>
               </w:rPr>
-              <w:instrText xml:space="preserve"> PAGEREF _Toc185509447 \h </w:instrText>
+              <w:instrText xml:space="preserve"> PAGEREF _Toc185711963 \h </w:instrText>
             </w:r>
             <w:r>
               <w:rPr>
-                <w:rStyle w:val="Hyperlink"/>
+                <w:rFonts w:ascii="Tahoma" w:hAnsi="Tahoma" w:cs="Tahoma"/>
                 <w:noProof/>
-                <w:rtl/>
+                <w:webHidden/>
               </w:rPr>
             </w:r>
             <w:r>
               <w:rPr>
-                <w:rStyle w:val="Hyperlink"/>
+                <w:rFonts w:ascii="Tahoma" w:hAnsi="Tahoma" w:cs="Tahoma"/>
                 <w:noProof/>
-                <w:rtl/>
+                <w:webHidden/>
               </w:rPr>
               <w:fldChar w:fldCharType="separate"/>
             </w:r>
             <w:r>
               <w:rPr>
+                <w:rFonts w:ascii="Tahoma" w:hAnsi="Tahoma" w:cs="Tahoma"/>
                 <w:noProof/>
                 <w:webHidden/>
+                <w:rtl/>
               </w:rPr>
-              <w:t>5</w:t>
+              <w:t>6</w:t>
             </w:r>
             <w:r>
               <w:rPr>
-                <w:rStyle w:val="Hyperlink"/>
+                <w:rFonts w:ascii="Tahoma" w:hAnsi="Tahoma" w:cs="Tahoma"/>
                 <w:noProof/>
-                <w:rtl/>
+                <w:webHidden/>
               </w:rPr>
               <w:fldChar w:fldCharType="end"/>
             </w:r>
@@ -943,51 +926,23 @@
           <w:pPr>
             <w:pStyle w:val="TOC1"/>
             <w:rPr>
-              <w:rFonts w:eastAsiaTheme="minorEastAsia"/>
+              <w:rFonts w:ascii="Tahoma" w:eastAsiaTheme="minorEastAsia" w:hAnsi="Tahoma" w:cs="Tahoma"/>
               <w:noProof/>
-              <w:kern w:val="2"/>
-              <w:sz w:val="24"/>
-              <w:szCs w:val="24"/>
-              <w14:ligatures w14:val="standardContextual"/>
             </w:rPr>
           </w:pPr>
-          <w:hyperlink w:anchor="_Toc185509448" w:history="1">
+          <w:hyperlink w:anchor="_Toc185711964" w:history="1">
             <w:r>
               <w:rPr>
                 <w:rStyle w:val="Hyperlink"/>
-                <w:rFonts w:hint="eastAsia"/>
+                <w:rFonts w:ascii="Tahoma" w:hAnsi="Tahoma" w:cs="Tahoma"/>
                 <w:noProof/>
                 <w:rtl/>
               </w:rPr>
-              <w:t>הצעת</w:t>
+              <w:t>הצעת פרויקט:</w:t>
             </w:r>
             <w:r>
               <w:rPr>
-                <w:rStyle w:val="Hyperlink"/>
-                <w:noProof/>
-                <w:rtl/>
-              </w:rPr>
-              <w:t xml:space="preserve"> </w:t>
-            </w:r>
-            <w:r>
-              <w:rPr>
-                <w:rStyle w:val="Hyperlink"/>
-                <w:rFonts w:hint="eastAsia"/>
-                <w:noProof/>
-                <w:rtl/>
-              </w:rPr>
-              <w:t>פרויקט</w:t>
-            </w:r>
-            <w:r>
-              <w:rPr>
-                <w:rStyle w:val="Hyperlink"/>
-                <w:noProof/>
-                <w:rtl/>
-              </w:rPr>
-              <w:t>:</w:t>
-            </w:r>
-            <w:r>
-              <w:rPr>
+                <w:rFonts w:ascii="Tahoma" w:hAnsi="Tahoma" w:cs="Tahoma"/>
                 <w:noProof/>
                 <w:webHidden/>
               </w:rPr>
@@ -995,46 +950,49 @@
             </w:r>
             <w:r>
               <w:rPr>
-                <w:rStyle w:val="Hyperlink"/>
+                <w:rFonts w:ascii="Tahoma" w:hAnsi="Tahoma" w:cs="Tahoma"/>
                 <w:noProof/>
-                <w:rtl/>
+                <w:webHidden/>
               </w:rPr>
               <w:fldChar w:fldCharType="begin"/>
             </w:r>
             <w:r>
               <w:rPr>
+                <w:rFonts w:ascii="Tahoma" w:hAnsi="Tahoma" w:cs="Tahoma"/>
                 <w:noProof/>
                 <w:webHidden/>
               </w:rPr>
-              <w:instrText xml:space="preserve"> PAGEREF _Toc185509448 \h </w:instrText>
+              <w:instrText xml:space="preserve"> PAGEREF _Toc185711964 \h </w:instrText>
             </w:r>
             <w:r>
               <w:rPr>
-                <w:rStyle w:val="Hyperlink"/>
+                <w:rFonts w:ascii="Tahoma" w:hAnsi="Tahoma" w:cs="Tahoma"/>
                 <w:noProof/>
-                <w:rtl/>
+                <w:webHidden/>
               </w:rPr>
             </w:r>
             <w:r>
               <w:rPr>
-                <w:rStyle w:val="Hyperlink"/>
+                <w:rFonts w:ascii="Tahoma" w:hAnsi="Tahoma" w:cs="Tahoma"/>
                 <w:noProof/>
-                <w:rtl/>
+                <w:webHidden/>
               </w:rPr>
               <w:fldChar w:fldCharType="separate"/>
             </w:r>
             <w:r>
               <w:rPr>
+                <w:rFonts w:ascii="Tahoma" w:hAnsi="Tahoma" w:cs="Tahoma"/>
                 <w:noProof/>
                 <w:webHidden/>
+                <w:rtl/>
               </w:rPr>
-              <w:t>6</w:t>
+              <w:t>7</w:t>
             </w:r>
             <w:r>
               <w:rPr>
-                <w:rStyle w:val="Hyperlink"/>
+                <w:rFonts w:ascii="Tahoma" w:hAnsi="Tahoma" w:cs="Tahoma"/>
                 <w:noProof/>
-                <w:rtl/>
+                <w:webHidden/>
               </w:rPr>
               <w:fldChar w:fldCharType="end"/>
             </w:r>
@@ -1044,19 +1002,15 @@
           <w:pPr>
             <w:pStyle w:val="TOC1"/>
             <w:rPr>
-              <w:rFonts w:eastAsiaTheme="minorEastAsia"/>
+              <w:rFonts w:ascii="Tahoma" w:eastAsiaTheme="minorEastAsia" w:hAnsi="Tahoma" w:cs="Tahoma"/>
               <w:noProof/>
-              <w:kern w:val="2"/>
-              <w:sz w:val="24"/>
-              <w:szCs w:val="24"/>
-              <w14:ligatures w14:val="standardContextual"/>
             </w:rPr>
           </w:pPr>
-          <w:hyperlink w:anchor="_Toc185509449" w:history="1">
+          <w:hyperlink w:anchor="_Toc185711965" w:history="1">
             <w:r>
               <w:rPr>
                 <w:rStyle w:val="Hyperlink"/>
-                <w:rFonts w:hint="eastAsia"/>
+                <w:rFonts w:ascii="Tahoma" w:hAnsi="Tahoma" w:cs="Tahoma"/>
                 <w:noProof/>
                 <w:rtl/>
               </w:rPr>
@@ -1064,6 +1018,7 @@
             </w:r>
             <w:r>
               <w:rPr>
+                <w:rFonts w:ascii="Tahoma" w:hAnsi="Tahoma" w:cs="Tahoma"/>
                 <w:noProof/>
                 <w:webHidden/>
               </w:rPr>
@@ -1071,46 +1026,49 @@
             </w:r>
             <w:r>
               <w:rPr>
-                <w:rStyle w:val="Hyperlink"/>
+                <w:rFonts w:ascii="Tahoma" w:hAnsi="Tahoma" w:cs="Tahoma"/>
                 <w:noProof/>
-                <w:rtl/>
+                <w:webHidden/>
               </w:rPr>
               <w:fldChar w:fldCharType="begin"/>
             </w:r>
             <w:r>
               <w:rPr>
+                <w:rFonts w:ascii="Tahoma" w:hAnsi="Tahoma" w:cs="Tahoma"/>
                 <w:noProof/>
                 <w:webHidden/>
               </w:rPr>
-              <w:instrText xml:space="preserve"> PAGEREF _Toc185509449 \h </w:instrText>
+              <w:instrText xml:space="preserve"> PAGEREF _Toc185711965 \h </w:instrText>
             </w:r>
             <w:r>
               <w:rPr>
-                <w:rStyle w:val="Hyperlink"/>
+                <w:rFonts w:ascii="Tahoma" w:hAnsi="Tahoma" w:cs="Tahoma"/>
                 <w:noProof/>
-                <w:rtl/>
+                <w:webHidden/>
               </w:rPr>
             </w:r>
             <w:r>
               <w:rPr>
-                <w:rStyle w:val="Hyperlink"/>
+                <w:rFonts w:ascii="Tahoma" w:hAnsi="Tahoma" w:cs="Tahoma"/>
                 <w:noProof/>
-                <w:rtl/>
+                <w:webHidden/>
               </w:rPr>
               <w:fldChar w:fldCharType="separate"/>
             </w:r>
             <w:r>
               <w:rPr>
+                <w:rFonts w:ascii="Tahoma" w:hAnsi="Tahoma" w:cs="Tahoma"/>
                 <w:noProof/>
                 <w:webHidden/>
+                <w:rtl/>
               </w:rPr>
-              <w:t>10</w:t>
+              <w:t>12</w:t>
             </w:r>
             <w:r>
               <w:rPr>
-                <w:rStyle w:val="Hyperlink"/>
+                <w:rFonts w:ascii="Tahoma" w:hAnsi="Tahoma" w:cs="Tahoma"/>
                 <w:noProof/>
-                <w:rtl/>
+                <w:webHidden/>
               </w:rPr>
               <w:fldChar w:fldCharType="end"/>
             </w:r>
@@ -1120,43 +1078,23 @@
           <w:pPr>
             <w:pStyle w:val="TOC1"/>
             <w:rPr>
-              <w:rFonts w:eastAsiaTheme="minorEastAsia"/>
+              <w:rFonts w:ascii="Tahoma" w:eastAsiaTheme="minorEastAsia" w:hAnsi="Tahoma" w:cs="Tahoma"/>
               <w:noProof/>
-              <w:kern w:val="2"/>
-              <w:sz w:val="24"/>
-              <w:szCs w:val="24"/>
-              <w14:ligatures w14:val="standardContextual"/>
             </w:rPr>
           </w:pPr>
-          <w:hyperlink w:anchor="_Toc185509450" w:history="1">
+          <w:hyperlink w:anchor="_Toc185711966" w:history="1">
             <w:r>
               <w:rPr>
                 <w:rStyle w:val="Hyperlink"/>
-                <w:rFonts w:hint="eastAsia"/>
+                <w:rFonts w:ascii="Tahoma" w:hAnsi="Tahoma" w:cs="Tahoma"/>
                 <w:noProof/>
                 <w:rtl/>
               </w:rPr>
-              <w:t>סכימת</w:t>
+              <w:t>סכימת מלבנים</w:t>
             </w:r>
             <w:r>
               <w:rPr>
-                <w:rStyle w:val="Hyperlink"/>
-                <w:noProof/>
-                <w:rtl/>
-              </w:rPr>
-              <w:t xml:space="preserve"> </w:t>
-            </w:r>
-            <w:r>
-              <w:rPr>
-                <w:rStyle w:val="Hyperlink"/>
-                <w:rFonts w:hint="eastAsia"/>
-                <w:noProof/>
-                <w:rtl/>
-              </w:rPr>
-              <w:t>מלבנים</w:t>
-            </w:r>
-            <w:r>
-              <w:rPr>
+                <w:rFonts w:ascii="Tahoma" w:hAnsi="Tahoma" w:cs="Tahoma"/>
                 <w:noProof/>
                 <w:webHidden/>
               </w:rPr>
@@ -1164,46 +1102,49 @@
             </w:r>
             <w:r>
               <w:rPr>
-                <w:rStyle w:val="Hyperlink"/>
+                <w:rFonts w:ascii="Tahoma" w:hAnsi="Tahoma" w:cs="Tahoma"/>
                 <w:noProof/>
-                <w:rtl/>
+                <w:webHidden/>
               </w:rPr>
               <w:fldChar w:fldCharType="begin"/>
             </w:r>
             <w:r>
               <w:rPr>
+                <w:rFonts w:ascii="Tahoma" w:hAnsi="Tahoma" w:cs="Tahoma"/>
                 <w:noProof/>
                 <w:webHidden/>
               </w:rPr>
-              <w:instrText xml:space="preserve"> PAGEREF _Toc185509450 \h </w:instrText>
+              <w:instrText xml:space="preserve"> PAGEREF _Toc185711966 \h </w:instrText>
             </w:r>
             <w:r>
               <w:rPr>
-                <w:rStyle w:val="Hyperlink"/>
+                <w:rFonts w:ascii="Tahoma" w:hAnsi="Tahoma" w:cs="Tahoma"/>
                 <w:noProof/>
-                <w:rtl/>
+                <w:webHidden/>
               </w:rPr>
             </w:r>
             <w:r>
               <w:rPr>
-                <w:rStyle w:val="Hyperlink"/>
+                <w:rFonts w:ascii="Tahoma" w:hAnsi="Tahoma" w:cs="Tahoma"/>
                 <w:noProof/>
-                <w:rtl/>
+                <w:webHidden/>
               </w:rPr>
               <w:fldChar w:fldCharType="separate"/>
             </w:r>
             <w:r>
               <w:rPr>
+                <w:rFonts w:ascii="Tahoma" w:hAnsi="Tahoma" w:cs="Tahoma"/>
                 <w:noProof/>
                 <w:webHidden/>
+                <w:rtl/>
               </w:rPr>
-              <w:t>11</w:t>
+              <w:t>14</w:t>
             </w:r>
             <w:r>
               <w:rPr>
-                <w:rStyle w:val="Hyperlink"/>
+                <w:rFonts w:ascii="Tahoma" w:hAnsi="Tahoma" w:cs="Tahoma"/>
                 <w:noProof/>
-                <w:rtl/>
+                <w:webHidden/>
               </w:rPr>
               <w:fldChar w:fldCharType="end"/>
             </w:r>
@@ -1216,41 +1157,31 @@
               <w:tab w:val="right" w:leader="dot" w:pos="9345"/>
             </w:tabs>
             <w:rPr>
-              <w:rFonts w:eastAsiaTheme="minorEastAsia"/>
+              <w:rFonts w:ascii="Tahoma" w:eastAsiaTheme="minorEastAsia" w:hAnsi="Tahoma" w:cs="Tahoma"/>
               <w:noProof/>
-              <w:kern w:val="2"/>
-              <w:sz w:val="24"/>
-              <w:szCs w:val="24"/>
-              <w14:ligatures w14:val="standardContextual"/>
             </w:rPr>
           </w:pPr>
-          <w:hyperlink w:anchor="_Toc185509451" w:history="1">
+          <w:hyperlink w:anchor="_Toc185711967" w:history="1">
             <w:r>
               <w:rPr>
                 <w:rStyle w:val="Hyperlink"/>
-                <w:rFonts w:hint="eastAsia"/>
+                <w:rFonts w:ascii="Tahoma" w:hAnsi="Tahoma" w:cs="Tahoma"/>
                 <w:noProof/>
                 <w:rtl/>
               </w:rPr>
-              <w:t>מכונית</w:t>
+              <w:t xml:space="preserve">מכונית </w:t>
             </w:r>
             <w:r>
               <w:rPr>
                 <w:rStyle w:val="Hyperlink"/>
-                <w:noProof/>
-                <w:rtl/>
-              </w:rPr>
-              <w:t xml:space="preserve"> </w:t>
-            </w:r>
-            <w:r>
-              <w:rPr>
-                <w:rStyle w:val="Hyperlink"/>
+                <w:rFonts w:ascii="Tahoma" w:hAnsi="Tahoma" w:cs="Tahoma"/>
                 <w:noProof/>
               </w:rPr>
               <w:t>MASTER</w:t>
             </w:r>
             <w:r>
               <w:rPr>
+                <w:rFonts w:ascii="Tahoma" w:hAnsi="Tahoma" w:cs="Tahoma"/>
                 <w:noProof/>
                 <w:webHidden/>
               </w:rPr>
@@ -1258,46 +1189,49 @@
             </w:r>
             <w:r>
               <w:rPr>
-                <w:rStyle w:val="Hyperlink"/>
+                <w:rFonts w:ascii="Tahoma" w:hAnsi="Tahoma" w:cs="Tahoma"/>
                 <w:noProof/>
-                <w:rtl/>
+                <w:webHidden/>
               </w:rPr>
               <w:fldChar w:fldCharType="begin"/>
             </w:r>
             <w:r>
               <w:rPr>
+                <w:rFonts w:ascii="Tahoma" w:hAnsi="Tahoma" w:cs="Tahoma"/>
                 <w:noProof/>
                 <w:webHidden/>
               </w:rPr>
-              <w:instrText xml:space="preserve"> PAGEREF _Toc185509451 \h </w:instrText>
+              <w:instrText xml:space="preserve"> PAGEREF _Toc185711967 \h </w:instrText>
             </w:r>
             <w:r>
               <w:rPr>
-                <w:rStyle w:val="Hyperlink"/>
+                <w:rFonts w:ascii="Tahoma" w:hAnsi="Tahoma" w:cs="Tahoma"/>
                 <w:noProof/>
-                <w:rtl/>
+                <w:webHidden/>
               </w:rPr>
             </w:r>
             <w:r>
               <w:rPr>
-                <w:rStyle w:val="Hyperlink"/>
+                <w:rFonts w:ascii="Tahoma" w:hAnsi="Tahoma" w:cs="Tahoma"/>
                 <w:noProof/>
-                <w:rtl/>
+                <w:webHidden/>
               </w:rPr>
               <w:fldChar w:fldCharType="separate"/>
             </w:r>
             <w:r>
               <w:rPr>
+                <w:rFonts w:ascii="Tahoma" w:hAnsi="Tahoma" w:cs="Tahoma"/>
                 <w:noProof/>
                 <w:webHidden/>
+                <w:rtl/>
               </w:rPr>
-              <w:t>11</w:t>
+              <w:t>14</w:t>
             </w:r>
             <w:r>
               <w:rPr>
-                <w:rStyle w:val="Hyperlink"/>
+                <w:rFonts w:ascii="Tahoma" w:hAnsi="Tahoma" w:cs="Tahoma"/>
                 <w:noProof/>
-                <w:rtl/>
+                <w:webHidden/>
               </w:rPr>
               <w:fldChar w:fldCharType="end"/>
             </w:r>
@@ -1310,41 +1244,31 @@
               <w:tab w:val="right" w:leader="dot" w:pos="9345"/>
             </w:tabs>
             <w:rPr>
-              <w:rFonts w:eastAsiaTheme="minorEastAsia"/>
+              <w:rFonts w:ascii="Tahoma" w:eastAsiaTheme="minorEastAsia" w:hAnsi="Tahoma" w:cs="Tahoma"/>
               <w:noProof/>
-              <w:kern w:val="2"/>
-              <w:sz w:val="24"/>
-              <w:szCs w:val="24"/>
-              <w14:ligatures w14:val="standardContextual"/>
             </w:rPr>
           </w:pPr>
-          <w:hyperlink w:anchor="_Toc185509452" w:history="1">
+          <w:hyperlink w:anchor="_Toc185711968" w:history="1">
             <w:r>
               <w:rPr>
                 <w:rStyle w:val="Hyperlink"/>
-                <w:rFonts w:hint="eastAsia"/>
+                <w:rFonts w:ascii="Tahoma" w:hAnsi="Tahoma" w:cs="Tahoma"/>
                 <w:noProof/>
                 <w:rtl/>
               </w:rPr>
-              <w:t>מכונית</w:t>
+              <w:t xml:space="preserve">מכונית </w:t>
             </w:r>
             <w:r>
               <w:rPr>
                 <w:rStyle w:val="Hyperlink"/>
-                <w:noProof/>
-                <w:rtl/>
-              </w:rPr>
-              <w:t xml:space="preserve"> </w:t>
-            </w:r>
-            <w:r>
-              <w:rPr>
-                <w:rStyle w:val="Hyperlink"/>
+                <w:rFonts w:ascii="Tahoma" w:hAnsi="Tahoma" w:cs="Tahoma"/>
                 <w:noProof/>
               </w:rPr>
               <w:t>SLAVE</w:t>
             </w:r>
             <w:r>
               <w:rPr>
+                <w:rFonts w:ascii="Tahoma" w:hAnsi="Tahoma" w:cs="Tahoma"/>
                 <w:noProof/>
                 <w:webHidden/>
               </w:rPr>
@@ -1352,46 +1276,49 @@
             </w:r>
             <w:r>
               <w:rPr>
-                <w:rStyle w:val="Hyperlink"/>
+                <w:rFonts w:ascii="Tahoma" w:hAnsi="Tahoma" w:cs="Tahoma"/>
                 <w:noProof/>
-                <w:rtl/>
+                <w:webHidden/>
               </w:rPr>
               <w:fldChar w:fldCharType="begin"/>
             </w:r>
             <w:r>
               <w:rPr>
+                <w:rFonts w:ascii="Tahoma" w:hAnsi="Tahoma" w:cs="Tahoma"/>
                 <w:noProof/>
                 <w:webHidden/>
               </w:rPr>
-              <w:instrText xml:space="preserve"> PAGEREF _Toc185509452 \h </w:instrText>
+              <w:instrText xml:space="preserve"> PAGEREF _Toc185711968 \h </w:instrText>
             </w:r>
             <w:r>
               <w:rPr>
-                <w:rStyle w:val="Hyperlink"/>
+                <w:rFonts w:ascii="Tahoma" w:hAnsi="Tahoma" w:cs="Tahoma"/>
                 <w:noProof/>
-                <w:rtl/>
+                <w:webHidden/>
               </w:rPr>
             </w:r>
             <w:r>
               <w:rPr>
-                <w:rStyle w:val="Hyperlink"/>
+                <w:rFonts w:ascii="Tahoma" w:hAnsi="Tahoma" w:cs="Tahoma"/>
                 <w:noProof/>
-                <w:rtl/>
+                <w:webHidden/>
               </w:rPr>
               <w:fldChar w:fldCharType="separate"/>
             </w:r>
             <w:r>
               <w:rPr>
+                <w:rFonts w:ascii="Tahoma" w:hAnsi="Tahoma" w:cs="Tahoma"/>
                 <w:noProof/>
                 <w:webHidden/>
+                <w:rtl/>
               </w:rPr>
-              <w:t>12</w:t>
+              <w:t>15</w:t>
             </w:r>
             <w:r>
               <w:rPr>
-                <w:rStyle w:val="Hyperlink"/>
+                <w:rFonts w:ascii="Tahoma" w:hAnsi="Tahoma" w:cs="Tahoma"/>
                 <w:noProof/>
-                <w:rtl/>
+                <w:webHidden/>
               </w:rPr>
               <w:fldChar w:fldCharType="end"/>
             </w:r>
@@ -1401,60 +1328,23 @@
           <w:pPr>
             <w:pStyle w:val="TOC1"/>
             <w:rPr>
-              <w:rFonts w:eastAsiaTheme="minorEastAsia"/>
+              <w:rFonts w:ascii="Tahoma" w:eastAsiaTheme="minorEastAsia" w:hAnsi="Tahoma" w:cs="Tahoma"/>
               <w:noProof/>
-              <w:kern w:val="2"/>
-              <w:sz w:val="24"/>
-              <w:szCs w:val="24"/>
-              <w14:ligatures w14:val="standardContextual"/>
             </w:rPr>
           </w:pPr>
-          <w:hyperlink w:anchor="_Toc185509453" w:history="1">
+          <w:hyperlink w:anchor="_Toc185711969" w:history="1">
             <w:r>
               <w:rPr>
                 <w:rStyle w:val="Hyperlink"/>
-                <w:rFonts w:hint="eastAsia"/>
+                <w:rFonts w:ascii="Tahoma" w:hAnsi="Tahoma" w:cs="Tahoma"/>
                 <w:noProof/>
                 <w:rtl/>
               </w:rPr>
-              <w:t>הסבר</w:t>
+              <w:t>הסבר סכימת מלבנים</w:t>
             </w:r>
             <w:r>
               <w:rPr>
-                <w:rStyle w:val="Hyperlink"/>
-                <w:noProof/>
-                <w:rtl/>
-              </w:rPr>
-              <w:t xml:space="preserve"> </w:t>
-            </w:r>
-            <w:r>
-              <w:rPr>
-                <w:rStyle w:val="Hyperlink"/>
-                <w:rFonts w:hint="eastAsia"/>
-                <w:noProof/>
-                <w:rtl/>
-              </w:rPr>
-              <w:t>סכימת</w:t>
-            </w:r>
-            <w:r>
-              <w:rPr>
-                <w:rStyle w:val="Hyperlink"/>
-                <w:noProof/>
-                <w:rtl/>
-              </w:rPr>
-              <w:t xml:space="preserve"> </w:t>
-            </w:r>
-            <w:r>
-              <w:rPr>
-                <w:rStyle w:val="Hyperlink"/>
-                <w:rFonts w:hint="eastAsia"/>
-                <w:noProof/>
-                <w:rtl/>
-              </w:rPr>
-              <w:t>מלבנים</w:t>
-            </w:r>
-            <w:r>
-              <w:rPr>
+                <w:rFonts w:ascii="Tahoma" w:hAnsi="Tahoma" w:cs="Tahoma"/>
                 <w:noProof/>
                 <w:webHidden/>
               </w:rPr>
@@ -1462,46 +1352,49 @@
             </w:r>
             <w:r>
               <w:rPr>
-                <w:rStyle w:val="Hyperlink"/>
+                <w:rFonts w:ascii="Tahoma" w:hAnsi="Tahoma" w:cs="Tahoma"/>
                 <w:noProof/>
-                <w:rtl/>
+                <w:webHidden/>
               </w:rPr>
               <w:fldChar w:fldCharType="begin"/>
             </w:r>
             <w:r>
               <w:rPr>
+                <w:rFonts w:ascii="Tahoma" w:hAnsi="Tahoma" w:cs="Tahoma"/>
                 <w:noProof/>
                 <w:webHidden/>
               </w:rPr>
-              <w:instrText xml:space="preserve"> PAGEREF _Toc185509453 \h </w:instrText>
+              <w:instrText xml:space="preserve"> PAGEREF _Toc185711969 \h </w:instrText>
             </w:r>
             <w:r>
               <w:rPr>
-                <w:rStyle w:val="Hyperlink"/>
+                <w:rFonts w:ascii="Tahoma" w:hAnsi="Tahoma" w:cs="Tahoma"/>
                 <w:noProof/>
-                <w:rtl/>
+                <w:webHidden/>
               </w:rPr>
             </w:r>
             <w:r>
               <w:rPr>
-                <w:rStyle w:val="Hyperlink"/>
+                <w:rFonts w:ascii="Tahoma" w:hAnsi="Tahoma" w:cs="Tahoma"/>
                 <w:noProof/>
-                <w:rtl/>
+                <w:webHidden/>
               </w:rPr>
               <w:fldChar w:fldCharType="separate"/>
             </w:r>
             <w:r>
               <w:rPr>
+                <w:rFonts w:ascii="Tahoma" w:hAnsi="Tahoma" w:cs="Tahoma"/>
                 <w:noProof/>
                 <w:webHidden/>
+                <w:rtl/>
               </w:rPr>
-              <w:t>13</w:t>
+              <w:t>16</w:t>
             </w:r>
             <w:r>
               <w:rPr>
-                <w:rStyle w:val="Hyperlink"/>
+                <w:rFonts w:ascii="Tahoma" w:hAnsi="Tahoma" w:cs="Tahoma"/>
                 <w:noProof/>
-                <w:rtl/>
+                <w:webHidden/>
               </w:rPr>
               <w:fldChar w:fldCharType="end"/>
             </w:r>
@@ -1514,41 +1407,31 @@
               <w:tab w:val="right" w:leader="dot" w:pos="9345"/>
             </w:tabs>
             <w:rPr>
-              <w:rFonts w:eastAsiaTheme="minorEastAsia"/>
+              <w:rFonts w:ascii="Tahoma" w:eastAsiaTheme="minorEastAsia" w:hAnsi="Tahoma" w:cs="Tahoma"/>
               <w:noProof/>
-              <w:kern w:val="2"/>
-              <w:sz w:val="24"/>
-              <w:szCs w:val="24"/>
-              <w14:ligatures w14:val="standardContextual"/>
             </w:rPr>
           </w:pPr>
-          <w:hyperlink w:anchor="_Toc185509454" w:history="1">
+          <w:hyperlink w:anchor="_Toc185711970" w:history="1">
             <w:r>
               <w:rPr>
                 <w:rStyle w:val="Hyperlink"/>
-                <w:rFonts w:hint="eastAsia"/>
+                <w:rFonts w:ascii="Tahoma" w:hAnsi="Tahoma" w:cs="Tahoma"/>
                 <w:noProof/>
                 <w:rtl/>
               </w:rPr>
-              <w:t>מכונית</w:t>
+              <w:t xml:space="preserve">מכונית </w:t>
             </w:r>
             <w:r>
               <w:rPr>
                 <w:rStyle w:val="Hyperlink"/>
-                <w:noProof/>
-                <w:rtl/>
-              </w:rPr>
-              <w:t xml:space="preserve"> </w:t>
-            </w:r>
-            <w:r>
-              <w:rPr>
-                <w:rStyle w:val="Hyperlink"/>
+                <w:rFonts w:ascii="Tahoma" w:hAnsi="Tahoma" w:cs="Tahoma"/>
                 <w:noProof/>
               </w:rPr>
               <w:t>MASTER</w:t>
             </w:r>
             <w:r>
               <w:rPr>
+                <w:rFonts w:ascii="Tahoma" w:hAnsi="Tahoma" w:cs="Tahoma"/>
                 <w:noProof/>
                 <w:webHidden/>
               </w:rPr>
@@ -1556,46 +1439,49 @@
             </w:r>
             <w:r>
               <w:rPr>
-                <w:rStyle w:val="Hyperlink"/>
+                <w:rFonts w:ascii="Tahoma" w:hAnsi="Tahoma" w:cs="Tahoma"/>
                 <w:noProof/>
-                <w:rtl/>
+                <w:webHidden/>
               </w:rPr>
               <w:fldChar w:fldCharType="begin"/>
             </w:r>
             <w:r>
               <w:rPr>
+                <w:rFonts w:ascii="Tahoma" w:hAnsi="Tahoma" w:cs="Tahoma"/>
                 <w:noProof/>
                 <w:webHidden/>
               </w:rPr>
-              <w:instrText xml:space="preserve"> PAGEREF _Toc185509454 \h </w:instrText>
+              <w:instrText xml:space="preserve"> PAGEREF _Toc185711970 \h </w:instrText>
             </w:r>
             <w:r>
               <w:rPr>
-                <w:rStyle w:val="Hyperlink"/>
+                <w:rFonts w:ascii="Tahoma" w:hAnsi="Tahoma" w:cs="Tahoma"/>
                 <w:noProof/>
-                <w:rtl/>
+                <w:webHidden/>
               </w:rPr>
             </w:r>
             <w:r>
               <w:rPr>
-                <w:rStyle w:val="Hyperlink"/>
+                <w:rFonts w:ascii="Tahoma" w:hAnsi="Tahoma" w:cs="Tahoma"/>
                 <w:noProof/>
-                <w:rtl/>
+                <w:webHidden/>
               </w:rPr>
               <w:fldChar w:fldCharType="separate"/>
             </w:r>
             <w:r>
               <w:rPr>
+                <w:rFonts w:ascii="Tahoma" w:hAnsi="Tahoma" w:cs="Tahoma"/>
                 <w:noProof/>
                 <w:webHidden/>
+                <w:rtl/>
               </w:rPr>
-              <w:t>13</w:t>
+              <w:t>16</w:t>
             </w:r>
             <w:r>
               <w:rPr>
-                <w:rStyle w:val="Hyperlink"/>
+                <w:rFonts w:ascii="Tahoma" w:hAnsi="Tahoma" w:cs="Tahoma"/>
                 <w:noProof/>
-                <w:rtl/>
+                <w:webHidden/>
               </w:rPr>
               <w:fldChar w:fldCharType="end"/>
             </w:r>
@@ -1608,41 +1494,31 @@
               <w:tab w:val="right" w:leader="dot" w:pos="9345"/>
             </w:tabs>
             <w:rPr>
-              <w:rFonts w:eastAsiaTheme="minorEastAsia"/>
+              <w:rFonts w:ascii="Tahoma" w:eastAsiaTheme="minorEastAsia" w:hAnsi="Tahoma" w:cs="Tahoma"/>
               <w:noProof/>
-              <w:kern w:val="2"/>
-              <w:sz w:val="24"/>
-              <w:szCs w:val="24"/>
-              <w14:ligatures w14:val="standardContextual"/>
             </w:rPr>
           </w:pPr>
-          <w:hyperlink w:anchor="_Toc185509455" w:history="1">
+          <w:hyperlink w:anchor="_Toc185711971" w:history="1">
             <w:r>
               <w:rPr>
                 <w:rStyle w:val="Hyperlink"/>
-                <w:rFonts w:hint="eastAsia"/>
+                <w:rFonts w:ascii="Tahoma" w:hAnsi="Tahoma" w:cs="Tahoma"/>
                 <w:noProof/>
                 <w:rtl/>
               </w:rPr>
-              <w:t>מכונית</w:t>
+              <w:t xml:space="preserve">מכונית </w:t>
             </w:r>
             <w:r>
               <w:rPr>
                 <w:rStyle w:val="Hyperlink"/>
-                <w:noProof/>
-                <w:rtl/>
-              </w:rPr>
-              <w:t xml:space="preserve"> </w:t>
-            </w:r>
-            <w:r>
-              <w:rPr>
-                <w:rStyle w:val="Hyperlink"/>
+                <w:rFonts w:ascii="Tahoma" w:hAnsi="Tahoma" w:cs="Tahoma"/>
                 <w:noProof/>
               </w:rPr>
               <w:t>SLAVE</w:t>
             </w:r>
             <w:r>
               <w:rPr>
+                <w:rFonts w:ascii="Tahoma" w:hAnsi="Tahoma" w:cs="Tahoma"/>
                 <w:noProof/>
                 <w:webHidden/>
               </w:rPr>
@@ -1650,46 +1526,49 @@
             </w:r>
             <w:r>
               <w:rPr>
-                <w:rStyle w:val="Hyperlink"/>
+                <w:rFonts w:ascii="Tahoma" w:hAnsi="Tahoma" w:cs="Tahoma"/>
                 <w:noProof/>
-                <w:rtl/>
+                <w:webHidden/>
               </w:rPr>
               <w:fldChar w:fldCharType="begin"/>
             </w:r>
             <w:r>
               <w:rPr>
+                <w:rFonts w:ascii="Tahoma" w:hAnsi="Tahoma" w:cs="Tahoma"/>
                 <w:noProof/>
                 <w:webHidden/>
               </w:rPr>
-              <w:instrText xml:space="preserve"> PAGEREF _Toc185509455 \h </w:instrText>
+              <w:instrText xml:space="preserve"> PAGEREF _Toc185711971 \h </w:instrText>
             </w:r>
             <w:r>
               <w:rPr>
-                <w:rStyle w:val="Hyperlink"/>
+                <w:rFonts w:ascii="Tahoma" w:hAnsi="Tahoma" w:cs="Tahoma"/>
                 <w:noProof/>
-                <w:rtl/>
+                <w:webHidden/>
               </w:rPr>
             </w:r>
             <w:r>
               <w:rPr>
-                <w:rStyle w:val="Hyperlink"/>
+                <w:rFonts w:ascii="Tahoma" w:hAnsi="Tahoma" w:cs="Tahoma"/>
                 <w:noProof/>
-                <w:rtl/>
+                <w:webHidden/>
               </w:rPr>
               <w:fldChar w:fldCharType="separate"/>
             </w:r>
             <w:r>
               <w:rPr>
+                <w:rFonts w:ascii="Tahoma" w:hAnsi="Tahoma" w:cs="Tahoma"/>
                 <w:noProof/>
                 <w:webHidden/>
+                <w:rtl/>
               </w:rPr>
-              <w:t>13</w:t>
+              <w:t>16</w:t>
             </w:r>
             <w:r>
               <w:rPr>
-                <w:rStyle w:val="Hyperlink"/>
+                <w:rFonts w:ascii="Tahoma" w:hAnsi="Tahoma" w:cs="Tahoma"/>
                 <w:noProof/>
-                <w:rtl/>
+                <w:webHidden/>
               </w:rPr>
               <w:fldChar w:fldCharType="end"/>
             </w:r>
@@ -1699,77 +1578,23 @@
           <w:pPr>
             <w:pStyle w:val="TOC1"/>
             <w:rPr>
-              <w:rFonts w:eastAsiaTheme="minorEastAsia"/>
+              <w:rFonts w:ascii="Tahoma" w:eastAsiaTheme="minorEastAsia" w:hAnsi="Tahoma" w:cs="Tahoma"/>
               <w:noProof/>
-              <w:kern w:val="2"/>
-              <w:sz w:val="24"/>
-              <w:szCs w:val="24"/>
-              <w14:ligatures w14:val="standardContextual"/>
             </w:rPr>
           </w:pPr>
-          <w:hyperlink w:anchor="_Toc185509456" w:history="1">
+          <w:hyperlink w:anchor="_Toc185711972" w:history="1">
             <w:r>
               <w:rPr>
                 <w:rStyle w:val="Hyperlink"/>
-                <w:rFonts w:hint="eastAsia"/>
+                <w:rFonts w:ascii="Tahoma" w:hAnsi="Tahoma" w:cs="Tahoma"/>
                 <w:noProof/>
                 <w:rtl/>
               </w:rPr>
-              <w:t>שירטוט</w:t>
+              <w:t>שירטוט חשמלי של המערכת</w:t>
             </w:r>
             <w:r>
               <w:rPr>
-                <w:rStyle w:val="Hyperlink"/>
-                <w:noProof/>
-                <w:rtl/>
-              </w:rPr>
-              <w:t xml:space="preserve"> </w:t>
-            </w:r>
-            <w:r>
-              <w:rPr>
-                <w:rStyle w:val="Hyperlink"/>
-                <w:rFonts w:hint="eastAsia"/>
-                <w:noProof/>
-                <w:rtl/>
-              </w:rPr>
-              <w:t>חשמלי</w:t>
-            </w:r>
-            <w:r>
-              <w:rPr>
-                <w:rStyle w:val="Hyperlink"/>
-                <w:noProof/>
-                <w:rtl/>
-              </w:rPr>
-              <w:t xml:space="preserve"> </w:t>
-            </w:r>
-            <w:r>
-              <w:rPr>
-                <w:rStyle w:val="Hyperlink"/>
-                <w:rFonts w:hint="eastAsia"/>
-                <w:noProof/>
-                <w:rtl/>
-              </w:rPr>
-              <w:t>של</w:t>
-            </w:r>
-            <w:r>
-              <w:rPr>
-                <w:rStyle w:val="Hyperlink"/>
-                <w:noProof/>
-                <w:rtl/>
-              </w:rPr>
-              <w:t xml:space="preserve"> </w:t>
-            </w:r>
-            <w:r>
-              <w:rPr>
-                <w:rStyle w:val="Hyperlink"/>
-                <w:rFonts w:hint="eastAsia"/>
-                <w:noProof/>
-                <w:rtl/>
-              </w:rPr>
-              <w:t>המערכת</w:t>
-            </w:r>
-            <w:r>
-              <w:rPr>
+                <w:rFonts w:ascii="Tahoma" w:hAnsi="Tahoma" w:cs="Tahoma"/>
                 <w:noProof/>
                 <w:webHidden/>
               </w:rPr>
@@ -1777,46 +1602,49 @@
             </w:r>
             <w:r>
               <w:rPr>
-                <w:rStyle w:val="Hyperlink"/>
+                <w:rFonts w:ascii="Tahoma" w:hAnsi="Tahoma" w:cs="Tahoma"/>
                 <w:noProof/>
-                <w:rtl/>
+                <w:webHidden/>
               </w:rPr>
               <w:fldChar w:fldCharType="begin"/>
             </w:r>
             <w:r>
               <w:rPr>
+                <w:rFonts w:ascii="Tahoma" w:hAnsi="Tahoma" w:cs="Tahoma"/>
                 <w:noProof/>
                 <w:webHidden/>
               </w:rPr>
-              <w:instrText xml:space="preserve"> PAGEREF _Toc185509456 \h </w:instrText>
+              <w:instrText xml:space="preserve"> PAGEREF _Toc185711972 \h </w:instrText>
             </w:r>
             <w:r>
               <w:rPr>
-                <w:rStyle w:val="Hyperlink"/>
+                <w:rFonts w:ascii="Tahoma" w:hAnsi="Tahoma" w:cs="Tahoma"/>
                 <w:noProof/>
-                <w:rtl/>
+                <w:webHidden/>
               </w:rPr>
             </w:r>
             <w:r>
               <w:rPr>
-                <w:rStyle w:val="Hyperlink"/>
+                <w:rFonts w:ascii="Tahoma" w:hAnsi="Tahoma" w:cs="Tahoma"/>
                 <w:noProof/>
-                <w:rtl/>
+                <w:webHidden/>
               </w:rPr>
               <w:fldChar w:fldCharType="separate"/>
             </w:r>
             <w:r>
               <w:rPr>
+                <w:rFonts w:ascii="Tahoma" w:hAnsi="Tahoma" w:cs="Tahoma"/>
                 <w:noProof/>
                 <w:webHidden/>
+                <w:rtl/>
               </w:rPr>
-              <w:t>15</w:t>
+              <w:t>18</w:t>
             </w:r>
             <w:r>
               <w:rPr>
-                <w:rStyle w:val="Hyperlink"/>
+                <w:rFonts w:ascii="Tahoma" w:hAnsi="Tahoma" w:cs="Tahoma"/>
                 <w:noProof/>
-                <w:rtl/>
+                <w:webHidden/>
               </w:rPr>
               <w:fldChar w:fldCharType="end"/>
             </w:r>
@@ -1829,41 +1657,31 @@
               <w:tab w:val="right" w:leader="dot" w:pos="9345"/>
             </w:tabs>
             <w:rPr>
-              <w:rFonts w:eastAsiaTheme="minorEastAsia"/>
+              <w:rFonts w:ascii="Tahoma" w:eastAsiaTheme="minorEastAsia" w:hAnsi="Tahoma" w:cs="Tahoma"/>
               <w:noProof/>
-              <w:kern w:val="2"/>
-              <w:sz w:val="24"/>
-              <w:szCs w:val="24"/>
-              <w14:ligatures w14:val="standardContextual"/>
             </w:rPr>
           </w:pPr>
-          <w:hyperlink w:anchor="_Toc185509457" w:history="1">
+          <w:hyperlink w:anchor="_Toc185711973" w:history="1">
             <w:r>
               <w:rPr>
                 <w:rStyle w:val="Hyperlink"/>
-                <w:rFonts w:hint="eastAsia"/>
+                <w:rFonts w:ascii="Tahoma" w:hAnsi="Tahoma" w:cs="Tahoma"/>
                 <w:noProof/>
                 <w:rtl/>
               </w:rPr>
-              <w:t>מכונית</w:t>
+              <w:t xml:space="preserve">מכונית </w:t>
             </w:r>
             <w:r>
               <w:rPr>
                 <w:rStyle w:val="Hyperlink"/>
-                <w:noProof/>
-                <w:rtl/>
-              </w:rPr>
-              <w:t xml:space="preserve"> </w:t>
-            </w:r>
-            <w:r>
-              <w:rPr>
-                <w:rStyle w:val="Hyperlink"/>
+                <w:rFonts w:ascii="Tahoma" w:hAnsi="Tahoma" w:cs="Tahoma"/>
                 <w:noProof/>
               </w:rPr>
               <w:t>MASTER</w:t>
             </w:r>
             <w:r>
               <w:rPr>
+                <w:rFonts w:ascii="Tahoma" w:hAnsi="Tahoma" w:cs="Tahoma"/>
                 <w:noProof/>
                 <w:webHidden/>
               </w:rPr>
@@ -1871,46 +1689,49 @@
             </w:r>
             <w:r>
               <w:rPr>
-                <w:rStyle w:val="Hyperlink"/>
+                <w:rFonts w:ascii="Tahoma" w:hAnsi="Tahoma" w:cs="Tahoma"/>
                 <w:noProof/>
-                <w:rtl/>
+                <w:webHidden/>
               </w:rPr>
               <w:fldChar w:fldCharType="begin"/>
             </w:r>
             <w:r>
               <w:rPr>
+                <w:rFonts w:ascii="Tahoma" w:hAnsi="Tahoma" w:cs="Tahoma"/>
                 <w:noProof/>
                 <w:webHidden/>
               </w:rPr>
-              <w:instrText xml:space="preserve"> PAGEREF _Toc185509457 \h </w:instrText>
+              <w:instrText xml:space="preserve"> PAGEREF _Toc185711973 \h </w:instrText>
             </w:r>
             <w:r>
               <w:rPr>
-                <w:rStyle w:val="Hyperlink"/>
+                <w:rFonts w:ascii="Tahoma" w:hAnsi="Tahoma" w:cs="Tahoma"/>
                 <w:noProof/>
-                <w:rtl/>
+                <w:webHidden/>
               </w:rPr>
             </w:r>
             <w:r>
               <w:rPr>
-                <w:rStyle w:val="Hyperlink"/>
+                <w:rFonts w:ascii="Tahoma" w:hAnsi="Tahoma" w:cs="Tahoma"/>
                 <w:noProof/>
-                <w:rtl/>
+                <w:webHidden/>
               </w:rPr>
               <w:fldChar w:fldCharType="separate"/>
             </w:r>
             <w:r>
               <w:rPr>
+                <w:rFonts w:ascii="Tahoma" w:hAnsi="Tahoma" w:cs="Tahoma"/>
                 <w:noProof/>
                 <w:webHidden/>
+                <w:rtl/>
               </w:rPr>
-              <w:t>15</w:t>
+              <w:t>18</w:t>
             </w:r>
             <w:r>
               <w:rPr>
-                <w:rStyle w:val="Hyperlink"/>
+                <w:rFonts w:ascii="Tahoma" w:hAnsi="Tahoma" w:cs="Tahoma"/>
                 <w:noProof/>
-                <w:rtl/>
+                <w:webHidden/>
               </w:rPr>
               <w:fldChar w:fldCharType="end"/>
             </w:r>
@@ -1923,43 +1744,31 @@
               <w:tab w:val="right" w:leader="dot" w:pos="9345"/>
             </w:tabs>
             <w:rPr>
-              <w:rFonts w:eastAsiaTheme="minorEastAsia"/>
+              <w:rFonts w:ascii="Tahoma" w:eastAsiaTheme="minorEastAsia" w:hAnsi="Tahoma" w:cs="Tahoma"/>
               <w:noProof/>
-              <w:kern w:val="2"/>
-              <w:sz w:val="24"/>
-              <w:szCs w:val="24"/>
-              <w14:ligatures w14:val="standardContextual"/>
             </w:rPr>
           </w:pPr>
-          <w:hyperlink w:anchor="_Toc185509458" w:history="1">
+          <w:hyperlink w:anchor="_Toc185711974" w:history="1">
             <w:r>
               <w:rPr>
                 <w:rStyle w:val="Hyperlink"/>
-                <w:rFonts w:ascii="Tahoma" w:hAnsi="Tahoma" w:hint="eastAsia"/>
+                <w:rFonts w:ascii="Tahoma" w:hAnsi="Tahoma" w:cs="Tahoma"/>
                 <w:noProof/>
                 <w:rtl/>
               </w:rPr>
-              <w:t>מכונית</w:t>
+              <w:t xml:space="preserve">מכונית </w:t>
             </w:r>
             <w:r>
               <w:rPr>
                 <w:rStyle w:val="Hyperlink"/>
-                <w:rFonts w:ascii="Tahoma" w:hAnsi="Tahoma"/>
-                <w:noProof/>
-                <w:rtl/>
-              </w:rPr>
-              <w:t xml:space="preserve"> </w:t>
-            </w:r>
-            <w:r>
-              <w:rPr>
-                <w:rStyle w:val="Hyperlink"/>
-                <w:rFonts w:ascii="Tahoma" w:hAnsi="Tahoma"/>
+                <w:rFonts w:ascii="Tahoma" w:hAnsi="Tahoma" w:cs="Tahoma"/>
                 <w:noProof/>
               </w:rPr>
               <w:t>SLAVE</w:t>
             </w:r>
             <w:r>
               <w:rPr>
+                <w:rFonts w:ascii="Tahoma" w:hAnsi="Tahoma" w:cs="Tahoma"/>
                 <w:noProof/>
                 <w:webHidden/>
               </w:rPr>
@@ -1967,46 +1776,49 @@
             </w:r>
             <w:r>
               <w:rPr>
-                <w:rStyle w:val="Hyperlink"/>
+                <w:rFonts w:ascii="Tahoma" w:hAnsi="Tahoma" w:cs="Tahoma"/>
                 <w:noProof/>
-                <w:rtl/>
+                <w:webHidden/>
               </w:rPr>
               <w:fldChar w:fldCharType="begin"/>
             </w:r>
             <w:r>
               <w:rPr>
+                <w:rFonts w:ascii="Tahoma" w:hAnsi="Tahoma" w:cs="Tahoma"/>
                 <w:noProof/>
                 <w:webHidden/>
               </w:rPr>
-              <w:instrText xml:space="preserve"> PAGEREF _Toc185509458 \h </w:instrText>
+              <w:instrText xml:space="preserve"> PAGEREF _Toc185711974 \h </w:instrText>
             </w:r>
             <w:r>
               <w:rPr>
-                <w:rStyle w:val="Hyperlink"/>
+                <w:rFonts w:ascii="Tahoma" w:hAnsi="Tahoma" w:cs="Tahoma"/>
                 <w:noProof/>
-                <w:rtl/>
+                <w:webHidden/>
               </w:rPr>
             </w:r>
             <w:r>
               <w:rPr>
-                <w:rStyle w:val="Hyperlink"/>
+                <w:rFonts w:ascii="Tahoma" w:hAnsi="Tahoma" w:cs="Tahoma"/>
                 <w:noProof/>
-                <w:rtl/>
+                <w:webHidden/>
               </w:rPr>
               <w:fldChar w:fldCharType="separate"/>
             </w:r>
             <w:r>
               <w:rPr>
+                <w:rFonts w:ascii="Tahoma" w:hAnsi="Tahoma" w:cs="Tahoma"/>
                 <w:noProof/>
                 <w:webHidden/>
+                <w:rtl/>
               </w:rPr>
-              <w:t>16</w:t>
+              <w:t>19</w:t>
             </w:r>
             <w:r>
               <w:rPr>
-                <w:rStyle w:val="Hyperlink"/>
+                <w:rFonts w:ascii="Tahoma" w:hAnsi="Tahoma" w:cs="Tahoma"/>
                 <w:noProof/>
-                <w:rtl/>
+                <w:webHidden/>
               </w:rPr>
               <w:fldChar w:fldCharType="end"/>
             </w:r>
@@ -2016,60 +1828,23 @@
           <w:pPr>
             <w:pStyle w:val="TOC1"/>
             <w:rPr>
-              <w:rFonts w:eastAsiaTheme="minorEastAsia"/>
+              <w:rFonts w:ascii="Tahoma" w:eastAsiaTheme="minorEastAsia" w:hAnsi="Tahoma" w:cs="Tahoma"/>
               <w:noProof/>
-              <w:kern w:val="2"/>
-              <w:sz w:val="24"/>
-              <w:szCs w:val="24"/>
-              <w14:ligatures w14:val="standardContextual"/>
             </w:rPr>
           </w:pPr>
-          <w:hyperlink w:anchor="_Toc185509459" w:history="1">
+          <w:hyperlink w:anchor="_Toc185711975" w:history="1">
             <w:r>
               <w:rPr>
                 <w:rStyle w:val="Hyperlink"/>
-                <w:rFonts w:hint="eastAsia"/>
+                <w:rFonts w:ascii="Tahoma" w:hAnsi="Tahoma" w:cs="Tahoma"/>
                 <w:noProof/>
                 <w:rtl/>
               </w:rPr>
-              <w:t>הסבר</w:t>
+              <w:t>הסבר סכימה חשמלי</w:t>
             </w:r>
             <w:r>
               <w:rPr>
-                <w:rStyle w:val="Hyperlink"/>
-                <w:noProof/>
-                <w:rtl/>
-              </w:rPr>
-              <w:t xml:space="preserve"> </w:t>
-            </w:r>
-            <w:r>
-              <w:rPr>
-                <w:rStyle w:val="Hyperlink"/>
-                <w:rFonts w:hint="eastAsia"/>
-                <w:noProof/>
-                <w:rtl/>
-              </w:rPr>
-              <w:t>סכימה</w:t>
-            </w:r>
-            <w:r>
-              <w:rPr>
-                <w:rStyle w:val="Hyperlink"/>
-                <w:noProof/>
-                <w:rtl/>
-              </w:rPr>
-              <w:t xml:space="preserve"> </w:t>
-            </w:r>
-            <w:r>
-              <w:rPr>
-                <w:rStyle w:val="Hyperlink"/>
-                <w:rFonts w:hint="eastAsia"/>
-                <w:noProof/>
-                <w:rtl/>
-              </w:rPr>
-              <w:t>חשמלי</w:t>
-            </w:r>
-            <w:r>
-              <w:rPr>
+                <w:rFonts w:ascii="Tahoma" w:hAnsi="Tahoma" w:cs="Tahoma"/>
                 <w:noProof/>
                 <w:webHidden/>
               </w:rPr>
@@ -2077,46 +1852,49 @@
             </w:r>
             <w:r>
               <w:rPr>
-                <w:rStyle w:val="Hyperlink"/>
+                <w:rFonts w:ascii="Tahoma" w:hAnsi="Tahoma" w:cs="Tahoma"/>
                 <w:noProof/>
-                <w:rtl/>
+                <w:webHidden/>
               </w:rPr>
               <w:fldChar w:fldCharType="begin"/>
             </w:r>
             <w:r>
               <w:rPr>
+                <w:rFonts w:ascii="Tahoma" w:hAnsi="Tahoma" w:cs="Tahoma"/>
                 <w:noProof/>
                 <w:webHidden/>
               </w:rPr>
-              <w:instrText xml:space="preserve"> PAGEREF _Toc185509459 \h </w:instrText>
+              <w:instrText xml:space="preserve"> PAGEREF _Toc185711975 \h </w:instrText>
             </w:r>
             <w:r>
               <w:rPr>
-                <w:rStyle w:val="Hyperlink"/>
+                <w:rFonts w:ascii="Tahoma" w:hAnsi="Tahoma" w:cs="Tahoma"/>
                 <w:noProof/>
-                <w:rtl/>
+                <w:webHidden/>
               </w:rPr>
             </w:r>
             <w:r>
               <w:rPr>
-                <w:rStyle w:val="Hyperlink"/>
+                <w:rFonts w:ascii="Tahoma" w:hAnsi="Tahoma" w:cs="Tahoma"/>
                 <w:noProof/>
-                <w:rtl/>
+                <w:webHidden/>
               </w:rPr>
               <w:fldChar w:fldCharType="separate"/>
             </w:r>
             <w:r>
               <w:rPr>
+                <w:rFonts w:ascii="Tahoma" w:hAnsi="Tahoma" w:cs="Tahoma"/>
                 <w:noProof/>
                 <w:webHidden/>
+                <w:rtl/>
               </w:rPr>
-              <w:t>17</w:t>
+              <w:t>20</w:t>
             </w:r>
             <w:r>
               <w:rPr>
-                <w:rStyle w:val="Hyperlink"/>
+                <w:rFonts w:ascii="Tahoma" w:hAnsi="Tahoma" w:cs="Tahoma"/>
                 <w:noProof/>
-                <w:rtl/>
+                <w:webHidden/>
               </w:rPr>
               <w:fldChar w:fldCharType="end"/>
             </w:r>
@@ -2126,75 +1904,31 @@
           <w:pPr>
             <w:pStyle w:val="TOC1"/>
             <w:rPr>
-              <w:rFonts w:eastAsiaTheme="minorEastAsia"/>
+              <w:rFonts w:ascii="Tahoma" w:eastAsiaTheme="minorEastAsia" w:hAnsi="Tahoma" w:cs="Tahoma"/>
               <w:noProof/>
-              <w:kern w:val="2"/>
-              <w:sz w:val="24"/>
-              <w:szCs w:val="24"/>
-              <w14:ligatures w14:val="standardContextual"/>
             </w:rPr>
           </w:pPr>
-          <w:hyperlink w:anchor="_Toc185509460" w:history="1">
+          <w:hyperlink w:anchor="_Toc185711976" w:history="1">
             <w:r>
               <w:rPr>
                 <w:rStyle w:val="Hyperlink"/>
-                <w:rFonts w:hint="eastAsia"/>
+                <w:rFonts w:ascii="Tahoma" w:hAnsi="Tahoma" w:cs="Tahoma"/>
                 <w:noProof/>
                 <w:rtl/>
               </w:rPr>
-              <w:t>בקר</w:t>
+              <w:t xml:space="preserve">בקר של הפרויקט: </w:t>
             </w:r>
             <w:r>
               <w:rPr>
                 <w:rStyle w:val="Hyperlink"/>
-                <w:noProof/>
-                <w:rtl/>
-              </w:rPr>
-              <w:t xml:space="preserve"> </w:t>
-            </w:r>
-            <w:r>
-              <w:rPr>
-                <w:rStyle w:val="Hyperlink"/>
-                <w:rFonts w:hint="eastAsia"/>
-                <w:noProof/>
-                <w:rtl/>
-              </w:rPr>
-              <w:t>של</w:t>
-            </w:r>
-            <w:r>
-              <w:rPr>
-                <w:rStyle w:val="Hyperlink"/>
-                <w:noProof/>
-                <w:rtl/>
-              </w:rPr>
-              <w:t xml:space="preserve"> </w:t>
-            </w:r>
-            <w:r>
-              <w:rPr>
-                <w:rStyle w:val="Hyperlink"/>
-                <w:rFonts w:hint="eastAsia"/>
-                <w:noProof/>
-                <w:rtl/>
-              </w:rPr>
-              <w:t>הפרויקט</w:t>
-            </w:r>
-            <w:r>
-              <w:rPr>
-                <w:rStyle w:val="Hyperlink"/>
-                <w:noProof/>
-                <w:rtl/>
-              </w:rPr>
-              <w:t xml:space="preserve">: </w:t>
-            </w:r>
-            <w:r>
-              <w:rPr>
-                <w:rStyle w:val="Hyperlink"/>
+                <w:rFonts w:ascii="Tahoma" w:hAnsi="Tahoma" w:cs="Tahoma"/>
                 <w:noProof/>
               </w:rPr>
               <w:t>ESP32</w:t>
             </w:r>
             <w:r>
               <w:rPr>
+                <w:rFonts w:ascii="Tahoma" w:hAnsi="Tahoma" w:cs="Tahoma"/>
                 <w:noProof/>
                 <w:webHidden/>
               </w:rPr>
@@ -2202,46 +1936,49 @@
             </w:r>
             <w:r>
               <w:rPr>
-                <w:rStyle w:val="Hyperlink"/>
+                <w:rFonts w:ascii="Tahoma" w:hAnsi="Tahoma" w:cs="Tahoma"/>
                 <w:noProof/>
-                <w:rtl/>
+                <w:webHidden/>
               </w:rPr>
               <w:fldChar w:fldCharType="begin"/>
             </w:r>
             <w:r>
               <w:rPr>
+                <w:rFonts w:ascii="Tahoma" w:hAnsi="Tahoma" w:cs="Tahoma"/>
                 <w:noProof/>
                 <w:webHidden/>
               </w:rPr>
-              <w:instrText xml:space="preserve"> PAGEREF _Toc185509460 \h </w:instrText>
+              <w:instrText xml:space="preserve"> PAGEREF _Toc185711976 \h </w:instrText>
             </w:r>
             <w:r>
               <w:rPr>
-                <w:rStyle w:val="Hyperlink"/>
+                <w:rFonts w:ascii="Tahoma" w:hAnsi="Tahoma" w:cs="Tahoma"/>
                 <w:noProof/>
-                <w:rtl/>
+                <w:webHidden/>
               </w:rPr>
             </w:r>
             <w:r>
               <w:rPr>
-                <w:rStyle w:val="Hyperlink"/>
+                <w:rFonts w:ascii="Tahoma" w:hAnsi="Tahoma" w:cs="Tahoma"/>
                 <w:noProof/>
-                <w:rtl/>
+                <w:webHidden/>
               </w:rPr>
               <w:fldChar w:fldCharType="separate"/>
             </w:r>
             <w:r>
               <w:rPr>
+                <w:rFonts w:ascii="Tahoma" w:hAnsi="Tahoma" w:cs="Tahoma"/>
                 <w:noProof/>
                 <w:webHidden/>
+                <w:rtl/>
               </w:rPr>
-              <w:t>18</w:t>
+              <w:t>22</w:t>
             </w:r>
             <w:r>
               <w:rPr>
-                <w:rStyle w:val="Hyperlink"/>
+                <w:rFonts w:ascii="Tahoma" w:hAnsi="Tahoma" w:cs="Tahoma"/>
                 <w:noProof/>
-                <w:rtl/>
+                <w:webHidden/>
               </w:rPr>
               <w:fldChar w:fldCharType="end"/>
             </w:r>
@@ -2251,51 +1988,31 @@
           <w:pPr>
             <w:pStyle w:val="TOC1"/>
             <w:rPr>
-              <w:rFonts w:eastAsiaTheme="minorEastAsia"/>
+              <w:rFonts w:ascii="Tahoma" w:eastAsiaTheme="minorEastAsia" w:hAnsi="Tahoma" w:cs="Tahoma"/>
               <w:noProof/>
-              <w:kern w:val="2"/>
-              <w:sz w:val="24"/>
-              <w:szCs w:val="24"/>
-              <w14:ligatures w14:val="standardContextual"/>
             </w:rPr>
           </w:pPr>
-          <w:hyperlink w:anchor="_Toc185509461" w:history="1">
+          <w:hyperlink w:anchor="_Toc185711977" w:history="1">
             <w:r>
               <w:rPr>
                 <w:rStyle w:val="Hyperlink"/>
-                <w:rFonts w:hint="eastAsia"/>
+                <w:rFonts w:ascii="Tahoma" w:hAnsi="Tahoma" w:cs="Tahoma"/>
                 <w:noProof/>
                 <w:rtl/>
               </w:rPr>
-              <w:t>ניסוי</w:t>
+              <w:t xml:space="preserve">נורת </w:t>
             </w:r>
             <w:r>
               <w:rPr>
                 <w:rStyle w:val="Hyperlink"/>
+                <w:rFonts w:ascii="Tahoma" w:hAnsi="Tahoma" w:cs="Tahoma"/>
                 <w:noProof/>
-                <w:rtl/>
               </w:rPr>
-              <w:t xml:space="preserve"> </w:t>
+              <w:t>RGB</w:t>
             </w:r>
             <w:r>
               <w:rPr>
-                <w:rStyle w:val="Hyperlink"/>
-                <w:rFonts w:hint="eastAsia"/>
-                <w:noProof/>
-                <w:rtl/>
-              </w:rPr>
-              <w:t>ראשון</w:t>
-            </w:r>
-            <w:r>
-              <w:rPr>
-                <w:rStyle w:val="Hyperlink"/>
-                <w:noProof/>
-                <w:rtl/>
-              </w:rPr>
-              <w:t xml:space="preserve"> – 17.9.24</w:t>
-            </w:r>
-            <w:r>
-              <w:rPr>
+                <w:rFonts w:ascii="Tahoma" w:hAnsi="Tahoma" w:cs="Tahoma"/>
                 <w:noProof/>
                 <w:webHidden/>
               </w:rPr>
@@ -2303,46 +2020,719 @@
             </w:r>
             <w:r>
               <w:rPr>
-                <w:rStyle w:val="Hyperlink"/>
+                <w:rFonts w:ascii="Tahoma" w:hAnsi="Tahoma" w:cs="Tahoma"/>
                 <w:noProof/>
-                <w:rtl/>
+                <w:webHidden/>
               </w:rPr>
               <w:fldChar w:fldCharType="begin"/>
             </w:r>
             <w:r>
               <w:rPr>
+                <w:rFonts w:ascii="Tahoma" w:hAnsi="Tahoma" w:cs="Tahoma"/>
                 <w:noProof/>
                 <w:webHidden/>
               </w:rPr>
-              <w:instrText xml:space="preserve"> PAGEREF _Toc185509461 \h </w:instrText>
+              <w:instrText xml:space="preserve"> PAGEREF _Toc185711977 \h </w:instrText>
             </w:r>
             <w:r>
               <w:rPr>
-                <w:rStyle w:val="Hyperlink"/>
+                <w:rFonts w:ascii="Tahoma" w:hAnsi="Tahoma" w:cs="Tahoma"/>
                 <w:noProof/>
-                <w:rtl/>
+                <w:webHidden/>
               </w:rPr>
             </w:r>
             <w:r>
               <w:rPr>
-                <w:rStyle w:val="Hyperlink"/>
+                <w:rFonts w:ascii="Tahoma" w:hAnsi="Tahoma" w:cs="Tahoma"/>
                 <w:noProof/>
-                <w:rtl/>
+                <w:webHidden/>
               </w:rPr>
               <w:fldChar w:fldCharType="separate"/>
             </w:r>
             <w:r>
               <w:rPr>
+                <w:rFonts w:ascii="Tahoma" w:hAnsi="Tahoma" w:cs="Tahoma"/>
+                <w:noProof/>
+                <w:webHidden/>
+                <w:rtl/>
+              </w:rPr>
+              <w:t>29</w:t>
+            </w:r>
+            <w:r>
+              <w:rPr>
+                <w:rFonts w:ascii="Tahoma" w:hAnsi="Tahoma" w:cs="Tahoma"/>
                 <w:noProof/>
                 <w:webHidden/>
               </w:rPr>
-              <w:t>24</w:t>
+              <w:fldChar w:fldCharType="end"/>
+            </w:r>
+          </w:hyperlink>
+        </w:p>
+        <w:p>
+          <w:pPr>
+            <w:pStyle w:val="TOC1"/>
+            <w:rPr>
+              <w:rFonts w:ascii="Tahoma" w:eastAsiaTheme="minorEastAsia" w:hAnsi="Tahoma" w:cs="Tahoma"/>
+              <w:noProof/>
+            </w:rPr>
+          </w:pPr>
+          <w:hyperlink w:anchor="_Toc185711978" w:history="1">
+            <w:r>
+              <w:rPr>
+                <w:rStyle w:val="Hyperlink"/>
+                <w:rFonts w:ascii="Tahoma" w:hAnsi="Tahoma" w:cs="Tahoma"/>
+                <w:noProof/>
+                <w:rtl/>
+              </w:rPr>
+              <w:t>לחצנים</w:t>
+            </w:r>
+            <w:r>
+              <w:rPr>
+                <w:rFonts w:ascii="Tahoma" w:hAnsi="Tahoma" w:cs="Tahoma"/>
+                <w:noProof/>
+                <w:webHidden/>
+              </w:rPr>
+              <w:tab/>
+            </w:r>
+            <w:r>
+              <w:rPr>
+                <w:rFonts w:ascii="Tahoma" w:hAnsi="Tahoma" w:cs="Tahoma"/>
+                <w:noProof/>
+                <w:webHidden/>
+              </w:rPr>
+              <w:fldChar w:fldCharType="begin"/>
+            </w:r>
+            <w:r>
+              <w:rPr>
+                <w:rFonts w:ascii="Tahoma" w:hAnsi="Tahoma" w:cs="Tahoma"/>
+                <w:noProof/>
+                <w:webHidden/>
+              </w:rPr>
+              <w:instrText xml:space="preserve"> PAGEREF _Toc185711978 \h </w:instrText>
+            </w:r>
+            <w:r>
+              <w:rPr>
+                <w:rFonts w:ascii="Tahoma" w:hAnsi="Tahoma" w:cs="Tahoma"/>
+                <w:noProof/>
+                <w:webHidden/>
+              </w:rPr>
+            </w:r>
+            <w:r>
+              <w:rPr>
+                <w:rFonts w:ascii="Tahoma" w:hAnsi="Tahoma" w:cs="Tahoma"/>
+                <w:noProof/>
+                <w:webHidden/>
+              </w:rPr>
+              <w:fldChar w:fldCharType="separate"/>
+            </w:r>
+            <w:r>
+              <w:rPr>
+                <w:rFonts w:ascii="Tahoma" w:hAnsi="Tahoma" w:cs="Tahoma"/>
+                <w:noProof/>
+                <w:webHidden/>
+                <w:rtl/>
+              </w:rPr>
+              <w:t>31</w:t>
+            </w:r>
+            <w:r>
+              <w:rPr>
+                <w:rFonts w:ascii="Tahoma" w:hAnsi="Tahoma" w:cs="Tahoma"/>
+                <w:noProof/>
+                <w:webHidden/>
+              </w:rPr>
+              <w:fldChar w:fldCharType="end"/>
+            </w:r>
+          </w:hyperlink>
+        </w:p>
+        <w:p>
+          <w:pPr>
+            <w:pStyle w:val="TOC1"/>
+            <w:rPr>
+              <w:rFonts w:ascii="Tahoma" w:eastAsiaTheme="minorEastAsia" w:hAnsi="Tahoma" w:cs="Tahoma"/>
+              <w:noProof/>
+            </w:rPr>
+          </w:pPr>
+          <w:hyperlink w:anchor="_Toc185711979" w:history="1">
+            <w:r>
+              <w:rPr>
+                <w:rStyle w:val="Hyperlink"/>
+                <w:rFonts w:ascii="Tahoma" w:hAnsi="Tahoma" w:cs="Tahoma"/>
+                <w:noProof/>
+                <w:rtl/>
+              </w:rPr>
+              <w:t xml:space="preserve">סביבת עבודה - </w:t>
             </w:r>
             <w:r>
               <w:rPr>
                 <w:rStyle w:val="Hyperlink"/>
+                <w:rFonts w:ascii="Tahoma" w:hAnsi="Tahoma" w:cs="Tahoma"/>
+                <w:noProof/>
+              </w:rPr>
+              <w:t>Arduino IDE</w:t>
+            </w:r>
+            <w:r>
+              <w:rPr>
+                <w:rFonts w:ascii="Tahoma" w:hAnsi="Tahoma" w:cs="Tahoma"/>
+                <w:noProof/>
+                <w:webHidden/>
+              </w:rPr>
+              <w:tab/>
+            </w:r>
+            <w:r>
+              <w:rPr>
+                <w:rFonts w:ascii="Tahoma" w:hAnsi="Tahoma" w:cs="Tahoma"/>
+                <w:noProof/>
+                <w:webHidden/>
+              </w:rPr>
+              <w:fldChar w:fldCharType="begin"/>
+            </w:r>
+            <w:r>
+              <w:rPr>
+                <w:rFonts w:ascii="Tahoma" w:hAnsi="Tahoma" w:cs="Tahoma"/>
+                <w:noProof/>
+                <w:webHidden/>
+              </w:rPr>
+              <w:instrText xml:space="preserve"> PAGEREF _Toc185711979 \h </w:instrText>
+            </w:r>
+            <w:r>
+              <w:rPr>
+                <w:rFonts w:ascii="Tahoma" w:hAnsi="Tahoma" w:cs="Tahoma"/>
+                <w:noProof/>
+                <w:webHidden/>
+              </w:rPr>
+            </w:r>
+            <w:r>
+              <w:rPr>
+                <w:rFonts w:ascii="Tahoma" w:hAnsi="Tahoma" w:cs="Tahoma"/>
+                <w:noProof/>
+                <w:webHidden/>
+              </w:rPr>
+              <w:fldChar w:fldCharType="separate"/>
+            </w:r>
+            <w:r>
+              <w:rPr>
+                <w:rFonts w:ascii="Tahoma" w:hAnsi="Tahoma" w:cs="Tahoma"/>
+                <w:noProof/>
+                <w:webHidden/>
+                <w:rtl/>
+              </w:rPr>
+              <w:t>32</w:t>
+            </w:r>
+            <w:r>
+              <w:rPr>
+                <w:rFonts w:ascii="Tahoma" w:hAnsi="Tahoma" w:cs="Tahoma"/>
+                <w:noProof/>
+                <w:webHidden/>
+              </w:rPr>
+              <w:fldChar w:fldCharType="end"/>
+            </w:r>
+          </w:hyperlink>
+        </w:p>
+        <w:p>
+          <w:pPr>
+            <w:pStyle w:val="TOC1"/>
+            <w:rPr>
+              <w:rFonts w:ascii="Tahoma" w:eastAsiaTheme="minorEastAsia" w:hAnsi="Tahoma" w:cs="Tahoma"/>
+              <w:noProof/>
+            </w:rPr>
+          </w:pPr>
+          <w:hyperlink w:anchor="_Toc185711980" w:history="1">
+            <w:r>
+              <w:rPr>
+                <w:rStyle w:val="Hyperlink"/>
+                <w:rFonts w:ascii="Tahoma" w:hAnsi="Tahoma" w:cs="Tahoma"/>
                 <w:noProof/>
                 <w:rtl/>
+              </w:rPr>
+              <w:t>ניסוי ראשון – 17.9.24</w:t>
+            </w:r>
+            <w:r>
+              <w:rPr>
+                <w:rFonts w:ascii="Tahoma" w:hAnsi="Tahoma" w:cs="Tahoma"/>
+                <w:noProof/>
+                <w:webHidden/>
+              </w:rPr>
+              <w:tab/>
+            </w:r>
+            <w:r>
+              <w:rPr>
+                <w:rFonts w:ascii="Tahoma" w:hAnsi="Tahoma" w:cs="Tahoma"/>
+                <w:noProof/>
+                <w:webHidden/>
+              </w:rPr>
+              <w:fldChar w:fldCharType="begin"/>
+            </w:r>
+            <w:r>
+              <w:rPr>
+                <w:rFonts w:ascii="Tahoma" w:hAnsi="Tahoma" w:cs="Tahoma"/>
+                <w:noProof/>
+                <w:webHidden/>
+              </w:rPr>
+              <w:instrText xml:space="preserve"> PAGEREF _Toc185711980 \h </w:instrText>
+            </w:r>
+            <w:r>
+              <w:rPr>
+                <w:rFonts w:ascii="Tahoma" w:hAnsi="Tahoma" w:cs="Tahoma"/>
+                <w:noProof/>
+                <w:webHidden/>
+              </w:rPr>
+            </w:r>
+            <w:r>
+              <w:rPr>
+                <w:rFonts w:ascii="Tahoma" w:hAnsi="Tahoma" w:cs="Tahoma"/>
+                <w:noProof/>
+                <w:webHidden/>
+              </w:rPr>
+              <w:fldChar w:fldCharType="separate"/>
+            </w:r>
+            <w:r>
+              <w:rPr>
+                <w:rFonts w:ascii="Tahoma" w:hAnsi="Tahoma" w:cs="Tahoma"/>
+                <w:noProof/>
+                <w:webHidden/>
+                <w:rtl/>
+              </w:rPr>
+              <w:t>33</w:t>
+            </w:r>
+            <w:r>
+              <w:rPr>
+                <w:rFonts w:ascii="Tahoma" w:hAnsi="Tahoma" w:cs="Tahoma"/>
+                <w:noProof/>
+                <w:webHidden/>
+              </w:rPr>
+              <w:fldChar w:fldCharType="end"/>
+            </w:r>
+          </w:hyperlink>
+        </w:p>
+        <w:p>
+          <w:pPr>
+            <w:pStyle w:val="TOC1"/>
+            <w:rPr>
+              <w:rFonts w:ascii="Tahoma" w:eastAsiaTheme="minorEastAsia" w:hAnsi="Tahoma" w:cs="Tahoma"/>
+              <w:noProof/>
+            </w:rPr>
+          </w:pPr>
+          <w:hyperlink w:anchor="_Toc185711981" w:history="1">
+            <m:oMath>
+              <m:r>
+                <m:rPr>
+                  <m:sty m:val="bi"/>
+                </m:rPr>
+                <w:rPr>
+                  <w:rStyle w:val="Hyperlink"/>
+                  <w:rFonts w:ascii="Cambria Math" w:hAnsi="Cambria Math" w:cs="Tahoma"/>
+                  <w:noProof/>
+                </w:rPr>
+                <m:t>I</m:t>
+              </m:r>
+              <m:r>
+                <m:rPr>
+                  <m:sty m:val="b"/>
+                </m:rPr>
+                <w:rPr>
+                  <w:rStyle w:val="Hyperlink"/>
+                  <w:rFonts w:ascii="Cambria Math" w:hAnsi="Cambria Math" w:cs="Tahoma"/>
+                  <w:noProof/>
+                </w:rPr>
+                <m:t>2</m:t>
+              </m:r>
+              <m:r>
+                <m:rPr>
+                  <m:sty m:val="bi"/>
+                </m:rPr>
+                <w:rPr>
+                  <w:rStyle w:val="Hyperlink"/>
+                  <w:rFonts w:ascii="Cambria Math" w:hAnsi="Cambria Math" w:cs="Tahoma"/>
+                  <w:noProof/>
+                </w:rPr>
+                <m:t>C</m:t>
+              </m:r>
+              <m:r>
+                <m:rPr>
+                  <m:sty m:val="p"/>
+                </m:rPr>
+                <w:rPr>
+                  <w:rStyle w:val="Hyperlink"/>
+                  <w:rFonts w:ascii="Cambria Math" w:hAnsi="Cambria Math" w:cs="Tahoma"/>
+                  <w:noProof/>
+                  <w:rtl/>
+                </w:rPr>
+                <m:t xml:space="preserve"> תקשורת</m:t>
+              </m:r>
+            </m:oMath>
+            <w:r>
+              <w:rPr>
+                <w:rFonts w:ascii="Tahoma" w:hAnsi="Tahoma" w:cs="Tahoma"/>
+                <w:noProof/>
+                <w:webHidden/>
+              </w:rPr>
+              <w:tab/>
+            </w:r>
+            <w:r>
+              <w:rPr>
+                <w:rFonts w:ascii="Tahoma" w:hAnsi="Tahoma" w:cs="Tahoma"/>
+                <w:noProof/>
+                <w:webHidden/>
+              </w:rPr>
+              <w:fldChar w:fldCharType="begin"/>
+            </w:r>
+            <w:r>
+              <w:rPr>
+                <w:rFonts w:ascii="Tahoma" w:hAnsi="Tahoma" w:cs="Tahoma"/>
+                <w:noProof/>
+                <w:webHidden/>
+              </w:rPr>
+              <w:instrText xml:space="preserve"> PAGEREF _Toc185711981 \h </w:instrText>
+            </w:r>
+            <w:r>
+              <w:rPr>
+                <w:rFonts w:ascii="Tahoma" w:hAnsi="Tahoma" w:cs="Tahoma"/>
+                <w:noProof/>
+                <w:webHidden/>
+              </w:rPr>
+            </w:r>
+            <w:r>
+              <w:rPr>
+                <w:rFonts w:ascii="Tahoma" w:hAnsi="Tahoma" w:cs="Tahoma"/>
+                <w:noProof/>
+                <w:webHidden/>
+              </w:rPr>
+              <w:fldChar w:fldCharType="separate"/>
+            </w:r>
+            <w:r>
+              <w:rPr>
+                <w:rFonts w:ascii="Tahoma" w:hAnsi="Tahoma" w:cs="Tahoma"/>
+                <w:noProof/>
+                <w:webHidden/>
+                <w:rtl/>
+              </w:rPr>
+              <w:t>37</w:t>
+            </w:r>
+            <w:r>
+              <w:rPr>
+                <w:rFonts w:ascii="Tahoma" w:hAnsi="Tahoma" w:cs="Tahoma"/>
+                <w:noProof/>
+                <w:webHidden/>
+              </w:rPr>
+              <w:fldChar w:fldCharType="end"/>
+            </w:r>
+          </w:hyperlink>
+        </w:p>
+        <w:p>
+          <w:pPr>
+            <w:pStyle w:val="TOC1"/>
+            <w:rPr>
+              <w:rFonts w:ascii="Tahoma" w:eastAsiaTheme="minorEastAsia" w:hAnsi="Tahoma" w:cs="Tahoma"/>
+              <w:noProof/>
+            </w:rPr>
+          </w:pPr>
+          <w:hyperlink w:anchor="_Toc185711982" w:history="1">
+            <w:r>
+              <w:rPr>
+                <w:rStyle w:val="Hyperlink"/>
+                <w:rFonts w:ascii="Tahoma" w:hAnsi="Tahoma" w:cs="Tahoma"/>
+                <w:noProof/>
+                <w:rtl/>
+              </w:rPr>
+              <w:t xml:space="preserve">מסך </w:t>
+            </w:r>
+            <w:r>
+              <w:rPr>
+                <w:rStyle w:val="Hyperlink"/>
+                <w:rFonts w:ascii="Tahoma" w:hAnsi="Tahoma" w:cs="Tahoma"/>
+                <w:noProof/>
+              </w:rPr>
+              <w:t>OLED</w:t>
+            </w:r>
+            <w:r>
+              <w:rPr>
+                <w:rFonts w:ascii="Tahoma" w:hAnsi="Tahoma" w:cs="Tahoma"/>
+                <w:noProof/>
+                <w:webHidden/>
+              </w:rPr>
+              <w:tab/>
+            </w:r>
+            <w:r>
+              <w:rPr>
+                <w:rFonts w:ascii="Tahoma" w:hAnsi="Tahoma" w:cs="Tahoma"/>
+                <w:noProof/>
+                <w:webHidden/>
+              </w:rPr>
+              <w:fldChar w:fldCharType="begin"/>
+            </w:r>
+            <w:r>
+              <w:rPr>
+                <w:rFonts w:ascii="Tahoma" w:hAnsi="Tahoma" w:cs="Tahoma"/>
+                <w:noProof/>
+                <w:webHidden/>
+              </w:rPr>
+              <w:instrText xml:space="preserve"> PAGEREF _Toc185711982 \h </w:instrText>
+            </w:r>
+            <w:r>
+              <w:rPr>
+                <w:rFonts w:ascii="Tahoma" w:hAnsi="Tahoma" w:cs="Tahoma"/>
+                <w:noProof/>
+                <w:webHidden/>
+              </w:rPr>
+            </w:r>
+            <w:r>
+              <w:rPr>
+                <w:rFonts w:ascii="Tahoma" w:hAnsi="Tahoma" w:cs="Tahoma"/>
+                <w:noProof/>
+                <w:webHidden/>
+              </w:rPr>
+              <w:fldChar w:fldCharType="separate"/>
+            </w:r>
+            <w:r>
+              <w:rPr>
+                <w:rFonts w:ascii="Tahoma" w:hAnsi="Tahoma" w:cs="Tahoma"/>
+                <w:noProof/>
+                <w:webHidden/>
+                <w:rtl/>
+              </w:rPr>
+              <w:t>40</w:t>
+            </w:r>
+            <w:r>
+              <w:rPr>
+                <w:rFonts w:ascii="Tahoma" w:hAnsi="Tahoma" w:cs="Tahoma"/>
+                <w:noProof/>
+                <w:webHidden/>
+              </w:rPr>
+              <w:fldChar w:fldCharType="end"/>
+            </w:r>
+          </w:hyperlink>
+        </w:p>
+        <w:p>
+          <w:pPr>
+            <w:pStyle w:val="TOC1"/>
+            <w:rPr>
+              <w:rFonts w:ascii="Tahoma" w:eastAsiaTheme="minorEastAsia" w:hAnsi="Tahoma" w:cs="Tahoma"/>
+              <w:noProof/>
+            </w:rPr>
+          </w:pPr>
+          <w:hyperlink w:anchor="_Toc185711983" w:history="1">
+            <w:r>
+              <w:rPr>
+                <w:rStyle w:val="Hyperlink"/>
+                <w:rFonts w:ascii="Tahoma" w:hAnsi="Tahoma" w:cs="Tahoma"/>
+                <w:noProof/>
+                <w:rtl/>
+              </w:rPr>
+              <w:t>ניסוי שני – 10.11.24</w:t>
+            </w:r>
+            <w:r>
+              <w:rPr>
+                <w:rFonts w:ascii="Tahoma" w:hAnsi="Tahoma" w:cs="Tahoma"/>
+                <w:noProof/>
+                <w:webHidden/>
+              </w:rPr>
+              <w:tab/>
+            </w:r>
+            <w:r>
+              <w:rPr>
+                <w:rFonts w:ascii="Tahoma" w:hAnsi="Tahoma" w:cs="Tahoma"/>
+                <w:noProof/>
+                <w:webHidden/>
+              </w:rPr>
+              <w:fldChar w:fldCharType="begin"/>
+            </w:r>
+            <w:r>
+              <w:rPr>
+                <w:rFonts w:ascii="Tahoma" w:hAnsi="Tahoma" w:cs="Tahoma"/>
+                <w:noProof/>
+                <w:webHidden/>
+              </w:rPr>
+              <w:instrText xml:space="preserve"> PAGEREF _Toc185711983 \h </w:instrText>
+            </w:r>
+            <w:r>
+              <w:rPr>
+                <w:rFonts w:ascii="Tahoma" w:hAnsi="Tahoma" w:cs="Tahoma"/>
+                <w:noProof/>
+                <w:webHidden/>
+              </w:rPr>
+            </w:r>
+            <w:r>
+              <w:rPr>
+                <w:rFonts w:ascii="Tahoma" w:hAnsi="Tahoma" w:cs="Tahoma"/>
+                <w:noProof/>
+                <w:webHidden/>
+              </w:rPr>
+              <w:fldChar w:fldCharType="separate"/>
+            </w:r>
+            <w:r>
+              <w:rPr>
+                <w:rFonts w:ascii="Tahoma" w:hAnsi="Tahoma" w:cs="Tahoma"/>
+                <w:noProof/>
+                <w:webHidden/>
+                <w:rtl/>
+              </w:rPr>
+              <w:t>43</w:t>
+            </w:r>
+            <w:r>
+              <w:rPr>
+                <w:rFonts w:ascii="Tahoma" w:hAnsi="Tahoma" w:cs="Tahoma"/>
+                <w:noProof/>
+                <w:webHidden/>
+              </w:rPr>
+              <w:fldChar w:fldCharType="end"/>
+            </w:r>
+          </w:hyperlink>
+        </w:p>
+        <w:p>
+          <w:pPr>
+            <w:pStyle w:val="TOC1"/>
+            <w:rPr>
+              <w:rFonts w:ascii="Tahoma" w:eastAsiaTheme="minorEastAsia" w:hAnsi="Tahoma" w:cs="Tahoma"/>
+              <w:noProof/>
+            </w:rPr>
+          </w:pPr>
+          <w:hyperlink w:anchor="_Toc185711984" w:history="1">
+            <w:r>
+              <w:rPr>
+                <w:rStyle w:val="Hyperlink"/>
+                <w:rFonts w:ascii="Tahoma" w:hAnsi="Tahoma" w:cs="Tahoma"/>
+                <w:noProof/>
+                <w:rtl/>
+              </w:rPr>
+              <w:t xml:space="preserve">חיישן מרחק </w:t>
+            </w:r>
+            <w:r>
+              <w:rPr>
+                <w:rStyle w:val="Hyperlink"/>
+                <w:rFonts w:ascii="Tahoma" w:hAnsi="Tahoma" w:cs="Tahoma"/>
+                <w:noProof/>
+              </w:rPr>
+              <w:t>Ultrasonic</w:t>
+            </w:r>
+            <w:r>
+              <w:rPr>
+                <w:rFonts w:ascii="Tahoma" w:hAnsi="Tahoma" w:cs="Tahoma"/>
+                <w:noProof/>
+                <w:webHidden/>
+              </w:rPr>
+              <w:tab/>
+            </w:r>
+            <w:r>
+              <w:rPr>
+                <w:rFonts w:ascii="Tahoma" w:hAnsi="Tahoma" w:cs="Tahoma"/>
+                <w:noProof/>
+                <w:webHidden/>
+              </w:rPr>
+              <w:fldChar w:fldCharType="begin"/>
+            </w:r>
+            <w:r>
+              <w:rPr>
+                <w:rFonts w:ascii="Tahoma" w:hAnsi="Tahoma" w:cs="Tahoma"/>
+                <w:noProof/>
+                <w:webHidden/>
+              </w:rPr>
+              <w:instrText xml:space="preserve"> PAGEREF _Toc185711984 \h </w:instrText>
+            </w:r>
+            <w:r>
+              <w:rPr>
+                <w:rFonts w:ascii="Tahoma" w:hAnsi="Tahoma" w:cs="Tahoma"/>
+                <w:noProof/>
+                <w:webHidden/>
+              </w:rPr>
+            </w:r>
+            <w:r>
+              <w:rPr>
+                <w:rFonts w:ascii="Tahoma" w:hAnsi="Tahoma" w:cs="Tahoma"/>
+                <w:noProof/>
+                <w:webHidden/>
+              </w:rPr>
+              <w:fldChar w:fldCharType="separate"/>
+            </w:r>
+            <w:r>
+              <w:rPr>
+                <w:rFonts w:ascii="Tahoma" w:hAnsi="Tahoma" w:cs="Tahoma"/>
+                <w:noProof/>
+                <w:webHidden/>
+                <w:rtl/>
+              </w:rPr>
+              <w:t>46</w:t>
+            </w:r>
+            <w:r>
+              <w:rPr>
+                <w:rFonts w:ascii="Tahoma" w:hAnsi="Tahoma" w:cs="Tahoma"/>
+                <w:noProof/>
+                <w:webHidden/>
+              </w:rPr>
+              <w:fldChar w:fldCharType="end"/>
+            </w:r>
+          </w:hyperlink>
+        </w:p>
+        <w:p>
+          <w:pPr>
+            <w:pStyle w:val="TOC1"/>
+            <w:rPr>
+              <w:rFonts w:ascii="Tahoma" w:eastAsiaTheme="minorEastAsia" w:hAnsi="Tahoma" w:cs="Tahoma"/>
+              <w:noProof/>
+            </w:rPr>
+          </w:pPr>
+          <w:hyperlink w:anchor="_Toc185711985" w:history="1">
+            <w:r>
+              <w:rPr>
+                <w:rStyle w:val="Hyperlink"/>
+                <w:rFonts w:ascii="Tahoma" w:hAnsi="Tahoma" w:cs="Tahoma"/>
+                <w:noProof/>
+                <w:rtl/>
+              </w:rPr>
+              <w:t>ניסוי שלישי – 27.11.24</w:t>
+            </w:r>
+            <w:r>
+              <w:rPr>
+                <w:rFonts w:ascii="Tahoma" w:hAnsi="Tahoma" w:cs="Tahoma"/>
+                <w:noProof/>
+                <w:webHidden/>
+              </w:rPr>
+              <w:tab/>
+            </w:r>
+            <w:r>
+              <w:rPr>
+                <w:rFonts w:ascii="Tahoma" w:hAnsi="Tahoma" w:cs="Tahoma"/>
+                <w:noProof/>
+                <w:webHidden/>
+              </w:rPr>
+              <w:fldChar w:fldCharType="begin"/>
+            </w:r>
+            <w:r>
+              <w:rPr>
+                <w:rFonts w:ascii="Tahoma" w:hAnsi="Tahoma" w:cs="Tahoma"/>
+                <w:noProof/>
+                <w:webHidden/>
+              </w:rPr>
+              <w:instrText xml:space="preserve"> PAGEREF _Toc185711985 \h </w:instrText>
+            </w:r>
+            <w:r>
+              <w:rPr>
+                <w:rFonts w:ascii="Tahoma" w:hAnsi="Tahoma" w:cs="Tahoma"/>
+                <w:noProof/>
+                <w:webHidden/>
+              </w:rPr>
+            </w:r>
+            <w:r>
+              <w:rPr>
+                <w:rFonts w:ascii="Tahoma" w:hAnsi="Tahoma" w:cs="Tahoma"/>
+                <w:noProof/>
+                <w:webHidden/>
+              </w:rPr>
+              <w:fldChar w:fldCharType="separate"/>
+            </w:r>
+            <w:r>
+              <w:rPr>
+                <w:rFonts w:ascii="Tahoma" w:hAnsi="Tahoma" w:cs="Tahoma"/>
+                <w:noProof/>
+                <w:webHidden/>
+                <w:rtl/>
+              </w:rPr>
+              <w:t>48</w:t>
+            </w:r>
+            <w:r>
+              <w:rPr>
+                <w:rFonts w:ascii="Tahoma" w:hAnsi="Tahoma" w:cs="Tahoma"/>
+                <w:noProof/>
+                <w:webHidden/>
               </w:rPr>
               <w:fldChar w:fldCharType="end"/>
             </w:r>
@@ -2352,6 +2742,7 @@
           <w:pPr>
             <w:rPr>
               <w:rFonts w:ascii="Tahoma" w:hAnsi="Tahoma" w:cs="Tahoma"/>
+              <w:rtl/>
             </w:rPr>
           </w:pPr>
           <w:r>
@@ -2364,8 +2755,27 @@
             <w:fldChar w:fldCharType="end"/>
           </w:r>
         </w:p>
+        <w:bookmarkStart w:id="3" w:name="_GoBack" w:displacedByCustomXml="next"/>
+        <w:bookmarkEnd w:id="3" w:displacedByCustomXml="next"/>
       </w:sdtContent>
     </w:sdt>
+    <w:p>
+      <w:pPr>
+        <w:pStyle w:val="1"/>
+        <w:rPr>
+          <w:rtl/>
+        </w:rPr>
+      </w:pPr>
+      <w:bookmarkStart w:id="4" w:name="_Toc185711963"/>
+      <w:r>
+        <w:rPr>
+          <w:rtl/>
+        </w:rPr>
+        <w:lastRenderedPageBreak/>
+        <w:t>תודות</w:t>
+      </w:r>
+      <w:bookmarkEnd w:id="4"/>
+    </w:p>
     <w:p>
       <w:pPr>
         <w:rPr>
@@ -2377,64 +2787,11 @@
       </w:pPr>
       <w:r>
         <w:rPr>
-          <w:rFonts w:ascii="Tahoma" w:hAnsi="Tahoma" w:cs="Tahoma"/>
-          <w:b/>
-          <w:bCs/>
-          <w:i/>
-          <w:iCs/>
-          <w:sz w:val="40"/>
-          <w:szCs w:val="40"/>
-          <w:rtl/>
-        </w:rPr>
-        <w:t xml:space="preserve"> </w:t>
-      </w:r>
-      <w:r>
-        <w:rPr>
-          <w:rFonts w:ascii="Tahoma" w:hAnsi="Tahoma" w:cs="Tahoma"/>
-          <w:b/>
-          <w:bCs/>
-          <w:i/>
-          <w:iCs/>
-          <w:sz w:val="96"/>
-          <w:szCs w:val="96"/>
-          <w:rtl/>
-        </w:rPr>
-        <w:br w:type="page"/>
-      </w:r>
-    </w:p>
-    <w:p>
-      <w:pPr>
-        <w:pStyle w:val="1"/>
-        <w:rPr>
-          <w:rtl/>
-        </w:rPr>
-      </w:pPr>
-      <w:bookmarkStart w:id="3" w:name="_Toc185509447"/>
-      <w:r>
-        <w:rPr>
-          <w:rtl/>
-        </w:rPr>
-        <w:lastRenderedPageBreak/>
-        <w:t>תודות</w:t>
-      </w:r>
-      <w:bookmarkEnd w:id="3"/>
-    </w:p>
-    <w:p>
-      <w:pPr>
-        <w:rPr>
           <w:rFonts w:ascii="Tahoma" w:eastAsiaTheme="majorEastAsia" w:hAnsi="Tahoma" w:cs="Tahoma"/>
           <w:sz w:val="56"/>
           <w:szCs w:val="56"/>
           <w:rtl/>
         </w:rPr>
-      </w:pPr>
-      <w:r>
-        <w:rPr>
-          <w:rFonts w:ascii="Tahoma" w:eastAsiaTheme="majorEastAsia" w:hAnsi="Tahoma" w:cs="Tahoma"/>
-          <w:sz w:val="56"/>
-          <w:szCs w:val="56"/>
-          <w:rtl/>
-        </w:rPr>
         <w:br w:type="page"/>
       </w:r>
     </w:p>
@@ -2445,7 +2802,7 @@
           <w:rtl/>
         </w:rPr>
       </w:pPr>
-      <w:bookmarkStart w:id="4" w:name="_Toc185509448"/>
+      <w:bookmarkStart w:id="5" w:name="_Toc185711964"/>
       <w:r>
         <w:rPr>
           <w:rtl/>
@@ -2455,7 +2812,7 @@
       </w:r>
       <w:bookmarkEnd w:id="0"/>
       <w:bookmarkEnd w:id="1"/>
-      <w:bookmarkEnd w:id="4"/>
+      <w:bookmarkEnd w:id="5"/>
     </w:p>
     <w:p>
       <w:pPr>
@@ -2797,7 +3154,7 @@
               </wp:inline>
             </w:drawing>
           </mc:Choice>
-          <mc:Fallback xmlns:oel="http://schemas.microsoft.com/office/2019/extlst" xmlns:w16cex="http://schemas.microsoft.com/office/word/2018/wordml/cex" xmlns:w16="http://schemas.microsoft.com/office/word/2018/wordml" xmlns:w16du="http://schemas.microsoft.com/office/word/2023/wordml/word16du" xmlns:w16sdtdh="http://schemas.microsoft.com/office/word/2020/wordml/sdtdatahash">
+          <mc:Fallback xmlns:w16sdtdh="http://schemas.microsoft.com/office/word/2020/wordml/sdtdatahash" xmlns:w16du="http://schemas.microsoft.com/office/word/2023/wordml/word16du" xmlns:w16="http://schemas.microsoft.com/office/word/2018/wordml" xmlns:w16cex="http://schemas.microsoft.com/office/word/2018/wordml/cex" xmlns:oel="http://schemas.microsoft.com/office/2019/extlst">
             <w:pict>
               <v:roundrect w14:anchorId="17ED87AC" id="מלבן מעוגל 6" o:spid="_x0000_s1026" style="width:9.45pt;height:9.45pt;visibility:visible;mso-wrap-style:square;mso-left-percent:-10001;mso-top-percent:-10001;mso-position-horizontal:absolute;mso-position-horizontal-relative:char;mso-position-vertical:absolute;mso-position-vertical-relative:line;mso-left-percent:-10001;mso-top-percent:-10001;v-text-anchor:top" arcsize="10923f" o:gfxdata="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" fillcolor="#a8d08d">
                 <o:lock v:ext="edit" aspectratio="t"/>
@@ -2919,7 +3276,7 @@
               </wp:inline>
             </w:drawing>
           </mc:Choice>
-          <mc:Fallback xmlns:oel="http://schemas.microsoft.com/office/2019/extlst" xmlns:w16cex="http://schemas.microsoft.com/office/word/2018/wordml/cex" xmlns:w16="http://schemas.microsoft.com/office/word/2018/wordml" xmlns:w16du="http://schemas.microsoft.com/office/word/2023/wordml/word16du" xmlns:w16sdtdh="http://schemas.microsoft.com/office/word/2020/wordml/sdtdatahash">
+          <mc:Fallback xmlns:w16sdtdh="http://schemas.microsoft.com/office/word/2020/wordml/sdtdatahash" xmlns:w16du="http://schemas.microsoft.com/office/word/2023/wordml/word16du" xmlns:w16="http://schemas.microsoft.com/office/word/2018/wordml" xmlns:w16cex="http://schemas.microsoft.com/office/word/2018/wordml/cex" xmlns:oel="http://schemas.microsoft.com/office/2019/extlst">
             <w:pict>
               <v:roundrect w14:anchorId="075500E5" id="מלבן מעוגל 5" o:spid="_x0000_s1026" style="width:9.45pt;height:9.45pt;visibility:visible;mso-wrap-style:square;mso-left-percent:-10001;mso-top-percent:-10001;mso-position-horizontal:absolute;mso-position-horizontal-relative:char;mso-position-vertical:absolute;mso-position-vertical-relative:line;mso-left-percent:-10001;mso-top-percent:-10001;v-text-anchor:top" arcsize="10923f" o:gfxdata="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">
                 <o:lock v:ext="edit" aspectratio="t"/>
@@ -5616,7 +5973,7 @@
               </wp:inline>
             </w:drawing>
           </mc:Choice>
-          <mc:Fallback xmlns:oel="http://schemas.microsoft.com/office/2019/extlst" xmlns:w16cex="http://schemas.microsoft.com/office/word/2018/wordml/cex" xmlns:w16="http://schemas.microsoft.com/office/word/2018/wordml" xmlns:w16du="http://schemas.microsoft.com/office/word/2023/wordml/word16du" xmlns:w16sdtdh="http://schemas.microsoft.com/office/word/2020/wordml/sdtdatahash">
+          <mc:Fallback xmlns:w16sdtdh="http://schemas.microsoft.com/office/word/2020/wordml/sdtdatahash" xmlns:w16du="http://schemas.microsoft.com/office/word/2023/wordml/word16du" xmlns:w16="http://schemas.microsoft.com/office/word/2018/wordml" xmlns:w16cex="http://schemas.microsoft.com/office/word/2018/wordml/cex" xmlns:oel="http://schemas.microsoft.com/office/2019/extlst">
             <w:pict>
               <v:roundrect w14:anchorId="1D42CF48" id="מלבן מעוגל 4" o:spid="_x0000_s1026" style="width:9.45pt;height:9.45pt;visibility:visible;mso-wrap-style:square;mso-left-percent:-10001;mso-top-percent:-10001;mso-position-horizontal:absolute;mso-position-horizontal-relative:char;mso-position-vertical:absolute;mso-position-vertical-relative:line;mso-left-percent:-10001;mso-top-percent:-10001;v-text-anchor:top" arcsize="10923f" o:gfxdata="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">
                 <o:lock v:ext="edit" aspectratio="t"/>
@@ -5704,7 +6061,7 @@
               </wp:inline>
             </w:drawing>
           </mc:Choice>
-          <mc:Fallback xmlns:oel="http://schemas.microsoft.com/office/2019/extlst" xmlns:w16cex="http://schemas.microsoft.com/office/word/2018/wordml/cex" xmlns:w16="http://schemas.microsoft.com/office/word/2018/wordml" xmlns:w16du="http://schemas.microsoft.com/office/word/2023/wordml/word16du" xmlns:w16sdtdh="http://schemas.microsoft.com/office/word/2020/wordml/sdtdatahash">
+          <mc:Fallback xmlns:w16sdtdh="http://schemas.microsoft.com/office/word/2020/wordml/sdtdatahash" xmlns:w16du="http://schemas.microsoft.com/office/word/2023/wordml/word16du" xmlns:w16="http://schemas.microsoft.com/office/word/2018/wordml" xmlns:w16cex="http://schemas.microsoft.com/office/word/2018/wordml/cex" xmlns:oel="http://schemas.microsoft.com/office/2019/extlst">
             <w:pict>
               <v:roundrect w14:anchorId="070688B8" id="מלבן מעוגל 3" o:spid="_x0000_s1026" style="width:9.45pt;height:9.45pt;visibility:visible;mso-wrap-style:square;mso-left-percent:-10001;mso-top-percent:-10001;mso-position-horizontal:absolute;mso-position-horizontal-relative:char;mso-position-vertical:absolute;mso-position-vertical-relative:line;mso-left-percent:-10001;mso-top-percent:-10001;v-text-anchor:top" arcsize="10923f" o:gfxdata="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">
                 <o:lock v:ext="edit" aspectratio="t"/>
@@ -5846,7 +6203,7 @@
               </wp:inline>
             </w:drawing>
           </mc:Choice>
-          <mc:Fallback xmlns:oel="http://schemas.microsoft.com/office/2019/extlst" xmlns:w16cex="http://schemas.microsoft.com/office/word/2018/wordml/cex" xmlns:w16="http://schemas.microsoft.com/office/word/2018/wordml" xmlns:w16du="http://schemas.microsoft.com/office/word/2023/wordml/word16du" xmlns:w16sdtdh="http://schemas.microsoft.com/office/word/2020/wordml/sdtdatahash">
+          <mc:Fallback xmlns:w16sdtdh="http://schemas.microsoft.com/office/word/2020/wordml/sdtdatahash" xmlns:w16du="http://schemas.microsoft.com/office/word/2023/wordml/word16du" xmlns:w16="http://schemas.microsoft.com/office/word/2018/wordml" xmlns:w16cex="http://schemas.microsoft.com/office/word/2018/wordml/cex" xmlns:oel="http://schemas.microsoft.com/office/2019/extlst">
             <w:pict>
               <v:roundrect w14:anchorId="10070B32" id="מלבן מעוגל 2" o:spid="_x0000_s1026" style="width:9.45pt;height:9.45pt;visibility:visible;mso-wrap-style:square;mso-left-percent:-10001;mso-top-percent:-10001;mso-position-horizontal:absolute;mso-position-horizontal-relative:char;mso-position-vertical:absolute;mso-position-vertical-relative:line;mso-left-percent:-10001;mso-top-percent:-10001;v-text-anchor:top" arcsize="10923f" o:gfxdata="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">
                 <o:lock v:ext="edit" aspectratio="t"/>
@@ -5990,7 +6347,7 @@
               </wp:inline>
             </w:drawing>
           </mc:Choice>
-          <mc:Fallback xmlns:oel="http://schemas.microsoft.com/office/2019/extlst" xmlns:w16cex="http://schemas.microsoft.com/office/word/2018/wordml/cex" xmlns:w16="http://schemas.microsoft.com/office/word/2018/wordml" xmlns:w16du="http://schemas.microsoft.com/office/word/2023/wordml/word16du" xmlns:w16sdtdh="http://schemas.microsoft.com/office/word/2020/wordml/sdtdatahash">
+          <mc:Fallback xmlns:w16sdtdh="http://schemas.microsoft.com/office/word/2020/wordml/sdtdatahash" xmlns:w16du="http://schemas.microsoft.com/office/word/2023/wordml/word16du" xmlns:w16="http://schemas.microsoft.com/office/word/2018/wordml" xmlns:w16cex="http://schemas.microsoft.com/office/word/2018/wordml/cex" xmlns:oel="http://schemas.microsoft.com/office/2019/extlst">
             <w:pict>
               <v:roundrect w14:anchorId="4AE4CB54" id="מלבן מעוגל 1" o:spid="_x0000_s1026" style="width:9.45pt;height:9.45pt;visibility:visible;mso-wrap-style:square;mso-left-percent:-10001;mso-top-percent:-10001;mso-position-horizontal:absolute;mso-position-horizontal-relative:char;mso-position-vertical:absolute;mso-position-vertical-relative:line;mso-left-percent:-10001;mso-top-percent:-10001;v-text-anchor:top" arcsize="10923f" o:gfxdata="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">
                 <o:lock v:ext="edit" aspectratio="t"/>
@@ -6149,7 +6506,7 @@
           <w:rtl/>
         </w:rPr>
       </w:pPr>
-      <w:bookmarkStart w:id="5" w:name="_Toc185509449"/>
+      <w:bookmarkStart w:id="6" w:name="_Toc185711965"/>
       <w:r>
         <w:rPr>
           <w:rtl/>
@@ -6157,7 +6514,7 @@
         <w:lastRenderedPageBreak/>
         <w:t>מבוא</w:t>
       </w:r>
-      <w:bookmarkEnd w:id="5"/>
+      <w:bookmarkEnd w:id="6"/>
     </w:p>
     <w:p>
       <w:pPr>
@@ -6570,7 +6927,7 @@
           <w:rtl/>
         </w:rPr>
       </w:pPr>
-      <w:bookmarkStart w:id="6" w:name="_Toc185509450"/>
+      <w:bookmarkStart w:id="7" w:name="_Toc185711966"/>
       <w:proofErr w:type="spellStart"/>
       <w:r>
         <w:rPr>
@@ -6586,7 +6943,7 @@
         </w:rPr>
         <w:t xml:space="preserve"> מלבנים</w:t>
       </w:r>
-      <w:bookmarkEnd w:id="6"/>
+      <w:bookmarkEnd w:id="7"/>
     </w:p>
     <w:p>
       <w:pPr>
@@ -6595,7 +6952,7 @@
           <w:rtl/>
         </w:rPr>
       </w:pPr>
-      <w:bookmarkStart w:id="7" w:name="_Toc185509451"/>
+      <w:bookmarkStart w:id="8" w:name="_Toc185711967"/>
       <w:r>
         <w:rPr>
           <w:rtl/>
@@ -6605,7 +6962,7 @@
       <w:r>
         <w:t>MASTER</w:t>
       </w:r>
-      <w:bookmarkEnd w:id="7"/>
+      <w:bookmarkEnd w:id="8"/>
     </w:p>
     <w:p>
       <w:pPr>
@@ -6681,7 +7038,7 @@
           <w:rtl/>
         </w:rPr>
       </w:pPr>
-      <w:bookmarkStart w:id="8" w:name="_Toc185509452"/>
+      <w:bookmarkStart w:id="9" w:name="_Toc185711968"/>
       <w:r>
         <w:rPr>
           <w:rtl/>
@@ -6691,7 +7048,7 @@
       <w:r>
         <w:t>SLAVE</w:t>
       </w:r>
-      <w:bookmarkEnd w:id="8"/>
+      <w:bookmarkEnd w:id="9"/>
     </w:p>
     <w:p>
       <w:pPr>
@@ -6800,7 +7157,7 @@
           <w:rtl/>
         </w:rPr>
       </w:pPr>
-      <w:bookmarkStart w:id="9" w:name="_Toc185509453"/>
+      <w:bookmarkStart w:id="10" w:name="_Toc185711969"/>
       <w:r>
         <w:rPr>
           <w:rtl/>
@@ -6821,7 +7178,7 @@
         </w:rPr>
         <w:t xml:space="preserve"> מלבנים</w:t>
       </w:r>
-      <w:bookmarkEnd w:id="9"/>
+      <w:bookmarkEnd w:id="10"/>
     </w:p>
     <w:p>
       <w:pPr>
@@ -6861,7 +7218,7 @@
       <w:pPr>
         <w:pStyle w:val="2"/>
       </w:pPr>
-      <w:bookmarkStart w:id="10" w:name="_Toc185509454"/>
+      <w:bookmarkStart w:id="11" w:name="_Toc185711970"/>
       <w:r>
         <w:rPr>
           <w:rtl/>
@@ -6871,7 +7228,7 @@
       <w:r>
         <w:t>MASTER</w:t>
       </w:r>
-      <w:bookmarkEnd w:id="10"/>
+      <w:bookmarkEnd w:id="11"/>
     </w:p>
     <w:p>
       <w:pPr>
@@ -7211,7 +7568,7 @@
       <w:pPr>
         <w:pStyle w:val="2"/>
       </w:pPr>
-      <w:bookmarkStart w:id="11" w:name="_Toc185509455"/>
+      <w:bookmarkStart w:id="12" w:name="_Toc185711971"/>
       <w:r>
         <w:rPr>
           <w:rtl/>
@@ -7221,7 +7578,7 @@
       <w:r>
         <w:t>SLAVE</w:t>
       </w:r>
-      <w:bookmarkEnd w:id="11"/>
+      <w:bookmarkEnd w:id="12"/>
     </w:p>
     <w:p>
       <w:pPr>
@@ -7582,7 +7939,7 @@
           <w:rtl/>
         </w:rPr>
       </w:pPr>
-      <w:bookmarkStart w:id="12" w:name="_Toc185509456"/>
+      <w:bookmarkStart w:id="13" w:name="_Toc185711972"/>
       <w:r>
         <w:rPr>
           <w:rtl/>
@@ -7590,7 +7947,7 @@
         <w:lastRenderedPageBreak/>
         <w:t>שירטוט חשמלי של המערכת</w:t>
       </w:r>
-      <w:bookmarkEnd w:id="12"/>
+      <w:bookmarkEnd w:id="13"/>
     </w:p>
     <w:p>
       <w:pPr>
@@ -7599,7 +7956,7 @@
           <w:rtl/>
         </w:rPr>
       </w:pPr>
-      <w:bookmarkStart w:id="13" w:name="_Toc185509457"/>
+      <w:bookmarkStart w:id="14" w:name="_Toc185711973"/>
       <w:r>
         <w:rPr>
           <w:rtl/>
@@ -7609,7 +7966,7 @@
       <w:r>
         <w:t>MASTER</w:t>
       </w:r>
-      <w:bookmarkEnd w:id="13"/>
+      <w:bookmarkEnd w:id="14"/>
     </w:p>
     <w:p>
       <w:pPr>
@@ -7705,7 +8062,7 @@
           <w:rtl/>
         </w:rPr>
       </w:pPr>
-      <w:bookmarkStart w:id="14" w:name="_Toc185509458"/>
+      <w:bookmarkStart w:id="15" w:name="_Toc185711974"/>
       <w:r>
         <w:rPr>
           <w:rStyle w:val="20"/>
@@ -7721,7 +8078,7 @@
         </w:rPr>
         <w:t>SLAVE</w:t>
       </w:r>
-      <w:bookmarkEnd w:id="14"/>
+      <w:bookmarkEnd w:id="15"/>
       <w:r>
         <w:rPr>
           <w:rFonts w:ascii="Tahoma" w:hAnsi="Tahoma" w:cs="Tahoma"/>
@@ -7808,7 +8165,7 @@
           <w:rtl/>
         </w:rPr>
       </w:pPr>
-      <w:bookmarkStart w:id="15" w:name="_Toc185509459"/>
+      <w:bookmarkStart w:id="16" w:name="_Toc185711975"/>
       <w:r>
         <w:rPr>
           <w:rtl/>
@@ -7836,7 +8193,7 @@
         </w:rPr>
         <w:t>חשמלי</w:t>
       </w:r>
-      <w:bookmarkEnd w:id="15"/>
+      <w:bookmarkEnd w:id="16"/>
     </w:p>
     <w:p>
       <w:pPr>
@@ -9142,7 +9499,7 @@
           <w:rtl/>
         </w:rPr>
       </w:pPr>
-      <w:bookmarkStart w:id="16" w:name="_Toc185509460"/>
+      <w:bookmarkStart w:id="17" w:name="_Toc185711976"/>
       <w:r>
         <w:rPr>
           <w:rtl/>
@@ -9165,7 +9522,7 @@
       <w:r>
         <w:t>ESP32</w:t>
       </w:r>
-      <w:bookmarkEnd w:id="16"/>
+      <w:bookmarkEnd w:id="17"/>
     </w:p>
     <w:p>
       <w:pPr>
@@ -14216,7 +14573,7 @@
         </w:rPr>
         <w:t>, ב</w:t>
       </w:r>
-      <w:bookmarkStart w:id="17" w:name="_Hlk185694842"/>
+      <w:bookmarkStart w:id="18" w:name="_Hlk185694842"/>
       <m:oMath>
         <m:sSup>
           <m:sSupPr>
@@ -14268,7 +14625,7 @@
           <m:t>C</m:t>
         </m:r>
       </m:oMath>
-      <w:bookmarkEnd w:id="17"/>
+      <w:bookmarkEnd w:id="18"/>
       <w:r>
         <w:rPr>
           <w:rFonts w:ascii="Tahoma" w:hAnsi="Tahoma" w:cs="Tahoma" w:hint="cs"/>
@@ -15070,6 +15427,7 @@
           <w:rtl/>
         </w:rPr>
       </w:pPr>
+      <w:bookmarkStart w:id="19" w:name="_Toc185711977"/>
       <w:r>
         <w:rPr>
           <w:rFonts w:hint="cs"/>
@@ -15084,18 +15442,19 @@
         </w:rPr>
         <w:t>RGB</w:t>
       </w:r>
-    </w:p>
-    <w:p>
-      <w:pPr>
-        <w:rPr>
-          <w:rFonts w:cs="Calibri"/>
-          <w:sz w:val="24"/>
-          <w:szCs w:val="24"/>
-        </w:rPr>
-      </w:pPr>
-      <w:r>
-        <w:rPr>
-          <w:rFonts w:cs="Calibri"/>
+      <w:bookmarkEnd w:id="19"/>
+    </w:p>
+    <w:p>
+      <w:pPr>
+        <w:rPr>
+          <w:rFonts w:ascii="Tahoma" w:hAnsi="Tahoma" w:cs="Tahoma"/>
+          <w:sz w:val="24"/>
+          <w:szCs w:val="24"/>
+        </w:rPr>
+      </w:pPr>
+      <w:r>
+        <w:rPr>
+          <w:rFonts w:ascii="Tahoma" w:hAnsi="Tahoma" w:cs="Tahoma"/>
           <w:b/>
           <w:bCs/>
           <w:sz w:val="24"/>
@@ -15106,7 +15465,7 @@
       </w:r>
       <w:r>
         <w:rPr>
-          <w:rFonts w:cs="Calibri"/>
+          <w:rFonts w:ascii="Tahoma" w:hAnsi="Tahoma" w:cs="Tahoma"/>
           <w:b/>
           <w:bCs/>
           <w:sz w:val="24"/>
@@ -15116,7 +15475,7 @@
       </w:r>
       <w:r>
         <w:rPr>
-          <w:rFonts w:cs="Calibri"/>
+          <w:rFonts w:ascii="Tahoma" w:hAnsi="Tahoma" w:cs="Tahoma"/>
           <w:b/>
           <w:bCs/>
           <w:sz w:val="24"/>
@@ -15128,33 +15487,24 @@
     <w:p>
       <w:pPr>
         <w:rPr>
-          <w:rFonts w:cs="Calibri"/>
-          <w:sz w:val="24"/>
-          <w:szCs w:val="24"/>
-          <w:rtl/>
-        </w:rPr>
-      </w:pPr>
-      <w:r>
-        <w:rPr>
-          <w:rFonts w:cs="Calibri"/>
-          <w:sz w:val="24"/>
-          <w:szCs w:val="24"/>
-          <w:rtl/>
-        </w:rPr>
-        <w:t xml:space="preserve">נורת </w:t>
-      </w:r>
-      <w:r>
-        <w:rPr>
-          <w:rFonts w:cs="Calibri" w:hint="cs"/>
-          <w:sz w:val="24"/>
-          <w:szCs w:val="24"/>
-          <w:rtl/>
-        </w:rPr>
-        <w:t>ה</w:t>
-      </w:r>
-      <w:r>
-        <w:rPr>
-          <w:rFonts w:cs="Calibri"/>
+          <w:rFonts w:ascii="Tahoma" w:hAnsi="Tahoma" w:cs="Tahoma"/>
+          <w:sz w:val="24"/>
+          <w:szCs w:val="24"/>
+          <w:rtl/>
+        </w:rPr>
+      </w:pPr>
+      <w:r>
+        <w:rPr>
+          <w:rFonts w:ascii="Tahoma" w:hAnsi="Tahoma" w:cs="Tahoma"/>
+          <w:sz w:val="24"/>
+          <w:szCs w:val="24"/>
+          <w:rtl/>
+        </w:rPr>
+        <w:t>נורת ה</w:t>
+      </w:r>
+      <w:r>
+        <w:rPr>
+          <w:rFonts w:ascii="Tahoma" w:hAnsi="Tahoma" w:cs="Tahoma"/>
           <w:sz w:val="24"/>
           <w:szCs w:val="24"/>
         </w:rPr>
@@ -15162,7 +15512,7 @@
       </w:r>
       <w:r>
         <w:rPr>
-          <w:rFonts w:cs="Calibri"/>
+          <w:rFonts w:ascii="Tahoma" w:hAnsi="Tahoma" w:cs="Tahoma"/>
           <w:sz w:val="24"/>
           <w:szCs w:val="24"/>
           <w:rtl/>
@@ -15171,7 +15521,7 @@
       </w:r>
       <w:r>
         <w:rPr>
-          <w:rFonts w:cs="Calibri"/>
+          <w:rFonts w:ascii="Tahoma" w:hAnsi="Tahoma" w:cs="Tahoma"/>
           <w:sz w:val="24"/>
           <w:szCs w:val="24"/>
         </w:rPr>
@@ -15179,7 +15529,7 @@
       </w:r>
       <w:r>
         <w:rPr>
-          <w:rFonts w:cs="Calibri"/>
+          <w:rFonts w:ascii="Tahoma" w:hAnsi="Tahoma" w:cs="Tahoma"/>
           <w:sz w:val="24"/>
           <w:szCs w:val="24"/>
           <w:rtl/>
@@ -15188,7 +15538,7 @@
       </w:r>
       <w:r>
         <w:rPr>
-          <w:rFonts w:cs="Calibri"/>
+          <w:rFonts w:ascii="Tahoma" w:hAnsi="Tahoma" w:cs="Tahoma"/>
           <w:sz w:val="24"/>
           <w:szCs w:val="24"/>
         </w:rPr>
@@ -15196,7 +15546,7 @@
       </w:r>
       <w:r>
         <w:rPr>
-          <w:rFonts w:cs="Calibri"/>
+          <w:rFonts w:ascii="Tahoma" w:hAnsi="Tahoma" w:cs="Tahoma"/>
           <w:sz w:val="24"/>
           <w:szCs w:val="24"/>
           <w:rtl/>
@@ -15205,7 +15555,7 @@
       </w:r>
       <w:r>
         <w:rPr>
-          <w:rFonts w:cs="Calibri"/>
+          <w:rFonts w:ascii="Tahoma" w:hAnsi="Tahoma" w:cs="Tahoma"/>
           <w:sz w:val="24"/>
           <w:szCs w:val="24"/>
         </w:rPr>
@@ -15213,7 +15563,7 @@
       </w:r>
       <w:r>
         <w:rPr>
-          <w:rFonts w:cs="Calibri"/>
+          <w:rFonts w:ascii="Tahoma" w:hAnsi="Tahoma" w:cs="Tahoma"/>
           <w:sz w:val="24"/>
           <w:szCs w:val="24"/>
           <w:rtl/>
@@ -15222,7 +15572,7 @@
       </w:r>
       <w:r>
         <w:rPr>
-          <w:rFonts w:cs="Calibri"/>
+          <w:rFonts w:ascii="Tahoma" w:hAnsi="Tahoma" w:cs="Tahoma"/>
           <w:sz w:val="24"/>
           <w:szCs w:val="24"/>
         </w:rPr>
@@ -15230,7 +15580,7 @@
       </w:r>
       <w:r>
         <w:rPr>
-          <w:rFonts w:cs="Calibri"/>
+          <w:rFonts w:ascii="Tahoma" w:hAnsi="Tahoma" w:cs="Tahoma"/>
           <w:sz w:val="24"/>
           <w:szCs w:val="24"/>
           <w:rtl/>
@@ -15239,7 +15589,7 @@
       </w:r>
       <w:r>
         <w:rPr>
-          <w:rFonts w:cs="Calibri"/>
+          <w:rFonts w:ascii="Tahoma" w:hAnsi="Tahoma" w:cs="Tahoma"/>
           <w:sz w:val="24"/>
           <w:szCs w:val="24"/>
         </w:rPr>
@@ -15247,7 +15597,7 @@
       </w:r>
       <w:r>
         <w:rPr>
-          <w:rFonts w:cs="Calibri"/>
+          <w:rFonts w:ascii="Tahoma" w:hAnsi="Tahoma" w:cs="Tahoma"/>
           <w:sz w:val="24"/>
           <w:szCs w:val="24"/>
           <w:rtl/>
@@ -15256,7 +15606,7 @@
       </w:r>
       <w:r>
         <w:rPr>
-          <w:rFonts w:cs="Calibri"/>
+          <w:rFonts w:ascii="Tahoma" w:hAnsi="Tahoma" w:cs="Tahoma"/>
           <w:sz w:val="24"/>
           <w:szCs w:val="24"/>
         </w:rPr>
@@ -15264,7 +15614,7 @@
       </w:r>
       <w:r>
         <w:rPr>
-          <w:rFonts w:cs="Calibri" w:hint="cs"/>
+          <w:rFonts w:ascii="Tahoma" w:hAnsi="Tahoma" w:cs="Tahoma"/>
           <w:sz w:val="24"/>
           <w:szCs w:val="24"/>
           <w:rtl/>
@@ -15273,7 +15623,7 @@
       </w:r>
       <w:r>
         <w:rPr>
-          <w:rFonts w:cs="Calibri"/>
+          <w:rFonts w:ascii="Tahoma" w:hAnsi="Tahoma" w:cs="Tahoma"/>
           <w:sz w:val="24"/>
           <w:szCs w:val="24"/>
           <w:rtl/>
@@ -15282,7 +15632,7 @@
       </w:r>
       <w:r>
         <w:rPr>
-          <w:rFonts w:cs="Calibri"/>
+          <w:rFonts w:ascii="Tahoma" w:hAnsi="Tahoma" w:cs="Tahoma"/>
           <w:sz w:val="24"/>
           <w:szCs w:val="24"/>
         </w:rPr>
@@ -15290,7 +15640,7 @@
       </w:r>
       <w:r>
         <w:rPr>
-          <w:rFonts w:cs="Calibri" w:hint="cs"/>
+          <w:rFonts w:ascii="Tahoma" w:hAnsi="Tahoma" w:cs="Tahoma"/>
           <w:sz w:val="24"/>
           <w:szCs w:val="24"/>
           <w:rtl/>
@@ -15301,14 +15651,14 @@
     <w:p>
       <w:pPr>
         <w:rPr>
-          <w:rFonts w:cs="Calibri"/>
-          <w:sz w:val="24"/>
-          <w:szCs w:val="24"/>
-        </w:rPr>
-      </w:pPr>
-      <w:r>
-        <w:rPr>
-          <w:rFonts w:cs="Calibri"/>
+          <w:rFonts w:ascii="Tahoma" w:hAnsi="Tahoma" w:cs="Tahoma"/>
+          <w:sz w:val="24"/>
+          <w:szCs w:val="24"/>
+        </w:rPr>
+      </w:pPr>
+      <w:r>
+        <w:rPr>
+          <w:rFonts w:ascii="Tahoma" w:hAnsi="Tahoma" w:cs="Tahoma"/>
           <w:b/>
           <w:bCs/>
           <w:sz w:val="24"/>
@@ -15319,7 +15669,7 @@
       </w:r>
       <w:r>
         <w:rPr>
-          <w:rFonts w:cs="Calibri"/>
+          <w:rFonts w:ascii="Tahoma" w:hAnsi="Tahoma" w:cs="Tahoma"/>
           <w:b/>
           <w:bCs/>
           <w:sz w:val="24"/>
@@ -15335,14 +15685,14 @@
           <w:numId w:val="34"/>
         </w:numPr>
         <w:rPr>
-          <w:rFonts w:cs="Calibri"/>
-          <w:sz w:val="24"/>
-          <w:szCs w:val="24"/>
-        </w:rPr>
-      </w:pPr>
-      <w:r>
-        <w:rPr>
-          <w:rFonts w:cs="Calibri"/>
+          <w:rFonts w:ascii="Tahoma" w:hAnsi="Tahoma" w:cs="Tahoma"/>
+          <w:sz w:val="24"/>
+          <w:szCs w:val="24"/>
+        </w:rPr>
+      </w:pPr>
+      <w:r>
+        <w:rPr>
+          <w:rFonts w:ascii="Tahoma" w:hAnsi="Tahoma" w:cs="Tahoma"/>
           <w:b/>
           <w:bCs/>
           <w:sz w:val="24"/>
@@ -15353,7 +15703,7 @@
       </w:r>
       <w:r>
         <w:rPr>
-          <w:rFonts w:cs="Calibri"/>
+          <w:rFonts w:ascii="Tahoma" w:hAnsi="Tahoma" w:cs="Tahoma"/>
           <w:b/>
           <w:bCs/>
           <w:sz w:val="24"/>
@@ -15363,7 +15713,7 @@
       </w:r>
       <w:r>
         <w:rPr>
-          <w:rFonts w:cs="Calibri"/>
+          <w:rFonts w:ascii="Tahoma" w:hAnsi="Tahoma" w:cs="Tahoma"/>
           <w:sz w:val="24"/>
           <w:szCs w:val="24"/>
         </w:rPr>
@@ -15371,7 +15721,7 @@
       </w:r>
       <w:r>
         <w:rPr>
-          <w:rFonts w:cs="Calibri" w:hint="cs"/>
+          <w:rFonts w:ascii="Tahoma" w:hAnsi="Tahoma" w:cs="Tahoma"/>
           <w:sz w:val="24"/>
           <w:szCs w:val="24"/>
           <w:rtl/>
@@ -15380,7 +15730,7 @@
       </w:r>
       <w:r>
         <w:rPr>
-          <w:rFonts w:cs="Calibri"/>
+          <w:rFonts w:ascii="Tahoma" w:hAnsi="Tahoma" w:cs="Tahoma"/>
           <w:sz w:val="24"/>
           <w:szCs w:val="24"/>
         </w:rPr>
@@ -15394,14 +15744,14 @@
           <w:numId w:val="34"/>
         </w:numPr>
         <w:rPr>
-          <w:rFonts w:cs="Calibri"/>
-          <w:sz w:val="24"/>
-          <w:szCs w:val="24"/>
-        </w:rPr>
-      </w:pPr>
-      <w:r>
-        <w:rPr>
-          <w:rFonts w:cs="Calibri"/>
+          <w:rFonts w:ascii="Tahoma" w:hAnsi="Tahoma" w:cs="Tahoma"/>
+          <w:sz w:val="24"/>
+          <w:szCs w:val="24"/>
+        </w:rPr>
+      </w:pPr>
+      <w:r>
+        <w:rPr>
+          <w:rFonts w:ascii="Tahoma" w:hAnsi="Tahoma" w:cs="Tahoma"/>
           <w:b/>
           <w:bCs/>
           <w:sz w:val="24"/>
@@ -15412,7 +15762,7 @@
       </w:r>
       <w:r>
         <w:rPr>
-          <w:rFonts w:cs="Calibri"/>
+          <w:rFonts w:ascii="Tahoma" w:hAnsi="Tahoma" w:cs="Tahoma"/>
           <w:b/>
           <w:bCs/>
           <w:sz w:val="24"/>
@@ -15422,7 +15772,7 @@
       </w:r>
       <w:r>
         <w:rPr>
-          <w:rFonts w:cs="Calibri"/>
+          <w:rFonts w:ascii="Tahoma" w:hAnsi="Tahoma" w:cs="Tahoma"/>
           <w:sz w:val="24"/>
           <w:szCs w:val="24"/>
         </w:rPr>
@@ -15430,7 +15780,7 @@
       </w:r>
       <w:r>
         <w:rPr>
-          <w:rFonts w:cs="Calibri" w:hint="cs"/>
+          <w:rFonts w:ascii="Tahoma" w:hAnsi="Tahoma" w:cs="Tahoma"/>
           <w:sz w:val="24"/>
           <w:szCs w:val="24"/>
           <w:rtl/>
@@ -15439,7 +15789,7 @@
       </w:r>
       <w:r>
         <w:rPr>
-          <w:rFonts w:cs="Calibri"/>
+          <w:rFonts w:ascii="Tahoma" w:hAnsi="Tahoma" w:cs="Tahoma"/>
           <w:sz w:val="24"/>
           <w:szCs w:val="24"/>
         </w:rPr>
@@ -15453,14 +15803,14 @@
           <w:numId w:val="34"/>
         </w:numPr>
         <w:rPr>
-          <w:rFonts w:cs="Calibri"/>
-          <w:sz w:val="24"/>
-          <w:szCs w:val="24"/>
-        </w:rPr>
-      </w:pPr>
-      <w:r>
-        <w:rPr>
-          <w:rFonts w:cs="Calibri"/>
+          <w:rFonts w:ascii="Tahoma" w:hAnsi="Tahoma" w:cs="Tahoma"/>
+          <w:sz w:val="24"/>
+          <w:szCs w:val="24"/>
+        </w:rPr>
+      </w:pPr>
+      <w:r>
+        <w:rPr>
+          <w:rFonts w:ascii="Tahoma" w:hAnsi="Tahoma" w:cs="Tahoma"/>
           <w:b/>
           <w:bCs/>
           <w:sz w:val="24"/>
@@ -15471,7 +15821,7 @@
       </w:r>
       <w:r>
         <w:rPr>
-          <w:rFonts w:cs="Calibri"/>
+          <w:rFonts w:ascii="Tahoma" w:hAnsi="Tahoma" w:cs="Tahoma"/>
           <w:b/>
           <w:bCs/>
           <w:sz w:val="24"/>
@@ -15481,7 +15831,7 @@
       </w:r>
       <w:r>
         <w:rPr>
-          <w:rFonts w:cs="Calibri"/>
+          <w:rFonts w:ascii="Tahoma" w:hAnsi="Tahoma" w:cs="Tahoma"/>
           <w:sz w:val="24"/>
           <w:szCs w:val="24"/>
         </w:rPr>
@@ -15495,14 +15845,14 @@
           <w:numId w:val="34"/>
         </w:numPr>
         <w:rPr>
-          <w:rFonts w:cs="Calibri"/>
-          <w:sz w:val="24"/>
-          <w:szCs w:val="24"/>
-        </w:rPr>
-      </w:pPr>
-      <w:r>
-        <w:rPr>
-          <w:rFonts w:cs="Calibri"/>
+          <w:rFonts w:ascii="Tahoma" w:hAnsi="Tahoma" w:cs="Tahoma"/>
+          <w:sz w:val="24"/>
+          <w:szCs w:val="24"/>
+        </w:rPr>
+      </w:pPr>
+      <w:r>
+        <w:rPr>
+          <w:rFonts w:ascii="Tahoma" w:hAnsi="Tahoma" w:cs="Tahoma"/>
           <w:sz w:val="24"/>
           <w:szCs w:val="24"/>
           <w:rtl/>
@@ -15511,7 +15861,7 @@
       </w:r>
       <w:r>
         <w:rPr>
-          <w:rFonts w:cs="Calibri"/>
+          <w:rFonts w:ascii="Tahoma" w:hAnsi="Tahoma" w:cs="Tahoma"/>
           <w:sz w:val="24"/>
           <w:szCs w:val="24"/>
         </w:rPr>
@@ -15525,14 +15875,14 @@
           <w:numId w:val="34"/>
         </w:numPr>
         <w:rPr>
-          <w:rFonts w:cs="Calibri"/>
-          <w:sz w:val="24"/>
-          <w:szCs w:val="24"/>
-        </w:rPr>
-      </w:pPr>
-      <w:r>
-        <w:rPr>
-          <w:rFonts w:cs="Calibri"/>
+          <w:rFonts w:ascii="Tahoma" w:hAnsi="Tahoma" w:cs="Tahoma"/>
+          <w:sz w:val="24"/>
+          <w:szCs w:val="24"/>
+        </w:rPr>
+      </w:pPr>
+      <w:r>
+        <w:rPr>
+          <w:rFonts w:ascii="Tahoma" w:hAnsi="Tahoma" w:cs="Tahoma"/>
           <w:sz w:val="24"/>
           <w:szCs w:val="24"/>
           <w:rtl/>
@@ -15541,7 +15891,7 @@
       </w:r>
       <w:r>
         <w:rPr>
-          <w:rFonts w:cs="Calibri" w:hint="cs"/>
+          <w:rFonts w:ascii="Tahoma" w:hAnsi="Tahoma" w:cs="Tahoma"/>
           <w:sz w:val="24"/>
           <w:szCs w:val="24"/>
           <w:rtl/>
@@ -15550,7 +15900,7 @@
       </w:r>
       <w:r>
         <w:rPr>
-          <w:rFonts w:cs="Calibri"/>
+          <w:rFonts w:ascii="Tahoma" w:hAnsi="Tahoma" w:cs="Tahoma"/>
           <w:sz w:val="24"/>
           <w:szCs w:val="24"/>
         </w:rPr>
@@ -15564,14 +15914,14 @@
           <w:numId w:val="34"/>
         </w:numPr>
         <w:rPr>
-          <w:rFonts w:cs="Calibri"/>
-          <w:sz w:val="24"/>
-          <w:szCs w:val="24"/>
-        </w:rPr>
-      </w:pPr>
-      <w:r>
-        <w:rPr>
-          <w:rFonts w:cs="Calibri"/>
+          <w:rFonts w:ascii="Tahoma" w:hAnsi="Tahoma" w:cs="Tahoma"/>
+          <w:sz w:val="24"/>
+          <w:szCs w:val="24"/>
+        </w:rPr>
+      </w:pPr>
+      <w:r>
+        <w:rPr>
+          <w:rFonts w:ascii="Tahoma" w:hAnsi="Tahoma" w:cs="Tahoma"/>
           <w:sz w:val="24"/>
           <w:szCs w:val="24"/>
           <w:rtl/>
@@ -15580,7 +15930,7 @@
       </w:r>
       <w:r>
         <w:rPr>
-          <w:rFonts w:cs="Calibri" w:hint="cs"/>
+          <w:rFonts w:ascii="Tahoma" w:hAnsi="Tahoma" w:cs="Tahoma"/>
           <w:sz w:val="24"/>
           <w:szCs w:val="24"/>
           <w:rtl/>
@@ -15589,7 +15939,7 @@
       </w:r>
       <w:r>
         <w:rPr>
-          <w:rFonts w:cs="Calibri"/>
+          <w:rFonts w:ascii="Tahoma" w:hAnsi="Tahoma" w:cs="Tahoma"/>
           <w:sz w:val="24"/>
           <w:szCs w:val="24"/>
         </w:rPr>
@@ -15599,14 +15949,14 @@
     <w:p>
       <w:pPr>
         <w:rPr>
-          <w:rFonts w:cs="Calibri"/>
-          <w:sz w:val="24"/>
-          <w:szCs w:val="24"/>
-        </w:rPr>
-      </w:pPr>
-      <w:r>
-        <w:rPr>
-          <w:rFonts w:cs="Calibri"/>
+          <w:rFonts w:ascii="Tahoma" w:hAnsi="Tahoma" w:cs="Tahoma"/>
+          <w:sz w:val="24"/>
+          <w:szCs w:val="24"/>
+        </w:rPr>
+      </w:pPr>
+      <w:r>
+        <w:rPr>
+          <w:rFonts w:ascii="Tahoma" w:hAnsi="Tahoma" w:cs="Tahoma"/>
           <w:b/>
           <w:bCs/>
           <w:sz w:val="24"/>
@@ -15617,7 +15967,7 @@
       </w:r>
       <w:r>
         <w:rPr>
-          <w:rFonts w:cs="Calibri"/>
+          <w:rFonts w:ascii="Tahoma" w:hAnsi="Tahoma" w:cs="Tahoma"/>
           <w:b/>
           <w:bCs/>
           <w:sz w:val="24"/>
@@ -15627,7 +15977,7 @@
       </w:r>
       <w:r>
         <w:rPr>
-          <w:rFonts w:cs="Calibri"/>
+          <w:rFonts w:ascii="Tahoma" w:hAnsi="Tahoma" w:cs="Tahoma"/>
           <w:sz w:val="24"/>
           <w:szCs w:val="24"/>
         </w:rPr>
@@ -15635,7 +15985,7 @@
       </w:r>
       <w:r>
         <w:rPr>
-          <w:rFonts w:cs="Calibri"/>
+          <w:rFonts w:ascii="Tahoma" w:hAnsi="Tahoma" w:cs="Tahoma"/>
           <w:sz w:val="24"/>
           <w:szCs w:val="24"/>
           <w:rtl/>
@@ -15644,7 +15994,7 @@
       </w:r>
       <w:r>
         <w:rPr>
-          <w:rFonts w:cs="Calibri"/>
+          <w:rFonts w:ascii="Tahoma" w:hAnsi="Tahoma" w:cs="Tahoma"/>
           <w:sz w:val="24"/>
           <w:szCs w:val="24"/>
         </w:rPr>
@@ -15652,7 +16002,7 @@
       </w:r>
       <w:r>
         <w:rPr>
-          <w:rFonts w:cs="Calibri" w:hint="cs"/>
+          <w:rFonts w:ascii="Tahoma" w:hAnsi="Tahoma" w:cs="Tahoma"/>
           <w:sz w:val="24"/>
           <w:szCs w:val="24"/>
           <w:rtl/>
@@ -15661,7 +16011,7 @@
       </w:r>
       <w:r>
         <w:rPr>
-          <w:rFonts w:cs="Calibri"/>
+          <w:rFonts w:ascii="Tahoma" w:hAnsi="Tahoma" w:cs="Tahoma"/>
           <w:sz w:val="24"/>
           <w:szCs w:val="24"/>
           <w:rtl/>
@@ -15670,7 +16020,7 @@
       </w:r>
       <w:r>
         <w:rPr>
-          <w:rFonts w:cs="Calibri"/>
+          <w:rFonts w:ascii="Tahoma" w:hAnsi="Tahoma" w:cs="Tahoma"/>
           <w:sz w:val="24"/>
           <w:szCs w:val="24"/>
         </w:rPr>
@@ -15678,7 +16028,7 @@
       </w:r>
       <w:r>
         <w:rPr>
-          <w:rFonts w:cs="Calibri"/>
+          <w:rFonts w:ascii="Tahoma" w:hAnsi="Tahoma" w:cs="Tahoma"/>
           <w:sz w:val="24"/>
           <w:szCs w:val="24"/>
         </w:rPr>
@@ -15686,7 +16036,7 @@
       </w:r>
       <w:r>
         <w:rPr>
-          <w:rFonts w:cs="Calibri"/>
+          <w:rFonts w:ascii="Tahoma" w:hAnsi="Tahoma" w:cs="Tahoma"/>
           <w:sz w:val="24"/>
           <w:szCs w:val="24"/>
           <w:rtl/>
@@ -15695,7 +16045,7 @@
       </w:r>
       <w:r>
         <w:rPr>
-          <w:rFonts w:cs="Calibri" w:hint="cs"/>
+          <w:rFonts w:ascii="Tahoma" w:hAnsi="Tahoma" w:cs="Tahoma"/>
           <w:sz w:val="24"/>
           <w:szCs w:val="24"/>
           <w:rtl/>
@@ -15704,7 +16054,7 @@
       </w:r>
       <w:r>
         <w:rPr>
-          <w:rFonts w:cs="Calibri"/>
+          <w:rFonts w:ascii="Tahoma" w:hAnsi="Tahoma" w:cs="Tahoma"/>
           <w:sz w:val="24"/>
           <w:szCs w:val="24"/>
           <w:rtl/>
@@ -15713,7 +16063,7 @@
       </w:r>
       <w:r>
         <w:rPr>
-          <w:rFonts w:cs="Calibri"/>
+          <w:rFonts w:ascii="Tahoma" w:hAnsi="Tahoma" w:cs="Tahoma"/>
           <w:sz w:val="24"/>
           <w:szCs w:val="24"/>
         </w:rPr>
@@ -15723,14 +16073,14 @@
     <w:p>
       <w:pPr>
         <w:rPr>
-          <w:rFonts w:cs="Calibri"/>
-          <w:sz w:val="24"/>
-          <w:szCs w:val="24"/>
-        </w:rPr>
-      </w:pPr>
-      <w:r>
-        <w:rPr>
-          <w:rFonts w:cs="Calibri"/>
+          <w:rFonts w:ascii="Tahoma" w:hAnsi="Tahoma" w:cs="Tahoma"/>
+          <w:sz w:val="24"/>
+          <w:szCs w:val="24"/>
+        </w:rPr>
+      </w:pPr>
+      <w:r>
+        <w:rPr>
+          <w:rFonts w:ascii="Tahoma" w:hAnsi="Tahoma" w:cs="Tahoma"/>
           <w:b/>
           <w:bCs/>
           <w:sz w:val="24"/>
@@ -15741,7 +16091,7 @@
       </w:r>
       <w:r>
         <w:rPr>
-          <w:rFonts w:cs="Calibri" w:hint="cs"/>
+          <w:rFonts w:ascii="Tahoma" w:hAnsi="Tahoma" w:cs="Tahoma"/>
           <w:b/>
           <w:bCs/>
           <w:sz w:val="24"/>
@@ -15752,7 +16102,7 @@
       </w:r>
       <w:r>
         <w:rPr>
-          <w:rFonts w:cs="Calibri"/>
+          <w:rFonts w:ascii="Tahoma" w:hAnsi="Tahoma" w:cs="Tahoma"/>
           <w:sz w:val="24"/>
           <w:szCs w:val="24"/>
         </w:rPr>
@@ -15760,7 +16110,7 @@
       </w:r>
       <w:r>
         <w:rPr>
-          <w:rFonts w:cs="Calibri"/>
+          <w:rFonts w:ascii="Tahoma" w:hAnsi="Tahoma" w:cs="Tahoma"/>
           <w:sz w:val="24"/>
           <w:szCs w:val="24"/>
           <w:rtl/>
@@ -15769,7 +16119,7 @@
       </w:r>
       <w:r>
         <w:rPr>
-          <w:rFonts w:cs="Calibri"/>
+          <w:rFonts w:ascii="Tahoma" w:hAnsi="Tahoma" w:cs="Tahoma"/>
           <w:sz w:val="24"/>
           <w:szCs w:val="24"/>
         </w:rPr>
@@ -15777,7 +16127,7 @@
       </w:r>
       <w:r>
         <w:rPr>
-          <w:rFonts w:cs="Calibri"/>
+          <w:rFonts w:ascii="Tahoma" w:hAnsi="Tahoma" w:cs="Tahoma"/>
           <w:sz w:val="24"/>
           <w:szCs w:val="24"/>
           <w:rtl/>
@@ -15786,7 +16136,7 @@
       </w:r>
       <w:r>
         <w:rPr>
-          <w:rFonts w:cs="Calibri"/>
+          <w:rFonts w:ascii="Tahoma" w:hAnsi="Tahoma" w:cs="Tahoma"/>
           <w:sz w:val="24"/>
           <w:szCs w:val="24"/>
         </w:rPr>
@@ -15800,14 +16150,14 @@
           <w:numId w:val="36"/>
         </w:numPr>
         <w:rPr>
-          <w:rFonts w:cs="Calibri"/>
-          <w:sz w:val="24"/>
-          <w:szCs w:val="24"/>
-        </w:rPr>
-      </w:pPr>
-      <w:r>
-        <w:rPr>
-          <w:rFonts w:cs="Calibri"/>
+          <w:rFonts w:ascii="Tahoma" w:hAnsi="Tahoma" w:cs="Tahoma"/>
+          <w:sz w:val="24"/>
+          <w:szCs w:val="24"/>
+        </w:rPr>
+      </w:pPr>
+      <w:r>
+        <w:rPr>
+          <w:rFonts w:ascii="Tahoma" w:hAnsi="Tahoma" w:cs="Tahoma"/>
           <w:b/>
           <w:bCs/>
           <w:sz w:val="24"/>
@@ -15818,7 +16168,7 @@
       </w:r>
       <w:r>
         <w:rPr>
-          <w:rFonts w:cs="Calibri"/>
+          <w:rFonts w:ascii="Tahoma" w:hAnsi="Tahoma" w:cs="Tahoma"/>
           <w:b/>
           <w:bCs/>
           <w:sz w:val="24"/>
@@ -15829,7 +16179,7 @@
       <w:proofErr w:type="spellStart"/>
       <w:r>
         <w:rPr>
-          <w:rFonts w:cs="Calibri"/>
+          <w:rFonts w:ascii="Tahoma" w:hAnsi="Tahoma" w:cs="Tahoma"/>
           <w:b/>
           <w:bCs/>
           <w:sz w:val="24"/>
@@ -15840,7 +16190,7 @@
       <w:proofErr w:type="spellEnd"/>
       <w:r>
         <w:rPr>
-          <w:rFonts w:cs="Calibri"/>
+          <w:rFonts w:ascii="Tahoma" w:hAnsi="Tahoma" w:cs="Tahoma"/>
           <w:b/>
           <w:bCs/>
           <w:sz w:val="24"/>
@@ -15850,7 +16200,7 @@
       </w:r>
       <w:r>
         <w:rPr>
-          <w:rFonts w:cs="Calibri"/>
+          <w:rFonts w:ascii="Tahoma" w:hAnsi="Tahoma" w:cs="Tahoma"/>
           <w:sz w:val="24"/>
           <w:szCs w:val="24"/>
         </w:rPr>
@@ -15858,7 +16208,7 @@
       </w:r>
       <w:r>
         <w:rPr>
-          <w:rFonts w:cs="Calibri"/>
+          <w:rFonts w:ascii="Tahoma" w:hAnsi="Tahoma" w:cs="Tahoma"/>
           <w:sz w:val="24"/>
           <w:szCs w:val="24"/>
           <w:rtl/>
@@ -15873,14 +16223,14 @@
           <w:numId w:val="36"/>
         </w:numPr>
         <w:rPr>
-          <w:rFonts w:cs="Calibri"/>
-          <w:sz w:val="24"/>
-          <w:szCs w:val="24"/>
-        </w:rPr>
-      </w:pPr>
-      <w:r>
-        <w:rPr>
-          <w:rFonts w:cs="Calibri"/>
+          <w:rFonts w:ascii="Tahoma" w:hAnsi="Tahoma" w:cs="Tahoma"/>
+          <w:sz w:val="24"/>
+          <w:szCs w:val="24"/>
+        </w:rPr>
+      </w:pPr>
+      <w:r>
+        <w:rPr>
+          <w:rFonts w:ascii="Tahoma" w:hAnsi="Tahoma" w:cs="Tahoma"/>
           <w:b/>
           <w:bCs/>
           <w:sz w:val="24"/>
@@ -15891,7 +16241,7 @@
       </w:r>
       <w:r>
         <w:rPr>
-          <w:rFonts w:cs="Calibri"/>
+          <w:rFonts w:ascii="Tahoma" w:hAnsi="Tahoma" w:cs="Tahoma"/>
           <w:b/>
           <w:bCs/>
           <w:sz w:val="24"/>
@@ -15902,7 +16252,7 @@
       <w:proofErr w:type="spellStart"/>
       <w:r>
         <w:rPr>
-          <w:rFonts w:cs="Calibri"/>
+          <w:rFonts w:ascii="Tahoma" w:hAnsi="Tahoma" w:cs="Tahoma"/>
           <w:b/>
           <w:bCs/>
           <w:sz w:val="24"/>
@@ -15913,7 +16263,7 @@
       <w:proofErr w:type="spellEnd"/>
       <w:r>
         <w:rPr>
-          <w:rFonts w:cs="Calibri"/>
+          <w:rFonts w:ascii="Tahoma" w:hAnsi="Tahoma" w:cs="Tahoma"/>
           <w:b/>
           <w:bCs/>
           <w:sz w:val="24"/>
@@ -15923,7 +16273,7 @@
       </w:r>
       <w:r>
         <w:rPr>
-          <w:rFonts w:cs="Calibri"/>
+          <w:rFonts w:ascii="Tahoma" w:hAnsi="Tahoma" w:cs="Tahoma"/>
           <w:sz w:val="24"/>
           <w:szCs w:val="24"/>
         </w:rPr>
@@ -15931,7 +16281,7 @@
       </w:r>
       <w:r>
         <w:rPr>
-          <w:rFonts w:cs="Calibri"/>
+          <w:rFonts w:ascii="Tahoma" w:hAnsi="Tahoma" w:cs="Tahoma"/>
           <w:sz w:val="24"/>
           <w:szCs w:val="24"/>
           <w:rtl/>
@@ -15946,14 +16296,14 @@
           <w:numId w:val="36"/>
         </w:numPr>
         <w:rPr>
-          <w:rFonts w:cs="Calibri"/>
-          <w:sz w:val="24"/>
-          <w:szCs w:val="24"/>
-        </w:rPr>
-      </w:pPr>
-      <w:r>
-        <w:rPr>
-          <w:rFonts w:cs="Calibri"/>
+          <w:rFonts w:ascii="Tahoma" w:hAnsi="Tahoma" w:cs="Tahoma"/>
+          <w:sz w:val="24"/>
+          <w:szCs w:val="24"/>
+        </w:rPr>
+      </w:pPr>
+      <w:r>
+        <w:rPr>
+          <w:rFonts w:ascii="Tahoma" w:hAnsi="Tahoma" w:cs="Tahoma"/>
           <w:b/>
           <w:bCs/>
           <w:sz w:val="24"/>
@@ -15964,7 +16314,7 @@
       </w:r>
       <w:r>
         <w:rPr>
-          <w:rFonts w:cs="Calibri"/>
+          <w:rFonts w:ascii="Tahoma" w:hAnsi="Tahoma" w:cs="Tahoma"/>
           <w:b/>
           <w:bCs/>
           <w:sz w:val="24"/>
@@ -15975,7 +16325,7 @@
       <w:proofErr w:type="spellStart"/>
       <w:r>
         <w:rPr>
-          <w:rFonts w:cs="Calibri"/>
+          <w:rFonts w:ascii="Tahoma" w:hAnsi="Tahoma" w:cs="Tahoma"/>
           <w:b/>
           <w:bCs/>
           <w:sz w:val="24"/>
@@ -15986,7 +16336,7 @@
       <w:proofErr w:type="spellEnd"/>
       <w:r>
         <w:rPr>
-          <w:rFonts w:cs="Calibri"/>
+          <w:rFonts w:ascii="Tahoma" w:hAnsi="Tahoma" w:cs="Tahoma"/>
           <w:b/>
           <w:bCs/>
           <w:sz w:val="24"/>
@@ -15996,7 +16346,7 @@
       </w:r>
       <w:r>
         <w:rPr>
-          <w:rFonts w:cs="Calibri"/>
+          <w:rFonts w:ascii="Tahoma" w:hAnsi="Tahoma" w:cs="Tahoma"/>
           <w:sz w:val="24"/>
           <w:szCs w:val="24"/>
         </w:rPr>
@@ -16004,7 +16354,7 @@
       </w:r>
       <w:r>
         <w:rPr>
-          <w:rFonts w:cs="Calibri"/>
+          <w:rFonts w:ascii="Tahoma" w:hAnsi="Tahoma" w:cs="Tahoma"/>
           <w:sz w:val="24"/>
           <w:szCs w:val="24"/>
           <w:rtl/>
@@ -16015,7 +16365,7 @@
     <w:p>
       <w:pPr>
         <w:rPr>
-          <w:rFonts w:cs="Calibri"/>
+          <w:rFonts w:ascii="Tahoma" w:hAnsi="Tahoma" w:cs="Tahoma"/>
           <w:b/>
           <w:bCs/>
           <w:sz w:val="24"/>
@@ -16027,23 +16377,25 @@
     <w:p>
       <w:pPr>
         <w:rPr>
-          <w:rtl/>
-        </w:rPr>
-      </w:pPr>
-      <w:r>
-        <w:rPr>
-          <w:rFonts w:cs="Calibri"/>
+          <w:rFonts w:ascii="Tahoma" w:hAnsi="Tahoma" w:cs="Tahoma"/>
+          <w:rtl/>
+        </w:rPr>
+      </w:pPr>
+      <w:r>
+        <w:rPr>
+          <w:rFonts w:ascii="Tahoma" w:hAnsi="Tahoma" w:cs="Tahoma"/>
           <w:b/>
           <w:bCs/>
           <w:sz w:val="24"/>
           <w:szCs w:val="24"/>
           <w:rtl/>
         </w:rPr>
+        <w:lastRenderedPageBreak/>
         <w:t>שימושים נפוצים</w:t>
       </w:r>
       <w:r>
         <w:rPr>
-          <w:rFonts w:cs="Calibri"/>
+          <w:rFonts w:ascii="Tahoma" w:hAnsi="Tahoma" w:cs="Tahoma"/>
           <w:b/>
           <w:bCs/>
           <w:sz w:val="24"/>
@@ -16053,7 +16405,7 @@
       </w:r>
       <w:r>
         <w:rPr>
-          <w:rFonts w:cs="Calibri"/>
+          <w:rFonts w:ascii="Tahoma" w:hAnsi="Tahoma" w:cs="Tahoma"/>
           <w:sz w:val="24"/>
           <w:szCs w:val="24"/>
         </w:rPr>
@@ -16061,7 +16413,7 @@
       </w:r>
       <w:r>
         <w:rPr>
-          <w:rFonts w:cs="Calibri"/>
+          <w:rFonts w:ascii="Tahoma" w:hAnsi="Tahoma" w:cs="Tahoma"/>
           <w:sz w:val="24"/>
           <w:szCs w:val="24"/>
           <w:rtl/>
@@ -16070,7 +16422,7 @@
       </w:r>
       <w:r>
         <w:rPr>
-          <w:rFonts w:cs="Calibri"/>
+          <w:rFonts w:ascii="Tahoma" w:hAnsi="Tahoma" w:cs="Tahoma"/>
           <w:sz w:val="24"/>
           <w:szCs w:val="24"/>
         </w:rPr>
@@ -16078,7 +16430,7 @@
       </w:r>
       <w:r>
         <w:rPr>
-          <w:rFonts w:cs="Calibri"/>
+          <w:rFonts w:ascii="Tahoma" w:hAnsi="Tahoma" w:cs="Tahoma"/>
           <w:sz w:val="24"/>
           <w:szCs w:val="24"/>
           <w:rtl/>
@@ -16087,7 +16439,7 @@
       </w:r>
       <w:r>
         <w:rPr>
-          <w:rFonts w:cs="Calibri" w:hint="cs"/>
+          <w:rFonts w:ascii="Tahoma" w:hAnsi="Tahoma" w:cs="Tahoma"/>
           <w:sz w:val="24"/>
           <w:szCs w:val="24"/>
           <w:rtl/>
@@ -16096,17 +16448,16 @@
       </w:r>
       <w:r>
         <w:rPr>
-          <w:rFonts w:cs="Calibri"/>
-          <w:sz w:val="24"/>
-          <w:szCs w:val="24"/>
-          <w:rtl/>
-        </w:rPr>
-        <w:lastRenderedPageBreak/>
+          <w:rFonts w:ascii="Tahoma" w:hAnsi="Tahoma" w:cs="Tahoma"/>
+          <w:sz w:val="24"/>
+          <w:szCs w:val="24"/>
+          <w:rtl/>
+        </w:rPr>
         <w:t>יצירתיים. השימוש בשליטת</w:t>
       </w:r>
       <w:r>
         <w:rPr>
-          <w:rFonts w:cs="Calibri"/>
+          <w:rFonts w:ascii="Tahoma" w:hAnsi="Tahoma" w:cs="Tahoma"/>
           <w:sz w:val="24"/>
           <w:szCs w:val="24"/>
         </w:rPr>
@@ -16114,7 +16465,7 @@
       </w:r>
       <w:r>
         <w:rPr>
-          <w:rFonts w:cs="Calibri"/>
+          <w:rFonts w:ascii="Tahoma" w:hAnsi="Tahoma" w:cs="Tahoma"/>
           <w:sz w:val="24"/>
           <w:szCs w:val="24"/>
           <w:rtl/>
@@ -16123,7 +16474,7 @@
       </w:r>
       <w:r>
         <w:rPr>
-          <w:rFonts w:cs="Calibri"/>
+          <w:rFonts w:ascii="Tahoma" w:hAnsi="Tahoma" w:cs="Tahoma"/>
           <w:sz w:val="24"/>
           <w:szCs w:val="24"/>
         </w:rPr>
@@ -16150,6 +16501,7 @@
           <w:rtl/>
         </w:rPr>
       </w:pPr>
+      <w:bookmarkStart w:id="20" w:name="_Toc185711978"/>
       <w:r>
         <w:rPr>
           <w:rFonts w:hint="cs"/>
@@ -16158,19 +16510,20 @@
         <w:lastRenderedPageBreak/>
         <w:t>לחצנים</w:t>
       </w:r>
-    </w:p>
-    <w:p>
-      <w:pPr>
-        <w:rPr>
-          <w:rFonts w:cstheme="minorHAnsi"/>
-          <w:sz w:val="24"/>
-          <w:szCs w:val="24"/>
-          <w:rtl/>
-        </w:rPr>
-      </w:pPr>
-      <w:r>
-        <w:rPr>
-          <w:rFonts w:cstheme="minorHAnsi"/>
+      <w:bookmarkEnd w:id="20"/>
+    </w:p>
+    <w:p>
+      <w:pPr>
+        <w:rPr>
+          <w:rFonts w:ascii="Tahoma" w:hAnsi="Tahoma" w:cs="Tahoma"/>
+          <w:sz w:val="24"/>
+          <w:szCs w:val="24"/>
+          <w:rtl/>
+        </w:rPr>
+      </w:pPr>
+      <w:r>
+        <w:rPr>
+          <w:rFonts w:ascii="Tahoma" w:hAnsi="Tahoma" w:cs="Tahoma"/>
           <w:sz w:val="24"/>
           <w:szCs w:val="24"/>
           <w:rtl/>
@@ -16179,7 +16532,7 @@
       </w:r>
       <w:r>
         <w:rPr>
-          <w:rFonts w:cstheme="minorHAnsi"/>
+          <w:rFonts w:ascii="Tahoma" w:hAnsi="Tahoma" w:cs="Tahoma"/>
           <w:sz w:val="24"/>
           <w:szCs w:val="24"/>
         </w:rPr>
@@ -16187,7 +16540,7 @@
       </w:r>
       <w:r>
         <w:rPr>
-          <w:rFonts w:cstheme="minorHAnsi"/>
+          <w:rFonts w:ascii="Tahoma" w:hAnsi="Tahoma" w:cs="Tahoma"/>
           <w:sz w:val="24"/>
           <w:szCs w:val="24"/>
           <w:rtl/>
@@ -16196,7 +16549,7 @@
       </w:r>
       <w:r>
         <w:rPr>
-          <w:rFonts w:cstheme="minorHAnsi"/>
+          <w:rFonts w:ascii="Tahoma" w:hAnsi="Tahoma" w:cs="Tahoma"/>
           <w:sz w:val="24"/>
           <w:szCs w:val="24"/>
         </w:rPr>
@@ -16204,7 +16557,7 @@
       </w:r>
       <w:r>
         <w:rPr>
-          <w:rFonts w:cstheme="minorHAnsi"/>
+          <w:rFonts w:ascii="Tahoma" w:hAnsi="Tahoma" w:cs="Tahoma"/>
           <w:sz w:val="24"/>
           <w:szCs w:val="24"/>
           <w:rtl/>
@@ -16213,7 +16566,7 @@
       </w:r>
       <w:r>
         <w:rPr>
-          <w:rFonts w:cstheme="minorHAnsi"/>
+          <w:rFonts w:ascii="Tahoma" w:hAnsi="Tahoma" w:cs="Tahoma"/>
           <w:sz w:val="24"/>
           <w:szCs w:val="24"/>
         </w:rPr>
@@ -16221,7 +16574,7 @@
       </w:r>
       <w:r>
         <w:rPr>
-          <w:rFonts w:cstheme="minorHAnsi"/>
+          <w:rFonts w:ascii="Tahoma" w:hAnsi="Tahoma" w:cs="Tahoma"/>
           <w:sz w:val="24"/>
           <w:szCs w:val="24"/>
           <w:rtl/>
@@ -16230,7 +16583,7 @@
       </w:r>
       <w:r>
         <w:rPr>
-          <w:rFonts w:cstheme="minorHAnsi"/>
+          <w:rFonts w:ascii="Tahoma" w:hAnsi="Tahoma" w:cs="Tahoma"/>
           <w:sz w:val="24"/>
           <w:szCs w:val="24"/>
         </w:rPr>
@@ -16238,7 +16591,7 @@
       </w:r>
       <w:r>
         <w:rPr>
-          <w:rFonts w:cstheme="minorHAnsi"/>
+          <w:rFonts w:ascii="Tahoma" w:hAnsi="Tahoma" w:cs="Tahoma"/>
           <w:sz w:val="24"/>
           <w:szCs w:val="24"/>
           <w:rtl/>
@@ -16248,7 +16601,7 @@
       <w:proofErr w:type="spellStart"/>
       <w:r>
         <w:rPr>
-          <w:rFonts w:cstheme="minorHAnsi"/>
+          <w:rFonts w:ascii="Tahoma" w:hAnsi="Tahoma" w:cs="Tahoma"/>
           <w:sz w:val="24"/>
           <w:szCs w:val="24"/>
           <w:rtl/>
@@ -16258,7 +16611,7 @@
       <w:proofErr w:type="spellEnd"/>
       <w:r>
         <w:rPr>
-          <w:rFonts w:cstheme="minorHAnsi"/>
+          <w:rFonts w:ascii="Tahoma" w:hAnsi="Tahoma" w:cs="Tahoma"/>
           <w:sz w:val="24"/>
           <w:szCs w:val="24"/>
           <w:rtl/>
@@ -16267,7 +16620,7 @@
       </w:r>
       <w:r>
         <w:rPr>
-          <w:rFonts w:cstheme="minorHAnsi"/>
+          <w:rFonts w:ascii="Tahoma" w:hAnsi="Tahoma" w:cs="Tahoma"/>
           <w:sz w:val="24"/>
           <w:szCs w:val="24"/>
         </w:rPr>
@@ -16275,7 +16628,7 @@
       </w:r>
       <w:r>
         <w:rPr>
-          <w:rFonts w:cstheme="minorHAnsi"/>
+          <w:rFonts w:ascii="Tahoma" w:hAnsi="Tahoma" w:cs="Tahoma"/>
           <w:sz w:val="24"/>
           <w:szCs w:val="24"/>
           <w:rtl/>
@@ -16284,7 +16637,7 @@
       </w:r>
       <w:r>
         <w:rPr>
-          <w:rFonts w:cstheme="minorHAnsi"/>
+          <w:rFonts w:ascii="Tahoma" w:hAnsi="Tahoma" w:cs="Tahoma"/>
           <w:sz w:val="24"/>
           <w:szCs w:val="24"/>
         </w:rPr>
@@ -16292,7 +16645,7 @@
       </w:r>
       <w:r>
         <w:rPr>
-          <w:rFonts w:cstheme="minorHAnsi"/>
+          <w:rFonts w:ascii="Tahoma" w:hAnsi="Tahoma" w:cs="Tahoma"/>
           <w:sz w:val="24"/>
           <w:szCs w:val="24"/>
           <w:rtl/>
@@ -16301,7 +16654,7 @@
       </w:r>
       <w:r>
         <w:rPr>
-          <w:rFonts w:cs="Arial" w:hint="cs"/>
+          <w:rFonts w:ascii="Tahoma" w:hAnsi="Tahoma" w:cs="Tahoma"/>
           <w:rtl/>
         </w:rPr>
         <w:t xml:space="preserve"> </w:t>
@@ -16310,7 +16663,7 @@
     <w:p>
       <w:pPr>
         <w:rPr>
-          <w:rFonts w:cstheme="minorHAnsi"/>
+          <w:rFonts w:ascii="Tahoma" w:hAnsi="Tahoma" w:cs="Tahoma"/>
           <w:b/>
           <w:bCs/>
           <w:sz w:val="24"/>
@@ -16322,7 +16675,7 @@
     <w:p>
       <w:pPr>
         <w:rPr>
-          <w:rFonts w:cstheme="minorHAnsi"/>
+          <w:rFonts w:ascii="Tahoma" w:hAnsi="Tahoma" w:cs="Tahoma"/>
           <w:b/>
           <w:bCs/>
           <w:sz w:val="24"/>
@@ -16332,7 +16685,7 @@
       </w:pPr>
       <w:r>
         <w:rPr>
-          <w:rFonts w:cstheme="minorHAnsi"/>
+          <w:rFonts w:ascii="Tahoma" w:hAnsi="Tahoma" w:cs="Tahoma"/>
           <w:b/>
           <w:bCs/>
           <w:sz w:val="24"/>
@@ -16345,15 +16698,15 @@
     <w:p>
       <w:pPr>
         <w:rPr>
-          <w:rFonts w:cstheme="minorHAnsi"/>
-          <w:sz w:val="24"/>
-          <w:szCs w:val="24"/>
-          <w:rtl/>
-        </w:rPr>
-      </w:pPr>
-      <w:r>
-        <w:rPr>
-          <w:rFonts w:cstheme="minorHAnsi"/>
+          <w:rFonts w:ascii="Tahoma" w:hAnsi="Tahoma" w:cs="Tahoma"/>
+          <w:sz w:val="24"/>
+          <w:szCs w:val="24"/>
+          <w:rtl/>
+        </w:rPr>
+      </w:pPr>
+      <w:r>
+        <w:rPr>
+          <w:rFonts w:ascii="Tahoma" w:hAnsi="Tahoma" w:cs="Tahoma"/>
           <w:sz w:val="24"/>
           <w:szCs w:val="24"/>
           <w:rtl/>
@@ -16362,7 +16715,7 @@
       </w:r>
       <w:r>
         <w:rPr>
-          <w:rFonts w:cstheme="minorHAnsi"/>
+          <w:rFonts w:ascii="Tahoma" w:hAnsi="Tahoma" w:cs="Tahoma"/>
           <w:sz w:val="24"/>
           <w:szCs w:val="24"/>
         </w:rPr>
@@ -16370,7 +16723,7 @@
       </w:r>
       <w:r>
         <w:rPr>
-          <w:rFonts w:cstheme="minorHAnsi"/>
+          <w:rFonts w:ascii="Tahoma" w:hAnsi="Tahoma" w:cs="Tahoma"/>
           <w:sz w:val="24"/>
           <w:szCs w:val="24"/>
           <w:rtl/>
@@ -16379,7 +16732,7 @@
       </w:r>
       <w:r>
         <w:rPr>
-          <w:rFonts w:cstheme="minorHAnsi"/>
+          <w:rFonts w:ascii="Tahoma" w:hAnsi="Tahoma" w:cs="Tahoma"/>
           <w:sz w:val="24"/>
           <w:szCs w:val="24"/>
         </w:rPr>
@@ -16387,7 +16740,7 @@
       </w:r>
       <w:r>
         <w:rPr>
-          <w:rFonts w:cstheme="minorHAnsi"/>
+          <w:rFonts w:ascii="Tahoma" w:hAnsi="Tahoma" w:cs="Tahoma"/>
           <w:sz w:val="24"/>
           <w:szCs w:val="24"/>
           <w:rtl/>
@@ -16398,42 +16751,24 @@
     <w:p>
       <w:pPr>
         <w:rPr>
-          <w:rFonts w:cstheme="minorHAnsi"/>
-          <w:sz w:val="24"/>
-          <w:szCs w:val="24"/>
-          <w:rtl/>
-        </w:rPr>
-      </w:pPr>
-      <w:r>
-        <w:rPr>
-          <w:rFonts w:cstheme="minorHAnsi"/>
-          <w:sz w:val="24"/>
-          <w:szCs w:val="24"/>
-          <w:rtl/>
-        </w:rPr>
-        <w:t>כאשר הלחצן נלחץ, ה</w:t>
-      </w:r>
-      <w:r>
-        <w:rPr>
-          <w:rFonts w:cstheme="minorHAnsi" w:hint="cs"/>
-          <w:sz w:val="24"/>
-          <w:szCs w:val="24"/>
-          <w:rtl/>
-        </w:rPr>
-        <w:t>הדק</w:t>
-      </w:r>
-      <w:r>
-        <w:rPr>
-          <w:rFonts w:cstheme="minorHAnsi"/>
-          <w:sz w:val="24"/>
-          <w:szCs w:val="24"/>
-          <w:rtl/>
-        </w:rPr>
-        <w:t xml:space="preserve"> המחובר אליו נקרא כמצב </w:t>
-      </w:r>
-      <w:r>
-        <w:rPr>
-          <w:rFonts w:cstheme="minorHAnsi"/>
+          <w:rFonts w:ascii="Tahoma" w:hAnsi="Tahoma" w:cs="Tahoma"/>
+          <w:sz w:val="24"/>
+          <w:szCs w:val="24"/>
+          <w:rtl/>
+        </w:rPr>
+      </w:pPr>
+      <w:r>
+        <w:rPr>
+          <w:rFonts w:ascii="Tahoma" w:hAnsi="Tahoma" w:cs="Tahoma"/>
+          <w:sz w:val="24"/>
+          <w:szCs w:val="24"/>
+          <w:rtl/>
+        </w:rPr>
+        <w:t xml:space="preserve">כאשר הלחצן נלחץ, ההדק המחובר אליו נקרא כמצב </w:t>
+      </w:r>
+      <w:r>
+        <w:rPr>
+          <w:rFonts w:ascii="Tahoma" w:hAnsi="Tahoma" w:cs="Tahoma"/>
           <w:sz w:val="24"/>
           <w:szCs w:val="24"/>
         </w:rPr>
@@ -16441,43 +16776,16 @@
       </w:r>
       <w:r>
         <w:rPr>
-          <w:rFonts w:cstheme="minorHAnsi" w:hint="cs"/>
-          <w:sz w:val="24"/>
-          <w:szCs w:val="24"/>
-          <w:rtl/>
-        </w:rPr>
-        <w:t xml:space="preserve">, </w:t>
-      </w:r>
-      <w:r>
-        <w:rPr>
-          <w:rFonts w:cstheme="minorHAnsi"/>
-          <w:sz w:val="24"/>
-          <w:szCs w:val="24"/>
-          <w:rtl/>
-        </w:rPr>
-        <w:t xml:space="preserve">כאשר הלחצן משוחרר, </w:t>
-      </w:r>
-      <w:r>
-        <w:rPr>
-          <w:rFonts w:cstheme="minorHAnsi" w:hint="cs"/>
-          <w:sz w:val="24"/>
-          <w:szCs w:val="24"/>
-          <w:rtl/>
-        </w:rPr>
-        <w:t>ההדק</w:t>
-      </w:r>
-      <w:r>
-        <w:rPr>
-          <w:rFonts w:cstheme="minorHAnsi"/>
-          <w:sz w:val="24"/>
-          <w:szCs w:val="24"/>
-          <w:rtl/>
-        </w:rPr>
-        <w:t xml:space="preserve"> נקרא כמצב </w:t>
-      </w:r>
-      <w:r>
-        <w:rPr>
-          <w:rFonts w:cstheme="minorHAnsi"/>
+          <w:rFonts w:ascii="Tahoma" w:hAnsi="Tahoma" w:cs="Tahoma"/>
+          <w:sz w:val="24"/>
+          <w:szCs w:val="24"/>
+          <w:rtl/>
+        </w:rPr>
+        <w:t xml:space="preserve">, כאשר הלחצן משוחרר, ההדק נקרא כמצב </w:t>
+      </w:r>
+      <w:r>
+        <w:rPr>
+          <w:rFonts w:ascii="Tahoma" w:hAnsi="Tahoma" w:cs="Tahoma"/>
           <w:sz w:val="24"/>
           <w:szCs w:val="24"/>
         </w:rPr>
@@ -16485,7 +16793,7 @@
       </w:r>
       <w:r>
         <w:rPr>
-          <w:rFonts w:cstheme="minorHAnsi"/>
+          <w:rFonts w:ascii="Tahoma" w:hAnsi="Tahoma" w:cs="Tahoma"/>
           <w:sz w:val="24"/>
           <w:szCs w:val="24"/>
           <w:rtl/>
@@ -16494,7 +16802,7 @@
       </w:r>
       <w:r>
         <w:rPr>
-          <w:rFonts w:cstheme="minorHAnsi"/>
+          <w:rFonts w:ascii="Tahoma" w:hAnsi="Tahoma" w:cs="Tahoma"/>
           <w:sz w:val="24"/>
           <w:szCs w:val="24"/>
         </w:rPr>
@@ -16502,41 +16810,32 @@
       </w:r>
       <w:r>
         <w:rPr>
-          <w:rFonts w:cstheme="minorHAnsi"/>
-          <w:sz w:val="24"/>
-          <w:szCs w:val="24"/>
-          <w:rtl/>
-        </w:rPr>
-        <w:t xml:space="preserve"> (התנגדות פנימית שמחזיקה את המתח גבוה כאשר אין לחיצה)</w:t>
-      </w:r>
-      <w:r>
-        <w:rPr>
-          <w:rFonts w:cstheme="minorHAnsi" w:hint="cs"/>
-          <w:sz w:val="24"/>
-          <w:szCs w:val="24"/>
-          <w:rtl/>
-        </w:rPr>
-        <w:t xml:space="preserve">. </w:t>
-      </w:r>
-    </w:p>
-    <w:p>
-      <w:pPr>
-        <w:rPr>
-          <w:rFonts w:cs="Arial"/>
-          <w:rtl/>
-        </w:rPr>
-      </w:pPr>
-    </w:p>
-    <w:p>
-      <w:pPr>
-        <w:rPr>
-          <w:rFonts w:cs="Arial"/>
-          <w:rtl/>
-        </w:rPr>
-      </w:pPr>
-      <w:r>
-        <w:rPr>
-          <w:rFonts w:cs="Arial"/>
+          <w:rFonts w:ascii="Tahoma" w:hAnsi="Tahoma" w:cs="Tahoma"/>
+          <w:sz w:val="24"/>
+          <w:szCs w:val="24"/>
+          <w:rtl/>
+        </w:rPr>
+        <w:t xml:space="preserve"> (התנגדות פנימית שמחזיקה את המתח גבוה כאשר אין לחיצה). </w:t>
+      </w:r>
+    </w:p>
+    <w:p>
+      <w:pPr>
+        <w:rPr>
+          <w:rFonts w:ascii="Tahoma" w:hAnsi="Tahoma" w:cs="Tahoma"/>
+          <w:rtl/>
+        </w:rPr>
+      </w:pPr>
+    </w:p>
+    <w:p>
+      <w:pPr>
+        <w:rPr>
+          <w:rFonts w:ascii="Tahoma" w:hAnsi="Tahoma" w:cs="Tahoma"/>
+          <w:rtl/>
+        </w:rPr>
+      </w:pPr>
+      <w:r>
+        <w:rPr>
+          <w:rFonts w:ascii="Tahoma" w:hAnsi="Tahoma" w:cs="Tahoma"/>
           <w:b/>
           <w:bCs/>
           <w:rtl/>
@@ -16545,6 +16844,7 @@
       </w:r>
       <w:r>
         <w:rPr>
+          <w:rFonts w:ascii="Tahoma" w:hAnsi="Tahoma" w:cs="Tahoma"/>
           <w:b/>
           <w:bCs/>
         </w:rPr>
@@ -16552,7 +16852,7 @@
       </w:r>
       <w:r>
         <w:rPr>
-          <w:rFonts w:cs="Arial"/>
+          <w:rFonts w:ascii="Tahoma" w:hAnsi="Tahoma" w:cs="Tahoma"/>
           <w:b/>
           <w:bCs/>
           <w:rtl/>
@@ -16561,6 +16861,7 @@
       </w:r>
       <w:r>
         <w:rPr>
+          <w:rFonts w:ascii="Tahoma" w:hAnsi="Tahoma" w:cs="Tahoma"/>
           <w:b/>
           <w:bCs/>
         </w:rPr>
@@ -16568,7 +16869,7 @@
       </w:r>
       <w:r>
         <w:rPr>
-          <w:rFonts w:cs="Arial" w:hint="cs"/>
+          <w:rFonts w:ascii="Tahoma" w:hAnsi="Tahoma" w:cs="Tahoma"/>
           <w:b/>
           <w:bCs/>
           <w:rtl/>
@@ -16577,7 +16878,7 @@
       </w:r>
       <w:r>
         <w:rPr>
-          <w:rFonts w:cs="Arial"/>
+          <w:rFonts w:ascii="Tahoma" w:hAnsi="Tahoma" w:cs="Tahoma"/>
           <w:rtl/>
         </w:rPr>
         <w:t xml:space="preserve"> </w:t>
@@ -16586,6 +16887,7 @@
     <w:p>
       <w:pPr>
         <w:rPr>
+          <w:rFonts w:ascii="Tahoma" w:hAnsi="Tahoma" w:cs="Tahoma"/>
           <w:b/>
           <w:bCs/>
           <w:rtl/>
@@ -16593,27 +16895,33 @@
       </w:pPr>
       <w:r>
         <w:rPr>
-          <w:rFonts w:cs="Arial"/>
+          <w:rFonts w:ascii="Tahoma" w:hAnsi="Tahoma" w:cs="Tahoma"/>
           <w:rtl/>
         </w:rPr>
         <w:t>נתמך כקלט דיגיטלי (</w:t>
       </w:r>
       <w:r>
+        <w:rPr>
+          <w:rFonts w:ascii="Tahoma" w:hAnsi="Tahoma" w:cs="Tahoma"/>
+        </w:rPr>
         <w:t>Input</w:t>
       </w:r>
       <w:r>
         <w:rPr>
-          <w:rFonts w:cs="Arial"/>
+          <w:rFonts w:ascii="Tahoma" w:hAnsi="Tahoma" w:cs="Tahoma"/>
           <w:rtl/>
         </w:rPr>
         <w:t>) וכפלט דיגיטלי (</w:t>
       </w:r>
       <w:r>
+        <w:rPr>
+          <w:rFonts w:ascii="Tahoma" w:hAnsi="Tahoma" w:cs="Tahoma"/>
+        </w:rPr>
         <w:t>Output</w:t>
       </w:r>
       <w:r>
         <w:rPr>
-          <w:rFonts w:cs="Arial"/>
+          <w:rFonts w:ascii="Tahoma" w:hAnsi="Tahoma" w:cs="Tahoma"/>
           <w:rtl/>
         </w:rPr>
         <w:t>).</w:t>
@@ -16622,22 +16930,26 @@
     <w:p>
       <w:pPr>
         <w:rPr>
-          <w:rtl/>
-        </w:rPr>
-      </w:pPr>
-      <w:r>
-        <w:rPr>
-          <w:rFonts w:cs="Arial"/>
+          <w:rFonts w:ascii="Tahoma" w:hAnsi="Tahoma" w:cs="Tahoma"/>
+          <w:rtl/>
+        </w:rPr>
+      </w:pPr>
+      <w:r>
+        <w:rPr>
+          <w:rFonts w:ascii="Tahoma" w:hAnsi="Tahoma" w:cs="Tahoma"/>
           <w:rtl/>
         </w:rPr>
         <w:t>תומך ב-</w:t>
       </w:r>
       <w:r>
+        <w:rPr>
+          <w:rFonts w:ascii="Tahoma" w:hAnsi="Tahoma" w:cs="Tahoma"/>
+        </w:rPr>
         <w:t>PWM</w:t>
       </w:r>
       <w:r>
         <w:rPr>
-          <w:rFonts w:cs="Arial"/>
+          <w:rFonts w:ascii="Tahoma" w:hAnsi="Tahoma" w:cs="Tahoma"/>
           <w:rtl/>
         </w:rPr>
         <w:t xml:space="preserve"> לשליטה בעוצמות אות.</w:t>
@@ -16646,22 +16958,26 @@
     <w:p>
       <w:pPr>
         <w:rPr>
-          <w:rtl/>
-        </w:rPr>
-      </w:pPr>
-      <w:r>
-        <w:rPr>
-          <w:rFonts w:cs="Arial"/>
+          <w:rFonts w:ascii="Tahoma" w:hAnsi="Tahoma" w:cs="Tahoma"/>
+          <w:rtl/>
+        </w:rPr>
+      </w:pPr>
+      <w:r>
+        <w:rPr>
+          <w:rFonts w:ascii="Tahoma" w:hAnsi="Tahoma" w:cs="Tahoma"/>
           <w:rtl/>
         </w:rPr>
         <w:t>תומך ב-</w:t>
       </w:r>
       <w:r>
+        <w:rPr>
+          <w:rFonts w:ascii="Tahoma" w:hAnsi="Tahoma" w:cs="Tahoma"/>
+        </w:rPr>
         <w:t>Interrupts</w:t>
       </w:r>
       <w:r>
         <w:rPr>
-          <w:rFonts w:cs="Arial"/>
+          <w:rFonts w:ascii="Tahoma" w:hAnsi="Tahoma" w:cs="Tahoma"/>
           <w:rtl/>
         </w:rPr>
         <w:t xml:space="preserve"> (פסיקות) כדי לזהות שינויים במצב הלחצן במהירות.</w:t>
@@ -16670,22 +16986,26 @@
     <w:p>
       <w:pPr>
         <w:rPr>
-          <w:rtl/>
-        </w:rPr>
-      </w:pPr>
-      <w:r>
-        <w:rPr>
-          <w:rFonts w:cs="Arial"/>
+          <w:rFonts w:ascii="Tahoma" w:hAnsi="Tahoma" w:cs="Tahoma"/>
+          <w:rtl/>
+        </w:rPr>
+      </w:pPr>
+      <w:r>
+        <w:rPr>
+          <w:rFonts w:ascii="Tahoma" w:hAnsi="Tahoma" w:cs="Tahoma"/>
           <w:rtl/>
         </w:rPr>
         <w:t>בעל התנגדות פנימית (</w:t>
       </w:r>
       <w:r>
+        <w:rPr>
+          <w:rFonts w:ascii="Tahoma" w:hAnsi="Tahoma" w:cs="Tahoma"/>
+        </w:rPr>
         <w:t>Pull-up/Pull-down</w:t>
       </w:r>
       <w:r>
         <w:rPr>
-          <w:rFonts w:cs="Arial"/>
+          <w:rFonts w:ascii="Tahoma" w:hAnsi="Tahoma" w:cs="Tahoma"/>
           <w:rtl/>
         </w:rPr>
         <w:t>) ניתנת להגדרה.</w:t>
@@ -16714,6 +17034,7 @@
           <w:rtl/>
         </w:rPr>
       </w:pPr>
+      <w:bookmarkStart w:id="21" w:name="_Toc185711979"/>
       <w:r>
         <w:rPr>
           <w:rFonts w:hint="cs"/>
@@ -16739,6 +17060,7 @@
       <w:r>
         <w:t>Arduino IDE</w:t>
       </w:r>
+      <w:bookmarkEnd w:id="21"/>
     </w:p>
     <w:p>
       <w:pPr>
@@ -16936,7 +17258,7 @@
           <w:rtl/>
         </w:rPr>
       </w:pPr>
-      <w:bookmarkStart w:id="18" w:name="_Toc185509461"/>
+      <w:bookmarkStart w:id="22" w:name="_Toc185711980"/>
       <w:r>
         <w:rPr>
           <w:rFonts w:hint="cs"/>
@@ -16957,7 +17279,7 @@
         </w:rPr>
         <w:t xml:space="preserve"> 17.9.24</w:t>
       </w:r>
-      <w:bookmarkEnd w:id="18"/>
+      <w:bookmarkEnd w:id="22"/>
     </w:p>
     <w:p>
       <w:pPr>
@@ -21223,6 +21545,7 @@
         <w:lastRenderedPageBreak/>
         <w:t xml:space="preserve"> </w:t>
       </w:r>
+      <w:bookmarkStart w:id="23" w:name="_Toc185711981"/>
       <m:oMath>
         <m:sSup>
           <m:sSupPr>
@@ -21273,49 +21596,70 @@
             <w:rFonts w:ascii="Cambria Math" w:hAnsi="Cambria Math" w:hint="cs"/>
             <w:rtl/>
           </w:rPr>
-          <m:t xml:space="preserve"> תקשורת </m:t>
+          <m:t xml:space="preserve"> תקשורת</m:t>
+        </m:r>
+        <w:bookmarkEnd w:id="23"/>
+        <m:r>
+          <m:rPr>
+            <m:sty m:val="bi"/>
+          </m:rPr>
+          <w:rPr>
+            <w:rFonts w:ascii="Cambria Math" w:hAnsi="Cambria Math" w:hint="cs"/>
+            <w:rtl/>
+          </w:rPr>
+          <m:t xml:space="preserve"> </m:t>
         </m:r>
       </m:oMath>
     </w:p>
     <w:p>
       <w:pPr>
         <w:rPr>
-          <w:rtl/>
-        </w:rPr>
-      </w:pPr>
-      <w:r>
-        <w:rPr>
-          <w:rFonts w:cs="Arial"/>
+          <w:rFonts w:ascii="Tahoma" w:hAnsi="Tahoma" w:cs="Tahoma"/>
+          <w:rtl/>
+        </w:rPr>
+      </w:pPr>
+      <w:r>
+        <w:rPr>
+          <w:rFonts w:ascii="Tahoma" w:hAnsi="Tahoma" w:cs="Tahoma"/>
           <w:rtl/>
         </w:rPr>
         <w:t xml:space="preserve">פרוטוקול </w:t>
       </w:r>
       <w:r>
+        <w:rPr>
+          <w:rFonts w:ascii="Tahoma" w:hAnsi="Tahoma" w:cs="Tahoma"/>
+        </w:rPr>
         <w:t>I²C</w:t>
       </w:r>
       <w:r>
         <w:rPr>
-          <w:rFonts w:cs="Arial"/>
+          <w:rFonts w:ascii="Tahoma" w:hAnsi="Tahoma" w:cs="Tahoma"/>
           <w:rtl/>
         </w:rPr>
         <w:t xml:space="preserve"> הוא פרוטוקול תקשורת טורית סינכרוני נפוץ, שתוכנן לחיבור רכיבים דיגיטליים במעגלים אינטגרטיביים. הפרוטוקול פותח בשנות ה-80 על ידי חברת </w:t>
       </w:r>
       <w:r>
+        <w:rPr>
+          <w:rFonts w:ascii="Tahoma" w:hAnsi="Tahoma" w:cs="Tahoma"/>
+        </w:rPr>
         <w:t>Philips</w:t>
       </w:r>
       <w:r>
         <w:rPr>
-          <w:rFonts w:cs="Arial"/>
+          <w:rFonts w:ascii="Tahoma" w:hAnsi="Tahoma" w:cs="Tahoma"/>
           <w:rtl/>
         </w:rPr>
         <w:t xml:space="preserve">, שכיום ידועה כחברת </w:t>
       </w:r>
       <w:r>
+        <w:rPr>
+          <w:rFonts w:ascii="Tahoma" w:hAnsi="Tahoma" w:cs="Tahoma"/>
+        </w:rPr>
         <w:t>NXP</w:t>
       </w:r>
       <w:r>
         <w:rPr>
-          <w:rFonts w:cs="Arial"/>
+          <w:rFonts w:ascii="Tahoma" w:hAnsi="Tahoma" w:cs="Tahoma"/>
           <w:rtl/>
         </w:rPr>
         <w:t>. מטרתו היא לאפשר תקשורת קלה ויעילה בין רכיבים על אותו לוח, והוא מהווה פתרון מועדף במגוון יישומים כגון אבטחת תקשורת במכשירים ניידים, מערכות תקשורת ברכבים, רכיבי אחסון נתונים ובקרת חומרה במחשבים ושרתים.</w:t>
@@ -21324,42 +21668,53 @@
     <w:p>
       <w:pPr>
         <w:rPr>
-          <w:rtl/>
-        </w:rPr>
-      </w:pPr>
-    </w:p>
-    <w:p>
-      <w:pPr>
-        <w:rPr>
-          <w:rtl/>
-        </w:rPr>
-      </w:pPr>
-      <w:r>
+          <w:rFonts w:ascii="Tahoma" w:hAnsi="Tahoma" w:cs="Tahoma"/>
+          <w:rtl/>
+        </w:rPr>
+      </w:pPr>
+    </w:p>
+    <w:p>
+      <w:pPr>
+        <w:rPr>
+          <w:rFonts w:ascii="Tahoma" w:hAnsi="Tahoma" w:cs="Tahoma"/>
+          <w:rtl/>
+        </w:rPr>
+      </w:pPr>
+      <w:r>
+        <w:rPr>
+          <w:rFonts w:ascii="Tahoma" w:hAnsi="Tahoma" w:cs="Tahoma"/>
+        </w:rPr>
         <w:t>I²C</w:t>
       </w:r>
       <w:r>
         <w:rPr>
-          <w:rFonts w:cs="Arial"/>
+          <w:rFonts w:ascii="Tahoma" w:hAnsi="Tahoma" w:cs="Tahoma"/>
           <w:rtl/>
         </w:rPr>
         <w:t xml:space="preserve"> מתאים במיוחד לחיבור חיישנים, צגים קטנים ורכיבים נוספים בפרויקטים אלקטרוניים, תעשייתיים ובמוצרי צריכה. במערכת המבוססת על פרוטוקול זה, המיקרו-בקר משמש בדרך כלל כ-</w:t>
       </w:r>
       <w:r>
+        <w:rPr>
+          <w:rFonts w:ascii="Tahoma" w:hAnsi="Tahoma" w:cs="Tahoma"/>
+        </w:rPr>
         <w:t>Master</w:t>
       </w:r>
       <w:r>
         <w:rPr>
-          <w:rFonts w:cs="Arial"/>
+          <w:rFonts w:ascii="Tahoma" w:hAnsi="Tahoma" w:cs="Tahoma"/>
           <w:rtl/>
         </w:rPr>
         <w:t xml:space="preserve">, האחראי על ניהול ובקרה על התקשורת עם רכיבי </w:t>
       </w:r>
       <w:r>
+        <w:rPr>
+          <w:rFonts w:ascii="Tahoma" w:hAnsi="Tahoma" w:cs="Tahoma"/>
+        </w:rPr>
         <w:t>Slave</w:t>
       </w:r>
       <w:r>
         <w:rPr>
-          <w:rFonts w:cs="Arial"/>
+          <w:rFonts w:ascii="Tahoma" w:hAnsi="Tahoma" w:cs="Tahoma"/>
           <w:rtl/>
         </w:rPr>
         <w:t>.</w:t>
@@ -21368,19 +21723,21 @@
     <w:p>
       <w:pPr>
         <w:rPr>
-          <w:rtl/>
-        </w:rPr>
-      </w:pPr>
-    </w:p>
-    <w:p>
-      <w:pPr>
-        <w:rPr>
-          <w:rtl/>
-        </w:rPr>
-      </w:pPr>
-      <w:r>
-        <w:rPr>
-          <w:rFonts w:cs="Arial"/>
+          <w:rFonts w:ascii="Tahoma" w:hAnsi="Tahoma" w:cs="Tahoma"/>
+          <w:rtl/>
+        </w:rPr>
+      </w:pPr>
+    </w:p>
+    <w:p>
+      <w:pPr>
+        <w:rPr>
+          <w:rFonts w:ascii="Tahoma" w:hAnsi="Tahoma" w:cs="Tahoma"/>
+          <w:rtl/>
+        </w:rPr>
+      </w:pPr>
+      <w:r>
+        <w:rPr>
+          <w:rFonts w:ascii="Tahoma" w:hAnsi="Tahoma" w:cs="Tahoma"/>
           <w:rtl/>
         </w:rPr>
         <w:t>הפרוטוקול משתמש בשני קווים עיקריים להעברת מידע:</w:t>
@@ -21389,22 +21746,26 @@
     <w:p>
       <w:pPr>
         <w:rPr>
-          <w:rtl/>
-        </w:rPr>
-      </w:pPr>
-      <w:r>
-        <w:rPr>
-          <w:rFonts w:cs="Arial"/>
+          <w:rFonts w:ascii="Tahoma" w:hAnsi="Tahoma" w:cs="Tahoma"/>
+          <w:rtl/>
+        </w:rPr>
+      </w:pPr>
+      <w:r>
+        <w:rPr>
+          <w:rFonts w:ascii="Tahoma" w:hAnsi="Tahoma" w:cs="Tahoma"/>
           <w:rtl/>
         </w:rPr>
         <w:t xml:space="preserve">1. </w:t>
       </w:r>
       <w:r>
+        <w:rPr>
+          <w:rFonts w:ascii="Tahoma" w:hAnsi="Tahoma" w:cs="Tahoma"/>
+        </w:rPr>
         <w:t>SDA (Serial Data)</w:t>
       </w:r>
       <w:r>
         <w:rPr>
-          <w:rFonts w:cs="Arial"/>
+          <w:rFonts w:ascii="Tahoma" w:hAnsi="Tahoma" w:cs="Tahoma"/>
           <w:rtl/>
         </w:rPr>
         <w:t xml:space="preserve"> - קו הנתונים להעברת המידע.</w:t>
@@ -21413,22 +21774,26 @@
     <w:p>
       <w:pPr>
         <w:rPr>
-          <w:rtl/>
-        </w:rPr>
-      </w:pPr>
-      <w:r>
-        <w:rPr>
-          <w:rFonts w:cs="Arial"/>
+          <w:rFonts w:ascii="Tahoma" w:hAnsi="Tahoma" w:cs="Tahoma"/>
+          <w:rtl/>
+        </w:rPr>
+      </w:pPr>
+      <w:r>
+        <w:rPr>
+          <w:rFonts w:ascii="Tahoma" w:hAnsi="Tahoma" w:cs="Tahoma"/>
           <w:rtl/>
         </w:rPr>
         <w:t xml:space="preserve">2. </w:t>
       </w:r>
       <w:r>
+        <w:rPr>
+          <w:rFonts w:ascii="Tahoma" w:hAnsi="Tahoma" w:cs="Tahoma"/>
+        </w:rPr>
         <w:t>SCL (Serial Clock)</w:t>
       </w:r>
       <w:r>
         <w:rPr>
-          <w:rFonts w:cs="Arial"/>
+          <w:rFonts w:ascii="Tahoma" w:hAnsi="Tahoma" w:cs="Tahoma"/>
           <w:rtl/>
         </w:rPr>
         <w:t xml:space="preserve"> - קו השעון המשמש לסנכרון התקשורת.</w:t>
@@ -21437,26 +21802,28 @@
     <w:p>
       <w:pPr>
         <w:rPr>
-          <w:rtl/>
-        </w:rPr>
-      </w:pPr>
-    </w:p>
-    <w:p>
-      <w:pPr>
-        <w:rPr>
-          <w:rtl/>
-        </w:rPr>
-      </w:pPr>
-      <w:r>
-        <w:rPr>
-          <w:rFonts w:hint="cs"/>
+          <w:rFonts w:ascii="Tahoma" w:hAnsi="Tahoma" w:cs="Tahoma"/>
+          <w:rtl/>
+        </w:rPr>
+      </w:pPr>
+    </w:p>
+    <w:p>
+      <w:pPr>
+        <w:rPr>
+          <w:rFonts w:ascii="Tahoma" w:hAnsi="Tahoma" w:cs="Tahoma"/>
+          <w:rtl/>
+        </w:rPr>
+      </w:pPr>
+      <w:r>
+        <w:rPr>
+          <w:rFonts w:ascii="Tahoma" w:hAnsi="Tahoma" w:cs="Tahoma"/>
           <w:rtl/>
         </w:rPr>
         <w:t>להלן תרשים המתאר את מבנה החיבור לפרוטוקול :</w:t>
       </w:r>
       <w:r>
         <w:rPr>
-          <w:rFonts w:hint="cs"/>
+          <w:rFonts w:ascii="Tahoma" w:hAnsi="Tahoma" w:cs="Tahoma"/>
         </w:rPr>
         <w:t xml:space="preserve"> </w:t>
       </w:r>
@@ -21464,12 +21831,13 @@
     <w:p>
       <w:pPr>
         <w:rPr>
-          <w:rtl/>
-        </w:rPr>
-      </w:pPr>
-      <w:r>
-        <w:rPr>
-          <w:rFonts w:cs="Arial"/>
+          <w:rFonts w:ascii="Tahoma" w:hAnsi="Tahoma" w:cs="Tahoma"/>
+          <w:rtl/>
+        </w:rPr>
+      </w:pPr>
+      <w:r>
+        <w:rPr>
+          <w:rFonts w:ascii="Tahoma" w:hAnsi="Tahoma" w:cs="Tahoma"/>
           <w:noProof/>
           <w:rtl/>
         </w:rPr>
@@ -21520,20 +21888,23 @@
     <w:p>
       <w:pPr>
         <w:rPr>
-          <w:rtl/>
-        </w:rPr>
-      </w:pPr>
-    </w:p>
-    <w:p>
-      <w:pPr>
-        <w:rPr>
-          <w:rtl/>
-        </w:rPr>
-      </w:pPr>
-    </w:p>
-    <w:p>
-      <w:pPr>
-        <w:rPr>
+          <w:rFonts w:ascii="Tahoma" w:hAnsi="Tahoma" w:cs="Tahoma"/>
+          <w:rtl/>
+        </w:rPr>
+      </w:pPr>
+    </w:p>
+    <w:p>
+      <w:pPr>
+        <w:rPr>
+          <w:rFonts w:ascii="Tahoma" w:hAnsi="Tahoma" w:cs="Tahoma"/>
+          <w:rtl/>
+        </w:rPr>
+      </w:pPr>
+    </w:p>
+    <w:p>
+      <w:pPr>
+        <w:rPr>
+          <w:rFonts w:ascii="Tahoma" w:hAnsi="Tahoma" w:cs="Tahoma"/>
           <w:b/>
           <w:bCs/>
           <w:rtl/>
@@ -21541,7 +21912,7 @@
       </w:pPr>
       <w:r>
         <w:rPr>
-          <w:rFonts w:cs="Arial"/>
+          <w:rFonts w:ascii="Tahoma" w:hAnsi="Tahoma" w:cs="Tahoma"/>
           <w:b/>
           <w:bCs/>
           <w:rtl/>
@@ -21550,6 +21921,7 @@
       </w:r>
       <w:r>
         <w:rPr>
+          <w:rFonts w:ascii="Tahoma" w:hAnsi="Tahoma" w:cs="Tahoma"/>
           <w:b/>
           <w:bCs/>
         </w:rPr>
@@ -21559,42 +21931,52 @@
     <w:p>
       <w:pPr>
         <w:rPr>
-          <w:rtl/>
-        </w:rPr>
-      </w:pPr>
-      <w:r>
-        <w:rPr>
-          <w:rFonts w:cs="Arial"/>
+          <w:rFonts w:ascii="Tahoma" w:hAnsi="Tahoma" w:cs="Tahoma"/>
+          <w:rtl/>
+        </w:rPr>
+      </w:pPr>
+      <w:r>
+        <w:rPr>
+          <w:rFonts w:ascii="Tahoma" w:hAnsi="Tahoma" w:cs="Tahoma"/>
           <w:rtl/>
         </w:rPr>
         <w:t xml:space="preserve">כל רכיב </w:t>
       </w:r>
       <w:r>
+        <w:rPr>
+          <w:rFonts w:ascii="Tahoma" w:hAnsi="Tahoma" w:cs="Tahoma"/>
+        </w:rPr>
         <w:t>Slave</w:t>
       </w:r>
       <w:r>
         <w:rPr>
-          <w:rFonts w:cs="Arial"/>
+          <w:rFonts w:ascii="Tahoma" w:hAnsi="Tahoma" w:cs="Tahoma"/>
           <w:rtl/>
         </w:rPr>
         <w:t xml:space="preserve"> במערכת מוגדר עם כתובת ייחודית המאפשרת למיקרו-בקר (</w:t>
       </w:r>
       <w:r>
+        <w:rPr>
+          <w:rFonts w:ascii="Tahoma" w:hAnsi="Tahoma" w:cs="Tahoma"/>
+        </w:rPr>
         <w:t>Master</w:t>
       </w:r>
       <w:r>
         <w:rPr>
-          <w:rFonts w:cs="Arial"/>
+          <w:rFonts w:ascii="Tahoma" w:hAnsi="Tahoma" w:cs="Tahoma"/>
           <w:rtl/>
         </w:rPr>
         <w:t xml:space="preserve">) לפנות אליו ישירות, מה שמאפשר חיבור רכיבים מרובים על אותו </w:t>
       </w:r>
       <w:r>
+        <w:rPr>
+          <w:rFonts w:ascii="Tahoma" w:hAnsi="Tahoma" w:cs="Tahoma"/>
+        </w:rPr>
         <w:t>Bus</w:t>
       </w:r>
       <w:r>
         <w:rPr>
-          <w:rFonts w:cs="Arial"/>
+          <w:rFonts w:ascii="Tahoma" w:hAnsi="Tahoma" w:cs="Tahoma"/>
           <w:rtl/>
         </w:rPr>
         <w:t xml:space="preserve"> מבלי לגרום להתנגשויות בתקשורת.</w:t>
@@ -21603,30 +21985,34 @@
     <w:p>
       <w:pPr>
         <w:rPr>
-          <w:rtl/>
-        </w:rPr>
-      </w:pPr>
-    </w:p>
-    <w:p>
-      <w:pPr>
-        <w:rPr>
-          <w:rtl/>
-        </w:rPr>
-      </w:pPr>
-      <w:r>
-        <w:rPr>
-          <w:rFonts w:cs="Arial"/>
-          <w:rtl/>
-        </w:rPr>
-        <w:lastRenderedPageBreak/>
+          <w:rFonts w:ascii="Tahoma" w:hAnsi="Tahoma" w:cs="Tahoma"/>
+          <w:rtl/>
+        </w:rPr>
+      </w:pPr>
+    </w:p>
+    <w:p>
+      <w:pPr>
+        <w:rPr>
+          <w:rFonts w:ascii="Tahoma" w:hAnsi="Tahoma" w:cs="Tahoma"/>
+          <w:rtl/>
+        </w:rPr>
+      </w:pPr>
+      <w:r>
+        <w:rPr>
+          <w:rFonts w:ascii="Tahoma" w:hAnsi="Tahoma" w:cs="Tahoma"/>
+          <w:rtl/>
+        </w:rPr>
         <w:t xml:space="preserve">כתובות בפרוטוקול </w:t>
       </w:r>
       <w:r>
+        <w:rPr>
+          <w:rFonts w:ascii="Tahoma" w:hAnsi="Tahoma" w:cs="Tahoma"/>
+        </w:rPr>
         <w:t>I²C</w:t>
       </w:r>
       <w:r>
         <w:rPr>
-          <w:rFonts w:cs="Arial"/>
+          <w:rFonts w:ascii="Tahoma" w:hAnsi="Tahoma" w:cs="Tahoma"/>
           <w:rtl/>
         </w:rPr>
         <w:t xml:space="preserve"> הן בדרך כלל באורך של 7 סיביות, המאפשרות עד 128 כתובות שונות (2^7). עם זאת, שתי כתובות שמורות לשימושים מיוחדים, כך שהמספר האפקטיבי של הכתובות הזמינות הוא 126. בנוסף, קיימת אפשרות להשתמש בכתובות מורחבות באורך 10 סיביות, המאפשרות עד 1024 כתובות ייחודיות.</w:t>
@@ -21635,13 +22021,15 @@
     <w:p>
       <w:pPr>
         <w:rPr>
-          <w:rtl/>
-        </w:rPr>
-      </w:pPr>
-    </w:p>
-    <w:p>
-      <w:pPr>
-        <w:rPr>
+          <w:rFonts w:ascii="Tahoma" w:hAnsi="Tahoma" w:cs="Tahoma"/>
+          <w:rtl/>
+        </w:rPr>
+      </w:pPr>
+    </w:p>
+    <w:p>
+      <w:pPr>
+        <w:rPr>
+          <w:rFonts w:ascii="Tahoma" w:hAnsi="Tahoma" w:cs="Tahoma"/>
           <w:b/>
           <w:bCs/>
           <w:rtl/>
@@ -21649,7 +22037,7 @@
       </w:pPr>
       <w:r>
         <w:rPr>
-          <w:rFonts w:cs="Arial"/>
+          <w:rFonts w:ascii="Tahoma" w:hAnsi="Tahoma" w:cs="Tahoma"/>
           <w:b/>
           <w:bCs/>
           <w:rtl/>
@@ -21658,6 +22046,7 @@
       </w:r>
       <w:r>
         <w:rPr>
+          <w:rFonts w:ascii="Tahoma" w:hAnsi="Tahoma" w:cs="Tahoma"/>
           <w:b/>
           <w:bCs/>
         </w:rPr>
@@ -21667,79 +22056,99 @@
     <w:p>
       <w:pPr>
         <w:rPr>
-          <w:rtl/>
-        </w:rPr>
-      </w:pPr>
-    </w:p>
-    <w:p>
-      <w:pPr>
-        <w:rPr>
-          <w:rtl/>
-        </w:rPr>
-      </w:pPr>
-      <w:r>
-        <w:rPr>
-          <w:rFonts w:cs="Arial"/>
+          <w:rFonts w:ascii="Tahoma" w:hAnsi="Tahoma" w:cs="Tahoma"/>
+          <w:rtl/>
+        </w:rPr>
+      </w:pPr>
+    </w:p>
+    <w:p>
+      <w:pPr>
+        <w:rPr>
+          <w:rFonts w:ascii="Tahoma" w:hAnsi="Tahoma" w:cs="Tahoma"/>
+          <w:rtl/>
+        </w:rPr>
+      </w:pPr>
+      <w:r>
+        <w:rPr>
+          <w:rFonts w:ascii="Tahoma" w:hAnsi="Tahoma" w:cs="Tahoma"/>
           <w:rtl/>
         </w:rPr>
         <w:t xml:space="preserve">האותות </w:t>
       </w:r>
       <w:r>
+        <w:rPr>
+          <w:rFonts w:ascii="Tahoma" w:hAnsi="Tahoma" w:cs="Tahoma"/>
+        </w:rPr>
         <w:t>SDA</w:t>
       </w:r>
       <w:r>
         <w:rPr>
-          <w:rFonts w:cs="Arial"/>
+          <w:rFonts w:ascii="Tahoma" w:hAnsi="Tahoma" w:cs="Tahoma"/>
           <w:rtl/>
         </w:rPr>
         <w:t xml:space="preserve"> ו-</w:t>
       </w:r>
       <w:r>
+        <w:rPr>
+          <w:rFonts w:ascii="Tahoma" w:hAnsi="Tahoma" w:cs="Tahoma"/>
+        </w:rPr>
         <w:t>SCL</w:t>
       </w:r>
       <w:r>
         <w:rPr>
-          <w:rFonts w:cs="Arial"/>
+          <w:rFonts w:ascii="Tahoma" w:hAnsi="Tahoma" w:cs="Tahoma"/>
           <w:rtl/>
         </w:rPr>
         <w:t xml:space="preserve"> נמצאים במצב '1' לוגי כאשר ה-</w:t>
       </w:r>
       <w:r>
+        <w:rPr>
+          <w:rFonts w:ascii="Tahoma" w:hAnsi="Tahoma" w:cs="Tahoma"/>
+        </w:rPr>
         <w:t>Bus</w:t>
       </w:r>
       <w:r>
         <w:rPr>
-          <w:rFonts w:cs="Arial"/>
+          <w:rFonts w:ascii="Tahoma" w:hAnsi="Tahoma" w:cs="Tahoma"/>
           <w:rtl/>
         </w:rPr>
         <w:t xml:space="preserve"> במנוחה, והשידור בפרוטוקול מתבצע בשיטת </w:t>
       </w:r>
       <w:r>
+        <w:rPr>
+          <w:rFonts w:ascii="Tahoma" w:hAnsi="Tahoma" w:cs="Tahoma"/>
+        </w:rPr>
         <w:t>MSB First</w:t>
       </w:r>
       <w:r>
         <w:rPr>
-          <w:rFonts w:cs="Arial"/>
+          <w:rFonts w:ascii="Tahoma" w:hAnsi="Tahoma" w:cs="Tahoma"/>
           <w:rtl/>
         </w:rPr>
         <w:t>. קו הנתונים (</w:t>
       </w:r>
       <w:r>
+        <w:rPr>
+          <w:rFonts w:ascii="Tahoma" w:hAnsi="Tahoma" w:cs="Tahoma"/>
+        </w:rPr>
         <w:t>SDA</w:t>
       </w:r>
       <w:r>
         <w:rPr>
-          <w:rFonts w:cs="Arial"/>
+          <w:rFonts w:ascii="Tahoma" w:hAnsi="Tahoma" w:cs="Tahoma"/>
           <w:rtl/>
         </w:rPr>
         <w:t>) יכול להשתנות רק כאשר קו השעון (</w:t>
       </w:r>
       <w:r>
+        <w:rPr>
+          <w:rFonts w:ascii="Tahoma" w:hAnsi="Tahoma" w:cs="Tahoma"/>
+        </w:rPr>
         <w:t>SCL</w:t>
       </w:r>
       <w:r>
         <w:rPr>
-          <w:rFonts w:cs="Arial"/>
+          <w:rFonts w:ascii="Tahoma" w:hAnsi="Tahoma" w:cs="Tahoma"/>
           <w:rtl/>
         </w:rPr>
         <w:t>) נמצא במצב '0'.</w:t>
@@ -21748,13 +22157,15 @@
     <w:p>
       <w:pPr>
         <w:rPr>
-          <w:rtl/>
-        </w:rPr>
-      </w:pPr>
-    </w:p>
-    <w:p>
-      <w:pPr>
-        <w:rPr>
+          <w:rFonts w:ascii="Tahoma" w:hAnsi="Tahoma" w:cs="Tahoma"/>
+          <w:rtl/>
+        </w:rPr>
+      </w:pPr>
+    </w:p>
+    <w:p>
+      <w:pPr>
+        <w:rPr>
+          <w:rFonts w:ascii="Tahoma" w:hAnsi="Tahoma" w:cs="Tahoma"/>
           <w:b/>
           <w:bCs/>
           <w:rtl/>
@@ -21762,7 +22173,7 @@
       </w:pPr>
       <w:r>
         <w:rPr>
-          <w:rFonts w:cs="Arial"/>
+          <w:rFonts w:ascii="Tahoma" w:hAnsi="Tahoma" w:cs="Tahoma"/>
           <w:b/>
           <w:bCs/>
           <w:rtl/>
@@ -21771,6 +22182,7 @@
       </w:r>
       <w:r>
         <w:rPr>
+          <w:rFonts w:ascii="Tahoma" w:hAnsi="Tahoma" w:cs="Tahoma"/>
           <w:b/>
           <w:bCs/>
         </w:rPr>
@@ -21780,52 +22192,65 @@
     <w:p>
       <w:pPr>
         <w:rPr>
-          <w:rtl/>
-        </w:rPr>
-      </w:pPr>
-      <w:r>
-        <w:rPr>
-          <w:rFonts w:cs="Arial"/>
+          <w:rFonts w:ascii="Tahoma" w:hAnsi="Tahoma" w:cs="Tahoma"/>
+          <w:rtl/>
+        </w:rPr>
+      </w:pPr>
+      <w:r>
+        <w:rPr>
+          <w:rFonts w:ascii="Tahoma" w:hAnsi="Tahoma" w:cs="Tahoma"/>
           <w:rtl/>
         </w:rPr>
         <w:t>1. תנאי התחלה (</w:t>
       </w:r>
       <w:r>
+        <w:rPr>
+          <w:rFonts w:ascii="Tahoma" w:hAnsi="Tahoma" w:cs="Tahoma"/>
+        </w:rPr>
         <w:t>Start Condition</w:t>
       </w:r>
       <w:r>
         <w:rPr>
-          <w:rFonts w:cs="Arial"/>
+          <w:rFonts w:ascii="Tahoma" w:hAnsi="Tahoma" w:cs="Tahoma"/>
           <w:rtl/>
         </w:rPr>
         <w:t>) - ה-</w:t>
       </w:r>
       <w:r>
+        <w:rPr>
+          <w:rFonts w:ascii="Tahoma" w:hAnsi="Tahoma" w:cs="Tahoma"/>
+        </w:rPr>
         <w:t>Master</w:t>
       </w:r>
       <w:r>
         <w:rPr>
-          <w:rFonts w:cs="Arial"/>
+          <w:rFonts w:ascii="Tahoma" w:hAnsi="Tahoma" w:cs="Tahoma"/>
           <w:rtl/>
         </w:rPr>
         <w:t xml:space="preserve"> מוריד את קו </w:t>
       </w:r>
       <w:r>
+        <w:rPr>
+          <w:rFonts w:ascii="Tahoma" w:hAnsi="Tahoma" w:cs="Tahoma"/>
+        </w:rPr>
         <w:t>SDA</w:t>
       </w:r>
       <w:r>
         <w:rPr>
-          <w:rFonts w:cs="Arial"/>
+          <w:rFonts w:ascii="Tahoma" w:hAnsi="Tahoma" w:cs="Tahoma"/>
           <w:rtl/>
         </w:rPr>
         <w:t xml:space="preserve"> למצב '0' בעוד שקו </w:t>
       </w:r>
       <w:r>
+        <w:rPr>
+          <w:rFonts w:ascii="Tahoma" w:hAnsi="Tahoma" w:cs="Tahoma"/>
+        </w:rPr>
         <w:t>SCL</w:t>
       </w:r>
       <w:r>
         <w:rPr>
-          <w:rFonts w:cs="Arial"/>
+          <w:rFonts w:ascii="Tahoma" w:hAnsi="Tahoma" w:cs="Tahoma"/>
           <w:rtl/>
         </w:rPr>
         <w:t xml:space="preserve"> נותר במצב '1'. זה מסמן תחילת תקשורת.</w:t>
@@ -21834,32 +22259,39 @@
     <w:p>
       <w:pPr>
         <w:rPr>
-          <w:rtl/>
-        </w:rPr>
-      </w:pPr>
-      <w:r>
-        <w:rPr>
-          <w:rFonts w:cs="Arial"/>
+          <w:rFonts w:ascii="Tahoma" w:hAnsi="Tahoma" w:cs="Tahoma"/>
+          <w:rtl/>
+        </w:rPr>
+      </w:pPr>
+      <w:r>
+        <w:rPr>
+          <w:rFonts w:ascii="Tahoma" w:hAnsi="Tahoma" w:cs="Tahoma"/>
           <w:rtl/>
         </w:rPr>
         <w:t>2. שליחת כתובת וסיבית קריאה/כתיבה - ה-</w:t>
       </w:r>
       <w:r>
+        <w:rPr>
+          <w:rFonts w:ascii="Tahoma" w:hAnsi="Tahoma" w:cs="Tahoma"/>
+        </w:rPr>
         <w:t>Master</w:t>
       </w:r>
       <w:r>
         <w:rPr>
-          <w:rFonts w:cs="Arial"/>
+          <w:rFonts w:ascii="Tahoma" w:hAnsi="Tahoma" w:cs="Tahoma"/>
           <w:rtl/>
         </w:rPr>
         <w:t xml:space="preserve"> שולח את כתובת ה-</w:t>
       </w:r>
       <w:r>
+        <w:rPr>
+          <w:rFonts w:ascii="Tahoma" w:hAnsi="Tahoma" w:cs="Tahoma"/>
+        </w:rPr>
         <w:t>Slave</w:t>
       </w:r>
       <w:r>
         <w:rPr>
-          <w:rFonts w:cs="Arial"/>
+          <w:rFonts w:ascii="Tahoma" w:hAnsi="Tahoma" w:cs="Tahoma"/>
           <w:rtl/>
         </w:rPr>
         <w:t xml:space="preserve"> וסיבית לציון קריאה (1) או כתיבה (0).</w:t>
@@ -21868,52 +22300,65 @@
     <w:p>
       <w:pPr>
         <w:rPr>
-          <w:rtl/>
-        </w:rPr>
-      </w:pPr>
-      <w:r>
-        <w:rPr>
-          <w:rFonts w:cs="Arial"/>
+          <w:rFonts w:ascii="Tahoma" w:hAnsi="Tahoma" w:cs="Tahoma"/>
+          <w:rtl/>
+        </w:rPr>
+      </w:pPr>
+      <w:r>
+        <w:rPr>
+          <w:rFonts w:ascii="Tahoma" w:hAnsi="Tahoma" w:cs="Tahoma"/>
           <w:rtl/>
         </w:rPr>
         <w:t>3. אישור (</w:t>
       </w:r>
       <w:r>
+        <w:rPr>
+          <w:rFonts w:ascii="Tahoma" w:hAnsi="Tahoma" w:cs="Tahoma"/>
+        </w:rPr>
         <w:t>ACK</w:t>
       </w:r>
       <w:r>
         <w:rPr>
-          <w:rFonts w:cs="Arial"/>
+          <w:rFonts w:ascii="Tahoma" w:hAnsi="Tahoma" w:cs="Tahoma"/>
           <w:rtl/>
         </w:rPr>
         <w:t>) - ה-</w:t>
       </w:r>
       <w:r>
+        <w:rPr>
+          <w:rFonts w:ascii="Tahoma" w:hAnsi="Tahoma" w:cs="Tahoma"/>
+        </w:rPr>
         <w:t>Slave</w:t>
       </w:r>
       <w:r>
         <w:rPr>
-          <w:rFonts w:cs="Arial"/>
+          <w:rFonts w:ascii="Tahoma" w:hAnsi="Tahoma" w:cs="Tahoma"/>
           <w:rtl/>
         </w:rPr>
         <w:t xml:space="preserve"> מאשר קבלת הנתונים על ידי הורדת קו </w:t>
       </w:r>
       <w:r>
+        <w:rPr>
+          <w:rFonts w:ascii="Tahoma" w:hAnsi="Tahoma" w:cs="Tahoma"/>
+        </w:rPr>
         <w:t>SDA</w:t>
       </w:r>
       <w:r>
         <w:rPr>
-          <w:rFonts w:cs="Arial"/>
+          <w:rFonts w:ascii="Tahoma" w:hAnsi="Tahoma" w:cs="Tahoma"/>
           <w:rtl/>
         </w:rPr>
         <w:t xml:space="preserve"> למצב '0'. אם אין אישור (</w:t>
       </w:r>
       <w:r>
+        <w:rPr>
+          <w:rFonts w:ascii="Tahoma" w:hAnsi="Tahoma" w:cs="Tahoma"/>
+        </w:rPr>
         <w:t>NACK</w:t>
       </w:r>
       <w:r>
         <w:rPr>
-          <w:rFonts w:cs="Arial"/>
+          <w:rFonts w:ascii="Tahoma" w:hAnsi="Tahoma" w:cs="Tahoma"/>
           <w:rtl/>
         </w:rPr>
         <w:t>), זה מסמן שהתקשורת נכשלה.</w:t>
@@ -21922,22 +22367,26 @@
     <w:p>
       <w:pPr>
         <w:rPr>
-          <w:rtl/>
-        </w:rPr>
-      </w:pPr>
-      <w:r>
-        <w:rPr>
-          <w:rFonts w:cs="Arial"/>
+          <w:rFonts w:ascii="Tahoma" w:hAnsi="Tahoma" w:cs="Tahoma"/>
+          <w:rtl/>
+        </w:rPr>
+      </w:pPr>
+      <w:r>
+        <w:rPr>
+          <w:rFonts w:ascii="Tahoma" w:hAnsi="Tahoma" w:cs="Tahoma"/>
           <w:rtl/>
         </w:rPr>
         <w:t>4. העברת נתונים - הנתונים מועברים במקטעים של 8 סיביות, כאשר כל מקטע מלווה באישור (</w:t>
       </w:r>
       <w:r>
+        <w:rPr>
+          <w:rFonts w:ascii="Tahoma" w:hAnsi="Tahoma" w:cs="Tahoma"/>
+        </w:rPr>
         <w:t>ACK</w:t>
       </w:r>
       <w:r>
         <w:rPr>
-          <w:rFonts w:cs="Arial"/>
+          <w:rFonts w:ascii="Tahoma" w:hAnsi="Tahoma" w:cs="Tahoma"/>
           <w:rtl/>
         </w:rPr>
         <w:t>).</w:t>
@@ -21946,52 +22395,65 @@
     <w:p>
       <w:pPr>
         <w:rPr>
-          <w:rtl/>
-        </w:rPr>
-      </w:pPr>
-      <w:r>
-        <w:rPr>
-          <w:rFonts w:cs="Arial"/>
+          <w:rFonts w:ascii="Tahoma" w:hAnsi="Tahoma" w:cs="Tahoma"/>
+          <w:rtl/>
+        </w:rPr>
+      </w:pPr>
+      <w:r>
+        <w:rPr>
+          <w:rFonts w:ascii="Tahoma" w:hAnsi="Tahoma" w:cs="Tahoma"/>
           <w:rtl/>
         </w:rPr>
         <w:t>5. תנאי סיום (</w:t>
       </w:r>
       <w:r>
+        <w:rPr>
+          <w:rFonts w:ascii="Tahoma" w:hAnsi="Tahoma" w:cs="Tahoma"/>
+        </w:rPr>
         <w:t>Stop Condition</w:t>
       </w:r>
       <w:r>
         <w:rPr>
-          <w:rFonts w:cs="Arial"/>
+          <w:rFonts w:ascii="Tahoma" w:hAnsi="Tahoma" w:cs="Tahoma"/>
           <w:rtl/>
         </w:rPr>
         <w:t>) - ה-</w:t>
       </w:r>
       <w:r>
+        <w:rPr>
+          <w:rFonts w:ascii="Tahoma" w:hAnsi="Tahoma" w:cs="Tahoma"/>
+        </w:rPr>
         <w:t>Master</w:t>
       </w:r>
       <w:r>
         <w:rPr>
-          <w:rFonts w:cs="Arial"/>
+          <w:rFonts w:ascii="Tahoma" w:hAnsi="Tahoma" w:cs="Tahoma"/>
           <w:rtl/>
         </w:rPr>
         <w:t xml:space="preserve"> מעלה את קו </w:t>
       </w:r>
       <w:r>
+        <w:rPr>
+          <w:rFonts w:ascii="Tahoma" w:hAnsi="Tahoma" w:cs="Tahoma"/>
+        </w:rPr>
         <w:t>SDA</w:t>
       </w:r>
       <w:r>
         <w:rPr>
-          <w:rFonts w:cs="Arial"/>
+          <w:rFonts w:ascii="Tahoma" w:hAnsi="Tahoma" w:cs="Tahoma"/>
           <w:rtl/>
         </w:rPr>
         <w:t xml:space="preserve"> למצב '1' בזמן שקו </w:t>
       </w:r>
       <w:r>
+        <w:rPr>
+          <w:rFonts w:ascii="Tahoma" w:hAnsi="Tahoma" w:cs="Tahoma"/>
+        </w:rPr>
         <w:t>SCL</w:t>
       </w:r>
       <w:r>
         <w:rPr>
-          <w:rFonts w:cs="Arial"/>
+          <w:rFonts w:ascii="Tahoma" w:hAnsi="Tahoma" w:cs="Tahoma"/>
           <w:rtl/>
         </w:rPr>
         <w:t xml:space="preserve"> נשאר במצב '1', מה שמסמן סיום התקשורת.</w:t>
@@ -22000,13 +22462,15 @@
     <w:p>
       <w:pPr>
         <w:rPr>
-          <w:rtl/>
-        </w:rPr>
-      </w:pPr>
-    </w:p>
-    <w:p>
-      <w:pPr>
-        <w:rPr>
+          <w:rFonts w:ascii="Tahoma" w:hAnsi="Tahoma" w:cs="Tahoma"/>
+          <w:rtl/>
+        </w:rPr>
+      </w:pPr>
+    </w:p>
+    <w:p>
+      <w:pPr>
+        <w:rPr>
+          <w:rFonts w:ascii="Tahoma" w:hAnsi="Tahoma" w:cs="Tahoma"/>
           <w:b/>
           <w:bCs/>
           <w:rtl/>
@@ -22014,7 +22478,7 @@
       </w:pPr>
       <w:r>
         <w:rPr>
-          <w:rFonts w:cs="Arial"/>
+          <w:rFonts w:ascii="Tahoma" w:hAnsi="Tahoma" w:cs="Tahoma"/>
           <w:b/>
           <w:bCs/>
           <w:rtl/>
@@ -22023,6 +22487,7 @@
       </w:r>
       <w:r>
         <w:rPr>
+          <w:rFonts w:ascii="Tahoma" w:hAnsi="Tahoma" w:cs="Tahoma"/>
           <w:b/>
           <w:bCs/>
         </w:rPr>
@@ -22030,7 +22495,7 @@
       </w:r>
       <w:r>
         <w:rPr>
-          <w:rFonts w:cs="Arial"/>
+          <w:rFonts w:ascii="Tahoma" w:hAnsi="Tahoma" w:cs="Tahoma"/>
           <w:b/>
           <w:bCs/>
           <w:rtl/>
@@ -22039,6 +22504,7 @@
       </w:r>
       <w:r>
         <w:rPr>
+          <w:rFonts w:ascii="Tahoma" w:hAnsi="Tahoma" w:cs="Tahoma"/>
           <w:b/>
           <w:bCs/>
         </w:rPr>
@@ -22048,92 +22514,117 @@
     <w:p>
       <w:pPr>
         <w:rPr>
-          <w:rtl/>
-        </w:rPr>
-      </w:pPr>
-      <w:r>
-        <w:rPr>
-          <w:rFonts w:cs="Arial"/>
+          <w:rFonts w:ascii="Tahoma" w:hAnsi="Tahoma" w:cs="Tahoma"/>
+          <w:rtl/>
+        </w:rPr>
+      </w:pPr>
+      <w:r>
+        <w:rPr>
+          <w:rFonts w:ascii="Tahoma" w:hAnsi="Tahoma" w:cs="Tahoma"/>
           <w:rtl/>
         </w:rPr>
         <w:t xml:space="preserve">מיקרו-בקר </w:t>
       </w:r>
       <w:r>
+        <w:rPr>
+          <w:rFonts w:ascii="Tahoma" w:hAnsi="Tahoma" w:cs="Tahoma"/>
+        </w:rPr>
         <w:t>ESP32</w:t>
       </w:r>
       <w:r>
         <w:rPr>
-          <w:rFonts w:cs="Arial"/>
+          <w:rFonts w:ascii="Tahoma" w:hAnsi="Tahoma" w:cs="Tahoma"/>
           <w:rtl/>
         </w:rPr>
         <w:t xml:space="preserve"> כולל תמיכה מובנית בפרוטוקול </w:t>
       </w:r>
       <w:r>
+        <w:rPr>
+          <w:rFonts w:ascii="Tahoma" w:hAnsi="Tahoma" w:cs="Tahoma"/>
+        </w:rPr>
         <w:t>I²C</w:t>
       </w:r>
       <w:r>
         <w:rPr>
-          <w:rFonts w:cs="Arial"/>
+          <w:rFonts w:ascii="Tahoma" w:hAnsi="Tahoma" w:cs="Tahoma"/>
           <w:rtl/>
         </w:rPr>
         <w:t xml:space="preserve">, עם גמישות רבה בבחירת הפינים לחיבורי </w:t>
       </w:r>
       <w:r>
+        <w:rPr>
+          <w:rFonts w:ascii="Tahoma" w:hAnsi="Tahoma" w:cs="Tahoma"/>
+        </w:rPr>
         <w:t>SCL</w:t>
       </w:r>
       <w:r>
         <w:rPr>
-          <w:rFonts w:cs="Arial"/>
+          <w:rFonts w:ascii="Tahoma" w:hAnsi="Tahoma" w:cs="Tahoma"/>
           <w:rtl/>
         </w:rPr>
         <w:t xml:space="preserve"> ו-</w:t>
       </w:r>
       <w:r>
+        <w:rPr>
+          <w:rFonts w:ascii="Tahoma" w:hAnsi="Tahoma" w:cs="Tahoma"/>
+        </w:rPr>
         <w:t>SDA</w:t>
       </w:r>
       <w:r>
         <w:rPr>
-          <w:rFonts w:cs="Arial"/>
+          <w:rFonts w:ascii="Tahoma" w:hAnsi="Tahoma" w:cs="Tahoma"/>
           <w:rtl/>
         </w:rPr>
         <w:t xml:space="preserve">. ברוב המקרים, הפינים המועדפים הם </w:t>
       </w:r>
       <w:r>
+        <w:rPr>
+          <w:rFonts w:ascii="Tahoma" w:hAnsi="Tahoma" w:cs="Tahoma"/>
+        </w:rPr>
         <w:t>GPIO21 (SDA)</w:t>
       </w:r>
       <w:r>
         <w:rPr>
-          <w:rFonts w:cs="Arial"/>
+          <w:rFonts w:ascii="Tahoma" w:hAnsi="Tahoma" w:cs="Tahoma"/>
           <w:rtl/>
         </w:rPr>
         <w:t xml:space="preserve"> ו-</w:t>
       </w:r>
       <w:r>
+        <w:rPr>
+          <w:rFonts w:ascii="Tahoma" w:hAnsi="Tahoma" w:cs="Tahoma"/>
+        </w:rPr>
         <w:t>GPIO22 (SCL)</w:t>
       </w:r>
       <w:r>
         <w:rPr>
-          <w:rFonts w:cs="Arial"/>
+          <w:rFonts w:ascii="Tahoma" w:hAnsi="Tahoma" w:cs="Tahoma"/>
           <w:rtl/>
         </w:rPr>
         <w:t>. ניתן להגדיר כמעט כל פין כ-</w:t>
       </w:r>
       <w:r>
+        <w:rPr>
+          <w:rFonts w:ascii="Tahoma" w:hAnsi="Tahoma" w:cs="Tahoma"/>
+        </w:rPr>
         <w:t>SDA</w:t>
       </w:r>
       <w:r>
         <w:rPr>
-          <w:rFonts w:cs="Arial"/>
+          <w:rFonts w:ascii="Tahoma" w:hAnsi="Tahoma" w:cs="Tahoma"/>
           <w:rtl/>
         </w:rPr>
         <w:t xml:space="preserve"> או </w:t>
       </w:r>
       <w:r>
+        <w:rPr>
+          <w:rFonts w:ascii="Tahoma" w:hAnsi="Tahoma" w:cs="Tahoma"/>
+        </w:rPr>
         <w:t>SCL</w:t>
       </w:r>
       <w:r>
         <w:rPr>
-          <w:rFonts w:cs="Arial"/>
+          <w:rFonts w:ascii="Tahoma" w:hAnsi="Tahoma" w:cs="Tahoma"/>
           <w:rtl/>
         </w:rPr>
         <w:t>, מה שמקל על התאמת החומרה.</w:t>
@@ -22142,20 +22633,22 @@
     <w:p>
       <w:pPr>
         <w:rPr>
-          <w:rtl/>
-        </w:rPr>
-      </w:pPr>
-    </w:p>
-    <w:p>
-      <w:pPr>
-        <w:rPr>
+          <w:rFonts w:ascii="Tahoma" w:hAnsi="Tahoma" w:cs="Tahoma"/>
+          <w:rtl/>
+        </w:rPr>
+      </w:pPr>
+    </w:p>
+    <w:p>
+      <w:pPr>
+        <w:rPr>
+          <w:rFonts w:ascii="Tahoma" w:hAnsi="Tahoma" w:cs="Tahoma"/>
           <w:b/>
           <w:bCs/>
         </w:rPr>
       </w:pPr>
       <w:r>
         <w:rPr>
-          <w:rFonts w:cs="Arial"/>
+          <w:rFonts w:ascii="Tahoma" w:hAnsi="Tahoma" w:cs="Tahoma"/>
           <w:b/>
           <w:bCs/>
           <w:rtl/>
@@ -22164,6 +22657,7 @@
       </w:r>
       <w:r>
         <w:rPr>
+          <w:rFonts w:ascii="Tahoma" w:hAnsi="Tahoma" w:cs="Tahoma"/>
           <w:b/>
           <w:bCs/>
         </w:rPr>
@@ -22171,7 +22665,7 @@
       </w:r>
       <w:r>
         <w:rPr>
-          <w:rFonts w:cs="Arial"/>
+          <w:rFonts w:ascii="Tahoma" w:hAnsi="Tahoma" w:cs="Tahoma"/>
           <w:b/>
           <w:bCs/>
           <w:rtl/>
@@ -22180,6 +22674,7 @@
       </w:r>
       <w:r>
         <w:rPr>
+          <w:rFonts w:ascii="Tahoma" w:hAnsi="Tahoma" w:cs="Tahoma"/>
           <w:b/>
           <w:bCs/>
         </w:rPr>
@@ -22189,58 +22684,74 @@
     <w:p>
       <w:pPr>
         <w:rPr>
-          <w:rtl/>
-        </w:rPr>
-      </w:pPr>
-      <w:r>
-        <w:rPr>
-          <w:rFonts w:cs="Arial"/>
+          <w:rFonts w:ascii="Tahoma" w:hAnsi="Tahoma" w:cs="Tahoma"/>
+          <w:rtl/>
+        </w:rPr>
+      </w:pPr>
+      <w:r>
+        <w:rPr>
+          <w:rFonts w:ascii="Tahoma" w:hAnsi="Tahoma" w:cs="Tahoma"/>
           <w:rtl/>
         </w:rPr>
         <w:t>1. תמיכה במצבים מרובים - ניתן להגדיר את ה-</w:t>
       </w:r>
       <w:r>
+        <w:rPr>
+          <w:rFonts w:ascii="Tahoma" w:hAnsi="Tahoma" w:cs="Tahoma"/>
+        </w:rPr>
         <w:t>ESP32</w:t>
       </w:r>
       <w:r>
         <w:rPr>
-          <w:rFonts w:cs="Arial"/>
+          <w:rFonts w:ascii="Tahoma" w:hAnsi="Tahoma" w:cs="Tahoma"/>
           <w:rtl/>
         </w:rPr>
         <w:t xml:space="preserve"> כ-</w:t>
       </w:r>
       <w:r>
+        <w:rPr>
+          <w:rFonts w:ascii="Tahoma" w:hAnsi="Tahoma" w:cs="Tahoma"/>
+        </w:rPr>
         <w:t>Master</w:t>
       </w:r>
       <w:r>
         <w:rPr>
-          <w:rFonts w:cs="Arial"/>
+          <w:rFonts w:ascii="Tahoma" w:hAnsi="Tahoma" w:cs="Tahoma"/>
           <w:rtl/>
         </w:rPr>
         <w:t xml:space="preserve"> או </w:t>
       </w:r>
       <w:r>
+        <w:rPr>
+          <w:rFonts w:ascii="Tahoma" w:hAnsi="Tahoma" w:cs="Tahoma"/>
+        </w:rPr>
         <w:t>Slave</w:t>
       </w:r>
       <w:r>
         <w:rPr>
-          <w:rFonts w:cs="Arial"/>
+          <w:rFonts w:ascii="Tahoma" w:hAnsi="Tahoma" w:cs="Tahoma"/>
           <w:rtl/>
         </w:rPr>
         <w:t xml:space="preserve"> בהתאם לצורך.</w:t>
       </w:r>
     </w:p>
     <w:p>
-      <w:r>
-        <w:rPr>
-          <w:rFonts w:cs="Arial"/>
-          <w:rtl/>
-        </w:rPr>
+      <w:pPr>
+        <w:rPr>
+          <w:rFonts w:ascii="Tahoma" w:hAnsi="Tahoma" w:cs="Tahoma"/>
+        </w:rPr>
+      </w:pPr>
+      <w:r>
+        <w:rPr>
+          <w:rFonts w:ascii="Tahoma" w:hAnsi="Tahoma" w:cs="Tahoma"/>
+          <w:rtl/>
+        </w:rPr>
+        <w:lastRenderedPageBreak/>
         <w:t>2. מהירויות שונות - הפרוטוקול תומך במגוון מהירויות</w:t>
       </w:r>
       <w:r>
         <w:rPr>
-          <w:rFonts w:cs="Arial" w:hint="cs"/>
+          <w:rFonts w:ascii="Tahoma" w:hAnsi="Tahoma" w:cs="Tahoma"/>
           <w:rtl/>
         </w:rPr>
         <w:t>. דבר זה מאפשר גמישות בהתאם לסוג ההתקן והבקר</w:t>
@@ -22249,32 +22760,39 @@
     <w:p>
       <w:pPr>
         <w:rPr>
-          <w:rtl/>
-        </w:rPr>
-      </w:pPr>
-      <w:r>
-        <w:rPr>
-          <w:rFonts w:cs="Arial"/>
+          <w:rFonts w:ascii="Tahoma" w:hAnsi="Tahoma" w:cs="Tahoma"/>
+          <w:rtl/>
+        </w:rPr>
+      </w:pPr>
+      <w:r>
+        <w:rPr>
+          <w:rFonts w:ascii="Tahoma" w:hAnsi="Tahoma" w:cs="Tahoma"/>
           <w:rtl/>
         </w:rPr>
         <w:t>3. גמישות בחיבור - ניתן להגדיר כל פין כ-</w:t>
       </w:r>
       <w:r>
+        <w:rPr>
+          <w:rFonts w:ascii="Tahoma" w:hAnsi="Tahoma" w:cs="Tahoma"/>
+        </w:rPr>
         <w:t>SCL</w:t>
       </w:r>
       <w:r>
         <w:rPr>
-          <w:rFonts w:cs="Arial"/>
+          <w:rFonts w:ascii="Tahoma" w:hAnsi="Tahoma" w:cs="Tahoma"/>
           <w:rtl/>
         </w:rPr>
         <w:t xml:space="preserve"> או </w:t>
       </w:r>
       <w:r>
+        <w:rPr>
+          <w:rFonts w:ascii="Tahoma" w:hAnsi="Tahoma" w:cs="Tahoma"/>
+        </w:rPr>
         <w:t>SDA</w:t>
       </w:r>
       <w:r>
         <w:rPr>
-          <w:rFonts w:cs="Arial"/>
+          <w:rFonts w:ascii="Tahoma" w:hAnsi="Tahoma" w:cs="Tahoma"/>
           <w:rtl/>
         </w:rPr>
         <w:t>, המאפשר התאמה לצרכים שונים.</w:t>
@@ -22283,13 +22801,15 @@
     <w:p>
       <w:pPr>
         <w:rPr>
-          <w:rtl/>
-        </w:rPr>
-      </w:pPr>
-    </w:p>
-    <w:p>
-      <w:pPr>
-        <w:rPr>
+          <w:rFonts w:ascii="Tahoma" w:hAnsi="Tahoma" w:cs="Tahoma"/>
+          <w:rtl/>
+        </w:rPr>
+      </w:pPr>
+    </w:p>
+    <w:p>
+      <w:pPr>
+        <w:rPr>
+          <w:rFonts w:ascii="Tahoma" w:hAnsi="Tahoma" w:cs="Tahoma"/>
           <w:b/>
           <w:bCs/>
           <w:rtl/>
@@ -22297,16 +22817,16 @@
       </w:pPr>
       <w:r>
         <w:rPr>
-          <w:rFonts w:cs="Arial"/>
+          <w:rFonts w:ascii="Tahoma" w:hAnsi="Tahoma" w:cs="Tahoma"/>
           <w:b/>
           <w:bCs/>
           <w:rtl/>
         </w:rPr>
-        <w:lastRenderedPageBreak/>
         <w:t xml:space="preserve">שימושים נפוצים בפרוטוקול </w:t>
       </w:r>
       <w:r>
         <w:rPr>
+          <w:rFonts w:ascii="Tahoma" w:hAnsi="Tahoma" w:cs="Tahoma"/>
           <w:b/>
           <w:bCs/>
         </w:rPr>
@@ -22327,44 +22847,63 @@
         </w:rPr>
       </w:pPr>
       <w:r>
+        <w:rPr>
+          <w:rFonts w:ascii="Tahoma" w:hAnsi="Tahoma" w:cs="Tahoma"/>
+        </w:rPr>
         <w:t>I²C</w:t>
       </w:r>
       <w:r>
         <w:rPr>
+          <w:rFonts w:ascii="Tahoma" w:hAnsi="Tahoma" w:cs="Tahoma"/>
+          <w:rtl/>
+        </w:rPr>
+        <w:t xml:space="preserve"> משמש במגוון רחב של יישומים, כולל חיבור חיישנים, מסכים קטנים, מודולים לזיהוי טביעות אצבע, </w:t>
+      </w:r>
+      <w:r>
+        <w:rPr>
+          <w:rFonts w:ascii="Tahoma" w:hAnsi="Tahoma" w:cs="Tahoma"/>
+        </w:rPr>
+        <w:t>RTC</w:t>
+      </w:r>
+      <w:r>
+        <w:rPr>
+          <w:rFonts w:ascii="Tahoma" w:hAnsi="Tahoma" w:cs="Tahoma"/>
+          <w:rtl/>
+        </w:rPr>
+        <w:t xml:space="preserve"> (שעונים בזמן אמת), רכיבי זיכרון </w:t>
+      </w:r>
+      <w:r>
+        <w:rPr>
+          <w:rFonts w:ascii="Tahoma" w:hAnsi="Tahoma" w:cs="Tahoma"/>
+        </w:rPr>
+        <w:t>EEPROM</w:t>
+      </w:r>
+      <w:r>
+        <w:rPr>
+          <w:rFonts w:ascii="Tahoma" w:hAnsi="Tahoma" w:cs="Tahoma"/>
+          <w:rtl/>
+        </w:rPr>
+        <w:t xml:space="preserve"> ורכיבים נוספים. הוא מציע פשטות, יעילות ומהירות גבוהה, מה שהופך אותו לאידיאלי לפרויקטים עם מיקרו-בקרים דוגמת </w:t>
+      </w:r>
+      <w:r>
+        <w:rPr>
+          <w:rFonts w:ascii="Tahoma" w:hAnsi="Tahoma" w:cs="Tahoma"/>
+        </w:rPr>
+        <w:t>ESP32</w:t>
+      </w:r>
+      <w:r>
+        <w:rPr>
+          <w:rFonts w:ascii="Tahoma" w:hAnsi="Tahoma" w:cs="Tahoma"/>
+          <w:rtl/>
+        </w:rPr>
+        <w:t>.</w:t>
+      </w:r>
+      <w:r>
+        <w:rPr>
           <w:rFonts w:cs="Arial"/>
           <w:rtl/>
         </w:rPr>
-        <w:t xml:space="preserve"> משמש במגוון רחב של יישומים, כולל חיבור חיישנים, מסכים קטנים, מודולים לזיהוי טביעות אצבע, </w:t>
-      </w:r>
-      <w:r>
-        <w:t>RTC</w:t>
-      </w:r>
-      <w:r>
-        <w:rPr>
-          <w:rFonts w:cs="Arial"/>
-          <w:rtl/>
-        </w:rPr>
-        <w:t xml:space="preserve"> (שעונים בזמן אמת), רכיבי זיכרון </w:t>
-      </w:r>
-      <w:r>
-        <w:t>EEPROM</w:t>
-      </w:r>
-      <w:r>
-        <w:rPr>
-          <w:rFonts w:cs="Arial"/>
-          <w:rtl/>
-        </w:rPr>
-        <w:t xml:space="preserve"> ורכיבים נוספים. הוא מציע פשטות, יעילות ומהירות גבוהה, מה שהופך אותו לאידיאלי לפרויקטים עם מיקרו-בקרים דוגמת </w:t>
-      </w:r>
-      <w:r>
-        <w:t>ESP32</w:t>
-      </w:r>
-      <w:r>
-        <w:rPr>
-          <w:rFonts w:cs="Arial"/>
-          <w:rtl/>
-        </w:rPr>
-        <w:t xml:space="preserve">. </w:t>
+        <w:t xml:space="preserve"> </w:t>
       </w:r>
       <w:r>
         <w:rPr>
@@ -22380,6 +22919,7 @@
           <w:rtl/>
         </w:rPr>
       </w:pPr>
+      <w:bookmarkStart w:id="24" w:name="_Toc185711982"/>
       <w:r>
         <w:rPr>
           <w:rFonts w:hint="cs"/>
@@ -22394,19 +22934,20 @@
         </w:rPr>
         <w:t>OLED</w:t>
       </w:r>
-    </w:p>
-    <w:p>
-      <w:pPr>
-        <w:rPr>
-          <w:rFonts w:cstheme="minorHAnsi"/>
-          <w:sz w:val="24"/>
-          <w:szCs w:val="24"/>
-          <w:rtl/>
-        </w:rPr>
-      </w:pPr>
-      <w:r>
-        <w:rPr>
-          <w:rFonts w:cstheme="minorHAnsi"/>
+      <w:bookmarkEnd w:id="24"/>
+    </w:p>
+    <w:p>
+      <w:pPr>
+        <w:rPr>
+          <w:rFonts w:ascii="Tahoma" w:hAnsi="Tahoma" w:cs="Tahoma"/>
+          <w:sz w:val="24"/>
+          <w:szCs w:val="24"/>
+          <w:rtl/>
+        </w:rPr>
+      </w:pPr>
+      <w:r>
+        <w:rPr>
+          <w:rFonts w:ascii="Tahoma" w:hAnsi="Tahoma" w:cs="Tahoma"/>
           <w:sz w:val="24"/>
           <w:szCs w:val="24"/>
           <w:rtl/>
@@ -22415,7 +22956,7 @@
       </w:r>
       <w:r>
         <w:rPr>
-          <w:rFonts w:cstheme="minorHAnsi"/>
+          <w:rFonts w:ascii="Tahoma" w:hAnsi="Tahoma" w:cs="Tahoma"/>
           <w:sz w:val="24"/>
           <w:szCs w:val="24"/>
         </w:rPr>
@@ -22423,7 +22964,7 @@
       </w:r>
       <w:r>
         <w:rPr>
-          <w:rFonts w:cstheme="minorHAnsi"/>
+          <w:rFonts w:ascii="Tahoma" w:hAnsi="Tahoma" w:cs="Tahoma"/>
           <w:sz w:val="24"/>
           <w:szCs w:val="24"/>
           <w:rtl/>
@@ -22432,7 +22973,7 @@
       </w:r>
       <w:r>
         <w:rPr>
-          <w:rFonts w:cstheme="minorHAnsi"/>
+          <w:rFonts w:ascii="Tahoma" w:hAnsi="Tahoma" w:cs="Tahoma"/>
           <w:sz w:val="24"/>
           <w:szCs w:val="24"/>
         </w:rPr>
@@ -22440,7 +22981,7 @@
       </w:r>
       <w:r>
         <w:rPr>
-          <w:rFonts w:cstheme="minorHAnsi"/>
+          <w:rFonts w:ascii="Tahoma" w:hAnsi="Tahoma" w:cs="Tahoma"/>
           <w:sz w:val="24"/>
           <w:szCs w:val="24"/>
           <w:rtl/>
@@ -22449,7 +22990,7 @@
       </w:r>
       <w:r>
         <w:rPr>
-          <w:rFonts w:cstheme="minorHAnsi"/>
+          <w:rFonts w:ascii="Tahoma" w:hAnsi="Tahoma" w:cs="Tahoma"/>
           <w:sz w:val="24"/>
           <w:szCs w:val="24"/>
         </w:rPr>
@@ -22457,7 +22998,7 @@
       </w:r>
       <w:r>
         <w:rPr>
-          <w:rFonts w:cstheme="minorHAnsi"/>
+          <w:rFonts w:ascii="Tahoma" w:hAnsi="Tahoma" w:cs="Tahoma"/>
           <w:sz w:val="24"/>
           <w:szCs w:val="24"/>
           <w:rtl/>
@@ -22468,7 +23009,7 @@
     <w:p>
       <w:pPr>
         <w:rPr>
-          <w:rFonts w:cstheme="minorHAnsi"/>
+          <w:rFonts w:ascii="Tahoma" w:hAnsi="Tahoma" w:cs="Tahoma"/>
           <w:b/>
           <w:bCs/>
           <w:sz w:val="28"/>
@@ -22478,7 +23019,7 @@
       </w:pPr>
       <w:r>
         <w:rPr>
-          <w:rFonts w:cstheme="minorHAnsi"/>
+          <w:rFonts w:ascii="Tahoma" w:hAnsi="Tahoma" w:cs="Tahoma"/>
           <w:b/>
           <w:bCs/>
           <w:sz w:val="28"/>
@@ -22489,7 +23030,7 @@
       </w:r>
       <w:r>
         <w:rPr>
-          <w:rFonts w:cstheme="minorHAnsi"/>
+          <w:rFonts w:ascii="Tahoma" w:hAnsi="Tahoma" w:cs="Tahoma"/>
           <w:b/>
           <w:bCs/>
           <w:sz w:val="28"/>
@@ -22501,15 +23042,15 @@
     <w:p>
       <w:pPr>
         <w:rPr>
-          <w:rFonts w:cstheme="minorHAnsi"/>
-          <w:sz w:val="24"/>
-          <w:szCs w:val="24"/>
-          <w:rtl/>
-        </w:rPr>
-      </w:pPr>
-      <w:r>
-        <w:rPr>
-          <w:rFonts w:cstheme="minorHAnsi"/>
+          <w:rFonts w:ascii="Tahoma" w:hAnsi="Tahoma" w:cs="Tahoma"/>
+          <w:sz w:val="24"/>
+          <w:szCs w:val="24"/>
+          <w:rtl/>
+        </w:rPr>
+      </w:pPr>
+      <w:r>
+        <w:rPr>
+          <w:rFonts w:ascii="Tahoma" w:hAnsi="Tahoma" w:cs="Tahoma"/>
           <w:sz w:val="24"/>
           <w:szCs w:val="24"/>
           <w:rtl/>
@@ -22518,7 +23059,7 @@
       </w:r>
       <w:r>
         <w:rPr>
-          <w:rFonts w:cstheme="minorHAnsi"/>
+          <w:rFonts w:ascii="Tahoma" w:hAnsi="Tahoma" w:cs="Tahoma"/>
           <w:sz w:val="24"/>
           <w:szCs w:val="24"/>
         </w:rPr>
@@ -22526,7 +23067,7 @@
       </w:r>
       <w:r>
         <w:rPr>
-          <w:rFonts w:cstheme="minorHAnsi"/>
+          <w:rFonts w:ascii="Tahoma" w:hAnsi="Tahoma" w:cs="Tahoma"/>
           <w:sz w:val="24"/>
           <w:szCs w:val="24"/>
           <w:rtl/>
@@ -22536,7 +23077,7 @@
       <w:proofErr w:type="spellStart"/>
       <w:r>
         <w:rPr>
-          <w:rFonts w:cstheme="minorHAnsi"/>
+          <w:rFonts w:ascii="Tahoma" w:hAnsi="Tahoma" w:cs="Tahoma"/>
           <w:sz w:val="24"/>
           <w:szCs w:val="24"/>
           <w:rtl/>
@@ -22546,7 +23087,7 @@
       <w:proofErr w:type="spellEnd"/>
       <w:r>
         <w:rPr>
-          <w:rFonts w:cstheme="minorHAnsi"/>
+          <w:rFonts w:ascii="Tahoma" w:hAnsi="Tahoma" w:cs="Tahoma"/>
           <w:sz w:val="24"/>
           <w:szCs w:val="24"/>
           <w:rtl/>
@@ -22557,15 +23098,15 @@
     <w:p>
       <w:pPr>
         <w:rPr>
-          <w:rFonts w:cstheme="minorHAnsi"/>
-          <w:sz w:val="24"/>
-          <w:szCs w:val="24"/>
-          <w:rtl/>
-        </w:rPr>
-      </w:pPr>
-      <w:r>
-        <w:rPr>
-          <w:rFonts w:cstheme="minorHAnsi"/>
+          <w:rFonts w:ascii="Tahoma" w:hAnsi="Tahoma" w:cs="Tahoma"/>
+          <w:sz w:val="24"/>
+          <w:szCs w:val="24"/>
+          <w:rtl/>
+        </w:rPr>
+      </w:pPr>
+      <w:r>
+        <w:rPr>
+          <w:rFonts w:ascii="Tahoma" w:hAnsi="Tahoma" w:cs="Tahoma"/>
           <w:sz w:val="24"/>
           <w:szCs w:val="24"/>
           <w:rtl/>
@@ -22574,7 +23115,7 @@
       </w:r>
       <w:r>
         <w:rPr>
-          <w:rFonts w:cstheme="minorHAnsi"/>
+          <w:rFonts w:ascii="Tahoma" w:hAnsi="Tahoma" w:cs="Tahoma"/>
           <w:sz w:val="24"/>
           <w:szCs w:val="24"/>
         </w:rPr>
@@ -22582,7 +23123,7 @@
       </w:r>
       <w:r>
         <w:rPr>
-          <w:rFonts w:cstheme="minorHAnsi"/>
+          <w:rFonts w:ascii="Tahoma" w:hAnsi="Tahoma" w:cs="Tahoma"/>
           <w:sz w:val="24"/>
           <w:szCs w:val="24"/>
           <w:rtl/>
@@ -22593,7 +23134,7 @@
     <w:p>
       <w:pPr>
         <w:rPr>
-          <w:rFonts w:cstheme="minorHAnsi"/>
+          <w:rFonts w:ascii="Tahoma" w:hAnsi="Tahoma" w:cs="Tahoma"/>
           <w:sz w:val="24"/>
           <w:szCs w:val="24"/>
           <w:rtl/>
@@ -22602,7 +23143,7 @@
       <w:proofErr w:type="spellStart"/>
       <w:r>
         <w:rPr>
-          <w:rFonts w:cstheme="minorHAnsi"/>
+          <w:rFonts w:ascii="Tahoma" w:hAnsi="Tahoma" w:cs="Tahoma"/>
           <w:sz w:val="24"/>
           <w:szCs w:val="24"/>
           <w:rtl/>
@@ -22612,7 +23153,7 @@
       <w:proofErr w:type="spellEnd"/>
       <w:r>
         <w:rPr>
-          <w:rFonts w:cstheme="minorHAnsi"/>
+          <w:rFonts w:ascii="Tahoma" w:hAnsi="Tahoma" w:cs="Tahoma"/>
           <w:sz w:val="24"/>
           <w:szCs w:val="24"/>
           <w:rtl/>
@@ -22623,15 +23164,15 @@
     <w:p>
       <w:pPr>
         <w:rPr>
-          <w:rFonts w:cstheme="minorHAnsi"/>
-          <w:sz w:val="24"/>
-          <w:szCs w:val="24"/>
-          <w:rtl/>
-        </w:rPr>
-      </w:pPr>
-      <w:r>
-        <w:rPr>
-          <w:rFonts w:cstheme="minorHAnsi"/>
+          <w:rFonts w:ascii="Tahoma" w:hAnsi="Tahoma" w:cs="Tahoma"/>
+          <w:sz w:val="24"/>
+          <w:szCs w:val="24"/>
+          <w:rtl/>
+        </w:rPr>
+      </w:pPr>
+      <w:r>
+        <w:rPr>
+          <w:rFonts w:ascii="Tahoma" w:hAnsi="Tahoma" w:cs="Tahoma"/>
           <w:sz w:val="24"/>
           <w:szCs w:val="24"/>
           <w:rtl/>
@@ -22641,7 +23182,7 @@
       <w:proofErr w:type="spellStart"/>
       <w:r>
         <w:rPr>
-          <w:rFonts w:cstheme="minorHAnsi"/>
+          <w:rFonts w:ascii="Tahoma" w:hAnsi="Tahoma" w:cs="Tahoma"/>
           <w:sz w:val="24"/>
           <w:szCs w:val="24"/>
           <w:rtl/>
@@ -22651,7 +23192,7 @@
       <w:proofErr w:type="spellEnd"/>
       <w:r>
         <w:rPr>
-          <w:rFonts w:cstheme="minorHAnsi"/>
+          <w:rFonts w:ascii="Tahoma" w:hAnsi="Tahoma" w:cs="Tahoma"/>
           <w:sz w:val="24"/>
           <w:szCs w:val="24"/>
           <w:rtl/>
@@ -22661,7 +23202,7 @@
       <w:proofErr w:type="spellStart"/>
       <w:r>
         <w:rPr>
-          <w:rFonts w:cstheme="minorHAnsi"/>
+          <w:rFonts w:ascii="Tahoma" w:hAnsi="Tahoma" w:cs="Tahoma"/>
           <w:sz w:val="24"/>
           <w:szCs w:val="24"/>
           <w:rtl/>
@@ -22671,7 +23212,7 @@
       <w:proofErr w:type="spellEnd"/>
       <w:r>
         <w:rPr>
-          <w:rFonts w:cstheme="minorHAnsi"/>
+          <w:rFonts w:ascii="Tahoma" w:hAnsi="Tahoma" w:cs="Tahoma"/>
           <w:sz w:val="24"/>
           <w:szCs w:val="24"/>
           <w:rtl/>
@@ -22682,15 +23223,15 @@
     <w:p>
       <w:pPr>
         <w:rPr>
-          <w:rFonts w:cstheme="minorHAnsi"/>
-          <w:sz w:val="24"/>
-          <w:szCs w:val="24"/>
-          <w:rtl/>
-        </w:rPr>
-      </w:pPr>
-      <w:r>
-        <w:rPr>
-          <w:rFonts w:cstheme="minorHAnsi"/>
+          <w:rFonts w:ascii="Tahoma" w:hAnsi="Tahoma" w:cs="Tahoma"/>
+          <w:sz w:val="24"/>
+          <w:szCs w:val="24"/>
+          <w:rtl/>
+        </w:rPr>
+      </w:pPr>
+      <w:r>
+        <w:rPr>
+          <w:rFonts w:ascii="Tahoma" w:hAnsi="Tahoma" w:cs="Tahoma"/>
           <w:sz w:val="24"/>
           <w:szCs w:val="24"/>
           <w:rtl/>
@@ -22699,7 +23240,7 @@
       </w:r>
       <w:r>
         <w:rPr>
-          <w:rFonts w:cstheme="minorHAnsi"/>
+          <w:rFonts w:ascii="Tahoma" w:hAnsi="Tahoma" w:cs="Tahoma"/>
           <w:sz w:val="24"/>
           <w:szCs w:val="24"/>
         </w:rPr>
@@ -22707,7 +23248,7 @@
       </w:r>
       <w:r>
         <w:rPr>
-          <w:rFonts w:cstheme="minorHAnsi"/>
+          <w:rFonts w:ascii="Tahoma" w:hAnsi="Tahoma" w:cs="Tahoma"/>
           <w:sz w:val="24"/>
           <w:szCs w:val="24"/>
           <w:rtl/>
@@ -22723,15 +23264,15 @@
           <w:numId w:val="38"/>
         </w:numPr>
         <w:rPr>
-          <w:rFonts w:cstheme="minorHAnsi"/>
-          <w:sz w:val="24"/>
-          <w:szCs w:val="24"/>
-          <w:rtl/>
-        </w:rPr>
-      </w:pPr>
-      <w:r>
-        <w:rPr>
-          <w:rFonts w:cstheme="minorHAnsi"/>
+          <w:rFonts w:ascii="Tahoma" w:hAnsi="Tahoma" w:cs="Tahoma"/>
+          <w:sz w:val="24"/>
+          <w:szCs w:val="24"/>
+          <w:rtl/>
+        </w:rPr>
+      </w:pPr>
+      <w:r>
+        <w:rPr>
+          <w:rFonts w:ascii="Tahoma" w:hAnsi="Tahoma" w:cs="Tahoma"/>
           <w:sz w:val="24"/>
           <w:szCs w:val="24"/>
           <w:rtl/>
@@ -22747,15 +23288,15 @@
           <w:numId w:val="38"/>
         </w:numPr>
         <w:rPr>
-          <w:rFonts w:cstheme="minorHAnsi"/>
-          <w:sz w:val="24"/>
-          <w:szCs w:val="24"/>
-          <w:rtl/>
-        </w:rPr>
-      </w:pPr>
-      <w:r>
-        <w:rPr>
-          <w:rFonts w:cstheme="minorHAnsi"/>
+          <w:rFonts w:ascii="Tahoma" w:hAnsi="Tahoma" w:cs="Tahoma"/>
+          <w:sz w:val="24"/>
+          <w:szCs w:val="24"/>
+          <w:rtl/>
+        </w:rPr>
+      </w:pPr>
+      <w:r>
+        <w:rPr>
+          <w:rFonts w:ascii="Tahoma" w:hAnsi="Tahoma" w:cs="Tahoma"/>
           <w:sz w:val="24"/>
           <w:szCs w:val="24"/>
           <w:rtl/>
@@ -22771,15 +23312,15 @@
           <w:numId w:val="38"/>
         </w:numPr>
         <w:rPr>
-          <w:rFonts w:cstheme="minorHAnsi"/>
-          <w:sz w:val="24"/>
-          <w:szCs w:val="24"/>
-          <w:rtl/>
-        </w:rPr>
-      </w:pPr>
-      <w:r>
-        <w:rPr>
-          <w:rFonts w:cstheme="minorHAnsi"/>
+          <w:rFonts w:ascii="Tahoma" w:hAnsi="Tahoma" w:cs="Tahoma"/>
+          <w:sz w:val="24"/>
+          <w:szCs w:val="24"/>
+          <w:rtl/>
+        </w:rPr>
+      </w:pPr>
+      <w:r>
+        <w:rPr>
+          <w:rFonts w:ascii="Tahoma" w:hAnsi="Tahoma" w:cs="Tahoma"/>
           <w:sz w:val="24"/>
           <w:szCs w:val="24"/>
           <w:rtl/>
@@ -22795,15 +23336,15 @@
           <w:numId w:val="38"/>
         </w:numPr>
         <w:rPr>
-          <w:rFonts w:cstheme="minorHAnsi"/>
-          <w:sz w:val="24"/>
-          <w:szCs w:val="24"/>
-          <w:rtl/>
-        </w:rPr>
-      </w:pPr>
-      <w:r>
-        <w:rPr>
-          <w:rFonts w:cstheme="minorHAnsi"/>
+          <w:rFonts w:ascii="Tahoma" w:hAnsi="Tahoma" w:cs="Tahoma"/>
+          <w:sz w:val="24"/>
+          <w:szCs w:val="24"/>
+          <w:rtl/>
+        </w:rPr>
+      </w:pPr>
+      <w:r>
+        <w:rPr>
+          <w:rFonts w:ascii="Tahoma" w:hAnsi="Tahoma" w:cs="Tahoma"/>
           <w:sz w:val="24"/>
           <w:szCs w:val="24"/>
           <w:rtl/>
@@ -22814,7 +23355,7 @@
     <w:p>
       <w:pPr>
         <w:rPr>
-          <w:rFonts w:cstheme="minorHAnsi"/>
+          <w:rFonts w:ascii="Tahoma" w:hAnsi="Tahoma" w:cs="Tahoma"/>
           <w:b/>
           <w:bCs/>
           <w:sz w:val="28"/>
@@ -22826,7 +23367,7 @@
     <w:p>
       <w:pPr>
         <w:rPr>
-          <w:rFonts w:cstheme="minorHAnsi"/>
+          <w:rFonts w:ascii="Tahoma" w:hAnsi="Tahoma" w:cs="Tahoma"/>
           <w:b/>
           <w:bCs/>
           <w:sz w:val="28"/>
@@ -22836,7 +23377,7 @@
       </w:pPr>
       <w:r>
         <w:rPr>
-          <w:rFonts w:cstheme="minorHAnsi"/>
+          <w:rFonts w:ascii="Tahoma" w:hAnsi="Tahoma" w:cs="Tahoma"/>
           <w:b/>
           <w:bCs/>
           <w:sz w:val="28"/>
@@ -22847,7 +23388,7 @@
       </w:r>
       <w:r>
         <w:rPr>
-          <w:rFonts w:cstheme="minorHAnsi"/>
+          <w:rFonts w:ascii="Tahoma" w:hAnsi="Tahoma" w:cs="Tahoma"/>
           <w:b/>
           <w:bCs/>
           <w:sz w:val="28"/>
@@ -22857,7 +23398,7 @@
       </w:r>
       <w:r>
         <w:rPr>
-          <w:rFonts w:cstheme="minorHAnsi"/>
+          <w:rFonts w:ascii="Tahoma" w:hAnsi="Tahoma" w:cs="Tahoma"/>
           <w:b/>
           <w:bCs/>
           <w:sz w:val="28"/>
@@ -22868,7 +23409,7 @@
       </w:r>
       <w:r>
         <w:rPr>
-          <w:rFonts w:cstheme="minorHAnsi"/>
+          <w:rFonts w:ascii="Tahoma" w:hAnsi="Tahoma" w:cs="Tahoma"/>
           <w:b/>
           <w:bCs/>
           <w:sz w:val="28"/>
@@ -22880,15 +23421,15 @@
     <w:p>
       <w:pPr>
         <w:rPr>
-          <w:rFonts w:cstheme="minorHAnsi"/>
-          <w:sz w:val="24"/>
-          <w:szCs w:val="24"/>
-          <w:rtl/>
-        </w:rPr>
-      </w:pPr>
-      <w:r>
-        <w:rPr>
-          <w:rFonts w:cstheme="minorHAnsi"/>
+          <w:rFonts w:ascii="Tahoma" w:hAnsi="Tahoma" w:cs="Tahoma"/>
+          <w:sz w:val="24"/>
+          <w:szCs w:val="24"/>
+          <w:rtl/>
+        </w:rPr>
+      </w:pPr>
+      <w:r>
+        <w:rPr>
+          <w:rFonts w:ascii="Tahoma" w:hAnsi="Tahoma" w:cs="Tahoma"/>
           <w:sz w:val="24"/>
           <w:szCs w:val="24"/>
           <w:rtl/>
@@ -22897,7 +23438,7 @@
       </w:r>
       <w:r>
         <w:rPr>
-          <w:rFonts w:cstheme="minorHAnsi"/>
+          <w:rFonts w:ascii="Tahoma" w:hAnsi="Tahoma" w:cs="Tahoma"/>
           <w:sz w:val="24"/>
           <w:szCs w:val="24"/>
         </w:rPr>
@@ -22905,7 +23446,7 @@
       </w:r>
       <w:r>
         <w:rPr>
-          <w:rFonts w:cstheme="minorHAnsi"/>
+          <w:rFonts w:ascii="Tahoma" w:hAnsi="Tahoma" w:cs="Tahoma"/>
           <w:sz w:val="24"/>
           <w:szCs w:val="24"/>
           <w:rtl/>
@@ -22914,7 +23455,7 @@
       </w:r>
       <w:r>
         <w:rPr>
-          <w:rFonts w:cstheme="minorHAnsi"/>
+          <w:rFonts w:ascii="Tahoma" w:hAnsi="Tahoma" w:cs="Tahoma"/>
           <w:sz w:val="24"/>
           <w:szCs w:val="24"/>
         </w:rPr>
@@ -22922,7 +23463,7 @@
       </w:r>
       <w:r>
         <w:rPr>
-          <w:rFonts w:cstheme="minorHAnsi"/>
+          <w:rFonts w:ascii="Tahoma" w:hAnsi="Tahoma" w:cs="Tahoma"/>
           <w:sz w:val="24"/>
           <w:szCs w:val="24"/>
           <w:rtl/>
@@ -22933,15 +23474,15 @@
     <w:p>
       <w:pPr>
         <w:rPr>
-          <w:rFonts w:cstheme="minorHAnsi"/>
-          <w:sz w:val="24"/>
-          <w:szCs w:val="24"/>
-          <w:rtl/>
-        </w:rPr>
-      </w:pPr>
-      <w:r>
-        <w:rPr>
-          <w:rFonts w:cstheme="minorHAnsi"/>
+          <w:rFonts w:ascii="Tahoma" w:hAnsi="Tahoma" w:cs="Tahoma"/>
+          <w:sz w:val="24"/>
+          <w:szCs w:val="24"/>
+          <w:rtl/>
+        </w:rPr>
+      </w:pPr>
+      <w:r>
+        <w:rPr>
+          <w:rFonts w:ascii="Tahoma" w:hAnsi="Tahoma" w:cs="Tahoma"/>
           <w:sz w:val="24"/>
           <w:szCs w:val="24"/>
         </w:rPr>
@@ -22949,7 +23490,7 @@
       </w:r>
       <w:r>
         <w:rPr>
-          <w:rFonts w:cstheme="minorHAnsi"/>
+          <w:rFonts w:ascii="Tahoma" w:hAnsi="Tahoma" w:cs="Tahoma"/>
           <w:sz w:val="24"/>
           <w:szCs w:val="24"/>
           <w:rtl/>
@@ -22960,15 +23501,15 @@
     <w:p>
       <w:pPr>
         <w:rPr>
-          <w:rFonts w:cstheme="minorHAnsi"/>
-          <w:sz w:val="24"/>
-          <w:szCs w:val="24"/>
-          <w:rtl/>
-        </w:rPr>
-      </w:pPr>
-      <w:r>
-        <w:rPr>
-          <w:rFonts w:cstheme="minorHAnsi"/>
+          <w:rFonts w:ascii="Tahoma" w:hAnsi="Tahoma" w:cs="Tahoma"/>
+          <w:sz w:val="24"/>
+          <w:szCs w:val="24"/>
+          <w:rtl/>
+        </w:rPr>
+      </w:pPr>
+      <w:r>
+        <w:rPr>
+          <w:rFonts w:ascii="Tahoma" w:hAnsi="Tahoma" w:cs="Tahoma"/>
           <w:sz w:val="24"/>
           <w:szCs w:val="24"/>
         </w:rPr>
@@ -22976,7 +23517,7 @@
       </w:r>
       <w:r>
         <w:rPr>
-          <w:rFonts w:cstheme="minorHAnsi"/>
+          <w:rFonts w:ascii="Tahoma" w:hAnsi="Tahoma" w:cs="Tahoma"/>
           <w:sz w:val="24"/>
           <w:szCs w:val="24"/>
           <w:rtl/>
@@ -22987,33 +23528,24 @@
     <w:p>
       <w:pPr>
         <w:rPr>
-          <w:rFonts w:cstheme="minorHAnsi"/>
-          <w:sz w:val="24"/>
-          <w:szCs w:val="24"/>
-          <w:rtl/>
-        </w:rPr>
-      </w:pPr>
-      <w:r>
-        <w:rPr>
-          <w:rFonts w:cstheme="minorHAnsi"/>
-          <w:sz w:val="24"/>
-          <w:szCs w:val="24"/>
-          <w:rtl/>
-        </w:rPr>
-        <w:t xml:space="preserve">למסכים אלו כתובת ייחודית </w:t>
-      </w:r>
-      <w:r>
-        <w:rPr>
-          <w:rFonts w:cstheme="minorHAnsi" w:hint="cs"/>
-          <w:sz w:val="24"/>
-          <w:szCs w:val="24"/>
-          <w:rtl/>
-        </w:rPr>
-        <w:t xml:space="preserve">שבבקר שלנו היא </w:t>
-      </w:r>
-      <w:r>
-        <w:rPr>
-          <w:rFonts w:cstheme="minorHAnsi"/>
+          <w:rFonts w:ascii="Tahoma" w:hAnsi="Tahoma" w:cs="Tahoma"/>
+          <w:sz w:val="24"/>
+          <w:szCs w:val="24"/>
+          <w:rtl/>
+        </w:rPr>
+      </w:pPr>
+      <w:r>
+        <w:rPr>
+          <w:rFonts w:ascii="Tahoma" w:hAnsi="Tahoma" w:cs="Tahoma"/>
+          <w:sz w:val="24"/>
+          <w:szCs w:val="24"/>
+          <w:rtl/>
+        </w:rPr>
+        <w:t xml:space="preserve">למסכים אלו כתובת ייחודית שבבקר שלנו היא </w:t>
+      </w:r>
+      <w:r>
+        <w:rPr>
+          <w:rFonts w:ascii="Tahoma" w:hAnsi="Tahoma" w:cs="Tahoma"/>
           <w:sz w:val="24"/>
           <w:szCs w:val="24"/>
         </w:rPr>
@@ -23021,7 +23553,7 @@
       </w:r>
       <w:r>
         <w:rPr>
-          <w:rFonts w:cstheme="minorHAnsi"/>
+          <w:rFonts w:ascii="Tahoma" w:hAnsi="Tahoma" w:cs="Tahoma"/>
           <w:sz w:val="24"/>
           <w:szCs w:val="24"/>
           <w:rtl/>
@@ -23032,15 +23564,15 @@
     <w:p>
       <w:pPr>
         <w:rPr>
-          <w:rFonts w:cstheme="minorHAnsi"/>
-          <w:sz w:val="24"/>
-          <w:szCs w:val="24"/>
-          <w:rtl/>
-        </w:rPr>
-      </w:pPr>
-      <w:r>
-        <w:rPr>
-          <w:rFonts w:cstheme="minorHAnsi"/>
+          <w:rFonts w:ascii="Tahoma" w:hAnsi="Tahoma" w:cs="Tahoma"/>
+          <w:sz w:val="24"/>
+          <w:szCs w:val="24"/>
+          <w:rtl/>
+        </w:rPr>
+      </w:pPr>
+      <w:r>
+        <w:rPr>
+          <w:rFonts w:ascii="Tahoma" w:hAnsi="Tahoma" w:cs="Tahoma"/>
           <w:sz w:val="24"/>
           <w:szCs w:val="24"/>
           <w:rtl/>
@@ -23049,7 +23581,7 @@
       </w:r>
       <w:r>
         <w:rPr>
-          <w:rFonts w:cstheme="minorHAnsi"/>
+          <w:rFonts w:ascii="Tahoma" w:hAnsi="Tahoma" w:cs="Tahoma"/>
           <w:sz w:val="24"/>
           <w:szCs w:val="24"/>
         </w:rPr>
@@ -23057,7 +23589,7 @@
       </w:r>
       <w:r>
         <w:rPr>
-          <w:rFonts w:cstheme="minorHAnsi"/>
+          <w:rFonts w:ascii="Tahoma" w:hAnsi="Tahoma" w:cs="Tahoma"/>
           <w:sz w:val="24"/>
           <w:szCs w:val="24"/>
           <w:rtl/>
@@ -23068,16 +23600,17 @@
     <w:p>
       <w:pPr>
         <w:rPr>
-          <w:sz w:val="24"/>
-          <w:szCs w:val="24"/>
-          <w:rtl/>
-        </w:rPr>
-      </w:pPr>
-    </w:p>
-    <w:p>
-      <w:pPr>
-        <w:rPr>
-          <w:rFonts w:cstheme="minorHAnsi"/>
+          <w:rFonts w:ascii="Tahoma" w:hAnsi="Tahoma" w:cs="Tahoma"/>
+          <w:sz w:val="24"/>
+          <w:szCs w:val="24"/>
+          <w:rtl/>
+        </w:rPr>
+      </w:pPr>
+    </w:p>
+    <w:p>
+      <w:pPr>
+        <w:rPr>
+          <w:rFonts w:ascii="Tahoma" w:hAnsi="Tahoma" w:cs="Tahoma"/>
           <w:b/>
           <w:bCs/>
           <w:sz w:val="28"/>
@@ -23089,7 +23622,7 @@
     <w:p>
       <w:pPr>
         <w:rPr>
-          <w:rFonts w:cstheme="minorHAnsi"/>
+          <w:rFonts w:ascii="Tahoma" w:hAnsi="Tahoma" w:cs="Tahoma"/>
           <w:b/>
           <w:bCs/>
           <w:sz w:val="28"/>
@@ -23099,19 +23632,18 @@
       </w:pPr>
       <w:r>
         <w:rPr>
-          <w:rFonts w:cstheme="minorHAnsi"/>
+          <w:rFonts w:ascii="Tahoma" w:hAnsi="Tahoma" w:cs="Tahoma"/>
           <w:b/>
           <w:bCs/>
           <w:sz w:val="28"/>
           <w:szCs w:val="28"/>
           <w:rtl/>
         </w:rPr>
-        <w:lastRenderedPageBreak/>
         <w:t xml:space="preserve">ספריות וקוד לפיתוח עם </w:t>
       </w:r>
       <w:r>
         <w:rPr>
-          <w:rFonts w:cstheme="minorHAnsi"/>
+          <w:rFonts w:ascii="Tahoma" w:hAnsi="Tahoma" w:cs="Tahoma"/>
           <w:b/>
           <w:bCs/>
           <w:sz w:val="28"/>
@@ -23121,7 +23653,7 @@
       </w:r>
       <w:r>
         <w:rPr>
-          <w:rFonts w:cstheme="minorHAnsi"/>
+          <w:rFonts w:ascii="Tahoma" w:hAnsi="Tahoma" w:cs="Tahoma"/>
           <w:b/>
           <w:bCs/>
           <w:sz w:val="28"/>
@@ -23134,15 +23666,15 @@
     <w:p>
       <w:pPr>
         <w:rPr>
-          <w:rFonts w:cstheme="minorHAnsi"/>
-          <w:sz w:val="24"/>
-          <w:szCs w:val="24"/>
-          <w:rtl/>
-        </w:rPr>
-      </w:pPr>
-      <w:r>
-        <w:rPr>
-          <w:rFonts w:cstheme="minorHAnsi"/>
+          <w:rFonts w:ascii="Tahoma" w:hAnsi="Tahoma" w:cs="Tahoma"/>
+          <w:sz w:val="24"/>
+          <w:szCs w:val="24"/>
+          <w:rtl/>
+        </w:rPr>
+      </w:pPr>
+      <w:r>
+        <w:rPr>
+          <w:rFonts w:ascii="Tahoma" w:hAnsi="Tahoma" w:cs="Tahoma"/>
           <w:sz w:val="24"/>
           <w:szCs w:val="24"/>
           <w:rtl/>
@@ -23151,7 +23683,7 @@
       </w:r>
       <w:r>
         <w:rPr>
-          <w:rFonts w:cstheme="minorHAnsi"/>
+          <w:rFonts w:ascii="Tahoma" w:hAnsi="Tahoma" w:cs="Tahoma"/>
           <w:sz w:val="24"/>
           <w:szCs w:val="24"/>
         </w:rPr>
@@ -23159,7 +23691,7 @@
       </w:r>
       <w:r>
         <w:rPr>
-          <w:rFonts w:cstheme="minorHAnsi"/>
+          <w:rFonts w:ascii="Tahoma" w:hAnsi="Tahoma" w:cs="Tahoma"/>
           <w:sz w:val="24"/>
           <w:szCs w:val="24"/>
           <w:rtl/>
@@ -23170,15 +23702,15 @@
     <w:p>
       <w:pPr>
         <w:rPr>
-          <w:rFonts w:cstheme="minorHAnsi"/>
-          <w:sz w:val="24"/>
-          <w:szCs w:val="24"/>
-          <w:rtl/>
-        </w:rPr>
-      </w:pPr>
-      <w:r>
-        <w:rPr>
-          <w:rFonts w:cstheme="minorHAnsi"/>
+          <w:rFonts w:ascii="Tahoma" w:hAnsi="Tahoma" w:cs="Tahoma"/>
+          <w:sz w:val="24"/>
+          <w:szCs w:val="24"/>
+          <w:rtl/>
+        </w:rPr>
+      </w:pPr>
+      <w:r>
+        <w:rPr>
+          <w:rFonts w:ascii="Tahoma" w:hAnsi="Tahoma" w:cs="Tahoma"/>
           <w:sz w:val="24"/>
           <w:szCs w:val="24"/>
         </w:rPr>
@@ -23186,7 +23718,7 @@
       </w:r>
       <w:r>
         <w:rPr>
-          <w:rFonts w:cstheme="minorHAnsi"/>
+          <w:rFonts w:ascii="Tahoma" w:hAnsi="Tahoma" w:cs="Tahoma"/>
           <w:sz w:val="24"/>
           <w:szCs w:val="24"/>
           <w:rtl/>
@@ -23197,15 +23729,15 @@
     <w:p>
       <w:pPr>
         <w:rPr>
-          <w:rFonts w:cstheme="minorHAnsi"/>
-          <w:sz w:val="24"/>
-          <w:szCs w:val="24"/>
-          <w:rtl/>
-        </w:rPr>
-      </w:pPr>
-      <w:r>
-        <w:rPr>
-          <w:rFonts w:cstheme="minorHAnsi"/>
+          <w:rFonts w:ascii="Tahoma" w:hAnsi="Tahoma" w:cs="Tahoma"/>
+          <w:sz w:val="24"/>
+          <w:szCs w:val="24"/>
+          <w:rtl/>
+        </w:rPr>
+      </w:pPr>
+      <w:r>
+        <w:rPr>
+          <w:rFonts w:ascii="Tahoma" w:hAnsi="Tahoma" w:cs="Tahoma"/>
           <w:sz w:val="24"/>
           <w:szCs w:val="24"/>
         </w:rPr>
@@ -23213,7 +23745,7 @@
       </w:r>
       <w:r>
         <w:rPr>
-          <w:rFonts w:cstheme="minorHAnsi"/>
+          <w:rFonts w:ascii="Tahoma" w:hAnsi="Tahoma" w:cs="Tahoma"/>
           <w:sz w:val="24"/>
           <w:szCs w:val="24"/>
           <w:rtl/>
@@ -23222,7 +23754,7 @@
       </w:r>
       <w:r>
         <w:rPr>
-          <w:rFonts w:cstheme="minorHAnsi"/>
+          <w:rFonts w:ascii="Tahoma" w:hAnsi="Tahoma" w:cs="Tahoma"/>
           <w:sz w:val="24"/>
           <w:szCs w:val="24"/>
         </w:rPr>
@@ -23230,7 +23762,7 @@
       </w:r>
       <w:r>
         <w:rPr>
-          <w:rFonts w:cstheme="minorHAnsi"/>
+          <w:rFonts w:ascii="Tahoma" w:hAnsi="Tahoma" w:cs="Tahoma"/>
           <w:sz w:val="24"/>
           <w:szCs w:val="24"/>
           <w:rtl/>
@@ -23241,7 +23773,7 @@
     <w:p>
       <w:pPr>
         <w:rPr>
-          <w:rFonts w:cstheme="minorHAnsi"/>
+          <w:rFonts w:ascii="Tahoma" w:hAnsi="Tahoma" w:cs="Tahoma"/>
           <w:sz w:val="24"/>
           <w:szCs w:val="24"/>
           <w:rtl/>
@@ -23250,7 +23782,7 @@
       <w:proofErr w:type="spellStart"/>
       <w:r>
         <w:rPr>
-          <w:rFonts w:cstheme="minorHAnsi"/>
+          <w:rFonts w:ascii="Tahoma" w:hAnsi="Tahoma" w:cs="Tahoma"/>
           <w:sz w:val="24"/>
           <w:szCs w:val="24"/>
         </w:rPr>
@@ -23259,7 +23791,7 @@
       <w:proofErr w:type="spellEnd"/>
       <w:r>
         <w:rPr>
-          <w:rFonts w:cstheme="minorHAnsi"/>
+          <w:rFonts w:ascii="Tahoma" w:hAnsi="Tahoma" w:cs="Tahoma"/>
           <w:sz w:val="24"/>
           <w:szCs w:val="24"/>
           <w:rtl/>
@@ -23270,15 +23802,15 @@
     <w:p>
       <w:pPr>
         <w:rPr>
-          <w:rFonts w:cstheme="minorHAnsi"/>
-          <w:sz w:val="24"/>
-          <w:szCs w:val="24"/>
-          <w:rtl/>
-        </w:rPr>
-      </w:pPr>
-      <w:r>
-        <w:rPr>
-          <w:rFonts w:cstheme="minorHAnsi"/>
+          <w:rFonts w:ascii="Tahoma" w:hAnsi="Tahoma" w:cs="Tahoma"/>
+          <w:sz w:val="24"/>
+          <w:szCs w:val="24"/>
+          <w:rtl/>
+        </w:rPr>
+      </w:pPr>
+      <w:r>
+        <w:rPr>
+          <w:rFonts w:ascii="Tahoma" w:hAnsi="Tahoma" w:cs="Tahoma"/>
           <w:sz w:val="24"/>
           <w:szCs w:val="24"/>
         </w:rPr>
@@ -23286,7 +23818,7 @@
       </w:r>
       <w:r>
         <w:rPr>
-          <w:rFonts w:cstheme="minorHAnsi"/>
+          <w:rFonts w:ascii="Tahoma" w:hAnsi="Tahoma" w:cs="Tahoma"/>
           <w:sz w:val="24"/>
           <w:szCs w:val="24"/>
           <w:rtl/>
@@ -23295,7 +23827,7 @@
       </w:r>
       <w:r>
         <w:rPr>
-          <w:rFonts w:cstheme="minorHAnsi"/>
+          <w:rFonts w:ascii="Tahoma" w:hAnsi="Tahoma" w:cs="Tahoma"/>
           <w:sz w:val="24"/>
           <w:szCs w:val="24"/>
         </w:rPr>
@@ -23303,7 +23835,7 @@
       </w:r>
       <w:r>
         <w:rPr>
-          <w:rFonts w:cstheme="minorHAnsi"/>
+          <w:rFonts w:ascii="Tahoma" w:hAnsi="Tahoma" w:cs="Tahoma"/>
           <w:sz w:val="24"/>
           <w:szCs w:val="24"/>
           <w:rtl/>
@@ -23314,15 +23846,15 @@
     <w:p>
       <w:pPr>
         <w:rPr>
-          <w:rFonts w:cstheme="minorHAnsi"/>
-          <w:rtl/>
-        </w:rPr>
-      </w:pPr>
-    </w:p>
-    <w:p>
-      <w:pPr>
-        <w:rPr>
-          <w:rFonts w:cstheme="minorHAnsi"/>
+          <w:rFonts w:ascii="Tahoma" w:hAnsi="Tahoma" w:cs="Tahoma"/>
+          <w:rtl/>
+        </w:rPr>
+      </w:pPr>
+    </w:p>
+    <w:p>
+      <w:pPr>
+        <w:rPr>
+          <w:rFonts w:ascii="Tahoma" w:hAnsi="Tahoma" w:cs="Tahoma"/>
           <w:b/>
           <w:bCs/>
           <w:sz w:val="28"/>
@@ -23332,80 +23864,160 @@
       </w:pPr>
       <w:r>
         <w:rPr>
-          <w:rFonts w:cstheme="minorHAnsi" w:hint="cs"/>
+          <w:rFonts w:ascii="Tahoma" w:hAnsi="Tahoma" w:cs="Tahoma"/>
           <w:b/>
           <w:bCs/>
           <w:sz w:val="28"/>
           <w:szCs w:val="28"/>
           <w:rtl/>
         </w:rPr>
-        <w:t>מתודות</w:t>
-      </w:r>
-      <w:r>
-        <w:rPr>
-          <w:rFonts w:cstheme="minorHAnsi"/>
+        <w:t xml:space="preserve">מתודות עיקריות לעבודה עם מסך </w:t>
+      </w:r>
+      <w:r>
+        <w:rPr>
+          <w:rFonts w:ascii="Tahoma" w:hAnsi="Tahoma" w:cs="Tahoma"/>
           <w:b/>
           <w:bCs/>
           <w:sz w:val="28"/>
           <w:szCs w:val="28"/>
-          <w:rtl/>
-        </w:rPr>
-        <w:t xml:space="preserve"> עיקריות לעבודה עם מסך </w:t>
-      </w:r>
-      <w:r>
-        <w:rPr>
-          <w:rFonts w:cstheme="minorHAnsi"/>
+        </w:rPr>
+        <w:t>OLED</w:t>
+      </w:r>
+      <w:r>
+        <w:rPr>
+          <w:rFonts w:ascii="Tahoma" w:hAnsi="Tahoma" w:cs="Tahoma"/>
           <w:b/>
           <w:bCs/>
           <w:sz w:val="28"/>
           <w:szCs w:val="28"/>
-        </w:rPr>
-        <w:t>OLED</w:t>
-      </w:r>
-      <w:r>
-        <w:rPr>
-          <w:rFonts w:cstheme="minorHAnsi"/>
+          <w:rtl/>
+        </w:rPr>
+        <w:t>:</w:t>
+      </w:r>
+    </w:p>
+    <w:p>
+      <w:pPr>
+        <w:rPr>
+          <w:rFonts w:ascii="Tahoma" w:hAnsi="Tahoma" w:cs="Tahoma"/>
+          <w:sz w:val="24"/>
+          <w:szCs w:val="24"/>
+        </w:rPr>
+      </w:pPr>
+      <w:r>
+        <w:rPr>
+          <w:rFonts w:ascii="Tahoma" w:hAnsi="Tahoma" w:cs="Tahoma"/>
           <w:b/>
           <w:bCs/>
-          <w:sz w:val="28"/>
-          <w:szCs w:val="28"/>
-          <w:rtl/>
-        </w:rPr>
-        <w:t>:</w:t>
-      </w:r>
-    </w:p>
-    <w:p>
-      <w:pPr>
-        <w:rPr>
-          <w:rFonts w:cstheme="minorHAnsi"/>
-          <w:sz w:val="24"/>
-          <w:szCs w:val="24"/>
-        </w:rPr>
-      </w:pPr>
-      <w:r>
-        <w:rPr>
-          <w:rFonts w:cstheme="minorHAnsi"/>
+          <w:sz w:val="24"/>
+          <w:szCs w:val="24"/>
+        </w:rPr>
+        <w:t>Adafruit_SH1106</w:t>
+      </w:r>
+      <w:proofErr w:type="gramStart"/>
+      <w:r>
+        <w:rPr>
+          <w:rFonts w:ascii="Tahoma" w:hAnsi="Tahoma" w:cs="Tahoma"/>
           <w:b/>
           <w:bCs/>
           <w:sz w:val="24"/>
           <w:szCs w:val="24"/>
         </w:rPr>
-        <w:t>Adafruit_SH1106</w:t>
-      </w:r>
-      <w:proofErr w:type="gramStart"/>
-      <w:r>
-        <w:rPr>
-          <w:rFonts w:cstheme="minorHAnsi"/>
+        <w:t>G</w:t>
+      </w:r>
+      <w:r>
+        <w:rPr>
+          <w:rFonts w:ascii="Tahoma" w:hAnsi="Tahoma" w:cs="Tahoma"/>
+          <w:sz w:val="24"/>
+          <w:szCs w:val="24"/>
+        </w:rPr>
+        <w:t xml:space="preserve"> </w:t>
+      </w:r>
+      <w:r>
+        <w:rPr>
+          <w:rFonts w:ascii="Tahoma" w:hAnsi="Tahoma" w:cs="Tahoma"/>
+          <w:sz w:val="24"/>
+          <w:szCs w:val="24"/>
+          <w:rtl/>
+        </w:rPr>
+        <w:t xml:space="preserve"> היא</w:t>
+      </w:r>
+      <w:proofErr w:type="gramEnd"/>
+      <w:r>
+        <w:rPr>
+          <w:rFonts w:ascii="Tahoma" w:hAnsi="Tahoma" w:cs="Tahoma"/>
+          <w:sz w:val="24"/>
+          <w:szCs w:val="24"/>
+          <w:rtl/>
+        </w:rPr>
+        <w:t xml:space="preserve"> פונקציה המשמשת ליצירת אובייקט מסוג</w:t>
+      </w:r>
+      <w:r>
+        <w:rPr>
+          <w:rFonts w:ascii="Tahoma" w:hAnsi="Tahoma" w:cs="Tahoma"/>
+          <w:sz w:val="24"/>
+          <w:szCs w:val="24"/>
+        </w:rPr>
+        <w:t xml:space="preserve"> Adafruit_SH1106G. </w:t>
+      </w:r>
+      <w:r>
+        <w:rPr>
+          <w:rFonts w:ascii="Tahoma" w:hAnsi="Tahoma" w:cs="Tahoma"/>
+          <w:sz w:val="24"/>
+          <w:szCs w:val="24"/>
+          <w:rtl/>
+        </w:rPr>
+        <w:t xml:space="preserve">הפונקציה מקבלת את גודל המסך (רוחב וגובה), </w:t>
+      </w:r>
+      <w:proofErr w:type="spellStart"/>
+      <w:r>
+        <w:rPr>
+          <w:rFonts w:ascii="Tahoma" w:hAnsi="Tahoma" w:cs="Tahoma"/>
+          <w:sz w:val="24"/>
+          <w:szCs w:val="24"/>
+          <w:rtl/>
+        </w:rPr>
+        <w:t>רפרנס</w:t>
+      </w:r>
+      <w:proofErr w:type="spellEnd"/>
+      <w:r>
+        <w:rPr>
+          <w:rFonts w:ascii="Tahoma" w:hAnsi="Tahoma" w:cs="Tahoma"/>
+          <w:sz w:val="24"/>
+          <w:szCs w:val="24"/>
+          <w:rtl/>
+        </w:rPr>
+        <w:t xml:space="preserve"> לאובייקט תקשורת טורית וערך קבוע מוגדר</w:t>
+      </w:r>
+      <w:r>
+        <w:rPr>
+          <w:rFonts w:ascii="Tahoma" w:hAnsi="Tahoma" w:cs="Tahoma"/>
+          <w:sz w:val="24"/>
+          <w:szCs w:val="24"/>
+        </w:rPr>
+        <w:t>.</w:t>
+      </w:r>
+    </w:p>
+    <w:p>
+      <w:pPr>
+        <w:rPr>
+          <w:rFonts w:ascii="Tahoma" w:hAnsi="Tahoma" w:cs="Tahoma"/>
+          <w:sz w:val="24"/>
+          <w:szCs w:val="24"/>
+        </w:rPr>
+      </w:pPr>
+      <w:r>
+        <w:rPr>
+          <w:rFonts w:ascii="Tahoma" w:hAnsi="Tahoma" w:cs="Tahoma"/>
           <w:b/>
           <w:bCs/>
           <w:sz w:val="24"/>
           <w:szCs w:val="24"/>
         </w:rPr>
-        <w:t>G</w:t>
-      </w:r>
-      <w:r>
-        <w:rPr>
-          <w:rFonts w:cstheme="minorHAnsi"/>
+        <w:t xml:space="preserve"> begin</w:t>
+      </w:r>
+      <w:r>
+        <w:rPr>
+          <w:rFonts w:ascii="Tahoma" w:hAnsi="Tahoma" w:cs="Tahoma"/>
           <w:sz w:val="24"/>
           <w:szCs w:val="24"/>
         </w:rPr>
@@ -23413,63 +24025,50 @@
       </w:r>
       <w:r>
         <w:rPr>
-          <w:rFonts w:cstheme="minorHAnsi"/>
-          <w:sz w:val="24"/>
-          <w:szCs w:val="24"/>
-          <w:rtl/>
-        </w:rPr>
-        <w:t xml:space="preserve"> היא</w:t>
-      </w:r>
-      <w:proofErr w:type="gramEnd"/>
-      <w:r>
-        <w:rPr>
-          <w:rFonts w:cstheme="minorHAnsi"/>
-          <w:sz w:val="24"/>
-          <w:szCs w:val="24"/>
-          <w:rtl/>
-        </w:rPr>
-        <w:t xml:space="preserve"> פונקציה המשמשת ליצירת אובייקט מסוג</w:t>
-      </w:r>
-      <w:r>
-        <w:rPr>
-          <w:rFonts w:cstheme="minorHAnsi"/>
-          <w:sz w:val="24"/>
-          <w:szCs w:val="24"/>
-        </w:rPr>
-        <w:t xml:space="preserve"> Adafruit_SH1106G. </w:t>
-      </w:r>
-      <w:r>
-        <w:rPr>
-          <w:rFonts w:cstheme="minorHAnsi"/>
-          <w:sz w:val="24"/>
-          <w:szCs w:val="24"/>
-          <w:rtl/>
-        </w:rPr>
-        <w:t xml:space="preserve">הפונקציה מקבלת את גודל המסך (רוחב וגובה), </w:t>
-      </w:r>
-      <w:proofErr w:type="spellStart"/>
-      <w:r>
-        <w:rPr>
-          <w:rFonts w:cstheme="minorHAnsi"/>
-          <w:sz w:val="24"/>
-          <w:szCs w:val="24"/>
-          <w:rtl/>
-        </w:rPr>
-        <w:t>רפרנס</w:t>
-      </w:r>
-      <w:proofErr w:type="spellEnd"/>
-      <w:r>
-        <w:rPr>
-          <w:rFonts w:cstheme="minorHAnsi"/>
-          <w:sz w:val="24"/>
-          <w:szCs w:val="24"/>
-          <w:rtl/>
-        </w:rPr>
-        <w:t xml:space="preserve"> לאובייקט תקשורת טורית וערך קבוע מוגדר</w:t>
-      </w:r>
-      <w:r>
-        <w:rPr>
-          <w:rFonts w:cstheme="minorHAnsi"/>
+          <w:rFonts w:ascii="Tahoma" w:hAnsi="Tahoma" w:cs="Tahoma"/>
+          <w:sz w:val="24"/>
+          <w:szCs w:val="24"/>
+          <w:rtl/>
+        </w:rPr>
+        <w:t>היא מתודה המשמשת לאתחול המסך. היא מקבלת את כתובת רכיב ה</w:t>
+      </w:r>
+      <w:r>
+        <w:rPr>
+          <w:rFonts w:ascii="Tahoma" w:hAnsi="Tahoma" w:cs="Tahoma"/>
+          <w:sz w:val="24"/>
+          <w:szCs w:val="24"/>
+        </w:rPr>
+        <w:t xml:space="preserve">-OLED </w:t>
+      </w:r>
+      <w:r>
+        <w:rPr>
+          <w:rFonts w:ascii="Tahoma" w:hAnsi="Tahoma" w:cs="Tahoma"/>
+          <w:sz w:val="24"/>
+          <w:szCs w:val="24"/>
+          <w:rtl/>
+        </w:rPr>
+        <w:t>בתקשורת טורית, שבדרך כלל הכתובת היא 0</w:t>
+      </w:r>
+      <w:r>
+        <w:rPr>
+          <w:rFonts w:ascii="Tahoma" w:hAnsi="Tahoma" w:cs="Tahoma"/>
+          <w:sz w:val="24"/>
+          <w:szCs w:val="24"/>
+        </w:rPr>
+        <w:t xml:space="preserve">x3C, </w:t>
+      </w:r>
+      <w:r>
+        <w:rPr>
+          <w:rFonts w:ascii="Tahoma" w:hAnsi="Tahoma" w:cs="Tahoma"/>
+          <w:sz w:val="24"/>
+          <w:szCs w:val="24"/>
+          <w:rtl/>
+        </w:rPr>
+        <w:t>ומשתנה בוליאני שמציין האם לבצע אתחול מחדש או לא. מומלץ להפעיל אתחול מחדש כדי להבטיח תפקוד תקין של המסך</w:t>
+      </w:r>
+      <w:r>
+        <w:rPr>
+          <w:rFonts w:ascii="Tahoma" w:hAnsi="Tahoma" w:cs="Tahoma"/>
           <w:sz w:val="24"/>
           <w:szCs w:val="24"/>
         </w:rPr>
@@ -23479,114 +24078,83 @@
     <w:p>
       <w:pPr>
         <w:rPr>
-          <w:rFonts w:cstheme="minorHAnsi"/>
-          <w:sz w:val="24"/>
-          <w:szCs w:val="24"/>
-        </w:rPr>
-      </w:pPr>
-      <w:r>
-        <w:rPr>
-          <w:rFonts w:cstheme="minorHAnsi"/>
+          <w:rFonts w:ascii="Tahoma" w:hAnsi="Tahoma" w:cs="Tahoma"/>
+          <w:sz w:val="24"/>
+          <w:szCs w:val="24"/>
+        </w:rPr>
+      </w:pPr>
+      <w:r>
+        <w:rPr>
+          <w:rFonts w:ascii="Tahoma" w:hAnsi="Tahoma" w:cs="Tahoma"/>
           <w:b/>
           <w:bCs/>
           <w:sz w:val="24"/>
           <w:szCs w:val="24"/>
         </w:rPr>
-        <w:t xml:space="preserve"> begin</w:t>
-      </w:r>
-      <w:r>
-        <w:rPr>
-          <w:rFonts w:cstheme="minorHAnsi"/>
-          <w:sz w:val="24"/>
-          <w:szCs w:val="24"/>
-        </w:rPr>
         <w:t xml:space="preserve"> </w:t>
       </w:r>
-      <w:r>
-        <w:rPr>
-          <w:rFonts w:cstheme="minorHAnsi"/>
-          <w:sz w:val="24"/>
-          <w:szCs w:val="24"/>
-          <w:rtl/>
-        </w:rPr>
-        <w:t>היא מתודה המשמשת לאתחול המסך. היא מקבלת את כתובת רכיב ה</w:t>
-      </w:r>
-      <w:r>
-        <w:rPr>
-          <w:rFonts w:cstheme="minorHAnsi"/>
-          <w:sz w:val="24"/>
-          <w:szCs w:val="24"/>
-        </w:rPr>
-        <w:t xml:space="preserve">-OLED </w:t>
-      </w:r>
-      <w:r>
-        <w:rPr>
-          <w:rFonts w:cstheme="minorHAnsi"/>
-          <w:sz w:val="24"/>
-          <w:szCs w:val="24"/>
-          <w:rtl/>
-        </w:rPr>
-        <w:t>בתקשורת טורית, שבדרך כלל הכתובת היא 0</w:t>
-      </w:r>
-      <w:r>
-        <w:rPr>
-          <w:rFonts w:cstheme="minorHAnsi"/>
-          <w:sz w:val="24"/>
-          <w:szCs w:val="24"/>
-        </w:rPr>
-        <w:t xml:space="preserve">x3C, </w:t>
-      </w:r>
-      <w:r>
-        <w:rPr>
-          <w:rFonts w:cstheme="minorHAnsi"/>
-          <w:sz w:val="24"/>
-          <w:szCs w:val="24"/>
-          <w:rtl/>
-        </w:rPr>
-        <w:t>ומשתנה בוליאני שמציין האם לבצע אתחול מחדש או לא. מומלץ להפעיל אתחול מחדש כדי להבטיח תפקוד תקין של המסך</w:t>
-      </w:r>
-      <w:r>
-        <w:rPr>
-          <w:rFonts w:cstheme="minorHAnsi"/>
-          <w:sz w:val="24"/>
-          <w:szCs w:val="24"/>
-        </w:rPr>
-        <w:t>.</w:t>
-      </w:r>
-    </w:p>
-    <w:p>
-      <w:pPr>
-        <w:rPr>
-          <w:rFonts w:cstheme="minorHAnsi"/>
-          <w:sz w:val="24"/>
-          <w:szCs w:val="24"/>
-        </w:rPr>
-      </w:pPr>
-      <w:r>
-        <w:rPr>
-          <w:rFonts w:cstheme="minorHAnsi"/>
+      <w:proofErr w:type="spellStart"/>
+      <w:r>
+        <w:rPr>
+          <w:rFonts w:ascii="Tahoma" w:hAnsi="Tahoma" w:cs="Tahoma"/>
           <w:b/>
           <w:bCs/>
           <w:sz w:val="24"/>
           <w:szCs w:val="24"/>
         </w:rPr>
+        <w:t>clearDisplay</w:t>
+      </w:r>
+      <w:proofErr w:type="spellEnd"/>
+      <w:r>
+        <w:rPr>
+          <w:rFonts w:ascii="Tahoma" w:hAnsi="Tahoma" w:cs="Tahoma"/>
+          <w:sz w:val="24"/>
+          <w:szCs w:val="24"/>
+        </w:rPr>
         <w:t xml:space="preserve"> </w:t>
       </w:r>
+      <w:r>
+        <w:rPr>
+          <w:rFonts w:ascii="Tahoma" w:hAnsi="Tahoma" w:cs="Tahoma"/>
+          <w:sz w:val="24"/>
+          <w:szCs w:val="24"/>
+          <w:rtl/>
+        </w:rPr>
+        <w:t>היא מתודה לניקוי המסך כולו. פעולה זו מוחקת את כל התוכן המוצג ומכינה את המסך לתצוגה חדשה</w:t>
+      </w:r>
+      <w:r>
+        <w:rPr>
+          <w:rFonts w:ascii="Tahoma" w:hAnsi="Tahoma" w:cs="Tahoma"/>
+          <w:sz w:val="24"/>
+          <w:szCs w:val="24"/>
+        </w:rPr>
+        <w:t>.</w:t>
+      </w:r>
+    </w:p>
+    <w:p>
+      <w:pPr>
+        <w:rPr>
+          <w:rFonts w:ascii="Tahoma" w:hAnsi="Tahoma" w:cs="Tahoma"/>
+          <w:sz w:val="24"/>
+          <w:szCs w:val="24"/>
+        </w:rPr>
+      </w:pPr>
       <w:proofErr w:type="spellStart"/>
-      <w:r>
-        <w:rPr>
-          <w:rFonts w:cstheme="minorHAnsi"/>
+      <w:proofErr w:type="gramStart"/>
+      <w:r>
+        <w:rPr>
+          <w:rFonts w:ascii="Tahoma" w:hAnsi="Tahoma" w:cs="Tahoma"/>
           <w:b/>
           <w:bCs/>
           <w:sz w:val="24"/>
           <w:szCs w:val="24"/>
         </w:rPr>
-        <w:t>clearDisplay</w:t>
+        <w:t>setTextSize</w:t>
       </w:r>
       <w:proofErr w:type="spellEnd"/>
       <w:r>
         <w:rPr>
-          <w:rFonts w:cstheme="minorHAnsi"/>
+          <w:rFonts w:ascii="Tahoma" w:hAnsi="Tahoma" w:cs="Tahoma"/>
           <w:sz w:val="24"/>
           <w:szCs w:val="24"/>
         </w:rPr>
@@ -23594,16 +24162,26 @@
       </w:r>
       <w:r>
         <w:rPr>
-          <w:rFonts w:cstheme="minorHAnsi"/>
-          <w:sz w:val="24"/>
-          <w:szCs w:val="24"/>
-          <w:rtl/>
-        </w:rPr>
-        <w:t>היא מתודה לניקוי המסך כולו. פעולה זו מוחקת את כל התוכן המוצג ומכינה את המסך לתצוגה חדשה</w:t>
-      </w:r>
-      <w:r>
-        <w:rPr>
-          <w:rFonts w:cstheme="minorHAnsi"/>
+          <w:rFonts w:ascii="Tahoma" w:hAnsi="Tahoma" w:cs="Tahoma"/>
+          <w:sz w:val="24"/>
+          <w:szCs w:val="24"/>
+          <w:rtl/>
+        </w:rPr>
+        <w:t xml:space="preserve"> היא</w:t>
+      </w:r>
+      <w:proofErr w:type="gramEnd"/>
+      <w:r>
+        <w:rPr>
+          <w:rFonts w:ascii="Tahoma" w:hAnsi="Tahoma" w:cs="Tahoma"/>
+          <w:sz w:val="24"/>
+          <w:szCs w:val="24"/>
+          <w:rtl/>
+        </w:rPr>
+        <w:t xml:space="preserve"> מתודה המשמשת לקביעת גודל הטקסט שיוצג במסך. ניתן לבחור גודל טקסט בטווח של 1 עד 5, כאשר גודל גדול יותר מציג טקסט ברור ובולט יותר</w:t>
+      </w:r>
+      <w:r>
+        <w:rPr>
+          <w:rFonts w:ascii="Tahoma" w:hAnsi="Tahoma" w:cs="Tahoma"/>
           <w:sz w:val="24"/>
           <w:szCs w:val="24"/>
         </w:rPr>
@@ -23613,149 +24191,170 @@
     <w:p>
       <w:pPr>
         <w:rPr>
-          <w:rFonts w:cstheme="minorHAnsi"/>
-          <w:sz w:val="24"/>
-          <w:szCs w:val="24"/>
-        </w:rPr>
-      </w:pPr>
-      <w:proofErr w:type="spellStart"/>
-      <w:proofErr w:type="gramStart"/>
-      <w:r>
-        <w:rPr>
-          <w:rFonts w:cstheme="minorHAnsi"/>
+          <w:rFonts w:ascii="Tahoma" w:hAnsi="Tahoma" w:cs="Tahoma"/>
+          <w:sz w:val="24"/>
+          <w:szCs w:val="24"/>
+        </w:rPr>
+      </w:pPr>
+      <w:r>
+        <w:rPr>
+          <w:rFonts w:ascii="Tahoma" w:hAnsi="Tahoma" w:cs="Tahoma"/>
           <w:b/>
           <w:bCs/>
           <w:sz w:val="24"/>
           <w:szCs w:val="24"/>
         </w:rPr>
-        <w:t>setTextSize</w:t>
-      </w:r>
-      <w:proofErr w:type="spellEnd"/>
-      <w:r>
-        <w:rPr>
-          <w:rFonts w:cstheme="minorHAnsi"/>
-          <w:sz w:val="24"/>
-          <w:szCs w:val="24"/>
-        </w:rPr>
         <w:t xml:space="preserve"> </w:t>
       </w:r>
-      <w:r>
-        <w:rPr>
-          <w:rFonts w:cstheme="minorHAnsi"/>
-          <w:sz w:val="24"/>
-          <w:szCs w:val="24"/>
-          <w:rtl/>
-        </w:rPr>
-        <w:t xml:space="preserve"> היא</w:t>
-      </w:r>
-      <w:proofErr w:type="gramEnd"/>
-      <w:r>
-        <w:rPr>
-          <w:rFonts w:cstheme="minorHAnsi"/>
-          <w:sz w:val="24"/>
-          <w:szCs w:val="24"/>
-          <w:rtl/>
-        </w:rPr>
-        <w:t xml:space="preserve"> מתודה המשמשת לקביעת גודל הטקסט שיוצג במסך. ניתן לבחור גודל טקסט בטווח של 1 עד 5, כאשר גודל גדול יותר מציג טקסט ברור ובולט יותר</w:t>
-      </w:r>
-      <w:r>
-        <w:rPr>
-          <w:rFonts w:cstheme="minorHAnsi"/>
-          <w:sz w:val="24"/>
-          <w:szCs w:val="24"/>
-        </w:rPr>
-        <w:t>.</w:t>
-      </w:r>
-    </w:p>
-    <w:p>
-      <w:pPr>
-        <w:rPr>
-          <w:rFonts w:cstheme="minorHAnsi"/>
-          <w:sz w:val="24"/>
-          <w:szCs w:val="24"/>
-        </w:rPr>
-      </w:pPr>
-      <w:r>
-        <w:rPr>
-          <w:rFonts w:cstheme="minorHAnsi"/>
+      <w:proofErr w:type="spellStart"/>
+      <w:r>
+        <w:rPr>
+          <w:rFonts w:ascii="Tahoma" w:hAnsi="Tahoma" w:cs="Tahoma"/>
           <w:b/>
           <w:bCs/>
           <w:sz w:val="24"/>
           <w:szCs w:val="24"/>
         </w:rPr>
+        <w:t>setTextColor</w:t>
+      </w:r>
+      <w:proofErr w:type="spellEnd"/>
+      <w:r>
+        <w:rPr>
+          <w:rFonts w:ascii="Tahoma" w:hAnsi="Tahoma" w:cs="Tahoma"/>
+          <w:sz w:val="24"/>
+          <w:szCs w:val="24"/>
+        </w:rPr>
         <w:t xml:space="preserve"> </w:t>
       </w:r>
-      <w:proofErr w:type="spellStart"/>
-      <w:r>
-        <w:rPr>
-          <w:rFonts w:cstheme="minorHAnsi"/>
+      <w:r>
+        <w:rPr>
+          <w:rFonts w:ascii="Tahoma" w:hAnsi="Tahoma" w:cs="Tahoma"/>
+          <w:sz w:val="24"/>
+          <w:szCs w:val="24"/>
+          <w:rtl/>
+        </w:rPr>
+        <w:t>היא מתודה המאפשרת להגדיר את צבע הטקסט שיוצג על המסך. ניתן להשתמש בצבעים הזמינים המותאמים לסוג המסך</w:t>
+      </w:r>
+      <w:r>
+        <w:rPr>
+          <w:rFonts w:ascii="Tahoma" w:hAnsi="Tahoma" w:cs="Tahoma"/>
+          <w:sz w:val="24"/>
+          <w:szCs w:val="24"/>
+        </w:rPr>
+        <w:t>.</w:t>
+      </w:r>
+    </w:p>
+    <w:p>
+      <w:pPr>
+        <w:rPr>
+          <w:rFonts w:ascii="Tahoma" w:hAnsi="Tahoma" w:cs="Tahoma"/>
+          <w:sz w:val="24"/>
+          <w:szCs w:val="24"/>
+        </w:rPr>
+      </w:pPr>
+      <w:r>
+        <w:rPr>
+          <w:rFonts w:ascii="Tahoma" w:hAnsi="Tahoma" w:cs="Tahoma"/>
           <w:b/>
           <w:bCs/>
           <w:sz w:val="24"/>
           <w:szCs w:val="24"/>
         </w:rPr>
-        <w:t>setTextColor</w:t>
-      </w:r>
-      <w:proofErr w:type="spellEnd"/>
-      <w:r>
-        <w:rPr>
-          <w:rFonts w:cstheme="minorHAnsi"/>
-          <w:sz w:val="24"/>
-          <w:szCs w:val="24"/>
-        </w:rPr>
         <w:t xml:space="preserve"> </w:t>
       </w:r>
-      <w:r>
-        <w:rPr>
-          <w:rFonts w:cstheme="minorHAnsi"/>
-          <w:sz w:val="24"/>
-          <w:szCs w:val="24"/>
-          <w:rtl/>
-        </w:rPr>
-        <w:t>היא מתודה המאפשרת להגדיר את צבע הטקסט שיוצג על המסך. ניתן להשתמש בצבעים הזמינים המותאמים לסוג המסך</w:t>
-      </w:r>
-      <w:r>
-        <w:rPr>
-          <w:rFonts w:cstheme="minorHAnsi"/>
-          <w:sz w:val="24"/>
-          <w:szCs w:val="24"/>
-        </w:rPr>
-        <w:t>.</w:t>
-      </w:r>
-    </w:p>
-    <w:p>
-      <w:pPr>
-        <w:rPr>
-          <w:rFonts w:cstheme="minorHAnsi"/>
-          <w:sz w:val="24"/>
-          <w:szCs w:val="24"/>
-        </w:rPr>
-      </w:pPr>
-      <w:r>
-        <w:rPr>
-          <w:rFonts w:cstheme="minorHAnsi"/>
+      <w:proofErr w:type="spellStart"/>
+      <w:r>
+        <w:rPr>
+          <w:rFonts w:ascii="Tahoma" w:hAnsi="Tahoma" w:cs="Tahoma"/>
           <w:b/>
           <w:bCs/>
           <w:sz w:val="24"/>
           <w:szCs w:val="24"/>
         </w:rPr>
+        <w:t>setCursor</w:t>
+      </w:r>
+      <w:proofErr w:type="spellEnd"/>
+      <w:r>
+        <w:rPr>
+          <w:rFonts w:ascii="Tahoma" w:hAnsi="Tahoma" w:cs="Tahoma"/>
+          <w:sz w:val="24"/>
+          <w:szCs w:val="24"/>
+        </w:rPr>
         <w:t xml:space="preserve"> </w:t>
       </w:r>
-      <w:proofErr w:type="spellStart"/>
-      <w:r>
-        <w:rPr>
-          <w:rFonts w:cstheme="minorHAnsi"/>
+      <w:r>
+        <w:rPr>
+          <w:rFonts w:ascii="Tahoma" w:hAnsi="Tahoma" w:cs="Tahoma"/>
+          <w:sz w:val="24"/>
+          <w:szCs w:val="24"/>
+          <w:rtl/>
+        </w:rPr>
+        <w:t>היא מתודה המגדירה את מיקום התחלת הכתיבה על המסך. המתודה מקבלת שני ערכים המייצגים את המיקום בציר ה</w:t>
+      </w:r>
+      <w:r>
+        <w:rPr>
+          <w:rFonts w:ascii="Tahoma" w:hAnsi="Tahoma" w:cs="Tahoma"/>
+          <w:sz w:val="24"/>
+          <w:szCs w:val="24"/>
+        </w:rPr>
+        <w:t xml:space="preserve">-X </w:t>
+      </w:r>
+      <w:r>
+        <w:rPr>
+          <w:rFonts w:ascii="Tahoma" w:hAnsi="Tahoma" w:cs="Tahoma"/>
+          <w:sz w:val="24"/>
+          <w:szCs w:val="24"/>
+          <w:rtl/>
+        </w:rPr>
+        <w:t>ובציר ה</w:t>
+      </w:r>
+      <w:r>
+        <w:rPr>
+          <w:rFonts w:ascii="Tahoma" w:hAnsi="Tahoma" w:cs="Tahoma"/>
+          <w:sz w:val="24"/>
+          <w:szCs w:val="24"/>
+        </w:rPr>
+        <w:t xml:space="preserve">-Y. </w:t>
+      </w:r>
+      <w:r>
+        <w:rPr>
+          <w:rFonts w:ascii="Tahoma" w:hAnsi="Tahoma" w:cs="Tahoma"/>
+          <w:sz w:val="24"/>
+          <w:szCs w:val="24"/>
+          <w:rtl/>
+        </w:rPr>
+        <w:t>ערכים אלו חייבים להיות בטווח הגודל של המסך כדי להבטיח שהטקסט יוצג במקום הרצוי</w:t>
+      </w:r>
+      <w:r>
+        <w:rPr>
+          <w:rFonts w:ascii="Tahoma" w:hAnsi="Tahoma" w:cs="Tahoma"/>
+          <w:sz w:val="24"/>
+          <w:szCs w:val="24"/>
+        </w:rPr>
+        <w:t>.</w:t>
+      </w:r>
+    </w:p>
+    <w:p>
+      <w:pPr>
+        <w:rPr>
+          <w:rFonts w:ascii="Tahoma" w:hAnsi="Tahoma" w:cs="Tahoma"/>
+          <w:sz w:val="24"/>
+          <w:szCs w:val="24"/>
+        </w:rPr>
+      </w:pPr>
+      <w:r>
+        <w:rPr>
+          <w:rFonts w:ascii="Tahoma" w:hAnsi="Tahoma" w:cs="Tahoma"/>
           <w:b/>
           <w:bCs/>
           <w:sz w:val="24"/>
           <w:szCs w:val="24"/>
         </w:rPr>
-        <w:t>setCursor</w:t>
-      </w:r>
-      <w:proofErr w:type="spellEnd"/>
-      <w:r>
-        <w:rPr>
-          <w:rFonts w:cstheme="minorHAnsi"/>
+        <w:t xml:space="preserve"> display</w:t>
+      </w:r>
+      <w:r>
+        <w:rPr>
+          <w:rFonts w:ascii="Tahoma" w:hAnsi="Tahoma" w:cs="Tahoma"/>
           <w:sz w:val="24"/>
           <w:szCs w:val="24"/>
         </w:rPr>
@@ -23763,50 +24362,16 @@
       </w:r>
       <w:r>
         <w:rPr>
-          <w:rFonts w:cstheme="minorHAnsi"/>
-          <w:sz w:val="24"/>
-          <w:szCs w:val="24"/>
-          <w:rtl/>
-        </w:rPr>
-        <w:t>היא מתודה המגדירה את מיקום התחלת הכתיבה על המסך. המתודה מקבלת שני ערכים המייצגים את המיקום בציר ה</w:t>
-      </w:r>
-      <w:r>
-        <w:rPr>
-          <w:rFonts w:cstheme="minorHAnsi"/>
-          <w:sz w:val="24"/>
-          <w:szCs w:val="24"/>
-        </w:rPr>
-        <w:t xml:space="preserve">-X </w:t>
-      </w:r>
-      <w:r>
-        <w:rPr>
-          <w:rFonts w:cstheme="minorHAnsi"/>
-          <w:sz w:val="24"/>
-          <w:szCs w:val="24"/>
-          <w:rtl/>
-        </w:rPr>
-        <w:t>ובציר ה</w:t>
-      </w:r>
-      <w:r>
-        <w:rPr>
-          <w:rFonts w:cstheme="minorHAnsi"/>
-          <w:sz w:val="24"/>
-          <w:szCs w:val="24"/>
-        </w:rPr>
-        <w:t xml:space="preserve">-Y. </w:t>
-      </w:r>
-      <w:r>
-        <w:rPr>
-          <w:rFonts w:cstheme="minorHAnsi"/>
-          <w:sz w:val="24"/>
-          <w:szCs w:val="24"/>
-          <w:rtl/>
-        </w:rPr>
-        <w:t>ערכים אלו חייבים להיות בטווח הגודל של המסך כדי להבטיח שהטקסט יוצג במקום הרצוי</w:t>
-      </w:r>
-      <w:r>
-        <w:rPr>
-          <w:rFonts w:cstheme="minorHAnsi"/>
+          <w:rFonts w:ascii="Tahoma" w:hAnsi="Tahoma" w:cs="Tahoma"/>
+          <w:sz w:val="24"/>
+          <w:szCs w:val="24"/>
+          <w:rtl/>
+        </w:rPr>
+        <w:t>היא מתודה המשמשת לעדכון המסך. לאחר ביצוע שינויים, יש להפעיל מתודה זו כדי לטעון את הנתונים החדשים ולהציגם בפועל</w:t>
+      </w:r>
+      <w:r>
+        <w:rPr>
+          <w:rFonts w:ascii="Tahoma" w:hAnsi="Tahoma" w:cs="Tahoma"/>
           <w:sz w:val="24"/>
           <w:szCs w:val="24"/>
         </w:rPr>
@@ -23816,24 +24381,25 @@
     <w:p>
       <w:pPr>
         <w:rPr>
-          <w:rFonts w:cstheme="minorHAnsi"/>
-          <w:sz w:val="24"/>
-          <w:szCs w:val="24"/>
-        </w:rPr>
-      </w:pPr>
-      <w:r>
-        <w:rPr>
-          <w:rFonts w:cstheme="minorHAnsi"/>
+          <w:rFonts w:ascii="Tahoma" w:hAnsi="Tahoma" w:cs="Tahoma"/>
+          <w:sz w:val="24"/>
+          <w:szCs w:val="24"/>
+          <w:rtl/>
+        </w:rPr>
+      </w:pPr>
+      <w:r>
+        <w:rPr>
+          <w:rFonts w:ascii="Tahoma" w:hAnsi="Tahoma" w:cs="Tahoma"/>
           <w:b/>
           <w:bCs/>
           <w:sz w:val="24"/>
           <w:szCs w:val="24"/>
         </w:rPr>
-        <w:t xml:space="preserve"> display</w:t>
-      </w:r>
-      <w:r>
-        <w:rPr>
-          <w:rFonts w:cstheme="minorHAnsi"/>
+        <w:t xml:space="preserve"> print</w:t>
+      </w:r>
+      <w:r>
+        <w:rPr>
+          <w:rFonts w:ascii="Tahoma" w:hAnsi="Tahoma" w:cs="Tahoma"/>
           <w:sz w:val="24"/>
           <w:szCs w:val="24"/>
         </w:rPr>
@@ -23841,16 +24407,16 @@
       </w:r>
       <w:r>
         <w:rPr>
-          <w:rFonts w:cstheme="minorHAnsi"/>
-          <w:sz w:val="24"/>
-          <w:szCs w:val="24"/>
-          <w:rtl/>
-        </w:rPr>
-        <w:t>היא מתודה המשמשת לעדכון המסך. לאחר ביצוע שינויים, יש להפעיל מתודה זו כדי לטעון את הנתונים החדשים ולהציגם בפועל</w:t>
-      </w:r>
-      <w:r>
-        <w:rPr>
-          <w:rFonts w:cstheme="minorHAnsi"/>
+          <w:rFonts w:ascii="Tahoma" w:hAnsi="Tahoma" w:cs="Tahoma"/>
+          <w:sz w:val="24"/>
+          <w:szCs w:val="24"/>
+          <w:rtl/>
+        </w:rPr>
+        <w:t>היא מתודה המשמשת להדפסת טקסט או ערך מספרי ישירות על המסך. היא מאפשרת להציג מידע בזמן אמת ולהתאים את התוכן המוצג בצורה פשוטה ויעילה</w:t>
+      </w:r>
+      <w:r>
+        <w:rPr>
+          <w:rFonts w:ascii="Tahoma" w:hAnsi="Tahoma" w:cs="Tahoma"/>
           <w:sz w:val="24"/>
           <w:szCs w:val="24"/>
         </w:rPr>
@@ -23860,68 +24426,24 @@
     <w:p>
       <w:pPr>
         <w:rPr>
-          <w:rFonts w:cstheme="minorHAnsi"/>
-          <w:sz w:val="24"/>
-          <w:szCs w:val="24"/>
-          <w:rtl/>
-        </w:rPr>
-      </w:pPr>
-      <w:r>
-        <w:rPr>
-          <w:rFonts w:cstheme="minorHAnsi"/>
-          <w:b/>
-          <w:bCs/>
-          <w:sz w:val="24"/>
-          <w:szCs w:val="24"/>
-        </w:rPr>
-        <w:t xml:space="preserve"> print</w:t>
-      </w:r>
-      <w:r>
-        <w:rPr>
-          <w:rFonts w:cstheme="minorHAnsi"/>
-          <w:sz w:val="24"/>
-          <w:szCs w:val="24"/>
-        </w:rPr>
-        <w:t xml:space="preserve"> </w:t>
-      </w:r>
-      <w:r>
-        <w:rPr>
-          <w:rFonts w:cstheme="minorHAnsi"/>
-          <w:sz w:val="24"/>
-          <w:szCs w:val="24"/>
-          <w:rtl/>
-        </w:rPr>
-        <w:t>היא מתודה המשמשת להדפסת טקסט או ערך מספרי ישירות על המסך. היא מאפשרת להציג מידע בזמן אמת ולהתאים את התוכן המוצג בצורה פשוטה ויעילה</w:t>
-      </w:r>
-      <w:r>
-        <w:rPr>
-          <w:rFonts w:cstheme="minorHAnsi"/>
-          <w:sz w:val="24"/>
-          <w:szCs w:val="24"/>
-        </w:rPr>
-        <w:t>.</w:t>
-      </w:r>
-    </w:p>
-    <w:p>
-      <w:pPr>
-        <w:rPr>
-          <w:sz w:val="24"/>
-          <w:szCs w:val="24"/>
-          <w:rtl/>
-        </w:rPr>
-      </w:pPr>
-      <w:r>
-        <w:rPr>
-          <w:rFonts w:cstheme="minorHAnsi" w:hint="cs"/>
-          <w:sz w:val="24"/>
-          <w:szCs w:val="24"/>
-          <w:rtl/>
-        </w:rPr>
+          <w:sz w:val="24"/>
+          <w:szCs w:val="24"/>
+          <w:rtl/>
+        </w:rPr>
+      </w:pPr>
+      <w:r>
+        <w:rPr>
+          <w:rFonts w:ascii="Tahoma" w:hAnsi="Tahoma" w:cs="Tahoma"/>
+          <w:sz w:val="24"/>
+          <w:szCs w:val="24"/>
+          <w:rtl/>
+        </w:rPr>
+        <w:lastRenderedPageBreak/>
         <w:t xml:space="preserve">חשוב לזכור </w:t>
       </w:r>
       <w:r>
         <w:rPr>
-          <w:rFonts w:cstheme="minorHAnsi" w:hint="cs"/>
+          <w:rFonts w:ascii="Tahoma" w:hAnsi="Tahoma" w:cs="Tahoma"/>
           <w:sz w:val="24"/>
           <w:szCs w:val="24"/>
           <w:rtl/>
@@ -23930,7 +24452,7 @@
       </w:r>
       <w:r>
         <w:rPr>
-          <w:rFonts w:cstheme="minorHAnsi" w:hint="cs"/>
+          <w:rFonts w:ascii="Tahoma" w:hAnsi="Tahoma" w:cs="Tahoma"/>
           <w:sz w:val="24"/>
           <w:szCs w:val="24"/>
         </w:rPr>
@@ -23938,7 +24460,7 @@
       </w:r>
       <w:r>
         <w:rPr>
-          <w:rFonts w:cstheme="minorHAnsi" w:hint="cs"/>
+          <w:rFonts w:ascii="Tahoma" w:hAnsi="Tahoma" w:cs="Tahoma"/>
           <w:sz w:val="24"/>
           <w:szCs w:val="24"/>
           <w:rtl/>
@@ -23947,7 +24469,7 @@
       </w:r>
       <w:r>
         <w:rPr>
-          <w:rFonts w:cstheme="minorHAnsi"/>
+          <w:rFonts w:ascii="Tahoma" w:hAnsi="Tahoma" w:cs="Tahoma"/>
           <w:sz w:val="24"/>
           <w:szCs w:val="24"/>
         </w:rPr>
@@ -23967,6 +24489,7 @@
           <w:rtl/>
         </w:rPr>
       </w:pPr>
+      <w:bookmarkStart w:id="25" w:name="_Toc185711983"/>
       <w:r>
         <w:rPr>
           <w:rFonts w:hint="cs"/>
@@ -24016,6 +24539,7 @@
         </w:rPr>
         <w:t>.24</w:t>
       </w:r>
+      <w:bookmarkEnd w:id="25"/>
     </w:p>
     <w:p>
       <w:pPr>
@@ -27269,9 +27793,9 @@
         </w:rPr>
         <w:br w:type="page"/>
       </w:r>
-      <w:r>
-        <w:rPr>
-          <w:rFonts w:hint="cs"/>
+      <w:bookmarkStart w:id="26" w:name="_Toc185711984"/>
+      <w:r>
+        <w:rPr>
           <w:rtl/>
         </w:rPr>
         <w:lastRenderedPageBreak/>
@@ -27280,18 +27804,19 @@
       <w:r>
         <w:t>Ultrasonic</w:t>
       </w:r>
-    </w:p>
-    <w:p>
-      <w:pPr>
-        <w:rPr>
-          <w:rFonts w:cstheme="minorHAnsi"/>
-          <w:sz w:val="24"/>
-          <w:szCs w:val="24"/>
-        </w:rPr>
-      </w:pPr>
-      <w:r>
-        <w:rPr>
-          <w:rFonts w:cstheme="minorHAnsi"/>
+      <w:bookmarkEnd w:id="26"/>
+    </w:p>
+    <w:p>
+      <w:pPr>
+        <w:rPr>
+          <w:rFonts w:ascii="Tahoma" w:hAnsi="Tahoma" w:cs="Tahoma"/>
+          <w:sz w:val="24"/>
+          <w:szCs w:val="24"/>
+        </w:rPr>
+      </w:pPr>
+      <w:r>
+        <w:rPr>
+          <w:rFonts w:ascii="Tahoma" w:hAnsi="Tahoma" w:cs="Tahoma"/>
           <w:sz w:val="24"/>
           <w:szCs w:val="24"/>
           <w:rtl/>
@@ -27301,7 +27826,7 @@
       <w:proofErr w:type="spellStart"/>
       <w:r>
         <w:rPr>
-          <w:rFonts w:cstheme="minorHAnsi"/>
+          <w:rFonts w:ascii="Tahoma" w:hAnsi="Tahoma" w:cs="Tahoma"/>
           <w:sz w:val="24"/>
           <w:szCs w:val="24"/>
           <w:rtl/>
@@ -27311,7 +27836,7 @@
       <w:proofErr w:type="spellEnd"/>
       <w:r>
         <w:rPr>
-          <w:rFonts w:cstheme="minorHAnsi"/>
+          <w:rFonts w:ascii="Tahoma" w:hAnsi="Tahoma" w:cs="Tahoma"/>
           <w:sz w:val="24"/>
           <w:szCs w:val="24"/>
         </w:rPr>
@@ -27319,7 +27844,7 @@
       </w:r>
       <w:r>
         <w:rPr>
-          <w:rFonts w:cstheme="minorHAnsi"/>
+          <w:rFonts w:ascii="Tahoma" w:hAnsi="Tahoma" w:cs="Tahoma"/>
           <w:sz w:val="24"/>
           <w:szCs w:val="24"/>
           <w:rtl/>
@@ -27328,7 +27853,7 @@
       </w:r>
       <w:r>
         <w:rPr>
-          <w:rFonts w:cstheme="minorHAnsi"/>
+          <w:rFonts w:ascii="Tahoma" w:hAnsi="Tahoma" w:cs="Tahoma"/>
           <w:sz w:val="24"/>
           <w:szCs w:val="24"/>
         </w:rPr>
@@ -27336,7 +27861,7 @@
       </w:r>
       <w:r>
         <w:rPr>
-          <w:rFonts w:cstheme="minorHAnsi" w:hint="cs"/>
+          <w:rFonts w:ascii="Tahoma" w:hAnsi="Tahoma" w:cs="Tahoma"/>
           <w:sz w:val="24"/>
           <w:szCs w:val="24"/>
           <w:rtl/>
@@ -27345,7 +27870,7 @@
       </w:r>
       <w:r>
         <w:rPr>
-          <w:rFonts w:cstheme="minorHAnsi"/>
+          <w:rFonts w:ascii="Tahoma" w:hAnsi="Tahoma" w:cs="Tahoma"/>
           <w:sz w:val="24"/>
           <w:szCs w:val="24"/>
           <w:rtl/>
@@ -27354,7 +27879,7 @@
       </w:r>
       <w:r>
         <w:rPr>
-          <w:rFonts w:cstheme="minorHAnsi"/>
+          <w:rFonts w:ascii="Tahoma" w:hAnsi="Tahoma" w:cs="Tahoma"/>
           <w:sz w:val="24"/>
           <w:szCs w:val="24"/>
         </w:rPr>
@@ -27364,7 +27889,7 @@
     <w:p>
       <w:pPr>
         <w:rPr>
-          <w:rFonts w:cstheme="minorHAnsi"/>
+          <w:rFonts w:ascii="Tahoma" w:hAnsi="Tahoma" w:cs="Tahoma"/>
           <w:b/>
           <w:bCs/>
           <w:sz w:val="24"/>
@@ -27373,7 +27898,7 @@
       </w:pPr>
       <w:r>
         <w:rPr>
-          <w:rFonts w:cstheme="minorHAnsi"/>
+          <w:rFonts w:ascii="Tahoma" w:hAnsi="Tahoma" w:cs="Tahoma"/>
           <w:b/>
           <w:bCs/>
           <w:sz w:val="24"/>
@@ -27386,7 +27911,7 @@
     <w:p>
       <w:pPr>
         <w:rPr>
-          <w:rFonts w:cstheme="minorHAnsi"/>
+          <w:rFonts w:ascii="Tahoma" w:hAnsi="Tahoma" w:cs="Tahoma"/>
           <w:b/>
           <w:bCs/>
           <w:sz w:val="24"/>
@@ -27395,7 +27920,7 @@
       </w:pPr>
       <w:r>
         <w:rPr>
-          <w:rFonts w:cstheme="minorHAnsi"/>
+          <w:rFonts w:ascii="Tahoma" w:hAnsi="Tahoma" w:cs="Tahoma"/>
           <w:b/>
           <w:bCs/>
           <w:sz w:val="24"/>
@@ -27412,14 +27937,14 @@
           <w:numId w:val="39"/>
         </w:numPr>
         <w:rPr>
-          <w:rFonts w:cstheme="minorHAnsi"/>
-          <w:sz w:val="24"/>
-          <w:szCs w:val="24"/>
-        </w:rPr>
-      </w:pPr>
-      <w:r>
-        <w:rPr>
-          <w:rFonts w:cstheme="minorHAnsi"/>
+          <w:rFonts w:ascii="Tahoma" w:hAnsi="Tahoma" w:cs="Tahoma"/>
+          <w:sz w:val="24"/>
+          <w:szCs w:val="24"/>
+        </w:rPr>
+      </w:pPr>
+      <w:r>
+        <w:rPr>
+          <w:rFonts w:ascii="Tahoma" w:hAnsi="Tahoma" w:cs="Tahoma"/>
           <w:b/>
           <w:bCs/>
           <w:sz w:val="24"/>
@@ -27430,7 +27955,7 @@
       </w:r>
       <w:r>
         <w:rPr>
-          <w:rFonts w:cstheme="minorHAnsi"/>
+          <w:rFonts w:ascii="Tahoma" w:hAnsi="Tahoma" w:cs="Tahoma"/>
           <w:sz w:val="24"/>
           <w:szCs w:val="24"/>
           <w:rtl/>
@@ -27439,7 +27964,7 @@
       </w:r>
       <w:r>
         <w:rPr>
-          <w:rFonts w:cstheme="minorHAnsi"/>
+          <w:rFonts w:ascii="Tahoma" w:hAnsi="Tahoma" w:cs="Tahoma"/>
           <w:sz w:val="24"/>
           <w:szCs w:val="24"/>
         </w:rPr>
@@ -27447,7 +27972,7 @@
       </w:r>
       <w:r>
         <w:rPr>
-          <w:rFonts w:cstheme="minorHAnsi" w:hint="cs"/>
+          <w:rFonts w:ascii="Tahoma" w:hAnsi="Tahoma" w:cs="Tahoma"/>
           <w:sz w:val="24"/>
           <w:szCs w:val="24"/>
           <w:rtl/>
@@ -27456,7 +27981,7 @@
       </w:r>
       <w:r>
         <w:rPr>
-          <w:rFonts w:cstheme="minorHAnsi"/>
+          <w:rFonts w:ascii="Tahoma" w:hAnsi="Tahoma" w:cs="Tahoma"/>
           <w:sz w:val="24"/>
           <w:szCs w:val="24"/>
           <w:rtl/>
@@ -27465,7 +27990,7 @@
       </w:r>
       <w:r>
         <w:rPr>
-          <w:rFonts w:cstheme="minorHAnsi" w:hint="cs"/>
+          <w:rFonts w:ascii="Tahoma" w:hAnsi="Tahoma" w:cs="Tahoma"/>
           <w:sz w:val="24"/>
           <w:szCs w:val="24"/>
           <w:rtl/>
@@ -27475,7 +28000,7 @@
       <w:proofErr w:type="spellStart"/>
       <w:r>
         <w:rPr>
-          <w:rFonts w:cstheme="minorHAnsi" w:hint="cs"/>
+          <w:rFonts w:ascii="Tahoma" w:hAnsi="Tahoma" w:cs="Tahoma"/>
           <w:sz w:val="24"/>
           <w:szCs w:val="24"/>
           <w:rtl/>
@@ -27491,14 +28016,14 @@
           <w:numId w:val="39"/>
         </w:numPr>
         <w:rPr>
-          <w:rFonts w:cstheme="minorHAnsi"/>
-          <w:sz w:val="24"/>
-          <w:szCs w:val="24"/>
-        </w:rPr>
-      </w:pPr>
-      <w:r>
-        <w:rPr>
-          <w:rFonts w:cstheme="minorHAnsi"/>
+          <w:rFonts w:ascii="Tahoma" w:hAnsi="Tahoma" w:cs="Tahoma"/>
+          <w:sz w:val="24"/>
+          <w:szCs w:val="24"/>
+        </w:rPr>
+      </w:pPr>
+      <w:r>
+        <w:rPr>
+          <w:rFonts w:ascii="Tahoma" w:hAnsi="Tahoma" w:cs="Tahoma"/>
           <w:b/>
           <w:bCs/>
           <w:sz w:val="24"/>
@@ -27509,7 +28034,7 @@
       </w:r>
       <w:r>
         <w:rPr>
-          <w:rFonts w:cstheme="minorHAnsi"/>
+          <w:rFonts w:ascii="Tahoma" w:hAnsi="Tahoma" w:cs="Tahoma"/>
           <w:sz w:val="24"/>
           <w:szCs w:val="24"/>
           <w:rtl/>
@@ -27518,7 +28043,7 @@
       </w:r>
       <w:r>
         <w:rPr>
-          <w:rFonts w:cstheme="minorHAnsi"/>
+          <w:rFonts w:ascii="Tahoma" w:hAnsi="Tahoma" w:cs="Tahoma"/>
           <w:sz w:val="24"/>
           <w:szCs w:val="24"/>
         </w:rPr>
@@ -27526,7 +28051,7 @@
       </w:r>
       <w:r>
         <w:rPr>
-          <w:rFonts w:cstheme="minorHAnsi" w:hint="cs"/>
+          <w:rFonts w:ascii="Tahoma" w:hAnsi="Tahoma" w:cs="Tahoma"/>
           <w:sz w:val="24"/>
           <w:szCs w:val="24"/>
           <w:rtl/>
@@ -27535,7 +28060,7 @@
       </w:r>
       <w:r>
         <w:rPr>
-          <w:rFonts w:cstheme="minorHAnsi"/>
+          <w:rFonts w:ascii="Tahoma" w:hAnsi="Tahoma" w:cs="Tahoma"/>
           <w:sz w:val="24"/>
           <w:szCs w:val="24"/>
           <w:rtl/>
@@ -27546,7 +28071,7 @@
     <w:p>
       <w:pPr>
         <w:rPr>
-          <w:rFonts w:cstheme="minorHAnsi"/>
+          <w:rFonts w:ascii="Tahoma" w:hAnsi="Tahoma" w:cs="Tahoma"/>
           <w:b/>
           <w:bCs/>
           <w:sz w:val="24"/>
@@ -27558,33 +28083,24 @@
     <w:p>
       <w:pPr>
         <w:rPr>
-          <w:rFonts w:cstheme="minorHAnsi"/>
-          <w:sz w:val="24"/>
-          <w:szCs w:val="24"/>
-          <w:rtl/>
-        </w:rPr>
-      </w:pPr>
-      <w:r>
-        <w:rPr>
-          <w:rFonts w:cstheme="minorHAnsi" w:hint="cs"/>
-          <w:sz w:val="24"/>
-          <w:szCs w:val="24"/>
-          <w:rtl/>
-        </w:rPr>
-        <w:t>התרשים הבא הוא</w:t>
-      </w:r>
-      <w:r>
-        <w:rPr>
-          <w:rFonts w:cstheme="minorHAnsi" w:hint="cs"/>
-          <w:sz w:val="24"/>
-          <w:szCs w:val="24"/>
-          <w:rtl/>
-        </w:rPr>
-        <w:t xml:space="preserve"> </w:t>
-      </w:r>
-      <w:r>
-        <w:rPr>
-          <w:rFonts w:cstheme="minorHAnsi"/>
+          <w:rFonts w:ascii="Tahoma" w:hAnsi="Tahoma" w:cs="Tahoma"/>
+          <w:sz w:val="24"/>
+          <w:szCs w:val="24"/>
+          <w:rtl/>
+        </w:rPr>
+      </w:pPr>
+      <w:r>
+        <w:rPr>
+          <w:rFonts w:ascii="Tahoma" w:hAnsi="Tahoma" w:cs="Tahoma"/>
+          <w:sz w:val="24"/>
+          <w:szCs w:val="24"/>
+          <w:rtl/>
+        </w:rPr>
+        <w:t xml:space="preserve">התרשים הבא הוא </w:t>
+      </w:r>
+      <w:r>
+        <w:rPr>
+          <w:rFonts w:ascii="Tahoma" w:hAnsi="Tahoma" w:cs="Tahoma"/>
           <w:sz w:val="24"/>
           <w:szCs w:val="24"/>
           <w:rtl/>
@@ -27593,7 +28109,7 @@
       </w:r>
       <w:r>
         <w:rPr>
-          <w:rFonts w:cstheme="minorHAnsi" w:hint="cs"/>
+          <w:rFonts w:ascii="Tahoma" w:hAnsi="Tahoma" w:cs="Tahoma"/>
           <w:sz w:val="24"/>
           <w:szCs w:val="24"/>
           <w:rtl/>
@@ -27604,7 +28120,7 @@
     <w:p>
       <w:pPr>
         <w:rPr>
-          <w:rFonts w:cstheme="minorHAnsi"/>
+          <w:rFonts w:ascii="Tahoma" w:hAnsi="Tahoma" w:cs="Tahoma"/>
           <w:b/>
           <w:bCs/>
           <w:sz w:val="24"/>
@@ -27613,9 +28129,10 @@
       </w:pPr>
       <w:r>
         <w:rPr>
-          <w:rFonts w:cs="Calibri"/>
+          <w:rFonts w:ascii="Tahoma" w:hAnsi="Tahoma" w:cs="Tahoma"/>
           <w:b/>
           <w:bCs/>
+          <w:noProof/>
           <w:sz w:val="24"/>
           <w:szCs w:val="24"/>
           <w:rtl/>
@@ -27664,14 +28181,14 @@
           <w:numId w:val="40"/>
         </w:numPr>
         <w:rPr>
-          <w:rFonts w:cstheme="minorHAnsi"/>
-          <w:sz w:val="24"/>
-          <w:szCs w:val="24"/>
-        </w:rPr>
-      </w:pPr>
-      <w:r>
-        <w:rPr>
-          <w:rFonts w:cstheme="minorHAnsi"/>
+          <w:rFonts w:ascii="Tahoma" w:hAnsi="Tahoma" w:cs="Tahoma"/>
+          <w:sz w:val="24"/>
+          <w:szCs w:val="24"/>
+        </w:rPr>
+      </w:pPr>
+      <w:r>
+        <w:rPr>
+          <w:rFonts w:ascii="Tahoma" w:hAnsi="Tahoma" w:cs="Tahoma"/>
           <w:b/>
           <w:bCs/>
           <w:sz w:val="24"/>
@@ -27682,27 +28199,17 @@
       </w:r>
       <w:r>
         <w:rPr>
-          <w:rFonts w:cstheme="minorHAnsi" w:hint="cs"/>
+          <w:rFonts w:ascii="Tahoma" w:hAnsi="Tahoma" w:cs="Tahoma"/>
           <w:b/>
           <w:bCs/>
           <w:sz w:val="24"/>
           <w:szCs w:val="24"/>
         </w:rPr>
-        <w:t>T</w:t>
-      </w:r>
-      <w:r>
-        <w:rPr>
-          <w:rFonts w:cstheme="minorHAnsi"/>
-          <w:b/>
-          <w:bCs/>
-          <w:sz w:val="24"/>
-          <w:szCs w:val="24"/>
-        </w:rPr>
-        <w:t>rigger</w:t>
-      </w:r>
-      <w:r>
-        <w:rPr>
-          <w:rFonts w:cstheme="minorHAnsi" w:hint="cs"/>
+        <w:t>Trigger</w:t>
+      </w:r>
+      <w:r>
+        <w:rPr>
+          <w:rFonts w:ascii="Tahoma" w:hAnsi="Tahoma" w:cs="Tahoma"/>
           <w:sz w:val="24"/>
           <w:szCs w:val="24"/>
           <w:rtl/>
@@ -27711,7 +28218,7 @@
       </w:r>
       <w:r>
         <w:rPr>
-          <w:rFonts w:cstheme="minorHAnsi"/>
+          <w:rFonts w:ascii="Tahoma" w:hAnsi="Tahoma" w:cs="Tahoma"/>
           <w:sz w:val="24"/>
           <w:szCs w:val="24"/>
           <w:rtl/>
@@ -27720,7 +28227,7 @@
       </w:r>
       <w:r>
         <w:rPr>
-          <w:rFonts w:cstheme="minorHAnsi"/>
+          <w:rFonts w:ascii="Tahoma" w:hAnsi="Tahoma" w:cs="Tahoma"/>
           <w:sz w:val="24"/>
           <w:szCs w:val="24"/>
         </w:rPr>
@@ -27728,7 +28235,7 @@
       </w:r>
       <w:r>
         <w:rPr>
-          <w:rFonts w:cstheme="minorHAnsi"/>
+          <w:rFonts w:ascii="Tahoma" w:hAnsi="Tahoma" w:cs="Tahoma"/>
           <w:sz w:val="24"/>
           <w:szCs w:val="24"/>
         </w:rPr>
@@ -27736,7 +28243,7 @@
       </w:r>
       <w:r>
         <w:rPr>
-          <w:rFonts w:cstheme="minorHAnsi"/>
+          <w:rFonts w:ascii="Tahoma" w:hAnsi="Tahoma" w:cs="Tahoma"/>
           <w:sz w:val="24"/>
           <w:szCs w:val="24"/>
           <w:rtl/>
@@ -27745,7 +28252,7 @@
       </w:r>
       <w:r>
         <w:rPr>
-          <w:rFonts w:cstheme="minorHAnsi"/>
+          <w:rFonts w:ascii="Tahoma" w:hAnsi="Tahoma" w:cs="Tahoma"/>
           <w:sz w:val="24"/>
           <w:szCs w:val="24"/>
         </w:rPr>
@@ -27753,17 +28260,15 @@
       </w:r>
       <w:r>
         <w:rPr>
-          <w:rFonts w:cstheme="minorHAnsi"/>
+          <w:rFonts w:ascii="Tahoma" w:hAnsi="Tahoma" w:cs="Tahoma"/>
           <w:sz w:val="24"/>
           <w:szCs w:val="24"/>
         </w:rPr>
         <w:t xml:space="preserve"> </w:t>
       </w:r>
-      <w:bookmarkStart w:id="19" w:name="_GoBack"/>
-      <w:bookmarkEnd w:id="19"/>
-      <w:r>
-        <w:rPr>
-          <w:rFonts w:cstheme="minorHAnsi" w:hint="cs"/>
+      <w:r>
+        <w:rPr>
+          <w:rFonts w:ascii="Tahoma" w:hAnsi="Tahoma" w:cs="Tahoma"/>
           <w:sz w:val="24"/>
           <w:szCs w:val="24"/>
           <w:rtl/>
@@ -27772,7 +28277,7 @@
       </w:r>
       <w:r>
         <w:rPr>
-          <w:rFonts w:cstheme="minorHAnsi"/>
+          <w:rFonts w:ascii="Tahoma" w:hAnsi="Tahoma" w:cs="Tahoma"/>
           <w:sz w:val="24"/>
           <w:szCs w:val="24"/>
           <w:rtl/>
@@ -27781,7 +28286,7 @@
       </w:r>
       <w:r>
         <w:rPr>
-          <w:rFonts w:cstheme="minorHAnsi"/>
+          <w:rFonts w:ascii="Tahoma" w:hAnsi="Tahoma" w:cs="Tahoma"/>
           <w:sz w:val="24"/>
           <w:szCs w:val="24"/>
         </w:rPr>
@@ -27795,14 +28300,14 @@
           <w:numId w:val="40"/>
         </w:numPr>
         <w:rPr>
-          <w:rFonts w:cstheme="minorHAnsi"/>
-          <w:sz w:val="24"/>
-          <w:szCs w:val="24"/>
-        </w:rPr>
-      </w:pPr>
-      <w:r>
-        <w:rPr>
-          <w:rFonts w:cstheme="minorHAnsi"/>
+          <w:rFonts w:ascii="Tahoma" w:hAnsi="Tahoma" w:cs="Tahoma"/>
+          <w:sz w:val="24"/>
+          <w:szCs w:val="24"/>
+        </w:rPr>
+      </w:pPr>
+      <w:r>
+        <w:rPr>
+          <w:rFonts w:ascii="Tahoma" w:hAnsi="Tahoma" w:cs="Tahoma"/>
           <w:b/>
           <w:bCs/>
           <w:sz w:val="24"/>
@@ -27814,7 +28319,7 @@
       <w:proofErr w:type="spellStart"/>
       <w:r>
         <w:rPr>
-          <w:rFonts w:cstheme="minorHAnsi"/>
+          <w:rFonts w:ascii="Tahoma" w:hAnsi="Tahoma" w:cs="Tahoma"/>
           <w:b/>
           <w:bCs/>
           <w:sz w:val="24"/>
@@ -27826,7 +28331,7 @@
       <w:proofErr w:type="spellEnd"/>
       <w:r>
         <w:rPr>
-          <w:rFonts w:cstheme="minorHAnsi" w:hint="cs"/>
+          <w:rFonts w:ascii="Tahoma" w:hAnsi="Tahoma" w:cs="Tahoma"/>
           <w:b/>
           <w:bCs/>
           <w:sz w:val="24"/>
@@ -27837,7 +28342,7 @@
       </w:r>
       <w:r>
         <w:rPr>
-          <w:rFonts w:cstheme="minorHAnsi"/>
+          <w:rFonts w:ascii="Tahoma" w:hAnsi="Tahoma" w:cs="Tahoma"/>
           <w:sz w:val="24"/>
           <w:szCs w:val="24"/>
           <w:rtl/>
@@ -27846,7 +28351,7 @@
       </w:r>
       <w:r>
         <w:rPr>
-          <w:rFonts w:cstheme="minorHAnsi"/>
+          <w:rFonts w:ascii="Tahoma" w:hAnsi="Tahoma" w:cs="Tahoma"/>
           <w:sz w:val="24"/>
           <w:szCs w:val="24"/>
         </w:rPr>
@@ -27854,7 +28359,7 @@
       </w:r>
       <w:r>
         <w:rPr>
-          <w:rFonts w:cstheme="minorHAnsi"/>
+          <w:rFonts w:ascii="Tahoma" w:hAnsi="Tahoma" w:cs="Tahoma"/>
           <w:sz w:val="24"/>
           <w:szCs w:val="24"/>
         </w:rPr>
@@ -27862,7 +28367,7 @@
       </w:r>
       <w:r>
         <w:rPr>
-          <w:rFonts w:cstheme="minorHAnsi"/>
+          <w:rFonts w:ascii="Tahoma" w:hAnsi="Tahoma" w:cs="Tahoma"/>
           <w:sz w:val="24"/>
           <w:szCs w:val="24"/>
           <w:rtl/>
@@ -27871,7 +28376,7 @@
       </w:r>
       <w:r>
         <w:rPr>
-          <w:rFonts w:cstheme="minorHAnsi"/>
+          <w:rFonts w:ascii="Tahoma" w:hAnsi="Tahoma" w:cs="Tahoma"/>
           <w:sz w:val="24"/>
           <w:szCs w:val="24"/>
         </w:rPr>
@@ -27879,7 +28384,7 @@
       </w:r>
       <w:r>
         <w:rPr>
-          <w:rFonts w:cstheme="minorHAnsi"/>
+          <w:rFonts w:ascii="Tahoma" w:hAnsi="Tahoma" w:cs="Tahoma"/>
           <w:sz w:val="24"/>
           <w:szCs w:val="24"/>
           <w:rtl/>
@@ -27889,7 +28394,7 @@
       <w:proofErr w:type="spellStart"/>
       <w:r>
         <w:rPr>
-          <w:rFonts w:cstheme="minorHAnsi"/>
+          <w:rFonts w:ascii="Tahoma" w:hAnsi="Tahoma" w:cs="Tahoma"/>
           <w:sz w:val="24"/>
           <w:szCs w:val="24"/>
           <w:rtl/>
@@ -27899,7 +28404,7 @@
       <w:proofErr w:type="spellEnd"/>
       <w:r>
         <w:rPr>
-          <w:rFonts w:cstheme="minorHAnsi"/>
+          <w:rFonts w:ascii="Tahoma" w:hAnsi="Tahoma" w:cs="Tahoma"/>
           <w:sz w:val="24"/>
           <w:szCs w:val="24"/>
           <w:rtl/>
@@ -27908,7 +28413,7 @@
       </w:r>
       <w:r>
         <w:rPr>
-          <w:rFonts w:cstheme="minorHAnsi"/>
+          <w:rFonts w:ascii="Tahoma" w:hAnsi="Tahoma" w:cs="Tahoma"/>
           <w:sz w:val="24"/>
           <w:szCs w:val="24"/>
           <w:rtl/>
@@ -27917,7 +28422,7 @@
       </w:r>
       <w:r>
         <w:rPr>
-          <w:rFonts w:cstheme="minorHAnsi"/>
+          <w:rFonts w:ascii="Tahoma" w:hAnsi="Tahoma" w:cs="Tahoma"/>
           <w:sz w:val="24"/>
           <w:szCs w:val="24"/>
         </w:rPr>
@@ -27925,7 +28430,7 @@
       </w:r>
       <w:r>
         <w:rPr>
-          <w:rFonts w:cstheme="minorHAnsi" w:hint="cs"/>
+          <w:rFonts w:ascii="Tahoma" w:hAnsi="Tahoma" w:cs="Tahoma"/>
           <w:sz w:val="24"/>
           <w:szCs w:val="24"/>
           <w:rtl/>
@@ -27940,14 +28445,14 @@
           <w:numId w:val="40"/>
         </w:numPr>
         <w:rPr>
-          <w:rFonts w:cstheme="minorHAnsi"/>
-          <w:sz w:val="24"/>
-          <w:szCs w:val="24"/>
-        </w:rPr>
-      </w:pPr>
-      <w:r>
-        <w:rPr>
-          <w:rFonts w:cstheme="minorHAnsi"/>
+          <w:rFonts w:ascii="Tahoma" w:hAnsi="Tahoma" w:cs="Tahoma"/>
+          <w:sz w:val="24"/>
+          <w:szCs w:val="24"/>
+        </w:rPr>
+      </w:pPr>
+      <w:r>
+        <w:rPr>
+          <w:rFonts w:ascii="Tahoma" w:hAnsi="Tahoma" w:cs="Tahoma"/>
           <w:b/>
           <w:bCs/>
           <w:sz w:val="24"/>
@@ -27959,7 +28464,7 @@
       </w:r>
       <w:r>
         <w:rPr>
-          <w:rFonts w:cstheme="minorHAnsi"/>
+          <w:rFonts w:ascii="Tahoma" w:hAnsi="Tahoma" w:cs="Tahoma"/>
           <w:b/>
           <w:bCs/>
           <w:sz w:val="24"/>
@@ -27969,7 +28474,7 @@
       </w:r>
       <w:r>
         <w:rPr>
-          <w:rFonts w:cstheme="minorHAnsi" w:hint="cs"/>
+          <w:rFonts w:ascii="Tahoma" w:hAnsi="Tahoma" w:cs="Tahoma"/>
           <w:sz w:val="24"/>
           <w:szCs w:val="24"/>
           <w:rtl/>
@@ -27978,7 +28483,7 @@
       </w:r>
       <w:r>
         <w:rPr>
-          <w:rFonts w:cstheme="minorHAnsi"/>
+          <w:rFonts w:ascii="Tahoma" w:hAnsi="Tahoma" w:cs="Tahoma"/>
           <w:sz w:val="24"/>
           <w:szCs w:val="24"/>
           <w:rtl/>
@@ -27988,7 +28493,7 @@
       <w:proofErr w:type="spellStart"/>
       <w:r>
         <w:rPr>
-          <w:rFonts w:cstheme="minorHAnsi"/>
+          <w:rFonts w:ascii="Tahoma" w:hAnsi="Tahoma" w:cs="Tahoma"/>
           <w:sz w:val="24"/>
           <w:szCs w:val="24"/>
           <w:rtl/>
@@ -27998,7 +28503,7 @@
       <w:proofErr w:type="spellEnd"/>
       <w:r>
         <w:rPr>
-          <w:rFonts w:cstheme="minorHAnsi"/>
+          <w:rFonts w:ascii="Tahoma" w:hAnsi="Tahoma" w:cs="Tahoma"/>
           <w:sz w:val="24"/>
           <w:szCs w:val="24"/>
           <w:rtl/>
@@ -28007,7 +28512,7 @@
       </w:r>
       <w:r>
         <w:rPr>
-          <w:rFonts w:cstheme="minorHAnsi" w:hint="cs"/>
+          <w:rFonts w:ascii="Tahoma" w:hAnsi="Tahoma" w:cs="Tahoma"/>
           <w:sz w:val="24"/>
           <w:szCs w:val="24"/>
           <w:rtl/>
@@ -28016,7 +28521,7 @@
       </w:r>
       <w:r>
         <w:rPr>
-          <w:rFonts w:cstheme="minorHAnsi"/>
+          <w:rFonts w:ascii="Tahoma" w:hAnsi="Tahoma" w:cs="Tahoma"/>
           <w:sz w:val="24"/>
           <w:szCs w:val="24"/>
         </w:rPr>
@@ -28024,7 +28529,7 @@
       </w:r>
       <w:r>
         <w:rPr>
-          <w:rFonts w:cstheme="minorHAnsi"/>
+          <w:rFonts w:ascii="Tahoma" w:hAnsi="Tahoma" w:cs="Tahoma"/>
           <w:sz w:val="24"/>
           <w:szCs w:val="24"/>
         </w:rPr>
@@ -28032,7 +28537,7 @@
       </w:r>
       <w:r>
         <w:rPr>
-          <w:rFonts w:cstheme="minorHAnsi"/>
+          <w:rFonts w:ascii="Tahoma" w:hAnsi="Tahoma" w:cs="Tahoma"/>
           <w:sz w:val="24"/>
           <w:szCs w:val="24"/>
           <w:rtl/>
@@ -28041,7 +28546,7 @@
       </w:r>
       <w:r>
         <w:rPr>
-          <w:rFonts w:cstheme="minorHAnsi" w:hint="cs"/>
+          <w:rFonts w:ascii="Tahoma" w:hAnsi="Tahoma" w:cs="Tahoma"/>
           <w:sz w:val="24"/>
           <w:szCs w:val="24"/>
           <w:rtl/>
@@ -28050,7 +28555,7 @@
       </w:r>
       <w:r>
         <w:rPr>
-          <w:rFonts w:cstheme="minorHAnsi"/>
+          <w:rFonts w:ascii="Tahoma" w:hAnsi="Tahoma" w:cs="Tahoma"/>
           <w:sz w:val="24"/>
           <w:szCs w:val="24"/>
           <w:rtl/>
@@ -28059,7 +28564,7 @@
       </w:r>
       <w:r>
         <w:rPr>
-          <w:rFonts w:cstheme="minorHAnsi"/>
+          <w:rFonts w:ascii="Tahoma" w:hAnsi="Tahoma" w:cs="Tahoma"/>
           <w:sz w:val="24"/>
           <w:szCs w:val="24"/>
         </w:rPr>
@@ -28067,7 +28572,7 @@
       </w:r>
       <w:r>
         <w:rPr>
-          <w:rFonts w:cstheme="minorHAnsi" w:hint="cs"/>
+          <w:rFonts w:ascii="Tahoma" w:hAnsi="Tahoma" w:cs="Tahoma"/>
           <w:sz w:val="24"/>
           <w:szCs w:val="24"/>
           <w:rtl/>
@@ -28082,14 +28587,14 @@
           <w:numId w:val="40"/>
         </w:numPr>
         <w:rPr>
-          <w:rFonts w:cstheme="minorHAnsi"/>
-          <w:sz w:val="24"/>
-          <w:szCs w:val="24"/>
-        </w:rPr>
-      </w:pPr>
-      <w:r>
-        <w:rPr>
-          <w:rFonts w:cstheme="minorHAnsi"/>
+          <w:rFonts w:ascii="Tahoma" w:hAnsi="Tahoma" w:cs="Tahoma"/>
+          <w:sz w:val="24"/>
+          <w:szCs w:val="24"/>
+        </w:rPr>
+      </w:pPr>
+      <w:r>
+        <w:rPr>
+          <w:rFonts w:ascii="Tahoma" w:hAnsi="Tahoma" w:cs="Tahoma"/>
           <w:b/>
           <w:bCs/>
           <w:sz w:val="24"/>
@@ -28100,27 +28605,17 @@
       </w:r>
       <w:r>
         <w:rPr>
-          <w:rFonts w:cstheme="minorHAnsi" w:hint="cs"/>
+          <w:rFonts w:ascii="Tahoma" w:hAnsi="Tahoma" w:cs="Tahoma"/>
           <w:b/>
           <w:bCs/>
           <w:sz w:val="24"/>
           <w:szCs w:val="24"/>
         </w:rPr>
-        <w:t>E</w:t>
-      </w:r>
-      <w:r>
-        <w:rPr>
-          <w:rFonts w:cstheme="minorHAnsi"/>
-          <w:b/>
-          <w:bCs/>
-          <w:sz w:val="24"/>
-          <w:szCs w:val="24"/>
-        </w:rPr>
-        <w:t>cho</w:t>
-      </w:r>
-      <w:r>
-        <w:rPr>
-          <w:rFonts w:cstheme="minorHAnsi" w:hint="cs"/>
+        <w:t>Echo</w:t>
+      </w:r>
+      <w:r>
+        <w:rPr>
+          <w:rFonts w:ascii="Tahoma" w:hAnsi="Tahoma" w:cs="Tahoma"/>
           <w:sz w:val="24"/>
           <w:szCs w:val="24"/>
           <w:rtl/>
@@ -28129,7 +28624,7 @@
       </w:r>
       <w:r>
         <w:rPr>
-          <w:rFonts w:cstheme="minorHAnsi"/>
+          <w:rFonts w:ascii="Tahoma" w:hAnsi="Tahoma" w:cs="Tahoma"/>
           <w:sz w:val="24"/>
           <w:szCs w:val="24"/>
           <w:rtl/>
@@ -28138,7 +28633,7 @@
       </w:r>
       <w:r>
         <w:rPr>
-          <w:rFonts w:cstheme="minorHAnsi"/>
+          <w:rFonts w:ascii="Tahoma" w:hAnsi="Tahoma" w:cs="Tahoma"/>
           <w:sz w:val="24"/>
           <w:szCs w:val="24"/>
         </w:rPr>
@@ -28146,7 +28641,7 @@
       </w:r>
       <w:r>
         <w:rPr>
-          <w:rFonts w:cstheme="minorHAnsi" w:hint="cs"/>
+          <w:rFonts w:ascii="Tahoma" w:hAnsi="Tahoma" w:cs="Tahoma"/>
           <w:sz w:val="24"/>
           <w:szCs w:val="24"/>
           <w:rtl/>
@@ -28155,7 +28650,7 @@
       </w:r>
       <w:r>
         <w:rPr>
-          <w:rFonts w:cstheme="minorHAnsi"/>
+          <w:rFonts w:ascii="Tahoma" w:hAnsi="Tahoma" w:cs="Tahoma"/>
           <w:sz w:val="24"/>
           <w:szCs w:val="24"/>
           <w:rtl/>
@@ -28164,7 +28659,7 @@
       </w:r>
       <w:r>
         <w:rPr>
-          <w:rFonts w:cstheme="minorHAnsi" w:hint="cs"/>
+          <w:rFonts w:ascii="Tahoma" w:hAnsi="Tahoma" w:cs="Tahoma"/>
           <w:sz w:val="24"/>
           <w:szCs w:val="24"/>
           <w:rtl/>
@@ -28173,7 +28668,7 @@
       </w:r>
       <w:r>
         <w:rPr>
-          <w:rFonts w:cstheme="minorHAnsi"/>
+          <w:rFonts w:ascii="Tahoma" w:hAnsi="Tahoma" w:cs="Tahoma"/>
           <w:sz w:val="24"/>
           <w:szCs w:val="24"/>
           <w:rtl/>
@@ -28182,7 +28677,7 @@
       </w:r>
       <w:r>
         <w:rPr>
-          <w:rFonts w:cstheme="minorHAnsi" w:hint="cs"/>
+          <w:rFonts w:ascii="Tahoma" w:hAnsi="Tahoma" w:cs="Tahoma"/>
           <w:sz w:val="24"/>
           <w:szCs w:val="24"/>
           <w:rtl/>
@@ -28191,7 +28686,7 @@
       </w:r>
       <w:r>
         <w:rPr>
-          <w:rFonts w:cstheme="minorHAnsi"/>
+          <w:rFonts w:ascii="Tahoma" w:hAnsi="Tahoma" w:cs="Tahoma"/>
           <w:sz w:val="24"/>
           <w:szCs w:val="24"/>
           <w:rtl/>
@@ -28200,7 +28695,7 @@
       </w:r>
       <w:r>
         <w:rPr>
-          <w:rFonts w:cstheme="minorHAnsi"/>
+          <w:rFonts w:ascii="Tahoma" w:hAnsi="Tahoma" w:cs="Tahoma"/>
           <w:sz w:val="24"/>
           <w:szCs w:val="24"/>
         </w:rPr>
@@ -28214,14 +28709,14 @@
           <w:numId w:val="40"/>
         </w:numPr>
         <w:rPr>
-          <w:rFonts w:cstheme="minorHAnsi"/>
-          <w:sz w:val="24"/>
-          <w:szCs w:val="24"/>
-        </w:rPr>
-      </w:pPr>
-      <w:r>
-        <w:rPr>
-          <w:rFonts w:cstheme="minorHAnsi"/>
+          <w:rFonts w:ascii="Tahoma" w:hAnsi="Tahoma" w:cs="Tahoma"/>
+          <w:sz w:val="24"/>
+          <w:szCs w:val="24"/>
+        </w:rPr>
+      </w:pPr>
+      <w:r>
+        <w:rPr>
+          <w:rFonts w:ascii="Tahoma" w:hAnsi="Tahoma" w:cs="Tahoma"/>
           <w:b/>
           <w:bCs/>
           <w:sz w:val="24"/>
@@ -28231,7 +28726,7 @@
       </w:r>
       <w:r>
         <w:rPr>
-          <w:rFonts w:cstheme="minorHAnsi"/>
+          <w:rFonts w:ascii="Tahoma" w:hAnsi="Tahoma" w:cs="Tahoma"/>
           <w:b/>
           <w:bCs/>
           <w:sz w:val="24"/>
@@ -28241,7 +28736,7 @@
       </w:r>
       <w:r>
         <w:rPr>
-          <w:rFonts w:cstheme="minorHAnsi"/>
+          <w:rFonts w:ascii="Tahoma" w:hAnsi="Tahoma" w:cs="Tahoma"/>
           <w:b/>
           <w:bCs/>
           <w:sz w:val="24"/>
@@ -28252,7 +28747,7 @@
       </w:r>
       <w:r>
         <w:rPr>
-          <w:rFonts w:cstheme="minorHAnsi" w:hint="cs"/>
+          <w:rFonts w:ascii="Tahoma" w:hAnsi="Tahoma" w:cs="Tahoma"/>
           <w:sz w:val="24"/>
           <w:szCs w:val="24"/>
           <w:rtl/>
@@ -28261,7 +28756,7 @@
       </w:r>
       <w:r>
         <w:rPr>
-          <w:rFonts w:cstheme="minorHAnsi"/>
+          <w:rFonts w:ascii="Tahoma" w:hAnsi="Tahoma" w:cs="Tahoma"/>
           <w:sz w:val="24"/>
           <w:szCs w:val="24"/>
           <w:rtl/>
@@ -28270,7 +28765,7 @@
       </w:r>
       <w:r>
         <w:rPr>
-          <w:rFonts w:cstheme="minorHAnsi"/>
+          <w:rFonts w:ascii="Tahoma" w:hAnsi="Tahoma" w:cs="Tahoma"/>
           <w:sz w:val="24"/>
           <w:szCs w:val="24"/>
         </w:rPr>
@@ -28278,7 +28773,7 @@
       </w:r>
       <w:r>
         <w:rPr>
-          <w:rFonts w:cstheme="minorHAnsi"/>
+          <w:rFonts w:ascii="Tahoma" w:hAnsi="Tahoma" w:cs="Tahoma"/>
           <w:sz w:val="24"/>
           <w:szCs w:val="24"/>
         </w:rPr>
@@ -28286,7 +28781,7 @@
       </w:r>
       <w:r>
         <w:rPr>
-          <w:rFonts w:cstheme="minorHAnsi"/>
+          <w:rFonts w:ascii="Tahoma" w:hAnsi="Tahoma" w:cs="Tahoma"/>
           <w:sz w:val="24"/>
           <w:szCs w:val="24"/>
           <w:rtl/>
@@ -28295,7 +28790,7 @@
       </w:r>
       <w:r>
         <w:rPr>
-          <w:rFonts w:cstheme="minorHAnsi"/>
+          <w:rFonts w:ascii="Tahoma" w:hAnsi="Tahoma" w:cs="Tahoma"/>
           <w:sz w:val="24"/>
           <w:szCs w:val="24"/>
         </w:rPr>
@@ -28305,7 +28800,7 @@
     <w:p>
       <w:pPr>
         <w:rPr>
-          <w:rFonts w:cstheme="minorHAnsi"/>
+          <w:rFonts w:ascii="Tahoma" w:hAnsi="Tahoma" w:cs="Tahoma"/>
           <w:b/>
           <w:bCs/>
           <w:sz w:val="24"/>
@@ -28314,7 +28809,7 @@
       </w:pPr>
       <w:r>
         <w:rPr>
-          <w:rFonts w:cstheme="minorHAnsi"/>
+          <w:rFonts w:ascii="Tahoma" w:hAnsi="Tahoma" w:cs="Tahoma"/>
           <w:b/>
           <w:bCs/>
           <w:sz w:val="24"/>
@@ -28327,149 +28822,79 @@
     <w:p>
       <w:pPr>
         <w:rPr>
+          <w:rFonts w:ascii="Tahoma" w:hAnsi="Tahoma" w:cs="Tahoma"/>
+          <w:sz w:val="24"/>
+          <w:szCs w:val="24"/>
+          <w:rtl/>
+        </w:rPr>
+      </w:pPr>
+      <w:r>
+        <w:rPr>
+          <w:rFonts w:ascii="Tahoma" w:hAnsi="Tahoma" w:cs="Tahoma"/>
+          <w:sz w:val="24"/>
+          <w:szCs w:val="24"/>
+          <w:rtl/>
+        </w:rPr>
+        <w:t>הנוסחה לחישוב מרחק</w:t>
+      </w:r>
+      <w:r>
+        <w:rPr>
+          <w:rFonts w:ascii="Tahoma" w:hAnsi="Tahoma" w:cs="Tahoma"/>
+          <w:sz w:val="24"/>
+          <w:szCs w:val="24"/>
+          <w:rtl/>
+        </w:rPr>
+        <w:t xml:space="preserve">: </w:t>
+      </w:r>
+      <w:r>
+        <w:rPr>
+          <w:rFonts w:ascii="Tahoma" w:hAnsi="Tahoma" w:cs="Tahoma"/>
+          <w:sz w:val="24"/>
+          <w:szCs w:val="24"/>
+        </w:rPr>
+        <w:t>X = V × t</w:t>
+      </w:r>
+    </w:p>
+    <w:p>
+      <w:pPr>
+        <w:rPr>
+          <w:rFonts w:ascii="Tahoma" w:hAnsi="Tahoma" w:cs="Tahoma"/>
+          <w:sz w:val="24"/>
+          <w:szCs w:val="24"/>
+          <w:rtl/>
+        </w:rPr>
+      </w:pPr>
+      <w:r>
+        <w:rPr>
+          <w:rFonts w:ascii="Tahoma" w:hAnsi="Tahoma" w:cs="Tahoma"/>
+          <w:sz w:val="24"/>
+          <w:szCs w:val="24"/>
+          <w:rtl/>
+        </w:rPr>
+        <w:t>גלי הקול נעים באוויר במהירות של 343 מטר לשנייה. מכיוון שמהירות זו קבועה, ניתן לחשב את המרחק על פי הנוסחה הפיסקלית לחישוב מרחק. בהמרת הגדלים ליחידות מידה תואמות, נגלה שהקול עובר סנטימטר אחד במשך 29.15 מיקרו-שניות. על כן, בגלל שאנחנו מחשבים את המרחק של הגל הלוך חזור אנחנו נכפיל את זמן זה פי 2. לפיכך, ניתן לחשב את המרחק באמצעות הנוסחה:</w:t>
+      </w:r>
+    </w:p>
+    <w:p>
+      <w:pPr>
+        <w:rPr>
+          <w:rFonts w:ascii="Tahoma" w:hAnsi="Tahoma" w:cs="Tahoma"/>
+          <w:sz w:val="24"/>
+          <w:szCs w:val="24"/>
+        </w:rPr>
+      </w:pPr>
+      <w:r>
+        <w:rPr>
+          <w:rFonts w:ascii="Tahoma" w:hAnsi="Tahoma" w:cs="Tahoma"/>
+          <w:sz w:val="24"/>
+          <w:szCs w:val="24"/>
+        </w:rPr>
+        <w:t>Distance[cm]= Time[µSec] / 2x29.15</w:t>
+      </w:r>
+    </w:p>
+    <w:p>
+      <w:pPr>
+        <w:rPr>
           <w:rFonts w:cstheme="minorHAnsi"/>
-          <w:sz w:val="24"/>
-          <w:szCs w:val="24"/>
-          <w:rtl/>
-        </w:rPr>
-      </w:pPr>
-      <w:r>
-        <w:rPr>
-          <w:rFonts w:cstheme="minorHAnsi"/>
-          <w:sz w:val="24"/>
-          <w:szCs w:val="24"/>
-          <w:rtl/>
-        </w:rPr>
-        <w:t>הנוסחה לחישוב מרחק</w:t>
-      </w:r>
-      <w:r>
-        <w:rPr>
-          <w:rFonts w:cstheme="minorHAnsi" w:hint="cs"/>
-          <w:sz w:val="24"/>
-          <w:szCs w:val="24"/>
-          <w:rtl/>
-        </w:rPr>
-        <w:t xml:space="preserve">: </w:t>
-      </w:r>
-      <w:r>
-        <w:rPr>
-          <w:rFonts w:cstheme="minorHAnsi"/>
-          <w:sz w:val="24"/>
-          <w:szCs w:val="24"/>
-        </w:rPr>
-        <w:t>X = V × t</w:t>
-      </w:r>
-    </w:p>
-    <w:p>
-      <w:pPr>
-        <w:rPr>
-          <w:rFonts w:cstheme="minorHAnsi"/>
-          <w:sz w:val="24"/>
-          <w:szCs w:val="24"/>
-          <w:rtl/>
-        </w:rPr>
-      </w:pPr>
-      <w:r>
-        <w:rPr>
-          <w:rFonts w:cs="Calibri"/>
-          <w:sz w:val="24"/>
-          <w:szCs w:val="24"/>
-          <w:rtl/>
-        </w:rPr>
-        <w:t xml:space="preserve">גלי הקול נעים באוויר במהירות של 343 מטר לשנייה. מכיוון שמהירות זו קבועה, ניתן לחשב את המרחק על פי </w:t>
-      </w:r>
-      <w:r>
-        <w:rPr>
-          <w:rFonts w:cs="Calibri" w:hint="cs"/>
-          <w:sz w:val="24"/>
-          <w:szCs w:val="24"/>
-          <w:rtl/>
-        </w:rPr>
-        <w:t>הנוסחה הפיסקלית לחישוב מרחק</w:t>
-      </w:r>
-      <w:r>
-        <w:rPr>
-          <w:rFonts w:cs="Calibri"/>
-          <w:sz w:val="24"/>
-          <w:szCs w:val="24"/>
-          <w:rtl/>
-        </w:rPr>
-        <w:t xml:space="preserve">. </w:t>
-      </w:r>
-      <w:r>
-        <w:rPr>
-          <w:rFonts w:cs="Calibri" w:hint="cs"/>
-          <w:sz w:val="24"/>
-          <w:szCs w:val="24"/>
-          <w:rtl/>
-        </w:rPr>
-        <w:t>בהמרת הגדלים</w:t>
-      </w:r>
-      <w:r>
-        <w:rPr>
-          <w:rFonts w:cs="Calibri"/>
-          <w:sz w:val="24"/>
-          <w:szCs w:val="24"/>
-          <w:rtl/>
-        </w:rPr>
-        <w:t xml:space="preserve"> ליחידות מידה תואמות, נגלה שהקול עובר סנטימטר אחד במשך 29.15 מיקרו-שניות</w:t>
-      </w:r>
-      <w:r>
-        <w:rPr>
-          <w:rFonts w:cs="Calibri" w:hint="cs"/>
-          <w:sz w:val="24"/>
-          <w:szCs w:val="24"/>
-          <w:rtl/>
-        </w:rPr>
-        <w:t>. על כן, בגלל שאנחנו מחשבים את המרחק של הגל הלוך חזור אנחנו נכפיל את זמן זה פי 2</w:t>
-      </w:r>
-      <w:r>
-        <w:rPr>
-          <w:rFonts w:cs="Calibri"/>
-          <w:sz w:val="24"/>
-          <w:szCs w:val="24"/>
-          <w:rtl/>
-        </w:rPr>
-        <w:t>. לפיכך, ניתן לחשב את המרחק באמצעות הנוסחה:</w:t>
-      </w:r>
-    </w:p>
-    <w:p>
-      <w:pPr>
-        <w:rPr>
-          <w:rFonts w:cstheme="minorHAnsi"/>
-          <w:sz w:val="24"/>
-          <w:szCs w:val="24"/>
-        </w:rPr>
-      </w:pPr>
-      <w:r>
-        <w:rPr>
-          <w:rFonts w:cstheme="minorHAnsi"/>
-          <w:sz w:val="24"/>
-          <w:szCs w:val="24"/>
-        </w:rPr>
-        <w:t>Distance[cm]= Time[</w:t>
-      </w:r>
-      <w:r>
-        <w:rPr>
-          <w:rFonts w:cstheme="minorHAnsi"/>
-          <w:sz w:val="24"/>
-          <w:szCs w:val="24"/>
-        </w:rPr>
-        <w:t>µSec</w:t>
-      </w:r>
-      <w:r>
-        <w:rPr>
-          <w:rFonts w:cstheme="minorHAnsi"/>
-          <w:sz w:val="24"/>
-          <w:szCs w:val="24"/>
-        </w:rPr>
-        <w:t>] / 2x29.15</w:t>
-      </w:r>
-    </w:p>
-    <w:p>
-      <w:pPr>
-        <w:rPr>
-          <w:rFonts w:cstheme="minorHAnsi" w:hint="cs"/>
           <w:sz w:val="24"/>
           <w:szCs w:val="24"/>
           <w:rtl/>
@@ -28513,6 +28938,7 @@
           <w:rtl/>
         </w:rPr>
       </w:pPr>
+      <w:bookmarkStart w:id="27" w:name="_Toc185711985"/>
       <w:r>
         <w:rPr>
           <w:rtl/>
@@ -28547,6 +28973,7 @@
         </w:rPr>
         <w:t>27.11.24</w:t>
       </w:r>
+      <w:bookmarkEnd w:id="27"/>
     </w:p>
     <w:p>
       <w:pPr>
@@ -32585,6 +33012,7 @@
         <w:docPartUnique/>
       </w:docPartObj>
     </w:sdtPr>
+    <w:sdtEndPr/>
     <w:sdtContent>
       <w:p>
         <w:pPr>
@@ -38803,6 +39231,7 @@
   <w:style w:type="character" w:default="1" w:styleId="a0">
     <w:name w:val="Default Paragraph Font"/>
     <w:uiPriority w:val="1"/>
+    <w:semiHidden/>
     <w:unhideWhenUsed/>
   </w:style>
   <w:style w:type="table" w:default="1" w:styleId="a1">
@@ -39586,7 +40015,7 @@
 </file>
 
 <file path=customXml/itemProps1.xml><?xml version="1.0" encoding="utf-8"?>
-<ds:datastoreItem xmlns:ds="http://schemas.openxmlformats.org/officeDocument/2006/customXml" ds:itemID="{EC8F3443-3C4D-4F6C-805E-262400A38673}">
+<ds:datastoreItem xmlns:ds="http://schemas.openxmlformats.org/officeDocument/2006/customXml" ds:itemID="{4ACCA812-4402-41FF-A140-8F0DD4BE582D}">
   <ds:schemaRefs>
     <ds:schemaRef ds:uri="http://schemas.openxmlformats.org/officeDocument/2006/bibliography"/>
   </ds:schemaRefs>

--- a/ספר פרוייקט שלי וסשה.docx
+++ b/ספר פרוייקט שלי וסשה.docx
@@ -1,6 +1,6 @@
 
 <file path=word/document.xml><?xml version="1.0" encoding="utf-8"?>
-<w:document xmlns:wpc="http://schemas.microsoft.com/office/word/2010/wordprocessingCanvas" xmlns:cx="http://schemas.microsoft.com/office/drawing/2014/chartex" xmlns:cx1="http://schemas.microsoft.com/office/drawing/2015/9/8/chartex" xmlns:cx2="http://schemas.microsoft.com/office/drawing/2015/10/21/chartex" xmlns:cx3="http://schemas.microsoft.com/office/drawing/2016/5/9/chartex" xmlns:cx4="http://schemas.microsoft.com/office/drawing/2016/5/10/chartex" xmlns:cx5="http://schemas.microsoft.com/office/drawing/2016/5/11/chartex" xmlns:cx6="http://schemas.microsoft.com/office/drawing/2016/5/12/chartex" xmlns:cx7="http://schemas.microsoft.com/office/drawing/2016/5/13/chartex" xmlns:cx8="http://schemas.microsoft.com/office/drawing/2016/5/14/chartex" xmlns:mc="http://schemas.openxmlformats.org/markup-compatibility/2006" xmlns:aink="http://schemas.microsoft.com/office/drawing/2016/ink" xmlns:am3d="http://schemas.microsoft.com/office/drawing/2017/model3d" xmlns:o="urn:schemas-microsoft-com:office:office" xmlns:r="http://schemas.openxmlformats.org/officeDocument/2006/relationships" xmlns:m="http://schemas.openxmlformats.org/officeDocument/2006/math" xmlns:v="urn:schemas-microsoft-com:vml" xmlns:wp14="http://schemas.microsoft.com/office/word/2010/wordprocessingDrawing" xmlns:wp="http://schemas.openxmlformats.org/drawingml/2006/wordprocessingDrawing" xmlns:w10="urn:schemas-microsoft-com:office:word" xmlns:w="http://schemas.openxmlformats.org/wordprocessingml/2006/main" xmlns:w14="http://schemas.microsoft.com/office/word/2010/wordml" xmlns:w15="http://schemas.microsoft.com/office/word/2012/wordml" xmlns:w16cid="http://schemas.microsoft.com/office/word/2016/wordml/cid" xmlns:w16se="http://schemas.microsoft.com/office/word/2015/wordml/symex" xmlns:wpg="http://schemas.microsoft.com/office/word/2010/wordprocessingGroup" xmlns:wpi="http://schemas.microsoft.com/office/word/2010/wordprocessingInk" xmlns:wne="http://schemas.microsoft.com/office/word/2006/wordml" xmlns:wps="http://schemas.microsoft.com/office/word/2010/wordprocessingShape" mc:Ignorable="w14 w15 w16se w16cid wp14">
+<w:document xmlns:wpc="http://schemas.microsoft.com/office/word/2010/wordprocessingCanvas" xmlns:cx="http://schemas.microsoft.com/office/drawing/2014/chartex" xmlns:cx1="http://schemas.microsoft.com/office/drawing/2015/9/8/chartex" xmlns:cx2="http://schemas.microsoft.com/office/drawing/2015/10/21/chartex" xmlns:cx3="http://schemas.microsoft.com/office/drawing/2016/5/9/chartex" xmlns:cx4="http://schemas.microsoft.com/office/drawing/2016/5/10/chartex" xmlns:cx5="http://schemas.microsoft.com/office/drawing/2016/5/11/chartex" xmlns:cx6="http://schemas.microsoft.com/office/drawing/2016/5/12/chartex" xmlns:cx7="http://schemas.microsoft.com/office/drawing/2016/5/13/chartex" xmlns:cx8="http://schemas.microsoft.com/office/drawing/2016/5/14/chartex" xmlns:mc="http://schemas.openxmlformats.org/markup-compatibility/2006" xmlns:aink="http://schemas.microsoft.com/office/drawing/2016/ink" xmlns:am3d="http://schemas.microsoft.com/office/drawing/2017/model3d" xmlns:o="urn:schemas-microsoft-com:office:office" xmlns:oel="http://schemas.microsoft.com/office/2019/extlst" xmlns:r="http://schemas.openxmlformats.org/officeDocument/2006/relationships" xmlns:m="http://schemas.openxmlformats.org/officeDocument/2006/math" xmlns:v="urn:schemas-microsoft-com:vml" xmlns:wp14="http://schemas.microsoft.com/office/word/2010/wordprocessingDrawing" xmlns:wp="http://schemas.openxmlformats.org/drawingml/2006/wordprocessingDrawing" xmlns:w10="urn:schemas-microsoft-com:office:word" xmlns:w="http://schemas.openxmlformats.org/wordprocessingml/2006/main" xmlns:w14="http://schemas.microsoft.com/office/word/2010/wordml" xmlns:w15="http://schemas.microsoft.com/office/word/2012/wordml" xmlns:w16cex="http://schemas.microsoft.com/office/word/2018/wordml/cex" xmlns:w16cid="http://schemas.microsoft.com/office/word/2016/wordml/cid" xmlns:w16="http://schemas.microsoft.com/office/word/2018/wordml" xmlns:w16du="http://schemas.microsoft.com/office/word/2023/wordml/word16du" xmlns:w16sdtdh="http://schemas.microsoft.com/office/word/2020/wordml/sdtdatahash" xmlns:w16sdtfl="http://schemas.microsoft.com/office/word/2024/wordml/sdtformatlock" xmlns:w16se="http://schemas.microsoft.com/office/word/2015/wordml/symex" xmlns:wpg="http://schemas.microsoft.com/office/word/2010/wordprocessingGroup" xmlns:wpi="http://schemas.microsoft.com/office/word/2010/wordprocessingInk" xmlns:wne="http://schemas.microsoft.com/office/word/2006/wordml" xmlns:wps="http://schemas.microsoft.com/office/word/2010/wordprocessingShape" mc:Ignorable="w14 w15 w16se w16cid w16 w16cex w16sdtdh w16sdtfl w16du wp14">
   <w:body>
     <w:p>
       <w:pPr>
@@ -2755,8 +2755,6 @@
             <w:fldChar w:fldCharType="end"/>
           </w:r>
         </w:p>
-        <w:bookmarkStart w:id="3" w:name="_GoBack" w:displacedByCustomXml="next"/>
-        <w:bookmarkEnd w:id="3" w:displacedByCustomXml="next"/>
       </w:sdtContent>
     </w:sdt>
     <w:p>
@@ -2766,7 +2764,7 @@
           <w:rtl/>
         </w:rPr>
       </w:pPr>
-      <w:bookmarkStart w:id="4" w:name="_Toc185711963"/>
+      <w:bookmarkStart w:id="3" w:name="_Toc185711963"/>
       <w:r>
         <w:rPr>
           <w:rtl/>
@@ -2774,7 +2772,7 @@
         <w:lastRenderedPageBreak/>
         <w:t>תודות</w:t>
       </w:r>
-      <w:bookmarkEnd w:id="4"/>
+      <w:bookmarkEnd w:id="3"/>
     </w:p>
     <w:p>
       <w:pPr>
@@ -2802,7 +2800,7 @@
           <w:rtl/>
         </w:rPr>
       </w:pPr>
-      <w:bookmarkStart w:id="5" w:name="_Toc185711964"/>
+      <w:bookmarkStart w:id="4" w:name="_Toc185711964"/>
       <w:r>
         <w:rPr>
           <w:rtl/>
@@ -2812,7 +2810,7 @@
       </w:r>
       <w:bookmarkEnd w:id="0"/>
       <w:bookmarkEnd w:id="1"/>
-      <w:bookmarkEnd w:id="5"/>
+      <w:bookmarkEnd w:id="4"/>
     </w:p>
     <w:p>
       <w:pPr>
@@ -3154,7 +3152,7 @@
               </wp:inline>
             </w:drawing>
           </mc:Choice>
-          <mc:Fallback xmlns:w16sdtdh="http://schemas.microsoft.com/office/word/2020/wordml/sdtdatahash" xmlns:w16du="http://schemas.microsoft.com/office/word/2023/wordml/word16du" xmlns:w16="http://schemas.microsoft.com/office/word/2018/wordml" xmlns:w16cex="http://schemas.microsoft.com/office/word/2018/wordml/cex" xmlns:oel="http://schemas.microsoft.com/office/2019/extlst">
+          <mc:Fallback>
             <w:pict>
               <v:roundrect w14:anchorId="17ED87AC" id="מלבן מעוגל 6" o:spid="_x0000_s1026" style="width:9.45pt;height:9.45pt;visibility:visible;mso-wrap-style:square;mso-left-percent:-10001;mso-top-percent:-10001;mso-position-horizontal:absolute;mso-position-horizontal-relative:char;mso-position-vertical:absolute;mso-position-vertical-relative:line;mso-left-percent:-10001;mso-top-percent:-10001;v-text-anchor:top" arcsize="10923f" o:gfxdata="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" fillcolor="#a8d08d">
                 <o:lock v:ext="edit" aspectratio="t"/>
@@ -3276,7 +3274,7 @@
               </wp:inline>
             </w:drawing>
           </mc:Choice>
-          <mc:Fallback xmlns:w16sdtdh="http://schemas.microsoft.com/office/word/2020/wordml/sdtdatahash" xmlns:w16du="http://schemas.microsoft.com/office/word/2023/wordml/word16du" xmlns:w16="http://schemas.microsoft.com/office/word/2018/wordml" xmlns:w16cex="http://schemas.microsoft.com/office/word/2018/wordml/cex" xmlns:oel="http://schemas.microsoft.com/office/2019/extlst">
+          <mc:Fallback>
             <w:pict>
               <v:roundrect w14:anchorId="075500E5" id="מלבן מעוגל 5" o:spid="_x0000_s1026" style="width:9.45pt;height:9.45pt;visibility:visible;mso-wrap-style:square;mso-left-percent:-10001;mso-top-percent:-10001;mso-position-horizontal:absolute;mso-position-horizontal-relative:char;mso-position-vertical:absolute;mso-position-vertical-relative:line;mso-left-percent:-10001;mso-top-percent:-10001;v-text-anchor:top" arcsize="10923f" o:gfxdata="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">
                 <o:lock v:ext="edit" aspectratio="t"/>
@@ -5055,25 +5053,7 @@
           <w:rtl/>
         </w:rPr>
         <w:br/>
-        <w:t xml:space="preserve">6. הכרת האמצעים לפיתוח מעגל המשלב תוכנה וחומרה                                                                      7. כתיבת </w:t>
-      </w:r>
-      <w:proofErr w:type="spellStart"/>
-      <w:r>
-        <w:rPr>
-          <w:rFonts w:ascii="Tahoma" w:hAnsi="Tahoma" w:cs="Tahoma"/>
-          <w:u w:val="single"/>
-          <w:rtl/>
-        </w:rPr>
-        <w:t>תוכנית</w:t>
-      </w:r>
-      <w:proofErr w:type="spellEnd"/>
-      <w:r>
-        <w:rPr>
-          <w:rFonts w:ascii="Tahoma" w:hAnsi="Tahoma" w:cs="Tahoma"/>
-          <w:u w:val="single"/>
-          <w:rtl/>
-        </w:rPr>
-        <w:t xml:space="preserve"> בשפת </w:t>
+        <w:t xml:space="preserve">6. הכרת האמצעים לפיתוח מעגל המשלב תוכנה וחומרה                                                                      7. כתיבת תוכנית בשפת </w:t>
       </w:r>
       <w:r>
         <w:rPr>
@@ -5973,7 +5953,7 @@
               </wp:inline>
             </w:drawing>
           </mc:Choice>
-          <mc:Fallback xmlns:w16sdtdh="http://schemas.microsoft.com/office/word/2020/wordml/sdtdatahash" xmlns:w16du="http://schemas.microsoft.com/office/word/2023/wordml/word16du" xmlns:w16="http://schemas.microsoft.com/office/word/2018/wordml" xmlns:w16cex="http://schemas.microsoft.com/office/word/2018/wordml/cex" xmlns:oel="http://schemas.microsoft.com/office/2019/extlst">
+          <mc:Fallback>
             <w:pict>
               <v:roundrect w14:anchorId="1D42CF48" id="מלבן מעוגל 4" o:spid="_x0000_s1026" style="width:9.45pt;height:9.45pt;visibility:visible;mso-wrap-style:square;mso-left-percent:-10001;mso-top-percent:-10001;mso-position-horizontal:absolute;mso-position-horizontal-relative:char;mso-position-vertical:absolute;mso-position-vertical-relative:line;mso-left-percent:-10001;mso-top-percent:-10001;v-text-anchor:top" arcsize="10923f" o:gfxdata="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">
                 <o:lock v:ext="edit" aspectratio="t"/>
@@ -6061,7 +6041,7 @@
               </wp:inline>
             </w:drawing>
           </mc:Choice>
-          <mc:Fallback xmlns:w16sdtdh="http://schemas.microsoft.com/office/word/2020/wordml/sdtdatahash" xmlns:w16du="http://schemas.microsoft.com/office/word/2023/wordml/word16du" xmlns:w16="http://schemas.microsoft.com/office/word/2018/wordml" xmlns:w16cex="http://schemas.microsoft.com/office/word/2018/wordml/cex" xmlns:oel="http://schemas.microsoft.com/office/2019/extlst">
+          <mc:Fallback>
             <w:pict>
               <v:roundrect w14:anchorId="070688B8" id="מלבן מעוגל 3" o:spid="_x0000_s1026" style="width:9.45pt;height:9.45pt;visibility:visible;mso-wrap-style:square;mso-left-percent:-10001;mso-top-percent:-10001;mso-position-horizontal:absolute;mso-position-horizontal-relative:char;mso-position-vertical:absolute;mso-position-vertical-relative:line;mso-left-percent:-10001;mso-top-percent:-10001;v-text-anchor:top" arcsize="10923f" o:gfxdata="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">
                 <o:lock v:ext="edit" aspectratio="t"/>
@@ -6203,7 +6183,7 @@
               </wp:inline>
             </w:drawing>
           </mc:Choice>
-          <mc:Fallback xmlns:w16sdtdh="http://schemas.microsoft.com/office/word/2020/wordml/sdtdatahash" xmlns:w16du="http://schemas.microsoft.com/office/word/2023/wordml/word16du" xmlns:w16="http://schemas.microsoft.com/office/word/2018/wordml" xmlns:w16cex="http://schemas.microsoft.com/office/word/2018/wordml/cex" xmlns:oel="http://schemas.microsoft.com/office/2019/extlst">
+          <mc:Fallback>
             <w:pict>
               <v:roundrect w14:anchorId="10070B32" id="מלבן מעוגל 2" o:spid="_x0000_s1026" style="width:9.45pt;height:9.45pt;visibility:visible;mso-wrap-style:square;mso-left-percent:-10001;mso-top-percent:-10001;mso-position-horizontal:absolute;mso-position-horizontal-relative:char;mso-position-vertical:absolute;mso-position-vertical-relative:line;mso-left-percent:-10001;mso-top-percent:-10001;v-text-anchor:top" arcsize="10923f" o:gfxdata="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">
                 <o:lock v:ext="edit" aspectratio="t"/>
@@ -6347,7 +6327,7 @@
               </wp:inline>
             </w:drawing>
           </mc:Choice>
-          <mc:Fallback xmlns:w16sdtdh="http://schemas.microsoft.com/office/word/2020/wordml/sdtdatahash" xmlns:w16du="http://schemas.microsoft.com/office/word/2023/wordml/word16du" xmlns:w16="http://schemas.microsoft.com/office/word/2018/wordml" xmlns:w16cex="http://schemas.microsoft.com/office/word/2018/wordml/cex" xmlns:oel="http://schemas.microsoft.com/office/2019/extlst">
+          <mc:Fallback>
             <w:pict>
               <v:roundrect w14:anchorId="4AE4CB54" id="מלבן מעוגל 1" o:spid="_x0000_s1026" style="width:9.45pt;height:9.45pt;visibility:visible;mso-wrap-style:square;mso-left-percent:-10001;mso-top-percent:-10001;mso-position-horizontal:absolute;mso-position-horizontal-relative:char;mso-position-vertical:absolute;mso-position-vertical-relative:line;mso-left-percent:-10001;mso-top-percent:-10001;v-text-anchor:top" arcsize="10923f" o:gfxdata="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">
                 <o:lock v:ext="edit" aspectratio="t"/>
@@ -6506,7 +6486,7 @@
           <w:rtl/>
         </w:rPr>
       </w:pPr>
-      <w:bookmarkStart w:id="6" w:name="_Toc185711965"/>
+      <w:bookmarkStart w:id="5" w:name="_Toc185711965"/>
       <w:r>
         <w:rPr>
           <w:rtl/>
@@ -6514,7 +6494,7 @@
         <w:lastRenderedPageBreak/>
         <w:t>מבוא</w:t>
       </w:r>
-      <w:bookmarkEnd w:id="6"/>
+      <w:bookmarkEnd w:id="5"/>
     </w:p>
     <w:p>
       <w:pPr>
@@ -6927,7 +6907,7 @@
           <w:rtl/>
         </w:rPr>
       </w:pPr>
-      <w:bookmarkStart w:id="7" w:name="_Toc185711966"/>
+      <w:bookmarkStart w:id="6" w:name="_Toc185711966"/>
       <w:proofErr w:type="spellStart"/>
       <w:r>
         <w:rPr>
@@ -6943,26 +6923,26 @@
         </w:rPr>
         <w:t xml:space="preserve"> מלבנים</w:t>
       </w:r>
+      <w:bookmarkEnd w:id="6"/>
+    </w:p>
+    <w:p>
+      <w:pPr>
+        <w:pStyle w:val="2"/>
+        <w:rPr>
+          <w:rtl/>
+        </w:rPr>
+      </w:pPr>
+      <w:bookmarkStart w:id="7" w:name="_Toc185711967"/>
+      <w:r>
+        <w:rPr>
+          <w:rtl/>
+        </w:rPr>
+        <w:t xml:space="preserve">מכונית </w:t>
+      </w:r>
+      <w:r>
+        <w:t>MASTER</w:t>
+      </w:r>
       <w:bookmarkEnd w:id="7"/>
-    </w:p>
-    <w:p>
-      <w:pPr>
-        <w:pStyle w:val="2"/>
-        <w:rPr>
-          <w:rtl/>
-        </w:rPr>
-      </w:pPr>
-      <w:bookmarkStart w:id="8" w:name="_Toc185711967"/>
-      <w:r>
-        <w:rPr>
-          <w:rtl/>
-        </w:rPr>
-        <w:t xml:space="preserve">מכונית </w:t>
-      </w:r>
-      <w:r>
-        <w:t>MASTER</w:t>
-      </w:r>
-      <w:bookmarkEnd w:id="8"/>
     </w:p>
     <w:p>
       <w:pPr>
@@ -7038,7 +7018,7 @@
           <w:rtl/>
         </w:rPr>
       </w:pPr>
-      <w:bookmarkStart w:id="9" w:name="_Toc185711968"/>
+      <w:bookmarkStart w:id="8" w:name="_Toc185711968"/>
       <w:r>
         <w:rPr>
           <w:rtl/>
@@ -7048,7 +7028,7 @@
       <w:r>
         <w:t>SLAVE</w:t>
       </w:r>
-      <w:bookmarkEnd w:id="9"/>
+      <w:bookmarkEnd w:id="8"/>
     </w:p>
     <w:p>
       <w:pPr>
@@ -7157,7 +7137,7 @@
           <w:rtl/>
         </w:rPr>
       </w:pPr>
-      <w:bookmarkStart w:id="10" w:name="_Toc185711969"/>
+      <w:bookmarkStart w:id="9" w:name="_Toc185711969"/>
       <w:r>
         <w:rPr>
           <w:rtl/>
@@ -7178,6 +7158,56 @@
         </w:rPr>
         <w:t xml:space="preserve"> מלבנים</w:t>
       </w:r>
+      <w:bookmarkEnd w:id="9"/>
+    </w:p>
+    <w:p>
+      <w:pPr>
+        <w:rPr>
+          <w:rFonts w:ascii="Tahoma" w:hAnsi="Tahoma" w:cs="Tahoma"/>
+          <w:rtl/>
+        </w:rPr>
+      </w:pPr>
+      <w:r>
+        <w:rPr>
+          <w:rFonts w:ascii="Tahoma" w:hAnsi="Tahoma" w:cs="Tahoma"/>
+          <w:rtl/>
+        </w:rPr>
+        <w:t>בתרשימים ניתן לראות את אופן החיבור של רכיבי המערכת למיקרו-בקר</w:t>
+      </w:r>
+      <w:r>
+        <w:rPr>
+          <w:rFonts w:ascii="Tahoma" w:hAnsi="Tahoma" w:cs="Tahoma"/>
+        </w:rPr>
+        <w:t xml:space="preserve"> ESP32, </w:t>
+      </w:r>
+      <w:r>
+        <w:rPr>
+          <w:rFonts w:ascii="Tahoma" w:hAnsi="Tahoma" w:cs="Tahoma"/>
+          <w:rtl/>
+        </w:rPr>
+        <w:t>המשמש כמרכז העצבים של המערכת. הבקר מבצע עיבוד נתונים מהחיישנים ומוציא פקודות לרכיבי הפלט. כמו כן, הוא אחראי לתקשורת אלחוטית בין שני הרכבים באמצעות פרוטוקול ייעודי</w:t>
+      </w:r>
+      <w:r>
+        <w:rPr>
+          <w:rFonts w:ascii="Tahoma" w:hAnsi="Tahoma" w:cs="Tahoma"/>
+        </w:rPr>
+        <w:t>.</w:t>
+      </w:r>
+    </w:p>
+    <w:p>
+      <w:pPr>
+        <w:pStyle w:val="2"/>
+      </w:pPr>
+      <w:bookmarkStart w:id="10" w:name="_Toc185711970"/>
+      <w:r>
+        <w:rPr>
+          <w:rtl/>
+        </w:rPr>
+        <w:t xml:space="preserve">מכונית </w:t>
+      </w:r>
+      <w:r>
+        <w:t>MASTER</w:t>
+      </w:r>
       <w:bookmarkEnd w:id="10"/>
     </w:p>
     <w:p>
@@ -7190,35 +7220,319 @@
       <w:r>
         <w:rPr>
           <w:rFonts w:ascii="Tahoma" w:hAnsi="Tahoma" w:cs="Tahoma"/>
-          <w:rtl/>
-        </w:rPr>
-        <w:t>בתרשימים ניתן לראות את אופן החיבור של רכיבי המערכת למיקרו-בקר</w:t>
-      </w:r>
-      <w:r>
-        <w:rPr>
-          <w:rFonts w:ascii="Tahoma" w:hAnsi="Tahoma" w:cs="Tahoma"/>
-        </w:rPr>
-        <w:t xml:space="preserve"> ESP32, </w:t>
-      </w:r>
-      <w:r>
-        <w:rPr>
-          <w:rFonts w:ascii="Tahoma" w:hAnsi="Tahoma" w:cs="Tahoma"/>
-          <w:rtl/>
-        </w:rPr>
-        <w:t>המשמש כמרכז העצבים של המערכת. הבקר מבצע עיבוד נתונים מהחיישנים ומוציא פקודות לרכיבי הפלט. כמו כן, הוא אחראי לתקשורת אלחוטית בין שני הרכבים באמצעות פרוטוקול ייעודי</w:t>
-      </w:r>
-      <w:r>
-        <w:rPr>
-          <w:rFonts w:ascii="Tahoma" w:hAnsi="Tahoma" w:cs="Tahoma"/>
+        </w:rPr>
+        <w:t>ESP32</w:t>
+      </w:r>
+      <w:r>
+        <w:rPr>
+          <w:rFonts w:ascii="Tahoma" w:hAnsi="Tahoma" w:cs="Tahoma"/>
+          <w:rtl/>
+        </w:rPr>
+        <w:t>: הבקר המרכזי של המערכת. אחראי לעיבוד נתונים, תקשורת וניהול הפעולות השונות.</w:t>
+      </w:r>
+    </w:p>
+    <w:p>
+      <w:pPr>
+        <w:rPr>
+          <w:rFonts w:ascii="Tahoma" w:hAnsi="Tahoma" w:cs="Tahoma"/>
+          <w:rtl/>
+        </w:rPr>
+      </w:pPr>
+      <w:r>
+        <w:rPr>
+          <w:rFonts w:ascii="Tahoma" w:hAnsi="Tahoma" w:cs="Tahoma"/>
+          <w:rtl/>
+        </w:rPr>
+        <w:t>חיישן פס: מזהה פס על המשטח שמסמל נתיב הנסיעה. פועל במקביל לחיישן של ה-</w:t>
+      </w:r>
+      <w:r>
+        <w:rPr>
+          <w:rFonts w:ascii="Tahoma" w:hAnsi="Tahoma" w:cs="Tahoma"/>
+        </w:rPr>
+        <w:t>MASTER</w:t>
+      </w:r>
+      <w:r>
+        <w:rPr>
+          <w:rFonts w:ascii="Tahoma" w:hAnsi="Tahoma" w:cs="Tahoma"/>
+          <w:rtl/>
+        </w:rPr>
+        <w:t xml:space="preserve"> כדי להבטיח סנכרון בתנועה.</w:t>
+      </w:r>
+    </w:p>
+    <w:p>
+      <w:pPr>
+        <w:rPr>
+          <w:rFonts w:ascii="Tahoma" w:hAnsi="Tahoma" w:cs="Tahoma"/>
+          <w:rtl/>
+        </w:rPr>
+      </w:pPr>
+      <w:r>
+        <w:rPr>
+          <w:rFonts w:ascii="Tahoma" w:hAnsi="Tahoma" w:cs="Tahoma"/>
+          <w:rtl/>
+        </w:rPr>
+        <w:t xml:space="preserve">חיישן מרחק אולטרה </w:t>
+      </w:r>
+      <w:proofErr w:type="spellStart"/>
+      <w:r>
+        <w:rPr>
+          <w:rFonts w:ascii="Tahoma" w:hAnsi="Tahoma" w:cs="Tahoma"/>
+          <w:rtl/>
+        </w:rPr>
+        <w:t>סוניק</w:t>
+      </w:r>
+      <w:proofErr w:type="spellEnd"/>
+      <w:r>
+        <w:rPr>
+          <w:rFonts w:ascii="Tahoma" w:hAnsi="Tahoma" w:cs="Tahoma"/>
+          <w:rtl/>
+        </w:rPr>
+        <w:t>: מזהה מכשולים בסביבת הרכב. במידה ומתגלה מכשול, המידע מועבר ל-</w:t>
+      </w:r>
+      <w:r>
+        <w:rPr>
+          <w:rFonts w:ascii="Tahoma" w:hAnsi="Tahoma" w:cs="Tahoma"/>
+        </w:rPr>
+        <w:t>ESP32</w:t>
+      </w:r>
+      <w:r>
+        <w:rPr>
+          <w:rFonts w:ascii="Tahoma" w:hAnsi="Tahoma" w:cs="Tahoma"/>
+          <w:rtl/>
+        </w:rPr>
+        <w:t xml:space="preserve"> והבקר מחליט לפי הקוד כיצד להתנהל</w:t>
+      </w:r>
+      <w:r>
+        <w:rPr>
+          <w:rFonts w:ascii="Tahoma" w:hAnsi="Tahoma" w:cs="Tahoma"/>
+          <w:rtl/>
         </w:rPr>
         <w:t>.</w:t>
       </w:r>
     </w:p>
     <w:p>
       <w:pPr>
+        <w:rPr>
+          <w:rFonts w:ascii="Tahoma" w:hAnsi="Tahoma" w:cs="Tahoma"/>
+          <w:rtl/>
+        </w:rPr>
+      </w:pPr>
+      <w:r>
+        <w:rPr>
+          <w:rFonts w:ascii="Tahoma" w:hAnsi="Tahoma" w:cs="Tahoma"/>
+          <w:rtl/>
+        </w:rPr>
+        <w:t xml:space="preserve">מנוע </w:t>
+      </w:r>
+      <w:proofErr w:type="spellStart"/>
+      <w:r>
+        <w:rPr>
+          <w:rFonts w:ascii="Tahoma" w:hAnsi="Tahoma" w:cs="Tahoma"/>
+          <w:rtl/>
+        </w:rPr>
+        <w:t>סרוו</w:t>
+      </w:r>
+      <w:proofErr w:type="spellEnd"/>
+      <w:r>
+        <w:rPr>
+          <w:rFonts w:ascii="Tahoma" w:hAnsi="Tahoma" w:cs="Tahoma"/>
+          <w:rtl/>
+        </w:rPr>
+        <w:t>: מחובר לחיישן המרחק ומסייע בהגברת טווח זיהוי המכשולים.</w:t>
+      </w:r>
+    </w:p>
+    <w:p>
+      <w:pPr>
+        <w:rPr>
+          <w:rFonts w:ascii="Tahoma" w:hAnsi="Tahoma" w:cs="Tahoma"/>
+          <w:rtl/>
+        </w:rPr>
+      </w:pPr>
+      <w:r>
+        <w:rPr>
+          <w:rFonts w:ascii="Tahoma" w:hAnsi="Tahoma" w:cs="Tahoma"/>
+          <w:rtl/>
+        </w:rPr>
+        <w:t xml:space="preserve">מנועי </w:t>
+      </w:r>
+      <w:r>
+        <w:rPr>
+          <w:rFonts w:ascii="Tahoma" w:hAnsi="Tahoma" w:cs="Tahoma"/>
+        </w:rPr>
+        <w:t>DC</w:t>
+      </w:r>
+      <w:r>
+        <w:rPr>
+          <w:rFonts w:ascii="Tahoma" w:hAnsi="Tahoma" w:cs="Tahoma"/>
+          <w:rtl/>
+        </w:rPr>
+        <w:t>: מניעים את הרכב בהתאם לפקודות שמתקבלות מ-</w:t>
+      </w:r>
+      <w:r>
+        <w:rPr>
+          <w:rFonts w:ascii="Tahoma" w:hAnsi="Tahoma" w:cs="Tahoma"/>
+        </w:rPr>
+        <w:t>ESP32</w:t>
+      </w:r>
+      <w:r>
+        <w:rPr>
+          <w:rFonts w:ascii="Tahoma" w:hAnsi="Tahoma" w:cs="Tahoma"/>
+          <w:rtl/>
+        </w:rPr>
+        <w:t>.</w:t>
+      </w:r>
+    </w:p>
+    <w:p>
+      <w:pPr>
+        <w:rPr>
+          <w:rFonts w:ascii="Tahoma" w:hAnsi="Tahoma" w:cs="Tahoma"/>
+          <w:rtl/>
+        </w:rPr>
+      </w:pPr>
+      <w:r>
+        <w:rPr>
+          <w:rFonts w:ascii="Tahoma" w:hAnsi="Tahoma" w:cs="Tahoma"/>
+          <w:rtl/>
+        </w:rPr>
+        <w:t>דרייברים למנועים: אחראים על בקרת המתח והזרם שמסופקים למנועי ה-</w:t>
+      </w:r>
+      <w:r>
+        <w:rPr>
+          <w:rFonts w:ascii="Tahoma" w:hAnsi="Tahoma" w:cs="Tahoma"/>
+        </w:rPr>
+        <w:t>DC</w:t>
+      </w:r>
+      <w:r>
+        <w:rPr>
+          <w:rFonts w:ascii="Tahoma" w:hAnsi="Tahoma" w:cs="Tahoma"/>
+          <w:rtl/>
+        </w:rPr>
+        <w:t>.</w:t>
+      </w:r>
+    </w:p>
+    <w:p>
+      <w:pPr>
+        <w:rPr>
+          <w:rFonts w:ascii="Tahoma" w:hAnsi="Tahoma" w:cs="Tahoma"/>
+          <w:rtl/>
+        </w:rPr>
+      </w:pPr>
+      <w:r>
+        <w:rPr>
+          <w:rFonts w:ascii="Tahoma" w:hAnsi="Tahoma" w:cs="Tahoma"/>
+        </w:rPr>
+        <w:t>LDR</w:t>
+      </w:r>
+      <w:r>
+        <w:rPr>
+          <w:rFonts w:ascii="Tahoma" w:hAnsi="Tahoma" w:cs="Tahoma"/>
+          <w:rtl/>
+        </w:rPr>
+        <w:t xml:space="preserve"> (חיישן אור): מתאים את עוצמת התאורה של נורות הלד בהתאם לתנאי האור בסביבה.</w:t>
+      </w:r>
+    </w:p>
+    <w:p>
+      <w:pPr>
+        <w:rPr>
+          <w:rFonts w:ascii="Tahoma" w:hAnsi="Tahoma" w:cs="Tahoma"/>
+          <w:rtl/>
+        </w:rPr>
+      </w:pPr>
+      <w:r>
+        <w:rPr>
+          <w:rFonts w:ascii="Tahoma" w:hAnsi="Tahoma" w:cs="Tahoma"/>
+          <w:rtl/>
+        </w:rPr>
+        <w:t>נורות לד (פנסים קדמיים): נדלקות באופן אוטומטי כשמתחיל להחשיך, על פי חיישן ה-</w:t>
+      </w:r>
+      <w:r>
+        <w:rPr>
+          <w:rFonts w:ascii="Tahoma" w:hAnsi="Tahoma" w:cs="Tahoma"/>
+        </w:rPr>
+        <w:t>LDR</w:t>
+      </w:r>
+      <w:r>
+        <w:rPr>
+          <w:rFonts w:ascii="Tahoma" w:hAnsi="Tahoma" w:cs="Tahoma"/>
+          <w:rtl/>
+        </w:rPr>
+        <w:t>.</w:t>
+      </w:r>
+    </w:p>
+    <w:p>
+      <w:pPr>
+        <w:rPr>
+          <w:rFonts w:ascii="Tahoma" w:hAnsi="Tahoma" w:cs="Tahoma"/>
+          <w:rtl/>
+        </w:rPr>
+      </w:pPr>
+      <w:r>
+        <w:rPr>
+          <w:rFonts w:ascii="Tahoma" w:hAnsi="Tahoma" w:cs="Tahoma"/>
+          <w:rtl/>
+        </w:rPr>
+        <w:t xml:space="preserve">מסך </w:t>
+      </w:r>
+      <w:r>
+        <w:rPr>
+          <w:rFonts w:ascii="Tahoma" w:hAnsi="Tahoma" w:cs="Tahoma"/>
+        </w:rPr>
+        <w:t>OLED</w:t>
+      </w:r>
+      <w:r>
+        <w:rPr>
+          <w:rFonts w:ascii="Tahoma" w:hAnsi="Tahoma" w:cs="Tahoma"/>
+          <w:rtl/>
+        </w:rPr>
+        <w:t>: מציג נתונים רלוונטיים למשתמש, כמו מצב המערכת או התראות.</w:t>
+      </w:r>
+    </w:p>
+    <w:p>
+      <w:pPr>
+        <w:rPr>
+          <w:rFonts w:ascii="Tahoma" w:hAnsi="Tahoma" w:cs="Tahoma"/>
+          <w:rtl/>
+        </w:rPr>
+      </w:pPr>
+      <w:r>
+        <w:rPr>
+          <w:rFonts w:ascii="Tahoma" w:hAnsi="Tahoma" w:cs="Tahoma"/>
+          <w:rtl/>
+        </w:rPr>
+        <w:t>פרוטוקול בלוטוס: מייצג את התקשורת האלחוטית בין מכונית ה-</w:t>
+      </w:r>
+      <w:r>
+        <w:rPr>
+          <w:rFonts w:ascii="Tahoma" w:hAnsi="Tahoma" w:cs="Tahoma"/>
+        </w:rPr>
+        <w:t>MASTER</w:t>
+      </w:r>
+      <w:r>
+        <w:rPr>
+          <w:rFonts w:ascii="Tahoma" w:hAnsi="Tahoma" w:cs="Tahoma"/>
+          <w:rtl/>
+        </w:rPr>
+        <w:t xml:space="preserve"> ל-</w:t>
+      </w:r>
+      <w:r>
+        <w:rPr>
+          <w:rFonts w:ascii="Tahoma" w:hAnsi="Tahoma" w:cs="Tahoma"/>
+        </w:rPr>
+        <w:t>SLAVE</w:t>
+      </w:r>
+      <w:r>
+        <w:rPr>
+          <w:rFonts w:ascii="Tahoma" w:hAnsi="Tahoma" w:cs="Tahoma"/>
+          <w:rtl/>
+        </w:rPr>
+        <w:t>.</w:t>
+      </w:r>
+    </w:p>
+    <w:p>
+      <w:pPr>
         <w:pStyle w:val="2"/>
       </w:pPr>
-      <w:bookmarkStart w:id="11" w:name="_Toc185711970"/>
+      <w:bookmarkStart w:id="11" w:name="_Toc185711971"/>
       <w:r>
         <w:rPr>
           <w:rtl/>
@@ -7226,359 +7540,9 @@
         <w:t xml:space="preserve">מכונית </w:t>
       </w:r>
       <w:r>
-        <w:t>MASTER</w:t>
+        <w:t>SLAVE</w:t>
       </w:r>
       <w:bookmarkEnd w:id="11"/>
-    </w:p>
-    <w:p>
-      <w:pPr>
-        <w:rPr>
-          <w:rFonts w:ascii="Tahoma" w:hAnsi="Tahoma" w:cs="Tahoma"/>
-          <w:rtl/>
-        </w:rPr>
-      </w:pPr>
-      <w:r>
-        <w:rPr>
-          <w:rFonts w:ascii="Tahoma" w:hAnsi="Tahoma" w:cs="Tahoma"/>
-        </w:rPr>
-        <w:t>ESP32</w:t>
-      </w:r>
-      <w:r>
-        <w:rPr>
-          <w:rFonts w:ascii="Tahoma" w:hAnsi="Tahoma" w:cs="Tahoma"/>
-          <w:rtl/>
-        </w:rPr>
-        <w:t>: הבקר המרכזי של המערכת. אחראי לעיבוד נתונים, תקשורת וניהול הפעולות השונות.</w:t>
-      </w:r>
-    </w:p>
-    <w:p>
-      <w:pPr>
-        <w:rPr>
-          <w:rFonts w:ascii="Tahoma" w:hAnsi="Tahoma" w:cs="Tahoma"/>
-          <w:rtl/>
-        </w:rPr>
-      </w:pPr>
-      <w:r>
-        <w:rPr>
-          <w:rFonts w:ascii="Tahoma" w:hAnsi="Tahoma" w:cs="Tahoma"/>
-          <w:rtl/>
-        </w:rPr>
-        <w:t>חיישן פס: מזהה פס על המשטח שמסמל נתיב הנסיעה. פועל במקביל לחיישן של ה-</w:t>
-      </w:r>
-      <w:r>
-        <w:rPr>
-          <w:rFonts w:ascii="Tahoma" w:hAnsi="Tahoma" w:cs="Tahoma"/>
-        </w:rPr>
-        <w:t>MASTER</w:t>
-      </w:r>
-      <w:r>
-        <w:rPr>
-          <w:rFonts w:ascii="Tahoma" w:hAnsi="Tahoma" w:cs="Tahoma"/>
-          <w:rtl/>
-        </w:rPr>
-        <w:t xml:space="preserve"> כדי להבטיח סנכרון בתנועה.</w:t>
-      </w:r>
-    </w:p>
-    <w:p>
-      <w:pPr>
-        <w:rPr>
-          <w:rFonts w:ascii="Tahoma" w:hAnsi="Tahoma" w:cs="Tahoma"/>
-          <w:rtl/>
-        </w:rPr>
-      </w:pPr>
-      <w:r>
-        <w:rPr>
-          <w:rFonts w:ascii="Tahoma" w:hAnsi="Tahoma" w:cs="Tahoma"/>
-          <w:rtl/>
-        </w:rPr>
-        <w:t xml:space="preserve">חיישן מרחק אולטרה </w:t>
-      </w:r>
-      <w:proofErr w:type="spellStart"/>
-      <w:r>
-        <w:rPr>
-          <w:rFonts w:ascii="Tahoma" w:hAnsi="Tahoma" w:cs="Tahoma"/>
-          <w:rtl/>
-        </w:rPr>
-        <w:t>סוניק</w:t>
-      </w:r>
-      <w:proofErr w:type="spellEnd"/>
-      <w:r>
-        <w:rPr>
-          <w:rFonts w:ascii="Tahoma" w:hAnsi="Tahoma" w:cs="Tahoma"/>
-          <w:rtl/>
-        </w:rPr>
-        <w:t>: מזהה מכשולים בסביבת הרכב. במידה ומתגלה מכשול, המידע מועבר ל-</w:t>
-      </w:r>
-      <w:r>
-        <w:rPr>
-          <w:rFonts w:ascii="Tahoma" w:hAnsi="Tahoma" w:cs="Tahoma"/>
-        </w:rPr>
-        <w:t>ESP32</w:t>
-      </w:r>
-      <w:r>
-        <w:rPr>
-          <w:rFonts w:ascii="Tahoma" w:hAnsi="Tahoma" w:cs="Tahoma"/>
-          <w:rtl/>
-        </w:rPr>
-        <w:t xml:space="preserve"> והבקר מחליט לפי הקוד כיצד להתנהל</w:t>
-      </w:r>
-      <w:r>
-        <w:rPr>
-          <w:rFonts w:ascii="Tahoma" w:hAnsi="Tahoma" w:cs="Tahoma"/>
-          <w:rtl/>
-        </w:rPr>
-        <w:t>.</w:t>
-      </w:r>
-    </w:p>
-    <w:p>
-      <w:pPr>
-        <w:rPr>
-          <w:rFonts w:ascii="Tahoma" w:hAnsi="Tahoma" w:cs="Tahoma"/>
-          <w:rtl/>
-        </w:rPr>
-      </w:pPr>
-      <w:r>
-        <w:rPr>
-          <w:rFonts w:ascii="Tahoma" w:hAnsi="Tahoma" w:cs="Tahoma"/>
-          <w:rtl/>
-        </w:rPr>
-        <w:t xml:space="preserve">מנוע </w:t>
-      </w:r>
-      <w:proofErr w:type="spellStart"/>
-      <w:r>
-        <w:rPr>
-          <w:rFonts w:ascii="Tahoma" w:hAnsi="Tahoma" w:cs="Tahoma"/>
-          <w:rtl/>
-        </w:rPr>
-        <w:t>סרוו</w:t>
-      </w:r>
-      <w:proofErr w:type="spellEnd"/>
-      <w:r>
-        <w:rPr>
-          <w:rFonts w:ascii="Tahoma" w:hAnsi="Tahoma" w:cs="Tahoma"/>
-          <w:rtl/>
-        </w:rPr>
-        <w:t>: מחובר לחיישן המרחק ומסייע בהגברת טווח זיהוי המכשולים.</w:t>
-      </w:r>
-    </w:p>
-    <w:p>
-      <w:pPr>
-        <w:rPr>
-          <w:rFonts w:ascii="Tahoma" w:hAnsi="Tahoma" w:cs="Tahoma"/>
-          <w:rtl/>
-        </w:rPr>
-      </w:pPr>
-      <w:r>
-        <w:rPr>
-          <w:rFonts w:ascii="Tahoma" w:hAnsi="Tahoma" w:cs="Tahoma"/>
-          <w:rtl/>
-        </w:rPr>
-        <w:t xml:space="preserve">מנועי </w:t>
-      </w:r>
-      <w:r>
-        <w:rPr>
-          <w:rFonts w:ascii="Tahoma" w:hAnsi="Tahoma" w:cs="Tahoma"/>
-        </w:rPr>
-        <w:t>DC</w:t>
-      </w:r>
-      <w:r>
-        <w:rPr>
-          <w:rFonts w:ascii="Tahoma" w:hAnsi="Tahoma" w:cs="Tahoma"/>
-          <w:rtl/>
-        </w:rPr>
-        <w:t>: מניעים את הרכב בהתאם לפקודות שמתקבלות מ-</w:t>
-      </w:r>
-      <w:r>
-        <w:rPr>
-          <w:rFonts w:ascii="Tahoma" w:hAnsi="Tahoma" w:cs="Tahoma"/>
-        </w:rPr>
-        <w:t>ESP32</w:t>
-      </w:r>
-      <w:r>
-        <w:rPr>
-          <w:rFonts w:ascii="Tahoma" w:hAnsi="Tahoma" w:cs="Tahoma"/>
-          <w:rtl/>
-        </w:rPr>
-        <w:t>.</w:t>
-      </w:r>
-    </w:p>
-    <w:p>
-      <w:pPr>
-        <w:rPr>
-          <w:rFonts w:ascii="Tahoma" w:hAnsi="Tahoma" w:cs="Tahoma"/>
-          <w:rtl/>
-        </w:rPr>
-      </w:pPr>
-      <w:r>
-        <w:rPr>
-          <w:rFonts w:ascii="Tahoma" w:hAnsi="Tahoma" w:cs="Tahoma"/>
-          <w:rtl/>
-        </w:rPr>
-        <w:t>דרייברים למנועים: אחראים על בקרת המתח והזרם שמסופקים למנועי ה-</w:t>
-      </w:r>
-      <w:r>
-        <w:rPr>
-          <w:rFonts w:ascii="Tahoma" w:hAnsi="Tahoma" w:cs="Tahoma"/>
-        </w:rPr>
-        <w:t>DC</w:t>
-      </w:r>
-      <w:r>
-        <w:rPr>
-          <w:rFonts w:ascii="Tahoma" w:hAnsi="Tahoma" w:cs="Tahoma"/>
-          <w:rtl/>
-        </w:rPr>
-        <w:t>.</w:t>
-      </w:r>
-    </w:p>
-    <w:p>
-      <w:pPr>
-        <w:rPr>
-          <w:rFonts w:ascii="Tahoma" w:hAnsi="Tahoma" w:cs="Tahoma"/>
-          <w:rtl/>
-        </w:rPr>
-      </w:pPr>
-      <w:r>
-        <w:rPr>
-          <w:rFonts w:ascii="Tahoma" w:hAnsi="Tahoma" w:cs="Tahoma"/>
-        </w:rPr>
-        <w:t>LDR</w:t>
-      </w:r>
-      <w:r>
-        <w:rPr>
-          <w:rFonts w:ascii="Tahoma" w:hAnsi="Tahoma" w:cs="Tahoma"/>
-          <w:rtl/>
-        </w:rPr>
-        <w:t xml:space="preserve"> (חיישן אור): מתאים את עוצמת התאורה של נורות </w:t>
-      </w:r>
-      <w:proofErr w:type="spellStart"/>
-      <w:r>
-        <w:rPr>
-          <w:rFonts w:ascii="Tahoma" w:hAnsi="Tahoma" w:cs="Tahoma"/>
-          <w:rtl/>
-        </w:rPr>
-        <w:t>הלד</w:t>
-      </w:r>
-      <w:proofErr w:type="spellEnd"/>
-      <w:r>
-        <w:rPr>
-          <w:rFonts w:ascii="Tahoma" w:hAnsi="Tahoma" w:cs="Tahoma"/>
-          <w:rtl/>
-        </w:rPr>
-        <w:t xml:space="preserve"> בהתאם לתנאי האור בסביבה.</w:t>
-      </w:r>
-    </w:p>
-    <w:p>
-      <w:pPr>
-        <w:rPr>
-          <w:rFonts w:ascii="Tahoma" w:hAnsi="Tahoma" w:cs="Tahoma"/>
-          <w:rtl/>
-        </w:rPr>
-      </w:pPr>
-      <w:r>
-        <w:rPr>
-          <w:rFonts w:ascii="Tahoma" w:hAnsi="Tahoma" w:cs="Tahoma"/>
-          <w:rtl/>
-        </w:rPr>
-        <w:t>נורות לד (פנסים קדמיים): נדלקות באופן אוטומטי כשמתחיל להחשיך, על פי חיישן ה-</w:t>
-      </w:r>
-      <w:r>
-        <w:rPr>
-          <w:rFonts w:ascii="Tahoma" w:hAnsi="Tahoma" w:cs="Tahoma"/>
-        </w:rPr>
-        <w:t>LDR</w:t>
-      </w:r>
-      <w:r>
-        <w:rPr>
-          <w:rFonts w:ascii="Tahoma" w:hAnsi="Tahoma" w:cs="Tahoma"/>
-          <w:rtl/>
-        </w:rPr>
-        <w:t>.</w:t>
-      </w:r>
-    </w:p>
-    <w:p>
-      <w:pPr>
-        <w:rPr>
-          <w:rFonts w:ascii="Tahoma" w:hAnsi="Tahoma" w:cs="Tahoma"/>
-          <w:rtl/>
-        </w:rPr>
-      </w:pPr>
-      <w:r>
-        <w:rPr>
-          <w:rFonts w:ascii="Tahoma" w:hAnsi="Tahoma" w:cs="Tahoma"/>
-          <w:rtl/>
-        </w:rPr>
-        <w:t xml:space="preserve">מסך </w:t>
-      </w:r>
-      <w:r>
-        <w:rPr>
-          <w:rFonts w:ascii="Tahoma" w:hAnsi="Tahoma" w:cs="Tahoma"/>
-        </w:rPr>
-        <w:t>OLED</w:t>
-      </w:r>
-      <w:r>
-        <w:rPr>
-          <w:rFonts w:ascii="Tahoma" w:hAnsi="Tahoma" w:cs="Tahoma"/>
-          <w:rtl/>
-        </w:rPr>
-        <w:t>: מציג נתונים רלוונטיים למשתמש, כמו מצב המערכת או התראות.</w:t>
-      </w:r>
-    </w:p>
-    <w:p>
-      <w:pPr>
-        <w:rPr>
-          <w:rFonts w:ascii="Tahoma" w:hAnsi="Tahoma" w:cs="Tahoma"/>
-          <w:rtl/>
-        </w:rPr>
-      </w:pPr>
-      <w:r>
-        <w:rPr>
-          <w:rFonts w:ascii="Tahoma" w:hAnsi="Tahoma" w:cs="Tahoma"/>
-          <w:rtl/>
-        </w:rPr>
-        <w:t>פרוטוקול בלוטוס: מייצג את התקשורת האלחוטית בין מכונית ה-</w:t>
-      </w:r>
-      <w:r>
-        <w:rPr>
-          <w:rFonts w:ascii="Tahoma" w:hAnsi="Tahoma" w:cs="Tahoma"/>
-        </w:rPr>
-        <w:t>MASTER</w:t>
-      </w:r>
-      <w:r>
-        <w:rPr>
-          <w:rFonts w:ascii="Tahoma" w:hAnsi="Tahoma" w:cs="Tahoma"/>
-          <w:rtl/>
-        </w:rPr>
-        <w:t xml:space="preserve"> ל-</w:t>
-      </w:r>
-      <w:r>
-        <w:rPr>
-          <w:rFonts w:ascii="Tahoma" w:hAnsi="Tahoma" w:cs="Tahoma"/>
-        </w:rPr>
-        <w:t>SLAVE</w:t>
-      </w:r>
-      <w:r>
-        <w:rPr>
-          <w:rFonts w:ascii="Tahoma" w:hAnsi="Tahoma" w:cs="Tahoma"/>
-          <w:rtl/>
-        </w:rPr>
-        <w:t>.</w:t>
-      </w:r>
-    </w:p>
-    <w:p>
-      <w:pPr>
-        <w:pStyle w:val="2"/>
-      </w:pPr>
-      <w:bookmarkStart w:id="12" w:name="_Toc185711971"/>
-      <w:r>
-        <w:rPr>
-          <w:rtl/>
-        </w:rPr>
-        <w:t xml:space="preserve">מכונית </w:t>
-      </w:r>
-      <w:r>
-        <w:t>SLAVE</w:t>
-      </w:r>
-      <w:bookmarkEnd w:id="12"/>
     </w:p>
     <w:p>
       <w:pPr>
@@ -7803,23 +7767,7 @@
           <w:rFonts w:ascii="Tahoma" w:hAnsi="Tahoma" w:cs="Tahoma"/>
           <w:rtl/>
         </w:rPr>
-        <w:t xml:space="preserve"> (חיישן אור): מתאים את עוצמת התאורה של נורות </w:t>
-      </w:r>
-      <w:proofErr w:type="spellStart"/>
-      <w:r>
-        <w:rPr>
-          <w:rFonts w:ascii="Tahoma" w:hAnsi="Tahoma" w:cs="Tahoma"/>
-          <w:rtl/>
-        </w:rPr>
-        <w:t>הלד</w:t>
-      </w:r>
-      <w:proofErr w:type="spellEnd"/>
-      <w:r>
-        <w:rPr>
-          <w:rFonts w:ascii="Tahoma" w:hAnsi="Tahoma" w:cs="Tahoma"/>
-          <w:rtl/>
-        </w:rPr>
-        <w:t xml:space="preserve"> בהתאם לתנאי האור בסביבה.</w:t>
+        <w:t xml:space="preserve"> (חיישן אור): מתאים את עוצמת התאורה של נורות הלד בהתאם לתנאי האור בסביבה.</w:t>
       </w:r>
     </w:p>
     <w:p>
@@ -7939,7 +7887,7 @@
           <w:rtl/>
         </w:rPr>
       </w:pPr>
-      <w:bookmarkStart w:id="13" w:name="_Toc185711972"/>
+      <w:bookmarkStart w:id="12" w:name="_Toc185711972"/>
       <w:r>
         <w:rPr>
           <w:rtl/>
@@ -7947,26 +7895,26 @@
         <w:lastRenderedPageBreak/>
         <w:t>שירטוט חשמלי של המערכת</w:t>
       </w:r>
+      <w:bookmarkEnd w:id="12"/>
+    </w:p>
+    <w:p>
+      <w:pPr>
+        <w:pStyle w:val="2"/>
+        <w:rPr>
+          <w:rtl/>
+        </w:rPr>
+      </w:pPr>
+      <w:bookmarkStart w:id="13" w:name="_Toc185711973"/>
+      <w:r>
+        <w:rPr>
+          <w:rtl/>
+        </w:rPr>
+        <w:t xml:space="preserve">מכונית </w:t>
+      </w:r>
+      <w:r>
+        <w:t>MASTER</w:t>
+      </w:r>
       <w:bookmarkEnd w:id="13"/>
-    </w:p>
-    <w:p>
-      <w:pPr>
-        <w:pStyle w:val="2"/>
-        <w:rPr>
-          <w:rtl/>
-        </w:rPr>
-      </w:pPr>
-      <w:bookmarkStart w:id="14" w:name="_Toc185711973"/>
-      <w:r>
-        <w:rPr>
-          <w:rtl/>
-        </w:rPr>
-        <w:t xml:space="preserve">מכונית </w:t>
-      </w:r>
-      <w:r>
-        <w:t>MASTER</w:t>
-      </w:r>
-      <w:bookmarkEnd w:id="14"/>
     </w:p>
     <w:p>
       <w:pPr>
@@ -8062,7 +8010,7 @@
           <w:rtl/>
         </w:rPr>
       </w:pPr>
-      <w:bookmarkStart w:id="15" w:name="_Toc185711974"/>
+      <w:bookmarkStart w:id="14" w:name="_Toc185711974"/>
       <w:r>
         <w:rPr>
           <w:rStyle w:val="20"/>
@@ -8078,7 +8026,7 @@
         </w:rPr>
         <w:t>SLAVE</w:t>
       </w:r>
-      <w:bookmarkEnd w:id="15"/>
+      <w:bookmarkEnd w:id="14"/>
       <w:r>
         <w:rPr>
           <w:rFonts w:ascii="Tahoma" w:hAnsi="Tahoma" w:cs="Tahoma"/>
@@ -8165,7 +8113,7 @@
           <w:rtl/>
         </w:rPr>
       </w:pPr>
-      <w:bookmarkStart w:id="16" w:name="_Toc185711975"/>
+      <w:bookmarkStart w:id="15" w:name="_Toc185711975"/>
       <w:r>
         <w:rPr>
           <w:rtl/>
@@ -8193,7 +8141,7 @@
         </w:rPr>
         <w:t>חשמלי</w:t>
       </w:r>
-      <w:bookmarkEnd w:id="16"/>
+      <w:bookmarkEnd w:id="15"/>
     </w:p>
     <w:p>
       <w:pPr>
@@ -9499,7 +9447,7 @@
           <w:rtl/>
         </w:rPr>
       </w:pPr>
-      <w:bookmarkStart w:id="17" w:name="_Toc185711976"/>
+      <w:bookmarkStart w:id="16" w:name="_Toc185711976"/>
       <w:r>
         <w:rPr>
           <w:rtl/>
@@ -9522,7 +9470,7 @@
       <w:r>
         <w:t>ESP32</w:t>
       </w:r>
-      <w:bookmarkEnd w:id="17"/>
+      <w:bookmarkEnd w:id="16"/>
     </w:p>
     <w:p>
       <w:pPr>
@@ -9979,23 +9927,13 @@
           <w:rtl/>
         </w:rPr>
       </w:pPr>
-      <w:proofErr w:type="spellStart"/>
-      <w:r>
-        <w:rPr>
-          <w:rFonts w:ascii="Tahoma" w:hAnsi="Tahoma" w:cs="Tahoma"/>
-          <w:sz w:val="24"/>
-          <w:szCs w:val="24"/>
-        </w:rPr>
-        <w:t>Xtensa</w:t>
-      </w:r>
-      <w:proofErr w:type="spellEnd"/>
-      <w:r>
-        <w:rPr>
-          <w:rFonts w:ascii="Tahoma" w:hAnsi="Tahoma" w:cs="Tahoma"/>
-          <w:sz w:val="24"/>
-          <w:szCs w:val="24"/>
-        </w:rPr>
-        <w:t xml:space="preserve"> LX6 </w:t>
+      <w:r>
+        <w:rPr>
+          <w:rFonts w:ascii="Tahoma" w:hAnsi="Tahoma" w:cs="Tahoma"/>
+          <w:sz w:val="24"/>
+          <w:szCs w:val="24"/>
+        </w:rPr>
+        <w:t xml:space="preserve">Xtensa LX6 </w:t>
       </w:r>
       <w:proofErr w:type="gramStart"/>
       <w:r>
@@ -10904,7 +10842,6 @@
         </w:rPr>
         <w:t xml:space="preserve">Switch &amp; </w:t>
       </w:r>
-      <w:proofErr w:type="spellStart"/>
       <w:proofErr w:type="gramStart"/>
       <w:r>
         <w:rPr>
@@ -10914,7 +10851,6 @@
         </w:rPr>
         <w:t>Balun</w:t>
       </w:r>
-      <w:proofErr w:type="spellEnd"/>
       <w:r>
         <w:rPr>
           <w:rFonts w:ascii="Tahoma" w:hAnsi="Tahoma" w:cs="Tahoma" w:hint="cs"/>
@@ -11915,36 +11851,8 @@
           <w:sz w:val="24"/>
           <w:szCs w:val="24"/>
         </w:rPr>
-        <w:t>RSA (</w:t>
-      </w:r>
-      <w:proofErr w:type="spellStart"/>
-      <w:r>
-        <w:rPr>
-          <w:rFonts w:ascii="Tahoma" w:hAnsi="Tahoma" w:cs="Tahoma"/>
-          <w:sz w:val="24"/>
-          <w:szCs w:val="24"/>
-        </w:rPr>
-        <w:t>Rivest</w:t>
-      </w:r>
-      <w:proofErr w:type="spellEnd"/>
-      <w:r>
-        <w:rPr>
-          <w:rFonts w:ascii="Tahoma" w:hAnsi="Tahoma" w:cs="Tahoma"/>
-          <w:sz w:val="24"/>
-          <w:szCs w:val="24"/>
-        </w:rPr>
-        <w:t>-Shamir-</w:t>
-      </w:r>
-      <w:proofErr w:type="spellStart"/>
-      <w:r>
-        <w:rPr>
-          <w:rFonts w:ascii="Tahoma" w:hAnsi="Tahoma" w:cs="Tahoma"/>
-          <w:sz w:val="24"/>
-          <w:szCs w:val="24"/>
-        </w:rPr>
-        <w:t>Adleman</w:t>
-      </w:r>
-      <w:proofErr w:type="spellEnd"/>
+        <w:t>RSA (Rivest-Shamir-Adleman</w:t>
+      </w:r>
       <w:proofErr w:type="gramStart"/>
       <w:r>
         <w:rPr>
@@ -12917,18 +12825,8 @@
           <w:sz w:val="24"/>
           <w:szCs w:val="24"/>
         </w:rPr>
-        <w:t xml:space="preserve">GPIO, General Purpose </w:t>
-      </w:r>
-      <w:proofErr w:type="spellStart"/>
-      <w:r>
-        <w:rPr>
-          <w:rFonts w:ascii="Tahoma" w:hAnsi="Tahoma" w:cs="Tahoma"/>
-          <w:sz w:val="24"/>
-          <w:szCs w:val="24"/>
-        </w:rPr>
-        <w:t>Input/Output</w:t>
-      </w:r>
-      <w:proofErr w:type="spellEnd"/>
+        <w:t>GPIO, General Purpose Input/Output</w:t>
+      </w:r>
       <w:r>
         <w:rPr>
           <w:rFonts w:ascii="Tahoma" w:hAnsi="Tahoma" w:cs="Tahoma"/>
@@ -14110,6 +14008,30 @@
     </w:p>
     <w:p>
       <w:pPr>
+        <w:rPr>
+          <w:rFonts w:ascii="Tahoma" w:hAnsi="Tahoma" w:cs="Tahoma"/>
+          <w:b/>
+          <w:bCs/>
+          <w:sz w:val="28"/>
+          <w:szCs w:val="28"/>
+          <w:rtl/>
+        </w:rPr>
+      </w:pPr>
+    </w:p>
+    <w:p>
+      <w:pPr>
+        <w:rPr>
+          <w:rFonts w:ascii="Tahoma" w:hAnsi="Tahoma" w:cs="Tahoma"/>
+          <w:b/>
+          <w:bCs/>
+          <w:sz w:val="28"/>
+          <w:szCs w:val="28"/>
+          <w:rtl/>
+        </w:rPr>
+      </w:pPr>
+    </w:p>
+    <w:p>
+      <w:pPr>
         <w:pStyle w:val="a9"/>
         <w:numPr>
           <w:ilvl w:val="0"/>
@@ -14132,6 +14054,7 @@
           <w:szCs w:val="28"/>
           <w:rtl/>
         </w:rPr>
+        <w:lastRenderedPageBreak/>
         <w:t>צריכת זרם</w:t>
       </w:r>
     </w:p>
@@ -14151,7 +14074,6 @@
           <w:szCs w:val="24"/>
           <w:rtl/>
         </w:rPr>
-        <w:lastRenderedPageBreak/>
         <w:t>ה</w:t>
       </w:r>
       <w:r>
@@ -14432,7 +14354,6 @@
         </w:rPr>
         <w:t xml:space="preserve"> כולל מעבד </w:t>
       </w:r>
-      <w:proofErr w:type="spellStart"/>
       <w:r>
         <w:rPr>
           <w:rFonts w:ascii="Tahoma" w:hAnsi="Tahoma" w:cs="Tahoma"/>
@@ -14441,7 +14362,6 @@
         </w:rPr>
         <w:t>Xtensa</w:t>
       </w:r>
-      <w:proofErr w:type="spellEnd"/>
       <w:r>
         <w:rPr>
           <w:rFonts w:ascii="Tahoma" w:hAnsi="Tahoma" w:cs="Tahoma"/>
@@ -14573,7 +14493,7 @@
         </w:rPr>
         <w:t>, ב</w:t>
       </w:r>
-      <w:bookmarkStart w:id="18" w:name="_Hlk185694842"/>
+      <w:bookmarkStart w:id="17" w:name="_Hlk185694842"/>
       <m:oMath>
         <m:sSup>
           <m:sSupPr>
@@ -14625,7 +14545,7 @@
           <m:t>C</m:t>
         </m:r>
       </m:oMath>
-      <w:bookmarkEnd w:id="18"/>
+      <w:bookmarkEnd w:id="17"/>
       <w:r>
         <w:rPr>
           <w:rFonts w:ascii="Tahoma" w:hAnsi="Tahoma" w:cs="Tahoma" w:hint="cs"/>
@@ -14823,6 +14743,16 @@
       <w:pPr>
         <w:rPr>
           <w:rFonts w:ascii="Tahoma" w:hAnsi="Tahoma" w:cs="Tahoma"/>
+          <w:sz w:val="24"/>
+          <w:szCs w:val="24"/>
+          <w:rtl/>
+        </w:rPr>
+      </w:pPr>
+    </w:p>
+    <w:p>
+      <w:pPr>
+        <w:rPr>
+          <w:rFonts w:ascii="Tahoma" w:hAnsi="Tahoma" w:cs="Tahoma"/>
           <w:sz w:val="28"/>
           <w:szCs w:val="28"/>
           <w:rtl/>
@@ -14835,6 +14765,7 @@
           <w:szCs w:val="28"/>
           <w:rtl/>
         </w:rPr>
+        <w:lastRenderedPageBreak/>
         <w:t>משומש</w:t>
       </w:r>
       <w:r>
@@ -14950,7 +14881,6 @@
           <w:szCs w:val="24"/>
           <w:rtl/>
         </w:rPr>
-        <w:lastRenderedPageBreak/>
         <w:t>ל״חכמים</w:t>
       </w:r>
       <w:proofErr w:type="spellEnd"/>
@@ -15379,16 +15309,6 @@
         </w:rPr>
         <w:t>המחייבות פעולה רציפה ואמינה.</w:t>
       </w:r>
-    </w:p>
-    <w:p>
-      <w:pPr>
-        <w:rPr>
-          <w:rFonts w:ascii="Tahoma" w:hAnsi="Tahoma" w:cs="Tahoma"/>
-          <w:sz w:val="28"/>
-          <w:szCs w:val="28"/>
-          <w:rtl/>
-        </w:rPr>
-      </w:pPr>
     </w:p>
     <w:p>
       <w:pPr>
@@ -15427,7 +15347,7 @@
           <w:rtl/>
         </w:rPr>
       </w:pPr>
-      <w:bookmarkStart w:id="19" w:name="_Toc185711977"/>
+      <w:bookmarkStart w:id="18" w:name="_Toc185711977"/>
       <w:r>
         <w:rPr>
           <w:rFonts w:hint="cs"/>
@@ -15442,7 +15362,7 @@
         </w:rPr>
         <w:t>RGB</w:t>
       </w:r>
-      <w:bookmarkEnd w:id="19"/>
+      <w:bookmarkEnd w:id="18"/>
     </w:p>
     <w:p>
       <w:pPr>
@@ -16501,7 +16421,7 @@
           <w:rtl/>
         </w:rPr>
       </w:pPr>
-      <w:bookmarkStart w:id="20" w:name="_Toc185711978"/>
+      <w:bookmarkStart w:id="19" w:name="_Toc185711978"/>
       <w:r>
         <w:rPr>
           <w:rFonts w:hint="cs"/>
@@ -16510,7 +16430,7 @@
         <w:lastRenderedPageBreak/>
         <w:t>לחצנים</w:t>
       </w:r>
-      <w:bookmarkEnd w:id="20"/>
+      <w:bookmarkEnd w:id="19"/>
     </w:p>
     <w:p>
       <w:pPr>
@@ -17034,7 +16954,7 @@
           <w:rtl/>
         </w:rPr>
       </w:pPr>
-      <w:bookmarkStart w:id="21" w:name="_Toc185711979"/>
+      <w:bookmarkStart w:id="20" w:name="_Toc185711979"/>
       <w:r>
         <w:rPr>
           <w:rFonts w:hint="cs"/>
@@ -17060,226 +16980,226 @@
       <w:r>
         <w:t>Arduino IDE</w:t>
       </w:r>
+      <w:bookmarkEnd w:id="20"/>
+    </w:p>
+    <w:p>
+      <w:pPr>
+        <w:rPr>
+          <w:rtl/>
+        </w:rPr>
+      </w:pPr>
+    </w:p>
+    <w:p>
+      <w:pPr>
+        <w:rPr>
+          <w:rtl/>
+        </w:rPr>
+      </w:pPr>
+    </w:p>
+    <w:p>
+      <w:pPr>
+        <w:rPr>
+          <w:rtl/>
+        </w:rPr>
+      </w:pPr>
+    </w:p>
+    <w:p>
+      <w:pPr>
+        <w:rPr>
+          <w:rtl/>
+        </w:rPr>
+      </w:pPr>
+    </w:p>
+    <w:p>
+      <w:pPr>
+        <w:rPr>
+          <w:rtl/>
+        </w:rPr>
+      </w:pPr>
+    </w:p>
+    <w:p>
+      <w:pPr>
+        <w:rPr>
+          <w:rtl/>
+        </w:rPr>
+      </w:pPr>
+    </w:p>
+    <w:p>
+      <w:pPr>
+        <w:rPr>
+          <w:rtl/>
+        </w:rPr>
+      </w:pPr>
+    </w:p>
+    <w:p>
+      <w:pPr>
+        <w:rPr>
+          <w:rtl/>
+        </w:rPr>
+      </w:pPr>
+    </w:p>
+    <w:p>
+      <w:pPr>
+        <w:rPr>
+          <w:rtl/>
+        </w:rPr>
+      </w:pPr>
+    </w:p>
+    <w:p>
+      <w:pPr>
+        <w:rPr>
+          <w:rtl/>
+        </w:rPr>
+      </w:pPr>
+    </w:p>
+    <w:p>
+      <w:pPr>
+        <w:rPr>
+          <w:rtl/>
+        </w:rPr>
+      </w:pPr>
+    </w:p>
+    <w:p>
+      <w:pPr>
+        <w:rPr>
+          <w:rtl/>
+        </w:rPr>
+      </w:pPr>
+    </w:p>
+    <w:p>
+      <w:pPr>
+        <w:rPr>
+          <w:rtl/>
+        </w:rPr>
+      </w:pPr>
+    </w:p>
+    <w:p>
+      <w:pPr>
+        <w:rPr>
+          <w:rtl/>
+        </w:rPr>
+      </w:pPr>
+    </w:p>
+    <w:p>
+      <w:pPr>
+        <w:rPr>
+          <w:rtl/>
+        </w:rPr>
+      </w:pPr>
+    </w:p>
+    <w:p>
+      <w:pPr>
+        <w:rPr>
+          <w:rtl/>
+        </w:rPr>
+      </w:pPr>
+    </w:p>
+    <w:p>
+      <w:pPr>
+        <w:rPr>
+          <w:rtl/>
+        </w:rPr>
+      </w:pPr>
+    </w:p>
+    <w:p>
+      <w:pPr>
+        <w:rPr>
+          <w:rtl/>
+        </w:rPr>
+      </w:pPr>
+    </w:p>
+    <w:p>
+      <w:pPr>
+        <w:rPr>
+          <w:rtl/>
+        </w:rPr>
+      </w:pPr>
+    </w:p>
+    <w:p>
+      <w:pPr>
+        <w:rPr>
+          <w:rtl/>
+        </w:rPr>
+      </w:pPr>
+    </w:p>
+    <w:p>
+      <w:pPr>
+        <w:rPr>
+          <w:rtl/>
+        </w:rPr>
+      </w:pPr>
+    </w:p>
+    <w:p>
+      <w:pPr>
+        <w:rPr>
+          <w:rtl/>
+        </w:rPr>
+      </w:pPr>
+    </w:p>
+    <w:p>
+      <w:pPr>
+        <w:rPr>
+          <w:rtl/>
+        </w:rPr>
+      </w:pPr>
+    </w:p>
+    <w:p>
+      <w:pPr>
+        <w:rPr>
+          <w:rtl/>
+        </w:rPr>
+      </w:pPr>
+    </w:p>
+    <w:p>
+      <w:pPr>
+        <w:rPr>
+          <w:rtl/>
+        </w:rPr>
+      </w:pPr>
+    </w:p>
+    <w:p>
+      <w:pPr>
+        <w:rPr>
+          <w:rtl/>
+        </w:rPr>
+      </w:pPr>
+    </w:p>
+    <w:p>
+      <w:pPr>
+        <w:rPr>
+          <w:rtl/>
+        </w:rPr>
+      </w:pPr>
+    </w:p>
+    <w:p>
+      <w:pPr>
+        <w:pStyle w:val="1"/>
+        <w:rPr>
+          <w:rtl/>
+        </w:rPr>
+      </w:pPr>
+      <w:bookmarkStart w:id="21" w:name="_Toc185711980"/>
+      <w:r>
+        <w:rPr>
+          <w:rFonts w:hint="cs"/>
+          <w:rtl/>
+        </w:rPr>
+        <w:t xml:space="preserve">ניסוי ראשון </w:t>
+      </w:r>
+      <w:r>
+        <w:rPr>
+          <w:rtl/>
+        </w:rPr>
+        <w:t>–</w:t>
+      </w:r>
+      <w:r>
+        <w:rPr>
+          <w:rFonts w:hint="cs"/>
+          <w:rtl/>
+        </w:rPr>
+        <w:t xml:space="preserve"> 17.9.24</w:t>
+      </w:r>
       <w:bookmarkEnd w:id="21"/>
-    </w:p>
-    <w:p>
-      <w:pPr>
-        <w:rPr>
-          <w:rtl/>
-        </w:rPr>
-      </w:pPr>
-    </w:p>
-    <w:p>
-      <w:pPr>
-        <w:rPr>
-          <w:rtl/>
-        </w:rPr>
-      </w:pPr>
-    </w:p>
-    <w:p>
-      <w:pPr>
-        <w:rPr>
-          <w:rtl/>
-        </w:rPr>
-      </w:pPr>
-    </w:p>
-    <w:p>
-      <w:pPr>
-        <w:rPr>
-          <w:rtl/>
-        </w:rPr>
-      </w:pPr>
-    </w:p>
-    <w:p>
-      <w:pPr>
-        <w:rPr>
-          <w:rtl/>
-        </w:rPr>
-      </w:pPr>
-    </w:p>
-    <w:p>
-      <w:pPr>
-        <w:rPr>
-          <w:rtl/>
-        </w:rPr>
-      </w:pPr>
-    </w:p>
-    <w:p>
-      <w:pPr>
-        <w:rPr>
-          <w:rtl/>
-        </w:rPr>
-      </w:pPr>
-    </w:p>
-    <w:p>
-      <w:pPr>
-        <w:rPr>
-          <w:rtl/>
-        </w:rPr>
-      </w:pPr>
-    </w:p>
-    <w:p>
-      <w:pPr>
-        <w:rPr>
-          <w:rtl/>
-        </w:rPr>
-      </w:pPr>
-    </w:p>
-    <w:p>
-      <w:pPr>
-        <w:rPr>
-          <w:rtl/>
-        </w:rPr>
-      </w:pPr>
-    </w:p>
-    <w:p>
-      <w:pPr>
-        <w:rPr>
-          <w:rtl/>
-        </w:rPr>
-      </w:pPr>
-    </w:p>
-    <w:p>
-      <w:pPr>
-        <w:rPr>
-          <w:rtl/>
-        </w:rPr>
-      </w:pPr>
-    </w:p>
-    <w:p>
-      <w:pPr>
-        <w:rPr>
-          <w:rtl/>
-        </w:rPr>
-      </w:pPr>
-    </w:p>
-    <w:p>
-      <w:pPr>
-        <w:rPr>
-          <w:rtl/>
-        </w:rPr>
-      </w:pPr>
-    </w:p>
-    <w:p>
-      <w:pPr>
-        <w:rPr>
-          <w:rtl/>
-        </w:rPr>
-      </w:pPr>
-    </w:p>
-    <w:p>
-      <w:pPr>
-        <w:rPr>
-          <w:rtl/>
-        </w:rPr>
-      </w:pPr>
-    </w:p>
-    <w:p>
-      <w:pPr>
-        <w:rPr>
-          <w:rtl/>
-        </w:rPr>
-      </w:pPr>
-    </w:p>
-    <w:p>
-      <w:pPr>
-        <w:rPr>
-          <w:rtl/>
-        </w:rPr>
-      </w:pPr>
-    </w:p>
-    <w:p>
-      <w:pPr>
-        <w:rPr>
-          <w:rtl/>
-        </w:rPr>
-      </w:pPr>
-    </w:p>
-    <w:p>
-      <w:pPr>
-        <w:rPr>
-          <w:rtl/>
-        </w:rPr>
-      </w:pPr>
-    </w:p>
-    <w:p>
-      <w:pPr>
-        <w:rPr>
-          <w:rtl/>
-        </w:rPr>
-      </w:pPr>
-    </w:p>
-    <w:p>
-      <w:pPr>
-        <w:rPr>
-          <w:rtl/>
-        </w:rPr>
-      </w:pPr>
-    </w:p>
-    <w:p>
-      <w:pPr>
-        <w:rPr>
-          <w:rtl/>
-        </w:rPr>
-      </w:pPr>
-    </w:p>
-    <w:p>
-      <w:pPr>
-        <w:rPr>
-          <w:rtl/>
-        </w:rPr>
-      </w:pPr>
-    </w:p>
-    <w:p>
-      <w:pPr>
-        <w:rPr>
-          <w:rtl/>
-        </w:rPr>
-      </w:pPr>
-    </w:p>
-    <w:p>
-      <w:pPr>
-        <w:rPr>
-          <w:rtl/>
-        </w:rPr>
-      </w:pPr>
-    </w:p>
-    <w:p>
-      <w:pPr>
-        <w:rPr>
-          <w:rtl/>
-        </w:rPr>
-      </w:pPr>
-    </w:p>
-    <w:p>
-      <w:pPr>
-        <w:pStyle w:val="1"/>
-        <w:rPr>
-          <w:rtl/>
-        </w:rPr>
-      </w:pPr>
-      <w:bookmarkStart w:id="22" w:name="_Toc185711980"/>
-      <w:r>
-        <w:rPr>
-          <w:rFonts w:hint="cs"/>
-          <w:rtl/>
-        </w:rPr>
-        <w:t xml:space="preserve">ניסוי ראשון </w:t>
-      </w:r>
-      <w:r>
-        <w:rPr>
-          <w:rtl/>
-        </w:rPr>
-        <w:t>–</w:t>
-      </w:r>
-      <w:r>
-        <w:rPr>
-          <w:rFonts w:hint="cs"/>
-          <w:rtl/>
-        </w:rPr>
-        <w:t xml:space="preserve"> 17.9.24</w:t>
-      </w:r>
-      <w:bookmarkEnd w:id="22"/>
     </w:p>
     <w:p>
       <w:pPr>
@@ -18296,7 +18216,7 @@
           <w:rtl/>
         </w:rPr>
         <w:drawing>
-          <wp:anchor distT="0" distB="0" distL="114300" distR="114300" simplePos="0" relativeHeight="251672576" behindDoc="0" locked="0" layoutInCell="1" allowOverlap="1" wp14:anchorId="5489982C" wp14:editId="7E71783A">
+          <wp:anchor distT="0" distB="0" distL="114300" distR="114300" simplePos="0" relativeHeight="251672576" behindDoc="0" locked="0" layoutInCell="1" allowOverlap="1" wp14:anchorId="5489982C" wp14:editId="42020972">
             <wp:simplePos x="0" y="0"/>
             <wp:positionH relativeFrom="margin">
               <wp:posOffset>1586865</wp:posOffset>
@@ -21545,7 +21465,7 @@
         <w:lastRenderedPageBreak/>
         <w:t xml:space="preserve"> </w:t>
       </w:r>
-      <w:bookmarkStart w:id="23" w:name="_Toc185711981"/>
+      <w:bookmarkStart w:id="22" w:name="_Toc185711981"/>
       <m:oMath>
         <m:sSup>
           <m:sSupPr>
@@ -21598,7 +21518,7 @@
           </w:rPr>
           <m:t xml:space="preserve"> תקשורת</m:t>
         </m:r>
-        <w:bookmarkEnd w:id="23"/>
+        <w:bookmarkEnd w:id="22"/>
         <m:r>
           <m:rPr>
             <m:sty m:val="bi"/>
@@ -22919,7 +22839,7 @@
           <w:rtl/>
         </w:rPr>
       </w:pPr>
-      <w:bookmarkStart w:id="24" w:name="_Toc185711982"/>
+      <w:bookmarkStart w:id="23" w:name="_Toc185711982"/>
       <w:r>
         <w:rPr>
           <w:rFonts w:hint="cs"/>
@@ -22934,7 +22854,7 @@
         </w:rPr>
         <w:t>OLED</w:t>
       </w:r>
-      <w:bookmarkEnd w:id="24"/>
+      <w:bookmarkEnd w:id="23"/>
     </w:p>
     <w:p>
       <w:pPr>
@@ -23601,16 +23521,6 @@
       <w:pPr>
         <w:rPr>
           <w:rFonts w:ascii="Tahoma" w:hAnsi="Tahoma" w:cs="Tahoma"/>
-          <w:sz w:val="24"/>
-          <w:szCs w:val="24"/>
-          <w:rtl/>
-        </w:rPr>
-      </w:pPr>
-    </w:p>
-    <w:p>
-      <w:pPr>
-        <w:rPr>
-          <w:rFonts w:ascii="Tahoma" w:hAnsi="Tahoma" w:cs="Tahoma"/>
           <w:b/>
           <w:bCs/>
           <w:sz w:val="28"/>
@@ -23618,9 +23528,7 @@
           <w:rtl/>
         </w:rPr>
       </w:pPr>
-    </w:p>
-    <w:p>
-      <w:pPr>
+      <w:r>
         <w:rPr>
           <w:rFonts w:ascii="Tahoma" w:hAnsi="Tahoma" w:cs="Tahoma"/>
           <w:b/>
@@ -23629,7 +23537,9 @@
           <w:szCs w:val="28"/>
           <w:rtl/>
         </w:rPr>
-      </w:pPr>
+        <w:lastRenderedPageBreak/>
+        <w:t xml:space="preserve">ספריות וקוד לפיתוח עם </w:t>
+      </w:r>
       <w:r>
         <w:rPr>
           <w:rFonts w:ascii="Tahoma" w:hAnsi="Tahoma" w:cs="Tahoma"/>
@@ -23637,9 +23547,8 @@
           <w:bCs/>
           <w:sz w:val="28"/>
           <w:szCs w:val="28"/>
-          <w:rtl/>
-        </w:rPr>
-        <w:t xml:space="preserve">ספריות וקוד לפיתוח עם </w:t>
+        </w:rPr>
+        <w:t>OLED</w:t>
       </w:r>
       <w:r>
         <w:rPr>
@@ -23648,10 +23557,201 @@
           <w:bCs/>
           <w:sz w:val="28"/>
           <w:szCs w:val="28"/>
+          <w:rtl/>
+        </w:rPr>
+        <w:t>:</w:t>
+      </w:r>
+    </w:p>
+    <w:p>
+      <w:pPr>
+        <w:rPr>
+          <w:rFonts w:ascii="Tahoma" w:hAnsi="Tahoma" w:cs="Tahoma"/>
+          <w:sz w:val="24"/>
+          <w:szCs w:val="24"/>
+          <w:rtl/>
+        </w:rPr>
+      </w:pPr>
+      <w:r>
+        <w:rPr>
+          <w:rFonts w:ascii="Tahoma" w:hAnsi="Tahoma" w:cs="Tahoma"/>
+          <w:sz w:val="24"/>
+          <w:szCs w:val="24"/>
+          <w:rtl/>
+        </w:rPr>
+        <w:t xml:space="preserve">עבודה עם מסך </w:t>
+      </w:r>
+      <w:r>
+        <w:rPr>
+          <w:rFonts w:ascii="Tahoma" w:hAnsi="Tahoma" w:cs="Tahoma"/>
+          <w:sz w:val="24"/>
+          <w:szCs w:val="24"/>
         </w:rPr>
         <w:t>OLED</w:t>
       </w:r>
       <w:r>
+        <w:rPr>
+          <w:rFonts w:ascii="Tahoma" w:hAnsi="Tahoma" w:cs="Tahoma"/>
+          <w:sz w:val="24"/>
+          <w:szCs w:val="24"/>
+          <w:rtl/>
+        </w:rPr>
+        <w:t xml:space="preserve"> דורשת שימוש במספר ספריות עזר:</w:t>
+      </w:r>
+    </w:p>
+    <w:p>
+      <w:pPr>
+        <w:rPr>
+          <w:rFonts w:ascii="Tahoma" w:hAnsi="Tahoma" w:cs="Tahoma"/>
+          <w:sz w:val="24"/>
+          <w:szCs w:val="24"/>
+          <w:rtl/>
+        </w:rPr>
+      </w:pPr>
+      <w:r>
+        <w:rPr>
+          <w:rFonts w:ascii="Tahoma" w:hAnsi="Tahoma" w:cs="Tahoma"/>
+          <w:sz w:val="24"/>
+          <w:szCs w:val="24"/>
+        </w:rPr>
+        <w:t>SPI</w:t>
+      </w:r>
+      <w:r>
+        <w:rPr>
+          <w:rFonts w:ascii="Tahoma" w:hAnsi="Tahoma" w:cs="Tahoma"/>
+          <w:sz w:val="24"/>
+          <w:szCs w:val="24"/>
+          <w:rtl/>
+        </w:rPr>
+        <w:t xml:space="preserve"> – פרוטוקול לתקשורת טורית מהירה.</w:t>
+      </w:r>
+    </w:p>
+    <w:p>
+      <w:pPr>
+        <w:rPr>
+          <w:rFonts w:ascii="Tahoma" w:hAnsi="Tahoma" w:cs="Tahoma"/>
+          <w:sz w:val="24"/>
+          <w:szCs w:val="24"/>
+          <w:rtl/>
+        </w:rPr>
+      </w:pPr>
+      <w:r>
+        <w:rPr>
+          <w:rFonts w:ascii="Tahoma" w:hAnsi="Tahoma" w:cs="Tahoma"/>
+          <w:sz w:val="24"/>
+          <w:szCs w:val="24"/>
+        </w:rPr>
+        <w:t>Wire</w:t>
+      </w:r>
+      <w:r>
+        <w:rPr>
+          <w:rFonts w:ascii="Tahoma" w:hAnsi="Tahoma" w:cs="Tahoma"/>
+          <w:sz w:val="24"/>
+          <w:szCs w:val="24"/>
+          <w:rtl/>
+        </w:rPr>
+        <w:t xml:space="preserve"> – ספרייה לעבודה עם פרוטוקול </w:t>
+      </w:r>
+      <w:r>
+        <w:rPr>
+          <w:rFonts w:ascii="Tahoma" w:hAnsi="Tahoma" w:cs="Tahoma"/>
+          <w:sz w:val="24"/>
+          <w:szCs w:val="24"/>
+        </w:rPr>
+        <w:t>I2C</w:t>
+      </w:r>
+      <w:r>
+        <w:rPr>
+          <w:rFonts w:ascii="Tahoma" w:hAnsi="Tahoma" w:cs="Tahoma"/>
+          <w:sz w:val="24"/>
+          <w:szCs w:val="24"/>
+          <w:rtl/>
+        </w:rPr>
+        <w:t>.</w:t>
+      </w:r>
+    </w:p>
+    <w:p>
+      <w:pPr>
+        <w:rPr>
+          <w:rFonts w:ascii="Tahoma" w:hAnsi="Tahoma" w:cs="Tahoma"/>
+          <w:sz w:val="24"/>
+          <w:szCs w:val="24"/>
+          <w:rtl/>
+        </w:rPr>
+      </w:pPr>
+      <w:proofErr w:type="spellStart"/>
+      <w:r>
+        <w:rPr>
+          <w:rFonts w:ascii="Tahoma" w:hAnsi="Tahoma" w:cs="Tahoma"/>
+          <w:sz w:val="24"/>
+          <w:szCs w:val="24"/>
+        </w:rPr>
+        <w:t>Adafruit_GFX</w:t>
+      </w:r>
+      <w:proofErr w:type="spellEnd"/>
+      <w:r>
+        <w:rPr>
+          <w:rFonts w:ascii="Tahoma" w:hAnsi="Tahoma" w:cs="Tahoma"/>
+          <w:sz w:val="24"/>
+          <w:szCs w:val="24"/>
+          <w:rtl/>
+        </w:rPr>
+        <w:t xml:space="preserve"> – ספרייה גרפית לתצוגה.</w:t>
+      </w:r>
+    </w:p>
+    <w:p>
+      <w:pPr>
+        <w:rPr>
+          <w:rFonts w:ascii="Tahoma" w:hAnsi="Tahoma" w:cs="Tahoma"/>
+          <w:sz w:val="24"/>
+          <w:szCs w:val="24"/>
+          <w:rtl/>
+        </w:rPr>
+      </w:pPr>
+      <w:r>
+        <w:rPr>
+          <w:rFonts w:ascii="Tahoma" w:hAnsi="Tahoma" w:cs="Tahoma"/>
+          <w:sz w:val="24"/>
+          <w:szCs w:val="24"/>
+        </w:rPr>
+        <w:t>Adafruit_SH110X</w:t>
+      </w:r>
+      <w:r>
+        <w:rPr>
+          <w:rFonts w:ascii="Tahoma" w:hAnsi="Tahoma" w:cs="Tahoma"/>
+          <w:sz w:val="24"/>
+          <w:szCs w:val="24"/>
+          <w:rtl/>
+        </w:rPr>
+        <w:t xml:space="preserve"> – ספרייה ייעודית למסכים עם בקר </w:t>
+      </w:r>
+      <w:r>
+        <w:rPr>
+          <w:rFonts w:ascii="Tahoma" w:hAnsi="Tahoma" w:cs="Tahoma"/>
+          <w:sz w:val="24"/>
+          <w:szCs w:val="24"/>
+        </w:rPr>
+        <w:t>SH1106/SH110X</w:t>
+      </w:r>
+      <w:r>
+        <w:rPr>
+          <w:rFonts w:ascii="Tahoma" w:hAnsi="Tahoma" w:cs="Tahoma"/>
+          <w:sz w:val="24"/>
+          <w:szCs w:val="24"/>
+          <w:rtl/>
+        </w:rPr>
+        <w:t>.</w:t>
+      </w:r>
+    </w:p>
+    <w:p>
+      <w:pPr>
+        <w:rPr>
+          <w:rFonts w:ascii="Tahoma" w:hAnsi="Tahoma" w:cs="Tahoma"/>
+          <w:rtl/>
+        </w:rPr>
+      </w:pPr>
+    </w:p>
+    <w:p>
+      <w:pPr>
         <w:rPr>
           <w:rFonts w:ascii="Tahoma" w:hAnsi="Tahoma" w:cs="Tahoma"/>
           <w:b/>
@@ -23660,199 +23760,8 @@
           <w:szCs w:val="28"/>
           <w:rtl/>
         </w:rPr>
-        <w:t>:</w:t>
-      </w:r>
-    </w:p>
-    <w:p>
-      <w:pPr>
-        <w:rPr>
-          <w:rFonts w:ascii="Tahoma" w:hAnsi="Tahoma" w:cs="Tahoma"/>
-          <w:sz w:val="24"/>
-          <w:szCs w:val="24"/>
-          <w:rtl/>
-        </w:rPr>
-      </w:pPr>
-      <w:r>
-        <w:rPr>
-          <w:rFonts w:ascii="Tahoma" w:hAnsi="Tahoma" w:cs="Tahoma"/>
-          <w:sz w:val="24"/>
-          <w:szCs w:val="24"/>
-          <w:rtl/>
-        </w:rPr>
-        <w:t xml:space="preserve">עבודה עם מסך </w:t>
-      </w:r>
-      <w:r>
-        <w:rPr>
-          <w:rFonts w:ascii="Tahoma" w:hAnsi="Tahoma" w:cs="Tahoma"/>
-          <w:sz w:val="24"/>
-          <w:szCs w:val="24"/>
-        </w:rPr>
-        <w:t>OLED</w:t>
-      </w:r>
-      <w:r>
-        <w:rPr>
-          <w:rFonts w:ascii="Tahoma" w:hAnsi="Tahoma" w:cs="Tahoma"/>
-          <w:sz w:val="24"/>
-          <w:szCs w:val="24"/>
-          <w:rtl/>
-        </w:rPr>
-        <w:t xml:space="preserve"> דורשת שימוש במספר ספריות עזר:</w:t>
-      </w:r>
-    </w:p>
-    <w:p>
-      <w:pPr>
-        <w:rPr>
-          <w:rFonts w:ascii="Tahoma" w:hAnsi="Tahoma" w:cs="Tahoma"/>
-          <w:sz w:val="24"/>
-          <w:szCs w:val="24"/>
-          <w:rtl/>
-        </w:rPr>
-      </w:pPr>
-      <w:r>
-        <w:rPr>
-          <w:rFonts w:ascii="Tahoma" w:hAnsi="Tahoma" w:cs="Tahoma"/>
-          <w:sz w:val="24"/>
-          <w:szCs w:val="24"/>
-        </w:rPr>
-        <w:t>SPI</w:t>
-      </w:r>
-      <w:r>
-        <w:rPr>
-          <w:rFonts w:ascii="Tahoma" w:hAnsi="Tahoma" w:cs="Tahoma"/>
-          <w:sz w:val="24"/>
-          <w:szCs w:val="24"/>
-          <w:rtl/>
-        </w:rPr>
-        <w:t xml:space="preserve"> – פרוטוקול לתקשורת טורית מהירה.</w:t>
-      </w:r>
-    </w:p>
-    <w:p>
-      <w:pPr>
-        <w:rPr>
-          <w:rFonts w:ascii="Tahoma" w:hAnsi="Tahoma" w:cs="Tahoma"/>
-          <w:sz w:val="24"/>
-          <w:szCs w:val="24"/>
-          <w:rtl/>
-        </w:rPr>
-      </w:pPr>
-      <w:r>
-        <w:rPr>
-          <w:rFonts w:ascii="Tahoma" w:hAnsi="Tahoma" w:cs="Tahoma"/>
-          <w:sz w:val="24"/>
-          <w:szCs w:val="24"/>
-        </w:rPr>
-        <w:t>Wire</w:t>
-      </w:r>
-      <w:r>
-        <w:rPr>
-          <w:rFonts w:ascii="Tahoma" w:hAnsi="Tahoma" w:cs="Tahoma"/>
-          <w:sz w:val="24"/>
-          <w:szCs w:val="24"/>
-          <w:rtl/>
-        </w:rPr>
-        <w:t xml:space="preserve"> – ספרייה לעבודה עם פרוטוקול </w:t>
-      </w:r>
-      <w:r>
-        <w:rPr>
-          <w:rFonts w:ascii="Tahoma" w:hAnsi="Tahoma" w:cs="Tahoma"/>
-          <w:sz w:val="24"/>
-          <w:szCs w:val="24"/>
-        </w:rPr>
-        <w:t>I2C</w:t>
-      </w:r>
-      <w:r>
-        <w:rPr>
-          <w:rFonts w:ascii="Tahoma" w:hAnsi="Tahoma" w:cs="Tahoma"/>
-          <w:sz w:val="24"/>
-          <w:szCs w:val="24"/>
-          <w:rtl/>
-        </w:rPr>
-        <w:t>.</w:t>
-      </w:r>
-    </w:p>
-    <w:p>
-      <w:pPr>
-        <w:rPr>
-          <w:rFonts w:ascii="Tahoma" w:hAnsi="Tahoma" w:cs="Tahoma"/>
-          <w:sz w:val="24"/>
-          <w:szCs w:val="24"/>
-          <w:rtl/>
-        </w:rPr>
-      </w:pPr>
-      <w:proofErr w:type="spellStart"/>
-      <w:r>
-        <w:rPr>
-          <w:rFonts w:ascii="Tahoma" w:hAnsi="Tahoma" w:cs="Tahoma"/>
-          <w:sz w:val="24"/>
-          <w:szCs w:val="24"/>
-        </w:rPr>
-        <w:t>Adafruit_GFX</w:t>
-      </w:r>
-      <w:proofErr w:type="spellEnd"/>
-      <w:r>
-        <w:rPr>
-          <w:rFonts w:ascii="Tahoma" w:hAnsi="Tahoma" w:cs="Tahoma"/>
-          <w:sz w:val="24"/>
-          <w:szCs w:val="24"/>
-          <w:rtl/>
-        </w:rPr>
-        <w:t xml:space="preserve"> – ספרייה גרפית לתצוגה.</w:t>
-      </w:r>
-    </w:p>
-    <w:p>
-      <w:pPr>
-        <w:rPr>
-          <w:rFonts w:ascii="Tahoma" w:hAnsi="Tahoma" w:cs="Tahoma"/>
-          <w:sz w:val="24"/>
-          <w:szCs w:val="24"/>
-          <w:rtl/>
-        </w:rPr>
-      </w:pPr>
-      <w:r>
-        <w:rPr>
-          <w:rFonts w:ascii="Tahoma" w:hAnsi="Tahoma" w:cs="Tahoma"/>
-          <w:sz w:val="24"/>
-          <w:szCs w:val="24"/>
-        </w:rPr>
-        <w:t>Adafruit_SH110X</w:t>
-      </w:r>
-      <w:r>
-        <w:rPr>
-          <w:rFonts w:ascii="Tahoma" w:hAnsi="Tahoma" w:cs="Tahoma"/>
-          <w:sz w:val="24"/>
-          <w:szCs w:val="24"/>
-          <w:rtl/>
-        </w:rPr>
-        <w:t xml:space="preserve"> – ספרייה ייעודית למסכים עם בקר </w:t>
-      </w:r>
-      <w:r>
-        <w:rPr>
-          <w:rFonts w:ascii="Tahoma" w:hAnsi="Tahoma" w:cs="Tahoma"/>
-          <w:sz w:val="24"/>
-          <w:szCs w:val="24"/>
-        </w:rPr>
-        <w:t>SH1106/SH110X</w:t>
-      </w:r>
-      <w:r>
-        <w:rPr>
-          <w:rFonts w:ascii="Tahoma" w:hAnsi="Tahoma" w:cs="Tahoma"/>
-          <w:sz w:val="24"/>
-          <w:szCs w:val="24"/>
-          <w:rtl/>
-        </w:rPr>
-        <w:t>.</w:t>
-      </w:r>
-    </w:p>
-    <w:p>
-      <w:pPr>
-        <w:rPr>
-          <w:rFonts w:ascii="Tahoma" w:hAnsi="Tahoma" w:cs="Tahoma"/>
-          <w:rtl/>
-        </w:rPr>
-      </w:pPr>
-    </w:p>
-    <w:p>
-      <w:pPr>
+      </w:pPr>
+      <w:r>
         <w:rPr>
           <w:rFonts w:ascii="Tahoma" w:hAnsi="Tahoma" w:cs="Tahoma"/>
           <w:b/>
@@ -23861,7 +23770,8 @@
           <w:szCs w:val="28"/>
           <w:rtl/>
         </w:rPr>
-      </w:pPr>
+        <w:t xml:space="preserve">מתודות עיקריות לעבודה עם מסך </w:t>
+      </w:r>
       <w:r>
         <w:rPr>
           <w:rFonts w:ascii="Tahoma" w:hAnsi="Tahoma" w:cs="Tahoma"/>
@@ -23869,9 +23779,8 @@
           <w:bCs/>
           <w:sz w:val="28"/>
           <w:szCs w:val="28"/>
-          <w:rtl/>
-        </w:rPr>
-        <w:t xml:space="preserve">מתודות עיקריות לעבודה עם מסך </w:t>
+        </w:rPr>
+        <w:t>OLED</w:t>
       </w:r>
       <w:r>
         <w:rPr>
@@ -23880,29 +23789,30 @@
           <w:bCs/>
           <w:sz w:val="28"/>
           <w:szCs w:val="28"/>
-        </w:rPr>
-        <w:t>OLED</w:t>
-      </w:r>
+          <w:rtl/>
+        </w:rPr>
+        <w:t>:</w:t>
+      </w:r>
+    </w:p>
+    <w:p>
+      <w:pPr>
+        <w:rPr>
+          <w:rFonts w:ascii="Tahoma" w:hAnsi="Tahoma" w:cs="Tahoma"/>
+          <w:sz w:val="24"/>
+          <w:szCs w:val="24"/>
+        </w:rPr>
+      </w:pPr>
       <w:r>
         <w:rPr>
           <w:rFonts w:ascii="Tahoma" w:hAnsi="Tahoma" w:cs="Tahoma"/>
           <w:b/>
           <w:bCs/>
-          <w:sz w:val="28"/>
-          <w:szCs w:val="28"/>
-          <w:rtl/>
-        </w:rPr>
-        <w:t>:</w:t>
-      </w:r>
-    </w:p>
-    <w:p>
-      <w:pPr>
-        <w:rPr>
-          <w:rFonts w:ascii="Tahoma" w:hAnsi="Tahoma" w:cs="Tahoma"/>
-          <w:sz w:val="24"/>
-          <w:szCs w:val="24"/>
-        </w:rPr>
-      </w:pPr>
+          <w:sz w:val="24"/>
+          <w:szCs w:val="24"/>
+        </w:rPr>
+        <w:t>Adafruit_SH1106</w:t>
+      </w:r>
+      <w:proofErr w:type="gramStart"/>
       <w:r>
         <w:rPr>
           <w:rFonts w:ascii="Tahoma" w:hAnsi="Tahoma" w:cs="Tahoma"/>
@@ -23911,9 +23821,89 @@
           <w:sz w:val="24"/>
           <w:szCs w:val="24"/>
         </w:rPr>
-        <w:t>Adafruit_SH1106</w:t>
-      </w:r>
-      <w:proofErr w:type="gramStart"/>
+        <w:t>G</w:t>
+      </w:r>
+      <w:r>
+        <w:rPr>
+          <w:rFonts w:ascii="Tahoma" w:hAnsi="Tahoma" w:cs="Tahoma"/>
+          <w:sz w:val="24"/>
+          <w:szCs w:val="24"/>
+        </w:rPr>
+        <w:t xml:space="preserve"> </w:t>
+      </w:r>
+      <w:r>
+        <w:rPr>
+          <w:rFonts w:ascii="Tahoma" w:hAnsi="Tahoma" w:cs="Tahoma"/>
+          <w:sz w:val="24"/>
+          <w:szCs w:val="24"/>
+          <w:rtl/>
+        </w:rPr>
+        <w:t xml:space="preserve"> היא</w:t>
+      </w:r>
+      <w:proofErr w:type="gramEnd"/>
+      <w:r>
+        <w:rPr>
+          <w:rFonts w:ascii="Tahoma" w:hAnsi="Tahoma" w:cs="Tahoma"/>
+          <w:sz w:val="24"/>
+          <w:szCs w:val="24"/>
+          <w:rtl/>
+        </w:rPr>
+        <w:t xml:space="preserve"> פונקציה המשמשת ליצירת אובייקט מסוג</w:t>
+      </w:r>
+      <w:r>
+        <w:rPr>
+          <w:rFonts w:ascii="Tahoma" w:hAnsi="Tahoma" w:cs="Tahoma"/>
+          <w:sz w:val="24"/>
+          <w:szCs w:val="24"/>
+        </w:rPr>
+        <w:t xml:space="preserve"> Adafruit_SH1106G. </w:t>
+      </w:r>
+      <w:r>
+        <w:rPr>
+          <w:rFonts w:ascii="Tahoma" w:hAnsi="Tahoma" w:cs="Tahoma"/>
+          <w:sz w:val="24"/>
+          <w:szCs w:val="24"/>
+          <w:rtl/>
+        </w:rPr>
+        <w:t xml:space="preserve">הפונקציה מקבלת את גודל המסך (רוחב וגובה), </w:t>
+      </w:r>
+      <w:proofErr w:type="spellStart"/>
+      <w:r>
+        <w:rPr>
+          <w:rFonts w:ascii="Tahoma" w:hAnsi="Tahoma" w:cs="Tahoma"/>
+          <w:sz w:val="24"/>
+          <w:szCs w:val="24"/>
+          <w:rtl/>
+        </w:rPr>
+        <w:t>רפרנס</w:t>
+      </w:r>
+      <w:proofErr w:type="spellEnd"/>
+      <w:r>
+        <w:rPr>
+          <w:rFonts w:ascii="Tahoma" w:hAnsi="Tahoma" w:cs="Tahoma"/>
+          <w:sz w:val="24"/>
+          <w:szCs w:val="24"/>
+          <w:rtl/>
+        </w:rPr>
+        <w:t xml:space="preserve"> לאובייקט תקשורת טורית וערך קבוע מוגדר</w:t>
+      </w:r>
+      <w:r>
+        <w:rPr>
+          <w:rFonts w:ascii="Tahoma" w:hAnsi="Tahoma" w:cs="Tahoma"/>
+          <w:sz w:val="24"/>
+          <w:szCs w:val="24"/>
+        </w:rPr>
+        <w:t>.</w:t>
+      </w:r>
+    </w:p>
+    <w:p>
+      <w:pPr>
+        <w:rPr>
+          <w:rFonts w:ascii="Tahoma" w:hAnsi="Tahoma" w:cs="Tahoma"/>
+          <w:sz w:val="24"/>
+          <w:szCs w:val="24"/>
+        </w:rPr>
+      </w:pPr>
       <w:r>
         <w:rPr>
           <w:rFonts w:ascii="Tahoma" w:hAnsi="Tahoma" w:cs="Tahoma"/>
@@ -23922,7 +23912,7 @@
           <w:sz w:val="24"/>
           <w:szCs w:val="24"/>
         </w:rPr>
-        <w:t>G</w:t>
+        <w:t xml:space="preserve"> begin</w:t>
       </w:r>
       <w:r>
         <w:rPr>
@@ -23939,54 +23929,41 @@
           <w:szCs w:val="24"/>
           <w:rtl/>
         </w:rPr>
-        <w:t xml:space="preserve"> היא</w:t>
-      </w:r>
-      <w:proofErr w:type="gramEnd"/>
-      <w:r>
-        <w:rPr>
-          <w:rFonts w:ascii="Tahoma" w:hAnsi="Tahoma" w:cs="Tahoma"/>
-          <w:sz w:val="24"/>
-          <w:szCs w:val="24"/>
-          <w:rtl/>
-        </w:rPr>
-        <w:t xml:space="preserve"> פונקציה המשמשת ליצירת אובייקט מסוג</w:t>
-      </w:r>
-      <w:r>
-        <w:rPr>
-          <w:rFonts w:ascii="Tahoma" w:hAnsi="Tahoma" w:cs="Tahoma"/>
-          <w:sz w:val="24"/>
-          <w:szCs w:val="24"/>
-        </w:rPr>
-        <w:t xml:space="preserve"> Adafruit_SH1106G. </w:t>
-      </w:r>
-      <w:r>
-        <w:rPr>
-          <w:rFonts w:ascii="Tahoma" w:hAnsi="Tahoma" w:cs="Tahoma"/>
-          <w:sz w:val="24"/>
-          <w:szCs w:val="24"/>
-          <w:rtl/>
-        </w:rPr>
-        <w:t xml:space="preserve">הפונקציה מקבלת את גודל המסך (רוחב וגובה), </w:t>
-      </w:r>
-      <w:proofErr w:type="spellStart"/>
-      <w:r>
-        <w:rPr>
-          <w:rFonts w:ascii="Tahoma" w:hAnsi="Tahoma" w:cs="Tahoma"/>
-          <w:sz w:val="24"/>
-          <w:szCs w:val="24"/>
-          <w:rtl/>
-        </w:rPr>
-        <w:t>רפרנס</w:t>
-      </w:r>
-      <w:proofErr w:type="spellEnd"/>
-      <w:r>
-        <w:rPr>
-          <w:rFonts w:ascii="Tahoma" w:hAnsi="Tahoma" w:cs="Tahoma"/>
-          <w:sz w:val="24"/>
-          <w:szCs w:val="24"/>
-          <w:rtl/>
-        </w:rPr>
-        <w:t xml:space="preserve"> לאובייקט תקשורת טורית וערך קבוע מוגדר</w:t>
+        <w:t>היא מתודה המשמשת לאתחול המסך. היא מקבלת את כתובת רכיב ה</w:t>
+      </w:r>
+      <w:r>
+        <w:rPr>
+          <w:rFonts w:ascii="Tahoma" w:hAnsi="Tahoma" w:cs="Tahoma"/>
+          <w:sz w:val="24"/>
+          <w:szCs w:val="24"/>
+        </w:rPr>
+        <w:t xml:space="preserve">-OLED </w:t>
+      </w:r>
+      <w:r>
+        <w:rPr>
+          <w:rFonts w:ascii="Tahoma" w:hAnsi="Tahoma" w:cs="Tahoma"/>
+          <w:sz w:val="24"/>
+          <w:szCs w:val="24"/>
+          <w:rtl/>
+        </w:rPr>
+        <w:t>בתקשורת טורית, שבדרך כלל הכתובת היא 0</w:t>
+      </w:r>
+      <w:r>
+        <w:rPr>
+          <w:rFonts w:ascii="Tahoma" w:hAnsi="Tahoma" w:cs="Tahoma"/>
+          <w:sz w:val="24"/>
+          <w:szCs w:val="24"/>
+        </w:rPr>
+        <w:t xml:space="preserve">x3C, </w:t>
+      </w:r>
+      <w:r>
+        <w:rPr>
+          <w:rFonts w:ascii="Tahoma" w:hAnsi="Tahoma" w:cs="Tahoma"/>
+          <w:sz w:val="24"/>
+          <w:szCs w:val="24"/>
+          <w:rtl/>
+        </w:rPr>
+        <w:t>ומשתנה בוליאני שמציין האם לבצע אתחול מחדש או לא. מומלץ להפעיל אתחול מחדש כדי להבטיח תפקוד תקין של המסך</w:t>
       </w:r>
       <w:r>
         <w:rPr>
@@ -24013,76 +23990,9 @@
           <w:sz w:val="24"/>
           <w:szCs w:val="24"/>
         </w:rPr>
-        <w:t xml:space="preserve"> begin</w:t>
-      </w:r>
-      <w:r>
-        <w:rPr>
-          <w:rFonts w:ascii="Tahoma" w:hAnsi="Tahoma" w:cs="Tahoma"/>
-          <w:sz w:val="24"/>
-          <w:szCs w:val="24"/>
-        </w:rPr>
         <w:t xml:space="preserve"> </w:t>
       </w:r>
-      <w:r>
-        <w:rPr>
-          <w:rFonts w:ascii="Tahoma" w:hAnsi="Tahoma" w:cs="Tahoma"/>
-          <w:sz w:val="24"/>
-          <w:szCs w:val="24"/>
-          <w:rtl/>
-        </w:rPr>
-        <w:t>היא מתודה המשמשת לאתחול המסך. היא מקבלת את כתובת רכיב ה</w:t>
-      </w:r>
-      <w:r>
-        <w:rPr>
-          <w:rFonts w:ascii="Tahoma" w:hAnsi="Tahoma" w:cs="Tahoma"/>
-          <w:sz w:val="24"/>
-          <w:szCs w:val="24"/>
-        </w:rPr>
-        <w:t xml:space="preserve">-OLED </w:t>
-      </w:r>
-      <w:r>
-        <w:rPr>
-          <w:rFonts w:ascii="Tahoma" w:hAnsi="Tahoma" w:cs="Tahoma"/>
-          <w:sz w:val="24"/>
-          <w:szCs w:val="24"/>
-          <w:rtl/>
-        </w:rPr>
-        <w:t>בתקשורת טורית, שבדרך כלל הכתובת היא 0</w:t>
-      </w:r>
-      <w:r>
-        <w:rPr>
-          <w:rFonts w:ascii="Tahoma" w:hAnsi="Tahoma" w:cs="Tahoma"/>
-          <w:sz w:val="24"/>
-          <w:szCs w:val="24"/>
-        </w:rPr>
-        <w:t xml:space="preserve">x3C, </w:t>
-      </w:r>
-      <w:r>
-        <w:rPr>
-          <w:rFonts w:ascii="Tahoma" w:hAnsi="Tahoma" w:cs="Tahoma"/>
-          <w:sz w:val="24"/>
-          <w:szCs w:val="24"/>
-          <w:rtl/>
-        </w:rPr>
-        <w:t>ומשתנה בוליאני שמציין האם לבצע אתחול מחדש או לא. מומלץ להפעיל אתחול מחדש כדי להבטיח תפקוד תקין של המסך</w:t>
-      </w:r>
-      <w:r>
-        <w:rPr>
-          <w:rFonts w:ascii="Tahoma" w:hAnsi="Tahoma" w:cs="Tahoma"/>
-          <w:sz w:val="24"/>
-          <w:szCs w:val="24"/>
-        </w:rPr>
-        <w:t>.</w:t>
-      </w:r>
-    </w:p>
-    <w:p>
-      <w:pPr>
-        <w:rPr>
-          <w:rFonts w:ascii="Tahoma" w:hAnsi="Tahoma" w:cs="Tahoma"/>
-          <w:sz w:val="24"/>
-          <w:szCs w:val="24"/>
-        </w:rPr>
-      </w:pPr>
+      <w:proofErr w:type="spellStart"/>
       <w:r>
         <w:rPr>
           <w:rFonts w:ascii="Tahoma" w:hAnsi="Tahoma" w:cs="Tahoma"/>
@@ -24091,9 +24001,45 @@
           <w:sz w:val="24"/>
           <w:szCs w:val="24"/>
         </w:rPr>
+        <w:t>clearDisplay</w:t>
+      </w:r>
+      <w:proofErr w:type="spellEnd"/>
+      <w:r>
+        <w:rPr>
+          <w:rFonts w:ascii="Tahoma" w:hAnsi="Tahoma" w:cs="Tahoma"/>
+          <w:sz w:val="24"/>
+          <w:szCs w:val="24"/>
+        </w:rPr>
         <w:t xml:space="preserve"> </w:t>
       </w:r>
+      <w:r>
+        <w:rPr>
+          <w:rFonts w:ascii="Tahoma" w:hAnsi="Tahoma" w:cs="Tahoma"/>
+          <w:sz w:val="24"/>
+          <w:szCs w:val="24"/>
+          <w:rtl/>
+        </w:rPr>
+        <w:t>היא מתודה לניקוי המסך כולו. פעולה זו מוחקת את כל התוכן המוצג ומכינה את המסך לתצוגה חדשה</w:t>
+      </w:r>
+      <w:r>
+        <w:rPr>
+          <w:rFonts w:ascii="Tahoma" w:hAnsi="Tahoma" w:cs="Tahoma"/>
+          <w:sz w:val="24"/>
+          <w:szCs w:val="24"/>
+        </w:rPr>
+        <w:t>.</w:t>
+      </w:r>
+    </w:p>
+    <w:p>
+      <w:pPr>
+        <w:rPr>
+          <w:rFonts w:ascii="Tahoma" w:hAnsi="Tahoma" w:cs="Tahoma"/>
+          <w:sz w:val="24"/>
+          <w:szCs w:val="24"/>
+        </w:rPr>
+      </w:pPr>
       <w:proofErr w:type="spellStart"/>
+      <w:proofErr w:type="gramStart"/>
       <w:r>
         <w:rPr>
           <w:rFonts w:ascii="Tahoma" w:hAnsi="Tahoma" w:cs="Tahoma"/>
@@ -24102,7 +24048,7 @@
           <w:sz w:val="24"/>
           <w:szCs w:val="24"/>
         </w:rPr>
-        <w:t>clearDisplay</w:t>
+        <w:t>setTextSize</w:t>
       </w:r>
       <w:proofErr w:type="spellEnd"/>
       <w:r>
@@ -24120,7 +24066,17 @@
           <w:szCs w:val="24"/>
           <w:rtl/>
         </w:rPr>
-        <w:t>היא מתודה לניקוי המסך כולו. פעולה זו מוחקת את כל התוכן המוצג ומכינה את המסך לתצוגה חדשה</w:t>
+        <w:t xml:space="preserve"> היא</w:t>
+      </w:r>
+      <w:proofErr w:type="gramEnd"/>
+      <w:r>
+        <w:rPr>
+          <w:rFonts w:ascii="Tahoma" w:hAnsi="Tahoma" w:cs="Tahoma"/>
+          <w:sz w:val="24"/>
+          <w:szCs w:val="24"/>
+          <w:rtl/>
+        </w:rPr>
+        <w:t xml:space="preserve"> מתודה המשמשת לקביעת גודל הטקסט שיוצג במסך. ניתן לבחור גודל טקסט בטווח של 1 עד 5, כאשר גודל גדול יותר מציג טקסט ברור ובולט יותר</w:t>
       </w:r>
       <w:r>
         <w:rPr>
@@ -24139,8 +24095,6 @@
           <w:szCs w:val="24"/>
         </w:rPr>
       </w:pPr>
-      <w:proofErr w:type="spellStart"/>
-      <w:proofErr w:type="gramStart"/>
       <w:r>
         <w:rPr>
           <w:rFonts w:ascii="Tahoma" w:hAnsi="Tahoma" w:cs="Tahoma"/>
@@ -24149,53 +24103,9 @@
           <w:sz w:val="24"/>
           <w:szCs w:val="24"/>
         </w:rPr>
-        <w:t>setTextSize</w:t>
-      </w:r>
-      <w:proofErr w:type="spellEnd"/>
-      <w:r>
-        <w:rPr>
-          <w:rFonts w:ascii="Tahoma" w:hAnsi="Tahoma" w:cs="Tahoma"/>
-          <w:sz w:val="24"/>
-          <w:szCs w:val="24"/>
-        </w:rPr>
         <w:t xml:space="preserve"> </w:t>
       </w:r>
-      <w:r>
-        <w:rPr>
-          <w:rFonts w:ascii="Tahoma" w:hAnsi="Tahoma" w:cs="Tahoma"/>
-          <w:sz w:val="24"/>
-          <w:szCs w:val="24"/>
-          <w:rtl/>
-        </w:rPr>
-        <w:t xml:space="preserve"> היא</w:t>
-      </w:r>
-      <w:proofErr w:type="gramEnd"/>
-      <w:r>
-        <w:rPr>
-          <w:rFonts w:ascii="Tahoma" w:hAnsi="Tahoma" w:cs="Tahoma"/>
-          <w:sz w:val="24"/>
-          <w:szCs w:val="24"/>
-          <w:rtl/>
-        </w:rPr>
-        <w:t xml:space="preserve"> מתודה המשמשת לקביעת גודל הטקסט שיוצג במסך. ניתן לבחור גודל טקסט בטווח של 1 עד 5, כאשר גודל גדול יותר מציג טקסט ברור ובולט יותר</w:t>
-      </w:r>
-      <w:r>
-        <w:rPr>
-          <w:rFonts w:ascii="Tahoma" w:hAnsi="Tahoma" w:cs="Tahoma"/>
-          <w:sz w:val="24"/>
-          <w:szCs w:val="24"/>
-        </w:rPr>
-        <w:t>.</w:t>
-      </w:r>
-    </w:p>
-    <w:p>
-      <w:pPr>
-        <w:rPr>
-          <w:rFonts w:ascii="Tahoma" w:hAnsi="Tahoma" w:cs="Tahoma"/>
-          <w:sz w:val="24"/>
-          <w:szCs w:val="24"/>
-        </w:rPr>
-      </w:pPr>
+      <w:proofErr w:type="spellStart"/>
       <w:r>
         <w:rPr>
           <w:rFonts w:ascii="Tahoma" w:hAnsi="Tahoma" w:cs="Tahoma"/>
@@ -24204,9 +24114,43 @@
           <w:sz w:val="24"/>
           <w:szCs w:val="24"/>
         </w:rPr>
+        <w:t>setTextColor</w:t>
+      </w:r>
+      <w:proofErr w:type="spellEnd"/>
+      <w:r>
+        <w:rPr>
+          <w:rFonts w:ascii="Tahoma" w:hAnsi="Tahoma" w:cs="Tahoma"/>
+          <w:sz w:val="24"/>
+          <w:szCs w:val="24"/>
+        </w:rPr>
         <w:t xml:space="preserve"> </w:t>
       </w:r>
-      <w:proofErr w:type="spellStart"/>
+      <w:r>
+        <w:rPr>
+          <w:rFonts w:ascii="Tahoma" w:hAnsi="Tahoma" w:cs="Tahoma"/>
+          <w:sz w:val="24"/>
+          <w:szCs w:val="24"/>
+          <w:rtl/>
+        </w:rPr>
+        <w:t>היא מתודה המאפשרת להגדיר את צבע הטקסט שיוצג על המסך. ניתן להשתמש בצבעים הזמינים המותאמים לסוג המסך</w:t>
+      </w:r>
+      <w:r>
+        <w:rPr>
+          <w:rFonts w:ascii="Tahoma" w:hAnsi="Tahoma" w:cs="Tahoma"/>
+          <w:sz w:val="24"/>
+          <w:szCs w:val="24"/>
+        </w:rPr>
+        <w:t>.</w:t>
+      </w:r>
+    </w:p>
+    <w:p>
+      <w:pPr>
+        <w:rPr>
+          <w:rFonts w:ascii="Tahoma" w:hAnsi="Tahoma" w:cs="Tahoma"/>
+          <w:sz w:val="24"/>
+          <w:szCs w:val="24"/>
+        </w:rPr>
+      </w:pPr>
       <w:r>
         <w:rPr>
           <w:rFonts w:ascii="Tahoma" w:hAnsi="Tahoma" w:cs="Tahoma"/>
@@ -24215,43 +24159,9 @@
           <w:sz w:val="24"/>
           <w:szCs w:val="24"/>
         </w:rPr>
-        <w:t>setTextColor</w:t>
-      </w:r>
-      <w:proofErr w:type="spellEnd"/>
-      <w:r>
-        <w:rPr>
-          <w:rFonts w:ascii="Tahoma" w:hAnsi="Tahoma" w:cs="Tahoma"/>
-          <w:sz w:val="24"/>
-          <w:szCs w:val="24"/>
-        </w:rPr>
         <w:t xml:space="preserve"> </w:t>
       </w:r>
-      <w:r>
-        <w:rPr>
-          <w:rFonts w:ascii="Tahoma" w:hAnsi="Tahoma" w:cs="Tahoma"/>
-          <w:sz w:val="24"/>
-          <w:szCs w:val="24"/>
-          <w:rtl/>
-        </w:rPr>
-        <w:t>היא מתודה המאפשרת להגדיר את צבע הטקסט שיוצג על המסך. ניתן להשתמש בצבעים הזמינים המותאמים לסוג המסך</w:t>
-      </w:r>
-      <w:r>
-        <w:rPr>
-          <w:rFonts w:ascii="Tahoma" w:hAnsi="Tahoma" w:cs="Tahoma"/>
-          <w:sz w:val="24"/>
-          <w:szCs w:val="24"/>
-        </w:rPr>
-        <w:t>.</w:t>
-      </w:r>
-    </w:p>
-    <w:p>
-      <w:pPr>
-        <w:rPr>
-          <w:rFonts w:ascii="Tahoma" w:hAnsi="Tahoma" w:cs="Tahoma"/>
-          <w:sz w:val="24"/>
-          <w:szCs w:val="24"/>
-        </w:rPr>
-      </w:pPr>
+      <w:proofErr w:type="spellStart"/>
       <w:r>
         <w:rPr>
           <w:rFonts w:ascii="Tahoma" w:hAnsi="Tahoma" w:cs="Tahoma"/>
@@ -24260,9 +24170,77 @@
           <w:sz w:val="24"/>
           <w:szCs w:val="24"/>
         </w:rPr>
+        <w:t>setCursor</w:t>
+      </w:r>
+      <w:proofErr w:type="spellEnd"/>
+      <w:r>
+        <w:rPr>
+          <w:rFonts w:ascii="Tahoma" w:hAnsi="Tahoma" w:cs="Tahoma"/>
+          <w:sz w:val="24"/>
+          <w:szCs w:val="24"/>
+        </w:rPr>
         <w:t xml:space="preserve"> </w:t>
       </w:r>
-      <w:proofErr w:type="spellStart"/>
+      <w:r>
+        <w:rPr>
+          <w:rFonts w:ascii="Tahoma" w:hAnsi="Tahoma" w:cs="Tahoma"/>
+          <w:sz w:val="24"/>
+          <w:szCs w:val="24"/>
+          <w:rtl/>
+        </w:rPr>
+        <w:t>היא מתודה המגדירה את מיקום התחלת הכתיבה על המסך. המתודה מקבלת שני ערכים המייצגים את המיקום בציר ה</w:t>
+      </w:r>
+      <w:r>
+        <w:rPr>
+          <w:rFonts w:ascii="Tahoma" w:hAnsi="Tahoma" w:cs="Tahoma"/>
+          <w:sz w:val="24"/>
+          <w:szCs w:val="24"/>
+        </w:rPr>
+        <w:t xml:space="preserve">-X </w:t>
+      </w:r>
+      <w:r>
+        <w:rPr>
+          <w:rFonts w:ascii="Tahoma" w:hAnsi="Tahoma" w:cs="Tahoma"/>
+          <w:sz w:val="24"/>
+          <w:szCs w:val="24"/>
+          <w:rtl/>
+        </w:rPr>
+        <w:t>ובציר ה</w:t>
+      </w:r>
+      <w:r>
+        <w:rPr>
+          <w:rFonts w:ascii="Tahoma" w:hAnsi="Tahoma" w:cs="Tahoma"/>
+          <w:sz w:val="24"/>
+          <w:szCs w:val="24"/>
+        </w:rPr>
+        <w:t xml:space="preserve">-Y. </w:t>
+      </w:r>
+      <w:r>
+        <w:rPr>
+          <w:rFonts w:ascii="Tahoma" w:hAnsi="Tahoma" w:cs="Tahoma"/>
+          <w:sz w:val="24"/>
+          <w:szCs w:val="24"/>
+          <w:rtl/>
+        </w:rPr>
+        <w:t>ערכים אלו חייבים להיות בטווח הגודל של המסך כדי להבטיח שהטקסט יוצג במקום הרצוי</w:t>
+      </w:r>
+      <w:r>
+        <w:rPr>
+          <w:rFonts w:ascii="Tahoma" w:hAnsi="Tahoma" w:cs="Tahoma"/>
+          <w:sz w:val="24"/>
+          <w:szCs w:val="24"/>
+        </w:rPr>
+        <w:t>.</w:t>
+      </w:r>
+    </w:p>
+    <w:p>
+      <w:pPr>
+        <w:rPr>
+          <w:rFonts w:ascii="Tahoma" w:hAnsi="Tahoma" w:cs="Tahoma"/>
+          <w:sz w:val="24"/>
+          <w:szCs w:val="24"/>
+        </w:rPr>
+      </w:pPr>
       <w:r>
         <w:rPr>
           <w:rFonts w:ascii="Tahoma" w:hAnsi="Tahoma" w:cs="Tahoma"/>
@@ -24271,9 +24249,8 @@
           <w:sz w:val="24"/>
           <w:szCs w:val="24"/>
         </w:rPr>
-        <w:t>setCursor</w:t>
-      </w:r>
-      <w:proofErr w:type="spellEnd"/>
+        <w:t xml:space="preserve"> display</w:t>
+      </w:r>
       <w:r>
         <w:rPr>
           <w:rFonts w:ascii="Tahoma" w:hAnsi="Tahoma" w:cs="Tahoma"/>
@@ -24289,41 +24266,7 @@
           <w:szCs w:val="24"/>
           <w:rtl/>
         </w:rPr>
-        <w:t>היא מתודה המגדירה את מיקום התחלת הכתיבה על המסך. המתודה מקבלת שני ערכים המייצגים את המיקום בציר ה</w:t>
-      </w:r>
-      <w:r>
-        <w:rPr>
-          <w:rFonts w:ascii="Tahoma" w:hAnsi="Tahoma" w:cs="Tahoma"/>
-          <w:sz w:val="24"/>
-          <w:szCs w:val="24"/>
-        </w:rPr>
-        <w:t xml:space="preserve">-X </w:t>
-      </w:r>
-      <w:r>
-        <w:rPr>
-          <w:rFonts w:ascii="Tahoma" w:hAnsi="Tahoma" w:cs="Tahoma"/>
-          <w:sz w:val="24"/>
-          <w:szCs w:val="24"/>
-          <w:rtl/>
-        </w:rPr>
-        <w:t>ובציר ה</w:t>
-      </w:r>
-      <w:r>
-        <w:rPr>
-          <w:rFonts w:ascii="Tahoma" w:hAnsi="Tahoma" w:cs="Tahoma"/>
-          <w:sz w:val="24"/>
-          <w:szCs w:val="24"/>
-        </w:rPr>
-        <w:t xml:space="preserve">-Y. </w:t>
-      </w:r>
-      <w:r>
-        <w:rPr>
-          <w:rFonts w:ascii="Tahoma" w:hAnsi="Tahoma" w:cs="Tahoma"/>
-          <w:sz w:val="24"/>
-          <w:szCs w:val="24"/>
-          <w:rtl/>
-        </w:rPr>
-        <w:t>ערכים אלו חייבים להיות בטווח הגודל של המסך כדי להבטיח שהטקסט יוצג במקום הרצוי</w:t>
+        <w:t>היא מתודה המשמשת לעדכון המסך. לאחר ביצוע שינויים, יש להפעיל מתודה זו כדי לטעון את הנתונים החדשים ולהציגם בפועל</w:t>
       </w:r>
       <w:r>
         <w:rPr>
@@ -24340,6 +24283,7 @@
           <w:rFonts w:ascii="Tahoma" w:hAnsi="Tahoma" w:cs="Tahoma"/>
           <w:sz w:val="24"/>
           <w:szCs w:val="24"/>
+          <w:rtl/>
         </w:rPr>
       </w:pPr>
       <w:r>
@@ -24350,7 +24294,7 @@
           <w:sz w:val="24"/>
           <w:szCs w:val="24"/>
         </w:rPr>
-        <w:t xml:space="preserve"> display</w:t>
+        <w:t xml:space="preserve"> print</w:t>
       </w:r>
       <w:r>
         <w:rPr>
@@ -24367,7 +24311,7 @@
           <w:szCs w:val="24"/>
           <w:rtl/>
         </w:rPr>
-        <w:t>היא מתודה המשמשת לעדכון המסך. לאחר ביצוע שינויים, יש להפעיל מתודה זו כדי לטעון את הנתונים החדשים ולהציגם בפועל</w:t>
+        <w:t>היא מתודה המשמשת להדפסת טקסט או ערך מספרי ישירות על המסך. היא מאפשרת להציג מידע בזמן אמת ולהתאים את התוכן המוצג בצורה פשוטה ויעילה</w:t>
       </w:r>
       <w:r>
         <w:rPr>
@@ -24381,64 +24325,18 @@
     <w:p>
       <w:pPr>
         <w:rPr>
-          <w:rFonts w:ascii="Tahoma" w:hAnsi="Tahoma" w:cs="Tahoma"/>
-          <w:sz w:val="24"/>
-          <w:szCs w:val="24"/>
-          <w:rtl/>
-        </w:rPr>
-      </w:pPr>
-      <w:r>
-        <w:rPr>
-          <w:rFonts w:ascii="Tahoma" w:hAnsi="Tahoma" w:cs="Tahoma"/>
-          <w:b/>
-          <w:bCs/>
-          <w:sz w:val="24"/>
-          <w:szCs w:val="24"/>
-        </w:rPr>
-        <w:t xml:space="preserve"> print</w:t>
-      </w:r>
-      <w:r>
-        <w:rPr>
-          <w:rFonts w:ascii="Tahoma" w:hAnsi="Tahoma" w:cs="Tahoma"/>
-          <w:sz w:val="24"/>
-          <w:szCs w:val="24"/>
-        </w:rPr>
-        <w:t xml:space="preserve"> </w:t>
-      </w:r>
-      <w:r>
-        <w:rPr>
-          <w:rFonts w:ascii="Tahoma" w:hAnsi="Tahoma" w:cs="Tahoma"/>
-          <w:sz w:val="24"/>
-          <w:szCs w:val="24"/>
-          <w:rtl/>
-        </w:rPr>
-        <w:t>היא מתודה המשמשת להדפסת טקסט או ערך מספרי ישירות על המסך. היא מאפשרת להציג מידע בזמן אמת ולהתאים את התוכן המוצג בצורה פשוטה ויעילה</w:t>
-      </w:r>
-      <w:r>
-        <w:rPr>
-          <w:rFonts w:ascii="Tahoma" w:hAnsi="Tahoma" w:cs="Tahoma"/>
-          <w:sz w:val="24"/>
-          <w:szCs w:val="24"/>
-        </w:rPr>
-        <w:t>.</w:t>
-      </w:r>
-    </w:p>
-    <w:p>
-      <w:pPr>
-        <w:rPr>
-          <w:sz w:val="24"/>
-          <w:szCs w:val="24"/>
-          <w:rtl/>
-        </w:rPr>
-      </w:pPr>
-      <w:r>
-        <w:rPr>
-          <w:rFonts w:ascii="Tahoma" w:hAnsi="Tahoma" w:cs="Tahoma"/>
-          <w:sz w:val="24"/>
-          <w:szCs w:val="24"/>
-          <w:rtl/>
-        </w:rPr>
-        <w:lastRenderedPageBreak/>
+          <w:sz w:val="24"/>
+          <w:szCs w:val="24"/>
+          <w:rtl/>
+        </w:rPr>
+      </w:pPr>
+      <w:r>
+        <w:rPr>
+          <w:rFonts w:ascii="Tahoma" w:hAnsi="Tahoma" w:cs="Tahoma"/>
+          <w:sz w:val="24"/>
+          <w:szCs w:val="24"/>
+          <w:rtl/>
+        </w:rPr>
         <w:t xml:space="preserve">חשוב לזכור </w:t>
       </w:r>
       <w:r>
@@ -24489,7 +24387,7 @@
           <w:rtl/>
         </w:rPr>
       </w:pPr>
-      <w:bookmarkStart w:id="25" w:name="_Toc185711983"/>
+      <w:bookmarkStart w:id="24" w:name="_Toc185711983"/>
       <w:r>
         <w:rPr>
           <w:rFonts w:hint="cs"/>
@@ -24539,7 +24437,7 @@
         </w:rPr>
         <w:t>.24</w:t>
       </w:r>
-      <w:bookmarkEnd w:id="25"/>
+      <w:bookmarkEnd w:id="24"/>
     </w:p>
     <w:p>
       <w:pPr>
@@ -24971,21 +24869,12 @@
         </w:rPr>
         <w:t xml:space="preserve">נכתב </w:t>
       </w:r>
-      <w:proofErr w:type="spellStart"/>
-      <w:r>
-        <w:rPr>
-          <w:rFonts w:ascii="Tahoma" w:hAnsi="Tahoma" w:cs="Tahoma"/>
-          <w:rtl/>
-        </w:rPr>
-        <w:t>תוכנית</w:t>
-      </w:r>
-      <w:proofErr w:type="spellEnd"/>
-      <w:r>
-        <w:rPr>
-          <w:rFonts w:ascii="Tahoma" w:hAnsi="Tahoma" w:cs="Tahoma"/>
-          <w:rtl/>
-        </w:rPr>
-        <w:t xml:space="preserve"> בשפת סי לבקר </w:t>
+      <w:r>
+        <w:rPr>
+          <w:rFonts w:ascii="Tahoma" w:hAnsi="Tahoma" w:cs="Tahoma"/>
+          <w:rtl/>
+        </w:rPr>
+        <w:t xml:space="preserve">תוכנית בשפת סי לבקר </w:t>
       </w:r>
       <w:r>
         <w:rPr>
@@ -25304,6 +25193,18 @@
         </w:rPr>
         <w:t>, ונאשר שהמחרוזות מוצגות במיקומים ובגודל הפונט שהוגדרו.</w:t>
       </w:r>
+    </w:p>
+    <w:p>
+      <w:pPr>
+        <w:rPr>
+          <w:rFonts w:ascii="Tahoma" w:hAnsi="Tahoma" w:cs="Tahoma"/>
+          <w:b/>
+          <w:bCs/>
+          <w:sz w:val="28"/>
+          <w:szCs w:val="28"/>
+          <w:rtl/>
+        </w:rPr>
+      </w:pPr>
     </w:p>
     <w:p>
       <w:pPr>
@@ -25337,6 +25238,7 @@
           <w:szCs w:val="28"/>
           <w:rtl/>
         </w:rPr>
+        <w:lastRenderedPageBreak/>
         <w:t>מסקנות</w:t>
       </w:r>
     </w:p>
@@ -25352,7 +25254,6 @@
           <w:rFonts w:ascii="Tahoma" w:hAnsi="Tahoma" w:cs="Tahoma"/>
           <w:rtl/>
         </w:rPr>
-        <w:lastRenderedPageBreak/>
         <w:t>במהלך הניסוי למד</w:t>
       </w:r>
       <w:r>
@@ -25469,13 +25370,29 @@
           <w:rFonts w:ascii="Tahoma" w:hAnsi="Tahoma" w:cs="Tahoma" w:hint="cs"/>
           <w:rtl/>
         </w:rPr>
-        <w:t>חשוב מאוד!! לאחר ניסוי וטעייה הב</w:t>
-      </w:r>
+        <w:t xml:space="preserve">חשוב מאוד!! לאחר ניסוי </w:t>
+      </w:r>
+      <w:proofErr w:type="spellStart"/>
       <w:r>
         <w:rPr>
           <w:rFonts w:ascii="Tahoma" w:hAnsi="Tahoma" w:cs="Tahoma" w:hint="cs"/>
           <w:rtl/>
         </w:rPr>
+        <w:t>וטעייה</w:t>
+      </w:r>
+      <w:proofErr w:type="spellEnd"/>
+      <w:r>
+        <w:rPr>
+          <w:rFonts w:ascii="Tahoma" w:hAnsi="Tahoma" w:cs="Tahoma" w:hint="cs"/>
+          <w:rtl/>
+        </w:rPr>
+        <w:t xml:space="preserve"> הב</w:t>
+      </w:r>
+      <w:r>
+        <w:rPr>
+          <w:rFonts w:ascii="Tahoma" w:hAnsi="Tahoma" w:cs="Tahoma" w:hint="cs"/>
+          <w:rtl/>
+        </w:rPr>
         <w:t>נו</w:t>
       </w:r>
       <w:r>
@@ -25483,23 +25400,7 @@
           <w:rFonts w:ascii="Tahoma" w:hAnsi="Tahoma" w:cs="Tahoma" w:hint="cs"/>
           <w:rtl/>
         </w:rPr>
-        <w:t xml:space="preserve"> שעל מנת שהתכונית לעבוד עלינו להוריד את הספריות המתאימות לסביבת </w:t>
-      </w:r>
-      <w:proofErr w:type="spellStart"/>
-      <w:r>
-        <w:rPr>
-          <w:rFonts w:ascii="Tahoma" w:hAnsi="Tahoma" w:cs="Tahoma" w:hint="cs"/>
-          <w:rtl/>
-        </w:rPr>
-        <w:t>תוכנית</w:t>
-      </w:r>
-      <w:proofErr w:type="spellEnd"/>
-      <w:r>
-        <w:rPr>
-          <w:rFonts w:ascii="Tahoma" w:hAnsi="Tahoma" w:cs="Tahoma" w:hint="cs"/>
-          <w:rtl/>
-        </w:rPr>
-        <w:t xml:space="preserve">, בין אם זה </w:t>
+        <w:t xml:space="preserve"> שעל מנת שהתכונית לעבוד עלינו להוריד את הספריות המתאימות לסביבת תוכנית, בין אם זה </w:t>
       </w:r>
       <w:proofErr w:type="spellStart"/>
       <w:r>
@@ -25856,6 +25757,7 @@
           <w:sz w:val="21"/>
           <w:szCs w:val="21"/>
         </w:rPr>
+        <w:lastRenderedPageBreak/>
         <w:t>#include</w:t>
       </w:r>
       <w:r>
@@ -25916,7 +25818,6 @@
           <w:sz w:val="21"/>
           <w:szCs w:val="21"/>
         </w:rPr>
-        <w:lastRenderedPageBreak/>
         <w:t>#include</w:t>
       </w:r>
       <w:r>
@@ -27793,7 +27694,7 @@
         </w:rPr>
         <w:br w:type="page"/>
       </w:r>
-      <w:bookmarkStart w:id="26" w:name="_Toc185711984"/>
+      <w:bookmarkStart w:id="25" w:name="_Toc185711984"/>
       <w:r>
         <w:rPr>
           <w:rtl/>
@@ -27804,7 +27705,7 @@
       <w:r>
         <w:t>Ultrasonic</w:t>
       </w:r>
-      <w:bookmarkEnd w:id="26"/>
+      <w:bookmarkEnd w:id="25"/>
     </w:p>
     <w:p>
       <w:pPr>
@@ -28805,6 +28706,18 @@
           <w:bCs/>
           <w:sz w:val="24"/>
           <w:szCs w:val="24"/>
+          <w:rtl/>
+        </w:rPr>
+      </w:pPr>
+    </w:p>
+    <w:p>
+      <w:pPr>
+        <w:rPr>
+          <w:rFonts w:ascii="Tahoma" w:hAnsi="Tahoma" w:cs="Tahoma"/>
+          <w:b/>
+          <w:bCs/>
+          <w:sz w:val="24"/>
+          <w:szCs w:val="24"/>
         </w:rPr>
       </w:pPr>
       <w:r>
@@ -28938,7 +28851,7 @@
           <w:rtl/>
         </w:rPr>
       </w:pPr>
-      <w:bookmarkStart w:id="27" w:name="_Toc185711985"/>
+      <w:bookmarkStart w:id="26" w:name="_Toc185711985"/>
       <w:r>
         <w:rPr>
           <w:rtl/>
@@ -28973,7 +28886,7 @@
         </w:rPr>
         <w:t>27.11.24</w:t>
       </w:r>
-      <w:bookmarkEnd w:id="27"/>
+      <w:bookmarkEnd w:id="26"/>
     </w:p>
     <w:p>
       <w:pPr>
@@ -29588,19 +29501,17 @@
           <w:rFonts w:ascii="Tahoma" w:hAnsi="Tahoma" w:cs="Tahoma"/>
           <w:rtl/>
         </w:rPr>
-        <w:t xml:space="preserve">. התוצאות הוצגו ביחידת סנטימטר. </w:t>
-      </w:r>
-    </w:p>
-    <w:p>
-      <w:pPr>
-        <w:rPr>
-          <w:rFonts w:ascii="Tahoma" w:hAnsi="Tahoma" w:cs="Tahoma"/>
-          <w:rtl/>
-        </w:rPr>
-      </w:pPr>
-    </w:p>
-    <w:p>
-      <w:pPr>
+        <w:t>. התוצאות הוצגו ביחידת סנטימטר.</w:t>
+      </w:r>
+    </w:p>
+    <w:p>
+      <w:pPr>
+        <w:rPr>
+          <w:rFonts w:ascii="Tahoma" w:hAnsi="Tahoma" w:cs="Tahoma"/>
+          <w:rtl/>
+        </w:rPr>
+      </w:pPr>
+      <w:r>
         <w:rPr>
           <w:rFonts w:ascii="Tahoma" w:hAnsi="Tahoma" w:cs="Tahoma"/>
           <w:b/>
@@ -29609,16 +29520,7 @@
           <w:szCs w:val="28"/>
           <w:rtl/>
         </w:rPr>
-      </w:pPr>
-      <w:r>
-        <w:rPr>
-          <w:rFonts w:ascii="Tahoma" w:hAnsi="Tahoma" w:cs="Tahoma"/>
-          <w:b/>
-          <w:bCs/>
-          <w:sz w:val="28"/>
-          <w:szCs w:val="28"/>
-          <w:rtl/>
-        </w:rPr>
+        <w:lastRenderedPageBreak/>
         <w:t>בעיות שנוצרו</w:t>
       </w:r>
     </w:p>
@@ -29868,7 +29770,7 @@
           <w14:ligatures w14:val="standardContextual"/>
         </w:rPr>
         <w:drawing>
-          <wp:inline distT="0" distB="0" distL="0" distR="0" wp14:anchorId="615A5D57" wp14:editId="2CA46530">
+          <wp:inline distT="0" distB="0" distL="0" distR="0" wp14:anchorId="615A5D57" wp14:editId="24328AC2">
             <wp:extent cx="3914865" cy="2590800"/>
             <wp:effectExtent l="0" t="0" r="9525" b="0"/>
             <wp:docPr id="304965302" name="תמונה 12"/>
@@ -30178,7 +30080,6 @@
           <w:sz w:val="21"/>
           <w:szCs w:val="21"/>
         </w:rPr>
-        <w:lastRenderedPageBreak/>
         <w:t>#define</w:t>
       </w:r>
       <w:r>
@@ -30237,6 +30138,7 @@
           <w:sz w:val="21"/>
           <w:szCs w:val="21"/>
         </w:rPr>
+        <w:lastRenderedPageBreak/>
         <w:t>#define</w:t>
       </w:r>
       <w:r>
@@ -32605,23 +32507,11 @@
         <w:bidi w:val="0"/>
         <w:spacing w:after="0" w:line="285" w:lineRule="atLeast"/>
         <w:rPr>
-          <w:rFonts w:ascii="Consolas" w:eastAsia="Times New Roman" w:hAnsi="Consolas" w:cs="Times New Roman"/>
+          <w:rFonts w:ascii="Consolas" w:eastAsia="Times New Roman" w:hAnsi="Consolas" w:cs="Times New Roman" w:hint="cs"/>
           <w:color w:val="D4D4D4"/>
           <w:sz w:val="21"/>
           <w:szCs w:val="21"/>
-        </w:rPr>
-      </w:pPr>
-    </w:p>
-    <w:p>
-      <w:pPr>
-        <w:shd w:val="clear" w:color="auto" w:fill="1E1E1E"/>
-        <w:bidi w:val="0"/>
-        <w:spacing w:after="0" w:line="285" w:lineRule="atLeast"/>
-        <w:rPr>
-          <w:rFonts w:ascii="Consolas" w:eastAsia="Times New Roman" w:hAnsi="Consolas" w:cs="Times New Roman"/>
-          <w:color w:val="D4D4D4"/>
-          <w:sz w:val="21"/>
-          <w:szCs w:val="21"/>
+          <w:rtl/>
         </w:rPr>
       </w:pPr>
       <w:r>
@@ -32633,16 +32523,6 @@
         </w:rPr>
         <w:t>}</w:t>
       </w:r>
-    </w:p>
-    <w:p>
-      <w:pPr>
-        <w:rPr>
-          <w:rFonts w:ascii="David" w:hAnsi="David" w:cs="David"/>
-          <w:sz w:val="32"/>
-          <w:szCs w:val="32"/>
-          <w:rtl/>
-        </w:rPr>
-      </w:pPr>
     </w:p>
     <w:p>
       <w:pPr>
@@ -32664,6 +32544,7 @@
           <w:szCs w:val="28"/>
           <w:rtl/>
         </w:rPr>
+        <w:lastRenderedPageBreak/>
         <w:t>סימולציית גלים</w:t>
       </w:r>
     </w:p>
@@ -32971,7 +32852,7 @@
 </file>
 
 <file path=word/endnotes.xml><?xml version="1.0" encoding="utf-8"?>
-<w:endnotes xmlns:wpc="http://schemas.microsoft.com/office/word/2010/wordprocessingCanvas" xmlns:cx="http://schemas.microsoft.com/office/drawing/2014/chartex" xmlns:cx1="http://schemas.microsoft.com/office/drawing/2015/9/8/chartex" xmlns:cx2="http://schemas.microsoft.com/office/drawing/2015/10/21/chartex" xmlns:cx3="http://schemas.microsoft.com/office/drawing/2016/5/9/chartex" xmlns:cx4="http://schemas.microsoft.com/office/drawing/2016/5/10/chartex" xmlns:cx5="http://schemas.microsoft.com/office/drawing/2016/5/11/chartex" xmlns:cx6="http://schemas.microsoft.com/office/drawing/2016/5/12/chartex" xmlns:cx7="http://schemas.microsoft.com/office/drawing/2016/5/13/chartex" xmlns:cx8="http://schemas.microsoft.com/office/drawing/2016/5/14/chartex" xmlns:mc="http://schemas.openxmlformats.org/markup-compatibility/2006" xmlns:aink="http://schemas.microsoft.com/office/drawing/2016/ink" xmlns:am3d="http://schemas.microsoft.com/office/drawing/2017/model3d" xmlns:o="urn:schemas-microsoft-com:office:office" xmlns:r="http://schemas.openxmlformats.org/officeDocument/2006/relationships" xmlns:m="http://schemas.openxmlformats.org/officeDocument/2006/math" xmlns:v="urn:schemas-microsoft-com:vml" xmlns:wp14="http://schemas.microsoft.com/office/word/2010/wordprocessingDrawing" xmlns:wp="http://schemas.openxmlformats.org/drawingml/2006/wordprocessingDrawing" xmlns:w10="urn:schemas-microsoft-com:office:word" xmlns:w="http://schemas.openxmlformats.org/wordprocessingml/2006/main" xmlns:w14="http://schemas.microsoft.com/office/word/2010/wordml" xmlns:w15="http://schemas.microsoft.com/office/word/2012/wordml" xmlns:w16cid="http://schemas.microsoft.com/office/word/2016/wordml/cid" xmlns:w16se="http://schemas.microsoft.com/office/word/2015/wordml/symex" xmlns:wpg="http://schemas.microsoft.com/office/word/2010/wordprocessingGroup" xmlns:wpi="http://schemas.microsoft.com/office/word/2010/wordprocessingInk" xmlns:wne="http://schemas.microsoft.com/office/word/2006/wordml" xmlns:wps="http://schemas.microsoft.com/office/word/2010/wordprocessingShape" mc:Ignorable="w14 w15 w16se w16cid wp14">
+<w:endnotes xmlns:wpc="http://schemas.microsoft.com/office/word/2010/wordprocessingCanvas" xmlns:cx="http://schemas.microsoft.com/office/drawing/2014/chartex" xmlns:cx1="http://schemas.microsoft.com/office/drawing/2015/9/8/chartex" xmlns:cx2="http://schemas.microsoft.com/office/drawing/2015/10/21/chartex" xmlns:cx3="http://schemas.microsoft.com/office/drawing/2016/5/9/chartex" xmlns:cx4="http://schemas.microsoft.com/office/drawing/2016/5/10/chartex" xmlns:cx5="http://schemas.microsoft.com/office/drawing/2016/5/11/chartex" xmlns:cx6="http://schemas.microsoft.com/office/drawing/2016/5/12/chartex" xmlns:cx7="http://schemas.microsoft.com/office/drawing/2016/5/13/chartex" xmlns:cx8="http://schemas.microsoft.com/office/drawing/2016/5/14/chartex" xmlns:mc="http://schemas.openxmlformats.org/markup-compatibility/2006" xmlns:aink="http://schemas.microsoft.com/office/drawing/2016/ink" xmlns:am3d="http://schemas.microsoft.com/office/drawing/2017/model3d" xmlns:o="urn:schemas-microsoft-com:office:office" xmlns:oel="http://schemas.microsoft.com/office/2019/extlst" xmlns:r="http://schemas.openxmlformats.org/officeDocument/2006/relationships" xmlns:m="http://schemas.openxmlformats.org/officeDocument/2006/math" xmlns:v="urn:schemas-microsoft-com:vml" xmlns:wp14="http://schemas.microsoft.com/office/word/2010/wordprocessingDrawing" xmlns:wp="http://schemas.openxmlformats.org/drawingml/2006/wordprocessingDrawing" xmlns:w10="urn:schemas-microsoft-com:office:word" xmlns:w="http://schemas.openxmlformats.org/wordprocessingml/2006/main" xmlns:w14="http://schemas.microsoft.com/office/word/2010/wordml" xmlns:w15="http://schemas.microsoft.com/office/word/2012/wordml" xmlns:w16cex="http://schemas.microsoft.com/office/word/2018/wordml/cex" xmlns:w16cid="http://schemas.microsoft.com/office/word/2016/wordml/cid" xmlns:w16="http://schemas.microsoft.com/office/word/2018/wordml" xmlns:w16du="http://schemas.microsoft.com/office/word/2023/wordml/word16du" xmlns:w16sdtdh="http://schemas.microsoft.com/office/word/2020/wordml/sdtdatahash" xmlns:w16sdtfl="http://schemas.microsoft.com/office/word/2024/wordml/sdtformatlock" xmlns:w16se="http://schemas.microsoft.com/office/word/2015/wordml/symex" xmlns:wpg="http://schemas.microsoft.com/office/word/2010/wordprocessingGroup" xmlns:wpi="http://schemas.microsoft.com/office/word/2010/wordprocessingInk" xmlns:wne="http://schemas.microsoft.com/office/word/2006/wordml" xmlns:wps="http://schemas.microsoft.com/office/word/2010/wordprocessingShape" mc:Ignorable="w14 w15 w16se w16cid w16 w16cex w16sdtdh w16sdtfl w16du wp14">
   <w:endnote w:type="separator" w:id="-1">
     <w:p>
       <w:pPr>
@@ -33000,7 +32881,7 @@
 </file>
 
 <file path=word/footer1.xml><?xml version="1.0" encoding="utf-8"?>
-<w:ftr xmlns:wpc="http://schemas.microsoft.com/office/word/2010/wordprocessingCanvas" xmlns:cx="http://schemas.microsoft.com/office/drawing/2014/chartex" xmlns:cx1="http://schemas.microsoft.com/office/drawing/2015/9/8/chartex" xmlns:cx2="http://schemas.microsoft.com/office/drawing/2015/10/21/chartex" xmlns:cx3="http://schemas.microsoft.com/office/drawing/2016/5/9/chartex" xmlns:cx4="http://schemas.microsoft.com/office/drawing/2016/5/10/chartex" xmlns:cx5="http://schemas.microsoft.com/office/drawing/2016/5/11/chartex" xmlns:cx6="http://schemas.microsoft.com/office/drawing/2016/5/12/chartex" xmlns:cx7="http://schemas.microsoft.com/office/drawing/2016/5/13/chartex" xmlns:cx8="http://schemas.microsoft.com/office/drawing/2016/5/14/chartex" xmlns:mc="http://schemas.openxmlformats.org/markup-compatibility/2006" xmlns:aink="http://schemas.microsoft.com/office/drawing/2016/ink" xmlns:am3d="http://schemas.microsoft.com/office/drawing/2017/model3d" xmlns:o="urn:schemas-microsoft-com:office:office" xmlns:r="http://schemas.openxmlformats.org/officeDocument/2006/relationships" xmlns:m="http://schemas.openxmlformats.org/officeDocument/2006/math" xmlns:v="urn:schemas-microsoft-com:vml" xmlns:wp14="http://schemas.microsoft.com/office/word/2010/wordprocessingDrawing" xmlns:wp="http://schemas.openxmlformats.org/drawingml/2006/wordprocessingDrawing" xmlns:w10="urn:schemas-microsoft-com:office:word" xmlns:w="http://schemas.openxmlformats.org/wordprocessingml/2006/main" xmlns:w14="http://schemas.microsoft.com/office/word/2010/wordml" xmlns:w15="http://schemas.microsoft.com/office/word/2012/wordml" xmlns:w16cid="http://schemas.microsoft.com/office/word/2016/wordml/cid" xmlns:w16se="http://schemas.microsoft.com/office/word/2015/wordml/symex" xmlns:wpg="http://schemas.microsoft.com/office/word/2010/wordprocessingGroup" xmlns:wpi="http://schemas.microsoft.com/office/word/2010/wordprocessingInk" xmlns:wne="http://schemas.microsoft.com/office/word/2006/wordml" xmlns:wps="http://schemas.microsoft.com/office/word/2010/wordprocessingShape" mc:Ignorable="w14 w15 w16se w16cid wp14">
+<w:ftr xmlns:wpc="http://schemas.microsoft.com/office/word/2010/wordprocessingCanvas" xmlns:cx="http://schemas.microsoft.com/office/drawing/2014/chartex" xmlns:cx1="http://schemas.microsoft.com/office/drawing/2015/9/8/chartex" xmlns:cx2="http://schemas.microsoft.com/office/drawing/2015/10/21/chartex" xmlns:cx3="http://schemas.microsoft.com/office/drawing/2016/5/9/chartex" xmlns:cx4="http://schemas.microsoft.com/office/drawing/2016/5/10/chartex" xmlns:cx5="http://schemas.microsoft.com/office/drawing/2016/5/11/chartex" xmlns:cx6="http://schemas.microsoft.com/office/drawing/2016/5/12/chartex" xmlns:cx7="http://schemas.microsoft.com/office/drawing/2016/5/13/chartex" xmlns:cx8="http://schemas.microsoft.com/office/drawing/2016/5/14/chartex" xmlns:mc="http://schemas.openxmlformats.org/markup-compatibility/2006" xmlns:aink="http://schemas.microsoft.com/office/drawing/2016/ink" xmlns:am3d="http://schemas.microsoft.com/office/drawing/2017/model3d" xmlns:o="urn:schemas-microsoft-com:office:office" xmlns:oel="http://schemas.microsoft.com/office/2019/extlst" xmlns:r="http://schemas.openxmlformats.org/officeDocument/2006/relationships" xmlns:m="http://schemas.openxmlformats.org/officeDocument/2006/math" xmlns:v="urn:schemas-microsoft-com:vml" xmlns:wp14="http://schemas.microsoft.com/office/word/2010/wordprocessingDrawing" xmlns:wp="http://schemas.openxmlformats.org/drawingml/2006/wordprocessingDrawing" xmlns:w10="urn:schemas-microsoft-com:office:word" xmlns:w="http://schemas.openxmlformats.org/wordprocessingml/2006/main" xmlns:w14="http://schemas.microsoft.com/office/word/2010/wordml" xmlns:w15="http://schemas.microsoft.com/office/word/2012/wordml" xmlns:w16cex="http://schemas.microsoft.com/office/word/2018/wordml/cex" xmlns:w16cid="http://schemas.microsoft.com/office/word/2016/wordml/cid" xmlns:w16="http://schemas.microsoft.com/office/word/2018/wordml" xmlns:w16du="http://schemas.microsoft.com/office/word/2023/wordml/word16du" xmlns:w16sdtdh="http://schemas.microsoft.com/office/word/2020/wordml/sdtdatahash" xmlns:w16sdtfl="http://schemas.microsoft.com/office/word/2024/wordml/sdtformatlock" xmlns:w16se="http://schemas.microsoft.com/office/word/2015/wordml/symex" xmlns:wpg="http://schemas.microsoft.com/office/word/2010/wordprocessingGroup" xmlns:wpi="http://schemas.microsoft.com/office/word/2010/wordprocessingInk" xmlns:wne="http://schemas.microsoft.com/office/word/2006/wordml" xmlns:wps="http://schemas.microsoft.com/office/word/2010/wordprocessingShape" mc:Ignorable="w14 w15 w16se w16cid w16 w16cex w16sdtdh w16sdtfl w16du wp14">
   <w:sdt>
     <w:sdtPr>
       <w:rPr>
@@ -33012,7 +32893,6 @@
         <w:docPartUnique/>
       </w:docPartObj>
     </w:sdtPr>
-    <w:sdtEndPr/>
     <w:sdtContent>
       <w:p>
         <w:pPr>
@@ -33052,7 +32932,7 @@
 </file>
 
 <file path=word/footnotes.xml><?xml version="1.0" encoding="utf-8"?>
-<w:footnotes xmlns:wpc="http://schemas.microsoft.com/office/word/2010/wordprocessingCanvas" xmlns:cx="http://schemas.microsoft.com/office/drawing/2014/chartex" xmlns:cx1="http://schemas.microsoft.com/office/drawing/2015/9/8/chartex" xmlns:cx2="http://schemas.microsoft.com/office/drawing/2015/10/21/chartex" xmlns:cx3="http://schemas.microsoft.com/office/drawing/2016/5/9/chartex" xmlns:cx4="http://schemas.microsoft.com/office/drawing/2016/5/10/chartex" xmlns:cx5="http://schemas.microsoft.com/office/drawing/2016/5/11/chartex" xmlns:cx6="http://schemas.microsoft.com/office/drawing/2016/5/12/chartex" xmlns:cx7="http://schemas.microsoft.com/office/drawing/2016/5/13/chartex" xmlns:cx8="http://schemas.microsoft.com/office/drawing/2016/5/14/chartex" xmlns:mc="http://schemas.openxmlformats.org/markup-compatibility/2006" xmlns:aink="http://schemas.microsoft.com/office/drawing/2016/ink" xmlns:am3d="http://schemas.microsoft.com/office/drawing/2017/model3d" xmlns:o="urn:schemas-microsoft-com:office:office" xmlns:r="http://schemas.openxmlformats.org/officeDocument/2006/relationships" xmlns:m="http://schemas.openxmlformats.org/officeDocument/2006/math" xmlns:v="urn:schemas-microsoft-com:vml" xmlns:wp14="http://schemas.microsoft.com/office/word/2010/wordprocessingDrawing" xmlns:wp="http://schemas.openxmlformats.org/drawingml/2006/wordprocessingDrawing" xmlns:w10="urn:schemas-microsoft-com:office:word" xmlns:w="http://schemas.openxmlformats.org/wordprocessingml/2006/main" xmlns:w14="http://schemas.microsoft.com/office/word/2010/wordml" xmlns:w15="http://schemas.microsoft.com/office/word/2012/wordml" xmlns:w16cid="http://schemas.microsoft.com/office/word/2016/wordml/cid" xmlns:w16se="http://schemas.microsoft.com/office/word/2015/wordml/symex" xmlns:wpg="http://schemas.microsoft.com/office/word/2010/wordprocessingGroup" xmlns:wpi="http://schemas.microsoft.com/office/word/2010/wordprocessingInk" xmlns:wne="http://schemas.microsoft.com/office/word/2006/wordml" xmlns:wps="http://schemas.microsoft.com/office/word/2010/wordprocessingShape" mc:Ignorable="w14 w15 w16se w16cid wp14">
+<w:footnotes xmlns:wpc="http://schemas.microsoft.com/office/word/2010/wordprocessingCanvas" xmlns:cx="http://schemas.microsoft.com/office/drawing/2014/chartex" xmlns:cx1="http://schemas.microsoft.com/office/drawing/2015/9/8/chartex" xmlns:cx2="http://schemas.microsoft.com/office/drawing/2015/10/21/chartex" xmlns:cx3="http://schemas.microsoft.com/office/drawing/2016/5/9/chartex" xmlns:cx4="http://schemas.microsoft.com/office/drawing/2016/5/10/chartex" xmlns:cx5="http://schemas.microsoft.com/office/drawing/2016/5/11/chartex" xmlns:cx6="http://schemas.microsoft.com/office/drawing/2016/5/12/chartex" xmlns:cx7="http://schemas.microsoft.com/office/drawing/2016/5/13/chartex" xmlns:cx8="http://schemas.microsoft.com/office/drawing/2016/5/14/chartex" xmlns:mc="http://schemas.openxmlformats.org/markup-compatibility/2006" xmlns:aink="http://schemas.microsoft.com/office/drawing/2016/ink" xmlns:am3d="http://schemas.microsoft.com/office/drawing/2017/model3d" xmlns:o="urn:schemas-microsoft-com:office:office" xmlns:oel="http://schemas.microsoft.com/office/2019/extlst" xmlns:r="http://schemas.openxmlformats.org/officeDocument/2006/relationships" xmlns:m="http://schemas.openxmlformats.org/officeDocument/2006/math" xmlns:v="urn:schemas-microsoft-com:vml" xmlns:wp14="http://schemas.microsoft.com/office/word/2010/wordprocessingDrawing" xmlns:wp="http://schemas.openxmlformats.org/drawingml/2006/wordprocessingDrawing" xmlns:w10="urn:schemas-microsoft-com:office:word" xmlns:w="http://schemas.openxmlformats.org/wordprocessingml/2006/main" xmlns:w14="http://schemas.microsoft.com/office/word/2010/wordml" xmlns:w15="http://schemas.microsoft.com/office/word/2012/wordml" xmlns:w16cex="http://schemas.microsoft.com/office/word/2018/wordml/cex" xmlns:w16cid="http://schemas.microsoft.com/office/word/2016/wordml/cid" xmlns:w16="http://schemas.microsoft.com/office/word/2018/wordml" xmlns:w16du="http://schemas.microsoft.com/office/word/2023/wordml/word16du" xmlns:w16sdtdh="http://schemas.microsoft.com/office/word/2020/wordml/sdtdatahash" xmlns:w16sdtfl="http://schemas.microsoft.com/office/word/2024/wordml/sdtformatlock" xmlns:w16se="http://schemas.microsoft.com/office/word/2015/wordml/symex" xmlns:wpg="http://schemas.microsoft.com/office/word/2010/wordprocessingGroup" xmlns:wpi="http://schemas.microsoft.com/office/word/2010/wordprocessingInk" xmlns:wne="http://schemas.microsoft.com/office/word/2006/wordml" xmlns:wps="http://schemas.microsoft.com/office/word/2010/wordprocessingShape" mc:Ignorable="w14 w15 w16se w16cid w16 w16cex w16sdtdh w16sdtfl w16du wp14">
   <w:footnote w:type="separator" w:id="-1">
     <w:p>
       <w:pPr>
@@ -33081,7 +32961,7 @@
 </file>
 
 <file path=word/header1.xml><?xml version="1.0" encoding="utf-8"?>
-<w:hdr xmlns:wpc="http://schemas.microsoft.com/office/word/2010/wordprocessingCanvas" xmlns:cx="http://schemas.microsoft.com/office/drawing/2014/chartex" xmlns:cx1="http://schemas.microsoft.com/office/drawing/2015/9/8/chartex" xmlns:cx2="http://schemas.microsoft.com/office/drawing/2015/10/21/chartex" xmlns:cx3="http://schemas.microsoft.com/office/drawing/2016/5/9/chartex" xmlns:cx4="http://schemas.microsoft.com/office/drawing/2016/5/10/chartex" xmlns:cx5="http://schemas.microsoft.com/office/drawing/2016/5/11/chartex" xmlns:cx6="http://schemas.microsoft.com/office/drawing/2016/5/12/chartex" xmlns:cx7="http://schemas.microsoft.com/office/drawing/2016/5/13/chartex" xmlns:cx8="http://schemas.microsoft.com/office/drawing/2016/5/14/chartex" xmlns:mc="http://schemas.openxmlformats.org/markup-compatibility/2006" xmlns:aink="http://schemas.microsoft.com/office/drawing/2016/ink" xmlns:am3d="http://schemas.microsoft.com/office/drawing/2017/model3d" xmlns:o="urn:schemas-microsoft-com:office:office" xmlns:r="http://schemas.openxmlformats.org/officeDocument/2006/relationships" xmlns:m="http://schemas.openxmlformats.org/officeDocument/2006/math" xmlns:v="urn:schemas-microsoft-com:vml" xmlns:wp14="http://schemas.microsoft.com/office/word/2010/wordprocessingDrawing" xmlns:wp="http://schemas.openxmlformats.org/drawingml/2006/wordprocessingDrawing" xmlns:w10="urn:schemas-microsoft-com:office:word" xmlns:w="http://schemas.openxmlformats.org/wordprocessingml/2006/main" xmlns:w14="http://schemas.microsoft.com/office/word/2010/wordml" xmlns:w15="http://schemas.microsoft.com/office/word/2012/wordml" xmlns:w16cid="http://schemas.microsoft.com/office/word/2016/wordml/cid" xmlns:w16se="http://schemas.microsoft.com/office/word/2015/wordml/symex" xmlns:wpg="http://schemas.microsoft.com/office/word/2010/wordprocessingGroup" xmlns:wpi="http://schemas.microsoft.com/office/word/2010/wordprocessingInk" xmlns:wne="http://schemas.microsoft.com/office/word/2006/wordml" xmlns:wps="http://schemas.microsoft.com/office/word/2010/wordprocessingShape" mc:Ignorable="w14 w15 w16se w16cid wp14">
+<w:hdr xmlns:wpc="http://schemas.microsoft.com/office/word/2010/wordprocessingCanvas" xmlns:cx="http://schemas.microsoft.com/office/drawing/2014/chartex" xmlns:cx1="http://schemas.microsoft.com/office/drawing/2015/9/8/chartex" xmlns:cx2="http://schemas.microsoft.com/office/drawing/2015/10/21/chartex" xmlns:cx3="http://schemas.microsoft.com/office/drawing/2016/5/9/chartex" xmlns:cx4="http://schemas.microsoft.com/office/drawing/2016/5/10/chartex" xmlns:cx5="http://schemas.microsoft.com/office/drawing/2016/5/11/chartex" xmlns:cx6="http://schemas.microsoft.com/office/drawing/2016/5/12/chartex" xmlns:cx7="http://schemas.microsoft.com/office/drawing/2016/5/13/chartex" xmlns:cx8="http://schemas.microsoft.com/office/drawing/2016/5/14/chartex" xmlns:mc="http://schemas.openxmlformats.org/markup-compatibility/2006" xmlns:aink="http://schemas.microsoft.com/office/drawing/2016/ink" xmlns:am3d="http://schemas.microsoft.com/office/drawing/2017/model3d" xmlns:o="urn:schemas-microsoft-com:office:office" xmlns:oel="http://schemas.microsoft.com/office/2019/extlst" xmlns:r="http://schemas.openxmlformats.org/officeDocument/2006/relationships" xmlns:m="http://schemas.openxmlformats.org/officeDocument/2006/math" xmlns:v="urn:schemas-microsoft-com:vml" xmlns:wp14="http://schemas.microsoft.com/office/word/2010/wordprocessingDrawing" xmlns:wp="http://schemas.openxmlformats.org/drawingml/2006/wordprocessingDrawing" xmlns:w10="urn:schemas-microsoft-com:office:word" xmlns:w="http://schemas.openxmlformats.org/wordprocessingml/2006/main" xmlns:w14="http://schemas.microsoft.com/office/word/2010/wordml" xmlns:w15="http://schemas.microsoft.com/office/word/2012/wordml" xmlns:w16cex="http://schemas.microsoft.com/office/word/2018/wordml/cex" xmlns:w16cid="http://schemas.microsoft.com/office/word/2016/wordml/cid" xmlns:w16="http://schemas.microsoft.com/office/word/2018/wordml" xmlns:w16du="http://schemas.microsoft.com/office/word/2023/wordml/word16du" xmlns:w16sdtdh="http://schemas.microsoft.com/office/word/2020/wordml/sdtdatahash" xmlns:w16sdtfl="http://schemas.microsoft.com/office/word/2024/wordml/sdtformatlock" xmlns:w16se="http://schemas.microsoft.com/office/word/2015/wordml/symex" xmlns:wpg="http://schemas.microsoft.com/office/word/2010/wordprocessingGroup" xmlns:wpi="http://schemas.microsoft.com/office/word/2010/wordprocessingInk" xmlns:wne="http://schemas.microsoft.com/office/word/2006/wordml" xmlns:wps="http://schemas.microsoft.com/office/word/2010/wordprocessingShape" mc:Ignorable="w14 w15 w16se w16cid w16 w16cex w16sdtdh w16sdtfl w16du wp14">
   <w:p>
     <w:pPr>
       <w:pStyle w:val="af"/>
@@ -33153,7 +33033,7 @@
 </file>
 
 <file path=word/numbering.xml><?xml version="1.0" encoding="utf-8"?>
-<w:numbering xmlns:wpc="http://schemas.microsoft.com/office/word/2010/wordprocessingCanvas" xmlns:cx="http://schemas.microsoft.com/office/drawing/2014/chartex" xmlns:cx1="http://schemas.microsoft.com/office/drawing/2015/9/8/chartex" xmlns:cx2="http://schemas.microsoft.com/office/drawing/2015/10/21/chartex" xmlns:cx3="http://schemas.microsoft.com/office/drawing/2016/5/9/chartex" xmlns:cx4="http://schemas.microsoft.com/office/drawing/2016/5/10/chartex" xmlns:cx5="http://schemas.microsoft.com/office/drawing/2016/5/11/chartex" xmlns:cx6="http://schemas.microsoft.com/office/drawing/2016/5/12/chartex" xmlns:cx7="http://schemas.microsoft.com/office/drawing/2016/5/13/chartex" xmlns:cx8="http://schemas.microsoft.com/office/drawing/2016/5/14/chartex" xmlns:mc="http://schemas.openxmlformats.org/markup-compatibility/2006" xmlns:aink="http://schemas.microsoft.com/office/drawing/2016/ink" xmlns:am3d="http://schemas.microsoft.com/office/drawing/2017/model3d" xmlns:o="urn:schemas-microsoft-com:office:office" xmlns:r="http://schemas.openxmlformats.org/officeDocument/2006/relationships" xmlns:m="http://schemas.openxmlformats.org/officeDocument/2006/math" xmlns:v="urn:schemas-microsoft-com:vml" xmlns:wp14="http://schemas.microsoft.com/office/word/2010/wordprocessingDrawing" xmlns:wp="http://schemas.openxmlformats.org/drawingml/2006/wordprocessingDrawing" xmlns:w10="urn:schemas-microsoft-com:office:word" xmlns:w="http://schemas.openxmlformats.org/wordprocessingml/2006/main" xmlns:w14="http://schemas.microsoft.com/office/word/2010/wordml" xmlns:w15="http://schemas.microsoft.com/office/word/2012/wordml" xmlns:w16cid="http://schemas.microsoft.com/office/word/2016/wordml/cid" xmlns:w16se="http://schemas.microsoft.com/office/word/2015/wordml/symex" xmlns:wpg="http://schemas.microsoft.com/office/word/2010/wordprocessingGroup" xmlns:wpi="http://schemas.microsoft.com/office/word/2010/wordprocessingInk" xmlns:wne="http://schemas.microsoft.com/office/word/2006/wordml" xmlns:wps="http://schemas.microsoft.com/office/word/2010/wordprocessingShape" mc:Ignorable="w14 w15 w16se w16cid wp14">
+<w:numbering xmlns:wpc="http://schemas.microsoft.com/office/word/2010/wordprocessingCanvas" xmlns:cx="http://schemas.microsoft.com/office/drawing/2014/chartex" xmlns:cx1="http://schemas.microsoft.com/office/drawing/2015/9/8/chartex" xmlns:cx2="http://schemas.microsoft.com/office/drawing/2015/10/21/chartex" xmlns:cx3="http://schemas.microsoft.com/office/drawing/2016/5/9/chartex" xmlns:cx4="http://schemas.microsoft.com/office/drawing/2016/5/10/chartex" xmlns:cx5="http://schemas.microsoft.com/office/drawing/2016/5/11/chartex" xmlns:cx6="http://schemas.microsoft.com/office/drawing/2016/5/12/chartex" xmlns:cx7="http://schemas.microsoft.com/office/drawing/2016/5/13/chartex" xmlns:cx8="http://schemas.microsoft.com/office/drawing/2016/5/14/chartex" xmlns:mc="http://schemas.openxmlformats.org/markup-compatibility/2006" xmlns:aink="http://schemas.microsoft.com/office/drawing/2016/ink" xmlns:am3d="http://schemas.microsoft.com/office/drawing/2017/model3d" xmlns:o="urn:schemas-microsoft-com:office:office" xmlns:oel="http://schemas.microsoft.com/office/2019/extlst" xmlns:r="http://schemas.openxmlformats.org/officeDocument/2006/relationships" xmlns:m="http://schemas.openxmlformats.org/officeDocument/2006/math" xmlns:v="urn:schemas-microsoft-com:vml" xmlns:wp14="http://schemas.microsoft.com/office/word/2010/wordprocessingDrawing" xmlns:wp="http://schemas.openxmlformats.org/drawingml/2006/wordprocessingDrawing" xmlns:w10="urn:schemas-microsoft-com:office:word" xmlns:w="http://schemas.openxmlformats.org/wordprocessingml/2006/main" xmlns:w14="http://schemas.microsoft.com/office/word/2010/wordml" xmlns:w15="http://schemas.microsoft.com/office/word/2012/wordml" xmlns:w16cex="http://schemas.microsoft.com/office/word/2018/wordml/cex" xmlns:w16cid="http://schemas.microsoft.com/office/word/2016/wordml/cid" xmlns:w16="http://schemas.microsoft.com/office/word/2018/wordml" xmlns:w16du="http://schemas.microsoft.com/office/word/2023/wordml/word16du" xmlns:w16sdtdh="http://schemas.microsoft.com/office/word/2020/wordml/sdtdatahash" xmlns:w16sdtfl="http://schemas.microsoft.com/office/word/2024/wordml/sdtformatlock" xmlns:w16se="http://schemas.microsoft.com/office/word/2015/wordml/symex" xmlns:wpg="http://schemas.microsoft.com/office/word/2010/wordprocessingGroup" xmlns:wpi="http://schemas.microsoft.com/office/word/2010/wordprocessingInk" xmlns:wne="http://schemas.microsoft.com/office/word/2006/wordml" xmlns:wps="http://schemas.microsoft.com/office/word/2010/wordprocessingShape" mc:Ignorable="w14 w15 w16se w16cid w16 w16cex w16sdtdh w16sdtfl w16du wp14">
   <w:abstractNum w:abstractNumId="0" w15:restartNumberingAfterBreak="0">
     <w:nsid w:val="04682670"/>
     <w:multiLevelType w:val="hybridMultilevel"/>
@@ -38496,134 +38376,134 @@
       </w:pPr>
     </w:lvl>
   </w:abstractNum>
-  <w:num w:numId="1">
+  <w:num w:numId="1" w16cid:durableId="818959577">
     <w:abstractNumId w:val="16"/>
   </w:num>
-  <w:num w:numId="2">
+  <w:num w:numId="2" w16cid:durableId="723675186">
     <w:abstractNumId w:val="5"/>
   </w:num>
-  <w:num w:numId="3">
+  <w:num w:numId="3" w16cid:durableId="1322273335">
     <w:abstractNumId w:val="25"/>
   </w:num>
-  <w:num w:numId="4">
+  <w:num w:numId="4" w16cid:durableId="764768553">
     <w:abstractNumId w:val="7"/>
   </w:num>
-  <w:num w:numId="5">
+  <w:num w:numId="5" w16cid:durableId="840586898">
     <w:abstractNumId w:val="28"/>
   </w:num>
-  <w:num w:numId="6">
+  <w:num w:numId="6" w16cid:durableId="775096190">
     <w:abstractNumId w:val="21"/>
   </w:num>
-  <w:num w:numId="7">
+  <w:num w:numId="7" w16cid:durableId="2064675743">
     <w:abstractNumId w:val="19"/>
   </w:num>
-  <w:num w:numId="8">
+  <w:num w:numId="8" w16cid:durableId="726538829">
     <w:abstractNumId w:val="24"/>
   </w:num>
-  <w:num w:numId="9">
+  <w:num w:numId="9" w16cid:durableId="598610403">
     <w:abstractNumId w:val="9"/>
   </w:num>
-  <w:num w:numId="10">
+  <w:num w:numId="10" w16cid:durableId="1032805501">
     <w:abstractNumId w:val="35"/>
   </w:num>
-  <w:num w:numId="11">
+  <w:num w:numId="11" w16cid:durableId="981738300">
     <w:abstractNumId w:val="4"/>
   </w:num>
-  <w:num w:numId="12">
+  <w:num w:numId="12" w16cid:durableId="915935954">
     <w:abstractNumId w:val="2"/>
   </w:num>
-  <w:num w:numId="13">
+  <w:num w:numId="13" w16cid:durableId="1142388961">
     <w:abstractNumId w:val="29"/>
   </w:num>
-  <w:num w:numId="14">
+  <w:num w:numId="14" w16cid:durableId="338310273">
     <w:abstractNumId w:val="30"/>
   </w:num>
-  <w:num w:numId="15">
+  <w:num w:numId="15" w16cid:durableId="675421777">
     <w:abstractNumId w:val="31"/>
   </w:num>
-  <w:num w:numId="16">
+  <w:num w:numId="16" w16cid:durableId="306596742">
     <w:abstractNumId w:val="36"/>
   </w:num>
-  <w:num w:numId="17">
+  <w:num w:numId="17" w16cid:durableId="79329439">
     <w:abstractNumId w:val="34"/>
   </w:num>
-  <w:num w:numId="18">
+  <w:num w:numId="18" w16cid:durableId="32775015">
     <w:abstractNumId w:val="33"/>
   </w:num>
-  <w:num w:numId="19">
+  <w:num w:numId="19" w16cid:durableId="2088531870">
     <w:abstractNumId w:val="15"/>
   </w:num>
-  <w:num w:numId="20">
+  <w:num w:numId="20" w16cid:durableId="1028019666">
     <w:abstractNumId w:val="14"/>
   </w:num>
-  <w:num w:numId="21">
+  <w:num w:numId="21" w16cid:durableId="845361150">
     <w:abstractNumId w:val="39"/>
   </w:num>
-  <w:num w:numId="22">
+  <w:num w:numId="22" w16cid:durableId="140737737">
     <w:abstractNumId w:val="10"/>
   </w:num>
-  <w:num w:numId="23">
+  <w:num w:numId="23" w16cid:durableId="1592082274">
     <w:abstractNumId w:val="13"/>
   </w:num>
-  <w:num w:numId="24">
+  <w:num w:numId="24" w16cid:durableId="1887984197">
     <w:abstractNumId w:val="6"/>
   </w:num>
-  <w:num w:numId="25">
+  <w:num w:numId="25" w16cid:durableId="357001618">
     <w:abstractNumId w:val="23"/>
   </w:num>
-  <w:num w:numId="26">
+  <w:num w:numId="26" w16cid:durableId="931553245">
     <w:abstractNumId w:val="32"/>
   </w:num>
-  <w:num w:numId="27">
+  <w:num w:numId="27" w16cid:durableId="1046955382">
     <w:abstractNumId w:val="38"/>
   </w:num>
-  <w:num w:numId="28">
+  <w:num w:numId="28" w16cid:durableId="1308053742">
     <w:abstractNumId w:val="26"/>
   </w:num>
-  <w:num w:numId="29">
+  <w:num w:numId="29" w16cid:durableId="1724019053">
     <w:abstractNumId w:val="20"/>
   </w:num>
-  <w:num w:numId="30">
+  <w:num w:numId="30" w16cid:durableId="2087069841">
     <w:abstractNumId w:val="11"/>
   </w:num>
-  <w:num w:numId="31">
+  <w:num w:numId="31" w16cid:durableId="1394305399">
     <w:abstractNumId w:val="3"/>
   </w:num>
-  <w:num w:numId="32">
+  <w:num w:numId="32" w16cid:durableId="1312950683">
     <w:abstractNumId w:val="12"/>
   </w:num>
-  <w:num w:numId="33">
+  <w:num w:numId="33" w16cid:durableId="744062047">
     <w:abstractNumId w:val="22"/>
   </w:num>
-  <w:num w:numId="34">
+  <w:num w:numId="34" w16cid:durableId="2136829854">
     <w:abstractNumId w:val="17"/>
   </w:num>
-  <w:num w:numId="35">
+  <w:num w:numId="35" w16cid:durableId="1371494913">
     <w:abstractNumId w:val="18"/>
   </w:num>
-  <w:num w:numId="36">
+  <w:num w:numId="36" w16cid:durableId="459999515">
     <w:abstractNumId w:val="27"/>
   </w:num>
-  <w:num w:numId="37">
+  <w:num w:numId="37" w16cid:durableId="1061060454">
     <w:abstractNumId w:val="8"/>
   </w:num>
-  <w:num w:numId="38">
+  <w:num w:numId="38" w16cid:durableId="1089696687">
     <w:abstractNumId w:val="0"/>
   </w:num>
-  <w:num w:numId="39">
+  <w:num w:numId="39" w16cid:durableId="445738425">
     <w:abstractNumId w:val="1"/>
   </w:num>
-  <w:num w:numId="40">
+  <w:num w:numId="40" w16cid:durableId="1670137231">
     <w:abstractNumId w:val="40"/>
   </w:num>
-  <w:num w:numId="41">
+  <w:num w:numId="41" w16cid:durableId="812715351">
     <w:abstractNumId w:val="37"/>
   </w:num>
 </w:numbering>
 </file>
 
 <file path=word/styles.xml><?xml version="1.0" encoding="utf-8"?>
-<w:styles xmlns:mc="http://schemas.openxmlformats.org/markup-compatibility/2006" xmlns:r="http://schemas.openxmlformats.org/officeDocument/2006/relationships" xmlns:w="http://schemas.openxmlformats.org/wordprocessingml/2006/main" xmlns:w14="http://schemas.microsoft.com/office/word/2010/wordml" xmlns:w15="http://schemas.microsoft.com/office/word/2012/wordml" xmlns:w16cid="http://schemas.microsoft.com/office/word/2016/wordml/cid" xmlns:w16se="http://schemas.microsoft.com/office/word/2015/wordml/symex" mc:Ignorable="w14 w15 w16se w16cid">
+<w:styles xmlns:mc="http://schemas.openxmlformats.org/markup-compatibility/2006" xmlns:r="http://schemas.openxmlformats.org/officeDocument/2006/relationships" xmlns:w="http://schemas.openxmlformats.org/wordprocessingml/2006/main" xmlns:w14="http://schemas.microsoft.com/office/word/2010/wordml" xmlns:w15="http://schemas.microsoft.com/office/word/2012/wordml" xmlns:w16cex="http://schemas.microsoft.com/office/word/2018/wordml/cex" xmlns:w16cid="http://schemas.microsoft.com/office/word/2016/wordml/cid" xmlns:w16="http://schemas.microsoft.com/office/word/2018/wordml" xmlns:w16du="http://schemas.microsoft.com/office/word/2023/wordml/word16du" xmlns:w16sdtdh="http://schemas.microsoft.com/office/word/2020/wordml/sdtdatahash" xmlns:w16sdtfl="http://schemas.microsoft.com/office/word/2024/wordml/sdtformatlock" xmlns:w16se="http://schemas.microsoft.com/office/word/2015/wordml/symex" mc:Ignorable="w14 w15 w16se w16cid w16 w16cex w16sdtdh w16sdtfl w16du">
   <w:docDefaults>
     <w:rPrDefault>
       <w:rPr>
@@ -38642,7 +38522,7 @@
       </w:pPr>
     </w:pPrDefault>
   </w:docDefaults>
-  <w:latentStyles w:defLockedState="0" w:defUIPriority="99" w:defSemiHidden="0" w:defUnhideWhenUsed="0" w:defQFormat="0" w:count="375">
+  <w:latentStyles w:defLockedState="0" w:defUIPriority="99" w:defSemiHidden="0" w:defUnhideWhenUsed="0" w:defQFormat="0" w:count="376">
     <w:lsdException w:name="Normal" w:uiPriority="0" w:qFormat="1"/>
     <w:lsdException w:name="heading 1" w:uiPriority="9" w:qFormat="1"/>
     <w:lsdException w:name="heading 2" w:semiHidden="1" w:uiPriority="9" w:unhideWhenUsed="1" w:qFormat="1"/>
@@ -39018,6 +38898,7 @@
     <w:lsdException w:name="Smart Hyperlink" w:semiHidden="1" w:unhideWhenUsed="1"/>
     <w:lsdException w:name="Hashtag" w:semiHidden="1" w:unhideWhenUsed="1"/>
     <w:lsdException w:name="Unresolved Mention" w:semiHidden="1" w:unhideWhenUsed="1"/>
+    <w:lsdException w:name="Smart Link" w:semiHidden="1" w:unhideWhenUsed="1"/>
   </w:latentStyles>
   <w:style w:type="paragraph" w:default="1" w:styleId="a">
     <w:name w:val="Normal"/>

--- a/ספר פרוייקט שלי וסשה.docx
+++ b/ספר פרוייקט שלי וסשה.docx
@@ -45,7 +45,7 @@
           <w:szCs w:val="96"/>
           <w:rtl/>
         </w:rPr>
-        <w:t>הצעת פרויקט גמר 5 יחידות במגמת אלקטרוניקה ומחשבים בנושא תקשורת בין שיירת מכוניות אוטומטית</w:t>
+        <w:t>פרויקט גמר 5 יחידות במגמת אלקטרוניקה ומחשבים בנושא תקשורת בין שיירת מכוניות אוטומטית</w:t>
       </w:r>
     </w:p>
     <w:p>
@@ -190,6 +190,10 @@
           <w:rFonts w:ascii="Tahoma" w:hAnsi="Tahoma" w:cs="Tahoma"/>
           <w:b/>
           <w:bCs/>
+          <w:i/>
+          <w:iCs/>
+          <w:sz w:val="96"/>
+          <w:szCs w:val="96"/>
           <w:rtl/>
         </w:rPr>
       </w:pPr>
@@ -198,6 +202,190 @@
           <w:rFonts w:ascii="Tahoma" w:hAnsi="Tahoma" w:cs="Tahoma"/>
           <w:b/>
           <w:bCs/>
+          <w:i/>
+          <w:iCs/>
+          <w:noProof/>
+          <w:sz w:val="96"/>
+          <w:szCs w:val="96"/>
+          <w:rtl/>
+          <w:lang w:val="he-IL"/>
+          <w14:ligatures w14:val="standardContextual"/>
+        </w:rPr>
+        <w:lastRenderedPageBreak/>
+        <w:drawing>
+          <wp:inline distT="0" distB="0" distL="0" distR="0" wp14:anchorId="482C9207" wp14:editId="42E5C742">
+            <wp:extent cx="5940425" cy="4191000"/>
+            <wp:effectExtent l="0" t="0" r="3175" b="0"/>
+            <wp:docPr id="1712755235" name="תמונה 10"/>
+            <wp:cNvGraphicFramePr>
+              <a:graphicFrameLocks xmlns:a="http://schemas.openxmlformats.org/drawingml/2006/main" noChangeAspect="1"/>
+            </wp:cNvGraphicFramePr>
+            <a:graphic xmlns:a="http://schemas.openxmlformats.org/drawingml/2006/main">
+              <a:graphicData uri="http://schemas.openxmlformats.org/drawingml/2006/picture">
+                <pic:pic xmlns:pic="http://schemas.openxmlformats.org/drawingml/2006/picture">
+                  <pic:nvPicPr>
+                    <pic:cNvPr id="1712755235" name="תמונה 1712755235"/>
+                    <pic:cNvPicPr/>
+                  </pic:nvPicPr>
+                  <pic:blipFill rotWithShape="1">
+                    <a:blip r:embed="rId8" cstate="print">
+                      <a:extLst>
+                        <a:ext uri="{28A0092B-C50C-407E-A947-70E740481C1C}">
+                          <a14:useLocalDpi xmlns:a14="http://schemas.microsoft.com/office/drawing/2010/main" val="0"/>
+                        </a:ext>
+                      </a:extLst>
+                    </a:blip>
+                    <a:srcRect t="35597" b="11489"/>
+                    <a:stretch/>
+                  </pic:blipFill>
+                  <pic:spPr bwMode="auto">
+                    <a:xfrm>
+                      <a:off x="0" y="0"/>
+                      <a:ext cx="5940425" cy="4191000"/>
+                    </a:xfrm>
+                    <a:prstGeom prst="rect">
+                      <a:avLst/>
+                    </a:prstGeom>
+                    <a:ln>
+                      <a:noFill/>
+                    </a:ln>
+                    <a:extLst>
+                      <a:ext uri="{53640926-AAD7-44D8-BBD7-CCE9431645EC}">
+                        <a14:shadowObscured xmlns:a14="http://schemas.microsoft.com/office/drawing/2010/main"/>
+                      </a:ext>
+                    </a:extLst>
+                  </pic:spPr>
+                </pic:pic>
+              </a:graphicData>
+            </a:graphic>
+          </wp:inline>
+        </w:drawing>
+      </w:r>
+    </w:p>
+    <w:p>
+      <w:pPr>
+        <w:rPr>
+          <w:rFonts w:ascii="Tahoma" w:hAnsi="Tahoma" w:cs="Tahoma"/>
+          <w:b/>
+          <w:bCs/>
+          <w:rtl/>
+        </w:rPr>
+      </w:pPr>
+    </w:p>
+    <w:p>
+      <w:pPr>
+        <w:rPr>
+          <w:rFonts w:ascii="Tahoma" w:hAnsi="Tahoma" w:cs="Tahoma"/>
+          <w:b/>
+          <w:bCs/>
+          <w:rtl/>
+        </w:rPr>
+      </w:pPr>
+    </w:p>
+    <w:p>
+      <w:pPr>
+        <w:rPr>
+          <w:rFonts w:ascii="Tahoma" w:hAnsi="Tahoma" w:cs="Tahoma"/>
+          <w:b/>
+          <w:bCs/>
+          <w:rtl/>
+        </w:rPr>
+      </w:pPr>
+    </w:p>
+    <w:p>
+      <w:pPr>
+        <w:rPr>
+          <w:rFonts w:ascii="Tahoma" w:hAnsi="Tahoma" w:cs="Tahoma"/>
+          <w:b/>
+          <w:bCs/>
+          <w:rtl/>
+        </w:rPr>
+      </w:pPr>
+    </w:p>
+    <w:p>
+      <w:pPr>
+        <w:rPr>
+          <w:rFonts w:ascii="Tahoma" w:hAnsi="Tahoma" w:cs="Tahoma"/>
+          <w:b/>
+          <w:bCs/>
+          <w:rtl/>
+        </w:rPr>
+      </w:pPr>
+    </w:p>
+    <w:p>
+      <w:pPr>
+        <w:rPr>
+          <w:rFonts w:ascii="Tahoma" w:hAnsi="Tahoma" w:cs="Tahoma"/>
+          <w:b/>
+          <w:bCs/>
+          <w:rtl/>
+        </w:rPr>
+      </w:pPr>
+    </w:p>
+    <w:p>
+      <w:pPr>
+        <w:rPr>
+          <w:rFonts w:ascii="Tahoma" w:hAnsi="Tahoma" w:cs="Tahoma"/>
+          <w:b/>
+          <w:bCs/>
+          <w:rtl/>
+        </w:rPr>
+      </w:pPr>
+    </w:p>
+    <w:p>
+      <w:pPr>
+        <w:rPr>
+          <w:rFonts w:ascii="Tahoma" w:hAnsi="Tahoma" w:cs="Tahoma"/>
+          <w:b/>
+          <w:bCs/>
+          <w:rtl/>
+        </w:rPr>
+      </w:pPr>
+    </w:p>
+    <w:p>
+      <w:pPr>
+        <w:rPr>
+          <w:rFonts w:ascii="Tahoma" w:hAnsi="Tahoma" w:cs="Tahoma"/>
+          <w:b/>
+          <w:bCs/>
+          <w:rtl/>
+        </w:rPr>
+      </w:pPr>
+    </w:p>
+    <w:p>
+      <w:pPr>
+        <w:rPr>
+          <w:rFonts w:ascii="Tahoma" w:hAnsi="Tahoma" w:cs="Tahoma"/>
+          <w:b/>
+          <w:bCs/>
+          <w:rtl/>
+        </w:rPr>
+      </w:pPr>
+    </w:p>
+    <w:p>
+      <w:pPr>
+        <w:rPr>
+          <w:rFonts w:ascii="Tahoma" w:hAnsi="Tahoma" w:cs="Tahoma"/>
+          <w:b/>
+          <w:bCs/>
+          <w:rtl/>
+        </w:rPr>
+      </w:pPr>
+    </w:p>
+    <w:p>
+      <w:pPr>
+        <w:rPr>
+          <w:rFonts w:ascii="Tahoma" w:hAnsi="Tahoma" w:cs="Tahoma"/>
+          <w:b/>
+          <w:bCs/>
+          <w:rtl/>
+        </w:rPr>
+      </w:pPr>
+      <w:r>
+        <w:rPr>
+          <w:rFonts w:ascii="Tahoma" w:hAnsi="Tahoma" w:cs="Tahoma"/>
+          <w:b/>
+          <w:bCs/>
           <w:rtl/>
         </w:rPr>
         <w:lastRenderedPageBreak/>
@@ -211,14 +399,6 @@
           <w:rtl/>
         </w:rPr>
       </w:pPr>
-    </w:p>
-    <w:p>
-      <w:pPr>
-        <w:rPr>
-          <w:rFonts w:ascii="Tahoma" w:hAnsi="Tahoma" w:cs="Tahoma"/>
-          <w:rtl/>
-        </w:rPr>
-      </w:pPr>
       <w:r>
         <w:rPr>
           <w:rFonts w:ascii="Tahoma" w:hAnsi="Tahoma" w:cs="Tahoma"/>
@@ -273,14 +453,6 @@
           <w:rtl/>
         </w:rPr>
       </w:pPr>
-    </w:p>
-    <w:p>
-      <w:pPr>
-        <w:rPr>
-          <w:rFonts w:ascii="Tahoma" w:hAnsi="Tahoma" w:cs="Tahoma"/>
-          <w:rtl/>
-        </w:rPr>
-      </w:pPr>
       <w:r>
         <w:rPr>
           <w:rFonts w:ascii="Tahoma" w:hAnsi="Tahoma" w:cs="Tahoma"/>
@@ -322,14 +494,6 @@
           <w:rtl/>
         </w:rPr>
       </w:pPr>
-    </w:p>
-    <w:p>
-      <w:pPr>
-        <w:rPr>
-          <w:rFonts w:ascii="Tahoma" w:hAnsi="Tahoma" w:cs="Tahoma"/>
-          <w:rtl/>
-        </w:rPr>
-      </w:pPr>
       <w:r>
         <w:rPr>
           <w:rFonts w:ascii="Tahoma" w:hAnsi="Tahoma" w:cs="Tahoma"/>
@@ -363,14 +527,6 @@
         </w:rPr>
         <w:t xml:space="preserve"> וממלאת אחר הוראותיה. היא שומרת על מרחק בטוח, מגיבה לשינויים בסביבה, ומתפקדת כחלק משלים במערכת. המערכת ממחישה כיצד ניתן ליישם פתרונות תחבורה חכמה עם רכיבים נגישים ויחסית פשוטים, תוך הדגשת תיאום ושיתוף פעולה בין רכבים.</w:t>
       </w:r>
-    </w:p>
-    <w:p>
-      <w:pPr>
-        <w:rPr>
-          <w:rFonts w:ascii="Tahoma" w:hAnsi="Tahoma" w:cs="Tahoma"/>
-          <w:rtl/>
-        </w:rPr>
-      </w:pPr>
     </w:p>
     <w:p>
       <w:pPr>
@@ -406,116 +562,113 @@
           <w:rtl/>
         </w:rPr>
       </w:pPr>
-      <w:r>
+    </w:p>
+    <w:p>
+      <w:pPr>
         <w:rPr>
           <w:rFonts w:ascii="Tahoma" w:hAnsi="Tahoma" w:cs="Tahoma"/>
           <w:b/>
           <w:bCs/>
           <w:rtl/>
         </w:rPr>
-        <w:t xml:space="preserve">תיאור הבעיה או הצורך  </w:t>
-      </w:r>
-    </w:p>
-    <w:p>
-      <w:pPr>
-        <w:rPr>
-          <w:rFonts w:ascii="Tahoma" w:hAnsi="Tahoma" w:cs="Tahoma"/>
-          <w:rtl/>
-        </w:rPr>
-      </w:pPr>
-    </w:p>
-    <w:p>
-      <w:pPr>
-        <w:rPr>
-          <w:rFonts w:ascii="Tahoma" w:hAnsi="Tahoma" w:cs="Tahoma"/>
-          <w:rtl/>
-        </w:rPr>
-      </w:pPr>
-      <w:r>
-        <w:rPr>
-          <w:rFonts w:ascii="Tahoma" w:hAnsi="Tahoma" w:cs="Tahoma"/>
-          <w:rtl/>
-        </w:rPr>
-        <w:t>בעידן המודרני, תחבורה חכמה היא חלק בלתי נפרד מהשיח על טכנולוגיה ועתיד הקיימות. המערכות הקיימות כיום, כמו מערכות עזר לנהג (</w:t>
-      </w:r>
-      <w:r>
-        <w:rPr>
-          <w:rFonts w:ascii="Tahoma" w:hAnsi="Tahoma" w:cs="Tahoma"/>
-        </w:rPr>
-        <w:t>ADAS</w:t>
-      </w:r>
-      <w:r>
-        <w:rPr>
-          <w:rFonts w:ascii="Tahoma" w:hAnsi="Tahoma" w:cs="Tahoma"/>
-          <w:rtl/>
-        </w:rPr>
-        <w:t xml:space="preserve">) ורכבים אוטונומיים, דורשות חיישנים יקרים ותשתיות מורכבות. נוסף לכך, תיאום ישיר בין רכבים הוא עדיין תחום מתפתח עם אתגרים ייחודיים.  </w:t>
-      </w:r>
-    </w:p>
-    <w:p>
-      <w:pPr>
-        <w:rPr>
-          <w:rFonts w:ascii="Tahoma" w:hAnsi="Tahoma" w:cs="Tahoma"/>
-          <w:rtl/>
-        </w:rPr>
-      </w:pPr>
-    </w:p>
-    <w:p>
-      <w:pPr>
-        <w:rPr>
-          <w:rFonts w:ascii="Tahoma" w:hAnsi="Tahoma" w:cs="Tahoma"/>
-          <w:rtl/>
-        </w:rPr>
-      </w:pPr>
-      <w:r>
-        <w:rPr>
-          <w:rFonts w:ascii="Tahoma" w:hAnsi="Tahoma" w:cs="Tahoma"/>
-          <w:rtl/>
-        </w:rPr>
-        <w:t xml:space="preserve">במהלך השנים, פתרונות קיימים סיפקו מענה לכלי רכב בודדים, אך לרוב ללא שיתוף פעולה ישיר בין רכבים. פרויקט זה מציע גישה חדשנית ופשוטה יחסית, המאפשרת לשני רכבים לתפקד בתיאום מלא. המערכת מתמקדת בשילוב יכולות מעקב אחר מסלול, זיהוי מכשולים, ותקשורת אלחוטית יעילה המובילה לפתרון נגיש, יעיל, ובטיחותי לתרחישי תנועה חכמים.  </w:t>
-      </w:r>
-    </w:p>
-    <w:p>
-      <w:pPr>
-        <w:rPr>
-          <w:rFonts w:ascii="Tahoma" w:hAnsi="Tahoma" w:cs="Tahoma"/>
-          <w:rtl/>
-        </w:rPr>
-      </w:pPr>
-    </w:p>
-    <w:p>
-      <w:pPr>
-        <w:rPr>
-          <w:rFonts w:ascii="Tahoma" w:hAnsi="Tahoma" w:cs="Tahoma"/>
-          <w:rtl/>
-        </w:rPr>
-      </w:pPr>
-      <w:r>
-        <w:rPr>
-          <w:rFonts w:ascii="Tahoma" w:hAnsi="Tahoma" w:cs="Tahoma"/>
-          <w:rtl/>
-        </w:rPr>
-        <w:t>הפרויקט מתאים לשימושים תעשייתיים, חינוכיים ומשחקיים, והוא מציע גישה גמישה המאפשרת התאמה לתחומים מגוונים, תוך שמירה על עלויות נמוכות ופשטות יחסית ביישום.</w:t>
-      </w:r>
-    </w:p>
-    <w:p>
-      <w:pPr>
+      </w:pPr>
+      <w:r>
         <w:rPr>
           <w:rFonts w:ascii="Tahoma" w:hAnsi="Tahoma" w:cs="Tahoma"/>
           <w:b/>
           <w:bCs/>
           <w:rtl/>
         </w:rPr>
-      </w:pPr>
-      <w:r>
+        <w:t xml:space="preserve">תיאור הבעיה או הצורך  </w:t>
+      </w:r>
+    </w:p>
+    <w:p>
+      <w:pPr>
+        <w:rPr>
+          <w:rFonts w:ascii="Tahoma" w:hAnsi="Tahoma" w:cs="Tahoma"/>
+          <w:rtl/>
+        </w:rPr>
+      </w:pPr>
+      <w:r>
+        <w:rPr>
+          <w:rFonts w:ascii="Tahoma" w:hAnsi="Tahoma" w:cs="Tahoma"/>
+          <w:rtl/>
+        </w:rPr>
+        <w:t>בעידן המודרני, תחבורה חכמה היא חלק בלתי נפרד מהשיח על טכנולוגיה ועתיד הקיימות. המערכות הקיימות כיום, כמו מערכות עזר לנהג (</w:t>
+      </w:r>
+      <w:r>
+        <w:rPr>
+          <w:rFonts w:ascii="Tahoma" w:hAnsi="Tahoma" w:cs="Tahoma"/>
+        </w:rPr>
+        <w:t>ADAS</w:t>
+      </w:r>
+      <w:r>
+        <w:rPr>
+          <w:rFonts w:ascii="Tahoma" w:hAnsi="Tahoma" w:cs="Tahoma"/>
+          <w:rtl/>
+        </w:rPr>
+        <w:t xml:space="preserve">) ורכבים אוטונומיים, דורשות חיישנים יקרים ותשתיות מורכבות. נוסף לכך, תיאום ישיר בין רכבים הוא עדיין תחום מתפתח עם אתגרים ייחודיים.  </w:t>
+      </w:r>
+    </w:p>
+    <w:p>
+      <w:pPr>
+        <w:rPr>
+          <w:rFonts w:ascii="Tahoma" w:hAnsi="Tahoma" w:cs="Tahoma"/>
+          <w:rtl/>
+        </w:rPr>
+      </w:pPr>
+      <w:r>
+        <w:rPr>
+          <w:rFonts w:ascii="Tahoma" w:hAnsi="Tahoma" w:cs="Tahoma"/>
+          <w:rtl/>
+        </w:rPr>
+        <w:t xml:space="preserve">במהלך השנים, פתרונות קיימים סיפקו מענה לכלי רכב בודדים, אך לרוב ללא שיתוף פעולה ישיר בין רכבים. פרויקט זה מציע גישה חדשנית ופשוטה יחסית, המאפשרת לשני רכבים לתפקד בתיאום מלא. המערכת מתמקדת בשילוב יכולות מעקב אחר מסלול, זיהוי מכשולים, ותקשורת אלחוטית יעילה המובילה לפתרון נגיש, יעיל, ובטיחותי לתרחישי תנועה חכמים.  </w:t>
+      </w:r>
+    </w:p>
+    <w:p>
+      <w:pPr>
+        <w:rPr>
+          <w:rFonts w:ascii="Tahoma" w:hAnsi="Tahoma" w:cs="Tahoma"/>
+          <w:rtl/>
+        </w:rPr>
+      </w:pPr>
+      <w:r>
+        <w:rPr>
+          <w:rFonts w:ascii="Tahoma" w:hAnsi="Tahoma" w:cs="Tahoma"/>
+          <w:rtl/>
+        </w:rPr>
+        <w:t>הפרויקט מתאים לשימושים תעשייתיים, חינוכיים ומשחקיים, והוא מציע גישה גמישה המאפשרת התאמה לתחומים מגוונים, תוך שמירה על עלויות נמוכות ופשטות יחסית ביישום.</w:t>
+      </w:r>
+    </w:p>
+    <w:p>
+      <w:pPr>
         <w:rPr>
           <w:rFonts w:ascii="Tahoma" w:hAnsi="Tahoma" w:cs="Tahoma"/>
           <w:b/>
           <w:bCs/>
           <w:rtl/>
         </w:rPr>
-        <w:br w:type="page"/>
-      </w:r>
+      </w:pPr>
+    </w:p>
+    <w:p>
+      <w:pPr>
+        <w:rPr>
+          <w:rFonts w:ascii="Tahoma" w:hAnsi="Tahoma" w:cs="Tahoma"/>
+          <w:b/>
+          <w:bCs/>
+          <w:rtl/>
+        </w:rPr>
+      </w:pPr>
+    </w:p>
+    <w:p>
+      <w:pPr>
+        <w:rPr>
+          <w:rFonts w:ascii="Tahoma" w:hAnsi="Tahoma" w:cs="Tahoma"/>
+          <w:b/>
+          <w:bCs/>
+          <w:rtl/>
+        </w:rPr>
+      </w:pPr>
     </w:p>
     <w:p>
       <w:pPr>
@@ -703,7 +856,7 @@
           <w:rtl/>
         </w:rPr>
       </w:pPr>
-      <w:bookmarkStart w:id="2" w:name="_Toc185711962"/>
+      <w:bookmarkStart w:id="2" w:name="_Toc185870488"/>
       <w:r>
         <w:rPr>
           <w:rtl/>
@@ -758,6 +911,10 @@
             <w:rPr>
               <w:rFonts w:ascii="Tahoma" w:eastAsiaTheme="minorEastAsia" w:hAnsi="Tahoma" w:cs="Tahoma"/>
               <w:noProof/>
+              <w:kern w:val="2"/>
+              <w:sz w:val="24"/>
+              <w:szCs w:val="24"/>
+              <w14:ligatures w14:val="standardContextual"/>
             </w:rPr>
           </w:pPr>
           <w:r>
@@ -778,7 +935,7 @@
             </w:rPr>
             <w:fldChar w:fldCharType="separate"/>
           </w:r>
-          <w:hyperlink w:anchor="_Toc185711962" w:history="1">
+          <w:hyperlink w:anchor="_Toc185870488" w:history="1">
             <w:r>
               <w:rPr>
                 <w:rStyle w:val="Hyperlink"/>
@@ -798,9 +955,10 @@
             </w:r>
             <w:r>
               <w:rPr>
+                <w:rStyle w:val="Hyperlink"/>
                 <w:rFonts w:ascii="Tahoma" w:hAnsi="Tahoma" w:cs="Tahoma"/>
                 <w:noProof/>
-                <w:webHidden/>
+                <w:rtl/>
               </w:rPr>
               <w:fldChar w:fldCharType="begin"/>
             </w:r>
@@ -810,20 +968,22 @@
                 <w:noProof/>
                 <w:webHidden/>
               </w:rPr>
-              <w:instrText xml:space="preserve"> PAGEREF _Toc185711962 \h </w:instrText>
+              <w:instrText xml:space="preserve"> PAGEREF _Toc185870488 \h </w:instrText>
             </w:r>
             <w:r>
               <w:rPr>
+                <w:rStyle w:val="Hyperlink"/>
                 <w:rFonts w:ascii="Tahoma" w:hAnsi="Tahoma" w:cs="Tahoma"/>
                 <w:noProof/>
-                <w:webHidden/>
+                <w:rtl/>
               </w:rPr>
             </w:r>
             <w:r>
               <w:rPr>
+                <w:rStyle w:val="Hyperlink"/>
                 <w:rFonts w:ascii="Tahoma" w:hAnsi="Tahoma" w:cs="Tahoma"/>
                 <w:noProof/>
-                <w:webHidden/>
+                <w:rtl/>
               </w:rPr>
               <w:fldChar w:fldCharType="separate"/>
             </w:r>
@@ -832,15 +992,15 @@
                 <w:rFonts w:ascii="Tahoma" w:hAnsi="Tahoma" w:cs="Tahoma"/>
                 <w:noProof/>
                 <w:webHidden/>
-                <w:rtl/>
               </w:rPr>
               <w:t>5</w:t>
             </w:r>
             <w:r>
               <w:rPr>
+                <w:rStyle w:val="Hyperlink"/>
                 <w:rFonts w:ascii="Tahoma" w:hAnsi="Tahoma" w:cs="Tahoma"/>
                 <w:noProof/>
-                <w:webHidden/>
+                <w:rtl/>
               </w:rPr>
               <w:fldChar w:fldCharType="end"/>
             </w:r>
@@ -852,9 +1012,13 @@
             <w:rPr>
               <w:rFonts w:ascii="Tahoma" w:eastAsiaTheme="minorEastAsia" w:hAnsi="Tahoma" w:cs="Tahoma"/>
               <w:noProof/>
+              <w:kern w:val="2"/>
+              <w:sz w:val="24"/>
+              <w:szCs w:val="24"/>
+              <w14:ligatures w14:val="standardContextual"/>
             </w:rPr>
           </w:pPr>
-          <w:hyperlink w:anchor="_Toc185711963" w:history="1">
+          <w:hyperlink w:anchor="_Toc185870489" w:history="1">
             <w:r>
               <w:rPr>
                 <w:rStyle w:val="Hyperlink"/>
@@ -874,9 +1038,10 @@
             </w:r>
             <w:r>
               <w:rPr>
+                <w:rStyle w:val="Hyperlink"/>
                 <w:rFonts w:ascii="Tahoma" w:hAnsi="Tahoma" w:cs="Tahoma"/>
                 <w:noProof/>
-                <w:webHidden/>
+                <w:rtl/>
               </w:rPr>
               <w:fldChar w:fldCharType="begin"/>
             </w:r>
@@ -886,20 +1051,22 @@
                 <w:noProof/>
                 <w:webHidden/>
               </w:rPr>
-              <w:instrText xml:space="preserve"> PAGEREF _Toc185711963 \h </w:instrText>
+              <w:instrText xml:space="preserve"> PAGEREF _Toc185870489 \h </w:instrText>
             </w:r>
             <w:r>
               <w:rPr>
+                <w:rStyle w:val="Hyperlink"/>
                 <w:rFonts w:ascii="Tahoma" w:hAnsi="Tahoma" w:cs="Tahoma"/>
                 <w:noProof/>
-                <w:webHidden/>
+                <w:rtl/>
               </w:rPr>
             </w:r>
             <w:r>
               <w:rPr>
+                <w:rStyle w:val="Hyperlink"/>
                 <w:rFonts w:ascii="Tahoma" w:hAnsi="Tahoma" w:cs="Tahoma"/>
                 <w:noProof/>
-                <w:webHidden/>
+                <w:rtl/>
               </w:rPr>
               <w:fldChar w:fldCharType="separate"/>
             </w:r>
@@ -908,15 +1075,15 @@
                 <w:rFonts w:ascii="Tahoma" w:hAnsi="Tahoma" w:cs="Tahoma"/>
                 <w:noProof/>
                 <w:webHidden/>
-                <w:rtl/>
               </w:rPr>
               <w:t>6</w:t>
             </w:r>
             <w:r>
               <w:rPr>
+                <w:rStyle w:val="Hyperlink"/>
                 <w:rFonts w:ascii="Tahoma" w:hAnsi="Tahoma" w:cs="Tahoma"/>
                 <w:noProof/>
-                <w:webHidden/>
+                <w:rtl/>
               </w:rPr>
               <w:fldChar w:fldCharType="end"/>
             </w:r>
@@ -928,9 +1095,13 @@
             <w:rPr>
               <w:rFonts w:ascii="Tahoma" w:eastAsiaTheme="minorEastAsia" w:hAnsi="Tahoma" w:cs="Tahoma"/>
               <w:noProof/>
+              <w:kern w:val="2"/>
+              <w:sz w:val="24"/>
+              <w:szCs w:val="24"/>
+              <w14:ligatures w14:val="standardContextual"/>
             </w:rPr>
           </w:pPr>
-          <w:hyperlink w:anchor="_Toc185711964" w:history="1">
+          <w:hyperlink w:anchor="_Toc185870490" w:history="1">
             <w:r>
               <w:rPr>
                 <w:rStyle w:val="Hyperlink"/>
@@ -950,9 +1121,10 @@
             </w:r>
             <w:r>
               <w:rPr>
+                <w:rStyle w:val="Hyperlink"/>
                 <w:rFonts w:ascii="Tahoma" w:hAnsi="Tahoma" w:cs="Tahoma"/>
                 <w:noProof/>
-                <w:webHidden/>
+                <w:rtl/>
               </w:rPr>
               <w:fldChar w:fldCharType="begin"/>
             </w:r>
@@ -962,20 +1134,22 @@
                 <w:noProof/>
                 <w:webHidden/>
               </w:rPr>
-              <w:instrText xml:space="preserve"> PAGEREF _Toc185711964 \h </w:instrText>
+              <w:instrText xml:space="preserve"> PAGEREF _Toc185870490 \h </w:instrText>
             </w:r>
             <w:r>
               <w:rPr>
+                <w:rStyle w:val="Hyperlink"/>
                 <w:rFonts w:ascii="Tahoma" w:hAnsi="Tahoma" w:cs="Tahoma"/>
                 <w:noProof/>
-                <w:webHidden/>
+                <w:rtl/>
               </w:rPr>
             </w:r>
             <w:r>
               <w:rPr>
+                <w:rStyle w:val="Hyperlink"/>
                 <w:rFonts w:ascii="Tahoma" w:hAnsi="Tahoma" w:cs="Tahoma"/>
                 <w:noProof/>
-                <w:webHidden/>
+                <w:rtl/>
               </w:rPr>
               <w:fldChar w:fldCharType="separate"/>
             </w:r>
@@ -984,15 +1158,15 @@
                 <w:rFonts w:ascii="Tahoma" w:hAnsi="Tahoma" w:cs="Tahoma"/>
                 <w:noProof/>
                 <w:webHidden/>
-                <w:rtl/>
               </w:rPr>
               <w:t>7</w:t>
             </w:r>
             <w:r>
               <w:rPr>
+                <w:rStyle w:val="Hyperlink"/>
                 <w:rFonts w:ascii="Tahoma" w:hAnsi="Tahoma" w:cs="Tahoma"/>
                 <w:noProof/>
-                <w:webHidden/>
+                <w:rtl/>
               </w:rPr>
               <w:fldChar w:fldCharType="end"/>
             </w:r>
@@ -1004,9 +1178,13 @@
             <w:rPr>
               <w:rFonts w:ascii="Tahoma" w:eastAsiaTheme="minorEastAsia" w:hAnsi="Tahoma" w:cs="Tahoma"/>
               <w:noProof/>
+              <w:kern w:val="2"/>
+              <w:sz w:val="24"/>
+              <w:szCs w:val="24"/>
+              <w14:ligatures w14:val="standardContextual"/>
             </w:rPr>
           </w:pPr>
-          <w:hyperlink w:anchor="_Toc185711965" w:history="1">
+          <w:hyperlink w:anchor="_Toc185870491" w:history="1">
             <w:r>
               <w:rPr>
                 <w:rStyle w:val="Hyperlink"/>
@@ -1026,9 +1204,10 @@
             </w:r>
             <w:r>
               <w:rPr>
+                <w:rStyle w:val="Hyperlink"/>
                 <w:rFonts w:ascii="Tahoma" w:hAnsi="Tahoma" w:cs="Tahoma"/>
                 <w:noProof/>
-                <w:webHidden/>
+                <w:rtl/>
               </w:rPr>
               <w:fldChar w:fldCharType="begin"/>
             </w:r>
@@ -1038,20 +1217,22 @@
                 <w:noProof/>
                 <w:webHidden/>
               </w:rPr>
-              <w:instrText xml:space="preserve"> PAGEREF _Toc185711965 \h </w:instrText>
+              <w:instrText xml:space="preserve"> PAGEREF _Toc185870491 \h </w:instrText>
             </w:r>
             <w:r>
               <w:rPr>
+                <w:rStyle w:val="Hyperlink"/>
                 <w:rFonts w:ascii="Tahoma" w:hAnsi="Tahoma" w:cs="Tahoma"/>
                 <w:noProof/>
-                <w:webHidden/>
+                <w:rtl/>
               </w:rPr>
             </w:r>
             <w:r>
               <w:rPr>
+                <w:rStyle w:val="Hyperlink"/>
                 <w:rFonts w:ascii="Tahoma" w:hAnsi="Tahoma" w:cs="Tahoma"/>
                 <w:noProof/>
-                <w:webHidden/>
+                <w:rtl/>
               </w:rPr>
               <w:fldChar w:fldCharType="separate"/>
             </w:r>
@@ -1060,15 +1241,15 @@
                 <w:rFonts w:ascii="Tahoma" w:hAnsi="Tahoma" w:cs="Tahoma"/>
                 <w:noProof/>
                 <w:webHidden/>
-                <w:rtl/>
               </w:rPr>
               <w:t>12</w:t>
             </w:r>
             <w:r>
               <w:rPr>
+                <w:rStyle w:val="Hyperlink"/>
                 <w:rFonts w:ascii="Tahoma" w:hAnsi="Tahoma" w:cs="Tahoma"/>
                 <w:noProof/>
-                <w:webHidden/>
+                <w:rtl/>
               </w:rPr>
               <w:fldChar w:fldCharType="end"/>
             </w:r>
@@ -1080,9 +1261,13 @@
             <w:rPr>
               <w:rFonts w:ascii="Tahoma" w:eastAsiaTheme="minorEastAsia" w:hAnsi="Tahoma" w:cs="Tahoma"/>
               <w:noProof/>
+              <w:kern w:val="2"/>
+              <w:sz w:val="24"/>
+              <w:szCs w:val="24"/>
+              <w14:ligatures w14:val="standardContextual"/>
             </w:rPr>
           </w:pPr>
-          <w:hyperlink w:anchor="_Toc185711966" w:history="1">
+          <w:hyperlink w:anchor="_Toc185870492" w:history="1">
             <w:r>
               <w:rPr>
                 <w:rStyle w:val="Hyperlink"/>
@@ -1102,9 +1287,10 @@
             </w:r>
             <w:r>
               <w:rPr>
+                <w:rStyle w:val="Hyperlink"/>
                 <w:rFonts w:ascii="Tahoma" w:hAnsi="Tahoma" w:cs="Tahoma"/>
                 <w:noProof/>
-                <w:webHidden/>
+                <w:rtl/>
               </w:rPr>
               <w:fldChar w:fldCharType="begin"/>
             </w:r>
@@ -1114,20 +1300,22 @@
                 <w:noProof/>
                 <w:webHidden/>
               </w:rPr>
-              <w:instrText xml:space="preserve"> PAGEREF _Toc185711966 \h </w:instrText>
+              <w:instrText xml:space="preserve"> PAGEREF _Toc185870492 \h </w:instrText>
             </w:r>
             <w:r>
               <w:rPr>
+                <w:rStyle w:val="Hyperlink"/>
                 <w:rFonts w:ascii="Tahoma" w:hAnsi="Tahoma" w:cs="Tahoma"/>
                 <w:noProof/>
-                <w:webHidden/>
+                <w:rtl/>
               </w:rPr>
             </w:r>
             <w:r>
               <w:rPr>
+                <w:rStyle w:val="Hyperlink"/>
                 <w:rFonts w:ascii="Tahoma" w:hAnsi="Tahoma" w:cs="Tahoma"/>
                 <w:noProof/>
-                <w:webHidden/>
+                <w:rtl/>
               </w:rPr>
               <w:fldChar w:fldCharType="separate"/>
             </w:r>
@@ -1136,15 +1324,15 @@
                 <w:rFonts w:ascii="Tahoma" w:hAnsi="Tahoma" w:cs="Tahoma"/>
                 <w:noProof/>
                 <w:webHidden/>
-                <w:rtl/>
               </w:rPr>
               <w:t>14</w:t>
             </w:r>
             <w:r>
               <w:rPr>
+                <w:rStyle w:val="Hyperlink"/>
                 <w:rFonts w:ascii="Tahoma" w:hAnsi="Tahoma" w:cs="Tahoma"/>
                 <w:noProof/>
-                <w:webHidden/>
+                <w:rtl/>
               </w:rPr>
               <w:fldChar w:fldCharType="end"/>
             </w:r>
@@ -1159,9 +1347,13 @@
             <w:rPr>
               <w:rFonts w:ascii="Tahoma" w:eastAsiaTheme="minorEastAsia" w:hAnsi="Tahoma" w:cs="Tahoma"/>
               <w:noProof/>
+              <w:kern w:val="2"/>
+              <w:sz w:val="24"/>
+              <w:szCs w:val="24"/>
+              <w14:ligatures w14:val="standardContextual"/>
             </w:rPr>
           </w:pPr>
-          <w:hyperlink w:anchor="_Toc185711967" w:history="1">
+          <w:hyperlink w:anchor="_Toc185870493" w:history="1">
             <w:r>
               <w:rPr>
                 <w:rStyle w:val="Hyperlink"/>
@@ -1189,9 +1381,10 @@
             </w:r>
             <w:r>
               <w:rPr>
+                <w:rStyle w:val="Hyperlink"/>
                 <w:rFonts w:ascii="Tahoma" w:hAnsi="Tahoma" w:cs="Tahoma"/>
                 <w:noProof/>
-                <w:webHidden/>
+                <w:rtl/>
               </w:rPr>
               <w:fldChar w:fldCharType="begin"/>
             </w:r>
@@ -1201,20 +1394,22 @@
                 <w:noProof/>
                 <w:webHidden/>
               </w:rPr>
-              <w:instrText xml:space="preserve"> PAGEREF _Toc185711967 \h </w:instrText>
+              <w:instrText xml:space="preserve"> PAGEREF _Toc185870493 \h </w:instrText>
             </w:r>
             <w:r>
               <w:rPr>
+                <w:rStyle w:val="Hyperlink"/>
                 <w:rFonts w:ascii="Tahoma" w:hAnsi="Tahoma" w:cs="Tahoma"/>
                 <w:noProof/>
-                <w:webHidden/>
+                <w:rtl/>
               </w:rPr>
             </w:r>
             <w:r>
               <w:rPr>
+                <w:rStyle w:val="Hyperlink"/>
                 <w:rFonts w:ascii="Tahoma" w:hAnsi="Tahoma" w:cs="Tahoma"/>
                 <w:noProof/>
-                <w:webHidden/>
+                <w:rtl/>
               </w:rPr>
               <w:fldChar w:fldCharType="separate"/>
             </w:r>
@@ -1223,15 +1418,15 @@
                 <w:rFonts w:ascii="Tahoma" w:hAnsi="Tahoma" w:cs="Tahoma"/>
                 <w:noProof/>
                 <w:webHidden/>
-                <w:rtl/>
               </w:rPr>
               <w:t>14</w:t>
             </w:r>
             <w:r>
               <w:rPr>
+                <w:rStyle w:val="Hyperlink"/>
                 <w:rFonts w:ascii="Tahoma" w:hAnsi="Tahoma" w:cs="Tahoma"/>
                 <w:noProof/>
-                <w:webHidden/>
+                <w:rtl/>
               </w:rPr>
               <w:fldChar w:fldCharType="end"/>
             </w:r>
@@ -1246,9 +1441,13 @@
             <w:rPr>
               <w:rFonts w:ascii="Tahoma" w:eastAsiaTheme="minorEastAsia" w:hAnsi="Tahoma" w:cs="Tahoma"/>
               <w:noProof/>
+              <w:kern w:val="2"/>
+              <w:sz w:val="24"/>
+              <w:szCs w:val="24"/>
+              <w14:ligatures w14:val="standardContextual"/>
             </w:rPr>
           </w:pPr>
-          <w:hyperlink w:anchor="_Toc185711968" w:history="1">
+          <w:hyperlink w:anchor="_Toc185870494" w:history="1">
             <w:r>
               <w:rPr>
                 <w:rStyle w:val="Hyperlink"/>
@@ -1276,9 +1475,10 @@
             </w:r>
             <w:r>
               <w:rPr>
+                <w:rStyle w:val="Hyperlink"/>
                 <w:rFonts w:ascii="Tahoma" w:hAnsi="Tahoma" w:cs="Tahoma"/>
                 <w:noProof/>
-                <w:webHidden/>
+                <w:rtl/>
               </w:rPr>
               <w:fldChar w:fldCharType="begin"/>
             </w:r>
@@ -1288,20 +1488,22 @@
                 <w:noProof/>
                 <w:webHidden/>
               </w:rPr>
-              <w:instrText xml:space="preserve"> PAGEREF _Toc185711968 \h </w:instrText>
+              <w:instrText xml:space="preserve"> PAGEREF _Toc185870494 \h </w:instrText>
             </w:r>
             <w:r>
               <w:rPr>
+                <w:rStyle w:val="Hyperlink"/>
                 <w:rFonts w:ascii="Tahoma" w:hAnsi="Tahoma" w:cs="Tahoma"/>
                 <w:noProof/>
-                <w:webHidden/>
+                <w:rtl/>
               </w:rPr>
             </w:r>
             <w:r>
               <w:rPr>
+                <w:rStyle w:val="Hyperlink"/>
                 <w:rFonts w:ascii="Tahoma" w:hAnsi="Tahoma" w:cs="Tahoma"/>
                 <w:noProof/>
-                <w:webHidden/>
+                <w:rtl/>
               </w:rPr>
               <w:fldChar w:fldCharType="separate"/>
             </w:r>
@@ -1310,15 +1512,15 @@
                 <w:rFonts w:ascii="Tahoma" w:hAnsi="Tahoma" w:cs="Tahoma"/>
                 <w:noProof/>
                 <w:webHidden/>
-                <w:rtl/>
               </w:rPr>
               <w:t>15</w:t>
             </w:r>
             <w:r>
               <w:rPr>
+                <w:rStyle w:val="Hyperlink"/>
                 <w:rFonts w:ascii="Tahoma" w:hAnsi="Tahoma" w:cs="Tahoma"/>
                 <w:noProof/>
-                <w:webHidden/>
+                <w:rtl/>
               </w:rPr>
               <w:fldChar w:fldCharType="end"/>
             </w:r>
@@ -1330,9 +1532,13 @@
             <w:rPr>
               <w:rFonts w:ascii="Tahoma" w:eastAsiaTheme="minorEastAsia" w:hAnsi="Tahoma" w:cs="Tahoma"/>
               <w:noProof/>
+              <w:kern w:val="2"/>
+              <w:sz w:val="24"/>
+              <w:szCs w:val="24"/>
+              <w14:ligatures w14:val="standardContextual"/>
             </w:rPr>
           </w:pPr>
-          <w:hyperlink w:anchor="_Toc185711969" w:history="1">
+          <w:hyperlink w:anchor="_Toc185870495" w:history="1">
             <w:r>
               <w:rPr>
                 <w:rStyle w:val="Hyperlink"/>
@@ -1352,9 +1558,10 @@
             </w:r>
             <w:r>
               <w:rPr>
+                <w:rStyle w:val="Hyperlink"/>
                 <w:rFonts w:ascii="Tahoma" w:hAnsi="Tahoma" w:cs="Tahoma"/>
                 <w:noProof/>
-                <w:webHidden/>
+                <w:rtl/>
               </w:rPr>
               <w:fldChar w:fldCharType="begin"/>
             </w:r>
@@ -1364,20 +1571,22 @@
                 <w:noProof/>
                 <w:webHidden/>
               </w:rPr>
-              <w:instrText xml:space="preserve"> PAGEREF _Toc185711969 \h </w:instrText>
+              <w:instrText xml:space="preserve"> PAGEREF _Toc185870495 \h </w:instrText>
             </w:r>
             <w:r>
               <w:rPr>
+                <w:rStyle w:val="Hyperlink"/>
                 <w:rFonts w:ascii="Tahoma" w:hAnsi="Tahoma" w:cs="Tahoma"/>
                 <w:noProof/>
-                <w:webHidden/>
+                <w:rtl/>
               </w:rPr>
             </w:r>
             <w:r>
               <w:rPr>
+                <w:rStyle w:val="Hyperlink"/>
                 <w:rFonts w:ascii="Tahoma" w:hAnsi="Tahoma" w:cs="Tahoma"/>
                 <w:noProof/>
-                <w:webHidden/>
+                <w:rtl/>
               </w:rPr>
               <w:fldChar w:fldCharType="separate"/>
             </w:r>
@@ -1386,15 +1595,15 @@
                 <w:rFonts w:ascii="Tahoma" w:hAnsi="Tahoma" w:cs="Tahoma"/>
                 <w:noProof/>
                 <w:webHidden/>
-                <w:rtl/>
               </w:rPr>
               <w:t>16</w:t>
             </w:r>
             <w:r>
               <w:rPr>
+                <w:rStyle w:val="Hyperlink"/>
                 <w:rFonts w:ascii="Tahoma" w:hAnsi="Tahoma" w:cs="Tahoma"/>
                 <w:noProof/>
-                <w:webHidden/>
+                <w:rtl/>
               </w:rPr>
               <w:fldChar w:fldCharType="end"/>
             </w:r>
@@ -1409,9 +1618,13 @@
             <w:rPr>
               <w:rFonts w:ascii="Tahoma" w:eastAsiaTheme="minorEastAsia" w:hAnsi="Tahoma" w:cs="Tahoma"/>
               <w:noProof/>
+              <w:kern w:val="2"/>
+              <w:sz w:val="24"/>
+              <w:szCs w:val="24"/>
+              <w14:ligatures w14:val="standardContextual"/>
             </w:rPr>
           </w:pPr>
-          <w:hyperlink w:anchor="_Toc185711970" w:history="1">
+          <w:hyperlink w:anchor="_Toc185870496" w:history="1">
             <w:r>
               <w:rPr>
                 <w:rStyle w:val="Hyperlink"/>
@@ -1439,9 +1652,10 @@
             </w:r>
             <w:r>
               <w:rPr>
+                <w:rStyle w:val="Hyperlink"/>
                 <w:rFonts w:ascii="Tahoma" w:hAnsi="Tahoma" w:cs="Tahoma"/>
                 <w:noProof/>
-                <w:webHidden/>
+                <w:rtl/>
               </w:rPr>
               <w:fldChar w:fldCharType="begin"/>
             </w:r>
@@ -1451,20 +1665,22 @@
                 <w:noProof/>
                 <w:webHidden/>
               </w:rPr>
-              <w:instrText xml:space="preserve"> PAGEREF _Toc185711970 \h </w:instrText>
+              <w:instrText xml:space="preserve"> PAGEREF _Toc185870496 \h </w:instrText>
             </w:r>
             <w:r>
               <w:rPr>
+                <w:rStyle w:val="Hyperlink"/>
                 <w:rFonts w:ascii="Tahoma" w:hAnsi="Tahoma" w:cs="Tahoma"/>
                 <w:noProof/>
-                <w:webHidden/>
+                <w:rtl/>
               </w:rPr>
             </w:r>
             <w:r>
               <w:rPr>
+                <w:rStyle w:val="Hyperlink"/>
                 <w:rFonts w:ascii="Tahoma" w:hAnsi="Tahoma" w:cs="Tahoma"/>
                 <w:noProof/>
-                <w:webHidden/>
+                <w:rtl/>
               </w:rPr>
               <w:fldChar w:fldCharType="separate"/>
             </w:r>
@@ -1473,15 +1689,15 @@
                 <w:rFonts w:ascii="Tahoma" w:hAnsi="Tahoma" w:cs="Tahoma"/>
                 <w:noProof/>
                 <w:webHidden/>
-                <w:rtl/>
               </w:rPr>
               <w:t>16</w:t>
             </w:r>
             <w:r>
               <w:rPr>
+                <w:rStyle w:val="Hyperlink"/>
                 <w:rFonts w:ascii="Tahoma" w:hAnsi="Tahoma" w:cs="Tahoma"/>
                 <w:noProof/>
-                <w:webHidden/>
+                <w:rtl/>
               </w:rPr>
               <w:fldChar w:fldCharType="end"/>
             </w:r>
@@ -1496,9 +1712,13 @@
             <w:rPr>
               <w:rFonts w:ascii="Tahoma" w:eastAsiaTheme="minorEastAsia" w:hAnsi="Tahoma" w:cs="Tahoma"/>
               <w:noProof/>
+              <w:kern w:val="2"/>
+              <w:sz w:val="24"/>
+              <w:szCs w:val="24"/>
+              <w14:ligatures w14:val="standardContextual"/>
             </w:rPr>
           </w:pPr>
-          <w:hyperlink w:anchor="_Toc185711971" w:history="1">
+          <w:hyperlink w:anchor="_Toc185870497" w:history="1">
             <w:r>
               <w:rPr>
                 <w:rStyle w:val="Hyperlink"/>
@@ -1526,9 +1746,10 @@
             </w:r>
             <w:r>
               <w:rPr>
+                <w:rStyle w:val="Hyperlink"/>
                 <w:rFonts w:ascii="Tahoma" w:hAnsi="Tahoma" w:cs="Tahoma"/>
                 <w:noProof/>
-                <w:webHidden/>
+                <w:rtl/>
               </w:rPr>
               <w:fldChar w:fldCharType="begin"/>
             </w:r>
@@ -1538,20 +1759,22 @@
                 <w:noProof/>
                 <w:webHidden/>
               </w:rPr>
-              <w:instrText xml:space="preserve"> PAGEREF _Toc185711971 \h </w:instrText>
+              <w:instrText xml:space="preserve"> PAGEREF _Toc185870497 \h </w:instrText>
             </w:r>
             <w:r>
               <w:rPr>
+                <w:rStyle w:val="Hyperlink"/>
                 <w:rFonts w:ascii="Tahoma" w:hAnsi="Tahoma" w:cs="Tahoma"/>
                 <w:noProof/>
-                <w:webHidden/>
+                <w:rtl/>
               </w:rPr>
             </w:r>
             <w:r>
               <w:rPr>
+                <w:rStyle w:val="Hyperlink"/>
                 <w:rFonts w:ascii="Tahoma" w:hAnsi="Tahoma" w:cs="Tahoma"/>
                 <w:noProof/>
-                <w:webHidden/>
+                <w:rtl/>
               </w:rPr>
               <w:fldChar w:fldCharType="separate"/>
             </w:r>
@@ -1560,15 +1783,15 @@
                 <w:rFonts w:ascii="Tahoma" w:hAnsi="Tahoma" w:cs="Tahoma"/>
                 <w:noProof/>
                 <w:webHidden/>
-                <w:rtl/>
               </w:rPr>
               <w:t>16</w:t>
             </w:r>
             <w:r>
               <w:rPr>
+                <w:rStyle w:val="Hyperlink"/>
                 <w:rFonts w:ascii="Tahoma" w:hAnsi="Tahoma" w:cs="Tahoma"/>
                 <w:noProof/>
-                <w:webHidden/>
+                <w:rtl/>
               </w:rPr>
               <w:fldChar w:fldCharType="end"/>
             </w:r>
@@ -1580,9 +1803,13 @@
             <w:rPr>
               <w:rFonts w:ascii="Tahoma" w:eastAsiaTheme="minorEastAsia" w:hAnsi="Tahoma" w:cs="Tahoma"/>
               <w:noProof/>
+              <w:kern w:val="2"/>
+              <w:sz w:val="24"/>
+              <w:szCs w:val="24"/>
+              <w14:ligatures w14:val="standardContextual"/>
             </w:rPr>
           </w:pPr>
-          <w:hyperlink w:anchor="_Toc185711972" w:history="1">
+          <w:hyperlink w:anchor="_Toc185870498" w:history="1">
             <w:r>
               <w:rPr>
                 <w:rStyle w:val="Hyperlink"/>
@@ -1602,9 +1829,10 @@
             </w:r>
             <w:r>
               <w:rPr>
+                <w:rStyle w:val="Hyperlink"/>
                 <w:rFonts w:ascii="Tahoma" w:hAnsi="Tahoma" w:cs="Tahoma"/>
                 <w:noProof/>
-                <w:webHidden/>
+                <w:rtl/>
               </w:rPr>
               <w:fldChar w:fldCharType="begin"/>
             </w:r>
@@ -1614,20 +1842,22 @@
                 <w:noProof/>
                 <w:webHidden/>
               </w:rPr>
-              <w:instrText xml:space="preserve"> PAGEREF _Toc185711972 \h </w:instrText>
+              <w:instrText xml:space="preserve"> PAGEREF _Toc185870498 \h </w:instrText>
             </w:r>
             <w:r>
               <w:rPr>
+                <w:rStyle w:val="Hyperlink"/>
                 <w:rFonts w:ascii="Tahoma" w:hAnsi="Tahoma" w:cs="Tahoma"/>
                 <w:noProof/>
-                <w:webHidden/>
+                <w:rtl/>
               </w:rPr>
             </w:r>
             <w:r>
               <w:rPr>
+                <w:rStyle w:val="Hyperlink"/>
                 <w:rFonts w:ascii="Tahoma" w:hAnsi="Tahoma" w:cs="Tahoma"/>
                 <w:noProof/>
-                <w:webHidden/>
+                <w:rtl/>
               </w:rPr>
               <w:fldChar w:fldCharType="separate"/>
             </w:r>
@@ -1636,15 +1866,15 @@
                 <w:rFonts w:ascii="Tahoma" w:hAnsi="Tahoma" w:cs="Tahoma"/>
                 <w:noProof/>
                 <w:webHidden/>
-                <w:rtl/>
               </w:rPr>
               <w:t>18</w:t>
             </w:r>
             <w:r>
               <w:rPr>
+                <w:rStyle w:val="Hyperlink"/>
                 <w:rFonts w:ascii="Tahoma" w:hAnsi="Tahoma" w:cs="Tahoma"/>
                 <w:noProof/>
-                <w:webHidden/>
+                <w:rtl/>
               </w:rPr>
               <w:fldChar w:fldCharType="end"/>
             </w:r>
@@ -1659,9 +1889,13 @@
             <w:rPr>
               <w:rFonts w:ascii="Tahoma" w:eastAsiaTheme="minorEastAsia" w:hAnsi="Tahoma" w:cs="Tahoma"/>
               <w:noProof/>
+              <w:kern w:val="2"/>
+              <w:sz w:val="24"/>
+              <w:szCs w:val="24"/>
+              <w14:ligatures w14:val="standardContextual"/>
             </w:rPr>
           </w:pPr>
-          <w:hyperlink w:anchor="_Toc185711973" w:history="1">
+          <w:hyperlink w:anchor="_Toc185870499" w:history="1">
             <w:r>
               <w:rPr>
                 <w:rStyle w:val="Hyperlink"/>
@@ -1689,9 +1923,10 @@
             </w:r>
             <w:r>
               <w:rPr>
+                <w:rStyle w:val="Hyperlink"/>
                 <w:rFonts w:ascii="Tahoma" w:hAnsi="Tahoma" w:cs="Tahoma"/>
                 <w:noProof/>
-                <w:webHidden/>
+                <w:rtl/>
               </w:rPr>
               <w:fldChar w:fldCharType="begin"/>
             </w:r>
@@ -1701,20 +1936,22 @@
                 <w:noProof/>
                 <w:webHidden/>
               </w:rPr>
-              <w:instrText xml:space="preserve"> PAGEREF _Toc185711973 \h </w:instrText>
+              <w:instrText xml:space="preserve"> PAGEREF _Toc185870499 \h </w:instrText>
             </w:r>
             <w:r>
               <w:rPr>
+                <w:rStyle w:val="Hyperlink"/>
                 <w:rFonts w:ascii="Tahoma" w:hAnsi="Tahoma" w:cs="Tahoma"/>
                 <w:noProof/>
-                <w:webHidden/>
+                <w:rtl/>
               </w:rPr>
             </w:r>
             <w:r>
               <w:rPr>
+                <w:rStyle w:val="Hyperlink"/>
                 <w:rFonts w:ascii="Tahoma" w:hAnsi="Tahoma" w:cs="Tahoma"/>
                 <w:noProof/>
-                <w:webHidden/>
+                <w:rtl/>
               </w:rPr>
               <w:fldChar w:fldCharType="separate"/>
             </w:r>
@@ -1723,15 +1960,15 @@
                 <w:rFonts w:ascii="Tahoma" w:hAnsi="Tahoma" w:cs="Tahoma"/>
                 <w:noProof/>
                 <w:webHidden/>
-                <w:rtl/>
               </w:rPr>
               <w:t>18</w:t>
             </w:r>
             <w:r>
               <w:rPr>
+                <w:rStyle w:val="Hyperlink"/>
                 <w:rFonts w:ascii="Tahoma" w:hAnsi="Tahoma" w:cs="Tahoma"/>
                 <w:noProof/>
-                <w:webHidden/>
+                <w:rtl/>
               </w:rPr>
               <w:fldChar w:fldCharType="end"/>
             </w:r>
@@ -1746,9 +1983,13 @@
             <w:rPr>
               <w:rFonts w:ascii="Tahoma" w:eastAsiaTheme="minorEastAsia" w:hAnsi="Tahoma" w:cs="Tahoma"/>
               <w:noProof/>
+              <w:kern w:val="2"/>
+              <w:sz w:val="24"/>
+              <w:szCs w:val="24"/>
+              <w14:ligatures w14:val="standardContextual"/>
             </w:rPr>
           </w:pPr>
-          <w:hyperlink w:anchor="_Toc185711974" w:history="1">
+          <w:hyperlink w:anchor="_Toc185870500" w:history="1">
             <w:r>
               <w:rPr>
                 <w:rStyle w:val="Hyperlink"/>
@@ -1776,9 +2017,10 @@
             </w:r>
             <w:r>
               <w:rPr>
+                <w:rStyle w:val="Hyperlink"/>
                 <w:rFonts w:ascii="Tahoma" w:hAnsi="Tahoma" w:cs="Tahoma"/>
                 <w:noProof/>
-                <w:webHidden/>
+                <w:rtl/>
               </w:rPr>
               <w:fldChar w:fldCharType="begin"/>
             </w:r>
@@ -1788,20 +2030,22 @@
                 <w:noProof/>
                 <w:webHidden/>
               </w:rPr>
-              <w:instrText xml:space="preserve"> PAGEREF _Toc185711974 \h </w:instrText>
+              <w:instrText xml:space="preserve"> PAGEREF _Toc185870500 \h </w:instrText>
             </w:r>
             <w:r>
               <w:rPr>
+                <w:rStyle w:val="Hyperlink"/>
                 <w:rFonts w:ascii="Tahoma" w:hAnsi="Tahoma" w:cs="Tahoma"/>
                 <w:noProof/>
-                <w:webHidden/>
+                <w:rtl/>
               </w:rPr>
             </w:r>
             <w:r>
               <w:rPr>
+                <w:rStyle w:val="Hyperlink"/>
                 <w:rFonts w:ascii="Tahoma" w:hAnsi="Tahoma" w:cs="Tahoma"/>
                 <w:noProof/>
-                <w:webHidden/>
+                <w:rtl/>
               </w:rPr>
               <w:fldChar w:fldCharType="separate"/>
             </w:r>
@@ -1810,15 +2054,15 @@
                 <w:rFonts w:ascii="Tahoma" w:hAnsi="Tahoma" w:cs="Tahoma"/>
                 <w:noProof/>
                 <w:webHidden/>
-                <w:rtl/>
               </w:rPr>
               <w:t>19</w:t>
             </w:r>
             <w:r>
               <w:rPr>
+                <w:rStyle w:val="Hyperlink"/>
                 <w:rFonts w:ascii="Tahoma" w:hAnsi="Tahoma" w:cs="Tahoma"/>
                 <w:noProof/>
-                <w:webHidden/>
+                <w:rtl/>
               </w:rPr>
               <w:fldChar w:fldCharType="end"/>
             </w:r>
@@ -1830,9 +2074,13 @@
             <w:rPr>
               <w:rFonts w:ascii="Tahoma" w:eastAsiaTheme="minorEastAsia" w:hAnsi="Tahoma" w:cs="Tahoma"/>
               <w:noProof/>
+              <w:kern w:val="2"/>
+              <w:sz w:val="24"/>
+              <w:szCs w:val="24"/>
+              <w14:ligatures w14:val="standardContextual"/>
             </w:rPr>
           </w:pPr>
-          <w:hyperlink w:anchor="_Toc185711975" w:history="1">
+          <w:hyperlink w:anchor="_Toc185870501" w:history="1">
             <w:r>
               <w:rPr>
                 <w:rStyle w:val="Hyperlink"/>
@@ -1852,9 +2100,10 @@
             </w:r>
             <w:r>
               <w:rPr>
+                <w:rStyle w:val="Hyperlink"/>
                 <w:rFonts w:ascii="Tahoma" w:hAnsi="Tahoma" w:cs="Tahoma"/>
                 <w:noProof/>
-                <w:webHidden/>
+                <w:rtl/>
               </w:rPr>
               <w:fldChar w:fldCharType="begin"/>
             </w:r>
@@ -1864,20 +2113,22 @@
                 <w:noProof/>
                 <w:webHidden/>
               </w:rPr>
-              <w:instrText xml:space="preserve"> PAGEREF _Toc185711975 \h </w:instrText>
+              <w:instrText xml:space="preserve"> PAGEREF _Toc185870501 \h </w:instrText>
             </w:r>
             <w:r>
               <w:rPr>
+                <w:rStyle w:val="Hyperlink"/>
                 <w:rFonts w:ascii="Tahoma" w:hAnsi="Tahoma" w:cs="Tahoma"/>
                 <w:noProof/>
-                <w:webHidden/>
+                <w:rtl/>
               </w:rPr>
             </w:r>
             <w:r>
               <w:rPr>
+                <w:rStyle w:val="Hyperlink"/>
                 <w:rFonts w:ascii="Tahoma" w:hAnsi="Tahoma" w:cs="Tahoma"/>
                 <w:noProof/>
-                <w:webHidden/>
+                <w:rtl/>
               </w:rPr>
               <w:fldChar w:fldCharType="separate"/>
             </w:r>
@@ -1886,15 +2137,15 @@
                 <w:rFonts w:ascii="Tahoma" w:hAnsi="Tahoma" w:cs="Tahoma"/>
                 <w:noProof/>
                 <w:webHidden/>
-                <w:rtl/>
               </w:rPr>
               <w:t>20</w:t>
             </w:r>
             <w:r>
               <w:rPr>
+                <w:rStyle w:val="Hyperlink"/>
                 <w:rFonts w:ascii="Tahoma" w:hAnsi="Tahoma" w:cs="Tahoma"/>
                 <w:noProof/>
-                <w:webHidden/>
+                <w:rtl/>
               </w:rPr>
               <w:fldChar w:fldCharType="end"/>
             </w:r>
@@ -1906,9 +2157,13 @@
             <w:rPr>
               <w:rFonts w:ascii="Tahoma" w:eastAsiaTheme="minorEastAsia" w:hAnsi="Tahoma" w:cs="Tahoma"/>
               <w:noProof/>
+              <w:kern w:val="2"/>
+              <w:sz w:val="24"/>
+              <w:szCs w:val="24"/>
+              <w14:ligatures w14:val="standardContextual"/>
             </w:rPr>
           </w:pPr>
-          <w:hyperlink w:anchor="_Toc185711976" w:history="1">
+          <w:hyperlink w:anchor="_Toc185870502" w:history="1">
             <w:r>
               <w:rPr>
                 <w:rStyle w:val="Hyperlink"/>
@@ -1936,9 +2191,10 @@
             </w:r>
             <w:r>
               <w:rPr>
+                <w:rStyle w:val="Hyperlink"/>
                 <w:rFonts w:ascii="Tahoma" w:hAnsi="Tahoma" w:cs="Tahoma"/>
                 <w:noProof/>
-                <w:webHidden/>
+                <w:rtl/>
               </w:rPr>
               <w:fldChar w:fldCharType="begin"/>
             </w:r>
@@ -1948,20 +2204,22 @@
                 <w:noProof/>
                 <w:webHidden/>
               </w:rPr>
-              <w:instrText xml:space="preserve"> PAGEREF _Toc185711976 \h </w:instrText>
+              <w:instrText xml:space="preserve"> PAGEREF _Toc185870502 \h </w:instrText>
             </w:r>
             <w:r>
               <w:rPr>
+                <w:rStyle w:val="Hyperlink"/>
                 <w:rFonts w:ascii="Tahoma" w:hAnsi="Tahoma" w:cs="Tahoma"/>
                 <w:noProof/>
-                <w:webHidden/>
+                <w:rtl/>
               </w:rPr>
             </w:r>
             <w:r>
               <w:rPr>
+                <w:rStyle w:val="Hyperlink"/>
                 <w:rFonts w:ascii="Tahoma" w:hAnsi="Tahoma" w:cs="Tahoma"/>
                 <w:noProof/>
-                <w:webHidden/>
+                <w:rtl/>
               </w:rPr>
               <w:fldChar w:fldCharType="separate"/>
             </w:r>
@@ -1970,15 +2228,15 @@
                 <w:rFonts w:ascii="Tahoma" w:hAnsi="Tahoma" w:cs="Tahoma"/>
                 <w:noProof/>
                 <w:webHidden/>
-                <w:rtl/>
               </w:rPr>
-              <w:t>22</w:t>
+              <w:t>21</w:t>
             </w:r>
             <w:r>
               <w:rPr>
+                <w:rStyle w:val="Hyperlink"/>
                 <w:rFonts w:ascii="Tahoma" w:hAnsi="Tahoma" w:cs="Tahoma"/>
                 <w:noProof/>
-                <w:webHidden/>
+                <w:rtl/>
               </w:rPr>
               <w:fldChar w:fldCharType="end"/>
             </w:r>
@@ -1990,9 +2248,13 @@
             <w:rPr>
               <w:rFonts w:ascii="Tahoma" w:eastAsiaTheme="minorEastAsia" w:hAnsi="Tahoma" w:cs="Tahoma"/>
               <w:noProof/>
+              <w:kern w:val="2"/>
+              <w:sz w:val="24"/>
+              <w:szCs w:val="24"/>
+              <w14:ligatures w14:val="standardContextual"/>
             </w:rPr>
           </w:pPr>
-          <w:hyperlink w:anchor="_Toc185711977" w:history="1">
+          <w:hyperlink w:anchor="_Toc185870503" w:history="1">
             <w:r>
               <w:rPr>
                 <w:rStyle w:val="Hyperlink"/>
@@ -2020,9 +2282,10 @@
             </w:r>
             <w:r>
               <w:rPr>
+                <w:rStyle w:val="Hyperlink"/>
                 <w:rFonts w:ascii="Tahoma" w:hAnsi="Tahoma" w:cs="Tahoma"/>
                 <w:noProof/>
-                <w:webHidden/>
+                <w:rtl/>
               </w:rPr>
               <w:fldChar w:fldCharType="begin"/>
             </w:r>
@@ -2032,20 +2295,22 @@
                 <w:noProof/>
                 <w:webHidden/>
               </w:rPr>
-              <w:instrText xml:space="preserve"> PAGEREF _Toc185711977 \h </w:instrText>
+              <w:instrText xml:space="preserve"> PAGEREF _Toc185870503 \h </w:instrText>
             </w:r>
             <w:r>
               <w:rPr>
+                <w:rStyle w:val="Hyperlink"/>
                 <w:rFonts w:ascii="Tahoma" w:hAnsi="Tahoma" w:cs="Tahoma"/>
                 <w:noProof/>
-                <w:webHidden/>
+                <w:rtl/>
               </w:rPr>
             </w:r>
             <w:r>
               <w:rPr>
+                <w:rStyle w:val="Hyperlink"/>
                 <w:rFonts w:ascii="Tahoma" w:hAnsi="Tahoma" w:cs="Tahoma"/>
                 <w:noProof/>
-                <w:webHidden/>
+                <w:rtl/>
               </w:rPr>
               <w:fldChar w:fldCharType="separate"/>
             </w:r>
@@ -2054,15 +2319,15 @@
                 <w:rFonts w:ascii="Tahoma" w:hAnsi="Tahoma" w:cs="Tahoma"/>
                 <w:noProof/>
                 <w:webHidden/>
-                <w:rtl/>
               </w:rPr>
-              <w:t>29</w:t>
+              <w:t>28</w:t>
             </w:r>
             <w:r>
               <w:rPr>
+                <w:rStyle w:val="Hyperlink"/>
                 <w:rFonts w:ascii="Tahoma" w:hAnsi="Tahoma" w:cs="Tahoma"/>
                 <w:noProof/>
-                <w:webHidden/>
+                <w:rtl/>
               </w:rPr>
               <w:fldChar w:fldCharType="end"/>
             </w:r>
@@ -2074,9 +2339,13 @@
             <w:rPr>
               <w:rFonts w:ascii="Tahoma" w:eastAsiaTheme="minorEastAsia" w:hAnsi="Tahoma" w:cs="Tahoma"/>
               <w:noProof/>
+              <w:kern w:val="2"/>
+              <w:sz w:val="24"/>
+              <w:szCs w:val="24"/>
+              <w14:ligatures w14:val="standardContextual"/>
             </w:rPr>
           </w:pPr>
-          <w:hyperlink w:anchor="_Toc185711978" w:history="1">
+          <w:hyperlink w:anchor="_Toc185870504" w:history="1">
             <w:r>
               <w:rPr>
                 <w:rStyle w:val="Hyperlink"/>
@@ -2096,9 +2365,10 @@
             </w:r>
             <w:r>
               <w:rPr>
+                <w:rStyle w:val="Hyperlink"/>
                 <w:rFonts w:ascii="Tahoma" w:hAnsi="Tahoma" w:cs="Tahoma"/>
                 <w:noProof/>
-                <w:webHidden/>
+                <w:rtl/>
               </w:rPr>
               <w:fldChar w:fldCharType="begin"/>
             </w:r>
@@ -2108,20 +2378,22 @@
                 <w:noProof/>
                 <w:webHidden/>
               </w:rPr>
-              <w:instrText xml:space="preserve"> PAGEREF _Toc185711978 \h </w:instrText>
+              <w:instrText xml:space="preserve"> PAGEREF _Toc185870504 \h </w:instrText>
             </w:r>
             <w:r>
               <w:rPr>
+                <w:rStyle w:val="Hyperlink"/>
                 <w:rFonts w:ascii="Tahoma" w:hAnsi="Tahoma" w:cs="Tahoma"/>
                 <w:noProof/>
-                <w:webHidden/>
+                <w:rtl/>
               </w:rPr>
             </w:r>
             <w:r>
               <w:rPr>
+                <w:rStyle w:val="Hyperlink"/>
                 <w:rFonts w:ascii="Tahoma" w:hAnsi="Tahoma" w:cs="Tahoma"/>
                 <w:noProof/>
-                <w:webHidden/>
+                <w:rtl/>
               </w:rPr>
               <w:fldChar w:fldCharType="separate"/>
             </w:r>
@@ -2130,15 +2402,15 @@
                 <w:rFonts w:ascii="Tahoma" w:hAnsi="Tahoma" w:cs="Tahoma"/>
                 <w:noProof/>
                 <w:webHidden/>
-                <w:rtl/>
               </w:rPr>
-              <w:t>31</w:t>
+              <w:t>30</w:t>
             </w:r>
             <w:r>
               <w:rPr>
+                <w:rStyle w:val="Hyperlink"/>
                 <w:rFonts w:ascii="Tahoma" w:hAnsi="Tahoma" w:cs="Tahoma"/>
                 <w:noProof/>
-                <w:webHidden/>
+                <w:rtl/>
               </w:rPr>
               <w:fldChar w:fldCharType="end"/>
             </w:r>
@@ -2150,93 +2422,13 @@
             <w:rPr>
               <w:rFonts w:ascii="Tahoma" w:eastAsiaTheme="minorEastAsia" w:hAnsi="Tahoma" w:cs="Tahoma"/>
               <w:noProof/>
+              <w:kern w:val="2"/>
+              <w:sz w:val="24"/>
+              <w:szCs w:val="24"/>
+              <w14:ligatures w14:val="standardContextual"/>
             </w:rPr>
           </w:pPr>
-          <w:hyperlink w:anchor="_Toc185711979" w:history="1">
-            <w:r>
-              <w:rPr>
-                <w:rStyle w:val="Hyperlink"/>
-                <w:rFonts w:ascii="Tahoma" w:hAnsi="Tahoma" w:cs="Tahoma"/>
-                <w:noProof/>
-                <w:rtl/>
-              </w:rPr>
-              <w:t xml:space="preserve">סביבת עבודה - </w:t>
-            </w:r>
-            <w:r>
-              <w:rPr>
-                <w:rStyle w:val="Hyperlink"/>
-                <w:rFonts w:ascii="Tahoma" w:hAnsi="Tahoma" w:cs="Tahoma"/>
-                <w:noProof/>
-              </w:rPr>
-              <w:t>Arduino IDE</w:t>
-            </w:r>
-            <w:r>
-              <w:rPr>
-                <w:rFonts w:ascii="Tahoma" w:hAnsi="Tahoma" w:cs="Tahoma"/>
-                <w:noProof/>
-                <w:webHidden/>
-              </w:rPr>
-              <w:tab/>
-            </w:r>
-            <w:r>
-              <w:rPr>
-                <w:rFonts w:ascii="Tahoma" w:hAnsi="Tahoma" w:cs="Tahoma"/>
-                <w:noProof/>
-                <w:webHidden/>
-              </w:rPr>
-              <w:fldChar w:fldCharType="begin"/>
-            </w:r>
-            <w:r>
-              <w:rPr>
-                <w:rFonts w:ascii="Tahoma" w:hAnsi="Tahoma" w:cs="Tahoma"/>
-                <w:noProof/>
-                <w:webHidden/>
-              </w:rPr>
-              <w:instrText xml:space="preserve"> PAGEREF _Toc185711979 \h </w:instrText>
-            </w:r>
-            <w:r>
-              <w:rPr>
-                <w:rFonts w:ascii="Tahoma" w:hAnsi="Tahoma" w:cs="Tahoma"/>
-                <w:noProof/>
-                <w:webHidden/>
-              </w:rPr>
-            </w:r>
-            <w:r>
-              <w:rPr>
-                <w:rFonts w:ascii="Tahoma" w:hAnsi="Tahoma" w:cs="Tahoma"/>
-                <w:noProof/>
-                <w:webHidden/>
-              </w:rPr>
-              <w:fldChar w:fldCharType="separate"/>
-            </w:r>
-            <w:r>
-              <w:rPr>
-                <w:rFonts w:ascii="Tahoma" w:hAnsi="Tahoma" w:cs="Tahoma"/>
-                <w:noProof/>
-                <w:webHidden/>
-                <w:rtl/>
-              </w:rPr>
-              <w:t>32</w:t>
-            </w:r>
-            <w:r>
-              <w:rPr>
-                <w:rFonts w:ascii="Tahoma" w:hAnsi="Tahoma" w:cs="Tahoma"/>
-                <w:noProof/>
-                <w:webHidden/>
-              </w:rPr>
-              <w:fldChar w:fldCharType="end"/>
-            </w:r>
-          </w:hyperlink>
-        </w:p>
-        <w:p>
-          <w:pPr>
-            <w:pStyle w:val="TOC1"/>
-            <w:rPr>
-              <w:rFonts w:ascii="Tahoma" w:eastAsiaTheme="minorEastAsia" w:hAnsi="Tahoma" w:cs="Tahoma"/>
-              <w:noProof/>
-            </w:rPr>
-          </w:pPr>
-          <w:hyperlink w:anchor="_Toc185711980" w:history="1">
+          <w:hyperlink w:anchor="_Toc185870505" w:history="1">
             <w:r>
               <w:rPr>
                 <w:rStyle w:val="Hyperlink"/>
@@ -2256,9 +2448,10 @@
             </w:r>
             <w:r>
               <w:rPr>
+                <w:rStyle w:val="Hyperlink"/>
                 <w:rFonts w:ascii="Tahoma" w:hAnsi="Tahoma" w:cs="Tahoma"/>
                 <w:noProof/>
-                <w:webHidden/>
+                <w:rtl/>
               </w:rPr>
               <w:fldChar w:fldCharType="begin"/>
             </w:r>
@@ -2268,20 +2461,22 @@
                 <w:noProof/>
                 <w:webHidden/>
               </w:rPr>
-              <w:instrText xml:space="preserve"> PAGEREF _Toc185711980 \h </w:instrText>
+              <w:instrText xml:space="preserve"> PAGEREF _Toc185870505 \h </w:instrText>
             </w:r>
             <w:r>
               <w:rPr>
+                <w:rStyle w:val="Hyperlink"/>
                 <w:rFonts w:ascii="Tahoma" w:hAnsi="Tahoma" w:cs="Tahoma"/>
                 <w:noProof/>
-                <w:webHidden/>
+                <w:rtl/>
               </w:rPr>
             </w:r>
             <w:r>
               <w:rPr>
+                <w:rStyle w:val="Hyperlink"/>
                 <w:rFonts w:ascii="Tahoma" w:hAnsi="Tahoma" w:cs="Tahoma"/>
                 <w:noProof/>
-                <w:webHidden/>
+                <w:rtl/>
               </w:rPr>
               <w:fldChar w:fldCharType="separate"/>
             </w:r>
@@ -2290,15 +2485,15 @@
                 <w:rFonts w:ascii="Tahoma" w:hAnsi="Tahoma" w:cs="Tahoma"/>
                 <w:noProof/>
                 <w:webHidden/>
-                <w:rtl/>
               </w:rPr>
-              <w:t>33</w:t>
+              <w:t>31</w:t>
             </w:r>
             <w:r>
               <w:rPr>
+                <w:rStyle w:val="Hyperlink"/>
                 <w:rFonts w:ascii="Tahoma" w:hAnsi="Tahoma" w:cs="Tahoma"/>
                 <w:noProof/>
-                <w:webHidden/>
+                <w:rtl/>
               </w:rPr>
               <w:fldChar w:fldCharType="end"/>
             </w:r>
@@ -2310,9 +2505,13 @@
             <w:rPr>
               <w:rFonts w:ascii="Tahoma" w:eastAsiaTheme="minorEastAsia" w:hAnsi="Tahoma" w:cs="Tahoma"/>
               <w:noProof/>
+              <w:kern w:val="2"/>
+              <w:sz w:val="24"/>
+              <w:szCs w:val="24"/>
+              <w14:ligatures w14:val="standardContextual"/>
             </w:rPr>
           </w:pPr>
-          <w:hyperlink w:anchor="_Toc185711981" w:history="1">
+          <w:hyperlink w:anchor="_Toc185870506" w:history="1">
             <m:oMath>
               <m:r>
                 <m:rPr>
@@ -2370,9 +2569,10 @@
             </w:r>
             <w:r>
               <w:rPr>
+                <w:rStyle w:val="Hyperlink"/>
                 <w:rFonts w:ascii="Tahoma" w:hAnsi="Tahoma" w:cs="Tahoma"/>
                 <w:noProof/>
-                <w:webHidden/>
+                <w:rtl/>
               </w:rPr>
               <w:fldChar w:fldCharType="begin"/>
             </w:r>
@@ -2382,20 +2582,22 @@
                 <w:noProof/>
                 <w:webHidden/>
               </w:rPr>
-              <w:instrText xml:space="preserve"> PAGEREF _Toc185711981 \h </w:instrText>
+              <w:instrText xml:space="preserve"> PAGEREF _Toc185870506 \h </w:instrText>
             </w:r>
             <w:r>
               <w:rPr>
+                <w:rStyle w:val="Hyperlink"/>
                 <w:rFonts w:ascii="Tahoma" w:hAnsi="Tahoma" w:cs="Tahoma"/>
                 <w:noProof/>
-                <w:webHidden/>
+                <w:rtl/>
               </w:rPr>
             </w:r>
             <w:r>
               <w:rPr>
+                <w:rStyle w:val="Hyperlink"/>
                 <w:rFonts w:ascii="Tahoma" w:hAnsi="Tahoma" w:cs="Tahoma"/>
                 <w:noProof/>
-                <w:webHidden/>
+                <w:rtl/>
               </w:rPr>
               <w:fldChar w:fldCharType="separate"/>
             </w:r>
@@ -2404,15 +2606,15 @@
                 <w:rFonts w:ascii="Tahoma" w:hAnsi="Tahoma" w:cs="Tahoma"/>
                 <w:noProof/>
                 <w:webHidden/>
-                <w:rtl/>
               </w:rPr>
-              <w:t>37</w:t>
+              <w:t>35</w:t>
             </w:r>
             <w:r>
               <w:rPr>
+                <w:rStyle w:val="Hyperlink"/>
                 <w:rFonts w:ascii="Tahoma" w:hAnsi="Tahoma" w:cs="Tahoma"/>
                 <w:noProof/>
-                <w:webHidden/>
+                <w:rtl/>
               </w:rPr>
               <w:fldChar w:fldCharType="end"/>
             </w:r>
@@ -2424,9 +2626,13 @@
             <w:rPr>
               <w:rFonts w:ascii="Tahoma" w:eastAsiaTheme="minorEastAsia" w:hAnsi="Tahoma" w:cs="Tahoma"/>
               <w:noProof/>
+              <w:kern w:val="2"/>
+              <w:sz w:val="24"/>
+              <w:szCs w:val="24"/>
+              <w14:ligatures w14:val="standardContextual"/>
             </w:rPr>
           </w:pPr>
-          <w:hyperlink w:anchor="_Toc185711982" w:history="1">
+          <w:hyperlink w:anchor="_Toc185870507" w:history="1">
             <w:r>
               <w:rPr>
                 <w:rStyle w:val="Hyperlink"/>
@@ -2454,9 +2660,10 @@
             </w:r>
             <w:r>
               <w:rPr>
+                <w:rStyle w:val="Hyperlink"/>
                 <w:rFonts w:ascii="Tahoma" w:hAnsi="Tahoma" w:cs="Tahoma"/>
                 <w:noProof/>
-                <w:webHidden/>
+                <w:rtl/>
               </w:rPr>
               <w:fldChar w:fldCharType="begin"/>
             </w:r>
@@ -2466,20 +2673,22 @@
                 <w:noProof/>
                 <w:webHidden/>
               </w:rPr>
-              <w:instrText xml:space="preserve"> PAGEREF _Toc185711982 \h </w:instrText>
+              <w:instrText xml:space="preserve"> PAGEREF _Toc185870507 \h </w:instrText>
             </w:r>
             <w:r>
               <w:rPr>
+                <w:rStyle w:val="Hyperlink"/>
                 <w:rFonts w:ascii="Tahoma" w:hAnsi="Tahoma" w:cs="Tahoma"/>
                 <w:noProof/>
-                <w:webHidden/>
+                <w:rtl/>
               </w:rPr>
             </w:r>
             <w:r>
               <w:rPr>
+                <w:rStyle w:val="Hyperlink"/>
                 <w:rFonts w:ascii="Tahoma" w:hAnsi="Tahoma" w:cs="Tahoma"/>
                 <w:noProof/>
-                <w:webHidden/>
+                <w:rtl/>
               </w:rPr>
               <w:fldChar w:fldCharType="separate"/>
             </w:r>
@@ -2488,15 +2697,15 @@
                 <w:rFonts w:ascii="Tahoma" w:hAnsi="Tahoma" w:cs="Tahoma"/>
                 <w:noProof/>
                 <w:webHidden/>
-                <w:rtl/>
               </w:rPr>
-              <w:t>40</w:t>
+              <w:t>38</w:t>
             </w:r>
             <w:r>
               <w:rPr>
+                <w:rStyle w:val="Hyperlink"/>
                 <w:rFonts w:ascii="Tahoma" w:hAnsi="Tahoma" w:cs="Tahoma"/>
                 <w:noProof/>
-                <w:webHidden/>
+                <w:rtl/>
               </w:rPr>
               <w:fldChar w:fldCharType="end"/>
             </w:r>
@@ -2508,9 +2717,13 @@
             <w:rPr>
               <w:rFonts w:ascii="Tahoma" w:eastAsiaTheme="minorEastAsia" w:hAnsi="Tahoma" w:cs="Tahoma"/>
               <w:noProof/>
+              <w:kern w:val="2"/>
+              <w:sz w:val="24"/>
+              <w:szCs w:val="24"/>
+              <w14:ligatures w14:val="standardContextual"/>
             </w:rPr>
           </w:pPr>
-          <w:hyperlink w:anchor="_Toc185711983" w:history="1">
+          <w:hyperlink w:anchor="_Toc185870508" w:history="1">
             <w:r>
               <w:rPr>
                 <w:rStyle w:val="Hyperlink"/>
@@ -2530,9 +2743,10 @@
             </w:r>
             <w:r>
               <w:rPr>
+                <w:rStyle w:val="Hyperlink"/>
                 <w:rFonts w:ascii="Tahoma" w:hAnsi="Tahoma" w:cs="Tahoma"/>
                 <w:noProof/>
-                <w:webHidden/>
+                <w:rtl/>
               </w:rPr>
               <w:fldChar w:fldCharType="begin"/>
             </w:r>
@@ -2542,20 +2756,22 @@
                 <w:noProof/>
                 <w:webHidden/>
               </w:rPr>
-              <w:instrText xml:space="preserve"> PAGEREF _Toc185711983 \h </w:instrText>
+              <w:instrText xml:space="preserve"> PAGEREF _Toc185870508 \h </w:instrText>
             </w:r>
             <w:r>
               <w:rPr>
+                <w:rStyle w:val="Hyperlink"/>
                 <w:rFonts w:ascii="Tahoma" w:hAnsi="Tahoma" w:cs="Tahoma"/>
                 <w:noProof/>
-                <w:webHidden/>
+                <w:rtl/>
               </w:rPr>
             </w:r>
             <w:r>
               <w:rPr>
+                <w:rStyle w:val="Hyperlink"/>
                 <w:rFonts w:ascii="Tahoma" w:hAnsi="Tahoma" w:cs="Tahoma"/>
                 <w:noProof/>
-                <w:webHidden/>
+                <w:rtl/>
               </w:rPr>
               <w:fldChar w:fldCharType="separate"/>
             </w:r>
@@ -2564,15 +2780,15 @@
                 <w:rFonts w:ascii="Tahoma" w:hAnsi="Tahoma" w:cs="Tahoma"/>
                 <w:noProof/>
                 <w:webHidden/>
-                <w:rtl/>
               </w:rPr>
-              <w:t>43</w:t>
+              <w:t>40</w:t>
             </w:r>
             <w:r>
               <w:rPr>
+                <w:rStyle w:val="Hyperlink"/>
                 <w:rFonts w:ascii="Tahoma" w:hAnsi="Tahoma" w:cs="Tahoma"/>
                 <w:noProof/>
-                <w:webHidden/>
+                <w:rtl/>
               </w:rPr>
               <w:fldChar w:fldCharType="end"/>
             </w:r>
@@ -2584,9 +2800,13 @@
             <w:rPr>
               <w:rFonts w:ascii="Tahoma" w:eastAsiaTheme="minorEastAsia" w:hAnsi="Tahoma" w:cs="Tahoma"/>
               <w:noProof/>
+              <w:kern w:val="2"/>
+              <w:sz w:val="24"/>
+              <w:szCs w:val="24"/>
+              <w14:ligatures w14:val="standardContextual"/>
             </w:rPr>
           </w:pPr>
-          <w:hyperlink w:anchor="_Toc185711984" w:history="1">
+          <w:hyperlink w:anchor="_Toc185870509" w:history="1">
             <w:r>
               <w:rPr>
                 <w:rStyle w:val="Hyperlink"/>
@@ -2614,9 +2834,10 @@
             </w:r>
             <w:r>
               <w:rPr>
+                <w:rStyle w:val="Hyperlink"/>
                 <w:rFonts w:ascii="Tahoma" w:hAnsi="Tahoma" w:cs="Tahoma"/>
                 <w:noProof/>
-                <w:webHidden/>
+                <w:rtl/>
               </w:rPr>
               <w:fldChar w:fldCharType="begin"/>
             </w:r>
@@ -2626,20 +2847,22 @@
                 <w:noProof/>
                 <w:webHidden/>
               </w:rPr>
-              <w:instrText xml:space="preserve"> PAGEREF _Toc185711984 \h </w:instrText>
+              <w:instrText xml:space="preserve"> PAGEREF _Toc185870509 \h </w:instrText>
             </w:r>
             <w:r>
               <w:rPr>
+                <w:rStyle w:val="Hyperlink"/>
                 <w:rFonts w:ascii="Tahoma" w:hAnsi="Tahoma" w:cs="Tahoma"/>
                 <w:noProof/>
-                <w:webHidden/>
+                <w:rtl/>
               </w:rPr>
             </w:r>
             <w:r>
               <w:rPr>
+                <w:rStyle w:val="Hyperlink"/>
                 <w:rFonts w:ascii="Tahoma" w:hAnsi="Tahoma" w:cs="Tahoma"/>
                 <w:noProof/>
-                <w:webHidden/>
+                <w:rtl/>
               </w:rPr>
               <w:fldChar w:fldCharType="separate"/>
             </w:r>
@@ -2648,15 +2871,15 @@
                 <w:rFonts w:ascii="Tahoma" w:hAnsi="Tahoma" w:cs="Tahoma"/>
                 <w:noProof/>
                 <w:webHidden/>
-                <w:rtl/>
               </w:rPr>
-              <w:t>46</w:t>
+              <w:t>44</w:t>
             </w:r>
             <w:r>
               <w:rPr>
+                <w:rStyle w:val="Hyperlink"/>
                 <w:rFonts w:ascii="Tahoma" w:hAnsi="Tahoma" w:cs="Tahoma"/>
                 <w:noProof/>
-                <w:webHidden/>
+                <w:rtl/>
               </w:rPr>
               <w:fldChar w:fldCharType="end"/>
             </w:r>
@@ -2668,9 +2891,13 @@
             <w:rPr>
               <w:rFonts w:ascii="Tahoma" w:eastAsiaTheme="minorEastAsia" w:hAnsi="Tahoma" w:cs="Tahoma"/>
               <w:noProof/>
+              <w:kern w:val="2"/>
+              <w:sz w:val="24"/>
+              <w:szCs w:val="24"/>
+              <w14:ligatures w14:val="standardContextual"/>
             </w:rPr>
           </w:pPr>
-          <w:hyperlink w:anchor="_Toc185711985" w:history="1">
+          <w:hyperlink w:anchor="_Toc185870510" w:history="1">
             <w:r>
               <w:rPr>
                 <w:rStyle w:val="Hyperlink"/>
@@ -2690,9 +2917,10 @@
             </w:r>
             <w:r>
               <w:rPr>
+                <w:rStyle w:val="Hyperlink"/>
                 <w:rFonts w:ascii="Tahoma" w:hAnsi="Tahoma" w:cs="Tahoma"/>
                 <w:noProof/>
-                <w:webHidden/>
+                <w:rtl/>
               </w:rPr>
               <w:fldChar w:fldCharType="begin"/>
             </w:r>
@@ -2702,20 +2930,22 @@
                 <w:noProof/>
                 <w:webHidden/>
               </w:rPr>
-              <w:instrText xml:space="preserve"> PAGEREF _Toc185711985 \h </w:instrText>
+              <w:instrText xml:space="preserve"> PAGEREF _Toc185870510 \h </w:instrText>
             </w:r>
             <w:r>
               <w:rPr>
+                <w:rStyle w:val="Hyperlink"/>
                 <w:rFonts w:ascii="Tahoma" w:hAnsi="Tahoma" w:cs="Tahoma"/>
                 <w:noProof/>
-                <w:webHidden/>
+                <w:rtl/>
               </w:rPr>
             </w:r>
             <w:r>
               <w:rPr>
+                <w:rStyle w:val="Hyperlink"/>
                 <w:rFonts w:ascii="Tahoma" w:hAnsi="Tahoma" w:cs="Tahoma"/>
                 <w:noProof/>
-                <w:webHidden/>
+                <w:rtl/>
               </w:rPr>
               <w:fldChar w:fldCharType="separate"/>
             </w:r>
@@ -2724,15 +2954,15 @@
                 <w:rFonts w:ascii="Tahoma" w:hAnsi="Tahoma" w:cs="Tahoma"/>
                 <w:noProof/>
                 <w:webHidden/>
-                <w:rtl/>
               </w:rPr>
-              <w:t>48</w:t>
+              <w:t>46</w:t>
             </w:r>
             <w:r>
               <w:rPr>
+                <w:rStyle w:val="Hyperlink"/>
                 <w:rFonts w:ascii="Tahoma" w:hAnsi="Tahoma" w:cs="Tahoma"/>
                 <w:noProof/>
-                <w:webHidden/>
+                <w:rtl/>
               </w:rPr>
               <w:fldChar w:fldCharType="end"/>
             </w:r>
@@ -2764,7 +2994,7 @@
           <w:rtl/>
         </w:rPr>
       </w:pPr>
-      <w:bookmarkStart w:id="3" w:name="_Toc185711963"/>
+      <w:bookmarkStart w:id="3" w:name="_Toc185870489"/>
       <w:r>
         <w:rPr>
           <w:rtl/>
@@ -2776,20 +3006,20 @@
     </w:p>
     <w:p>
       <w:pPr>
+        <w:rPr>
+          <w:rFonts w:ascii="Tahoma" w:eastAsiaTheme="majorEastAsia" w:hAnsi="Tahoma" w:cs="Tahoma" w:hint="cs"/>
+          <w:sz w:val="56"/>
+          <w:szCs w:val="56"/>
+          <w:rtl/>
+        </w:rPr>
+      </w:pPr>
+      <w:r>
         <w:rPr>
           <w:rFonts w:ascii="Tahoma" w:eastAsiaTheme="majorEastAsia" w:hAnsi="Tahoma" w:cs="Tahoma"/>
           <w:sz w:val="56"/>
           <w:szCs w:val="56"/>
           <w:rtl/>
         </w:rPr>
-      </w:pPr>
-      <w:r>
-        <w:rPr>
-          <w:rFonts w:ascii="Tahoma" w:eastAsiaTheme="majorEastAsia" w:hAnsi="Tahoma" w:cs="Tahoma"/>
-          <w:sz w:val="56"/>
-          <w:szCs w:val="56"/>
-          <w:rtl/>
-        </w:rPr>
         <w:br w:type="page"/>
       </w:r>
     </w:p>
@@ -2800,7 +3030,7 @@
           <w:rtl/>
         </w:rPr>
       </w:pPr>
-      <w:bookmarkStart w:id="4" w:name="_Toc185711964"/>
+      <w:bookmarkStart w:id="4" w:name="_Toc185870490"/>
       <w:r>
         <w:rPr>
           <w:rtl/>
@@ -6486,7 +6716,7 @@
           <w:rtl/>
         </w:rPr>
       </w:pPr>
-      <w:bookmarkStart w:id="5" w:name="_Toc185711965"/>
+      <w:bookmarkStart w:id="5" w:name="_Toc185870491"/>
       <w:r>
         <w:rPr>
           <w:rtl/>
@@ -6907,7 +7137,7 @@
           <w:rtl/>
         </w:rPr>
       </w:pPr>
-      <w:bookmarkStart w:id="6" w:name="_Toc185711966"/>
+      <w:bookmarkStart w:id="6" w:name="_Toc185870492"/>
       <w:proofErr w:type="spellStart"/>
       <w:r>
         <w:rPr>
@@ -6932,7 +7162,7 @@
           <w:rtl/>
         </w:rPr>
       </w:pPr>
-      <w:bookmarkStart w:id="7" w:name="_Toc185711967"/>
+      <w:bookmarkStart w:id="7" w:name="_Toc185870493"/>
       <w:r>
         <w:rPr>
           <w:rtl/>
@@ -6978,7 +7208,7 @@
                     <pic:cNvPicPr/>
                   </pic:nvPicPr>
                   <pic:blipFill>
-                    <a:blip r:embed="rId8"/>
+                    <a:blip r:embed="rId9"/>
                     <a:stretch>
                       <a:fillRect/>
                     </a:stretch>
@@ -7018,7 +7248,7 @@
           <w:rtl/>
         </w:rPr>
       </w:pPr>
-      <w:bookmarkStart w:id="8" w:name="_Toc185711968"/>
+      <w:bookmarkStart w:id="8" w:name="_Toc185870494"/>
       <w:r>
         <w:rPr>
           <w:rtl/>
@@ -7063,7 +7293,7 @@
                     <pic:cNvPicPr/>
                   </pic:nvPicPr>
                   <pic:blipFill rotWithShape="1">
-                    <a:blip r:embed="rId9"/>
+                    <a:blip r:embed="rId10"/>
                     <a:srcRect b="1103"/>
                     <a:stretch/>
                   </pic:blipFill>
@@ -7137,7 +7367,7 @@
           <w:rtl/>
         </w:rPr>
       </w:pPr>
-      <w:bookmarkStart w:id="9" w:name="_Toc185711969"/>
+      <w:bookmarkStart w:id="9" w:name="_Toc185870495"/>
       <w:r>
         <w:rPr>
           <w:rtl/>
@@ -7198,7 +7428,7 @@
       <w:pPr>
         <w:pStyle w:val="2"/>
       </w:pPr>
-      <w:bookmarkStart w:id="10" w:name="_Toc185711970"/>
+      <w:bookmarkStart w:id="10" w:name="_Toc185870496"/>
       <w:r>
         <w:rPr>
           <w:rtl/>
@@ -7532,7 +7762,7 @@
       <w:pPr>
         <w:pStyle w:val="2"/>
       </w:pPr>
-      <w:bookmarkStart w:id="11" w:name="_Toc185711971"/>
+      <w:bookmarkStart w:id="11" w:name="_Toc185870497"/>
       <w:r>
         <w:rPr>
           <w:rtl/>
@@ -7887,7 +8117,7 @@
           <w:rtl/>
         </w:rPr>
       </w:pPr>
-      <w:bookmarkStart w:id="12" w:name="_Toc185711972"/>
+      <w:bookmarkStart w:id="12" w:name="_Toc185870498"/>
       <w:r>
         <w:rPr>
           <w:rtl/>
@@ -7904,7 +8134,7 @@
           <w:rtl/>
         </w:rPr>
       </w:pPr>
-      <w:bookmarkStart w:id="13" w:name="_Toc185711973"/>
+      <w:bookmarkStart w:id="13" w:name="_Toc185870499"/>
       <w:r>
         <w:rPr>
           <w:rtl/>
@@ -7938,106 +8168,6 @@
             <wp:extent cx="5940425" cy="4319270"/>
             <wp:effectExtent l="0" t="0" r="3175" b="5080"/>
             <wp:docPr id="30" name="תמונה 30"/>
-            <wp:cNvGraphicFramePr>
-              <a:graphicFrameLocks xmlns:a="http://schemas.openxmlformats.org/drawingml/2006/main" noChangeAspect="1"/>
-            </wp:cNvGraphicFramePr>
-            <a:graphic xmlns:a="http://schemas.openxmlformats.org/drawingml/2006/main">
-              <a:graphicData uri="http://schemas.openxmlformats.org/drawingml/2006/picture">
-                <pic:pic xmlns:pic="http://schemas.openxmlformats.org/drawingml/2006/picture">
-                  <pic:nvPicPr>
-                    <pic:cNvPr id="1" name=""/>
-                    <pic:cNvPicPr/>
-                  </pic:nvPicPr>
-                  <pic:blipFill>
-                    <a:blip r:embed="rId10"/>
-                    <a:stretch>
-                      <a:fillRect/>
-                    </a:stretch>
-                  </pic:blipFill>
-                  <pic:spPr>
-                    <a:xfrm>
-                      <a:off x="0" y="0"/>
-                      <a:ext cx="5940425" cy="4319270"/>
-                    </a:xfrm>
-                    <a:prstGeom prst="rect">
-                      <a:avLst/>
-                    </a:prstGeom>
-                  </pic:spPr>
-                </pic:pic>
-              </a:graphicData>
-            </a:graphic>
-          </wp:inline>
-        </w:drawing>
-      </w:r>
-      <w:r>
-        <w:rPr>
-          <w:rFonts w:ascii="Tahoma" w:hAnsi="Tahoma" w:cs="Tahoma"/>
-          <w:sz w:val="28"/>
-          <w:szCs w:val="28"/>
-          <w:rtl/>
-        </w:rPr>
-        <w:br w:type="page"/>
-      </w:r>
-    </w:p>
-    <w:p>
-      <w:pPr>
-        <w:jc w:val="center"/>
-        <w:rPr>
-          <w:rFonts w:ascii="Tahoma" w:hAnsi="Tahoma" w:cs="Tahoma"/>
-          <w:sz w:val="28"/>
-          <w:szCs w:val="28"/>
-          <w:rtl/>
-        </w:rPr>
-      </w:pPr>
-    </w:p>
-    <w:p>
-      <w:pPr>
-        <w:rPr>
-          <w:rFonts w:ascii="Tahoma" w:eastAsiaTheme="majorEastAsia" w:hAnsi="Tahoma" w:cs="Tahoma"/>
-          <w:b/>
-          <w:bCs/>
-          <w:sz w:val="28"/>
-          <w:szCs w:val="28"/>
-          <w:rtl/>
-        </w:rPr>
-      </w:pPr>
-    </w:p>
-    <w:p>
-      <w:pPr>
-        <w:jc w:val="center"/>
-        <w:rPr>
-          <w:rFonts w:ascii="Tahoma" w:hAnsi="Tahoma" w:cs="Tahoma"/>
-          <w:rtl/>
-        </w:rPr>
-      </w:pPr>
-      <w:bookmarkStart w:id="14" w:name="_Toc185711974"/>
-      <w:r>
-        <w:rPr>
-          <w:rStyle w:val="20"/>
-          <w:rFonts w:ascii="Tahoma" w:hAnsi="Tahoma"/>
-          <w:rtl/>
-        </w:rPr>
-        <w:t xml:space="preserve">מכונית </w:t>
-      </w:r>
-      <w:r>
-        <w:rPr>
-          <w:rStyle w:val="20"/>
-          <w:rFonts w:ascii="Tahoma" w:hAnsi="Tahoma"/>
-        </w:rPr>
-        <w:t>SLAVE</w:t>
-      </w:r>
-      <w:bookmarkEnd w:id="14"/>
-      <w:r>
-        <w:rPr>
-          <w:rFonts w:ascii="Tahoma" w:hAnsi="Tahoma" w:cs="Tahoma"/>
-          <w:noProof/>
-          <w:rtl/>
-        </w:rPr>
-        <w:drawing>
-          <wp:inline distT="0" distB="0" distL="0" distR="0" wp14:anchorId="2065BFF2" wp14:editId="3228B835">
-            <wp:extent cx="6412098" cy="4725281"/>
-            <wp:effectExtent l="0" t="0" r="8255" b="0"/>
-            <wp:docPr id="34" name="תמונה 34"/>
             <wp:cNvGraphicFramePr>
               <a:graphicFrameLocks xmlns:a="http://schemas.openxmlformats.org/drawingml/2006/main" noChangeAspect="1"/>
             </wp:cNvGraphicFramePr>
@@ -8057,6 +8187,106 @@
                   <pic:spPr>
                     <a:xfrm>
                       <a:off x="0" y="0"/>
+                      <a:ext cx="5940425" cy="4319270"/>
+                    </a:xfrm>
+                    <a:prstGeom prst="rect">
+                      <a:avLst/>
+                    </a:prstGeom>
+                  </pic:spPr>
+                </pic:pic>
+              </a:graphicData>
+            </a:graphic>
+          </wp:inline>
+        </w:drawing>
+      </w:r>
+      <w:r>
+        <w:rPr>
+          <w:rFonts w:ascii="Tahoma" w:hAnsi="Tahoma" w:cs="Tahoma"/>
+          <w:sz w:val="28"/>
+          <w:szCs w:val="28"/>
+          <w:rtl/>
+        </w:rPr>
+        <w:br w:type="page"/>
+      </w:r>
+    </w:p>
+    <w:p>
+      <w:pPr>
+        <w:jc w:val="center"/>
+        <w:rPr>
+          <w:rFonts w:ascii="Tahoma" w:hAnsi="Tahoma" w:cs="Tahoma"/>
+          <w:sz w:val="28"/>
+          <w:szCs w:val="28"/>
+          <w:rtl/>
+        </w:rPr>
+      </w:pPr>
+    </w:p>
+    <w:p>
+      <w:pPr>
+        <w:rPr>
+          <w:rFonts w:ascii="Tahoma" w:eastAsiaTheme="majorEastAsia" w:hAnsi="Tahoma" w:cs="Tahoma"/>
+          <w:b/>
+          <w:bCs/>
+          <w:sz w:val="28"/>
+          <w:szCs w:val="28"/>
+          <w:rtl/>
+        </w:rPr>
+      </w:pPr>
+    </w:p>
+    <w:p>
+      <w:pPr>
+        <w:jc w:val="center"/>
+        <w:rPr>
+          <w:rFonts w:ascii="Tahoma" w:hAnsi="Tahoma" w:cs="Tahoma"/>
+          <w:rtl/>
+        </w:rPr>
+      </w:pPr>
+      <w:bookmarkStart w:id="14" w:name="_Toc185870500"/>
+      <w:r>
+        <w:rPr>
+          <w:rStyle w:val="20"/>
+          <w:rFonts w:ascii="Tahoma" w:hAnsi="Tahoma"/>
+          <w:rtl/>
+        </w:rPr>
+        <w:t xml:space="preserve">מכונית </w:t>
+      </w:r>
+      <w:r>
+        <w:rPr>
+          <w:rStyle w:val="20"/>
+          <w:rFonts w:ascii="Tahoma" w:hAnsi="Tahoma"/>
+        </w:rPr>
+        <w:t>SLAVE</w:t>
+      </w:r>
+      <w:bookmarkEnd w:id="14"/>
+      <w:r>
+        <w:rPr>
+          <w:rFonts w:ascii="Tahoma" w:hAnsi="Tahoma" w:cs="Tahoma"/>
+          <w:noProof/>
+          <w:rtl/>
+        </w:rPr>
+        <w:drawing>
+          <wp:inline distT="0" distB="0" distL="0" distR="0" wp14:anchorId="2065BFF2" wp14:editId="3228B835">
+            <wp:extent cx="6412098" cy="4725281"/>
+            <wp:effectExtent l="0" t="0" r="8255" b="0"/>
+            <wp:docPr id="34" name="תמונה 34"/>
+            <wp:cNvGraphicFramePr>
+              <a:graphicFrameLocks xmlns:a="http://schemas.openxmlformats.org/drawingml/2006/main" noChangeAspect="1"/>
+            </wp:cNvGraphicFramePr>
+            <a:graphic xmlns:a="http://schemas.openxmlformats.org/drawingml/2006/main">
+              <a:graphicData uri="http://schemas.openxmlformats.org/drawingml/2006/picture">
+                <pic:pic xmlns:pic="http://schemas.openxmlformats.org/drawingml/2006/picture">
+                  <pic:nvPicPr>
+                    <pic:cNvPr id="1" name=""/>
+                    <pic:cNvPicPr/>
+                  </pic:nvPicPr>
+                  <pic:blipFill>
+                    <a:blip r:embed="rId12"/>
+                    <a:stretch>
+                      <a:fillRect/>
+                    </a:stretch>
+                  </pic:blipFill>
+                  <pic:spPr>
+                    <a:xfrm>
+                      <a:off x="0" y="0"/>
                       <a:ext cx="6416978" cy="4728878"/>
                     </a:xfrm>
                     <a:prstGeom prst="rect">
@@ -8082,7 +8312,6 @@
     </w:p>
     <w:p>
       <w:pPr>
-        <w:jc w:val="center"/>
         <w:rPr>
           <w:rFonts w:ascii="Tahoma" w:hAnsi="Tahoma" w:cs="Tahoma"/>
           <w:sz w:val="28"/>
@@ -8098,13 +8327,14 @@
           <w:rtl/>
         </w:rPr>
       </w:pPr>
-      <w:r>
-        <w:rPr>
-          <w:rFonts w:ascii="Tahoma" w:hAnsi="Tahoma" w:cs="Tahoma"/>
-          <w:rtl/>
-        </w:rPr>
-        <w:br w:type="page"/>
-      </w:r>
+    </w:p>
+    <w:p>
+      <w:pPr>
+        <w:rPr>
+          <w:rFonts w:ascii="Tahoma" w:hAnsi="Tahoma" w:cs="Tahoma" w:hint="cs"/>
+          <w:rtl/>
+        </w:rPr>
+      </w:pPr>
     </w:p>
     <w:p>
       <w:pPr>
@@ -8113,27 +8343,13 @@
           <w:rtl/>
         </w:rPr>
       </w:pPr>
-      <w:bookmarkStart w:id="15" w:name="_Toc185711975"/>
+      <w:bookmarkStart w:id="15" w:name="_Toc185870501"/>
       <w:r>
         <w:rPr>
           <w:rtl/>
         </w:rPr>
         <w:lastRenderedPageBreak/>
-        <w:t xml:space="preserve">הסבר </w:t>
-      </w:r>
-      <w:proofErr w:type="spellStart"/>
-      <w:r>
-        <w:rPr>
-          <w:rtl/>
-        </w:rPr>
-        <w:t>סכימה</w:t>
-      </w:r>
-      <w:proofErr w:type="spellEnd"/>
-      <w:r>
-        <w:rPr>
-          <w:rtl/>
-        </w:rPr>
-        <w:t xml:space="preserve"> </w:t>
+        <w:t xml:space="preserve">הסבר סכימה </w:t>
       </w:r>
       <w:r>
         <w:rPr>
@@ -8154,12 +8370,16 @@
         <w:spacing w:before="0" w:beforeAutospacing="0"/>
         <w:rPr>
           <w:rFonts w:ascii="Tahoma" w:hAnsi="Tahoma" w:cs="Tahoma"/>
+          <w:sz w:val="22"/>
+          <w:szCs w:val="22"/>
         </w:rPr>
       </w:pPr>
       <w:r>
         <w:rPr>
           <w:rStyle w:val="af3"/>
           <w:rFonts w:ascii="Tahoma" w:eastAsiaTheme="majorEastAsia" w:hAnsi="Tahoma" w:cs="Tahoma"/>
+          <w:sz w:val="22"/>
+          <w:szCs w:val="22"/>
           <w:rtl/>
         </w:rPr>
         <w:t>תצוגת</w:t>
@@ -8168,6 +8388,8 @@
         <w:rPr>
           <w:rStyle w:val="af3"/>
           <w:rFonts w:ascii="Tahoma" w:eastAsiaTheme="majorEastAsia" w:hAnsi="Tahoma" w:cs="Tahoma"/>
+          <w:sz w:val="22"/>
+          <w:szCs w:val="22"/>
         </w:rPr>
         <w:t xml:space="preserve">  : OLED </w:t>
       </w:r>
@@ -8298,12 +8520,16 @@
           <w:rFonts w:ascii="Tahoma" w:hAnsi="Tahoma" w:cs="Tahoma"/>
           <w:b w:val="0"/>
           <w:bCs w:val="0"/>
+          <w:sz w:val="22"/>
+          <w:szCs w:val="22"/>
         </w:rPr>
       </w:pPr>
       <w:r>
         <w:rPr>
           <w:rStyle w:val="af3"/>
           <w:rFonts w:ascii="Tahoma" w:eastAsiaTheme="majorEastAsia" w:hAnsi="Tahoma" w:cs="Tahoma"/>
+          <w:sz w:val="22"/>
+          <w:szCs w:val="22"/>
           <w:rtl/>
         </w:rPr>
         <w:t xml:space="preserve">חיישן </w:t>
@@ -8312,6 +8538,8 @@
         <w:rPr>
           <w:rStyle w:val="af3"/>
           <w:rFonts w:ascii="Tahoma" w:eastAsiaTheme="majorEastAsia" w:hAnsi="Tahoma" w:cs="Tahoma"/>
+          <w:sz w:val="22"/>
+          <w:szCs w:val="22"/>
         </w:rPr>
         <w:t xml:space="preserve"> LDR</w:t>
       </w:r>
@@ -8380,12 +8608,16 @@
         <w:spacing w:before="0" w:beforeAutospacing="0" w:after="0" w:afterAutospacing="0"/>
         <w:rPr>
           <w:rFonts w:ascii="Tahoma" w:hAnsi="Tahoma" w:cs="Tahoma"/>
+          <w:sz w:val="22"/>
+          <w:szCs w:val="22"/>
         </w:rPr>
       </w:pPr>
       <w:r>
         <w:rPr>
           <w:rStyle w:val="af3"/>
           <w:rFonts w:ascii="Tahoma" w:eastAsiaTheme="majorEastAsia" w:hAnsi="Tahoma" w:cs="Tahoma"/>
+          <w:sz w:val="22"/>
+          <w:szCs w:val="22"/>
           <w:rtl/>
         </w:rPr>
         <w:t xml:space="preserve">דרייבר למנוע </w:t>
@@ -8394,6 +8626,8 @@
         <w:rPr>
           <w:rStyle w:val="af3"/>
           <w:rFonts w:ascii="Tahoma" w:eastAsiaTheme="majorEastAsia" w:hAnsi="Tahoma" w:cs="Tahoma"/>
+          <w:sz w:val="22"/>
+          <w:szCs w:val="22"/>
         </w:rPr>
         <w:t xml:space="preserve"> L298D</w:t>
       </w:r>
@@ -8498,8 +8732,6 @@
           <w:rFonts w:ascii="Tahoma" w:hAnsi="Tahoma" w:cs="Tahoma"/>
           <w:b/>
           <w:bCs/>
-          <w:sz w:val="24"/>
-          <w:szCs w:val="24"/>
         </w:rPr>
       </w:pPr>
       <w:r>
@@ -8507,8 +8739,6 @@
           <w:rFonts w:ascii="Tahoma" w:hAnsi="Tahoma" w:cs="Tahoma"/>
           <w:b/>
           <w:bCs/>
-          <w:sz w:val="24"/>
-          <w:szCs w:val="24"/>
           <w:rtl/>
         </w:rPr>
         <w:t xml:space="preserve">פס </w:t>
@@ -8519,8 +8749,6 @@
           <w:rFonts w:ascii="Tahoma" w:hAnsi="Tahoma" w:cs="Tahoma"/>
           <w:b/>
           <w:bCs/>
-          <w:sz w:val="24"/>
-          <w:szCs w:val="24"/>
           <w:rtl/>
         </w:rPr>
         <w:t>הלדים</w:t>
@@ -8531,8 +8759,6 @@
           <w:rFonts w:ascii="Tahoma" w:hAnsi="Tahoma" w:cs="Tahoma"/>
           <w:b/>
           <w:bCs/>
-          <w:sz w:val="24"/>
-          <w:szCs w:val="24"/>
           <w:rtl/>
         </w:rPr>
         <w:t xml:space="preserve"> </w:t>
@@ -8716,8 +8942,6 @@
           <w:rFonts w:ascii="Tahoma" w:hAnsi="Tahoma" w:cs="Tahoma"/>
           <w:b/>
           <w:bCs/>
-          <w:sz w:val="24"/>
-          <w:szCs w:val="24"/>
         </w:rPr>
       </w:pPr>
       <w:r>
@@ -8725,8 +8949,6 @@
           <w:rFonts w:ascii="Tahoma" w:hAnsi="Tahoma" w:cs="Tahoma"/>
           <w:b/>
           <w:bCs/>
-          <w:sz w:val="24"/>
-          <w:szCs w:val="24"/>
           <w:rtl/>
         </w:rPr>
         <w:t xml:space="preserve">חיישן מרחק אולטרה </w:t>
@@ -8737,8 +8959,6 @@
           <w:rFonts w:ascii="Tahoma" w:hAnsi="Tahoma" w:cs="Tahoma"/>
           <w:b/>
           <w:bCs/>
-          <w:sz w:val="24"/>
-          <w:szCs w:val="24"/>
           <w:rtl/>
         </w:rPr>
         <w:t>סוניק</w:t>
@@ -8749,8 +8969,6 @@
           <w:rFonts w:ascii="Tahoma" w:hAnsi="Tahoma" w:cs="Tahoma"/>
           <w:b/>
           <w:bCs/>
-          <w:sz w:val="24"/>
-          <w:szCs w:val="24"/>
           <w:rtl/>
         </w:rPr>
         <w:t xml:space="preserve"> (מופיע רק במכונית ה</w:t>
@@ -8760,8 +8978,6 @@
           <w:rFonts w:ascii="Tahoma" w:hAnsi="Tahoma" w:cs="Tahoma"/>
           <w:b/>
           <w:bCs/>
-          <w:sz w:val="24"/>
-          <w:szCs w:val="24"/>
         </w:rPr>
         <w:t>MASTER</w:t>
       </w:r>
@@ -8770,8 +8986,6 @@
           <w:rFonts w:ascii="Tahoma" w:hAnsi="Tahoma" w:cs="Tahoma"/>
           <w:b/>
           <w:bCs/>
-          <w:sz w:val="24"/>
-          <w:szCs w:val="24"/>
           <w:rtl/>
         </w:rPr>
         <w:t>)</w:t>
@@ -8908,8 +9122,6 @@
           <w:rFonts w:ascii="Tahoma" w:hAnsi="Tahoma" w:cs="Tahoma"/>
           <w:b/>
           <w:bCs/>
-          <w:sz w:val="24"/>
-          <w:szCs w:val="24"/>
         </w:rPr>
       </w:pPr>
       <w:r>
@@ -8917,8 +9129,6 @@
           <w:rFonts w:ascii="Tahoma" w:hAnsi="Tahoma" w:cs="Tahoma"/>
           <w:b/>
           <w:bCs/>
-          <w:sz w:val="24"/>
-          <w:szCs w:val="24"/>
           <w:rtl/>
         </w:rPr>
         <w:t xml:space="preserve">מנוע </w:t>
@@ -8929,8 +9139,6 @@
           <w:rFonts w:ascii="Tahoma" w:hAnsi="Tahoma" w:cs="Tahoma"/>
           <w:b/>
           <w:bCs/>
-          <w:sz w:val="24"/>
-          <w:szCs w:val="24"/>
           <w:rtl/>
         </w:rPr>
         <w:t>סרוו</w:t>
@@ -8941,8 +9149,6 @@
           <w:rFonts w:ascii="Tahoma" w:hAnsi="Tahoma" w:cs="Tahoma"/>
           <w:b/>
           <w:bCs/>
-          <w:sz w:val="24"/>
-          <w:szCs w:val="24"/>
           <w:rtl/>
         </w:rPr>
         <w:t xml:space="preserve"> (נמצא רק במכונית ה</w:t>
@@ -8952,8 +9158,6 @@
           <w:rFonts w:ascii="Tahoma" w:hAnsi="Tahoma" w:cs="Tahoma"/>
           <w:b/>
           <w:bCs/>
-          <w:sz w:val="24"/>
-          <w:szCs w:val="24"/>
         </w:rPr>
         <w:t>MASTER</w:t>
       </w:r>
@@ -8962,8 +9166,6 @@
           <w:rFonts w:ascii="Tahoma" w:hAnsi="Tahoma" w:cs="Tahoma"/>
           <w:b/>
           <w:bCs/>
-          <w:sz w:val="24"/>
-          <w:szCs w:val="24"/>
           <w:rtl/>
         </w:rPr>
         <w:t>)</w:t>
@@ -9106,8 +9308,6 @@
           <w:rFonts w:ascii="Tahoma" w:hAnsi="Tahoma" w:cs="Tahoma"/>
           <w:b/>
           <w:bCs/>
-          <w:sz w:val="24"/>
-          <w:szCs w:val="24"/>
         </w:rPr>
       </w:pPr>
       <w:r>
@@ -9115,8 +9315,6 @@
           <w:rFonts w:ascii="Tahoma" w:hAnsi="Tahoma" w:cs="Tahoma"/>
           <w:b/>
           <w:bCs/>
-          <w:sz w:val="24"/>
-          <w:szCs w:val="24"/>
           <w:rtl/>
         </w:rPr>
         <w:t xml:space="preserve">חיישן פס </w:t>
@@ -9126,8 +9324,6 @@
           <w:rFonts w:ascii="Tahoma" w:hAnsi="Tahoma" w:cs="Tahoma"/>
           <w:b/>
           <w:bCs/>
-          <w:sz w:val="24"/>
-          <w:szCs w:val="24"/>
         </w:rPr>
         <w:t>IR</w:t>
       </w:r>
@@ -9136,8 +9332,6 @@
           <w:rFonts w:ascii="Tahoma" w:hAnsi="Tahoma" w:cs="Tahoma"/>
           <w:b/>
           <w:bCs/>
-          <w:sz w:val="24"/>
-          <w:szCs w:val="24"/>
           <w:rtl/>
         </w:rPr>
         <w:t>:</w:t>
@@ -9235,8 +9429,6 @@
           <w:rFonts w:ascii="Tahoma" w:hAnsi="Tahoma" w:cs="Tahoma"/>
           <w:b/>
           <w:bCs/>
-          <w:sz w:val="24"/>
-          <w:szCs w:val="24"/>
         </w:rPr>
       </w:pPr>
       <w:r>
@@ -9244,8 +9436,6 @@
           <w:rFonts w:ascii="Tahoma" w:hAnsi="Tahoma" w:cs="Tahoma"/>
           <w:b/>
           <w:bCs/>
-          <w:sz w:val="24"/>
-          <w:szCs w:val="24"/>
           <w:rtl/>
         </w:rPr>
         <w:t xml:space="preserve">2 חיישן מרחק </w:t>
@@ -9255,8 +9445,6 @@
           <w:rFonts w:ascii="Tahoma" w:hAnsi="Tahoma" w:cs="Tahoma"/>
           <w:b/>
           <w:bCs/>
-          <w:sz w:val="24"/>
-          <w:szCs w:val="24"/>
         </w:rPr>
         <w:t>IR</w:t>
       </w:r>
@@ -9265,8 +9453,6 @@
           <w:rFonts w:ascii="Tahoma" w:hAnsi="Tahoma" w:cs="Tahoma"/>
           <w:b/>
           <w:bCs/>
-          <w:sz w:val="24"/>
-          <w:szCs w:val="24"/>
           <w:rtl/>
         </w:rPr>
         <w:t xml:space="preserve"> (נמצא רק במכונית ה</w:t>
@@ -9276,8 +9462,6 @@
           <w:rFonts w:ascii="Tahoma" w:hAnsi="Tahoma" w:cs="Tahoma"/>
           <w:b/>
           <w:bCs/>
-          <w:sz w:val="24"/>
-          <w:szCs w:val="24"/>
         </w:rPr>
         <w:t>SLAVE</w:t>
       </w:r>
@@ -9286,8 +9470,6 @@
           <w:rFonts w:ascii="Tahoma" w:hAnsi="Tahoma" w:cs="Tahoma"/>
           <w:b/>
           <w:bCs/>
-          <w:sz w:val="24"/>
-          <w:szCs w:val="24"/>
           <w:rtl/>
         </w:rPr>
         <w:t>):</w:t>
@@ -9375,14 +9557,14 @@
         <w:spacing w:after="0" w:line="240" w:lineRule="auto"/>
         <w:rPr>
           <w:rFonts w:ascii="Tahoma" w:hAnsi="Tahoma" w:cs="Tahoma"/>
-        </w:rPr>
-      </w:pPr>
-      <w:r>
-        <w:rPr>
-          <w:rFonts w:ascii="Tahoma" w:hAnsi="Tahoma" w:cs="Tahoma"/>
-          <w:rtl/>
-        </w:rPr>
-        <w:lastRenderedPageBreak/>
+          <w:rtl/>
+        </w:rPr>
+      </w:pPr>
+      <w:r>
+        <w:rPr>
+          <w:rFonts w:ascii="Tahoma" w:hAnsi="Tahoma" w:cs="Tahoma"/>
+          <w:rtl/>
+        </w:rPr>
         <w:t>מחובר ל-</w:t>
       </w:r>
       <w:r>
@@ -9401,53 +9583,12 @@
     </w:p>
     <w:p>
       <w:pPr>
-        <w:spacing w:after="0" w:line="240" w:lineRule="auto"/>
-        <w:ind w:left="720"/>
-        <w:rPr>
-          <w:rFonts w:ascii="Tahoma" w:hAnsi="Tahoma" w:cs="Tahoma"/>
-        </w:rPr>
-      </w:pPr>
-    </w:p>
-    <w:p>
-      <w:pPr>
-        <w:spacing w:after="0" w:line="240" w:lineRule="auto"/>
-        <w:ind w:left="720"/>
-        <w:rPr>
-          <w:rFonts w:ascii="Tahoma" w:hAnsi="Tahoma" w:cs="Tahoma"/>
-        </w:rPr>
-      </w:pPr>
-    </w:p>
-    <w:p>
-      <w:pPr>
-        <w:rPr>
-          <w:rFonts w:ascii="Tahoma" w:hAnsi="Tahoma" w:cs="Tahoma"/>
-          <w:rtl/>
-        </w:rPr>
-      </w:pPr>
-    </w:p>
-    <w:p>
-      <w:pPr>
-        <w:rPr>
-          <w:rFonts w:ascii="Tahoma" w:hAnsi="Tahoma" w:cs="Tahoma"/>
-          <w:rtl/>
-        </w:rPr>
-      </w:pPr>
-      <w:r>
-        <w:rPr>
-          <w:rFonts w:ascii="Tahoma" w:hAnsi="Tahoma" w:cs="Tahoma"/>
-          <w:rtl/>
-        </w:rPr>
-        <w:br w:type="page"/>
-      </w:r>
-    </w:p>
-    <w:p>
-      <w:pPr>
         <w:pStyle w:val="1"/>
         <w:rPr>
           <w:rtl/>
         </w:rPr>
       </w:pPr>
-      <w:bookmarkStart w:id="16" w:name="_Toc185711976"/>
+      <w:bookmarkStart w:id="16" w:name="_Toc185870502"/>
       <w:r>
         <w:rPr>
           <w:rtl/>
@@ -10106,6 +10247,16 @@
     </w:p>
     <w:p>
       <w:pPr>
+        <w:rPr>
+          <w:rFonts w:ascii="Tahoma" w:hAnsi="Tahoma" w:cs="Tahoma" w:hint="cs"/>
+          <w:sz w:val="24"/>
+          <w:szCs w:val="24"/>
+          <w:rtl/>
+        </w:rPr>
+      </w:pPr>
+    </w:p>
+    <w:p>
+      <w:pPr>
         <w:pStyle w:val="a9"/>
         <w:numPr>
           <w:ilvl w:val="0"/>
@@ -10126,6 +10277,7 @@
           <w:szCs w:val="24"/>
           <w:rtl/>
         </w:rPr>
+        <w:lastRenderedPageBreak/>
         <w:t>ניהול צריכת אנרגיה:</w:t>
       </w:r>
     </w:p>
@@ -10149,7 +10301,6 @@
           <w:sz w:val="24"/>
           <w:szCs w:val="24"/>
         </w:rPr>
-        <w:lastRenderedPageBreak/>
         <w:t>PMU (Power Management Unit</w:t>
       </w:r>
       <w:proofErr w:type="gramStart"/>
@@ -11570,6 +11721,7 @@
           <w:sz w:val="24"/>
           <w:szCs w:val="24"/>
         </w:rPr>
+        <w:lastRenderedPageBreak/>
         <w:t>RMT (Remote Control</w:t>
       </w:r>
       <w:proofErr w:type="gramStart"/>
@@ -11631,7 +11783,6 @@
           <w:sz w:val="24"/>
           <w:szCs w:val="24"/>
         </w:rPr>
-        <w:lastRenderedPageBreak/>
         <w:t>Timers</w:t>
       </w:r>
       <w:r>
@@ -12181,7 +12332,7 @@
                     <pic:cNvPicPr/>
                   </pic:nvPicPr>
                   <pic:blipFill>
-                    <a:blip r:embed="rId12">
+                    <a:blip r:embed="rId13">
                       <a:extLst>
                         <a:ext uri="{28A0092B-C50C-407E-A947-70E740481C1C}">
                           <a14:useLocalDpi xmlns:a14="http://schemas.microsoft.com/office/drawing/2010/main" val="0"/>
@@ -12298,6 +12449,7 @@
           <w:szCs w:val="24"/>
           <w:rtl/>
         </w:rPr>
+        <w:lastRenderedPageBreak/>
         <w:t xml:space="preserve">מערכות </w:t>
       </w:r>
       <w:r>
@@ -12339,7 +12491,6 @@
           <w:szCs w:val="24"/>
           <w:rtl/>
         </w:rPr>
-        <w:lastRenderedPageBreak/>
         <w:t>בזכות התכונות האלחוטיות המתקדמות שלו, ה-</w:t>
       </w:r>
       <w:r>
@@ -15347,7 +15498,7 @@
           <w:rtl/>
         </w:rPr>
       </w:pPr>
-      <w:bookmarkStart w:id="18" w:name="_Toc185711977"/>
+      <w:bookmarkStart w:id="18" w:name="_Toc185870503"/>
       <w:r>
         <w:rPr>
           <w:rFonts w:hint="cs"/>
@@ -16421,7 +16572,7 @@
           <w:rtl/>
         </w:rPr>
       </w:pPr>
-      <w:bookmarkStart w:id="19" w:name="_Toc185711978"/>
+      <w:bookmarkStart w:id="19" w:name="_Toc185870504"/>
       <w:r>
         <w:rPr>
           <w:rFonts w:hint="cs"/>
@@ -16954,252 +17105,29 @@
           <w:rtl/>
         </w:rPr>
       </w:pPr>
-      <w:bookmarkStart w:id="20" w:name="_Toc185711979"/>
+      <w:bookmarkStart w:id="20" w:name="_Toc185870505"/>
       <w:r>
         <w:rPr>
           <w:rFonts w:hint="cs"/>
           <w:rtl/>
         </w:rPr>
         <w:lastRenderedPageBreak/>
-        <w:t>סביבת עבודה</w:t>
+        <w:t xml:space="preserve">ניסוי ראשון </w:t>
+      </w:r>
+      <w:r>
+        <w:rPr>
+          <w:rtl/>
+        </w:rPr>
+        <w:t>–</w:t>
       </w:r>
       <w:r>
         <w:rPr>
           <w:rFonts w:hint="cs"/>
           <w:rtl/>
         </w:rPr>
-        <w:t xml:space="preserve"> -</w:t>
-      </w:r>
-      <w:r>
-        <w:rPr>
-          <w:rFonts w:hint="cs"/>
-          <w:rtl/>
-        </w:rPr>
-        <w:t xml:space="preserve"> </w:t>
-      </w:r>
-      <w:r>
-        <w:t>Arduino IDE</w:t>
+        <w:t xml:space="preserve"> 17.9.24</w:t>
       </w:r>
       <w:bookmarkEnd w:id="20"/>
-    </w:p>
-    <w:p>
-      <w:pPr>
-        <w:rPr>
-          <w:rtl/>
-        </w:rPr>
-      </w:pPr>
-    </w:p>
-    <w:p>
-      <w:pPr>
-        <w:rPr>
-          <w:rtl/>
-        </w:rPr>
-      </w:pPr>
-    </w:p>
-    <w:p>
-      <w:pPr>
-        <w:rPr>
-          <w:rtl/>
-        </w:rPr>
-      </w:pPr>
-    </w:p>
-    <w:p>
-      <w:pPr>
-        <w:rPr>
-          <w:rtl/>
-        </w:rPr>
-      </w:pPr>
-    </w:p>
-    <w:p>
-      <w:pPr>
-        <w:rPr>
-          <w:rtl/>
-        </w:rPr>
-      </w:pPr>
-    </w:p>
-    <w:p>
-      <w:pPr>
-        <w:rPr>
-          <w:rtl/>
-        </w:rPr>
-      </w:pPr>
-    </w:p>
-    <w:p>
-      <w:pPr>
-        <w:rPr>
-          <w:rtl/>
-        </w:rPr>
-      </w:pPr>
-    </w:p>
-    <w:p>
-      <w:pPr>
-        <w:rPr>
-          <w:rtl/>
-        </w:rPr>
-      </w:pPr>
-    </w:p>
-    <w:p>
-      <w:pPr>
-        <w:rPr>
-          <w:rtl/>
-        </w:rPr>
-      </w:pPr>
-    </w:p>
-    <w:p>
-      <w:pPr>
-        <w:rPr>
-          <w:rtl/>
-        </w:rPr>
-      </w:pPr>
-    </w:p>
-    <w:p>
-      <w:pPr>
-        <w:rPr>
-          <w:rtl/>
-        </w:rPr>
-      </w:pPr>
-    </w:p>
-    <w:p>
-      <w:pPr>
-        <w:rPr>
-          <w:rtl/>
-        </w:rPr>
-      </w:pPr>
-    </w:p>
-    <w:p>
-      <w:pPr>
-        <w:rPr>
-          <w:rtl/>
-        </w:rPr>
-      </w:pPr>
-    </w:p>
-    <w:p>
-      <w:pPr>
-        <w:rPr>
-          <w:rtl/>
-        </w:rPr>
-      </w:pPr>
-    </w:p>
-    <w:p>
-      <w:pPr>
-        <w:rPr>
-          <w:rtl/>
-        </w:rPr>
-      </w:pPr>
-    </w:p>
-    <w:p>
-      <w:pPr>
-        <w:rPr>
-          <w:rtl/>
-        </w:rPr>
-      </w:pPr>
-    </w:p>
-    <w:p>
-      <w:pPr>
-        <w:rPr>
-          <w:rtl/>
-        </w:rPr>
-      </w:pPr>
-    </w:p>
-    <w:p>
-      <w:pPr>
-        <w:rPr>
-          <w:rtl/>
-        </w:rPr>
-      </w:pPr>
-    </w:p>
-    <w:p>
-      <w:pPr>
-        <w:rPr>
-          <w:rtl/>
-        </w:rPr>
-      </w:pPr>
-    </w:p>
-    <w:p>
-      <w:pPr>
-        <w:rPr>
-          <w:rtl/>
-        </w:rPr>
-      </w:pPr>
-    </w:p>
-    <w:p>
-      <w:pPr>
-        <w:rPr>
-          <w:rtl/>
-        </w:rPr>
-      </w:pPr>
-    </w:p>
-    <w:p>
-      <w:pPr>
-        <w:rPr>
-          <w:rtl/>
-        </w:rPr>
-      </w:pPr>
-    </w:p>
-    <w:p>
-      <w:pPr>
-        <w:rPr>
-          <w:rtl/>
-        </w:rPr>
-      </w:pPr>
-    </w:p>
-    <w:p>
-      <w:pPr>
-        <w:rPr>
-          <w:rtl/>
-        </w:rPr>
-      </w:pPr>
-    </w:p>
-    <w:p>
-      <w:pPr>
-        <w:rPr>
-          <w:rtl/>
-        </w:rPr>
-      </w:pPr>
-    </w:p>
-    <w:p>
-      <w:pPr>
-        <w:rPr>
-          <w:rtl/>
-        </w:rPr>
-      </w:pPr>
-    </w:p>
-    <w:p>
-      <w:pPr>
-        <w:rPr>
-          <w:rtl/>
-        </w:rPr>
-      </w:pPr>
-    </w:p>
-    <w:p>
-      <w:pPr>
-        <w:pStyle w:val="1"/>
-        <w:rPr>
-          <w:rtl/>
-        </w:rPr>
-      </w:pPr>
-      <w:bookmarkStart w:id="21" w:name="_Toc185711980"/>
-      <w:r>
-        <w:rPr>
-          <w:rFonts w:hint="cs"/>
-          <w:rtl/>
-        </w:rPr>
-        <w:t xml:space="preserve">ניסוי ראשון </w:t>
-      </w:r>
-      <w:r>
-        <w:rPr>
-          <w:rtl/>
-        </w:rPr>
-        <w:t>–</w:t>
-      </w:r>
-      <w:r>
-        <w:rPr>
-          <w:rFonts w:hint="cs"/>
-          <w:rtl/>
-        </w:rPr>
-        <w:t xml:space="preserve"> 17.9.24</w:t>
-      </w:r>
-      <w:bookmarkEnd w:id="21"/>
     </w:p>
     <w:p>
       <w:pPr>
@@ -17842,7 +17770,6 @@
           <w:rFonts w:ascii="Tahoma" w:hAnsi="Tahoma" w:cs="Tahoma" w:hint="cs"/>
           <w:rtl/>
         </w:rPr>
-        <w:lastRenderedPageBreak/>
         <w:t xml:space="preserve">אופן מעשי - </w:t>
       </w:r>
       <w:r>
@@ -17938,6 +17865,7 @@
           <w:szCs w:val="28"/>
           <w:rtl/>
         </w:rPr>
+        <w:lastRenderedPageBreak/>
         <w:t>מסקנות</w:t>
       </w:r>
     </w:p>
@@ -18190,7 +18118,7 @@
           <w:rtl/>
         </w:rPr>
       </w:pPr>
-      <w:hyperlink r:id="rId13" w:history="1">
+      <w:hyperlink r:id="rId14" w:history="1">
         <w:r>
           <w:rPr>
             <w:rStyle w:val="Hyperlink"/>
@@ -18216,7 +18144,7 @@
           <w:rtl/>
         </w:rPr>
         <w:drawing>
-          <wp:anchor distT="0" distB="0" distL="114300" distR="114300" simplePos="0" relativeHeight="251672576" behindDoc="0" locked="0" layoutInCell="1" allowOverlap="1" wp14:anchorId="5489982C" wp14:editId="42020972">
+          <wp:anchor distT="0" distB="0" distL="114300" distR="114300" simplePos="0" relativeHeight="251672576" behindDoc="0" locked="0" layoutInCell="1" allowOverlap="1" wp14:anchorId="5489982C" wp14:editId="36B64A28">
             <wp:simplePos x="0" y="0"/>
             <wp:positionH relativeFrom="margin">
               <wp:posOffset>1586865</wp:posOffset>
@@ -18247,7 +18175,7 @@
                     <pic:cNvPicPr/>
                   </pic:nvPicPr>
                   <pic:blipFill>
-                    <a:blip r:embed="rId14" cstate="print">
+                    <a:blip r:embed="rId15" cstate="print">
                       <a:extLst>
                         <a:ext uri="{28A0092B-C50C-407E-A947-70E740481C1C}">
                           <a14:useLocalDpi xmlns:a14="http://schemas.microsoft.com/office/drawing/2010/main" val="0"/>
@@ -18435,7 +18363,6 @@
           <w:sz w:val="21"/>
           <w:szCs w:val="21"/>
         </w:rPr>
-        <w:lastRenderedPageBreak/>
         <w:t>#define</w:t>
       </w:r>
       <w:r>
@@ -18702,6 +18629,7 @@
           <w:sz w:val="18"/>
           <w:szCs w:val="18"/>
         </w:rPr>
+        <w:lastRenderedPageBreak/>
         <w:t>void</w:t>
       </w:r>
       <w:r>
@@ -21212,6 +21140,7 @@
           <w:sz w:val="18"/>
           <w:szCs w:val="18"/>
         </w:rPr>
+        <w:lastRenderedPageBreak/>
         <w:t xml:space="preserve">  </w:t>
       </w:r>
       <w:r>
@@ -21314,7 +21243,7 @@
                     <pic:cNvPicPr/>
                   </pic:nvPicPr>
                   <pic:blipFill>
-                    <a:blip r:embed="rId15" cstate="print">
+                    <a:blip r:embed="rId16" cstate="print">
                       <a:extLst>
                         <a:ext uri="{28A0092B-C50C-407E-A947-70E740481C1C}">
                           <a14:useLocalDpi xmlns:a14="http://schemas.microsoft.com/office/drawing/2010/main" val="0"/>
@@ -21397,7 +21326,6 @@
           <w:rFonts w:ascii="Tahoma" w:hAnsi="Tahoma" w:cs="Tahoma"/>
           <w:sz w:val="28"/>
           <w:szCs w:val="28"/>
-          <w:rtl/>
         </w:rPr>
       </w:pPr>
       <w:r>
@@ -21414,20 +21342,78 @@
       <w:pPr>
         <w:rPr>
           <w:rFonts w:ascii="Tahoma" w:hAnsi="Tahoma" w:cs="Tahoma"/>
-          <w:sz w:val="20"/>
-          <w:szCs w:val="20"/>
-          <w:rtl/>
-        </w:rPr>
-      </w:pPr>
-    </w:p>
-    <w:p>
-      <w:pPr>
-        <w:rPr>
-          <w:rFonts w:ascii="Tahoma" w:hAnsi="Tahoma" w:cs="Tahoma"/>
-          <w:sz w:val="20"/>
-          <w:szCs w:val="20"/>
-        </w:rPr>
-      </w:pPr>
+          <w:rtl/>
+        </w:rPr>
+      </w:pPr>
+    </w:p>
+    <w:p>
+      <w:pPr>
+        <w:rPr>
+          <w:rFonts w:ascii="Tahoma" w:hAnsi="Tahoma" w:cs="Tahoma"/>
+          <w:rtl/>
+        </w:rPr>
+      </w:pPr>
+      <w:r>
+        <w:rPr>
+          <w:rFonts w:ascii="Tahoma" w:hAnsi="Tahoma" w:cs="Tahoma" w:hint="cs"/>
+          <w:rtl/>
+        </w:rPr>
+        <w:t>ניסוי ב</w:t>
+      </w:r>
+      <w:r>
+        <w:rPr>
+          <w:rFonts w:ascii="Tahoma" w:hAnsi="Tahoma" w:cs="Tahoma" w:hint="cs"/>
+          <w:rtl/>
+        </w:rPr>
+        <w:t xml:space="preserve">סימולציה: </w:t>
+      </w:r>
+      <w:hyperlink r:id="rId17" w:history="1">
+        <w:r>
+          <w:rPr>
+            <w:rStyle w:val="Hyperlink"/>
+            <w:rFonts w:ascii="Tahoma" w:hAnsi="Tahoma" w:cs="Tahoma"/>
+          </w:rPr>
+          <w:t>https://youtu.be/9KMpwVLzaMc</w:t>
+        </w:r>
+      </w:hyperlink>
+    </w:p>
+    <w:p>
+      <w:pPr>
+        <w:rPr>
+          <w:rFonts w:ascii="Tahoma" w:hAnsi="Tahoma" w:cs="Tahoma"/>
+          <w:rtl/>
+        </w:rPr>
+      </w:pPr>
+      <w:r>
+        <w:rPr>
+          <w:rFonts w:ascii="Tahoma" w:hAnsi="Tahoma" w:cs="Tahoma" w:hint="cs"/>
+          <w:rtl/>
+        </w:rPr>
+        <w:t xml:space="preserve">ניסוי </w:t>
+      </w:r>
+      <w:r>
+        <w:rPr>
+          <w:rFonts w:ascii="Tahoma" w:hAnsi="Tahoma" w:cs="Tahoma" w:hint="cs"/>
+          <w:rtl/>
+        </w:rPr>
+        <w:t>מעשי</w:t>
+      </w:r>
+      <w:r>
+        <w:rPr>
+          <w:rFonts w:ascii="Tahoma" w:hAnsi="Tahoma" w:cs="Tahoma" w:hint="cs"/>
+          <w:rtl/>
+        </w:rPr>
+        <w:t xml:space="preserve">: </w:t>
+      </w:r>
+      <w:hyperlink r:id="rId18" w:history="1">
+        <w:r>
+          <w:rPr>
+            <w:rStyle w:val="Hyperlink"/>
+            <w:rFonts w:ascii="Tahoma" w:hAnsi="Tahoma" w:cs="Tahoma"/>
+          </w:rPr>
+          <w:t>https://youtu.be/wdGn2Nf8SdI</w:t>
+        </w:r>
+      </w:hyperlink>
     </w:p>
     <w:p>
       <w:pPr>
@@ -21465,7 +21451,7 @@
         <w:lastRenderedPageBreak/>
         <w:t xml:space="preserve"> </w:t>
       </w:r>
-      <w:bookmarkStart w:id="22" w:name="_Toc185711981"/>
+      <w:bookmarkStart w:id="21" w:name="_Toc185870506"/>
       <m:oMath>
         <m:sSup>
           <m:sSupPr>
@@ -21518,7 +21504,7 @@
           </w:rPr>
           <m:t xml:space="preserve"> תקשורת</m:t>
         </m:r>
-        <w:bookmarkEnd w:id="22"/>
+        <w:bookmarkEnd w:id="21"/>
         <m:r>
           <m:rPr>
             <m:sty m:val="bi"/>
@@ -21777,7 +21763,7 @@
                     <pic:cNvPicPr/>
                   </pic:nvPicPr>
                   <pic:blipFill rotWithShape="1">
-                    <a:blip r:embed="rId16"/>
+                    <a:blip r:embed="rId19"/>
                     <a:srcRect l="1529" t="6692" r="968" b="799"/>
                     <a:stretch/>
                   </pic:blipFill>
@@ -21909,19 +21895,12 @@
           <w:rtl/>
         </w:rPr>
       </w:pPr>
-    </w:p>
-    <w:p>
-      <w:pPr>
-        <w:rPr>
-          <w:rFonts w:ascii="Tahoma" w:hAnsi="Tahoma" w:cs="Tahoma"/>
-          <w:rtl/>
-        </w:rPr>
-      </w:pPr>
-      <w:r>
-        <w:rPr>
-          <w:rFonts w:ascii="Tahoma" w:hAnsi="Tahoma" w:cs="Tahoma"/>
-          <w:rtl/>
-        </w:rPr>
+      <w:r>
+        <w:rPr>
+          <w:rFonts w:ascii="Tahoma" w:hAnsi="Tahoma" w:cs="Tahoma"/>
+          <w:rtl/>
+        </w:rPr>
+        <w:lastRenderedPageBreak/>
         <w:t xml:space="preserve">כתובות בפרוטוקול </w:t>
       </w:r>
       <w:r>
@@ -22666,29 +22645,36 @@
           <w:rFonts w:ascii="Tahoma" w:hAnsi="Tahoma" w:cs="Tahoma"/>
           <w:rtl/>
         </w:rPr>
+        <w:t>2. מהירויות שונות - הפרוטוקול תומך במגוון מהירויות</w:t>
+      </w:r>
+      <w:r>
+        <w:rPr>
+          <w:rFonts w:ascii="Tahoma" w:hAnsi="Tahoma" w:cs="Tahoma"/>
+          <w:rtl/>
+        </w:rPr>
+        <w:t>. דבר זה מאפשר גמישות בהתאם לסוג ההתקן והבקר</w:t>
+      </w:r>
+      <w:r>
+        <w:rPr>
+          <w:rFonts w:ascii="Tahoma" w:hAnsi="Tahoma" w:cs="Tahoma" w:hint="cs"/>
+          <w:rtl/>
+        </w:rPr>
+        <w:t>.</w:t>
+      </w:r>
+    </w:p>
+    <w:p>
+      <w:pPr>
+        <w:rPr>
+          <w:rFonts w:ascii="Tahoma" w:hAnsi="Tahoma" w:cs="Tahoma"/>
+          <w:rtl/>
+        </w:rPr>
+      </w:pPr>
+      <w:r>
+        <w:rPr>
+          <w:rFonts w:ascii="Tahoma" w:hAnsi="Tahoma" w:cs="Tahoma"/>
+          <w:rtl/>
+        </w:rPr>
         <w:lastRenderedPageBreak/>
-        <w:t>2. מהירויות שונות - הפרוטוקול תומך במגוון מהירויות</w:t>
-      </w:r>
-      <w:r>
-        <w:rPr>
-          <w:rFonts w:ascii="Tahoma" w:hAnsi="Tahoma" w:cs="Tahoma"/>
-          <w:rtl/>
-        </w:rPr>
-        <w:t>. דבר זה מאפשר גמישות בהתאם לסוג ההתקן והבקר</w:t>
-      </w:r>
-    </w:p>
-    <w:p>
-      <w:pPr>
-        <w:rPr>
-          <w:rFonts w:ascii="Tahoma" w:hAnsi="Tahoma" w:cs="Tahoma"/>
-          <w:rtl/>
-        </w:rPr>
-      </w:pPr>
-      <w:r>
-        <w:rPr>
-          <w:rFonts w:ascii="Tahoma" w:hAnsi="Tahoma" w:cs="Tahoma"/>
-          <w:rtl/>
-        </w:rPr>
         <w:t>3. גמישות בחיבור - ניתן להגדיר כל פין כ-</w:t>
       </w:r>
       <w:r>
@@ -22839,7 +22825,7 @@
           <w:rtl/>
         </w:rPr>
       </w:pPr>
-      <w:bookmarkStart w:id="23" w:name="_Toc185711982"/>
+      <w:bookmarkStart w:id="22" w:name="_Toc185870507"/>
       <w:r>
         <w:rPr>
           <w:rFonts w:hint="cs"/>
@@ -22854,7 +22840,7 @@
         </w:rPr>
         <w:t>OLED</w:t>
       </w:r>
-      <w:bookmarkEnd w:id="23"/>
+      <w:bookmarkEnd w:id="22"/>
     </w:p>
     <w:p>
       <w:pPr>
@@ -24387,7 +24373,7 @@
           <w:rtl/>
         </w:rPr>
       </w:pPr>
-      <w:bookmarkStart w:id="24" w:name="_Toc185711983"/>
+      <w:bookmarkStart w:id="23" w:name="_Toc185870508"/>
       <w:r>
         <w:rPr>
           <w:rFonts w:hint="cs"/>
@@ -24437,7 +24423,7 @@
         </w:rPr>
         <w:t>.24</w:t>
       </w:r>
-      <w:bookmarkEnd w:id="24"/>
+      <w:bookmarkEnd w:id="23"/>
     </w:p>
     <w:p>
       <w:pPr>
@@ -25618,7 +25604,7 @@
                     <pic:cNvPicPr/>
                   </pic:nvPicPr>
                   <pic:blipFill>
-                    <a:blip r:embed="rId17">
+                    <a:blip r:embed="rId20">
                       <a:extLst>
                         <a:ext uri="{28A0092B-C50C-407E-A947-70E740481C1C}">
                           <a14:useLocalDpi xmlns:a14="http://schemas.microsoft.com/office/drawing/2010/main" val="0"/>
@@ -25648,2013 +25634,22 @@
     <w:p>
       <w:pPr>
         <w:pStyle w:val="a9"/>
-        <w:numPr>
-          <w:ilvl w:val="0"/>
-          <w:numId w:val="33"/>
-        </w:numPr>
+        <w:ind w:left="360"/>
         <w:rPr>
           <w:rFonts w:ascii="Tahoma" w:hAnsi="Tahoma" w:cs="Tahoma"/>
           <w:sz w:val="28"/>
           <w:szCs w:val="28"/>
-          <w:rtl/>
-        </w:rPr>
-      </w:pPr>
-      <w:r>
+        </w:rPr>
+      </w:pPr>
+    </w:p>
+    <w:p>
+      <w:pPr>
+        <w:pStyle w:val="a9"/>
+        <w:ind w:left="360"/>
         <w:rPr>
           <w:rFonts w:ascii="Tahoma" w:hAnsi="Tahoma" w:cs="Tahoma"/>
           <w:sz w:val="28"/>
           <w:szCs w:val="28"/>
-          <w:rtl/>
-        </w:rPr>
-        <w:t xml:space="preserve">קוד </w:t>
-      </w:r>
-      <w:r>
-        <w:rPr>
-          <w:rFonts w:ascii="Tahoma" w:hAnsi="Tahoma" w:cs="Tahoma" w:hint="cs"/>
-          <w:sz w:val="28"/>
-          <w:szCs w:val="28"/>
-          <w:rtl/>
-        </w:rPr>
-        <w:t>התוכנית</w:t>
-      </w:r>
-    </w:p>
-    <w:p>
-      <w:pPr>
-        <w:shd w:val="clear" w:color="auto" w:fill="1E1E1E"/>
-        <w:bidi w:val="0"/>
-        <w:spacing w:after="0" w:line="285" w:lineRule="atLeast"/>
-        <w:rPr>
-          <w:rFonts w:ascii="Consolas" w:eastAsia="Times New Roman" w:hAnsi="Consolas" w:cs="Times New Roman"/>
-          <w:color w:val="D4D4D4"/>
-          <w:sz w:val="21"/>
-          <w:szCs w:val="21"/>
-        </w:rPr>
-      </w:pPr>
-      <w:r>
-        <w:rPr>
-          <w:rFonts w:ascii="Consolas" w:eastAsia="Times New Roman" w:hAnsi="Consolas" w:cs="Times New Roman"/>
-          <w:color w:val="569CD6"/>
-          <w:sz w:val="21"/>
-          <w:szCs w:val="21"/>
-        </w:rPr>
-        <w:t>#include</w:t>
-      </w:r>
-      <w:r>
-        <w:rPr>
-          <w:rFonts w:ascii="Consolas" w:eastAsia="Times New Roman" w:hAnsi="Consolas" w:cs="Times New Roman"/>
-          <w:color w:val="D4D4D4"/>
-          <w:sz w:val="21"/>
-          <w:szCs w:val="21"/>
-        </w:rPr>
-        <w:t xml:space="preserve"> </w:t>
-      </w:r>
-      <w:r>
-        <w:rPr>
-          <w:rFonts w:ascii="Consolas" w:eastAsia="Times New Roman" w:hAnsi="Consolas" w:cs="Times New Roman"/>
-          <w:color w:val="569CD6"/>
-          <w:sz w:val="21"/>
-          <w:szCs w:val="21"/>
-        </w:rPr>
-        <w:t>&lt;</w:t>
-      </w:r>
-      <w:proofErr w:type="spellStart"/>
-      <w:r>
-        <w:rPr>
-          <w:rFonts w:ascii="Consolas" w:eastAsia="Times New Roman" w:hAnsi="Consolas" w:cs="Times New Roman"/>
-          <w:color w:val="CE9178"/>
-          <w:sz w:val="21"/>
-          <w:szCs w:val="21"/>
-        </w:rPr>
-        <w:t>Wire.h</w:t>
-      </w:r>
-      <w:proofErr w:type="spellEnd"/>
-      <w:r>
-        <w:rPr>
-          <w:rFonts w:ascii="Consolas" w:eastAsia="Times New Roman" w:hAnsi="Consolas" w:cs="Times New Roman"/>
-          <w:color w:val="569CD6"/>
-          <w:sz w:val="21"/>
-          <w:szCs w:val="21"/>
-        </w:rPr>
-        <w:t>&gt;</w:t>
-      </w:r>
-    </w:p>
-    <w:p>
-      <w:pPr>
-        <w:shd w:val="clear" w:color="auto" w:fill="1E1E1E"/>
-        <w:bidi w:val="0"/>
-        <w:spacing w:after="0" w:line="285" w:lineRule="atLeast"/>
-        <w:rPr>
-          <w:rFonts w:ascii="Consolas" w:eastAsia="Times New Roman" w:hAnsi="Consolas" w:cs="Times New Roman"/>
-          <w:color w:val="D4D4D4"/>
-          <w:sz w:val="21"/>
-          <w:szCs w:val="21"/>
-        </w:rPr>
-      </w:pPr>
-      <w:r>
-        <w:rPr>
-          <w:rFonts w:ascii="Consolas" w:eastAsia="Times New Roman" w:hAnsi="Consolas" w:cs="Times New Roman"/>
-          <w:color w:val="569CD6"/>
-          <w:sz w:val="21"/>
-          <w:szCs w:val="21"/>
-        </w:rPr>
-        <w:lastRenderedPageBreak/>
-        <w:t>#include</w:t>
-      </w:r>
-      <w:r>
-        <w:rPr>
-          <w:rFonts w:ascii="Consolas" w:eastAsia="Times New Roman" w:hAnsi="Consolas" w:cs="Times New Roman"/>
-          <w:color w:val="D4D4D4"/>
-          <w:sz w:val="21"/>
-          <w:szCs w:val="21"/>
-        </w:rPr>
-        <w:t xml:space="preserve"> </w:t>
-      </w:r>
-      <w:r>
-        <w:rPr>
-          <w:rFonts w:ascii="Consolas" w:eastAsia="Times New Roman" w:hAnsi="Consolas" w:cs="Times New Roman"/>
-          <w:color w:val="569CD6"/>
-          <w:sz w:val="21"/>
-          <w:szCs w:val="21"/>
-        </w:rPr>
-        <w:t>&lt;</w:t>
-      </w:r>
-      <w:proofErr w:type="spellStart"/>
-      <w:r>
-        <w:rPr>
-          <w:rFonts w:ascii="Consolas" w:eastAsia="Times New Roman" w:hAnsi="Consolas" w:cs="Times New Roman"/>
-          <w:color w:val="CE9178"/>
-          <w:sz w:val="21"/>
-          <w:szCs w:val="21"/>
-        </w:rPr>
-        <w:t>Adafruit_GFX.h</w:t>
-      </w:r>
-      <w:proofErr w:type="spellEnd"/>
-      <w:r>
-        <w:rPr>
-          <w:rFonts w:ascii="Consolas" w:eastAsia="Times New Roman" w:hAnsi="Consolas" w:cs="Times New Roman"/>
-          <w:color w:val="569CD6"/>
-          <w:sz w:val="21"/>
-          <w:szCs w:val="21"/>
-        </w:rPr>
-        <w:t>&gt;</w:t>
-      </w:r>
-    </w:p>
-    <w:p>
-      <w:pPr>
-        <w:shd w:val="clear" w:color="auto" w:fill="1E1E1E"/>
-        <w:bidi w:val="0"/>
-        <w:spacing w:after="0" w:line="285" w:lineRule="atLeast"/>
-        <w:rPr>
-          <w:rFonts w:ascii="Consolas" w:eastAsia="Times New Roman" w:hAnsi="Consolas" w:cs="Times New Roman"/>
-          <w:color w:val="D4D4D4"/>
-          <w:sz w:val="21"/>
-          <w:szCs w:val="21"/>
-        </w:rPr>
-      </w:pPr>
-      <w:r>
-        <w:rPr>
-          <w:rFonts w:ascii="Consolas" w:eastAsia="Times New Roman" w:hAnsi="Consolas" w:cs="Times New Roman"/>
-          <w:color w:val="569CD6"/>
-          <w:sz w:val="21"/>
-          <w:szCs w:val="21"/>
-        </w:rPr>
-        <w:t>#include</w:t>
-      </w:r>
-      <w:r>
-        <w:rPr>
-          <w:rFonts w:ascii="Consolas" w:eastAsia="Times New Roman" w:hAnsi="Consolas" w:cs="Times New Roman"/>
-          <w:color w:val="D4D4D4"/>
-          <w:sz w:val="21"/>
-          <w:szCs w:val="21"/>
-        </w:rPr>
-        <w:t xml:space="preserve"> </w:t>
-      </w:r>
-      <w:r>
-        <w:rPr>
-          <w:rFonts w:ascii="Consolas" w:eastAsia="Times New Roman" w:hAnsi="Consolas" w:cs="Times New Roman"/>
-          <w:color w:val="569CD6"/>
-          <w:sz w:val="21"/>
-          <w:szCs w:val="21"/>
-        </w:rPr>
-        <w:t>&lt;</w:t>
-      </w:r>
-      <w:r>
-        <w:rPr>
-          <w:rFonts w:ascii="Consolas" w:eastAsia="Times New Roman" w:hAnsi="Consolas" w:cs="Times New Roman"/>
-          <w:color w:val="CE9178"/>
-          <w:sz w:val="21"/>
-          <w:szCs w:val="21"/>
-        </w:rPr>
-        <w:t>Adafruit_SH110X.h</w:t>
-      </w:r>
-      <w:r>
-        <w:rPr>
-          <w:rFonts w:ascii="Consolas" w:eastAsia="Times New Roman" w:hAnsi="Consolas" w:cs="Times New Roman"/>
-          <w:color w:val="569CD6"/>
-          <w:sz w:val="21"/>
-          <w:szCs w:val="21"/>
-        </w:rPr>
-        <w:t>&gt;</w:t>
-      </w:r>
-    </w:p>
-    <w:p>
-      <w:pPr>
-        <w:shd w:val="clear" w:color="auto" w:fill="1E1E1E"/>
-        <w:bidi w:val="0"/>
-        <w:spacing w:after="240" w:line="285" w:lineRule="atLeast"/>
-        <w:rPr>
-          <w:rFonts w:ascii="Consolas" w:eastAsia="Times New Roman" w:hAnsi="Consolas" w:cs="Times New Roman"/>
-          <w:color w:val="D4D4D4"/>
-          <w:sz w:val="21"/>
-          <w:szCs w:val="21"/>
-        </w:rPr>
-      </w:pPr>
-    </w:p>
-    <w:p>
-      <w:pPr>
-        <w:shd w:val="clear" w:color="auto" w:fill="1E1E1E"/>
-        <w:bidi w:val="0"/>
-        <w:spacing w:after="0" w:line="285" w:lineRule="atLeast"/>
-        <w:rPr>
-          <w:rFonts w:ascii="Consolas" w:eastAsia="Times New Roman" w:hAnsi="Consolas" w:cs="Times New Roman"/>
-          <w:color w:val="D4D4D4"/>
-          <w:sz w:val="21"/>
-          <w:szCs w:val="21"/>
-        </w:rPr>
-      </w:pPr>
-      <w:r>
-        <w:rPr>
-          <w:rFonts w:ascii="Consolas" w:eastAsia="Times New Roman" w:hAnsi="Consolas" w:cs="Times New Roman"/>
-          <w:color w:val="569CD6"/>
-          <w:sz w:val="21"/>
-          <w:szCs w:val="21"/>
-        </w:rPr>
-        <w:t>#define</w:t>
-      </w:r>
-      <w:r>
-        <w:rPr>
-          <w:rFonts w:ascii="Consolas" w:eastAsia="Times New Roman" w:hAnsi="Consolas" w:cs="Times New Roman"/>
-          <w:color w:val="D4D4D4"/>
-          <w:sz w:val="21"/>
-          <w:szCs w:val="21"/>
-        </w:rPr>
-        <w:t xml:space="preserve"> SCREEN_WIDTH </w:t>
-      </w:r>
-      <w:r>
-        <w:rPr>
-          <w:rFonts w:ascii="Consolas" w:eastAsia="Times New Roman" w:hAnsi="Consolas" w:cs="Times New Roman"/>
-          <w:color w:val="B5CEA8"/>
-          <w:sz w:val="21"/>
-          <w:szCs w:val="21"/>
-        </w:rPr>
-        <w:t>128</w:t>
-      </w:r>
-      <w:r>
-        <w:rPr>
-          <w:rFonts w:ascii="Consolas" w:eastAsia="Times New Roman" w:hAnsi="Consolas" w:cs="Times New Roman"/>
-          <w:color w:val="D4D4D4"/>
-          <w:sz w:val="21"/>
-          <w:szCs w:val="21"/>
-        </w:rPr>
-        <w:t xml:space="preserve"> </w:t>
-      </w:r>
-      <w:r>
-        <w:rPr>
-          <w:rFonts w:ascii="Consolas" w:eastAsia="Times New Roman" w:hAnsi="Consolas" w:cs="Times New Roman"/>
-          <w:color w:val="727C81"/>
-          <w:sz w:val="21"/>
-          <w:szCs w:val="21"/>
-        </w:rPr>
-        <w:t>// OLED display width, in pixels</w:t>
-      </w:r>
-    </w:p>
-    <w:p>
-      <w:pPr>
-        <w:shd w:val="clear" w:color="auto" w:fill="1E1E1E"/>
-        <w:bidi w:val="0"/>
-        <w:spacing w:after="0" w:line="285" w:lineRule="atLeast"/>
-        <w:rPr>
-          <w:rFonts w:ascii="Consolas" w:eastAsia="Times New Roman" w:hAnsi="Consolas" w:cs="Times New Roman"/>
-          <w:color w:val="D4D4D4"/>
-          <w:sz w:val="21"/>
-          <w:szCs w:val="21"/>
-        </w:rPr>
-      </w:pPr>
-      <w:r>
-        <w:rPr>
-          <w:rFonts w:ascii="Consolas" w:eastAsia="Times New Roman" w:hAnsi="Consolas" w:cs="Times New Roman"/>
-          <w:color w:val="569CD6"/>
-          <w:sz w:val="21"/>
-          <w:szCs w:val="21"/>
-        </w:rPr>
-        <w:t>#define</w:t>
-      </w:r>
-      <w:r>
-        <w:rPr>
-          <w:rFonts w:ascii="Consolas" w:eastAsia="Times New Roman" w:hAnsi="Consolas" w:cs="Times New Roman"/>
-          <w:color w:val="D4D4D4"/>
-          <w:sz w:val="21"/>
-          <w:szCs w:val="21"/>
-        </w:rPr>
-        <w:t xml:space="preserve"> SCREEN_HEIGHT </w:t>
-      </w:r>
-      <w:r>
-        <w:rPr>
-          <w:rFonts w:ascii="Consolas" w:eastAsia="Times New Roman" w:hAnsi="Consolas" w:cs="Times New Roman"/>
-          <w:color w:val="B5CEA8"/>
-          <w:sz w:val="21"/>
-          <w:szCs w:val="21"/>
-        </w:rPr>
-        <w:t>64</w:t>
-      </w:r>
-      <w:r>
-        <w:rPr>
-          <w:rFonts w:ascii="Consolas" w:eastAsia="Times New Roman" w:hAnsi="Consolas" w:cs="Times New Roman"/>
-          <w:color w:val="D4D4D4"/>
-          <w:sz w:val="21"/>
-          <w:szCs w:val="21"/>
-        </w:rPr>
-        <w:t xml:space="preserve"> </w:t>
-      </w:r>
-      <w:r>
-        <w:rPr>
-          <w:rFonts w:ascii="Consolas" w:eastAsia="Times New Roman" w:hAnsi="Consolas" w:cs="Times New Roman"/>
-          <w:color w:val="727C81"/>
-          <w:sz w:val="21"/>
-          <w:szCs w:val="21"/>
-        </w:rPr>
-        <w:t>// OLED display height, in pixels</w:t>
-      </w:r>
-    </w:p>
-    <w:p>
-      <w:pPr>
-        <w:shd w:val="clear" w:color="auto" w:fill="1E1E1E"/>
-        <w:bidi w:val="0"/>
-        <w:spacing w:after="0" w:line="285" w:lineRule="atLeast"/>
-        <w:rPr>
-          <w:rFonts w:ascii="Consolas" w:eastAsia="Times New Roman" w:hAnsi="Consolas" w:cs="Times New Roman"/>
-          <w:color w:val="D4D4D4"/>
-          <w:sz w:val="21"/>
-          <w:szCs w:val="21"/>
-        </w:rPr>
-      </w:pPr>
-      <w:r>
-        <w:rPr>
-          <w:rFonts w:ascii="Consolas" w:eastAsia="Times New Roman" w:hAnsi="Consolas" w:cs="Times New Roman"/>
-          <w:color w:val="569CD6"/>
-          <w:sz w:val="21"/>
-          <w:szCs w:val="21"/>
-        </w:rPr>
-        <w:t>#define</w:t>
-      </w:r>
-      <w:r>
-        <w:rPr>
-          <w:rFonts w:ascii="Consolas" w:eastAsia="Times New Roman" w:hAnsi="Consolas" w:cs="Times New Roman"/>
-          <w:color w:val="D4D4D4"/>
-          <w:sz w:val="21"/>
-          <w:szCs w:val="21"/>
-        </w:rPr>
-        <w:t xml:space="preserve"> OLED_RESET </w:t>
-      </w:r>
-      <w:r>
-        <w:rPr>
-          <w:rFonts w:ascii="Consolas" w:eastAsia="Times New Roman" w:hAnsi="Consolas" w:cs="Times New Roman"/>
-          <w:color w:val="DCDCDC"/>
-          <w:sz w:val="21"/>
-          <w:szCs w:val="21"/>
-        </w:rPr>
-        <w:t>-</w:t>
-      </w:r>
-      <w:r>
-        <w:rPr>
-          <w:rFonts w:ascii="Consolas" w:eastAsia="Times New Roman" w:hAnsi="Consolas" w:cs="Times New Roman"/>
-          <w:color w:val="B5CEA8"/>
-          <w:sz w:val="21"/>
-          <w:szCs w:val="21"/>
-        </w:rPr>
-        <w:t>1</w:t>
-      </w:r>
-      <w:r>
-        <w:rPr>
-          <w:rFonts w:ascii="Consolas" w:eastAsia="Times New Roman" w:hAnsi="Consolas" w:cs="Times New Roman"/>
-          <w:color w:val="D4D4D4"/>
-          <w:sz w:val="21"/>
-          <w:szCs w:val="21"/>
-        </w:rPr>
-        <w:t xml:space="preserve">    </w:t>
-      </w:r>
-      <w:r>
-        <w:rPr>
-          <w:rFonts w:ascii="Consolas" w:eastAsia="Times New Roman" w:hAnsi="Consolas" w:cs="Times New Roman"/>
-          <w:color w:val="727C81"/>
-          <w:sz w:val="21"/>
-          <w:szCs w:val="21"/>
-        </w:rPr>
-        <w:t>// Reset pin (-1 if sharing Arduino reset pin)</w:t>
-      </w:r>
-    </w:p>
-    <w:p>
-      <w:pPr>
-        <w:shd w:val="clear" w:color="auto" w:fill="1E1E1E"/>
-        <w:bidi w:val="0"/>
-        <w:spacing w:after="0" w:line="285" w:lineRule="atLeast"/>
-        <w:rPr>
-          <w:rFonts w:ascii="Consolas" w:eastAsia="Times New Roman" w:hAnsi="Consolas" w:cs="Times New Roman"/>
-          <w:color w:val="D4D4D4"/>
-          <w:sz w:val="21"/>
-          <w:szCs w:val="21"/>
-        </w:rPr>
-      </w:pPr>
-      <w:r>
-        <w:rPr>
-          <w:rFonts w:ascii="Consolas" w:eastAsia="Times New Roman" w:hAnsi="Consolas" w:cs="Times New Roman"/>
-          <w:color w:val="569CD6"/>
-          <w:sz w:val="21"/>
-          <w:szCs w:val="21"/>
-        </w:rPr>
-        <w:t>#define</w:t>
-      </w:r>
-      <w:r>
-        <w:rPr>
-          <w:rFonts w:ascii="Consolas" w:eastAsia="Times New Roman" w:hAnsi="Consolas" w:cs="Times New Roman"/>
-          <w:color w:val="D4D4D4"/>
-          <w:sz w:val="21"/>
-          <w:szCs w:val="21"/>
-        </w:rPr>
-        <w:t xml:space="preserve"> i2c_Address </w:t>
-      </w:r>
-      <w:r>
-        <w:rPr>
-          <w:rFonts w:ascii="Consolas" w:eastAsia="Times New Roman" w:hAnsi="Consolas" w:cs="Times New Roman"/>
-          <w:color w:val="5BB498"/>
-          <w:sz w:val="21"/>
-          <w:szCs w:val="21"/>
-        </w:rPr>
-        <w:t>0x3C</w:t>
-      </w:r>
-      <w:r>
-        <w:rPr>
-          <w:rFonts w:ascii="Consolas" w:eastAsia="Times New Roman" w:hAnsi="Consolas" w:cs="Times New Roman"/>
-          <w:color w:val="D4D4D4"/>
-          <w:sz w:val="21"/>
-          <w:szCs w:val="21"/>
-        </w:rPr>
-        <w:t xml:space="preserve"> </w:t>
-      </w:r>
-      <w:r>
-        <w:rPr>
-          <w:rFonts w:ascii="Consolas" w:eastAsia="Times New Roman" w:hAnsi="Consolas" w:cs="Times New Roman"/>
-          <w:color w:val="727C81"/>
-          <w:sz w:val="21"/>
-          <w:szCs w:val="21"/>
-        </w:rPr>
-        <w:t>// Default I2C address for 128x64 OLED display</w:t>
-      </w:r>
-    </w:p>
-    <w:p>
-      <w:pPr>
-        <w:shd w:val="clear" w:color="auto" w:fill="1E1E1E"/>
-        <w:bidi w:val="0"/>
-        <w:spacing w:after="0" w:line="285" w:lineRule="atLeast"/>
-        <w:rPr>
-          <w:rFonts w:ascii="Consolas" w:eastAsia="Times New Roman" w:hAnsi="Consolas" w:cs="Times New Roman"/>
-          <w:color w:val="D4D4D4"/>
-          <w:sz w:val="21"/>
-          <w:szCs w:val="21"/>
-        </w:rPr>
-      </w:pPr>
-    </w:p>
-    <w:p>
-      <w:pPr>
-        <w:shd w:val="clear" w:color="auto" w:fill="1E1E1E"/>
-        <w:bidi w:val="0"/>
-        <w:spacing w:after="0" w:line="285" w:lineRule="atLeast"/>
-        <w:rPr>
-          <w:rFonts w:ascii="Consolas" w:eastAsia="Times New Roman" w:hAnsi="Consolas" w:cs="Times New Roman"/>
-          <w:color w:val="D4D4D4"/>
-          <w:sz w:val="21"/>
-          <w:szCs w:val="21"/>
-        </w:rPr>
-      </w:pPr>
-      <w:r>
-        <w:rPr>
-          <w:rFonts w:ascii="Consolas" w:eastAsia="Times New Roman" w:hAnsi="Consolas" w:cs="Times New Roman"/>
-          <w:color w:val="D4D4D4"/>
-          <w:sz w:val="21"/>
-          <w:szCs w:val="21"/>
-        </w:rPr>
-        <w:t xml:space="preserve">Adafruit_SH1106G display </w:t>
-      </w:r>
-      <w:r>
-        <w:rPr>
-          <w:rFonts w:ascii="Consolas" w:eastAsia="Times New Roman" w:hAnsi="Consolas" w:cs="Times New Roman"/>
-          <w:color w:val="DCDCDC"/>
-          <w:sz w:val="21"/>
-          <w:szCs w:val="21"/>
-        </w:rPr>
-        <w:t>=</w:t>
-      </w:r>
-      <w:r>
-        <w:rPr>
-          <w:rFonts w:ascii="Consolas" w:eastAsia="Times New Roman" w:hAnsi="Consolas" w:cs="Times New Roman"/>
-          <w:color w:val="D4D4D4"/>
-          <w:sz w:val="21"/>
-          <w:szCs w:val="21"/>
-        </w:rPr>
-        <w:t xml:space="preserve"> Adafruit_SH1106</w:t>
-      </w:r>
-      <w:proofErr w:type="gramStart"/>
-      <w:r>
-        <w:rPr>
-          <w:rFonts w:ascii="Consolas" w:eastAsia="Times New Roman" w:hAnsi="Consolas" w:cs="Times New Roman"/>
-          <w:color w:val="D4D4D4"/>
-          <w:sz w:val="21"/>
-          <w:szCs w:val="21"/>
-        </w:rPr>
-        <w:t>G</w:t>
-      </w:r>
-      <w:r>
-        <w:rPr>
-          <w:rFonts w:ascii="Consolas" w:eastAsia="Times New Roman" w:hAnsi="Consolas" w:cs="Times New Roman"/>
-          <w:color w:val="DCDCDC"/>
-          <w:sz w:val="21"/>
-          <w:szCs w:val="21"/>
-        </w:rPr>
-        <w:t>(</w:t>
-      </w:r>
-      <w:proofErr w:type="gramEnd"/>
-      <w:r>
-        <w:rPr>
-          <w:rFonts w:ascii="Consolas" w:eastAsia="Times New Roman" w:hAnsi="Consolas" w:cs="Times New Roman"/>
-          <w:color w:val="D4D4D4"/>
-          <w:sz w:val="21"/>
-          <w:szCs w:val="21"/>
-        </w:rPr>
-        <w:t>SCREEN_WIDTH</w:t>
-      </w:r>
-      <w:r>
-        <w:rPr>
-          <w:rFonts w:ascii="Consolas" w:eastAsia="Times New Roman" w:hAnsi="Consolas" w:cs="Times New Roman"/>
-          <w:color w:val="DCDCDC"/>
-          <w:sz w:val="21"/>
-          <w:szCs w:val="21"/>
-        </w:rPr>
-        <w:t>,</w:t>
-      </w:r>
-      <w:r>
-        <w:rPr>
-          <w:rFonts w:ascii="Consolas" w:eastAsia="Times New Roman" w:hAnsi="Consolas" w:cs="Times New Roman"/>
-          <w:color w:val="D4D4D4"/>
-          <w:sz w:val="21"/>
-          <w:szCs w:val="21"/>
-        </w:rPr>
-        <w:t xml:space="preserve"> SCREEN_HEIGHT</w:t>
-      </w:r>
-      <w:r>
-        <w:rPr>
-          <w:rFonts w:ascii="Consolas" w:eastAsia="Times New Roman" w:hAnsi="Consolas" w:cs="Times New Roman"/>
-          <w:color w:val="DCDCDC"/>
-          <w:sz w:val="21"/>
-          <w:szCs w:val="21"/>
-        </w:rPr>
-        <w:t>,</w:t>
-      </w:r>
-      <w:r>
-        <w:rPr>
-          <w:rFonts w:ascii="Consolas" w:eastAsia="Times New Roman" w:hAnsi="Consolas" w:cs="Times New Roman"/>
-          <w:color w:val="D4D4D4"/>
-          <w:sz w:val="21"/>
-          <w:szCs w:val="21"/>
-        </w:rPr>
-        <w:t xml:space="preserve"> </w:t>
-      </w:r>
-      <w:r>
-        <w:rPr>
-          <w:rFonts w:ascii="Consolas" w:eastAsia="Times New Roman" w:hAnsi="Consolas" w:cs="Times New Roman"/>
-          <w:color w:val="DCDCDC"/>
-          <w:sz w:val="21"/>
-          <w:szCs w:val="21"/>
-        </w:rPr>
-        <w:t>&amp;</w:t>
-      </w:r>
-      <w:r>
-        <w:rPr>
-          <w:rFonts w:ascii="Consolas" w:eastAsia="Times New Roman" w:hAnsi="Consolas" w:cs="Times New Roman"/>
-          <w:b/>
-          <w:bCs/>
-          <w:color w:val="E97366"/>
-          <w:sz w:val="21"/>
-          <w:szCs w:val="21"/>
-        </w:rPr>
-        <w:t>Wire</w:t>
-      </w:r>
-      <w:r>
-        <w:rPr>
-          <w:rFonts w:ascii="Consolas" w:eastAsia="Times New Roman" w:hAnsi="Consolas" w:cs="Times New Roman"/>
-          <w:color w:val="DCDCDC"/>
-          <w:sz w:val="21"/>
-          <w:szCs w:val="21"/>
-        </w:rPr>
-        <w:t>,</w:t>
-      </w:r>
-      <w:r>
-        <w:rPr>
-          <w:rFonts w:ascii="Consolas" w:eastAsia="Times New Roman" w:hAnsi="Consolas" w:cs="Times New Roman"/>
-          <w:color w:val="D4D4D4"/>
-          <w:sz w:val="21"/>
-          <w:szCs w:val="21"/>
-        </w:rPr>
-        <w:t xml:space="preserve"> OLED_RESET</w:t>
-      </w:r>
-      <w:r>
-        <w:rPr>
-          <w:rFonts w:ascii="Consolas" w:eastAsia="Times New Roman" w:hAnsi="Consolas" w:cs="Times New Roman"/>
-          <w:color w:val="DCDCDC"/>
-          <w:sz w:val="21"/>
-          <w:szCs w:val="21"/>
-        </w:rPr>
-        <w:t>);</w:t>
-      </w:r>
-    </w:p>
-    <w:p>
-      <w:pPr>
-        <w:shd w:val="clear" w:color="auto" w:fill="1E1E1E"/>
-        <w:bidi w:val="0"/>
-        <w:spacing w:after="0" w:line="285" w:lineRule="atLeast"/>
-        <w:rPr>
-          <w:rFonts w:ascii="Consolas" w:eastAsia="Times New Roman" w:hAnsi="Consolas" w:cs="Times New Roman"/>
-          <w:color w:val="D4D4D4"/>
-          <w:sz w:val="21"/>
-          <w:szCs w:val="21"/>
-        </w:rPr>
-      </w:pPr>
-    </w:p>
-    <w:p>
-      <w:pPr>
-        <w:shd w:val="clear" w:color="auto" w:fill="1E1E1E"/>
-        <w:bidi w:val="0"/>
-        <w:spacing w:after="0" w:line="285" w:lineRule="atLeast"/>
-        <w:rPr>
-          <w:rFonts w:ascii="Consolas" w:eastAsia="Times New Roman" w:hAnsi="Consolas" w:cs="Times New Roman"/>
-          <w:color w:val="D4D4D4"/>
-          <w:sz w:val="21"/>
-          <w:szCs w:val="21"/>
-        </w:rPr>
-      </w:pPr>
-      <w:r>
-        <w:rPr>
-          <w:rFonts w:ascii="Consolas" w:eastAsia="Times New Roman" w:hAnsi="Consolas" w:cs="Times New Roman"/>
-          <w:color w:val="569CD6"/>
-          <w:sz w:val="21"/>
-          <w:szCs w:val="21"/>
-        </w:rPr>
-        <w:t>void</w:t>
-      </w:r>
-      <w:r>
-        <w:rPr>
-          <w:rFonts w:ascii="Consolas" w:eastAsia="Times New Roman" w:hAnsi="Consolas" w:cs="Times New Roman"/>
-          <w:color w:val="D4D4D4"/>
-          <w:sz w:val="21"/>
-          <w:szCs w:val="21"/>
-        </w:rPr>
-        <w:t xml:space="preserve"> </w:t>
-      </w:r>
-      <w:proofErr w:type="gramStart"/>
-      <w:r>
-        <w:rPr>
-          <w:rFonts w:ascii="Consolas" w:eastAsia="Times New Roman" w:hAnsi="Consolas" w:cs="Times New Roman"/>
-          <w:color w:val="5E6D03"/>
-          <w:sz w:val="21"/>
-          <w:szCs w:val="21"/>
-        </w:rPr>
-        <w:t>setup</w:t>
-      </w:r>
-      <w:r>
-        <w:rPr>
-          <w:rFonts w:ascii="Consolas" w:eastAsia="Times New Roman" w:hAnsi="Consolas" w:cs="Times New Roman"/>
-          <w:color w:val="DCDCDC"/>
-          <w:sz w:val="21"/>
-          <w:szCs w:val="21"/>
-        </w:rPr>
-        <w:t>(</w:t>
-      </w:r>
-      <w:proofErr w:type="gramEnd"/>
-      <w:r>
-        <w:rPr>
-          <w:rFonts w:ascii="Consolas" w:eastAsia="Times New Roman" w:hAnsi="Consolas" w:cs="Times New Roman"/>
-          <w:color w:val="DCDCDC"/>
-          <w:sz w:val="21"/>
-          <w:szCs w:val="21"/>
-        </w:rPr>
-        <w:t>)</w:t>
-      </w:r>
-    </w:p>
-    <w:p>
-      <w:pPr>
-        <w:shd w:val="clear" w:color="auto" w:fill="1E1E1E"/>
-        <w:bidi w:val="0"/>
-        <w:spacing w:after="0" w:line="285" w:lineRule="atLeast"/>
-        <w:rPr>
-          <w:rFonts w:ascii="Consolas" w:eastAsia="Times New Roman" w:hAnsi="Consolas" w:cs="Times New Roman"/>
-          <w:color w:val="D4D4D4"/>
-          <w:sz w:val="21"/>
-          <w:szCs w:val="21"/>
-        </w:rPr>
-      </w:pPr>
-      <w:r>
-        <w:rPr>
-          <w:rFonts w:ascii="Consolas" w:eastAsia="Times New Roman" w:hAnsi="Consolas" w:cs="Times New Roman"/>
-          <w:color w:val="DCDCDC"/>
-          <w:sz w:val="21"/>
-          <w:szCs w:val="21"/>
-        </w:rPr>
-        <w:t>{</w:t>
-      </w:r>
-    </w:p>
-    <w:p>
-      <w:pPr>
-        <w:shd w:val="clear" w:color="auto" w:fill="1E1E1E"/>
-        <w:bidi w:val="0"/>
-        <w:spacing w:after="0" w:line="285" w:lineRule="atLeast"/>
-        <w:rPr>
-          <w:rFonts w:ascii="Consolas" w:eastAsia="Times New Roman" w:hAnsi="Consolas" w:cs="Times New Roman"/>
-          <w:color w:val="D4D4D4"/>
-          <w:sz w:val="21"/>
-          <w:szCs w:val="21"/>
-        </w:rPr>
-      </w:pPr>
-      <w:r>
-        <w:rPr>
-          <w:rFonts w:ascii="Consolas" w:eastAsia="Times New Roman" w:hAnsi="Consolas" w:cs="Times New Roman"/>
-          <w:color w:val="D4D4D4"/>
-          <w:sz w:val="21"/>
-          <w:szCs w:val="21"/>
-        </w:rPr>
-        <w:t xml:space="preserve">  </w:t>
-      </w:r>
-      <w:r>
-        <w:rPr>
-          <w:rFonts w:ascii="Consolas" w:eastAsia="Times New Roman" w:hAnsi="Consolas" w:cs="Times New Roman"/>
-          <w:color w:val="727C81"/>
-          <w:sz w:val="21"/>
-          <w:szCs w:val="21"/>
-        </w:rPr>
-        <w:t>// Initialize the display</w:t>
-      </w:r>
-    </w:p>
-    <w:p>
-      <w:pPr>
-        <w:shd w:val="clear" w:color="auto" w:fill="1E1E1E"/>
-        <w:bidi w:val="0"/>
-        <w:spacing w:after="0" w:line="285" w:lineRule="atLeast"/>
-        <w:rPr>
-          <w:rFonts w:ascii="Consolas" w:eastAsia="Times New Roman" w:hAnsi="Consolas" w:cs="Times New Roman"/>
-          <w:color w:val="D4D4D4"/>
-          <w:sz w:val="21"/>
-          <w:szCs w:val="21"/>
-        </w:rPr>
-      </w:pPr>
-      <w:r>
-        <w:rPr>
-          <w:rFonts w:ascii="Consolas" w:eastAsia="Times New Roman" w:hAnsi="Consolas" w:cs="Times New Roman"/>
-          <w:color w:val="D4D4D4"/>
-          <w:sz w:val="21"/>
-          <w:szCs w:val="21"/>
-        </w:rPr>
-        <w:t xml:space="preserve">  </w:t>
-      </w:r>
-      <w:proofErr w:type="spellStart"/>
-      <w:proofErr w:type="gramStart"/>
-      <w:r>
-        <w:rPr>
-          <w:rFonts w:ascii="Consolas" w:eastAsia="Times New Roman" w:hAnsi="Consolas" w:cs="Times New Roman"/>
-          <w:color w:val="D4D4D4"/>
-          <w:sz w:val="21"/>
-          <w:szCs w:val="21"/>
-        </w:rPr>
-        <w:t>display</w:t>
-      </w:r>
-      <w:r>
-        <w:rPr>
-          <w:rFonts w:ascii="Consolas" w:eastAsia="Times New Roman" w:hAnsi="Consolas" w:cs="Times New Roman"/>
-          <w:color w:val="DCDCDC"/>
-          <w:sz w:val="21"/>
-          <w:szCs w:val="21"/>
-        </w:rPr>
-        <w:t>.</w:t>
-      </w:r>
-      <w:r>
-        <w:rPr>
-          <w:rFonts w:ascii="Consolas" w:eastAsia="Times New Roman" w:hAnsi="Consolas" w:cs="Times New Roman"/>
-          <w:color w:val="E97366"/>
-          <w:sz w:val="21"/>
-          <w:szCs w:val="21"/>
-        </w:rPr>
-        <w:t>begin</w:t>
-      </w:r>
-      <w:proofErr w:type="spellEnd"/>
-      <w:proofErr w:type="gramEnd"/>
-      <w:r>
-        <w:rPr>
-          <w:rFonts w:ascii="Consolas" w:eastAsia="Times New Roman" w:hAnsi="Consolas" w:cs="Times New Roman"/>
-          <w:color w:val="DCDCDC"/>
-          <w:sz w:val="21"/>
-          <w:szCs w:val="21"/>
-        </w:rPr>
-        <w:t>(</w:t>
-      </w:r>
-      <w:r>
-        <w:rPr>
-          <w:rFonts w:ascii="Consolas" w:eastAsia="Times New Roman" w:hAnsi="Consolas" w:cs="Times New Roman"/>
-          <w:color w:val="D4D4D4"/>
-          <w:sz w:val="21"/>
-          <w:szCs w:val="21"/>
-        </w:rPr>
-        <w:t>i2c_Address</w:t>
-      </w:r>
-      <w:r>
-        <w:rPr>
-          <w:rFonts w:ascii="Consolas" w:eastAsia="Times New Roman" w:hAnsi="Consolas" w:cs="Times New Roman"/>
-          <w:color w:val="DCDCDC"/>
-          <w:sz w:val="21"/>
-          <w:szCs w:val="21"/>
-        </w:rPr>
-        <w:t>,</w:t>
-      </w:r>
-      <w:r>
-        <w:rPr>
-          <w:rFonts w:ascii="Consolas" w:eastAsia="Times New Roman" w:hAnsi="Consolas" w:cs="Times New Roman"/>
-          <w:color w:val="569CD6"/>
-          <w:sz w:val="21"/>
-          <w:szCs w:val="21"/>
-        </w:rPr>
-        <w:t>true</w:t>
-      </w:r>
-      <w:r>
-        <w:rPr>
-          <w:rFonts w:ascii="Consolas" w:eastAsia="Times New Roman" w:hAnsi="Consolas" w:cs="Times New Roman"/>
-          <w:color w:val="DCDCDC"/>
-          <w:sz w:val="21"/>
-          <w:szCs w:val="21"/>
-        </w:rPr>
-        <w:t>);</w:t>
-      </w:r>
-      <w:r>
-        <w:rPr>
-          <w:rFonts w:ascii="Consolas" w:eastAsia="Times New Roman" w:hAnsi="Consolas" w:cs="Times New Roman"/>
-          <w:color w:val="D4D4D4"/>
-          <w:sz w:val="21"/>
-          <w:szCs w:val="21"/>
-        </w:rPr>
-        <w:t xml:space="preserve"> </w:t>
-      </w:r>
-    </w:p>
-    <w:p>
-      <w:pPr>
-        <w:shd w:val="clear" w:color="auto" w:fill="1E1E1E"/>
-        <w:bidi w:val="0"/>
-        <w:spacing w:after="0" w:line="285" w:lineRule="atLeast"/>
-        <w:rPr>
-          <w:rFonts w:ascii="Consolas" w:eastAsia="Times New Roman" w:hAnsi="Consolas" w:cs="Times New Roman"/>
-          <w:color w:val="D4D4D4"/>
-          <w:sz w:val="21"/>
-          <w:szCs w:val="21"/>
-        </w:rPr>
-      </w:pPr>
-      <w:r>
-        <w:rPr>
-          <w:rFonts w:ascii="Consolas" w:eastAsia="Times New Roman" w:hAnsi="Consolas" w:cs="Times New Roman"/>
-          <w:color w:val="D4D4D4"/>
-          <w:sz w:val="21"/>
-          <w:szCs w:val="21"/>
-        </w:rPr>
-        <w:t xml:space="preserve">  </w:t>
-      </w:r>
-      <w:proofErr w:type="spellStart"/>
-      <w:proofErr w:type="gramStart"/>
-      <w:r>
-        <w:rPr>
-          <w:rFonts w:ascii="Consolas" w:eastAsia="Times New Roman" w:hAnsi="Consolas" w:cs="Times New Roman"/>
-          <w:color w:val="D4D4D4"/>
-          <w:sz w:val="21"/>
-          <w:szCs w:val="21"/>
-        </w:rPr>
-        <w:t>display</w:t>
-      </w:r>
-      <w:r>
-        <w:rPr>
-          <w:rFonts w:ascii="Consolas" w:eastAsia="Times New Roman" w:hAnsi="Consolas" w:cs="Times New Roman"/>
-          <w:color w:val="DCDCDC"/>
-          <w:sz w:val="21"/>
-          <w:szCs w:val="21"/>
-        </w:rPr>
-        <w:t>.</w:t>
-      </w:r>
-      <w:r>
-        <w:rPr>
-          <w:rFonts w:ascii="Consolas" w:eastAsia="Times New Roman" w:hAnsi="Consolas" w:cs="Times New Roman"/>
-          <w:color w:val="D4D4D4"/>
-          <w:sz w:val="21"/>
-          <w:szCs w:val="21"/>
-        </w:rPr>
-        <w:t>clearDisplay</w:t>
-      </w:r>
-      <w:proofErr w:type="spellEnd"/>
-      <w:proofErr w:type="gramEnd"/>
-      <w:r>
-        <w:rPr>
-          <w:rFonts w:ascii="Consolas" w:eastAsia="Times New Roman" w:hAnsi="Consolas" w:cs="Times New Roman"/>
-          <w:color w:val="DCDCDC"/>
-          <w:sz w:val="21"/>
-          <w:szCs w:val="21"/>
-        </w:rPr>
-        <w:t>();</w:t>
-      </w:r>
-    </w:p>
-    <w:p>
-      <w:pPr>
-        <w:shd w:val="clear" w:color="auto" w:fill="1E1E1E"/>
-        <w:bidi w:val="0"/>
-        <w:spacing w:after="0" w:line="285" w:lineRule="atLeast"/>
-        <w:rPr>
-          <w:rFonts w:ascii="Consolas" w:eastAsia="Times New Roman" w:hAnsi="Consolas" w:cs="Times New Roman"/>
-          <w:color w:val="D4D4D4"/>
-          <w:sz w:val="21"/>
-          <w:szCs w:val="21"/>
-        </w:rPr>
-      </w:pPr>
-      <w:r>
-        <w:rPr>
-          <w:rFonts w:ascii="Consolas" w:eastAsia="Times New Roman" w:hAnsi="Consolas" w:cs="Times New Roman"/>
-          <w:color w:val="D4D4D4"/>
-          <w:sz w:val="21"/>
-          <w:szCs w:val="21"/>
-        </w:rPr>
-        <w:t xml:space="preserve">  </w:t>
-      </w:r>
-      <w:proofErr w:type="spellStart"/>
-      <w:proofErr w:type="gramStart"/>
-      <w:r>
-        <w:rPr>
-          <w:rFonts w:ascii="Consolas" w:eastAsia="Times New Roman" w:hAnsi="Consolas" w:cs="Times New Roman"/>
-          <w:color w:val="D4D4D4"/>
-          <w:sz w:val="21"/>
-          <w:szCs w:val="21"/>
-        </w:rPr>
-        <w:t>display</w:t>
-      </w:r>
-      <w:r>
-        <w:rPr>
-          <w:rFonts w:ascii="Consolas" w:eastAsia="Times New Roman" w:hAnsi="Consolas" w:cs="Times New Roman"/>
-          <w:color w:val="DCDCDC"/>
-          <w:sz w:val="21"/>
-          <w:szCs w:val="21"/>
-        </w:rPr>
-        <w:t>.</w:t>
-      </w:r>
-      <w:r>
-        <w:rPr>
-          <w:rFonts w:ascii="Consolas" w:eastAsia="Times New Roman" w:hAnsi="Consolas" w:cs="Times New Roman"/>
-          <w:color w:val="D4D4D4"/>
-          <w:sz w:val="21"/>
-          <w:szCs w:val="21"/>
-        </w:rPr>
-        <w:t>setTextColor</w:t>
-      </w:r>
-      <w:proofErr w:type="spellEnd"/>
-      <w:proofErr w:type="gramEnd"/>
-      <w:r>
-        <w:rPr>
-          <w:rFonts w:ascii="Consolas" w:eastAsia="Times New Roman" w:hAnsi="Consolas" w:cs="Times New Roman"/>
-          <w:color w:val="DCDCDC"/>
-          <w:sz w:val="21"/>
-          <w:szCs w:val="21"/>
-        </w:rPr>
-        <w:t>(</w:t>
-      </w:r>
-      <w:r>
-        <w:rPr>
-          <w:rFonts w:ascii="Consolas" w:eastAsia="Times New Roman" w:hAnsi="Consolas" w:cs="Times New Roman"/>
-          <w:color w:val="D4D4D4"/>
-          <w:sz w:val="21"/>
-          <w:szCs w:val="21"/>
-        </w:rPr>
-        <w:t>SH110X_WHITE</w:t>
-      </w:r>
-      <w:r>
-        <w:rPr>
-          <w:rFonts w:ascii="Consolas" w:eastAsia="Times New Roman" w:hAnsi="Consolas" w:cs="Times New Roman"/>
-          <w:color w:val="DCDCDC"/>
-          <w:sz w:val="21"/>
-          <w:szCs w:val="21"/>
-        </w:rPr>
-        <w:t>);</w:t>
-      </w:r>
-    </w:p>
-    <w:p>
-      <w:pPr>
-        <w:shd w:val="clear" w:color="auto" w:fill="1E1E1E"/>
-        <w:bidi w:val="0"/>
-        <w:spacing w:after="0" w:line="285" w:lineRule="atLeast"/>
-        <w:rPr>
-          <w:rFonts w:ascii="Consolas" w:eastAsia="Times New Roman" w:hAnsi="Consolas" w:cs="Times New Roman"/>
-          <w:color w:val="D4D4D4"/>
-          <w:sz w:val="21"/>
-          <w:szCs w:val="21"/>
-        </w:rPr>
-      </w:pPr>
-      <w:r>
-        <w:rPr>
-          <w:rFonts w:ascii="Consolas" w:eastAsia="Times New Roman" w:hAnsi="Consolas" w:cs="Times New Roman"/>
-          <w:color w:val="D4D4D4"/>
-          <w:sz w:val="21"/>
-          <w:szCs w:val="21"/>
-        </w:rPr>
-        <w:t xml:space="preserve">    </w:t>
-      </w:r>
-    </w:p>
-    <w:p>
-      <w:pPr>
-        <w:shd w:val="clear" w:color="auto" w:fill="1E1E1E"/>
-        <w:bidi w:val="0"/>
-        <w:spacing w:after="0" w:line="285" w:lineRule="atLeast"/>
-        <w:rPr>
-          <w:rFonts w:ascii="Consolas" w:eastAsia="Times New Roman" w:hAnsi="Consolas" w:cs="Times New Roman"/>
-          <w:color w:val="D4D4D4"/>
-          <w:sz w:val="21"/>
-          <w:szCs w:val="21"/>
-        </w:rPr>
-      </w:pPr>
-      <w:r>
-        <w:rPr>
-          <w:rFonts w:ascii="Consolas" w:eastAsia="Times New Roman" w:hAnsi="Consolas" w:cs="Times New Roman"/>
-          <w:color w:val="D4D4D4"/>
-          <w:sz w:val="21"/>
-          <w:szCs w:val="21"/>
-        </w:rPr>
-        <w:t xml:space="preserve">  </w:t>
-      </w:r>
-      <w:r>
-        <w:rPr>
-          <w:rFonts w:ascii="Consolas" w:eastAsia="Times New Roman" w:hAnsi="Consolas" w:cs="Times New Roman"/>
-          <w:color w:val="727C81"/>
-          <w:sz w:val="21"/>
-          <w:szCs w:val="21"/>
-        </w:rPr>
-        <w:t>// Display first string</w:t>
-      </w:r>
-    </w:p>
-    <w:p>
-      <w:pPr>
-        <w:shd w:val="clear" w:color="auto" w:fill="1E1E1E"/>
-        <w:bidi w:val="0"/>
-        <w:spacing w:after="0" w:line="285" w:lineRule="atLeast"/>
-        <w:rPr>
-          <w:rFonts w:ascii="Consolas" w:eastAsia="Times New Roman" w:hAnsi="Consolas" w:cs="Times New Roman"/>
-          <w:color w:val="D4D4D4"/>
-          <w:sz w:val="21"/>
-          <w:szCs w:val="21"/>
-        </w:rPr>
-      </w:pPr>
-      <w:r>
-        <w:rPr>
-          <w:rFonts w:ascii="Consolas" w:eastAsia="Times New Roman" w:hAnsi="Consolas" w:cs="Times New Roman"/>
-          <w:color w:val="D4D4D4"/>
-          <w:sz w:val="21"/>
-          <w:szCs w:val="21"/>
-        </w:rPr>
-        <w:t xml:space="preserve">  </w:t>
-      </w:r>
-      <w:proofErr w:type="spellStart"/>
-      <w:proofErr w:type="gramStart"/>
-      <w:r>
-        <w:rPr>
-          <w:rFonts w:ascii="Consolas" w:eastAsia="Times New Roman" w:hAnsi="Consolas" w:cs="Times New Roman"/>
-          <w:color w:val="D4D4D4"/>
-          <w:sz w:val="21"/>
-          <w:szCs w:val="21"/>
-        </w:rPr>
-        <w:t>display</w:t>
-      </w:r>
-      <w:r>
-        <w:rPr>
-          <w:rFonts w:ascii="Consolas" w:eastAsia="Times New Roman" w:hAnsi="Consolas" w:cs="Times New Roman"/>
-          <w:color w:val="DCDCDC"/>
-          <w:sz w:val="21"/>
-          <w:szCs w:val="21"/>
-        </w:rPr>
-        <w:t>.</w:t>
-      </w:r>
-      <w:r>
-        <w:rPr>
-          <w:rFonts w:ascii="Consolas" w:eastAsia="Times New Roman" w:hAnsi="Consolas" w:cs="Times New Roman"/>
-          <w:color w:val="D4D4D4"/>
-          <w:sz w:val="21"/>
-          <w:szCs w:val="21"/>
-        </w:rPr>
-        <w:t>setTextSize</w:t>
-      </w:r>
-      <w:proofErr w:type="spellEnd"/>
-      <w:proofErr w:type="gramEnd"/>
-      <w:r>
-        <w:rPr>
-          <w:rFonts w:ascii="Consolas" w:eastAsia="Times New Roman" w:hAnsi="Consolas" w:cs="Times New Roman"/>
-          <w:color w:val="DCDCDC"/>
-          <w:sz w:val="21"/>
-          <w:szCs w:val="21"/>
-        </w:rPr>
-        <w:t>(</w:t>
-      </w:r>
-      <w:r>
-        <w:rPr>
-          <w:rFonts w:ascii="Consolas" w:eastAsia="Times New Roman" w:hAnsi="Consolas" w:cs="Times New Roman"/>
-          <w:color w:val="B5CEA8"/>
-          <w:sz w:val="21"/>
-          <w:szCs w:val="21"/>
-        </w:rPr>
-        <w:t>1</w:t>
-      </w:r>
-      <w:r>
-        <w:rPr>
-          <w:rFonts w:ascii="Consolas" w:eastAsia="Times New Roman" w:hAnsi="Consolas" w:cs="Times New Roman"/>
-          <w:color w:val="DCDCDC"/>
-          <w:sz w:val="21"/>
-          <w:szCs w:val="21"/>
-        </w:rPr>
-        <w:t>);</w:t>
-      </w:r>
-      <w:r>
-        <w:rPr>
-          <w:rFonts w:ascii="Consolas" w:eastAsia="Times New Roman" w:hAnsi="Consolas" w:cs="Times New Roman"/>
-          <w:color w:val="D4D4D4"/>
-          <w:sz w:val="21"/>
-          <w:szCs w:val="21"/>
-        </w:rPr>
-        <w:t xml:space="preserve"> </w:t>
-      </w:r>
-      <w:r>
-        <w:rPr>
-          <w:rFonts w:ascii="Consolas" w:eastAsia="Times New Roman" w:hAnsi="Consolas" w:cs="Times New Roman"/>
-          <w:color w:val="727C81"/>
-          <w:sz w:val="21"/>
-          <w:szCs w:val="21"/>
-        </w:rPr>
-        <w:t>// Standard font size</w:t>
-      </w:r>
-    </w:p>
-    <w:p>
-      <w:pPr>
-        <w:shd w:val="clear" w:color="auto" w:fill="1E1E1E"/>
-        <w:bidi w:val="0"/>
-        <w:spacing w:after="0" w:line="285" w:lineRule="atLeast"/>
-        <w:rPr>
-          <w:rFonts w:ascii="Consolas" w:eastAsia="Times New Roman" w:hAnsi="Consolas" w:cs="Times New Roman"/>
-          <w:color w:val="D4D4D4"/>
-          <w:sz w:val="21"/>
-          <w:szCs w:val="21"/>
-        </w:rPr>
-      </w:pPr>
-      <w:r>
-        <w:rPr>
-          <w:rFonts w:ascii="Consolas" w:eastAsia="Times New Roman" w:hAnsi="Consolas" w:cs="Times New Roman"/>
-          <w:color w:val="D4D4D4"/>
-          <w:sz w:val="21"/>
-          <w:szCs w:val="21"/>
-        </w:rPr>
-        <w:t xml:space="preserve">  </w:t>
-      </w:r>
-      <w:proofErr w:type="spellStart"/>
-      <w:proofErr w:type="gramStart"/>
-      <w:r>
-        <w:rPr>
-          <w:rFonts w:ascii="Consolas" w:eastAsia="Times New Roman" w:hAnsi="Consolas" w:cs="Times New Roman"/>
-          <w:color w:val="D4D4D4"/>
-          <w:sz w:val="21"/>
-          <w:szCs w:val="21"/>
-        </w:rPr>
-        <w:t>display</w:t>
-      </w:r>
-      <w:r>
-        <w:rPr>
-          <w:rFonts w:ascii="Consolas" w:eastAsia="Times New Roman" w:hAnsi="Consolas" w:cs="Times New Roman"/>
-          <w:color w:val="DCDCDC"/>
-          <w:sz w:val="21"/>
-          <w:szCs w:val="21"/>
-        </w:rPr>
-        <w:t>.</w:t>
-      </w:r>
-      <w:r>
-        <w:rPr>
-          <w:rFonts w:ascii="Consolas" w:eastAsia="Times New Roman" w:hAnsi="Consolas" w:cs="Times New Roman"/>
-          <w:color w:val="D4D4D4"/>
-          <w:sz w:val="21"/>
-          <w:szCs w:val="21"/>
-        </w:rPr>
-        <w:t>setCursor</w:t>
-      </w:r>
-      <w:proofErr w:type="spellEnd"/>
-      <w:proofErr w:type="gramEnd"/>
-      <w:r>
-        <w:rPr>
-          <w:rFonts w:ascii="Consolas" w:eastAsia="Times New Roman" w:hAnsi="Consolas" w:cs="Times New Roman"/>
-          <w:color w:val="DCDCDC"/>
-          <w:sz w:val="21"/>
-          <w:szCs w:val="21"/>
-        </w:rPr>
-        <w:t>(</w:t>
-      </w:r>
-      <w:r>
-        <w:rPr>
-          <w:rFonts w:ascii="Consolas" w:eastAsia="Times New Roman" w:hAnsi="Consolas" w:cs="Times New Roman"/>
-          <w:color w:val="B5CEA8"/>
-          <w:sz w:val="21"/>
-          <w:szCs w:val="21"/>
-        </w:rPr>
-        <w:t>2</w:t>
-      </w:r>
-      <w:r>
-        <w:rPr>
-          <w:rFonts w:ascii="Consolas" w:eastAsia="Times New Roman" w:hAnsi="Consolas" w:cs="Times New Roman"/>
-          <w:color w:val="DCDCDC"/>
-          <w:sz w:val="21"/>
-          <w:szCs w:val="21"/>
-        </w:rPr>
-        <w:t>,</w:t>
-      </w:r>
-      <w:r>
-        <w:rPr>
-          <w:rFonts w:ascii="Consolas" w:eastAsia="Times New Roman" w:hAnsi="Consolas" w:cs="Times New Roman"/>
-          <w:color w:val="D4D4D4"/>
-          <w:sz w:val="21"/>
-          <w:szCs w:val="21"/>
-        </w:rPr>
-        <w:t xml:space="preserve"> </w:t>
-      </w:r>
-      <w:r>
-        <w:rPr>
-          <w:rFonts w:ascii="Consolas" w:eastAsia="Times New Roman" w:hAnsi="Consolas" w:cs="Times New Roman"/>
-          <w:color w:val="B5CEA8"/>
-          <w:sz w:val="21"/>
-          <w:szCs w:val="21"/>
-        </w:rPr>
-        <w:t>10</w:t>
-      </w:r>
-      <w:r>
-        <w:rPr>
-          <w:rFonts w:ascii="Consolas" w:eastAsia="Times New Roman" w:hAnsi="Consolas" w:cs="Times New Roman"/>
-          <w:color w:val="DCDCDC"/>
-          <w:sz w:val="21"/>
-          <w:szCs w:val="21"/>
-        </w:rPr>
-        <w:t>);</w:t>
-      </w:r>
-      <w:r>
-        <w:rPr>
-          <w:rFonts w:ascii="Consolas" w:eastAsia="Times New Roman" w:hAnsi="Consolas" w:cs="Times New Roman"/>
-          <w:color w:val="D4D4D4"/>
-          <w:sz w:val="21"/>
-          <w:szCs w:val="21"/>
-        </w:rPr>
-        <w:t xml:space="preserve"> </w:t>
-      </w:r>
-      <w:r>
-        <w:rPr>
-          <w:rFonts w:ascii="Consolas" w:eastAsia="Times New Roman" w:hAnsi="Consolas" w:cs="Times New Roman"/>
-          <w:color w:val="727C81"/>
-          <w:sz w:val="21"/>
-          <w:szCs w:val="21"/>
-        </w:rPr>
-        <w:t>// Horizontal, vertical position</w:t>
-      </w:r>
-    </w:p>
-    <w:p>
-      <w:pPr>
-        <w:shd w:val="clear" w:color="auto" w:fill="1E1E1E"/>
-        <w:bidi w:val="0"/>
-        <w:spacing w:after="0" w:line="285" w:lineRule="atLeast"/>
-        <w:rPr>
-          <w:rFonts w:ascii="Consolas" w:eastAsia="Times New Roman" w:hAnsi="Consolas" w:cs="Times New Roman"/>
-          <w:color w:val="CE9178"/>
-          <w:sz w:val="21"/>
-          <w:szCs w:val="21"/>
-        </w:rPr>
-      </w:pPr>
-      <w:r>
-        <w:rPr>
-          <w:rFonts w:ascii="Consolas" w:eastAsia="Times New Roman" w:hAnsi="Consolas" w:cs="Times New Roman"/>
-          <w:color w:val="D4D4D4"/>
-          <w:sz w:val="21"/>
-          <w:szCs w:val="21"/>
-        </w:rPr>
-        <w:t xml:space="preserve">  </w:t>
-      </w:r>
-      <w:proofErr w:type="spellStart"/>
-      <w:proofErr w:type="gramStart"/>
-      <w:r>
-        <w:rPr>
-          <w:rFonts w:ascii="Consolas" w:eastAsia="Times New Roman" w:hAnsi="Consolas" w:cs="Times New Roman"/>
-          <w:color w:val="D4D4D4"/>
-          <w:sz w:val="21"/>
-          <w:szCs w:val="21"/>
-        </w:rPr>
-        <w:t>display</w:t>
-      </w:r>
-      <w:r>
-        <w:rPr>
-          <w:rFonts w:ascii="Consolas" w:eastAsia="Times New Roman" w:hAnsi="Consolas" w:cs="Times New Roman"/>
-          <w:color w:val="DCDCDC"/>
-          <w:sz w:val="21"/>
-          <w:szCs w:val="21"/>
-        </w:rPr>
-        <w:t>.</w:t>
-      </w:r>
-      <w:r>
-        <w:rPr>
-          <w:rFonts w:ascii="Consolas" w:eastAsia="Times New Roman" w:hAnsi="Consolas" w:cs="Times New Roman"/>
-          <w:color w:val="E97366"/>
-          <w:sz w:val="21"/>
-          <w:szCs w:val="21"/>
-        </w:rPr>
-        <w:t>println</w:t>
-      </w:r>
-      <w:proofErr w:type="spellEnd"/>
-      <w:proofErr w:type="gramEnd"/>
-      <w:r>
-        <w:rPr>
-          <w:rFonts w:ascii="Consolas" w:eastAsia="Times New Roman" w:hAnsi="Consolas" w:cs="Times New Roman"/>
-          <w:color w:val="DCDCDC"/>
-          <w:sz w:val="21"/>
-          <w:szCs w:val="21"/>
-        </w:rPr>
-        <w:t>(</w:t>
-      </w:r>
-      <w:r>
-        <w:rPr>
-          <w:rFonts w:ascii="Consolas" w:eastAsia="Times New Roman" w:hAnsi="Consolas" w:cs="Times New Roman"/>
-          <w:color w:val="CE9178"/>
-          <w:sz w:val="21"/>
-          <w:szCs w:val="21"/>
-        </w:rPr>
-        <w:t>"</w:t>
-      </w:r>
-      <w:r>
-        <w:rPr>
-          <w:rFonts w:ascii="Consolas" w:eastAsia="Times New Roman" w:hAnsi="Consolas" w:cs="Times New Roman"/>
-          <w:color w:val="CE9178"/>
-          <w:sz w:val="21"/>
-          <w:szCs w:val="21"/>
-        </w:rPr>
-        <w:t>Shelly and Sasha</w:t>
-      </w:r>
-      <w:r>
-        <w:rPr>
-          <w:rFonts w:ascii="Consolas" w:eastAsia="Times New Roman" w:hAnsi="Consolas" w:cs="Times New Roman"/>
-          <w:color w:val="CE9178"/>
-          <w:sz w:val="21"/>
-          <w:szCs w:val="21"/>
-        </w:rPr>
-        <w:t>"</w:t>
-      </w:r>
-      <w:r>
-        <w:rPr>
-          <w:rFonts w:ascii="Consolas" w:eastAsia="Times New Roman" w:hAnsi="Consolas" w:cs="Times New Roman"/>
-          <w:color w:val="DCDCDC"/>
-          <w:sz w:val="21"/>
-          <w:szCs w:val="21"/>
-        </w:rPr>
-        <w:t>);</w:t>
-      </w:r>
-    </w:p>
-    <w:p>
-      <w:pPr>
-        <w:shd w:val="clear" w:color="auto" w:fill="1E1E1E"/>
-        <w:bidi w:val="0"/>
-        <w:spacing w:after="0" w:line="285" w:lineRule="atLeast"/>
-        <w:rPr>
-          <w:rFonts w:ascii="Consolas" w:eastAsia="Times New Roman" w:hAnsi="Consolas" w:cs="Times New Roman"/>
-          <w:color w:val="D4D4D4"/>
-          <w:sz w:val="21"/>
-          <w:szCs w:val="21"/>
-        </w:rPr>
-      </w:pPr>
-    </w:p>
-    <w:p>
-      <w:pPr>
-        <w:shd w:val="clear" w:color="auto" w:fill="1E1E1E"/>
-        <w:bidi w:val="0"/>
-        <w:spacing w:after="0" w:line="285" w:lineRule="atLeast"/>
-        <w:rPr>
-          <w:rFonts w:ascii="Consolas" w:eastAsia="Times New Roman" w:hAnsi="Consolas" w:cs="Times New Roman"/>
-          <w:color w:val="D4D4D4"/>
-          <w:sz w:val="21"/>
-          <w:szCs w:val="21"/>
-        </w:rPr>
-      </w:pPr>
-      <w:r>
-        <w:rPr>
-          <w:rFonts w:ascii="Consolas" w:eastAsia="Times New Roman" w:hAnsi="Consolas" w:cs="Times New Roman"/>
-          <w:color w:val="D4D4D4"/>
-          <w:sz w:val="21"/>
-          <w:szCs w:val="21"/>
-        </w:rPr>
-        <w:t xml:space="preserve">  </w:t>
-      </w:r>
-      <w:r>
-        <w:rPr>
-          <w:rFonts w:ascii="Consolas" w:eastAsia="Times New Roman" w:hAnsi="Consolas" w:cs="Times New Roman"/>
-          <w:color w:val="727C81"/>
-          <w:sz w:val="21"/>
-          <w:szCs w:val="21"/>
-        </w:rPr>
-        <w:t>// Display second string</w:t>
-      </w:r>
-    </w:p>
-    <w:p>
-      <w:pPr>
-        <w:shd w:val="clear" w:color="auto" w:fill="1E1E1E"/>
-        <w:bidi w:val="0"/>
-        <w:spacing w:after="0" w:line="285" w:lineRule="atLeast"/>
-        <w:rPr>
-          <w:rFonts w:ascii="Consolas" w:eastAsia="Times New Roman" w:hAnsi="Consolas" w:cs="Times New Roman"/>
-          <w:color w:val="D4D4D4"/>
-          <w:sz w:val="21"/>
-          <w:szCs w:val="21"/>
-        </w:rPr>
-      </w:pPr>
-      <w:r>
-        <w:rPr>
-          <w:rFonts w:ascii="Consolas" w:eastAsia="Times New Roman" w:hAnsi="Consolas" w:cs="Times New Roman"/>
-          <w:color w:val="D4D4D4"/>
-          <w:sz w:val="21"/>
-          <w:szCs w:val="21"/>
-        </w:rPr>
-        <w:t xml:space="preserve">  </w:t>
-      </w:r>
-      <w:proofErr w:type="spellStart"/>
-      <w:proofErr w:type="gramStart"/>
-      <w:r>
-        <w:rPr>
-          <w:rFonts w:ascii="Consolas" w:eastAsia="Times New Roman" w:hAnsi="Consolas" w:cs="Times New Roman"/>
-          <w:color w:val="D4D4D4"/>
-          <w:sz w:val="21"/>
-          <w:szCs w:val="21"/>
-        </w:rPr>
-        <w:t>display</w:t>
-      </w:r>
-      <w:r>
-        <w:rPr>
-          <w:rFonts w:ascii="Consolas" w:eastAsia="Times New Roman" w:hAnsi="Consolas" w:cs="Times New Roman"/>
-          <w:color w:val="DCDCDC"/>
-          <w:sz w:val="21"/>
-          <w:szCs w:val="21"/>
-        </w:rPr>
-        <w:t>.</w:t>
-      </w:r>
-      <w:r>
-        <w:rPr>
-          <w:rFonts w:ascii="Consolas" w:eastAsia="Times New Roman" w:hAnsi="Consolas" w:cs="Times New Roman"/>
-          <w:color w:val="D4D4D4"/>
-          <w:sz w:val="21"/>
-          <w:szCs w:val="21"/>
-        </w:rPr>
-        <w:t>setTextSize</w:t>
-      </w:r>
-      <w:proofErr w:type="spellEnd"/>
-      <w:proofErr w:type="gramEnd"/>
-      <w:r>
-        <w:rPr>
-          <w:rFonts w:ascii="Consolas" w:eastAsia="Times New Roman" w:hAnsi="Consolas" w:cs="Times New Roman"/>
-          <w:color w:val="DCDCDC"/>
-          <w:sz w:val="21"/>
-          <w:szCs w:val="21"/>
-        </w:rPr>
-        <w:t>(</w:t>
-      </w:r>
-      <w:r>
-        <w:rPr>
-          <w:rFonts w:ascii="Consolas" w:eastAsia="Times New Roman" w:hAnsi="Consolas" w:cs="Times New Roman"/>
-          <w:color w:val="B5CEA8"/>
-          <w:sz w:val="21"/>
-          <w:szCs w:val="21"/>
-        </w:rPr>
-        <w:t>2</w:t>
-      </w:r>
-      <w:r>
-        <w:rPr>
-          <w:rFonts w:ascii="Consolas" w:eastAsia="Times New Roman" w:hAnsi="Consolas" w:cs="Times New Roman"/>
-          <w:color w:val="DCDCDC"/>
-          <w:sz w:val="21"/>
-          <w:szCs w:val="21"/>
-        </w:rPr>
-        <w:t>);</w:t>
-      </w:r>
-      <w:r>
-        <w:rPr>
-          <w:rFonts w:ascii="Consolas" w:eastAsia="Times New Roman" w:hAnsi="Consolas" w:cs="Times New Roman"/>
-          <w:color w:val="D4D4D4"/>
-          <w:sz w:val="21"/>
-          <w:szCs w:val="21"/>
-        </w:rPr>
-        <w:t xml:space="preserve"> </w:t>
-      </w:r>
-      <w:r>
-        <w:rPr>
-          <w:rFonts w:ascii="Consolas" w:eastAsia="Times New Roman" w:hAnsi="Consolas" w:cs="Times New Roman"/>
-          <w:color w:val="727C81"/>
-          <w:sz w:val="21"/>
-          <w:szCs w:val="21"/>
-        </w:rPr>
-        <w:t>// Larger font size</w:t>
-      </w:r>
-    </w:p>
-    <w:p>
-      <w:pPr>
-        <w:shd w:val="clear" w:color="auto" w:fill="1E1E1E"/>
-        <w:bidi w:val="0"/>
-        <w:spacing w:after="0" w:line="285" w:lineRule="atLeast"/>
-        <w:rPr>
-          <w:rFonts w:ascii="Consolas" w:eastAsia="Times New Roman" w:hAnsi="Consolas" w:cs="Times New Roman"/>
-          <w:color w:val="D4D4D4"/>
-          <w:sz w:val="21"/>
-          <w:szCs w:val="21"/>
-        </w:rPr>
-      </w:pPr>
-      <w:r>
-        <w:rPr>
-          <w:rFonts w:ascii="Consolas" w:eastAsia="Times New Roman" w:hAnsi="Consolas" w:cs="Times New Roman"/>
-          <w:color w:val="D4D4D4"/>
-          <w:sz w:val="21"/>
-          <w:szCs w:val="21"/>
-        </w:rPr>
-        <w:t xml:space="preserve">  </w:t>
-      </w:r>
-      <w:proofErr w:type="spellStart"/>
-      <w:proofErr w:type="gramStart"/>
-      <w:r>
-        <w:rPr>
-          <w:rFonts w:ascii="Consolas" w:eastAsia="Times New Roman" w:hAnsi="Consolas" w:cs="Times New Roman"/>
-          <w:color w:val="D4D4D4"/>
-          <w:sz w:val="21"/>
-          <w:szCs w:val="21"/>
-        </w:rPr>
-        <w:t>display</w:t>
-      </w:r>
-      <w:r>
-        <w:rPr>
-          <w:rFonts w:ascii="Consolas" w:eastAsia="Times New Roman" w:hAnsi="Consolas" w:cs="Times New Roman"/>
-          <w:color w:val="DCDCDC"/>
-          <w:sz w:val="21"/>
-          <w:szCs w:val="21"/>
-        </w:rPr>
-        <w:t>.</w:t>
-      </w:r>
-      <w:r>
-        <w:rPr>
-          <w:rFonts w:ascii="Consolas" w:eastAsia="Times New Roman" w:hAnsi="Consolas" w:cs="Times New Roman"/>
-          <w:color w:val="D4D4D4"/>
-          <w:sz w:val="21"/>
-          <w:szCs w:val="21"/>
-        </w:rPr>
-        <w:t>setCursor</w:t>
-      </w:r>
-      <w:proofErr w:type="spellEnd"/>
-      <w:proofErr w:type="gramEnd"/>
-      <w:r>
-        <w:rPr>
-          <w:rFonts w:ascii="Consolas" w:eastAsia="Times New Roman" w:hAnsi="Consolas" w:cs="Times New Roman"/>
-          <w:color w:val="DCDCDC"/>
-          <w:sz w:val="21"/>
-          <w:szCs w:val="21"/>
-        </w:rPr>
-        <w:t>(</w:t>
-      </w:r>
-      <w:r>
-        <w:rPr>
-          <w:rFonts w:ascii="Consolas" w:eastAsia="Times New Roman" w:hAnsi="Consolas" w:cs="Times New Roman"/>
-          <w:color w:val="B5CEA8"/>
-          <w:sz w:val="21"/>
-          <w:szCs w:val="21"/>
-        </w:rPr>
-        <w:t>5</w:t>
-      </w:r>
-      <w:r>
-        <w:rPr>
-          <w:rFonts w:ascii="Consolas" w:eastAsia="Times New Roman" w:hAnsi="Consolas" w:cs="Times New Roman"/>
-          <w:color w:val="DCDCDC"/>
-          <w:sz w:val="21"/>
-          <w:szCs w:val="21"/>
-        </w:rPr>
-        <w:t>,</w:t>
-      </w:r>
-      <w:r>
-        <w:rPr>
-          <w:rFonts w:ascii="Consolas" w:eastAsia="Times New Roman" w:hAnsi="Consolas" w:cs="Times New Roman"/>
-          <w:color w:val="D4D4D4"/>
-          <w:sz w:val="21"/>
-          <w:szCs w:val="21"/>
-        </w:rPr>
-        <w:t xml:space="preserve"> </w:t>
-      </w:r>
-      <w:r>
-        <w:rPr>
-          <w:rFonts w:ascii="Consolas" w:eastAsia="Times New Roman" w:hAnsi="Consolas" w:cs="Times New Roman"/>
-          <w:color w:val="B5CEA8"/>
-          <w:sz w:val="21"/>
-          <w:szCs w:val="21"/>
-        </w:rPr>
-        <w:t>25</w:t>
-      </w:r>
-      <w:r>
-        <w:rPr>
-          <w:rFonts w:ascii="Consolas" w:eastAsia="Times New Roman" w:hAnsi="Consolas" w:cs="Times New Roman"/>
-          <w:color w:val="DCDCDC"/>
-          <w:sz w:val="21"/>
-          <w:szCs w:val="21"/>
-        </w:rPr>
-        <w:t>);</w:t>
-      </w:r>
-      <w:r>
-        <w:rPr>
-          <w:rFonts w:ascii="Consolas" w:eastAsia="Times New Roman" w:hAnsi="Consolas" w:cs="Times New Roman"/>
-          <w:color w:val="D4D4D4"/>
-          <w:sz w:val="21"/>
-          <w:szCs w:val="21"/>
-        </w:rPr>
-        <w:t xml:space="preserve"> </w:t>
-      </w:r>
-      <w:r>
-        <w:rPr>
-          <w:rFonts w:ascii="Consolas" w:eastAsia="Times New Roman" w:hAnsi="Consolas" w:cs="Times New Roman"/>
-          <w:color w:val="727C81"/>
-          <w:sz w:val="21"/>
-          <w:szCs w:val="21"/>
-        </w:rPr>
-        <w:t>// Adjusted position</w:t>
-      </w:r>
-    </w:p>
-    <w:p>
-      <w:pPr>
-        <w:shd w:val="clear" w:color="auto" w:fill="1E1E1E"/>
-        <w:bidi w:val="0"/>
-        <w:spacing w:after="0" w:line="285" w:lineRule="atLeast"/>
-        <w:rPr>
-          <w:rFonts w:ascii="Consolas" w:eastAsia="Times New Roman" w:hAnsi="Consolas" w:cs="Times New Roman"/>
-          <w:color w:val="CE9178"/>
-          <w:sz w:val="21"/>
-          <w:szCs w:val="21"/>
-        </w:rPr>
-      </w:pPr>
-      <w:r>
-        <w:rPr>
-          <w:rFonts w:ascii="Consolas" w:eastAsia="Times New Roman" w:hAnsi="Consolas" w:cs="Times New Roman"/>
-          <w:color w:val="D4D4D4"/>
-          <w:sz w:val="21"/>
-          <w:szCs w:val="21"/>
-        </w:rPr>
-        <w:t xml:space="preserve">  </w:t>
-      </w:r>
-      <w:proofErr w:type="spellStart"/>
-      <w:proofErr w:type="gramStart"/>
-      <w:r>
-        <w:rPr>
-          <w:rFonts w:ascii="Consolas" w:eastAsia="Times New Roman" w:hAnsi="Consolas" w:cs="Times New Roman"/>
-          <w:color w:val="D4D4D4"/>
-          <w:sz w:val="21"/>
-          <w:szCs w:val="21"/>
-        </w:rPr>
-        <w:t>display</w:t>
-      </w:r>
-      <w:r>
-        <w:rPr>
-          <w:rFonts w:ascii="Consolas" w:eastAsia="Times New Roman" w:hAnsi="Consolas" w:cs="Times New Roman"/>
-          <w:color w:val="DCDCDC"/>
-          <w:sz w:val="21"/>
-          <w:szCs w:val="21"/>
-        </w:rPr>
-        <w:t>.</w:t>
-      </w:r>
-      <w:r>
-        <w:rPr>
-          <w:rFonts w:ascii="Consolas" w:eastAsia="Times New Roman" w:hAnsi="Consolas" w:cs="Times New Roman"/>
-          <w:color w:val="E97366"/>
-          <w:sz w:val="21"/>
-          <w:szCs w:val="21"/>
-        </w:rPr>
-        <w:t>println</w:t>
-      </w:r>
-      <w:proofErr w:type="spellEnd"/>
-      <w:proofErr w:type="gramEnd"/>
-      <w:r>
-        <w:rPr>
-          <w:rFonts w:ascii="Consolas" w:eastAsia="Times New Roman" w:hAnsi="Consolas" w:cs="Times New Roman"/>
-          <w:color w:val="DCDCDC"/>
-          <w:sz w:val="21"/>
-          <w:szCs w:val="21"/>
-        </w:rPr>
-        <w:t>(</w:t>
-      </w:r>
-      <w:r>
-        <w:rPr>
-          <w:rFonts w:ascii="Consolas" w:eastAsia="Times New Roman" w:hAnsi="Consolas" w:cs="Times New Roman"/>
-          <w:color w:val="CE9178"/>
-          <w:sz w:val="21"/>
-          <w:szCs w:val="21"/>
-        </w:rPr>
-        <w:t>"</w:t>
-      </w:r>
-      <w:r>
-        <w:rPr>
-          <w:rFonts w:ascii="Consolas" w:eastAsia="Times New Roman" w:hAnsi="Consolas" w:cs="Times New Roman"/>
-          <w:color w:val="CE9178"/>
-          <w:sz w:val="21"/>
-          <w:szCs w:val="21"/>
-        </w:rPr>
-        <w:t>Students</w:t>
-      </w:r>
-      <w:r>
-        <w:rPr>
-          <w:rFonts w:ascii="Consolas" w:eastAsia="Times New Roman" w:hAnsi="Consolas" w:cs="Times New Roman"/>
-          <w:color w:val="CE9178"/>
-          <w:sz w:val="21"/>
-          <w:szCs w:val="21"/>
-        </w:rPr>
-        <w:t>"</w:t>
-      </w:r>
-      <w:r>
-        <w:rPr>
-          <w:rFonts w:ascii="Consolas" w:eastAsia="Times New Roman" w:hAnsi="Consolas" w:cs="Times New Roman"/>
-          <w:color w:val="DCDCDC"/>
-          <w:sz w:val="21"/>
-          <w:szCs w:val="21"/>
-        </w:rPr>
-        <w:t>);</w:t>
-      </w:r>
-    </w:p>
-    <w:p>
-      <w:pPr>
-        <w:shd w:val="clear" w:color="auto" w:fill="1E1E1E"/>
-        <w:bidi w:val="0"/>
-        <w:spacing w:after="0" w:line="285" w:lineRule="atLeast"/>
-        <w:rPr>
-          <w:rFonts w:ascii="Consolas" w:eastAsia="Times New Roman" w:hAnsi="Consolas" w:cs="Times New Roman"/>
-          <w:color w:val="D4D4D4"/>
-          <w:sz w:val="21"/>
-          <w:szCs w:val="21"/>
-        </w:rPr>
-      </w:pPr>
-    </w:p>
-    <w:p>
-      <w:pPr>
-        <w:shd w:val="clear" w:color="auto" w:fill="1E1E1E"/>
-        <w:bidi w:val="0"/>
-        <w:spacing w:after="0" w:line="285" w:lineRule="atLeast"/>
-        <w:rPr>
-          <w:rFonts w:ascii="Consolas" w:eastAsia="Times New Roman" w:hAnsi="Consolas" w:cs="Times New Roman"/>
-          <w:color w:val="D4D4D4"/>
-          <w:sz w:val="21"/>
-          <w:szCs w:val="21"/>
-        </w:rPr>
-      </w:pPr>
-      <w:r>
-        <w:rPr>
-          <w:rFonts w:ascii="Consolas" w:eastAsia="Times New Roman" w:hAnsi="Consolas" w:cs="Times New Roman"/>
-          <w:color w:val="D4D4D4"/>
-          <w:sz w:val="21"/>
-          <w:szCs w:val="21"/>
-        </w:rPr>
-        <w:t xml:space="preserve">  </w:t>
-      </w:r>
-      <w:proofErr w:type="spellStart"/>
-      <w:proofErr w:type="gramStart"/>
-      <w:r>
-        <w:rPr>
-          <w:rFonts w:ascii="Consolas" w:eastAsia="Times New Roman" w:hAnsi="Consolas" w:cs="Times New Roman"/>
-          <w:color w:val="D4D4D4"/>
-          <w:sz w:val="21"/>
-          <w:szCs w:val="21"/>
-        </w:rPr>
-        <w:t>display</w:t>
-      </w:r>
-      <w:r>
-        <w:rPr>
-          <w:rFonts w:ascii="Consolas" w:eastAsia="Times New Roman" w:hAnsi="Consolas" w:cs="Times New Roman"/>
-          <w:color w:val="DCDCDC"/>
-          <w:sz w:val="21"/>
-          <w:szCs w:val="21"/>
-        </w:rPr>
-        <w:t>.</w:t>
-      </w:r>
-      <w:r>
-        <w:rPr>
-          <w:rFonts w:ascii="Consolas" w:eastAsia="Times New Roman" w:hAnsi="Consolas" w:cs="Times New Roman"/>
-          <w:color w:val="D4D4D4"/>
-          <w:sz w:val="21"/>
-          <w:szCs w:val="21"/>
-        </w:rPr>
-        <w:t>display</w:t>
-      </w:r>
-      <w:proofErr w:type="spellEnd"/>
-      <w:proofErr w:type="gramEnd"/>
-      <w:r>
-        <w:rPr>
-          <w:rFonts w:ascii="Consolas" w:eastAsia="Times New Roman" w:hAnsi="Consolas" w:cs="Times New Roman"/>
-          <w:color w:val="DCDCDC"/>
-          <w:sz w:val="21"/>
-          <w:szCs w:val="21"/>
-        </w:rPr>
-        <w:t>();</w:t>
-      </w:r>
-      <w:r>
-        <w:rPr>
-          <w:rFonts w:ascii="Consolas" w:eastAsia="Times New Roman" w:hAnsi="Consolas" w:cs="Times New Roman"/>
-          <w:color w:val="D4D4D4"/>
-          <w:sz w:val="21"/>
-          <w:szCs w:val="21"/>
-        </w:rPr>
-        <w:t xml:space="preserve"> </w:t>
-      </w:r>
-      <w:r>
-        <w:rPr>
-          <w:rFonts w:ascii="Consolas" w:eastAsia="Times New Roman" w:hAnsi="Consolas" w:cs="Times New Roman"/>
-          <w:color w:val="727C81"/>
-          <w:sz w:val="21"/>
-          <w:szCs w:val="21"/>
-        </w:rPr>
-        <w:t>// Show on OLED</w:t>
-      </w:r>
-    </w:p>
-    <w:p>
-      <w:pPr>
-        <w:shd w:val="clear" w:color="auto" w:fill="1E1E1E"/>
-        <w:bidi w:val="0"/>
-        <w:spacing w:after="0" w:line="285" w:lineRule="atLeast"/>
-        <w:rPr>
-          <w:rFonts w:ascii="Consolas" w:eastAsia="Times New Roman" w:hAnsi="Consolas" w:cs="Times New Roman"/>
-          <w:color w:val="D4D4D4"/>
-          <w:sz w:val="21"/>
-          <w:szCs w:val="21"/>
-        </w:rPr>
-      </w:pPr>
-      <w:r>
-        <w:rPr>
-          <w:rFonts w:ascii="Consolas" w:eastAsia="Times New Roman" w:hAnsi="Consolas" w:cs="Times New Roman"/>
-          <w:color w:val="DCDCDC"/>
-          <w:sz w:val="21"/>
-          <w:szCs w:val="21"/>
-        </w:rPr>
-        <w:t>}</w:t>
-      </w:r>
-    </w:p>
-    <w:p>
-      <w:pPr>
-        <w:shd w:val="clear" w:color="auto" w:fill="1E1E1E"/>
-        <w:bidi w:val="0"/>
-        <w:spacing w:after="0" w:line="285" w:lineRule="atLeast"/>
-        <w:rPr>
-          <w:rFonts w:ascii="Consolas" w:eastAsia="Times New Roman" w:hAnsi="Consolas" w:cs="Times New Roman"/>
-          <w:color w:val="D4D4D4"/>
-          <w:sz w:val="21"/>
-          <w:szCs w:val="21"/>
-        </w:rPr>
-      </w:pPr>
-    </w:p>
-    <w:p>
-      <w:pPr>
-        <w:shd w:val="clear" w:color="auto" w:fill="1E1E1E"/>
-        <w:bidi w:val="0"/>
-        <w:spacing w:after="0" w:line="285" w:lineRule="atLeast"/>
-        <w:rPr>
-          <w:rFonts w:ascii="Consolas" w:eastAsia="Times New Roman" w:hAnsi="Consolas" w:cs="Times New Roman"/>
-          <w:color w:val="D4D4D4"/>
-          <w:sz w:val="21"/>
-          <w:szCs w:val="21"/>
-        </w:rPr>
-      </w:pPr>
-      <w:r>
-        <w:rPr>
-          <w:rFonts w:ascii="Consolas" w:eastAsia="Times New Roman" w:hAnsi="Consolas" w:cs="Times New Roman"/>
-          <w:color w:val="569CD6"/>
-          <w:sz w:val="21"/>
-          <w:szCs w:val="21"/>
-        </w:rPr>
-        <w:t>void</w:t>
-      </w:r>
-      <w:r>
-        <w:rPr>
-          <w:rFonts w:ascii="Consolas" w:eastAsia="Times New Roman" w:hAnsi="Consolas" w:cs="Times New Roman"/>
-          <w:color w:val="D4D4D4"/>
-          <w:sz w:val="21"/>
-          <w:szCs w:val="21"/>
-        </w:rPr>
-        <w:t xml:space="preserve"> </w:t>
-      </w:r>
-      <w:proofErr w:type="gramStart"/>
-      <w:r>
-        <w:rPr>
-          <w:rFonts w:ascii="Consolas" w:eastAsia="Times New Roman" w:hAnsi="Consolas" w:cs="Times New Roman"/>
-          <w:color w:val="5E6D03"/>
-          <w:sz w:val="21"/>
-          <w:szCs w:val="21"/>
-        </w:rPr>
-        <w:t>loop</w:t>
-      </w:r>
-      <w:r>
-        <w:rPr>
-          <w:rFonts w:ascii="Consolas" w:eastAsia="Times New Roman" w:hAnsi="Consolas" w:cs="Times New Roman"/>
-          <w:color w:val="DCDCDC"/>
-          <w:sz w:val="21"/>
-          <w:szCs w:val="21"/>
-        </w:rPr>
-        <w:t>(</w:t>
-      </w:r>
-      <w:proofErr w:type="gramEnd"/>
-      <w:r>
-        <w:rPr>
-          <w:rFonts w:ascii="Consolas" w:eastAsia="Times New Roman" w:hAnsi="Consolas" w:cs="Times New Roman"/>
-          <w:color w:val="DCDCDC"/>
-          <w:sz w:val="21"/>
-          <w:szCs w:val="21"/>
-        </w:rPr>
-        <w:t>)</w:t>
-      </w:r>
-    </w:p>
-    <w:p>
-      <w:pPr>
-        <w:shd w:val="clear" w:color="auto" w:fill="1E1E1E"/>
-        <w:bidi w:val="0"/>
-        <w:spacing w:after="0" w:line="285" w:lineRule="atLeast"/>
-        <w:rPr>
-          <w:rFonts w:ascii="Consolas" w:eastAsia="Times New Roman" w:hAnsi="Consolas" w:cs="Times New Roman"/>
-          <w:color w:val="D4D4D4"/>
-          <w:sz w:val="21"/>
-          <w:szCs w:val="21"/>
-        </w:rPr>
-      </w:pPr>
-      <w:r>
-        <w:rPr>
-          <w:rFonts w:ascii="Consolas" w:eastAsia="Times New Roman" w:hAnsi="Consolas" w:cs="Times New Roman"/>
-          <w:color w:val="DCDCDC"/>
-          <w:sz w:val="21"/>
-          <w:szCs w:val="21"/>
-        </w:rPr>
-        <w:t>{</w:t>
-      </w:r>
-    </w:p>
-    <w:p>
-      <w:pPr>
-        <w:shd w:val="clear" w:color="auto" w:fill="1E1E1E"/>
-        <w:bidi w:val="0"/>
-        <w:spacing w:after="0" w:line="285" w:lineRule="atLeast"/>
-        <w:rPr>
-          <w:rFonts w:ascii="Consolas" w:eastAsia="Times New Roman" w:hAnsi="Consolas" w:cs="Times New Roman"/>
-          <w:color w:val="D4D4D4"/>
-          <w:sz w:val="21"/>
-          <w:szCs w:val="21"/>
-        </w:rPr>
-      </w:pPr>
-    </w:p>
-    <w:p>
-      <w:pPr>
-        <w:shd w:val="clear" w:color="auto" w:fill="1E1E1E"/>
-        <w:bidi w:val="0"/>
-        <w:spacing w:after="0" w:line="285" w:lineRule="atLeast"/>
-        <w:rPr>
-          <w:rFonts w:ascii="Consolas" w:eastAsia="Times New Roman" w:hAnsi="Consolas" w:cs="Times New Roman"/>
-          <w:color w:val="D4D4D4"/>
-          <w:sz w:val="21"/>
-          <w:szCs w:val="21"/>
-        </w:rPr>
-      </w:pPr>
-      <w:r>
-        <w:rPr>
-          <w:rFonts w:ascii="Consolas" w:eastAsia="Times New Roman" w:hAnsi="Consolas" w:cs="Times New Roman"/>
-          <w:color w:val="DCDCDC"/>
-          <w:sz w:val="21"/>
-          <w:szCs w:val="21"/>
-        </w:rPr>
-        <w:t>}</w:t>
-      </w:r>
-    </w:p>
-    <w:p>
-      <w:pPr>
-        <w:shd w:val="clear" w:color="auto" w:fill="1E1E1E"/>
-        <w:bidi w:val="0"/>
-        <w:spacing w:after="240" w:line="285" w:lineRule="atLeast"/>
-        <w:rPr>
-          <w:rFonts w:ascii="Consolas" w:eastAsia="Times New Roman" w:hAnsi="Consolas" w:cs="Times New Roman"/>
-          <w:color w:val="D4D4D4"/>
-          <w:sz w:val="21"/>
-          <w:szCs w:val="21"/>
-        </w:rPr>
-      </w:pPr>
-    </w:p>
-    <w:p>
-      <w:pPr>
-        <w:rPr>
-          <w:rFonts w:ascii="Tahoma" w:hAnsi="Tahoma" w:cs="Tahoma"/>
-          <w:sz w:val="28"/>
-          <w:szCs w:val="28"/>
-          <w:rtl/>
         </w:rPr>
       </w:pPr>
     </w:p>
@@ -27669,8 +25664,19 @@
           <w:rFonts w:ascii="Tahoma" w:hAnsi="Tahoma" w:cs="Tahoma"/>
           <w:sz w:val="28"/>
           <w:szCs w:val="28"/>
-        </w:rPr>
-      </w:pPr>
+          <w:rtl/>
+        </w:rPr>
+      </w:pPr>
+      <w:r>
+        <w:rPr>
+          <w:rFonts w:ascii="Tahoma" w:hAnsi="Tahoma" w:cs="Tahoma"/>
+          <w:sz w:val="28"/>
+          <w:szCs w:val="28"/>
+          <w:rtl/>
+        </w:rPr>
+        <w:lastRenderedPageBreak/>
+        <w:t xml:space="preserve">קוד </w:t>
+      </w:r>
       <w:r>
         <w:rPr>
           <w:rFonts w:ascii="Tahoma" w:hAnsi="Tahoma" w:cs="Tahoma" w:hint="cs"/>
@@ -27678,11 +25684,2086 @@
           <w:szCs w:val="28"/>
           <w:rtl/>
         </w:rPr>
+        <w:t>התוכנית</w:t>
+      </w:r>
+    </w:p>
+    <w:p>
+      <w:pPr>
+        <w:shd w:val="clear" w:color="auto" w:fill="1E1E1E"/>
+        <w:bidi w:val="0"/>
+        <w:spacing w:after="0" w:line="285" w:lineRule="atLeast"/>
+        <w:rPr>
+          <w:rFonts w:ascii="Consolas" w:eastAsia="Times New Roman" w:hAnsi="Consolas" w:cs="Times New Roman"/>
+          <w:color w:val="D4D4D4"/>
+          <w:sz w:val="21"/>
+          <w:szCs w:val="21"/>
+        </w:rPr>
+      </w:pPr>
+      <w:r>
+        <w:rPr>
+          <w:rFonts w:ascii="Consolas" w:eastAsia="Times New Roman" w:hAnsi="Consolas" w:cs="Times New Roman"/>
+          <w:color w:val="569CD6"/>
+          <w:sz w:val="21"/>
+          <w:szCs w:val="21"/>
+        </w:rPr>
+        <w:t>#include</w:t>
+      </w:r>
+      <w:r>
+        <w:rPr>
+          <w:rFonts w:ascii="Consolas" w:eastAsia="Times New Roman" w:hAnsi="Consolas" w:cs="Times New Roman"/>
+          <w:color w:val="D4D4D4"/>
+          <w:sz w:val="21"/>
+          <w:szCs w:val="21"/>
+        </w:rPr>
+        <w:t xml:space="preserve"> </w:t>
+      </w:r>
+      <w:r>
+        <w:rPr>
+          <w:rFonts w:ascii="Consolas" w:eastAsia="Times New Roman" w:hAnsi="Consolas" w:cs="Times New Roman"/>
+          <w:color w:val="569CD6"/>
+          <w:sz w:val="21"/>
+          <w:szCs w:val="21"/>
+        </w:rPr>
+        <w:t>&lt;</w:t>
+      </w:r>
+      <w:proofErr w:type="spellStart"/>
+      <w:r>
+        <w:rPr>
+          <w:rFonts w:ascii="Consolas" w:eastAsia="Times New Roman" w:hAnsi="Consolas" w:cs="Times New Roman"/>
+          <w:color w:val="CE9178"/>
+          <w:sz w:val="21"/>
+          <w:szCs w:val="21"/>
+        </w:rPr>
+        <w:t>Wire.h</w:t>
+      </w:r>
+      <w:proofErr w:type="spellEnd"/>
+      <w:r>
+        <w:rPr>
+          <w:rFonts w:ascii="Consolas" w:eastAsia="Times New Roman" w:hAnsi="Consolas" w:cs="Times New Roman"/>
+          <w:color w:val="569CD6"/>
+          <w:sz w:val="21"/>
+          <w:szCs w:val="21"/>
+        </w:rPr>
+        <w:t>&gt;</w:t>
+      </w:r>
+    </w:p>
+    <w:p>
+      <w:pPr>
+        <w:shd w:val="clear" w:color="auto" w:fill="1E1E1E"/>
+        <w:bidi w:val="0"/>
+        <w:spacing w:after="0" w:line="285" w:lineRule="atLeast"/>
+        <w:rPr>
+          <w:rFonts w:ascii="Consolas" w:eastAsia="Times New Roman" w:hAnsi="Consolas" w:cs="Times New Roman"/>
+          <w:color w:val="D4D4D4"/>
+          <w:sz w:val="21"/>
+          <w:szCs w:val="21"/>
+        </w:rPr>
+      </w:pPr>
+      <w:r>
+        <w:rPr>
+          <w:rFonts w:ascii="Consolas" w:eastAsia="Times New Roman" w:hAnsi="Consolas" w:cs="Times New Roman"/>
+          <w:color w:val="569CD6"/>
+          <w:sz w:val="21"/>
+          <w:szCs w:val="21"/>
+        </w:rPr>
+        <w:t>#include</w:t>
+      </w:r>
+      <w:r>
+        <w:rPr>
+          <w:rFonts w:ascii="Consolas" w:eastAsia="Times New Roman" w:hAnsi="Consolas" w:cs="Times New Roman"/>
+          <w:color w:val="D4D4D4"/>
+          <w:sz w:val="21"/>
+          <w:szCs w:val="21"/>
+        </w:rPr>
+        <w:t xml:space="preserve"> </w:t>
+      </w:r>
+      <w:r>
+        <w:rPr>
+          <w:rFonts w:ascii="Consolas" w:eastAsia="Times New Roman" w:hAnsi="Consolas" w:cs="Times New Roman"/>
+          <w:color w:val="569CD6"/>
+          <w:sz w:val="21"/>
+          <w:szCs w:val="21"/>
+        </w:rPr>
+        <w:t>&lt;</w:t>
+      </w:r>
+      <w:proofErr w:type="spellStart"/>
+      <w:r>
+        <w:rPr>
+          <w:rFonts w:ascii="Consolas" w:eastAsia="Times New Roman" w:hAnsi="Consolas" w:cs="Times New Roman"/>
+          <w:color w:val="CE9178"/>
+          <w:sz w:val="21"/>
+          <w:szCs w:val="21"/>
+        </w:rPr>
+        <w:t>Adafruit_GFX.h</w:t>
+      </w:r>
+      <w:proofErr w:type="spellEnd"/>
+      <w:r>
+        <w:rPr>
+          <w:rFonts w:ascii="Consolas" w:eastAsia="Times New Roman" w:hAnsi="Consolas" w:cs="Times New Roman"/>
+          <w:color w:val="569CD6"/>
+          <w:sz w:val="21"/>
+          <w:szCs w:val="21"/>
+        </w:rPr>
+        <w:t>&gt;</w:t>
+      </w:r>
+    </w:p>
+    <w:p>
+      <w:pPr>
+        <w:shd w:val="clear" w:color="auto" w:fill="1E1E1E"/>
+        <w:bidi w:val="0"/>
+        <w:spacing w:after="0" w:line="285" w:lineRule="atLeast"/>
+        <w:rPr>
+          <w:rFonts w:ascii="Consolas" w:eastAsia="Times New Roman" w:hAnsi="Consolas" w:cs="Times New Roman"/>
+          <w:color w:val="D4D4D4"/>
+          <w:sz w:val="21"/>
+          <w:szCs w:val="21"/>
+        </w:rPr>
+      </w:pPr>
+      <w:r>
+        <w:rPr>
+          <w:rFonts w:ascii="Consolas" w:eastAsia="Times New Roman" w:hAnsi="Consolas" w:cs="Times New Roman"/>
+          <w:color w:val="569CD6"/>
+          <w:sz w:val="21"/>
+          <w:szCs w:val="21"/>
+        </w:rPr>
+        <w:t>#include</w:t>
+      </w:r>
+      <w:r>
+        <w:rPr>
+          <w:rFonts w:ascii="Consolas" w:eastAsia="Times New Roman" w:hAnsi="Consolas" w:cs="Times New Roman"/>
+          <w:color w:val="D4D4D4"/>
+          <w:sz w:val="21"/>
+          <w:szCs w:val="21"/>
+        </w:rPr>
+        <w:t xml:space="preserve"> </w:t>
+      </w:r>
+      <w:r>
+        <w:rPr>
+          <w:rFonts w:ascii="Consolas" w:eastAsia="Times New Roman" w:hAnsi="Consolas" w:cs="Times New Roman"/>
+          <w:color w:val="569CD6"/>
+          <w:sz w:val="21"/>
+          <w:szCs w:val="21"/>
+        </w:rPr>
+        <w:t>&lt;</w:t>
+      </w:r>
+      <w:r>
+        <w:rPr>
+          <w:rFonts w:ascii="Consolas" w:eastAsia="Times New Roman" w:hAnsi="Consolas" w:cs="Times New Roman"/>
+          <w:color w:val="CE9178"/>
+          <w:sz w:val="21"/>
+          <w:szCs w:val="21"/>
+        </w:rPr>
+        <w:t>Adafruit_SH110X.h</w:t>
+      </w:r>
+      <w:r>
+        <w:rPr>
+          <w:rFonts w:ascii="Consolas" w:eastAsia="Times New Roman" w:hAnsi="Consolas" w:cs="Times New Roman"/>
+          <w:color w:val="569CD6"/>
+          <w:sz w:val="21"/>
+          <w:szCs w:val="21"/>
+        </w:rPr>
+        <w:t>&gt;</w:t>
+      </w:r>
+    </w:p>
+    <w:p>
+      <w:pPr>
+        <w:shd w:val="clear" w:color="auto" w:fill="1E1E1E"/>
+        <w:bidi w:val="0"/>
+        <w:spacing w:after="240" w:line="285" w:lineRule="atLeast"/>
+        <w:rPr>
+          <w:rFonts w:ascii="Consolas" w:eastAsia="Times New Roman" w:hAnsi="Consolas" w:cs="Times New Roman"/>
+          <w:color w:val="D4D4D4"/>
+          <w:sz w:val="21"/>
+          <w:szCs w:val="21"/>
+        </w:rPr>
+      </w:pPr>
+    </w:p>
+    <w:p>
+      <w:pPr>
+        <w:shd w:val="clear" w:color="auto" w:fill="1E1E1E"/>
+        <w:bidi w:val="0"/>
+        <w:spacing w:after="0" w:line="285" w:lineRule="atLeast"/>
+        <w:rPr>
+          <w:rFonts w:ascii="Consolas" w:eastAsia="Times New Roman" w:hAnsi="Consolas" w:cs="Times New Roman"/>
+          <w:color w:val="D4D4D4"/>
+          <w:sz w:val="21"/>
+          <w:szCs w:val="21"/>
+        </w:rPr>
+      </w:pPr>
+      <w:r>
+        <w:rPr>
+          <w:rFonts w:ascii="Consolas" w:eastAsia="Times New Roman" w:hAnsi="Consolas" w:cs="Times New Roman"/>
+          <w:color w:val="569CD6"/>
+          <w:sz w:val="21"/>
+          <w:szCs w:val="21"/>
+        </w:rPr>
+        <w:t>#define</w:t>
+      </w:r>
+      <w:r>
+        <w:rPr>
+          <w:rFonts w:ascii="Consolas" w:eastAsia="Times New Roman" w:hAnsi="Consolas" w:cs="Times New Roman"/>
+          <w:color w:val="D4D4D4"/>
+          <w:sz w:val="21"/>
+          <w:szCs w:val="21"/>
+        </w:rPr>
+        <w:t xml:space="preserve"> SCREEN_WIDTH </w:t>
+      </w:r>
+      <w:r>
+        <w:rPr>
+          <w:rFonts w:ascii="Consolas" w:eastAsia="Times New Roman" w:hAnsi="Consolas" w:cs="Times New Roman"/>
+          <w:color w:val="B5CEA8"/>
+          <w:sz w:val="21"/>
+          <w:szCs w:val="21"/>
+        </w:rPr>
+        <w:t>128</w:t>
+      </w:r>
+      <w:r>
+        <w:rPr>
+          <w:rFonts w:ascii="Consolas" w:eastAsia="Times New Roman" w:hAnsi="Consolas" w:cs="Times New Roman"/>
+          <w:color w:val="D4D4D4"/>
+          <w:sz w:val="21"/>
+          <w:szCs w:val="21"/>
+        </w:rPr>
+        <w:t xml:space="preserve"> </w:t>
+      </w:r>
+      <w:r>
+        <w:rPr>
+          <w:rFonts w:ascii="Consolas" w:eastAsia="Times New Roman" w:hAnsi="Consolas" w:cs="Times New Roman"/>
+          <w:color w:val="727C81"/>
+          <w:sz w:val="21"/>
+          <w:szCs w:val="21"/>
+        </w:rPr>
+        <w:t>// OLED display width, in pixels</w:t>
+      </w:r>
+    </w:p>
+    <w:p>
+      <w:pPr>
+        <w:shd w:val="clear" w:color="auto" w:fill="1E1E1E"/>
+        <w:bidi w:val="0"/>
+        <w:spacing w:after="0" w:line="285" w:lineRule="atLeast"/>
+        <w:rPr>
+          <w:rFonts w:ascii="Consolas" w:eastAsia="Times New Roman" w:hAnsi="Consolas" w:cs="Times New Roman"/>
+          <w:color w:val="D4D4D4"/>
+          <w:sz w:val="21"/>
+          <w:szCs w:val="21"/>
+        </w:rPr>
+      </w:pPr>
+      <w:r>
+        <w:rPr>
+          <w:rFonts w:ascii="Consolas" w:eastAsia="Times New Roman" w:hAnsi="Consolas" w:cs="Times New Roman"/>
+          <w:color w:val="569CD6"/>
+          <w:sz w:val="21"/>
+          <w:szCs w:val="21"/>
+        </w:rPr>
+        <w:t>#define</w:t>
+      </w:r>
+      <w:r>
+        <w:rPr>
+          <w:rFonts w:ascii="Consolas" w:eastAsia="Times New Roman" w:hAnsi="Consolas" w:cs="Times New Roman"/>
+          <w:color w:val="D4D4D4"/>
+          <w:sz w:val="21"/>
+          <w:szCs w:val="21"/>
+        </w:rPr>
+        <w:t xml:space="preserve"> SCREEN_HEIGHT </w:t>
+      </w:r>
+      <w:r>
+        <w:rPr>
+          <w:rFonts w:ascii="Consolas" w:eastAsia="Times New Roman" w:hAnsi="Consolas" w:cs="Times New Roman"/>
+          <w:color w:val="B5CEA8"/>
+          <w:sz w:val="21"/>
+          <w:szCs w:val="21"/>
+        </w:rPr>
+        <w:t>64</w:t>
+      </w:r>
+      <w:r>
+        <w:rPr>
+          <w:rFonts w:ascii="Consolas" w:eastAsia="Times New Roman" w:hAnsi="Consolas" w:cs="Times New Roman"/>
+          <w:color w:val="D4D4D4"/>
+          <w:sz w:val="21"/>
+          <w:szCs w:val="21"/>
+        </w:rPr>
+        <w:t xml:space="preserve"> </w:t>
+      </w:r>
+      <w:r>
+        <w:rPr>
+          <w:rFonts w:ascii="Consolas" w:eastAsia="Times New Roman" w:hAnsi="Consolas" w:cs="Times New Roman"/>
+          <w:color w:val="727C81"/>
+          <w:sz w:val="21"/>
+          <w:szCs w:val="21"/>
+        </w:rPr>
+        <w:t>// OLED display height, in pixels</w:t>
+      </w:r>
+    </w:p>
+    <w:p>
+      <w:pPr>
+        <w:shd w:val="clear" w:color="auto" w:fill="1E1E1E"/>
+        <w:bidi w:val="0"/>
+        <w:spacing w:after="0" w:line="285" w:lineRule="atLeast"/>
+        <w:rPr>
+          <w:rFonts w:ascii="Consolas" w:eastAsia="Times New Roman" w:hAnsi="Consolas" w:cs="Times New Roman"/>
+          <w:color w:val="D4D4D4"/>
+          <w:sz w:val="21"/>
+          <w:szCs w:val="21"/>
+        </w:rPr>
+      </w:pPr>
+      <w:r>
+        <w:rPr>
+          <w:rFonts w:ascii="Consolas" w:eastAsia="Times New Roman" w:hAnsi="Consolas" w:cs="Times New Roman"/>
+          <w:color w:val="569CD6"/>
+          <w:sz w:val="21"/>
+          <w:szCs w:val="21"/>
+        </w:rPr>
+        <w:t>#define</w:t>
+      </w:r>
+      <w:r>
+        <w:rPr>
+          <w:rFonts w:ascii="Consolas" w:eastAsia="Times New Roman" w:hAnsi="Consolas" w:cs="Times New Roman"/>
+          <w:color w:val="D4D4D4"/>
+          <w:sz w:val="21"/>
+          <w:szCs w:val="21"/>
+        </w:rPr>
+        <w:t xml:space="preserve"> OLED_RESET </w:t>
+      </w:r>
+      <w:r>
+        <w:rPr>
+          <w:rFonts w:ascii="Consolas" w:eastAsia="Times New Roman" w:hAnsi="Consolas" w:cs="Times New Roman"/>
+          <w:color w:val="DCDCDC"/>
+          <w:sz w:val="21"/>
+          <w:szCs w:val="21"/>
+        </w:rPr>
+        <w:t>-</w:t>
+      </w:r>
+      <w:r>
+        <w:rPr>
+          <w:rFonts w:ascii="Consolas" w:eastAsia="Times New Roman" w:hAnsi="Consolas" w:cs="Times New Roman"/>
+          <w:color w:val="B5CEA8"/>
+          <w:sz w:val="21"/>
+          <w:szCs w:val="21"/>
+        </w:rPr>
+        <w:t>1</w:t>
+      </w:r>
+      <w:r>
+        <w:rPr>
+          <w:rFonts w:ascii="Consolas" w:eastAsia="Times New Roman" w:hAnsi="Consolas" w:cs="Times New Roman"/>
+          <w:color w:val="D4D4D4"/>
+          <w:sz w:val="21"/>
+          <w:szCs w:val="21"/>
+        </w:rPr>
+        <w:t xml:space="preserve">    </w:t>
+      </w:r>
+      <w:r>
+        <w:rPr>
+          <w:rFonts w:ascii="Consolas" w:eastAsia="Times New Roman" w:hAnsi="Consolas" w:cs="Times New Roman"/>
+          <w:color w:val="727C81"/>
+          <w:sz w:val="21"/>
+          <w:szCs w:val="21"/>
+        </w:rPr>
+        <w:t>// Reset pin (-1 if sharing Arduino reset pin)</w:t>
+      </w:r>
+    </w:p>
+    <w:p>
+      <w:pPr>
+        <w:shd w:val="clear" w:color="auto" w:fill="1E1E1E"/>
+        <w:bidi w:val="0"/>
+        <w:spacing w:after="0" w:line="285" w:lineRule="atLeast"/>
+        <w:rPr>
+          <w:rFonts w:ascii="Consolas" w:eastAsia="Times New Roman" w:hAnsi="Consolas" w:cs="Times New Roman"/>
+          <w:color w:val="D4D4D4"/>
+          <w:sz w:val="21"/>
+          <w:szCs w:val="21"/>
+        </w:rPr>
+      </w:pPr>
+      <w:r>
+        <w:rPr>
+          <w:rFonts w:ascii="Consolas" w:eastAsia="Times New Roman" w:hAnsi="Consolas" w:cs="Times New Roman"/>
+          <w:color w:val="569CD6"/>
+          <w:sz w:val="21"/>
+          <w:szCs w:val="21"/>
+        </w:rPr>
+        <w:t>#define</w:t>
+      </w:r>
+      <w:r>
+        <w:rPr>
+          <w:rFonts w:ascii="Consolas" w:eastAsia="Times New Roman" w:hAnsi="Consolas" w:cs="Times New Roman"/>
+          <w:color w:val="D4D4D4"/>
+          <w:sz w:val="21"/>
+          <w:szCs w:val="21"/>
+        </w:rPr>
+        <w:t xml:space="preserve"> i2c_Address </w:t>
+      </w:r>
+      <w:r>
+        <w:rPr>
+          <w:rFonts w:ascii="Consolas" w:eastAsia="Times New Roman" w:hAnsi="Consolas" w:cs="Times New Roman"/>
+          <w:color w:val="5BB498"/>
+          <w:sz w:val="21"/>
+          <w:szCs w:val="21"/>
+        </w:rPr>
+        <w:t>0x3C</w:t>
+      </w:r>
+      <w:r>
+        <w:rPr>
+          <w:rFonts w:ascii="Consolas" w:eastAsia="Times New Roman" w:hAnsi="Consolas" w:cs="Times New Roman"/>
+          <w:color w:val="D4D4D4"/>
+          <w:sz w:val="21"/>
+          <w:szCs w:val="21"/>
+        </w:rPr>
+        <w:t xml:space="preserve"> </w:t>
+      </w:r>
+      <w:r>
+        <w:rPr>
+          <w:rFonts w:ascii="Consolas" w:eastAsia="Times New Roman" w:hAnsi="Consolas" w:cs="Times New Roman"/>
+          <w:color w:val="727C81"/>
+          <w:sz w:val="21"/>
+          <w:szCs w:val="21"/>
+        </w:rPr>
+        <w:t>// Default I2C address for 128x64 OLED display</w:t>
+      </w:r>
+    </w:p>
+    <w:p>
+      <w:pPr>
+        <w:shd w:val="clear" w:color="auto" w:fill="1E1E1E"/>
+        <w:bidi w:val="0"/>
+        <w:spacing w:after="0" w:line="285" w:lineRule="atLeast"/>
+        <w:rPr>
+          <w:rFonts w:ascii="Consolas" w:eastAsia="Times New Roman" w:hAnsi="Consolas" w:cs="Times New Roman"/>
+          <w:color w:val="D4D4D4"/>
+          <w:sz w:val="21"/>
+          <w:szCs w:val="21"/>
+        </w:rPr>
+      </w:pPr>
+    </w:p>
+    <w:p>
+      <w:pPr>
+        <w:shd w:val="clear" w:color="auto" w:fill="1E1E1E"/>
+        <w:bidi w:val="0"/>
+        <w:spacing w:after="0" w:line="285" w:lineRule="atLeast"/>
+        <w:rPr>
+          <w:rFonts w:ascii="Consolas" w:eastAsia="Times New Roman" w:hAnsi="Consolas" w:cs="Times New Roman"/>
+          <w:color w:val="D4D4D4"/>
+          <w:sz w:val="21"/>
+          <w:szCs w:val="21"/>
+        </w:rPr>
+      </w:pPr>
+      <w:r>
+        <w:rPr>
+          <w:rFonts w:ascii="Consolas" w:eastAsia="Times New Roman" w:hAnsi="Consolas" w:cs="Times New Roman"/>
+          <w:color w:val="D4D4D4"/>
+          <w:sz w:val="21"/>
+          <w:szCs w:val="21"/>
+        </w:rPr>
+        <w:t xml:space="preserve">Adafruit_SH1106G display </w:t>
+      </w:r>
+      <w:r>
+        <w:rPr>
+          <w:rFonts w:ascii="Consolas" w:eastAsia="Times New Roman" w:hAnsi="Consolas" w:cs="Times New Roman"/>
+          <w:color w:val="DCDCDC"/>
+          <w:sz w:val="21"/>
+          <w:szCs w:val="21"/>
+        </w:rPr>
+        <w:t>=</w:t>
+      </w:r>
+      <w:r>
+        <w:rPr>
+          <w:rFonts w:ascii="Consolas" w:eastAsia="Times New Roman" w:hAnsi="Consolas" w:cs="Times New Roman"/>
+          <w:color w:val="D4D4D4"/>
+          <w:sz w:val="21"/>
+          <w:szCs w:val="21"/>
+        </w:rPr>
+        <w:t xml:space="preserve"> Adafruit_SH1106</w:t>
+      </w:r>
+      <w:proofErr w:type="gramStart"/>
+      <w:r>
+        <w:rPr>
+          <w:rFonts w:ascii="Consolas" w:eastAsia="Times New Roman" w:hAnsi="Consolas" w:cs="Times New Roman"/>
+          <w:color w:val="D4D4D4"/>
+          <w:sz w:val="21"/>
+          <w:szCs w:val="21"/>
+        </w:rPr>
+        <w:t>G</w:t>
+      </w:r>
+      <w:r>
+        <w:rPr>
+          <w:rFonts w:ascii="Consolas" w:eastAsia="Times New Roman" w:hAnsi="Consolas" w:cs="Times New Roman"/>
+          <w:color w:val="DCDCDC"/>
+          <w:sz w:val="21"/>
+          <w:szCs w:val="21"/>
+        </w:rPr>
+        <w:t>(</w:t>
+      </w:r>
+      <w:proofErr w:type="gramEnd"/>
+      <w:r>
+        <w:rPr>
+          <w:rFonts w:ascii="Consolas" w:eastAsia="Times New Roman" w:hAnsi="Consolas" w:cs="Times New Roman"/>
+          <w:color w:val="D4D4D4"/>
+          <w:sz w:val="21"/>
+          <w:szCs w:val="21"/>
+        </w:rPr>
+        <w:t>SCREEN_WIDTH</w:t>
+      </w:r>
+      <w:r>
+        <w:rPr>
+          <w:rFonts w:ascii="Consolas" w:eastAsia="Times New Roman" w:hAnsi="Consolas" w:cs="Times New Roman"/>
+          <w:color w:val="DCDCDC"/>
+          <w:sz w:val="21"/>
+          <w:szCs w:val="21"/>
+        </w:rPr>
+        <w:t>,</w:t>
+      </w:r>
+      <w:r>
+        <w:rPr>
+          <w:rFonts w:ascii="Consolas" w:eastAsia="Times New Roman" w:hAnsi="Consolas" w:cs="Times New Roman"/>
+          <w:color w:val="D4D4D4"/>
+          <w:sz w:val="21"/>
+          <w:szCs w:val="21"/>
+        </w:rPr>
+        <w:t xml:space="preserve"> SCREEN_HEIGHT</w:t>
+      </w:r>
+      <w:r>
+        <w:rPr>
+          <w:rFonts w:ascii="Consolas" w:eastAsia="Times New Roman" w:hAnsi="Consolas" w:cs="Times New Roman"/>
+          <w:color w:val="DCDCDC"/>
+          <w:sz w:val="21"/>
+          <w:szCs w:val="21"/>
+        </w:rPr>
+        <w:t>,</w:t>
+      </w:r>
+      <w:r>
+        <w:rPr>
+          <w:rFonts w:ascii="Consolas" w:eastAsia="Times New Roman" w:hAnsi="Consolas" w:cs="Times New Roman"/>
+          <w:color w:val="D4D4D4"/>
+          <w:sz w:val="21"/>
+          <w:szCs w:val="21"/>
+        </w:rPr>
+        <w:t xml:space="preserve"> </w:t>
+      </w:r>
+      <w:r>
+        <w:rPr>
+          <w:rFonts w:ascii="Consolas" w:eastAsia="Times New Roman" w:hAnsi="Consolas" w:cs="Times New Roman"/>
+          <w:color w:val="DCDCDC"/>
+          <w:sz w:val="21"/>
+          <w:szCs w:val="21"/>
+        </w:rPr>
+        <w:t>&amp;</w:t>
+      </w:r>
+      <w:r>
+        <w:rPr>
+          <w:rFonts w:ascii="Consolas" w:eastAsia="Times New Roman" w:hAnsi="Consolas" w:cs="Times New Roman"/>
+          <w:b/>
+          <w:bCs/>
+          <w:color w:val="E97366"/>
+          <w:sz w:val="21"/>
+          <w:szCs w:val="21"/>
+        </w:rPr>
+        <w:t>Wire</w:t>
+      </w:r>
+      <w:r>
+        <w:rPr>
+          <w:rFonts w:ascii="Consolas" w:eastAsia="Times New Roman" w:hAnsi="Consolas" w:cs="Times New Roman"/>
+          <w:color w:val="DCDCDC"/>
+          <w:sz w:val="21"/>
+          <w:szCs w:val="21"/>
+        </w:rPr>
+        <w:t>,</w:t>
+      </w:r>
+      <w:r>
+        <w:rPr>
+          <w:rFonts w:ascii="Consolas" w:eastAsia="Times New Roman" w:hAnsi="Consolas" w:cs="Times New Roman"/>
+          <w:color w:val="D4D4D4"/>
+          <w:sz w:val="21"/>
+          <w:szCs w:val="21"/>
+        </w:rPr>
+        <w:t xml:space="preserve"> OLED_RESET</w:t>
+      </w:r>
+      <w:r>
+        <w:rPr>
+          <w:rFonts w:ascii="Consolas" w:eastAsia="Times New Roman" w:hAnsi="Consolas" w:cs="Times New Roman"/>
+          <w:color w:val="DCDCDC"/>
+          <w:sz w:val="21"/>
+          <w:szCs w:val="21"/>
+        </w:rPr>
+        <w:t>);</w:t>
+      </w:r>
+    </w:p>
+    <w:p>
+      <w:pPr>
+        <w:shd w:val="clear" w:color="auto" w:fill="1E1E1E"/>
+        <w:bidi w:val="0"/>
+        <w:spacing w:after="0" w:line="285" w:lineRule="atLeast"/>
+        <w:rPr>
+          <w:rFonts w:ascii="Consolas" w:eastAsia="Times New Roman" w:hAnsi="Consolas" w:cs="Times New Roman"/>
+          <w:color w:val="D4D4D4"/>
+          <w:sz w:val="21"/>
+          <w:szCs w:val="21"/>
+        </w:rPr>
+      </w:pPr>
+    </w:p>
+    <w:p>
+      <w:pPr>
+        <w:shd w:val="clear" w:color="auto" w:fill="1E1E1E"/>
+        <w:bidi w:val="0"/>
+        <w:spacing w:after="0" w:line="285" w:lineRule="atLeast"/>
+        <w:rPr>
+          <w:rFonts w:ascii="Consolas" w:eastAsia="Times New Roman" w:hAnsi="Consolas" w:cs="Times New Roman"/>
+          <w:color w:val="D4D4D4"/>
+          <w:sz w:val="21"/>
+          <w:szCs w:val="21"/>
+        </w:rPr>
+      </w:pPr>
+      <w:r>
+        <w:rPr>
+          <w:rFonts w:ascii="Consolas" w:eastAsia="Times New Roman" w:hAnsi="Consolas" w:cs="Times New Roman"/>
+          <w:color w:val="569CD6"/>
+          <w:sz w:val="21"/>
+          <w:szCs w:val="21"/>
+        </w:rPr>
+        <w:t>void</w:t>
+      </w:r>
+      <w:r>
+        <w:rPr>
+          <w:rFonts w:ascii="Consolas" w:eastAsia="Times New Roman" w:hAnsi="Consolas" w:cs="Times New Roman"/>
+          <w:color w:val="D4D4D4"/>
+          <w:sz w:val="21"/>
+          <w:szCs w:val="21"/>
+        </w:rPr>
+        <w:t xml:space="preserve"> </w:t>
+      </w:r>
+      <w:proofErr w:type="gramStart"/>
+      <w:r>
+        <w:rPr>
+          <w:rFonts w:ascii="Consolas" w:eastAsia="Times New Roman" w:hAnsi="Consolas" w:cs="Times New Roman"/>
+          <w:color w:val="5E6D03"/>
+          <w:sz w:val="21"/>
+          <w:szCs w:val="21"/>
+        </w:rPr>
+        <w:t>setup</w:t>
+      </w:r>
+      <w:r>
+        <w:rPr>
+          <w:rFonts w:ascii="Consolas" w:eastAsia="Times New Roman" w:hAnsi="Consolas" w:cs="Times New Roman"/>
+          <w:color w:val="DCDCDC"/>
+          <w:sz w:val="21"/>
+          <w:szCs w:val="21"/>
+        </w:rPr>
+        <w:t>(</w:t>
+      </w:r>
+      <w:proofErr w:type="gramEnd"/>
+      <w:r>
+        <w:rPr>
+          <w:rFonts w:ascii="Consolas" w:eastAsia="Times New Roman" w:hAnsi="Consolas" w:cs="Times New Roman"/>
+          <w:color w:val="DCDCDC"/>
+          <w:sz w:val="21"/>
+          <w:szCs w:val="21"/>
+        </w:rPr>
+        <w:t>)</w:t>
+      </w:r>
+    </w:p>
+    <w:p>
+      <w:pPr>
+        <w:shd w:val="clear" w:color="auto" w:fill="1E1E1E"/>
+        <w:bidi w:val="0"/>
+        <w:spacing w:after="0" w:line="285" w:lineRule="atLeast"/>
+        <w:rPr>
+          <w:rFonts w:ascii="Consolas" w:eastAsia="Times New Roman" w:hAnsi="Consolas" w:cs="Times New Roman"/>
+          <w:color w:val="D4D4D4"/>
+          <w:sz w:val="21"/>
+          <w:szCs w:val="21"/>
+        </w:rPr>
+      </w:pPr>
+      <w:r>
+        <w:rPr>
+          <w:rFonts w:ascii="Consolas" w:eastAsia="Times New Roman" w:hAnsi="Consolas" w:cs="Times New Roman"/>
+          <w:color w:val="DCDCDC"/>
+          <w:sz w:val="21"/>
+          <w:szCs w:val="21"/>
+        </w:rPr>
+        <w:t>{</w:t>
+      </w:r>
+    </w:p>
+    <w:p>
+      <w:pPr>
+        <w:shd w:val="clear" w:color="auto" w:fill="1E1E1E"/>
+        <w:bidi w:val="0"/>
+        <w:spacing w:after="0" w:line="285" w:lineRule="atLeast"/>
+        <w:rPr>
+          <w:rFonts w:ascii="Consolas" w:eastAsia="Times New Roman" w:hAnsi="Consolas" w:cs="Times New Roman"/>
+          <w:color w:val="D4D4D4"/>
+          <w:sz w:val="21"/>
+          <w:szCs w:val="21"/>
+        </w:rPr>
+      </w:pPr>
+      <w:r>
+        <w:rPr>
+          <w:rFonts w:ascii="Consolas" w:eastAsia="Times New Roman" w:hAnsi="Consolas" w:cs="Times New Roman"/>
+          <w:color w:val="D4D4D4"/>
+          <w:sz w:val="21"/>
+          <w:szCs w:val="21"/>
+        </w:rPr>
+        <w:t xml:space="preserve">  </w:t>
+      </w:r>
+      <w:r>
+        <w:rPr>
+          <w:rFonts w:ascii="Consolas" w:eastAsia="Times New Roman" w:hAnsi="Consolas" w:cs="Times New Roman"/>
+          <w:color w:val="727C81"/>
+          <w:sz w:val="21"/>
+          <w:szCs w:val="21"/>
+        </w:rPr>
+        <w:t>// Initialize the display</w:t>
+      </w:r>
+    </w:p>
+    <w:p>
+      <w:pPr>
+        <w:shd w:val="clear" w:color="auto" w:fill="1E1E1E"/>
+        <w:bidi w:val="0"/>
+        <w:spacing w:after="0" w:line="285" w:lineRule="atLeast"/>
+        <w:rPr>
+          <w:rFonts w:ascii="Consolas" w:eastAsia="Times New Roman" w:hAnsi="Consolas" w:cs="Times New Roman"/>
+          <w:color w:val="D4D4D4"/>
+          <w:sz w:val="21"/>
+          <w:szCs w:val="21"/>
+        </w:rPr>
+      </w:pPr>
+      <w:r>
+        <w:rPr>
+          <w:rFonts w:ascii="Consolas" w:eastAsia="Times New Roman" w:hAnsi="Consolas" w:cs="Times New Roman"/>
+          <w:color w:val="D4D4D4"/>
+          <w:sz w:val="21"/>
+          <w:szCs w:val="21"/>
+        </w:rPr>
+        <w:t xml:space="preserve">  </w:t>
+      </w:r>
+      <w:proofErr w:type="spellStart"/>
+      <w:proofErr w:type="gramStart"/>
+      <w:r>
+        <w:rPr>
+          <w:rFonts w:ascii="Consolas" w:eastAsia="Times New Roman" w:hAnsi="Consolas" w:cs="Times New Roman"/>
+          <w:color w:val="D4D4D4"/>
+          <w:sz w:val="21"/>
+          <w:szCs w:val="21"/>
+        </w:rPr>
+        <w:t>display</w:t>
+      </w:r>
+      <w:r>
+        <w:rPr>
+          <w:rFonts w:ascii="Consolas" w:eastAsia="Times New Roman" w:hAnsi="Consolas" w:cs="Times New Roman"/>
+          <w:color w:val="DCDCDC"/>
+          <w:sz w:val="21"/>
+          <w:szCs w:val="21"/>
+        </w:rPr>
+        <w:t>.</w:t>
+      </w:r>
+      <w:r>
+        <w:rPr>
+          <w:rFonts w:ascii="Consolas" w:eastAsia="Times New Roman" w:hAnsi="Consolas" w:cs="Times New Roman"/>
+          <w:color w:val="E97366"/>
+          <w:sz w:val="21"/>
+          <w:szCs w:val="21"/>
+        </w:rPr>
+        <w:t>begin</w:t>
+      </w:r>
+      <w:proofErr w:type="spellEnd"/>
+      <w:proofErr w:type="gramEnd"/>
+      <w:r>
+        <w:rPr>
+          <w:rFonts w:ascii="Consolas" w:eastAsia="Times New Roman" w:hAnsi="Consolas" w:cs="Times New Roman"/>
+          <w:color w:val="DCDCDC"/>
+          <w:sz w:val="21"/>
+          <w:szCs w:val="21"/>
+        </w:rPr>
+        <w:t>(</w:t>
+      </w:r>
+      <w:r>
+        <w:rPr>
+          <w:rFonts w:ascii="Consolas" w:eastAsia="Times New Roman" w:hAnsi="Consolas" w:cs="Times New Roman"/>
+          <w:color w:val="D4D4D4"/>
+          <w:sz w:val="21"/>
+          <w:szCs w:val="21"/>
+        </w:rPr>
+        <w:t>i2c_Address</w:t>
+      </w:r>
+      <w:r>
+        <w:rPr>
+          <w:rFonts w:ascii="Consolas" w:eastAsia="Times New Roman" w:hAnsi="Consolas" w:cs="Times New Roman"/>
+          <w:color w:val="DCDCDC"/>
+          <w:sz w:val="21"/>
+          <w:szCs w:val="21"/>
+        </w:rPr>
+        <w:t>,</w:t>
+      </w:r>
+      <w:r>
+        <w:rPr>
+          <w:rFonts w:ascii="Consolas" w:eastAsia="Times New Roman" w:hAnsi="Consolas" w:cs="Times New Roman"/>
+          <w:color w:val="569CD6"/>
+          <w:sz w:val="21"/>
+          <w:szCs w:val="21"/>
+        </w:rPr>
+        <w:t>true</w:t>
+      </w:r>
+      <w:r>
+        <w:rPr>
+          <w:rFonts w:ascii="Consolas" w:eastAsia="Times New Roman" w:hAnsi="Consolas" w:cs="Times New Roman"/>
+          <w:color w:val="DCDCDC"/>
+          <w:sz w:val="21"/>
+          <w:szCs w:val="21"/>
+        </w:rPr>
+        <w:t>);</w:t>
+      </w:r>
+      <w:r>
+        <w:rPr>
+          <w:rFonts w:ascii="Consolas" w:eastAsia="Times New Roman" w:hAnsi="Consolas" w:cs="Times New Roman"/>
+          <w:color w:val="D4D4D4"/>
+          <w:sz w:val="21"/>
+          <w:szCs w:val="21"/>
+        </w:rPr>
+        <w:t xml:space="preserve"> </w:t>
+      </w:r>
+    </w:p>
+    <w:p>
+      <w:pPr>
+        <w:shd w:val="clear" w:color="auto" w:fill="1E1E1E"/>
+        <w:bidi w:val="0"/>
+        <w:spacing w:after="0" w:line="285" w:lineRule="atLeast"/>
+        <w:rPr>
+          <w:rFonts w:ascii="Consolas" w:eastAsia="Times New Roman" w:hAnsi="Consolas" w:cs="Times New Roman"/>
+          <w:color w:val="D4D4D4"/>
+          <w:sz w:val="21"/>
+          <w:szCs w:val="21"/>
+        </w:rPr>
+      </w:pPr>
+      <w:r>
+        <w:rPr>
+          <w:rFonts w:ascii="Consolas" w:eastAsia="Times New Roman" w:hAnsi="Consolas" w:cs="Times New Roman"/>
+          <w:color w:val="D4D4D4"/>
+          <w:sz w:val="21"/>
+          <w:szCs w:val="21"/>
+        </w:rPr>
+        <w:t xml:space="preserve">  </w:t>
+      </w:r>
+      <w:proofErr w:type="spellStart"/>
+      <w:proofErr w:type="gramStart"/>
+      <w:r>
+        <w:rPr>
+          <w:rFonts w:ascii="Consolas" w:eastAsia="Times New Roman" w:hAnsi="Consolas" w:cs="Times New Roman"/>
+          <w:color w:val="D4D4D4"/>
+          <w:sz w:val="21"/>
+          <w:szCs w:val="21"/>
+        </w:rPr>
+        <w:t>display</w:t>
+      </w:r>
+      <w:r>
+        <w:rPr>
+          <w:rFonts w:ascii="Consolas" w:eastAsia="Times New Roman" w:hAnsi="Consolas" w:cs="Times New Roman"/>
+          <w:color w:val="DCDCDC"/>
+          <w:sz w:val="21"/>
+          <w:szCs w:val="21"/>
+        </w:rPr>
+        <w:t>.</w:t>
+      </w:r>
+      <w:r>
+        <w:rPr>
+          <w:rFonts w:ascii="Consolas" w:eastAsia="Times New Roman" w:hAnsi="Consolas" w:cs="Times New Roman"/>
+          <w:color w:val="D4D4D4"/>
+          <w:sz w:val="21"/>
+          <w:szCs w:val="21"/>
+        </w:rPr>
+        <w:t>clearDisplay</w:t>
+      </w:r>
+      <w:proofErr w:type="spellEnd"/>
+      <w:proofErr w:type="gramEnd"/>
+      <w:r>
+        <w:rPr>
+          <w:rFonts w:ascii="Consolas" w:eastAsia="Times New Roman" w:hAnsi="Consolas" w:cs="Times New Roman"/>
+          <w:color w:val="DCDCDC"/>
+          <w:sz w:val="21"/>
+          <w:szCs w:val="21"/>
+        </w:rPr>
+        <w:t>();</w:t>
+      </w:r>
+    </w:p>
+    <w:p>
+      <w:pPr>
+        <w:shd w:val="clear" w:color="auto" w:fill="1E1E1E"/>
+        <w:bidi w:val="0"/>
+        <w:spacing w:after="0" w:line="285" w:lineRule="atLeast"/>
+        <w:rPr>
+          <w:rFonts w:ascii="Consolas" w:eastAsia="Times New Roman" w:hAnsi="Consolas" w:cs="Times New Roman"/>
+          <w:color w:val="D4D4D4"/>
+          <w:sz w:val="21"/>
+          <w:szCs w:val="21"/>
+        </w:rPr>
+      </w:pPr>
+      <w:r>
+        <w:rPr>
+          <w:rFonts w:ascii="Consolas" w:eastAsia="Times New Roman" w:hAnsi="Consolas" w:cs="Times New Roman"/>
+          <w:color w:val="D4D4D4"/>
+          <w:sz w:val="21"/>
+          <w:szCs w:val="21"/>
+        </w:rPr>
+        <w:t xml:space="preserve">  </w:t>
+      </w:r>
+      <w:proofErr w:type="spellStart"/>
+      <w:proofErr w:type="gramStart"/>
+      <w:r>
+        <w:rPr>
+          <w:rFonts w:ascii="Consolas" w:eastAsia="Times New Roman" w:hAnsi="Consolas" w:cs="Times New Roman"/>
+          <w:color w:val="D4D4D4"/>
+          <w:sz w:val="21"/>
+          <w:szCs w:val="21"/>
+        </w:rPr>
+        <w:t>display</w:t>
+      </w:r>
+      <w:r>
+        <w:rPr>
+          <w:rFonts w:ascii="Consolas" w:eastAsia="Times New Roman" w:hAnsi="Consolas" w:cs="Times New Roman"/>
+          <w:color w:val="DCDCDC"/>
+          <w:sz w:val="21"/>
+          <w:szCs w:val="21"/>
+        </w:rPr>
+        <w:t>.</w:t>
+      </w:r>
+      <w:r>
+        <w:rPr>
+          <w:rFonts w:ascii="Consolas" w:eastAsia="Times New Roman" w:hAnsi="Consolas" w:cs="Times New Roman"/>
+          <w:color w:val="D4D4D4"/>
+          <w:sz w:val="21"/>
+          <w:szCs w:val="21"/>
+        </w:rPr>
+        <w:t>setTextColor</w:t>
+      </w:r>
+      <w:proofErr w:type="spellEnd"/>
+      <w:proofErr w:type="gramEnd"/>
+      <w:r>
+        <w:rPr>
+          <w:rFonts w:ascii="Consolas" w:eastAsia="Times New Roman" w:hAnsi="Consolas" w:cs="Times New Roman"/>
+          <w:color w:val="DCDCDC"/>
+          <w:sz w:val="21"/>
+          <w:szCs w:val="21"/>
+        </w:rPr>
+        <w:t>(</w:t>
+      </w:r>
+      <w:r>
+        <w:rPr>
+          <w:rFonts w:ascii="Consolas" w:eastAsia="Times New Roman" w:hAnsi="Consolas" w:cs="Times New Roman"/>
+          <w:color w:val="D4D4D4"/>
+          <w:sz w:val="21"/>
+          <w:szCs w:val="21"/>
+        </w:rPr>
+        <w:t>SH110X_WHITE</w:t>
+      </w:r>
+      <w:r>
+        <w:rPr>
+          <w:rFonts w:ascii="Consolas" w:eastAsia="Times New Roman" w:hAnsi="Consolas" w:cs="Times New Roman"/>
+          <w:color w:val="DCDCDC"/>
+          <w:sz w:val="21"/>
+          <w:szCs w:val="21"/>
+        </w:rPr>
+        <w:t>);</w:t>
+      </w:r>
+    </w:p>
+    <w:p>
+      <w:pPr>
+        <w:shd w:val="clear" w:color="auto" w:fill="1E1E1E"/>
+        <w:bidi w:val="0"/>
+        <w:spacing w:after="0" w:line="285" w:lineRule="atLeast"/>
+        <w:rPr>
+          <w:rFonts w:ascii="Consolas" w:eastAsia="Times New Roman" w:hAnsi="Consolas" w:cs="Times New Roman"/>
+          <w:color w:val="D4D4D4"/>
+          <w:sz w:val="21"/>
+          <w:szCs w:val="21"/>
+        </w:rPr>
+      </w:pPr>
+      <w:r>
+        <w:rPr>
+          <w:rFonts w:ascii="Consolas" w:eastAsia="Times New Roman" w:hAnsi="Consolas" w:cs="Times New Roman"/>
+          <w:color w:val="D4D4D4"/>
+          <w:sz w:val="21"/>
+          <w:szCs w:val="21"/>
+        </w:rPr>
+        <w:t xml:space="preserve">    </w:t>
+      </w:r>
+    </w:p>
+    <w:p>
+      <w:pPr>
+        <w:shd w:val="clear" w:color="auto" w:fill="1E1E1E"/>
+        <w:bidi w:val="0"/>
+        <w:spacing w:after="0" w:line="285" w:lineRule="atLeast"/>
+        <w:rPr>
+          <w:rFonts w:ascii="Consolas" w:eastAsia="Times New Roman" w:hAnsi="Consolas" w:cs="Times New Roman"/>
+          <w:color w:val="D4D4D4"/>
+          <w:sz w:val="21"/>
+          <w:szCs w:val="21"/>
+        </w:rPr>
+      </w:pPr>
+      <w:r>
+        <w:rPr>
+          <w:rFonts w:ascii="Consolas" w:eastAsia="Times New Roman" w:hAnsi="Consolas" w:cs="Times New Roman"/>
+          <w:color w:val="D4D4D4"/>
+          <w:sz w:val="21"/>
+          <w:szCs w:val="21"/>
+        </w:rPr>
+        <w:t xml:space="preserve">  </w:t>
+      </w:r>
+      <w:r>
+        <w:rPr>
+          <w:rFonts w:ascii="Consolas" w:eastAsia="Times New Roman" w:hAnsi="Consolas" w:cs="Times New Roman"/>
+          <w:color w:val="727C81"/>
+          <w:sz w:val="21"/>
+          <w:szCs w:val="21"/>
+        </w:rPr>
+        <w:t>// Display first string</w:t>
+      </w:r>
+    </w:p>
+    <w:p>
+      <w:pPr>
+        <w:shd w:val="clear" w:color="auto" w:fill="1E1E1E"/>
+        <w:bidi w:val="0"/>
+        <w:spacing w:after="0" w:line="285" w:lineRule="atLeast"/>
+        <w:rPr>
+          <w:rFonts w:ascii="Consolas" w:eastAsia="Times New Roman" w:hAnsi="Consolas" w:cs="Times New Roman"/>
+          <w:color w:val="D4D4D4"/>
+          <w:sz w:val="21"/>
+          <w:szCs w:val="21"/>
+        </w:rPr>
+      </w:pPr>
+      <w:r>
+        <w:rPr>
+          <w:rFonts w:ascii="Consolas" w:eastAsia="Times New Roman" w:hAnsi="Consolas" w:cs="Times New Roman"/>
+          <w:color w:val="D4D4D4"/>
+          <w:sz w:val="21"/>
+          <w:szCs w:val="21"/>
+        </w:rPr>
+        <w:t xml:space="preserve">  </w:t>
+      </w:r>
+      <w:proofErr w:type="spellStart"/>
+      <w:proofErr w:type="gramStart"/>
+      <w:r>
+        <w:rPr>
+          <w:rFonts w:ascii="Consolas" w:eastAsia="Times New Roman" w:hAnsi="Consolas" w:cs="Times New Roman"/>
+          <w:color w:val="D4D4D4"/>
+          <w:sz w:val="21"/>
+          <w:szCs w:val="21"/>
+        </w:rPr>
+        <w:t>display</w:t>
+      </w:r>
+      <w:r>
+        <w:rPr>
+          <w:rFonts w:ascii="Consolas" w:eastAsia="Times New Roman" w:hAnsi="Consolas" w:cs="Times New Roman"/>
+          <w:color w:val="DCDCDC"/>
+          <w:sz w:val="21"/>
+          <w:szCs w:val="21"/>
+        </w:rPr>
+        <w:t>.</w:t>
+      </w:r>
+      <w:r>
+        <w:rPr>
+          <w:rFonts w:ascii="Consolas" w:eastAsia="Times New Roman" w:hAnsi="Consolas" w:cs="Times New Roman"/>
+          <w:color w:val="D4D4D4"/>
+          <w:sz w:val="21"/>
+          <w:szCs w:val="21"/>
+        </w:rPr>
+        <w:t>setTextSize</w:t>
+      </w:r>
+      <w:proofErr w:type="spellEnd"/>
+      <w:proofErr w:type="gramEnd"/>
+      <w:r>
+        <w:rPr>
+          <w:rFonts w:ascii="Consolas" w:eastAsia="Times New Roman" w:hAnsi="Consolas" w:cs="Times New Roman"/>
+          <w:color w:val="DCDCDC"/>
+          <w:sz w:val="21"/>
+          <w:szCs w:val="21"/>
+        </w:rPr>
+        <w:t>(</w:t>
+      </w:r>
+      <w:r>
+        <w:rPr>
+          <w:rFonts w:ascii="Consolas" w:eastAsia="Times New Roman" w:hAnsi="Consolas" w:cs="Times New Roman"/>
+          <w:color w:val="B5CEA8"/>
+          <w:sz w:val="21"/>
+          <w:szCs w:val="21"/>
+        </w:rPr>
+        <w:t>1</w:t>
+      </w:r>
+      <w:r>
+        <w:rPr>
+          <w:rFonts w:ascii="Consolas" w:eastAsia="Times New Roman" w:hAnsi="Consolas" w:cs="Times New Roman"/>
+          <w:color w:val="DCDCDC"/>
+          <w:sz w:val="21"/>
+          <w:szCs w:val="21"/>
+        </w:rPr>
+        <w:t>);</w:t>
+      </w:r>
+      <w:r>
+        <w:rPr>
+          <w:rFonts w:ascii="Consolas" w:eastAsia="Times New Roman" w:hAnsi="Consolas" w:cs="Times New Roman"/>
+          <w:color w:val="D4D4D4"/>
+          <w:sz w:val="21"/>
+          <w:szCs w:val="21"/>
+        </w:rPr>
+        <w:t xml:space="preserve"> </w:t>
+      </w:r>
+      <w:r>
+        <w:rPr>
+          <w:rFonts w:ascii="Consolas" w:eastAsia="Times New Roman" w:hAnsi="Consolas" w:cs="Times New Roman"/>
+          <w:color w:val="727C81"/>
+          <w:sz w:val="21"/>
+          <w:szCs w:val="21"/>
+        </w:rPr>
+        <w:t>// Standard font size</w:t>
+      </w:r>
+    </w:p>
+    <w:p>
+      <w:pPr>
+        <w:shd w:val="clear" w:color="auto" w:fill="1E1E1E"/>
+        <w:bidi w:val="0"/>
+        <w:spacing w:after="0" w:line="285" w:lineRule="atLeast"/>
+        <w:rPr>
+          <w:rFonts w:ascii="Consolas" w:eastAsia="Times New Roman" w:hAnsi="Consolas" w:cs="Times New Roman"/>
+          <w:color w:val="D4D4D4"/>
+          <w:sz w:val="21"/>
+          <w:szCs w:val="21"/>
+        </w:rPr>
+      </w:pPr>
+      <w:r>
+        <w:rPr>
+          <w:rFonts w:ascii="Consolas" w:eastAsia="Times New Roman" w:hAnsi="Consolas" w:cs="Times New Roman"/>
+          <w:color w:val="D4D4D4"/>
+          <w:sz w:val="21"/>
+          <w:szCs w:val="21"/>
+        </w:rPr>
+        <w:t xml:space="preserve">  </w:t>
+      </w:r>
+      <w:proofErr w:type="spellStart"/>
+      <w:proofErr w:type="gramStart"/>
+      <w:r>
+        <w:rPr>
+          <w:rFonts w:ascii="Consolas" w:eastAsia="Times New Roman" w:hAnsi="Consolas" w:cs="Times New Roman"/>
+          <w:color w:val="D4D4D4"/>
+          <w:sz w:val="21"/>
+          <w:szCs w:val="21"/>
+        </w:rPr>
+        <w:t>display</w:t>
+      </w:r>
+      <w:r>
+        <w:rPr>
+          <w:rFonts w:ascii="Consolas" w:eastAsia="Times New Roman" w:hAnsi="Consolas" w:cs="Times New Roman"/>
+          <w:color w:val="DCDCDC"/>
+          <w:sz w:val="21"/>
+          <w:szCs w:val="21"/>
+        </w:rPr>
+        <w:t>.</w:t>
+      </w:r>
+      <w:r>
+        <w:rPr>
+          <w:rFonts w:ascii="Consolas" w:eastAsia="Times New Roman" w:hAnsi="Consolas" w:cs="Times New Roman"/>
+          <w:color w:val="D4D4D4"/>
+          <w:sz w:val="21"/>
+          <w:szCs w:val="21"/>
+        </w:rPr>
+        <w:t>setCursor</w:t>
+      </w:r>
+      <w:proofErr w:type="spellEnd"/>
+      <w:proofErr w:type="gramEnd"/>
+      <w:r>
+        <w:rPr>
+          <w:rFonts w:ascii="Consolas" w:eastAsia="Times New Roman" w:hAnsi="Consolas" w:cs="Times New Roman"/>
+          <w:color w:val="DCDCDC"/>
+          <w:sz w:val="21"/>
+          <w:szCs w:val="21"/>
+        </w:rPr>
+        <w:t>(</w:t>
+      </w:r>
+      <w:r>
+        <w:rPr>
+          <w:rFonts w:ascii="Consolas" w:eastAsia="Times New Roman" w:hAnsi="Consolas" w:cs="Times New Roman"/>
+          <w:color w:val="B5CEA8"/>
+          <w:sz w:val="21"/>
+          <w:szCs w:val="21"/>
+        </w:rPr>
+        <w:t>2</w:t>
+      </w:r>
+      <w:r>
+        <w:rPr>
+          <w:rFonts w:ascii="Consolas" w:eastAsia="Times New Roman" w:hAnsi="Consolas" w:cs="Times New Roman"/>
+          <w:color w:val="DCDCDC"/>
+          <w:sz w:val="21"/>
+          <w:szCs w:val="21"/>
+        </w:rPr>
+        <w:t>,</w:t>
+      </w:r>
+      <w:r>
+        <w:rPr>
+          <w:rFonts w:ascii="Consolas" w:eastAsia="Times New Roman" w:hAnsi="Consolas" w:cs="Times New Roman"/>
+          <w:color w:val="D4D4D4"/>
+          <w:sz w:val="21"/>
+          <w:szCs w:val="21"/>
+        </w:rPr>
+        <w:t xml:space="preserve"> </w:t>
+      </w:r>
+      <w:r>
+        <w:rPr>
+          <w:rFonts w:ascii="Consolas" w:eastAsia="Times New Roman" w:hAnsi="Consolas" w:cs="Times New Roman"/>
+          <w:color w:val="B5CEA8"/>
+          <w:sz w:val="21"/>
+          <w:szCs w:val="21"/>
+        </w:rPr>
+        <w:t>10</w:t>
+      </w:r>
+      <w:r>
+        <w:rPr>
+          <w:rFonts w:ascii="Consolas" w:eastAsia="Times New Roman" w:hAnsi="Consolas" w:cs="Times New Roman"/>
+          <w:color w:val="DCDCDC"/>
+          <w:sz w:val="21"/>
+          <w:szCs w:val="21"/>
+        </w:rPr>
+        <w:t>);</w:t>
+      </w:r>
+      <w:r>
+        <w:rPr>
+          <w:rFonts w:ascii="Consolas" w:eastAsia="Times New Roman" w:hAnsi="Consolas" w:cs="Times New Roman"/>
+          <w:color w:val="D4D4D4"/>
+          <w:sz w:val="21"/>
+          <w:szCs w:val="21"/>
+        </w:rPr>
+        <w:t xml:space="preserve"> </w:t>
+      </w:r>
+      <w:r>
+        <w:rPr>
+          <w:rFonts w:ascii="Consolas" w:eastAsia="Times New Roman" w:hAnsi="Consolas" w:cs="Times New Roman"/>
+          <w:color w:val="727C81"/>
+          <w:sz w:val="21"/>
+          <w:szCs w:val="21"/>
+        </w:rPr>
+        <w:t>// Horizontal, vertical position</w:t>
+      </w:r>
+    </w:p>
+    <w:p>
+      <w:pPr>
+        <w:shd w:val="clear" w:color="auto" w:fill="1E1E1E"/>
+        <w:bidi w:val="0"/>
+        <w:spacing w:after="0" w:line="285" w:lineRule="atLeast"/>
+        <w:rPr>
+          <w:rFonts w:ascii="Consolas" w:eastAsia="Times New Roman" w:hAnsi="Consolas" w:cs="Times New Roman"/>
+          <w:color w:val="CE9178"/>
+          <w:sz w:val="21"/>
+          <w:szCs w:val="21"/>
+        </w:rPr>
+      </w:pPr>
+      <w:r>
+        <w:rPr>
+          <w:rFonts w:ascii="Consolas" w:eastAsia="Times New Roman" w:hAnsi="Consolas" w:cs="Times New Roman"/>
+          <w:color w:val="D4D4D4"/>
+          <w:sz w:val="21"/>
+          <w:szCs w:val="21"/>
+        </w:rPr>
+        <w:t xml:space="preserve">  </w:t>
+      </w:r>
+      <w:proofErr w:type="spellStart"/>
+      <w:proofErr w:type="gramStart"/>
+      <w:r>
+        <w:rPr>
+          <w:rFonts w:ascii="Consolas" w:eastAsia="Times New Roman" w:hAnsi="Consolas" w:cs="Times New Roman"/>
+          <w:color w:val="D4D4D4"/>
+          <w:sz w:val="21"/>
+          <w:szCs w:val="21"/>
+        </w:rPr>
+        <w:t>display</w:t>
+      </w:r>
+      <w:r>
+        <w:rPr>
+          <w:rFonts w:ascii="Consolas" w:eastAsia="Times New Roman" w:hAnsi="Consolas" w:cs="Times New Roman"/>
+          <w:color w:val="DCDCDC"/>
+          <w:sz w:val="21"/>
+          <w:szCs w:val="21"/>
+        </w:rPr>
+        <w:t>.</w:t>
+      </w:r>
+      <w:r>
+        <w:rPr>
+          <w:rFonts w:ascii="Consolas" w:eastAsia="Times New Roman" w:hAnsi="Consolas" w:cs="Times New Roman"/>
+          <w:color w:val="E97366"/>
+          <w:sz w:val="21"/>
+          <w:szCs w:val="21"/>
+        </w:rPr>
+        <w:t>println</w:t>
+      </w:r>
+      <w:proofErr w:type="spellEnd"/>
+      <w:proofErr w:type="gramEnd"/>
+      <w:r>
+        <w:rPr>
+          <w:rFonts w:ascii="Consolas" w:eastAsia="Times New Roman" w:hAnsi="Consolas" w:cs="Times New Roman"/>
+          <w:color w:val="DCDCDC"/>
+          <w:sz w:val="21"/>
+          <w:szCs w:val="21"/>
+        </w:rPr>
+        <w:t>(</w:t>
+      </w:r>
+      <w:r>
+        <w:rPr>
+          <w:rFonts w:ascii="Consolas" w:eastAsia="Times New Roman" w:hAnsi="Consolas" w:cs="Times New Roman"/>
+          <w:color w:val="CE9178"/>
+          <w:sz w:val="21"/>
+          <w:szCs w:val="21"/>
+        </w:rPr>
+        <w:t>"</w:t>
+      </w:r>
+      <w:r>
+        <w:rPr>
+          <w:rFonts w:ascii="Consolas" w:eastAsia="Times New Roman" w:hAnsi="Consolas" w:cs="Times New Roman"/>
+          <w:color w:val="CE9178"/>
+          <w:sz w:val="21"/>
+          <w:szCs w:val="21"/>
+        </w:rPr>
+        <w:t>Shelly and Sasha</w:t>
+      </w:r>
+      <w:r>
+        <w:rPr>
+          <w:rFonts w:ascii="Consolas" w:eastAsia="Times New Roman" w:hAnsi="Consolas" w:cs="Times New Roman"/>
+          <w:color w:val="CE9178"/>
+          <w:sz w:val="21"/>
+          <w:szCs w:val="21"/>
+        </w:rPr>
+        <w:t>"</w:t>
+      </w:r>
+      <w:r>
+        <w:rPr>
+          <w:rFonts w:ascii="Consolas" w:eastAsia="Times New Roman" w:hAnsi="Consolas" w:cs="Times New Roman"/>
+          <w:color w:val="DCDCDC"/>
+          <w:sz w:val="21"/>
+          <w:szCs w:val="21"/>
+        </w:rPr>
+        <w:t>);</w:t>
+      </w:r>
+    </w:p>
+    <w:p>
+      <w:pPr>
+        <w:shd w:val="clear" w:color="auto" w:fill="1E1E1E"/>
+        <w:bidi w:val="0"/>
+        <w:spacing w:after="0" w:line="285" w:lineRule="atLeast"/>
+        <w:rPr>
+          <w:rFonts w:ascii="Consolas" w:eastAsia="Times New Roman" w:hAnsi="Consolas" w:cs="Times New Roman"/>
+          <w:color w:val="D4D4D4"/>
+          <w:sz w:val="21"/>
+          <w:szCs w:val="21"/>
+        </w:rPr>
+      </w:pPr>
+    </w:p>
+    <w:p>
+      <w:pPr>
+        <w:shd w:val="clear" w:color="auto" w:fill="1E1E1E"/>
+        <w:bidi w:val="0"/>
+        <w:spacing w:after="0" w:line="285" w:lineRule="atLeast"/>
+        <w:rPr>
+          <w:rFonts w:ascii="Consolas" w:eastAsia="Times New Roman" w:hAnsi="Consolas" w:cs="Times New Roman"/>
+          <w:color w:val="D4D4D4"/>
+          <w:sz w:val="21"/>
+          <w:szCs w:val="21"/>
+        </w:rPr>
+      </w:pPr>
+      <w:r>
+        <w:rPr>
+          <w:rFonts w:ascii="Consolas" w:eastAsia="Times New Roman" w:hAnsi="Consolas" w:cs="Times New Roman"/>
+          <w:color w:val="D4D4D4"/>
+          <w:sz w:val="21"/>
+          <w:szCs w:val="21"/>
+        </w:rPr>
+        <w:t xml:space="preserve">  </w:t>
+      </w:r>
+      <w:r>
+        <w:rPr>
+          <w:rFonts w:ascii="Consolas" w:eastAsia="Times New Roman" w:hAnsi="Consolas" w:cs="Times New Roman"/>
+          <w:color w:val="727C81"/>
+          <w:sz w:val="21"/>
+          <w:szCs w:val="21"/>
+        </w:rPr>
+        <w:t>// Display second string</w:t>
+      </w:r>
+    </w:p>
+    <w:p>
+      <w:pPr>
+        <w:shd w:val="clear" w:color="auto" w:fill="1E1E1E"/>
+        <w:bidi w:val="0"/>
+        <w:spacing w:after="0" w:line="285" w:lineRule="atLeast"/>
+        <w:rPr>
+          <w:rFonts w:ascii="Consolas" w:eastAsia="Times New Roman" w:hAnsi="Consolas" w:cs="Times New Roman"/>
+          <w:color w:val="D4D4D4"/>
+          <w:sz w:val="21"/>
+          <w:szCs w:val="21"/>
+        </w:rPr>
+      </w:pPr>
+      <w:r>
+        <w:rPr>
+          <w:rFonts w:ascii="Consolas" w:eastAsia="Times New Roman" w:hAnsi="Consolas" w:cs="Times New Roman"/>
+          <w:color w:val="D4D4D4"/>
+          <w:sz w:val="21"/>
+          <w:szCs w:val="21"/>
+        </w:rPr>
+        <w:t xml:space="preserve">  </w:t>
+      </w:r>
+      <w:proofErr w:type="spellStart"/>
+      <w:proofErr w:type="gramStart"/>
+      <w:r>
+        <w:rPr>
+          <w:rFonts w:ascii="Consolas" w:eastAsia="Times New Roman" w:hAnsi="Consolas" w:cs="Times New Roman"/>
+          <w:color w:val="D4D4D4"/>
+          <w:sz w:val="21"/>
+          <w:szCs w:val="21"/>
+        </w:rPr>
+        <w:t>display</w:t>
+      </w:r>
+      <w:r>
+        <w:rPr>
+          <w:rFonts w:ascii="Consolas" w:eastAsia="Times New Roman" w:hAnsi="Consolas" w:cs="Times New Roman"/>
+          <w:color w:val="DCDCDC"/>
+          <w:sz w:val="21"/>
+          <w:szCs w:val="21"/>
+        </w:rPr>
+        <w:t>.</w:t>
+      </w:r>
+      <w:r>
+        <w:rPr>
+          <w:rFonts w:ascii="Consolas" w:eastAsia="Times New Roman" w:hAnsi="Consolas" w:cs="Times New Roman"/>
+          <w:color w:val="D4D4D4"/>
+          <w:sz w:val="21"/>
+          <w:szCs w:val="21"/>
+        </w:rPr>
+        <w:t>setTextSize</w:t>
+      </w:r>
+      <w:proofErr w:type="spellEnd"/>
+      <w:proofErr w:type="gramEnd"/>
+      <w:r>
+        <w:rPr>
+          <w:rFonts w:ascii="Consolas" w:eastAsia="Times New Roman" w:hAnsi="Consolas" w:cs="Times New Roman"/>
+          <w:color w:val="DCDCDC"/>
+          <w:sz w:val="21"/>
+          <w:szCs w:val="21"/>
+        </w:rPr>
+        <w:t>(</w:t>
+      </w:r>
+      <w:r>
+        <w:rPr>
+          <w:rFonts w:ascii="Consolas" w:eastAsia="Times New Roman" w:hAnsi="Consolas" w:cs="Times New Roman"/>
+          <w:color w:val="B5CEA8"/>
+          <w:sz w:val="21"/>
+          <w:szCs w:val="21"/>
+        </w:rPr>
+        <w:t>2</w:t>
+      </w:r>
+      <w:r>
+        <w:rPr>
+          <w:rFonts w:ascii="Consolas" w:eastAsia="Times New Roman" w:hAnsi="Consolas" w:cs="Times New Roman"/>
+          <w:color w:val="DCDCDC"/>
+          <w:sz w:val="21"/>
+          <w:szCs w:val="21"/>
+        </w:rPr>
+        <w:t>);</w:t>
+      </w:r>
+      <w:r>
+        <w:rPr>
+          <w:rFonts w:ascii="Consolas" w:eastAsia="Times New Roman" w:hAnsi="Consolas" w:cs="Times New Roman"/>
+          <w:color w:val="D4D4D4"/>
+          <w:sz w:val="21"/>
+          <w:szCs w:val="21"/>
+        </w:rPr>
+        <w:t xml:space="preserve"> </w:t>
+      </w:r>
+      <w:r>
+        <w:rPr>
+          <w:rFonts w:ascii="Consolas" w:eastAsia="Times New Roman" w:hAnsi="Consolas" w:cs="Times New Roman"/>
+          <w:color w:val="727C81"/>
+          <w:sz w:val="21"/>
+          <w:szCs w:val="21"/>
+        </w:rPr>
+        <w:t>// Larger font size</w:t>
+      </w:r>
+    </w:p>
+    <w:p>
+      <w:pPr>
+        <w:shd w:val="clear" w:color="auto" w:fill="1E1E1E"/>
+        <w:bidi w:val="0"/>
+        <w:spacing w:after="0" w:line="285" w:lineRule="atLeast"/>
+        <w:rPr>
+          <w:rFonts w:ascii="Consolas" w:eastAsia="Times New Roman" w:hAnsi="Consolas" w:cs="Times New Roman"/>
+          <w:color w:val="D4D4D4"/>
+          <w:sz w:val="21"/>
+          <w:szCs w:val="21"/>
+        </w:rPr>
+      </w:pPr>
+      <w:r>
+        <w:rPr>
+          <w:rFonts w:ascii="Consolas" w:eastAsia="Times New Roman" w:hAnsi="Consolas" w:cs="Times New Roman"/>
+          <w:color w:val="D4D4D4"/>
+          <w:sz w:val="21"/>
+          <w:szCs w:val="21"/>
+        </w:rPr>
+        <w:t xml:space="preserve">  </w:t>
+      </w:r>
+      <w:proofErr w:type="spellStart"/>
+      <w:proofErr w:type="gramStart"/>
+      <w:r>
+        <w:rPr>
+          <w:rFonts w:ascii="Consolas" w:eastAsia="Times New Roman" w:hAnsi="Consolas" w:cs="Times New Roman"/>
+          <w:color w:val="D4D4D4"/>
+          <w:sz w:val="21"/>
+          <w:szCs w:val="21"/>
+        </w:rPr>
+        <w:t>display</w:t>
+      </w:r>
+      <w:r>
+        <w:rPr>
+          <w:rFonts w:ascii="Consolas" w:eastAsia="Times New Roman" w:hAnsi="Consolas" w:cs="Times New Roman"/>
+          <w:color w:val="DCDCDC"/>
+          <w:sz w:val="21"/>
+          <w:szCs w:val="21"/>
+        </w:rPr>
+        <w:t>.</w:t>
+      </w:r>
+      <w:r>
+        <w:rPr>
+          <w:rFonts w:ascii="Consolas" w:eastAsia="Times New Roman" w:hAnsi="Consolas" w:cs="Times New Roman"/>
+          <w:color w:val="D4D4D4"/>
+          <w:sz w:val="21"/>
+          <w:szCs w:val="21"/>
+        </w:rPr>
+        <w:t>setCursor</w:t>
+      </w:r>
+      <w:proofErr w:type="spellEnd"/>
+      <w:proofErr w:type="gramEnd"/>
+      <w:r>
+        <w:rPr>
+          <w:rFonts w:ascii="Consolas" w:eastAsia="Times New Roman" w:hAnsi="Consolas" w:cs="Times New Roman"/>
+          <w:color w:val="DCDCDC"/>
+          <w:sz w:val="21"/>
+          <w:szCs w:val="21"/>
+        </w:rPr>
+        <w:t>(</w:t>
+      </w:r>
+      <w:r>
+        <w:rPr>
+          <w:rFonts w:ascii="Consolas" w:eastAsia="Times New Roman" w:hAnsi="Consolas" w:cs="Times New Roman"/>
+          <w:color w:val="B5CEA8"/>
+          <w:sz w:val="21"/>
+          <w:szCs w:val="21"/>
+        </w:rPr>
+        <w:t>5</w:t>
+      </w:r>
+      <w:r>
+        <w:rPr>
+          <w:rFonts w:ascii="Consolas" w:eastAsia="Times New Roman" w:hAnsi="Consolas" w:cs="Times New Roman"/>
+          <w:color w:val="DCDCDC"/>
+          <w:sz w:val="21"/>
+          <w:szCs w:val="21"/>
+        </w:rPr>
+        <w:t>,</w:t>
+      </w:r>
+      <w:r>
+        <w:rPr>
+          <w:rFonts w:ascii="Consolas"